--- a/2026-T1/T1B2-ICTNWK612-Plan-manage-troubleshooting-advance/2-tasks/Troubleshooting-and-Monitoring-Plan.docx
+++ b/2026-T1/T1B2-ICTNWK612-Plan-manage-troubleshooting-advance/2-tasks/Troubleshooting-and-Monitoring-Plan.docx
@@ -3,6 +3,14 @@
 <w:document xmlns:wpc="http://schemas.microsoft.com/office/word/2010/wordprocessingCanvas" xmlns:cx="http://schemas.microsoft.com/office/drawing/2014/chartex" xmlns:cx1="http://schemas.microsoft.com/office/drawing/2015/9/8/chartex" xmlns:cx2="http://schemas.microsoft.com/office/drawing/2015/10/21/chartex" xmlns:cx3="http://schemas.microsoft.com/office/drawing/2016/5/9/chartex" xmlns:cx4="http://schemas.microsoft.com/office/drawing/2016/5/10/chartex" xmlns:cx5="http://schemas.microsoft.com/office/drawing/2016/5/11/chartex" xmlns:cx6="http://schemas.microsoft.com/office/drawing/2016/5/12/chartex" xmlns:cx7="http://schemas.microsoft.com/office/drawing/2016/5/13/chartex" xmlns:cx8="http://schemas.microsoft.com/office/drawing/2016/5/14/chartex" xmlns:mc="http://schemas.openxmlformats.org/markup-compatibility/2006" xmlns:aink="http://schemas.microsoft.com/office/drawing/2016/ink" xmlns:am3d="http://schemas.microsoft.com/office/drawing/2017/model3d" xmlns:o="urn:schemas-microsoft-com:office:office" xmlns:oel="http://schemas.microsoft.com/office/2019/extlst" xmlns:r="http://schemas.openxmlformats.org/officeDocument/2006/relationships" xmlns:m="http://schemas.openxmlformats.org/officeDocument/2006/math" xmlns:v="urn:schemas-microsoft-com:vml" xmlns:wp14="http://schemas.microsoft.com/office/word/2010/wordprocessingDrawing" xmlns:wp="http://schemas.openxmlformats.org/drawingml/2006/wordprocessingDrawing" xmlns:w10="urn:schemas-microsoft-com:office:word" xmlns:w="http://schemas.openxmlformats.org/wordprocessingml/2006/main" xmlns:w14="http://schemas.microsoft.com/office/word/2010/wordml" xmlns:w15="http://schemas.microsoft.com/office/word/2012/wordml" xmlns:w16cex="http://schemas.microsoft.com/office/word/2018/wordml/cex" xmlns:w16cid="http://schemas.microsoft.com/office/word/2016/wordml/cid" xmlns:w16="http://schemas.microsoft.com/office/word/2018/wordml" xmlns:w16du="http://schemas.microsoft.com/office/word/2023/wordml/word16du" xmlns:w16sdtdh="http://schemas.microsoft.com/office/word/2020/wordml/sdtdatahash" xmlns:w16sdtfl="http://schemas.microsoft.com/office/word/2024/wordml/sdtformatlock" xmlns:w16se="http://schemas.microsoft.com/office/word/2015/wordml/symex" xmlns:wpg="http://schemas.microsoft.com/office/word/2010/wordprocessingGroup" xmlns:wpi="http://schemas.microsoft.com/office/word/2010/wordprocessingInk" xmlns:wne="http://schemas.microsoft.com/office/word/2006/wordml" xmlns:wps="http://schemas.microsoft.com/office/word/2010/wordprocessingShape" mc:Ignorable="w14 w15 w16se w16cid w16 w16cex w16sdtdh w16sdtfl w16du wp14">
   <w:body>
     <w:p/>
+    <w:p>
+      <w:pPr>
+        <w:pStyle w:val="Title"/>
+      </w:pPr>
+      <w:r>
+        <w:t>Troubleshooting and Monitoring Plan</w:t>
+      </w:r>
+    </w:p>
     <w:p>
       <w:pPr>
         <w:pBdr>
@@ -21,101 +29,26 @@
           <w:szCs w:val="32"/>
         </w:rPr>
       </w:pPr>
-      <w:r>
-        <w:rPr>
-          <w:rFonts w:eastAsia="Arial"/>
-          <w:b/>
-          <w:color w:val="000000"/>
-          <w:sz w:val="32"/>
-          <w:szCs w:val="32"/>
-        </w:rPr>
-        <w:t>Troubleshooting and Monitoring Plan</w:t>
-      </w:r>
     </w:p>
     <w:p>
       <w:pPr>
-        <w:pBdr>
-          <w:top w:val="nil"/>
-          <w:left w:val="nil"/>
-          <w:bottom w:val="nil"/>
-          <w:right w:val="nil"/>
-          <w:between w:val="nil"/>
-        </w:pBdr>
-        <w:spacing w:after="120"/>
+        <w:pStyle w:val="Subtitle"/>
+      </w:pPr>
+      <w:r>
+        <w:t>My RTO Network</w:t>
+      </w:r>
+      <w:r>
+        <w:t xml:space="preserve"> Diagram</w:t>
+      </w:r>
+      <w:r>
+        <w:br/>
+      </w:r>
+      <w:r>
+        <w:br/>
+      </w:r>
+      <w:r>
         <w:rPr>
-          <w:rFonts w:eastAsia="Arial"/>
-          <w:b/>
-          <w:color w:val="000000"/>
-          <w:sz w:val="32"/>
-          <w:szCs w:val="32"/>
-        </w:rPr>
-      </w:pPr>
-    </w:p>
-    <w:p>
-      <w:pPr>
-        <w:pBdr>
-          <w:top w:val="nil"/>
-          <w:left w:val="nil"/>
-          <w:bottom w:val="nil"/>
-          <w:right w:val="nil"/>
-          <w:between w:val="nil"/>
-        </w:pBdr>
-        <w:spacing w:after="120"/>
-        <w:rPr>
-          <w:rFonts w:eastAsia="Arial"/>
-          <w:b/>
-          <w:color w:val="000000"/>
-          <w:sz w:val="32"/>
-          <w:szCs w:val="32"/>
-        </w:rPr>
-      </w:pPr>
-      <w:r>
-        <w:rPr>
-          <w:rFonts w:eastAsia="Arial"/>
-          <w:b/>
-          <w:color w:val="000000"/>
-          <w:sz w:val="32"/>
-          <w:szCs w:val="32"/>
-        </w:rPr>
-        <w:t>My RTO Network</w:t>
-      </w:r>
-      <w:r>
-        <w:rPr>
-          <w:rFonts w:eastAsia="Arial"/>
-          <w:b/>
-          <w:color w:val="000000"/>
-          <w:sz w:val="32"/>
-          <w:szCs w:val="32"/>
-        </w:rPr>
-        <w:t xml:space="preserve"> Diagram</w:t>
-      </w:r>
-      <w:r>
-        <w:rPr>
-          <w:rFonts w:eastAsia="Arial"/>
-          <w:b/>
-          <w:color w:val="000000"/>
-          <w:sz w:val="32"/>
-          <w:szCs w:val="32"/>
-        </w:rPr>
-        <w:br/>
-      </w:r>
-      <w:r>
-        <w:rPr>
-          <w:rFonts w:eastAsia="Arial"/>
-          <w:b/>
-          <w:color w:val="000000"/>
-          <w:sz w:val="32"/>
-          <w:szCs w:val="32"/>
-        </w:rPr>
-        <w:br/>
-      </w:r>
-      <w:r>
-        <w:rPr>
-          <w:rFonts w:eastAsia="Arial"/>
-          <w:b/>
-          <w:color w:val="000000"/>
-          <w:sz w:val="32"/>
-          <w:szCs w:val="32"/>
+          <w:noProof/>
         </w:rPr>
         <w:drawing>
           <wp:inline distT="0" distB="0" distL="0" distR="0" wp14:anchorId="48A75D28" wp14:editId="1A0D1625">
@@ -133,7 +66,7 @@
                     <pic:cNvPicPr/>
                   </pic:nvPicPr>
                   <pic:blipFill>
-                    <a:blip r:embed="rId8"/>
+                    <a:blip r:embed="rId9"/>
                     <a:stretch>
                       <a:fillRect/>
                     </a:stretch>
@@ -156,6 +89,258 @@
     </w:p>
     <w:p>
       <w:pPr>
+        <w:rPr>
+          <w:rFonts w:eastAsia="Arial"/>
+          <w:b/>
+          <w:color w:val="000000"/>
+          <w:sz w:val="24"/>
+          <w:szCs w:val="24"/>
+        </w:rPr>
+      </w:pPr>
+      <w:r>
+        <w:rPr>
+          <w:rFonts w:eastAsia="Arial"/>
+          <w:b/>
+          <w:color w:val="000000"/>
+          <w:sz w:val="24"/>
+          <w:szCs w:val="24"/>
+        </w:rPr>
+        <w:br w:type="page"/>
+      </w:r>
+    </w:p>
+    <w:p>
+      <w:pPr>
+        <w:pStyle w:val="Heading1"/>
+      </w:pPr>
+      <w:r>
+        <w:lastRenderedPageBreak/>
+        <w:t>Introduction</w:t>
+      </w:r>
+    </w:p>
+    <w:p>
+      <w:pPr>
+        <w:pStyle w:val="font-claude-response-body"/>
+        <w:jc w:val="both"/>
+      </w:pPr>
+      <w:r>
+        <w:t>The Milestones University network infrastructure is a</w:t>
+      </w:r>
+      <w:r>
+        <w:t xml:space="preserve"> </w:t>
+      </w:r>
+      <w:r>
+        <w:t>multi-layered IP environment designed to support academic laboratories, administrative operations, and critical server hosting. As the network integrates diverse functional areas</w:t>
+      </w:r>
+      <w:r>
+        <w:t xml:space="preserve">, including </w:t>
+      </w:r>
+      <w:r>
+        <w:t>Lab</w:t>
+      </w:r>
+      <w:r>
+        <w:t>s and Virtualised E</w:t>
+      </w:r>
+      <w:r>
+        <w:t>nvironments</w:t>
+      </w:r>
+      <w:r>
+        <w:t>.</w:t>
+      </w:r>
+      <w:r>
+        <w:t xml:space="preserve"> </w:t>
+      </w:r>
+      <w:r>
+        <w:t xml:space="preserve"> </w:t>
+      </w:r>
+      <w:r>
+        <w:t xml:space="preserve">Special security is in place in DMZ </w:t>
+      </w:r>
+      <w:r>
+        <w:t>zone</w:t>
+      </w:r>
+      <w:r>
+        <w:t>, t</w:t>
+      </w:r>
+      <w:r>
+        <w:t>herefore, a systematic approach to maintenance and troubleshooting is essential.</w:t>
+      </w:r>
+      <w:r>
+        <w:t xml:space="preserve"> This document serves as a comprehensive guide to ensuring the network remains resilient, secure, and high-performing.</w:t>
+      </w:r>
+    </w:p>
+    <w:p>
+      <w:pPr>
+        <w:pStyle w:val="font-claude-response-body"/>
+        <w:jc w:val="both"/>
+      </w:pPr>
+      <w:r>
+        <w:t xml:space="preserve">The primary purpose of this </w:t>
+      </w:r>
+      <w:r>
+        <w:t>Troubleshooting and Monitoring Plan is</w:t>
+      </w:r>
+      <w:r>
+        <w:t xml:space="preserve"> to establish a standardized framework for the detection, isolation, and resolution of network anomalies within the Milestones University infrastructure.</w:t>
+      </w:r>
+    </w:p>
+    <w:p>
+      <w:pPr>
+        <w:pStyle w:val="font-claude-response-body"/>
+        <w:jc w:val="both"/>
+      </w:pPr>
+      <w:r>
+        <w:t xml:space="preserve">By defining clear methodologies and utilizing specific monitoring tools, this plan aims </w:t>
+      </w:r>
+      <w:proofErr w:type="gramStart"/>
+      <w:r>
+        <w:t>to</w:t>
+      </w:r>
+      <w:r>
+        <w:t xml:space="preserve">  a</w:t>
+      </w:r>
+      <w:proofErr w:type="gramEnd"/>
+      <w:r>
+        <w:t xml:space="preserve">) </w:t>
+      </w:r>
+      <w:r>
+        <w:t>Minimize Downtime</w:t>
+      </w:r>
+      <w:r>
+        <w:t xml:space="preserve">, b) </w:t>
+      </w:r>
+      <w:r>
+        <w:t>Ensure Operational Continuity</w:t>
+      </w:r>
+      <w:r>
+        <w:t xml:space="preserve"> and c) </w:t>
+      </w:r>
+      <w:r>
+        <w:t>Facilitate Proactive Management</w:t>
+      </w:r>
+      <w:r>
+        <w:t>.</w:t>
+      </w:r>
+    </w:p>
+    <w:p>
+      <w:pPr>
+        <w:pStyle w:val="font-claude-response-body"/>
+        <w:jc w:val="both"/>
+      </w:pPr>
+      <w:r>
+        <w:t xml:space="preserve">To maintain an "always-on" environment for students and staff, Milestones University will </w:t>
+      </w:r>
+      <w:r>
+        <w:t>implement the following optimi</w:t>
+      </w:r>
+      <w:r>
+        <w:t>s</w:t>
+      </w:r>
+      <w:r>
+        <w:t>ation and reliability strategies:</w:t>
+      </w:r>
+    </w:p>
+    <w:p>
+      <w:pPr>
+        <w:pStyle w:val="font-claude-response-body"/>
+        <w:numPr>
+          <w:ilvl w:val="0"/>
+          <w:numId w:val="9"/>
+        </w:numPr>
+        <w:jc w:val="both"/>
+      </w:pPr>
+      <w:r>
+        <w:t xml:space="preserve">Traffic Segmentation and Load Management: Utilizing </w:t>
+      </w:r>
+      <w:r>
+        <w:t>a</w:t>
+      </w:r>
+      <w:r>
+        <w:t xml:space="preserve"> VLAN architecture (</w:t>
+      </w:r>
+      <w:r>
+        <w:t>10, 20, 30, 40, 50</w:t>
+      </w:r>
+      <w:r>
+        <w:t xml:space="preserve"> to limit broadcast domains and prevent network congestion. Performance is further optimized by enforcing the L3 Core (MS1) as the STP Root Bridge to ensure the most efficient data paths.</w:t>
+      </w:r>
+    </w:p>
+    <w:p>
+      <w:pPr>
+        <w:pStyle w:val="font-claude-response-body"/>
+        <w:numPr>
+          <w:ilvl w:val="0"/>
+          <w:numId w:val="9"/>
+        </w:numPr>
+        <w:jc w:val="both"/>
+      </w:pPr>
+      <w:r>
+        <w:t>Proactive Monitoring and Thresholds: Implementation of SNMP-based monitoring tools to track CPU usage, memory allocation on MS1/MS2, and bandwidth saturation on the Firewall interfaces. Alerts will be triggered before performance degradation impacts end-users.</w:t>
+      </w:r>
+    </w:p>
+    <w:p>
+      <w:pPr>
+        <w:pStyle w:val="font-claude-response-body"/>
+        <w:numPr>
+          <w:ilvl w:val="0"/>
+          <w:numId w:val="9"/>
+        </w:numPr>
+        <w:jc w:val="both"/>
+      </w:pPr>
+      <w:r>
+        <w:t>Redundancy and Failover Readiness: While the current topology relies on static routing and specific L3 links, reliability will be enhanced through regular configuration backups and a documented "Cold Standby" recovery procedure for the ASA Firewall.</w:t>
+      </w:r>
+    </w:p>
+    <w:p>
+      <w:pPr>
+        <w:pStyle w:val="font-claude-response-body"/>
+        <w:numPr>
+          <w:ilvl w:val="0"/>
+          <w:numId w:val="9"/>
+        </w:numPr>
+        <w:jc w:val="both"/>
+      </w:pPr>
+      <w:r>
+        <w:t>Security-Centric Reliability: Ensuring that Access Control Lists (ACLs) and Inspection Policies on the Firewall are regularly audited to prevent unauthorized traffic from compromising network stability.</w:t>
+      </w:r>
+    </w:p>
+    <w:p>
+      <w:pPr>
+        <w:pStyle w:val="font-claude-response-body"/>
+        <w:jc w:val="both"/>
+      </w:pPr>
+    </w:p>
+    <w:p>
+      <w:pPr>
+        <w:rPr>
+          <w:rFonts w:eastAsia="Arial"/>
+          <w:b/>
+          <w:color w:val="000000"/>
+          <w:sz w:val="24"/>
+          <w:szCs w:val="24"/>
+        </w:rPr>
+      </w:pPr>
+      <w:r>
+        <w:rPr>
+          <w:rFonts w:eastAsia="Arial"/>
+          <w:b/>
+          <w:color w:val="000000"/>
+          <w:sz w:val="24"/>
+          <w:szCs w:val="24"/>
+        </w:rPr>
+        <w:br w:type="page"/>
+      </w:r>
+    </w:p>
+    <w:p>
+      <w:pPr>
+        <w:pStyle w:val="RTOWorksHeading1"/>
+      </w:pPr>
+      <w:r>
+        <w:lastRenderedPageBreak/>
+        <w:t>Isolation of segments</w:t>
+      </w:r>
+    </w:p>
+    <w:p>
+      <w:pPr>
         <w:pBdr>
           <w:top w:val="nil"/>
           <w:left w:val="nil"/>
@@ -164,66 +349,20 @@
           <w:between w:val="nil"/>
         </w:pBdr>
         <w:spacing w:before="360" w:after="120"/>
+        <w:jc w:val="both"/>
         <w:rPr>
           <w:rFonts w:eastAsia="Arial"/>
-          <w:b/>
           <w:color w:val="000000"/>
-          <w:sz w:val="24"/>
-          <w:szCs w:val="24"/>
+          <w:szCs w:val="20"/>
         </w:rPr>
       </w:pPr>
       <w:r>
         <w:rPr>
           <w:rFonts w:eastAsia="Arial"/>
-          <w:b/>
           <w:color w:val="000000"/>
-          <w:sz w:val="24"/>
-          <w:szCs w:val="24"/>
+          <w:szCs w:val="20"/>
         </w:rPr>
-        <w:t>Introduction</w:t>
-      </w:r>
-    </w:p>
-    <w:p>
-      <w:pPr>
-        <w:pStyle w:val="font-claude-response-body"/>
-        <w:jc w:val="both"/>
-      </w:pPr>
-      <w:r>
-        <w:t>The purpose of this Troubleshooting and Monitoring Plan is to establish a structured and systematic framework for maintaining the operational integrity, performance, and security of the campus network infrastructure. This document serves as a technical reference</w:t>
-      </w:r>
-      <w:r>
-        <w:t xml:space="preserve"> </w:t>
-      </w:r>
-      <w:r>
-        <w:t>for diagnosing faults, responding to incidents, and ensuring continuous service availability across all network segments.</w:t>
-      </w:r>
-    </w:p>
-    <w:p>
-      <w:pPr>
-        <w:pStyle w:val="font-claude-response-body"/>
-        <w:jc w:val="both"/>
-      </w:pPr>
-      <w:r>
-        <w:t>The network is a multi-layer enterprise-grade architecture comprising Layer 2 access switches, Layer 3 distribution switches, a DMZ segment, and a Cisco ASA firewall. The infrastructure supports four distinct user VLANs — LAB1 (VLAN 10), LAB2 (VLAN 20), ADMIN (VLAN 30), and ACADEMIC (VLAN 40) — alongside a dedicated server segment (VLAN 50) isolated within a DMZ and protected by stateful packet inspection and access control policies.</w:t>
-      </w:r>
-    </w:p>
-    <w:p>
-      <w:pPr>
-        <w:pStyle w:val="font-claude-response-body"/>
-        <w:jc w:val="both"/>
-      </w:pPr>
-      <w:r>
-        <w:t>Given the critical role this network plays in supporting laboratory, administrative, and academic operations, any unplanned downtime or degradation in network performance can have a direct impact on productivity and service delivery. This plan therefore defines the tools, methodologies, escalation procedures, and monitoring strategies required to proactively detect anomalies, minimise mean time to repair (MTTR), and prevent recurrence of known failure conditions.</w:t>
-      </w:r>
-    </w:p>
-    <w:p>
-      <w:pPr>
-        <w:pStyle w:val="font-claude-response-body"/>
-        <w:jc w:val="both"/>
-      </w:pPr>
-      <w:r>
-        <w:lastRenderedPageBreak/>
-        <w:t>The plan addresses key areas including Layer 2 and Layer 3 fault isolation, VLAN and trunking verification, routing table validation, firewall policy troubleshooting, DHCP relay diagnostics, and end-to-end connectivity testing. It also outlines a continuous monitoring strategy leveraging protocol-level visibility across OSPF adjacencies, STP topology states, and ACL hit counts to ensure the network operates within expected parameters at all times.</w:t>
+        <w:t>To ensure systematic testing, the network is divided into four functional segments. Each can be logically isolated to prevent troubleshooting activities from impacting the entire campus.</w:t>
       </w:r>
     </w:p>
     <w:p>
@@ -236,23 +375,1708 @@
           <w:between w:val="nil"/>
         </w:pBdr>
         <w:spacing w:before="360" w:after="120"/>
+        <w:jc w:val="both"/>
+        <w:rPr>
+          <w:rFonts w:eastAsia="Arial"/>
+          <w:color w:val="000000"/>
+          <w:szCs w:val="20"/>
+        </w:rPr>
+      </w:pPr>
+    </w:p>
+    <w:p>
+      <w:pPr>
+        <w:pStyle w:val="Heading2"/>
+      </w:pPr>
+      <w:r>
+        <w:t>Segment Descriptions and Isolation Methods</w:t>
+      </w:r>
+    </w:p>
+    <w:tbl>
+      <w:tblPr>
+        <w:tblW w:w="0" w:type="auto"/>
+        <w:tblCellSpacing w:w="15" w:type="dxa"/>
+        <w:tblCellMar>
+          <w:left w:w="0" w:type="dxa"/>
+          <w:right w:w="0" w:type="dxa"/>
+        </w:tblCellMar>
+        <w:tblLook w:val="04A0" w:firstRow="1" w:lastRow="0" w:firstColumn="1" w:lastColumn="0" w:noHBand="0" w:noVBand="1"/>
+      </w:tblPr>
+      <w:tblGrid>
+        <w:gridCol w:w="2004"/>
+        <w:gridCol w:w="1851"/>
+        <w:gridCol w:w="2036"/>
+        <w:gridCol w:w="1750"/>
+        <w:gridCol w:w="1363"/>
+      </w:tblGrid>
+      <w:tr>
+        <w:trPr>
+          <w:tblHeader/>
+          <w:tblCellSpacing w:w="15" w:type="dxa"/>
+        </w:trPr>
+        <w:tc>
+          <w:tcPr>
+            <w:tcW w:w="0" w:type="auto"/>
+            <w:tcBorders>
+              <w:top w:val="single" w:sz="6" w:space="0" w:color="auto"/>
+              <w:left w:val="single" w:sz="6" w:space="0" w:color="auto"/>
+              <w:bottom w:val="single" w:sz="6" w:space="0" w:color="auto"/>
+              <w:right w:val="single" w:sz="6" w:space="0" w:color="auto"/>
+            </w:tcBorders>
+            <w:tcMar>
+              <w:top w:w="240" w:type="dxa"/>
+              <w:left w:w="0" w:type="dxa"/>
+              <w:bottom w:w="240" w:type="dxa"/>
+              <w:right w:w="180" w:type="dxa"/>
+            </w:tcMar>
+            <w:vAlign w:val="center"/>
+            <w:hideMark/>
+          </w:tcPr>
+          <w:p>
+            <w:pPr>
+              <w:pBdr>
+                <w:top w:val="nil"/>
+                <w:left w:val="nil"/>
+                <w:bottom w:val="nil"/>
+                <w:right w:val="nil"/>
+                <w:between w:val="nil"/>
+              </w:pBdr>
+              <w:spacing w:before="360" w:after="120"/>
+              <w:ind w:firstLine="720"/>
+              <w:jc w:val="both"/>
+              <w:rPr>
+                <w:rFonts w:eastAsia="Arial"/>
+                <w:b/>
+                <w:bCs/>
+                <w:color w:val="000000"/>
+                <w:szCs w:val="20"/>
+              </w:rPr>
+            </w:pPr>
+            <w:r>
+              <w:rPr>
+                <w:rFonts w:eastAsia="Arial"/>
+                <w:b/>
+                <w:bCs/>
+                <w:color w:val="000000"/>
+                <w:szCs w:val="20"/>
+              </w:rPr>
+              <w:t>Segment Name</w:t>
+            </w:r>
+          </w:p>
+        </w:tc>
+        <w:tc>
+          <w:tcPr>
+            <w:tcW w:w="0" w:type="auto"/>
+            <w:tcBorders>
+              <w:top w:val="single" w:sz="6" w:space="0" w:color="auto"/>
+              <w:left w:val="single" w:sz="6" w:space="0" w:color="auto"/>
+              <w:bottom w:val="single" w:sz="6" w:space="0" w:color="auto"/>
+              <w:right w:val="single" w:sz="6" w:space="0" w:color="auto"/>
+            </w:tcBorders>
+            <w:tcMar>
+              <w:top w:w="240" w:type="dxa"/>
+              <w:left w:w="0" w:type="dxa"/>
+              <w:bottom w:w="240" w:type="dxa"/>
+              <w:right w:w="180" w:type="dxa"/>
+            </w:tcMar>
+            <w:vAlign w:val="center"/>
+            <w:hideMark/>
+          </w:tcPr>
+          <w:p>
+            <w:pPr>
+              <w:pBdr>
+                <w:top w:val="nil"/>
+                <w:left w:val="nil"/>
+                <w:bottom w:val="nil"/>
+                <w:right w:val="nil"/>
+                <w:between w:val="nil"/>
+              </w:pBdr>
+              <w:spacing w:before="360" w:after="120"/>
+              <w:ind w:firstLine="720"/>
+              <w:jc w:val="both"/>
+              <w:rPr>
+                <w:rFonts w:eastAsia="Arial"/>
+                <w:b/>
+                <w:bCs/>
+                <w:color w:val="000000"/>
+                <w:szCs w:val="20"/>
+              </w:rPr>
+            </w:pPr>
+            <w:r>
+              <w:rPr>
+                <w:rFonts w:eastAsia="Arial"/>
+                <w:b/>
+                <w:bCs/>
+                <w:color w:val="000000"/>
+                <w:szCs w:val="20"/>
+              </w:rPr>
+              <w:t>Components</w:t>
+            </w:r>
+          </w:p>
+        </w:tc>
+        <w:tc>
+          <w:tcPr>
+            <w:tcW w:w="0" w:type="auto"/>
+            <w:tcBorders>
+              <w:top w:val="single" w:sz="6" w:space="0" w:color="auto"/>
+              <w:left w:val="single" w:sz="6" w:space="0" w:color="auto"/>
+              <w:bottom w:val="single" w:sz="6" w:space="0" w:color="auto"/>
+              <w:right w:val="single" w:sz="6" w:space="0" w:color="auto"/>
+            </w:tcBorders>
+            <w:tcMar>
+              <w:top w:w="240" w:type="dxa"/>
+              <w:left w:w="0" w:type="dxa"/>
+              <w:bottom w:w="240" w:type="dxa"/>
+              <w:right w:w="180" w:type="dxa"/>
+            </w:tcMar>
+            <w:vAlign w:val="center"/>
+            <w:hideMark/>
+          </w:tcPr>
+          <w:p>
+            <w:pPr>
+              <w:pBdr>
+                <w:top w:val="nil"/>
+                <w:left w:val="nil"/>
+                <w:bottom w:val="nil"/>
+                <w:right w:val="nil"/>
+                <w:between w:val="nil"/>
+              </w:pBdr>
+              <w:spacing w:before="360" w:after="120"/>
+              <w:ind w:firstLine="720"/>
+              <w:jc w:val="both"/>
+              <w:rPr>
+                <w:rFonts w:eastAsia="Arial"/>
+                <w:b/>
+                <w:bCs/>
+                <w:color w:val="000000"/>
+                <w:szCs w:val="20"/>
+              </w:rPr>
+            </w:pPr>
+            <w:r>
+              <w:rPr>
+                <w:rFonts w:eastAsia="Arial"/>
+                <w:b/>
+                <w:bCs/>
+                <w:color w:val="000000"/>
+                <w:szCs w:val="20"/>
+              </w:rPr>
+              <w:t>Network Range</w:t>
+            </w:r>
+          </w:p>
+        </w:tc>
+        <w:tc>
+          <w:tcPr>
+            <w:tcW w:w="0" w:type="auto"/>
+            <w:tcBorders>
+              <w:top w:val="single" w:sz="6" w:space="0" w:color="auto"/>
+              <w:left w:val="single" w:sz="6" w:space="0" w:color="auto"/>
+              <w:bottom w:val="single" w:sz="6" w:space="0" w:color="auto"/>
+              <w:right w:val="single" w:sz="6" w:space="0" w:color="auto"/>
+            </w:tcBorders>
+            <w:tcMar>
+              <w:top w:w="240" w:type="dxa"/>
+              <w:left w:w="0" w:type="dxa"/>
+              <w:bottom w:w="240" w:type="dxa"/>
+              <w:right w:w="180" w:type="dxa"/>
+            </w:tcMar>
+            <w:vAlign w:val="center"/>
+            <w:hideMark/>
+          </w:tcPr>
+          <w:p>
+            <w:pPr>
+              <w:pBdr>
+                <w:top w:val="nil"/>
+                <w:left w:val="nil"/>
+                <w:bottom w:val="nil"/>
+                <w:right w:val="nil"/>
+                <w:between w:val="nil"/>
+              </w:pBdr>
+              <w:spacing w:before="360" w:after="120"/>
+              <w:ind w:firstLine="720"/>
+              <w:jc w:val="both"/>
+              <w:rPr>
+                <w:rFonts w:eastAsia="Arial"/>
+                <w:b/>
+                <w:bCs/>
+                <w:color w:val="000000"/>
+                <w:szCs w:val="20"/>
+              </w:rPr>
+            </w:pPr>
+            <w:r>
+              <w:rPr>
+                <w:rFonts w:eastAsia="Arial"/>
+                <w:b/>
+                <w:bCs/>
+                <w:color w:val="000000"/>
+                <w:szCs w:val="20"/>
+              </w:rPr>
+              <w:t>Description</w:t>
+            </w:r>
+          </w:p>
+        </w:tc>
+        <w:tc>
+          <w:tcPr>
+            <w:tcW w:w="0" w:type="auto"/>
+            <w:tcBorders>
+              <w:top w:val="single" w:sz="6" w:space="0" w:color="auto"/>
+              <w:left w:val="single" w:sz="6" w:space="0" w:color="auto"/>
+              <w:bottom w:val="single" w:sz="6" w:space="0" w:color="auto"/>
+              <w:right w:val="single" w:sz="6" w:space="0" w:color="auto"/>
+            </w:tcBorders>
+            <w:tcMar>
+              <w:top w:w="240" w:type="dxa"/>
+              <w:left w:w="0" w:type="dxa"/>
+              <w:bottom w:w="240" w:type="dxa"/>
+              <w:right w:w="0" w:type="dxa"/>
+            </w:tcMar>
+            <w:vAlign w:val="center"/>
+            <w:hideMark/>
+          </w:tcPr>
+          <w:p>
+            <w:pPr>
+              <w:pBdr>
+                <w:top w:val="nil"/>
+                <w:left w:val="nil"/>
+                <w:bottom w:val="nil"/>
+                <w:right w:val="nil"/>
+                <w:between w:val="nil"/>
+              </w:pBdr>
+              <w:spacing w:before="360" w:after="120"/>
+              <w:ind w:firstLine="720"/>
+              <w:jc w:val="both"/>
+              <w:rPr>
+                <w:rFonts w:eastAsia="Arial"/>
+                <w:b/>
+                <w:bCs/>
+                <w:color w:val="000000"/>
+                <w:szCs w:val="20"/>
+              </w:rPr>
+            </w:pPr>
+            <w:r>
+              <w:rPr>
+                <w:rFonts w:eastAsia="Arial"/>
+                <w:b/>
+                <w:bCs/>
+                <w:color w:val="000000"/>
+                <w:szCs w:val="20"/>
+              </w:rPr>
+              <w:t>Isolation Method for Testing</w:t>
+            </w:r>
+          </w:p>
+        </w:tc>
+      </w:tr>
+      <w:tr>
+        <w:trPr>
+          <w:tblCellSpacing w:w="15" w:type="dxa"/>
+        </w:trPr>
+        <w:tc>
+          <w:tcPr>
+            <w:tcW w:w="0" w:type="auto"/>
+            <w:tcBorders>
+              <w:top w:val="single" w:sz="6" w:space="0" w:color="auto"/>
+              <w:left w:val="single" w:sz="6" w:space="0" w:color="auto"/>
+              <w:bottom w:val="single" w:sz="6" w:space="0" w:color="auto"/>
+              <w:right w:val="single" w:sz="6" w:space="0" w:color="auto"/>
+            </w:tcBorders>
+            <w:tcMar>
+              <w:top w:w="240" w:type="dxa"/>
+              <w:left w:w="0" w:type="dxa"/>
+              <w:bottom w:w="240" w:type="dxa"/>
+              <w:right w:w="180" w:type="dxa"/>
+            </w:tcMar>
+            <w:vAlign w:val="center"/>
+            <w:hideMark/>
+          </w:tcPr>
+          <w:p>
+            <w:pPr>
+              <w:pBdr>
+                <w:top w:val="nil"/>
+                <w:left w:val="nil"/>
+                <w:bottom w:val="nil"/>
+                <w:right w:val="nil"/>
+                <w:between w:val="nil"/>
+              </w:pBdr>
+              <w:spacing w:before="360" w:after="120"/>
+              <w:ind w:firstLine="720"/>
+              <w:jc w:val="both"/>
+              <w:rPr>
+                <w:rFonts w:eastAsia="Arial"/>
+                <w:b/>
+                <w:bCs/>
+                <w:color w:val="000000"/>
+                <w:szCs w:val="20"/>
+              </w:rPr>
+            </w:pPr>
+            <w:r>
+              <w:rPr>
+                <w:rFonts w:eastAsia="Arial"/>
+                <w:b/>
+                <w:bCs/>
+                <w:color w:val="000000"/>
+                <w:szCs w:val="20"/>
+              </w:rPr>
+              <w:t>Academic &amp; Labs</w:t>
+            </w:r>
+          </w:p>
+        </w:tc>
+        <w:tc>
+          <w:tcPr>
+            <w:tcW w:w="0" w:type="auto"/>
+            <w:tcBorders>
+              <w:top w:val="single" w:sz="6" w:space="0" w:color="auto"/>
+              <w:left w:val="single" w:sz="6" w:space="0" w:color="auto"/>
+              <w:bottom w:val="single" w:sz="6" w:space="0" w:color="auto"/>
+              <w:right w:val="single" w:sz="6" w:space="0" w:color="auto"/>
+            </w:tcBorders>
+            <w:tcMar>
+              <w:top w:w="240" w:type="dxa"/>
+              <w:left w:w="0" w:type="dxa"/>
+              <w:bottom w:w="240" w:type="dxa"/>
+              <w:right w:w="180" w:type="dxa"/>
+            </w:tcMar>
+            <w:vAlign w:val="center"/>
+            <w:hideMark/>
+          </w:tcPr>
+          <w:p>
+            <w:pPr>
+              <w:pBdr>
+                <w:top w:val="nil"/>
+                <w:left w:val="nil"/>
+                <w:bottom w:val="nil"/>
+                <w:right w:val="nil"/>
+                <w:between w:val="nil"/>
+              </w:pBdr>
+              <w:spacing w:before="360" w:after="120"/>
+              <w:ind w:firstLine="720"/>
+              <w:jc w:val="both"/>
+              <w:rPr>
+                <w:rFonts w:eastAsia="Arial"/>
+                <w:b/>
+                <w:bCs/>
+                <w:color w:val="000000"/>
+                <w:szCs w:val="20"/>
+              </w:rPr>
+            </w:pPr>
+            <w:r>
+              <w:rPr>
+                <w:rFonts w:eastAsia="Arial"/>
+                <w:b/>
+                <w:bCs/>
+                <w:color w:val="000000"/>
+                <w:szCs w:val="20"/>
+              </w:rPr>
+              <w:t>MS4, MS6, MS7, MS0</w:t>
+            </w:r>
+          </w:p>
+        </w:tc>
+        <w:tc>
+          <w:tcPr>
+            <w:tcW w:w="0" w:type="auto"/>
+            <w:tcBorders>
+              <w:top w:val="single" w:sz="6" w:space="0" w:color="auto"/>
+              <w:left w:val="single" w:sz="6" w:space="0" w:color="auto"/>
+              <w:bottom w:val="single" w:sz="6" w:space="0" w:color="auto"/>
+              <w:right w:val="single" w:sz="6" w:space="0" w:color="auto"/>
+            </w:tcBorders>
+            <w:tcMar>
+              <w:top w:w="240" w:type="dxa"/>
+              <w:left w:w="0" w:type="dxa"/>
+              <w:bottom w:w="240" w:type="dxa"/>
+              <w:right w:w="180" w:type="dxa"/>
+            </w:tcMar>
+            <w:vAlign w:val="center"/>
+            <w:hideMark/>
+          </w:tcPr>
+          <w:p>
+            <w:pPr>
+              <w:pBdr>
+                <w:top w:val="nil"/>
+                <w:left w:val="nil"/>
+                <w:bottom w:val="nil"/>
+                <w:right w:val="nil"/>
+                <w:between w:val="nil"/>
+              </w:pBdr>
+              <w:spacing w:before="360" w:after="120"/>
+              <w:ind w:firstLine="720"/>
+              <w:jc w:val="both"/>
+              <w:rPr>
+                <w:rFonts w:eastAsia="Arial"/>
+                <w:b/>
+                <w:bCs/>
+                <w:color w:val="000000"/>
+                <w:szCs w:val="20"/>
+              </w:rPr>
+            </w:pPr>
+            <w:r>
+              <w:rPr>
+                <w:rFonts w:eastAsia="Arial"/>
+                <w:b/>
+                <w:bCs/>
+                <w:color w:val="000000"/>
+                <w:szCs w:val="20"/>
+              </w:rPr>
+              <w:t>192.168.10.0/24 192.168.20.0/24 192.168.40.0/24</w:t>
+            </w:r>
+          </w:p>
+        </w:tc>
+        <w:tc>
+          <w:tcPr>
+            <w:tcW w:w="0" w:type="auto"/>
+            <w:tcBorders>
+              <w:top w:val="single" w:sz="6" w:space="0" w:color="auto"/>
+              <w:left w:val="single" w:sz="6" w:space="0" w:color="auto"/>
+              <w:bottom w:val="single" w:sz="6" w:space="0" w:color="auto"/>
+              <w:right w:val="single" w:sz="6" w:space="0" w:color="auto"/>
+            </w:tcBorders>
+            <w:tcMar>
+              <w:top w:w="240" w:type="dxa"/>
+              <w:left w:w="0" w:type="dxa"/>
+              <w:bottom w:w="240" w:type="dxa"/>
+              <w:right w:w="180" w:type="dxa"/>
+            </w:tcMar>
+            <w:vAlign w:val="center"/>
+            <w:hideMark/>
+          </w:tcPr>
+          <w:p>
+            <w:pPr>
+              <w:pBdr>
+                <w:top w:val="nil"/>
+                <w:left w:val="nil"/>
+                <w:bottom w:val="nil"/>
+                <w:right w:val="nil"/>
+                <w:between w:val="nil"/>
+              </w:pBdr>
+              <w:spacing w:before="360" w:after="120"/>
+              <w:ind w:firstLine="720"/>
+              <w:jc w:val="both"/>
+              <w:rPr>
+                <w:rFonts w:eastAsia="Arial"/>
+                <w:b/>
+                <w:bCs/>
+                <w:color w:val="000000"/>
+                <w:szCs w:val="20"/>
+              </w:rPr>
+            </w:pPr>
+            <w:r>
+              <w:rPr>
+                <w:rFonts w:eastAsia="Arial"/>
+                <w:b/>
+                <w:bCs/>
+                <w:color w:val="000000"/>
+                <w:szCs w:val="20"/>
+              </w:rPr>
+              <w:t>High-traffic student areas. Integrated via MS0 trunks to MS1.</w:t>
+            </w:r>
+          </w:p>
+        </w:tc>
+        <w:tc>
+          <w:tcPr>
+            <w:tcW w:w="0" w:type="auto"/>
+            <w:tcBorders>
+              <w:top w:val="single" w:sz="6" w:space="0" w:color="auto"/>
+              <w:left w:val="single" w:sz="6" w:space="0" w:color="auto"/>
+              <w:bottom w:val="single" w:sz="6" w:space="0" w:color="auto"/>
+              <w:right w:val="single" w:sz="6" w:space="0" w:color="auto"/>
+            </w:tcBorders>
+            <w:tcMar>
+              <w:top w:w="240" w:type="dxa"/>
+              <w:left w:w="0" w:type="dxa"/>
+              <w:bottom w:w="240" w:type="dxa"/>
+              <w:right w:w="0" w:type="dxa"/>
+            </w:tcMar>
+            <w:vAlign w:val="center"/>
+            <w:hideMark/>
+          </w:tcPr>
+          <w:p>
+            <w:pPr>
+              <w:pBdr>
+                <w:top w:val="nil"/>
+                <w:left w:val="nil"/>
+                <w:bottom w:val="nil"/>
+                <w:right w:val="nil"/>
+                <w:between w:val="nil"/>
+              </w:pBdr>
+              <w:spacing w:before="360" w:after="120"/>
+              <w:ind w:firstLine="720"/>
+              <w:jc w:val="both"/>
+              <w:rPr>
+                <w:rFonts w:eastAsia="Arial"/>
+                <w:b/>
+                <w:bCs/>
+                <w:color w:val="000000"/>
+                <w:szCs w:val="20"/>
+              </w:rPr>
+            </w:pPr>
+            <w:r>
+              <w:rPr>
+                <w:rFonts w:eastAsia="Arial"/>
+                <w:b/>
+                <w:bCs/>
+                <w:color w:val="000000"/>
+                <w:szCs w:val="20"/>
+              </w:rPr>
+              <w:t>VLAN Pruning: Remove specific VLANs from the MS0-MS1 trunk to isolate a lab without dropping the physical link.</w:t>
+            </w:r>
+          </w:p>
+        </w:tc>
+      </w:tr>
+      <w:tr>
+        <w:trPr>
+          <w:tblCellSpacing w:w="15" w:type="dxa"/>
+        </w:trPr>
+        <w:tc>
+          <w:tcPr>
+            <w:tcW w:w="0" w:type="auto"/>
+            <w:tcBorders>
+              <w:top w:val="single" w:sz="6" w:space="0" w:color="auto"/>
+              <w:left w:val="single" w:sz="6" w:space="0" w:color="auto"/>
+              <w:bottom w:val="single" w:sz="6" w:space="0" w:color="auto"/>
+              <w:right w:val="single" w:sz="6" w:space="0" w:color="auto"/>
+            </w:tcBorders>
+            <w:tcMar>
+              <w:top w:w="240" w:type="dxa"/>
+              <w:left w:w="0" w:type="dxa"/>
+              <w:bottom w:w="240" w:type="dxa"/>
+              <w:right w:w="180" w:type="dxa"/>
+            </w:tcMar>
+            <w:vAlign w:val="center"/>
+            <w:hideMark/>
+          </w:tcPr>
+          <w:p>
+            <w:pPr>
+              <w:pBdr>
+                <w:top w:val="nil"/>
+                <w:left w:val="nil"/>
+                <w:bottom w:val="nil"/>
+                <w:right w:val="nil"/>
+                <w:between w:val="nil"/>
+              </w:pBdr>
+              <w:spacing w:before="360" w:after="120"/>
+              <w:ind w:firstLine="720"/>
+              <w:jc w:val="both"/>
+              <w:rPr>
+                <w:rFonts w:eastAsia="Arial"/>
+                <w:b/>
+                <w:bCs/>
+                <w:color w:val="000000"/>
+                <w:szCs w:val="20"/>
+              </w:rPr>
+            </w:pPr>
+            <w:r>
+              <w:rPr>
+                <w:rFonts w:eastAsia="Arial"/>
+                <w:b/>
+                <w:bCs/>
+                <w:color w:val="000000"/>
+                <w:szCs w:val="20"/>
+              </w:rPr>
+              <w:t>Administrative</w:t>
+            </w:r>
+          </w:p>
+        </w:tc>
+        <w:tc>
+          <w:tcPr>
+            <w:tcW w:w="0" w:type="auto"/>
+            <w:tcBorders>
+              <w:top w:val="single" w:sz="6" w:space="0" w:color="auto"/>
+              <w:left w:val="single" w:sz="6" w:space="0" w:color="auto"/>
+              <w:bottom w:val="single" w:sz="6" w:space="0" w:color="auto"/>
+              <w:right w:val="single" w:sz="6" w:space="0" w:color="auto"/>
+            </w:tcBorders>
+            <w:tcMar>
+              <w:top w:w="240" w:type="dxa"/>
+              <w:left w:w="0" w:type="dxa"/>
+              <w:bottom w:w="240" w:type="dxa"/>
+              <w:right w:w="180" w:type="dxa"/>
+            </w:tcMar>
+            <w:vAlign w:val="center"/>
+            <w:hideMark/>
+          </w:tcPr>
+          <w:p>
+            <w:pPr>
+              <w:pBdr>
+                <w:top w:val="nil"/>
+                <w:left w:val="nil"/>
+                <w:bottom w:val="nil"/>
+                <w:right w:val="nil"/>
+                <w:between w:val="nil"/>
+              </w:pBdr>
+              <w:spacing w:before="360" w:after="120"/>
+              <w:ind w:firstLine="720"/>
+              <w:jc w:val="both"/>
+              <w:rPr>
+                <w:rFonts w:eastAsia="Arial"/>
+                <w:b/>
+                <w:bCs/>
+                <w:color w:val="000000"/>
+                <w:szCs w:val="20"/>
+              </w:rPr>
+            </w:pPr>
+            <w:r>
+              <w:rPr>
+                <w:rFonts w:eastAsia="Arial"/>
+                <w:b/>
+                <w:bCs/>
+                <w:color w:val="000000"/>
+                <w:szCs w:val="20"/>
+              </w:rPr>
+              <w:t>MS3, MS1 (VLAN 30)</w:t>
+            </w:r>
+          </w:p>
+        </w:tc>
+        <w:tc>
+          <w:tcPr>
+            <w:tcW w:w="0" w:type="auto"/>
+            <w:tcBorders>
+              <w:top w:val="single" w:sz="6" w:space="0" w:color="auto"/>
+              <w:left w:val="single" w:sz="6" w:space="0" w:color="auto"/>
+              <w:bottom w:val="single" w:sz="6" w:space="0" w:color="auto"/>
+              <w:right w:val="single" w:sz="6" w:space="0" w:color="auto"/>
+            </w:tcBorders>
+            <w:tcMar>
+              <w:top w:w="240" w:type="dxa"/>
+              <w:left w:w="0" w:type="dxa"/>
+              <w:bottom w:w="240" w:type="dxa"/>
+              <w:right w:w="180" w:type="dxa"/>
+            </w:tcMar>
+            <w:vAlign w:val="center"/>
+            <w:hideMark/>
+          </w:tcPr>
+          <w:p>
+            <w:pPr>
+              <w:pBdr>
+                <w:top w:val="nil"/>
+                <w:left w:val="nil"/>
+                <w:bottom w:val="nil"/>
+                <w:right w:val="nil"/>
+                <w:between w:val="nil"/>
+              </w:pBdr>
+              <w:spacing w:before="360" w:after="120"/>
+              <w:ind w:firstLine="720"/>
+              <w:jc w:val="both"/>
+              <w:rPr>
+                <w:rFonts w:eastAsia="Arial"/>
+                <w:b/>
+                <w:bCs/>
+                <w:color w:val="000000"/>
+                <w:szCs w:val="20"/>
+              </w:rPr>
+            </w:pPr>
+            <w:r>
+              <w:rPr>
+                <w:rFonts w:eastAsia="Arial"/>
+                <w:b/>
+                <w:bCs/>
+                <w:color w:val="000000"/>
+                <w:szCs w:val="20"/>
+              </w:rPr>
+              <w:t>192.168.30.0/24</w:t>
+            </w:r>
+          </w:p>
+        </w:tc>
+        <w:tc>
+          <w:tcPr>
+            <w:tcW w:w="0" w:type="auto"/>
+            <w:tcBorders>
+              <w:top w:val="single" w:sz="6" w:space="0" w:color="auto"/>
+              <w:left w:val="single" w:sz="6" w:space="0" w:color="auto"/>
+              <w:bottom w:val="single" w:sz="6" w:space="0" w:color="auto"/>
+              <w:right w:val="single" w:sz="6" w:space="0" w:color="auto"/>
+            </w:tcBorders>
+            <w:tcMar>
+              <w:top w:w="240" w:type="dxa"/>
+              <w:left w:w="0" w:type="dxa"/>
+              <w:bottom w:w="240" w:type="dxa"/>
+              <w:right w:w="180" w:type="dxa"/>
+            </w:tcMar>
+            <w:vAlign w:val="center"/>
+            <w:hideMark/>
+          </w:tcPr>
+          <w:p>
+            <w:pPr>
+              <w:pBdr>
+                <w:top w:val="nil"/>
+                <w:left w:val="nil"/>
+                <w:bottom w:val="nil"/>
+                <w:right w:val="nil"/>
+                <w:between w:val="nil"/>
+              </w:pBdr>
+              <w:spacing w:before="360" w:after="120"/>
+              <w:ind w:firstLine="720"/>
+              <w:jc w:val="both"/>
+              <w:rPr>
+                <w:rFonts w:eastAsia="Arial"/>
+                <w:b/>
+                <w:bCs/>
+                <w:color w:val="000000"/>
+                <w:szCs w:val="20"/>
+              </w:rPr>
+            </w:pPr>
+            <w:r>
+              <w:rPr>
+                <w:rFonts w:eastAsia="Arial"/>
+                <w:b/>
+                <w:bCs/>
+                <w:color w:val="000000"/>
+                <w:szCs w:val="20"/>
+              </w:rPr>
+              <w:t>Private staff network. Contains sensitive data and management traffic.</w:t>
+            </w:r>
+          </w:p>
+        </w:tc>
+        <w:tc>
+          <w:tcPr>
+            <w:tcW w:w="0" w:type="auto"/>
+            <w:tcBorders>
+              <w:top w:val="single" w:sz="6" w:space="0" w:color="auto"/>
+              <w:left w:val="single" w:sz="6" w:space="0" w:color="auto"/>
+              <w:bottom w:val="single" w:sz="6" w:space="0" w:color="auto"/>
+              <w:right w:val="single" w:sz="6" w:space="0" w:color="auto"/>
+            </w:tcBorders>
+            <w:tcMar>
+              <w:top w:w="240" w:type="dxa"/>
+              <w:left w:w="0" w:type="dxa"/>
+              <w:bottom w:w="240" w:type="dxa"/>
+              <w:right w:w="0" w:type="dxa"/>
+            </w:tcMar>
+            <w:vAlign w:val="center"/>
+            <w:hideMark/>
+          </w:tcPr>
+          <w:p>
+            <w:pPr>
+              <w:pBdr>
+                <w:top w:val="nil"/>
+                <w:left w:val="nil"/>
+                <w:bottom w:val="nil"/>
+                <w:right w:val="nil"/>
+                <w:between w:val="nil"/>
+              </w:pBdr>
+              <w:spacing w:before="360" w:after="120"/>
+              <w:ind w:firstLine="720"/>
+              <w:jc w:val="both"/>
+              <w:rPr>
+                <w:rFonts w:eastAsia="Arial"/>
+                <w:b/>
+                <w:bCs/>
+                <w:color w:val="000000"/>
+                <w:szCs w:val="20"/>
+              </w:rPr>
+            </w:pPr>
+            <w:r>
+              <w:rPr>
+                <w:rFonts w:eastAsia="Arial"/>
+                <w:b/>
+                <w:bCs/>
+                <w:color w:val="000000"/>
+                <w:szCs w:val="20"/>
+              </w:rPr>
+              <w:t xml:space="preserve">Interface Shutdown: Disabling the SVI (Interface </w:t>
+            </w:r>
+            <w:proofErr w:type="spellStart"/>
+            <w:r>
+              <w:rPr>
+                <w:rFonts w:eastAsia="Arial"/>
+                <w:b/>
+                <w:bCs/>
+                <w:color w:val="000000"/>
+                <w:szCs w:val="20"/>
+              </w:rPr>
+              <w:t>Vlan</w:t>
+            </w:r>
+            <w:proofErr w:type="spellEnd"/>
+            <w:r>
+              <w:rPr>
+                <w:rFonts w:eastAsia="Arial"/>
+                <w:b/>
+                <w:bCs/>
+                <w:color w:val="000000"/>
+                <w:szCs w:val="20"/>
+              </w:rPr>
+              <w:t xml:space="preserve"> 30) on MS1 stops all routing for this segment while keeping the L2 hardware active.</w:t>
+            </w:r>
+          </w:p>
+        </w:tc>
+      </w:tr>
+      <w:tr>
+        <w:trPr>
+          <w:tblCellSpacing w:w="15" w:type="dxa"/>
+        </w:trPr>
+        <w:tc>
+          <w:tcPr>
+            <w:tcW w:w="0" w:type="auto"/>
+            <w:tcBorders>
+              <w:top w:val="single" w:sz="6" w:space="0" w:color="auto"/>
+              <w:left w:val="single" w:sz="6" w:space="0" w:color="auto"/>
+              <w:bottom w:val="single" w:sz="6" w:space="0" w:color="auto"/>
+              <w:right w:val="single" w:sz="6" w:space="0" w:color="auto"/>
+            </w:tcBorders>
+            <w:tcMar>
+              <w:top w:w="240" w:type="dxa"/>
+              <w:left w:w="0" w:type="dxa"/>
+              <w:bottom w:w="240" w:type="dxa"/>
+              <w:right w:w="180" w:type="dxa"/>
+            </w:tcMar>
+            <w:vAlign w:val="center"/>
+            <w:hideMark/>
+          </w:tcPr>
+          <w:p>
+            <w:pPr>
+              <w:pBdr>
+                <w:top w:val="nil"/>
+                <w:left w:val="nil"/>
+                <w:bottom w:val="nil"/>
+                <w:right w:val="nil"/>
+                <w:between w:val="nil"/>
+              </w:pBdr>
+              <w:spacing w:before="360" w:after="120"/>
+              <w:ind w:firstLine="720"/>
+              <w:jc w:val="both"/>
+              <w:rPr>
+                <w:rFonts w:eastAsia="Arial"/>
+                <w:b/>
+                <w:bCs/>
+                <w:color w:val="000000"/>
+                <w:szCs w:val="20"/>
+              </w:rPr>
+            </w:pPr>
+            <w:r>
+              <w:rPr>
+                <w:rFonts w:eastAsia="Arial"/>
+                <w:b/>
+                <w:bCs/>
+                <w:color w:val="000000"/>
+                <w:szCs w:val="20"/>
+              </w:rPr>
+              <w:lastRenderedPageBreak/>
+              <w:t>DMZ (Servers)</w:t>
+            </w:r>
+          </w:p>
+        </w:tc>
+        <w:tc>
+          <w:tcPr>
+            <w:tcW w:w="0" w:type="auto"/>
+            <w:tcBorders>
+              <w:top w:val="single" w:sz="6" w:space="0" w:color="auto"/>
+              <w:left w:val="single" w:sz="6" w:space="0" w:color="auto"/>
+              <w:bottom w:val="single" w:sz="6" w:space="0" w:color="auto"/>
+              <w:right w:val="single" w:sz="6" w:space="0" w:color="auto"/>
+            </w:tcBorders>
+            <w:tcMar>
+              <w:top w:w="240" w:type="dxa"/>
+              <w:left w:w="0" w:type="dxa"/>
+              <w:bottom w:w="240" w:type="dxa"/>
+              <w:right w:w="180" w:type="dxa"/>
+            </w:tcMar>
+            <w:vAlign w:val="center"/>
+            <w:hideMark/>
+          </w:tcPr>
+          <w:p>
+            <w:pPr>
+              <w:pBdr>
+                <w:top w:val="nil"/>
+                <w:left w:val="nil"/>
+                <w:bottom w:val="nil"/>
+                <w:right w:val="nil"/>
+                <w:between w:val="nil"/>
+              </w:pBdr>
+              <w:spacing w:before="360" w:after="120"/>
+              <w:ind w:firstLine="720"/>
+              <w:jc w:val="both"/>
+              <w:rPr>
+                <w:rFonts w:eastAsia="Arial"/>
+                <w:b/>
+                <w:bCs/>
+                <w:color w:val="000000"/>
+                <w:szCs w:val="20"/>
+              </w:rPr>
+            </w:pPr>
+            <w:r>
+              <w:rPr>
+                <w:rFonts w:eastAsia="Arial"/>
+                <w:b/>
+                <w:bCs/>
+                <w:color w:val="000000"/>
+                <w:szCs w:val="20"/>
+              </w:rPr>
+              <w:t>MS2, VLAN 50</w:t>
+            </w:r>
+          </w:p>
+        </w:tc>
+        <w:tc>
+          <w:tcPr>
+            <w:tcW w:w="0" w:type="auto"/>
+            <w:tcBorders>
+              <w:top w:val="single" w:sz="6" w:space="0" w:color="auto"/>
+              <w:left w:val="single" w:sz="6" w:space="0" w:color="auto"/>
+              <w:bottom w:val="single" w:sz="6" w:space="0" w:color="auto"/>
+              <w:right w:val="single" w:sz="6" w:space="0" w:color="auto"/>
+            </w:tcBorders>
+            <w:tcMar>
+              <w:top w:w="240" w:type="dxa"/>
+              <w:left w:w="0" w:type="dxa"/>
+              <w:bottom w:w="240" w:type="dxa"/>
+              <w:right w:w="180" w:type="dxa"/>
+            </w:tcMar>
+            <w:vAlign w:val="center"/>
+            <w:hideMark/>
+          </w:tcPr>
+          <w:p>
+            <w:pPr>
+              <w:pBdr>
+                <w:top w:val="nil"/>
+                <w:left w:val="nil"/>
+                <w:bottom w:val="nil"/>
+                <w:right w:val="nil"/>
+                <w:between w:val="nil"/>
+              </w:pBdr>
+              <w:spacing w:before="360" w:after="120"/>
+              <w:ind w:firstLine="720"/>
+              <w:jc w:val="both"/>
+              <w:rPr>
+                <w:rFonts w:eastAsia="Arial"/>
+                <w:b/>
+                <w:bCs/>
+                <w:color w:val="000000"/>
+                <w:szCs w:val="20"/>
+              </w:rPr>
+            </w:pPr>
+            <w:r>
+              <w:rPr>
+                <w:rFonts w:eastAsia="Arial"/>
+                <w:b/>
+                <w:bCs/>
+                <w:color w:val="000000"/>
+                <w:szCs w:val="20"/>
+              </w:rPr>
+              <w:t>192.168.50.0/24</w:t>
+            </w:r>
+          </w:p>
+        </w:tc>
+        <w:tc>
+          <w:tcPr>
+            <w:tcW w:w="0" w:type="auto"/>
+            <w:tcBorders>
+              <w:top w:val="single" w:sz="6" w:space="0" w:color="auto"/>
+              <w:left w:val="single" w:sz="6" w:space="0" w:color="auto"/>
+              <w:bottom w:val="single" w:sz="6" w:space="0" w:color="auto"/>
+              <w:right w:val="single" w:sz="6" w:space="0" w:color="auto"/>
+            </w:tcBorders>
+            <w:tcMar>
+              <w:top w:w="240" w:type="dxa"/>
+              <w:left w:w="0" w:type="dxa"/>
+              <w:bottom w:w="240" w:type="dxa"/>
+              <w:right w:w="180" w:type="dxa"/>
+            </w:tcMar>
+            <w:vAlign w:val="center"/>
+            <w:hideMark/>
+          </w:tcPr>
+          <w:p>
+            <w:pPr>
+              <w:pBdr>
+                <w:top w:val="nil"/>
+                <w:left w:val="nil"/>
+                <w:bottom w:val="nil"/>
+                <w:right w:val="nil"/>
+                <w:between w:val="nil"/>
+              </w:pBdr>
+              <w:spacing w:before="360" w:after="120"/>
+              <w:ind w:firstLine="720"/>
+              <w:jc w:val="both"/>
+              <w:rPr>
+                <w:rFonts w:eastAsia="Arial"/>
+                <w:b/>
+                <w:bCs/>
+                <w:color w:val="000000"/>
+                <w:szCs w:val="20"/>
+              </w:rPr>
+            </w:pPr>
+            <w:r>
+              <w:rPr>
+                <w:rFonts w:eastAsia="Arial"/>
+                <w:b/>
+                <w:bCs/>
+                <w:color w:val="000000"/>
+                <w:szCs w:val="20"/>
+              </w:rPr>
+              <w:t>High-security zone. Hosted behind the ASA (Firewall2).</w:t>
+            </w:r>
+          </w:p>
+        </w:tc>
+        <w:tc>
+          <w:tcPr>
+            <w:tcW w:w="0" w:type="auto"/>
+            <w:tcBorders>
+              <w:top w:val="single" w:sz="6" w:space="0" w:color="auto"/>
+              <w:left w:val="single" w:sz="6" w:space="0" w:color="auto"/>
+              <w:bottom w:val="single" w:sz="6" w:space="0" w:color="auto"/>
+              <w:right w:val="single" w:sz="6" w:space="0" w:color="auto"/>
+            </w:tcBorders>
+            <w:tcMar>
+              <w:top w:w="240" w:type="dxa"/>
+              <w:left w:w="0" w:type="dxa"/>
+              <w:bottom w:w="240" w:type="dxa"/>
+              <w:right w:w="0" w:type="dxa"/>
+            </w:tcMar>
+            <w:vAlign w:val="center"/>
+            <w:hideMark/>
+          </w:tcPr>
+          <w:p>
+            <w:pPr>
+              <w:pBdr>
+                <w:top w:val="nil"/>
+                <w:left w:val="nil"/>
+                <w:bottom w:val="nil"/>
+                <w:right w:val="nil"/>
+                <w:between w:val="nil"/>
+              </w:pBdr>
+              <w:spacing w:before="360" w:after="120"/>
+              <w:ind w:firstLine="720"/>
+              <w:jc w:val="both"/>
+              <w:rPr>
+                <w:rFonts w:eastAsia="Arial"/>
+                <w:b/>
+                <w:bCs/>
+                <w:color w:val="000000"/>
+                <w:szCs w:val="20"/>
+              </w:rPr>
+            </w:pPr>
+            <w:r>
+              <w:rPr>
+                <w:rFonts w:eastAsia="Arial"/>
+                <w:b/>
+                <w:bCs/>
+                <w:color w:val="000000"/>
+                <w:szCs w:val="20"/>
+              </w:rPr>
+              <w:t>ACL Application: Modifying the INSIDE_IN access-list to deny traffic temporarily isolates the servers from the LAN for security audits.</w:t>
+            </w:r>
+          </w:p>
+        </w:tc>
+      </w:tr>
+      <w:tr>
+        <w:trPr>
+          <w:tblCellSpacing w:w="15" w:type="dxa"/>
+        </w:trPr>
+        <w:tc>
+          <w:tcPr>
+            <w:tcW w:w="0" w:type="auto"/>
+            <w:tcBorders>
+              <w:top w:val="single" w:sz="6" w:space="0" w:color="auto"/>
+              <w:left w:val="single" w:sz="6" w:space="0" w:color="auto"/>
+              <w:bottom w:val="single" w:sz="6" w:space="0" w:color="auto"/>
+              <w:right w:val="single" w:sz="6" w:space="0" w:color="auto"/>
+            </w:tcBorders>
+            <w:tcMar>
+              <w:top w:w="240" w:type="dxa"/>
+              <w:left w:w="0" w:type="dxa"/>
+              <w:bottom w:w="240" w:type="dxa"/>
+              <w:right w:w="180" w:type="dxa"/>
+            </w:tcMar>
+            <w:vAlign w:val="center"/>
+            <w:hideMark/>
+          </w:tcPr>
+          <w:p>
+            <w:pPr>
+              <w:pBdr>
+                <w:top w:val="nil"/>
+                <w:left w:val="nil"/>
+                <w:bottom w:val="nil"/>
+                <w:right w:val="nil"/>
+                <w:between w:val="nil"/>
+              </w:pBdr>
+              <w:spacing w:before="360" w:after="120"/>
+              <w:ind w:firstLine="720"/>
+              <w:jc w:val="both"/>
+              <w:rPr>
+                <w:rFonts w:eastAsia="Arial"/>
+                <w:b/>
+                <w:bCs/>
+                <w:color w:val="000000"/>
+                <w:szCs w:val="20"/>
+              </w:rPr>
+            </w:pPr>
+            <w:r>
+              <w:rPr>
+                <w:rFonts w:eastAsia="Arial"/>
+                <w:b/>
+                <w:bCs/>
+                <w:color w:val="000000"/>
+                <w:szCs w:val="20"/>
+              </w:rPr>
+              <w:t>Core Transit</w:t>
+            </w:r>
+          </w:p>
+        </w:tc>
+        <w:tc>
+          <w:tcPr>
+            <w:tcW w:w="0" w:type="auto"/>
+            <w:tcBorders>
+              <w:top w:val="single" w:sz="6" w:space="0" w:color="auto"/>
+              <w:left w:val="single" w:sz="6" w:space="0" w:color="auto"/>
+              <w:bottom w:val="single" w:sz="6" w:space="0" w:color="auto"/>
+              <w:right w:val="single" w:sz="6" w:space="0" w:color="auto"/>
+            </w:tcBorders>
+            <w:tcMar>
+              <w:top w:w="240" w:type="dxa"/>
+              <w:left w:w="0" w:type="dxa"/>
+              <w:bottom w:w="240" w:type="dxa"/>
+              <w:right w:w="180" w:type="dxa"/>
+            </w:tcMar>
+            <w:vAlign w:val="center"/>
+            <w:hideMark/>
+          </w:tcPr>
+          <w:p>
+            <w:pPr>
+              <w:pBdr>
+                <w:top w:val="nil"/>
+                <w:left w:val="nil"/>
+                <w:bottom w:val="nil"/>
+                <w:right w:val="nil"/>
+                <w:between w:val="nil"/>
+              </w:pBdr>
+              <w:spacing w:before="360" w:after="120"/>
+              <w:ind w:firstLine="720"/>
+              <w:jc w:val="both"/>
+              <w:rPr>
+                <w:rFonts w:eastAsia="Arial"/>
+                <w:b/>
+                <w:bCs/>
+                <w:color w:val="000000"/>
+                <w:szCs w:val="20"/>
+              </w:rPr>
+            </w:pPr>
+            <w:r>
+              <w:rPr>
+                <w:rFonts w:eastAsia="Arial"/>
+                <w:b/>
+                <w:bCs/>
+                <w:color w:val="000000"/>
+                <w:szCs w:val="20"/>
+              </w:rPr>
+              <w:t>MS1, FW2, MS2</w:t>
+            </w:r>
+          </w:p>
+        </w:tc>
+        <w:tc>
+          <w:tcPr>
+            <w:tcW w:w="0" w:type="auto"/>
+            <w:tcBorders>
+              <w:top w:val="single" w:sz="6" w:space="0" w:color="auto"/>
+              <w:left w:val="single" w:sz="6" w:space="0" w:color="auto"/>
+              <w:bottom w:val="single" w:sz="6" w:space="0" w:color="auto"/>
+              <w:right w:val="single" w:sz="6" w:space="0" w:color="auto"/>
+            </w:tcBorders>
+            <w:tcMar>
+              <w:top w:w="240" w:type="dxa"/>
+              <w:left w:w="0" w:type="dxa"/>
+              <w:bottom w:w="240" w:type="dxa"/>
+              <w:right w:w="180" w:type="dxa"/>
+            </w:tcMar>
+            <w:vAlign w:val="center"/>
+            <w:hideMark/>
+          </w:tcPr>
+          <w:p>
+            <w:pPr>
+              <w:pBdr>
+                <w:top w:val="nil"/>
+                <w:left w:val="nil"/>
+                <w:bottom w:val="nil"/>
+                <w:right w:val="nil"/>
+                <w:between w:val="nil"/>
+              </w:pBdr>
+              <w:spacing w:before="360" w:after="120"/>
+              <w:ind w:firstLine="720"/>
+              <w:jc w:val="both"/>
+              <w:rPr>
+                <w:rFonts w:eastAsia="Arial"/>
+                <w:b/>
+                <w:bCs/>
+                <w:color w:val="000000"/>
+                <w:szCs w:val="20"/>
+              </w:rPr>
+            </w:pPr>
+            <w:r>
+              <w:rPr>
+                <w:rFonts w:eastAsia="Arial"/>
+                <w:b/>
+                <w:bCs/>
+                <w:color w:val="000000"/>
+                <w:szCs w:val="20"/>
+              </w:rPr>
+              <w:t>10.0.0.0/30 10.0.0.4/30</w:t>
+            </w:r>
+          </w:p>
+        </w:tc>
+        <w:tc>
+          <w:tcPr>
+            <w:tcW w:w="0" w:type="auto"/>
+            <w:tcBorders>
+              <w:top w:val="single" w:sz="6" w:space="0" w:color="auto"/>
+              <w:left w:val="single" w:sz="6" w:space="0" w:color="auto"/>
+              <w:bottom w:val="single" w:sz="6" w:space="0" w:color="auto"/>
+              <w:right w:val="single" w:sz="6" w:space="0" w:color="auto"/>
+            </w:tcBorders>
+            <w:tcMar>
+              <w:top w:w="240" w:type="dxa"/>
+              <w:left w:w="0" w:type="dxa"/>
+              <w:bottom w:w="240" w:type="dxa"/>
+              <w:right w:w="180" w:type="dxa"/>
+            </w:tcMar>
+            <w:vAlign w:val="center"/>
+            <w:hideMark/>
+          </w:tcPr>
+          <w:p>
+            <w:pPr>
+              <w:pBdr>
+                <w:top w:val="nil"/>
+                <w:left w:val="nil"/>
+                <w:bottom w:val="nil"/>
+                <w:right w:val="nil"/>
+                <w:between w:val="nil"/>
+              </w:pBdr>
+              <w:spacing w:before="360" w:after="120"/>
+              <w:ind w:firstLine="720"/>
+              <w:jc w:val="both"/>
+              <w:rPr>
+                <w:rFonts w:eastAsia="Arial"/>
+                <w:b/>
+                <w:bCs/>
+                <w:color w:val="000000"/>
+                <w:szCs w:val="20"/>
+              </w:rPr>
+            </w:pPr>
+            <w:r>
+              <w:rPr>
+                <w:rFonts w:eastAsia="Arial"/>
+                <w:b/>
+                <w:bCs/>
+                <w:color w:val="000000"/>
+                <w:szCs w:val="20"/>
+              </w:rPr>
+              <w:t>Point-to-Point routed links connecting the LAN to the DMZ.</w:t>
+            </w:r>
+          </w:p>
+        </w:tc>
+        <w:tc>
+          <w:tcPr>
+            <w:tcW w:w="0" w:type="auto"/>
+            <w:tcBorders>
+              <w:top w:val="single" w:sz="6" w:space="0" w:color="auto"/>
+              <w:left w:val="single" w:sz="6" w:space="0" w:color="auto"/>
+              <w:bottom w:val="single" w:sz="6" w:space="0" w:color="auto"/>
+              <w:right w:val="single" w:sz="6" w:space="0" w:color="auto"/>
+            </w:tcBorders>
+            <w:tcMar>
+              <w:top w:w="240" w:type="dxa"/>
+              <w:left w:w="0" w:type="dxa"/>
+              <w:bottom w:w="240" w:type="dxa"/>
+              <w:right w:w="0" w:type="dxa"/>
+            </w:tcMar>
+            <w:vAlign w:val="center"/>
+            <w:hideMark/>
+          </w:tcPr>
+          <w:p>
+            <w:pPr>
+              <w:pBdr>
+                <w:top w:val="nil"/>
+                <w:left w:val="nil"/>
+                <w:bottom w:val="nil"/>
+                <w:right w:val="nil"/>
+                <w:between w:val="nil"/>
+              </w:pBdr>
+              <w:spacing w:before="360" w:after="120"/>
+              <w:ind w:firstLine="720"/>
+              <w:jc w:val="both"/>
+              <w:rPr>
+                <w:rFonts w:eastAsia="Arial"/>
+                <w:b/>
+                <w:bCs/>
+                <w:color w:val="000000"/>
+                <w:szCs w:val="20"/>
+              </w:rPr>
+            </w:pPr>
+            <w:r>
+              <w:rPr>
+                <w:rFonts w:eastAsia="Arial"/>
+                <w:b/>
+                <w:bCs/>
+                <w:color w:val="000000"/>
+                <w:szCs w:val="20"/>
+              </w:rPr>
+              <w:t>Passive-Interface / Static Route Removal: Deleting the static route to 192.168.50.0 on MS1 isolates the entire DMZ path.</w:t>
+            </w:r>
+          </w:p>
+        </w:tc>
+      </w:tr>
+    </w:tbl>
+    <w:p>
+      <w:pPr>
+        <w:pStyle w:val="Heading3"/>
+      </w:pPr>
+    </w:p>
+    <w:p>
+      <w:pPr>
+        <w:pStyle w:val="Heading2"/>
+        <w:rPr>
+          <w:rFonts w:eastAsia="Times New Roman"/>
+          <w:szCs w:val="27"/>
+        </w:rPr>
+      </w:pPr>
+      <w:r>
+        <w:t>Isolation Strategy</w:t>
+      </w:r>
+    </w:p>
+    <w:p>
+      <w:pPr>
+        <w:pStyle w:val="Heading4"/>
+      </w:pPr>
+      <w:r>
+        <w:t>A. Internal LAN Isolation (VLANs 10-40)</w:t>
+      </w:r>
+    </w:p>
+    <w:p>
+      <w:pPr>
+        <w:pStyle w:val="NormalWeb"/>
+      </w:pPr>
+      <w:r>
+        <w:t xml:space="preserve">Since MS1 acts as the default gateway for all internal users, isolation is managed at the </w:t>
+      </w:r>
+      <w:r>
+        <w:rPr>
+          <w:b/>
+          <w:bCs/>
+        </w:rPr>
+        <w:t>Distribution layer</w:t>
+      </w:r>
+      <w:r>
+        <w:t>.</w:t>
+      </w:r>
+    </w:p>
+    <w:p>
+      <w:pPr>
+        <w:pStyle w:val="NormalWeb"/>
+        <w:numPr>
+          <w:ilvl w:val="0"/>
+          <w:numId w:val="10"/>
+        </w:numPr>
+      </w:pPr>
+      <w:r>
+        <w:rPr>
+          <w:b/>
+          <w:bCs/>
+        </w:rPr>
+        <w:t>Logical Isolation:</w:t>
+      </w:r>
+      <w:r>
+        <w:t xml:space="preserve"> During testing of the Academic network (VLAN 40), we can apply a standard ACL on MS1 </w:t>
+      </w:r>
+      <w:r>
+        <w:rPr>
+          <w:rStyle w:val="HTMLCode"/>
+        </w:rPr>
+        <w:t xml:space="preserve">interface </w:t>
+      </w:r>
+      <w:proofErr w:type="spellStart"/>
+      <w:r>
+        <w:rPr>
+          <w:rStyle w:val="HTMLCode"/>
+        </w:rPr>
+        <w:t>vlan</w:t>
+      </w:r>
+      <w:proofErr w:type="spellEnd"/>
+      <w:r>
+        <w:rPr>
+          <w:rStyle w:val="HTMLCode"/>
+        </w:rPr>
+        <w:t xml:space="preserve"> 40</w:t>
+      </w:r>
+      <w:r>
+        <w:t xml:space="preserve"> to restrict outbound traffic. This allows </w:t>
+      </w:r>
+      <w:r>
+        <w:lastRenderedPageBreak/>
+        <w:t>us to test internal connectivity within the segment without the "noise" of the rest of the university network.</w:t>
+      </w:r>
+    </w:p>
+    <w:p>
+      <w:pPr>
+        <w:pStyle w:val="NormalWeb"/>
+        <w:numPr>
+          <w:ilvl w:val="0"/>
+          <w:numId w:val="10"/>
+        </w:numPr>
+      </w:pPr>
+      <w:r>
+        <w:rPr>
+          <w:b/>
+          <w:bCs/>
+        </w:rPr>
+        <w:t>Physical/Trunk Isolation:</w:t>
+      </w:r>
+      <w:r>
+        <w:t xml:space="preserve"> If MS0 (Aggregation) reports flapping links, we can isolate the entire access sub-tree by converting the trunk to a non-tagging access port temporarily to verify hardware stability.</w:t>
+      </w:r>
+    </w:p>
+    <w:p>
+      <w:pPr>
+        <w:pStyle w:val="Heading4"/>
+      </w:pPr>
+      <w:r>
+        <w:t>B. Perimeter and DMZ Isolation</w:t>
+      </w:r>
+    </w:p>
+    <w:p>
+      <w:pPr>
+        <w:pStyle w:val="NormalWeb"/>
+      </w:pPr>
+      <w:r>
+        <w:t xml:space="preserve">The </w:t>
+      </w:r>
+      <w:r>
+        <w:rPr>
+          <w:b/>
+          <w:bCs/>
+        </w:rPr>
+        <w:t>Firewall2 (ASA)</w:t>
+      </w:r>
+      <w:r>
+        <w:t xml:space="preserve"> provides the most granular isolation.</w:t>
+      </w:r>
+    </w:p>
+    <w:p>
+      <w:pPr>
+        <w:pStyle w:val="NormalWeb"/>
+        <w:numPr>
+          <w:ilvl w:val="0"/>
+          <w:numId w:val="11"/>
+        </w:numPr>
+      </w:pPr>
+      <w:r>
+        <w:rPr>
+          <w:b/>
+          <w:bCs/>
+        </w:rPr>
+        <w:t>Stateful Isolation:</w:t>
+      </w:r>
+      <w:r>
+        <w:t xml:space="preserve"> By leveraging the </w:t>
+      </w:r>
+      <w:r>
+        <w:rPr>
+          <w:rStyle w:val="HTMLCode"/>
+        </w:rPr>
+        <w:t>security-level</w:t>
+      </w:r>
+      <w:r>
+        <w:t xml:space="preserve"> (100 vs 50), we can test "One-Way" connectivity. For troubleshooting, we can disable the </w:t>
+      </w:r>
+      <w:r>
+        <w:rPr>
+          <w:rStyle w:val="HTMLCode"/>
+        </w:rPr>
+        <w:t xml:space="preserve">inspect </w:t>
+      </w:r>
+      <w:proofErr w:type="spellStart"/>
+      <w:r>
+        <w:rPr>
+          <w:rStyle w:val="HTMLCode"/>
+        </w:rPr>
+        <w:t>icmp</w:t>
+      </w:r>
+      <w:proofErr w:type="spellEnd"/>
+      <w:r>
+        <w:t xml:space="preserve"> policy. If pings stop working, we confirm the firewall's stateful engine is functioning correctly and the issue is not a routing loop.</w:t>
+      </w:r>
+    </w:p>
+    <w:p>
+      <w:pPr>
+        <w:pStyle w:val="NormalWeb"/>
+        <w:numPr>
+          <w:ilvl w:val="0"/>
+          <w:numId w:val="11"/>
+        </w:numPr>
+      </w:pPr>
+      <w:r>
+        <w:rPr>
+          <w:b/>
+          <w:bCs/>
+        </w:rPr>
+        <w:t>P2P Link Testing:</w:t>
+      </w:r>
+      <w:r>
+        <w:t xml:space="preserve"> The </w:t>
+      </w:r>
+      <w:r>
+        <w:rPr>
+          <w:rStyle w:val="HTMLCode"/>
+        </w:rPr>
+        <w:t>/30</w:t>
+      </w:r>
+      <w:r>
+        <w:t xml:space="preserve"> links (10.0.0.0/30 and 10.0.0.4/30) are isolated by design. To test the firewall's "Inside" interface without involving the university switches, we can connect a technician's laptop directly to </w:t>
+      </w:r>
+      <w:r>
+        <w:rPr>
+          <w:rStyle w:val="HTMLCode"/>
+        </w:rPr>
+        <w:t>Gi1/1</w:t>
+      </w:r>
+      <w:r>
+        <w:t xml:space="preserve"> with a static IP (</w:t>
+      </w:r>
+      <w:r>
+        <w:rPr>
+          <w:rStyle w:val="HTMLCode"/>
+        </w:rPr>
+        <w:t>10.0.0.1</w:t>
+      </w:r>
+      <w:r>
+        <w:t>), effectively removing MS1 from the equation.</w:t>
+      </w:r>
+    </w:p>
+    <w:p>
+      <w:pPr>
+        <w:pStyle w:val="Heading4"/>
+      </w:pPr>
+      <w:r>
+        <w:t>C. STP Root Isolation</w:t>
+      </w:r>
+    </w:p>
+    <w:p>
+      <w:pPr>
+        <w:pStyle w:val="NormalWeb"/>
+      </w:pPr>
+      <w:r>
+        <w:t xml:space="preserve">Because </w:t>
+      </w:r>
+      <w:r>
+        <w:rPr>
+          <w:b/>
+          <w:bCs/>
+        </w:rPr>
+        <w:t>MS1</w:t>
+      </w:r>
+      <w:r>
+        <w:t xml:space="preserve"> is the STP Root Bridge (Priority 4096), any loop in the access switches (MS4, MS6, etc.) could theoretically impact the Core.</w:t>
+      </w:r>
+    </w:p>
+    <w:p>
+      <w:pPr>
+        <w:pStyle w:val="NormalWeb"/>
+        <w:numPr>
+          <w:ilvl w:val="0"/>
+          <w:numId w:val="12"/>
+        </w:numPr>
+      </w:pPr>
+      <w:r>
+        <w:rPr>
+          <w:b/>
+          <w:bCs/>
+        </w:rPr>
+        <w:t>Technique:</w:t>
+      </w:r>
+      <w:r>
+        <w:t xml:space="preserve"> To isolate Spanning Tree issues, we use </w:t>
+      </w:r>
+      <w:r>
+        <w:rPr>
+          <w:rStyle w:val="HTMLCode"/>
+        </w:rPr>
+        <w:t xml:space="preserve">spanning-tree </w:t>
+      </w:r>
+      <w:proofErr w:type="spellStart"/>
+      <w:r>
+        <w:rPr>
+          <w:rStyle w:val="HTMLCode"/>
+        </w:rPr>
+        <w:t>portfast</w:t>
+      </w:r>
+      <w:proofErr w:type="spellEnd"/>
+      <w:r>
+        <w:t xml:space="preserve"> and </w:t>
+      </w:r>
+      <w:proofErr w:type="spellStart"/>
+      <w:r>
+        <w:rPr>
+          <w:rStyle w:val="HTMLCode"/>
+        </w:rPr>
+        <w:t>bpduguard</w:t>
+      </w:r>
+      <w:proofErr w:type="spellEnd"/>
+      <w:r>
+        <w:t xml:space="preserve"> on access ports. If a student plugs a bridge into MS4, </w:t>
+      </w:r>
+      <w:proofErr w:type="spellStart"/>
+      <w:r>
+        <w:t>BPDUGuard</w:t>
+      </w:r>
+      <w:proofErr w:type="spellEnd"/>
+      <w:r>
+        <w:t xml:space="preserve"> will "err-disable" that specific port, isolating the fault and protecting the Milestones University backbone.</w:t>
+      </w:r>
+    </w:p>
+    <w:p>
+      <w:pPr>
+        <w:pBdr>
+          <w:top w:val="nil"/>
+          <w:left w:val="nil"/>
+          <w:bottom w:val="nil"/>
+          <w:right w:val="nil"/>
+          <w:between w:val="nil"/>
+        </w:pBdr>
+        <w:spacing w:before="360" w:after="120"/>
+        <w:ind w:firstLine="720"/>
+        <w:jc w:val="both"/>
         <w:rPr>
           <w:rFonts w:eastAsia="Arial"/>
           <w:b/>
+          <w:bCs/>
           <w:color w:val="000000"/>
-          <w:sz w:val="24"/>
-          <w:szCs w:val="24"/>
+          <w:szCs w:val="20"/>
         </w:rPr>
       </w:pPr>
-      <w:r>
+    </w:p>
+    <w:p>
+      <w:pPr>
+        <w:pBdr>
+          <w:top w:val="nil"/>
+          <w:left w:val="nil"/>
+          <w:bottom w:val="nil"/>
+          <w:right w:val="nil"/>
+          <w:between w:val="nil"/>
+        </w:pBdr>
+        <w:spacing w:before="360" w:after="120"/>
+        <w:jc w:val="both"/>
         <w:rPr>
           <w:rFonts w:eastAsia="Arial"/>
-          <w:b/>
           <w:color w:val="000000"/>
-          <w:sz w:val="24"/>
-          <w:szCs w:val="24"/>
+          <w:szCs w:val="20"/>
         </w:rPr>
-        <w:t>Isolation of segments</w:t>
+      </w:pPr>
+    </w:p>
+    <w:p>
+      <w:pPr>
+        <w:pBdr>
+          <w:top w:val="nil"/>
+          <w:left w:val="nil"/>
+          <w:bottom w:val="nil"/>
+          <w:right w:val="nil"/>
+          <w:between w:val="nil"/>
+        </w:pBdr>
+        <w:spacing w:before="360" w:after="120"/>
+        <w:jc w:val="both"/>
+        <w:rPr>
+          <w:rFonts w:eastAsia="Arial"/>
+          <w:color w:val="000000"/>
+          <w:szCs w:val="20"/>
+        </w:rPr>
+      </w:pPr>
+    </w:p>
+    <w:p>
+      <w:pPr>
+        <w:pStyle w:val="Heading1"/>
+      </w:pPr>
+      <w:r>
+        <w:t>Testing</w:t>
       </w:r>
     </w:p>
     <w:p>
@@ -277,36 +2101,15 @@
           <w:color w:val="000000"/>
           <w:szCs w:val="20"/>
         </w:rPr>
-        <w:t>Include a description of each segment in the IP network and how each will be isolated for testing and troubleshooting.</w:t>
+        <w:t xml:space="preserve">Outline the frequency and types of testing of the network infrastructure and associated components that should be undertaken and why. </w:t>
       </w:r>
     </w:p>
     <w:p>
       <w:pPr>
-        <w:pBdr>
-          <w:top w:val="nil"/>
-          <w:left w:val="nil"/>
-          <w:bottom w:val="nil"/>
-          <w:right w:val="nil"/>
-          <w:between w:val="nil"/>
-        </w:pBdr>
-        <w:spacing w:before="360" w:after="120"/>
-        <w:rPr>
-          <w:rFonts w:eastAsia="Arial"/>
-          <w:b/>
-          <w:color w:val="000000"/>
-          <w:sz w:val="24"/>
-          <w:szCs w:val="24"/>
-        </w:rPr>
-      </w:pPr>
-      <w:r>
-        <w:rPr>
-          <w:rFonts w:eastAsia="Arial"/>
-          <w:b/>
-          <w:color w:val="000000"/>
-          <w:sz w:val="24"/>
-          <w:szCs w:val="24"/>
-        </w:rPr>
-        <w:t>Testing</w:t>
+        <w:pStyle w:val="Heading1"/>
+      </w:pPr>
+      <w:r>
+        <w:t>Network testing and monitoring tools</w:t>
       </w:r>
     </w:p>
     <w:p>
@@ -331,36 +2134,15 @@
           <w:color w:val="000000"/>
           <w:szCs w:val="20"/>
         </w:rPr>
-        <w:t xml:space="preserve">Outline the frequency and types of testing of the network infrastructure and associated components that should be undertaken and why. </w:t>
+        <w:t>Include a list and description of network testing and monitoring tools (including software applications) that will be used and why.</w:t>
       </w:r>
     </w:p>
     <w:p>
       <w:pPr>
-        <w:pBdr>
-          <w:top w:val="nil"/>
-          <w:left w:val="nil"/>
-          <w:bottom w:val="nil"/>
-          <w:right w:val="nil"/>
-          <w:between w:val="nil"/>
-        </w:pBdr>
-        <w:spacing w:before="360" w:after="120"/>
-        <w:rPr>
-          <w:rFonts w:eastAsia="Arial"/>
-          <w:b/>
-          <w:color w:val="000000"/>
-          <w:sz w:val="24"/>
-          <w:szCs w:val="24"/>
-        </w:rPr>
-      </w:pPr>
-      <w:r>
-        <w:rPr>
-          <w:rFonts w:eastAsia="Arial"/>
-          <w:b/>
-          <w:color w:val="000000"/>
-          <w:sz w:val="24"/>
-          <w:szCs w:val="24"/>
-        </w:rPr>
-        <w:t>Network testing and monitoring tools</w:t>
+        <w:pStyle w:val="Heading1"/>
+      </w:pPr>
+      <w:r>
+        <w:t>IOS device maintenance plan</w:t>
       </w:r>
     </w:p>
     <w:p>
@@ -385,36 +2167,16 @@
           <w:color w:val="000000"/>
           <w:szCs w:val="20"/>
         </w:rPr>
-        <w:t>Include a list and description of network testing and monitoring tools (including software applications) that will be used and why.</w:t>
+        <w:lastRenderedPageBreak/>
+        <w:t>Outline an IOS device maintenance plan that can be followed for monitoring routing protocols and router configurations.</w:t>
       </w:r>
     </w:p>
     <w:p>
       <w:pPr>
-        <w:pBdr>
-          <w:top w:val="nil"/>
-          <w:left w:val="nil"/>
-          <w:bottom w:val="nil"/>
-          <w:right w:val="nil"/>
-          <w:between w:val="nil"/>
-        </w:pBdr>
-        <w:spacing w:before="360" w:after="120"/>
-        <w:rPr>
-          <w:rFonts w:eastAsia="Arial"/>
-          <w:b/>
-          <w:color w:val="000000"/>
-          <w:sz w:val="24"/>
-          <w:szCs w:val="24"/>
-        </w:rPr>
-      </w:pPr>
-      <w:r>
-        <w:rPr>
-          <w:rFonts w:eastAsia="Arial"/>
-          <w:b/>
-          <w:color w:val="000000"/>
-          <w:sz w:val="24"/>
-          <w:szCs w:val="24"/>
-        </w:rPr>
-        <w:t>IOS device maintenance plan</w:t>
+        <w:pStyle w:val="Heading1"/>
+      </w:pPr>
+      <w:r>
+        <w:t>Security</w:t>
       </w:r>
     </w:p>
     <w:p>
@@ -439,36 +2201,15 @@
           <w:color w:val="000000"/>
           <w:szCs w:val="20"/>
         </w:rPr>
-        <w:t>Outline an IOS device maintenance plan that can be followed for monitoring routing protocols and router configurations.</w:t>
+        <w:t>Outline a plan for troubleshooting and monitoring the security of the network.</w:t>
       </w:r>
     </w:p>
     <w:p>
       <w:pPr>
-        <w:pBdr>
-          <w:top w:val="nil"/>
-          <w:left w:val="nil"/>
-          <w:bottom w:val="nil"/>
-          <w:right w:val="nil"/>
-          <w:between w:val="nil"/>
-        </w:pBdr>
-        <w:spacing w:before="360" w:after="120"/>
-        <w:rPr>
-          <w:rFonts w:eastAsia="Arial"/>
-          <w:b/>
-          <w:color w:val="000000"/>
-          <w:sz w:val="24"/>
-          <w:szCs w:val="24"/>
-        </w:rPr>
-      </w:pPr>
-      <w:r>
-        <w:rPr>
-          <w:rFonts w:eastAsia="Arial"/>
-          <w:b/>
-          <w:color w:val="000000"/>
-          <w:sz w:val="24"/>
-          <w:szCs w:val="24"/>
-        </w:rPr>
-        <w:t>Security</w:t>
+        <w:pStyle w:val="Heading1"/>
+      </w:pPr>
+      <w:r>
+        <w:t>IP V6 and IP V4 interoperability</w:t>
       </w:r>
     </w:p>
     <w:p>
@@ -493,36 +2234,7 @@
           <w:color w:val="000000"/>
           <w:szCs w:val="20"/>
         </w:rPr>
-        <w:t>Outline a plan for troubleshooting and monitoring the security of the network.</w:t>
-      </w:r>
-    </w:p>
-    <w:p>
-      <w:pPr>
-        <w:pBdr>
-          <w:top w:val="nil"/>
-          <w:left w:val="nil"/>
-          <w:bottom w:val="nil"/>
-          <w:right w:val="nil"/>
-          <w:between w:val="nil"/>
-        </w:pBdr>
-        <w:spacing w:before="360" w:after="120"/>
-        <w:rPr>
-          <w:rFonts w:eastAsia="Arial"/>
-          <w:b/>
-          <w:color w:val="000000"/>
-          <w:sz w:val="24"/>
-          <w:szCs w:val="24"/>
-        </w:rPr>
-      </w:pPr>
-      <w:r>
-        <w:rPr>
-          <w:rFonts w:eastAsia="Arial"/>
-          <w:b/>
-          <w:color w:val="000000"/>
-          <w:sz w:val="24"/>
-          <w:szCs w:val="24"/>
-        </w:rPr>
-        <w:t>IP V6 and IP V4 interoperability</w:t>
+        <w:t>Outline a plan for troubleshooting and monitoring IP V6 and IP V4 interoperability.</w:t>
       </w:r>
     </w:p>
     <w:p>
@@ -541,40 +2253,16 @@
           <w:szCs w:val="20"/>
         </w:rPr>
       </w:pPr>
-      <w:r>
-        <w:rPr>
-          <w:rFonts w:eastAsia="Arial"/>
-          <w:color w:val="000000"/>
-          <w:szCs w:val="20"/>
-        </w:rPr>
-        <w:t>Outline a plan for troubleshooting and monitoring IP V6 and IP V4 interoperability.</w:t>
-      </w:r>
-    </w:p>
-    <w:p>
-      <w:pPr>
-        <w:pBdr>
-          <w:top w:val="nil"/>
-          <w:left w:val="nil"/>
-          <w:bottom w:val="nil"/>
-          <w:right w:val="nil"/>
-          <w:between w:val="nil"/>
-        </w:pBdr>
-        <w:spacing w:before="120" w:after="120" w:line="288" w:lineRule="auto"/>
-        <w:rPr>
-          <w:rFonts w:eastAsia="Arial"/>
-          <w:color w:val="000000"/>
-          <w:szCs w:val="20"/>
-        </w:rPr>
-      </w:pPr>
     </w:p>
     <w:sectPr>
-      <w:headerReference w:type="default" r:id="rId9"/>
-      <w:footerReference w:type="even" r:id="rId10"/>
-      <w:footerReference w:type="default" r:id="rId11"/>
+      <w:headerReference w:type="default" r:id="rId10"/>
+      <w:footerReference w:type="even" r:id="rId11"/>
+      <w:footerReference w:type="default" r:id="rId12"/>
       <w:pgSz w:w="11900" w:h="16840"/>
-      <w:pgMar w:top="1361" w:right="1247" w:bottom="1247" w:left="1247" w:header="708" w:footer="708" w:gutter="0"/>
+      <w:pgMar w:top="1440" w:right="1440" w:bottom="1440" w:left="1440" w:header="708" w:footer="708" w:gutter="0"/>
       <w:pgNumType w:start="1"/>
       <w:cols w:space="720"/>
+      <w:docGrid w:linePitch="272"/>
     </w:sectPr>
   </w:body>
 </w:document>
@@ -918,6 +2606,304 @@
 <file path=word/numbering.xml><?xml version="1.0" encoding="utf-8"?>
 <w:numbering xmlns:wpc="http://schemas.microsoft.com/office/word/2010/wordprocessingCanvas" xmlns:cx="http://schemas.microsoft.com/office/drawing/2014/chartex" xmlns:cx1="http://schemas.microsoft.com/office/drawing/2015/9/8/chartex" xmlns:cx2="http://schemas.microsoft.com/office/drawing/2015/10/21/chartex" xmlns:cx3="http://schemas.microsoft.com/office/drawing/2016/5/9/chartex" xmlns:cx4="http://schemas.microsoft.com/office/drawing/2016/5/10/chartex" xmlns:cx5="http://schemas.microsoft.com/office/drawing/2016/5/11/chartex" xmlns:cx6="http://schemas.microsoft.com/office/drawing/2016/5/12/chartex" xmlns:cx7="http://schemas.microsoft.com/office/drawing/2016/5/13/chartex" xmlns:cx8="http://schemas.microsoft.com/office/drawing/2016/5/14/chartex" xmlns:mc="http://schemas.openxmlformats.org/markup-compatibility/2006" xmlns:aink="http://schemas.microsoft.com/office/drawing/2016/ink" xmlns:am3d="http://schemas.microsoft.com/office/drawing/2017/model3d" xmlns:o="urn:schemas-microsoft-com:office:office" xmlns:oel="http://schemas.microsoft.com/office/2019/extlst" xmlns:r="http://schemas.openxmlformats.org/officeDocument/2006/relationships" xmlns:m="http://schemas.openxmlformats.org/officeDocument/2006/math" xmlns:v="urn:schemas-microsoft-com:vml" xmlns:wp14="http://schemas.microsoft.com/office/word/2010/wordprocessingDrawing" xmlns:wp="http://schemas.openxmlformats.org/drawingml/2006/wordprocessingDrawing" xmlns:w10="urn:schemas-microsoft-com:office:word" xmlns:w="http://schemas.openxmlformats.org/wordprocessingml/2006/main" xmlns:w14="http://schemas.microsoft.com/office/word/2010/wordml" xmlns:w15="http://schemas.microsoft.com/office/word/2012/wordml" xmlns:w16cex="http://schemas.microsoft.com/office/word/2018/wordml/cex" xmlns:w16cid="http://schemas.microsoft.com/office/word/2016/wordml/cid" xmlns:w16="http://schemas.microsoft.com/office/word/2018/wordml" xmlns:w16du="http://schemas.microsoft.com/office/word/2023/wordml/word16du" xmlns:w16sdtdh="http://schemas.microsoft.com/office/word/2020/wordml/sdtdatahash" xmlns:w16sdtfl="http://schemas.microsoft.com/office/word/2024/wordml/sdtformatlock" xmlns:w16se="http://schemas.microsoft.com/office/word/2015/wordml/symex" xmlns:wpg="http://schemas.microsoft.com/office/word/2010/wordprocessingGroup" xmlns:wpi="http://schemas.microsoft.com/office/word/2010/wordprocessingInk" xmlns:wne="http://schemas.microsoft.com/office/word/2006/wordml" xmlns:wps="http://schemas.microsoft.com/office/word/2010/wordprocessingShape" mc:Ignorable="w14 w15 w16se w16cid w16 w16cex w16sdtdh w16sdtfl w16du wp14">
   <w:abstractNum w:abstractNumId="0" w15:restartNumberingAfterBreak="0">
+    <w:nsid w:val="05583B4F"/>
+    <w:multiLevelType w:val="multilevel"/>
+    <w:tmpl w:val="0CEE41D2"/>
+    <w:lvl w:ilvl="0">
+      <w:start w:val="1"/>
+      <w:numFmt w:val="bullet"/>
+      <w:lvlText w:val=""/>
+      <w:lvlJc w:val="left"/>
+      <w:pPr>
+        <w:tabs>
+          <w:tab w:val="num" w:pos="720"/>
+        </w:tabs>
+        <w:ind w:left="720" w:hanging="360"/>
+      </w:pPr>
+      <w:rPr>
+        <w:rFonts w:ascii="Symbol" w:hAnsi="Symbol" w:hint="default"/>
+        <w:sz w:val="20"/>
+      </w:rPr>
+    </w:lvl>
+    <w:lvl w:ilvl="1" w:tentative="1">
+      <w:start w:val="1"/>
+      <w:numFmt w:val="bullet"/>
+      <w:lvlText w:val="o"/>
+      <w:lvlJc w:val="left"/>
+      <w:pPr>
+        <w:tabs>
+          <w:tab w:val="num" w:pos="1440"/>
+        </w:tabs>
+        <w:ind w:left="1440" w:hanging="360"/>
+      </w:pPr>
+      <w:rPr>
+        <w:rFonts w:ascii="Courier New" w:hAnsi="Courier New" w:hint="default"/>
+        <w:sz w:val="20"/>
+      </w:rPr>
+    </w:lvl>
+    <w:lvl w:ilvl="2" w:tentative="1">
+      <w:start w:val="1"/>
+      <w:numFmt w:val="bullet"/>
+      <w:lvlText w:val=""/>
+      <w:lvlJc w:val="left"/>
+      <w:pPr>
+        <w:tabs>
+          <w:tab w:val="num" w:pos="2160"/>
+        </w:tabs>
+        <w:ind w:left="2160" w:hanging="360"/>
+      </w:pPr>
+      <w:rPr>
+        <w:rFonts w:ascii="Wingdings" w:hAnsi="Wingdings" w:hint="default"/>
+        <w:sz w:val="20"/>
+      </w:rPr>
+    </w:lvl>
+    <w:lvl w:ilvl="3" w:tentative="1">
+      <w:start w:val="1"/>
+      <w:numFmt w:val="bullet"/>
+      <w:lvlText w:val=""/>
+      <w:lvlJc w:val="left"/>
+      <w:pPr>
+        <w:tabs>
+          <w:tab w:val="num" w:pos="2880"/>
+        </w:tabs>
+        <w:ind w:left="2880" w:hanging="360"/>
+      </w:pPr>
+      <w:rPr>
+        <w:rFonts w:ascii="Wingdings" w:hAnsi="Wingdings" w:hint="default"/>
+        <w:sz w:val="20"/>
+      </w:rPr>
+    </w:lvl>
+    <w:lvl w:ilvl="4" w:tentative="1">
+      <w:start w:val="1"/>
+      <w:numFmt w:val="bullet"/>
+      <w:lvlText w:val=""/>
+      <w:lvlJc w:val="left"/>
+      <w:pPr>
+        <w:tabs>
+          <w:tab w:val="num" w:pos="3600"/>
+        </w:tabs>
+        <w:ind w:left="3600" w:hanging="360"/>
+      </w:pPr>
+      <w:rPr>
+        <w:rFonts w:ascii="Wingdings" w:hAnsi="Wingdings" w:hint="default"/>
+        <w:sz w:val="20"/>
+      </w:rPr>
+    </w:lvl>
+    <w:lvl w:ilvl="5" w:tentative="1">
+      <w:start w:val="1"/>
+      <w:numFmt w:val="bullet"/>
+      <w:lvlText w:val=""/>
+      <w:lvlJc w:val="left"/>
+      <w:pPr>
+        <w:tabs>
+          <w:tab w:val="num" w:pos="4320"/>
+        </w:tabs>
+        <w:ind w:left="4320" w:hanging="360"/>
+      </w:pPr>
+      <w:rPr>
+        <w:rFonts w:ascii="Wingdings" w:hAnsi="Wingdings" w:hint="default"/>
+        <w:sz w:val="20"/>
+      </w:rPr>
+    </w:lvl>
+    <w:lvl w:ilvl="6" w:tentative="1">
+      <w:start w:val="1"/>
+      <w:numFmt w:val="bullet"/>
+      <w:lvlText w:val=""/>
+      <w:lvlJc w:val="left"/>
+      <w:pPr>
+        <w:tabs>
+          <w:tab w:val="num" w:pos="5040"/>
+        </w:tabs>
+        <w:ind w:left="5040" w:hanging="360"/>
+      </w:pPr>
+      <w:rPr>
+        <w:rFonts w:ascii="Wingdings" w:hAnsi="Wingdings" w:hint="default"/>
+        <w:sz w:val="20"/>
+      </w:rPr>
+    </w:lvl>
+    <w:lvl w:ilvl="7" w:tentative="1">
+      <w:start w:val="1"/>
+      <w:numFmt w:val="bullet"/>
+      <w:lvlText w:val=""/>
+      <w:lvlJc w:val="left"/>
+      <w:pPr>
+        <w:tabs>
+          <w:tab w:val="num" w:pos="5760"/>
+        </w:tabs>
+        <w:ind w:left="5760" w:hanging="360"/>
+      </w:pPr>
+      <w:rPr>
+        <w:rFonts w:ascii="Wingdings" w:hAnsi="Wingdings" w:hint="default"/>
+        <w:sz w:val="20"/>
+      </w:rPr>
+    </w:lvl>
+    <w:lvl w:ilvl="8" w:tentative="1">
+      <w:start w:val="1"/>
+      <w:numFmt w:val="bullet"/>
+      <w:lvlText w:val=""/>
+      <w:lvlJc w:val="left"/>
+      <w:pPr>
+        <w:tabs>
+          <w:tab w:val="num" w:pos="6480"/>
+        </w:tabs>
+        <w:ind w:left="6480" w:hanging="360"/>
+      </w:pPr>
+      <w:rPr>
+        <w:rFonts w:ascii="Wingdings" w:hAnsi="Wingdings" w:hint="default"/>
+        <w:sz w:val="20"/>
+      </w:rPr>
+    </w:lvl>
+  </w:abstractNum>
+  <w:abstractNum w:abstractNumId="1" w15:restartNumberingAfterBreak="0">
+    <w:nsid w:val="1E56067A"/>
+    <w:multiLevelType w:val="multilevel"/>
+    <w:tmpl w:val="4BE05CF8"/>
+    <w:lvl w:ilvl="0">
+      <w:start w:val="1"/>
+      <w:numFmt w:val="bullet"/>
+      <w:lvlText w:val=""/>
+      <w:lvlJc w:val="left"/>
+      <w:pPr>
+        <w:tabs>
+          <w:tab w:val="num" w:pos="720"/>
+        </w:tabs>
+        <w:ind w:left="720" w:hanging="360"/>
+      </w:pPr>
+      <w:rPr>
+        <w:rFonts w:ascii="Symbol" w:hAnsi="Symbol" w:hint="default"/>
+        <w:sz w:val="20"/>
+      </w:rPr>
+    </w:lvl>
+    <w:lvl w:ilvl="1" w:tentative="1">
+      <w:start w:val="1"/>
+      <w:numFmt w:val="bullet"/>
+      <w:lvlText w:val="o"/>
+      <w:lvlJc w:val="left"/>
+      <w:pPr>
+        <w:tabs>
+          <w:tab w:val="num" w:pos="1440"/>
+        </w:tabs>
+        <w:ind w:left="1440" w:hanging="360"/>
+      </w:pPr>
+      <w:rPr>
+        <w:rFonts w:ascii="Courier New" w:hAnsi="Courier New" w:hint="default"/>
+        <w:sz w:val="20"/>
+      </w:rPr>
+    </w:lvl>
+    <w:lvl w:ilvl="2" w:tentative="1">
+      <w:start w:val="1"/>
+      <w:numFmt w:val="bullet"/>
+      <w:lvlText w:val=""/>
+      <w:lvlJc w:val="left"/>
+      <w:pPr>
+        <w:tabs>
+          <w:tab w:val="num" w:pos="2160"/>
+        </w:tabs>
+        <w:ind w:left="2160" w:hanging="360"/>
+      </w:pPr>
+      <w:rPr>
+        <w:rFonts w:ascii="Wingdings" w:hAnsi="Wingdings" w:hint="default"/>
+        <w:sz w:val="20"/>
+      </w:rPr>
+    </w:lvl>
+    <w:lvl w:ilvl="3" w:tentative="1">
+      <w:start w:val="1"/>
+      <w:numFmt w:val="bullet"/>
+      <w:lvlText w:val=""/>
+      <w:lvlJc w:val="left"/>
+      <w:pPr>
+        <w:tabs>
+          <w:tab w:val="num" w:pos="2880"/>
+        </w:tabs>
+        <w:ind w:left="2880" w:hanging="360"/>
+      </w:pPr>
+      <w:rPr>
+        <w:rFonts w:ascii="Wingdings" w:hAnsi="Wingdings" w:hint="default"/>
+        <w:sz w:val="20"/>
+      </w:rPr>
+    </w:lvl>
+    <w:lvl w:ilvl="4" w:tentative="1">
+      <w:start w:val="1"/>
+      <w:numFmt w:val="bullet"/>
+      <w:lvlText w:val=""/>
+      <w:lvlJc w:val="left"/>
+      <w:pPr>
+        <w:tabs>
+          <w:tab w:val="num" w:pos="3600"/>
+        </w:tabs>
+        <w:ind w:left="3600" w:hanging="360"/>
+      </w:pPr>
+      <w:rPr>
+        <w:rFonts w:ascii="Wingdings" w:hAnsi="Wingdings" w:hint="default"/>
+        <w:sz w:val="20"/>
+      </w:rPr>
+    </w:lvl>
+    <w:lvl w:ilvl="5" w:tentative="1">
+      <w:start w:val="1"/>
+      <w:numFmt w:val="bullet"/>
+      <w:lvlText w:val=""/>
+      <w:lvlJc w:val="left"/>
+      <w:pPr>
+        <w:tabs>
+          <w:tab w:val="num" w:pos="4320"/>
+        </w:tabs>
+        <w:ind w:left="4320" w:hanging="360"/>
+      </w:pPr>
+      <w:rPr>
+        <w:rFonts w:ascii="Wingdings" w:hAnsi="Wingdings" w:hint="default"/>
+        <w:sz w:val="20"/>
+      </w:rPr>
+    </w:lvl>
+    <w:lvl w:ilvl="6" w:tentative="1">
+      <w:start w:val="1"/>
+      <w:numFmt w:val="bullet"/>
+      <w:lvlText w:val=""/>
+      <w:lvlJc w:val="left"/>
+      <w:pPr>
+        <w:tabs>
+          <w:tab w:val="num" w:pos="5040"/>
+        </w:tabs>
+        <w:ind w:left="5040" w:hanging="360"/>
+      </w:pPr>
+      <w:rPr>
+        <w:rFonts w:ascii="Wingdings" w:hAnsi="Wingdings" w:hint="default"/>
+        <w:sz w:val="20"/>
+      </w:rPr>
+    </w:lvl>
+    <w:lvl w:ilvl="7" w:tentative="1">
+      <w:start w:val="1"/>
+      <w:numFmt w:val="bullet"/>
+      <w:lvlText w:val=""/>
+      <w:lvlJc w:val="left"/>
+      <w:pPr>
+        <w:tabs>
+          <w:tab w:val="num" w:pos="5760"/>
+        </w:tabs>
+        <w:ind w:left="5760" w:hanging="360"/>
+      </w:pPr>
+      <w:rPr>
+        <w:rFonts w:ascii="Wingdings" w:hAnsi="Wingdings" w:hint="default"/>
+        <w:sz w:val="20"/>
+      </w:rPr>
+    </w:lvl>
+    <w:lvl w:ilvl="8" w:tentative="1">
+      <w:start w:val="1"/>
+      <w:numFmt w:val="bullet"/>
+      <w:lvlText w:val=""/>
+      <w:lvlJc w:val="left"/>
+      <w:pPr>
+        <w:tabs>
+          <w:tab w:val="num" w:pos="6480"/>
+        </w:tabs>
+        <w:ind w:left="6480" w:hanging="360"/>
+      </w:pPr>
+      <w:rPr>
+        <w:rFonts w:ascii="Wingdings" w:hAnsi="Wingdings" w:hint="default"/>
+        <w:sz w:val="20"/>
+      </w:rPr>
+    </w:lvl>
+  </w:abstractNum>
+  <w:abstractNum w:abstractNumId="2" w15:restartNumberingAfterBreak="0">
     <w:nsid w:val="1EC40C4E"/>
     <w:multiLevelType w:val="multilevel"/>
     <w:tmpl w:val="2204501E"/>
@@ -1031,11 +3017,1051 @@
       </w:pPr>
     </w:lvl>
   </w:abstractNum>
+  <w:abstractNum w:abstractNumId="3" w15:restartNumberingAfterBreak="0">
+    <w:nsid w:val="25DF0AF0"/>
+    <w:multiLevelType w:val="multilevel"/>
+    <w:tmpl w:val="8D5ED552"/>
+    <w:lvl w:ilvl="0">
+      <w:start w:val="1"/>
+      <w:numFmt w:val="bullet"/>
+      <w:lvlText w:val=""/>
+      <w:lvlJc w:val="left"/>
+      <w:pPr>
+        <w:tabs>
+          <w:tab w:val="num" w:pos="720"/>
+        </w:tabs>
+        <w:ind w:left="720" w:hanging="360"/>
+      </w:pPr>
+      <w:rPr>
+        <w:rFonts w:ascii="Symbol" w:hAnsi="Symbol" w:hint="default"/>
+        <w:sz w:val="20"/>
+      </w:rPr>
+    </w:lvl>
+    <w:lvl w:ilvl="1" w:tentative="1">
+      <w:start w:val="1"/>
+      <w:numFmt w:val="bullet"/>
+      <w:lvlText w:val="o"/>
+      <w:lvlJc w:val="left"/>
+      <w:pPr>
+        <w:tabs>
+          <w:tab w:val="num" w:pos="1440"/>
+        </w:tabs>
+        <w:ind w:left="1440" w:hanging="360"/>
+      </w:pPr>
+      <w:rPr>
+        <w:rFonts w:ascii="Courier New" w:hAnsi="Courier New" w:hint="default"/>
+        <w:sz w:val="20"/>
+      </w:rPr>
+    </w:lvl>
+    <w:lvl w:ilvl="2" w:tentative="1">
+      <w:start w:val="1"/>
+      <w:numFmt w:val="bullet"/>
+      <w:lvlText w:val=""/>
+      <w:lvlJc w:val="left"/>
+      <w:pPr>
+        <w:tabs>
+          <w:tab w:val="num" w:pos="2160"/>
+        </w:tabs>
+        <w:ind w:left="2160" w:hanging="360"/>
+      </w:pPr>
+      <w:rPr>
+        <w:rFonts w:ascii="Wingdings" w:hAnsi="Wingdings" w:hint="default"/>
+        <w:sz w:val="20"/>
+      </w:rPr>
+    </w:lvl>
+    <w:lvl w:ilvl="3" w:tentative="1">
+      <w:start w:val="1"/>
+      <w:numFmt w:val="bullet"/>
+      <w:lvlText w:val=""/>
+      <w:lvlJc w:val="left"/>
+      <w:pPr>
+        <w:tabs>
+          <w:tab w:val="num" w:pos="2880"/>
+        </w:tabs>
+        <w:ind w:left="2880" w:hanging="360"/>
+      </w:pPr>
+      <w:rPr>
+        <w:rFonts w:ascii="Wingdings" w:hAnsi="Wingdings" w:hint="default"/>
+        <w:sz w:val="20"/>
+      </w:rPr>
+    </w:lvl>
+    <w:lvl w:ilvl="4" w:tentative="1">
+      <w:start w:val="1"/>
+      <w:numFmt w:val="bullet"/>
+      <w:lvlText w:val=""/>
+      <w:lvlJc w:val="left"/>
+      <w:pPr>
+        <w:tabs>
+          <w:tab w:val="num" w:pos="3600"/>
+        </w:tabs>
+        <w:ind w:left="3600" w:hanging="360"/>
+      </w:pPr>
+      <w:rPr>
+        <w:rFonts w:ascii="Wingdings" w:hAnsi="Wingdings" w:hint="default"/>
+        <w:sz w:val="20"/>
+      </w:rPr>
+    </w:lvl>
+    <w:lvl w:ilvl="5" w:tentative="1">
+      <w:start w:val="1"/>
+      <w:numFmt w:val="bullet"/>
+      <w:lvlText w:val=""/>
+      <w:lvlJc w:val="left"/>
+      <w:pPr>
+        <w:tabs>
+          <w:tab w:val="num" w:pos="4320"/>
+        </w:tabs>
+        <w:ind w:left="4320" w:hanging="360"/>
+      </w:pPr>
+      <w:rPr>
+        <w:rFonts w:ascii="Wingdings" w:hAnsi="Wingdings" w:hint="default"/>
+        <w:sz w:val="20"/>
+      </w:rPr>
+    </w:lvl>
+    <w:lvl w:ilvl="6" w:tentative="1">
+      <w:start w:val="1"/>
+      <w:numFmt w:val="bullet"/>
+      <w:lvlText w:val=""/>
+      <w:lvlJc w:val="left"/>
+      <w:pPr>
+        <w:tabs>
+          <w:tab w:val="num" w:pos="5040"/>
+        </w:tabs>
+        <w:ind w:left="5040" w:hanging="360"/>
+      </w:pPr>
+      <w:rPr>
+        <w:rFonts w:ascii="Wingdings" w:hAnsi="Wingdings" w:hint="default"/>
+        <w:sz w:val="20"/>
+      </w:rPr>
+    </w:lvl>
+    <w:lvl w:ilvl="7" w:tentative="1">
+      <w:start w:val="1"/>
+      <w:numFmt w:val="bullet"/>
+      <w:lvlText w:val=""/>
+      <w:lvlJc w:val="left"/>
+      <w:pPr>
+        <w:tabs>
+          <w:tab w:val="num" w:pos="5760"/>
+        </w:tabs>
+        <w:ind w:left="5760" w:hanging="360"/>
+      </w:pPr>
+      <w:rPr>
+        <w:rFonts w:ascii="Wingdings" w:hAnsi="Wingdings" w:hint="default"/>
+        <w:sz w:val="20"/>
+      </w:rPr>
+    </w:lvl>
+    <w:lvl w:ilvl="8" w:tentative="1">
+      <w:start w:val="1"/>
+      <w:numFmt w:val="bullet"/>
+      <w:lvlText w:val=""/>
+      <w:lvlJc w:val="left"/>
+      <w:pPr>
+        <w:tabs>
+          <w:tab w:val="num" w:pos="6480"/>
+        </w:tabs>
+        <w:ind w:left="6480" w:hanging="360"/>
+      </w:pPr>
+      <w:rPr>
+        <w:rFonts w:ascii="Wingdings" w:hAnsi="Wingdings" w:hint="default"/>
+        <w:sz w:val="20"/>
+      </w:rPr>
+    </w:lvl>
+  </w:abstractNum>
+  <w:abstractNum w:abstractNumId="4" w15:restartNumberingAfterBreak="0">
+    <w:nsid w:val="30A0263C"/>
+    <w:multiLevelType w:val="multilevel"/>
+    <w:tmpl w:val="2F2C29B6"/>
+    <w:lvl w:ilvl="0">
+      <w:start w:val="1"/>
+      <w:numFmt w:val="bullet"/>
+      <w:lvlText w:val=""/>
+      <w:lvlJc w:val="left"/>
+      <w:pPr>
+        <w:tabs>
+          <w:tab w:val="num" w:pos="720"/>
+        </w:tabs>
+        <w:ind w:left="720" w:hanging="360"/>
+      </w:pPr>
+      <w:rPr>
+        <w:rFonts w:ascii="Symbol" w:hAnsi="Symbol" w:hint="default"/>
+        <w:sz w:val="20"/>
+      </w:rPr>
+    </w:lvl>
+    <w:lvl w:ilvl="1" w:tentative="1">
+      <w:start w:val="1"/>
+      <w:numFmt w:val="bullet"/>
+      <w:lvlText w:val="o"/>
+      <w:lvlJc w:val="left"/>
+      <w:pPr>
+        <w:tabs>
+          <w:tab w:val="num" w:pos="1440"/>
+        </w:tabs>
+        <w:ind w:left="1440" w:hanging="360"/>
+      </w:pPr>
+      <w:rPr>
+        <w:rFonts w:ascii="Courier New" w:hAnsi="Courier New" w:hint="default"/>
+        <w:sz w:val="20"/>
+      </w:rPr>
+    </w:lvl>
+    <w:lvl w:ilvl="2" w:tentative="1">
+      <w:start w:val="1"/>
+      <w:numFmt w:val="bullet"/>
+      <w:lvlText w:val=""/>
+      <w:lvlJc w:val="left"/>
+      <w:pPr>
+        <w:tabs>
+          <w:tab w:val="num" w:pos="2160"/>
+        </w:tabs>
+        <w:ind w:left="2160" w:hanging="360"/>
+      </w:pPr>
+      <w:rPr>
+        <w:rFonts w:ascii="Wingdings" w:hAnsi="Wingdings" w:hint="default"/>
+        <w:sz w:val="20"/>
+      </w:rPr>
+    </w:lvl>
+    <w:lvl w:ilvl="3" w:tentative="1">
+      <w:start w:val="1"/>
+      <w:numFmt w:val="bullet"/>
+      <w:lvlText w:val=""/>
+      <w:lvlJc w:val="left"/>
+      <w:pPr>
+        <w:tabs>
+          <w:tab w:val="num" w:pos="2880"/>
+        </w:tabs>
+        <w:ind w:left="2880" w:hanging="360"/>
+      </w:pPr>
+      <w:rPr>
+        <w:rFonts w:ascii="Wingdings" w:hAnsi="Wingdings" w:hint="default"/>
+        <w:sz w:val="20"/>
+      </w:rPr>
+    </w:lvl>
+    <w:lvl w:ilvl="4" w:tentative="1">
+      <w:start w:val="1"/>
+      <w:numFmt w:val="bullet"/>
+      <w:lvlText w:val=""/>
+      <w:lvlJc w:val="left"/>
+      <w:pPr>
+        <w:tabs>
+          <w:tab w:val="num" w:pos="3600"/>
+        </w:tabs>
+        <w:ind w:left="3600" w:hanging="360"/>
+      </w:pPr>
+      <w:rPr>
+        <w:rFonts w:ascii="Wingdings" w:hAnsi="Wingdings" w:hint="default"/>
+        <w:sz w:val="20"/>
+      </w:rPr>
+    </w:lvl>
+    <w:lvl w:ilvl="5" w:tentative="1">
+      <w:start w:val="1"/>
+      <w:numFmt w:val="bullet"/>
+      <w:lvlText w:val=""/>
+      <w:lvlJc w:val="left"/>
+      <w:pPr>
+        <w:tabs>
+          <w:tab w:val="num" w:pos="4320"/>
+        </w:tabs>
+        <w:ind w:left="4320" w:hanging="360"/>
+      </w:pPr>
+      <w:rPr>
+        <w:rFonts w:ascii="Wingdings" w:hAnsi="Wingdings" w:hint="default"/>
+        <w:sz w:val="20"/>
+      </w:rPr>
+    </w:lvl>
+    <w:lvl w:ilvl="6" w:tentative="1">
+      <w:start w:val="1"/>
+      <w:numFmt w:val="bullet"/>
+      <w:lvlText w:val=""/>
+      <w:lvlJc w:val="left"/>
+      <w:pPr>
+        <w:tabs>
+          <w:tab w:val="num" w:pos="5040"/>
+        </w:tabs>
+        <w:ind w:left="5040" w:hanging="360"/>
+      </w:pPr>
+      <w:rPr>
+        <w:rFonts w:ascii="Wingdings" w:hAnsi="Wingdings" w:hint="default"/>
+        <w:sz w:val="20"/>
+      </w:rPr>
+    </w:lvl>
+    <w:lvl w:ilvl="7" w:tentative="1">
+      <w:start w:val="1"/>
+      <w:numFmt w:val="bullet"/>
+      <w:lvlText w:val=""/>
+      <w:lvlJc w:val="left"/>
+      <w:pPr>
+        <w:tabs>
+          <w:tab w:val="num" w:pos="5760"/>
+        </w:tabs>
+        <w:ind w:left="5760" w:hanging="360"/>
+      </w:pPr>
+      <w:rPr>
+        <w:rFonts w:ascii="Wingdings" w:hAnsi="Wingdings" w:hint="default"/>
+        <w:sz w:val="20"/>
+      </w:rPr>
+    </w:lvl>
+    <w:lvl w:ilvl="8" w:tentative="1">
+      <w:start w:val="1"/>
+      <w:numFmt w:val="bullet"/>
+      <w:lvlText w:val=""/>
+      <w:lvlJc w:val="left"/>
+      <w:pPr>
+        <w:tabs>
+          <w:tab w:val="num" w:pos="6480"/>
+        </w:tabs>
+        <w:ind w:left="6480" w:hanging="360"/>
+      </w:pPr>
+      <w:rPr>
+        <w:rFonts w:ascii="Wingdings" w:hAnsi="Wingdings" w:hint="default"/>
+        <w:sz w:val="20"/>
+      </w:rPr>
+    </w:lvl>
+  </w:abstractNum>
+  <w:abstractNum w:abstractNumId="5" w15:restartNumberingAfterBreak="0">
+    <w:nsid w:val="401C3166"/>
+    <w:multiLevelType w:val="multilevel"/>
+    <w:tmpl w:val="15D01A2A"/>
+    <w:lvl w:ilvl="0">
+      <w:start w:val="1"/>
+      <w:numFmt w:val="decimal"/>
+      <w:lvlText w:val="%1."/>
+      <w:lvlJc w:val="left"/>
+      <w:pPr>
+        <w:ind w:left="720" w:hanging="360"/>
+      </w:pPr>
+      <w:rPr>
+        <w:rFonts w:hint="default"/>
+        <w:sz w:val="20"/>
+      </w:rPr>
+    </w:lvl>
+    <w:lvl w:ilvl="1" w:tentative="1">
+      <w:start w:val="1"/>
+      <w:numFmt w:val="bullet"/>
+      <w:lvlText w:val="o"/>
+      <w:lvlJc w:val="left"/>
+      <w:pPr>
+        <w:tabs>
+          <w:tab w:val="num" w:pos="1440"/>
+        </w:tabs>
+        <w:ind w:left="1440" w:hanging="360"/>
+      </w:pPr>
+      <w:rPr>
+        <w:rFonts w:ascii="Courier New" w:hAnsi="Courier New" w:hint="default"/>
+        <w:sz w:val="20"/>
+      </w:rPr>
+    </w:lvl>
+    <w:lvl w:ilvl="2" w:tentative="1">
+      <w:start w:val="1"/>
+      <w:numFmt w:val="bullet"/>
+      <w:lvlText w:val=""/>
+      <w:lvlJc w:val="left"/>
+      <w:pPr>
+        <w:tabs>
+          <w:tab w:val="num" w:pos="2160"/>
+        </w:tabs>
+        <w:ind w:left="2160" w:hanging="360"/>
+      </w:pPr>
+      <w:rPr>
+        <w:rFonts w:ascii="Wingdings" w:hAnsi="Wingdings" w:hint="default"/>
+        <w:sz w:val="20"/>
+      </w:rPr>
+    </w:lvl>
+    <w:lvl w:ilvl="3" w:tentative="1">
+      <w:start w:val="1"/>
+      <w:numFmt w:val="bullet"/>
+      <w:lvlText w:val=""/>
+      <w:lvlJc w:val="left"/>
+      <w:pPr>
+        <w:tabs>
+          <w:tab w:val="num" w:pos="2880"/>
+        </w:tabs>
+        <w:ind w:left="2880" w:hanging="360"/>
+      </w:pPr>
+      <w:rPr>
+        <w:rFonts w:ascii="Wingdings" w:hAnsi="Wingdings" w:hint="default"/>
+        <w:sz w:val="20"/>
+      </w:rPr>
+    </w:lvl>
+    <w:lvl w:ilvl="4" w:tentative="1">
+      <w:start w:val="1"/>
+      <w:numFmt w:val="bullet"/>
+      <w:lvlText w:val=""/>
+      <w:lvlJc w:val="left"/>
+      <w:pPr>
+        <w:tabs>
+          <w:tab w:val="num" w:pos="3600"/>
+        </w:tabs>
+        <w:ind w:left="3600" w:hanging="360"/>
+      </w:pPr>
+      <w:rPr>
+        <w:rFonts w:ascii="Wingdings" w:hAnsi="Wingdings" w:hint="default"/>
+        <w:sz w:val="20"/>
+      </w:rPr>
+    </w:lvl>
+    <w:lvl w:ilvl="5" w:tentative="1">
+      <w:start w:val="1"/>
+      <w:numFmt w:val="bullet"/>
+      <w:lvlText w:val=""/>
+      <w:lvlJc w:val="left"/>
+      <w:pPr>
+        <w:tabs>
+          <w:tab w:val="num" w:pos="4320"/>
+        </w:tabs>
+        <w:ind w:left="4320" w:hanging="360"/>
+      </w:pPr>
+      <w:rPr>
+        <w:rFonts w:ascii="Wingdings" w:hAnsi="Wingdings" w:hint="default"/>
+        <w:sz w:val="20"/>
+      </w:rPr>
+    </w:lvl>
+    <w:lvl w:ilvl="6" w:tentative="1">
+      <w:start w:val="1"/>
+      <w:numFmt w:val="bullet"/>
+      <w:lvlText w:val=""/>
+      <w:lvlJc w:val="left"/>
+      <w:pPr>
+        <w:tabs>
+          <w:tab w:val="num" w:pos="5040"/>
+        </w:tabs>
+        <w:ind w:left="5040" w:hanging="360"/>
+      </w:pPr>
+      <w:rPr>
+        <w:rFonts w:ascii="Wingdings" w:hAnsi="Wingdings" w:hint="default"/>
+        <w:sz w:val="20"/>
+      </w:rPr>
+    </w:lvl>
+    <w:lvl w:ilvl="7" w:tentative="1">
+      <w:start w:val="1"/>
+      <w:numFmt w:val="bullet"/>
+      <w:lvlText w:val=""/>
+      <w:lvlJc w:val="left"/>
+      <w:pPr>
+        <w:tabs>
+          <w:tab w:val="num" w:pos="5760"/>
+        </w:tabs>
+        <w:ind w:left="5760" w:hanging="360"/>
+      </w:pPr>
+      <w:rPr>
+        <w:rFonts w:ascii="Wingdings" w:hAnsi="Wingdings" w:hint="default"/>
+        <w:sz w:val="20"/>
+      </w:rPr>
+    </w:lvl>
+    <w:lvl w:ilvl="8" w:tentative="1">
+      <w:start w:val="1"/>
+      <w:numFmt w:val="bullet"/>
+      <w:lvlText w:val=""/>
+      <w:lvlJc w:val="left"/>
+      <w:pPr>
+        <w:tabs>
+          <w:tab w:val="num" w:pos="6480"/>
+        </w:tabs>
+        <w:ind w:left="6480" w:hanging="360"/>
+      </w:pPr>
+      <w:rPr>
+        <w:rFonts w:ascii="Wingdings" w:hAnsi="Wingdings" w:hint="default"/>
+        <w:sz w:val="20"/>
+      </w:rPr>
+    </w:lvl>
+  </w:abstractNum>
+  <w:abstractNum w:abstractNumId="6" w15:restartNumberingAfterBreak="0">
+    <w:nsid w:val="64C77D5E"/>
+    <w:multiLevelType w:val="multilevel"/>
+    <w:tmpl w:val="AD229126"/>
+    <w:lvl w:ilvl="0">
+      <w:start w:val="1"/>
+      <w:numFmt w:val="bullet"/>
+      <w:lvlText w:val=""/>
+      <w:lvlJc w:val="left"/>
+      <w:pPr>
+        <w:tabs>
+          <w:tab w:val="num" w:pos="720"/>
+        </w:tabs>
+        <w:ind w:left="720" w:hanging="360"/>
+      </w:pPr>
+      <w:rPr>
+        <w:rFonts w:ascii="Symbol" w:hAnsi="Symbol" w:hint="default"/>
+        <w:sz w:val="20"/>
+      </w:rPr>
+    </w:lvl>
+    <w:lvl w:ilvl="1" w:tentative="1">
+      <w:start w:val="1"/>
+      <w:numFmt w:val="bullet"/>
+      <w:lvlText w:val="o"/>
+      <w:lvlJc w:val="left"/>
+      <w:pPr>
+        <w:tabs>
+          <w:tab w:val="num" w:pos="1440"/>
+        </w:tabs>
+        <w:ind w:left="1440" w:hanging="360"/>
+      </w:pPr>
+      <w:rPr>
+        <w:rFonts w:ascii="Courier New" w:hAnsi="Courier New" w:hint="default"/>
+        <w:sz w:val="20"/>
+      </w:rPr>
+    </w:lvl>
+    <w:lvl w:ilvl="2" w:tentative="1">
+      <w:start w:val="1"/>
+      <w:numFmt w:val="bullet"/>
+      <w:lvlText w:val=""/>
+      <w:lvlJc w:val="left"/>
+      <w:pPr>
+        <w:tabs>
+          <w:tab w:val="num" w:pos="2160"/>
+        </w:tabs>
+        <w:ind w:left="2160" w:hanging="360"/>
+      </w:pPr>
+      <w:rPr>
+        <w:rFonts w:ascii="Wingdings" w:hAnsi="Wingdings" w:hint="default"/>
+        <w:sz w:val="20"/>
+      </w:rPr>
+    </w:lvl>
+    <w:lvl w:ilvl="3" w:tentative="1">
+      <w:start w:val="1"/>
+      <w:numFmt w:val="bullet"/>
+      <w:lvlText w:val=""/>
+      <w:lvlJc w:val="left"/>
+      <w:pPr>
+        <w:tabs>
+          <w:tab w:val="num" w:pos="2880"/>
+        </w:tabs>
+        <w:ind w:left="2880" w:hanging="360"/>
+      </w:pPr>
+      <w:rPr>
+        <w:rFonts w:ascii="Wingdings" w:hAnsi="Wingdings" w:hint="default"/>
+        <w:sz w:val="20"/>
+      </w:rPr>
+    </w:lvl>
+    <w:lvl w:ilvl="4" w:tentative="1">
+      <w:start w:val="1"/>
+      <w:numFmt w:val="bullet"/>
+      <w:lvlText w:val=""/>
+      <w:lvlJc w:val="left"/>
+      <w:pPr>
+        <w:tabs>
+          <w:tab w:val="num" w:pos="3600"/>
+        </w:tabs>
+        <w:ind w:left="3600" w:hanging="360"/>
+      </w:pPr>
+      <w:rPr>
+        <w:rFonts w:ascii="Wingdings" w:hAnsi="Wingdings" w:hint="default"/>
+        <w:sz w:val="20"/>
+      </w:rPr>
+    </w:lvl>
+    <w:lvl w:ilvl="5" w:tentative="1">
+      <w:start w:val="1"/>
+      <w:numFmt w:val="bullet"/>
+      <w:lvlText w:val=""/>
+      <w:lvlJc w:val="left"/>
+      <w:pPr>
+        <w:tabs>
+          <w:tab w:val="num" w:pos="4320"/>
+        </w:tabs>
+        <w:ind w:left="4320" w:hanging="360"/>
+      </w:pPr>
+      <w:rPr>
+        <w:rFonts w:ascii="Wingdings" w:hAnsi="Wingdings" w:hint="default"/>
+        <w:sz w:val="20"/>
+      </w:rPr>
+    </w:lvl>
+    <w:lvl w:ilvl="6" w:tentative="1">
+      <w:start w:val="1"/>
+      <w:numFmt w:val="bullet"/>
+      <w:lvlText w:val=""/>
+      <w:lvlJc w:val="left"/>
+      <w:pPr>
+        <w:tabs>
+          <w:tab w:val="num" w:pos="5040"/>
+        </w:tabs>
+        <w:ind w:left="5040" w:hanging="360"/>
+      </w:pPr>
+      <w:rPr>
+        <w:rFonts w:ascii="Wingdings" w:hAnsi="Wingdings" w:hint="default"/>
+        <w:sz w:val="20"/>
+      </w:rPr>
+    </w:lvl>
+    <w:lvl w:ilvl="7" w:tentative="1">
+      <w:start w:val="1"/>
+      <w:numFmt w:val="bullet"/>
+      <w:lvlText w:val=""/>
+      <w:lvlJc w:val="left"/>
+      <w:pPr>
+        <w:tabs>
+          <w:tab w:val="num" w:pos="5760"/>
+        </w:tabs>
+        <w:ind w:left="5760" w:hanging="360"/>
+      </w:pPr>
+      <w:rPr>
+        <w:rFonts w:ascii="Wingdings" w:hAnsi="Wingdings" w:hint="default"/>
+        <w:sz w:val="20"/>
+      </w:rPr>
+    </w:lvl>
+    <w:lvl w:ilvl="8" w:tentative="1">
+      <w:start w:val="1"/>
+      <w:numFmt w:val="bullet"/>
+      <w:lvlText w:val=""/>
+      <w:lvlJc w:val="left"/>
+      <w:pPr>
+        <w:tabs>
+          <w:tab w:val="num" w:pos="6480"/>
+        </w:tabs>
+        <w:ind w:left="6480" w:hanging="360"/>
+      </w:pPr>
+      <w:rPr>
+        <w:rFonts w:ascii="Wingdings" w:hAnsi="Wingdings" w:hint="default"/>
+        <w:sz w:val="20"/>
+      </w:rPr>
+    </w:lvl>
+  </w:abstractNum>
+  <w:abstractNum w:abstractNumId="7" w15:restartNumberingAfterBreak="0">
+    <w:nsid w:val="682D55D7"/>
+    <w:multiLevelType w:val="multilevel"/>
+    <w:tmpl w:val="B070322A"/>
+    <w:lvl w:ilvl="0">
+      <w:start w:val="1"/>
+      <w:numFmt w:val="bullet"/>
+      <w:lvlText w:val=""/>
+      <w:lvlJc w:val="left"/>
+      <w:pPr>
+        <w:tabs>
+          <w:tab w:val="num" w:pos="720"/>
+        </w:tabs>
+        <w:ind w:left="720" w:hanging="360"/>
+      </w:pPr>
+      <w:rPr>
+        <w:rFonts w:ascii="Symbol" w:hAnsi="Symbol" w:hint="default"/>
+        <w:sz w:val="20"/>
+      </w:rPr>
+    </w:lvl>
+    <w:lvl w:ilvl="1" w:tentative="1">
+      <w:start w:val="1"/>
+      <w:numFmt w:val="bullet"/>
+      <w:lvlText w:val="o"/>
+      <w:lvlJc w:val="left"/>
+      <w:pPr>
+        <w:tabs>
+          <w:tab w:val="num" w:pos="1440"/>
+        </w:tabs>
+        <w:ind w:left="1440" w:hanging="360"/>
+      </w:pPr>
+      <w:rPr>
+        <w:rFonts w:ascii="Courier New" w:hAnsi="Courier New" w:hint="default"/>
+        <w:sz w:val="20"/>
+      </w:rPr>
+    </w:lvl>
+    <w:lvl w:ilvl="2" w:tentative="1">
+      <w:start w:val="1"/>
+      <w:numFmt w:val="bullet"/>
+      <w:lvlText w:val=""/>
+      <w:lvlJc w:val="left"/>
+      <w:pPr>
+        <w:tabs>
+          <w:tab w:val="num" w:pos="2160"/>
+        </w:tabs>
+        <w:ind w:left="2160" w:hanging="360"/>
+      </w:pPr>
+      <w:rPr>
+        <w:rFonts w:ascii="Wingdings" w:hAnsi="Wingdings" w:hint="default"/>
+        <w:sz w:val="20"/>
+      </w:rPr>
+    </w:lvl>
+    <w:lvl w:ilvl="3" w:tentative="1">
+      <w:start w:val="1"/>
+      <w:numFmt w:val="bullet"/>
+      <w:lvlText w:val=""/>
+      <w:lvlJc w:val="left"/>
+      <w:pPr>
+        <w:tabs>
+          <w:tab w:val="num" w:pos="2880"/>
+        </w:tabs>
+        <w:ind w:left="2880" w:hanging="360"/>
+      </w:pPr>
+      <w:rPr>
+        <w:rFonts w:ascii="Wingdings" w:hAnsi="Wingdings" w:hint="default"/>
+        <w:sz w:val="20"/>
+      </w:rPr>
+    </w:lvl>
+    <w:lvl w:ilvl="4" w:tentative="1">
+      <w:start w:val="1"/>
+      <w:numFmt w:val="bullet"/>
+      <w:lvlText w:val=""/>
+      <w:lvlJc w:val="left"/>
+      <w:pPr>
+        <w:tabs>
+          <w:tab w:val="num" w:pos="3600"/>
+        </w:tabs>
+        <w:ind w:left="3600" w:hanging="360"/>
+      </w:pPr>
+      <w:rPr>
+        <w:rFonts w:ascii="Wingdings" w:hAnsi="Wingdings" w:hint="default"/>
+        <w:sz w:val="20"/>
+      </w:rPr>
+    </w:lvl>
+    <w:lvl w:ilvl="5" w:tentative="1">
+      <w:start w:val="1"/>
+      <w:numFmt w:val="bullet"/>
+      <w:lvlText w:val=""/>
+      <w:lvlJc w:val="left"/>
+      <w:pPr>
+        <w:tabs>
+          <w:tab w:val="num" w:pos="4320"/>
+        </w:tabs>
+        <w:ind w:left="4320" w:hanging="360"/>
+      </w:pPr>
+      <w:rPr>
+        <w:rFonts w:ascii="Wingdings" w:hAnsi="Wingdings" w:hint="default"/>
+        <w:sz w:val="20"/>
+      </w:rPr>
+    </w:lvl>
+    <w:lvl w:ilvl="6" w:tentative="1">
+      <w:start w:val="1"/>
+      <w:numFmt w:val="bullet"/>
+      <w:lvlText w:val=""/>
+      <w:lvlJc w:val="left"/>
+      <w:pPr>
+        <w:tabs>
+          <w:tab w:val="num" w:pos="5040"/>
+        </w:tabs>
+        <w:ind w:left="5040" w:hanging="360"/>
+      </w:pPr>
+      <w:rPr>
+        <w:rFonts w:ascii="Wingdings" w:hAnsi="Wingdings" w:hint="default"/>
+        <w:sz w:val="20"/>
+      </w:rPr>
+    </w:lvl>
+    <w:lvl w:ilvl="7" w:tentative="1">
+      <w:start w:val="1"/>
+      <w:numFmt w:val="bullet"/>
+      <w:lvlText w:val=""/>
+      <w:lvlJc w:val="left"/>
+      <w:pPr>
+        <w:tabs>
+          <w:tab w:val="num" w:pos="5760"/>
+        </w:tabs>
+        <w:ind w:left="5760" w:hanging="360"/>
+      </w:pPr>
+      <w:rPr>
+        <w:rFonts w:ascii="Wingdings" w:hAnsi="Wingdings" w:hint="default"/>
+        <w:sz w:val="20"/>
+      </w:rPr>
+    </w:lvl>
+    <w:lvl w:ilvl="8" w:tentative="1">
+      <w:start w:val="1"/>
+      <w:numFmt w:val="bullet"/>
+      <w:lvlText w:val=""/>
+      <w:lvlJc w:val="left"/>
+      <w:pPr>
+        <w:tabs>
+          <w:tab w:val="num" w:pos="6480"/>
+        </w:tabs>
+        <w:ind w:left="6480" w:hanging="360"/>
+      </w:pPr>
+      <w:rPr>
+        <w:rFonts w:ascii="Wingdings" w:hAnsi="Wingdings" w:hint="default"/>
+        <w:sz w:val="20"/>
+      </w:rPr>
+    </w:lvl>
+  </w:abstractNum>
+  <w:abstractNum w:abstractNumId="8" w15:restartNumberingAfterBreak="0">
+    <w:nsid w:val="74041823"/>
+    <w:multiLevelType w:val="multilevel"/>
+    <w:tmpl w:val="67524126"/>
+    <w:lvl w:ilvl="0">
+      <w:start w:val="1"/>
+      <w:numFmt w:val="bullet"/>
+      <w:lvlText w:val=""/>
+      <w:lvlJc w:val="left"/>
+      <w:pPr>
+        <w:tabs>
+          <w:tab w:val="num" w:pos="720"/>
+        </w:tabs>
+        <w:ind w:left="720" w:hanging="360"/>
+      </w:pPr>
+      <w:rPr>
+        <w:rFonts w:ascii="Symbol" w:hAnsi="Symbol" w:hint="default"/>
+        <w:sz w:val="20"/>
+      </w:rPr>
+    </w:lvl>
+    <w:lvl w:ilvl="1" w:tentative="1">
+      <w:start w:val="1"/>
+      <w:numFmt w:val="bullet"/>
+      <w:lvlText w:val="o"/>
+      <w:lvlJc w:val="left"/>
+      <w:pPr>
+        <w:tabs>
+          <w:tab w:val="num" w:pos="1440"/>
+        </w:tabs>
+        <w:ind w:left="1440" w:hanging="360"/>
+      </w:pPr>
+      <w:rPr>
+        <w:rFonts w:ascii="Courier New" w:hAnsi="Courier New" w:hint="default"/>
+        <w:sz w:val="20"/>
+      </w:rPr>
+    </w:lvl>
+    <w:lvl w:ilvl="2" w:tentative="1">
+      <w:start w:val="1"/>
+      <w:numFmt w:val="bullet"/>
+      <w:lvlText w:val=""/>
+      <w:lvlJc w:val="left"/>
+      <w:pPr>
+        <w:tabs>
+          <w:tab w:val="num" w:pos="2160"/>
+        </w:tabs>
+        <w:ind w:left="2160" w:hanging="360"/>
+      </w:pPr>
+      <w:rPr>
+        <w:rFonts w:ascii="Wingdings" w:hAnsi="Wingdings" w:hint="default"/>
+        <w:sz w:val="20"/>
+      </w:rPr>
+    </w:lvl>
+    <w:lvl w:ilvl="3" w:tentative="1">
+      <w:start w:val="1"/>
+      <w:numFmt w:val="bullet"/>
+      <w:lvlText w:val=""/>
+      <w:lvlJc w:val="left"/>
+      <w:pPr>
+        <w:tabs>
+          <w:tab w:val="num" w:pos="2880"/>
+        </w:tabs>
+        <w:ind w:left="2880" w:hanging="360"/>
+      </w:pPr>
+      <w:rPr>
+        <w:rFonts w:ascii="Wingdings" w:hAnsi="Wingdings" w:hint="default"/>
+        <w:sz w:val="20"/>
+      </w:rPr>
+    </w:lvl>
+    <w:lvl w:ilvl="4" w:tentative="1">
+      <w:start w:val="1"/>
+      <w:numFmt w:val="bullet"/>
+      <w:lvlText w:val=""/>
+      <w:lvlJc w:val="left"/>
+      <w:pPr>
+        <w:tabs>
+          <w:tab w:val="num" w:pos="3600"/>
+        </w:tabs>
+        <w:ind w:left="3600" w:hanging="360"/>
+      </w:pPr>
+      <w:rPr>
+        <w:rFonts w:ascii="Wingdings" w:hAnsi="Wingdings" w:hint="default"/>
+        <w:sz w:val="20"/>
+      </w:rPr>
+    </w:lvl>
+    <w:lvl w:ilvl="5" w:tentative="1">
+      <w:start w:val="1"/>
+      <w:numFmt w:val="bullet"/>
+      <w:lvlText w:val=""/>
+      <w:lvlJc w:val="left"/>
+      <w:pPr>
+        <w:tabs>
+          <w:tab w:val="num" w:pos="4320"/>
+        </w:tabs>
+        <w:ind w:left="4320" w:hanging="360"/>
+      </w:pPr>
+      <w:rPr>
+        <w:rFonts w:ascii="Wingdings" w:hAnsi="Wingdings" w:hint="default"/>
+        <w:sz w:val="20"/>
+      </w:rPr>
+    </w:lvl>
+    <w:lvl w:ilvl="6" w:tentative="1">
+      <w:start w:val="1"/>
+      <w:numFmt w:val="bullet"/>
+      <w:lvlText w:val=""/>
+      <w:lvlJc w:val="left"/>
+      <w:pPr>
+        <w:tabs>
+          <w:tab w:val="num" w:pos="5040"/>
+        </w:tabs>
+        <w:ind w:left="5040" w:hanging="360"/>
+      </w:pPr>
+      <w:rPr>
+        <w:rFonts w:ascii="Wingdings" w:hAnsi="Wingdings" w:hint="default"/>
+        <w:sz w:val="20"/>
+      </w:rPr>
+    </w:lvl>
+    <w:lvl w:ilvl="7" w:tentative="1">
+      <w:start w:val="1"/>
+      <w:numFmt w:val="bullet"/>
+      <w:lvlText w:val=""/>
+      <w:lvlJc w:val="left"/>
+      <w:pPr>
+        <w:tabs>
+          <w:tab w:val="num" w:pos="5760"/>
+        </w:tabs>
+        <w:ind w:left="5760" w:hanging="360"/>
+      </w:pPr>
+      <w:rPr>
+        <w:rFonts w:ascii="Wingdings" w:hAnsi="Wingdings" w:hint="default"/>
+        <w:sz w:val="20"/>
+      </w:rPr>
+    </w:lvl>
+    <w:lvl w:ilvl="8" w:tentative="1">
+      <w:start w:val="1"/>
+      <w:numFmt w:val="bullet"/>
+      <w:lvlText w:val=""/>
+      <w:lvlJc w:val="left"/>
+      <w:pPr>
+        <w:tabs>
+          <w:tab w:val="num" w:pos="6480"/>
+        </w:tabs>
+        <w:ind w:left="6480" w:hanging="360"/>
+      </w:pPr>
+      <w:rPr>
+        <w:rFonts w:ascii="Wingdings" w:hAnsi="Wingdings" w:hint="default"/>
+        <w:sz w:val="20"/>
+      </w:rPr>
+    </w:lvl>
+  </w:abstractNum>
+  <w:abstractNum w:abstractNumId="9" w15:restartNumberingAfterBreak="0">
+    <w:nsid w:val="741C2931"/>
+    <w:multiLevelType w:val="multilevel"/>
+    <w:tmpl w:val="EF285450"/>
+    <w:lvl w:ilvl="0">
+      <w:start w:val="1"/>
+      <w:numFmt w:val="bullet"/>
+      <w:lvlText w:val=""/>
+      <w:lvlJc w:val="left"/>
+      <w:pPr>
+        <w:tabs>
+          <w:tab w:val="num" w:pos="720"/>
+        </w:tabs>
+        <w:ind w:left="720" w:hanging="360"/>
+      </w:pPr>
+      <w:rPr>
+        <w:rFonts w:ascii="Symbol" w:hAnsi="Symbol" w:hint="default"/>
+        <w:sz w:val="20"/>
+      </w:rPr>
+    </w:lvl>
+    <w:lvl w:ilvl="1" w:tentative="1">
+      <w:start w:val="1"/>
+      <w:numFmt w:val="bullet"/>
+      <w:lvlText w:val="o"/>
+      <w:lvlJc w:val="left"/>
+      <w:pPr>
+        <w:tabs>
+          <w:tab w:val="num" w:pos="1440"/>
+        </w:tabs>
+        <w:ind w:left="1440" w:hanging="360"/>
+      </w:pPr>
+      <w:rPr>
+        <w:rFonts w:ascii="Courier New" w:hAnsi="Courier New" w:hint="default"/>
+        <w:sz w:val="20"/>
+      </w:rPr>
+    </w:lvl>
+    <w:lvl w:ilvl="2" w:tentative="1">
+      <w:start w:val="1"/>
+      <w:numFmt w:val="bullet"/>
+      <w:lvlText w:val=""/>
+      <w:lvlJc w:val="left"/>
+      <w:pPr>
+        <w:tabs>
+          <w:tab w:val="num" w:pos="2160"/>
+        </w:tabs>
+        <w:ind w:left="2160" w:hanging="360"/>
+      </w:pPr>
+      <w:rPr>
+        <w:rFonts w:ascii="Wingdings" w:hAnsi="Wingdings" w:hint="default"/>
+        <w:sz w:val="20"/>
+      </w:rPr>
+    </w:lvl>
+    <w:lvl w:ilvl="3" w:tentative="1">
+      <w:start w:val="1"/>
+      <w:numFmt w:val="bullet"/>
+      <w:lvlText w:val=""/>
+      <w:lvlJc w:val="left"/>
+      <w:pPr>
+        <w:tabs>
+          <w:tab w:val="num" w:pos="2880"/>
+        </w:tabs>
+        <w:ind w:left="2880" w:hanging="360"/>
+      </w:pPr>
+      <w:rPr>
+        <w:rFonts w:ascii="Wingdings" w:hAnsi="Wingdings" w:hint="default"/>
+        <w:sz w:val="20"/>
+      </w:rPr>
+    </w:lvl>
+    <w:lvl w:ilvl="4" w:tentative="1">
+      <w:start w:val="1"/>
+      <w:numFmt w:val="bullet"/>
+      <w:lvlText w:val=""/>
+      <w:lvlJc w:val="left"/>
+      <w:pPr>
+        <w:tabs>
+          <w:tab w:val="num" w:pos="3600"/>
+        </w:tabs>
+        <w:ind w:left="3600" w:hanging="360"/>
+      </w:pPr>
+      <w:rPr>
+        <w:rFonts w:ascii="Wingdings" w:hAnsi="Wingdings" w:hint="default"/>
+        <w:sz w:val="20"/>
+      </w:rPr>
+    </w:lvl>
+    <w:lvl w:ilvl="5" w:tentative="1">
+      <w:start w:val="1"/>
+      <w:numFmt w:val="bullet"/>
+      <w:lvlText w:val=""/>
+      <w:lvlJc w:val="left"/>
+      <w:pPr>
+        <w:tabs>
+          <w:tab w:val="num" w:pos="4320"/>
+        </w:tabs>
+        <w:ind w:left="4320" w:hanging="360"/>
+      </w:pPr>
+      <w:rPr>
+        <w:rFonts w:ascii="Wingdings" w:hAnsi="Wingdings" w:hint="default"/>
+        <w:sz w:val="20"/>
+      </w:rPr>
+    </w:lvl>
+    <w:lvl w:ilvl="6" w:tentative="1">
+      <w:start w:val="1"/>
+      <w:numFmt w:val="bullet"/>
+      <w:lvlText w:val=""/>
+      <w:lvlJc w:val="left"/>
+      <w:pPr>
+        <w:tabs>
+          <w:tab w:val="num" w:pos="5040"/>
+        </w:tabs>
+        <w:ind w:left="5040" w:hanging="360"/>
+      </w:pPr>
+      <w:rPr>
+        <w:rFonts w:ascii="Wingdings" w:hAnsi="Wingdings" w:hint="default"/>
+        <w:sz w:val="20"/>
+      </w:rPr>
+    </w:lvl>
+    <w:lvl w:ilvl="7" w:tentative="1">
+      <w:start w:val="1"/>
+      <w:numFmt w:val="bullet"/>
+      <w:lvlText w:val=""/>
+      <w:lvlJc w:val="left"/>
+      <w:pPr>
+        <w:tabs>
+          <w:tab w:val="num" w:pos="5760"/>
+        </w:tabs>
+        <w:ind w:left="5760" w:hanging="360"/>
+      </w:pPr>
+      <w:rPr>
+        <w:rFonts w:ascii="Wingdings" w:hAnsi="Wingdings" w:hint="default"/>
+        <w:sz w:val="20"/>
+      </w:rPr>
+    </w:lvl>
+    <w:lvl w:ilvl="8" w:tentative="1">
+      <w:start w:val="1"/>
+      <w:numFmt w:val="bullet"/>
+      <w:lvlText w:val=""/>
+      <w:lvlJc w:val="left"/>
+      <w:pPr>
+        <w:tabs>
+          <w:tab w:val="num" w:pos="6480"/>
+        </w:tabs>
+        <w:ind w:left="6480" w:hanging="360"/>
+      </w:pPr>
+      <w:rPr>
+        <w:rFonts w:ascii="Wingdings" w:hAnsi="Wingdings" w:hint="default"/>
+        <w:sz w:val="20"/>
+      </w:rPr>
+    </w:lvl>
+  </w:abstractNum>
   <w:num w:numId="1" w16cid:durableId="141628506">
-    <w:abstractNumId w:val="0"/>
+    <w:abstractNumId w:val="2"/>
   </w:num>
   <w:num w:numId="2" w16cid:durableId="1928149694">
-    <w:abstractNumId w:val="0"/>
+    <w:abstractNumId w:val="2"/>
     <w:lvlOverride w:ilvl="0">
       <w:startOverride w:val="1"/>
     </w:lvlOverride>
@@ -1065,7 +4091,7 @@
     </w:lvlOverride>
   </w:num>
   <w:num w:numId="3" w16cid:durableId="1411197350">
-    <w:abstractNumId w:val="0"/>
+    <w:abstractNumId w:val="2"/>
     <w:lvlOverride w:ilvl="0">
       <w:startOverride w:val="1"/>
     </w:lvlOverride>
@@ -1093,6 +4119,33 @@
     <w:lvlOverride w:ilvl="8">
       <w:startOverride w:val="1"/>
     </w:lvlOverride>
+  </w:num>
+  <w:num w:numId="4" w16cid:durableId="1764254794">
+    <w:abstractNumId w:val="9"/>
+  </w:num>
+  <w:num w:numId="5" w16cid:durableId="325784102">
+    <w:abstractNumId w:val="3"/>
+  </w:num>
+  <w:num w:numId="6" w16cid:durableId="1571577863">
+    <w:abstractNumId w:val="7"/>
+  </w:num>
+  <w:num w:numId="7" w16cid:durableId="1127971649">
+    <w:abstractNumId w:val="4"/>
+  </w:num>
+  <w:num w:numId="8" w16cid:durableId="242301473">
+    <w:abstractNumId w:val="1"/>
+  </w:num>
+  <w:num w:numId="9" w16cid:durableId="1854883108">
+    <w:abstractNumId w:val="5"/>
+  </w:num>
+  <w:num w:numId="10" w16cid:durableId="960459109">
+    <w:abstractNumId w:val="0"/>
+  </w:num>
+  <w:num w:numId="11" w16cid:durableId="1894195190">
+    <w:abstractNumId w:val="8"/>
+  </w:num>
+  <w:num w:numId="12" w16cid:durableId="1862863241">
+    <w:abstractNumId w:val="6"/>
   </w:num>
 </w:numbering>
 </file>
@@ -1493,7 +4546,7 @@
   <w:style w:type="paragraph" w:default="1" w:styleId="Normal">
     <w:name w:val="Normal"/>
     <w:qFormat/>
-    <w:rsid w:val="00DD243A"/>
+    <w:rsid w:val="0016328A"/>
     <w:rPr>
       <w:rFonts w:eastAsia="Calibri"/>
       <w:szCs w:val="22"/>
@@ -1522,7 +4575,6 @@
     <w:next w:val="Normal"/>
     <w:link w:val="Heading2Char"/>
     <w:uiPriority w:val="9"/>
-    <w:semiHidden/>
     <w:unhideWhenUsed/>
     <w:qFormat/>
     <w:rsid w:val="00494F0F"/>
@@ -1541,7 +4593,6 @@
     <w:next w:val="Normal"/>
     <w:link w:val="Heading3Char"/>
     <w:uiPriority w:val="9"/>
-    <w:semiHidden/>
     <w:unhideWhenUsed/>
     <w:qFormat/>
     <w:rsid w:val="00494F0F"/>
@@ -1614,7 +4665,6 @@
   <w:style w:type="character" w:default="1" w:styleId="DefaultParagraphFont">
     <w:name w:val="Default Paragraph Font"/>
     <w:uiPriority w:val="1"/>
-    <w:semiHidden/>
     <w:unhideWhenUsed/>
   </w:style>
   <w:style w:type="table" w:default="1" w:styleId="TableNormal">
@@ -2041,6 +5091,35 @@
       <w:szCs w:val="24"/>
     </w:rPr>
   </w:style>
+  <w:style w:type="paragraph" w:styleId="NormalWeb">
+    <w:name w:val="Normal (Web)"/>
+    <w:basedOn w:val="Normal"/>
+    <w:uiPriority w:val="99"/>
+    <w:semiHidden/>
+    <w:unhideWhenUsed/>
+    <w:rsid w:val="00A84472"/>
+    <w:pPr>
+      <w:spacing w:before="100" w:beforeAutospacing="1" w:after="100" w:afterAutospacing="1" w:line="240" w:lineRule="auto"/>
+    </w:pPr>
+    <w:rPr>
+      <w:rFonts w:ascii="Times New Roman" w:eastAsia="Times New Roman" w:hAnsi="Times New Roman" w:cs="Times New Roman"/>
+      <w:sz w:val="24"/>
+      <w:szCs w:val="24"/>
+    </w:rPr>
+  </w:style>
+  <w:style w:type="character" w:styleId="HTMLCode">
+    <w:name w:val="HTML Code"/>
+    <w:basedOn w:val="DefaultParagraphFont"/>
+    <w:uiPriority w:val="99"/>
+    <w:semiHidden/>
+    <w:unhideWhenUsed/>
+    <w:rsid w:val="00296C8D"/>
+    <w:rPr>
+      <w:rFonts w:ascii="Courier New" w:eastAsia="Times New Roman" w:hAnsi="Courier New" w:cs="Courier New"/>
+      <w:sz w:val="20"/>
+      <w:szCs w:val="20"/>
+    </w:rPr>
+  </w:style>
 </w:styles>
 </file>
 
@@ -2370,6 +5449,10 @@
 </go:gDocsCustomXmlDataStorage>
 </file>
 
+<file path=customXml/item2.xml><?xml version="1.0" encoding="utf-8"?>
+<b:Sources xmlns:b="http://schemas.openxmlformats.org/officeDocument/2006/bibliography" xmlns="http://schemas.openxmlformats.org/officeDocument/2006/bibliography" SelectedStyle="/APASixthEditionOfficeOnline.xsl" StyleName="APA" Version="6"/>
+</file>
+
 <file path=customXml/itemProps1.xml><?xml version="1.0" encoding="utf-8"?>
 <ds:datastoreItem xmlns:ds="http://schemas.openxmlformats.org/officeDocument/2006/customXml" ds:itemID="{11111111-1234-1234-1234-123412341234}">
   <ds:schemaRefs>
@@ -2377,4 +5460,12 @@
     <ds:schemaRef ds:uri="http://schemas.openxmlformats.org/officeDocument/2006/relationships"/>
   </ds:schemaRefs>
 </ds:datastoreItem>
+</file>
+
+<file path=customXml/itemProps2.xml><?xml version="1.0" encoding="utf-8"?>
+<ds:datastoreItem xmlns:ds="http://schemas.openxmlformats.org/officeDocument/2006/customXml" ds:itemID="{6D629233-CB2F-EF44-A1B7-D86EBB607C78}">
+  <ds:schemaRefs>
+    <ds:schemaRef ds:uri="http://schemas.openxmlformats.org/officeDocument/2006/bibliography"/>
+  </ds:schemaRefs>
+</ds:datastoreItem>
 </file>
--- a/2026-T1/T1B2-ICTNWK612-Plan-manage-troubleshooting-advance/2-tasks/Troubleshooting-and-Monitoring-Plan.docx
+++ b/2026-T1/T1B2-ICTNWK612-Plan-manage-troubleshooting-advance/2-tasks/Troubleshooting-and-Monitoring-Plan.docx
@@ -393,42 +393,26 @@
     </w:p>
     <w:tbl>
       <w:tblPr>
+        <w:tblStyle w:val="GridTable5Dark-Accent1"/>
         <w:tblW w:w="0" w:type="auto"/>
-        <w:tblCellSpacing w:w="15" w:type="dxa"/>
-        <w:tblCellMar>
-          <w:left w:w="0" w:type="dxa"/>
-          <w:right w:w="0" w:type="dxa"/>
-        </w:tblCellMar>
+        <w:tblLayout w:type="fixed"/>
         <w:tblLook w:val="04A0" w:firstRow="1" w:lastRow="0" w:firstColumn="1" w:lastColumn="0" w:noHBand="0" w:noVBand="1"/>
       </w:tblPr>
       <w:tblGrid>
-        <w:gridCol w:w="2004"/>
-        <w:gridCol w:w="1851"/>
-        <w:gridCol w:w="2036"/>
-        <w:gridCol w:w="1750"/>
-        <w:gridCol w:w="1363"/>
+        <w:gridCol w:w="1413"/>
+        <w:gridCol w:w="1701"/>
+        <w:gridCol w:w="1701"/>
+        <w:gridCol w:w="1843"/>
+        <w:gridCol w:w="2352"/>
       </w:tblGrid>
       <w:tr>
         <w:trPr>
-          <w:tblHeader/>
-          <w:tblCellSpacing w:w="15" w:type="dxa"/>
+          <w:cnfStyle w:val="100000000000" w:firstRow="1" w:lastRow="0" w:firstColumn="0" w:lastColumn="0" w:oddVBand="0" w:evenVBand="0" w:oddHBand="0" w:evenHBand="0" w:firstRowFirstColumn="0" w:firstRowLastColumn="0" w:lastRowFirstColumn="0" w:lastRowLastColumn="0"/>
         </w:trPr>
         <w:tc>
           <w:tcPr>
-            <w:tcW w:w="0" w:type="auto"/>
-            <w:tcBorders>
-              <w:top w:val="single" w:sz="6" w:space="0" w:color="auto"/>
-              <w:left w:val="single" w:sz="6" w:space="0" w:color="auto"/>
-              <w:bottom w:val="single" w:sz="6" w:space="0" w:color="auto"/>
-              <w:right w:val="single" w:sz="6" w:space="0" w:color="auto"/>
-            </w:tcBorders>
-            <w:tcMar>
-              <w:top w:w="240" w:type="dxa"/>
-              <w:left w:w="0" w:type="dxa"/>
-              <w:bottom w:w="240" w:type="dxa"/>
-              <w:right w:w="180" w:type="dxa"/>
-            </w:tcMar>
-            <w:vAlign w:val="center"/>
+            <w:cnfStyle w:val="001000000000" w:firstRow="0" w:lastRow="0" w:firstColumn="1" w:lastColumn="0" w:oddVBand="0" w:evenVBand="0" w:oddHBand="0" w:evenHBand="0" w:firstRowFirstColumn="0" w:firstRowLastColumn="0" w:lastRowFirstColumn="0" w:lastRowLastColumn="0"/>
+            <w:tcW w:w="1413" w:type="dxa"/>
             <w:hideMark/>
           </w:tcPr>
           <w:p>
@@ -440,13 +424,9 @@
                 <w:right w:val="nil"/>
                 <w:between w:val="nil"/>
               </w:pBdr>
-              <w:spacing w:before="360" w:after="120"/>
-              <w:ind w:firstLine="720"/>
-              <w:jc w:val="both"/>
-              <w:rPr>
-                <w:rFonts w:eastAsia="Arial"/>
-                <w:b/>
-                <w:bCs/>
+              <w:spacing w:before="360" w:after="120" w:line="276" w:lineRule="auto"/>
+              <w:rPr>
+                <w:rFonts w:eastAsia="Arial"/>
                 <w:color w:val="000000"/>
                 <w:szCs w:val="20"/>
               </w:rPr>
@@ -454,31 +434,16 @@
             <w:r>
               <w:rPr>
                 <w:rFonts w:eastAsia="Arial"/>
-                <w:b/>
-                <w:bCs/>
-                <w:color w:val="000000"/>
-                <w:szCs w:val="20"/>
-              </w:rPr>
-              <w:t>Segment Name</w:t>
+                <w:color w:val="000000"/>
+                <w:szCs w:val="20"/>
+              </w:rPr>
+              <w:t>Segment</w:t>
             </w:r>
           </w:p>
         </w:tc>
         <w:tc>
           <w:tcPr>
-            <w:tcW w:w="0" w:type="auto"/>
-            <w:tcBorders>
-              <w:top w:val="single" w:sz="6" w:space="0" w:color="auto"/>
-              <w:left w:val="single" w:sz="6" w:space="0" w:color="auto"/>
-              <w:bottom w:val="single" w:sz="6" w:space="0" w:color="auto"/>
-              <w:right w:val="single" w:sz="6" w:space="0" w:color="auto"/>
-            </w:tcBorders>
-            <w:tcMar>
-              <w:top w:w="240" w:type="dxa"/>
-              <w:left w:w="0" w:type="dxa"/>
-              <w:bottom w:w="240" w:type="dxa"/>
-              <w:right w:w="180" w:type="dxa"/>
-            </w:tcMar>
-            <w:vAlign w:val="center"/>
+            <w:tcW w:w="1701" w:type="dxa"/>
             <w:hideMark/>
           </w:tcPr>
           <w:p>
@@ -490,13 +455,10 @@
                 <w:right w:val="nil"/>
                 <w:between w:val="nil"/>
               </w:pBdr>
-              <w:spacing w:before="360" w:after="120"/>
-              <w:ind w:firstLine="720"/>
-              <w:jc w:val="both"/>
-              <w:rPr>
-                <w:rFonts w:eastAsia="Arial"/>
-                <w:b/>
-                <w:bCs/>
+              <w:spacing w:before="360" w:after="120" w:line="276" w:lineRule="auto"/>
+              <w:cnfStyle w:val="100000000000" w:firstRow="1" w:lastRow="0" w:firstColumn="0" w:lastColumn="0" w:oddVBand="0" w:evenVBand="0" w:oddHBand="0" w:evenHBand="0" w:firstRowFirstColumn="0" w:firstRowLastColumn="0" w:lastRowFirstColumn="0" w:lastRowLastColumn="0"/>
+              <w:rPr>
+                <w:rFonts w:eastAsia="Arial"/>
                 <w:color w:val="000000"/>
                 <w:szCs w:val="20"/>
               </w:rPr>
@@ -504,8 +466,6 @@
             <w:r>
               <w:rPr>
                 <w:rFonts w:eastAsia="Arial"/>
-                <w:b/>
-                <w:bCs/>
                 <w:color w:val="000000"/>
                 <w:szCs w:val="20"/>
               </w:rPr>
@@ -515,20 +475,7 @@
         </w:tc>
         <w:tc>
           <w:tcPr>
-            <w:tcW w:w="0" w:type="auto"/>
-            <w:tcBorders>
-              <w:top w:val="single" w:sz="6" w:space="0" w:color="auto"/>
-              <w:left w:val="single" w:sz="6" w:space="0" w:color="auto"/>
-              <w:bottom w:val="single" w:sz="6" w:space="0" w:color="auto"/>
-              <w:right w:val="single" w:sz="6" w:space="0" w:color="auto"/>
-            </w:tcBorders>
-            <w:tcMar>
-              <w:top w:w="240" w:type="dxa"/>
-              <w:left w:w="0" w:type="dxa"/>
-              <w:bottom w:w="240" w:type="dxa"/>
-              <w:right w:w="180" w:type="dxa"/>
-            </w:tcMar>
-            <w:vAlign w:val="center"/>
+            <w:tcW w:w="1701" w:type="dxa"/>
             <w:hideMark/>
           </w:tcPr>
           <w:p>
@@ -540,13 +487,10 @@
                 <w:right w:val="nil"/>
                 <w:between w:val="nil"/>
               </w:pBdr>
-              <w:spacing w:before="360" w:after="120"/>
-              <w:ind w:firstLine="720"/>
-              <w:jc w:val="both"/>
-              <w:rPr>
-                <w:rFonts w:eastAsia="Arial"/>
-                <w:b/>
-                <w:bCs/>
+              <w:spacing w:before="360" w:after="120" w:line="276" w:lineRule="auto"/>
+              <w:cnfStyle w:val="100000000000" w:firstRow="1" w:lastRow="0" w:firstColumn="0" w:lastColumn="0" w:oddVBand="0" w:evenVBand="0" w:oddHBand="0" w:evenHBand="0" w:firstRowFirstColumn="0" w:firstRowLastColumn="0" w:lastRowFirstColumn="0" w:lastRowLastColumn="0"/>
+              <w:rPr>
+                <w:rFonts w:eastAsia="Arial"/>
                 <w:color w:val="000000"/>
                 <w:szCs w:val="20"/>
               </w:rPr>
@@ -554,8 +498,6 @@
             <w:r>
               <w:rPr>
                 <w:rFonts w:eastAsia="Arial"/>
-                <w:b/>
-                <w:bCs/>
                 <w:color w:val="000000"/>
                 <w:szCs w:val="20"/>
               </w:rPr>
@@ -565,20 +507,7 @@
         </w:tc>
         <w:tc>
           <w:tcPr>
-            <w:tcW w:w="0" w:type="auto"/>
-            <w:tcBorders>
-              <w:top w:val="single" w:sz="6" w:space="0" w:color="auto"/>
-              <w:left w:val="single" w:sz="6" w:space="0" w:color="auto"/>
-              <w:bottom w:val="single" w:sz="6" w:space="0" w:color="auto"/>
-              <w:right w:val="single" w:sz="6" w:space="0" w:color="auto"/>
-            </w:tcBorders>
-            <w:tcMar>
-              <w:top w:w="240" w:type="dxa"/>
-              <w:left w:w="0" w:type="dxa"/>
-              <w:bottom w:w="240" w:type="dxa"/>
-              <w:right w:w="180" w:type="dxa"/>
-            </w:tcMar>
-            <w:vAlign w:val="center"/>
+            <w:tcW w:w="1843" w:type="dxa"/>
             <w:hideMark/>
           </w:tcPr>
           <w:p>
@@ -590,13 +519,10 @@
                 <w:right w:val="nil"/>
                 <w:between w:val="nil"/>
               </w:pBdr>
-              <w:spacing w:before="360" w:after="120"/>
-              <w:ind w:firstLine="720"/>
-              <w:jc w:val="both"/>
-              <w:rPr>
-                <w:rFonts w:eastAsia="Arial"/>
-                <w:b/>
-                <w:bCs/>
+              <w:spacing w:before="360" w:after="120" w:line="276" w:lineRule="auto"/>
+              <w:cnfStyle w:val="100000000000" w:firstRow="1" w:lastRow="0" w:firstColumn="0" w:lastColumn="0" w:oddVBand="0" w:evenVBand="0" w:oddHBand="0" w:evenHBand="0" w:firstRowFirstColumn="0" w:firstRowLastColumn="0" w:lastRowFirstColumn="0" w:lastRowLastColumn="0"/>
+              <w:rPr>
+                <w:rFonts w:eastAsia="Arial"/>
                 <w:color w:val="000000"/>
                 <w:szCs w:val="20"/>
               </w:rPr>
@@ -604,8 +530,6 @@
             <w:r>
               <w:rPr>
                 <w:rFonts w:eastAsia="Arial"/>
-                <w:b/>
-                <w:bCs/>
                 <w:color w:val="000000"/>
                 <w:szCs w:val="20"/>
               </w:rPr>
@@ -615,20 +539,7 @@
         </w:tc>
         <w:tc>
           <w:tcPr>
-            <w:tcW w:w="0" w:type="auto"/>
-            <w:tcBorders>
-              <w:top w:val="single" w:sz="6" w:space="0" w:color="auto"/>
-              <w:left w:val="single" w:sz="6" w:space="0" w:color="auto"/>
-              <w:bottom w:val="single" w:sz="6" w:space="0" w:color="auto"/>
-              <w:right w:val="single" w:sz="6" w:space="0" w:color="auto"/>
-            </w:tcBorders>
-            <w:tcMar>
-              <w:top w:w="240" w:type="dxa"/>
-              <w:left w:w="0" w:type="dxa"/>
-              <w:bottom w:w="240" w:type="dxa"/>
-              <w:right w:w="0" w:type="dxa"/>
-            </w:tcMar>
-            <w:vAlign w:val="center"/>
+            <w:tcW w:w="2352" w:type="dxa"/>
             <w:hideMark/>
           </w:tcPr>
           <w:p>
@@ -640,13 +551,10 @@
                 <w:right w:val="nil"/>
                 <w:between w:val="nil"/>
               </w:pBdr>
-              <w:spacing w:before="360" w:after="120"/>
-              <w:ind w:firstLine="720"/>
-              <w:jc w:val="both"/>
-              <w:rPr>
-                <w:rFonts w:eastAsia="Arial"/>
-                <w:b/>
-                <w:bCs/>
+              <w:spacing w:before="360" w:after="120" w:line="276" w:lineRule="auto"/>
+              <w:cnfStyle w:val="100000000000" w:firstRow="1" w:lastRow="0" w:firstColumn="0" w:lastColumn="0" w:oddVBand="0" w:evenVBand="0" w:oddHBand="0" w:evenHBand="0" w:firstRowFirstColumn="0" w:firstRowLastColumn="0" w:lastRowFirstColumn="0" w:lastRowLastColumn="0"/>
+              <w:rPr>
+                <w:rFonts w:eastAsia="Arial"/>
                 <w:color w:val="000000"/>
                 <w:szCs w:val="20"/>
               </w:rPr>
@@ -654,36 +562,30 @@
             <w:r>
               <w:rPr>
                 <w:rFonts w:eastAsia="Arial"/>
-                <w:b/>
-                <w:bCs/>
-                <w:color w:val="000000"/>
-                <w:szCs w:val="20"/>
-              </w:rPr>
-              <w:t>Isolation Method for Testing</w:t>
+                <w:color w:val="000000"/>
+                <w:szCs w:val="20"/>
+              </w:rPr>
+              <w:t>I</w:t>
+            </w:r>
+            <w:r>
+              <w:rPr>
+                <w:rFonts w:eastAsia="Arial"/>
+                <w:color w:val="000000"/>
+                <w:szCs w:val="20"/>
+              </w:rPr>
+              <w:t>solation Method for Testing</w:t>
             </w:r>
           </w:p>
         </w:tc>
       </w:tr>
       <w:tr>
         <w:trPr>
-          <w:tblCellSpacing w:w="15" w:type="dxa"/>
+          <w:cnfStyle w:val="000000100000" w:firstRow="0" w:lastRow="0" w:firstColumn="0" w:lastColumn="0" w:oddVBand="0" w:evenVBand="0" w:oddHBand="1" w:evenHBand="0" w:firstRowFirstColumn="0" w:firstRowLastColumn="0" w:lastRowFirstColumn="0" w:lastRowLastColumn="0"/>
         </w:trPr>
         <w:tc>
           <w:tcPr>
-            <w:tcW w:w="0" w:type="auto"/>
-            <w:tcBorders>
-              <w:top w:val="single" w:sz="6" w:space="0" w:color="auto"/>
-              <w:left w:val="single" w:sz="6" w:space="0" w:color="auto"/>
-              <w:bottom w:val="single" w:sz="6" w:space="0" w:color="auto"/>
-              <w:right w:val="single" w:sz="6" w:space="0" w:color="auto"/>
-            </w:tcBorders>
-            <w:tcMar>
-              <w:top w:w="240" w:type="dxa"/>
-              <w:left w:w="0" w:type="dxa"/>
-              <w:bottom w:w="240" w:type="dxa"/>
-              <w:right w:w="180" w:type="dxa"/>
-            </w:tcMar>
-            <w:vAlign w:val="center"/>
+            <w:cnfStyle w:val="001000000000" w:firstRow="0" w:lastRow="0" w:firstColumn="1" w:lastColumn="0" w:oddVBand="0" w:evenVBand="0" w:oddHBand="0" w:evenHBand="0" w:firstRowFirstColumn="0" w:firstRowLastColumn="0" w:lastRowFirstColumn="0" w:lastRowLastColumn="0"/>
+            <w:tcW w:w="1413" w:type="dxa"/>
             <w:hideMark/>
           </w:tcPr>
           <w:p>
@@ -695,13 +597,9 @@
                 <w:right w:val="nil"/>
                 <w:between w:val="nil"/>
               </w:pBdr>
-              <w:spacing w:before="360" w:after="120"/>
-              <w:ind w:firstLine="720"/>
-              <w:jc w:val="both"/>
-              <w:rPr>
-                <w:rFonts w:eastAsia="Arial"/>
-                <w:b/>
-                <w:bCs/>
+              <w:spacing w:before="360" w:after="120" w:line="276" w:lineRule="auto"/>
+              <w:rPr>
+                <w:rFonts w:eastAsia="Arial"/>
                 <w:color w:val="000000"/>
                 <w:szCs w:val="20"/>
               </w:rPr>
@@ -709,31 +607,32 @@
             <w:r>
               <w:rPr>
                 <w:rFonts w:eastAsia="Arial"/>
-                <w:b/>
-                <w:bCs/>
-                <w:color w:val="000000"/>
-                <w:szCs w:val="20"/>
-              </w:rPr>
-              <w:t>Academic &amp; Labs</w:t>
+                <w:color w:val="000000"/>
+                <w:szCs w:val="20"/>
+              </w:rPr>
+              <w:t>ACADEMIC</w:t>
+            </w:r>
+            <w:r>
+              <w:rPr>
+                <w:rFonts w:eastAsia="Arial"/>
+                <w:color w:val="000000"/>
+                <w:szCs w:val="20"/>
+              </w:rPr>
+              <w:t xml:space="preserve"> &amp; </w:t>
+            </w:r>
+            <w:r>
+              <w:rPr>
+                <w:rFonts w:eastAsia="Arial"/>
+                <w:color w:val="000000"/>
+                <w:szCs w:val="20"/>
+              </w:rPr>
+              <w:t>LABS</w:t>
             </w:r>
           </w:p>
         </w:tc>
         <w:tc>
           <w:tcPr>
-            <w:tcW w:w="0" w:type="auto"/>
-            <w:tcBorders>
-              <w:top w:val="single" w:sz="6" w:space="0" w:color="auto"/>
-              <w:left w:val="single" w:sz="6" w:space="0" w:color="auto"/>
-              <w:bottom w:val="single" w:sz="6" w:space="0" w:color="auto"/>
-              <w:right w:val="single" w:sz="6" w:space="0" w:color="auto"/>
-            </w:tcBorders>
-            <w:tcMar>
-              <w:top w:w="240" w:type="dxa"/>
-              <w:left w:w="0" w:type="dxa"/>
-              <w:bottom w:w="240" w:type="dxa"/>
-              <w:right w:w="180" w:type="dxa"/>
-            </w:tcMar>
-            <w:vAlign w:val="center"/>
+            <w:tcW w:w="1701" w:type="dxa"/>
             <w:hideMark/>
           </w:tcPr>
           <w:p>
@@ -745,9 +644,8 @@
                 <w:right w:val="nil"/>
                 <w:between w:val="nil"/>
               </w:pBdr>
-              <w:spacing w:before="360" w:after="120"/>
-              <w:ind w:firstLine="720"/>
-              <w:jc w:val="both"/>
+              <w:spacing w:before="360" w:after="120" w:line="276" w:lineRule="auto"/>
+              <w:cnfStyle w:val="000000100000" w:firstRow="0" w:lastRow="0" w:firstColumn="0" w:lastColumn="0" w:oddVBand="0" w:evenVBand="0" w:oddHBand="1" w:evenHBand="0" w:firstRowFirstColumn="0" w:firstRowLastColumn="0" w:lastRowFirstColumn="0" w:lastRowLastColumn="0"/>
               <w:rPr>
                 <w:rFonts w:eastAsia="Arial"/>
                 <w:b/>
@@ -770,20 +668,7 @@
         </w:tc>
         <w:tc>
           <w:tcPr>
-            <w:tcW w:w="0" w:type="auto"/>
-            <w:tcBorders>
-              <w:top w:val="single" w:sz="6" w:space="0" w:color="auto"/>
-              <w:left w:val="single" w:sz="6" w:space="0" w:color="auto"/>
-              <w:bottom w:val="single" w:sz="6" w:space="0" w:color="auto"/>
-              <w:right w:val="single" w:sz="6" w:space="0" w:color="auto"/>
-            </w:tcBorders>
-            <w:tcMar>
-              <w:top w:w="240" w:type="dxa"/>
-              <w:left w:w="0" w:type="dxa"/>
-              <w:bottom w:w="240" w:type="dxa"/>
-              <w:right w:w="180" w:type="dxa"/>
-            </w:tcMar>
-            <w:vAlign w:val="center"/>
+            <w:tcW w:w="1701" w:type="dxa"/>
             <w:hideMark/>
           </w:tcPr>
           <w:p>
@@ -795,9 +680,8 @@
                 <w:right w:val="nil"/>
                 <w:between w:val="nil"/>
               </w:pBdr>
-              <w:spacing w:before="360" w:after="120"/>
-              <w:ind w:firstLine="720"/>
-              <w:jc w:val="both"/>
+              <w:spacing w:before="360" w:after="120" w:line="276" w:lineRule="auto"/>
+              <w:cnfStyle w:val="000000100000" w:firstRow="0" w:lastRow="0" w:firstColumn="0" w:lastColumn="0" w:oddVBand="0" w:evenVBand="0" w:oddHBand="1" w:evenHBand="0" w:firstRowFirstColumn="0" w:firstRowLastColumn="0" w:lastRowFirstColumn="0" w:lastRowLastColumn="0"/>
               <w:rPr>
                 <w:rFonts w:eastAsia="Arial"/>
                 <w:b/>
@@ -820,20 +704,7 @@
         </w:tc>
         <w:tc>
           <w:tcPr>
-            <w:tcW w:w="0" w:type="auto"/>
-            <w:tcBorders>
-              <w:top w:val="single" w:sz="6" w:space="0" w:color="auto"/>
-              <w:left w:val="single" w:sz="6" w:space="0" w:color="auto"/>
-              <w:bottom w:val="single" w:sz="6" w:space="0" w:color="auto"/>
-              <w:right w:val="single" w:sz="6" w:space="0" w:color="auto"/>
-            </w:tcBorders>
-            <w:tcMar>
-              <w:top w:w="240" w:type="dxa"/>
-              <w:left w:w="0" w:type="dxa"/>
-              <w:bottom w:w="240" w:type="dxa"/>
-              <w:right w:w="180" w:type="dxa"/>
-            </w:tcMar>
-            <w:vAlign w:val="center"/>
+            <w:tcW w:w="1843" w:type="dxa"/>
             <w:hideMark/>
           </w:tcPr>
           <w:p>
@@ -845,9 +716,8 @@
                 <w:right w:val="nil"/>
                 <w:between w:val="nil"/>
               </w:pBdr>
-              <w:spacing w:before="360" w:after="120"/>
-              <w:ind w:firstLine="720"/>
-              <w:jc w:val="both"/>
+              <w:spacing w:before="360" w:after="120" w:line="276" w:lineRule="auto"/>
+              <w:cnfStyle w:val="000000100000" w:firstRow="0" w:lastRow="0" w:firstColumn="0" w:lastColumn="0" w:oddVBand="0" w:evenVBand="0" w:oddHBand="1" w:evenHBand="0" w:firstRowFirstColumn="0" w:firstRowLastColumn="0" w:lastRowFirstColumn="0" w:lastRowLastColumn="0"/>
               <w:rPr>
                 <w:rFonts w:eastAsia="Arial"/>
                 <w:b/>
@@ -864,26 +734,43 @@
                 <w:color w:val="000000"/>
                 <w:szCs w:val="20"/>
               </w:rPr>
-              <w:t>High-traffic student areas. Integrated via MS0 trunks to MS1.</w:t>
+              <w:t xml:space="preserve">High-traffic student areas. </w:t>
+            </w:r>
+          </w:p>
+          <w:p>
+            <w:pPr>
+              <w:pBdr>
+                <w:top w:val="nil"/>
+                <w:left w:val="nil"/>
+                <w:bottom w:val="nil"/>
+                <w:right w:val="nil"/>
+                <w:between w:val="nil"/>
+              </w:pBdr>
+              <w:spacing w:before="360" w:after="120" w:line="276" w:lineRule="auto"/>
+              <w:cnfStyle w:val="000000100000" w:firstRow="0" w:lastRow="0" w:firstColumn="0" w:lastColumn="0" w:oddVBand="0" w:evenVBand="0" w:oddHBand="1" w:evenHBand="0" w:firstRowFirstColumn="0" w:firstRowLastColumn="0" w:lastRowFirstColumn="0" w:lastRowLastColumn="0"/>
+              <w:rPr>
+                <w:rFonts w:eastAsia="Arial"/>
+                <w:b/>
+                <w:bCs/>
+                <w:color w:val="000000"/>
+                <w:szCs w:val="20"/>
+              </w:rPr>
+            </w:pPr>
+            <w:r>
+              <w:rPr>
+                <w:rFonts w:eastAsia="Arial"/>
+                <w:b/>
+                <w:bCs/>
+                <w:color w:val="000000"/>
+                <w:szCs w:val="20"/>
+              </w:rPr>
+              <w:t>Integrated via MS0 trunks to MS1.</w:t>
             </w:r>
           </w:p>
         </w:tc>
         <w:tc>
           <w:tcPr>
-            <w:tcW w:w="0" w:type="auto"/>
-            <w:tcBorders>
-              <w:top w:val="single" w:sz="6" w:space="0" w:color="auto"/>
-              <w:left w:val="single" w:sz="6" w:space="0" w:color="auto"/>
-              <w:bottom w:val="single" w:sz="6" w:space="0" w:color="auto"/>
-              <w:right w:val="single" w:sz="6" w:space="0" w:color="auto"/>
-            </w:tcBorders>
-            <w:tcMar>
-              <w:top w:w="240" w:type="dxa"/>
-              <w:left w:w="0" w:type="dxa"/>
-              <w:bottom w:w="240" w:type="dxa"/>
-              <w:right w:w="0" w:type="dxa"/>
-            </w:tcMar>
-            <w:vAlign w:val="center"/>
+            <w:tcW w:w="2352" w:type="dxa"/>
             <w:hideMark/>
           </w:tcPr>
           <w:p>
@@ -895,9 +782,8 @@
                 <w:right w:val="nil"/>
                 <w:between w:val="nil"/>
               </w:pBdr>
-              <w:spacing w:before="360" w:after="120"/>
-              <w:ind w:firstLine="720"/>
-              <w:jc w:val="both"/>
+              <w:spacing w:before="360" w:after="120" w:line="276" w:lineRule="auto"/>
+              <w:cnfStyle w:val="000000100000" w:firstRow="0" w:lastRow="0" w:firstColumn="0" w:lastColumn="0" w:oddVBand="0" w:evenVBand="0" w:oddHBand="1" w:evenHBand="0" w:firstRowFirstColumn="0" w:firstRowLastColumn="0" w:lastRowFirstColumn="0" w:lastRowLastColumn="0"/>
               <w:rPr>
                 <w:rFonts w:eastAsia="Arial"/>
                 <w:b/>
@@ -914,31 +800,24 @@
                 <w:color w:val="000000"/>
                 <w:szCs w:val="20"/>
               </w:rPr>
-              <w:t>VLAN Pruning: Remove specific VLANs from the MS0-MS1 trunk to isolate a lab without dropping the physical link.</w:t>
+              <w:t xml:space="preserve">VLAN Pruning: </w:t>
+            </w:r>
+            <w:r>
+              <w:rPr>
+                <w:rFonts w:eastAsia="Arial"/>
+                <w:color w:val="000000"/>
+                <w:szCs w:val="20"/>
+              </w:rPr>
+              <w:t>Remove specific VLANs from the MS0-MS1 trunk to isolate a lab without dropping the physical link.</w:t>
             </w:r>
           </w:p>
         </w:tc>
       </w:tr>
       <w:tr>
-        <w:trPr>
-          <w:tblCellSpacing w:w="15" w:type="dxa"/>
-        </w:trPr>
         <w:tc>
           <w:tcPr>
-            <w:tcW w:w="0" w:type="auto"/>
-            <w:tcBorders>
-              <w:top w:val="single" w:sz="6" w:space="0" w:color="auto"/>
-              <w:left w:val="single" w:sz="6" w:space="0" w:color="auto"/>
-              <w:bottom w:val="single" w:sz="6" w:space="0" w:color="auto"/>
-              <w:right w:val="single" w:sz="6" w:space="0" w:color="auto"/>
-            </w:tcBorders>
-            <w:tcMar>
-              <w:top w:w="240" w:type="dxa"/>
-              <w:left w:w="0" w:type="dxa"/>
-              <w:bottom w:w="240" w:type="dxa"/>
-              <w:right w:w="180" w:type="dxa"/>
-            </w:tcMar>
-            <w:vAlign w:val="center"/>
+            <w:cnfStyle w:val="001000000000" w:firstRow="0" w:lastRow="0" w:firstColumn="1" w:lastColumn="0" w:oddVBand="0" w:evenVBand="0" w:oddHBand="0" w:evenHBand="0" w:firstRowFirstColumn="0" w:firstRowLastColumn="0" w:lastRowFirstColumn="0" w:lastRowLastColumn="0"/>
+            <w:tcW w:w="1413" w:type="dxa"/>
             <w:hideMark/>
           </w:tcPr>
           <w:p>
@@ -950,13 +829,9 @@
                 <w:right w:val="nil"/>
                 <w:between w:val="nil"/>
               </w:pBdr>
-              <w:spacing w:before="360" w:after="120"/>
-              <w:ind w:firstLine="720"/>
-              <w:jc w:val="both"/>
-              <w:rPr>
-                <w:rFonts w:eastAsia="Arial"/>
-                <w:b/>
-                <w:bCs/>
+              <w:spacing w:before="360" w:after="120" w:line="276" w:lineRule="auto"/>
+              <w:rPr>
+                <w:rFonts w:eastAsia="Arial"/>
                 <w:color w:val="000000"/>
                 <w:szCs w:val="20"/>
               </w:rPr>
@@ -964,31 +839,16 @@
             <w:r>
               <w:rPr>
                 <w:rFonts w:eastAsia="Arial"/>
-                <w:b/>
-                <w:bCs/>
-                <w:color w:val="000000"/>
-                <w:szCs w:val="20"/>
-              </w:rPr>
-              <w:t>Administrative</w:t>
+                <w:color w:val="000000"/>
+                <w:szCs w:val="20"/>
+              </w:rPr>
+              <w:t>ADMIN</w:t>
             </w:r>
           </w:p>
         </w:tc>
         <w:tc>
           <w:tcPr>
-            <w:tcW w:w="0" w:type="auto"/>
-            <w:tcBorders>
-              <w:top w:val="single" w:sz="6" w:space="0" w:color="auto"/>
-              <w:left w:val="single" w:sz="6" w:space="0" w:color="auto"/>
-              <w:bottom w:val="single" w:sz="6" w:space="0" w:color="auto"/>
-              <w:right w:val="single" w:sz="6" w:space="0" w:color="auto"/>
-            </w:tcBorders>
-            <w:tcMar>
-              <w:top w:w="240" w:type="dxa"/>
-              <w:left w:w="0" w:type="dxa"/>
-              <w:bottom w:w="240" w:type="dxa"/>
-              <w:right w:w="180" w:type="dxa"/>
-            </w:tcMar>
-            <w:vAlign w:val="center"/>
+            <w:tcW w:w="1701" w:type="dxa"/>
             <w:hideMark/>
           </w:tcPr>
           <w:p>
@@ -1000,9 +860,8 @@
                 <w:right w:val="nil"/>
                 <w:between w:val="nil"/>
               </w:pBdr>
-              <w:spacing w:before="360" w:after="120"/>
-              <w:ind w:firstLine="720"/>
-              <w:jc w:val="both"/>
+              <w:spacing w:before="360" w:after="120" w:line="276" w:lineRule="auto"/>
+              <w:cnfStyle w:val="000000000000" w:firstRow="0" w:lastRow="0" w:firstColumn="0" w:lastColumn="0" w:oddVBand="0" w:evenVBand="0" w:oddHBand="0" w:evenHBand="0" w:firstRowFirstColumn="0" w:firstRowLastColumn="0" w:lastRowFirstColumn="0" w:lastRowLastColumn="0"/>
               <w:rPr>
                 <w:rFonts w:eastAsia="Arial"/>
                 <w:b/>
@@ -1025,20 +884,7 @@
         </w:tc>
         <w:tc>
           <w:tcPr>
-            <w:tcW w:w="0" w:type="auto"/>
-            <w:tcBorders>
-              <w:top w:val="single" w:sz="6" w:space="0" w:color="auto"/>
-              <w:left w:val="single" w:sz="6" w:space="0" w:color="auto"/>
-              <w:bottom w:val="single" w:sz="6" w:space="0" w:color="auto"/>
-              <w:right w:val="single" w:sz="6" w:space="0" w:color="auto"/>
-            </w:tcBorders>
-            <w:tcMar>
-              <w:top w:w="240" w:type="dxa"/>
-              <w:left w:w="0" w:type="dxa"/>
-              <w:bottom w:w="240" w:type="dxa"/>
-              <w:right w:w="180" w:type="dxa"/>
-            </w:tcMar>
-            <w:vAlign w:val="center"/>
+            <w:tcW w:w="1701" w:type="dxa"/>
             <w:hideMark/>
           </w:tcPr>
           <w:p>
@@ -1050,9 +896,8 @@
                 <w:right w:val="nil"/>
                 <w:between w:val="nil"/>
               </w:pBdr>
-              <w:spacing w:before="360" w:after="120"/>
-              <w:ind w:firstLine="720"/>
-              <w:jc w:val="both"/>
+              <w:spacing w:before="360" w:after="120" w:line="276" w:lineRule="auto"/>
+              <w:cnfStyle w:val="000000000000" w:firstRow="0" w:lastRow="0" w:firstColumn="0" w:lastColumn="0" w:oddVBand="0" w:evenVBand="0" w:oddHBand="0" w:evenHBand="0" w:firstRowFirstColumn="0" w:firstRowLastColumn="0" w:lastRowFirstColumn="0" w:lastRowLastColumn="0"/>
               <w:rPr>
                 <w:rFonts w:eastAsia="Arial"/>
                 <w:b/>
@@ -1075,20 +920,7 @@
         </w:tc>
         <w:tc>
           <w:tcPr>
-            <w:tcW w:w="0" w:type="auto"/>
-            <w:tcBorders>
-              <w:top w:val="single" w:sz="6" w:space="0" w:color="auto"/>
-              <w:left w:val="single" w:sz="6" w:space="0" w:color="auto"/>
-              <w:bottom w:val="single" w:sz="6" w:space="0" w:color="auto"/>
-              <w:right w:val="single" w:sz="6" w:space="0" w:color="auto"/>
-            </w:tcBorders>
-            <w:tcMar>
-              <w:top w:w="240" w:type="dxa"/>
-              <w:left w:w="0" w:type="dxa"/>
-              <w:bottom w:w="240" w:type="dxa"/>
-              <w:right w:w="180" w:type="dxa"/>
-            </w:tcMar>
-            <w:vAlign w:val="center"/>
+            <w:tcW w:w="1843" w:type="dxa"/>
             <w:hideMark/>
           </w:tcPr>
           <w:p>
@@ -1100,9 +932,8 @@
                 <w:right w:val="nil"/>
                 <w:between w:val="nil"/>
               </w:pBdr>
-              <w:spacing w:before="360" w:after="120"/>
-              <w:ind w:firstLine="720"/>
-              <w:jc w:val="both"/>
+              <w:spacing w:before="360" w:after="120" w:line="276" w:lineRule="auto"/>
+              <w:cnfStyle w:val="000000000000" w:firstRow="0" w:lastRow="0" w:firstColumn="0" w:lastColumn="0" w:oddVBand="0" w:evenVBand="0" w:oddHBand="0" w:evenHBand="0" w:firstRowFirstColumn="0" w:firstRowLastColumn="0" w:lastRowFirstColumn="0" w:lastRowLastColumn="0"/>
               <w:rPr>
                 <w:rFonts w:eastAsia="Arial"/>
                 <w:b/>
@@ -1119,26 +950,43 @@
                 <w:color w:val="000000"/>
                 <w:szCs w:val="20"/>
               </w:rPr>
-              <w:t>Private staff network. Contains sensitive data and management traffic.</w:t>
+              <w:t xml:space="preserve">Private staff network. </w:t>
+            </w:r>
+          </w:p>
+          <w:p>
+            <w:pPr>
+              <w:pBdr>
+                <w:top w:val="nil"/>
+                <w:left w:val="nil"/>
+                <w:bottom w:val="nil"/>
+                <w:right w:val="nil"/>
+                <w:between w:val="nil"/>
+              </w:pBdr>
+              <w:spacing w:before="360" w:after="120" w:line="276" w:lineRule="auto"/>
+              <w:cnfStyle w:val="000000000000" w:firstRow="0" w:lastRow="0" w:firstColumn="0" w:lastColumn="0" w:oddVBand="0" w:evenVBand="0" w:oddHBand="0" w:evenHBand="0" w:firstRowFirstColumn="0" w:firstRowLastColumn="0" w:lastRowFirstColumn="0" w:lastRowLastColumn="0"/>
+              <w:rPr>
+                <w:rFonts w:eastAsia="Arial"/>
+                <w:b/>
+                <w:bCs/>
+                <w:color w:val="000000"/>
+                <w:szCs w:val="20"/>
+              </w:rPr>
+            </w:pPr>
+            <w:r>
+              <w:rPr>
+                <w:rFonts w:eastAsia="Arial"/>
+                <w:b/>
+                <w:bCs/>
+                <w:color w:val="000000"/>
+                <w:szCs w:val="20"/>
+              </w:rPr>
+              <w:t>Contains sensitive data and management traffic.</w:t>
             </w:r>
           </w:p>
         </w:tc>
         <w:tc>
           <w:tcPr>
-            <w:tcW w:w="0" w:type="auto"/>
-            <w:tcBorders>
-              <w:top w:val="single" w:sz="6" w:space="0" w:color="auto"/>
-              <w:left w:val="single" w:sz="6" w:space="0" w:color="auto"/>
-              <w:bottom w:val="single" w:sz="6" w:space="0" w:color="auto"/>
-              <w:right w:val="single" w:sz="6" w:space="0" w:color="auto"/>
-            </w:tcBorders>
-            <w:tcMar>
-              <w:top w:w="240" w:type="dxa"/>
-              <w:left w:w="0" w:type="dxa"/>
-              <w:bottom w:w="240" w:type="dxa"/>
-              <w:right w:w="0" w:type="dxa"/>
-            </w:tcMar>
-            <w:vAlign w:val="center"/>
+            <w:tcW w:w="2352" w:type="dxa"/>
             <w:hideMark/>
           </w:tcPr>
           <w:p>
@@ -1150,9 +998,8 @@
                 <w:right w:val="nil"/>
                 <w:between w:val="nil"/>
               </w:pBdr>
-              <w:spacing w:before="360" w:after="120"/>
-              <w:ind w:firstLine="720"/>
-              <w:jc w:val="both"/>
+              <w:spacing w:before="360" w:after="120" w:line="276" w:lineRule="auto"/>
+              <w:cnfStyle w:val="000000000000" w:firstRow="0" w:lastRow="0" w:firstColumn="0" w:lastColumn="0" w:oddVBand="0" w:evenVBand="0" w:oddHBand="0" w:evenHBand="0" w:firstRowFirstColumn="0" w:firstRowLastColumn="0" w:lastRowFirstColumn="0" w:lastRowLastColumn="0"/>
               <w:rPr>
                 <w:rFonts w:eastAsia="Arial"/>
                 <w:b/>
@@ -1169,53 +1016,59 @@
                 <w:color w:val="000000"/>
                 <w:szCs w:val="20"/>
               </w:rPr>
-              <w:t xml:space="preserve">Interface Shutdown: Disabling the SVI (Interface </w:t>
+              <w:t xml:space="preserve">Interface Shutdown: </w:t>
             </w:r>
-            <w:proofErr w:type="spellStart"/>
             <w:r>
               <w:rPr>
                 <w:rFonts w:eastAsia="Arial"/>
-                <w:b/>
-                <w:bCs/>
-                <w:color w:val="000000"/>
-                <w:szCs w:val="20"/>
-              </w:rPr>
-              <w:t>Vlan</w:t>
+                <w:color w:val="000000"/>
+                <w:szCs w:val="20"/>
+              </w:rPr>
+              <w:t xml:space="preserve">Disabling the SVI (Interface </w:t>
             </w:r>
-            <w:proofErr w:type="spellEnd"/>
             <w:r>
               <w:rPr>
                 <w:rFonts w:eastAsia="Arial"/>
-                <w:b/>
-                <w:bCs/>
-                <w:color w:val="000000"/>
-                <w:szCs w:val="20"/>
-              </w:rPr>
-              <w:t xml:space="preserve"> 30) on MS1 stops all routing for this segment while keeping the L2 hardware active.</w:t>
+                <w:color w:val="000000"/>
+                <w:szCs w:val="20"/>
+              </w:rPr>
+              <w:t>VLAN</w:t>
+            </w:r>
+            <w:r>
+              <w:rPr>
+                <w:rFonts w:eastAsia="Arial"/>
+                <w:color w:val="000000"/>
+                <w:szCs w:val="20"/>
+              </w:rPr>
+              <w:t xml:space="preserve"> 30) on MS1 stops all routing for this segment while keeping the L2 </w:t>
+            </w:r>
+            <w:r>
+              <w:rPr>
+                <w:rFonts w:eastAsia="Arial"/>
+                <w:color w:val="000000"/>
+                <w:szCs w:val="20"/>
+              </w:rPr>
+              <w:t>switches (MS4, MS5, MS6, MS7)</w:t>
+            </w:r>
+            <w:r>
+              <w:rPr>
+                <w:rFonts w:eastAsia="Arial"/>
+                <w:color w:val="000000"/>
+                <w:szCs w:val="20"/>
+              </w:rPr>
+              <w:t xml:space="preserve"> active.</w:t>
             </w:r>
           </w:p>
         </w:tc>
       </w:tr>
       <w:tr>
         <w:trPr>
-          <w:tblCellSpacing w:w="15" w:type="dxa"/>
+          <w:cnfStyle w:val="000000100000" w:firstRow="0" w:lastRow="0" w:firstColumn="0" w:lastColumn="0" w:oddVBand="0" w:evenVBand="0" w:oddHBand="1" w:evenHBand="0" w:firstRowFirstColumn="0" w:firstRowLastColumn="0" w:lastRowFirstColumn="0" w:lastRowLastColumn="0"/>
         </w:trPr>
         <w:tc>
           <w:tcPr>
-            <w:tcW w:w="0" w:type="auto"/>
-            <w:tcBorders>
-              <w:top w:val="single" w:sz="6" w:space="0" w:color="auto"/>
-              <w:left w:val="single" w:sz="6" w:space="0" w:color="auto"/>
-              <w:bottom w:val="single" w:sz="6" w:space="0" w:color="auto"/>
-              <w:right w:val="single" w:sz="6" w:space="0" w:color="auto"/>
-            </w:tcBorders>
-            <w:tcMar>
-              <w:top w:w="240" w:type="dxa"/>
-              <w:left w:w="0" w:type="dxa"/>
-              <w:bottom w:w="240" w:type="dxa"/>
-              <w:right w:w="180" w:type="dxa"/>
-            </w:tcMar>
-            <w:vAlign w:val="center"/>
+            <w:cnfStyle w:val="001000000000" w:firstRow="0" w:lastRow="0" w:firstColumn="1" w:lastColumn="0" w:oddVBand="0" w:evenVBand="0" w:oddHBand="0" w:evenHBand="0" w:firstRowFirstColumn="0" w:firstRowLastColumn="0" w:lastRowFirstColumn="0" w:lastRowLastColumn="0"/>
+            <w:tcW w:w="1413" w:type="dxa"/>
             <w:hideMark/>
           </w:tcPr>
           <w:p>
@@ -1227,13 +1080,9 @@
                 <w:right w:val="nil"/>
                 <w:between w:val="nil"/>
               </w:pBdr>
-              <w:spacing w:before="360" w:after="120"/>
-              <w:ind w:firstLine="720"/>
-              <w:jc w:val="both"/>
-              <w:rPr>
-                <w:rFonts w:eastAsia="Arial"/>
-                <w:b/>
-                <w:bCs/>
+              <w:spacing w:before="360" w:after="120" w:line="276" w:lineRule="auto"/>
+              <w:rPr>
+                <w:rFonts w:eastAsia="Arial"/>
                 <w:color w:val="000000"/>
                 <w:szCs w:val="20"/>
               </w:rPr>
@@ -1241,32 +1090,16 @@
             <w:r>
               <w:rPr>
                 <w:rFonts w:eastAsia="Arial"/>
-                <w:b/>
-                <w:bCs/>
-                <w:color w:val="000000"/>
-                <w:szCs w:val="20"/>
-              </w:rPr>
-              <w:lastRenderedPageBreak/>
+                <w:color w:val="000000"/>
+                <w:szCs w:val="20"/>
+              </w:rPr>
               <w:t>DMZ (Servers)</w:t>
             </w:r>
           </w:p>
         </w:tc>
         <w:tc>
           <w:tcPr>
-            <w:tcW w:w="0" w:type="auto"/>
-            <w:tcBorders>
-              <w:top w:val="single" w:sz="6" w:space="0" w:color="auto"/>
-              <w:left w:val="single" w:sz="6" w:space="0" w:color="auto"/>
-              <w:bottom w:val="single" w:sz="6" w:space="0" w:color="auto"/>
-              <w:right w:val="single" w:sz="6" w:space="0" w:color="auto"/>
-            </w:tcBorders>
-            <w:tcMar>
-              <w:top w:w="240" w:type="dxa"/>
-              <w:left w:w="0" w:type="dxa"/>
-              <w:bottom w:w="240" w:type="dxa"/>
-              <w:right w:w="180" w:type="dxa"/>
-            </w:tcMar>
-            <w:vAlign w:val="center"/>
+            <w:tcW w:w="1701" w:type="dxa"/>
             <w:hideMark/>
           </w:tcPr>
           <w:p>
@@ -1278,9 +1111,8 @@
                 <w:right w:val="nil"/>
                 <w:between w:val="nil"/>
               </w:pBdr>
-              <w:spacing w:before="360" w:after="120"/>
-              <w:ind w:firstLine="720"/>
-              <w:jc w:val="both"/>
+              <w:spacing w:before="360" w:after="120" w:line="276" w:lineRule="auto"/>
+              <w:cnfStyle w:val="000000100000" w:firstRow="0" w:lastRow="0" w:firstColumn="0" w:lastColumn="0" w:oddVBand="0" w:evenVBand="0" w:oddHBand="1" w:evenHBand="0" w:firstRowFirstColumn="0" w:firstRowLastColumn="0" w:lastRowFirstColumn="0" w:lastRowLastColumn="0"/>
               <w:rPr>
                 <w:rFonts w:eastAsia="Arial"/>
                 <w:b/>
@@ -1303,20 +1135,7 @@
         </w:tc>
         <w:tc>
           <w:tcPr>
-            <w:tcW w:w="0" w:type="auto"/>
-            <w:tcBorders>
-              <w:top w:val="single" w:sz="6" w:space="0" w:color="auto"/>
-              <w:left w:val="single" w:sz="6" w:space="0" w:color="auto"/>
-              <w:bottom w:val="single" w:sz="6" w:space="0" w:color="auto"/>
-              <w:right w:val="single" w:sz="6" w:space="0" w:color="auto"/>
-            </w:tcBorders>
-            <w:tcMar>
-              <w:top w:w="240" w:type="dxa"/>
-              <w:left w:w="0" w:type="dxa"/>
-              <w:bottom w:w="240" w:type="dxa"/>
-              <w:right w:w="180" w:type="dxa"/>
-            </w:tcMar>
-            <w:vAlign w:val="center"/>
+            <w:tcW w:w="1701" w:type="dxa"/>
             <w:hideMark/>
           </w:tcPr>
           <w:p>
@@ -1328,9 +1147,8 @@
                 <w:right w:val="nil"/>
                 <w:between w:val="nil"/>
               </w:pBdr>
-              <w:spacing w:before="360" w:after="120"/>
-              <w:ind w:firstLine="720"/>
-              <w:jc w:val="both"/>
+              <w:spacing w:before="360" w:after="120" w:line="276" w:lineRule="auto"/>
+              <w:cnfStyle w:val="000000100000" w:firstRow="0" w:lastRow="0" w:firstColumn="0" w:lastColumn="0" w:oddVBand="0" w:evenVBand="0" w:oddHBand="1" w:evenHBand="0" w:firstRowFirstColumn="0" w:firstRowLastColumn="0" w:lastRowFirstColumn="0" w:lastRowLastColumn="0"/>
               <w:rPr>
                 <w:rFonts w:eastAsia="Arial"/>
                 <w:b/>
@@ -1353,20 +1171,7 @@
         </w:tc>
         <w:tc>
           <w:tcPr>
-            <w:tcW w:w="0" w:type="auto"/>
-            <w:tcBorders>
-              <w:top w:val="single" w:sz="6" w:space="0" w:color="auto"/>
-              <w:left w:val="single" w:sz="6" w:space="0" w:color="auto"/>
-              <w:bottom w:val="single" w:sz="6" w:space="0" w:color="auto"/>
-              <w:right w:val="single" w:sz="6" w:space="0" w:color="auto"/>
-            </w:tcBorders>
-            <w:tcMar>
-              <w:top w:w="240" w:type="dxa"/>
-              <w:left w:w="0" w:type="dxa"/>
-              <w:bottom w:w="240" w:type="dxa"/>
-              <w:right w:w="180" w:type="dxa"/>
-            </w:tcMar>
-            <w:vAlign w:val="center"/>
+            <w:tcW w:w="1843" w:type="dxa"/>
             <w:hideMark/>
           </w:tcPr>
           <w:p>
@@ -1378,9 +1183,8 @@
                 <w:right w:val="nil"/>
                 <w:between w:val="nil"/>
               </w:pBdr>
-              <w:spacing w:before="360" w:after="120"/>
-              <w:ind w:firstLine="720"/>
-              <w:jc w:val="both"/>
+              <w:spacing w:before="360" w:after="120" w:line="276" w:lineRule="auto"/>
+              <w:cnfStyle w:val="000000100000" w:firstRow="0" w:lastRow="0" w:firstColumn="0" w:lastColumn="0" w:oddVBand="0" w:evenVBand="0" w:oddHBand="1" w:evenHBand="0" w:firstRowFirstColumn="0" w:firstRowLastColumn="0" w:lastRowFirstColumn="0" w:lastRowLastColumn="0"/>
               <w:rPr>
                 <w:rFonts w:eastAsia="Arial"/>
                 <w:b/>
@@ -1403,20 +1207,7 @@
         </w:tc>
         <w:tc>
           <w:tcPr>
-            <w:tcW w:w="0" w:type="auto"/>
-            <w:tcBorders>
-              <w:top w:val="single" w:sz="6" w:space="0" w:color="auto"/>
-              <w:left w:val="single" w:sz="6" w:space="0" w:color="auto"/>
-              <w:bottom w:val="single" w:sz="6" w:space="0" w:color="auto"/>
-              <w:right w:val="single" w:sz="6" w:space="0" w:color="auto"/>
-            </w:tcBorders>
-            <w:tcMar>
-              <w:top w:w="240" w:type="dxa"/>
-              <w:left w:w="0" w:type="dxa"/>
-              <w:bottom w:w="240" w:type="dxa"/>
-              <w:right w:w="0" w:type="dxa"/>
-            </w:tcMar>
-            <w:vAlign w:val="center"/>
+            <w:tcW w:w="2352" w:type="dxa"/>
             <w:hideMark/>
           </w:tcPr>
           <w:p>
@@ -1428,9 +1219,8 @@
                 <w:right w:val="nil"/>
                 <w:between w:val="nil"/>
               </w:pBdr>
-              <w:spacing w:before="360" w:after="120"/>
-              <w:ind w:firstLine="720"/>
-              <w:jc w:val="both"/>
+              <w:spacing w:before="360" w:after="120" w:line="276" w:lineRule="auto"/>
+              <w:cnfStyle w:val="000000100000" w:firstRow="0" w:lastRow="0" w:firstColumn="0" w:lastColumn="0" w:oddVBand="0" w:evenVBand="0" w:oddHBand="1" w:evenHBand="0" w:firstRowFirstColumn="0" w:firstRowLastColumn="0" w:lastRowFirstColumn="0" w:lastRowLastColumn="0"/>
               <w:rPr>
                 <w:rFonts w:eastAsia="Arial"/>
                 <w:b/>
@@ -1447,31 +1237,24 @@
                 <w:color w:val="000000"/>
                 <w:szCs w:val="20"/>
               </w:rPr>
-              <w:t>ACL Application: Modifying the INSIDE_IN access-list to deny traffic temporarily isolates the servers from the LAN for security audits.</w:t>
+              <w:t xml:space="preserve">ACL Application: </w:t>
+            </w:r>
+            <w:r>
+              <w:rPr>
+                <w:rFonts w:eastAsia="Arial"/>
+                <w:color w:val="000000"/>
+                <w:szCs w:val="20"/>
+              </w:rPr>
+              <w:t>Modifying the INSIDE_IN access-list to deny traffic temporarily isolates the servers from the LAN for security audits.</w:t>
             </w:r>
           </w:p>
         </w:tc>
       </w:tr>
       <w:tr>
-        <w:trPr>
-          <w:tblCellSpacing w:w="15" w:type="dxa"/>
-        </w:trPr>
         <w:tc>
           <w:tcPr>
-            <w:tcW w:w="0" w:type="auto"/>
-            <w:tcBorders>
-              <w:top w:val="single" w:sz="6" w:space="0" w:color="auto"/>
-              <w:left w:val="single" w:sz="6" w:space="0" w:color="auto"/>
-              <w:bottom w:val="single" w:sz="6" w:space="0" w:color="auto"/>
-              <w:right w:val="single" w:sz="6" w:space="0" w:color="auto"/>
-            </w:tcBorders>
-            <w:tcMar>
-              <w:top w:w="240" w:type="dxa"/>
-              <w:left w:w="0" w:type="dxa"/>
-              <w:bottom w:w="240" w:type="dxa"/>
-              <w:right w:w="180" w:type="dxa"/>
-            </w:tcMar>
-            <w:vAlign w:val="center"/>
+            <w:cnfStyle w:val="001000000000" w:firstRow="0" w:lastRow="0" w:firstColumn="1" w:lastColumn="0" w:oddVBand="0" w:evenVBand="0" w:oddHBand="0" w:evenHBand="0" w:firstRowFirstColumn="0" w:firstRowLastColumn="0" w:lastRowFirstColumn="0" w:lastRowLastColumn="0"/>
+            <w:tcW w:w="1413" w:type="dxa"/>
             <w:hideMark/>
           </w:tcPr>
           <w:p>
@@ -1483,13 +1266,9 @@
                 <w:right w:val="nil"/>
                 <w:between w:val="nil"/>
               </w:pBdr>
-              <w:spacing w:before="360" w:after="120"/>
-              <w:ind w:firstLine="720"/>
-              <w:jc w:val="both"/>
-              <w:rPr>
-                <w:rFonts w:eastAsia="Arial"/>
-                <w:b/>
-                <w:bCs/>
+              <w:spacing w:before="360" w:after="120" w:line="276" w:lineRule="auto"/>
+              <w:rPr>
+                <w:rFonts w:eastAsia="Arial"/>
                 <w:color w:val="000000"/>
                 <w:szCs w:val="20"/>
               </w:rPr>
@@ -1497,8 +1276,6 @@
             <w:r>
               <w:rPr>
                 <w:rFonts w:eastAsia="Arial"/>
-                <w:b/>
-                <w:bCs/>
                 <w:color w:val="000000"/>
                 <w:szCs w:val="20"/>
               </w:rPr>
@@ -1508,20 +1285,7 @@
         </w:tc>
         <w:tc>
           <w:tcPr>
-            <w:tcW w:w="0" w:type="auto"/>
-            <w:tcBorders>
-              <w:top w:val="single" w:sz="6" w:space="0" w:color="auto"/>
-              <w:left w:val="single" w:sz="6" w:space="0" w:color="auto"/>
-              <w:bottom w:val="single" w:sz="6" w:space="0" w:color="auto"/>
-              <w:right w:val="single" w:sz="6" w:space="0" w:color="auto"/>
-            </w:tcBorders>
-            <w:tcMar>
-              <w:top w:w="240" w:type="dxa"/>
-              <w:left w:w="0" w:type="dxa"/>
-              <w:bottom w:w="240" w:type="dxa"/>
-              <w:right w:w="180" w:type="dxa"/>
-            </w:tcMar>
-            <w:vAlign w:val="center"/>
+            <w:tcW w:w="1701" w:type="dxa"/>
             <w:hideMark/>
           </w:tcPr>
           <w:p>
@@ -1533,9 +1297,8 @@
                 <w:right w:val="nil"/>
                 <w:between w:val="nil"/>
               </w:pBdr>
-              <w:spacing w:before="360" w:after="120"/>
-              <w:ind w:firstLine="720"/>
-              <w:jc w:val="both"/>
+              <w:spacing w:before="360" w:after="120" w:line="276" w:lineRule="auto"/>
+              <w:cnfStyle w:val="000000000000" w:firstRow="0" w:lastRow="0" w:firstColumn="0" w:lastColumn="0" w:oddVBand="0" w:evenVBand="0" w:oddHBand="0" w:evenHBand="0" w:firstRowFirstColumn="0" w:firstRowLastColumn="0" w:lastRowFirstColumn="0" w:lastRowLastColumn="0"/>
               <w:rPr>
                 <w:rFonts w:eastAsia="Arial"/>
                 <w:b/>
@@ -1558,20 +1321,7 @@
         </w:tc>
         <w:tc>
           <w:tcPr>
-            <w:tcW w:w="0" w:type="auto"/>
-            <w:tcBorders>
-              <w:top w:val="single" w:sz="6" w:space="0" w:color="auto"/>
-              <w:left w:val="single" w:sz="6" w:space="0" w:color="auto"/>
-              <w:bottom w:val="single" w:sz="6" w:space="0" w:color="auto"/>
-              <w:right w:val="single" w:sz="6" w:space="0" w:color="auto"/>
-            </w:tcBorders>
-            <w:tcMar>
-              <w:top w:w="240" w:type="dxa"/>
-              <w:left w:w="0" w:type="dxa"/>
-              <w:bottom w:w="240" w:type="dxa"/>
-              <w:right w:w="180" w:type="dxa"/>
-            </w:tcMar>
-            <w:vAlign w:val="center"/>
+            <w:tcW w:w="1701" w:type="dxa"/>
             <w:hideMark/>
           </w:tcPr>
           <w:p>
@@ -1583,9 +1333,8 @@
                 <w:right w:val="nil"/>
                 <w:between w:val="nil"/>
               </w:pBdr>
-              <w:spacing w:before="360" w:after="120"/>
-              <w:ind w:firstLine="720"/>
-              <w:jc w:val="both"/>
+              <w:spacing w:before="360" w:after="120" w:line="276" w:lineRule="auto"/>
+              <w:cnfStyle w:val="000000000000" w:firstRow="0" w:lastRow="0" w:firstColumn="0" w:lastColumn="0" w:oddVBand="0" w:evenVBand="0" w:oddHBand="0" w:evenHBand="0" w:firstRowFirstColumn="0" w:firstRowLastColumn="0" w:lastRowFirstColumn="0" w:lastRowLastColumn="0"/>
               <w:rPr>
                 <w:rFonts w:eastAsia="Arial"/>
                 <w:b/>
@@ -1608,20 +1357,7 @@
         </w:tc>
         <w:tc>
           <w:tcPr>
-            <w:tcW w:w="0" w:type="auto"/>
-            <w:tcBorders>
-              <w:top w:val="single" w:sz="6" w:space="0" w:color="auto"/>
-              <w:left w:val="single" w:sz="6" w:space="0" w:color="auto"/>
-              <w:bottom w:val="single" w:sz="6" w:space="0" w:color="auto"/>
-              <w:right w:val="single" w:sz="6" w:space="0" w:color="auto"/>
-            </w:tcBorders>
-            <w:tcMar>
-              <w:top w:w="240" w:type="dxa"/>
-              <w:left w:w="0" w:type="dxa"/>
-              <w:bottom w:w="240" w:type="dxa"/>
-              <w:right w:w="180" w:type="dxa"/>
-            </w:tcMar>
-            <w:vAlign w:val="center"/>
+            <w:tcW w:w="1843" w:type="dxa"/>
             <w:hideMark/>
           </w:tcPr>
           <w:p>
@@ -1633,9 +1369,8 @@
                 <w:right w:val="nil"/>
                 <w:between w:val="nil"/>
               </w:pBdr>
-              <w:spacing w:before="360" w:after="120"/>
-              <w:ind w:firstLine="720"/>
-              <w:jc w:val="both"/>
+              <w:spacing w:before="360" w:after="120" w:line="276" w:lineRule="auto"/>
+              <w:cnfStyle w:val="000000000000" w:firstRow="0" w:lastRow="0" w:firstColumn="0" w:lastColumn="0" w:oddVBand="0" w:evenVBand="0" w:oddHBand="0" w:evenHBand="0" w:firstRowFirstColumn="0" w:firstRowLastColumn="0" w:lastRowFirstColumn="0" w:lastRowLastColumn="0"/>
               <w:rPr>
                 <w:rFonts w:eastAsia="Arial"/>
                 <w:b/>
@@ -1658,20 +1393,7 @@
         </w:tc>
         <w:tc>
           <w:tcPr>
-            <w:tcW w:w="0" w:type="auto"/>
-            <w:tcBorders>
-              <w:top w:val="single" w:sz="6" w:space="0" w:color="auto"/>
-              <w:left w:val="single" w:sz="6" w:space="0" w:color="auto"/>
-              <w:bottom w:val="single" w:sz="6" w:space="0" w:color="auto"/>
-              <w:right w:val="single" w:sz="6" w:space="0" w:color="auto"/>
-            </w:tcBorders>
-            <w:tcMar>
-              <w:top w:w="240" w:type="dxa"/>
-              <w:left w:w="0" w:type="dxa"/>
-              <w:bottom w:w="240" w:type="dxa"/>
-              <w:right w:w="0" w:type="dxa"/>
-            </w:tcMar>
-            <w:vAlign w:val="center"/>
+            <w:tcW w:w="2352" w:type="dxa"/>
             <w:hideMark/>
           </w:tcPr>
           <w:p>
@@ -1683,9 +1405,8 @@
                 <w:right w:val="nil"/>
                 <w:between w:val="nil"/>
               </w:pBdr>
-              <w:spacing w:before="360" w:after="120"/>
-              <w:ind w:firstLine="720"/>
-              <w:jc w:val="both"/>
+              <w:spacing w:before="360" w:after="120" w:line="276" w:lineRule="auto"/>
+              <w:cnfStyle w:val="000000000000" w:firstRow="0" w:lastRow="0" w:firstColumn="0" w:lastColumn="0" w:oddVBand="0" w:evenVBand="0" w:oddHBand="0" w:evenHBand="0" w:firstRowFirstColumn="0" w:firstRowLastColumn="0" w:lastRowFirstColumn="0" w:lastRowLastColumn="0"/>
               <w:rPr>
                 <w:rFonts w:eastAsia="Arial"/>
                 <w:b/>
@@ -1702,7 +1423,15 @@
                 <w:color w:val="000000"/>
                 <w:szCs w:val="20"/>
               </w:rPr>
-              <w:t>Passive-Interface / Static Route Removal: Deleting the static route to 192.168.50.0 on MS1 isolates the entire DMZ path.</w:t>
+              <w:t xml:space="preserve">Passive-Interface / Static Route Removal: </w:t>
+            </w:r>
+            <w:r>
+              <w:rPr>
+                <w:rFonts w:eastAsia="Arial"/>
+                <w:color w:val="000000"/>
+                <w:szCs w:val="20"/>
+              </w:rPr>
+              <w:t>Deleting the static route to 192.168.50.0 on MS1 isolates the entire DMZ path.</w:t>
             </w:r>
           </w:p>
         </w:tc>
@@ -1722,33 +1451,39 @@
         </w:rPr>
       </w:pPr>
       <w:r>
+        <w:lastRenderedPageBreak/>
         <w:t>Isolation Strategy</w:t>
       </w:r>
     </w:p>
     <w:p>
       <w:pPr>
         <w:pStyle w:val="Heading4"/>
-      </w:pPr>
-      <w:r>
-        <w:t>A. Internal LAN Isolation (VLANs 10-40)</w:t>
+        <w:numPr>
+          <w:ilvl w:val="0"/>
+          <w:numId w:val="13"/>
+        </w:numPr>
+        <w:jc w:val="both"/>
+      </w:pPr>
+      <w:r>
+        <w:t xml:space="preserve">For </w:t>
+      </w:r>
+      <w:r>
+        <w:t>Internal LAN Isolation (</w:t>
+      </w:r>
+      <w:r>
+        <w:t>LAB1, LAB2, ADMIN, ACADEMIC</w:t>
+      </w:r>
+      <w:r>
+        <w:t>)</w:t>
       </w:r>
     </w:p>
     <w:p>
       <w:pPr>
         <w:pStyle w:val="NormalWeb"/>
-      </w:pPr>
-      <w:r>
-        <w:t xml:space="preserve">Since MS1 acts as the default gateway for all internal users, isolation is managed at the </w:t>
-      </w:r>
-      <w:r>
-        <w:rPr>
-          <w:b/>
-          <w:bCs/>
-        </w:rPr>
-        <w:t>Distribution layer</w:t>
-      </w:r>
-      <w:r>
-        <w:t>.</w:t>
+        <w:jc w:val="both"/>
+      </w:pPr>
+      <w:r>
+        <w:t>Since MS1 acts as the default gateway for all internal users, isolation is managed at the Distribution layer.</w:t>
       </w:r>
     </w:p>
     <w:p>
@@ -1758,6 +1493,7 @@
           <w:ilvl w:val="0"/>
           <w:numId w:val="10"/>
         </w:numPr>
+        <w:jc w:val="both"/>
       </w:pPr>
       <w:r>
         <w:rPr>
@@ -1767,34 +1503,49 @@
         <w:t>Logical Isolation:</w:t>
       </w:r>
       <w:r>
-        <w:t xml:space="preserve"> During testing of the Academic network (VLAN 40), we can apply a standard ACL on MS1 </w:t>
+        <w:t xml:space="preserve"> During testing of the Academic network (VLAN 40), </w:t>
+      </w:r>
+      <w:r>
+        <w:t>We</w:t>
+      </w:r>
+      <w:r>
+        <w:t xml:space="preserve"> can apply a standard ACL on MS1 </w:t>
       </w:r>
       <w:r>
         <w:rPr>
           <w:rStyle w:val="HTMLCode"/>
+          <w:rFonts w:ascii="Times New Roman" w:hAnsi="Times New Roman" w:cs="Times New Roman"/>
+          <w:b/>
+          <w:bCs/>
+          <w:sz w:val="24"/>
+          <w:szCs w:val="24"/>
         </w:rPr>
         <w:t xml:space="preserve">interface </w:t>
       </w:r>
-      <w:proofErr w:type="spellStart"/>
       <w:r>
         <w:rPr>
           <w:rStyle w:val="HTMLCode"/>
+          <w:rFonts w:ascii="Times New Roman" w:hAnsi="Times New Roman" w:cs="Times New Roman"/>
+          <w:b/>
+          <w:bCs/>
+          <w:sz w:val="24"/>
+          <w:szCs w:val="24"/>
         </w:rPr>
-        <w:t>vlan</w:t>
-      </w:r>
-      <w:proofErr w:type="spellEnd"/>
+        <w:t>VLAN</w:t>
+      </w:r>
       <w:r>
         <w:rPr>
           <w:rStyle w:val="HTMLCode"/>
+          <w:rFonts w:ascii="Times New Roman" w:hAnsi="Times New Roman" w:cs="Times New Roman"/>
+          <w:b/>
+          <w:bCs/>
+          <w:sz w:val="24"/>
+          <w:szCs w:val="24"/>
         </w:rPr>
         <w:t xml:space="preserve"> 40</w:t>
       </w:r>
       <w:r>
-        <w:t xml:space="preserve"> to restrict outbound traffic. This allows </w:t>
-      </w:r>
-      <w:r>
-        <w:lastRenderedPageBreak/>
-        <w:t>us to test internal connectivity within the segment without the "noise" of the rest of the university network.</w:t>
+        <w:t xml:space="preserve"> to restrict outbound traffic. This allows us to test internal connectivity within the segment without the "noise" of the rest of the university network.</w:t>
       </w:r>
     </w:p>
     <w:p>
@@ -1804,6 +1555,7 @@
           <w:ilvl w:val="0"/>
           <w:numId w:val="10"/>
         </w:numPr>
+        <w:jc w:val="both"/>
       </w:pPr>
       <w:r>
         <w:rPr>
@@ -1813,30 +1565,49 @@
         <w:t>Physical/Trunk Isolation:</w:t>
       </w:r>
       <w:r>
-        <w:t xml:space="preserve"> If MS0 (Aggregation) reports flapping links, we can isolate the entire access sub-tree by converting the trunk to a non-tagging access port temporarily to verify hardware stability.</w:t>
-      </w:r>
-    </w:p>
-    <w:p>
-      <w:pPr>
-        <w:pStyle w:val="Heading4"/>
-      </w:pPr>
-      <w:r>
-        <w:t>B. Perimeter and DMZ Isolation</w:t>
-      </w:r>
-    </w:p>
-    <w:p>
-      <w:pPr>
-        <w:pStyle w:val="NormalWeb"/>
-      </w:pPr>
-      <w:r>
-        <w:t xml:space="preserve">The </w:t>
+        <w:t xml:space="preserve"> If </w:t>
       </w:r>
       <w:r>
         <w:rPr>
           <w:b/>
           <w:bCs/>
         </w:rPr>
-        <w:t>Firewall2 (ASA)</w:t>
+        <w:t>MS0</w:t>
+      </w:r>
+      <w:r>
+        <w:t xml:space="preserve"> (Aggregation) reports flapping links, we can isolate the entire access sub-tree by converting the trunk to a non-tagging access port temporarily to verify hardware stability.</w:t>
+      </w:r>
+    </w:p>
+    <w:p>
+      <w:pPr>
+        <w:pStyle w:val="Heading4"/>
+        <w:numPr>
+          <w:ilvl w:val="0"/>
+          <w:numId w:val="13"/>
+        </w:numPr>
+        <w:jc w:val="both"/>
+      </w:pPr>
+      <w:r>
+        <w:t xml:space="preserve">For </w:t>
+      </w:r>
+      <w:r>
+        <w:t>Perimeter and DMZ Isolation</w:t>
+      </w:r>
+    </w:p>
+    <w:p>
+      <w:pPr>
+        <w:pStyle w:val="NormalWeb"/>
+        <w:jc w:val="both"/>
+      </w:pPr>
+      <w:r>
+        <w:t xml:space="preserve">The </w:t>
+      </w:r>
+      <w:r>
+        <w:rPr>
+          <w:b/>
+          <w:bCs/>
+        </w:rPr>
+        <w:t>Firewall2</w:t>
       </w:r>
       <w:r>
         <w:t xml:space="preserve"> provides the most granular isolation.</w:t>
@@ -1849,6 +1620,7 @@
           <w:ilvl w:val="0"/>
           <w:numId w:val="11"/>
         </w:numPr>
+        <w:jc w:val="both"/>
       </w:pPr>
       <w:r>
         <w:rPr>
@@ -1863,6 +1635,11 @@
       <w:r>
         <w:rPr>
           <w:rStyle w:val="HTMLCode"/>
+          <w:rFonts w:ascii="Times New Roman" w:hAnsi="Times New Roman" w:cs="Times New Roman"/>
+          <w:b/>
+          <w:bCs/>
+          <w:sz w:val="24"/>
+          <w:szCs w:val="24"/>
         </w:rPr>
         <w:t>security-level</w:t>
       </w:r>
@@ -1872,6 +1649,11 @@
       <w:r>
         <w:rPr>
           <w:rStyle w:val="HTMLCode"/>
+          <w:rFonts w:ascii="Times New Roman" w:hAnsi="Times New Roman" w:cs="Times New Roman"/>
+          <w:b/>
+          <w:bCs/>
+          <w:sz w:val="24"/>
+          <w:szCs w:val="24"/>
         </w:rPr>
         <w:t xml:space="preserve">inspect </w:t>
       </w:r>
@@ -1879,6 +1661,11 @@
       <w:r>
         <w:rPr>
           <w:rStyle w:val="HTMLCode"/>
+          <w:rFonts w:ascii="Times New Roman" w:hAnsi="Times New Roman" w:cs="Times New Roman"/>
+          <w:b/>
+          <w:bCs/>
+          <w:sz w:val="24"/>
+          <w:szCs w:val="24"/>
         </w:rPr>
         <w:t>icmp</w:t>
       </w:r>
@@ -1894,6 +1681,7 @@
           <w:ilvl w:val="0"/>
           <w:numId w:val="11"/>
         </w:numPr>
+        <w:jc w:val="both"/>
       </w:pPr>
       <w:r>
         <w:rPr>
@@ -1908,6 +1696,9 @@
       <w:r>
         <w:rPr>
           <w:rStyle w:val="HTMLCode"/>
+          <w:rFonts w:ascii="Times New Roman" w:hAnsi="Times New Roman" w:cs="Times New Roman"/>
+          <w:sz w:val="24"/>
+          <w:szCs w:val="24"/>
         </w:rPr>
         <w:t>/30</w:t>
       </w:r>
@@ -1917,15 +1708,30 @@
       <w:r>
         <w:rPr>
           <w:rStyle w:val="HTMLCode"/>
+          <w:rFonts w:ascii="Times New Roman" w:hAnsi="Times New Roman" w:cs="Times New Roman"/>
+          <w:b/>
+          <w:bCs/>
+          <w:sz w:val="24"/>
+          <w:szCs w:val="24"/>
         </w:rPr>
         <w:t>Gi1/1</w:t>
       </w:r>
       <w:r>
-        <w:t xml:space="preserve"> with a static IP (</w:t>
+        <w:rPr>
+          <w:sz w:val="36"/>
+          <w:szCs w:val="36"/>
+        </w:rPr>
+        <w:t xml:space="preserve"> </w:t>
+      </w:r>
+      <w:r>
+        <w:t>with a static IP (</w:t>
       </w:r>
       <w:r>
         <w:rPr>
           <w:rStyle w:val="HTMLCode"/>
+          <w:rFonts w:ascii="Times New Roman" w:hAnsi="Times New Roman" w:cs="Times New Roman"/>
+          <w:sz w:val="24"/>
+          <w:szCs w:val="24"/>
         </w:rPr>
         <w:t>10.0.0.1</w:t>
       </w:r>
@@ -1936,6 +1742,7 @@
     <w:p>
       <w:pPr>
         <w:pStyle w:val="Heading4"/>
+        <w:jc w:val="both"/>
       </w:pPr>
       <w:r>
         <w:t>C. STP Root Isolation</w:t>
@@ -1944,6 +1751,7 @@
     <w:p>
       <w:pPr>
         <w:pStyle w:val="NormalWeb"/>
+        <w:jc w:val="both"/>
       </w:pPr>
       <w:r>
         <w:t xml:space="preserve">Because </w:t>
@@ -1956,7 +1764,13 @@
         <w:t>MS1</w:t>
       </w:r>
       <w:r>
-        <w:t xml:space="preserve"> is the STP Root Bridge (Priority 4096), any loop in the access switches (MS4, MS6, etc.) could theoretically impact the Core.</w:t>
+        <w:t xml:space="preserve"> is the STP Root Bridge (Priority 4096), any loop in the access switches (MS4, MS6, </w:t>
+      </w:r>
+      <w:r>
+        <w:t>MS7, MS3</w:t>
+      </w:r>
+      <w:r>
+        <w:t>) could theoretically impact the Core.</w:t>
       </w:r>
     </w:p>
     <w:p>
@@ -1966,6 +1780,7 @@
           <w:ilvl w:val="0"/>
           <w:numId w:val="12"/>
         </w:numPr>
+        <w:jc w:val="both"/>
       </w:pPr>
       <w:r>
         <w:rPr>
@@ -1975,11 +1790,22 @@
         <w:t>Technique:</w:t>
       </w:r>
       <w:r>
-        <w:t xml:space="preserve"> To isolate Spanning Tree issues, we use </w:t>
+        <w:t xml:space="preserve"> To isolate Spanning Tree issues, we </w:t>
+      </w:r>
+      <w:r>
+        <w:t xml:space="preserve">can </w:t>
+      </w:r>
+      <w:r>
+        <w:t xml:space="preserve">use </w:t>
       </w:r>
       <w:r>
         <w:rPr>
           <w:rStyle w:val="HTMLCode"/>
+          <w:rFonts w:ascii="Times New Roman" w:hAnsi="Times New Roman" w:cs="Times New Roman"/>
+          <w:b/>
+          <w:bCs/>
+          <w:sz w:val="24"/>
+          <w:szCs w:val="24"/>
         </w:rPr>
         <w:t xml:space="preserve">spanning-tree </w:t>
       </w:r>
@@ -1987,6 +1813,11 @@
       <w:r>
         <w:rPr>
           <w:rStyle w:val="HTMLCode"/>
+          <w:rFonts w:ascii="Times New Roman" w:hAnsi="Times New Roman" w:cs="Times New Roman"/>
+          <w:b/>
+          <w:bCs/>
+          <w:sz w:val="24"/>
+          <w:szCs w:val="24"/>
         </w:rPr>
         <w:t>portfast</w:t>
       </w:r>
@@ -1998,12 +1829,27 @@
       <w:r>
         <w:rPr>
           <w:rStyle w:val="HTMLCode"/>
+          <w:rFonts w:ascii="Times New Roman" w:hAnsi="Times New Roman" w:cs="Times New Roman"/>
+          <w:b/>
+          <w:bCs/>
+          <w:sz w:val="24"/>
+          <w:szCs w:val="24"/>
         </w:rPr>
         <w:t>bpduguard</w:t>
       </w:r>
       <w:proofErr w:type="spellEnd"/>
       <w:r>
-        <w:t xml:space="preserve"> on access ports. If a student plugs a bridge into MS4, </w:t>
+        <w:t xml:space="preserve"> on access ports. If a student plugs a bridge into </w:t>
+      </w:r>
+      <w:r>
+        <w:rPr>
+          <w:b/>
+          <w:bCs/>
+        </w:rPr>
+        <w:t>MS4</w:t>
+      </w:r>
+      <w:r>
+        <w:t xml:space="preserve">, </w:t>
       </w:r>
       <w:proofErr w:type="spellStart"/>
       <w:r>
@@ -2101,6 +1947,7 @@
           <w:color w:val="000000"/>
           <w:szCs w:val="20"/>
         </w:rPr>
+        <w:lastRenderedPageBreak/>
         <w:t xml:space="preserve">Outline the frequency and types of testing of the network infrastructure and associated components that should be undertaken and why. </w:t>
       </w:r>
     </w:p>
@@ -2167,7 +2014,6 @@
           <w:color w:val="000000"/>
           <w:szCs w:val="20"/>
         </w:rPr>
-        <w:lastRenderedPageBreak/>
         <w:t>Outline an IOS device maintenance plan that can be followed for monitoring routing protocols and router configurations.</w:t>
       </w:r>
     </w:p>
@@ -2606,6 +2452,95 @@
 <file path=word/numbering.xml><?xml version="1.0" encoding="utf-8"?>
 <w:numbering xmlns:wpc="http://schemas.microsoft.com/office/word/2010/wordprocessingCanvas" xmlns:cx="http://schemas.microsoft.com/office/drawing/2014/chartex" xmlns:cx1="http://schemas.microsoft.com/office/drawing/2015/9/8/chartex" xmlns:cx2="http://schemas.microsoft.com/office/drawing/2015/10/21/chartex" xmlns:cx3="http://schemas.microsoft.com/office/drawing/2016/5/9/chartex" xmlns:cx4="http://schemas.microsoft.com/office/drawing/2016/5/10/chartex" xmlns:cx5="http://schemas.microsoft.com/office/drawing/2016/5/11/chartex" xmlns:cx6="http://schemas.microsoft.com/office/drawing/2016/5/12/chartex" xmlns:cx7="http://schemas.microsoft.com/office/drawing/2016/5/13/chartex" xmlns:cx8="http://schemas.microsoft.com/office/drawing/2016/5/14/chartex" xmlns:mc="http://schemas.openxmlformats.org/markup-compatibility/2006" xmlns:aink="http://schemas.microsoft.com/office/drawing/2016/ink" xmlns:am3d="http://schemas.microsoft.com/office/drawing/2017/model3d" xmlns:o="urn:schemas-microsoft-com:office:office" xmlns:oel="http://schemas.microsoft.com/office/2019/extlst" xmlns:r="http://schemas.openxmlformats.org/officeDocument/2006/relationships" xmlns:m="http://schemas.openxmlformats.org/officeDocument/2006/math" xmlns:v="urn:schemas-microsoft-com:vml" xmlns:wp14="http://schemas.microsoft.com/office/word/2010/wordprocessingDrawing" xmlns:wp="http://schemas.openxmlformats.org/drawingml/2006/wordprocessingDrawing" xmlns:w10="urn:schemas-microsoft-com:office:word" xmlns:w="http://schemas.openxmlformats.org/wordprocessingml/2006/main" xmlns:w14="http://schemas.microsoft.com/office/word/2010/wordml" xmlns:w15="http://schemas.microsoft.com/office/word/2012/wordml" xmlns:w16cex="http://schemas.microsoft.com/office/word/2018/wordml/cex" xmlns:w16cid="http://schemas.microsoft.com/office/word/2016/wordml/cid" xmlns:w16="http://schemas.microsoft.com/office/word/2018/wordml" xmlns:w16du="http://schemas.microsoft.com/office/word/2023/wordml/word16du" xmlns:w16sdtdh="http://schemas.microsoft.com/office/word/2020/wordml/sdtdatahash" xmlns:w16sdtfl="http://schemas.microsoft.com/office/word/2024/wordml/sdtformatlock" xmlns:w16se="http://schemas.microsoft.com/office/word/2015/wordml/symex" xmlns:wpg="http://schemas.microsoft.com/office/word/2010/wordprocessingGroup" xmlns:wpi="http://schemas.microsoft.com/office/word/2010/wordprocessingInk" xmlns:wne="http://schemas.microsoft.com/office/word/2006/wordml" xmlns:wps="http://schemas.microsoft.com/office/word/2010/wordprocessingShape" mc:Ignorable="w14 w15 w16se w16cid w16 w16cex w16sdtdh w16sdtfl w16du wp14">
   <w:abstractNum w:abstractNumId="0" w15:restartNumberingAfterBreak="0">
+    <w:nsid w:val="00C002FD"/>
+    <w:multiLevelType w:val="hybridMultilevel"/>
+    <w:tmpl w:val="B100CCC0"/>
+    <w:lvl w:ilvl="0" w:tplc="0809000F">
+      <w:start w:val="1"/>
+      <w:numFmt w:val="decimal"/>
+      <w:lvlText w:val="%1."/>
+      <w:lvlJc w:val="left"/>
+      <w:pPr>
+        <w:ind w:left="720" w:hanging="360"/>
+      </w:pPr>
+      <w:rPr>
+        <w:rFonts w:hint="default"/>
+      </w:rPr>
+    </w:lvl>
+    <w:lvl w:ilvl="1" w:tplc="08090019" w:tentative="1">
+      <w:start w:val="1"/>
+      <w:numFmt w:val="lowerLetter"/>
+      <w:lvlText w:val="%2."/>
+      <w:lvlJc w:val="left"/>
+      <w:pPr>
+        <w:ind w:left="1440" w:hanging="360"/>
+      </w:pPr>
+    </w:lvl>
+    <w:lvl w:ilvl="2" w:tplc="0809001B" w:tentative="1">
+      <w:start w:val="1"/>
+      <w:numFmt w:val="lowerRoman"/>
+      <w:lvlText w:val="%3."/>
+      <w:lvlJc w:val="right"/>
+      <w:pPr>
+        <w:ind w:left="2160" w:hanging="180"/>
+      </w:pPr>
+    </w:lvl>
+    <w:lvl w:ilvl="3" w:tplc="0809000F" w:tentative="1">
+      <w:start w:val="1"/>
+      <w:numFmt w:val="decimal"/>
+      <w:lvlText w:val="%4."/>
+      <w:lvlJc w:val="left"/>
+      <w:pPr>
+        <w:ind w:left="2880" w:hanging="360"/>
+      </w:pPr>
+    </w:lvl>
+    <w:lvl w:ilvl="4" w:tplc="08090019" w:tentative="1">
+      <w:start w:val="1"/>
+      <w:numFmt w:val="lowerLetter"/>
+      <w:lvlText w:val="%5."/>
+      <w:lvlJc w:val="left"/>
+      <w:pPr>
+        <w:ind w:left="3600" w:hanging="360"/>
+      </w:pPr>
+    </w:lvl>
+    <w:lvl w:ilvl="5" w:tplc="0809001B" w:tentative="1">
+      <w:start w:val="1"/>
+      <w:numFmt w:val="lowerRoman"/>
+      <w:lvlText w:val="%6."/>
+      <w:lvlJc w:val="right"/>
+      <w:pPr>
+        <w:ind w:left="4320" w:hanging="180"/>
+      </w:pPr>
+    </w:lvl>
+    <w:lvl w:ilvl="6" w:tplc="0809000F" w:tentative="1">
+      <w:start w:val="1"/>
+      <w:numFmt w:val="decimal"/>
+      <w:lvlText w:val="%7."/>
+      <w:lvlJc w:val="left"/>
+      <w:pPr>
+        <w:ind w:left="5040" w:hanging="360"/>
+      </w:pPr>
+    </w:lvl>
+    <w:lvl w:ilvl="7" w:tplc="08090019" w:tentative="1">
+      <w:start w:val="1"/>
+      <w:numFmt w:val="lowerLetter"/>
+      <w:lvlText w:val="%8."/>
+      <w:lvlJc w:val="left"/>
+      <w:pPr>
+        <w:ind w:left="5760" w:hanging="360"/>
+      </w:pPr>
+    </w:lvl>
+    <w:lvl w:ilvl="8" w:tplc="0809001B" w:tentative="1">
+      <w:start w:val="1"/>
+      <w:numFmt w:val="lowerRoman"/>
+      <w:lvlText w:val="%9."/>
+      <w:lvlJc w:val="right"/>
+      <w:pPr>
+        <w:ind w:left="6480" w:hanging="180"/>
+      </w:pPr>
+    </w:lvl>
+  </w:abstractNum>
+  <w:abstractNum w:abstractNumId="1" w15:restartNumberingAfterBreak="0">
     <w:nsid w:val="05583B4F"/>
     <w:multiLevelType w:val="multilevel"/>
     <w:tmpl w:val="0CEE41D2"/>
@@ -2754,7 +2689,7 @@
       </w:rPr>
     </w:lvl>
   </w:abstractNum>
-  <w:abstractNum w:abstractNumId="1" w15:restartNumberingAfterBreak="0">
+  <w:abstractNum w:abstractNumId="2" w15:restartNumberingAfterBreak="0">
     <w:nsid w:val="1E56067A"/>
     <w:multiLevelType w:val="multilevel"/>
     <w:tmpl w:val="4BE05CF8"/>
@@ -2903,7 +2838,7 @@
       </w:rPr>
     </w:lvl>
   </w:abstractNum>
-  <w:abstractNum w:abstractNumId="2" w15:restartNumberingAfterBreak="0">
+  <w:abstractNum w:abstractNumId="3" w15:restartNumberingAfterBreak="0">
     <w:nsid w:val="1EC40C4E"/>
     <w:multiLevelType w:val="multilevel"/>
     <w:tmpl w:val="2204501E"/>
@@ -3017,7 +2952,7 @@
       </w:pPr>
     </w:lvl>
   </w:abstractNum>
-  <w:abstractNum w:abstractNumId="3" w15:restartNumberingAfterBreak="0">
+  <w:abstractNum w:abstractNumId="4" w15:restartNumberingAfterBreak="0">
     <w:nsid w:val="25DF0AF0"/>
     <w:multiLevelType w:val="multilevel"/>
     <w:tmpl w:val="8D5ED552"/>
@@ -3166,7 +3101,7 @@
       </w:rPr>
     </w:lvl>
   </w:abstractNum>
-  <w:abstractNum w:abstractNumId="4" w15:restartNumberingAfterBreak="0">
+  <w:abstractNum w:abstractNumId="5" w15:restartNumberingAfterBreak="0">
     <w:nsid w:val="30A0263C"/>
     <w:multiLevelType w:val="multilevel"/>
     <w:tmpl w:val="2F2C29B6"/>
@@ -3315,7 +3250,7 @@
       </w:rPr>
     </w:lvl>
   </w:abstractNum>
-  <w:abstractNum w:abstractNumId="5" w15:restartNumberingAfterBreak="0">
+  <w:abstractNum w:abstractNumId="6" w15:restartNumberingAfterBreak="0">
     <w:nsid w:val="401C3166"/>
     <w:multiLevelType w:val="multilevel"/>
     <w:tmpl w:val="15D01A2A"/>
@@ -3461,7 +3396,7 @@
       </w:rPr>
     </w:lvl>
   </w:abstractNum>
-  <w:abstractNum w:abstractNumId="6" w15:restartNumberingAfterBreak="0">
+  <w:abstractNum w:abstractNumId="7" w15:restartNumberingAfterBreak="0">
     <w:nsid w:val="64C77D5E"/>
     <w:multiLevelType w:val="multilevel"/>
     <w:tmpl w:val="AD229126"/>
@@ -3610,7 +3545,7 @@
       </w:rPr>
     </w:lvl>
   </w:abstractNum>
-  <w:abstractNum w:abstractNumId="7" w15:restartNumberingAfterBreak="0">
+  <w:abstractNum w:abstractNumId="8" w15:restartNumberingAfterBreak="0">
     <w:nsid w:val="682D55D7"/>
     <w:multiLevelType w:val="multilevel"/>
     <w:tmpl w:val="B070322A"/>
@@ -3759,7 +3694,7 @@
       </w:rPr>
     </w:lvl>
   </w:abstractNum>
-  <w:abstractNum w:abstractNumId="8" w15:restartNumberingAfterBreak="0">
+  <w:abstractNum w:abstractNumId="9" w15:restartNumberingAfterBreak="0">
     <w:nsid w:val="74041823"/>
     <w:multiLevelType w:val="multilevel"/>
     <w:tmpl w:val="67524126"/>
@@ -3908,7 +3843,7 @@
       </w:rPr>
     </w:lvl>
   </w:abstractNum>
-  <w:abstractNum w:abstractNumId="9" w15:restartNumberingAfterBreak="0">
+  <w:abstractNum w:abstractNumId="10" w15:restartNumberingAfterBreak="0">
     <w:nsid w:val="741C2931"/>
     <w:multiLevelType w:val="multilevel"/>
     <w:tmpl w:val="EF285450"/>
@@ -4058,10 +3993,10 @@
     </w:lvl>
   </w:abstractNum>
   <w:num w:numId="1" w16cid:durableId="141628506">
-    <w:abstractNumId w:val="2"/>
+    <w:abstractNumId w:val="3"/>
   </w:num>
   <w:num w:numId="2" w16cid:durableId="1928149694">
-    <w:abstractNumId w:val="2"/>
+    <w:abstractNumId w:val="3"/>
     <w:lvlOverride w:ilvl="0">
       <w:startOverride w:val="1"/>
     </w:lvlOverride>
@@ -4091,7 +4026,7 @@
     </w:lvlOverride>
   </w:num>
   <w:num w:numId="3" w16cid:durableId="1411197350">
-    <w:abstractNumId w:val="2"/>
+    <w:abstractNumId w:val="3"/>
     <w:lvlOverride w:ilvl="0">
       <w:startOverride w:val="1"/>
     </w:lvlOverride>
@@ -4121,31 +4056,34 @@
     </w:lvlOverride>
   </w:num>
   <w:num w:numId="4" w16cid:durableId="1764254794">
+    <w:abstractNumId w:val="10"/>
+  </w:num>
+  <w:num w:numId="5" w16cid:durableId="325784102">
+    <w:abstractNumId w:val="4"/>
+  </w:num>
+  <w:num w:numId="6" w16cid:durableId="1571577863">
+    <w:abstractNumId w:val="8"/>
+  </w:num>
+  <w:num w:numId="7" w16cid:durableId="1127971649">
+    <w:abstractNumId w:val="5"/>
+  </w:num>
+  <w:num w:numId="8" w16cid:durableId="242301473">
+    <w:abstractNumId w:val="2"/>
+  </w:num>
+  <w:num w:numId="9" w16cid:durableId="1854883108">
+    <w:abstractNumId w:val="6"/>
+  </w:num>
+  <w:num w:numId="10" w16cid:durableId="960459109">
+    <w:abstractNumId w:val="1"/>
+  </w:num>
+  <w:num w:numId="11" w16cid:durableId="1894195190">
     <w:abstractNumId w:val="9"/>
   </w:num>
-  <w:num w:numId="5" w16cid:durableId="325784102">
-    <w:abstractNumId w:val="3"/>
-  </w:num>
-  <w:num w:numId="6" w16cid:durableId="1571577863">
+  <w:num w:numId="12" w16cid:durableId="1862863241">
     <w:abstractNumId w:val="7"/>
   </w:num>
-  <w:num w:numId="7" w16cid:durableId="1127971649">
-    <w:abstractNumId w:val="4"/>
-  </w:num>
-  <w:num w:numId="8" w16cid:durableId="242301473">
-    <w:abstractNumId w:val="1"/>
-  </w:num>
-  <w:num w:numId="9" w16cid:durableId="1854883108">
-    <w:abstractNumId w:val="5"/>
-  </w:num>
-  <w:num w:numId="10" w16cid:durableId="960459109">
+  <w:num w:numId="13" w16cid:durableId="1539852755">
     <w:abstractNumId w:val="0"/>
-  </w:num>
-  <w:num w:numId="11" w16cid:durableId="1894195190">
-    <w:abstractNumId w:val="8"/>
-  </w:num>
-  <w:num w:numId="12" w16cid:durableId="1862863241">
-    <w:abstractNumId w:val="6"/>
   </w:num>
 </w:numbering>
 </file>
@@ -5120,6 +5058,262 @@
       <w:szCs w:val="20"/>
     </w:rPr>
   </w:style>
+  <w:style w:type="table" w:styleId="PlainTable3">
+    <w:name w:val="Plain Table 3"/>
+    <w:basedOn w:val="TableNormal"/>
+    <w:uiPriority w:val="43"/>
+    <w:rsid w:val="009A68BE"/>
+    <w:pPr>
+      <w:spacing w:line="240" w:lineRule="auto"/>
+    </w:pPr>
+    <w:tblPr>
+      <w:tblStyleRowBandSize w:val="1"/>
+      <w:tblStyleColBandSize w:val="1"/>
+    </w:tblPr>
+    <w:tblStylePr w:type="firstRow">
+      <w:rPr>
+        <w:b/>
+        <w:bCs/>
+        <w:caps/>
+      </w:rPr>
+      <w:tblPr/>
+      <w:tcPr>
+        <w:tcBorders>
+          <w:bottom w:val="single" w:sz="4" w:space="0" w:color="7F7F7F" w:themeColor="text1" w:themeTint="80"/>
+        </w:tcBorders>
+      </w:tcPr>
+    </w:tblStylePr>
+    <w:tblStylePr w:type="lastRow">
+      <w:rPr>
+        <w:b/>
+        <w:bCs/>
+        <w:caps/>
+      </w:rPr>
+      <w:tblPr/>
+      <w:tcPr>
+        <w:tcBorders>
+          <w:top w:val="nil"/>
+        </w:tcBorders>
+      </w:tcPr>
+    </w:tblStylePr>
+    <w:tblStylePr w:type="firstCol">
+      <w:rPr>
+        <w:b/>
+        <w:bCs/>
+        <w:caps/>
+      </w:rPr>
+      <w:tblPr/>
+      <w:tcPr>
+        <w:tcBorders>
+          <w:right w:val="single" w:sz="4" w:space="0" w:color="7F7F7F" w:themeColor="text1" w:themeTint="80"/>
+        </w:tcBorders>
+      </w:tcPr>
+    </w:tblStylePr>
+    <w:tblStylePr w:type="lastCol">
+      <w:rPr>
+        <w:b/>
+        <w:bCs/>
+        <w:caps/>
+      </w:rPr>
+      <w:tblPr/>
+      <w:tcPr>
+        <w:tcBorders>
+          <w:left w:val="nil"/>
+        </w:tcBorders>
+      </w:tcPr>
+    </w:tblStylePr>
+    <w:tblStylePr w:type="band1Vert">
+      <w:tblPr/>
+      <w:tcPr>
+        <w:shd w:val="clear" w:color="auto" w:fill="F2F2F2" w:themeFill="background1" w:themeFillShade="F2"/>
+      </w:tcPr>
+    </w:tblStylePr>
+    <w:tblStylePr w:type="band1Horz">
+      <w:tblPr/>
+      <w:tcPr>
+        <w:shd w:val="clear" w:color="auto" w:fill="F2F2F2" w:themeFill="background1" w:themeFillShade="F2"/>
+      </w:tcPr>
+    </w:tblStylePr>
+    <w:tblStylePr w:type="neCell">
+      <w:tblPr/>
+      <w:tcPr>
+        <w:tcBorders>
+          <w:left w:val="nil"/>
+        </w:tcBorders>
+      </w:tcPr>
+    </w:tblStylePr>
+    <w:tblStylePr w:type="nwCell">
+      <w:tblPr/>
+      <w:tcPr>
+        <w:tcBorders>
+          <w:right w:val="nil"/>
+        </w:tcBorders>
+      </w:tcPr>
+    </w:tblStylePr>
+  </w:style>
+  <w:style w:type="table" w:styleId="GridTable1Light">
+    <w:name w:val="Grid Table 1 Light"/>
+    <w:basedOn w:val="TableNormal"/>
+    <w:uiPriority w:val="46"/>
+    <w:rsid w:val="009A68BE"/>
+    <w:pPr>
+      <w:spacing w:line="240" w:lineRule="auto"/>
+    </w:pPr>
+    <w:tblPr>
+      <w:tblStyleRowBandSize w:val="1"/>
+      <w:tblStyleColBandSize w:val="1"/>
+      <w:tblBorders>
+        <w:top w:val="single" w:sz="4" w:space="0" w:color="999999" w:themeColor="text1" w:themeTint="66"/>
+        <w:left w:val="single" w:sz="4" w:space="0" w:color="999999" w:themeColor="text1" w:themeTint="66"/>
+        <w:bottom w:val="single" w:sz="4" w:space="0" w:color="999999" w:themeColor="text1" w:themeTint="66"/>
+        <w:right w:val="single" w:sz="4" w:space="0" w:color="999999" w:themeColor="text1" w:themeTint="66"/>
+        <w:insideH w:val="single" w:sz="4" w:space="0" w:color="999999" w:themeColor="text1" w:themeTint="66"/>
+        <w:insideV w:val="single" w:sz="4" w:space="0" w:color="999999" w:themeColor="text1" w:themeTint="66"/>
+      </w:tblBorders>
+    </w:tblPr>
+    <w:tblStylePr w:type="firstRow">
+      <w:rPr>
+        <w:b/>
+        <w:bCs/>
+      </w:rPr>
+      <w:tblPr/>
+      <w:tcPr>
+        <w:tcBorders>
+          <w:bottom w:val="single" w:sz="12" w:space="0" w:color="666666" w:themeColor="text1" w:themeTint="99"/>
+        </w:tcBorders>
+      </w:tcPr>
+    </w:tblStylePr>
+    <w:tblStylePr w:type="lastRow">
+      <w:rPr>
+        <w:b/>
+        <w:bCs/>
+      </w:rPr>
+      <w:tblPr/>
+      <w:tcPr>
+        <w:tcBorders>
+          <w:top w:val="double" w:sz="2" w:space="0" w:color="666666" w:themeColor="text1" w:themeTint="99"/>
+        </w:tcBorders>
+      </w:tcPr>
+    </w:tblStylePr>
+    <w:tblStylePr w:type="firstCol">
+      <w:rPr>
+        <w:b/>
+        <w:bCs/>
+      </w:rPr>
+    </w:tblStylePr>
+    <w:tblStylePr w:type="lastCol">
+      <w:rPr>
+        <w:b/>
+        <w:bCs/>
+      </w:rPr>
+    </w:tblStylePr>
+  </w:style>
+  <w:style w:type="table" w:styleId="GridTable5Dark-Accent1">
+    <w:name w:val="Grid Table 5 Dark Accent 1"/>
+    <w:basedOn w:val="TableNormal"/>
+    <w:uiPriority w:val="50"/>
+    <w:rsid w:val="00D07186"/>
+    <w:pPr>
+      <w:spacing w:line="240" w:lineRule="auto"/>
+    </w:pPr>
+    <w:tblPr>
+      <w:tblStyleRowBandSize w:val="1"/>
+      <w:tblStyleColBandSize w:val="1"/>
+      <w:tblBorders>
+        <w:top w:val="single" w:sz="4" w:space="0" w:color="FFFFFF" w:themeColor="background1"/>
+        <w:left w:val="single" w:sz="4" w:space="0" w:color="FFFFFF" w:themeColor="background1"/>
+        <w:bottom w:val="single" w:sz="4" w:space="0" w:color="FFFFFF" w:themeColor="background1"/>
+        <w:right w:val="single" w:sz="4" w:space="0" w:color="FFFFFF" w:themeColor="background1"/>
+        <w:insideH w:val="single" w:sz="4" w:space="0" w:color="FFFFFF" w:themeColor="background1"/>
+        <w:insideV w:val="single" w:sz="4" w:space="0" w:color="FFFFFF" w:themeColor="background1"/>
+      </w:tblBorders>
+    </w:tblPr>
+    <w:tcPr>
+      <w:shd w:val="clear" w:color="auto" w:fill="DBE5F1" w:themeFill="accent1" w:themeFillTint="33"/>
+    </w:tcPr>
+    <w:tblStylePr w:type="firstRow">
+      <w:rPr>
+        <w:b/>
+        <w:bCs/>
+        <w:color w:val="FFFFFF" w:themeColor="background1"/>
+      </w:rPr>
+      <w:tblPr/>
+      <w:tcPr>
+        <w:tcBorders>
+          <w:top w:val="single" w:sz="4" w:space="0" w:color="FFFFFF" w:themeColor="background1"/>
+          <w:left w:val="single" w:sz="4" w:space="0" w:color="FFFFFF" w:themeColor="background1"/>
+          <w:right w:val="single" w:sz="4" w:space="0" w:color="FFFFFF" w:themeColor="background1"/>
+          <w:insideH w:val="nil"/>
+          <w:insideV w:val="nil"/>
+        </w:tcBorders>
+        <w:shd w:val="clear" w:color="auto" w:fill="4F81BD" w:themeFill="accent1"/>
+      </w:tcPr>
+    </w:tblStylePr>
+    <w:tblStylePr w:type="lastRow">
+      <w:rPr>
+        <w:b/>
+        <w:bCs/>
+        <w:color w:val="FFFFFF" w:themeColor="background1"/>
+      </w:rPr>
+      <w:tblPr/>
+      <w:tcPr>
+        <w:tcBorders>
+          <w:left w:val="single" w:sz="4" w:space="0" w:color="FFFFFF" w:themeColor="background1"/>
+          <w:bottom w:val="single" w:sz="4" w:space="0" w:color="FFFFFF" w:themeColor="background1"/>
+          <w:right w:val="single" w:sz="4" w:space="0" w:color="FFFFFF" w:themeColor="background1"/>
+          <w:insideH w:val="nil"/>
+          <w:insideV w:val="nil"/>
+        </w:tcBorders>
+        <w:shd w:val="clear" w:color="auto" w:fill="4F81BD" w:themeFill="accent1"/>
+      </w:tcPr>
+    </w:tblStylePr>
+    <w:tblStylePr w:type="firstCol">
+      <w:rPr>
+        <w:b/>
+        <w:bCs/>
+        <w:color w:val="FFFFFF" w:themeColor="background1"/>
+      </w:rPr>
+      <w:tblPr/>
+      <w:tcPr>
+        <w:tcBorders>
+          <w:top w:val="single" w:sz="4" w:space="0" w:color="FFFFFF" w:themeColor="background1"/>
+          <w:left w:val="single" w:sz="4" w:space="0" w:color="FFFFFF" w:themeColor="background1"/>
+          <w:bottom w:val="single" w:sz="4" w:space="0" w:color="FFFFFF" w:themeColor="background1"/>
+          <w:insideV w:val="nil"/>
+        </w:tcBorders>
+        <w:shd w:val="clear" w:color="auto" w:fill="4F81BD" w:themeFill="accent1"/>
+      </w:tcPr>
+    </w:tblStylePr>
+    <w:tblStylePr w:type="lastCol">
+      <w:rPr>
+        <w:b/>
+        <w:bCs/>
+        <w:color w:val="FFFFFF" w:themeColor="background1"/>
+      </w:rPr>
+      <w:tblPr/>
+      <w:tcPr>
+        <w:tcBorders>
+          <w:top w:val="single" w:sz="4" w:space="0" w:color="FFFFFF" w:themeColor="background1"/>
+          <w:bottom w:val="single" w:sz="4" w:space="0" w:color="FFFFFF" w:themeColor="background1"/>
+          <w:right w:val="single" w:sz="4" w:space="0" w:color="FFFFFF" w:themeColor="background1"/>
+          <w:insideV w:val="nil"/>
+        </w:tcBorders>
+        <w:shd w:val="clear" w:color="auto" w:fill="4F81BD" w:themeFill="accent1"/>
+      </w:tcPr>
+    </w:tblStylePr>
+    <w:tblStylePr w:type="band1Vert">
+      <w:tblPr/>
+      <w:tcPr>
+        <w:shd w:val="clear" w:color="auto" w:fill="B8CCE4" w:themeFill="accent1" w:themeFillTint="66"/>
+      </w:tcPr>
+    </w:tblStylePr>
+    <w:tblStylePr w:type="band1Horz">
+      <w:tblPr/>
+      <w:tcPr>
+        <w:shd w:val="clear" w:color="auto" w:fill="B8CCE4" w:themeFill="accent1" w:themeFillTint="66"/>
+      </w:tcPr>
+    </w:tblStylePr>
+  </w:style>
 </w:styles>
 </file>
 
@@ -5463,7 +5657,7 @@
 </file>
 
 <file path=customXml/itemProps2.xml><?xml version="1.0" encoding="utf-8"?>
-<ds:datastoreItem xmlns:ds="http://schemas.openxmlformats.org/officeDocument/2006/customXml" ds:itemID="{6D629233-CB2F-EF44-A1B7-D86EBB607C78}">
+<ds:datastoreItem xmlns:ds="http://schemas.openxmlformats.org/officeDocument/2006/customXml" ds:itemID="{CE958276-9323-B442-A5F8-830DF1F4F833}">
   <ds:schemaRefs>
     <ds:schemaRef ds:uri="http://schemas.openxmlformats.org/officeDocument/2006/bibliography"/>
   </ds:schemaRefs>

--- a/2026-T1/T1B2-ICTNWK612-Plan-manage-troubleshooting-advance/2-tasks/Troubleshooting-and-Monitoring-Plan.docx
+++ b/2026-T1/T1B2-ICTNWK612-Plan-manage-troubleshooting-advance/2-tasks/Troubleshooting-and-Monitoring-Plan.docx
@@ -2,12 +2,26 @@
 <file path=word/document.xml><?xml version="1.0" encoding="utf-8"?>
 <w:document xmlns:wpc="http://schemas.microsoft.com/office/word/2010/wordprocessingCanvas" xmlns:cx="http://schemas.microsoft.com/office/drawing/2014/chartex" xmlns:cx1="http://schemas.microsoft.com/office/drawing/2015/9/8/chartex" xmlns:cx2="http://schemas.microsoft.com/office/drawing/2015/10/21/chartex" xmlns:cx3="http://schemas.microsoft.com/office/drawing/2016/5/9/chartex" xmlns:cx4="http://schemas.microsoft.com/office/drawing/2016/5/10/chartex" xmlns:cx5="http://schemas.microsoft.com/office/drawing/2016/5/11/chartex" xmlns:cx6="http://schemas.microsoft.com/office/drawing/2016/5/12/chartex" xmlns:cx7="http://schemas.microsoft.com/office/drawing/2016/5/13/chartex" xmlns:cx8="http://schemas.microsoft.com/office/drawing/2016/5/14/chartex" xmlns:mc="http://schemas.openxmlformats.org/markup-compatibility/2006" xmlns:aink="http://schemas.microsoft.com/office/drawing/2016/ink" xmlns:am3d="http://schemas.microsoft.com/office/drawing/2017/model3d" xmlns:o="urn:schemas-microsoft-com:office:office" xmlns:oel="http://schemas.microsoft.com/office/2019/extlst" xmlns:r="http://schemas.openxmlformats.org/officeDocument/2006/relationships" xmlns:m="http://schemas.openxmlformats.org/officeDocument/2006/math" xmlns:v="urn:schemas-microsoft-com:vml" xmlns:wp14="http://schemas.microsoft.com/office/word/2010/wordprocessingDrawing" xmlns:wp="http://schemas.openxmlformats.org/drawingml/2006/wordprocessingDrawing" xmlns:w10="urn:schemas-microsoft-com:office:word" xmlns:w="http://schemas.openxmlformats.org/wordprocessingml/2006/main" xmlns:w14="http://schemas.microsoft.com/office/word/2010/wordml" xmlns:w15="http://schemas.microsoft.com/office/word/2012/wordml" xmlns:w16cex="http://schemas.microsoft.com/office/word/2018/wordml/cex" xmlns:w16cid="http://schemas.microsoft.com/office/word/2016/wordml/cid" xmlns:w16="http://schemas.microsoft.com/office/word/2018/wordml" xmlns:w16du="http://schemas.microsoft.com/office/word/2023/wordml/word16du" xmlns:w16sdtdh="http://schemas.microsoft.com/office/word/2020/wordml/sdtdatahash" xmlns:w16sdtfl="http://schemas.microsoft.com/office/word/2024/wordml/sdtformatlock" xmlns:w16se="http://schemas.microsoft.com/office/word/2015/wordml/symex" xmlns:wpg="http://schemas.microsoft.com/office/word/2010/wordprocessingGroup" xmlns:wpi="http://schemas.microsoft.com/office/word/2010/wordprocessingInk" xmlns:wne="http://schemas.microsoft.com/office/word/2006/wordml" xmlns:wps="http://schemas.microsoft.com/office/word/2010/wordprocessingShape" mc:Ignorable="w14 w15 w16se w16cid w16 w16cex w16sdtdh w16sdtfl w16du wp14">
   <w:body>
-    <w:p/>
+    <w:p>
+      <w:pPr>
+        <w:rPr>
+          <w:rFonts w:ascii="Arial" w:hAnsi="Arial" w:cs="Arial"/>
+          <w:sz w:val="20"/>
+          <w:szCs w:val="20"/>
+        </w:rPr>
+      </w:pPr>
+    </w:p>
     <w:p>
       <w:pPr>
         <w:pStyle w:val="Title"/>
-      </w:pPr>
-      <w:r>
+        <w:rPr>
+          <w:rFonts w:ascii="Arial" w:hAnsi="Arial" w:cs="Arial"/>
+        </w:rPr>
+      </w:pPr>
+      <w:r>
+        <w:rPr>
+          <w:rFonts w:ascii="Arial" w:hAnsi="Arial" w:cs="Arial"/>
+        </w:rPr>
         <w:t>Troubleshooting and Monitoring Plan</w:t>
       </w:r>
     </w:p>
@@ -22,39 +36,54 @@
         </w:pBdr>
         <w:spacing w:after="120"/>
         <w:rPr>
-          <w:rFonts w:eastAsia="Arial"/>
+          <w:rFonts w:ascii="Arial" w:eastAsia="Arial" w:hAnsi="Arial" w:cs="Arial"/>
           <w:b/>
           <w:color w:val="000000"/>
-          <w:sz w:val="32"/>
-          <w:szCs w:val="32"/>
+          <w:sz w:val="20"/>
+          <w:szCs w:val="20"/>
         </w:rPr>
       </w:pPr>
     </w:p>
     <w:p>
       <w:pPr>
         <w:pStyle w:val="Subtitle"/>
-      </w:pPr>
-      <w:r>
+        <w:rPr>
+          <w:rFonts w:ascii="Arial" w:hAnsi="Arial" w:cs="Arial"/>
+        </w:rPr>
+      </w:pPr>
+      <w:r>
+        <w:rPr>
+          <w:rFonts w:ascii="Arial" w:hAnsi="Arial" w:cs="Arial"/>
+        </w:rPr>
         <w:t>My RTO Network</w:t>
       </w:r>
       <w:r>
+        <w:rPr>
+          <w:rFonts w:ascii="Arial" w:hAnsi="Arial" w:cs="Arial"/>
+        </w:rPr>
         <w:t xml:space="preserve"> Diagram</w:t>
       </w:r>
       <w:r>
+        <w:rPr>
+          <w:rFonts w:ascii="Arial" w:hAnsi="Arial" w:cs="Arial"/>
+        </w:rPr>
         <w:br/>
       </w:r>
       <w:r>
+        <w:rPr>
+          <w:rFonts w:ascii="Arial" w:hAnsi="Arial" w:cs="Arial"/>
+        </w:rPr>
         <w:br/>
       </w:r>
       <w:r>
         <w:rPr>
-          <w:noProof/>
+          <w:rFonts w:ascii="Arial" w:hAnsi="Arial" w:cs="Arial"/>
         </w:rPr>
         <w:drawing>
-          <wp:inline distT="0" distB="0" distL="0" distR="0" wp14:anchorId="48A75D28" wp14:editId="1A0D1625">
-            <wp:extent cx="5972810" cy="3642360"/>
-            <wp:effectExtent l="0" t="0" r="0" b="2540"/>
-            <wp:docPr id="2032594810" name="Picture 1"/>
+          <wp:inline distT="0" distB="0" distL="0" distR="0" wp14:anchorId="755B2AD4" wp14:editId="528FBA2F">
+            <wp:extent cx="5727700" cy="3372485"/>
+            <wp:effectExtent l="0" t="0" r="0" b="5715"/>
+            <wp:docPr id="480678182" name="Picture 1"/>
             <wp:cNvGraphicFramePr>
               <a:graphicFrameLocks xmlns:a="http://schemas.openxmlformats.org/drawingml/2006/main" noChangeAspect="1"/>
             </wp:cNvGraphicFramePr>
@@ -62,7 +91,7 @@
               <a:graphicData uri="http://schemas.openxmlformats.org/drawingml/2006/picture">
                 <pic:pic xmlns:pic="http://schemas.openxmlformats.org/drawingml/2006/picture">
                   <pic:nvPicPr>
-                    <pic:cNvPr id="2032594810" name=""/>
+                    <pic:cNvPr id="480678182" name=""/>
                     <pic:cNvPicPr/>
                   </pic:nvPicPr>
                   <pic:blipFill>
@@ -74,7 +103,7 @@
                   <pic:spPr>
                     <a:xfrm>
                       <a:off x="0" y="0"/>
-                      <a:ext cx="5972810" cy="3642360"/>
+                      <a:ext cx="5727700" cy="3372485"/>
                     </a:xfrm>
                     <a:prstGeom prst="rect">
                       <a:avLst/>
@@ -90,20 +119,20 @@
     <w:p>
       <w:pPr>
         <w:rPr>
-          <w:rFonts w:eastAsia="Arial"/>
+          <w:rFonts w:ascii="Arial" w:eastAsia="Arial" w:hAnsi="Arial" w:cs="Arial"/>
           <w:b/>
           <w:color w:val="000000"/>
-          <w:sz w:val="24"/>
-          <w:szCs w:val="24"/>
-        </w:rPr>
-      </w:pPr>
-      <w:r>
-        <w:rPr>
-          <w:rFonts w:eastAsia="Arial"/>
+          <w:sz w:val="20"/>
+          <w:szCs w:val="20"/>
+        </w:rPr>
+      </w:pPr>
+      <w:r>
+        <w:rPr>
+          <w:rFonts w:ascii="Arial" w:eastAsia="Arial" w:hAnsi="Arial" w:cs="Arial"/>
           <w:b/>
           <w:color w:val="000000"/>
-          <w:sz w:val="24"/>
-          <w:szCs w:val="24"/>
+          <w:sz w:val="20"/>
+          <w:szCs w:val="20"/>
         </w:rPr>
         <w:br w:type="page"/>
       </w:r>
@@ -111,8 +140,14 @@
     <w:p>
       <w:pPr>
         <w:pStyle w:val="Heading1"/>
-      </w:pPr>
-      <w:r>
+        <w:rPr>
+          <w:rFonts w:ascii="Arial" w:eastAsia="Arial" w:hAnsi="Arial" w:cs="Arial"/>
+        </w:rPr>
+      </w:pPr>
+      <w:r>
+        <w:rPr>
+          <w:rFonts w:ascii="Arial" w:hAnsi="Arial" w:cs="Arial"/>
+        </w:rPr>
         <w:lastRenderedPageBreak/>
         <w:t>Introduction</w:t>
       </w:r>
@@ -121,50 +156,130 @@
       <w:pPr>
         <w:pStyle w:val="font-claude-response-body"/>
         <w:jc w:val="both"/>
-      </w:pPr>
-      <w:r>
+        <w:rPr>
+          <w:rFonts w:ascii="Arial" w:hAnsi="Arial" w:cs="Arial"/>
+          <w:sz w:val="20"/>
+          <w:szCs w:val="20"/>
+        </w:rPr>
+      </w:pPr>
+      <w:r>
+        <w:rPr>
+          <w:rFonts w:ascii="Arial" w:hAnsi="Arial" w:cs="Arial"/>
+          <w:sz w:val="20"/>
+          <w:szCs w:val="20"/>
+        </w:rPr>
         <w:t>The Milestones University network infrastructure is a</w:t>
       </w:r>
       <w:r>
+        <w:rPr>
+          <w:rFonts w:ascii="Arial" w:hAnsi="Arial" w:cs="Arial"/>
+          <w:sz w:val="20"/>
+          <w:szCs w:val="20"/>
+        </w:rPr>
         <w:t xml:space="preserve"> </w:t>
       </w:r>
       <w:r>
+        <w:rPr>
+          <w:rFonts w:ascii="Arial" w:hAnsi="Arial" w:cs="Arial"/>
+          <w:sz w:val="20"/>
+          <w:szCs w:val="20"/>
+        </w:rPr>
         <w:t>multi-layered IP environment designed to support academic laboratories, administrative operations, and critical server hosting. As the network integrates diverse functional areas</w:t>
       </w:r>
       <w:r>
+        <w:rPr>
+          <w:rFonts w:ascii="Arial" w:hAnsi="Arial" w:cs="Arial"/>
+          <w:sz w:val="20"/>
+          <w:szCs w:val="20"/>
+        </w:rPr>
         <w:t xml:space="preserve">, including </w:t>
       </w:r>
       <w:r>
+        <w:rPr>
+          <w:rFonts w:ascii="Arial" w:hAnsi="Arial" w:cs="Arial"/>
+          <w:sz w:val="20"/>
+          <w:szCs w:val="20"/>
+        </w:rPr>
         <w:t>Lab</w:t>
       </w:r>
       <w:r>
+        <w:rPr>
+          <w:rFonts w:ascii="Arial" w:hAnsi="Arial" w:cs="Arial"/>
+          <w:sz w:val="20"/>
+          <w:szCs w:val="20"/>
+        </w:rPr>
         <w:t>s and Virtualised E</w:t>
       </w:r>
       <w:r>
+        <w:rPr>
+          <w:rFonts w:ascii="Arial" w:hAnsi="Arial" w:cs="Arial"/>
+          <w:sz w:val="20"/>
+          <w:szCs w:val="20"/>
+        </w:rPr>
         <w:t>nvironments</w:t>
       </w:r>
       <w:r>
+        <w:rPr>
+          <w:rFonts w:ascii="Arial" w:hAnsi="Arial" w:cs="Arial"/>
+          <w:sz w:val="20"/>
+          <w:szCs w:val="20"/>
+        </w:rPr>
         <w:t>.</w:t>
       </w:r>
       <w:r>
+        <w:rPr>
+          <w:rFonts w:ascii="Arial" w:hAnsi="Arial" w:cs="Arial"/>
+          <w:sz w:val="20"/>
+          <w:szCs w:val="20"/>
+        </w:rPr>
         <w:t xml:space="preserve"> </w:t>
       </w:r>
       <w:r>
+        <w:rPr>
+          <w:rFonts w:ascii="Arial" w:hAnsi="Arial" w:cs="Arial"/>
+          <w:sz w:val="20"/>
+          <w:szCs w:val="20"/>
+        </w:rPr>
         <w:t xml:space="preserve"> </w:t>
       </w:r>
       <w:r>
+        <w:rPr>
+          <w:rFonts w:ascii="Arial" w:hAnsi="Arial" w:cs="Arial"/>
+          <w:sz w:val="20"/>
+          <w:szCs w:val="20"/>
+        </w:rPr>
         <w:t xml:space="preserve">Special security is in place in DMZ </w:t>
       </w:r>
       <w:r>
+        <w:rPr>
+          <w:rFonts w:ascii="Arial" w:hAnsi="Arial" w:cs="Arial"/>
+          <w:sz w:val="20"/>
+          <w:szCs w:val="20"/>
+        </w:rPr>
         <w:t>zone</w:t>
       </w:r>
       <w:r>
+        <w:rPr>
+          <w:rFonts w:ascii="Arial" w:hAnsi="Arial" w:cs="Arial"/>
+          <w:sz w:val="20"/>
+          <w:szCs w:val="20"/>
+        </w:rPr>
         <w:t>, t</w:t>
       </w:r>
       <w:r>
+        <w:rPr>
+          <w:rFonts w:ascii="Arial" w:hAnsi="Arial" w:cs="Arial"/>
+          <w:sz w:val="20"/>
+          <w:szCs w:val="20"/>
+        </w:rPr>
         <w:t>herefore, a systematic approach to maintenance and troubleshooting is essential.</w:t>
       </w:r>
       <w:r>
+        <w:rPr>
+          <w:rFonts w:ascii="Arial" w:hAnsi="Arial" w:cs="Arial"/>
+          <w:sz w:val="20"/>
+          <w:szCs w:val="20"/>
+        </w:rPr>
         <w:t xml:space="preserve"> This document serves as a comprehensive guide to ensuring the network remains resilient, secure, and high-performing.</w:t>
       </w:r>
     </w:p>
@@ -172,52 +287,111 @@
       <w:pPr>
         <w:pStyle w:val="font-claude-response-body"/>
         <w:jc w:val="both"/>
-      </w:pPr>
-      <w:r>
-        <w:t xml:space="preserve">The primary purpose of this </w:t>
-      </w:r>
-      <w:r>
-        <w:t>Troubleshooting and Monitoring Plan is</w:t>
-      </w:r>
-      <w:r>
-        <w:t xml:space="preserve"> to establish a standardized framework for the detection, isolation, and resolution of network anomalies within the Milestones University infrastructure.</w:t>
+        <w:rPr>
+          <w:rFonts w:ascii="Arial" w:hAnsi="Arial" w:cs="Arial"/>
+          <w:sz w:val="20"/>
+          <w:szCs w:val="20"/>
+        </w:rPr>
+      </w:pPr>
+      <w:r>
+        <w:rPr>
+          <w:rFonts w:ascii="Arial" w:hAnsi="Arial" w:cs="Arial"/>
+          <w:sz w:val="20"/>
+          <w:szCs w:val="20"/>
+        </w:rPr>
+        <w:t>The primary purpose of this Troubleshooting and Monitoring Plan is to establish a standardized framework for the detection, isolation, and resolution of network anomalies within the Milestones University infrastructure.</w:t>
       </w:r>
     </w:p>
     <w:p>
       <w:pPr>
         <w:pStyle w:val="font-claude-response-body"/>
         <w:jc w:val="both"/>
-      </w:pPr>
-      <w:r>
+        <w:rPr>
+          <w:rFonts w:ascii="Arial" w:hAnsi="Arial" w:cs="Arial"/>
+          <w:sz w:val="20"/>
+          <w:szCs w:val="20"/>
+        </w:rPr>
+      </w:pPr>
+      <w:r>
+        <w:rPr>
+          <w:rFonts w:ascii="Arial" w:hAnsi="Arial" w:cs="Arial"/>
+          <w:sz w:val="20"/>
+          <w:szCs w:val="20"/>
+        </w:rPr>
         <w:t xml:space="preserve">By defining clear methodologies and utilizing specific monitoring tools, this plan aims </w:t>
       </w:r>
       <w:proofErr w:type="gramStart"/>
       <w:r>
+        <w:rPr>
+          <w:rFonts w:ascii="Arial" w:hAnsi="Arial" w:cs="Arial"/>
+          <w:sz w:val="20"/>
+          <w:szCs w:val="20"/>
+        </w:rPr>
         <w:t>to</w:t>
       </w:r>
       <w:r>
+        <w:rPr>
+          <w:rFonts w:ascii="Arial" w:hAnsi="Arial" w:cs="Arial"/>
+          <w:sz w:val="20"/>
+          <w:szCs w:val="20"/>
+        </w:rPr>
         <w:t xml:space="preserve">  a</w:t>
       </w:r>
       <w:proofErr w:type="gramEnd"/>
       <w:r>
+        <w:rPr>
+          <w:rFonts w:ascii="Arial" w:hAnsi="Arial" w:cs="Arial"/>
+          <w:sz w:val="20"/>
+          <w:szCs w:val="20"/>
+        </w:rPr>
         <w:t xml:space="preserve">) </w:t>
       </w:r>
       <w:r>
+        <w:rPr>
+          <w:rFonts w:ascii="Arial" w:hAnsi="Arial" w:cs="Arial"/>
+          <w:sz w:val="20"/>
+          <w:szCs w:val="20"/>
+        </w:rPr>
         <w:t>Minimize Downtime</w:t>
       </w:r>
       <w:r>
+        <w:rPr>
+          <w:rFonts w:ascii="Arial" w:hAnsi="Arial" w:cs="Arial"/>
+          <w:sz w:val="20"/>
+          <w:szCs w:val="20"/>
+        </w:rPr>
         <w:t xml:space="preserve">, b) </w:t>
       </w:r>
       <w:r>
+        <w:rPr>
+          <w:rFonts w:ascii="Arial" w:hAnsi="Arial" w:cs="Arial"/>
+          <w:sz w:val="20"/>
+          <w:szCs w:val="20"/>
+        </w:rPr>
         <w:t>Ensure Operational Continuity</w:t>
       </w:r>
       <w:r>
+        <w:rPr>
+          <w:rFonts w:ascii="Arial" w:hAnsi="Arial" w:cs="Arial"/>
+          <w:sz w:val="20"/>
+          <w:szCs w:val="20"/>
+        </w:rPr>
         <w:t xml:space="preserve"> and c) </w:t>
       </w:r>
       <w:r>
+        <w:rPr>
+          <w:rFonts w:ascii="Arial" w:hAnsi="Arial" w:cs="Arial"/>
+          <w:sz w:val="20"/>
+          <w:szCs w:val="20"/>
+        </w:rPr>
         <w:t>Facilitate Proactive Management</w:t>
       </w:r>
       <w:r>
+        <w:rPr>
+          <w:rFonts w:ascii="Arial" w:hAnsi="Arial" w:cs="Arial"/>
+          <w:sz w:val="20"/>
+          <w:szCs w:val="20"/>
+        </w:rPr>
         <w:t>.</w:t>
       </w:r>
     </w:p>
@@ -225,17 +399,34 @@
       <w:pPr>
         <w:pStyle w:val="font-claude-response-body"/>
         <w:jc w:val="both"/>
-      </w:pPr>
-      <w:r>
-        <w:t xml:space="preserve">To maintain an "always-on" environment for students and staff, Milestones University will </w:t>
-      </w:r>
-      <w:r>
-        <w:t>implement the following optimi</w:t>
-      </w:r>
-      <w:r>
+        <w:rPr>
+          <w:rFonts w:ascii="Arial" w:hAnsi="Arial" w:cs="Arial"/>
+          <w:sz w:val="20"/>
+          <w:szCs w:val="20"/>
+        </w:rPr>
+      </w:pPr>
+      <w:r>
+        <w:rPr>
+          <w:rFonts w:ascii="Arial" w:hAnsi="Arial" w:cs="Arial"/>
+          <w:sz w:val="20"/>
+          <w:szCs w:val="20"/>
+        </w:rPr>
+        <w:t>To maintain an "always-on" environment for students and staff, Milestones University will implement the following optimi</w:t>
+      </w:r>
+      <w:r>
+        <w:rPr>
+          <w:rFonts w:ascii="Arial" w:hAnsi="Arial" w:cs="Arial"/>
+          <w:sz w:val="20"/>
+          <w:szCs w:val="20"/>
+        </w:rPr>
         <w:t>s</w:t>
       </w:r>
       <w:r>
+        <w:rPr>
+          <w:rFonts w:ascii="Arial" w:hAnsi="Arial" w:cs="Arial"/>
+          <w:sz w:val="20"/>
+          <w:szCs w:val="20"/>
+        </w:rPr>
         <w:t>ation and reliability strategies:</w:t>
       </w:r>
     </w:p>
@@ -247,20 +438,50 @@
           <w:numId w:val="9"/>
         </w:numPr>
         <w:jc w:val="both"/>
-      </w:pPr>
-      <w:r>
+        <w:rPr>
+          <w:rFonts w:ascii="Arial" w:hAnsi="Arial" w:cs="Arial"/>
+          <w:sz w:val="20"/>
+          <w:szCs w:val="20"/>
+        </w:rPr>
+      </w:pPr>
+      <w:r>
+        <w:rPr>
+          <w:rFonts w:ascii="Arial" w:hAnsi="Arial" w:cs="Arial"/>
+          <w:sz w:val="20"/>
+          <w:szCs w:val="20"/>
+        </w:rPr>
         <w:t xml:space="preserve">Traffic Segmentation and Load Management: Utilizing </w:t>
       </w:r>
       <w:r>
+        <w:rPr>
+          <w:rFonts w:ascii="Arial" w:hAnsi="Arial" w:cs="Arial"/>
+          <w:sz w:val="20"/>
+          <w:szCs w:val="20"/>
+        </w:rPr>
         <w:t>a</w:t>
       </w:r>
       <w:r>
+        <w:rPr>
+          <w:rFonts w:ascii="Arial" w:hAnsi="Arial" w:cs="Arial"/>
+          <w:sz w:val="20"/>
+          <w:szCs w:val="20"/>
+        </w:rPr>
         <w:t xml:space="preserve"> VLAN architecture (</w:t>
       </w:r>
       <w:r>
+        <w:rPr>
+          <w:rFonts w:ascii="Arial" w:hAnsi="Arial" w:cs="Arial"/>
+          <w:sz w:val="20"/>
+          <w:szCs w:val="20"/>
+        </w:rPr>
         <w:t>10, 20, 30, 40, 50</w:t>
       </w:r>
       <w:r>
+        <w:rPr>
+          <w:rFonts w:ascii="Arial" w:hAnsi="Arial" w:cs="Arial"/>
+          <w:sz w:val="20"/>
+          <w:szCs w:val="20"/>
+        </w:rPr>
         <w:t xml:space="preserve"> to limit broadcast domains and prevent network congestion. Performance is further optimized by enforcing the L3 Core (MS1) as the STP Root Bridge to ensure the most efficient data paths.</w:t>
       </w:r>
     </w:p>
@@ -272,8 +493,18 @@
           <w:numId w:val="9"/>
         </w:numPr>
         <w:jc w:val="both"/>
-      </w:pPr>
-      <w:r>
+        <w:rPr>
+          <w:rFonts w:ascii="Arial" w:hAnsi="Arial" w:cs="Arial"/>
+          <w:sz w:val="20"/>
+          <w:szCs w:val="20"/>
+        </w:rPr>
+      </w:pPr>
+      <w:r>
+        <w:rPr>
+          <w:rFonts w:ascii="Arial" w:hAnsi="Arial" w:cs="Arial"/>
+          <w:sz w:val="20"/>
+          <w:szCs w:val="20"/>
+        </w:rPr>
         <w:t>Proactive Monitoring and Thresholds: Implementation of SNMP-based monitoring tools to track CPU usage, memory allocation on MS1/MS2, and bandwidth saturation on the Firewall interfaces. Alerts will be triggered before performance degradation impacts end-users.</w:t>
       </w:r>
     </w:p>
@@ -285,8 +516,18 @@
           <w:numId w:val="9"/>
         </w:numPr>
         <w:jc w:val="both"/>
-      </w:pPr>
-      <w:r>
+        <w:rPr>
+          <w:rFonts w:ascii="Arial" w:hAnsi="Arial" w:cs="Arial"/>
+          <w:sz w:val="20"/>
+          <w:szCs w:val="20"/>
+        </w:rPr>
+      </w:pPr>
+      <w:r>
+        <w:rPr>
+          <w:rFonts w:ascii="Arial" w:hAnsi="Arial" w:cs="Arial"/>
+          <w:sz w:val="20"/>
+          <w:szCs w:val="20"/>
+        </w:rPr>
         <w:t>Redundancy and Failover Readiness: While the current topology relies on static routing and specific L3 links, reliability will be enhanced through regular configuration backups and a documented "Cold Standby" recovery procedure for the ASA Firewall.</w:t>
       </w:r>
     </w:p>
@@ -298,8 +539,18 @@
           <w:numId w:val="9"/>
         </w:numPr>
         <w:jc w:val="both"/>
-      </w:pPr>
-      <w:r>
+        <w:rPr>
+          <w:rFonts w:ascii="Arial" w:hAnsi="Arial" w:cs="Arial"/>
+          <w:sz w:val="20"/>
+          <w:szCs w:val="20"/>
+        </w:rPr>
+      </w:pPr>
+      <w:r>
+        <w:rPr>
+          <w:rFonts w:ascii="Arial" w:hAnsi="Arial" w:cs="Arial"/>
+          <w:sz w:val="20"/>
+          <w:szCs w:val="20"/>
+        </w:rPr>
         <w:t>Security-Centric Reliability: Ensuring that Access Control Lists (ACLs) and Inspection Policies on the Firewall are regularly audited to prevent unauthorized traffic from compromising network stability.</w:t>
       </w:r>
     </w:p>
@@ -307,34 +558,45 @@
       <w:pPr>
         <w:pStyle w:val="font-claude-response-body"/>
         <w:jc w:val="both"/>
-      </w:pPr>
-    </w:p>
-    <w:p>
-      <w:pPr>
-        <w:rPr>
-          <w:rFonts w:eastAsia="Arial"/>
+        <w:rPr>
+          <w:rFonts w:ascii="Arial" w:hAnsi="Arial" w:cs="Arial"/>
+          <w:sz w:val="20"/>
+          <w:szCs w:val="20"/>
+        </w:rPr>
+      </w:pPr>
+    </w:p>
+    <w:p>
+      <w:pPr>
+        <w:rPr>
+          <w:rFonts w:ascii="Arial" w:eastAsia="Arial" w:hAnsi="Arial" w:cs="Arial"/>
           <w:b/>
           <w:color w:val="000000"/>
-          <w:sz w:val="24"/>
-          <w:szCs w:val="24"/>
-        </w:rPr>
-      </w:pPr>
-      <w:r>
-        <w:rPr>
-          <w:rFonts w:eastAsia="Arial"/>
+          <w:sz w:val="20"/>
+          <w:szCs w:val="20"/>
+        </w:rPr>
+      </w:pPr>
+      <w:r>
+        <w:rPr>
+          <w:rFonts w:ascii="Arial" w:eastAsia="Arial" w:hAnsi="Arial" w:cs="Arial"/>
           <w:b/>
           <w:color w:val="000000"/>
-          <w:sz w:val="24"/>
-          <w:szCs w:val="24"/>
+          <w:sz w:val="20"/>
+          <w:szCs w:val="20"/>
         </w:rPr>
         <w:br w:type="page"/>
       </w:r>
     </w:p>
     <w:p>
       <w:pPr>
-        <w:pStyle w:val="RTOWorksHeading1"/>
-      </w:pPr>
-      <w:r>
+        <w:pStyle w:val="Heading1"/>
+        <w:rPr>
+          <w:rFonts w:ascii="Arial" w:eastAsia="Arial" w:hAnsi="Arial" w:cs="Arial"/>
+        </w:rPr>
+      </w:pPr>
+      <w:r>
+        <w:rPr>
+          <w:rFonts w:ascii="Arial" w:eastAsia="Arial" w:hAnsi="Arial" w:cs="Arial"/>
+        </w:rPr>
         <w:lastRenderedPageBreak/>
         <w:t>Isolation of segments</w:t>
       </w:r>
@@ -351,15 +613,16 @@
         <w:spacing w:before="360" w:after="120"/>
         <w:jc w:val="both"/>
         <w:rPr>
-          <w:rFonts w:eastAsia="Arial"/>
+          <w:rFonts w:ascii="Arial" w:eastAsia="Arial" w:hAnsi="Arial" w:cs="Arial"/>
           <w:color w:val="000000"/>
           <w:szCs w:val="20"/>
         </w:rPr>
       </w:pPr>
       <w:r>
         <w:rPr>
-          <w:rFonts w:eastAsia="Arial"/>
+          <w:rFonts w:ascii="Arial" w:eastAsia="Arial" w:hAnsi="Arial" w:cs="Arial"/>
           <w:color w:val="000000"/>
+          <w:sz w:val="20"/>
           <w:szCs w:val="20"/>
         </w:rPr>
         <w:t>To ensure systematic testing, the network is divided into four functional segments. Each can be logically isolated to prevent troubleshooting activities from impacting the entire campus.</w:t>
@@ -377,8 +640,9 @@
         <w:spacing w:before="360" w:after="120"/>
         <w:jc w:val="both"/>
         <w:rPr>
-          <w:rFonts w:eastAsia="Arial"/>
+          <w:rFonts w:ascii="Arial" w:eastAsia="Arial" w:hAnsi="Arial" w:cs="Arial"/>
           <w:color w:val="000000"/>
+          <w:sz w:val="20"/>
           <w:szCs w:val="20"/>
         </w:rPr>
       </w:pPr>
@@ -386,9 +650,21 @@
     <w:p>
       <w:pPr>
         <w:pStyle w:val="Heading2"/>
-      </w:pPr>
-      <w:r>
-        <w:t>Segment Descriptions and Isolation Methods</w:t>
+        <w:rPr>
+          <w:rFonts w:ascii="Arial" w:eastAsia="Arial" w:hAnsi="Arial" w:cs="Arial"/>
+        </w:rPr>
+      </w:pPr>
+      <w:r>
+        <w:rPr>
+          <w:rFonts w:ascii="Arial" w:eastAsia="Arial" w:hAnsi="Arial" w:cs="Arial"/>
+        </w:rPr>
+        <w:t xml:space="preserve">Segment Descriptions and Isolation </w:t>
+      </w:r>
+      <w:r>
+        <w:rPr>
+          <w:rFonts w:ascii="Arial" w:hAnsi="Arial" w:cs="Arial"/>
+        </w:rPr>
+        <w:t>Methods</w:t>
       </w:r>
     </w:p>
     <w:tbl>
@@ -426,15 +702,17 @@
               </w:pBdr>
               <w:spacing w:before="360" w:after="120" w:line="276" w:lineRule="auto"/>
               <w:rPr>
-                <w:rFonts w:eastAsia="Arial"/>
+                <w:rFonts w:ascii="Arial" w:eastAsia="Arial" w:hAnsi="Arial" w:cs="Arial"/>
                 <w:color w:val="000000"/>
+                <w:sz w:val="20"/>
                 <w:szCs w:val="20"/>
               </w:rPr>
             </w:pPr>
             <w:r>
               <w:rPr>
-                <w:rFonts w:eastAsia="Arial"/>
+                <w:rFonts w:ascii="Arial" w:eastAsia="Arial" w:hAnsi="Arial" w:cs="Arial"/>
                 <w:color w:val="000000"/>
+                <w:sz w:val="20"/>
                 <w:szCs w:val="20"/>
               </w:rPr>
               <w:t>Segment</w:t>
@@ -458,15 +736,17 @@
               <w:spacing w:before="360" w:after="120" w:line="276" w:lineRule="auto"/>
               <w:cnfStyle w:val="100000000000" w:firstRow="1" w:lastRow="0" w:firstColumn="0" w:lastColumn="0" w:oddVBand="0" w:evenVBand="0" w:oddHBand="0" w:evenHBand="0" w:firstRowFirstColumn="0" w:firstRowLastColumn="0" w:lastRowFirstColumn="0" w:lastRowLastColumn="0"/>
               <w:rPr>
-                <w:rFonts w:eastAsia="Arial"/>
+                <w:rFonts w:ascii="Arial" w:eastAsia="Arial" w:hAnsi="Arial" w:cs="Arial"/>
                 <w:color w:val="000000"/>
+                <w:sz w:val="20"/>
                 <w:szCs w:val="20"/>
               </w:rPr>
             </w:pPr>
             <w:r>
               <w:rPr>
-                <w:rFonts w:eastAsia="Arial"/>
+                <w:rFonts w:ascii="Arial" w:eastAsia="Arial" w:hAnsi="Arial" w:cs="Arial"/>
                 <w:color w:val="000000"/>
+                <w:sz w:val="20"/>
                 <w:szCs w:val="20"/>
               </w:rPr>
               <w:t>Components</w:t>
@@ -490,15 +770,17 @@
               <w:spacing w:before="360" w:after="120" w:line="276" w:lineRule="auto"/>
               <w:cnfStyle w:val="100000000000" w:firstRow="1" w:lastRow="0" w:firstColumn="0" w:lastColumn="0" w:oddVBand="0" w:evenVBand="0" w:oddHBand="0" w:evenHBand="0" w:firstRowFirstColumn="0" w:firstRowLastColumn="0" w:lastRowFirstColumn="0" w:lastRowLastColumn="0"/>
               <w:rPr>
-                <w:rFonts w:eastAsia="Arial"/>
+                <w:rFonts w:ascii="Arial" w:eastAsia="Arial" w:hAnsi="Arial" w:cs="Arial"/>
                 <w:color w:val="000000"/>
+                <w:sz w:val="20"/>
                 <w:szCs w:val="20"/>
               </w:rPr>
             </w:pPr>
             <w:r>
               <w:rPr>
-                <w:rFonts w:eastAsia="Arial"/>
+                <w:rFonts w:ascii="Arial" w:eastAsia="Arial" w:hAnsi="Arial" w:cs="Arial"/>
                 <w:color w:val="000000"/>
+                <w:sz w:val="20"/>
                 <w:szCs w:val="20"/>
               </w:rPr>
               <w:t>Network Range</w:t>
@@ -522,15 +804,17 @@
               <w:spacing w:before="360" w:after="120" w:line="276" w:lineRule="auto"/>
               <w:cnfStyle w:val="100000000000" w:firstRow="1" w:lastRow="0" w:firstColumn="0" w:lastColumn="0" w:oddVBand="0" w:evenVBand="0" w:oddHBand="0" w:evenHBand="0" w:firstRowFirstColumn="0" w:firstRowLastColumn="0" w:lastRowFirstColumn="0" w:lastRowLastColumn="0"/>
               <w:rPr>
-                <w:rFonts w:eastAsia="Arial"/>
+                <w:rFonts w:ascii="Arial" w:eastAsia="Arial" w:hAnsi="Arial" w:cs="Arial"/>
                 <w:color w:val="000000"/>
+                <w:sz w:val="20"/>
                 <w:szCs w:val="20"/>
               </w:rPr>
             </w:pPr>
             <w:r>
               <w:rPr>
-                <w:rFonts w:eastAsia="Arial"/>
+                <w:rFonts w:ascii="Arial" w:eastAsia="Arial" w:hAnsi="Arial" w:cs="Arial"/>
                 <w:color w:val="000000"/>
+                <w:sz w:val="20"/>
                 <w:szCs w:val="20"/>
               </w:rPr>
               <w:t>Description</w:t>
@@ -554,23 +838,26 @@
               <w:spacing w:before="360" w:after="120" w:line="276" w:lineRule="auto"/>
               <w:cnfStyle w:val="100000000000" w:firstRow="1" w:lastRow="0" w:firstColumn="0" w:lastColumn="0" w:oddVBand="0" w:evenVBand="0" w:oddHBand="0" w:evenHBand="0" w:firstRowFirstColumn="0" w:firstRowLastColumn="0" w:lastRowFirstColumn="0" w:lastRowLastColumn="0"/>
               <w:rPr>
-                <w:rFonts w:eastAsia="Arial"/>
+                <w:rFonts w:ascii="Arial" w:eastAsia="Arial" w:hAnsi="Arial" w:cs="Arial"/>
                 <w:color w:val="000000"/>
+                <w:sz w:val="20"/>
                 <w:szCs w:val="20"/>
               </w:rPr>
             </w:pPr>
             <w:r>
               <w:rPr>
-                <w:rFonts w:eastAsia="Arial"/>
+                <w:rFonts w:ascii="Arial" w:eastAsia="Arial" w:hAnsi="Arial" w:cs="Arial"/>
                 <w:color w:val="000000"/>
+                <w:sz w:val="20"/>
                 <w:szCs w:val="20"/>
               </w:rPr>
               <w:t>I</w:t>
             </w:r>
             <w:r>
               <w:rPr>
-                <w:rFonts w:eastAsia="Arial"/>
+                <w:rFonts w:ascii="Arial" w:eastAsia="Arial" w:hAnsi="Arial" w:cs="Arial"/>
                 <w:color w:val="000000"/>
+                <w:sz w:val="20"/>
                 <w:szCs w:val="20"/>
               </w:rPr>
               <w:t>solation Method for Testing</w:t>
@@ -599,31 +886,35 @@
               </w:pBdr>
               <w:spacing w:before="360" w:after="120" w:line="276" w:lineRule="auto"/>
               <w:rPr>
-                <w:rFonts w:eastAsia="Arial"/>
+                <w:rFonts w:ascii="Arial" w:eastAsia="Arial" w:hAnsi="Arial" w:cs="Arial"/>
                 <w:color w:val="000000"/>
+                <w:sz w:val="20"/>
                 <w:szCs w:val="20"/>
               </w:rPr>
             </w:pPr>
             <w:r>
               <w:rPr>
-                <w:rFonts w:eastAsia="Arial"/>
+                <w:rFonts w:ascii="Arial" w:eastAsia="Arial" w:hAnsi="Arial" w:cs="Arial"/>
                 <w:color w:val="000000"/>
+                <w:sz w:val="20"/>
                 <w:szCs w:val="20"/>
               </w:rPr>
               <w:t>ACADEMIC</w:t>
             </w:r>
             <w:r>
               <w:rPr>
-                <w:rFonts w:eastAsia="Arial"/>
+                <w:rFonts w:ascii="Arial" w:eastAsia="Arial" w:hAnsi="Arial" w:cs="Arial"/>
                 <w:color w:val="000000"/>
+                <w:sz w:val="20"/>
                 <w:szCs w:val="20"/>
               </w:rPr>
               <w:t xml:space="preserve"> &amp; </w:t>
             </w:r>
             <w:r>
               <w:rPr>
-                <w:rFonts w:eastAsia="Arial"/>
+                <w:rFonts w:ascii="Arial" w:eastAsia="Arial" w:hAnsi="Arial" w:cs="Arial"/>
                 <w:color w:val="000000"/>
+                <w:sz w:val="20"/>
                 <w:szCs w:val="20"/>
               </w:rPr>
               <w:t>LABS</w:t>
@@ -647,19 +938,21 @@
               <w:spacing w:before="360" w:after="120" w:line="276" w:lineRule="auto"/>
               <w:cnfStyle w:val="000000100000" w:firstRow="0" w:lastRow="0" w:firstColumn="0" w:lastColumn="0" w:oddVBand="0" w:evenVBand="0" w:oddHBand="1" w:evenHBand="0" w:firstRowFirstColumn="0" w:firstRowLastColumn="0" w:lastRowFirstColumn="0" w:lastRowLastColumn="0"/>
               <w:rPr>
-                <w:rFonts w:eastAsia="Arial"/>
+                <w:rFonts w:ascii="Arial" w:eastAsia="Arial" w:hAnsi="Arial" w:cs="Arial"/>
                 <w:b/>
                 <w:bCs/>
                 <w:color w:val="000000"/>
+                <w:sz w:val="20"/>
                 <w:szCs w:val="20"/>
               </w:rPr>
             </w:pPr>
             <w:r>
               <w:rPr>
-                <w:rFonts w:eastAsia="Arial"/>
+                <w:rFonts w:ascii="Arial" w:eastAsia="Arial" w:hAnsi="Arial" w:cs="Arial"/>
                 <w:b/>
                 <w:bCs/>
                 <w:color w:val="000000"/>
+                <w:sz w:val="20"/>
                 <w:szCs w:val="20"/>
               </w:rPr>
               <w:t>MS4, MS6, MS7, MS0</w:t>
@@ -683,19 +976,21 @@
               <w:spacing w:before="360" w:after="120" w:line="276" w:lineRule="auto"/>
               <w:cnfStyle w:val="000000100000" w:firstRow="0" w:lastRow="0" w:firstColumn="0" w:lastColumn="0" w:oddVBand="0" w:evenVBand="0" w:oddHBand="1" w:evenHBand="0" w:firstRowFirstColumn="0" w:firstRowLastColumn="0" w:lastRowFirstColumn="0" w:lastRowLastColumn="0"/>
               <w:rPr>
-                <w:rFonts w:eastAsia="Arial"/>
+                <w:rFonts w:ascii="Arial" w:eastAsia="Arial" w:hAnsi="Arial" w:cs="Arial"/>
                 <w:b/>
                 <w:bCs/>
                 <w:color w:val="000000"/>
+                <w:sz w:val="20"/>
                 <w:szCs w:val="20"/>
               </w:rPr>
             </w:pPr>
             <w:r>
               <w:rPr>
-                <w:rFonts w:eastAsia="Arial"/>
+                <w:rFonts w:ascii="Arial" w:eastAsia="Arial" w:hAnsi="Arial" w:cs="Arial"/>
                 <w:b/>
                 <w:bCs/>
                 <w:color w:val="000000"/>
+                <w:sz w:val="20"/>
                 <w:szCs w:val="20"/>
               </w:rPr>
               <w:t>192.168.10.0/24 192.168.20.0/24 192.168.40.0/24</w:t>
@@ -719,19 +1014,21 @@
               <w:spacing w:before="360" w:after="120" w:line="276" w:lineRule="auto"/>
               <w:cnfStyle w:val="000000100000" w:firstRow="0" w:lastRow="0" w:firstColumn="0" w:lastColumn="0" w:oddVBand="0" w:evenVBand="0" w:oddHBand="1" w:evenHBand="0" w:firstRowFirstColumn="0" w:firstRowLastColumn="0" w:lastRowFirstColumn="0" w:lastRowLastColumn="0"/>
               <w:rPr>
-                <w:rFonts w:eastAsia="Arial"/>
+                <w:rFonts w:ascii="Arial" w:eastAsia="Arial" w:hAnsi="Arial" w:cs="Arial"/>
                 <w:b/>
                 <w:bCs/>
                 <w:color w:val="000000"/>
+                <w:sz w:val="20"/>
                 <w:szCs w:val="20"/>
               </w:rPr>
             </w:pPr>
             <w:r>
               <w:rPr>
-                <w:rFonts w:eastAsia="Arial"/>
+                <w:rFonts w:ascii="Arial" w:eastAsia="Arial" w:hAnsi="Arial" w:cs="Arial"/>
                 <w:b/>
                 <w:bCs/>
                 <w:color w:val="000000"/>
+                <w:sz w:val="20"/>
                 <w:szCs w:val="20"/>
               </w:rPr>
               <w:t xml:space="preserve">High-traffic student areas. </w:t>
@@ -749,19 +1046,21 @@
               <w:spacing w:before="360" w:after="120" w:line="276" w:lineRule="auto"/>
               <w:cnfStyle w:val="000000100000" w:firstRow="0" w:lastRow="0" w:firstColumn="0" w:lastColumn="0" w:oddVBand="0" w:evenVBand="0" w:oddHBand="1" w:evenHBand="0" w:firstRowFirstColumn="0" w:firstRowLastColumn="0" w:lastRowFirstColumn="0" w:lastRowLastColumn="0"/>
               <w:rPr>
-                <w:rFonts w:eastAsia="Arial"/>
+                <w:rFonts w:ascii="Arial" w:eastAsia="Arial" w:hAnsi="Arial" w:cs="Arial"/>
                 <w:b/>
                 <w:bCs/>
                 <w:color w:val="000000"/>
+                <w:sz w:val="20"/>
                 <w:szCs w:val="20"/>
               </w:rPr>
             </w:pPr>
             <w:r>
               <w:rPr>
-                <w:rFonts w:eastAsia="Arial"/>
+                <w:rFonts w:ascii="Arial" w:eastAsia="Arial" w:hAnsi="Arial" w:cs="Arial"/>
                 <w:b/>
                 <w:bCs/>
                 <w:color w:val="000000"/>
+                <w:sz w:val="20"/>
                 <w:szCs w:val="20"/>
               </w:rPr>
               <w:t>Integrated via MS0 trunks to MS1.</w:t>
@@ -785,27 +1084,30 @@
               <w:spacing w:before="360" w:after="120" w:line="276" w:lineRule="auto"/>
               <w:cnfStyle w:val="000000100000" w:firstRow="0" w:lastRow="0" w:firstColumn="0" w:lastColumn="0" w:oddVBand="0" w:evenVBand="0" w:oddHBand="1" w:evenHBand="0" w:firstRowFirstColumn="0" w:firstRowLastColumn="0" w:lastRowFirstColumn="0" w:lastRowLastColumn="0"/>
               <w:rPr>
-                <w:rFonts w:eastAsia="Arial"/>
+                <w:rFonts w:ascii="Arial" w:eastAsia="Arial" w:hAnsi="Arial" w:cs="Arial"/>
                 <w:b/>
                 <w:bCs/>
                 <w:color w:val="000000"/>
+                <w:sz w:val="20"/>
                 <w:szCs w:val="20"/>
               </w:rPr>
             </w:pPr>
             <w:r>
               <w:rPr>
-                <w:rFonts w:eastAsia="Arial"/>
+                <w:rFonts w:ascii="Arial" w:eastAsia="Arial" w:hAnsi="Arial" w:cs="Arial"/>
                 <w:b/>
                 <w:bCs/>
                 <w:color w:val="000000"/>
+                <w:sz w:val="20"/>
                 <w:szCs w:val="20"/>
               </w:rPr>
               <w:t xml:space="preserve">VLAN Pruning: </w:t>
             </w:r>
             <w:r>
               <w:rPr>
-                <w:rFonts w:eastAsia="Arial"/>
+                <w:rFonts w:ascii="Arial" w:eastAsia="Arial" w:hAnsi="Arial" w:cs="Arial"/>
                 <w:color w:val="000000"/>
+                <w:sz w:val="20"/>
                 <w:szCs w:val="20"/>
               </w:rPr>
               <w:t>Remove specific VLANs from the MS0-MS1 trunk to isolate a lab without dropping the physical link.</w:t>
@@ -831,15 +1133,17 @@
               </w:pBdr>
               <w:spacing w:before="360" w:after="120" w:line="276" w:lineRule="auto"/>
               <w:rPr>
-                <w:rFonts w:eastAsia="Arial"/>
+                <w:rFonts w:ascii="Arial" w:eastAsia="Arial" w:hAnsi="Arial" w:cs="Arial"/>
                 <w:color w:val="000000"/>
+                <w:sz w:val="20"/>
                 <w:szCs w:val="20"/>
               </w:rPr>
             </w:pPr>
             <w:r>
               <w:rPr>
-                <w:rFonts w:eastAsia="Arial"/>
+                <w:rFonts w:ascii="Arial" w:eastAsia="Arial" w:hAnsi="Arial" w:cs="Arial"/>
                 <w:color w:val="000000"/>
+                <w:sz w:val="20"/>
                 <w:szCs w:val="20"/>
               </w:rPr>
               <w:t>ADMIN</w:t>
@@ -863,19 +1167,21 @@
               <w:spacing w:before="360" w:after="120" w:line="276" w:lineRule="auto"/>
               <w:cnfStyle w:val="000000000000" w:firstRow="0" w:lastRow="0" w:firstColumn="0" w:lastColumn="0" w:oddVBand="0" w:evenVBand="0" w:oddHBand="0" w:evenHBand="0" w:firstRowFirstColumn="0" w:firstRowLastColumn="0" w:lastRowFirstColumn="0" w:lastRowLastColumn="0"/>
               <w:rPr>
-                <w:rFonts w:eastAsia="Arial"/>
+                <w:rFonts w:ascii="Arial" w:eastAsia="Arial" w:hAnsi="Arial" w:cs="Arial"/>
                 <w:b/>
                 <w:bCs/>
                 <w:color w:val="000000"/>
+                <w:sz w:val="20"/>
                 <w:szCs w:val="20"/>
               </w:rPr>
             </w:pPr>
             <w:r>
               <w:rPr>
-                <w:rFonts w:eastAsia="Arial"/>
+                <w:rFonts w:ascii="Arial" w:eastAsia="Arial" w:hAnsi="Arial" w:cs="Arial"/>
                 <w:b/>
                 <w:bCs/>
                 <w:color w:val="000000"/>
+                <w:sz w:val="20"/>
                 <w:szCs w:val="20"/>
               </w:rPr>
               <w:t>MS3, MS1 (VLAN 30)</w:t>
@@ -899,19 +1205,21 @@
               <w:spacing w:before="360" w:after="120" w:line="276" w:lineRule="auto"/>
               <w:cnfStyle w:val="000000000000" w:firstRow="0" w:lastRow="0" w:firstColumn="0" w:lastColumn="0" w:oddVBand="0" w:evenVBand="0" w:oddHBand="0" w:evenHBand="0" w:firstRowFirstColumn="0" w:firstRowLastColumn="0" w:lastRowFirstColumn="0" w:lastRowLastColumn="0"/>
               <w:rPr>
-                <w:rFonts w:eastAsia="Arial"/>
+                <w:rFonts w:ascii="Arial" w:eastAsia="Arial" w:hAnsi="Arial" w:cs="Arial"/>
                 <w:b/>
                 <w:bCs/>
                 <w:color w:val="000000"/>
+                <w:sz w:val="20"/>
                 <w:szCs w:val="20"/>
               </w:rPr>
             </w:pPr>
             <w:r>
               <w:rPr>
-                <w:rFonts w:eastAsia="Arial"/>
+                <w:rFonts w:ascii="Arial" w:eastAsia="Arial" w:hAnsi="Arial" w:cs="Arial"/>
                 <w:b/>
                 <w:bCs/>
                 <w:color w:val="000000"/>
+                <w:sz w:val="20"/>
                 <w:szCs w:val="20"/>
               </w:rPr>
               <w:t>192.168.30.0/24</w:t>
@@ -935,19 +1243,21 @@
               <w:spacing w:before="360" w:after="120" w:line="276" w:lineRule="auto"/>
               <w:cnfStyle w:val="000000000000" w:firstRow="0" w:lastRow="0" w:firstColumn="0" w:lastColumn="0" w:oddVBand="0" w:evenVBand="0" w:oddHBand="0" w:evenHBand="0" w:firstRowFirstColumn="0" w:firstRowLastColumn="0" w:lastRowFirstColumn="0" w:lastRowLastColumn="0"/>
               <w:rPr>
-                <w:rFonts w:eastAsia="Arial"/>
+                <w:rFonts w:ascii="Arial" w:eastAsia="Arial" w:hAnsi="Arial" w:cs="Arial"/>
                 <w:b/>
                 <w:bCs/>
                 <w:color w:val="000000"/>
+                <w:sz w:val="20"/>
                 <w:szCs w:val="20"/>
               </w:rPr>
             </w:pPr>
             <w:r>
               <w:rPr>
-                <w:rFonts w:eastAsia="Arial"/>
+                <w:rFonts w:ascii="Arial" w:eastAsia="Arial" w:hAnsi="Arial" w:cs="Arial"/>
                 <w:b/>
                 <w:bCs/>
                 <w:color w:val="000000"/>
+                <w:sz w:val="20"/>
                 <w:szCs w:val="20"/>
               </w:rPr>
               <w:t xml:space="preserve">Private staff network. </w:t>
@@ -965,19 +1275,21 @@
               <w:spacing w:before="360" w:after="120" w:line="276" w:lineRule="auto"/>
               <w:cnfStyle w:val="000000000000" w:firstRow="0" w:lastRow="0" w:firstColumn="0" w:lastColumn="0" w:oddVBand="0" w:evenVBand="0" w:oddHBand="0" w:evenHBand="0" w:firstRowFirstColumn="0" w:firstRowLastColumn="0" w:lastRowFirstColumn="0" w:lastRowLastColumn="0"/>
               <w:rPr>
-                <w:rFonts w:eastAsia="Arial"/>
+                <w:rFonts w:ascii="Arial" w:eastAsia="Arial" w:hAnsi="Arial" w:cs="Arial"/>
                 <w:b/>
                 <w:bCs/>
                 <w:color w:val="000000"/>
+                <w:sz w:val="20"/>
                 <w:szCs w:val="20"/>
               </w:rPr>
             </w:pPr>
             <w:r>
               <w:rPr>
-                <w:rFonts w:eastAsia="Arial"/>
+                <w:rFonts w:ascii="Arial" w:eastAsia="Arial" w:hAnsi="Arial" w:cs="Arial"/>
                 <w:b/>
                 <w:bCs/>
                 <w:color w:val="000000"/>
+                <w:sz w:val="20"/>
                 <w:szCs w:val="20"/>
               </w:rPr>
               <w:t>Contains sensitive data and management traffic.</w:t>
@@ -1001,59 +1313,66 @@
               <w:spacing w:before="360" w:after="120" w:line="276" w:lineRule="auto"/>
               <w:cnfStyle w:val="000000000000" w:firstRow="0" w:lastRow="0" w:firstColumn="0" w:lastColumn="0" w:oddVBand="0" w:evenVBand="0" w:oddHBand="0" w:evenHBand="0" w:firstRowFirstColumn="0" w:firstRowLastColumn="0" w:lastRowFirstColumn="0" w:lastRowLastColumn="0"/>
               <w:rPr>
-                <w:rFonts w:eastAsia="Arial"/>
+                <w:rFonts w:ascii="Arial" w:eastAsia="Arial" w:hAnsi="Arial" w:cs="Arial"/>
                 <w:b/>
                 <w:bCs/>
                 <w:color w:val="000000"/>
+                <w:sz w:val="20"/>
                 <w:szCs w:val="20"/>
               </w:rPr>
             </w:pPr>
             <w:r>
               <w:rPr>
-                <w:rFonts w:eastAsia="Arial"/>
+                <w:rFonts w:ascii="Arial" w:eastAsia="Arial" w:hAnsi="Arial" w:cs="Arial"/>
                 <w:b/>
                 <w:bCs/>
                 <w:color w:val="000000"/>
+                <w:sz w:val="20"/>
                 <w:szCs w:val="20"/>
               </w:rPr>
               <w:t xml:space="preserve">Interface Shutdown: </w:t>
             </w:r>
             <w:r>
               <w:rPr>
-                <w:rFonts w:eastAsia="Arial"/>
+                <w:rFonts w:ascii="Arial" w:eastAsia="Arial" w:hAnsi="Arial" w:cs="Arial"/>
                 <w:color w:val="000000"/>
+                <w:sz w:val="20"/>
                 <w:szCs w:val="20"/>
               </w:rPr>
               <w:t xml:space="preserve">Disabling the SVI (Interface </w:t>
             </w:r>
             <w:r>
               <w:rPr>
-                <w:rFonts w:eastAsia="Arial"/>
+                <w:rFonts w:ascii="Arial" w:eastAsia="Arial" w:hAnsi="Arial" w:cs="Arial"/>
                 <w:color w:val="000000"/>
+                <w:sz w:val="20"/>
                 <w:szCs w:val="20"/>
               </w:rPr>
               <w:t>VLAN</w:t>
             </w:r>
             <w:r>
               <w:rPr>
-                <w:rFonts w:eastAsia="Arial"/>
+                <w:rFonts w:ascii="Arial" w:eastAsia="Arial" w:hAnsi="Arial" w:cs="Arial"/>
                 <w:color w:val="000000"/>
+                <w:sz w:val="20"/>
                 <w:szCs w:val="20"/>
               </w:rPr>
               <w:t xml:space="preserve"> 30) on MS1 stops all routing for this segment while keeping the L2 </w:t>
             </w:r>
             <w:r>
               <w:rPr>
-                <w:rFonts w:eastAsia="Arial"/>
+                <w:rFonts w:ascii="Arial" w:eastAsia="Arial" w:hAnsi="Arial" w:cs="Arial"/>
                 <w:color w:val="000000"/>
+                <w:sz w:val="20"/>
                 <w:szCs w:val="20"/>
               </w:rPr>
               <w:t>switches (MS4, MS5, MS6, MS7)</w:t>
             </w:r>
             <w:r>
               <w:rPr>
-                <w:rFonts w:eastAsia="Arial"/>
+                <w:rFonts w:ascii="Arial" w:eastAsia="Arial" w:hAnsi="Arial" w:cs="Arial"/>
                 <w:color w:val="000000"/>
+                <w:sz w:val="20"/>
                 <w:szCs w:val="20"/>
               </w:rPr>
               <w:t xml:space="preserve"> active.</w:t>
@@ -1082,15 +1401,17 @@
               </w:pBdr>
               <w:spacing w:before="360" w:after="120" w:line="276" w:lineRule="auto"/>
               <w:rPr>
-                <w:rFonts w:eastAsia="Arial"/>
+                <w:rFonts w:ascii="Arial" w:eastAsia="Arial" w:hAnsi="Arial" w:cs="Arial"/>
                 <w:color w:val="000000"/>
+                <w:sz w:val="20"/>
                 <w:szCs w:val="20"/>
               </w:rPr>
             </w:pPr>
             <w:r>
               <w:rPr>
-                <w:rFonts w:eastAsia="Arial"/>
+                <w:rFonts w:ascii="Arial" w:eastAsia="Arial" w:hAnsi="Arial" w:cs="Arial"/>
                 <w:color w:val="000000"/>
+                <w:sz w:val="20"/>
                 <w:szCs w:val="20"/>
               </w:rPr>
               <w:t>DMZ (Servers)</w:t>
@@ -1114,19 +1435,21 @@
               <w:spacing w:before="360" w:after="120" w:line="276" w:lineRule="auto"/>
               <w:cnfStyle w:val="000000100000" w:firstRow="0" w:lastRow="0" w:firstColumn="0" w:lastColumn="0" w:oddVBand="0" w:evenVBand="0" w:oddHBand="1" w:evenHBand="0" w:firstRowFirstColumn="0" w:firstRowLastColumn="0" w:lastRowFirstColumn="0" w:lastRowLastColumn="0"/>
               <w:rPr>
-                <w:rFonts w:eastAsia="Arial"/>
+                <w:rFonts w:ascii="Arial" w:eastAsia="Arial" w:hAnsi="Arial" w:cs="Arial"/>
                 <w:b/>
                 <w:bCs/>
                 <w:color w:val="000000"/>
+                <w:sz w:val="20"/>
                 <w:szCs w:val="20"/>
               </w:rPr>
             </w:pPr>
             <w:r>
               <w:rPr>
-                <w:rFonts w:eastAsia="Arial"/>
+                <w:rFonts w:ascii="Arial" w:eastAsia="Arial" w:hAnsi="Arial" w:cs="Arial"/>
                 <w:b/>
                 <w:bCs/>
                 <w:color w:val="000000"/>
+                <w:sz w:val="20"/>
                 <w:szCs w:val="20"/>
               </w:rPr>
               <w:t>MS2, VLAN 50</w:t>
@@ -1150,19 +1473,21 @@
               <w:spacing w:before="360" w:after="120" w:line="276" w:lineRule="auto"/>
               <w:cnfStyle w:val="000000100000" w:firstRow="0" w:lastRow="0" w:firstColumn="0" w:lastColumn="0" w:oddVBand="0" w:evenVBand="0" w:oddHBand="1" w:evenHBand="0" w:firstRowFirstColumn="0" w:firstRowLastColumn="0" w:lastRowFirstColumn="0" w:lastRowLastColumn="0"/>
               <w:rPr>
-                <w:rFonts w:eastAsia="Arial"/>
+                <w:rFonts w:ascii="Arial" w:eastAsia="Arial" w:hAnsi="Arial" w:cs="Arial"/>
                 <w:b/>
                 <w:bCs/>
                 <w:color w:val="000000"/>
+                <w:sz w:val="20"/>
                 <w:szCs w:val="20"/>
               </w:rPr>
             </w:pPr>
             <w:r>
               <w:rPr>
-                <w:rFonts w:eastAsia="Arial"/>
+                <w:rFonts w:ascii="Arial" w:eastAsia="Arial" w:hAnsi="Arial" w:cs="Arial"/>
                 <w:b/>
                 <w:bCs/>
                 <w:color w:val="000000"/>
+                <w:sz w:val="20"/>
                 <w:szCs w:val="20"/>
               </w:rPr>
               <w:t>192.168.50.0/24</w:t>
@@ -1186,19 +1511,21 @@
               <w:spacing w:before="360" w:after="120" w:line="276" w:lineRule="auto"/>
               <w:cnfStyle w:val="000000100000" w:firstRow="0" w:lastRow="0" w:firstColumn="0" w:lastColumn="0" w:oddVBand="0" w:evenVBand="0" w:oddHBand="1" w:evenHBand="0" w:firstRowFirstColumn="0" w:firstRowLastColumn="0" w:lastRowFirstColumn="0" w:lastRowLastColumn="0"/>
               <w:rPr>
-                <w:rFonts w:eastAsia="Arial"/>
+                <w:rFonts w:ascii="Arial" w:eastAsia="Arial" w:hAnsi="Arial" w:cs="Arial"/>
                 <w:b/>
                 <w:bCs/>
                 <w:color w:val="000000"/>
+                <w:sz w:val="20"/>
                 <w:szCs w:val="20"/>
               </w:rPr>
             </w:pPr>
             <w:r>
               <w:rPr>
-                <w:rFonts w:eastAsia="Arial"/>
+                <w:rFonts w:ascii="Arial" w:eastAsia="Arial" w:hAnsi="Arial" w:cs="Arial"/>
                 <w:b/>
                 <w:bCs/>
                 <w:color w:val="000000"/>
+                <w:sz w:val="20"/>
                 <w:szCs w:val="20"/>
               </w:rPr>
               <w:t>High-security zone. Hosted behind the ASA (Firewall2).</w:t>
@@ -1222,27 +1549,30 @@
               <w:spacing w:before="360" w:after="120" w:line="276" w:lineRule="auto"/>
               <w:cnfStyle w:val="000000100000" w:firstRow="0" w:lastRow="0" w:firstColumn="0" w:lastColumn="0" w:oddVBand="0" w:evenVBand="0" w:oddHBand="1" w:evenHBand="0" w:firstRowFirstColumn="0" w:firstRowLastColumn="0" w:lastRowFirstColumn="0" w:lastRowLastColumn="0"/>
               <w:rPr>
-                <w:rFonts w:eastAsia="Arial"/>
+                <w:rFonts w:ascii="Arial" w:eastAsia="Arial" w:hAnsi="Arial" w:cs="Arial"/>
                 <w:b/>
                 <w:bCs/>
                 <w:color w:val="000000"/>
+                <w:sz w:val="20"/>
                 <w:szCs w:val="20"/>
               </w:rPr>
             </w:pPr>
             <w:r>
               <w:rPr>
-                <w:rFonts w:eastAsia="Arial"/>
+                <w:rFonts w:ascii="Arial" w:eastAsia="Arial" w:hAnsi="Arial" w:cs="Arial"/>
                 <w:b/>
                 <w:bCs/>
                 <w:color w:val="000000"/>
+                <w:sz w:val="20"/>
                 <w:szCs w:val="20"/>
               </w:rPr>
               <w:t xml:space="preserve">ACL Application: </w:t>
             </w:r>
             <w:r>
               <w:rPr>
-                <w:rFonts w:eastAsia="Arial"/>
+                <w:rFonts w:ascii="Arial" w:eastAsia="Arial" w:hAnsi="Arial" w:cs="Arial"/>
                 <w:color w:val="000000"/>
+                <w:sz w:val="20"/>
                 <w:szCs w:val="20"/>
               </w:rPr>
               <w:t>Modifying the INSIDE_IN access-list to deny traffic temporarily isolates the servers from the LAN for security audits.</w:t>
@@ -1268,15 +1598,17 @@
               </w:pBdr>
               <w:spacing w:before="360" w:after="120" w:line="276" w:lineRule="auto"/>
               <w:rPr>
-                <w:rFonts w:eastAsia="Arial"/>
+                <w:rFonts w:ascii="Arial" w:eastAsia="Arial" w:hAnsi="Arial" w:cs="Arial"/>
                 <w:color w:val="000000"/>
+                <w:sz w:val="20"/>
                 <w:szCs w:val="20"/>
               </w:rPr>
             </w:pPr>
             <w:r>
               <w:rPr>
-                <w:rFonts w:eastAsia="Arial"/>
+                <w:rFonts w:ascii="Arial" w:eastAsia="Arial" w:hAnsi="Arial" w:cs="Arial"/>
                 <w:color w:val="000000"/>
+                <w:sz w:val="20"/>
                 <w:szCs w:val="20"/>
               </w:rPr>
               <w:t>Core Transit</w:t>
@@ -1300,19 +1632,21 @@
               <w:spacing w:before="360" w:after="120" w:line="276" w:lineRule="auto"/>
               <w:cnfStyle w:val="000000000000" w:firstRow="0" w:lastRow="0" w:firstColumn="0" w:lastColumn="0" w:oddVBand="0" w:evenVBand="0" w:oddHBand="0" w:evenHBand="0" w:firstRowFirstColumn="0" w:firstRowLastColumn="0" w:lastRowFirstColumn="0" w:lastRowLastColumn="0"/>
               <w:rPr>
-                <w:rFonts w:eastAsia="Arial"/>
+                <w:rFonts w:ascii="Arial" w:eastAsia="Arial" w:hAnsi="Arial" w:cs="Arial"/>
                 <w:b/>
                 <w:bCs/>
                 <w:color w:val="000000"/>
+                <w:sz w:val="20"/>
                 <w:szCs w:val="20"/>
               </w:rPr>
             </w:pPr>
             <w:r>
               <w:rPr>
-                <w:rFonts w:eastAsia="Arial"/>
+                <w:rFonts w:ascii="Arial" w:eastAsia="Arial" w:hAnsi="Arial" w:cs="Arial"/>
                 <w:b/>
                 <w:bCs/>
                 <w:color w:val="000000"/>
+                <w:sz w:val="20"/>
                 <w:szCs w:val="20"/>
               </w:rPr>
               <w:t>MS1, FW2, MS2</w:t>
@@ -1336,19 +1670,21 @@
               <w:spacing w:before="360" w:after="120" w:line="276" w:lineRule="auto"/>
               <w:cnfStyle w:val="000000000000" w:firstRow="0" w:lastRow="0" w:firstColumn="0" w:lastColumn="0" w:oddVBand="0" w:evenVBand="0" w:oddHBand="0" w:evenHBand="0" w:firstRowFirstColumn="0" w:firstRowLastColumn="0" w:lastRowFirstColumn="0" w:lastRowLastColumn="0"/>
               <w:rPr>
-                <w:rFonts w:eastAsia="Arial"/>
+                <w:rFonts w:ascii="Arial" w:eastAsia="Arial" w:hAnsi="Arial" w:cs="Arial"/>
                 <w:b/>
                 <w:bCs/>
                 <w:color w:val="000000"/>
+                <w:sz w:val="20"/>
                 <w:szCs w:val="20"/>
               </w:rPr>
             </w:pPr>
             <w:r>
               <w:rPr>
-                <w:rFonts w:eastAsia="Arial"/>
+                <w:rFonts w:ascii="Arial" w:eastAsia="Arial" w:hAnsi="Arial" w:cs="Arial"/>
                 <w:b/>
                 <w:bCs/>
                 <w:color w:val="000000"/>
+                <w:sz w:val="20"/>
                 <w:szCs w:val="20"/>
               </w:rPr>
               <w:t>10.0.0.0/30 10.0.0.4/30</w:t>
@@ -1372,19 +1708,21 @@
               <w:spacing w:before="360" w:after="120" w:line="276" w:lineRule="auto"/>
               <w:cnfStyle w:val="000000000000" w:firstRow="0" w:lastRow="0" w:firstColumn="0" w:lastColumn="0" w:oddVBand="0" w:evenVBand="0" w:oddHBand="0" w:evenHBand="0" w:firstRowFirstColumn="0" w:firstRowLastColumn="0" w:lastRowFirstColumn="0" w:lastRowLastColumn="0"/>
               <w:rPr>
-                <w:rFonts w:eastAsia="Arial"/>
+                <w:rFonts w:ascii="Arial" w:eastAsia="Arial" w:hAnsi="Arial" w:cs="Arial"/>
                 <w:b/>
                 <w:bCs/>
                 <w:color w:val="000000"/>
+                <w:sz w:val="20"/>
                 <w:szCs w:val="20"/>
               </w:rPr>
             </w:pPr>
             <w:r>
               <w:rPr>
-                <w:rFonts w:eastAsia="Arial"/>
+                <w:rFonts w:ascii="Arial" w:eastAsia="Arial" w:hAnsi="Arial" w:cs="Arial"/>
                 <w:b/>
                 <w:bCs/>
                 <w:color w:val="000000"/>
+                <w:sz w:val="20"/>
                 <w:szCs w:val="20"/>
               </w:rPr>
               <w:t>Point-to-Point routed links connecting the LAN to the DMZ.</w:t>
@@ -1408,27 +1746,30 @@
               <w:spacing w:before="360" w:after="120" w:line="276" w:lineRule="auto"/>
               <w:cnfStyle w:val="000000000000" w:firstRow="0" w:lastRow="0" w:firstColumn="0" w:lastColumn="0" w:oddVBand="0" w:evenVBand="0" w:oddHBand="0" w:evenHBand="0" w:firstRowFirstColumn="0" w:firstRowLastColumn="0" w:lastRowFirstColumn="0" w:lastRowLastColumn="0"/>
               <w:rPr>
-                <w:rFonts w:eastAsia="Arial"/>
+                <w:rFonts w:ascii="Arial" w:eastAsia="Arial" w:hAnsi="Arial" w:cs="Arial"/>
                 <w:b/>
                 <w:bCs/>
                 <w:color w:val="000000"/>
+                <w:sz w:val="20"/>
                 <w:szCs w:val="20"/>
               </w:rPr>
             </w:pPr>
             <w:r>
               <w:rPr>
-                <w:rFonts w:eastAsia="Arial"/>
+                <w:rFonts w:ascii="Arial" w:eastAsia="Arial" w:hAnsi="Arial" w:cs="Arial"/>
                 <w:b/>
                 <w:bCs/>
                 <w:color w:val="000000"/>
+                <w:sz w:val="20"/>
                 <w:szCs w:val="20"/>
               </w:rPr>
               <w:t xml:space="preserve">Passive-Interface / Static Route Removal: </w:t>
             </w:r>
             <w:r>
               <w:rPr>
-                <w:rFonts w:eastAsia="Arial"/>
+                <w:rFonts w:ascii="Arial" w:eastAsia="Arial" w:hAnsi="Arial" w:cs="Arial"/>
                 <w:color w:val="000000"/>
+                <w:sz w:val="20"/>
                 <w:szCs w:val="20"/>
               </w:rPr>
               <w:t>Deleting the static route to 192.168.50.0 on MS1 isolates the entire DMZ path.</w:t>
@@ -1440,40 +1781,81 @@
     <w:p>
       <w:pPr>
         <w:pStyle w:val="Heading3"/>
-      </w:pPr>
+        <w:rPr>
+          <w:rFonts w:ascii="Arial" w:hAnsi="Arial" w:cs="Arial"/>
+          <w:sz w:val="20"/>
+          <w:szCs w:val="20"/>
+        </w:rPr>
+      </w:pPr>
+    </w:p>
+    <w:p>
+      <w:pPr>
+        <w:rPr>
+          <w:rFonts w:ascii="Arial" w:hAnsi="Arial" w:cs="Arial"/>
+          <w:b/>
+          <w:szCs w:val="20"/>
+        </w:rPr>
+      </w:pPr>
+      <w:r>
+        <w:rPr>
+          <w:rFonts w:ascii="Arial" w:hAnsi="Arial" w:cs="Arial"/>
+          <w:sz w:val="20"/>
+          <w:szCs w:val="20"/>
+        </w:rPr>
+        <w:br w:type="page"/>
+      </w:r>
     </w:p>
     <w:p>
       <w:pPr>
         <w:pStyle w:val="Heading2"/>
         <w:rPr>
-          <w:rFonts w:eastAsia="Times New Roman"/>
-          <w:szCs w:val="27"/>
-        </w:rPr>
-      </w:pPr>
-      <w:r>
+          <w:rFonts w:ascii="Arial" w:hAnsi="Arial" w:cs="Arial"/>
+        </w:rPr>
+      </w:pPr>
+      <w:r>
+        <w:rPr>
+          <w:rFonts w:ascii="Arial" w:hAnsi="Arial" w:cs="Arial"/>
+        </w:rPr>
         <w:lastRenderedPageBreak/>
         <w:t>Isolation Strategy</w:t>
       </w:r>
     </w:p>
     <w:p>
       <w:pPr>
-        <w:pStyle w:val="Heading4"/>
-        <w:numPr>
-          <w:ilvl w:val="0"/>
-          <w:numId w:val="13"/>
-        </w:numPr>
-        <w:jc w:val="both"/>
-      </w:pPr>
-      <w:r>
+        <w:rPr>
+          <w:rFonts w:ascii="Arial" w:hAnsi="Arial" w:cs="Arial"/>
+        </w:rPr>
+      </w:pPr>
+    </w:p>
+    <w:p>
+      <w:pPr>
+        <w:pStyle w:val="Heading3"/>
+        <w:rPr>
+          <w:rFonts w:ascii="Arial" w:hAnsi="Arial" w:cs="Arial"/>
+        </w:rPr>
+      </w:pPr>
+      <w:r>
+        <w:rPr>
+          <w:rFonts w:ascii="Arial" w:hAnsi="Arial" w:cs="Arial"/>
+        </w:rPr>
         <w:t xml:space="preserve">For </w:t>
       </w:r>
       <w:r>
+        <w:rPr>
+          <w:rFonts w:ascii="Arial" w:hAnsi="Arial" w:cs="Arial"/>
+        </w:rPr>
         <w:t>Internal LAN Isolation (</w:t>
       </w:r>
       <w:r>
+        <w:rPr>
+          <w:rFonts w:ascii="Arial" w:hAnsi="Arial" w:cs="Arial"/>
+        </w:rPr>
         <w:t>LAB1, LAB2, ADMIN, ACADEMIC</w:t>
       </w:r>
       <w:r>
+        <w:rPr>
+          <w:rFonts w:ascii="Arial" w:hAnsi="Arial" w:cs="Arial"/>
+        </w:rPr>
         <w:t>)</w:t>
       </w:r>
     </w:p>
@@ -1481,8 +1863,18 @@
       <w:pPr>
         <w:pStyle w:val="NormalWeb"/>
         <w:jc w:val="both"/>
-      </w:pPr>
-      <w:r>
+        <w:rPr>
+          <w:rFonts w:ascii="Arial" w:hAnsi="Arial" w:cs="Arial"/>
+          <w:sz w:val="20"/>
+          <w:szCs w:val="20"/>
+        </w:rPr>
+      </w:pPr>
+      <w:r>
+        <w:rPr>
+          <w:rFonts w:ascii="Arial" w:hAnsi="Arial" w:cs="Arial"/>
+          <w:sz w:val="20"/>
+          <w:szCs w:val="20"/>
+        </w:rPr>
         <w:t>Since MS1 acts as the default gateway for all internal users, isolation is managed at the Distribution layer.</w:t>
       </w:r>
     </w:p>
@@ -1494,57 +1886,79 @@
           <w:numId w:val="10"/>
         </w:numPr>
         <w:jc w:val="both"/>
-      </w:pPr>
-      <w:r>
-        <w:rPr>
+        <w:rPr>
+          <w:rFonts w:ascii="Arial" w:hAnsi="Arial" w:cs="Arial"/>
+          <w:sz w:val="20"/>
+          <w:szCs w:val="20"/>
+        </w:rPr>
+      </w:pPr>
+      <w:r>
+        <w:rPr>
+          <w:rFonts w:ascii="Arial" w:hAnsi="Arial" w:cs="Arial"/>
           <w:b/>
           <w:bCs/>
+          <w:sz w:val="20"/>
+          <w:szCs w:val="20"/>
         </w:rPr>
         <w:t>Logical Isolation:</w:t>
       </w:r>
       <w:r>
+        <w:rPr>
+          <w:rFonts w:ascii="Arial" w:hAnsi="Arial" w:cs="Arial"/>
+          <w:sz w:val="20"/>
+          <w:szCs w:val="20"/>
+        </w:rPr>
         <w:t xml:space="preserve"> During testing of the Academic network (VLAN 40), </w:t>
       </w:r>
       <w:r>
+        <w:rPr>
+          <w:rFonts w:ascii="Arial" w:hAnsi="Arial" w:cs="Arial"/>
+          <w:sz w:val="20"/>
+          <w:szCs w:val="20"/>
+        </w:rPr>
         <w:t>We</w:t>
       </w:r>
       <w:r>
+        <w:rPr>
+          <w:rFonts w:ascii="Arial" w:hAnsi="Arial" w:cs="Arial"/>
+          <w:sz w:val="20"/>
+          <w:szCs w:val="20"/>
+        </w:rPr>
         <w:t xml:space="preserve"> can apply a standard ACL on MS1 </w:t>
       </w:r>
       <w:r>
         <w:rPr>
           <w:rStyle w:val="HTMLCode"/>
-          <w:rFonts w:ascii="Times New Roman" w:hAnsi="Times New Roman" w:cs="Times New Roman"/>
+          <w:rFonts w:ascii="Arial" w:hAnsi="Arial" w:cs="Arial"/>
           <w:b/>
           <w:bCs/>
-          <w:sz w:val="24"/>
-          <w:szCs w:val="24"/>
         </w:rPr>
         <w:t xml:space="preserve">interface </w:t>
       </w:r>
       <w:r>
         <w:rPr>
           <w:rStyle w:val="HTMLCode"/>
-          <w:rFonts w:ascii="Times New Roman" w:hAnsi="Times New Roman" w:cs="Times New Roman"/>
+          <w:rFonts w:ascii="Arial" w:hAnsi="Arial" w:cs="Arial"/>
           <w:b/>
           <w:bCs/>
-          <w:sz w:val="24"/>
-          <w:szCs w:val="24"/>
         </w:rPr>
         <w:t>VLAN</w:t>
       </w:r>
       <w:r>
         <w:rPr>
           <w:rStyle w:val="HTMLCode"/>
-          <w:rFonts w:ascii="Times New Roman" w:hAnsi="Times New Roman" w:cs="Times New Roman"/>
+          <w:rFonts w:ascii="Arial" w:hAnsi="Arial" w:cs="Arial"/>
           <w:b/>
           <w:bCs/>
-          <w:sz w:val="24"/>
-          <w:szCs w:val="24"/>
         </w:rPr>
         <w:t xml:space="preserve"> 40</w:t>
       </w:r>
       <w:r>
+        <w:rPr>
+          <w:rFonts w:ascii="Arial" w:hAnsi="Arial" w:cs="Arial"/>
+          <w:sz w:val="20"/>
+          <w:szCs w:val="20"/>
+        </w:rPr>
         <w:t xml:space="preserve"> to restrict outbound traffic. This allows us to test internal connectivity within the segment without the "noise" of the rest of the university network.</w:t>
       </w:r>
     </w:p>
@@ -1556,41 +1970,66 @@
           <w:numId w:val="10"/>
         </w:numPr>
         <w:jc w:val="both"/>
-      </w:pPr>
-      <w:r>
-        <w:rPr>
+        <w:rPr>
+          <w:rFonts w:ascii="Arial" w:hAnsi="Arial" w:cs="Arial"/>
+          <w:sz w:val="20"/>
+          <w:szCs w:val="20"/>
+        </w:rPr>
+      </w:pPr>
+      <w:r>
+        <w:rPr>
+          <w:rFonts w:ascii="Arial" w:hAnsi="Arial" w:cs="Arial"/>
           <w:b/>
           <w:bCs/>
+          <w:sz w:val="20"/>
+          <w:szCs w:val="20"/>
         </w:rPr>
         <w:t>Physical/Trunk Isolation:</w:t>
       </w:r>
       <w:r>
+        <w:rPr>
+          <w:rFonts w:ascii="Arial" w:hAnsi="Arial" w:cs="Arial"/>
+          <w:sz w:val="20"/>
+          <w:szCs w:val="20"/>
+        </w:rPr>
         <w:t xml:space="preserve"> If </w:t>
       </w:r>
       <w:r>
         <w:rPr>
+          <w:rFonts w:ascii="Arial" w:hAnsi="Arial" w:cs="Arial"/>
           <w:b/>
           <w:bCs/>
+          <w:sz w:val="20"/>
+          <w:szCs w:val="20"/>
         </w:rPr>
         <w:t>MS0</w:t>
       </w:r>
       <w:r>
+        <w:rPr>
+          <w:rFonts w:ascii="Arial" w:hAnsi="Arial" w:cs="Arial"/>
+          <w:sz w:val="20"/>
+          <w:szCs w:val="20"/>
+        </w:rPr>
         <w:t xml:space="preserve"> (Aggregation) reports flapping links, we can isolate the entire access sub-tree by converting the trunk to a non-tagging access port temporarily to verify hardware stability.</w:t>
       </w:r>
     </w:p>
     <w:p>
       <w:pPr>
-        <w:pStyle w:val="Heading4"/>
-        <w:numPr>
-          <w:ilvl w:val="0"/>
-          <w:numId w:val="13"/>
-        </w:numPr>
-        <w:jc w:val="both"/>
-      </w:pPr>
-      <w:r>
+        <w:pStyle w:val="Heading3"/>
+        <w:rPr>
+          <w:rFonts w:ascii="Arial" w:hAnsi="Arial" w:cs="Arial"/>
+        </w:rPr>
+      </w:pPr>
+      <w:r>
+        <w:rPr>
+          <w:rFonts w:ascii="Arial" w:hAnsi="Arial" w:cs="Arial"/>
+        </w:rPr>
         <w:t xml:space="preserve">For </w:t>
       </w:r>
       <w:r>
+        <w:rPr>
+          <w:rFonts w:ascii="Arial" w:hAnsi="Arial" w:cs="Arial"/>
+        </w:rPr>
         <w:t>Perimeter and DMZ Isolation</w:t>
       </w:r>
     </w:p>
@@ -1598,18 +2037,36 @@
       <w:pPr>
         <w:pStyle w:val="NormalWeb"/>
         <w:jc w:val="both"/>
-      </w:pPr>
-      <w:r>
+        <w:rPr>
+          <w:rFonts w:ascii="Arial" w:hAnsi="Arial" w:cs="Arial"/>
+          <w:sz w:val="20"/>
+          <w:szCs w:val="20"/>
+        </w:rPr>
+      </w:pPr>
+      <w:r>
+        <w:rPr>
+          <w:rFonts w:ascii="Arial" w:hAnsi="Arial" w:cs="Arial"/>
+          <w:sz w:val="20"/>
+          <w:szCs w:val="20"/>
+        </w:rPr>
         <w:t xml:space="preserve">The </w:t>
       </w:r>
       <w:r>
         <w:rPr>
+          <w:rFonts w:ascii="Arial" w:hAnsi="Arial" w:cs="Arial"/>
           <w:b/>
           <w:bCs/>
+          <w:sz w:val="20"/>
+          <w:szCs w:val="20"/>
         </w:rPr>
         <w:t>Firewall2</w:t>
       </w:r>
       <w:r>
+        <w:rPr>
+          <w:rFonts w:ascii="Arial" w:hAnsi="Arial" w:cs="Arial"/>
+          <w:sz w:val="20"/>
+          <w:szCs w:val="20"/>
+        </w:rPr>
         <w:t xml:space="preserve"> provides the most granular isolation.</w:t>
       </w:r>
     </w:p>
@@ -1621,39 +2078,53 @@
           <w:numId w:val="11"/>
         </w:numPr>
         <w:jc w:val="both"/>
-      </w:pPr>
-      <w:r>
-        <w:rPr>
+        <w:rPr>
+          <w:rFonts w:ascii="Arial" w:hAnsi="Arial" w:cs="Arial"/>
+          <w:sz w:val="20"/>
+          <w:szCs w:val="20"/>
+        </w:rPr>
+      </w:pPr>
+      <w:r>
+        <w:rPr>
+          <w:rFonts w:ascii="Arial" w:hAnsi="Arial" w:cs="Arial"/>
           <w:b/>
           <w:bCs/>
+          <w:sz w:val="20"/>
+          <w:szCs w:val="20"/>
         </w:rPr>
         <w:t>Stateful Isolation:</w:t>
       </w:r>
       <w:r>
+        <w:rPr>
+          <w:rFonts w:ascii="Arial" w:hAnsi="Arial" w:cs="Arial"/>
+          <w:sz w:val="20"/>
+          <w:szCs w:val="20"/>
+        </w:rPr>
         <w:t xml:space="preserve"> By leveraging the </w:t>
       </w:r>
       <w:r>
         <w:rPr>
           <w:rStyle w:val="HTMLCode"/>
-          <w:rFonts w:ascii="Times New Roman" w:hAnsi="Times New Roman" w:cs="Times New Roman"/>
+          <w:rFonts w:ascii="Arial" w:hAnsi="Arial" w:cs="Arial"/>
           <w:b/>
           <w:bCs/>
-          <w:sz w:val="24"/>
-          <w:szCs w:val="24"/>
         </w:rPr>
         <w:t>security-level</w:t>
       </w:r>
       <w:r>
+        <w:rPr>
+          <w:rFonts w:ascii="Arial" w:hAnsi="Arial" w:cs="Arial"/>
+          <w:sz w:val="20"/>
+          <w:szCs w:val="20"/>
+        </w:rPr>
         <w:t xml:space="preserve"> (100 vs 50), we can test "One-Way" connectivity. For troubleshooting, we can disable the </w:t>
       </w:r>
       <w:r>
         <w:rPr>
           <w:rStyle w:val="HTMLCode"/>
-          <w:rFonts w:ascii="Times New Roman" w:hAnsi="Times New Roman" w:cs="Times New Roman"/>
+          <w:rFonts w:ascii="Arial" w:hAnsi="Arial" w:cs="Arial"/>
           <w:b/>
           <w:bCs/>
-          <w:sz w:val="24"/>
-          <w:szCs w:val="24"/>
         </w:rPr>
         <w:t xml:space="preserve">inspect </w:t>
       </w:r>
@@ -1661,16 +2132,19 @@
       <w:r>
         <w:rPr>
           <w:rStyle w:val="HTMLCode"/>
-          <w:rFonts w:ascii="Times New Roman" w:hAnsi="Times New Roman" w:cs="Times New Roman"/>
+          <w:rFonts w:ascii="Arial" w:hAnsi="Arial" w:cs="Arial"/>
           <w:b/>
           <w:bCs/>
-          <w:sz w:val="24"/>
-          <w:szCs w:val="24"/>
         </w:rPr>
         <w:t>icmp</w:t>
       </w:r>
       <w:proofErr w:type="spellEnd"/>
       <w:r>
+        <w:rPr>
+          <w:rFonts w:ascii="Arial" w:hAnsi="Arial" w:cs="Arial"/>
+          <w:sz w:val="20"/>
+          <w:szCs w:val="20"/>
+        </w:rPr>
         <w:t xml:space="preserve"> policy. If pings stop working, we confirm the firewall's stateful engine is functioning correctly and the issue is not a routing loop.</w:t>
       </w:r>
     </w:p>
@@ -1682,94 +2156,148 @@
           <w:numId w:val="11"/>
         </w:numPr>
         <w:jc w:val="both"/>
-      </w:pPr>
-      <w:r>
-        <w:rPr>
+        <w:rPr>
+          <w:rFonts w:ascii="Arial" w:hAnsi="Arial" w:cs="Arial"/>
+          <w:sz w:val="20"/>
+          <w:szCs w:val="20"/>
+        </w:rPr>
+      </w:pPr>
+      <w:r>
+        <w:rPr>
+          <w:rFonts w:ascii="Arial" w:hAnsi="Arial" w:cs="Arial"/>
           <w:b/>
           <w:bCs/>
+          <w:sz w:val="20"/>
+          <w:szCs w:val="20"/>
         </w:rPr>
         <w:t>P2P Link Testing:</w:t>
       </w:r>
       <w:r>
+        <w:rPr>
+          <w:rFonts w:ascii="Arial" w:hAnsi="Arial" w:cs="Arial"/>
+          <w:sz w:val="20"/>
+          <w:szCs w:val="20"/>
+        </w:rPr>
         <w:t xml:space="preserve"> The </w:t>
       </w:r>
       <w:r>
         <w:rPr>
           <w:rStyle w:val="HTMLCode"/>
-          <w:rFonts w:ascii="Times New Roman" w:hAnsi="Times New Roman" w:cs="Times New Roman"/>
-          <w:sz w:val="24"/>
-          <w:szCs w:val="24"/>
+          <w:rFonts w:ascii="Arial" w:hAnsi="Arial" w:cs="Arial"/>
         </w:rPr>
         <w:t>/30</w:t>
       </w:r>
       <w:r>
+        <w:rPr>
+          <w:rFonts w:ascii="Arial" w:hAnsi="Arial" w:cs="Arial"/>
+          <w:sz w:val="20"/>
+          <w:szCs w:val="20"/>
+        </w:rPr>
         <w:t xml:space="preserve"> links (10.0.0.0/30 and 10.0.0.4/30) are isolated by design. To test the firewall's "Inside" interface without involving the university switches, we can connect a technician's laptop directly to </w:t>
       </w:r>
       <w:r>
         <w:rPr>
           <w:rStyle w:val="HTMLCode"/>
-          <w:rFonts w:ascii="Times New Roman" w:hAnsi="Times New Roman" w:cs="Times New Roman"/>
+          <w:rFonts w:ascii="Arial" w:hAnsi="Arial" w:cs="Arial"/>
           <w:b/>
           <w:bCs/>
-          <w:sz w:val="24"/>
-          <w:szCs w:val="24"/>
         </w:rPr>
         <w:t>Gi1/1</w:t>
       </w:r>
       <w:r>
         <w:rPr>
-          <w:sz w:val="36"/>
-          <w:szCs w:val="36"/>
-        </w:rPr>
-        <w:t xml:space="preserve"> </w:t>
-      </w:r>
-      <w:r>
-        <w:t>with a static IP (</w:t>
+          <w:rFonts w:ascii="Arial" w:hAnsi="Arial" w:cs="Arial"/>
+          <w:sz w:val="20"/>
+          <w:szCs w:val="20"/>
+        </w:rPr>
+        <w:t xml:space="preserve"> with a static IP (</w:t>
       </w:r>
       <w:r>
         <w:rPr>
           <w:rStyle w:val="HTMLCode"/>
-          <w:rFonts w:ascii="Times New Roman" w:hAnsi="Times New Roman" w:cs="Times New Roman"/>
-          <w:sz w:val="24"/>
-          <w:szCs w:val="24"/>
+          <w:rFonts w:ascii="Arial" w:hAnsi="Arial" w:cs="Arial"/>
         </w:rPr>
         <w:t>10.0.0.1</w:t>
       </w:r>
       <w:r>
+        <w:rPr>
+          <w:rFonts w:ascii="Arial" w:hAnsi="Arial" w:cs="Arial"/>
+          <w:sz w:val="20"/>
+          <w:szCs w:val="20"/>
+        </w:rPr>
         <w:t>), effectively removing MS1 from the equation.</w:t>
       </w:r>
     </w:p>
     <w:p>
       <w:pPr>
-        <w:pStyle w:val="Heading4"/>
-        <w:jc w:val="both"/>
-      </w:pPr>
-      <w:r>
-        <w:t>C. STP Root Isolation</w:t>
+        <w:pStyle w:val="Heading3"/>
+        <w:rPr>
+          <w:rFonts w:ascii="Arial" w:hAnsi="Arial" w:cs="Arial"/>
+        </w:rPr>
+      </w:pPr>
+      <w:r>
+        <w:rPr>
+          <w:rFonts w:ascii="Arial" w:hAnsi="Arial" w:cs="Arial"/>
+        </w:rPr>
+        <w:t xml:space="preserve">For </w:t>
+      </w:r>
+      <w:r>
+        <w:rPr>
+          <w:rFonts w:ascii="Arial" w:hAnsi="Arial" w:cs="Arial"/>
+        </w:rPr>
+        <w:t>STP Root Isolation</w:t>
       </w:r>
     </w:p>
     <w:p>
       <w:pPr>
         <w:pStyle w:val="NormalWeb"/>
         <w:jc w:val="both"/>
-      </w:pPr>
-      <w:r>
+        <w:rPr>
+          <w:rFonts w:ascii="Arial" w:hAnsi="Arial" w:cs="Arial"/>
+          <w:sz w:val="20"/>
+          <w:szCs w:val="20"/>
+        </w:rPr>
+      </w:pPr>
+      <w:r>
+        <w:rPr>
+          <w:rFonts w:ascii="Arial" w:hAnsi="Arial" w:cs="Arial"/>
+          <w:sz w:val="20"/>
+          <w:szCs w:val="20"/>
+        </w:rPr>
         <w:t xml:space="preserve">Because </w:t>
       </w:r>
       <w:r>
         <w:rPr>
+          <w:rFonts w:ascii="Arial" w:hAnsi="Arial" w:cs="Arial"/>
           <w:b/>
           <w:bCs/>
+          <w:sz w:val="20"/>
+          <w:szCs w:val="20"/>
         </w:rPr>
         <w:t>MS1</w:t>
       </w:r>
       <w:r>
+        <w:rPr>
+          <w:rFonts w:ascii="Arial" w:hAnsi="Arial" w:cs="Arial"/>
+          <w:sz w:val="20"/>
+          <w:szCs w:val="20"/>
+        </w:rPr>
         <w:t xml:space="preserve"> is the STP Root Bridge (Priority 4096), any loop in the access switches (MS4, MS6, </w:t>
       </w:r>
       <w:r>
+        <w:rPr>
+          <w:rFonts w:ascii="Arial" w:hAnsi="Arial" w:cs="Arial"/>
+          <w:sz w:val="20"/>
+          <w:szCs w:val="20"/>
+        </w:rPr>
         <w:t>MS7, MS3</w:t>
       </w:r>
       <w:r>
+        <w:rPr>
+          <w:rFonts w:ascii="Arial" w:hAnsi="Arial" w:cs="Arial"/>
+          <w:sz w:val="20"/>
+          <w:szCs w:val="20"/>
+        </w:rPr>
         <w:t>) could theoretically impact the Core.</w:t>
       </w:r>
     </w:p>
@@ -1781,31 +2309,52 @@
           <w:numId w:val="12"/>
         </w:numPr>
         <w:jc w:val="both"/>
-      </w:pPr>
-      <w:r>
-        <w:rPr>
+        <w:rPr>
+          <w:rFonts w:ascii="Arial" w:hAnsi="Arial" w:cs="Arial"/>
+          <w:sz w:val="20"/>
+          <w:szCs w:val="20"/>
+        </w:rPr>
+      </w:pPr>
+      <w:r>
+        <w:rPr>
+          <w:rFonts w:ascii="Arial" w:hAnsi="Arial" w:cs="Arial"/>
           <w:b/>
           <w:bCs/>
+          <w:sz w:val="20"/>
+          <w:szCs w:val="20"/>
         </w:rPr>
         <w:t>Technique:</w:t>
       </w:r>
       <w:r>
+        <w:rPr>
+          <w:rFonts w:ascii="Arial" w:hAnsi="Arial" w:cs="Arial"/>
+          <w:sz w:val="20"/>
+          <w:szCs w:val="20"/>
+        </w:rPr>
         <w:t xml:space="preserve"> To isolate Spanning Tree issues, we </w:t>
       </w:r>
       <w:r>
+        <w:rPr>
+          <w:rFonts w:ascii="Arial" w:hAnsi="Arial" w:cs="Arial"/>
+          <w:sz w:val="20"/>
+          <w:szCs w:val="20"/>
+        </w:rPr>
         <w:t xml:space="preserve">can </w:t>
       </w:r>
       <w:r>
+        <w:rPr>
+          <w:rFonts w:ascii="Arial" w:hAnsi="Arial" w:cs="Arial"/>
+          <w:sz w:val="20"/>
+          <w:szCs w:val="20"/>
+        </w:rPr>
         <w:t xml:space="preserve">use </w:t>
       </w:r>
       <w:r>
         <w:rPr>
           <w:rStyle w:val="HTMLCode"/>
-          <w:rFonts w:ascii="Times New Roman" w:hAnsi="Times New Roman" w:cs="Times New Roman"/>
+          <w:rFonts w:ascii="Arial" w:hAnsi="Arial" w:cs="Arial"/>
           <w:b/>
           <w:bCs/>
-          <w:sz w:val="24"/>
-          <w:szCs w:val="24"/>
         </w:rPr>
         <w:t xml:space="preserve">spanning-tree </w:t>
       </w:r>
@@ -1813,50 +2362,74 @@
       <w:r>
         <w:rPr>
           <w:rStyle w:val="HTMLCode"/>
-          <w:rFonts w:ascii="Times New Roman" w:hAnsi="Times New Roman" w:cs="Times New Roman"/>
+          <w:rFonts w:ascii="Arial" w:hAnsi="Arial" w:cs="Arial"/>
           <w:b/>
           <w:bCs/>
-          <w:sz w:val="24"/>
-          <w:szCs w:val="24"/>
         </w:rPr>
         <w:t>portfast</w:t>
       </w:r>
       <w:proofErr w:type="spellEnd"/>
       <w:r>
+        <w:rPr>
+          <w:rFonts w:ascii="Arial" w:hAnsi="Arial" w:cs="Arial"/>
+          <w:sz w:val="20"/>
+          <w:szCs w:val="20"/>
+        </w:rPr>
         <w:t xml:space="preserve"> and </w:t>
       </w:r>
       <w:proofErr w:type="spellStart"/>
       <w:r>
         <w:rPr>
           <w:rStyle w:val="HTMLCode"/>
-          <w:rFonts w:ascii="Times New Roman" w:hAnsi="Times New Roman" w:cs="Times New Roman"/>
+          <w:rFonts w:ascii="Arial" w:hAnsi="Arial" w:cs="Arial"/>
           <w:b/>
           <w:bCs/>
-          <w:sz w:val="24"/>
-          <w:szCs w:val="24"/>
         </w:rPr>
         <w:t>bpduguard</w:t>
       </w:r>
       <w:proofErr w:type="spellEnd"/>
       <w:r>
+        <w:rPr>
+          <w:rFonts w:ascii="Arial" w:hAnsi="Arial" w:cs="Arial"/>
+          <w:sz w:val="20"/>
+          <w:szCs w:val="20"/>
+        </w:rPr>
         <w:t xml:space="preserve"> on access ports. If a student plugs a bridge into </w:t>
       </w:r>
       <w:r>
         <w:rPr>
+          <w:rFonts w:ascii="Arial" w:hAnsi="Arial" w:cs="Arial"/>
           <w:b/>
           <w:bCs/>
+          <w:sz w:val="20"/>
+          <w:szCs w:val="20"/>
         </w:rPr>
         <w:t>MS4</w:t>
       </w:r>
       <w:r>
+        <w:rPr>
+          <w:rFonts w:ascii="Arial" w:hAnsi="Arial" w:cs="Arial"/>
+          <w:sz w:val="20"/>
+          <w:szCs w:val="20"/>
+        </w:rPr>
         <w:t xml:space="preserve">, </w:t>
       </w:r>
       <w:proofErr w:type="spellStart"/>
       <w:r>
+        <w:rPr>
+          <w:rFonts w:ascii="Arial" w:hAnsi="Arial" w:cs="Arial"/>
+          <w:sz w:val="20"/>
+          <w:szCs w:val="20"/>
+        </w:rPr>
         <w:t>BPDUGuard</w:t>
       </w:r>
       <w:proofErr w:type="spellEnd"/>
       <w:r>
+        <w:rPr>
+          <w:rFonts w:ascii="Arial" w:hAnsi="Arial" w:cs="Arial"/>
+          <w:sz w:val="20"/>
+          <w:szCs w:val="20"/>
+        </w:rPr>
         <w:t xml:space="preserve"> will "err-disable" that specific port, isolating the fault and protecting the Milestones University backbone.</w:t>
       </w:r>
     </w:p>
@@ -1873,10 +2446,11 @@
         <w:ind w:firstLine="720"/>
         <w:jc w:val="both"/>
         <w:rPr>
-          <w:rFonts w:eastAsia="Arial"/>
+          <w:rFonts w:ascii="Arial" w:eastAsia="Arial" w:hAnsi="Arial" w:cs="Arial"/>
           <w:b/>
           <w:bCs/>
           <w:color w:val="000000"/>
+          <w:sz w:val="20"/>
           <w:szCs w:val="20"/>
         </w:rPr>
       </w:pPr>
@@ -1893,8 +2467,9 @@
         <w:spacing w:before="360" w:after="120"/>
         <w:jc w:val="both"/>
         <w:rPr>
-          <w:rFonts w:eastAsia="Arial"/>
+          <w:rFonts w:ascii="Arial" w:eastAsia="Arial" w:hAnsi="Arial" w:cs="Arial"/>
           <w:color w:val="000000"/>
+          <w:sz w:val="20"/>
           <w:szCs w:val="20"/>
         </w:rPr>
       </w:pPr>
@@ -1911,18 +2486,1172 @@
         <w:spacing w:before="360" w:after="120"/>
         <w:jc w:val="both"/>
         <w:rPr>
-          <w:rFonts w:eastAsia="Arial"/>
+          <w:rFonts w:ascii="Arial" w:eastAsia="Arial" w:hAnsi="Arial" w:cs="Arial"/>
           <w:color w:val="000000"/>
-          <w:szCs w:val="20"/>
-        </w:rPr>
-      </w:pPr>
+          <w:sz w:val="20"/>
+          <w:szCs w:val="20"/>
+        </w:rPr>
+      </w:pPr>
+    </w:p>
+    <w:p>
+      <w:pPr>
+        <w:rPr>
+          <w:rFonts w:ascii="Arial" w:hAnsi="Arial" w:cs="Arial"/>
+          <w:b/>
+          <w:sz w:val="20"/>
+          <w:szCs w:val="20"/>
+        </w:rPr>
+      </w:pPr>
+      <w:r>
+        <w:rPr>
+          <w:rFonts w:ascii="Arial" w:hAnsi="Arial" w:cs="Arial"/>
+          <w:sz w:val="20"/>
+          <w:szCs w:val="20"/>
+        </w:rPr>
+        <w:br w:type="page"/>
+      </w:r>
     </w:p>
     <w:p>
       <w:pPr>
         <w:pStyle w:val="Heading1"/>
-      </w:pPr>
-      <w:r>
+        <w:rPr>
+          <w:rFonts w:ascii="Arial" w:hAnsi="Arial" w:cs="Arial"/>
+        </w:rPr>
+      </w:pPr>
+      <w:r>
+        <w:rPr>
+          <w:rFonts w:ascii="Arial" w:hAnsi="Arial" w:cs="Arial"/>
+        </w:rPr>
+        <w:lastRenderedPageBreak/>
         <w:t>Testing</w:t>
+      </w:r>
+    </w:p>
+    <w:p>
+      <w:pPr>
+        <w:rPr>
+          <w:rFonts w:ascii="Arial" w:hAnsi="Arial" w:cs="Arial"/>
+          <w:b/>
+          <w:bCs/>
+        </w:rPr>
+      </w:pPr>
+    </w:p>
+    <w:p>
+      <w:pPr>
+        <w:spacing w:line="276" w:lineRule="auto"/>
+        <w:jc w:val="both"/>
+        <w:rPr>
+          <w:rFonts w:ascii="Arial" w:hAnsi="Arial" w:cs="Arial"/>
+        </w:rPr>
+      </w:pPr>
+      <w:r>
+        <w:rPr>
+          <w:rFonts w:ascii="Arial" w:hAnsi="Arial" w:cs="Arial"/>
+        </w:rPr>
+        <w:t>The testing regime ensures that the Milestones University network remains resilient, secure, and capable of supporting both high-speed data and latency-sensitive voice traffic.</w:t>
+      </w:r>
+    </w:p>
+    <w:p>
+      <w:pPr>
+        <w:rPr>
+          <w:rFonts w:ascii="Arial" w:hAnsi="Arial" w:cs="Arial"/>
+          <w:b/>
+          <w:bCs/>
+        </w:rPr>
+      </w:pPr>
+    </w:p>
+    <w:p>
+      <w:pPr>
+        <w:pStyle w:val="Heading2"/>
+        <w:rPr>
+          <w:rFonts w:ascii="Arial" w:hAnsi="Arial" w:cs="Arial"/>
+        </w:rPr>
+      </w:pPr>
+      <w:r>
+        <w:rPr>
+          <w:rFonts w:ascii="Arial" w:hAnsi="Arial" w:cs="Arial"/>
+        </w:rPr>
+        <w:t>Frequency and Types of Testing</w:t>
+      </w:r>
+    </w:p>
+    <w:p>
+      <w:pPr>
+        <w:spacing w:line="276" w:lineRule="auto"/>
+        <w:rPr>
+          <w:rFonts w:ascii="Arial" w:hAnsi="Arial" w:cs="Arial"/>
+          <w:b/>
+          <w:bCs/>
+        </w:rPr>
+      </w:pPr>
+    </w:p>
+    <w:tbl>
+      <w:tblPr>
+        <w:tblStyle w:val="GridTable4-Accent1"/>
+        <w:tblW w:w="0" w:type="auto"/>
+        <w:tblLook w:val="04A0" w:firstRow="1" w:lastRow="0" w:firstColumn="1" w:lastColumn="0" w:noHBand="0" w:noVBand="1"/>
+      </w:tblPr>
+      <w:tblGrid>
+        <w:gridCol w:w="2522"/>
+        <w:gridCol w:w="1310"/>
+        <w:gridCol w:w="2080"/>
+        <w:gridCol w:w="3098"/>
+      </w:tblGrid>
+      <w:tr>
+        <w:trPr>
+          <w:cnfStyle w:val="100000000000" w:firstRow="1" w:lastRow="0" w:firstColumn="0" w:lastColumn="0" w:oddVBand="0" w:evenVBand="0" w:oddHBand="0" w:evenHBand="0" w:firstRowFirstColumn="0" w:firstRowLastColumn="0" w:lastRowFirstColumn="0" w:lastRowLastColumn="0"/>
+        </w:trPr>
+        <w:tc>
+          <w:tcPr>
+            <w:cnfStyle w:val="001000000000" w:firstRow="0" w:lastRow="0" w:firstColumn="1" w:lastColumn="0" w:oddVBand="0" w:evenVBand="0" w:oddHBand="0" w:evenHBand="0" w:firstRowFirstColumn="0" w:firstRowLastColumn="0" w:lastRowFirstColumn="0" w:lastRowLastColumn="0"/>
+            <w:tcW w:w="0" w:type="auto"/>
+            <w:hideMark/>
+          </w:tcPr>
+          <w:p>
+            <w:r>
+              <w:t>Testing Type</w:t>
+            </w:r>
+          </w:p>
+        </w:tc>
+        <w:tc>
+          <w:tcPr>
+            <w:tcW w:w="0" w:type="auto"/>
+            <w:hideMark/>
+          </w:tcPr>
+          <w:p>
+            <w:pPr>
+              <w:cnfStyle w:val="100000000000" w:firstRow="1" w:lastRow="0" w:firstColumn="0" w:lastColumn="0" w:oddVBand="0" w:evenVBand="0" w:oddHBand="0" w:evenHBand="0" w:firstRowFirstColumn="0" w:firstRowLastColumn="0" w:lastRowFirstColumn="0" w:lastRowLastColumn="0"/>
+            </w:pPr>
+            <w:r>
+              <w:t>Frequency</w:t>
+            </w:r>
+          </w:p>
+        </w:tc>
+        <w:tc>
+          <w:tcPr>
+            <w:tcW w:w="0" w:type="auto"/>
+            <w:hideMark/>
+          </w:tcPr>
+          <w:p>
+            <w:pPr>
+              <w:cnfStyle w:val="100000000000" w:firstRow="1" w:lastRow="0" w:firstColumn="0" w:lastColumn="0" w:oddVBand="0" w:evenVBand="0" w:oddHBand="0" w:evenHBand="0" w:firstRowFirstColumn="0" w:firstRowLastColumn="0" w:lastRowFirstColumn="0" w:lastRowLastColumn="0"/>
+            </w:pPr>
+            <w:r>
+              <w:t>Targeted Components</w:t>
+            </w:r>
+          </w:p>
+        </w:tc>
+        <w:tc>
+          <w:tcPr>
+            <w:tcW w:w="0" w:type="auto"/>
+            <w:hideMark/>
+          </w:tcPr>
+          <w:p>
+            <w:pPr>
+              <w:cnfStyle w:val="100000000000" w:firstRow="1" w:lastRow="0" w:firstColumn="0" w:lastColumn="0" w:oddVBand="0" w:evenVBand="0" w:oddHBand="0" w:evenHBand="0" w:firstRowFirstColumn="0" w:firstRowLastColumn="0" w:lastRowFirstColumn="0" w:lastRowLastColumn="0"/>
+            </w:pPr>
+            <w:r>
+              <w:t>Objective (Why)</w:t>
+            </w:r>
+          </w:p>
+        </w:tc>
+      </w:tr>
+      <w:tr>
+        <w:trPr>
+          <w:cnfStyle w:val="000000100000" w:firstRow="0" w:lastRow="0" w:firstColumn="0" w:lastColumn="0" w:oddVBand="0" w:evenVBand="0" w:oddHBand="1" w:evenHBand="0" w:firstRowFirstColumn="0" w:firstRowLastColumn="0" w:lastRowFirstColumn="0" w:lastRowLastColumn="0"/>
+        </w:trPr>
+        <w:tc>
+          <w:tcPr>
+            <w:cnfStyle w:val="001000000000" w:firstRow="0" w:lastRow="0" w:firstColumn="1" w:lastColumn="0" w:oddVBand="0" w:evenVBand="0" w:oddHBand="0" w:evenHBand="0" w:firstRowFirstColumn="0" w:firstRowLastColumn="0" w:lastRowFirstColumn="0" w:lastRowLastColumn="0"/>
+            <w:tcW w:w="0" w:type="auto"/>
+            <w:hideMark/>
+          </w:tcPr>
+          <w:p>
+            <w:r>
+              <w:t>Connectivity &amp; Availability</w:t>
+            </w:r>
+          </w:p>
+        </w:tc>
+        <w:tc>
+          <w:tcPr>
+            <w:tcW w:w="0" w:type="auto"/>
+            <w:hideMark/>
+          </w:tcPr>
+          <w:p>
+            <w:pPr>
+              <w:cnfStyle w:val="000000100000" w:firstRow="0" w:lastRow="0" w:firstColumn="0" w:lastColumn="0" w:oddVBand="0" w:evenVBand="0" w:oddHBand="1" w:evenHBand="0" w:firstRowFirstColumn="0" w:firstRowLastColumn="0" w:lastRowFirstColumn="0" w:lastRowLastColumn="0"/>
+            </w:pPr>
+            <w:r>
+              <w:t>Daily</w:t>
+            </w:r>
+          </w:p>
+        </w:tc>
+        <w:tc>
+          <w:tcPr>
+            <w:tcW w:w="0" w:type="auto"/>
+            <w:hideMark/>
+          </w:tcPr>
+          <w:p>
+            <w:pPr>
+              <w:cnfStyle w:val="000000100000" w:firstRow="0" w:lastRow="0" w:firstColumn="0" w:lastColumn="0" w:oddVBand="0" w:evenVBand="0" w:oddHBand="1" w:evenHBand="0" w:firstRowFirstColumn="0" w:firstRowLastColumn="0" w:lastRowFirstColumn="0" w:lastRowLastColumn="0"/>
+            </w:pPr>
+            <w:r>
+              <w:t>All Gateways (MS1, MS2), Firewall2, DMZ Servers.</w:t>
+            </w:r>
+          </w:p>
+        </w:tc>
+        <w:tc>
+          <w:tcPr>
+            <w:tcW w:w="0" w:type="auto"/>
+            <w:hideMark/>
+          </w:tcPr>
+          <w:p>
+            <w:pPr>
+              <w:cnfStyle w:val="000000100000" w:firstRow="0" w:lastRow="0" w:firstColumn="0" w:lastColumn="0" w:oddVBand="0" w:evenVBand="0" w:oddHBand="1" w:evenHBand="0" w:firstRowFirstColumn="0" w:firstRowLastColumn="0" w:lastRowFirstColumn="0" w:lastRowLastColumn="0"/>
+            </w:pPr>
+            <w:r>
+              <w:t>To ensure that critical paths are active and the "</w:t>
+            </w:r>
+            <w:r>
+              <w:t>core</w:t>
+            </w:r>
+            <w:r>
+              <w:t>" of the network is healthy.</w:t>
+            </w:r>
+          </w:p>
+        </w:tc>
+      </w:tr>
+      <w:tr>
+        <w:tc>
+          <w:tcPr>
+            <w:cnfStyle w:val="001000000000" w:firstRow="0" w:lastRow="0" w:firstColumn="1" w:lastColumn="0" w:oddVBand="0" w:evenVBand="0" w:oddHBand="0" w:evenHBand="0" w:firstRowFirstColumn="0" w:firstRowLastColumn="0" w:lastRowFirstColumn="0" w:lastRowLastColumn="0"/>
+            <w:tcW w:w="0" w:type="auto"/>
+            <w:hideMark/>
+          </w:tcPr>
+          <w:p>
+            <w:r>
+              <w:t>Performance &amp; QoS</w:t>
+            </w:r>
+          </w:p>
+        </w:tc>
+        <w:tc>
+          <w:tcPr>
+            <w:tcW w:w="0" w:type="auto"/>
+            <w:hideMark/>
+          </w:tcPr>
+          <w:p>
+            <w:pPr>
+              <w:cnfStyle w:val="000000000000" w:firstRow="0" w:lastRow="0" w:firstColumn="0" w:lastColumn="0" w:oddVBand="0" w:evenVBand="0" w:oddHBand="0" w:evenHBand="0" w:firstRowFirstColumn="0" w:firstRowLastColumn="0" w:lastRowFirstColumn="0" w:lastRowLastColumn="0"/>
+            </w:pPr>
+            <w:r>
+              <w:t>Weekly</w:t>
+            </w:r>
+          </w:p>
+        </w:tc>
+        <w:tc>
+          <w:tcPr>
+            <w:tcW w:w="0" w:type="auto"/>
+            <w:hideMark/>
+          </w:tcPr>
+          <w:p>
+            <w:pPr>
+              <w:cnfStyle w:val="000000000000" w:firstRow="0" w:lastRow="0" w:firstColumn="0" w:lastColumn="0" w:oddVBand="0" w:evenVBand="0" w:oddHBand="0" w:evenHBand="0" w:firstRowFirstColumn="0" w:firstRowLastColumn="0" w:lastRowFirstColumn="0" w:lastRowLastColumn="0"/>
+            </w:pPr>
+            <w:r>
+              <w:t>IP Phones, Trunk Links (MS0-MS1), Core Uplinks.</w:t>
+            </w:r>
+          </w:p>
+        </w:tc>
+        <w:tc>
+          <w:tcPr>
+            <w:tcW w:w="0" w:type="auto"/>
+            <w:hideMark/>
+          </w:tcPr>
+          <w:p>
+            <w:pPr>
+              <w:cnfStyle w:val="000000000000" w:firstRow="0" w:lastRow="0" w:firstColumn="0" w:lastColumn="0" w:oddVBand="0" w:evenVBand="0" w:oddHBand="0" w:evenHBand="0" w:firstRowFirstColumn="0" w:firstRowLastColumn="0" w:lastRowFirstColumn="0" w:lastRowLastColumn="0"/>
+            </w:pPr>
+            <w:r>
+              <w:t>To verify that IP Phone traffic (Voice) is prioritized and that no bottlenecks exist in the trunking hierarchy.</w:t>
+            </w:r>
+          </w:p>
+        </w:tc>
+      </w:tr>
+      <w:tr>
+        <w:trPr>
+          <w:cnfStyle w:val="000000100000" w:firstRow="0" w:lastRow="0" w:firstColumn="0" w:lastColumn="0" w:oddVBand="0" w:evenVBand="0" w:oddHBand="1" w:evenHBand="0" w:firstRowFirstColumn="0" w:firstRowLastColumn="0" w:lastRowFirstColumn="0" w:lastRowLastColumn="0"/>
+        </w:trPr>
+        <w:tc>
+          <w:tcPr>
+            <w:cnfStyle w:val="001000000000" w:firstRow="0" w:lastRow="0" w:firstColumn="1" w:lastColumn="0" w:oddVBand="0" w:evenVBand="0" w:oddHBand="0" w:evenHBand="0" w:firstRowFirstColumn="0" w:firstRowLastColumn="0" w:lastRowFirstColumn="0" w:lastRowLastColumn="0"/>
+            <w:tcW w:w="0" w:type="auto"/>
+            <w:hideMark/>
+          </w:tcPr>
+          <w:p>
+            <w:r>
+              <w:t>Security &amp; ACL Audit</w:t>
+            </w:r>
+          </w:p>
+        </w:tc>
+        <w:tc>
+          <w:tcPr>
+            <w:tcW w:w="0" w:type="auto"/>
+            <w:hideMark/>
+          </w:tcPr>
+          <w:p>
+            <w:pPr>
+              <w:cnfStyle w:val="000000100000" w:firstRow="0" w:lastRow="0" w:firstColumn="0" w:lastColumn="0" w:oddVBand="0" w:evenVBand="0" w:oddHBand="1" w:evenHBand="0" w:firstRowFirstColumn="0" w:firstRowLastColumn="0" w:lastRowFirstColumn="0" w:lastRowLastColumn="0"/>
+            </w:pPr>
+            <w:r>
+              <w:t>Monthly</w:t>
+            </w:r>
+          </w:p>
+        </w:tc>
+        <w:tc>
+          <w:tcPr>
+            <w:tcW w:w="0" w:type="auto"/>
+            <w:hideMark/>
+          </w:tcPr>
+          <w:p>
+            <w:pPr>
+              <w:cnfStyle w:val="000000100000" w:firstRow="0" w:lastRow="0" w:firstColumn="0" w:lastColumn="0" w:oddVBand="0" w:evenVBand="0" w:oddHBand="1" w:evenHBand="0" w:firstRowFirstColumn="0" w:firstRowLastColumn="0" w:lastRowFirstColumn="0" w:lastRowLastColumn="0"/>
+            </w:pPr>
+            <w:r>
+              <w:t>Firewall2, DMZ Segment, MS1 ACLs.</w:t>
+            </w:r>
+          </w:p>
+        </w:tc>
+        <w:tc>
+          <w:tcPr>
+            <w:tcW w:w="0" w:type="auto"/>
+            <w:hideMark/>
+          </w:tcPr>
+          <w:p>
+            <w:pPr>
+              <w:cnfStyle w:val="000000100000" w:firstRow="0" w:lastRow="0" w:firstColumn="0" w:lastColumn="0" w:oddVBand="0" w:evenVBand="0" w:oddHBand="1" w:evenHBand="0" w:firstRowFirstColumn="0" w:firstRowLastColumn="0" w:lastRowFirstColumn="0" w:lastRowLastColumn="0"/>
+            </w:pPr>
+            <w:r>
+              <w:t>To ensure that the "Inside to DMZ" rules haven't drifted and that the DMZ remains isolated from unauthorized external access.</w:t>
+            </w:r>
+          </w:p>
+        </w:tc>
+      </w:tr>
+      <w:tr>
+        <w:tc>
+          <w:tcPr>
+            <w:cnfStyle w:val="001000000000" w:firstRow="0" w:lastRow="0" w:firstColumn="1" w:lastColumn="0" w:oddVBand="0" w:evenVBand="0" w:oddHBand="0" w:evenHBand="0" w:firstRowFirstColumn="0" w:firstRowLastColumn="0" w:lastRowFirstColumn="0" w:lastRowLastColumn="0"/>
+            <w:tcW w:w="0" w:type="auto"/>
+            <w:hideMark/>
+          </w:tcPr>
+          <w:p>
+            <w:r>
+              <w:t>Service Integrity</w:t>
+            </w:r>
+          </w:p>
+        </w:tc>
+        <w:tc>
+          <w:tcPr>
+            <w:tcW w:w="0" w:type="auto"/>
+            <w:hideMark/>
+          </w:tcPr>
+          <w:p>
+            <w:pPr>
+              <w:cnfStyle w:val="000000000000" w:firstRow="0" w:lastRow="0" w:firstColumn="0" w:lastColumn="0" w:oddVBand="0" w:evenVBand="0" w:oddHBand="0" w:evenHBand="0" w:firstRowFirstColumn="0" w:firstRowLastColumn="0" w:lastRowFirstColumn="0" w:lastRowLastColumn="0"/>
+            </w:pPr>
+            <w:r>
+              <w:t>Fortnightly</w:t>
+            </w:r>
+          </w:p>
+        </w:tc>
+        <w:tc>
+          <w:tcPr>
+            <w:tcW w:w="0" w:type="auto"/>
+            <w:hideMark/>
+          </w:tcPr>
+          <w:p>
+            <w:pPr>
+              <w:cnfStyle w:val="000000000000" w:firstRow="0" w:lastRow="0" w:firstColumn="0" w:lastColumn="0" w:oddVBand="0" w:evenVBand="0" w:oddHBand="0" w:evenHBand="0" w:firstRowFirstColumn="0" w:firstRowLastColumn="0" w:lastRowFirstColumn="0" w:lastRowLastColumn="0"/>
+            </w:pPr>
+            <w:r>
+              <w:t>DHCP, DNS, Mail, Web, Database.</w:t>
+            </w:r>
+          </w:p>
+        </w:tc>
+        <w:tc>
+          <w:tcPr>
+            <w:tcW w:w="0" w:type="auto"/>
+            <w:hideMark/>
+          </w:tcPr>
+          <w:p>
+            <w:pPr>
+              <w:cnfStyle w:val="000000000000" w:firstRow="0" w:lastRow="0" w:firstColumn="0" w:lastColumn="0" w:oddVBand="0" w:evenVBand="0" w:oddHBand="0" w:evenHBand="0" w:firstRowFirstColumn="0" w:firstRowLastColumn="0" w:lastRowFirstColumn="0" w:lastRowLastColumn="0"/>
+            </w:pPr>
+            <w:r>
+              <w:t>To confirm that while the network is "up," the actual applications (Web/Mail) are responding to user requests.</w:t>
+            </w:r>
+          </w:p>
+        </w:tc>
+      </w:tr>
+      <w:tr>
+        <w:trPr>
+          <w:cnfStyle w:val="000000100000" w:firstRow="0" w:lastRow="0" w:firstColumn="0" w:lastColumn="0" w:oddVBand="0" w:evenVBand="0" w:oddHBand="1" w:evenHBand="0" w:firstRowFirstColumn="0" w:firstRowLastColumn="0" w:lastRowFirstColumn="0" w:lastRowLastColumn="0"/>
+        </w:trPr>
+        <w:tc>
+          <w:tcPr>
+            <w:cnfStyle w:val="001000000000" w:firstRow="0" w:lastRow="0" w:firstColumn="1" w:lastColumn="0" w:oddVBand="0" w:evenVBand="0" w:oddHBand="0" w:evenHBand="0" w:firstRowFirstColumn="0" w:firstRowLastColumn="0" w:lastRowFirstColumn="0" w:lastRowLastColumn="0"/>
+            <w:tcW w:w="0" w:type="auto"/>
+            <w:hideMark/>
+          </w:tcPr>
+          <w:p>
+            <w:r>
+              <w:t>Redundancy/Failover</w:t>
+            </w:r>
+          </w:p>
+        </w:tc>
+        <w:tc>
+          <w:tcPr>
+            <w:tcW w:w="0" w:type="auto"/>
+            <w:hideMark/>
+          </w:tcPr>
+          <w:p>
+            <w:pPr>
+              <w:cnfStyle w:val="000000100000" w:firstRow="0" w:lastRow="0" w:firstColumn="0" w:lastColumn="0" w:oddVBand="0" w:evenVBand="0" w:oddHBand="1" w:evenHBand="0" w:firstRowFirstColumn="0" w:firstRowLastColumn="0" w:lastRowFirstColumn="0" w:lastRowLastColumn="0"/>
+            </w:pPr>
+            <w:r>
+              <w:t>Quarterly</w:t>
+            </w:r>
+          </w:p>
+        </w:tc>
+        <w:tc>
+          <w:tcPr>
+            <w:tcW w:w="0" w:type="auto"/>
+            <w:hideMark/>
+          </w:tcPr>
+          <w:p>
+            <w:pPr>
+              <w:cnfStyle w:val="000000100000" w:firstRow="0" w:lastRow="0" w:firstColumn="0" w:lastColumn="0" w:oddVBand="0" w:evenVBand="0" w:oddHBand="1" w:evenHBand="0" w:firstRowFirstColumn="0" w:firstRowLastColumn="0" w:lastRowFirstColumn="0" w:lastRowLastColumn="0"/>
+            </w:pPr>
+            <w:r>
+              <w:t>STP Root Priority, Static Route convergence.</w:t>
+            </w:r>
+          </w:p>
+        </w:tc>
+        <w:tc>
+          <w:tcPr>
+            <w:tcW w:w="0" w:type="auto"/>
+            <w:hideMark/>
+          </w:tcPr>
+          <w:p>
+            <w:pPr>
+              <w:cnfStyle w:val="000000100000" w:firstRow="0" w:lastRow="0" w:firstColumn="0" w:lastColumn="0" w:oddVBand="0" w:evenVBand="0" w:oddHBand="1" w:evenHBand="0" w:firstRowFirstColumn="0" w:firstRowLastColumn="0" w:lastRowFirstColumn="0" w:lastRowLastColumn="0"/>
+            </w:pPr>
+            <w:r>
+              <w:t>To verify that if a link fails, the network reconverges as expected without a total outage.</w:t>
+            </w:r>
+          </w:p>
+        </w:tc>
+      </w:tr>
+    </w:tbl>
+    <w:p>
+      <w:pPr>
+        <w:spacing w:line="276" w:lineRule="auto"/>
+        <w:rPr>
+          <w:rFonts w:ascii="Arial" w:hAnsi="Arial" w:cs="Arial"/>
+        </w:rPr>
+      </w:pPr>
+    </w:p>
+    <w:p>
+      <w:pPr>
+        <w:rPr>
+          <w:rFonts w:ascii="Arial" w:hAnsi="Arial" w:cs="Arial"/>
+          <w:b/>
+          <w:bCs/>
+        </w:rPr>
+      </w:pPr>
+    </w:p>
+    <w:p>
+      <w:pPr>
+        <w:rPr>
+          <w:rFonts w:ascii="Arial" w:eastAsia="Arial" w:hAnsi="Arial" w:cs="Arial"/>
+          <w:sz w:val="20"/>
+          <w:szCs w:val="20"/>
+        </w:rPr>
+      </w:pPr>
+    </w:p>
+    <w:p>
+      <w:pPr>
+        <w:pStyle w:val="Heading2"/>
+        <w:rPr>
+          <w:rFonts w:ascii="Arial" w:hAnsi="Arial" w:cs="Arial"/>
+        </w:rPr>
+      </w:pPr>
+      <w:r>
+        <w:rPr>
+          <w:rFonts w:ascii="Arial" w:hAnsi="Arial" w:cs="Arial"/>
+        </w:rPr>
+        <w:t>Device Testing</w:t>
+      </w:r>
+    </w:p>
+    <w:p>
+      <w:pPr>
+        <w:rPr>
+          <w:rFonts w:ascii="Arial" w:hAnsi="Arial" w:cs="Arial"/>
+        </w:rPr>
+      </w:pPr>
+    </w:p>
+    <w:p>
+      <w:pPr>
+        <w:pStyle w:val="Heading3"/>
+        <w:jc w:val="both"/>
+        <w:rPr>
+          <w:rFonts w:ascii="Arial" w:hAnsi="Arial" w:cs="Arial"/>
+          <w:sz w:val="24"/>
+        </w:rPr>
+      </w:pPr>
+      <w:r>
+        <w:rPr>
+          <w:rFonts w:ascii="Arial" w:hAnsi="Arial" w:cs="Arial"/>
+          <w:sz w:val="24"/>
+        </w:rPr>
+        <w:t>Connectivity and Path Testing (L1 - L3)</w:t>
+      </w:r>
+    </w:p>
+    <w:p>
+      <w:pPr>
+        <w:pStyle w:val="ListParagraph"/>
+        <w:numPr>
+          <w:ilvl w:val="0"/>
+          <w:numId w:val="25"/>
+        </w:numPr>
+        <w:jc w:val="both"/>
+        <w:rPr>
+          <w:rFonts w:ascii="Arial" w:hAnsi="Arial" w:cs="Arial"/>
+        </w:rPr>
+      </w:pPr>
+      <w:r>
+        <w:rPr>
+          <w:rFonts w:ascii="Arial" w:hAnsi="Arial" w:cs="Arial"/>
+          <w:bCs/>
+        </w:rPr>
+        <w:t>Method:</w:t>
+      </w:r>
+      <w:r>
+        <w:rPr>
+          <w:rFonts w:ascii="Arial" w:hAnsi="Arial" w:cs="Arial"/>
+        </w:rPr>
+        <w:t xml:space="preserve"> Hop-by-hop ping and traceroute.</w:t>
+      </w:r>
+    </w:p>
+    <w:p>
+      <w:pPr>
+        <w:pStyle w:val="ListParagraph"/>
+        <w:numPr>
+          <w:ilvl w:val="0"/>
+          <w:numId w:val="25"/>
+        </w:numPr>
+        <w:jc w:val="both"/>
+        <w:rPr>
+          <w:rFonts w:ascii="Arial" w:hAnsi="Arial" w:cs="Arial"/>
+        </w:rPr>
+      </w:pPr>
+      <w:r>
+        <w:rPr>
+          <w:rFonts w:ascii="Arial" w:hAnsi="Arial" w:cs="Arial"/>
+          <w:bCs/>
+        </w:rPr>
+        <w:t>Target:</w:t>
+      </w:r>
+      <w:r>
+        <w:rPr>
+          <w:rFonts w:ascii="Arial" w:hAnsi="Arial" w:cs="Arial"/>
+        </w:rPr>
+        <w:t xml:space="preserve"> Testing from a PC in LAB1 (VLAN 10) to the Database Server in the DMZ (VLAN 50).</w:t>
+      </w:r>
+    </w:p>
+    <w:p>
+      <w:pPr>
+        <w:jc w:val="both"/>
+        <w:rPr>
+          <w:rFonts w:ascii="Arial" w:hAnsi="Arial" w:cs="Arial"/>
+        </w:rPr>
+      </w:pPr>
+      <w:r>
+        <w:rPr>
+          <w:rFonts w:ascii="Arial" w:hAnsi="Arial" w:cs="Arial"/>
+        </w:rPr>
+        <w:t>To verify that the routing path (MS1 -&gt; Firewall2 -&gt; MS2) is consistent. Any change in the number of hops indicates a routing failure or an unplanned failover.</w:t>
+      </w:r>
+    </w:p>
+    <w:p>
+      <w:pPr>
+        <w:jc w:val="both"/>
+        <w:rPr>
+          <w:rFonts w:ascii="Arial" w:hAnsi="Arial" w:cs="Arial"/>
+        </w:rPr>
+      </w:pPr>
+    </w:p>
+    <w:p>
+      <w:pPr>
+        <w:pStyle w:val="Heading3"/>
+        <w:jc w:val="both"/>
+        <w:rPr>
+          <w:rFonts w:ascii="Arial" w:hAnsi="Arial" w:cs="Arial"/>
+          <w:sz w:val="24"/>
+        </w:rPr>
+      </w:pPr>
+      <w:r>
+        <w:rPr>
+          <w:rFonts w:ascii="Arial" w:hAnsi="Arial" w:cs="Arial"/>
+          <w:sz w:val="24"/>
+        </w:rPr>
+        <w:t>Voice Quality of Service (QoS) Testing</w:t>
+      </w:r>
+    </w:p>
+    <w:p>
+      <w:pPr>
+        <w:pStyle w:val="ListParagraph"/>
+        <w:numPr>
+          <w:ilvl w:val="0"/>
+          <w:numId w:val="26"/>
+        </w:numPr>
+        <w:jc w:val="both"/>
+        <w:rPr>
+          <w:rFonts w:ascii="Arial" w:hAnsi="Arial" w:cs="Arial"/>
+        </w:rPr>
+      </w:pPr>
+      <w:r>
+        <w:rPr>
+          <w:rFonts w:ascii="Arial" w:hAnsi="Arial" w:cs="Arial"/>
+          <w:bCs/>
+        </w:rPr>
+        <w:t>Method:</w:t>
+      </w:r>
+      <w:r>
+        <w:rPr>
+          <w:rFonts w:ascii="Arial" w:hAnsi="Arial" w:cs="Arial"/>
+        </w:rPr>
+        <w:t xml:space="preserve"> Jitter and Latency monitoring on IP Phone VLANs.</w:t>
+      </w:r>
+    </w:p>
+    <w:p>
+      <w:pPr>
+        <w:pStyle w:val="ListParagraph"/>
+        <w:numPr>
+          <w:ilvl w:val="0"/>
+          <w:numId w:val="26"/>
+        </w:numPr>
+        <w:jc w:val="both"/>
+        <w:rPr>
+          <w:rFonts w:ascii="Arial" w:hAnsi="Arial" w:cs="Arial"/>
+        </w:rPr>
+      </w:pPr>
+      <w:r>
+        <w:rPr>
+          <w:rFonts w:ascii="Arial" w:hAnsi="Arial" w:cs="Arial"/>
+          <w:bCs/>
+        </w:rPr>
+        <w:t>Target:</w:t>
+      </w:r>
+      <w:r>
+        <w:rPr>
+          <w:rFonts w:ascii="Arial" w:hAnsi="Arial" w:cs="Arial"/>
+        </w:rPr>
+        <w:t xml:space="preserve"> IP Phones connected to MS3, MS4, MS6, and MS7.</w:t>
+      </w:r>
+    </w:p>
+    <w:p>
+      <w:pPr>
+        <w:jc w:val="both"/>
+        <w:rPr>
+          <w:rFonts w:ascii="Arial" w:hAnsi="Arial" w:cs="Arial"/>
+        </w:rPr>
+      </w:pPr>
+      <w:r>
+        <w:rPr>
+          <w:rFonts w:ascii="Arial" w:hAnsi="Arial" w:cs="Arial"/>
+        </w:rPr>
+        <w:lastRenderedPageBreak/>
+        <w:t>To verify v</w:t>
+      </w:r>
+      <w:r>
+        <w:rPr>
+          <w:rFonts w:ascii="Arial" w:hAnsi="Arial" w:cs="Arial"/>
+        </w:rPr>
+        <w:t xml:space="preserve">oice traffic is extremely sensitive. Testing ensures that the 802.1Q tags are being respected across the </w:t>
+      </w:r>
+      <w:r>
+        <w:rPr>
+          <w:rFonts w:ascii="Arial" w:hAnsi="Arial" w:cs="Arial"/>
+          <w:bCs/>
+        </w:rPr>
+        <w:t>MS0</w:t>
+      </w:r>
+      <w:r>
+        <w:rPr>
+          <w:rFonts w:ascii="Arial" w:hAnsi="Arial" w:cs="Arial"/>
+        </w:rPr>
+        <w:t xml:space="preserve"> aggregation switch and that the "priority" queue isn't being dropped by heavy data downloads in the Labs.</w:t>
+      </w:r>
+    </w:p>
+    <w:p>
+      <w:pPr>
+        <w:jc w:val="both"/>
+        <w:rPr>
+          <w:rFonts w:ascii="Arial" w:hAnsi="Arial" w:cs="Arial"/>
+        </w:rPr>
+      </w:pPr>
+    </w:p>
+    <w:p>
+      <w:pPr>
+        <w:pStyle w:val="Heading3"/>
+        <w:jc w:val="both"/>
+        <w:rPr>
+          <w:rFonts w:ascii="Arial" w:hAnsi="Arial" w:cs="Arial"/>
+          <w:sz w:val="24"/>
+        </w:rPr>
+      </w:pPr>
+      <w:r>
+        <w:rPr>
+          <w:rFonts w:ascii="Arial" w:hAnsi="Arial" w:cs="Arial"/>
+          <w:sz w:val="24"/>
+        </w:rPr>
+        <w:t>DMZ Service Application Testing</w:t>
+      </w:r>
+    </w:p>
+    <w:p>
+      <w:pPr>
+        <w:pStyle w:val="ListParagraph"/>
+        <w:numPr>
+          <w:ilvl w:val="0"/>
+          <w:numId w:val="27"/>
+        </w:numPr>
+        <w:jc w:val="both"/>
+        <w:rPr>
+          <w:rFonts w:ascii="Arial" w:hAnsi="Arial" w:cs="Arial"/>
+        </w:rPr>
+      </w:pPr>
+      <w:r>
+        <w:rPr>
+          <w:rFonts w:ascii="Arial" w:hAnsi="Arial" w:cs="Arial"/>
+          <w:bCs/>
+        </w:rPr>
+        <w:t>Method:</w:t>
+      </w:r>
+      <w:r>
+        <w:rPr>
+          <w:rFonts w:ascii="Arial" w:hAnsi="Arial" w:cs="Arial"/>
+        </w:rPr>
+        <w:t xml:space="preserve"> Synthetic transactions (DNS Lookups, DHCP Lease requests, HTTP HEAD requests).</w:t>
+      </w:r>
+    </w:p>
+    <w:p>
+      <w:pPr>
+        <w:pStyle w:val="ListParagraph"/>
+        <w:numPr>
+          <w:ilvl w:val="0"/>
+          <w:numId w:val="27"/>
+        </w:numPr>
+        <w:jc w:val="both"/>
+        <w:rPr>
+          <w:rFonts w:ascii="Arial" w:hAnsi="Arial" w:cs="Arial"/>
+        </w:rPr>
+      </w:pPr>
+      <w:r>
+        <w:rPr>
+          <w:rFonts w:ascii="Arial" w:hAnsi="Arial" w:cs="Arial"/>
+          <w:bCs/>
+        </w:rPr>
+        <w:t>Target:</w:t>
+      </w:r>
+      <w:r>
+        <w:rPr>
+          <w:rFonts w:ascii="Arial" w:hAnsi="Arial" w:cs="Arial"/>
+        </w:rPr>
+        <w:t xml:space="preserve"> WEB, MAIL, Proxy, DHCP, DNS, Database.</w:t>
+      </w:r>
+    </w:p>
+    <w:p>
+      <w:pPr>
+        <w:jc w:val="both"/>
+        <w:rPr>
+          <w:rFonts w:ascii="Arial" w:hAnsi="Arial" w:cs="Arial"/>
+        </w:rPr>
+      </w:pPr>
+    </w:p>
+    <w:p>
+      <w:pPr>
+        <w:jc w:val="both"/>
+        <w:rPr>
+          <w:rFonts w:ascii="Arial" w:hAnsi="Arial" w:cs="Arial"/>
+        </w:rPr>
+      </w:pPr>
+      <w:r>
+        <w:rPr>
+          <w:rFonts w:ascii="Arial" w:hAnsi="Arial" w:cs="Arial"/>
+          <w:bCs/>
+        </w:rPr>
+        <w:t xml:space="preserve">To verify </w:t>
+      </w:r>
+      <w:r>
+        <w:rPr>
+          <w:rFonts w:ascii="Arial" w:hAnsi="Arial" w:cs="Arial"/>
+        </w:rPr>
+        <w:t>that a</w:t>
+      </w:r>
+      <w:r>
+        <w:rPr>
+          <w:rFonts w:ascii="Arial" w:hAnsi="Arial" w:cs="Arial"/>
+        </w:rPr>
+        <w:t xml:space="preserve"> server </w:t>
+      </w:r>
+      <w:r>
+        <w:rPr>
+          <w:rFonts w:ascii="Arial" w:hAnsi="Arial" w:cs="Arial"/>
+        </w:rPr>
+        <w:t>is</w:t>
+      </w:r>
+      <w:r>
+        <w:rPr>
+          <w:rFonts w:ascii="Arial" w:hAnsi="Arial" w:cs="Arial"/>
+        </w:rPr>
+        <w:t xml:space="preserve"> pingable, but the service (WEB, MAIL, Proxy, DHCP, DNS, Database) might be frozen.</w:t>
+      </w:r>
+    </w:p>
+    <w:p>
+      <w:pPr>
+        <w:pStyle w:val="ListParagraph"/>
+        <w:numPr>
+          <w:ilvl w:val="0"/>
+          <w:numId w:val="28"/>
+        </w:numPr>
+        <w:jc w:val="both"/>
+        <w:rPr>
+          <w:rFonts w:ascii="Arial" w:hAnsi="Arial" w:cs="Arial"/>
+        </w:rPr>
+      </w:pPr>
+      <w:r>
+        <w:rPr>
+          <w:rFonts w:ascii="Arial" w:hAnsi="Arial" w:cs="Arial"/>
+          <w:bCs/>
+        </w:rPr>
+        <w:t>DHCP:</w:t>
+      </w:r>
+      <w:r>
+        <w:rPr>
+          <w:rFonts w:ascii="Arial" w:hAnsi="Arial" w:cs="Arial"/>
+        </w:rPr>
+        <w:t xml:space="preserve"> Test lease availability to ensure students in LABs aren't getting APIPA addresses.</w:t>
+      </w:r>
+    </w:p>
+    <w:p>
+      <w:pPr>
+        <w:pStyle w:val="ListParagraph"/>
+        <w:numPr>
+          <w:ilvl w:val="0"/>
+          <w:numId w:val="28"/>
+        </w:numPr>
+        <w:jc w:val="both"/>
+        <w:rPr>
+          <w:rFonts w:ascii="Arial" w:hAnsi="Arial" w:cs="Arial"/>
+        </w:rPr>
+      </w:pPr>
+      <w:r>
+        <w:rPr>
+          <w:rFonts w:ascii="Arial" w:hAnsi="Arial" w:cs="Arial"/>
+          <w:bCs/>
+        </w:rPr>
+        <w:t>DNS:</w:t>
+      </w:r>
+      <w:r>
+        <w:rPr>
+          <w:rFonts w:ascii="Arial" w:hAnsi="Arial" w:cs="Arial"/>
+        </w:rPr>
+        <w:t xml:space="preserve"> Ensure internal hostnames resolve correctly to DMZ IPs.</w:t>
+      </w:r>
+    </w:p>
+    <w:p>
+      <w:pPr>
+        <w:pStyle w:val="ListParagraph"/>
+        <w:numPr>
+          <w:ilvl w:val="0"/>
+          <w:numId w:val="28"/>
+        </w:numPr>
+        <w:jc w:val="both"/>
+        <w:rPr>
+          <w:rFonts w:ascii="Arial" w:hAnsi="Arial" w:cs="Arial"/>
+        </w:rPr>
+      </w:pPr>
+      <w:r>
+        <w:rPr>
+          <w:rFonts w:ascii="Arial" w:hAnsi="Arial" w:cs="Arial"/>
+          <w:bCs/>
+        </w:rPr>
+        <w:t>Mail/Proxy:</w:t>
+      </w:r>
+      <w:r>
+        <w:rPr>
+          <w:rFonts w:ascii="Arial" w:hAnsi="Arial" w:cs="Arial"/>
+        </w:rPr>
+        <w:t xml:space="preserve"> Verify the Proxy is correctly filtering outbound internet traffic via </w:t>
+      </w:r>
+      <w:r>
+        <w:rPr>
+          <w:rFonts w:ascii="Arial" w:hAnsi="Arial" w:cs="Arial"/>
+          <w:bCs/>
+        </w:rPr>
+        <w:t>Firewall2</w:t>
+      </w:r>
+      <w:r>
+        <w:rPr>
+          <w:rFonts w:ascii="Arial" w:hAnsi="Arial" w:cs="Arial"/>
+        </w:rPr>
+        <w:t>.</w:t>
+      </w:r>
+    </w:p>
+    <w:p>
+      <w:pPr>
+        <w:jc w:val="both"/>
+        <w:rPr>
+          <w:rFonts w:ascii="Arial" w:hAnsi="Arial" w:cs="Arial"/>
+        </w:rPr>
+      </w:pPr>
+    </w:p>
+    <w:p>
+      <w:pPr>
+        <w:pStyle w:val="Heading3"/>
+        <w:jc w:val="both"/>
+        <w:rPr>
+          <w:rFonts w:ascii="Arial" w:hAnsi="Arial" w:cs="Arial"/>
+          <w:sz w:val="24"/>
+        </w:rPr>
+      </w:pPr>
+      <w:r>
+        <w:rPr>
+          <w:rFonts w:ascii="Arial" w:hAnsi="Arial" w:cs="Arial"/>
+          <w:sz w:val="24"/>
+        </w:rPr>
+        <w:t>Security Policy &amp; Firewall Testing</w:t>
+      </w:r>
+    </w:p>
+    <w:p>
+      <w:pPr>
+        <w:pStyle w:val="ListParagraph"/>
+        <w:numPr>
+          <w:ilvl w:val="0"/>
+          <w:numId w:val="29"/>
+        </w:numPr>
+        <w:jc w:val="both"/>
+        <w:rPr>
+          <w:rFonts w:ascii="Arial" w:hAnsi="Arial" w:cs="Arial"/>
+        </w:rPr>
+      </w:pPr>
+      <w:r>
+        <w:rPr>
+          <w:rFonts w:ascii="Arial" w:hAnsi="Arial" w:cs="Arial"/>
+          <w:bCs/>
+        </w:rPr>
+        <w:t>Method:</w:t>
+      </w:r>
+      <w:r>
+        <w:rPr>
+          <w:rFonts w:ascii="Arial" w:hAnsi="Arial" w:cs="Arial"/>
+        </w:rPr>
+        <w:t xml:space="preserve"> Penetration testing and ACL validation.</w:t>
+      </w:r>
+    </w:p>
+    <w:p>
+      <w:pPr>
+        <w:pStyle w:val="ListParagraph"/>
+        <w:numPr>
+          <w:ilvl w:val="0"/>
+          <w:numId w:val="29"/>
+        </w:numPr>
+        <w:jc w:val="both"/>
+        <w:rPr>
+          <w:rFonts w:ascii="Arial" w:hAnsi="Arial" w:cs="Arial"/>
+        </w:rPr>
+      </w:pPr>
+      <w:r>
+        <w:rPr>
+          <w:rFonts w:ascii="Arial" w:hAnsi="Arial" w:cs="Arial"/>
+          <w:bCs/>
+        </w:rPr>
+        <w:t>Target:</w:t>
+      </w:r>
+      <w:r>
+        <w:rPr>
+          <w:rFonts w:ascii="Arial" w:hAnsi="Arial" w:cs="Arial"/>
+        </w:rPr>
+        <w:t xml:space="preserve"> Firewall2 (ASA).</w:t>
+      </w:r>
+    </w:p>
+    <w:p>
+      <w:pPr>
+        <w:jc w:val="both"/>
+        <w:rPr>
+          <w:rFonts w:ascii="Arial" w:hAnsi="Arial" w:cs="Arial"/>
+        </w:rPr>
+      </w:pPr>
+    </w:p>
+    <w:p>
+      <w:pPr>
+        <w:jc w:val="both"/>
+        <w:rPr>
+          <w:rFonts w:ascii="Arial" w:hAnsi="Arial" w:cs="Arial"/>
+        </w:rPr>
+      </w:pPr>
+      <w:r>
+        <w:rPr>
+          <w:rFonts w:ascii="Arial" w:hAnsi="Arial" w:cs="Arial"/>
+        </w:rPr>
+        <w:t>We must verify that the INSIDE_IN ACL is strictly enforced. Testing involves attempting to initiate a connection from the DMZ Database to an Admin PC (VLAN 30). The connection must be dropped by Firewall2, confirming that servers cannot initiate sessions into the LAN.</w:t>
+      </w:r>
+    </w:p>
+    <w:p>
+      <w:pPr>
+        <w:jc w:val="both"/>
+        <w:rPr>
+          <w:rFonts w:ascii="Arial" w:hAnsi="Arial" w:cs="Arial"/>
+        </w:rPr>
+      </w:pPr>
+    </w:p>
+    <w:p>
+      <w:pPr>
+        <w:pStyle w:val="Heading3"/>
+        <w:jc w:val="both"/>
+        <w:rPr>
+          <w:rFonts w:ascii="Arial" w:hAnsi="Arial" w:cs="Arial"/>
+          <w:sz w:val="24"/>
+        </w:rPr>
+      </w:pPr>
+      <w:r>
+        <w:rPr>
+          <w:rFonts w:ascii="Arial" w:hAnsi="Arial" w:cs="Arial"/>
+          <w:sz w:val="24"/>
+        </w:rPr>
+        <w:t>Maintenance and Hardware Testing</w:t>
+      </w:r>
+    </w:p>
+    <w:p>
+      <w:pPr>
+        <w:pStyle w:val="ListParagraph"/>
+        <w:numPr>
+          <w:ilvl w:val="0"/>
+          <w:numId w:val="30"/>
+        </w:numPr>
+        <w:jc w:val="both"/>
+        <w:rPr>
+          <w:rFonts w:ascii="Arial" w:hAnsi="Arial" w:cs="Arial"/>
+        </w:rPr>
+      </w:pPr>
+      <w:r>
+        <w:rPr>
+          <w:rFonts w:ascii="Arial" w:hAnsi="Arial" w:cs="Arial"/>
+          <w:bCs/>
+        </w:rPr>
+        <w:t>Method:</w:t>
+      </w:r>
+      <w:r>
+        <w:rPr>
+          <w:rFonts w:ascii="Arial" w:hAnsi="Arial" w:cs="Arial"/>
+        </w:rPr>
+        <w:t xml:space="preserve"> Resource monitoring (CPU/RAM) and Error-Counter checks.</w:t>
+      </w:r>
+    </w:p>
+    <w:p>
+      <w:pPr>
+        <w:pStyle w:val="ListParagraph"/>
+        <w:numPr>
+          <w:ilvl w:val="0"/>
+          <w:numId w:val="30"/>
+        </w:numPr>
+        <w:jc w:val="both"/>
+        <w:rPr>
+          <w:rFonts w:ascii="Arial" w:hAnsi="Arial" w:cs="Arial"/>
+        </w:rPr>
+      </w:pPr>
+      <w:r>
+        <w:rPr>
+          <w:rFonts w:ascii="Arial" w:hAnsi="Arial" w:cs="Arial"/>
+          <w:bCs/>
+        </w:rPr>
+        <w:t>Target:</w:t>
+      </w:r>
+      <w:r>
+        <w:rPr>
+          <w:rFonts w:ascii="Arial" w:hAnsi="Arial" w:cs="Arial"/>
+        </w:rPr>
+        <w:t xml:space="preserve"> MS1 (Core) and MS2 (DMZ Gateway).</w:t>
+      </w:r>
+    </w:p>
+    <w:p>
+      <w:pPr>
+        <w:jc w:val="both"/>
+        <w:rPr>
+          <w:rFonts w:ascii="Arial" w:hAnsi="Arial" w:cs="Arial"/>
+          <w:bCs/>
+        </w:rPr>
+      </w:pPr>
+    </w:p>
+    <w:p>
+      <w:pPr>
+        <w:jc w:val="both"/>
+        <w:rPr>
+          <w:rFonts w:ascii="Arial" w:hAnsi="Arial" w:cs="Arial"/>
+        </w:rPr>
+      </w:pPr>
+      <w:r>
+        <w:rPr>
+          <w:rFonts w:ascii="Arial" w:hAnsi="Arial" w:cs="Arial"/>
+          <w:bCs/>
+        </w:rPr>
+        <w:t xml:space="preserve">Chak the resources usage, </w:t>
+      </w:r>
+      <w:r>
+        <w:rPr>
+          <w:rFonts w:ascii="Arial" w:hAnsi="Arial" w:cs="Arial"/>
+        </w:rPr>
+        <w:t xml:space="preserve">High CPU on MS1 could lead to dropped packets. We </w:t>
+      </w:r>
+      <w:r>
+        <w:rPr>
+          <w:rFonts w:ascii="Arial" w:hAnsi="Arial" w:cs="Arial"/>
+        </w:rPr>
+        <w:t xml:space="preserve">will </w:t>
+      </w:r>
+      <w:r>
+        <w:rPr>
+          <w:rFonts w:ascii="Arial" w:hAnsi="Arial" w:cs="Arial"/>
+        </w:rPr>
+        <w:t>check show processes CPU and show interfaces to look for "input errors" or "CRCs" which indicate faulty cabling between the switches and the PC/Printers.</w:t>
+      </w:r>
+    </w:p>
+    <w:p>
+      <w:pPr>
+        <w:jc w:val="both"/>
+        <w:rPr>
+          <w:rFonts w:ascii="Arial" w:hAnsi="Arial" w:cs="Arial"/>
+          <w:b/>
+        </w:rPr>
+      </w:pPr>
+      <w:r>
+        <w:rPr>
+          <w:rFonts w:ascii="Arial" w:hAnsi="Arial" w:cs="Arial"/>
+        </w:rPr>
+        <w:br w:type="page"/>
+      </w:r>
+    </w:p>
+    <w:p>
+      <w:pPr>
+        <w:pStyle w:val="Heading1"/>
+        <w:rPr>
+          <w:rFonts w:ascii="Arial" w:eastAsia="Arial" w:hAnsi="Arial" w:cs="Arial"/>
+        </w:rPr>
+      </w:pPr>
+      <w:r>
+        <w:rPr>
+          <w:rFonts w:ascii="Arial" w:eastAsia="Arial" w:hAnsi="Arial" w:cs="Arial"/>
+        </w:rPr>
+        <w:lastRenderedPageBreak/>
+        <w:t>Network testing and monitoring tools</w:t>
       </w:r>
     </w:p>
     <w:p>
@@ -1935,28 +3664,36 @@
           <w:between w:val="nil"/>
         </w:pBdr>
         <w:spacing w:before="120" w:after="120" w:line="288" w:lineRule="auto"/>
-        <w:rPr>
-          <w:rFonts w:eastAsia="Arial"/>
+        <w:jc w:val="both"/>
+        <w:rPr>
+          <w:rFonts w:ascii="Arial" w:eastAsia="Arial" w:hAnsi="Arial" w:cs="Arial"/>
           <w:color w:val="000000"/>
           <w:szCs w:val="20"/>
         </w:rPr>
       </w:pPr>
       <w:r>
         <w:rPr>
-          <w:rFonts w:eastAsia="Arial"/>
+          <w:rFonts w:ascii="Arial" w:eastAsia="Arial" w:hAnsi="Arial" w:cs="Arial"/>
           <w:color w:val="000000"/>
           <w:szCs w:val="20"/>
         </w:rPr>
-        <w:lastRenderedPageBreak/>
-        <w:t xml:space="preserve">Outline the frequency and types of testing of the network infrastructure and associated components that should be undertaken and why. </w:t>
-      </w:r>
-    </w:p>
-    <w:p>
-      <w:pPr>
-        <w:pStyle w:val="Heading1"/>
-      </w:pPr>
-      <w:r>
-        <w:t>Network testing and monitoring tools</w:t>
+        <w:t xml:space="preserve">The following tools will be used to monitor and ensure network connectivity, quality of service, </w:t>
+      </w:r>
+      <w:r>
+        <w:rPr>
+          <w:rFonts w:ascii="Arial" w:eastAsia="Arial" w:hAnsi="Arial" w:cs="Arial"/>
+          <w:color w:val="000000"/>
+          <w:szCs w:val="20"/>
+        </w:rPr>
+        <w:t xml:space="preserve">security </w:t>
+      </w:r>
+      <w:r>
+        <w:rPr>
+          <w:rFonts w:ascii="Arial" w:eastAsia="Arial" w:hAnsi="Arial" w:cs="Arial"/>
+          <w:color w:val="000000"/>
+          <w:szCs w:val="20"/>
+        </w:rPr>
+        <w:t>and the overall health of all devices.</w:t>
       </w:r>
     </w:p>
     <w:p>
@@ -1969,28 +3706,15 @@
           <w:between w:val="nil"/>
         </w:pBdr>
         <w:spacing w:before="120" w:after="120" w:line="288" w:lineRule="auto"/>
-        <w:rPr>
-          <w:rFonts w:eastAsia="Arial"/>
+        <w:jc w:val="both"/>
+        <w:rPr>
+          <w:rFonts w:ascii="Arial" w:eastAsia="Arial" w:hAnsi="Arial" w:cs="Arial"/>
+          <w:b/>
+          <w:bCs/>
           <w:color w:val="000000"/>
           <w:szCs w:val="20"/>
         </w:rPr>
       </w:pPr>
-      <w:r>
-        <w:rPr>
-          <w:rFonts w:eastAsia="Arial"/>
-          <w:color w:val="000000"/>
-          <w:szCs w:val="20"/>
-        </w:rPr>
-        <w:t>Include a list and description of network testing and monitoring tools (including software applications) that will be used and why.</w:t>
-      </w:r>
-    </w:p>
-    <w:p>
-      <w:pPr>
-        <w:pStyle w:val="Heading1"/>
-      </w:pPr>
-      <w:r>
-        <w:t>IOS device maintenance plan</w:t>
-      </w:r>
     </w:p>
     <w:p>
       <w:pPr>
@@ -2003,26 +3727,22 @@
         </w:pBdr>
         <w:spacing w:before="120" w:after="120" w:line="288" w:lineRule="auto"/>
         <w:rPr>
-          <w:rFonts w:eastAsia="Arial"/>
+          <w:rFonts w:ascii="Arial" w:eastAsia="Arial" w:hAnsi="Arial" w:cs="Arial"/>
+          <w:b/>
+          <w:bCs/>
           <w:color w:val="000000"/>
           <w:szCs w:val="20"/>
         </w:rPr>
       </w:pPr>
       <w:r>
         <w:rPr>
-          <w:rFonts w:eastAsia="Arial"/>
+          <w:rFonts w:ascii="Arial" w:eastAsia="Arial" w:hAnsi="Arial" w:cs="Arial"/>
+          <w:b/>
+          <w:bCs/>
           <w:color w:val="000000"/>
           <w:szCs w:val="20"/>
         </w:rPr>
-        <w:t>Outline an IOS device maintenance plan that can be followed for monitoring routing protocols and router configurations.</w:t>
-      </w:r>
-    </w:p>
-    <w:p>
-      <w:pPr>
-        <w:pStyle w:val="Heading1"/>
-      </w:pPr>
-      <w:r>
-        <w:t>Security</w:t>
+        <w:t>Cisco CLI Diagnostic Tools</w:t>
       </w:r>
     </w:p>
     <w:p>
@@ -2036,26 +3756,34 @@
         </w:pBdr>
         <w:spacing w:before="120" w:after="120" w:line="288" w:lineRule="auto"/>
         <w:rPr>
-          <w:rFonts w:eastAsia="Arial"/>
+          <w:rFonts w:ascii="Arial" w:eastAsia="Arial" w:hAnsi="Arial" w:cs="Arial"/>
           <w:color w:val="000000"/>
           <w:szCs w:val="20"/>
         </w:rPr>
       </w:pPr>
       <w:r>
         <w:rPr>
-          <w:rFonts w:eastAsia="Arial"/>
+          <w:rFonts w:ascii="Arial" w:eastAsia="Arial" w:hAnsi="Arial" w:cs="Arial"/>
           <w:color w:val="000000"/>
           <w:szCs w:val="20"/>
         </w:rPr>
-        <w:t>Outline a plan for troubleshooting and monitoring the security of the network.</w:t>
-      </w:r>
-    </w:p>
-    <w:p>
-      <w:pPr>
-        <w:pStyle w:val="Heading1"/>
-      </w:pPr>
-      <w:r>
-        <w:t>IP V6 and IP V4 interoperability</w:t>
+        <w:t xml:space="preserve">Before deploying external software, the native capabilities of the Cisco IOS and ASA software are the first line of </w:t>
+      </w:r>
+      <w:r>
+        <w:rPr>
+          <w:rFonts w:ascii="Arial" w:eastAsia="Arial" w:hAnsi="Arial" w:cs="Arial"/>
+          <w:color w:val="000000"/>
+          <w:szCs w:val="20"/>
+        </w:rPr>
+        <w:t>defence</w:t>
+      </w:r>
+      <w:r>
+        <w:rPr>
+          <w:rFonts w:ascii="Arial" w:eastAsia="Arial" w:hAnsi="Arial" w:cs="Arial"/>
+          <w:color w:val="000000"/>
+          <w:szCs w:val="20"/>
+        </w:rPr>
+        <w:t>.</w:t>
       </w:r>
     </w:p>
     <w:p>
@@ -2069,18 +3797,22 @@
         </w:pBdr>
         <w:spacing w:before="120" w:after="120" w:line="288" w:lineRule="auto"/>
         <w:rPr>
-          <w:rFonts w:eastAsia="Arial"/>
+          <w:rFonts w:ascii="Arial" w:eastAsia="Arial" w:hAnsi="Arial" w:cs="Arial"/>
+          <w:b/>
+          <w:bCs/>
           <w:color w:val="000000"/>
           <w:szCs w:val="20"/>
         </w:rPr>
       </w:pPr>
       <w:r>
         <w:rPr>
-          <w:rFonts w:eastAsia="Arial"/>
+          <w:rFonts w:ascii="Arial" w:eastAsia="Arial" w:hAnsi="Arial" w:cs="Arial"/>
+          <w:b/>
+          <w:bCs/>
           <w:color w:val="000000"/>
           <w:szCs w:val="20"/>
         </w:rPr>
-        <w:t>Outline a plan for troubleshooting and monitoring IP V6 and IP V4 interoperability.</w:t>
+        <w:t>3. Network Testing and Monitoring Tools</w:t>
       </w:r>
     </w:p>
     <w:p>
@@ -2094,8 +3826,2385 @@
         </w:pBdr>
         <w:spacing w:before="120" w:after="120" w:line="288" w:lineRule="auto"/>
         <w:rPr>
-          <w:rFonts w:eastAsia="Arial"/>
+          <w:rFonts w:ascii="Arial" w:eastAsia="Arial" w:hAnsi="Arial" w:cs="Arial"/>
           <w:color w:val="000000"/>
+          <w:szCs w:val="20"/>
+        </w:rPr>
+      </w:pPr>
+      <w:r>
+        <w:rPr>
+          <w:rFonts w:ascii="Arial" w:eastAsia="Arial" w:hAnsi="Arial" w:cs="Arial"/>
+          <w:color w:val="000000"/>
+          <w:szCs w:val="20"/>
+        </w:rPr>
+        <w:t xml:space="preserve">To ensure total visibility of the infrastructure—from IP phones in the labs to critical servers in the DMZ—a hybrid approach will be utilised. This combines direct </w:t>
+      </w:r>
+      <w:r>
+        <w:rPr>
+          <w:rFonts w:ascii="Arial" w:eastAsia="Arial" w:hAnsi="Arial" w:cs="Arial"/>
+          <w:b/>
+          <w:bCs/>
+          <w:color w:val="000000"/>
+          <w:szCs w:val="20"/>
+        </w:rPr>
+        <w:t>Command Line Interface (CLI)</w:t>
+      </w:r>
+      <w:r>
+        <w:rPr>
+          <w:rFonts w:ascii="Arial" w:eastAsia="Arial" w:hAnsi="Arial" w:cs="Arial"/>
+          <w:color w:val="000000"/>
+          <w:szCs w:val="20"/>
+        </w:rPr>
+        <w:t xml:space="preserve"> diagnostics for immediate resolution with </w:t>
+      </w:r>
+      <w:r>
+        <w:rPr>
+          <w:rFonts w:ascii="Arial" w:eastAsia="Arial" w:hAnsi="Arial" w:cs="Arial"/>
+          <w:b/>
+          <w:bCs/>
+          <w:color w:val="000000"/>
+          <w:szCs w:val="20"/>
+        </w:rPr>
+        <w:t>specialised software</w:t>
+      </w:r>
+      <w:r>
+        <w:rPr>
+          <w:rFonts w:ascii="Arial" w:eastAsia="Arial" w:hAnsi="Arial" w:cs="Arial"/>
+          <w:color w:val="000000"/>
+          <w:szCs w:val="20"/>
+        </w:rPr>
+        <w:t xml:space="preserve"> for trend analysis and proactive health monitoring.</w:t>
+      </w:r>
+    </w:p>
+    <w:p>
+      <w:pPr>
+        <w:pBdr>
+          <w:top w:val="nil"/>
+          <w:left w:val="nil"/>
+          <w:bottom w:val="nil"/>
+          <w:right w:val="nil"/>
+          <w:between w:val="nil"/>
+        </w:pBdr>
+        <w:spacing w:before="120" w:after="120" w:line="288" w:lineRule="auto"/>
+        <w:rPr>
+          <w:rFonts w:ascii="Arial" w:eastAsia="Arial" w:hAnsi="Arial" w:cs="Arial"/>
+          <w:b/>
+          <w:bCs/>
+          <w:color w:val="000000"/>
+          <w:szCs w:val="20"/>
+        </w:rPr>
+      </w:pPr>
+      <w:r>
+        <w:rPr>
+          <w:rFonts w:ascii="Arial" w:eastAsia="Arial" w:hAnsi="Arial" w:cs="Arial"/>
+          <w:b/>
+          <w:bCs/>
+          <w:color w:val="000000"/>
+          <w:szCs w:val="20"/>
+        </w:rPr>
+        <w:t>3.1 CLI-Based Diagnostic Framework</w:t>
+      </w:r>
+    </w:p>
+    <w:p>
+      <w:pPr>
+        <w:pBdr>
+          <w:top w:val="nil"/>
+          <w:left w:val="nil"/>
+          <w:bottom w:val="nil"/>
+          <w:right w:val="nil"/>
+          <w:between w:val="nil"/>
+        </w:pBdr>
+        <w:spacing w:before="120" w:after="120" w:line="288" w:lineRule="auto"/>
+        <w:rPr>
+          <w:rFonts w:ascii="Arial" w:eastAsia="Arial" w:hAnsi="Arial" w:cs="Arial"/>
+          <w:color w:val="000000"/>
+          <w:szCs w:val="20"/>
+        </w:rPr>
+      </w:pPr>
+      <w:r>
+        <w:rPr>
+          <w:rFonts w:ascii="Arial" w:eastAsia="Arial" w:hAnsi="Arial" w:cs="Arial"/>
+          <w:color w:val="000000"/>
+          <w:szCs w:val="20"/>
+        </w:rPr>
+        <w:t>The use of CLI commands allows Milestones University engineers to isolate faults in real-time without relying on external systems.</w:t>
+      </w:r>
+    </w:p>
+    <w:tbl>
+      <w:tblPr>
+        <w:tblStyle w:val="GridTable5Dark-Accent1"/>
+        <w:tblW w:w="0" w:type="auto"/>
+        <w:tblLook w:val="04A0" w:firstRow="1" w:lastRow="0" w:firstColumn="1" w:lastColumn="0" w:noHBand="0" w:noVBand="1"/>
+      </w:tblPr>
+      <w:tblGrid>
+        <w:gridCol w:w="2137"/>
+        <w:gridCol w:w="2809"/>
+        <w:gridCol w:w="4064"/>
+      </w:tblGrid>
+      <w:tr>
+        <w:trPr>
+          <w:cnfStyle w:val="100000000000" w:firstRow="1" w:lastRow="0" w:firstColumn="0" w:lastColumn="0" w:oddVBand="0" w:evenVBand="0" w:oddHBand="0" w:evenHBand="0" w:firstRowFirstColumn="0" w:firstRowLastColumn="0" w:lastRowFirstColumn="0" w:lastRowLastColumn="0"/>
+        </w:trPr>
+        <w:tc>
+          <w:tcPr>
+            <w:cnfStyle w:val="001000000000" w:firstRow="0" w:lastRow="0" w:firstColumn="1" w:lastColumn="0" w:oddVBand="0" w:evenVBand="0" w:oddHBand="0" w:evenHBand="0" w:firstRowFirstColumn="0" w:firstRowLastColumn="0" w:lastRowFirstColumn="0" w:lastRowLastColumn="0"/>
+            <w:tcW w:w="0" w:type="auto"/>
+            <w:hideMark/>
+          </w:tcPr>
+          <w:p>
+            <w:pPr>
+              <w:rPr>
+                <w:rFonts w:eastAsia="Arial"/>
+              </w:rPr>
+            </w:pPr>
+            <w:r>
+              <w:rPr>
+                <w:rFonts w:eastAsia="Arial"/>
+              </w:rPr>
+              <w:t>Target</w:t>
+            </w:r>
+          </w:p>
+        </w:tc>
+        <w:tc>
+          <w:tcPr>
+            <w:tcW w:w="0" w:type="auto"/>
+            <w:hideMark/>
+          </w:tcPr>
+          <w:p>
+            <w:pPr>
+              <w:cnfStyle w:val="100000000000" w:firstRow="1" w:lastRow="0" w:firstColumn="0" w:lastColumn="0" w:oddVBand="0" w:evenVBand="0" w:oddHBand="0" w:evenHBand="0" w:firstRowFirstColumn="0" w:firstRowLastColumn="0" w:lastRowFirstColumn="0" w:lastRowLastColumn="0"/>
+              <w:rPr>
+                <w:rFonts w:eastAsia="Arial"/>
+              </w:rPr>
+            </w:pPr>
+            <w:r>
+              <w:rPr>
+                <w:rFonts w:eastAsia="Arial"/>
+              </w:rPr>
+              <w:t>Key CLI Commands</w:t>
+            </w:r>
+          </w:p>
+        </w:tc>
+        <w:tc>
+          <w:tcPr>
+            <w:tcW w:w="0" w:type="auto"/>
+            <w:hideMark/>
+          </w:tcPr>
+          <w:p>
+            <w:pPr>
+              <w:cnfStyle w:val="100000000000" w:firstRow="1" w:lastRow="0" w:firstColumn="0" w:lastColumn="0" w:oddVBand="0" w:evenVBand="0" w:oddHBand="0" w:evenHBand="0" w:firstRowFirstColumn="0" w:firstRowLastColumn="0" w:lastRowFirstColumn="0" w:lastRowLastColumn="0"/>
+              <w:rPr>
+                <w:rFonts w:eastAsia="Arial"/>
+              </w:rPr>
+            </w:pPr>
+            <w:r>
+              <w:rPr>
+                <w:rFonts w:eastAsia="Arial"/>
+              </w:rPr>
+              <w:t>Justification for Milestones University</w:t>
+            </w:r>
+          </w:p>
+        </w:tc>
+      </w:tr>
+      <w:tr>
+        <w:trPr>
+          <w:cnfStyle w:val="000000100000" w:firstRow="0" w:lastRow="0" w:firstColumn="0" w:lastColumn="0" w:oddVBand="0" w:evenVBand="0" w:oddHBand="1" w:evenHBand="0" w:firstRowFirstColumn="0" w:firstRowLastColumn="0" w:lastRowFirstColumn="0" w:lastRowLastColumn="0"/>
+        </w:trPr>
+        <w:tc>
+          <w:tcPr>
+            <w:cnfStyle w:val="001000000000" w:firstRow="0" w:lastRow="0" w:firstColumn="1" w:lastColumn="0" w:oddVBand="0" w:evenVBand="0" w:oddHBand="0" w:evenHBand="0" w:firstRowFirstColumn="0" w:firstRowLastColumn="0" w:lastRowFirstColumn="0" w:lastRowLastColumn="0"/>
+            <w:tcW w:w="0" w:type="auto"/>
+            <w:hideMark/>
+          </w:tcPr>
+          <w:p>
+            <w:pPr>
+              <w:rPr>
+                <w:rFonts w:eastAsia="Arial"/>
+              </w:rPr>
+            </w:pPr>
+            <w:r>
+              <w:rPr>
+                <w:rFonts w:eastAsia="Arial"/>
+              </w:rPr>
+              <w:t>Connectivity</w:t>
+            </w:r>
+          </w:p>
+        </w:tc>
+        <w:tc>
+          <w:tcPr>
+            <w:tcW w:w="0" w:type="auto"/>
+            <w:hideMark/>
+          </w:tcPr>
+          <w:p>
+            <w:pPr>
+              <w:cnfStyle w:val="000000100000" w:firstRow="0" w:lastRow="0" w:firstColumn="0" w:lastColumn="0" w:oddVBand="0" w:evenVBand="0" w:oddHBand="1" w:evenHBand="0" w:firstRowFirstColumn="0" w:firstRowLastColumn="0" w:lastRowFirstColumn="0" w:lastRowLastColumn="0"/>
+              <w:rPr>
+                <w:rFonts w:eastAsia="Arial"/>
+              </w:rPr>
+            </w:pPr>
+            <w:r>
+              <w:rPr>
+                <w:rFonts w:eastAsia="Arial"/>
+              </w:rPr>
+              <w:t>ping, traceroute</w:t>
+            </w:r>
+          </w:p>
+        </w:tc>
+        <w:tc>
+          <w:tcPr>
+            <w:tcW w:w="0" w:type="auto"/>
+            <w:hideMark/>
+          </w:tcPr>
+          <w:p>
+            <w:pPr>
+              <w:cnfStyle w:val="000000100000" w:firstRow="0" w:lastRow="0" w:firstColumn="0" w:lastColumn="0" w:oddVBand="0" w:evenVBand="0" w:oddHBand="1" w:evenHBand="0" w:firstRowFirstColumn="0" w:firstRowLastColumn="0" w:lastRowFirstColumn="0" w:lastRowLastColumn="0"/>
+              <w:rPr>
+                <w:rFonts w:eastAsia="Arial"/>
+              </w:rPr>
+            </w:pPr>
+            <w:r>
+              <w:rPr>
+                <w:rFonts w:eastAsia="Arial"/>
+              </w:rPr>
+              <w:t>Basic validation of the path between the LAN (MS1) and the DMZ (MS2) through the Firewall.</w:t>
+            </w:r>
+          </w:p>
+        </w:tc>
+      </w:tr>
+      <w:tr>
+        <w:tc>
+          <w:tcPr>
+            <w:cnfStyle w:val="001000000000" w:firstRow="0" w:lastRow="0" w:firstColumn="1" w:lastColumn="0" w:oddVBand="0" w:evenVBand="0" w:oddHBand="0" w:evenHBand="0" w:firstRowFirstColumn="0" w:firstRowLastColumn="0" w:lastRowFirstColumn="0" w:lastRowLastColumn="0"/>
+            <w:tcW w:w="0" w:type="auto"/>
+            <w:hideMark/>
+          </w:tcPr>
+          <w:p>
+            <w:pPr>
+              <w:rPr>
+                <w:rFonts w:eastAsia="Arial"/>
+              </w:rPr>
+            </w:pPr>
+            <w:r>
+              <w:rPr>
+                <w:rFonts w:eastAsia="Arial"/>
+              </w:rPr>
+              <w:t>Traffic/Bandwidth</w:t>
+            </w:r>
+          </w:p>
+        </w:tc>
+        <w:tc>
+          <w:tcPr>
+            <w:tcW w:w="0" w:type="auto"/>
+            <w:hideMark/>
+          </w:tcPr>
+          <w:p>
+            <w:pPr>
+              <w:cnfStyle w:val="000000000000" w:firstRow="0" w:lastRow="0" w:firstColumn="0" w:lastColumn="0" w:oddVBand="0" w:evenVBand="0" w:oddHBand="0" w:evenHBand="0" w:firstRowFirstColumn="0" w:firstRowLastColumn="0" w:lastRowFirstColumn="0" w:lastRowLastColumn="0"/>
+              <w:rPr>
+                <w:rFonts w:eastAsia="Arial"/>
+              </w:rPr>
+            </w:pPr>
+            <w:r>
+              <w:rPr>
+                <w:rFonts w:eastAsia="Arial"/>
+              </w:rPr>
+              <w:t>show interface, show controller utilization</w:t>
+            </w:r>
+          </w:p>
+        </w:tc>
+        <w:tc>
+          <w:tcPr>
+            <w:tcW w:w="0" w:type="auto"/>
+            <w:hideMark/>
+          </w:tcPr>
+          <w:p>
+            <w:pPr>
+              <w:cnfStyle w:val="000000000000" w:firstRow="0" w:lastRow="0" w:firstColumn="0" w:lastColumn="0" w:oddVBand="0" w:evenVBand="0" w:oddHBand="0" w:evenHBand="0" w:firstRowFirstColumn="0" w:firstRowLastColumn="0" w:lastRowFirstColumn="0" w:lastRowLastColumn="0"/>
+              <w:rPr>
+                <w:rFonts w:eastAsia="Arial"/>
+              </w:rPr>
+            </w:pPr>
+            <w:r>
+              <w:rPr>
+                <w:rFonts w:eastAsia="Arial"/>
+              </w:rPr>
+              <w:t>Identifying saturation on the MS0 trunk links and the status of PC and printer ports.</w:t>
+            </w:r>
+          </w:p>
+        </w:tc>
+      </w:tr>
+      <w:tr>
+        <w:trPr>
+          <w:cnfStyle w:val="000000100000" w:firstRow="0" w:lastRow="0" w:firstColumn="0" w:lastColumn="0" w:oddVBand="0" w:evenVBand="0" w:oddHBand="1" w:evenHBand="0" w:firstRowFirstColumn="0" w:firstRowLastColumn="0" w:lastRowFirstColumn="0" w:lastRowLastColumn="0"/>
+        </w:trPr>
+        <w:tc>
+          <w:tcPr>
+            <w:cnfStyle w:val="001000000000" w:firstRow="0" w:lastRow="0" w:firstColumn="1" w:lastColumn="0" w:oddVBand="0" w:evenVBand="0" w:oddHBand="0" w:evenHBand="0" w:firstRowFirstColumn="0" w:firstRowLastColumn="0" w:lastRowFirstColumn="0" w:lastRowLastColumn="0"/>
+            <w:tcW w:w="0" w:type="auto"/>
+            <w:hideMark/>
+          </w:tcPr>
+          <w:p>
+            <w:pPr>
+              <w:rPr>
+                <w:rFonts w:eastAsia="Arial"/>
+              </w:rPr>
+            </w:pPr>
+            <w:r>
+              <w:rPr>
+                <w:rFonts w:eastAsia="Arial"/>
+              </w:rPr>
+              <w:t>Voice Quality</w:t>
+            </w:r>
+          </w:p>
+        </w:tc>
+        <w:tc>
+          <w:tcPr>
+            <w:tcW w:w="0" w:type="auto"/>
+            <w:hideMark/>
+          </w:tcPr>
+          <w:p>
+            <w:pPr>
+              <w:cnfStyle w:val="000000100000" w:firstRow="0" w:lastRow="0" w:firstColumn="0" w:lastColumn="0" w:oddVBand="0" w:evenVBand="0" w:oddHBand="1" w:evenHBand="0" w:firstRowFirstColumn="0" w:firstRowLastColumn="0" w:lastRowFirstColumn="0" w:lastRowLastColumn="0"/>
+              <w:rPr>
+                <w:rFonts w:eastAsia="Arial"/>
+              </w:rPr>
+            </w:pPr>
+            <w:r>
+              <w:rPr>
+                <w:rFonts w:eastAsia="Arial"/>
+              </w:rPr>
+              <w:t>Cisco IP SLA, show call active voice, show voice dsp, show policy-map interface</w:t>
+            </w:r>
+          </w:p>
+        </w:tc>
+        <w:tc>
+          <w:tcPr>
+            <w:tcW w:w="0" w:type="auto"/>
+            <w:hideMark/>
+          </w:tcPr>
+          <w:p>
+            <w:pPr>
+              <w:cnfStyle w:val="000000100000" w:firstRow="0" w:lastRow="0" w:firstColumn="0" w:lastColumn="0" w:oddVBand="0" w:evenVBand="0" w:oddHBand="1" w:evenHBand="0" w:firstRowFirstColumn="0" w:firstRowLastColumn="0" w:lastRowFirstColumn="0" w:lastRowLastColumn="0"/>
+              <w:rPr>
+                <w:rFonts w:eastAsia="Arial"/>
+              </w:rPr>
+            </w:pPr>
+            <w:r>
+              <w:rPr>
+                <w:rFonts w:eastAsia="Arial"/>
+              </w:rPr>
+              <w:t>Vital for ensuring IP Phones maintain optimal call quality and that QoS policies are correctly applied at the access layer.</w:t>
+            </w:r>
+          </w:p>
+        </w:tc>
+      </w:tr>
+      <w:tr>
+        <w:tc>
+          <w:tcPr>
+            <w:cnfStyle w:val="001000000000" w:firstRow="0" w:lastRow="0" w:firstColumn="1" w:lastColumn="0" w:oddVBand="0" w:evenVBand="0" w:oddHBand="0" w:evenHBand="0" w:firstRowFirstColumn="0" w:firstRowLastColumn="0" w:lastRowFirstColumn="0" w:lastRowLastColumn="0"/>
+            <w:tcW w:w="0" w:type="auto"/>
+            <w:hideMark/>
+          </w:tcPr>
+          <w:p>
+            <w:pPr>
+              <w:rPr>
+                <w:rFonts w:eastAsia="Arial"/>
+              </w:rPr>
+            </w:pPr>
+            <w:r>
+              <w:rPr>
+                <w:rFonts w:eastAsia="Arial"/>
+              </w:rPr>
+              <w:t>Security/Logs</w:t>
+            </w:r>
+          </w:p>
+        </w:tc>
+        <w:tc>
+          <w:tcPr>
+            <w:tcW w:w="0" w:type="auto"/>
+            <w:hideMark/>
+          </w:tcPr>
+          <w:p>
+            <w:pPr>
+              <w:cnfStyle w:val="000000000000" w:firstRow="0" w:lastRow="0" w:firstColumn="0" w:lastColumn="0" w:oddVBand="0" w:evenVBand="0" w:oddHBand="0" w:evenHBand="0" w:firstRowFirstColumn="0" w:firstRowLastColumn="0" w:lastRowFirstColumn="0" w:lastRowLastColumn="0"/>
+              <w:rPr>
+                <w:rFonts w:eastAsia="Arial"/>
+              </w:rPr>
+            </w:pPr>
+            <w:r>
+              <w:rPr>
+                <w:rFonts w:eastAsia="Arial"/>
+              </w:rPr>
+              <w:t>show log, show logging process, show platform software trace</w:t>
+            </w:r>
+          </w:p>
+        </w:tc>
+        <w:tc>
+          <w:tcPr>
+            <w:tcW w:w="0" w:type="auto"/>
+            <w:hideMark/>
+          </w:tcPr>
+          <w:p>
+            <w:pPr>
+              <w:cnfStyle w:val="000000000000" w:firstRow="0" w:lastRow="0" w:firstColumn="0" w:lastColumn="0" w:oddVBand="0" w:evenVBand="0" w:oddHBand="0" w:evenHBand="0" w:firstRowFirstColumn="0" w:firstRowLastColumn="0" w:lastRowFirstColumn="0" w:lastRowLastColumn="0"/>
+              <w:rPr>
+                <w:rFonts w:eastAsia="Arial"/>
+              </w:rPr>
+            </w:pPr>
+            <w:r>
+              <w:rPr>
+                <w:rFonts w:eastAsia="Arial"/>
+              </w:rPr>
+              <w:t>Tracking security events and access denials on Firewall2 and system logs on MS1.</w:t>
+            </w:r>
+          </w:p>
+        </w:tc>
+      </w:tr>
+      <w:tr>
+        <w:trPr>
+          <w:cnfStyle w:val="000000100000" w:firstRow="0" w:lastRow="0" w:firstColumn="0" w:lastColumn="0" w:oddVBand="0" w:evenVBand="0" w:oddHBand="1" w:evenHBand="0" w:firstRowFirstColumn="0" w:firstRowLastColumn="0" w:lastRowFirstColumn="0" w:lastRowLastColumn="0"/>
+        </w:trPr>
+        <w:tc>
+          <w:tcPr>
+            <w:cnfStyle w:val="001000000000" w:firstRow="0" w:lastRow="0" w:firstColumn="1" w:lastColumn="0" w:oddVBand="0" w:evenVBand="0" w:oddHBand="0" w:evenHBand="0" w:firstRowFirstColumn="0" w:firstRowLastColumn="0" w:lastRowFirstColumn="0" w:lastRowLastColumn="0"/>
+            <w:tcW w:w="0" w:type="auto"/>
+            <w:hideMark/>
+          </w:tcPr>
+          <w:p>
+            <w:pPr>
+              <w:rPr>
+                <w:rFonts w:eastAsia="Arial"/>
+              </w:rPr>
+            </w:pPr>
+            <w:r>
+              <w:rPr>
+                <w:rFonts w:eastAsia="Arial"/>
+              </w:rPr>
+              <w:t>Service Health</w:t>
+            </w:r>
+          </w:p>
+        </w:tc>
+        <w:tc>
+          <w:tcPr>
+            <w:tcW w:w="0" w:type="auto"/>
+            <w:hideMark/>
+          </w:tcPr>
+          <w:p>
+            <w:pPr>
+              <w:cnfStyle w:val="000000100000" w:firstRow="0" w:lastRow="0" w:firstColumn="0" w:lastColumn="0" w:oddVBand="0" w:evenVBand="0" w:oddHBand="1" w:evenHBand="0" w:firstRowFirstColumn="0" w:firstRowLastColumn="0" w:lastRowFirstColumn="0" w:lastRowLastColumn="0"/>
+              <w:rPr>
+                <w:rFonts w:eastAsia="Arial"/>
+              </w:rPr>
+            </w:pPr>
+            <w:r>
+              <w:rPr>
+                <w:rFonts w:eastAsia="Arial"/>
+              </w:rPr>
+              <w:t xml:space="preserve">show proc </w:t>
+            </w:r>
+            <w:proofErr w:type="spellStart"/>
+            <w:r>
+              <w:rPr>
+                <w:rFonts w:eastAsia="Arial"/>
+              </w:rPr>
+              <w:t>cpu</w:t>
+            </w:r>
+            <w:proofErr w:type="spellEnd"/>
+            <w:r>
+              <w:rPr>
+                <w:rFonts w:eastAsia="Arial"/>
+              </w:rPr>
+              <w:t xml:space="preserve"> sorted, show proc mem sorted, show env, show version</w:t>
+            </w:r>
+          </w:p>
+        </w:tc>
+        <w:tc>
+          <w:tcPr>
+            <w:tcW w:w="0" w:type="auto"/>
+            <w:hideMark/>
+          </w:tcPr>
+          <w:p>
+            <w:pPr>
+              <w:cnfStyle w:val="000000100000" w:firstRow="0" w:lastRow="0" w:firstColumn="0" w:lastColumn="0" w:oddVBand="0" w:evenVBand="0" w:oddHBand="1" w:evenHBand="0" w:firstRowFirstColumn="0" w:firstRowLastColumn="0" w:lastRowFirstColumn="0" w:lastRowLastColumn="0"/>
+              <w:rPr>
+                <w:rFonts w:eastAsia="Arial"/>
+              </w:rPr>
+            </w:pPr>
+            <w:r>
+              <w:rPr>
+                <w:rFonts w:eastAsia="Arial"/>
+              </w:rPr>
+              <w:t>Monitoring the health of core switch hardware; allows detection of processes consuming resources that could impact the academic network.</w:t>
+            </w:r>
+          </w:p>
+        </w:tc>
+      </w:tr>
+    </w:tbl>
+    <w:p>
+      <w:pPr>
+        <w:pBdr>
+          <w:top w:val="nil"/>
+          <w:left w:val="nil"/>
+          <w:bottom w:val="nil"/>
+          <w:right w:val="nil"/>
+          <w:between w:val="nil"/>
+        </w:pBdr>
+        <w:spacing w:before="120" w:after="120" w:line="288" w:lineRule="auto"/>
+        <w:rPr>
+          <w:rFonts w:ascii="Arial" w:eastAsia="Arial" w:hAnsi="Arial" w:cs="Arial"/>
+          <w:color w:val="000000"/>
+          <w:szCs w:val="20"/>
+        </w:rPr>
+      </w:pPr>
+    </w:p>
+    <w:p>
+      <w:pPr>
+        <w:pBdr>
+          <w:top w:val="nil"/>
+          <w:left w:val="nil"/>
+          <w:bottom w:val="nil"/>
+          <w:right w:val="nil"/>
+          <w:between w:val="nil"/>
+        </w:pBdr>
+        <w:spacing w:before="120" w:after="120" w:line="288" w:lineRule="auto"/>
+        <w:rPr>
+          <w:rFonts w:ascii="Arial" w:eastAsia="Arial" w:hAnsi="Arial" w:cs="Arial"/>
+          <w:b/>
+          <w:bCs/>
+          <w:color w:val="000000"/>
+          <w:szCs w:val="20"/>
+        </w:rPr>
+      </w:pPr>
+      <w:r>
+        <w:rPr>
+          <w:rFonts w:ascii="Arial" w:eastAsia="Arial" w:hAnsi="Arial" w:cs="Arial"/>
+          <w:b/>
+          <w:bCs/>
+          <w:color w:val="000000"/>
+          <w:szCs w:val="20"/>
+        </w:rPr>
+        <w:t>3.2 Network Management &amp; Software Tools</w:t>
+      </w:r>
+    </w:p>
+    <w:p>
+      <w:pPr>
+        <w:pBdr>
+          <w:top w:val="nil"/>
+          <w:left w:val="nil"/>
+          <w:bottom w:val="nil"/>
+          <w:right w:val="nil"/>
+          <w:between w:val="nil"/>
+        </w:pBdr>
+        <w:spacing w:before="120" w:after="120" w:line="288" w:lineRule="auto"/>
+        <w:rPr>
+          <w:rFonts w:ascii="Arial" w:eastAsia="Arial" w:hAnsi="Arial" w:cs="Arial"/>
+          <w:color w:val="000000"/>
+          <w:szCs w:val="20"/>
+        </w:rPr>
+      </w:pPr>
+      <w:r>
+        <w:rPr>
+          <w:rFonts w:ascii="Arial" w:eastAsia="Arial" w:hAnsi="Arial" w:cs="Arial"/>
+          <w:color w:val="000000"/>
+          <w:szCs w:val="20"/>
+        </w:rPr>
+        <w:t>These applications provide a layer of deep analysis and automated alerting for remote management.</w:t>
+      </w:r>
+    </w:p>
+    <w:p>
+      <w:pPr>
+        <w:pBdr>
+          <w:top w:val="nil"/>
+          <w:left w:val="nil"/>
+          <w:bottom w:val="nil"/>
+          <w:right w:val="nil"/>
+          <w:between w:val="nil"/>
+        </w:pBdr>
+        <w:spacing w:before="120" w:after="120" w:line="288" w:lineRule="auto"/>
+        <w:rPr>
+          <w:rFonts w:ascii="Arial" w:eastAsia="Arial" w:hAnsi="Arial" w:cs="Arial"/>
+          <w:b/>
+          <w:bCs/>
+          <w:color w:val="000000"/>
+          <w:szCs w:val="20"/>
+        </w:rPr>
+      </w:pPr>
+      <w:r>
+        <w:rPr>
+          <w:rFonts w:ascii="Arial" w:eastAsia="Arial" w:hAnsi="Arial" w:cs="Arial"/>
+          <w:b/>
+          <w:bCs/>
+          <w:color w:val="000000"/>
+          <w:szCs w:val="20"/>
+        </w:rPr>
+        <w:lastRenderedPageBreak/>
+        <w:t>A. Connectivity and Traffic Management</w:t>
+      </w:r>
+    </w:p>
+    <w:p>
+      <w:pPr>
+        <w:numPr>
+          <w:ilvl w:val="0"/>
+          <w:numId w:val="21"/>
+        </w:numPr>
+        <w:pBdr>
+          <w:top w:val="nil"/>
+          <w:left w:val="nil"/>
+          <w:bottom w:val="nil"/>
+          <w:right w:val="nil"/>
+          <w:between w:val="nil"/>
+        </w:pBdr>
+        <w:spacing w:before="120" w:after="120" w:line="288" w:lineRule="auto"/>
+        <w:rPr>
+          <w:rFonts w:ascii="Arial" w:eastAsia="Arial" w:hAnsi="Arial" w:cs="Arial"/>
+          <w:color w:val="000000"/>
+          <w:szCs w:val="20"/>
+        </w:rPr>
+      </w:pPr>
+      <w:r>
+        <w:rPr>
+          <w:rFonts w:ascii="Arial" w:eastAsia="Arial" w:hAnsi="Arial" w:cs="Arial"/>
+          <w:b/>
+          <w:bCs/>
+          <w:color w:val="000000"/>
+          <w:szCs w:val="20"/>
+        </w:rPr>
+        <w:t>PRTG Network Monitoring:</w:t>
+      </w:r>
+      <w:r>
+        <w:rPr>
+          <w:rFonts w:ascii="Arial" w:eastAsia="Arial" w:hAnsi="Arial" w:cs="Arial"/>
+          <w:color w:val="000000"/>
+          <w:szCs w:val="20"/>
+        </w:rPr>
+        <w:t xml:space="preserve"> Utilised for 24/7 availability monitoring of gateways and WAN links.</w:t>
+      </w:r>
+    </w:p>
+    <w:p>
+      <w:pPr>
+        <w:numPr>
+          <w:ilvl w:val="0"/>
+          <w:numId w:val="21"/>
+        </w:numPr>
+        <w:pBdr>
+          <w:top w:val="nil"/>
+          <w:left w:val="nil"/>
+          <w:bottom w:val="nil"/>
+          <w:right w:val="nil"/>
+          <w:between w:val="nil"/>
+        </w:pBdr>
+        <w:spacing w:before="120" w:after="120" w:line="288" w:lineRule="auto"/>
+        <w:rPr>
+          <w:rFonts w:ascii="Arial" w:eastAsia="Arial" w:hAnsi="Arial" w:cs="Arial"/>
+          <w:color w:val="000000"/>
+          <w:szCs w:val="20"/>
+        </w:rPr>
+      </w:pPr>
+      <w:r>
+        <w:rPr>
+          <w:rFonts w:ascii="Arial" w:eastAsia="Arial" w:hAnsi="Arial" w:cs="Arial"/>
+          <w:b/>
+          <w:bCs/>
+          <w:color w:val="000000"/>
+          <w:szCs w:val="20"/>
+        </w:rPr>
+        <w:t>NetFlow by Cisco (on MS1):</w:t>
+      </w:r>
+      <w:r>
+        <w:rPr>
+          <w:rFonts w:ascii="Arial" w:eastAsia="Arial" w:hAnsi="Arial" w:cs="Arial"/>
+          <w:color w:val="000000"/>
+          <w:szCs w:val="20"/>
+        </w:rPr>
+        <w:t xml:space="preserve"> Allows analysis of bandwidth consumption. It is essential for monitoring whether lab traffic is saturating the internet uplink.</w:t>
+      </w:r>
+    </w:p>
+    <w:p>
+      <w:pPr>
+        <w:numPr>
+          <w:ilvl w:val="0"/>
+          <w:numId w:val="21"/>
+        </w:numPr>
+        <w:pBdr>
+          <w:top w:val="nil"/>
+          <w:left w:val="nil"/>
+          <w:bottom w:val="nil"/>
+          <w:right w:val="nil"/>
+          <w:between w:val="nil"/>
+        </w:pBdr>
+        <w:spacing w:before="120" w:after="120" w:line="288" w:lineRule="auto"/>
+        <w:rPr>
+          <w:rFonts w:ascii="Arial" w:eastAsia="Arial" w:hAnsi="Arial" w:cs="Arial"/>
+          <w:color w:val="000000"/>
+          <w:szCs w:val="20"/>
+        </w:rPr>
+      </w:pPr>
+      <w:r>
+        <w:rPr>
+          <w:rFonts w:ascii="Arial" w:eastAsia="Arial" w:hAnsi="Arial" w:cs="Arial"/>
+          <w:b/>
+          <w:bCs/>
+          <w:color w:val="000000"/>
+          <w:szCs w:val="20"/>
+        </w:rPr>
+        <w:t>Simple Network Management Protocol (SNMP) Monitoring Tools:</w:t>
+      </w:r>
+      <w:r>
+        <w:rPr>
+          <w:rFonts w:ascii="Arial" w:eastAsia="Arial" w:hAnsi="Arial" w:cs="Arial"/>
+          <w:color w:val="000000"/>
+          <w:szCs w:val="20"/>
+        </w:rPr>
+        <w:t xml:space="preserve"> SNMP-based tools will collect performance data from all devices across the topology.</w:t>
+      </w:r>
+    </w:p>
+    <w:p>
+      <w:pPr>
+        <w:pBdr>
+          <w:top w:val="nil"/>
+          <w:left w:val="nil"/>
+          <w:bottom w:val="nil"/>
+          <w:right w:val="nil"/>
+          <w:between w:val="nil"/>
+        </w:pBdr>
+        <w:spacing w:before="120" w:after="120" w:line="288" w:lineRule="auto"/>
+        <w:rPr>
+          <w:rFonts w:ascii="Arial" w:eastAsia="Arial" w:hAnsi="Arial" w:cs="Arial"/>
+          <w:b/>
+          <w:bCs/>
+          <w:color w:val="000000"/>
+          <w:szCs w:val="20"/>
+        </w:rPr>
+      </w:pPr>
+      <w:r>
+        <w:rPr>
+          <w:rFonts w:ascii="Arial" w:eastAsia="Arial" w:hAnsi="Arial" w:cs="Arial"/>
+          <w:b/>
+          <w:bCs/>
+          <w:color w:val="000000"/>
+          <w:szCs w:val="20"/>
+        </w:rPr>
+        <w:t>B. Voice and Protocol Analysis</w:t>
+      </w:r>
+    </w:p>
+    <w:p>
+      <w:pPr>
+        <w:numPr>
+          <w:ilvl w:val="0"/>
+          <w:numId w:val="22"/>
+        </w:numPr>
+        <w:pBdr>
+          <w:top w:val="nil"/>
+          <w:left w:val="nil"/>
+          <w:bottom w:val="nil"/>
+          <w:right w:val="nil"/>
+          <w:between w:val="nil"/>
+        </w:pBdr>
+        <w:spacing w:before="120" w:after="120" w:line="288" w:lineRule="auto"/>
+        <w:rPr>
+          <w:rFonts w:ascii="Arial" w:eastAsia="Arial" w:hAnsi="Arial" w:cs="Arial"/>
+          <w:color w:val="000000"/>
+          <w:szCs w:val="20"/>
+        </w:rPr>
+      </w:pPr>
+      <w:r>
+        <w:rPr>
+          <w:rFonts w:ascii="Arial" w:eastAsia="Arial" w:hAnsi="Arial" w:cs="Arial"/>
+          <w:b/>
+          <w:bCs/>
+          <w:color w:val="000000"/>
+          <w:szCs w:val="20"/>
+        </w:rPr>
+        <w:t>Wireshark:</w:t>
+      </w:r>
+      <w:r>
+        <w:rPr>
+          <w:rFonts w:ascii="Arial" w:eastAsia="Arial" w:hAnsi="Arial" w:cs="Arial"/>
+          <w:color w:val="000000"/>
+          <w:szCs w:val="20"/>
+        </w:rPr>
+        <w:t xml:space="preserve"> The industry-standard packet analyser for capturing DMZ traffic and resolving complex communication issues between the </w:t>
+      </w:r>
+      <w:r>
+        <w:rPr>
+          <w:rFonts w:ascii="Arial" w:eastAsia="Arial" w:hAnsi="Arial" w:cs="Arial"/>
+          <w:b/>
+          <w:bCs/>
+          <w:color w:val="000000"/>
+          <w:szCs w:val="20"/>
+        </w:rPr>
+        <w:t>Proxy</w:t>
+      </w:r>
+      <w:r>
+        <w:rPr>
+          <w:rFonts w:ascii="Arial" w:eastAsia="Arial" w:hAnsi="Arial" w:cs="Arial"/>
+          <w:color w:val="000000"/>
+          <w:szCs w:val="20"/>
+        </w:rPr>
+        <w:t xml:space="preserve"> and the </w:t>
+      </w:r>
+      <w:r>
+        <w:rPr>
+          <w:rFonts w:ascii="Arial" w:eastAsia="Arial" w:hAnsi="Arial" w:cs="Arial"/>
+          <w:b/>
+          <w:bCs/>
+          <w:color w:val="000000"/>
+          <w:szCs w:val="20"/>
+        </w:rPr>
+        <w:t>Database</w:t>
+      </w:r>
+      <w:r>
+        <w:rPr>
+          <w:rFonts w:ascii="Arial" w:eastAsia="Arial" w:hAnsi="Arial" w:cs="Arial"/>
+          <w:color w:val="000000"/>
+          <w:szCs w:val="20"/>
+        </w:rPr>
+        <w:t>.</w:t>
+      </w:r>
+    </w:p>
+    <w:p>
+      <w:pPr>
+        <w:numPr>
+          <w:ilvl w:val="0"/>
+          <w:numId w:val="22"/>
+        </w:numPr>
+        <w:pBdr>
+          <w:top w:val="nil"/>
+          <w:left w:val="nil"/>
+          <w:bottom w:val="nil"/>
+          <w:right w:val="nil"/>
+          <w:between w:val="nil"/>
+        </w:pBdr>
+        <w:spacing w:before="120" w:after="120" w:line="288" w:lineRule="auto"/>
+        <w:rPr>
+          <w:rFonts w:ascii="Arial" w:eastAsia="Arial" w:hAnsi="Arial" w:cs="Arial"/>
+          <w:color w:val="000000"/>
+          <w:szCs w:val="20"/>
+        </w:rPr>
+      </w:pPr>
+      <w:proofErr w:type="spellStart"/>
+      <w:r>
+        <w:rPr>
+          <w:rFonts w:ascii="Arial" w:eastAsia="Arial" w:hAnsi="Arial" w:cs="Arial"/>
+          <w:b/>
+          <w:bCs/>
+          <w:color w:val="000000"/>
+          <w:szCs w:val="20"/>
+        </w:rPr>
+        <w:t>VisQOL</w:t>
+      </w:r>
+      <w:proofErr w:type="spellEnd"/>
+      <w:r>
+        <w:rPr>
+          <w:rFonts w:ascii="Arial" w:eastAsia="Arial" w:hAnsi="Arial" w:cs="Arial"/>
+          <w:b/>
+          <w:bCs/>
+          <w:color w:val="000000"/>
+          <w:szCs w:val="20"/>
+        </w:rPr>
+        <w:t xml:space="preserve"> &amp; VQM (Voice Quality Monitoring):</w:t>
+      </w:r>
+      <w:r>
+        <w:rPr>
+          <w:rFonts w:ascii="Arial" w:eastAsia="Arial" w:hAnsi="Arial" w:cs="Arial"/>
+          <w:color w:val="000000"/>
+          <w:szCs w:val="20"/>
+        </w:rPr>
+        <w:t xml:space="preserve"> Specific tools to measure the user experience within the university’s IP telephony network.</w:t>
+      </w:r>
+    </w:p>
+    <w:p>
+      <w:pPr>
+        <w:pBdr>
+          <w:top w:val="nil"/>
+          <w:left w:val="nil"/>
+          <w:bottom w:val="nil"/>
+          <w:right w:val="nil"/>
+          <w:between w:val="nil"/>
+        </w:pBdr>
+        <w:spacing w:before="120" w:after="120" w:line="288" w:lineRule="auto"/>
+        <w:rPr>
+          <w:rFonts w:ascii="Arial" w:eastAsia="Arial" w:hAnsi="Arial" w:cs="Arial"/>
+          <w:b/>
+          <w:bCs/>
+          <w:color w:val="000000"/>
+          <w:szCs w:val="20"/>
+        </w:rPr>
+      </w:pPr>
+      <w:r>
+        <w:rPr>
+          <w:rFonts w:ascii="Arial" w:eastAsia="Arial" w:hAnsi="Arial" w:cs="Arial"/>
+          <w:b/>
+          <w:bCs/>
+          <w:color w:val="000000"/>
+          <w:szCs w:val="20"/>
+        </w:rPr>
+        <w:t>C. Security and Configuration Auditing</w:t>
+      </w:r>
+    </w:p>
+    <w:p>
+      <w:pPr>
+        <w:numPr>
+          <w:ilvl w:val="0"/>
+          <w:numId w:val="23"/>
+        </w:numPr>
+        <w:pBdr>
+          <w:top w:val="nil"/>
+          <w:left w:val="nil"/>
+          <w:bottom w:val="nil"/>
+          <w:right w:val="nil"/>
+          <w:between w:val="nil"/>
+        </w:pBdr>
+        <w:spacing w:before="120" w:after="120" w:line="288" w:lineRule="auto"/>
+        <w:rPr>
+          <w:rFonts w:ascii="Arial" w:eastAsia="Arial" w:hAnsi="Arial" w:cs="Arial"/>
+          <w:color w:val="000000"/>
+          <w:szCs w:val="20"/>
+        </w:rPr>
+      </w:pPr>
+      <w:r>
+        <w:rPr>
+          <w:rFonts w:ascii="Arial" w:eastAsia="Arial" w:hAnsi="Arial" w:cs="Arial"/>
+          <w:b/>
+          <w:bCs/>
+          <w:color w:val="000000"/>
+          <w:szCs w:val="20"/>
+        </w:rPr>
+        <w:t>ASA Packet Tracer:</w:t>
+      </w:r>
+      <w:r>
+        <w:rPr>
+          <w:rFonts w:ascii="Arial" w:eastAsia="Arial" w:hAnsi="Arial" w:cs="Arial"/>
+          <w:color w:val="000000"/>
+          <w:szCs w:val="20"/>
+        </w:rPr>
+        <w:t xml:space="preserve"> A software tool within the firewall to simulate traffic and verify that ACLs (INSIDE_IN) are correctly configured before deploying changes.</w:t>
+      </w:r>
+    </w:p>
+    <w:p>
+      <w:pPr>
+        <w:numPr>
+          <w:ilvl w:val="0"/>
+          <w:numId w:val="23"/>
+        </w:numPr>
+        <w:pBdr>
+          <w:top w:val="nil"/>
+          <w:left w:val="nil"/>
+          <w:bottom w:val="nil"/>
+          <w:right w:val="nil"/>
+          <w:between w:val="nil"/>
+        </w:pBdr>
+        <w:spacing w:before="120" w:after="120" w:line="288" w:lineRule="auto"/>
+        <w:rPr>
+          <w:rFonts w:ascii="Arial" w:eastAsia="Arial" w:hAnsi="Arial" w:cs="Arial"/>
+          <w:color w:val="000000"/>
+          <w:szCs w:val="20"/>
+        </w:rPr>
+      </w:pPr>
+      <w:r>
+        <w:rPr>
+          <w:rFonts w:ascii="Arial" w:eastAsia="Arial" w:hAnsi="Arial" w:cs="Arial"/>
+          <w:b/>
+          <w:bCs/>
+          <w:color w:val="000000"/>
+          <w:szCs w:val="20"/>
+        </w:rPr>
+        <w:t>Kiwi Syslog Server NG:</w:t>
+      </w:r>
+      <w:r>
+        <w:rPr>
+          <w:rFonts w:ascii="Arial" w:eastAsia="Arial" w:hAnsi="Arial" w:cs="Arial"/>
+          <w:color w:val="000000"/>
+          <w:szCs w:val="20"/>
+        </w:rPr>
+        <w:t xml:space="preserve"> Centralises logs from all switches and the firewall, enabling security audits of resource access within the DMZ.</w:t>
+      </w:r>
+    </w:p>
+    <w:p>
+      <w:pPr>
+        <w:numPr>
+          <w:ilvl w:val="0"/>
+          <w:numId w:val="23"/>
+        </w:numPr>
+        <w:pBdr>
+          <w:top w:val="nil"/>
+          <w:left w:val="nil"/>
+          <w:bottom w:val="nil"/>
+          <w:right w:val="nil"/>
+          <w:between w:val="nil"/>
+        </w:pBdr>
+        <w:spacing w:before="120" w:after="120" w:line="288" w:lineRule="auto"/>
+        <w:rPr>
+          <w:rFonts w:ascii="Arial" w:eastAsia="Arial" w:hAnsi="Arial" w:cs="Arial"/>
+          <w:color w:val="000000"/>
+          <w:szCs w:val="20"/>
+        </w:rPr>
+      </w:pPr>
+      <w:r>
+        <w:rPr>
+          <w:rFonts w:ascii="Arial" w:eastAsia="Arial" w:hAnsi="Arial" w:cs="Arial"/>
+          <w:b/>
+          <w:bCs/>
+          <w:color w:val="000000"/>
+          <w:szCs w:val="20"/>
+        </w:rPr>
+        <w:t>Cisco Switch Configuration Management Tool:</w:t>
+      </w:r>
+      <w:r>
+        <w:rPr>
+          <w:rFonts w:ascii="Arial" w:eastAsia="Arial" w:hAnsi="Arial" w:cs="Arial"/>
+          <w:color w:val="000000"/>
+          <w:szCs w:val="20"/>
+        </w:rPr>
+        <w:t xml:space="preserve"> Ensures that configuration backups for </w:t>
+      </w:r>
+      <w:r>
+        <w:rPr>
+          <w:rFonts w:ascii="Arial" w:eastAsia="Arial" w:hAnsi="Arial" w:cs="Arial"/>
+          <w:b/>
+          <w:bCs/>
+          <w:color w:val="000000"/>
+          <w:szCs w:val="20"/>
+        </w:rPr>
+        <w:t>MS1, MS2, and MS0</w:t>
+      </w:r>
+      <w:r>
+        <w:rPr>
+          <w:rFonts w:ascii="Arial" w:eastAsia="Arial" w:hAnsi="Arial" w:cs="Arial"/>
+          <w:color w:val="000000"/>
+          <w:szCs w:val="20"/>
+        </w:rPr>
+        <w:t xml:space="preserve"> exist in the event of hardware failure.</w:t>
+      </w:r>
+    </w:p>
+    <w:p>
+      <w:pPr>
+        <w:pBdr>
+          <w:top w:val="nil"/>
+          <w:left w:val="nil"/>
+          <w:bottom w:val="nil"/>
+          <w:right w:val="nil"/>
+          <w:between w:val="nil"/>
+        </w:pBdr>
+        <w:spacing w:before="120" w:after="120" w:line="288" w:lineRule="auto"/>
+        <w:rPr>
+          <w:rFonts w:ascii="Arial" w:eastAsia="Arial" w:hAnsi="Arial" w:cs="Arial"/>
+          <w:b/>
+          <w:bCs/>
+          <w:color w:val="000000"/>
+          <w:szCs w:val="20"/>
+        </w:rPr>
+      </w:pPr>
+      <w:r>
+        <w:rPr>
+          <w:rFonts w:ascii="Arial" w:eastAsia="Arial" w:hAnsi="Arial" w:cs="Arial"/>
+          <w:b/>
+          <w:bCs/>
+          <w:color w:val="000000"/>
+          <w:szCs w:val="20"/>
+        </w:rPr>
+        <w:t>D. Service and Application Health</w:t>
+      </w:r>
+    </w:p>
+    <w:p>
+      <w:pPr>
+        <w:numPr>
+          <w:ilvl w:val="0"/>
+          <w:numId w:val="24"/>
+        </w:numPr>
+        <w:pBdr>
+          <w:top w:val="nil"/>
+          <w:left w:val="nil"/>
+          <w:bottom w:val="nil"/>
+          <w:right w:val="nil"/>
+          <w:between w:val="nil"/>
+        </w:pBdr>
+        <w:spacing w:before="120" w:after="120" w:line="288" w:lineRule="auto"/>
+        <w:rPr>
+          <w:rFonts w:ascii="Arial" w:eastAsia="Arial" w:hAnsi="Arial" w:cs="Arial"/>
+          <w:color w:val="000000"/>
+          <w:szCs w:val="20"/>
+        </w:rPr>
+      </w:pPr>
+      <w:r>
+        <w:rPr>
+          <w:rFonts w:ascii="Arial" w:eastAsia="Arial" w:hAnsi="Arial" w:cs="Arial"/>
+          <w:b/>
+          <w:bCs/>
+          <w:color w:val="000000"/>
+          <w:szCs w:val="20"/>
+        </w:rPr>
+        <w:t>Nmap:</w:t>
+      </w:r>
+      <w:r>
+        <w:rPr>
+          <w:rFonts w:ascii="Arial" w:eastAsia="Arial" w:hAnsi="Arial" w:cs="Arial"/>
+          <w:color w:val="000000"/>
+          <w:szCs w:val="20"/>
+        </w:rPr>
+        <w:t xml:space="preserve"> For performing port scans on the DMZ to ensure only permitted services (WEB, MAIL, DNS) are exposed.</w:t>
+      </w:r>
+    </w:p>
+    <w:p>
+      <w:pPr>
+        <w:numPr>
+          <w:ilvl w:val="0"/>
+          <w:numId w:val="24"/>
+        </w:numPr>
+        <w:pBdr>
+          <w:top w:val="nil"/>
+          <w:left w:val="nil"/>
+          <w:bottom w:val="nil"/>
+          <w:right w:val="nil"/>
+          <w:between w:val="nil"/>
+        </w:pBdr>
+        <w:spacing w:before="120" w:after="120" w:line="288" w:lineRule="auto"/>
+        <w:rPr>
+          <w:rFonts w:ascii="Arial" w:eastAsia="Arial" w:hAnsi="Arial" w:cs="Arial"/>
+          <w:color w:val="000000"/>
+          <w:szCs w:val="20"/>
+        </w:rPr>
+      </w:pPr>
+      <w:r>
+        <w:rPr>
+          <w:rFonts w:ascii="Arial" w:eastAsia="Arial" w:hAnsi="Arial" w:cs="Arial"/>
+          <w:b/>
+          <w:bCs/>
+          <w:color w:val="000000"/>
+          <w:szCs w:val="20"/>
+        </w:rPr>
+        <w:t>Application Monitoring by New Relic:</w:t>
+      </w:r>
+      <w:r>
+        <w:rPr>
+          <w:rFonts w:ascii="Arial" w:eastAsia="Arial" w:hAnsi="Arial" w:cs="Arial"/>
+          <w:color w:val="000000"/>
+          <w:szCs w:val="20"/>
+        </w:rPr>
+        <w:t xml:space="preserve"> Focused on the health of applications within the </w:t>
+      </w:r>
+      <w:r>
+        <w:rPr>
+          <w:rFonts w:ascii="Arial" w:eastAsia="Arial" w:hAnsi="Arial" w:cs="Arial"/>
+          <w:b/>
+          <w:bCs/>
+          <w:color w:val="000000"/>
+          <w:szCs w:val="20"/>
+        </w:rPr>
+        <w:t>Virtual Environment</w:t>
+      </w:r>
+      <w:r>
+        <w:rPr>
+          <w:rFonts w:ascii="Arial" w:eastAsia="Arial" w:hAnsi="Arial" w:cs="Arial"/>
+          <w:color w:val="000000"/>
+          <w:szCs w:val="20"/>
+        </w:rPr>
+        <w:t xml:space="preserve"> and the </w:t>
+      </w:r>
+      <w:r>
+        <w:rPr>
+          <w:rFonts w:ascii="Arial" w:eastAsia="Arial" w:hAnsi="Arial" w:cs="Arial"/>
+          <w:b/>
+          <w:bCs/>
+          <w:color w:val="000000"/>
+          <w:szCs w:val="20"/>
+        </w:rPr>
+        <w:t>Database</w:t>
+      </w:r>
+      <w:r>
+        <w:rPr>
+          <w:rFonts w:ascii="Arial" w:eastAsia="Arial" w:hAnsi="Arial" w:cs="Arial"/>
+          <w:color w:val="000000"/>
+          <w:szCs w:val="20"/>
+        </w:rPr>
+        <w:t>, ensuring response times remain adequate for end-users.</w:t>
+      </w:r>
+    </w:p>
+    <w:p>
+      <w:pPr>
+        <w:numPr>
+          <w:ilvl w:val="0"/>
+          <w:numId w:val="24"/>
+        </w:numPr>
+        <w:pBdr>
+          <w:top w:val="nil"/>
+          <w:left w:val="nil"/>
+          <w:bottom w:val="nil"/>
+          <w:right w:val="nil"/>
+          <w:between w:val="nil"/>
+        </w:pBdr>
+        <w:spacing w:before="120" w:after="120" w:line="288" w:lineRule="auto"/>
+        <w:rPr>
+          <w:rFonts w:ascii="Arial" w:eastAsia="Arial" w:hAnsi="Arial" w:cs="Arial"/>
+          <w:color w:val="000000"/>
+          <w:szCs w:val="20"/>
+        </w:rPr>
+      </w:pPr>
+      <w:r>
+        <w:rPr>
+          <w:rFonts w:ascii="Arial" w:eastAsia="Arial" w:hAnsi="Arial" w:cs="Arial"/>
+          <w:b/>
+          <w:bCs/>
+          <w:color w:val="000000"/>
+          <w:szCs w:val="20"/>
+        </w:rPr>
+        <w:t>HTTP/DNS Checkers:</w:t>
+      </w:r>
+      <w:r>
+        <w:rPr>
+          <w:rFonts w:ascii="Arial" w:eastAsia="Arial" w:hAnsi="Arial" w:cs="Arial"/>
+          <w:color w:val="000000"/>
+          <w:szCs w:val="20"/>
+        </w:rPr>
+        <w:t xml:space="preserve"> External verification that name services and web browsing are functioning correctly through the university Proxy.</w:t>
+      </w:r>
+    </w:p>
+    <w:p>
+      <w:pPr>
+        <w:pBdr>
+          <w:top w:val="nil"/>
+          <w:left w:val="nil"/>
+          <w:bottom w:val="nil"/>
+          <w:right w:val="nil"/>
+          <w:between w:val="nil"/>
+        </w:pBdr>
+        <w:spacing w:before="120" w:after="120" w:line="288" w:lineRule="auto"/>
+        <w:rPr>
+          <w:rFonts w:ascii="Arial" w:eastAsia="Arial" w:hAnsi="Arial" w:cs="Arial"/>
+          <w:color w:val="000000"/>
+          <w:szCs w:val="20"/>
+        </w:rPr>
+      </w:pPr>
+    </w:p>
+    <w:p>
+      <w:pPr>
+        <w:pBdr>
+          <w:top w:val="nil"/>
+          <w:left w:val="nil"/>
+          <w:bottom w:val="nil"/>
+          <w:right w:val="nil"/>
+          <w:between w:val="nil"/>
+        </w:pBdr>
+        <w:spacing w:before="120" w:after="120" w:line="288" w:lineRule="auto"/>
+        <w:rPr>
+          <w:rFonts w:ascii="Arial" w:eastAsia="Arial" w:hAnsi="Arial" w:cs="Arial"/>
+          <w:b/>
+          <w:bCs/>
+          <w:color w:val="000000"/>
+          <w:szCs w:val="20"/>
+        </w:rPr>
+      </w:pPr>
+      <w:r>
+        <w:rPr>
+          <w:rFonts w:ascii="Arial" w:eastAsia="Arial" w:hAnsi="Arial" w:cs="Arial"/>
+          <w:b/>
+          <w:bCs/>
+          <w:color w:val="000000"/>
+          <w:szCs w:val="20"/>
+        </w:rPr>
+        <w:t>S</w:t>
+      </w:r>
+      <w:r>
+        <w:rPr>
+          <w:rFonts w:ascii="Arial" w:eastAsia="Arial" w:hAnsi="Arial" w:cs="Arial"/>
+          <w:b/>
+          <w:bCs/>
+          <w:color w:val="000000"/>
+          <w:szCs w:val="20"/>
+        </w:rPr>
+        <w:t xml:space="preserve">ummary of </w:t>
+      </w:r>
+      <w:r>
+        <w:rPr>
+          <w:rFonts w:ascii="Arial" w:eastAsia="Arial" w:hAnsi="Arial" w:cs="Arial"/>
+          <w:b/>
+          <w:bCs/>
+          <w:color w:val="000000"/>
+          <w:szCs w:val="20"/>
+        </w:rPr>
+        <w:t xml:space="preserve">Software and </w:t>
+      </w:r>
+      <w:r>
+        <w:rPr>
+          <w:rFonts w:ascii="Arial" w:eastAsia="Arial" w:hAnsi="Arial" w:cs="Arial"/>
+          <w:b/>
+          <w:bCs/>
+          <w:color w:val="000000"/>
+          <w:szCs w:val="20"/>
+        </w:rPr>
+        <w:t>Tool</w:t>
+      </w:r>
+      <w:r>
+        <w:rPr>
+          <w:rFonts w:ascii="Arial" w:eastAsia="Arial" w:hAnsi="Arial" w:cs="Arial"/>
+          <w:b/>
+          <w:bCs/>
+          <w:color w:val="000000"/>
+          <w:szCs w:val="20"/>
+        </w:rPr>
+        <w:t>s</w:t>
+      </w:r>
+    </w:p>
+    <w:tbl>
+      <w:tblPr>
+        <w:tblStyle w:val="GridTable5Dark-Accent1"/>
+        <w:tblW w:w="0" w:type="auto"/>
+        <w:tblLook w:val="04A0" w:firstRow="1" w:lastRow="0" w:firstColumn="1" w:lastColumn="0" w:noHBand="0" w:noVBand="1"/>
+      </w:tblPr>
+      <w:tblGrid>
+        <w:gridCol w:w="3007"/>
+        <w:gridCol w:w="3210"/>
+        <w:gridCol w:w="2655"/>
+      </w:tblGrid>
+      <w:tr>
+        <w:trPr>
+          <w:cnfStyle w:val="100000000000" w:firstRow="1" w:lastRow="0" w:firstColumn="0" w:lastColumn="0" w:oddVBand="0" w:evenVBand="0" w:oddHBand="0" w:evenHBand="0" w:firstRowFirstColumn="0" w:firstRowLastColumn="0" w:lastRowFirstColumn="0" w:lastRowLastColumn="0"/>
+        </w:trPr>
+        <w:tc>
+          <w:tcPr>
+            <w:cnfStyle w:val="001000000000" w:firstRow="0" w:lastRow="0" w:firstColumn="1" w:lastColumn="0" w:oddVBand="0" w:evenVBand="0" w:oddHBand="0" w:evenHBand="0" w:firstRowFirstColumn="0" w:firstRowLastColumn="0" w:lastRowFirstColumn="0" w:lastRowLastColumn="0"/>
+            <w:tcW w:w="3007" w:type="dxa"/>
+            <w:hideMark/>
+          </w:tcPr>
+          <w:p>
+            <w:pPr>
+              <w:rPr>
+                <w:rFonts w:eastAsia="Arial"/>
+              </w:rPr>
+            </w:pPr>
+            <w:r>
+              <w:rPr>
+                <w:rFonts w:eastAsia="Arial"/>
+              </w:rPr>
+              <w:t>Target</w:t>
+            </w:r>
+          </w:p>
+        </w:tc>
+        <w:tc>
+          <w:tcPr>
+            <w:tcW w:w="3210" w:type="dxa"/>
+            <w:hideMark/>
+          </w:tcPr>
+          <w:p>
+            <w:pPr>
+              <w:cnfStyle w:val="100000000000" w:firstRow="1" w:lastRow="0" w:firstColumn="0" w:lastColumn="0" w:oddVBand="0" w:evenVBand="0" w:oddHBand="0" w:evenHBand="0" w:firstRowFirstColumn="0" w:firstRowLastColumn="0" w:lastRowFirstColumn="0" w:lastRowLastColumn="0"/>
+              <w:rPr>
+                <w:rFonts w:eastAsia="Arial"/>
+              </w:rPr>
+            </w:pPr>
+            <w:r>
+              <w:rPr>
+                <w:rFonts w:eastAsia="Arial"/>
+              </w:rPr>
+              <w:t>CLI Command</w:t>
+            </w:r>
+          </w:p>
+        </w:tc>
+        <w:tc>
+          <w:tcPr>
+            <w:tcW w:w="2655" w:type="dxa"/>
+            <w:hideMark/>
+          </w:tcPr>
+          <w:p>
+            <w:pPr>
+              <w:cnfStyle w:val="100000000000" w:firstRow="1" w:lastRow="0" w:firstColumn="0" w:lastColumn="0" w:oddVBand="0" w:evenVBand="0" w:oddHBand="0" w:evenHBand="0" w:firstRowFirstColumn="0" w:firstRowLastColumn="0" w:lastRowFirstColumn="0" w:lastRowLastColumn="0"/>
+              <w:rPr>
+                <w:rFonts w:eastAsia="Arial"/>
+              </w:rPr>
+            </w:pPr>
+            <w:r>
+              <w:rPr>
+                <w:rFonts w:eastAsia="Arial"/>
+              </w:rPr>
+              <w:t>Software Tool</w:t>
+            </w:r>
+          </w:p>
+        </w:tc>
+      </w:tr>
+      <w:tr>
+        <w:trPr>
+          <w:cnfStyle w:val="000000100000" w:firstRow="0" w:lastRow="0" w:firstColumn="0" w:lastColumn="0" w:oddVBand="0" w:evenVBand="0" w:oddHBand="1" w:evenHBand="0" w:firstRowFirstColumn="0" w:firstRowLastColumn="0" w:lastRowFirstColumn="0" w:lastRowLastColumn="0"/>
+        </w:trPr>
+        <w:tc>
+          <w:tcPr>
+            <w:cnfStyle w:val="001000000000" w:firstRow="0" w:lastRow="0" w:firstColumn="1" w:lastColumn="0" w:oddVBand="0" w:evenVBand="0" w:oddHBand="0" w:evenHBand="0" w:firstRowFirstColumn="0" w:firstRowLastColumn="0" w:lastRowFirstColumn="0" w:lastRowLastColumn="0"/>
+            <w:tcW w:w="3007" w:type="dxa"/>
+            <w:hideMark/>
+          </w:tcPr>
+          <w:p>
+            <w:pPr>
+              <w:rPr>
+                <w:rFonts w:eastAsia="Arial"/>
+              </w:rPr>
+            </w:pPr>
+            <w:r>
+              <w:rPr>
+                <w:rFonts w:eastAsia="Arial"/>
+              </w:rPr>
+              <w:t>Connectivity</w:t>
+            </w:r>
+          </w:p>
+        </w:tc>
+        <w:tc>
+          <w:tcPr>
+            <w:tcW w:w="3210" w:type="dxa"/>
+            <w:hideMark/>
+          </w:tcPr>
+          <w:p>
+            <w:pPr>
+              <w:cnfStyle w:val="000000100000" w:firstRow="0" w:lastRow="0" w:firstColumn="0" w:lastColumn="0" w:oddVBand="0" w:evenVBand="0" w:oddHBand="1" w:evenHBand="0" w:firstRowFirstColumn="0" w:firstRowLastColumn="0" w:lastRowFirstColumn="0" w:lastRowLastColumn="0"/>
+            </w:pPr>
+          </w:p>
+          <w:p>
+            <w:pPr>
+              <w:cnfStyle w:val="000000100000" w:firstRow="0" w:lastRow="0" w:firstColumn="0" w:lastColumn="0" w:oddVBand="0" w:evenVBand="0" w:oddHBand="1" w:evenHBand="0" w:firstRowFirstColumn="0" w:firstRowLastColumn="0" w:lastRowFirstColumn="0" w:lastRowLastColumn="0"/>
+              <w:rPr>
+                <w:rFonts w:eastAsia="Arial"/>
+              </w:rPr>
+            </w:pPr>
+            <w:r>
+              <w:rPr>
+                <w:rFonts w:eastAsia="Arial"/>
+              </w:rPr>
+              <w:t xml:space="preserve">Ping </w:t>
+            </w:r>
+          </w:p>
+          <w:p>
+            <w:pPr>
+              <w:cnfStyle w:val="000000100000" w:firstRow="0" w:lastRow="0" w:firstColumn="0" w:lastColumn="0" w:oddVBand="0" w:evenVBand="0" w:oddHBand="1" w:evenHBand="0" w:firstRowFirstColumn="0" w:firstRowLastColumn="0" w:lastRowFirstColumn="0" w:lastRowLastColumn="0"/>
+            </w:pPr>
+            <w:r>
+              <w:rPr>
+                <w:rFonts w:eastAsia="Arial"/>
+              </w:rPr>
+              <w:lastRenderedPageBreak/>
+              <w:t>Traceroute</w:t>
+            </w:r>
+          </w:p>
+          <w:p>
+            <w:pPr>
+              <w:cnfStyle w:val="000000100000" w:firstRow="0" w:lastRow="0" w:firstColumn="0" w:lastColumn="0" w:oddVBand="0" w:evenVBand="0" w:oddHBand="1" w:evenHBand="0" w:firstRowFirstColumn="0" w:firstRowLastColumn="0" w:lastRowFirstColumn="0" w:lastRowLastColumn="0"/>
+              <w:rPr>
+                <w:rFonts w:eastAsia="Arial"/>
+              </w:rPr>
+            </w:pPr>
+          </w:p>
+        </w:tc>
+        <w:tc>
+          <w:tcPr>
+            <w:tcW w:w="2655" w:type="dxa"/>
+            <w:hideMark/>
+          </w:tcPr>
+          <w:p>
+            <w:pPr>
+              <w:cnfStyle w:val="000000100000" w:firstRow="0" w:lastRow="0" w:firstColumn="0" w:lastColumn="0" w:oddVBand="0" w:evenVBand="0" w:oddHBand="1" w:evenHBand="0" w:firstRowFirstColumn="0" w:firstRowLastColumn="0" w:lastRowFirstColumn="0" w:lastRowLastColumn="0"/>
+              <w:rPr>
+                <w:rFonts w:eastAsia="Arial"/>
+              </w:rPr>
+            </w:pPr>
+            <w:r>
+              <w:rPr>
+                <w:rFonts w:eastAsia="Arial"/>
+              </w:rPr>
+              <w:lastRenderedPageBreak/>
+              <w:t>PRTG</w:t>
+            </w:r>
+            <w:r>
+              <w:rPr>
+                <w:rFonts w:eastAsia="Arial"/>
+              </w:rPr>
+              <w:t xml:space="preserve"> Network Monitoring</w:t>
+            </w:r>
+          </w:p>
+        </w:tc>
+      </w:tr>
+      <w:tr>
+        <w:tc>
+          <w:tcPr>
+            <w:cnfStyle w:val="001000000000" w:firstRow="0" w:lastRow="0" w:firstColumn="1" w:lastColumn="0" w:oddVBand="0" w:evenVBand="0" w:oddHBand="0" w:evenHBand="0" w:firstRowFirstColumn="0" w:firstRowLastColumn="0" w:lastRowFirstColumn="0" w:lastRowLastColumn="0"/>
+            <w:tcW w:w="3007" w:type="dxa"/>
+            <w:hideMark/>
+          </w:tcPr>
+          <w:p>
+            <w:pPr>
+              <w:rPr>
+                <w:rFonts w:eastAsia="Arial"/>
+              </w:rPr>
+            </w:pPr>
+            <w:r>
+              <w:rPr>
+                <w:rFonts w:eastAsia="Arial"/>
+              </w:rPr>
+              <w:t>Traffic/Bandwidth</w:t>
+            </w:r>
+          </w:p>
+        </w:tc>
+        <w:tc>
+          <w:tcPr>
+            <w:tcW w:w="3210" w:type="dxa"/>
+            <w:hideMark/>
+          </w:tcPr>
+          <w:p>
+            <w:pPr>
+              <w:cnfStyle w:val="000000000000" w:firstRow="0" w:lastRow="0" w:firstColumn="0" w:lastColumn="0" w:oddVBand="0" w:evenVBand="0" w:oddHBand="0" w:evenHBand="0" w:firstRowFirstColumn="0" w:firstRowLastColumn="0" w:lastRowFirstColumn="0" w:lastRowLastColumn="0"/>
+            </w:pPr>
+          </w:p>
+          <w:p>
+            <w:pPr>
+              <w:cnfStyle w:val="000000000000" w:firstRow="0" w:lastRow="0" w:firstColumn="0" w:lastColumn="0" w:oddVBand="0" w:evenVBand="0" w:oddHBand="0" w:evenHBand="0" w:firstRowFirstColumn="0" w:firstRowLastColumn="0" w:lastRowFirstColumn="0" w:lastRowLastColumn="0"/>
+              <w:rPr>
+                <w:rFonts w:eastAsia="Arial"/>
+              </w:rPr>
+            </w:pPr>
+            <w:r>
+              <w:rPr>
+                <w:rFonts w:eastAsia="Arial"/>
+              </w:rPr>
+              <w:t>Show interface</w:t>
+            </w:r>
+          </w:p>
+          <w:p>
+            <w:pPr>
+              <w:cnfStyle w:val="000000000000" w:firstRow="0" w:lastRow="0" w:firstColumn="0" w:lastColumn="0" w:oddVBand="0" w:evenVBand="0" w:oddHBand="0" w:evenHBand="0" w:firstRowFirstColumn="0" w:firstRowLastColumn="0" w:lastRowFirstColumn="0" w:lastRowLastColumn="0"/>
+              <w:rPr>
+                <w:rFonts w:eastAsia="Arial"/>
+              </w:rPr>
+            </w:pPr>
+            <w:r>
+              <w:rPr>
+                <w:rFonts w:eastAsia="Arial"/>
+              </w:rPr>
+              <w:t>Show controller utilization</w:t>
+            </w:r>
+            <w:r>
+              <w:rPr>
+                <w:rFonts w:eastAsia="Arial"/>
+              </w:rPr>
+              <w:br/>
+            </w:r>
+          </w:p>
+        </w:tc>
+        <w:tc>
+          <w:tcPr>
+            <w:tcW w:w="2655" w:type="dxa"/>
+            <w:hideMark/>
+          </w:tcPr>
+          <w:p>
+            <w:pPr>
+              <w:cnfStyle w:val="000000000000" w:firstRow="0" w:lastRow="0" w:firstColumn="0" w:lastColumn="0" w:oddVBand="0" w:evenVBand="0" w:oddHBand="0" w:evenHBand="0" w:firstRowFirstColumn="0" w:firstRowLastColumn="0" w:lastRowFirstColumn="0" w:lastRowLastColumn="0"/>
+              <w:rPr>
+                <w:rFonts w:eastAsia="Arial"/>
+              </w:rPr>
+            </w:pPr>
+            <w:r>
+              <w:rPr>
+                <w:rFonts w:eastAsia="Arial"/>
+              </w:rPr>
+              <w:t>NetFlow</w:t>
+            </w:r>
+            <w:r>
+              <w:rPr>
+                <w:rFonts w:eastAsia="Arial"/>
+              </w:rPr>
+              <w:t xml:space="preserve"> by Cisco</w:t>
+            </w:r>
+            <w:r>
+              <w:t xml:space="preserve"> </w:t>
+            </w:r>
+            <w:r>
+              <w:rPr>
+                <w:rFonts w:eastAsia="Arial"/>
+              </w:rPr>
+              <w:t>(on MS1)</w:t>
+            </w:r>
+            <w:r>
+              <w:rPr>
+                <w:rFonts w:eastAsia="Arial"/>
+              </w:rPr>
+              <w:br/>
+            </w:r>
+            <w:r>
+              <w:rPr>
+                <w:rFonts w:eastAsia="Arial"/>
+              </w:rPr>
+              <w:br/>
+            </w:r>
+            <w:r>
+              <w:rPr>
+                <w:rFonts w:eastAsia="Arial"/>
+              </w:rPr>
+              <w:t xml:space="preserve">Simple Network </w:t>
+            </w:r>
+            <w:r>
+              <w:br/>
+            </w:r>
+            <w:r>
+              <w:br/>
+            </w:r>
+            <w:r>
+              <w:rPr>
+                <w:rFonts w:eastAsia="Arial"/>
+              </w:rPr>
+              <w:t xml:space="preserve">Management Protocol </w:t>
+            </w:r>
+            <w:r>
+              <w:br/>
+            </w:r>
+            <w:r>
+              <w:rPr>
+                <w:rFonts w:eastAsia="Arial"/>
+              </w:rPr>
+              <w:t>(SNMP) monitoring tool</w:t>
+            </w:r>
+          </w:p>
+        </w:tc>
+      </w:tr>
+      <w:tr>
+        <w:trPr>
+          <w:cnfStyle w:val="000000100000" w:firstRow="0" w:lastRow="0" w:firstColumn="0" w:lastColumn="0" w:oddVBand="0" w:evenVBand="0" w:oddHBand="1" w:evenHBand="0" w:firstRowFirstColumn="0" w:firstRowLastColumn="0" w:lastRowFirstColumn="0" w:lastRowLastColumn="0"/>
+        </w:trPr>
+        <w:tc>
+          <w:tcPr>
+            <w:cnfStyle w:val="001000000000" w:firstRow="0" w:lastRow="0" w:firstColumn="1" w:lastColumn="0" w:oddVBand="0" w:evenVBand="0" w:oddHBand="0" w:evenHBand="0" w:firstRowFirstColumn="0" w:firstRowLastColumn="0" w:lastRowFirstColumn="0" w:lastRowLastColumn="0"/>
+            <w:tcW w:w="3007" w:type="dxa"/>
+            <w:hideMark/>
+          </w:tcPr>
+          <w:p>
+            <w:pPr>
+              <w:rPr>
+                <w:rFonts w:eastAsia="Arial"/>
+              </w:rPr>
+            </w:pPr>
+            <w:r>
+              <w:rPr>
+                <w:rFonts w:eastAsia="Arial"/>
+              </w:rPr>
+              <w:t>Voice Quality</w:t>
+            </w:r>
+          </w:p>
+        </w:tc>
+        <w:tc>
+          <w:tcPr>
+            <w:tcW w:w="3210" w:type="dxa"/>
+            <w:hideMark/>
+          </w:tcPr>
+          <w:p>
+            <w:pPr>
+              <w:cnfStyle w:val="000000100000" w:firstRow="0" w:lastRow="0" w:firstColumn="0" w:lastColumn="0" w:oddVBand="0" w:evenVBand="0" w:oddHBand="1" w:evenHBand="0" w:firstRowFirstColumn="0" w:firstRowLastColumn="0" w:lastRowFirstColumn="0" w:lastRowLastColumn="0"/>
+            </w:pPr>
+          </w:p>
+          <w:p>
+            <w:pPr>
+              <w:cnfStyle w:val="000000100000" w:firstRow="0" w:lastRow="0" w:firstColumn="0" w:lastColumn="0" w:oddVBand="0" w:evenVBand="0" w:oddHBand="1" w:evenHBand="0" w:firstRowFirstColumn="0" w:firstRowLastColumn="0" w:lastRowFirstColumn="0" w:lastRowLastColumn="0"/>
+              <w:rPr>
+                <w:rFonts w:eastAsia="Arial"/>
+              </w:rPr>
+            </w:pPr>
+            <w:r>
+              <w:rPr>
+                <w:rFonts w:eastAsia="Arial"/>
+              </w:rPr>
+              <w:t>Cisco IP SLA</w:t>
+            </w:r>
+          </w:p>
+          <w:p>
+            <w:pPr>
+              <w:cnfStyle w:val="000000100000" w:firstRow="0" w:lastRow="0" w:firstColumn="0" w:lastColumn="0" w:oddVBand="0" w:evenVBand="0" w:oddHBand="1" w:evenHBand="0" w:firstRowFirstColumn="0" w:firstRowLastColumn="0" w:lastRowFirstColumn="0" w:lastRowLastColumn="0"/>
+              <w:rPr>
+                <w:rFonts w:eastAsia="Arial"/>
+              </w:rPr>
+            </w:pPr>
+            <w:r>
+              <w:rPr>
+                <w:rFonts w:eastAsia="Arial"/>
+              </w:rPr>
+              <w:t>s</w:t>
+            </w:r>
+            <w:r>
+              <w:rPr>
+                <w:rFonts w:eastAsia="Arial"/>
+              </w:rPr>
+              <w:t>how call active voice</w:t>
+            </w:r>
+          </w:p>
+          <w:p>
+            <w:pPr>
+              <w:cnfStyle w:val="000000100000" w:firstRow="0" w:lastRow="0" w:firstColumn="0" w:lastColumn="0" w:oddVBand="0" w:evenVBand="0" w:oddHBand="1" w:evenHBand="0" w:firstRowFirstColumn="0" w:firstRowLastColumn="0" w:lastRowFirstColumn="0" w:lastRowLastColumn="0"/>
+              <w:rPr>
+                <w:rFonts w:eastAsia="Arial"/>
+              </w:rPr>
+            </w:pPr>
+            <w:r>
+              <w:rPr>
+                <w:rFonts w:eastAsia="Arial"/>
+              </w:rPr>
+              <w:t>show voice history</w:t>
+            </w:r>
+          </w:p>
+          <w:p>
+            <w:pPr>
+              <w:cnfStyle w:val="000000100000" w:firstRow="0" w:lastRow="0" w:firstColumn="0" w:lastColumn="0" w:oddVBand="0" w:evenVBand="0" w:oddHBand="1" w:evenHBand="0" w:firstRowFirstColumn="0" w:firstRowLastColumn="0" w:lastRowFirstColumn="0" w:lastRowLastColumn="0"/>
+              <w:rPr>
+                <w:rFonts w:eastAsia="Arial"/>
+              </w:rPr>
+            </w:pPr>
+            <w:r>
+              <w:rPr>
+                <w:rFonts w:eastAsia="Arial"/>
+              </w:rPr>
+              <w:t>show call history voice brief</w:t>
+            </w:r>
+          </w:p>
+          <w:p>
+            <w:pPr>
+              <w:cnfStyle w:val="000000100000" w:firstRow="0" w:lastRow="0" w:firstColumn="0" w:lastColumn="0" w:oddVBand="0" w:evenVBand="0" w:oddHBand="1" w:evenHBand="0" w:firstRowFirstColumn="0" w:firstRowLastColumn="0" w:lastRowFirstColumn="0" w:lastRowLastColumn="0"/>
+              <w:rPr>
+                <w:rFonts w:eastAsia="Arial"/>
+              </w:rPr>
+            </w:pPr>
+            <w:r>
+              <w:rPr>
+                <w:rFonts w:eastAsia="Arial"/>
+              </w:rPr>
+              <w:t>show voice dsp</w:t>
+            </w:r>
+          </w:p>
+          <w:p>
+            <w:pPr>
+              <w:cnfStyle w:val="000000100000" w:firstRow="0" w:lastRow="0" w:firstColumn="0" w:lastColumn="0" w:oddVBand="0" w:evenVBand="0" w:oddHBand="1" w:evenHBand="0" w:firstRowFirstColumn="0" w:firstRowLastColumn="0" w:lastRowFirstColumn="0" w:lastRowLastColumn="0"/>
+            </w:pPr>
+            <w:r>
+              <w:rPr>
+                <w:rFonts w:eastAsia="Arial"/>
+              </w:rPr>
+              <w:t>s</w:t>
+            </w:r>
+            <w:r>
+              <w:rPr>
+                <w:rFonts w:eastAsia="Arial"/>
+              </w:rPr>
+              <w:t>how policy-map interface</w:t>
+            </w:r>
+          </w:p>
+          <w:p>
+            <w:pPr>
+              <w:cnfStyle w:val="000000100000" w:firstRow="0" w:lastRow="0" w:firstColumn="0" w:lastColumn="0" w:oddVBand="0" w:evenVBand="0" w:oddHBand="1" w:evenHBand="0" w:firstRowFirstColumn="0" w:firstRowLastColumn="0" w:lastRowFirstColumn="0" w:lastRowLastColumn="0"/>
+              <w:rPr>
+                <w:rFonts w:eastAsia="Arial"/>
+              </w:rPr>
+            </w:pPr>
+          </w:p>
+        </w:tc>
+        <w:tc>
+          <w:tcPr>
+            <w:tcW w:w="2655" w:type="dxa"/>
+            <w:hideMark/>
+          </w:tcPr>
+          <w:p>
+            <w:pPr>
+              <w:cnfStyle w:val="000000100000" w:firstRow="0" w:lastRow="0" w:firstColumn="0" w:lastColumn="0" w:oddVBand="0" w:evenVBand="0" w:oddHBand="1" w:evenHBand="0" w:firstRowFirstColumn="0" w:firstRowLastColumn="0" w:lastRowFirstColumn="0" w:lastRowLastColumn="0"/>
+              <w:rPr>
+                <w:rFonts w:eastAsia="Arial"/>
+              </w:rPr>
+            </w:pPr>
+            <w:r>
+              <w:rPr>
+                <w:rFonts w:eastAsia="Arial"/>
+              </w:rPr>
+              <w:t>Wireshark</w:t>
+            </w:r>
+            <w:r>
+              <w:br/>
+            </w:r>
+            <w:r>
+              <w:rPr>
+                <w:rFonts w:eastAsia="Arial"/>
+              </w:rPr>
+              <w:br/>
+            </w:r>
+            <w:proofErr w:type="spellStart"/>
+            <w:r>
+              <w:rPr>
+                <w:rFonts w:eastAsia="Arial"/>
+              </w:rPr>
+              <w:t>VisQOL</w:t>
+            </w:r>
+            <w:proofErr w:type="spellEnd"/>
+            <w:r>
+              <w:br/>
+            </w:r>
+            <w:r>
+              <w:rPr>
+                <w:rFonts w:eastAsia="Arial"/>
+              </w:rPr>
+              <w:br/>
+              <w:t>V</w:t>
+            </w:r>
+            <w:r>
+              <w:rPr>
+                <w:rFonts w:eastAsia="Arial"/>
+              </w:rPr>
+              <w:t>oice Quality Monitoring (VQM)</w:t>
+            </w:r>
+          </w:p>
+        </w:tc>
+      </w:tr>
+      <w:tr>
+        <w:tc>
+          <w:tcPr>
+            <w:cnfStyle w:val="001000000000" w:firstRow="0" w:lastRow="0" w:firstColumn="1" w:lastColumn="0" w:oddVBand="0" w:evenVBand="0" w:oddHBand="0" w:evenHBand="0" w:firstRowFirstColumn="0" w:firstRowLastColumn="0" w:lastRowFirstColumn="0" w:lastRowLastColumn="0"/>
+            <w:tcW w:w="3007" w:type="dxa"/>
+            <w:hideMark/>
+          </w:tcPr>
+          <w:p>
+            <w:pPr>
+              <w:rPr>
+                <w:rFonts w:eastAsia="Arial"/>
+              </w:rPr>
+            </w:pPr>
+            <w:r>
+              <w:rPr>
+                <w:rFonts w:eastAsia="Arial"/>
+              </w:rPr>
+              <w:t>Security/Logs</w:t>
+            </w:r>
+          </w:p>
+        </w:tc>
+        <w:tc>
+          <w:tcPr>
+            <w:tcW w:w="3210" w:type="dxa"/>
+            <w:hideMark/>
+          </w:tcPr>
+          <w:p>
+            <w:pPr>
+              <w:cnfStyle w:val="000000000000" w:firstRow="0" w:lastRow="0" w:firstColumn="0" w:lastColumn="0" w:oddVBand="0" w:evenVBand="0" w:oddHBand="0" w:evenHBand="0" w:firstRowFirstColumn="0" w:firstRowLastColumn="0" w:lastRowFirstColumn="0" w:lastRowLastColumn="0"/>
+            </w:pPr>
+          </w:p>
+          <w:p>
+            <w:pPr>
+              <w:cnfStyle w:val="000000000000" w:firstRow="0" w:lastRow="0" w:firstColumn="0" w:lastColumn="0" w:oddVBand="0" w:evenVBand="0" w:oddHBand="0" w:evenHBand="0" w:firstRowFirstColumn="0" w:firstRowLastColumn="0" w:lastRowFirstColumn="0" w:lastRowLastColumn="0"/>
+            </w:pPr>
+            <w:r>
+              <w:t>show log</w:t>
+            </w:r>
+          </w:p>
+          <w:p>
+            <w:pPr>
+              <w:cnfStyle w:val="000000000000" w:firstRow="0" w:lastRow="0" w:firstColumn="0" w:lastColumn="0" w:oddVBand="0" w:evenVBand="0" w:oddHBand="0" w:evenHBand="0" w:firstRowFirstColumn="0" w:firstRowLastColumn="0" w:lastRowFirstColumn="0" w:lastRowLastColumn="0"/>
+              <w:rPr>
+                <w:rFonts w:eastAsia="Arial"/>
+              </w:rPr>
+            </w:pPr>
+            <w:r>
+              <w:t xml:space="preserve">show logging file </w:t>
+            </w:r>
+            <w:proofErr w:type="gramStart"/>
+            <w:r>
+              <w:t>flash:syslog.txt</w:t>
+            </w:r>
+            <w:proofErr w:type="gramEnd"/>
+            <w:r>
+              <w:br/>
+              <w:t>s</w:t>
+            </w:r>
+            <w:r>
+              <w:t>how logging process</w:t>
+            </w:r>
+            <w:r>
+              <w:br/>
+            </w:r>
+            <w:r>
+              <w:t>show platform software trace</w:t>
+            </w:r>
+          </w:p>
+        </w:tc>
+        <w:tc>
+          <w:tcPr>
+            <w:tcW w:w="2655" w:type="dxa"/>
+            <w:hideMark/>
+          </w:tcPr>
+          <w:p>
+            <w:pPr>
+              <w:cnfStyle w:val="000000000000" w:firstRow="0" w:lastRow="0" w:firstColumn="0" w:lastColumn="0" w:oddVBand="0" w:evenVBand="0" w:oddHBand="0" w:evenHBand="0" w:firstRowFirstColumn="0" w:firstRowLastColumn="0" w:lastRowFirstColumn="0" w:lastRowLastColumn="0"/>
+              <w:rPr>
+                <w:rFonts w:eastAsia="Arial"/>
+              </w:rPr>
+            </w:pPr>
+            <w:r>
+              <w:rPr>
+                <w:rFonts w:eastAsia="Arial"/>
+              </w:rPr>
+              <w:t>ASA Packet Tracer</w:t>
+            </w:r>
+            <w:r>
+              <w:br/>
+            </w:r>
+          </w:p>
+          <w:p>
+            <w:pPr>
+              <w:cnfStyle w:val="000000000000" w:firstRow="0" w:lastRow="0" w:firstColumn="0" w:lastColumn="0" w:oddVBand="0" w:evenVBand="0" w:oddHBand="0" w:evenHBand="0" w:firstRowFirstColumn="0" w:firstRowLastColumn="0" w:lastRowFirstColumn="0" w:lastRowLastColumn="0"/>
+              <w:rPr>
+                <w:rFonts w:eastAsia="Arial"/>
+              </w:rPr>
+            </w:pPr>
+            <w:r>
+              <w:t>Kiwi Syslog Server NG</w:t>
+            </w:r>
+            <w:r>
+              <w:br/>
+            </w:r>
+            <w:r>
+              <w:br/>
+            </w:r>
+            <w:r>
+              <w:t>Cisco Switch Configuration Management Tool</w:t>
+            </w:r>
+          </w:p>
+        </w:tc>
+      </w:tr>
+      <w:tr>
+        <w:trPr>
+          <w:cnfStyle w:val="000000100000" w:firstRow="0" w:lastRow="0" w:firstColumn="0" w:lastColumn="0" w:oddVBand="0" w:evenVBand="0" w:oddHBand="1" w:evenHBand="0" w:firstRowFirstColumn="0" w:firstRowLastColumn="0" w:lastRowFirstColumn="0" w:lastRowLastColumn="0"/>
+        </w:trPr>
+        <w:tc>
+          <w:tcPr>
+            <w:cnfStyle w:val="001000000000" w:firstRow="0" w:lastRow="0" w:firstColumn="1" w:lastColumn="0" w:oddVBand="0" w:evenVBand="0" w:oddHBand="0" w:evenHBand="0" w:firstRowFirstColumn="0" w:firstRowLastColumn="0" w:lastRowFirstColumn="0" w:lastRowLastColumn="0"/>
+            <w:tcW w:w="3007" w:type="dxa"/>
+            <w:hideMark/>
+          </w:tcPr>
+          <w:p>
+            <w:pPr>
+              <w:rPr>
+                <w:rFonts w:eastAsia="Arial"/>
+              </w:rPr>
+            </w:pPr>
+            <w:r>
+              <w:rPr>
+                <w:rFonts w:eastAsia="Arial"/>
+              </w:rPr>
+              <w:t>Service Health</w:t>
+            </w:r>
+          </w:p>
+        </w:tc>
+        <w:tc>
+          <w:tcPr>
+            <w:tcW w:w="3210" w:type="dxa"/>
+            <w:hideMark/>
+          </w:tcPr>
+          <w:p>
+            <w:pPr>
+              <w:cnfStyle w:val="000000100000" w:firstRow="0" w:lastRow="0" w:firstColumn="0" w:lastColumn="0" w:oddVBand="0" w:evenVBand="0" w:oddHBand="1" w:evenHBand="0" w:firstRowFirstColumn="0" w:firstRowLastColumn="0" w:lastRowFirstColumn="0" w:lastRowLastColumn="0"/>
+            </w:pPr>
+            <w:r>
+              <w:t>show env</w:t>
+            </w:r>
+            <w:r>
+              <w:br/>
+            </w:r>
+            <w:r>
+              <w:t>show inventory</w:t>
+            </w:r>
+            <w:r>
+              <w:br/>
+            </w:r>
+            <w:r>
+              <w:t xml:space="preserve">show </w:t>
+            </w:r>
+            <w:proofErr w:type="spellStart"/>
+            <w:r>
+              <w:t>modul</w:t>
+            </w:r>
+            <w:proofErr w:type="spellEnd"/>
+            <w:r>
+              <w:br/>
+              <w:t>s</w:t>
+            </w:r>
+            <w:r>
+              <w:t>how power</w:t>
+            </w:r>
+            <w:r>
+              <w:br/>
+            </w:r>
+            <w:r>
+              <w:t>show fan</w:t>
+            </w:r>
+          </w:p>
+          <w:p>
+            <w:pPr>
+              <w:cnfStyle w:val="000000100000" w:firstRow="0" w:lastRow="0" w:firstColumn="0" w:lastColumn="0" w:oddVBand="0" w:evenVBand="0" w:oddHBand="1" w:evenHBand="0" w:firstRowFirstColumn="0" w:firstRowLastColumn="0" w:lastRowFirstColumn="0" w:lastRowLastColumn="0"/>
+              <w:rPr>
+                <w:rFonts w:eastAsia="Arial"/>
+              </w:rPr>
+            </w:pPr>
+            <w:r>
+              <w:t xml:space="preserve">show proc </w:t>
+            </w:r>
+            <w:proofErr w:type="spellStart"/>
+            <w:r>
+              <w:t>cpu</w:t>
+            </w:r>
+            <w:proofErr w:type="spellEnd"/>
+            <w:r>
+              <w:t xml:space="preserve"> sorted</w:t>
+            </w:r>
+            <w:r>
+              <w:br/>
+            </w:r>
+            <w:r>
+              <w:t>show proc mem sorted</w:t>
+            </w:r>
+            <w:r>
+              <w:br/>
+            </w:r>
+            <w:r>
+              <w:t>show memory statistics</w:t>
+            </w:r>
+            <w:r>
+              <w:br/>
+              <w:t>s</w:t>
+            </w:r>
+            <w:r>
+              <w:t>how log</w:t>
+            </w:r>
+            <w:r>
+              <w:br/>
+            </w:r>
+            <w:r>
+              <w:t>show logging onboard</w:t>
+            </w:r>
+            <w:r>
+              <w:br/>
+            </w:r>
+            <w:r>
+              <w:t>show version</w:t>
+            </w:r>
+            <w:r>
+              <w:br/>
+            </w:r>
+            <w:r>
+              <w:t>show tech-support</w:t>
+            </w:r>
+          </w:p>
+        </w:tc>
+        <w:tc>
+          <w:tcPr>
+            <w:tcW w:w="2655" w:type="dxa"/>
+            <w:hideMark/>
+          </w:tcPr>
+          <w:p>
+            <w:pPr>
+              <w:cnfStyle w:val="000000100000" w:firstRow="0" w:lastRow="0" w:firstColumn="0" w:lastColumn="0" w:oddVBand="0" w:evenVBand="0" w:oddHBand="1" w:evenHBand="0" w:firstRowFirstColumn="0" w:firstRowLastColumn="0" w:lastRowFirstColumn="0" w:lastRowLastColumn="0"/>
+            </w:pPr>
+            <w:r>
+              <w:rPr>
+                <w:rFonts w:eastAsia="Arial"/>
+              </w:rPr>
+              <w:t>Nmap</w:t>
+            </w:r>
+          </w:p>
+          <w:p>
+            <w:pPr>
+              <w:cnfStyle w:val="000000100000" w:firstRow="0" w:lastRow="0" w:firstColumn="0" w:lastColumn="0" w:oddVBand="0" w:evenVBand="0" w:oddHBand="1" w:evenHBand="0" w:firstRowFirstColumn="0" w:firstRowLastColumn="0" w:lastRowFirstColumn="0" w:lastRowLastColumn="0"/>
+            </w:pPr>
+          </w:p>
+          <w:p>
+            <w:pPr>
+              <w:cnfStyle w:val="000000100000" w:firstRow="0" w:lastRow="0" w:firstColumn="0" w:lastColumn="0" w:oddVBand="0" w:evenVBand="0" w:oddHBand="1" w:evenHBand="0" w:firstRowFirstColumn="0" w:firstRowLastColumn="0" w:lastRowFirstColumn="0" w:lastRowLastColumn="0"/>
+            </w:pPr>
+            <w:r>
+              <w:t>Application Monitoring</w:t>
+            </w:r>
+            <w:r>
+              <w:t xml:space="preserve"> by new relic</w:t>
+            </w:r>
+            <w:r>
+              <w:br/>
+            </w:r>
+          </w:p>
+          <w:p>
+            <w:pPr>
+              <w:cnfStyle w:val="000000100000" w:firstRow="0" w:lastRow="0" w:firstColumn="0" w:lastColumn="0" w:oddVBand="0" w:evenVBand="0" w:oddHBand="1" w:evenHBand="0" w:firstRowFirstColumn="0" w:firstRowLastColumn="0" w:lastRowFirstColumn="0" w:lastRowLastColumn="0"/>
+              <w:rPr>
+                <w:rFonts w:eastAsia="Arial"/>
+              </w:rPr>
+            </w:pPr>
+            <w:r>
+              <w:t>Cisco Switch Configuration Management Tool</w:t>
+            </w:r>
+            <w:r>
+              <w:br/>
+            </w:r>
+            <w:r>
+              <w:br/>
+            </w:r>
+            <w:r>
+              <w:t>Cisco Network Monitoring</w:t>
+            </w:r>
+          </w:p>
+          <w:p>
+            <w:pPr>
+              <w:cnfStyle w:val="000000100000" w:firstRow="0" w:lastRow="0" w:firstColumn="0" w:lastColumn="0" w:oddVBand="0" w:evenVBand="0" w:oddHBand="1" w:evenHBand="0" w:firstRowFirstColumn="0" w:firstRowLastColumn="0" w:lastRowFirstColumn="0" w:lastRowLastColumn="0"/>
+              <w:rPr>
+                <w:rFonts w:eastAsia="Arial"/>
+              </w:rPr>
+            </w:pPr>
+            <w:r>
+              <w:rPr>
+                <w:rFonts w:eastAsia="Arial"/>
+              </w:rPr>
+              <w:br/>
+            </w:r>
+            <w:r>
+              <w:rPr>
+                <w:rFonts w:eastAsia="Arial"/>
+              </w:rPr>
+              <w:t>HTTP/DNS Checkers</w:t>
+            </w:r>
+          </w:p>
+        </w:tc>
+      </w:tr>
+    </w:tbl>
+    <w:p>
+      <w:pPr>
+        <w:pBdr>
+          <w:top w:val="nil"/>
+          <w:left w:val="nil"/>
+          <w:bottom w:val="nil"/>
+          <w:right w:val="nil"/>
+          <w:between w:val="nil"/>
+        </w:pBdr>
+        <w:spacing w:before="120" w:after="120" w:line="288" w:lineRule="auto"/>
+        <w:rPr>
+          <w:rFonts w:ascii="Arial" w:eastAsia="Arial" w:hAnsi="Arial" w:cs="Arial"/>
+          <w:color w:val="000000"/>
+          <w:szCs w:val="20"/>
+        </w:rPr>
+      </w:pPr>
+    </w:p>
+    <w:p>
+      <w:pPr>
+        <w:pBdr>
+          <w:top w:val="nil"/>
+          <w:left w:val="nil"/>
+          <w:bottom w:val="nil"/>
+          <w:right w:val="nil"/>
+          <w:between w:val="nil"/>
+        </w:pBdr>
+        <w:spacing w:before="120" w:after="120" w:line="288" w:lineRule="auto"/>
+        <w:rPr>
+          <w:rFonts w:ascii="Arial" w:eastAsia="Arial" w:hAnsi="Arial" w:cs="Arial"/>
+          <w:color w:val="000000"/>
+          <w:szCs w:val="20"/>
+        </w:rPr>
+      </w:pPr>
+    </w:p>
+    <w:p>
+      <w:pPr>
+        <w:rPr>
+          <w:rFonts w:ascii="Arial" w:hAnsi="Arial" w:cs="Arial"/>
+        </w:rPr>
+      </w:pPr>
+    </w:p>
+    <w:p>
+      <w:pPr>
+        <w:pBdr>
+          <w:top w:val="nil"/>
+          <w:left w:val="nil"/>
+          <w:bottom w:val="nil"/>
+          <w:right w:val="nil"/>
+          <w:between w:val="nil"/>
+        </w:pBdr>
+        <w:spacing w:before="120" w:after="120" w:line="288" w:lineRule="auto"/>
+        <w:rPr>
+          <w:rFonts w:ascii="Arial" w:eastAsia="Arial" w:hAnsi="Arial" w:cs="Arial"/>
+          <w:color w:val="000000"/>
+          <w:sz w:val="20"/>
+          <w:szCs w:val="20"/>
+        </w:rPr>
+      </w:pPr>
+    </w:p>
+    <w:p>
+      <w:pPr>
+        <w:pStyle w:val="Heading1"/>
+        <w:rPr>
+          <w:rFonts w:ascii="Arial" w:hAnsi="Arial" w:cs="Arial"/>
+        </w:rPr>
+      </w:pPr>
+    </w:p>
+    <w:p>
+      <w:pPr>
+        <w:pStyle w:val="Heading1"/>
+        <w:rPr>
+          <w:rFonts w:ascii="Arial" w:eastAsia="Arial" w:hAnsi="Arial" w:cs="Arial"/>
+        </w:rPr>
+      </w:pPr>
+      <w:r>
+        <w:rPr>
+          <w:rFonts w:ascii="Arial" w:eastAsia="Arial" w:hAnsi="Arial" w:cs="Arial"/>
+        </w:rPr>
+        <w:t xml:space="preserve">IOS device </w:t>
+      </w:r>
+      <w:r>
+        <w:rPr>
+          <w:rFonts w:ascii="Arial" w:hAnsi="Arial" w:cs="Arial"/>
+        </w:rPr>
+        <w:t>maintenance</w:t>
+      </w:r>
+      <w:r>
+        <w:rPr>
+          <w:rFonts w:ascii="Arial" w:eastAsia="Arial" w:hAnsi="Arial" w:cs="Arial"/>
+        </w:rPr>
+        <w:t xml:space="preserve"> plan</w:t>
+      </w:r>
+    </w:p>
+    <w:p>
+      <w:pPr>
+        <w:pBdr>
+          <w:top w:val="nil"/>
+          <w:left w:val="nil"/>
+          <w:bottom w:val="nil"/>
+          <w:right w:val="nil"/>
+          <w:between w:val="nil"/>
+        </w:pBdr>
+        <w:spacing w:before="120" w:after="120" w:line="288" w:lineRule="auto"/>
+        <w:rPr>
+          <w:rFonts w:ascii="Arial" w:eastAsia="Arial" w:hAnsi="Arial" w:cs="Arial"/>
+          <w:color w:val="000000"/>
+          <w:sz w:val="20"/>
+          <w:szCs w:val="20"/>
+        </w:rPr>
+      </w:pPr>
+      <w:r>
+        <w:rPr>
+          <w:rFonts w:ascii="Arial" w:eastAsia="Arial" w:hAnsi="Arial" w:cs="Arial"/>
+          <w:color w:val="000000"/>
+          <w:sz w:val="20"/>
+          <w:szCs w:val="20"/>
+        </w:rPr>
+        <w:t>Outline an IOS device maintenance plan that can be followed for monitoring routing protocols and router configurations.</w:t>
+      </w:r>
+    </w:p>
+    <w:p>
+      <w:pPr>
+        <w:pStyle w:val="Heading1"/>
+        <w:rPr>
+          <w:rFonts w:ascii="Arial" w:hAnsi="Arial" w:cs="Arial"/>
+        </w:rPr>
+      </w:pPr>
+    </w:p>
+    <w:p>
+      <w:pPr>
+        <w:pStyle w:val="Heading1"/>
+        <w:rPr>
+          <w:rFonts w:ascii="Arial" w:eastAsia="Arial" w:hAnsi="Arial" w:cs="Arial"/>
+        </w:rPr>
+      </w:pPr>
+      <w:r>
+        <w:rPr>
+          <w:rFonts w:ascii="Arial" w:hAnsi="Arial" w:cs="Arial"/>
+        </w:rPr>
+        <w:t>Security</w:t>
+      </w:r>
+    </w:p>
+    <w:p>
+      <w:pPr>
+        <w:pBdr>
+          <w:top w:val="nil"/>
+          <w:left w:val="nil"/>
+          <w:bottom w:val="nil"/>
+          <w:right w:val="nil"/>
+          <w:between w:val="nil"/>
+        </w:pBdr>
+        <w:spacing w:before="120" w:after="120" w:line="288" w:lineRule="auto"/>
+        <w:rPr>
+          <w:rFonts w:ascii="Arial" w:eastAsia="Arial" w:hAnsi="Arial" w:cs="Arial"/>
+          <w:color w:val="000000"/>
+          <w:szCs w:val="20"/>
+        </w:rPr>
+      </w:pPr>
+      <w:r>
+        <w:rPr>
+          <w:rFonts w:ascii="Arial" w:eastAsia="Arial" w:hAnsi="Arial" w:cs="Arial"/>
+          <w:color w:val="000000"/>
+          <w:sz w:val="20"/>
+          <w:szCs w:val="20"/>
+        </w:rPr>
+        <w:t>Outline a plan for troubleshooting and monitoring the security of the network.</w:t>
+      </w:r>
+    </w:p>
+    <w:p>
+      <w:pPr>
+        <w:pBdr>
+          <w:top w:val="nil"/>
+          <w:left w:val="nil"/>
+          <w:bottom w:val="nil"/>
+          <w:right w:val="nil"/>
+          <w:between w:val="nil"/>
+        </w:pBdr>
+        <w:spacing w:before="120" w:after="120" w:line="288" w:lineRule="auto"/>
+        <w:rPr>
+          <w:rFonts w:ascii="Arial" w:eastAsia="Arial" w:hAnsi="Arial" w:cs="Arial"/>
+          <w:color w:val="000000"/>
+          <w:sz w:val="20"/>
+          <w:szCs w:val="20"/>
+        </w:rPr>
+      </w:pPr>
+    </w:p>
+    <w:p>
+      <w:pPr>
+        <w:pStyle w:val="Heading1"/>
+        <w:rPr>
+          <w:rFonts w:ascii="Arial" w:eastAsia="Arial" w:hAnsi="Arial" w:cs="Arial"/>
+        </w:rPr>
+      </w:pPr>
+      <w:r>
+        <w:rPr>
+          <w:rFonts w:ascii="Arial" w:eastAsia="Arial" w:hAnsi="Arial" w:cs="Arial"/>
+        </w:rPr>
+        <w:t>IP V6 and IP V4 interoperability</w:t>
+      </w:r>
+    </w:p>
+    <w:p>
+      <w:pPr>
+        <w:pBdr>
+          <w:top w:val="nil"/>
+          <w:left w:val="nil"/>
+          <w:bottom w:val="nil"/>
+          <w:right w:val="nil"/>
+          <w:between w:val="nil"/>
+        </w:pBdr>
+        <w:spacing w:before="120" w:after="120" w:line="288" w:lineRule="auto"/>
+        <w:rPr>
+          <w:rFonts w:ascii="Arial" w:eastAsia="Arial" w:hAnsi="Arial" w:cs="Arial"/>
+          <w:color w:val="000000"/>
+          <w:sz w:val="20"/>
+          <w:szCs w:val="20"/>
+        </w:rPr>
+      </w:pPr>
+      <w:r>
+        <w:rPr>
+          <w:rFonts w:ascii="Arial" w:eastAsia="Arial" w:hAnsi="Arial" w:cs="Arial"/>
+          <w:color w:val="000000"/>
+          <w:sz w:val="20"/>
+          <w:szCs w:val="20"/>
+        </w:rPr>
+        <w:t>Outline a plan for troubleshooting and monitoring IP V6 and IP V4 interoperability.</w:t>
+      </w:r>
+    </w:p>
+    <w:p>
+      <w:pPr>
+        <w:pBdr>
+          <w:top w:val="nil"/>
+          <w:left w:val="nil"/>
+          <w:bottom w:val="nil"/>
+          <w:right w:val="nil"/>
+          <w:between w:val="nil"/>
+        </w:pBdr>
+        <w:spacing w:before="120" w:after="120" w:line="288" w:lineRule="auto"/>
+        <w:rPr>
+          <w:rFonts w:ascii="Arial" w:eastAsia="Arial" w:hAnsi="Arial" w:cs="Arial"/>
+          <w:color w:val="000000"/>
+          <w:sz w:val="20"/>
           <w:szCs w:val="20"/>
         </w:rPr>
       </w:pPr>
@@ -2118,9 +6227,6 @@
 <w:endnotes xmlns:wpc="http://schemas.microsoft.com/office/word/2010/wordprocessingCanvas" xmlns:cx="http://schemas.microsoft.com/office/drawing/2014/chartex" xmlns:cx1="http://schemas.microsoft.com/office/drawing/2015/9/8/chartex" xmlns:cx2="http://schemas.microsoft.com/office/drawing/2015/10/21/chartex" xmlns:cx3="http://schemas.microsoft.com/office/drawing/2016/5/9/chartex" xmlns:cx4="http://schemas.microsoft.com/office/drawing/2016/5/10/chartex" xmlns:cx5="http://schemas.microsoft.com/office/drawing/2016/5/11/chartex" xmlns:cx6="http://schemas.microsoft.com/office/drawing/2016/5/12/chartex" xmlns:cx7="http://schemas.microsoft.com/office/drawing/2016/5/13/chartex" xmlns:cx8="http://schemas.microsoft.com/office/drawing/2016/5/14/chartex" xmlns:mc="http://schemas.openxmlformats.org/markup-compatibility/2006" xmlns:aink="http://schemas.microsoft.com/office/drawing/2016/ink" xmlns:am3d="http://schemas.microsoft.com/office/drawing/2017/model3d" xmlns:o="urn:schemas-microsoft-com:office:office" xmlns:oel="http://schemas.microsoft.com/office/2019/extlst" xmlns:r="http://schemas.openxmlformats.org/officeDocument/2006/relationships" xmlns:m="http://schemas.openxmlformats.org/officeDocument/2006/math" xmlns:v="urn:schemas-microsoft-com:vml" xmlns:wp14="http://schemas.microsoft.com/office/word/2010/wordprocessingDrawing" xmlns:wp="http://schemas.openxmlformats.org/drawingml/2006/wordprocessingDrawing" xmlns:w10="urn:schemas-microsoft-com:office:word" xmlns:w="http://schemas.openxmlformats.org/wordprocessingml/2006/main" xmlns:w14="http://schemas.microsoft.com/office/word/2010/wordml" xmlns:w15="http://schemas.microsoft.com/office/word/2012/wordml" xmlns:w16cex="http://schemas.microsoft.com/office/word/2018/wordml/cex" xmlns:w16cid="http://schemas.microsoft.com/office/word/2016/wordml/cid" xmlns:w16="http://schemas.microsoft.com/office/word/2018/wordml" xmlns:w16du="http://schemas.microsoft.com/office/word/2023/wordml/word16du" xmlns:w16sdtdh="http://schemas.microsoft.com/office/word/2020/wordml/sdtdatahash" xmlns:w16sdtfl="http://schemas.microsoft.com/office/word/2024/wordml/sdtformatlock" xmlns:w16se="http://schemas.microsoft.com/office/word/2015/wordml/symex" xmlns:wpg="http://schemas.microsoft.com/office/word/2010/wordprocessingGroup" xmlns:wpi="http://schemas.microsoft.com/office/word/2010/wordprocessingInk" xmlns:wne="http://schemas.microsoft.com/office/word/2006/wordml" xmlns:wps="http://schemas.microsoft.com/office/word/2010/wordprocessingShape" mc:Ignorable="w14 w15 w16se w16cid w16 w16cex w16sdtdh w16sdtfl w16du wp14">
   <w:endnote w:type="separator" w:id="-1">
     <w:p>
-      <w:pPr>
-        <w:spacing w:line="240" w:lineRule="auto"/>
-      </w:pPr>
       <w:r>
         <w:separator/>
       </w:r>
@@ -2128,9 +6234,6 @@
   </w:endnote>
   <w:endnote w:type="continuationSeparator" w:id="0">
     <w:p>
-      <w:pPr>
-        <w:spacing w:line="240" w:lineRule="auto"/>
-      </w:pPr>
       <w:r>
         <w:continuationSeparator/>
       </w:r>
@@ -2154,7 +6257,6 @@
         <w:tab w:val="center" w:pos="4320"/>
         <w:tab w:val="right" w:pos="8640"/>
       </w:tabs>
-      <w:spacing w:line="240" w:lineRule="auto"/>
       <w:jc w:val="right"/>
       <w:rPr>
         <w:rFonts w:eastAsia="Arial"/>
@@ -2213,7 +6315,6 @@
         <w:tab w:val="center" w:pos="4320"/>
         <w:tab w:val="right" w:pos="8640"/>
       </w:tabs>
-      <w:spacing w:line="240" w:lineRule="auto"/>
       <w:ind w:right="360"/>
       <w:rPr>
         <w:rFonts w:eastAsia="Arial"/>
@@ -2250,6 +6351,14 @@
       </w:rPr>
       <w:t>ICTNWK612|Plan and manage troubleshooting advanced integrated IP networks|</w:t>
     </w:r>
+    <w:r>
+      <w:rPr>
+        <w:rFonts w:ascii="Calibri" w:hAnsi="Calibri" w:cs="Calibri"/>
+        <w:sz w:val="16"/>
+        <w:szCs w:val="16"/>
+      </w:rPr>
+      <w:t xml:space="preserve"> MANUEL SPE – FEB 2026</w:t>
+    </w:r>
   </w:p>
   <w:p>
     <w:pPr>
@@ -2354,9 +6463,6 @@
 <w:footnotes xmlns:wpc="http://schemas.microsoft.com/office/word/2010/wordprocessingCanvas" xmlns:cx="http://schemas.microsoft.com/office/drawing/2014/chartex" xmlns:cx1="http://schemas.microsoft.com/office/drawing/2015/9/8/chartex" xmlns:cx2="http://schemas.microsoft.com/office/drawing/2015/10/21/chartex" xmlns:cx3="http://schemas.microsoft.com/office/drawing/2016/5/9/chartex" xmlns:cx4="http://schemas.microsoft.com/office/drawing/2016/5/10/chartex" xmlns:cx5="http://schemas.microsoft.com/office/drawing/2016/5/11/chartex" xmlns:cx6="http://schemas.microsoft.com/office/drawing/2016/5/12/chartex" xmlns:cx7="http://schemas.microsoft.com/office/drawing/2016/5/13/chartex" xmlns:cx8="http://schemas.microsoft.com/office/drawing/2016/5/14/chartex" xmlns:mc="http://schemas.openxmlformats.org/markup-compatibility/2006" xmlns:aink="http://schemas.microsoft.com/office/drawing/2016/ink" xmlns:am3d="http://schemas.microsoft.com/office/drawing/2017/model3d" xmlns:o="urn:schemas-microsoft-com:office:office" xmlns:oel="http://schemas.microsoft.com/office/2019/extlst" xmlns:r="http://schemas.openxmlformats.org/officeDocument/2006/relationships" xmlns:m="http://schemas.openxmlformats.org/officeDocument/2006/math" xmlns:v="urn:schemas-microsoft-com:vml" xmlns:wp14="http://schemas.microsoft.com/office/word/2010/wordprocessingDrawing" xmlns:wp="http://schemas.openxmlformats.org/drawingml/2006/wordprocessingDrawing" xmlns:w10="urn:schemas-microsoft-com:office:word" xmlns:w="http://schemas.openxmlformats.org/wordprocessingml/2006/main" xmlns:w14="http://schemas.microsoft.com/office/word/2010/wordml" xmlns:w15="http://schemas.microsoft.com/office/word/2012/wordml" xmlns:w16cex="http://schemas.microsoft.com/office/word/2018/wordml/cex" xmlns:w16cid="http://schemas.microsoft.com/office/word/2016/wordml/cid" xmlns:w16="http://schemas.microsoft.com/office/word/2018/wordml" xmlns:w16du="http://schemas.microsoft.com/office/word/2023/wordml/word16du" xmlns:w16sdtdh="http://schemas.microsoft.com/office/word/2020/wordml/sdtdatahash" xmlns:w16sdtfl="http://schemas.microsoft.com/office/word/2024/wordml/sdtformatlock" xmlns:w16se="http://schemas.microsoft.com/office/word/2015/wordml/symex" xmlns:wpg="http://schemas.microsoft.com/office/word/2010/wordprocessingGroup" xmlns:wpi="http://schemas.microsoft.com/office/word/2010/wordprocessingInk" xmlns:wne="http://schemas.microsoft.com/office/word/2006/wordml" xmlns:wps="http://schemas.microsoft.com/office/word/2010/wordprocessingShape" mc:Ignorable="w14 w15 w16se w16cid w16 w16cex w16sdtdh w16sdtfl w16du wp14">
   <w:footnote w:type="separator" w:id="-1">
     <w:p>
-      <w:pPr>
-        <w:spacing w:line="240" w:lineRule="auto"/>
-      </w:pPr>
       <w:r>
         <w:separator/>
       </w:r>
@@ -2364,9 +6470,6 @@
   </w:footnote>
   <w:footnote w:type="continuationSeparator" w:id="0">
     <w:p>
-      <w:pPr>
-        <w:spacing w:line="240" w:lineRule="auto"/>
-      </w:pPr>
       <w:r>
         <w:continuationSeparator/>
       </w:r>
@@ -2390,7 +6493,6 @@
         <w:tab w:val="center" w:pos="4320"/>
         <w:tab w:val="right" w:pos="8640"/>
       </w:tabs>
-      <w:spacing w:line="240" w:lineRule="auto"/>
       <w:rPr>
         <w:rFonts w:eastAsia="Arial"/>
         <w:color w:val="000000"/>
@@ -2541,6 +6643,155 @@
     </w:lvl>
   </w:abstractNum>
   <w:abstractNum w:abstractNumId="1" w15:restartNumberingAfterBreak="0">
+    <w:nsid w:val="03AC13EA"/>
+    <w:multiLevelType w:val="multilevel"/>
+    <w:tmpl w:val="5A248236"/>
+    <w:lvl w:ilvl="0">
+      <w:start w:val="1"/>
+      <w:numFmt w:val="bullet"/>
+      <w:lvlText w:val=""/>
+      <w:lvlJc w:val="left"/>
+      <w:pPr>
+        <w:tabs>
+          <w:tab w:val="num" w:pos="720"/>
+        </w:tabs>
+        <w:ind w:left="720" w:hanging="360"/>
+      </w:pPr>
+      <w:rPr>
+        <w:rFonts w:ascii="Symbol" w:hAnsi="Symbol" w:hint="default"/>
+        <w:sz w:val="20"/>
+      </w:rPr>
+    </w:lvl>
+    <w:lvl w:ilvl="1">
+      <w:start w:val="1"/>
+      <w:numFmt w:val="bullet"/>
+      <w:lvlText w:val="o"/>
+      <w:lvlJc w:val="left"/>
+      <w:pPr>
+        <w:tabs>
+          <w:tab w:val="num" w:pos="1440"/>
+        </w:tabs>
+        <w:ind w:left="1440" w:hanging="360"/>
+      </w:pPr>
+      <w:rPr>
+        <w:rFonts w:ascii="Courier New" w:hAnsi="Courier New" w:hint="default"/>
+        <w:sz w:val="20"/>
+      </w:rPr>
+    </w:lvl>
+    <w:lvl w:ilvl="2" w:tentative="1">
+      <w:start w:val="1"/>
+      <w:numFmt w:val="bullet"/>
+      <w:lvlText w:val=""/>
+      <w:lvlJc w:val="left"/>
+      <w:pPr>
+        <w:tabs>
+          <w:tab w:val="num" w:pos="2160"/>
+        </w:tabs>
+        <w:ind w:left="2160" w:hanging="360"/>
+      </w:pPr>
+      <w:rPr>
+        <w:rFonts w:ascii="Wingdings" w:hAnsi="Wingdings" w:hint="default"/>
+        <w:sz w:val="20"/>
+      </w:rPr>
+    </w:lvl>
+    <w:lvl w:ilvl="3" w:tentative="1">
+      <w:start w:val="1"/>
+      <w:numFmt w:val="bullet"/>
+      <w:lvlText w:val=""/>
+      <w:lvlJc w:val="left"/>
+      <w:pPr>
+        <w:tabs>
+          <w:tab w:val="num" w:pos="2880"/>
+        </w:tabs>
+        <w:ind w:left="2880" w:hanging="360"/>
+      </w:pPr>
+      <w:rPr>
+        <w:rFonts w:ascii="Wingdings" w:hAnsi="Wingdings" w:hint="default"/>
+        <w:sz w:val="20"/>
+      </w:rPr>
+    </w:lvl>
+    <w:lvl w:ilvl="4" w:tentative="1">
+      <w:start w:val="1"/>
+      <w:numFmt w:val="bullet"/>
+      <w:lvlText w:val=""/>
+      <w:lvlJc w:val="left"/>
+      <w:pPr>
+        <w:tabs>
+          <w:tab w:val="num" w:pos="3600"/>
+        </w:tabs>
+        <w:ind w:left="3600" w:hanging="360"/>
+      </w:pPr>
+      <w:rPr>
+        <w:rFonts w:ascii="Wingdings" w:hAnsi="Wingdings" w:hint="default"/>
+        <w:sz w:val="20"/>
+      </w:rPr>
+    </w:lvl>
+    <w:lvl w:ilvl="5" w:tentative="1">
+      <w:start w:val="1"/>
+      <w:numFmt w:val="bullet"/>
+      <w:lvlText w:val=""/>
+      <w:lvlJc w:val="left"/>
+      <w:pPr>
+        <w:tabs>
+          <w:tab w:val="num" w:pos="4320"/>
+        </w:tabs>
+        <w:ind w:left="4320" w:hanging="360"/>
+      </w:pPr>
+      <w:rPr>
+        <w:rFonts w:ascii="Wingdings" w:hAnsi="Wingdings" w:hint="default"/>
+        <w:sz w:val="20"/>
+      </w:rPr>
+    </w:lvl>
+    <w:lvl w:ilvl="6" w:tentative="1">
+      <w:start w:val="1"/>
+      <w:numFmt w:val="bullet"/>
+      <w:lvlText w:val=""/>
+      <w:lvlJc w:val="left"/>
+      <w:pPr>
+        <w:tabs>
+          <w:tab w:val="num" w:pos="5040"/>
+        </w:tabs>
+        <w:ind w:left="5040" w:hanging="360"/>
+      </w:pPr>
+      <w:rPr>
+        <w:rFonts w:ascii="Wingdings" w:hAnsi="Wingdings" w:hint="default"/>
+        <w:sz w:val="20"/>
+      </w:rPr>
+    </w:lvl>
+    <w:lvl w:ilvl="7" w:tentative="1">
+      <w:start w:val="1"/>
+      <w:numFmt w:val="bullet"/>
+      <w:lvlText w:val=""/>
+      <w:lvlJc w:val="left"/>
+      <w:pPr>
+        <w:tabs>
+          <w:tab w:val="num" w:pos="5760"/>
+        </w:tabs>
+        <w:ind w:left="5760" w:hanging="360"/>
+      </w:pPr>
+      <w:rPr>
+        <w:rFonts w:ascii="Wingdings" w:hAnsi="Wingdings" w:hint="default"/>
+        <w:sz w:val="20"/>
+      </w:rPr>
+    </w:lvl>
+    <w:lvl w:ilvl="8" w:tentative="1">
+      <w:start w:val="1"/>
+      <w:numFmt w:val="bullet"/>
+      <w:lvlText w:val=""/>
+      <w:lvlJc w:val="left"/>
+      <w:pPr>
+        <w:tabs>
+          <w:tab w:val="num" w:pos="6480"/>
+        </w:tabs>
+        <w:ind w:left="6480" w:hanging="360"/>
+      </w:pPr>
+      <w:rPr>
+        <w:rFonts w:ascii="Wingdings" w:hAnsi="Wingdings" w:hint="default"/>
+        <w:sz w:val="20"/>
+      </w:rPr>
+    </w:lvl>
+  </w:abstractNum>
+  <w:abstractNum w:abstractNumId="2" w15:restartNumberingAfterBreak="0">
     <w:nsid w:val="05583B4F"/>
     <w:multiLevelType w:val="multilevel"/>
     <w:tmpl w:val="0CEE41D2"/>
@@ -2689,7 +6940,680 @@
       </w:rPr>
     </w:lvl>
   </w:abstractNum>
-  <w:abstractNum w:abstractNumId="2" w15:restartNumberingAfterBreak="0">
+  <w:abstractNum w:abstractNumId="3" w15:restartNumberingAfterBreak="0">
+    <w:nsid w:val="076E3B1B"/>
+    <w:multiLevelType w:val="multilevel"/>
+    <w:tmpl w:val="98903B9A"/>
+    <w:lvl w:ilvl="0">
+      <w:start w:val="1"/>
+      <w:numFmt w:val="bullet"/>
+      <w:lvlText w:val=""/>
+      <w:lvlJc w:val="left"/>
+      <w:pPr>
+        <w:tabs>
+          <w:tab w:val="num" w:pos="720"/>
+        </w:tabs>
+        <w:ind w:left="720" w:hanging="360"/>
+      </w:pPr>
+      <w:rPr>
+        <w:rFonts w:ascii="Symbol" w:hAnsi="Symbol" w:hint="default"/>
+        <w:sz w:val="20"/>
+      </w:rPr>
+    </w:lvl>
+    <w:lvl w:ilvl="1">
+      <w:start w:val="1"/>
+      <w:numFmt w:val="bullet"/>
+      <w:lvlText w:val="o"/>
+      <w:lvlJc w:val="left"/>
+      <w:pPr>
+        <w:tabs>
+          <w:tab w:val="num" w:pos="1440"/>
+        </w:tabs>
+        <w:ind w:left="1440" w:hanging="360"/>
+      </w:pPr>
+      <w:rPr>
+        <w:rFonts w:ascii="Courier New" w:hAnsi="Courier New" w:hint="default"/>
+        <w:sz w:val="20"/>
+      </w:rPr>
+    </w:lvl>
+    <w:lvl w:ilvl="2" w:tentative="1">
+      <w:start w:val="1"/>
+      <w:numFmt w:val="bullet"/>
+      <w:lvlText w:val=""/>
+      <w:lvlJc w:val="left"/>
+      <w:pPr>
+        <w:tabs>
+          <w:tab w:val="num" w:pos="2160"/>
+        </w:tabs>
+        <w:ind w:left="2160" w:hanging="360"/>
+      </w:pPr>
+      <w:rPr>
+        <w:rFonts w:ascii="Wingdings" w:hAnsi="Wingdings" w:hint="default"/>
+        <w:sz w:val="20"/>
+      </w:rPr>
+    </w:lvl>
+    <w:lvl w:ilvl="3" w:tentative="1">
+      <w:start w:val="1"/>
+      <w:numFmt w:val="bullet"/>
+      <w:lvlText w:val=""/>
+      <w:lvlJc w:val="left"/>
+      <w:pPr>
+        <w:tabs>
+          <w:tab w:val="num" w:pos="2880"/>
+        </w:tabs>
+        <w:ind w:left="2880" w:hanging="360"/>
+      </w:pPr>
+      <w:rPr>
+        <w:rFonts w:ascii="Wingdings" w:hAnsi="Wingdings" w:hint="default"/>
+        <w:sz w:val="20"/>
+      </w:rPr>
+    </w:lvl>
+    <w:lvl w:ilvl="4" w:tentative="1">
+      <w:start w:val="1"/>
+      <w:numFmt w:val="bullet"/>
+      <w:lvlText w:val=""/>
+      <w:lvlJc w:val="left"/>
+      <w:pPr>
+        <w:tabs>
+          <w:tab w:val="num" w:pos="3600"/>
+        </w:tabs>
+        <w:ind w:left="3600" w:hanging="360"/>
+      </w:pPr>
+      <w:rPr>
+        <w:rFonts w:ascii="Wingdings" w:hAnsi="Wingdings" w:hint="default"/>
+        <w:sz w:val="20"/>
+      </w:rPr>
+    </w:lvl>
+    <w:lvl w:ilvl="5" w:tentative="1">
+      <w:start w:val="1"/>
+      <w:numFmt w:val="bullet"/>
+      <w:lvlText w:val=""/>
+      <w:lvlJc w:val="left"/>
+      <w:pPr>
+        <w:tabs>
+          <w:tab w:val="num" w:pos="4320"/>
+        </w:tabs>
+        <w:ind w:left="4320" w:hanging="360"/>
+      </w:pPr>
+      <w:rPr>
+        <w:rFonts w:ascii="Wingdings" w:hAnsi="Wingdings" w:hint="default"/>
+        <w:sz w:val="20"/>
+      </w:rPr>
+    </w:lvl>
+    <w:lvl w:ilvl="6" w:tentative="1">
+      <w:start w:val="1"/>
+      <w:numFmt w:val="bullet"/>
+      <w:lvlText w:val=""/>
+      <w:lvlJc w:val="left"/>
+      <w:pPr>
+        <w:tabs>
+          <w:tab w:val="num" w:pos="5040"/>
+        </w:tabs>
+        <w:ind w:left="5040" w:hanging="360"/>
+      </w:pPr>
+      <w:rPr>
+        <w:rFonts w:ascii="Wingdings" w:hAnsi="Wingdings" w:hint="default"/>
+        <w:sz w:val="20"/>
+      </w:rPr>
+    </w:lvl>
+    <w:lvl w:ilvl="7" w:tentative="1">
+      <w:start w:val="1"/>
+      <w:numFmt w:val="bullet"/>
+      <w:lvlText w:val=""/>
+      <w:lvlJc w:val="left"/>
+      <w:pPr>
+        <w:tabs>
+          <w:tab w:val="num" w:pos="5760"/>
+        </w:tabs>
+        <w:ind w:left="5760" w:hanging="360"/>
+      </w:pPr>
+      <w:rPr>
+        <w:rFonts w:ascii="Wingdings" w:hAnsi="Wingdings" w:hint="default"/>
+        <w:sz w:val="20"/>
+      </w:rPr>
+    </w:lvl>
+    <w:lvl w:ilvl="8" w:tentative="1">
+      <w:start w:val="1"/>
+      <w:numFmt w:val="bullet"/>
+      <w:lvlText w:val=""/>
+      <w:lvlJc w:val="left"/>
+      <w:pPr>
+        <w:tabs>
+          <w:tab w:val="num" w:pos="6480"/>
+        </w:tabs>
+        <w:ind w:left="6480" w:hanging="360"/>
+      </w:pPr>
+      <w:rPr>
+        <w:rFonts w:ascii="Wingdings" w:hAnsi="Wingdings" w:hint="default"/>
+        <w:sz w:val="20"/>
+      </w:rPr>
+    </w:lvl>
+  </w:abstractNum>
+  <w:abstractNum w:abstractNumId="4" w15:restartNumberingAfterBreak="0">
+    <w:nsid w:val="089443B4"/>
+    <w:multiLevelType w:val="hybridMultilevel"/>
+    <w:tmpl w:val="21669BFE"/>
+    <w:lvl w:ilvl="0" w:tplc="08090001">
+      <w:start w:val="1"/>
+      <w:numFmt w:val="bullet"/>
+      <w:lvlText w:val=""/>
+      <w:lvlJc w:val="left"/>
+      <w:pPr>
+        <w:ind w:left="720" w:hanging="360"/>
+      </w:pPr>
+      <w:rPr>
+        <w:rFonts w:ascii="Symbol" w:hAnsi="Symbol" w:hint="default"/>
+      </w:rPr>
+    </w:lvl>
+    <w:lvl w:ilvl="1" w:tplc="08090003" w:tentative="1">
+      <w:start w:val="1"/>
+      <w:numFmt w:val="bullet"/>
+      <w:lvlText w:val="o"/>
+      <w:lvlJc w:val="left"/>
+      <w:pPr>
+        <w:ind w:left="1440" w:hanging="360"/>
+      </w:pPr>
+      <w:rPr>
+        <w:rFonts w:ascii="Courier New" w:hAnsi="Courier New" w:hint="default"/>
+      </w:rPr>
+    </w:lvl>
+    <w:lvl w:ilvl="2" w:tplc="08090005" w:tentative="1">
+      <w:start w:val="1"/>
+      <w:numFmt w:val="bullet"/>
+      <w:lvlText w:val=""/>
+      <w:lvlJc w:val="left"/>
+      <w:pPr>
+        <w:ind w:left="2160" w:hanging="360"/>
+      </w:pPr>
+      <w:rPr>
+        <w:rFonts w:ascii="Wingdings" w:hAnsi="Wingdings" w:hint="default"/>
+      </w:rPr>
+    </w:lvl>
+    <w:lvl w:ilvl="3" w:tplc="08090001" w:tentative="1">
+      <w:start w:val="1"/>
+      <w:numFmt w:val="bullet"/>
+      <w:lvlText w:val=""/>
+      <w:lvlJc w:val="left"/>
+      <w:pPr>
+        <w:ind w:left="2880" w:hanging="360"/>
+      </w:pPr>
+      <w:rPr>
+        <w:rFonts w:ascii="Symbol" w:hAnsi="Symbol" w:hint="default"/>
+      </w:rPr>
+    </w:lvl>
+    <w:lvl w:ilvl="4" w:tplc="08090003" w:tentative="1">
+      <w:start w:val="1"/>
+      <w:numFmt w:val="bullet"/>
+      <w:lvlText w:val="o"/>
+      <w:lvlJc w:val="left"/>
+      <w:pPr>
+        <w:ind w:left="3600" w:hanging="360"/>
+      </w:pPr>
+      <w:rPr>
+        <w:rFonts w:ascii="Courier New" w:hAnsi="Courier New" w:hint="default"/>
+      </w:rPr>
+    </w:lvl>
+    <w:lvl w:ilvl="5" w:tplc="08090005" w:tentative="1">
+      <w:start w:val="1"/>
+      <w:numFmt w:val="bullet"/>
+      <w:lvlText w:val=""/>
+      <w:lvlJc w:val="left"/>
+      <w:pPr>
+        <w:ind w:left="4320" w:hanging="360"/>
+      </w:pPr>
+      <w:rPr>
+        <w:rFonts w:ascii="Wingdings" w:hAnsi="Wingdings" w:hint="default"/>
+      </w:rPr>
+    </w:lvl>
+    <w:lvl w:ilvl="6" w:tplc="08090001" w:tentative="1">
+      <w:start w:val="1"/>
+      <w:numFmt w:val="bullet"/>
+      <w:lvlText w:val=""/>
+      <w:lvlJc w:val="left"/>
+      <w:pPr>
+        <w:ind w:left="5040" w:hanging="360"/>
+      </w:pPr>
+      <w:rPr>
+        <w:rFonts w:ascii="Symbol" w:hAnsi="Symbol" w:hint="default"/>
+      </w:rPr>
+    </w:lvl>
+    <w:lvl w:ilvl="7" w:tplc="08090003" w:tentative="1">
+      <w:start w:val="1"/>
+      <w:numFmt w:val="bullet"/>
+      <w:lvlText w:val="o"/>
+      <w:lvlJc w:val="left"/>
+      <w:pPr>
+        <w:ind w:left="5760" w:hanging="360"/>
+      </w:pPr>
+      <w:rPr>
+        <w:rFonts w:ascii="Courier New" w:hAnsi="Courier New" w:hint="default"/>
+      </w:rPr>
+    </w:lvl>
+    <w:lvl w:ilvl="8" w:tplc="08090005" w:tentative="1">
+      <w:start w:val="1"/>
+      <w:numFmt w:val="bullet"/>
+      <w:lvlText w:val=""/>
+      <w:lvlJc w:val="left"/>
+      <w:pPr>
+        <w:ind w:left="6480" w:hanging="360"/>
+      </w:pPr>
+      <w:rPr>
+        <w:rFonts w:ascii="Wingdings" w:hAnsi="Wingdings" w:hint="default"/>
+      </w:rPr>
+    </w:lvl>
+  </w:abstractNum>
+  <w:abstractNum w:abstractNumId="5" w15:restartNumberingAfterBreak="0">
+    <w:nsid w:val="0CDC7A6F"/>
+    <w:multiLevelType w:val="multilevel"/>
+    <w:tmpl w:val="735294C2"/>
+    <w:lvl w:ilvl="0">
+      <w:start w:val="1"/>
+      <w:numFmt w:val="bullet"/>
+      <w:lvlText w:val=""/>
+      <w:lvlJc w:val="left"/>
+      <w:pPr>
+        <w:tabs>
+          <w:tab w:val="num" w:pos="720"/>
+        </w:tabs>
+        <w:ind w:left="720" w:hanging="360"/>
+      </w:pPr>
+      <w:rPr>
+        <w:rFonts w:ascii="Symbol" w:hAnsi="Symbol" w:hint="default"/>
+        <w:sz w:val="20"/>
+      </w:rPr>
+    </w:lvl>
+    <w:lvl w:ilvl="1" w:tentative="1">
+      <w:start w:val="1"/>
+      <w:numFmt w:val="bullet"/>
+      <w:lvlText w:val="o"/>
+      <w:lvlJc w:val="left"/>
+      <w:pPr>
+        <w:tabs>
+          <w:tab w:val="num" w:pos="1440"/>
+        </w:tabs>
+        <w:ind w:left="1440" w:hanging="360"/>
+      </w:pPr>
+      <w:rPr>
+        <w:rFonts w:ascii="Courier New" w:hAnsi="Courier New" w:hint="default"/>
+        <w:sz w:val="20"/>
+      </w:rPr>
+    </w:lvl>
+    <w:lvl w:ilvl="2" w:tentative="1">
+      <w:start w:val="1"/>
+      <w:numFmt w:val="bullet"/>
+      <w:lvlText w:val=""/>
+      <w:lvlJc w:val="left"/>
+      <w:pPr>
+        <w:tabs>
+          <w:tab w:val="num" w:pos="2160"/>
+        </w:tabs>
+        <w:ind w:left="2160" w:hanging="360"/>
+      </w:pPr>
+      <w:rPr>
+        <w:rFonts w:ascii="Wingdings" w:hAnsi="Wingdings" w:hint="default"/>
+        <w:sz w:val="20"/>
+      </w:rPr>
+    </w:lvl>
+    <w:lvl w:ilvl="3" w:tentative="1">
+      <w:start w:val="1"/>
+      <w:numFmt w:val="bullet"/>
+      <w:lvlText w:val=""/>
+      <w:lvlJc w:val="left"/>
+      <w:pPr>
+        <w:tabs>
+          <w:tab w:val="num" w:pos="2880"/>
+        </w:tabs>
+        <w:ind w:left="2880" w:hanging="360"/>
+      </w:pPr>
+      <w:rPr>
+        <w:rFonts w:ascii="Wingdings" w:hAnsi="Wingdings" w:hint="default"/>
+        <w:sz w:val="20"/>
+      </w:rPr>
+    </w:lvl>
+    <w:lvl w:ilvl="4" w:tentative="1">
+      <w:start w:val="1"/>
+      <w:numFmt w:val="bullet"/>
+      <w:lvlText w:val=""/>
+      <w:lvlJc w:val="left"/>
+      <w:pPr>
+        <w:tabs>
+          <w:tab w:val="num" w:pos="3600"/>
+        </w:tabs>
+        <w:ind w:left="3600" w:hanging="360"/>
+      </w:pPr>
+      <w:rPr>
+        <w:rFonts w:ascii="Wingdings" w:hAnsi="Wingdings" w:hint="default"/>
+        <w:sz w:val="20"/>
+      </w:rPr>
+    </w:lvl>
+    <w:lvl w:ilvl="5" w:tentative="1">
+      <w:start w:val="1"/>
+      <w:numFmt w:val="bullet"/>
+      <w:lvlText w:val=""/>
+      <w:lvlJc w:val="left"/>
+      <w:pPr>
+        <w:tabs>
+          <w:tab w:val="num" w:pos="4320"/>
+        </w:tabs>
+        <w:ind w:left="4320" w:hanging="360"/>
+      </w:pPr>
+      <w:rPr>
+        <w:rFonts w:ascii="Wingdings" w:hAnsi="Wingdings" w:hint="default"/>
+        <w:sz w:val="20"/>
+      </w:rPr>
+    </w:lvl>
+    <w:lvl w:ilvl="6" w:tentative="1">
+      <w:start w:val="1"/>
+      <w:numFmt w:val="bullet"/>
+      <w:lvlText w:val=""/>
+      <w:lvlJc w:val="left"/>
+      <w:pPr>
+        <w:tabs>
+          <w:tab w:val="num" w:pos="5040"/>
+        </w:tabs>
+        <w:ind w:left="5040" w:hanging="360"/>
+      </w:pPr>
+      <w:rPr>
+        <w:rFonts w:ascii="Wingdings" w:hAnsi="Wingdings" w:hint="default"/>
+        <w:sz w:val="20"/>
+      </w:rPr>
+    </w:lvl>
+    <w:lvl w:ilvl="7" w:tentative="1">
+      <w:start w:val="1"/>
+      <w:numFmt w:val="bullet"/>
+      <w:lvlText w:val=""/>
+      <w:lvlJc w:val="left"/>
+      <w:pPr>
+        <w:tabs>
+          <w:tab w:val="num" w:pos="5760"/>
+        </w:tabs>
+        <w:ind w:left="5760" w:hanging="360"/>
+      </w:pPr>
+      <w:rPr>
+        <w:rFonts w:ascii="Wingdings" w:hAnsi="Wingdings" w:hint="default"/>
+        <w:sz w:val="20"/>
+      </w:rPr>
+    </w:lvl>
+    <w:lvl w:ilvl="8" w:tentative="1">
+      <w:start w:val="1"/>
+      <w:numFmt w:val="bullet"/>
+      <w:lvlText w:val=""/>
+      <w:lvlJc w:val="left"/>
+      <w:pPr>
+        <w:tabs>
+          <w:tab w:val="num" w:pos="6480"/>
+        </w:tabs>
+        <w:ind w:left="6480" w:hanging="360"/>
+      </w:pPr>
+      <w:rPr>
+        <w:rFonts w:ascii="Wingdings" w:hAnsi="Wingdings" w:hint="default"/>
+        <w:sz w:val="20"/>
+      </w:rPr>
+    </w:lvl>
+  </w:abstractNum>
+  <w:abstractNum w:abstractNumId="6" w15:restartNumberingAfterBreak="0">
+    <w:nsid w:val="0DCF6953"/>
+    <w:multiLevelType w:val="hybridMultilevel"/>
+    <w:tmpl w:val="A1B29CB8"/>
+    <w:lvl w:ilvl="0" w:tplc="08090001">
+      <w:start w:val="1"/>
+      <w:numFmt w:val="bullet"/>
+      <w:lvlText w:val=""/>
+      <w:lvlJc w:val="left"/>
+      <w:pPr>
+        <w:ind w:left="720" w:hanging="360"/>
+      </w:pPr>
+      <w:rPr>
+        <w:rFonts w:ascii="Symbol" w:hAnsi="Symbol" w:hint="default"/>
+      </w:rPr>
+    </w:lvl>
+    <w:lvl w:ilvl="1" w:tplc="08090003" w:tentative="1">
+      <w:start w:val="1"/>
+      <w:numFmt w:val="bullet"/>
+      <w:lvlText w:val="o"/>
+      <w:lvlJc w:val="left"/>
+      <w:pPr>
+        <w:ind w:left="1440" w:hanging="360"/>
+      </w:pPr>
+      <w:rPr>
+        <w:rFonts w:ascii="Courier New" w:hAnsi="Courier New" w:hint="default"/>
+      </w:rPr>
+    </w:lvl>
+    <w:lvl w:ilvl="2" w:tplc="08090005" w:tentative="1">
+      <w:start w:val="1"/>
+      <w:numFmt w:val="bullet"/>
+      <w:lvlText w:val=""/>
+      <w:lvlJc w:val="left"/>
+      <w:pPr>
+        <w:ind w:left="2160" w:hanging="360"/>
+      </w:pPr>
+      <w:rPr>
+        <w:rFonts w:ascii="Wingdings" w:hAnsi="Wingdings" w:hint="default"/>
+      </w:rPr>
+    </w:lvl>
+    <w:lvl w:ilvl="3" w:tplc="08090001" w:tentative="1">
+      <w:start w:val="1"/>
+      <w:numFmt w:val="bullet"/>
+      <w:lvlText w:val=""/>
+      <w:lvlJc w:val="left"/>
+      <w:pPr>
+        <w:ind w:left="2880" w:hanging="360"/>
+      </w:pPr>
+      <w:rPr>
+        <w:rFonts w:ascii="Symbol" w:hAnsi="Symbol" w:hint="default"/>
+      </w:rPr>
+    </w:lvl>
+    <w:lvl w:ilvl="4" w:tplc="08090003" w:tentative="1">
+      <w:start w:val="1"/>
+      <w:numFmt w:val="bullet"/>
+      <w:lvlText w:val="o"/>
+      <w:lvlJc w:val="left"/>
+      <w:pPr>
+        <w:ind w:left="3600" w:hanging="360"/>
+      </w:pPr>
+      <w:rPr>
+        <w:rFonts w:ascii="Courier New" w:hAnsi="Courier New" w:hint="default"/>
+      </w:rPr>
+    </w:lvl>
+    <w:lvl w:ilvl="5" w:tplc="08090005" w:tentative="1">
+      <w:start w:val="1"/>
+      <w:numFmt w:val="bullet"/>
+      <w:lvlText w:val=""/>
+      <w:lvlJc w:val="left"/>
+      <w:pPr>
+        <w:ind w:left="4320" w:hanging="360"/>
+      </w:pPr>
+      <w:rPr>
+        <w:rFonts w:ascii="Wingdings" w:hAnsi="Wingdings" w:hint="default"/>
+      </w:rPr>
+    </w:lvl>
+    <w:lvl w:ilvl="6" w:tplc="08090001" w:tentative="1">
+      <w:start w:val="1"/>
+      <w:numFmt w:val="bullet"/>
+      <w:lvlText w:val=""/>
+      <w:lvlJc w:val="left"/>
+      <w:pPr>
+        <w:ind w:left="5040" w:hanging="360"/>
+      </w:pPr>
+      <w:rPr>
+        <w:rFonts w:ascii="Symbol" w:hAnsi="Symbol" w:hint="default"/>
+      </w:rPr>
+    </w:lvl>
+    <w:lvl w:ilvl="7" w:tplc="08090003" w:tentative="1">
+      <w:start w:val="1"/>
+      <w:numFmt w:val="bullet"/>
+      <w:lvlText w:val="o"/>
+      <w:lvlJc w:val="left"/>
+      <w:pPr>
+        <w:ind w:left="5760" w:hanging="360"/>
+      </w:pPr>
+      <w:rPr>
+        <w:rFonts w:ascii="Courier New" w:hAnsi="Courier New" w:hint="default"/>
+      </w:rPr>
+    </w:lvl>
+    <w:lvl w:ilvl="8" w:tplc="08090005" w:tentative="1">
+      <w:start w:val="1"/>
+      <w:numFmt w:val="bullet"/>
+      <w:lvlText w:val=""/>
+      <w:lvlJc w:val="left"/>
+      <w:pPr>
+        <w:ind w:left="6480" w:hanging="360"/>
+      </w:pPr>
+      <w:rPr>
+        <w:rFonts w:ascii="Wingdings" w:hAnsi="Wingdings" w:hint="default"/>
+      </w:rPr>
+    </w:lvl>
+  </w:abstractNum>
+  <w:abstractNum w:abstractNumId="7" w15:restartNumberingAfterBreak="0">
+    <w:nsid w:val="13E32465"/>
+    <w:multiLevelType w:val="multilevel"/>
+    <w:tmpl w:val="FC3C4478"/>
+    <w:lvl w:ilvl="0">
+      <w:start w:val="1"/>
+      <w:numFmt w:val="bullet"/>
+      <w:lvlText w:val=""/>
+      <w:lvlJc w:val="left"/>
+      <w:pPr>
+        <w:tabs>
+          <w:tab w:val="num" w:pos="720"/>
+        </w:tabs>
+        <w:ind w:left="720" w:hanging="360"/>
+      </w:pPr>
+      <w:rPr>
+        <w:rFonts w:ascii="Symbol" w:hAnsi="Symbol" w:hint="default"/>
+        <w:sz w:val="20"/>
+      </w:rPr>
+    </w:lvl>
+    <w:lvl w:ilvl="1" w:tentative="1">
+      <w:start w:val="1"/>
+      <w:numFmt w:val="bullet"/>
+      <w:lvlText w:val="o"/>
+      <w:lvlJc w:val="left"/>
+      <w:pPr>
+        <w:tabs>
+          <w:tab w:val="num" w:pos="1440"/>
+        </w:tabs>
+        <w:ind w:left="1440" w:hanging="360"/>
+      </w:pPr>
+      <w:rPr>
+        <w:rFonts w:ascii="Courier New" w:hAnsi="Courier New" w:hint="default"/>
+        <w:sz w:val="20"/>
+      </w:rPr>
+    </w:lvl>
+    <w:lvl w:ilvl="2" w:tentative="1">
+      <w:start w:val="1"/>
+      <w:numFmt w:val="bullet"/>
+      <w:lvlText w:val=""/>
+      <w:lvlJc w:val="left"/>
+      <w:pPr>
+        <w:tabs>
+          <w:tab w:val="num" w:pos="2160"/>
+        </w:tabs>
+        <w:ind w:left="2160" w:hanging="360"/>
+      </w:pPr>
+      <w:rPr>
+        <w:rFonts w:ascii="Wingdings" w:hAnsi="Wingdings" w:hint="default"/>
+        <w:sz w:val="20"/>
+      </w:rPr>
+    </w:lvl>
+    <w:lvl w:ilvl="3" w:tentative="1">
+      <w:start w:val="1"/>
+      <w:numFmt w:val="bullet"/>
+      <w:lvlText w:val=""/>
+      <w:lvlJc w:val="left"/>
+      <w:pPr>
+        <w:tabs>
+          <w:tab w:val="num" w:pos="2880"/>
+        </w:tabs>
+        <w:ind w:left="2880" w:hanging="360"/>
+      </w:pPr>
+      <w:rPr>
+        <w:rFonts w:ascii="Wingdings" w:hAnsi="Wingdings" w:hint="default"/>
+        <w:sz w:val="20"/>
+      </w:rPr>
+    </w:lvl>
+    <w:lvl w:ilvl="4" w:tentative="1">
+      <w:start w:val="1"/>
+      <w:numFmt w:val="bullet"/>
+      <w:lvlText w:val=""/>
+      <w:lvlJc w:val="left"/>
+      <w:pPr>
+        <w:tabs>
+          <w:tab w:val="num" w:pos="3600"/>
+        </w:tabs>
+        <w:ind w:left="3600" w:hanging="360"/>
+      </w:pPr>
+      <w:rPr>
+        <w:rFonts w:ascii="Wingdings" w:hAnsi="Wingdings" w:hint="default"/>
+        <w:sz w:val="20"/>
+      </w:rPr>
+    </w:lvl>
+    <w:lvl w:ilvl="5" w:tentative="1">
+      <w:start w:val="1"/>
+      <w:numFmt w:val="bullet"/>
+      <w:lvlText w:val=""/>
+      <w:lvlJc w:val="left"/>
+      <w:pPr>
+        <w:tabs>
+          <w:tab w:val="num" w:pos="4320"/>
+        </w:tabs>
+        <w:ind w:left="4320" w:hanging="360"/>
+      </w:pPr>
+      <w:rPr>
+        <w:rFonts w:ascii="Wingdings" w:hAnsi="Wingdings" w:hint="default"/>
+        <w:sz w:val="20"/>
+      </w:rPr>
+    </w:lvl>
+    <w:lvl w:ilvl="6" w:tentative="1">
+      <w:start w:val="1"/>
+      <w:numFmt w:val="bullet"/>
+      <w:lvlText w:val=""/>
+      <w:lvlJc w:val="left"/>
+      <w:pPr>
+        <w:tabs>
+          <w:tab w:val="num" w:pos="5040"/>
+        </w:tabs>
+        <w:ind w:left="5040" w:hanging="360"/>
+      </w:pPr>
+      <w:rPr>
+        <w:rFonts w:ascii="Wingdings" w:hAnsi="Wingdings" w:hint="default"/>
+        <w:sz w:val="20"/>
+      </w:rPr>
+    </w:lvl>
+    <w:lvl w:ilvl="7" w:tentative="1">
+      <w:start w:val="1"/>
+      <w:numFmt w:val="bullet"/>
+      <w:lvlText w:val=""/>
+      <w:lvlJc w:val="left"/>
+      <w:pPr>
+        <w:tabs>
+          <w:tab w:val="num" w:pos="5760"/>
+        </w:tabs>
+        <w:ind w:left="5760" w:hanging="360"/>
+      </w:pPr>
+      <w:rPr>
+        <w:rFonts w:ascii="Wingdings" w:hAnsi="Wingdings" w:hint="default"/>
+        <w:sz w:val="20"/>
+      </w:rPr>
+    </w:lvl>
+    <w:lvl w:ilvl="8" w:tentative="1">
+      <w:start w:val="1"/>
+      <w:numFmt w:val="bullet"/>
+      <w:lvlText w:val=""/>
+      <w:lvlJc w:val="left"/>
+      <w:pPr>
+        <w:tabs>
+          <w:tab w:val="num" w:pos="6480"/>
+        </w:tabs>
+        <w:ind w:left="6480" w:hanging="360"/>
+      </w:pPr>
+      <w:rPr>
+        <w:rFonts w:ascii="Wingdings" w:hAnsi="Wingdings" w:hint="default"/>
+        <w:sz w:val="20"/>
+      </w:rPr>
+    </w:lvl>
+  </w:abstractNum>
+  <w:abstractNum w:abstractNumId="8" w15:restartNumberingAfterBreak="0">
     <w:nsid w:val="1E56067A"/>
     <w:multiLevelType w:val="multilevel"/>
     <w:tmpl w:val="4BE05CF8"/>
@@ -2838,7 +7762,156 @@
       </w:rPr>
     </w:lvl>
   </w:abstractNum>
-  <w:abstractNum w:abstractNumId="3" w15:restartNumberingAfterBreak="0">
+  <w:abstractNum w:abstractNumId="9" w15:restartNumberingAfterBreak="0">
+    <w:nsid w:val="1E9B5204"/>
+    <w:multiLevelType w:val="multilevel"/>
+    <w:tmpl w:val="6310BCA8"/>
+    <w:lvl w:ilvl="0">
+      <w:start w:val="1"/>
+      <w:numFmt w:val="bullet"/>
+      <w:lvlText w:val=""/>
+      <w:lvlJc w:val="left"/>
+      <w:pPr>
+        <w:tabs>
+          <w:tab w:val="num" w:pos="720"/>
+        </w:tabs>
+        <w:ind w:left="720" w:hanging="360"/>
+      </w:pPr>
+      <w:rPr>
+        <w:rFonts w:ascii="Symbol" w:hAnsi="Symbol" w:hint="default"/>
+        <w:sz w:val="20"/>
+      </w:rPr>
+    </w:lvl>
+    <w:lvl w:ilvl="1" w:tentative="1">
+      <w:start w:val="1"/>
+      <w:numFmt w:val="bullet"/>
+      <w:lvlText w:val="o"/>
+      <w:lvlJc w:val="left"/>
+      <w:pPr>
+        <w:tabs>
+          <w:tab w:val="num" w:pos="1440"/>
+        </w:tabs>
+        <w:ind w:left="1440" w:hanging="360"/>
+      </w:pPr>
+      <w:rPr>
+        <w:rFonts w:ascii="Courier New" w:hAnsi="Courier New" w:hint="default"/>
+        <w:sz w:val="20"/>
+      </w:rPr>
+    </w:lvl>
+    <w:lvl w:ilvl="2" w:tentative="1">
+      <w:start w:val="1"/>
+      <w:numFmt w:val="bullet"/>
+      <w:lvlText w:val=""/>
+      <w:lvlJc w:val="left"/>
+      <w:pPr>
+        <w:tabs>
+          <w:tab w:val="num" w:pos="2160"/>
+        </w:tabs>
+        <w:ind w:left="2160" w:hanging="360"/>
+      </w:pPr>
+      <w:rPr>
+        <w:rFonts w:ascii="Wingdings" w:hAnsi="Wingdings" w:hint="default"/>
+        <w:sz w:val="20"/>
+      </w:rPr>
+    </w:lvl>
+    <w:lvl w:ilvl="3" w:tentative="1">
+      <w:start w:val="1"/>
+      <w:numFmt w:val="bullet"/>
+      <w:lvlText w:val=""/>
+      <w:lvlJc w:val="left"/>
+      <w:pPr>
+        <w:tabs>
+          <w:tab w:val="num" w:pos="2880"/>
+        </w:tabs>
+        <w:ind w:left="2880" w:hanging="360"/>
+      </w:pPr>
+      <w:rPr>
+        <w:rFonts w:ascii="Wingdings" w:hAnsi="Wingdings" w:hint="default"/>
+        <w:sz w:val="20"/>
+      </w:rPr>
+    </w:lvl>
+    <w:lvl w:ilvl="4" w:tentative="1">
+      <w:start w:val="1"/>
+      <w:numFmt w:val="bullet"/>
+      <w:lvlText w:val=""/>
+      <w:lvlJc w:val="left"/>
+      <w:pPr>
+        <w:tabs>
+          <w:tab w:val="num" w:pos="3600"/>
+        </w:tabs>
+        <w:ind w:left="3600" w:hanging="360"/>
+      </w:pPr>
+      <w:rPr>
+        <w:rFonts w:ascii="Wingdings" w:hAnsi="Wingdings" w:hint="default"/>
+        <w:sz w:val="20"/>
+      </w:rPr>
+    </w:lvl>
+    <w:lvl w:ilvl="5" w:tentative="1">
+      <w:start w:val="1"/>
+      <w:numFmt w:val="bullet"/>
+      <w:lvlText w:val=""/>
+      <w:lvlJc w:val="left"/>
+      <w:pPr>
+        <w:tabs>
+          <w:tab w:val="num" w:pos="4320"/>
+        </w:tabs>
+        <w:ind w:left="4320" w:hanging="360"/>
+      </w:pPr>
+      <w:rPr>
+        <w:rFonts w:ascii="Wingdings" w:hAnsi="Wingdings" w:hint="default"/>
+        <w:sz w:val="20"/>
+      </w:rPr>
+    </w:lvl>
+    <w:lvl w:ilvl="6" w:tentative="1">
+      <w:start w:val="1"/>
+      <w:numFmt w:val="bullet"/>
+      <w:lvlText w:val=""/>
+      <w:lvlJc w:val="left"/>
+      <w:pPr>
+        <w:tabs>
+          <w:tab w:val="num" w:pos="5040"/>
+        </w:tabs>
+        <w:ind w:left="5040" w:hanging="360"/>
+      </w:pPr>
+      <w:rPr>
+        <w:rFonts w:ascii="Wingdings" w:hAnsi="Wingdings" w:hint="default"/>
+        <w:sz w:val="20"/>
+      </w:rPr>
+    </w:lvl>
+    <w:lvl w:ilvl="7" w:tentative="1">
+      <w:start w:val="1"/>
+      <w:numFmt w:val="bullet"/>
+      <w:lvlText w:val=""/>
+      <w:lvlJc w:val="left"/>
+      <w:pPr>
+        <w:tabs>
+          <w:tab w:val="num" w:pos="5760"/>
+        </w:tabs>
+        <w:ind w:left="5760" w:hanging="360"/>
+      </w:pPr>
+      <w:rPr>
+        <w:rFonts w:ascii="Wingdings" w:hAnsi="Wingdings" w:hint="default"/>
+        <w:sz w:val="20"/>
+      </w:rPr>
+    </w:lvl>
+    <w:lvl w:ilvl="8" w:tentative="1">
+      <w:start w:val="1"/>
+      <w:numFmt w:val="bullet"/>
+      <w:lvlText w:val=""/>
+      <w:lvlJc w:val="left"/>
+      <w:pPr>
+        <w:tabs>
+          <w:tab w:val="num" w:pos="6480"/>
+        </w:tabs>
+        <w:ind w:left="6480" w:hanging="360"/>
+      </w:pPr>
+      <w:rPr>
+        <w:rFonts w:ascii="Wingdings" w:hAnsi="Wingdings" w:hint="default"/>
+        <w:sz w:val="20"/>
+      </w:rPr>
+    </w:lvl>
+  </w:abstractNum>
+  <w:abstractNum w:abstractNumId="10" w15:restartNumberingAfterBreak="0">
     <w:nsid w:val="1EC40C4E"/>
     <w:multiLevelType w:val="multilevel"/>
     <w:tmpl w:val="2204501E"/>
@@ -2952,7 +8025,305 @@
       </w:pPr>
     </w:lvl>
   </w:abstractNum>
-  <w:abstractNum w:abstractNumId="4" w15:restartNumberingAfterBreak="0">
+  <w:abstractNum w:abstractNumId="11" w15:restartNumberingAfterBreak="0">
+    <w:nsid w:val="20DD7828"/>
+    <w:multiLevelType w:val="multilevel"/>
+    <w:tmpl w:val="C8085D02"/>
+    <w:lvl w:ilvl="0">
+      <w:start w:val="1"/>
+      <w:numFmt w:val="bullet"/>
+      <w:lvlText w:val=""/>
+      <w:lvlJc w:val="left"/>
+      <w:pPr>
+        <w:tabs>
+          <w:tab w:val="num" w:pos="720"/>
+        </w:tabs>
+        <w:ind w:left="720" w:hanging="360"/>
+      </w:pPr>
+      <w:rPr>
+        <w:rFonts w:ascii="Symbol" w:hAnsi="Symbol" w:hint="default"/>
+        <w:sz w:val="20"/>
+      </w:rPr>
+    </w:lvl>
+    <w:lvl w:ilvl="1">
+      <w:start w:val="1"/>
+      <w:numFmt w:val="bullet"/>
+      <w:lvlText w:val="o"/>
+      <w:lvlJc w:val="left"/>
+      <w:pPr>
+        <w:tabs>
+          <w:tab w:val="num" w:pos="1440"/>
+        </w:tabs>
+        <w:ind w:left="1440" w:hanging="360"/>
+      </w:pPr>
+      <w:rPr>
+        <w:rFonts w:ascii="Courier New" w:hAnsi="Courier New" w:hint="default"/>
+        <w:sz w:val="20"/>
+      </w:rPr>
+    </w:lvl>
+    <w:lvl w:ilvl="2" w:tentative="1">
+      <w:start w:val="1"/>
+      <w:numFmt w:val="bullet"/>
+      <w:lvlText w:val=""/>
+      <w:lvlJc w:val="left"/>
+      <w:pPr>
+        <w:tabs>
+          <w:tab w:val="num" w:pos="2160"/>
+        </w:tabs>
+        <w:ind w:left="2160" w:hanging="360"/>
+      </w:pPr>
+      <w:rPr>
+        <w:rFonts w:ascii="Wingdings" w:hAnsi="Wingdings" w:hint="default"/>
+        <w:sz w:val="20"/>
+      </w:rPr>
+    </w:lvl>
+    <w:lvl w:ilvl="3" w:tentative="1">
+      <w:start w:val="1"/>
+      <w:numFmt w:val="bullet"/>
+      <w:lvlText w:val=""/>
+      <w:lvlJc w:val="left"/>
+      <w:pPr>
+        <w:tabs>
+          <w:tab w:val="num" w:pos="2880"/>
+        </w:tabs>
+        <w:ind w:left="2880" w:hanging="360"/>
+      </w:pPr>
+      <w:rPr>
+        <w:rFonts w:ascii="Wingdings" w:hAnsi="Wingdings" w:hint="default"/>
+        <w:sz w:val="20"/>
+      </w:rPr>
+    </w:lvl>
+    <w:lvl w:ilvl="4" w:tentative="1">
+      <w:start w:val="1"/>
+      <w:numFmt w:val="bullet"/>
+      <w:lvlText w:val=""/>
+      <w:lvlJc w:val="left"/>
+      <w:pPr>
+        <w:tabs>
+          <w:tab w:val="num" w:pos="3600"/>
+        </w:tabs>
+        <w:ind w:left="3600" w:hanging="360"/>
+      </w:pPr>
+      <w:rPr>
+        <w:rFonts w:ascii="Wingdings" w:hAnsi="Wingdings" w:hint="default"/>
+        <w:sz w:val="20"/>
+      </w:rPr>
+    </w:lvl>
+    <w:lvl w:ilvl="5" w:tentative="1">
+      <w:start w:val="1"/>
+      <w:numFmt w:val="bullet"/>
+      <w:lvlText w:val=""/>
+      <w:lvlJc w:val="left"/>
+      <w:pPr>
+        <w:tabs>
+          <w:tab w:val="num" w:pos="4320"/>
+        </w:tabs>
+        <w:ind w:left="4320" w:hanging="360"/>
+      </w:pPr>
+      <w:rPr>
+        <w:rFonts w:ascii="Wingdings" w:hAnsi="Wingdings" w:hint="default"/>
+        <w:sz w:val="20"/>
+      </w:rPr>
+    </w:lvl>
+    <w:lvl w:ilvl="6" w:tentative="1">
+      <w:start w:val="1"/>
+      <w:numFmt w:val="bullet"/>
+      <w:lvlText w:val=""/>
+      <w:lvlJc w:val="left"/>
+      <w:pPr>
+        <w:tabs>
+          <w:tab w:val="num" w:pos="5040"/>
+        </w:tabs>
+        <w:ind w:left="5040" w:hanging="360"/>
+      </w:pPr>
+      <w:rPr>
+        <w:rFonts w:ascii="Wingdings" w:hAnsi="Wingdings" w:hint="default"/>
+        <w:sz w:val="20"/>
+      </w:rPr>
+    </w:lvl>
+    <w:lvl w:ilvl="7" w:tentative="1">
+      <w:start w:val="1"/>
+      <w:numFmt w:val="bullet"/>
+      <w:lvlText w:val=""/>
+      <w:lvlJc w:val="left"/>
+      <w:pPr>
+        <w:tabs>
+          <w:tab w:val="num" w:pos="5760"/>
+        </w:tabs>
+        <w:ind w:left="5760" w:hanging="360"/>
+      </w:pPr>
+      <w:rPr>
+        <w:rFonts w:ascii="Wingdings" w:hAnsi="Wingdings" w:hint="default"/>
+        <w:sz w:val="20"/>
+      </w:rPr>
+    </w:lvl>
+    <w:lvl w:ilvl="8" w:tentative="1">
+      <w:start w:val="1"/>
+      <w:numFmt w:val="bullet"/>
+      <w:lvlText w:val=""/>
+      <w:lvlJc w:val="left"/>
+      <w:pPr>
+        <w:tabs>
+          <w:tab w:val="num" w:pos="6480"/>
+        </w:tabs>
+        <w:ind w:left="6480" w:hanging="360"/>
+      </w:pPr>
+      <w:rPr>
+        <w:rFonts w:ascii="Wingdings" w:hAnsi="Wingdings" w:hint="default"/>
+        <w:sz w:val="20"/>
+      </w:rPr>
+    </w:lvl>
+  </w:abstractNum>
+  <w:abstractNum w:abstractNumId="12" w15:restartNumberingAfterBreak="0">
+    <w:nsid w:val="21D77725"/>
+    <w:multiLevelType w:val="multilevel"/>
+    <w:tmpl w:val="0BCC05C8"/>
+    <w:lvl w:ilvl="0">
+      <w:start w:val="1"/>
+      <w:numFmt w:val="bullet"/>
+      <w:lvlText w:val=""/>
+      <w:lvlJc w:val="left"/>
+      <w:pPr>
+        <w:tabs>
+          <w:tab w:val="num" w:pos="720"/>
+        </w:tabs>
+        <w:ind w:left="720" w:hanging="360"/>
+      </w:pPr>
+      <w:rPr>
+        <w:rFonts w:ascii="Symbol" w:hAnsi="Symbol" w:hint="default"/>
+        <w:sz w:val="20"/>
+      </w:rPr>
+    </w:lvl>
+    <w:lvl w:ilvl="1">
+      <w:start w:val="1"/>
+      <w:numFmt w:val="bullet"/>
+      <w:lvlText w:val="o"/>
+      <w:lvlJc w:val="left"/>
+      <w:pPr>
+        <w:tabs>
+          <w:tab w:val="num" w:pos="1440"/>
+        </w:tabs>
+        <w:ind w:left="1440" w:hanging="360"/>
+      </w:pPr>
+      <w:rPr>
+        <w:rFonts w:ascii="Courier New" w:hAnsi="Courier New" w:hint="default"/>
+        <w:sz w:val="20"/>
+      </w:rPr>
+    </w:lvl>
+    <w:lvl w:ilvl="2" w:tentative="1">
+      <w:start w:val="1"/>
+      <w:numFmt w:val="bullet"/>
+      <w:lvlText w:val=""/>
+      <w:lvlJc w:val="left"/>
+      <w:pPr>
+        <w:tabs>
+          <w:tab w:val="num" w:pos="2160"/>
+        </w:tabs>
+        <w:ind w:left="2160" w:hanging="360"/>
+      </w:pPr>
+      <w:rPr>
+        <w:rFonts w:ascii="Wingdings" w:hAnsi="Wingdings" w:hint="default"/>
+        <w:sz w:val="20"/>
+      </w:rPr>
+    </w:lvl>
+    <w:lvl w:ilvl="3" w:tentative="1">
+      <w:start w:val="1"/>
+      <w:numFmt w:val="bullet"/>
+      <w:lvlText w:val=""/>
+      <w:lvlJc w:val="left"/>
+      <w:pPr>
+        <w:tabs>
+          <w:tab w:val="num" w:pos="2880"/>
+        </w:tabs>
+        <w:ind w:left="2880" w:hanging="360"/>
+      </w:pPr>
+      <w:rPr>
+        <w:rFonts w:ascii="Wingdings" w:hAnsi="Wingdings" w:hint="default"/>
+        <w:sz w:val="20"/>
+      </w:rPr>
+    </w:lvl>
+    <w:lvl w:ilvl="4" w:tentative="1">
+      <w:start w:val="1"/>
+      <w:numFmt w:val="bullet"/>
+      <w:lvlText w:val=""/>
+      <w:lvlJc w:val="left"/>
+      <w:pPr>
+        <w:tabs>
+          <w:tab w:val="num" w:pos="3600"/>
+        </w:tabs>
+        <w:ind w:left="3600" w:hanging="360"/>
+      </w:pPr>
+      <w:rPr>
+        <w:rFonts w:ascii="Wingdings" w:hAnsi="Wingdings" w:hint="default"/>
+        <w:sz w:val="20"/>
+      </w:rPr>
+    </w:lvl>
+    <w:lvl w:ilvl="5" w:tentative="1">
+      <w:start w:val="1"/>
+      <w:numFmt w:val="bullet"/>
+      <w:lvlText w:val=""/>
+      <w:lvlJc w:val="left"/>
+      <w:pPr>
+        <w:tabs>
+          <w:tab w:val="num" w:pos="4320"/>
+        </w:tabs>
+        <w:ind w:left="4320" w:hanging="360"/>
+      </w:pPr>
+      <w:rPr>
+        <w:rFonts w:ascii="Wingdings" w:hAnsi="Wingdings" w:hint="default"/>
+        <w:sz w:val="20"/>
+      </w:rPr>
+    </w:lvl>
+    <w:lvl w:ilvl="6" w:tentative="1">
+      <w:start w:val="1"/>
+      <w:numFmt w:val="bullet"/>
+      <w:lvlText w:val=""/>
+      <w:lvlJc w:val="left"/>
+      <w:pPr>
+        <w:tabs>
+          <w:tab w:val="num" w:pos="5040"/>
+        </w:tabs>
+        <w:ind w:left="5040" w:hanging="360"/>
+      </w:pPr>
+      <w:rPr>
+        <w:rFonts w:ascii="Wingdings" w:hAnsi="Wingdings" w:hint="default"/>
+        <w:sz w:val="20"/>
+      </w:rPr>
+    </w:lvl>
+    <w:lvl w:ilvl="7" w:tentative="1">
+      <w:start w:val="1"/>
+      <w:numFmt w:val="bullet"/>
+      <w:lvlText w:val=""/>
+      <w:lvlJc w:val="left"/>
+      <w:pPr>
+        <w:tabs>
+          <w:tab w:val="num" w:pos="5760"/>
+        </w:tabs>
+        <w:ind w:left="5760" w:hanging="360"/>
+      </w:pPr>
+      <w:rPr>
+        <w:rFonts w:ascii="Wingdings" w:hAnsi="Wingdings" w:hint="default"/>
+        <w:sz w:val="20"/>
+      </w:rPr>
+    </w:lvl>
+    <w:lvl w:ilvl="8" w:tentative="1">
+      <w:start w:val="1"/>
+      <w:numFmt w:val="bullet"/>
+      <w:lvlText w:val=""/>
+      <w:lvlJc w:val="left"/>
+      <w:pPr>
+        <w:tabs>
+          <w:tab w:val="num" w:pos="6480"/>
+        </w:tabs>
+        <w:ind w:left="6480" w:hanging="360"/>
+      </w:pPr>
+      <w:rPr>
+        <w:rFonts w:ascii="Wingdings" w:hAnsi="Wingdings" w:hint="default"/>
+        <w:sz w:val="20"/>
+      </w:rPr>
+    </w:lvl>
+  </w:abstractNum>
+  <w:abstractNum w:abstractNumId="13" w15:restartNumberingAfterBreak="0">
     <w:nsid w:val="25DF0AF0"/>
     <w:multiLevelType w:val="multilevel"/>
     <w:tmpl w:val="8D5ED552"/>
@@ -3101,7 +8472,233 @@
       </w:rPr>
     </w:lvl>
   </w:abstractNum>
-  <w:abstractNum w:abstractNumId="5" w15:restartNumberingAfterBreak="0">
+  <w:abstractNum w:abstractNumId="14" w15:restartNumberingAfterBreak="0">
+    <w:nsid w:val="2BA228D0"/>
+    <w:multiLevelType w:val="hybridMultilevel"/>
+    <w:tmpl w:val="D472AAC2"/>
+    <w:lvl w:ilvl="0" w:tplc="08090001">
+      <w:start w:val="1"/>
+      <w:numFmt w:val="bullet"/>
+      <w:lvlText w:val=""/>
+      <w:lvlJc w:val="left"/>
+      <w:pPr>
+        <w:ind w:left="720" w:hanging="360"/>
+      </w:pPr>
+      <w:rPr>
+        <w:rFonts w:ascii="Symbol" w:hAnsi="Symbol" w:hint="default"/>
+      </w:rPr>
+    </w:lvl>
+    <w:lvl w:ilvl="1" w:tplc="08090003" w:tentative="1">
+      <w:start w:val="1"/>
+      <w:numFmt w:val="bullet"/>
+      <w:lvlText w:val="o"/>
+      <w:lvlJc w:val="left"/>
+      <w:pPr>
+        <w:ind w:left="1440" w:hanging="360"/>
+      </w:pPr>
+      <w:rPr>
+        <w:rFonts w:ascii="Courier New" w:hAnsi="Courier New" w:hint="default"/>
+      </w:rPr>
+    </w:lvl>
+    <w:lvl w:ilvl="2" w:tplc="08090005" w:tentative="1">
+      <w:start w:val="1"/>
+      <w:numFmt w:val="bullet"/>
+      <w:lvlText w:val=""/>
+      <w:lvlJc w:val="left"/>
+      <w:pPr>
+        <w:ind w:left="2160" w:hanging="360"/>
+      </w:pPr>
+      <w:rPr>
+        <w:rFonts w:ascii="Wingdings" w:hAnsi="Wingdings" w:hint="default"/>
+      </w:rPr>
+    </w:lvl>
+    <w:lvl w:ilvl="3" w:tplc="08090001" w:tentative="1">
+      <w:start w:val="1"/>
+      <w:numFmt w:val="bullet"/>
+      <w:lvlText w:val=""/>
+      <w:lvlJc w:val="left"/>
+      <w:pPr>
+        <w:ind w:left="2880" w:hanging="360"/>
+      </w:pPr>
+      <w:rPr>
+        <w:rFonts w:ascii="Symbol" w:hAnsi="Symbol" w:hint="default"/>
+      </w:rPr>
+    </w:lvl>
+    <w:lvl w:ilvl="4" w:tplc="08090003" w:tentative="1">
+      <w:start w:val="1"/>
+      <w:numFmt w:val="bullet"/>
+      <w:lvlText w:val="o"/>
+      <w:lvlJc w:val="left"/>
+      <w:pPr>
+        <w:ind w:left="3600" w:hanging="360"/>
+      </w:pPr>
+      <w:rPr>
+        <w:rFonts w:ascii="Courier New" w:hAnsi="Courier New" w:hint="default"/>
+      </w:rPr>
+    </w:lvl>
+    <w:lvl w:ilvl="5" w:tplc="08090005" w:tentative="1">
+      <w:start w:val="1"/>
+      <w:numFmt w:val="bullet"/>
+      <w:lvlText w:val=""/>
+      <w:lvlJc w:val="left"/>
+      <w:pPr>
+        <w:ind w:left="4320" w:hanging="360"/>
+      </w:pPr>
+      <w:rPr>
+        <w:rFonts w:ascii="Wingdings" w:hAnsi="Wingdings" w:hint="default"/>
+      </w:rPr>
+    </w:lvl>
+    <w:lvl w:ilvl="6" w:tplc="08090001" w:tentative="1">
+      <w:start w:val="1"/>
+      <w:numFmt w:val="bullet"/>
+      <w:lvlText w:val=""/>
+      <w:lvlJc w:val="left"/>
+      <w:pPr>
+        <w:ind w:left="5040" w:hanging="360"/>
+      </w:pPr>
+      <w:rPr>
+        <w:rFonts w:ascii="Symbol" w:hAnsi="Symbol" w:hint="default"/>
+      </w:rPr>
+    </w:lvl>
+    <w:lvl w:ilvl="7" w:tplc="08090003" w:tentative="1">
+      <w:start w:val="1"/>
+      <w:numFmt w:val="bullet"/>
+      <w:lvlText w:val="o"/>
+      <w:lvlJc w:val="left"/>
+      <w:pPr>
+        <w:ind w:left="5760" w:hanging="360"/>
+      </w:pPr>
+      <w:rPr>
+        <w:rFonts w:ascii="Courier New" w:hAnsi="Courier New" w:hint="default"/>
+      </w:rPr>
+    </w:lvl>
+    <w:lvl w:ilvl="8" w:tplc="08090005" w:tentative="1">
+      <w:start w:val="1"/>
+      <w:numFmt w:val="bullet"/>
+      <w:lvlText w:val=""/>
+      <w:lvlJc w:val="left"/>
+      <w:pPr>
+        <w:ind w:left="6480" w:hanging="360"/>
+      </w:pPr>
+      <w:rPr>
+        <w:rFonts w:ascii="Wingdings" w:hAnsi="Wingdings" w:hint="default"/>
+      </w:rPr>
+    </w:lvl>
+  </w:abstractNum>
+  <w:abstractNum w:abstractNumId="15" w15:restartNumberingAfterBreak="0">
+    <w:nsid w:val="2EC8750E"/>
+    <w:multiLevelType w:val="hybridMultilevel"/>
+    <w:tmpl w:val="E138A11C"/>
+    <w:lvl w:ilvl="0" w:tplc="08090001">
+      <w:start w:val="1"/>
+      <w:numFmt w:val="bullet"/>
+      <w:lvlText w:val=""/>
+      <w:lvlJc w:val="left"/>
+      <w:pPr>
+        <w:ind w:left="720" w:hanging="360"/>
+      </w:pPr>
+      <w:rPr>
+        <w:rFonts w:ascii="Symbol" w:hAnsi="Symbol" w:hint="default"/>
+      </w:rPr>
+    </w:lvl>
+    <w:lvl w:ilvl="1" w:tplc="08090003" w:tentative="1">
+      <w:start w:val="1"/>
+      <w:numFmt w:val="bullet"/>
+      <w:lvlText w:val="o"/>
+      <w:lvlJc w:val="left"/>
+      <w:pPr>
+        <w:ind w:left="1440" w:hanging="360"/>
+      </w:pPr>
+      <w:rPr>
+        <w:rFonts w:ascii="Courier New" w:hAnsi="Courier New" w:hint="default"/>
+      </w:rPr>
+    </w:lvl>
+    <w:lvl w:ilvl="2" w:tplc="08090005" w:tentative="1">
+      <w:start w:val="1"/>
+      <w:numFmt w:val="bullet"/>
+      <w:lvlText w:val=""/>
+      <w:lvlJc w:val="left"/>
+      <w:pPr>
+        <w:ind w:left="2160" w:hanging="360"/>
+      </w:pPr>
+      <w:rPr>
+        <w:rFonts w:ascii="Wingdings" w:hAnsi="Wingdings" w:hint="default"/>
+      </w:rPr>
+    </w:lvl>
+    <w:lvl w:ilvl="3" w:tplc="08090001" w:tentative="1">
+      <w:start w:val="1"/>
+      <w:numFmt w:val="bullet"/>
+      <w:lvlText w:val=""/>
+      <w:lvlJc w:val="left"/>
+      <w:pPr>
+        <w:ind w:left="2880" w:hanging="360"/>
+      </w:pPr>
+      <w:rPr>
+        <w:rFonts w:ascii="Symbol" w:hAnsi="Symbol" w:hint="default"/>
+      </w:rPr>
+    </w:lvl>
+    <w:lvl w:ilvl="4" w:tplc="08090003" w:tentative="1">
+      <w:start w:val="1"/>
+      <w:numFmt w:val="bullet"/>
+      <w:lvlText w:val="o"/>
+      <w:lvlJc w:val="left"/>
+      <w:pPr>
+        <w:ind w:left="3600" w:hanging="360"/>
+      </w:pPr>
+      <w:rPr>
+        <w:rFonts w:ascii="Courier New" w:hAnsi="Courier New" w:hint="default"/>
+      </w:rPr>
+    </w:lvl>
+    <w:lvl w:ilvl="5" w:tplc="08090005" w:tentative="1">
+      <w:start w:val="1"/>
+      <w:numFmt w:val="bullet"/>
+      <w:lvlText w:val=""/>
+      <w:lvlJc w:val="left"/>
+      <w:pPr>
+        <w:ind w:left="4320" w:hanging="360"/>
+      </w:pPr>
+      <w:rPr>
+        <w:rFonts w:ascii="Wingdings" w:hAnsi="Wingdings" w:hint="default"/>
+      </w:rPr>
+    </w:lvl>
+    <w:lvl w:ilvl="6" w:tplc="08090001" w:tentative="1">
+      <w:start w:val="1"/>
+      <w:numFmt w:val="bullet"/>
+      <w:lvlText w:val=""/>
+      <w:lvlJc w:val="left"/>
+      <w:pPr>
+        <w:ind w:left="5040" w:hanging="360"/>
+      </w:pPr>
+      <w:rPr>
+        <w:rFonts w:ascii="Symbol" w:hAnsi="Symbol" w:hint="default"/>
+      </w:rPr>
+    </w:lvl>
+    <w:lvl w:ilvl="7" w:tplc="08090003" w:tentative="1">
+      <w:start w:val="1"/>
+      <w:numFmt w:val="bullet"/>
+      <w:lvlText w:val="o"/>
+      <w:lvlJc w:val="left"/>
+      <w:pPr>
+        <w:ind w:left="5760" w:hanging="360"/>
+      </w:pPr>
+      <w:rPr>
+        <w:rFonts w:ascii="Courier New" w:hAnsi="Courier New" w:hint="default"/>
+      </w:rPr>
+    </w:lvl>
+    <w:lvl w:ilvl="8" w:tplc="08090005" w:tentative="1">
+      <w:start w:val="1"/>
+      <w:numFmt w:val="bullet"/>
+      <w:lvlText w:val=""/>
+      <w:lvlJc w:val="left"/>
+      <w:pPr>
+        <w:ind w:left="6480" w:hanging="360"/>
+      </w:pPr>
+      <w:rPr>
+        <w:rFonts w:ascii="Wingdings" w:hAnsi="Wingdings" w:hint="default"/>
+      </w:rPr>
+    </w:lvl>
+  </w:abstractNum>
+  <w:abstractNum w:abstractNumId="16" w15:restartNumberingAfterBreak="0">
     <w:nsid w:val="30A0263C"/>
     <w:multiLevelType w:val="multilevel"/>
     <w:tmpl w:val="2F2C29B6"/>
@@ -3250,7 +8847,156 @@
       </w:rPr>
     </w:lvl>
   </w:abstractNum>
-  <w:abstractNum w:abstractNumId="6" w15:restartNumberingAfterBreak="0">
+  <w:abstractNum w:abstractNumId="17" w15:restartNumberingAfterBreak="0">
+    <w:nsid w:val="39315F27"/>
+    <w:multiLevelType w:val="multilevel"/>
+    <w:tmpl w:val="2EFCE55A"/>
+    <w:lvl w:ilvl="0">
+      <w:start w:val="1"/>
+      <w:numFmt w:val="bullet"/>
+      <w:lvlText w:val=""/>
+      <w:lvlJc w:val="left"/>
+      <w:pPr>
+        <w:tabs>
+          <w:tab w:val="num" w:pos="720"/>
+        </w:tabs>
+        <w:ind w:left="720" w:hanging="360"/>
+      </w:pPr>
+      <w:rPr>
+        <w:rFonts w:ascii="Symbol" w:hAnsi="Symbol" w:hint="default"/>
+        <w:sz w:val="20"/>
+      </w:rPr>
+    </w:lvl>
+    <w:lvl w:ilvl="1" w:tentative="1">
+      <w:start w:val="1"/>
+      <w:numFmt w:val="bullet"/>
+      <w:lvlText w:val="o"/>
+      <w:lvlJc w:val="left"/>
+      <w:pPr>
+        <w:tabs>
+          <w:tab w:val="num" w:pos="1440"/>
+        </w:tabs>
+        <w:ind w:left="1440" w:hanging="360"/>
+      </w:pPr>
+      <w:rPr>
+        <w:rFonts w:ascii="Courier New" w:hAnsi="Courier New" w:hint="default"/>
+        <w:sz w:val="20"/>
+      </w:rPr>
+    </w:lvl>
+    <w:lvl w:ilvl="2" w:tentative="1">
+      <w:start w:val="1"/>
+      <w:numFmt w:val="bullet"/>
+      <w:lvlText w:val=""/>
+      <w:lvlJc w:val="left"/>
+      <w:pPr>
+        <w:tabs>
+          <w:tab w:val="num" w:pos="2160"/>
+        </w:tabs>
+        <w:ind w:left="2160" w:hanging="360"/>
+      </w:pPr>
+      <w:rPr>
+        <w:rFonts w:ascii="Wingdings" w:hAnsi="Wingdings" w:hint="default"/>
+        <w:sz w:val="20"/>
+      </w:rPr>
+    </w:lvl>
+    <w:lvl w:ilvl="3" w:tentative="1">
+      <w:start w:val="1"/>
+      <w:numFmt w:val="bullet"/>
+      <w:lvlText w:val=""/>
+      <w:lvlJc w:val="left"/>
+      <w:pPr>
+        <w:tabs>
+          <w:tab w:val="num" w:pos="2880"/>
+        </w:tabs>
+        <w:ind w:left="2880" w:hanging="360"/>
+      </w:pPr>
+      <w:rPr>
+        <w:rFonts w:ascii="Wingdings" w:hAnsi="Wingdings" w:hint="default"/>
+        <w:sz w:val="20"/>
+      </w:rPr>
+    </w:lvl>
+    <w:lvl w:ilvl="4" w:tentative="1">
+      <w:start w:val="1"/>
+      <w:numFmt w:val="bullet"/>
+      <w:lvlText w:val=""/>
+      <w:lvlJc w:val="left"/>
+      <w:pPr>
+        <w:tabs>
+          <w:tab w:val="num" w:pos="3600"/>
+        </w:tabs>
+        <w:ind w:left="3600" w:hanging="360"/>
+      </w:pPr>
+      <w:rPr>
+        <w:rFonts w:ascii="Wingdings" w:hAnsi="Wingdings" w:hint="default"/>
+        <w:sz w:val="20"/>
+      </w:rPr>
+    </w:lvl>
+    <w:lvl w:ilvl="5" w:tentative="1">
+      <w:start w:val="1"/>
+      <w:numFmt w:val="bullet"/>
+      <w:lvlText w:val=""/>
+      <w:lvlJc w:val="left"/>
+      <w:pPr>
+        <w:tabs>
+          <w:tab w:val="num" w:pos="4320"/>
+        </w:tabs>
+        <w:ind w:left="4320" w:hanging="360"/>
+      </w:pPr>
+      <w:rPr>
+        <w:rFonts w:ascii="Wingdings" w:hAnsi="Wingdings" w:hint="default"/>
+        <w:sz w:val="20"/>
+      </w:rPr>
+    </w:lvl>
+    <w:lvl w:ilvl="6" w:tentative="1">
+      <w:start w:val="1"/>
+      <w:numFmt w:val="bullet"/>
+      <w:lvlText w:val=""/>
+      <w:lvlJc w:val="left"/>
+      <w:pPr>
+        <w:tabs>
+          <w:tab w:val="num" w:pos="5040"/>
+        </w:tabs>
+        <w:ind w:left="5040" w:hanging="360"/>
+      </w:pPr>
+      <w:rPr>
+        <w:rFonts w:ascii="Wingdings" w:hAnsi="Wingdings" w:hint="default"/>
+        <w:sz w:val="20"/>
+      </w:rPr>
+    </w:lvl>
+    <w:lvl w:ilvl="7" w:tentative="1">
+      <w:start w:val="1"/>
+      <w:numFmt w:val="bullet"/>
+      <w:lvlText w:val=""/>
+      <w:lvlJc w:val="left"/>
+      <w:pPr>
+        <w:tabs>
+          <w:tab w:val="num" w:pos="5760"/>
+        </w:tabs>
+        <w:ind w:left="5760" w:hanging="360"/>
+      </w:pPr>
+      <w:rPr>
+        <w:rFonts w:ascii="Wingdings" w:hAnsi="Wingdings" w:hint="default"/>
+        <w:sz w:val="20"/>
+      </w:rPr>
+    </w:lvl>
+    <w:lvl w:ilvl="8" w:tentative="1">
+      <w:start w:val="1"/>
+      <w:numFmt w:val="bullet"/>
+      <w:lvlText w:val=""/>
+      <w:lvlJc w:val="left"/>
+      <w:pPr>
+        <w:tabs>
+          <w:tab w:val="num" w:pos="6480"/>
+        </w:tabs>
+        <w:ind w:left="6480" w:hanging="360"/>
+      </w:pPr>
+      <w:rPr>
+        <w:rFonts w:ascii="Wingdings" w:hAnsi="Wingdings" w:hint="default"/>
+        <w:sz w:val="20"/>
+      </w:rPr>
+    </w:lvl>
+  </w:abstractNum>
+  <w:abstractNum w:abstractNumId="18" w15:restartNumberingAfterBreak="0">
     <w:nsid w:val="401C3166"/>
     <w:multiLevelType w:val="multilevel"/>
     <w:tmpl w:val="15D01A2A"/>
@@ -3396,7 +9142,531 @@
       </w:rPr>
     </w:lvl>
   </w:abstractNum>
-  <w:abstractNum w:abstractNumId="7" w15:restartNumberingAfterBreak="0">
+  <w:abstractNum w:abstractNumId="19" w15:restartNumberingAfterBreak="0">
+    <w:nsid w:val="477751BE"/>
+    <w:multiLevelType w:val="hybridMultilevel"/>
+    <w:tmpl w:val="01880468"/>
+    <w:lvl w:ilvl="0" w:tplc="08090001">
+      <w:start w:val="1"/>
+      <w:numFmt w:val="bullet"/>
+      <w:lvlText w:val=""/>
+      <w:lvlJc w:val="left"/>
+      <w:pPr>
+        <w:ind w:left="720" w:hanging="360"/>
+      </w:pPr>
+      <w:rPr>
+        <w:rFonts w:ascii="Symbol" w:hAnsi="Symbol" w:hint="default"/>
+      </w:rPr>
+    </w:lvl>
+    <w:lvl w:ilvl="1" w:tplc="08090003" w:tentative="1">
+      <w:start w:val="1"/>
+      <w:numFmt w:val="bullet"/>
+      <w:lvlText w:val="o"/>
+      <w:lvlJc w:val="left"/>
+      <w:pPr>
+        <w:ind w:left="1440" w:hanging="360"/>
+      </w:pPr>
+      <w:rPr>
+        <w:rFonts w:ascii="Courier New" w:hAnsi="Courier New" w:hint="default"/>
+      </w:rPr>
+    </w:lvl>
+    <w:lvl w:ilvl="2" w:tplc="08090005" w:tentative="1">
+      <w:start w:val="1"/>
+      <w:numFmt w:val="bullet"/>
+      <w:lvlText w:val=""/>
+      <w:lvlJc w:val="left"/>
+      <w:pPr>
+        <w:ind w:left="2160" w:hanging="360"/>
+      </w:pPr>
+      <w:rPr>
+        <w:rFonts w:ascii="Wingdings" w:hAnsi="Wingdings" w:hint="default"/>
+      </w:rPr>
+    </w:lvl>
+    <w:lvl w:ilvl="3" w:tplc="08090001" w:tentative="1">
+      <w:start w:val="1"/>
+      <w:numFmt w:val="bullet"/>
+      <w:lvlText w:val=""/>
+      <w:lvlJc w:val="left"/>
+      <w:pPr>
+        <w:ind w:left="2880" w:hanging="360"/>
+      </w:pPr>
+      <w:rPr>
+        <w:rFonts w:ascii="Symbol" w:hAnsi="Symbol" w:hint="default"/>
+      </w:rPr>
+    </w:lvl>
+    <w:lvl w:ilvl="4" w:tplc="08090003" w:tentative="1">
+      <w:start w:val="1"/>
+      <w:numFmt w:val="bullet"/>
+      <w:lvlText w:val="o"/>
+      <w:lvlJc w:val="left"/>
+      <w:pPr>
+        <w:ind w:left="3600" w:hanging="360"/>
+      </w:pPr>
+      <w:rPr>
+        <w:rFonts w:ascii="Courier New" w:hAnsi="Courier New" w:hint="default"/>
+      </w:rPr>
+    </w:lvl>
+    <w:lvl w:ilvl="5" w:tplc="08090005" w:tentative="1">
+      <w:start w:val="1"/>
+      <w:numFmt w:val="bullet"/>
+      <w:lvlText w:val=""/>
+      <w:lvlJc w:val="left"/>
+      <w:pPr>
+        <w:ind w:left="4320" w:hanging="360"/>
+      </w:pPr>
+      <w:rPr>
+        <w:rFonts w:ascii="Wingdings" w:hAnsi="Wingdings" w:hint="default"/>
+      </w:rPr>
+    </w:lvl>
+    <w:lvl w:ilvl="6" w:tplc="08090001" w:tentative="1">
+      <w:start w:val="1"/>
+      <w:numFmt w:val="bullet"/>
+      <w:lvlText w:val=""/>
+      <w:lvlJc w:val="left"/>
+      <w:pPr>
+        <w:ind w:left="5040" w:hanging="360"/>
+      </w:pPr>
+      <w:rPr>
+        <w:rFonts w:ascii="Symbol" w:hAnsi="Symbol" w:hint="default"/>
+      </w:rPr>
+    </w:lvl>
+    <w:lvl w:ilvl="7" w:tplc="08090003" w:tentative="1">
+      <w:start w:val="1"/>
+      <w:numFmt w:val="bullet"/>
+      <w:lvlText w:val="o"/>
+      <w:lvlJc w:val="left"/>
+      <w:pPr>
+        <w:ind w:left="5760" w:hanging="360"/>
+      </w:pPr>
+      <w:rPr>
+        <w:rFonts w:ascii="Courier New" w:hAnsi="Courier New" w:hint="default"/>
+      </w:rPr>
+    </w:lvl>
+    <w:lvl w:ilvl="8" w:tplc="08090005" w:tentative="1">
+      <w:start w:val="1"/>
+      <w:numFmt w:val="bullet"/>
+      <w:lvlText w:val=""/>
+      <w:lvlJc w:val="left"/>
+      <w:pPr>
+        <w:ind w:left="6480" w:hanging="360"/>
+      </w:pPr>
+      <w:rPr>
+        <w:rFonts w:ascii="Wingdings" w:hAnsi="Wingdings" w:hint="default"/>
+      </w:rPr>
+    </w:lvl>
+  </w:abstractNum>
+  <w:abstractNum w:abstractNumId="20" w15:restartNumberingAfterBreak="0">
+    <w:nsid w:val="49C438C3"/>
+    <w:multiLevelType w:val="hybridMultilevel"/>
+    <w:tmpl w:val="11626050"/>
+    <w:lvl w:ilvl="0" w:tplc="08090001">
+      <w:start w:val="1"/>
+      <w:numFmt w:val="bullet"/>
+      <w:lvlText w:val=""/>
+      <w:lvlJc w:val="left"/>
+      <w:pPr>
+        <w:ind w:left="720" w:hanging="360"/>
+      </w:pPr>
+      <w:rPr>
+        <w:rFonts w:ascii="Symbol" w:hAnsi="Symbol" w:hint="default"/>
+      </w:rPr>
+    </w:lvl>
+    <w:lvl w:ilvl="1" w:tplc="08090003" w:tentative="1">
+      <w:start w:val="1"/>
+      <w:numFmt w:val="bullet"/>
+      <w:lvlText w:val="o"/>
+      <w:lvlJc w:val="left"/>
+      <w:pPr>
+        <w:ind w:left="1440" w:hanging="360"/>
+      </w:pPr>
+      <w:rPr>
+        <w:rFonts w:ascii="Courier New" w:hAnsi="Courier New" w:hint="default"/>
+      </w:rPr>
+    </w:lvl>
+    <w:lvl w:ilvl="2" w:tplc="08090005" w:tentative="1">
+      <w:start w:val="1"/>
+      <w:numFmt w:val="bullet"/>
+      <w:lvlText w:val=""/>
+      <w:lvlJc w:val="left"/>
+      <w:pPr>
+        <w:ind w:left="2160" w:hanging="360"/>
+      </w:pPr>
+      <w:rPr>
+        <w:rFonts w:ascii="Wingdings" w:hAnsi="Wingdings" w:hint="default"/>
+      </w:rPr>
+    </w:lvl>
+    <w:lvl w:ilvl="3" w:tplc="08090001" w:tentative="1">
+      <w:start w:val="1"/>
+      <w:numFmt w:val="bullet"/>
+      <w:lvlText w:val=""/>
+      <w:lvlJc w:val="left"/>
+      <w:pPr>
+        <w:ind w:left="2880" w:hanging="360"/>
+      </w:pPr>
+      <w:rPr>
+        <w:rFonts w:ascii="Symbol" w:hAnsi="Symbol" w:hint="default"/>
+      </w:rPr>
+    </w:lvl>
+    <w:lvl w:ilvl="4" w:tplc="08090003" w:tentative="1">
+      <w:start w:val="1"/>
+      <w:numFmt w:val="bullet"/>
+      <w:lvlText w:val="o"/>
+      <w:lvlJc w:val="left"/>
+      <w:pPr>
+        <w:ind w:left="3600" w:hanging="360"/>
+      </w:pPr>
+      <w:rPr>
+        <w:rFonts w:ascii="Courier New" w:hAnsi="Courier New" w:hint="default"/>
+      </w:rPr>
+    </w:lvl>
+    <w:lvl w:ilvl="5" w:tplc="08090005" w:tentative="1">
+      <w:start w:val="1"/>
+      <w:numFmt w:val="bullet"/>
+      <w:lvlText w:val=""/>
+      <w:lvlJc w:val="left"/>
+      <w:pPr>
+        <w:ind w:left="4320" w:hanging="360"/>
+      </w:pPr>
+      <w:rPr>
+        <w:rFonts w:ascii="Wingdings" w:hAnsi="Wingdings" w:hint="default"/>
+      </w:rPr>
+    </w:lvl>
+    <w:lvl w:ilvl="6" w:tplc="08090001" w:tentative="1">
+      <w:start w:val="1"/>
+      <w:numFmt w:val="bullet"/>
+      <w:lvlText w:val=""/>
+      <w:lvlJc w:val="left"/>
+      <w:pPr>
+        <w:ind w:left="5040" w:hanging="360"/>
+      </w:pPr>
+      <w:rPr>
+        <w:rFonts w:ascii="Symbol" w:hAnsi="Symbol" w:hint="default"/>
+      </w:rPr>
+    </w:lvl>
+    <w:lvl w:ilvl="7" w:tplc="08090003" w:tentative="1">
+      <w:start w:val="1"/>
+      <w:numFmt w:val="bullet"/>
+      <w:lvlText w:val="o"/>
+      <w:lvlJc w:val="left"/>
+      <w:pPr>
+        <w:ind w:left="5760" w:hanging="360"/>
+      </w:pPr>
+      <w:rPr>
+        <w:rFonts w:ascii="Courier New" w:hAnsi="Courier New" w:hint="default"/>
+      </w:rPr>
+    </w:lvl>
+    <w:lvl w:ilvl="8" w:tplc="08090005" w:tentative="1">
+      <w:start w:val="1"/>
+      <w:numFmt w:val="bullet"/>
+      <w:lvlText w:val=""/>
+      <w:lvlJc w:val="left"/>
+      <w:pPr>
+        <w:ind w:left="6480" w:hanging="360"/>
+      </w:pPr>
+      <w:rPr>
+        <w:rFonts w:ascii="Wingdings" w:hAnsi="Wingdings" w:hint="default"/>
+      </w:rPr>
+    </w:lvl>
+  </w:abstractNum>
+  <w:abstractNum w:abstractNumId="21" w15:restartNumberingAfterBreak="0">
+    <w:nsid w:val="5D2D5894"/>
+    <w:multiLevelType w:val="multilevel"/>
+    <w:tmpl w:val="E60CF41A"/>
+    <w:lvl w:ilvl="0">
+      <w:start w:val="1"/>
+      <w:numFmt w:val="bullet"/>
+      <w:lvlText w:val=""/>
+      <w:lvlJc w:val="left"/>
+      <w:pPr>
+        <w:tabs>
+          <w:tab w:val="num" w:pos="720"/>
+        </w:tabs>
+        <w:ind w:left="720" w:hanging="360"/>
+      </w:pPr>
+      <w:rPr>
+        <w:rFonts w:ascii="Symbol" w:hAnsi="Symbol" w:hint="default"/>
+        <w:sz w:val="20"/>
+      </w:rPr>
+    </w:lvl>
+    <w:lvl w:ilvl="1" w:tentative="1">
+      <w:start w:val="1"/>
+      <w:numFmt w:val="bullet"/>
+      <w:lvlText w:val="o"/>
+      <w:lvlJc w:val="left"/>
+      <w:pPr>
+        <w:tabs>
+          <w:tab w:val="num" w:pos="1440"/>
+        </w:tabs>
+        <w:ind w:left="1440" w:hanging="360"/>
+      </w:pPr>
+      <w:rPr>
+        <w:rFonts w:ascii="Courier New" w:hAnsi="Courier New" w:hint="default"/>
+        <w:sz w:val="20"/>
+      </w:rPr>
+    </w:lvl>
+    <w:lvl w:ilvl="2" w:tentative="1">
+      <w:start w:val="1"/>
+      <w:numFmt w:val="bullet"/>
+      <w:lvlText w:val=""/>
+      <w:lvlJc w:val="left"/>
+      <w:pPr>
+        <w:tabs>
+          <w:tab w:val="num" w:pos="2160"/>
+        </w:tabs>
+        <w:ind w:left="2160" w:hanging="360"/>
+      </w:pPr>
+      <w:rPr>
+        <w:rFonts w:ascii="Wingdings" w:hAnsi="Wingdings" w:hint="default"/>
+        <w:sz w:val="20"/>
+      </w:rPr>
+    </w:lvl>
+    <w:lvl w:ilvl="3" w:tentative="1">
+      <w:start w:val="1"/>
+      <w:numFmt w:val="bullet"/>
+      <w:lvlText w:val=""/>
+      <w:lvlJc w:val="left"/>
+      <w:pPr>
+        <w:tabs>
+          <w:tab w:val="num" w:pos="2880"/>
+        </w:tabs>
+        <w:ind w:left="2880" w:hanging="360"/>
+      </w:pPr>
+      <w:rPr>
+        <w:rFonts w:ascii="Wingdings" w:hAnsi="Wingdings" w:hint="default"/>
+        <w:sz w:val="20"/>
+      </w:rPr>
+    </w:lvl>
+    <w:lvl w:ilvl="4" w:tentative="1">
+      <w:start w:val="1"/>
+      <w:numFmt w:val="bullet"/>
+      <w:lvlText w:val=""/>
+      <w:lvlJc w:val="left"/>
+      <w:pPr>
+        <w:tabs>
+          <w:tab w:val="num" w:pos="3600"/>
+        </w:tabs>
+        <w:ind w:left="3600" w:hanging="360"/>
+      </w:pPr>
+      <w:rPr>
+        <w:rFonts w:ascii="Wingdings" w:hAnsi="Wingdings" w:hint="default"/>
+        <w:sz w:val="20"/>
+      </w:rPr>
+    </w:lvl>
+    <w:lvl w:ilvl="5" w:tentative="1">
+      <w:start w:val="1"/>
+      <w:numFmt w:val="bullet"/>
+      <w:lvlText w:val=""/>
+      <w:lvlJc w:val="left"/>
+      <w:pPr>
+        <w:tabs>
+          <w:tab w:val="num" w:pos="4320"/>
+        </w:tabs>
+        <w:ind w:left="4320" w:hanging="360"/>
+      </w:pPr>
+      <w:rPr>
+        <w:rFonts w:ascii="Wingdings" w:hAnsi="Wingdings" w:hint="default"/>
+        <w:sz w:val="20"/>
+      </w:rPr>
+    </w:lvl>
+    <w:lvl w:ilvl="6" w:tentative="1">
+      <w:start w:val="1"/>
+      <w:numFmt w:val="bullet"/>
+      <w:lvlText w:val=""/>
+      <w:lvlJc w:val="left"/>
+      <w:pPr>
+        <w:tabs>
+          <w:tab w:val="num" w:pos="5040"/>
+        </w:tabs>
+        <w:ind w:left="5040" w:hanging="360"/>
+      </w:pPr>
+      <w:rPr>
+        <w:rFonts w:ascii="Wingdings" w:hAnsi="Wingdings" w:hint="default"/>
+        <w:sz w:val="20"/>
+      </w:rPr>
+    </w:lvl>
+    <w:lvl w:ilvl="7" w:tentative="1">
+      <w:start w:val="1"/>
+      <w:numFmt w:val="bullet"/>
+      <w:lvlText w:val=""/>
+      <w:lvlJc w:val="left"/>
+      <w:pPr>
+        <w:tabs>
+          <w:tab w:val="num" w:pos="5760"/>
+        </w:tabs>
+        <w:ind w:left="5760" w:hanging="360"/>
+      </w:pPr>
+      <w:rPr>
+        <w:rFonts w:ascii="Wingdings" w:hAnsi="Wingdings" w:hint="default"/>
+        <w:sz w:val="20"/>
+      </w:rPr>
+    </w:lvl>
+    <w:lvl w:ilvl="8" w:tentative="1">
+      <w:start w:val="1"/>
+      <w:numFmt w:val="bullet"/>
+      <w:lvlText w:val=""/>
+      <w:lvlJc w:val="left"/>
+      <w:pPr>
+        <w:tabs>
+          <w:tab w:val="num" w:pos="6480"/>
+        </w:tabs>
+        <w:ind w:left="6480" w:hanging="360"/>
+      </w:pPr>
+      <w:rPr>
+        <w:rFonts w:ascii="Wingdings" w:hAnsi="Wingdings" w:hint="default"/>
+        <w:sz w:val="20"/>
+      </w:rPr>
+    </w:lvl>
+  </w:abstractNum>
+  <w:abstractNum w:abstractNumId="22" w15:restartNumberingAfterBreak="0">
+    <w:nsid w:val="61B7047F"/>
+    <w:multiLevelType w:val="multilevel"/>
+    <w:tmpl w:val="46D859F4"/>
+    <w:lvl w:ilvl="0">
+      <w:start w:val="1"/>
+      <w:numFmt w:val="bullet"/>
+      <w:lvlText w:val=""/>
+      <w:lvlJc w:val="left"/>
+      <w:pPr>
+        <w:tabs>
+          <w:tab w:val="num" w:pos="720"/>
+        </w:tabs>
+        <w:ind w:left="720" w:hanging="360"/>
+      </w:pPr>
+      <w:rPr>
+        <w:rFonts w:ascii="Symbol" w:hAnsi="Symbol" w:hint="default"/>
+        <w:sz w:val="20"/>
+      </w:rPr>
+    </w:lvl>
+    <w:lvl w:ilvl="1" w:tentative="1">
+      <w:start w:val="1"/>
+      <w:numFmt w:val="bullet"/>
+      <w:lvlText w:val="o"/>
+      <w:lvlJc w:val="left"/>
+      <w:pPr>
+        <w:tabs>
+          <w:tab w:val="num" w:pos="1440"/>
+        </w:tabs>
+        <w:ind w:left="1440" w:hanging="360"/>
+      </w:pPr>
+      <w:rPr>
+        <w:rFonts w:ascii="Courier New" w:hAnsi="Courier New" w:hint="default"/>
+        <w:sz w:val="20"/>
+      </w:rPr>
+    </w:lvl>
+    <w:lvl w:ilvl="2" w:tentative="1">
+      <w:start w:val="1"/>
+      <w:numFmt w:val="bullet"/>
+      <w:lvlText w:val=""/>
+      <w:lvlJc w:val="left"/>
+      <w:pPr>
+        <w:tabs>
+          <w:tab w:val="num" w:pos="2160"/>
+        </w:tabs>
+        <w:ind w:left="2160" w:hanging="360"/>
+      </w:pPr>
+      <w:rPr>
+        <w:rFonts w:ascii="Wingdings" w:hAnsi="Wingdings" w:hint="default"/>
+        <w:sz w:val="20"/>
+      </w:rPr>
+    </w:lvl>
+    <w:lvl w:ilvl="3" w:tentative="1">
+      <w:start w:val="1"/>
+      <w:numFmt w:val="bullet"/>
+      <w:lvlText w:val=""/>
+      <w:lvlJc w:val="left"/>
+      <w:pPr>
+        <w:tabs>
+          <w:tab w:val="num" w:pos="2880"/>
+        </w:tabs>
+        <w:ind w:left="2880" w:hanging="360"/>
+      </w:pPr>
+      <w:rPr>
+        <w:rFonts w:ascii="Wingdings" w:hAnsi="Wingdings" w:hint="default"/>
+        <w:sz w:val="20"/>
+      </w:rPr>
+    </w:lvl>
+    <w:lvl w:ilvl="4" w:tentative="1">
+      <w:start w:val="1"/>
+      <w:numFmt w:val="bullet"/>
+      <w:lvlText w:val=""/>
+      <w:lvlJc w:val="left"/>
+      <w:pPr>
+        <w:tabs>
+          <w:tab w:val="num" w:pos="3600"/>
+        </w:tabs>
+        <w:ind w:left="3600" w:hanging="360"/>
+      </w:pPr>
+      <w:rPr>
+        <w:rFonts w:ascii="Wingdings" w:hAnsi="Wingdings" w:hint="default"/>
+        <w:sz w:val="20"/>
+      </w:rPr>
+    </w:lvl>
+    <w:lvl w:ilvl="5" w:tentative="1">
+      <w:start w:val="1"/>
+      <w:numFmt w:val="bullet"/>
+      <w:lvlText w:val=""/>
+      <w:lvlJc w:val="left"/>
+      <w:pPr>
+        <w:tabs>
+          <w:tab w:val="num" w:pos="4320"/>
+        </w:tabs>
+        <w:ind w:left="4320" w:hanging="360"/>
+      </w:pPr>
+      <w:rPr>
+        <w:rFonts w:ascii="Wingdings" w:hAnsi="Wingdings" w:hint="default"/>
+        <w:sz w:val="20"/>
+      </w:rPr>
+    </w:lvl>
+    <w:lvl w:ilvl="6" w:tentative="1">
+      <w:start w:val="1"/>
+      <w:numFmt w:val="bullet"/>
+      <w:lvlText w:val=""/>
+      <w:lvlJc w:val="left"/>
+      <w:pPr>
+        <w:tabs>
+          <w:tab w:val="num" w:pos="5040"/>
+        </w:tabs>
+        <w:ind w:left="5040" w:hanging="360"/>
+      </w:pPr>
+      <w:rPr>
+        <w:rFonts w:ascii="Wingdings" w:hAnsi="Wingdings" w:hint="default"/>
+        <w:sz w:val="20"/>
+      </w:rPr>
+    </w:lvl>
+    <w:lvl w:ilvl="7" w:tentative="1">
+      <w:start w:val="1"/>
+      <w:numFmt w:val="bullet"/>
+      <w:lvlText w:val=""/>
+      <w:lvlJc w:val="left"/>
+      <w:pPr>
+        <w:tabs>
+          <w:tab w:val="num" w:pos="5760"/>
+        </w:tabs>
+        <w:ind w:left="5760" w:hanging="360"/>
+      </w:pPr>
+      <w:rPr>
+        <w:rFonts w:ascii="Wingdings" w:hAnsi="Wingdings" w:hint="default"/>
+        <w:sz w:val="20"/>
+      </w:rPr>
+    </w:lvl>
+    <w:lvl w:ilvl="8" w:tentative="1">
+      <w:start w:val="1"/>
+      <w:numFmt w:val="bullet"/>
+      <w:lvlText w:val=""/>
+      <w:lvlJc w:val="left"/>
+      <w:pPr>
+        <w:tabs>
+          <w:tab w:val="num" w:pos="6480"/>
+        </w:tabs>
+        <w:ind w:left="6480" w:hanging="360"/>
+      </w:pPr>
+      <w:rPr>
+        <w:rFonts w:ascii="Wingdings" w:hAnsi="Wingdings" w:hint="default"/>
+        <w:sz w:val="20"/>
+      </w:rPr>
+    </w:lvl>
+  </w:abstractNum>
+  <w:abstractNum w:abstractNumId="23" w15:restartNumberingAfterBreak="0">
     <w:nsid w:val="64C77D5E"/>
     <w:multiLevelType w:val="multilevel"/>
     <w:tmpl w:val="AD229126"/>
@@ -3545,7 +9815,156 @@
       </w:rPr>
     </w:lvl>
   </w:abstractNum>
-  <w:abstractNum w:abstractNumId="8" w15:restartNumberingAfterBreak="0">
+  <w:abstractNum w:abstractNumId="24" w15:restartNumberingAfterBreak="0">
+    <w:nsid w:val="668F5261"/>
+    <w:multiLevelType w:val="multilevel"/>
+    <w:tmpl w:val="538C7B00"/>
+    <w:lvl w:ilvl="0">
+      <w:start w:val="1"/>
+      <w:numFmt w:val="bullet"/>
+      <w:lvlText w:val=""/>
+      <w:lvlJc w:val="left"/>
+      <w:pPr>
+        <w:tabs>
+          <w:tab w:val="num" w:pos="720"/>
+        </w:tabs>
+        <w:ind w:left="720" w:hanging="360"/>
+      </w:pPr>
+      <w:rPr>
+        <w:rFonts w:ascii="Symbol" w:hAnsi="Symbol" w:hint="default"/>
+        <w:sz w:val="20"/>
+      </w:rPr>
+    </w:lvl>
+    <w:lvl w:ilvl="1" w:tentative="1">
+      <w:start w:val="1"/>
+      <w:numFmt w:val="bullet"/>
+      <w:lvlText w:val="o"/>
+      <w:lvlJc w:val="left"/>
+      <w:pPr>
+        <w:tabs>
+          <w:tab w:val="num" w:pos="1440"/>
+        </w:tabs>
+        <w:ind w:left="1440" w:hanging="360"/>
+      </w:pPr>
+      <w:rPr>
+        <w:rFonts w:ascii="Courier New" w:hAnsi="Courier New" w:hint="default"/>
+        <w:sz w:val="20"/>
+      </w:rPr>
+    </w:lvl>
+    <w:lvl w:ilvl="2" w:tentative="1">
+      <w:start w:val="1"/>
+      <w:numFmt w:val="bullet"/>
+      <w:lvlText w:val=""/>
+      <w:lvlJc w:val="left"/>
+      <w:pPr>
+        <w:tabs>
+          <w:tab w:val="num" w:pos="2160"/>
+        </w:tabs>
+        <w:ind w:left="2160" w:hanging="360"/>
+      </w:pPr>
+      <w:rPr>
+        <w:rFonts w:ascii="Wingdings" w:hAnsi="Wingdings" w:hint="default"/>
+        <w:sz w:val="20"/>
+      </w:rPr>
+    </w:lvl>
+    <w:lvl w:ilvl="3" w:tentative="1">
+      <w:start w:val="1"/>
+      <w:numFmt w:val="bullet"/>
+      <w:lvlText w:val=""/>
+      <w:lvlJc w:val="left"/>
+      <w:pPr>
+        <w:tabs>
+          <w:tab w:val="num" w:pos="2880"/>
+        </w:tabs>
+        <w:ind w:left="2880" w:hanging="360"/>
+      </w:pPr>
+      <w:rPr>
+        <w:rFonts w:ascii="Wingdings" w:hAnsi="Wingdings" w:hint="default"/>
+        <w:sz w:val="20"/>
+      </w:rPr>
+    </w:lvl>
+    <w:lvl w:ilvl="4" w:tentative="1">
+      <w:start w:val="1"/>
+      <w:numFmt w:val="bullet"/>
+      <w:lvlText w:val=""/>
+      <w:lvlJc w:val="left"/>
+      <w:pPr>
+        <w:tabs>
+          <w:tab w:val="num" w:pos="3600"/>
+        </w:tabs>
+        <w:ind w:left="3600" w:hanging="360"/>
+      </w:pPr>
+      <w:rPr>
+        <w:rFonts w:ascii="Wingdings" w:hAnsi="Wingdings" w:hint="default"/>
+        <w:sz w:val="20"/>
+      </w:rPr>
+    </w:lvl>
+    <w:lvl w:ilvl="5" w:tentative="1">
+      <w:start w:val="1"/>
+      <w:numFmt w:val="bullet"/>
+      <w:lvlText w:val=""/>
+      <w:lvlJc w:val="left"/>
+      <w:pPr>
+        <w:tabs>
+          <w:tab w:val="num" w:pos="4320"/>
+        </w:tabs>
+        <w:ind w:left="4320" w:hanging="360"/>
+      </w:pPr>
+      <w:rPr>
+        <w:rFonts w:ascii="Wingdings" w:hAnsi="Wingdings" w:hint="default"/>
+        <w:sz w:val="20"/>
+      </w:rPr>
+    </w:lvl>
+    <w:lvl w:ilvl="6" w:tentative="1">
+      <w:start w:val="1"/>
+      <w:numFmt w:val="bullet"/>
+      <w:lvlText w:val=""/>
+      <w:lvlJc w:val="left"/>
+      <w:pPr>
+        <w:tabs>
+          <w:tab w:val="num" w:pos="5040"/>
+        </w:tabs>
+        <w:ind w:left="5040" w:hanging="360"/>
+      </w:pPr>
+      <w:rPr>
+        <w:rFonts w:ascii="Wingdings" w:hAnsi="Wingdings" w:hint="default"/>
+        <w:sz w:val="20"/>
+      </w:rPr>
+    </w:lvl>
+    <w:lvl w:ilvl="7" w:tentative="1">
+      <w:start w:val="1"/>
+      <w:numFmt w:val="bullet"/>
+      <w:lvlText w:val=""/>
+      <w:lvlJc w:val="left"/>
+      <w:pPr>
+        <w:tabs>
+          <w:tab w:val="num" w:pos="5760"/>
+        </w:tabs>
+        <w:ind w:left="5760" w:hanging="360"/>
+      </w:pPr>
+      <w:rPr>
+        <w:rFonts w:ascii="Wingdings" w:hAnsi="Wingdings" w:hint="default"/>
+        <w:sz w:val="20"/>
+      </w:rPr>
+    </w:lvl>
+    <w:lvl w:ilvl="8" w:tentative="1">
+      <w:start w:val="1"/>
+      <w:numFmt w:val="bullet"/>
+      <w:lvlText w:val=""/>
+      <w:lvlJc w:val="left"/>
+      <w:pPr>
+        <w:tabs>
+          <w:tab w:val="num" w:pos="6480"/>
+        </w:tabs>
+        <w:ind w:left="6480" w:hanging="360"/>
+      </w:pPr>
+      <w:rPr>
+        <w:rFonts w:ascii="Wingdings" w:hAnsi="Wingdings" w:hint="default"/>
+        <w:sz w:val="20"/>
+      </w:rPr>
+    </w:lvl>
+  </w:abstractNum>
+  <w:abstractNum w:abstractNumId="25" w15:restartNumberingAfterBreak="0">
     <w:nsid w:val="682D55D7"/>
     <w:multiLevelType w:val="multilevel"/>
     <w:tmpl w:val="B070322A"/>
@@ -3694,7 +10113,7 @@
       </w:rPr>
     </w:lvl>
   </w:abstractNum>
-  <w:abstractNum w:abstractNumId="9" w15:restartNumberingAfterBreak="0">
+  <w:abstractNum w:abstractNumId="26" w15:restartNumberingAfterBreak="0">
     <w:nsid w:val="74041823"/>
     <w:multiLevelType w:val="multilevel"/>
     <w:tmpl w:val="67524126"/>
@@ -3843,7 +10262,7 @@
       </w:rPr>
     </w:lvl>
   </w:abstractNum>
-  <w:abstractNum w:abstractNumId="10" w15:restartNumberingAfterBreak="0">
+  <w:abstractNum w:abstractNumId="27" w15:restartNumberingAfterBreak="0">
     <w:nsid w:val="741C2931"/>
     <w:multiLevelType w:val="multilevel"/>
     <w:tmpl w:val="EF285450"/>
@@ -3993,10 +10412,10 @@
     </w:lvl>
   </w:abstractNum>
   <w:num w:numId="1" w16cid:durableId="141628506">
-    <w:abstractNumId w:val="3"/>
+    <w:abstractNumId w:val="10"/>
   </w:num>
   <w:num w:numId="2" w16cid:durableId="1928149694">
-    <w:abstractNumId w:val="3"/>
+    <w:abstractNumId w:val="10"/>
     <w:lvlOverride w:ilvl="0">
       <w:startOverride w:val="1"/>
     </w:lvlOverride>
@@ -4026,7 +10445,7 @@
     </w:lvlOverride>
   </w:num>
   <w:num w:numId="3" w16cid:durableId="1411197350">
-    <w:abstractNumId w:val="3"/>
+    <w:abstractNumId w:val="10"/>
     <w:lvlOverride w:ilvl="0">
       <w:startOverride w:val="1"/>
     </w:lvlOverride>
@@ -4056,34 +10475,85 @@
     </w:lvlOverride>
   </w:num>
   <w:num w:numId="4" w16cid:durableId="1764254794">
-    <w:abstractNumId w:val="10"/>
+    <w:abstractNumId w:val="27"/>
   </w:num>
   <w:num w:numId="5" w16cid:durableId="325784102">
-    <w:abstractNumId w:val="4"/>
+    <w:abstractNumId w:val="13"/>
   </w:num>
   <w:num w:numId="6" w16cid:durableId="1571577863">
+    <w:abstractNumId w:val="25"/>
+  </w:num>
+  <w:num w:numId="7" w16cid:durableId="1127971649">
+    <w:abstractNumId w:val="16"/>
+  </w:num>
+  <w:num w:numId="8" w16cid:durableId="242301473">
     <w:abstractNumId w:val="8"/>
   </w:num>
-  <w:num w:numId="7" w16cid:durableId="1127971649">
-    <w:abstractNumId w:val="5"/>
+  <w:num w:numId="9" w16cid:durableId="1854883108">
+    <w:abstractNumId w:val="18"/>
   </w:num>
-  <w:num w:numId="8" w16cid:durableId="242301473">
+  <w:num w:numId="10" w16cid:durableId="960459109">
     <w:abstractNumId w:val="2"/>
   </w:num>
-  <w:num w:numId="9" w16cid:durableId="1854883108">
-    <w:abstractNumId w:val="6"/>
-  </w:num>
-  <w:num w:numId="10" w16cid:durableId="960459109">
-    <w:abstractNumId w:val="1"/>
-  </w:num>
   <w:num w:numId="11" w16cid:durableId="1894195190">
-    <w:abstractNumId w:val="9"/>
+    <w:abstractNumId w:val="26"/>
   </w:num>
   <w:num w:numId="12" w16cid:durableId="1862863241">
-    <w:abstractNumId w:val="7"/>
+    <w:abstractNumId w:val="23"/>
   </w:num>
   <w:num w:numId="13" w16cid:durableId="1539852755">
     <w:abstractNumId w:val="0"/>
+  </w:num>
+  <w:num w:numId="14" w16cid:durableId="686255272">
+    <w:abstractNumId w:val="22"/>
+  </w:num>
+  <w:num w:numId="15" w16cid:durableId="729767959">
+    <w:abstractNumId w:val="17"/>
+  </w:num>
+  <w:num w:numId="16" w16cid:durableId="1249117448">
+    <w:abstractNumId w:val="11"/>
+  </w:num>
+  <w:num w:numId="17" w16cid:durableId="354429593">
+    <w:abstractNumId w:val="12"/>
+  </w:num>
+  <w:num w:numId="18" w16cid:durableId="332883535">
+    <w:abstractNumId w:val="24"/>
+  </w:num>
+  <w:num w:numId="19" w16cid:durableId="2034263747">
+    <w:abstractNumId w:val="1"/>
+  </w:num>
+  <w:num w:numId="20" w16cid:durableId="1719352896">
+    <w:abstractNumId w:val="3"/>
+  </w:num>
+  <w:num w:numId="21" w16cid:durableId="1046415242">
+    <w:abstractNumId w:val="5"/>
+  </w:num>
+  <w:num w:numId="22" w16cid:durableId="282151157">
+    <w:abstractNumId w:val="21"/>
+  </w:num>
+  <w:num w:numId="23" w16cid:durableId="365447833">
+    <w:abstractNumId w:val="9"/>
+  </w:num>
+  <w:num w:numId="24" w16cid:durableId="550775656">
+    <w:abstractNumId w:val="7"/>
+  </w:num>
+  <w:num w:numId="25" w16cid:durableId="1255241026">
+    <w:abstractNumId w:val="15"/>
+  </w:num>
+  <w:num w:numId="26" w16cid:durableId="2134706998">
+    <w:abstractNumId w:val="19"/>
+  </w:num>
+  <w:num w:numId="27" w16cid:durableId="1590651172">
+    <w:abstractNumId w:val="20"/>
+  </w:num>
+  <w:num w:numId="28" w16cid:durableId="2098209314">
+    <w:abstractNumId w:val="14"/>
+  </w:num>
+  <w:num w:numId="29" w16cid:durableId="478618452">
+    <w:abstractNumId w:val="6"/>
+  </w:num>
+  <w:num w:numId="30" w16cid:durableId="1461651639">
+    <w:abstractNumId w:val="4"/>
   </w:num>
 </w:numbering>
 </file>
@@ -4484,10 +10954,14 @@
   <w:style w:type="paragraph" w:default="1" w:styleId="Normal">
     <w:name w:val="Normal"/>
     <w:qFormat/>
-    <w:rsid w:val="0016328A"/>
+    <w:rsid w:val="006917C9"/>
+    <w:pPr>
+      <w:spacing w:line="240" w:lineRule="auto"/>
+    </w:pPr>
     <w:rPr>
-      <w:rFonts w:eastAsia="Calibri"/>
-      <w:szCs w:val="22"/>
+      <w:rFonts w:ascii="Times New Roman" w:eastAsia="Times New Roman" w:hAnsi="Times New Roman" w:cs="Times New Roman"/>
+      <w:sz w:val="24"/>
+      <w:szCs w:val="24"/>
     </w:rPr>
   </w:style>
   <w:style w:type="paragraph" w:styleId="Heading1">
@@ -4558,8 +11032,6 @@
     </w:pPr>
     <w:rPr>
       <w:b/>
-      <w:sz w:val="24"/>
-      <w:szCs w:val="24"/>
     </w:rPr>
   </w:style>
   <w:style w:type="paragraph" w:styleId="Heading5">
@@ -4667,7 +11139,6 @@
         <w:tab w:val="center" w:pos="4320"/>
         <w:tab w:val="right" w:pos="8640"/>
       </w:tabs>
-      <w:spacing w:line="240" w:lineRule="auto"/>
     </w:pPr>
   </w:style>
   <w:style w:type="character" w:customStyle="1" w:styleId="HeaderChar">
@@ -4694,7 +11165,6 @@
         <w:tab w:val="center" w:pos="4320"/>
         <w:tab w:val="right" w:pos="8640"/>
       </w:tabs>
-      <w:spacing w:line="240" w:lineRule="auto"/>
     </w:pPr>
     <w:rPr>
       <w:sz w:val="16"/>
@@ -4724,7 +11194,6 @@
       <w:spacing w:after="60"/>
     </w:pPr>
     <w:rPr>
-      <w:rFonts w:eastAsia="Times New Roman"/>
       <w:color w:val="FF0000"/>
       <w:szCs w:val="20"/>
       <w:lang w:eastAsia="en-AU"/>
@@ -4738,9 +11207,6 @@
     <w:semiHidden/>
     <w:unhideWhenUsed/>
     <w:rsid w:val="0006428C"/>
-    <w:pPr>
-      <w:spacing w:line="240" w:lineRule="auto"/>
-    </w:pPr>
     <w:rPr>
       <w:rFonts w:ascii="Lucida Grande" w:hAnsi="Lucida Grande" w:cs="Lucida Grande"/>
       <w:sz w:val="18"/>
@@ -4847,7 +11313,6 @@
       <w:contextualSpacing/>
     </w:pPr>
     <w:rPr>
-      <w:rFonts w:eastAsia="Times New Roman"/>
       <w:szCs w:val="20"/>
       <w:lang w:eastAsia="en-AU"/>
     </w:rPr>
@@ -4862,7 +11327,6 @@
       <w:ind w:left="709"/>
     </w:pPr>
     <w:rPr>
-      <w:rFonts w:eastAsia="Times New Roman"/>
       <w:color w:val="FF0000"/>
       <w:szCs w:val="20"/>
       <w:lang w:eastAsia="en-AU"/>
@@ -4909,7 +11373,6 @@
       <w:ind w:left="1049"/>
     </w:pPr>
     <w:rPr>
-      <w:rFonts w:eastAsia="Times New Roman"/>
       <w:szCs w:val="20"/>
       <w:lang w:eastAsia="en-AU"/>
     </w:rPr>
@@ -4988,7 +11451,6 @@
       <w:ind w:left="1275" w:hanging="425"/>
     </w:pPr>
     <w:rPr>
-      <w:rFonts w:eastAsia="Times New Roman"/>
       <w:szCs w:val="20"/>
     </w:rPr>
   </w:style>
@@ -5021,13 +11483,8 @@
     <w:basedOn w:val="Normal"/>
     <w:rsid w:val="00F94F52"/>
     <w:pPr>
-      <w:spacing w:before="100" w:beforeAutospacing="1" w:after="100" w:afterAutospacing="1" w:line="240" w:lineRule="auto"/>
+      <w:spacing w:before="100" w:beforeAutospacing="1" w:after="100" w:afterAutospacing="1"/>
     </w:pPr>
-    <w:rPr>
-      <w:rFonts w:ascii="Times New Roman" w:eastAsia="Times New Roman" w:hAnsi="Times New Roman" w:cs="Times New Roman"/>
-      <w:sz w:val="24"/>
-      <w:szCs w:val="24"/>
-    </w:rPr>
   </w:style>
   <w:style w:type="paragraph" w:styleId="NormalWeb">
     <w:name w:val="Normal (Web)"/>
@@ -5037,13 +11494,8 @@
     <w:unhideWhenUsed/>
     <w:rsid w:val="00A84472"/>
     <w:pPr>
-      <w:spacing w:before="100" w:beforeAutospacing="1" w:after="100" w:afterAutospacing="1" w:line="240" w:lineRule="auto"/>
+      <w:spacing w:before="100" w:beforeAutospacing="1" w:after="100" w:afterAutospacing="1"/>
     </w:pPr>
-    <w:rPr>
-      <w:rFonts w:ascii="Times New Roman" w:eastAsia="Times New Roman" w:hAnsi="Times New Roman" w:cs="Times New Roman"/>
-      <w:sz w:val="24"/>
-      <w:szCs w:val="24"/>
-    </w:rPr>
   </w:style>
   <w:style w:type="character" w:styleId="HTMLCode">
     <w:name w:val="HTML Code"/>
@@ -5313,6 +11765,199 @@
         <w:shd w:val="clear" w:color="auto" w:fill="B8CCE4" w:themeFill="accent1" w:themeFillTint="66"/>
       </w:tcPr>
     </w:tblStylePr>
+  </w:style>
+  <w:style w:type="table" w:styleId="GridTable4-Accent1">
+    <w:name w:val="Grid Table 4 Accent 1"/>
+    <w:basedOn w:val="TableNormal"/>
+    <w:uiPriority w:val="49"/>
+    <w:rsid w:val="00FE4B81"/>
+    <w:pPr>
+      <w:spacing w:line="240" w:lineRule="auto"/>
+    </w:pPr>
+    <w:tblPr>
+      <w:tblStyleRowBandSize w:val="1"/>
+      <w:tblStyleColBandSize w:val="1"/>
+      <w:tblBorders>
+        <w:top w:val="single" w:sz="4" w:space="0" w:color="95B3D7" w:themeColor="accent1" w:themeTint="99"/>
+        <w:left w:val="single" w:sz="4" w:space="0" w:color="95B3D7" w:themeColor="accent1" w:themeTint="99"/>
+        <w:bottom w:val="single" w:sz="4" w:space="0" w:color="95B3D7" w:themeColor="accent1" w:themeTint="99"/>
+        <w:right w:val="single" w:sz="4" w:space="0" w:color="95B3D7" w:themeColor="accent1" w:themeTint="99"/>
+        <w:insideH w:val="single" w:sz="4" w:space="0" w:color="95B3D7" w:themeColor="accent1" w:themeTint="99"/>
+        <w:insideV w:val="single" w:sz="4" w:space="0" w:color="95B3D7" w:themeColor="accent1" w:themeTint="99"/>
+      </w:tblBorders>
+    </w:tblPr>
+    <w:tblStylePr w:type="firstRow">
+      <w:rPr>
+        <w:b/>
+        <w:bCs/>
+        <w:color w:val="FFFFFF" w:themeColor="background1"/>
+      </w:rPr>
+      <w:tblPr/>
+      <w:tcPr>
+        <w:tcBorders>
+          <w:top w:val="single" w:sz="4" w:space="0" w:color="4F81BD" w:themeColor="accent1"/>
+          <w:left w:val="single" w:sz="4" w:space="0" w:color="4F81BD" w:themeColor="accent1"/>
+          <w:bottom w:val="single" w:sz="4" w:space="0" w:color="4F81BD" w:themeColor="accent1"/>
+          <w:right w:val="single" w:sz="4" w:space="0" w:color="4F81BD" w:themeColor="accent1"/>
+          <w:insideH w:val="nil"/>
+          <w:insideV w:val="nil"/>
+        </w:tcBorders>
+        <w:shd w:val="clear" w:color="auto" w:fill="4F81BD" w:themeFill="accent1"/>
+      </w:tcPr>
+    </w:tblStylePr>
+    <w:tblStylePr w:type="lastRow">
+      <w:rPr>
+        <w:b/>
+        <w:bCs/>
+      </w:rPr>
+      <w:tblPr/>
+      <w:tcPr>
+        <w:tcBorders>
+          <w:top w:val="double" w:sz="4" w:space="0" w:color="4F81BD" w:themeColor="accent1"/>
+        </w:tcBorders>
+      </w:tcPr>
+    </w:tblStylePr>
+    <w:tblStylePr w:type="firstCol">
+      <w:rPr>
+        <w:b/>
+        <w:bCs/>
+      </w:rPr>
+    </w:tblStylePr>
+    <w:tblStylePr w:type="lastCol">
+      <w:rPr>
+        <w:b/>
+        <w:bCs/>
+      </w:rPr>
+    </w:tblStylePr>
+    <w:tblStylePr w:type="band1Vert">
+      <w:tblPr/>
+      <w:tcPr>
+        <w:shd w:val="clear" w:color="auto" w:fill="DBE5F1" w:themeFill="accent1" w:themeFillTint="33"/>
+      </w:tcPr>
+    </w:tblStylePr>
+    <w:tblStylePr w:type="band1Horz">
+      <w:tblPr/>
+      <w:tcPr>
+        <w:shd w:val="clear" w:color="auto" w:fill="DBE5F1" w:themeFill="accent1" w:themeFillTint="33"/>
+      </w:tcPr>
+    </w:tblStylePr>
+  </w:style>
+  <w:style w:type="table" w:styleId="GridTable5Dark-Accent2">
+    <w:name w:val="Grid Table 5 Dark Accent 2"/>
+    <w:basedOn w:val="TableNormal"/>
+    <w:uiPriority w:val="50"/>
+    <w:rsid w:val="0048345D"/>
+    <w:pPr>
+      <w:spacing w:line="240" w:lineRule="auto"/>
+    </w:pPr>
+    <w:tblPr>
+      <w:tblStyleRowBandSize w:val="1"/>
+      <w:tblStyleColBandSize w:val="1"/>
+      <w:tblBorders>
+        <w:top w:val="single" w:sz="4" w:space="0" w:color="FFFFFF" w:themeColor="background1"/>
+        <w:left w:val="single" w:sz="4" w:space="0" w:color="FFFFFF" w:themeColor="background1"/>
+        <w:bottom w:val="single" w:sz="4" w:space="0" w:color="FFFFFF" w:themeColor="background1"/>
+        <w:right w:val="single" w:sz="4" w:space="0" w:color="FFFFFF" w:themeColor="background1"/>
+        <w:insideH w:val="single" w:sz="4" w:space="0" w:color="FFFFFF" w:themeColor="background1"/>
+        <w:insideV w:val="single" w:sz="4" w:space="0" w:color="FFFFFF" w:themeColor="background1"/>
+      </w:tblBorders>
+    </w:tblPr>
+    <w:tcPr>
+      <w:shd w:val="clear" w:color="auto" w:fill="F2DBDB" w:themeFill="accent2" w:themeFillTint="33"/>
+    </w:tcPr>
+    <w:tblStylePr w:type="firstRow">
+      <w:rPr>
+        <w:b/>
+        <w:bCs/>
+        <w:color w:val="FFFFFF" w:themeColor="background1"/>
+      </w:rPr>
+      <w:tblPr/>
+      <w:tcPr>
+        <w:tcBorders>
+          <w:top w:val="single" w:sz="4" w:space="0" w:color="FFFFFF" w:themeColor="background1"/>
+          <w:left w:val="single" w:sz="4" w:space="0" w:color="FFFFFF" w:themeColor="background1"/>
+          <w:right w:val="single" w:sz="4" w:space="0" w:color="FFFFFF" w:themeColor="background1"/>
+          <w:insideH w:val="nil"/>
+          <w:insideV w:val="nil"/>
+        </w:tcBorders>
+        <w:shd w:val="clear" w:color="auto" w:fill="C0504D" w:themeFill="accent2"/>
+      </w:tcPr>
+    </w:tblStylePr>
+    <w:tblStylePr w:type="lastRow">
+      <w:rPr>
+        <w:b/>
+        <w:bCs/>
+        <w:color w:val="FFFFFF" w:themeColor="background1"/>
+      </w:rPr>
+      <w:tblPr/>
+      <w:tcPr>
+        <w:tcBorders>
+          <w:left w:val="single" w:sz="4" w:space="0" w:color="FFFFFF" w:themeColor="background1"/>
+          <w:bottom w:val="single" w:sz="4" w:space="0" w:color="FFFFFF" w:themeColor="background1"/>
+          <w:right w:val="single" w:sz="4" w:space="0" w:color="FFFFFF" w:themeColor="background1"/>
+          <w:insideH w:val="nil"/>
+          <w:insideV w:val="nil"/>
+        </w:tcBorders>
+        <w:shd w:val="clear" w:color="auto" w:fill="C0504D" w:themeFill="accent2"/>
+      </w:tcPr>
+    </w:tblStylePr>
+    <w:tblStylePr w:type="firstCol">
+      <w:rPr>
+        <w:b/>
+        <w:bCs/>
+        <w:color w:val="FFFFFF" w:themeColor="background1"/>
+      </w:rPr>
+      <w:tblPr/>
+      <w:tcPr>
+        <w:tcBorders>
+          <w:top w:val="single" w:sz="4" w:space="0" w:color="FFFFFF" w:themeColor="background1"/>
+          <w:left w:val="single" w:sz="4" w:space="0" w:color="FFFFFF" w:themeColor="background1"/>
+          <w:bottom w:val="single" w:sz="4" w:space="0" w:color="FFFFFF" w:themeColor="background1"/>
+          <w:insideV w:val="nil"/>
+        </w:tcBorders>
+        <w:shd w:val="clear" w:color="auto" w:fill="C0504D" w:themeFill="accent2"/>
+      </w:tcPr>
+    </w:tblStylePr>
+    <w:tblStylePr w:type="lastCol">
+      <w:rPr>
+        <w:b/>
+        <w:bCs/>
+        <w:color w:val="FFFFFF" w:themeColor="background1"/>
+      </w:rPr>
+      <w:tblPr/>
+      <w:tcPr>
+        <w:tcBorders>
+          <w:top w:val="single" w:sz="4" w:space="0" w:color="FFFFFF" w:themeColor="background1"/>
+          <w:bottom w:val="single" w:sz="4" w:space="0" w:color="FFFFFF" w:themeColor="background1"/>
+          <w:right w:val="single" w:sz="4" w:space="0" w:color="FFFFFF" w:themeColor="background1"/>
+          <w:insideV w:val="nil"/>
+        </w:tcBorders>
+        <w:shd w:val="clear" w:color="auto" w:fill="C0504D" w:themeFill="accent2"/>
+      </w:tcPr>
+    </w:tblStylePr>
+    <w:tblStylePr w:type="band1Vert">
+      <w:tblPr/>
+      <w:tcPr>
+        <w:shd w:val="clear" w:color="auto" w:fill="E5B8B7" w:themeFill="accent2" w:themeFillTint="66"/>
+      </w:tcPr>
+    </w:tblStylePr>
+    <w:tblStylePr w:type="band1Horz">
+      <w:tblPr/>
+      <w:tcPr>
+        <w:shd w:val="clear" w:color="auto" w:fill="E5B8B7" w:themeFill="accent2" w:themeFillTint="66"/>
+      </w:tcPr>
+    </w:tblStylePr>
+  </w:style>
+  <w:style w:type="character" w:styleId="Strong">
+    <w:name w:val="Strong"/>
+    <w:basedOn w:val="DefaultParagraphFont"/>
+    <w:uiPriority w:val="22"/>
+    <w:qFormat/>
+    <w:rsid w:val="006917C9"/>
+    <w:rPr>
+      <w:b/>
+      <w:bCs/>
+    </w:rPr>
   </w:style>
 </w:styles>
 </file>
@@ -5657,7 +12302,7 @@
 </file>
 
 <file path=customXml/itemProps2.xml><?xml version="1.0" encoding="utf-8"?>
-<ds:datastoreItem xmlns:ds="http://schemas.openxmlformats.org/officeDocument/2006/customXml" ds:itemID="{CE958276-9323-B442-A5F8-830DF1F4F833}">
+<ds:datastoreItem xmlns:ds="http://schemas.openxmlformats.org/officeDocument/2006/customXml" ds:itemID="{D38E0CD4-59C8-6045-B7EA-179244B97D4B}">
   <ds:schemaRefs>
     <ds:schemaRef ds:uri="http://schemas.openxmlformats.org/officeDocument/2006/bibliography"/>
   </ds:schemaRefs>

--- a/2026-T1/T1B2-ICTNWK612-Plan-manage-troubleshooting-advance/2-tasks/Troubleshooting-and-Monitoring-Plan.docx
+++ b/2026-T1/T1B2-ICTNWK612-Plan-manage-troubleshooting-advance/2-tasks/Troubleshooting-and-Monitoring-Plan.docx
@@ -5,8 +5,6 @@
     <w:p>
       <w:pPr>
         <w:rPr>
-          <w:rFonts w:ascii="Arial" w:hAnsi="Arial" w:cs="Arial"/>
-          <w:sz w:val="20"/>
           <w:szCs w:val="20"/>
         </w:rPr>
       </w:pPr>
@@ -14,14 +12,8 @@
     <w:p>
       <w:pPr>
         <w:pStyle w:val="Title"/>
-        <w:rPr>
-          <w:rFonts w:ascii="Arial" w:hAnsi="Arial" w:cs="Arial"/>
-        </w:rPr>
-      </w:pPr>
-      <w:r>
-        <w:rPr>
-          <w:rFonts w:ascii="Arial" w:hAnsi="Arial" w:cs="Arial"/>
-        </w:rPr>
+      </w:pPr>
+      <w:r>
         <w:t>Troubleshooting and Monitoring Plan</w:t>
       </w:r>
     </w:p>
@@ -36,10 +28,9 @@
         </w:pBdr>
         <w:spacing w:after="120"/>
         <w:rPr>
-          <w:rFonts w:ascii="Arial" w:eastAsia="Arial" w:hAnsi="Arial" w:cs="Arial"/>
+          <w:rFonts w:eastAsia="Arial"/>
           <w:b/>
           <w:color w:val="000000"/>
-          <w:sz w:val="20"/>
           <w:szCs w:val="20"/>
         </w:rPr>
       </w:pPr>
@@ -47,38 +38,20 @@
     <w:p>
       <w:pPr>
         <w:pStyle w:val="Subtitle"/>
-        <w:rPr>
-          <w:rFonts w:ascii="Arial" w:hAnsi="Arial" w:cs="Arial"/>
-        </w:rPr>
-      </w:pPr>
-      <w:r>
-        <w:rPr>
-          <w:rFonts w:ascii="Arial" w:hAnsi="Arial" w:cs="Arial"/>
-        </w:rPr>
+      </w:pPr>
+      <w:r>
         <w:t>My RTO Network</w:t>
       </w:r>
       <w:r>
-        <w:rPr>
-          <w:rFonts w:ascii="Arial" w:hAnsi="Arial" w:cs="Arial"/>
-        </w:rPr>
         <w:t xml:space="preserve"> Diagram</w:t>
       </w:r>
       <w:r>
-        <w:rPr>
-          <w:rFonts w:ascii="Arial" w:hAnsi="Arial" w:cs="Arial"/>
-        </w:rPr>
         <w:br/>
       </w:r>
       <w:r>
-        <w:rPr>
-          <w:rFonts w:ascii="Arial" w:hAnsi="Arial" w:cs="Arial"/>
-        </w:rPr>
         <w:br/>
       </w:r>
       <w:r>
-        <w:rPr>
-          <w:rFonts w:ascii="Arial" w:hAnsi="Arial" w:cs="Arial"/>
-        </w:rPr>
         <w:drawing>
           <wp:inline distT="0" distB="0" distL="0" distR="0" wp14:anchorId="755B2AD4" wp14:editId="528FBA2F">
             <wp:extent cx="5727700" cy="3372485"/>
@@ -119,19 +92,17 @@
     <w:p>
       <w:pPr>
         <w:rPr>
-          <w:rFonts w:ascii="Arial" w:eastAsia="Arial" w:hAnsi="Arial" w:cs="Arial"/>
+          <w:rFonts w:eastAsia="Arial"/>
           <w:b/>
           <w:color w:val="000000"/>
-          <w:sz w:val="20"/>
-          <w:szCs w:val="20"/>
-        </w:rPr>
-      </w:pPr>
-      <w:r>
-        <w:rPr>
-          <w:rFonts w:ascii="Arial" w:eastAsia="Arial" w:hAnsi="Arial" w:cs="Arial"/>
+          <w:szCs w:val="20"/>
+        </w:rPr>
+      </w:pPr>
+      <w:r>
+        <w:rPr>
+          <w:rFonts w:eastAsia="Arial"/>
           <w:b/>
           <w:color w:val="000000"/>
-          <w:sz w:val="20"/>
           <w:szCs w:val="20"/>
         </w:rPr>
         <w:br w:type="page"/>
@@ -140,14 +111,8 @@
     <w:p>
       <w:pPr>
         <w:pStyle w:val="Heading1"/>
-        <w:rPr>
-          <w:rFonts w:ascii="Arial" w:eastAsia="Arial" w:hAnsi="Arial" w:cs="Arial"/>
-        </w:rPr>
-      </w:pPr>
-      <w:r>
-        <w:rPr>
-          <w:rFonts w:ascii="Arial" w:hAnsi="Arial" w:cs="Arial"/>
-        </w:rPr>
+      </w:pPr>
+      <w:r>
         <w:lastRenderedPageBreak/>
         <w:t>Introduction</w:t>
       </w:r>
@@ -318,33 +283,15 @@
           <w:sz w:val="20"/>
           <w:szCs w:val="20"/>
         </w:rPr>
-        <w:t xml:space="preserve">By defining clear methodologies and utilizing specific monitoring tools, this plan aims </w:t>
-      </w:r>
-      <w:proofErr w:type="gramStart"/>
+        <w:t>By defining clear methodologies and utilizing specific monitoring tools, this plan aims to</w:t>
+      </w:r>
       <w:r>
         <w:rPr>
           <w:rFonts w:ascii="Arial" w:hAnsi="Arial" w:cs="Arial"/>
           <w:sz w:val="20"/>
           <w:szCs w:val="20"/>
         </w:rPr>
-        <w:t>to</w:t>
-      </w:r>
-      <w:r>
-        <w:rPr>
-          <w:rFonts w:ascii="Arial" w:hAnsi="Arial" w:cs="Arial"/>
-          <w:sz w:val="20"/>
-          <w:szCs w:val="20"/>
-        </w:rPr>
-        <w:t xml:space="preserve">  a</w:t>
-      </w:r>
-      <w:proofErr w:type="gramEnd"/>
-      <w:r>
-        <w:rPr>
-          <w:rFonts w:ascii="Arial" w:hAnsi="Arial" w:cs="Arial"/>
-          <w:sz w:val="20"/>
-          <w:szCs w:val="20"/>
-        </w:rPr>
-        <w:t xml:space="preserve">) </w:t>
+        <w:t xml:space="preserve">  a) </w:t>
       </w:r>
       <w:r>
         <w:rPr>
@@ -568,19 +515,17 @@
     <w:p>
       <w:pPr>
         <w:rPr>
-          <w:rFonts w:ascii="Arial" w:eastAsia="Arial" w:hAnsi="Arial" w:cs="Arial"/>
+          <w:rFonts w:eastAsia="Arial"/>
           <w:b/>
           <w:color w:val="000000"/>
-          <w:sz w:val="20"/>
-          <w:szCs w:val="20"/>
-        </w:rPr>
-      </w:pPr>
-      <w:r>
-        <w:rPr>
-          <w:rFonts w:ascii="Arial" w:eastAsia="Arial" w:hAnsi="Arial" w:cs="Arial"/>
+          <w:szCs w:val="20"/>
+        </w:rPr>
+      </w:pPr>
+      <w:r>
+        <w:rPr>
+          <w:rFonts w:eastAsia="Arial"/>
           <w:b/>
           <w:color w:val="000000"/>
-          <w:sz w:val="20"/>
           <w:szCs w:val="20"/>
         </w:rPr>
         <w:br w:type="page"/>
@@ -589,14 +534,8 @@
     <w:p>
       <w:pPr>
         <w:pStyle w:val="Heading1"/>
-        <w:rPr>
-          <w:rFonts w:ascii="Arial" w:eastAsia="Arial" w:hAnsi="Arial" w:cs="Arial"/>
-        </w:rPr>
-      </w:pPr>
-      <w:r>
-        <w:rPr>
-          <w:rFonts w:ascii="Arial" w:eastAsia="Arial" w:hAnsi="Arial" w:cs="Arial"/>
-        </w:rPr>
+      </w:pPr>
+      <w:r>
         <w:lastRenderedPageBreak/>
         <w:t>Isolation of segments</w:t>
       </w:r>
@@ -613,16 +552,15 @@
         <w:spacing w:before="360" w:after="120"/>
         <w:jc w:val="both"/>
         <w:rPr>
-          <w:rFonts w:ascii="Arial" w:eastAsia="Arial" w:hAnsi="Arial" w:cs="Arial"/>
+          <w:rFonts w:eastAsia="Arial"/>
           <w:color w:val="000000"/>
           <w:szCs w:val="20"/>
         </w:rPr>
       </w:pPr>
       <w:r>
         <w:rPr>
-          <w:rFonts w:ascii="Arial" w:eastAsia="Arial" w:hAnsi="Arial" w:cs="Arial"/>
+          <w:rFonts w:eastAsia="Arial"/>
           <w:color w:val="000000"/>
-          <w:sz w:val="20"/>
           <w:szCs w:val="20"/>
         </w:rPr>
         <w:t>To ensure systematic testing, the network is divided into four functional segments. Each can be logically isolated to prevent troubleshooting activities from impacting the entire campus.</w:t>
@@ -640,9 +578,8 @@
         <w:spacing w:before="360" w:after="120"/>
         <w:jc w:val="both"/>
         <w:rPr>
-          <w:rFonts w:ascii="Arial" w:eastAsia="Arial" w:hAnsi="Arial" w:cs="Arial"/>
+          <w:rFonts w:eastAsia="Arial"/>
           <w:color w:val="000000"/>
-          <w:sz w:val="20"/>
           <w:szCs w:val="20"/>
         </w:rPr>
       </w:pPr>
@@ -650,21 +587,9 @@
     <w:p>
       <w:pPr>
         <w:pStyle w:val="Heading2"/>
-        <w:rPr>
-          <w:rFonts w:ascii="Arial" w:eastAsia="Arial" w:hAnsi="Arial" w:cs="Arial"/>
-        </w:rPr>
-      </w:pPr>
-      <w:r>
-        <w:rPr>
-          <w:rFonts w:ascii="Arial" w:eastAsia="Arial" w:hAnsi="Arial" w:cs="Arial"/>
-        </w:rPr>
-        <w:t xml:space="preserve">Segment Descriptions and Isolation </w:t>
-      </w:r>
-      <w:r>
-        <w:rPr>
-          <w:rFonts w:ascii="Arial" w:hAnsi="Arial" w:cs="Arial"/>
-        </w:rPr>
-        <w:t>Methods</w:t>
+      </w:pPr>
+      <w:r>
+        <w:t>Segment Descriptions and Isolation Methods</w:t>
       </w:r>
     </w:p>
     <w:tbl>
@@ -692,29 +617,7 @@
             <w:hideMark/>
           </w:tcPr>
           <w:p>
-            <w:pPr>
-              <w:pBdr>
-                <w:top w:val="nil"/>
-                <w:left w:val="nil"/>
-                <w:bottom w:val="nil"/>
-                <w:right w:val="nil"/>
-                <w:between w:val="nil"/>
-              </w:pBdr>
-              <w:spacing w:before="360" w:after="120" w:line="276" w:lineRule="auto"/>
-              <w:rPr>
-                <w:rFonts w:ascii="Arial" w:eastAsia="Arial" w:hAnsi="Arial" w:cs="Arial"/>
-                <w:color w:val="000000"/>
-                <w:sz w:val="20"/>
-                <w:szCs w:val="20"/>
-              </w:rPr>
-            </w:pPr>
-            <w:r>
-              <w:rPr>
-                <w:rFonts w:ascii="Arial" w:eastAsia="Arial" w:hAnsi="Arial" w:cs="Arial"/>
-                <w:color w:val="000000"/>
-                <w:sz w:val="20"/>
-                <w:szCs w:val="20"/>
-              </w:rPr>
+            <w:r>
               <w:t>Segment</w:t>
             </w:r>
           </w:p>
@@ -726,29 +629,9 @@
           </w:tcPr>
           <w:p>
             <w:pPr>
-              <w:pBdr>
-                <w:top w:val="nil"/>
-                <w:left w:val="nil"/>
-                <w:bottom w:val="nil"/>
-                <w:right w:val="nil"/>
-                <w:between w:val="nil"/>
-              </w:pBdr>
-              <w:spacing w:before="360" w:after="120" w:line="276" w:lineRule="auto"/>
               <w:cnfStyle w:val="100000000000" w:firstRow="1" w:lastRow="0" w:firstColumn="0" w:lastColumn="0" w:oddVBand="0" w:evenVBand="0" w:oddHBand="0" w:evenHBand="0" w:firstRowFirstColumn="0" w:firstRowLastColumn="0" w:lastRowFirstColumn="0" w:lastRowLastColumn="0"/>
-              <w:rPr>
-                <w:rFonts w:ascii="Arial" w:eastAsia="Arial" w:hAnsi="Arial" w:cs="Arial"/>
-                <w:color w:val="000000"/>
-                <w:sz w:val="20"/>
-                <w:szCs w:val="20"/>
-              </w:rPr>
             </w:pPr>
             <w:r>
-              <w:rPr>
-                <w:rFonts w:ascii="Arial" w:eastAsia="Arial" w:hAnsi="Arial" w:cs="Arial"/>
-                <w:color w:val="000000"/>
-                <w:sz w:val="20"/>
-                <w:szCs w:val="20"/>
-              </w:rPr>
               <w:t>Components</w:t>
             </w:r>
           </w:p>
@@ -760,29 +643,9 @@
           </w:tcPr>
           <w:p>
             <w:pPr>
-              <w:pBdr>
-                <w:top w:val="nil"/>
-                <w:left w:val="nil"/>
-                <w:bottom w:val="nil"/>
-                <w:right w:val="nil"/>
-                <w:between w:val="nil"/>
-              </w:pBdr>
-              <w:spacing w:before="360" w:after="120" w:line="276" w:lineRule="auto"/>
               <w:cnfStyle w:val="100000000000" w:firstRow="1" w:lastRow="0" w:firstColumn="0" w:lastColumn="0" w:oddVBand="0" w:evenVBand="0" w:oddHBand="0" w:evenHBand="0" w:firstRowFirstColumn="0" w:firstRowLastColumn="0" w:lastRowFirstColumn="0" w:lastRowLastColumn="0"/>
-              <w:rPr>
-                <w:rFonts w:ascii="Arial" w:eastAsia="Arial" w:hAnsi="Arial" w:cs="Arial"/>
-                <w:color w:val="000000"/>
-                <w:sz w:val="20"/>
-                <w:szCs w:val="20"/>
-              </w:rPr>
             </w:pPr>
             <w:r>
-              <w:rPr>
-                <w:rFonts w:ascii="Arial" w:eastAsia="Arial" w:hAnsi="Arial" w:cs="Arial"/>
-                <w:color w:val="000000"/>
-                <w:sz w:val="20"/>
-                <w:szCs w:val="20"/>
-              </w:rPr>
               <w:t>Network Range</w:t>
             </w:r>
           </w:p>
@@ -794,29 +657,9 @@
           </w:tcPr>
           <w:p>
             <w:pPr>
-              <w:pBdr>
-                <w:top w:val="nil"/>
-                <w:left w:val="nil"/>
-                <w:bottom w:val="nil"/>
-                <w:right w:val="nil"/>
-                <w:between w:val="nil"/>
-              </w:pBdr>
-              <w:spacing w:before="360" w:after="120" w:line="276" w:lineRule="auto"/>
               <w:cnfStyle w:val="100000000000" w:firstRow="1" w:lastRow="0" w:firstColumn="0" w:lastColumn="0" w:oddVBand="0" w:evenVBand="0" w:oddHBand="0" w:evenHBand="0" w:firstRowFirstColumn="0" w:firstRowLastColumn="0" w:lastRowFirstColumn="0" w:lastRowLastColumn="0"/>
-              <w:rPr>
-                <w:rFonts w:ascii="Arial" w:eastAsia="Arial" w:hAnsi="Arial" w:cs="Arial"/>
-                <w:color w:val="000000"/>
-                <w:sz w:val="20"/>
-                <w:szCs w:val="20"/>
-              </w:rPr>
             </w:pPr>
             <w:r>
-              <w:rPr>
-                <w:rFonts w:ascii="Arial" w:eastAsia="Arial" w:hAnsi="Arial" w:cs="Arial"/>
-                <w:color w:val="000000"/>
-                <w:sz w:val="20"/>
-                <w:szCs w:val="20"/>
-              </w:rPr>
               <w:t>Description</w:t>
             </w:r>
           </w:p>
@@ -828,38 +671,12 @@
           </w:tcPr>
           <w:p>
             <w:pPr>
-              <w:pBdr>
-                <w:top w:val="nil"/>
-                <w:left w:val="nil"/>
-                <w:bottom w:val="nil"/>
-                <w:right w:val="nil"/>
-                <w:between w:val="nil"/>
-              </w:pBdr>
-              <w:spacing w:before="360" w:after="120" w:line="276" w:lineRule="auto"/>
               <w:cnfStyle w:val="100000000000" w:firstRow="1" w:lastRow="0" w:firstColumn="0" w:lastColumn="0" w:oddVBand="0" w:evenVBand="0" w:oddHBand="0" w:evenHBand="0" w:firstRowFirstColumn="0" w:firstRowLastColumn="0" w:lastRowFirstColumn="0" w:lastRowLastColumn="0"/>
-              <w:rPr>
-                <w:rFonts w:ascii="Arial" w:eastAsia="Arial" w:hAnsi="Arial" w:cs="Arial"/>
-                <w:color w:val="000000"/>
-                <w:sz w:val="20"/>
-                <w:szCs w:val="20"/>
-              </w:rPr>
             </w:pPr>
             <w:r>
-              <w:rPr>
-                <w:rFonts w:ascii="Arial" w:eastAsia="Arial" w:hAnsi="Arial" w:cs="Arial"/>
-                <w:color w:val="000000"/>
-                <w:sz w:val="20"/>
-                <w:szCs w:val="20"/>
-              </w:rPr>
               <w:t>I</w:t>
             </w:r>
             <w:r>
-              <w:rPr>
-                <w:rFonts w:ascii="Arial" w:eastAsia="Arial" w:hAnsi="Arial" w:cs="Arial"/>
-                <w:color w:val="000000"/>
-                <w:sz w:val="20"/>
-                <w:szCs w:val="20"/>
-              </w:rPr>
               <w:t>solation Method for Testing</w:t>
             </w:r>
           </w:p>
@@ -876,47 +693,13 @@
             <w:hideMark/>
           </w:tcPr>
           <w:p>
-            <w:pPr>
-              <w:pBdr>
-                <w:top w:val="nil"/>
-                <w:left w:val="nil"/>
-                <w:bottom w:val="nil"/>
-                <w:right w:val="nil"/>
-                <w:between w:val="nil"/>
-              </w:pBdr>
-              <w:spacing w:before="360" w:after="120" w:line="276" w:lineRule="auto"/>
-              <w:rPr>
-                <w:rFonts w:ascii="Arial" w:eastAsia="Arial" w:hAnsi="Arial" w:cs="Arial"/>
-                <w:color w:val="000000"/>
-                <w:sz w:val="20"/>
-                <w:szCs w:val="20"/>
-              </w:rPr>
-            </w:pPr>
-            <w:r>
-              <w:rPr>
-                <w:rFonts w:ascii="Arial" w:eastAsia="Arial" w:hAnsi="Arial" w:cs="Arial"/>
-                <w:color w:val="000000"/>
-                <w:sz w:val="20"/>
-                <w:szCs w:val="20"/>
-              </w:rPr>
+            <w:r>
               <w:t>ACADEMIC</w:t>
             </w:r>
             <w:r>
-              <w:rPr>
-                <w:rFonts w:ascii="Arial" w:eastAsia="Arial" w:hAnsi="Arial" w:cs="Arial"/>
-                <w:color w:val="000000"/>
-                <w:sz w:val="20"/>
-                <w:szCs w:val="20"/>
-              </w:rPr>
               <w:t xml:space="preserve"> &amp; </w:t>
             </w:r>
             <w:r>
-              <w:rPr>
-                <w:rFonts w:ascii="Arial" w:eastAsia="Arial" w:hAnsi="Arial" w:cs="Arial"/>
-                <w:color w:val="000000"/>
-                <w:sz w:val="20"/>
-                <w:szCs w:val="20"/>
-              </w:rPr>
               <w:t>LABS</w:t>
             </w:r>
           </w:p>
@@ -928,33 +711,9 @@
           </w:tcPr>
           <w:p>
             <w:pPr>
-              <w:pBdr>
-                <w:top w:val="nil"/>
-                <w:left w:val="nil"/>
-                <w:bottom w:val="nil"/>
-                <w:right w:val="nil"/>
-                <w:between w:val="nil"/>
-              </w:pBdr>
-              <w:spacing w:before="360" w:after="120" w:line="276" w:lineRule="auto"/>
               <w:cnfStyle w:val="000000100000" w:firstRow="0" w:lastRow="0" w:firstColumn="0" w:lastColumn="0" w:oddVBand="0" w:evenVBand="0" w:oddHBand="1" w:evenHBand="0" w:firstRowFirstColumn="0" w:firstRowLastColumn="0" w:lastRowFirstColumn="0" w:lastRowLastColumn="0"/>
-              <w:rPr>
-                <w:rFonts w:ascii="Arial" w:eastAsia="Arial" w:hAnsi="Arial" w:cs="Arial"/>
-                <w:b/>
-                <w:bCs/>
-                <w:color w:val="000000"/>
-                <w:sz w:val="20"/>
-                <w:szCs w:val="20"/>
-              </w:rPr>
             </w:pPr>
             <w:r>
-              <w:rPr>
-                <w:rFonts w:ascii="Arial" w:eastAsia="Arial" w:hAnsi="Arial" w:cs="Arial"/>
-                <w:b/>
-                <w:bCs/>
-                <w:color w:val="000000"/>
-                <w:sz w:val="20"/>
-                <w:szCs w:val="20"/>
-              </w:rPr>
               <w:t>MS4, MS6, MS7, MS0</w:t>
             </w:r>
           </w:p>
@@ -966,33 +725,9 @@
           </w:tcPr>
           <w:p>
             <w:pPr>
-              <w:pBdr>
-                <w:top w:val="nil"/>
-                <w:left w:val="nil"/>
-                <w:bottom w:val="nil"/>
-                <w:right w:val="nil"/>
-                <w:between w:val="nil"/>
-              </w:pBdr>
-              <w:spacing w:before="360" w:after="120" w:line="276" w:lineRule="auto"/>
               <w:cnfStyle w:val="000000100000" w:firstRow="0" w:lastRow="0" w:firstColumn="0" w:lastColumn="0" w:oddVBand="0" w:evenVBand="0" w:oddHBand="1" w:evenHBand="0" w:firstRowFirstColumn="0" w:firstRowLastColumn="0" w:lastRowFirstColumn="0" w:lastRowLastColumn="0"/>
-              <w:rPr>
-                <w:rFonts w:ascii="Arial" w:eastAsia="Arial" w:hAnsi="Arial" w:cs="Arial"/>
-                <w:b/>
-                <w:bCs/>
-                <w:color w:val="000000"/>
-                <w:sz w:val="20"/>
-                <w:szCs w:val="20"/>
-              </w:rPr>
             </w:pPr>
             <w:r>
-              <w:rPr>
-                <w:rFonts w:ascii="Arial" w:eastAsia="Arial" w:hAnsi="Arial" w:cs="Arial"/>
-                <w:b/>
-                <w:bCs/>
-                <w:color w:val="000000"/>
-                <w:sz w:val="20"/>
-                <w:szCs w:val="20"/>
-              </w:rPr>
               <w:t>192.168.10.0/24 192.168.20.0/24 192.168.40.0/24</w:t>
             </w:r>
           </w:p>
@@ -1004,65 +739,17 @@
           </w:tcPr>
           <w:p>
             <w:pPr>
-              <w:pBdr>
-                <w:top w:val="nil"/>
-                <w:left w:val="nil"/>
-                <w:bottom w:val="nil"/>
-                <w:right w:val="nil"/>
-                <w:between w:val="nil"/>
-              </w:pBdr>
-              <w:spacing w:before="360" w:after="120" w:line="276" w:lineRule="auto"/>
               <w:cnfStyle w:val="000000100000" w:firstRow="0" w:lastRow="0" w:firstColumn="0" w:lastColumn="0" w:oddVBand="0" w:evenVBand="0" w:oddHBand="1" w:evenHBand="0" w:firstRowFirstColumn="0" w:firstRowLastColumn="0" w:lastRowFirstColumn="0" w:lastRowLastColumn="0"/>
-              <w:rPr>
-                <w:rFonts w:ascii="Arial" w:eastAsia="Arial" w:hAnsi="Arial" w:cs="Arial"/>
-                <w:b/>
-                <w:bCs/>
-                <w:color w:val="000000"/>
-                <w:sz w:val="20"/>
-                <w:szCs w:val="20"/>
-              </w:rPr>
             </w:pPr>
             <w:r>
-              <w:rPr>
-                <w:rFonts w:ascii="Arial" w:eastAsia="Arial" w:hAnsi="Arial" w:cs="Arial"/>
-                <w:b/>
-                <w:bCs/>
-                <w:color w:val="000000"/>
-                <w:sz w:val="20"/>
-                <w:szCs w:val="20"/>
-              </w:rPr>
               <w:t xml:space="preserve">High-traffic student areas. </w:t>
             </w:r>
           </w:p>
           <w:p>
             <w:pPr>
-              <w:pBdr>
-                <w:top w:val="nil"/>
-                <w:left w:val="nil"/>
-                <w:bottom w:val="nil"/>
-                <w:right w:val="nil"/>
-                <w:between w:val="nil"/>
-              </w:pBdr>
-              <w:spacing w:before="360" w:after="120" w:line="276" w:lineRule="auto"/>
               <w:cnfStyle w:val="000000100000" w:firstRow="0" w:lastRow="0" w:firstColumn="0" w:lastColumn="0" w:oddVBand="0" w:evenVBand="0" w:oddHBand="1" w:evenHBand="0" w:firstRowFirstColumn="0" w:firstRowLastColumn="0" w:lastRowFirstColumn="0" w:lastRowLastColumn="0"/>
-              <w:rPr>
-                <w:rFonts w:ascii="Arial" w:eastAsia="Arial" w:hAnsi="Arial" w:cs="Arial"/>
-                <w:b/>
-                <w:bCs/>
-                <w:color w:val="000000"/>
-                <w:sz w:val="20"/>
-                <w:szCs w:val="20"/>
-              </w:rPr>
             </w:pPr>
             <w:r>
-              <w:rPr>
-                <w:rFonts w:ascii="Arial" w:eastAsia="Arial" w:hAnsi="Arial" w:cs="Arial"/>
-                <w:b/>
-                <w:bCs/>
-                <w:color w:val="000000"/>
-                <w:sz w:val="20"/>
-                <w:szCs w:val="20"/>
-              </w:rPr>
               <w:t>Integrated via MS0 trunks to MS1.</w:t>
             </w:r>
           </w:p>
@@ -1074,43 +761,10 @@
           </w:tcPr>
           <w:p>
             <w:pPr>
-              <w:pBdr>
-                <w:top w:val="nil"/>
-                <w:left w:val="nil"/>
-                <w:bottom w:val="nil"/>
-                <w:right w:val="nil"/>
-                <w:between w:val="nil"/>
-              </w:pBdr>
-              <w:spacing w:before="360" w:after="120" w:line="276" w:lineRule="auto"/>
               <w:cnfStyle w:val="000000100000" w:firstRow="0" w:lastRow="0" w:firstColumn="0" w:lastColumn="0" w:oddVBand="0" w:evenVBand="0" w:oddHBand="1" w:evenHBand="0" w:firstRowFirstColumn="0" w:firstRowLastColumn="0" w:lastRowFirstColumn="0" w:lastRowLastColumn="0"/>
-              <w:rPr>
-                <w:rFonts w:ascii="Arial" w:eastAsia="Arial" w:hAnsi="Arial" w:cs="Arial"/>
-                <w:b/>
-                <w:bCs/>
-                <w:color w:val="000000"/>
-                <w:sz w:val="20"/>
-                <w:szCs w:val="20"/>
-              </w:rPr>
             </w:pPr>
             <w:r>
-              <w:rPr>
-                <w:rFonts w:ascii="Arial" w:eastAsia="Arial" w:hAnsi="Arial" w:cs="Arial"/>
-                <w:b/>
-                <w:bCs/>
-                <w:color w:val="000000"/>
-                <w:sz w:val="20"/>
-                <w:szCs w:val="20"/>
-              </w:rPr>
-              <w:t xml:space="preserve">VLAN Pruning: </w:t>
-            </w:r>
-            <w:r>
-              <w:rPr>
-                <w:rFonts w:ascii="Arial" w:eastAsia="Arial" w:hAnsi="Arial" w:cs="Arial"/>
-                <w:color w:val="000000"/>
-                <w:sz w:val="20"/>
-                <w:szCs w:val="20"/>
-              </w:rPr>
-              <w:t>Remove specific VLANs from the MS0-MS1 trunk to isolate a lab without dropping the physical link.</w:t>
+              <w:t>VLAN Pruning: Remove specific VLANs from the MS0-MS1 trunk to isolate a lab without dropping the physical link.</w:t>
             </w:r>
           </w:p>
         </w:tc>
@@ -1123,29 +777,7 @@
             <w:hideMark/>
           </w:tcPr>
           <w:p>
-            <w:pPr>
-              <w:pBdr>
-                <w:top w:val="nil"/>
-                <w:left w:val="nil"/>
-                <w:bottom w:val="nil"/>
-                <w:right w:val="nil"/>
-                <w:between w:val="nil"/>
-              </w:pBdr>
-              <w:spacing w:before="360" w:after="120" w:line="276" w:lineRule="auto"/>
-              <w:rPr>
-                <w:rFonts w:ascii="Arial" w:eastAsia="Arial" w:hAnsi="Arial" w:cs="Arial"/>
-                <w:color w:val="000000"/>
-                <w:sz w:val="20"/>
-                <w:szCs w:val="20"/>
-              </w:rPr>
-            </w:pPr>
-            <w:r>
-              <w:rPr>
-                <w:rFonts w:ascii="Arial" w:eastAsia="Arial" w:hAnsi="Arial" w:cs="Arial"/>
-                <w:color w:val="000000"/>
-                <w:sz w:val="20"/>
-                <w:szCs w:val="20"/>
-              </w:rPr>
+            <w:r>
               <w:t>ADMIN</w:t>
             </w:r>
           </w:p>
@@ -1157,33 +789,9 @@
           </w:tcPr>
           <w:p>
             <w:pPr>
-              <w:pBdr>
-                <w:top w:val="nil"/>
-                <w:left w:val="nil"/>
-                <w:bottom w:val="nil"/>
-                <w:right w:val="nil"/>
-                <w:between w:val="nil"/>
-              </w:pBdr>
-              <w:spacing w:before="360" w:after="120" w:line="276" w:lineRule="auto"/>
               <w:cnfStyle w:val="000000000000" w:firstRow="0" w:lastRow="0" w:firstColumn="0" w:lastColumn="0" w:oddVBand="0" w:evenVBand="0" w:oddHBand="0" w:evenHBand="0" w:firstRowFirstColumn="0" w:firstRowLastColumn="0" w:lastRowFirstColumn="0" w:lastRowLastColumn="0"/>
-              <w:rPr>
-                <w:rFonts w:ascii="Arial" w:eastAsia="Arial" w:hAnsi="Arial" w:cs="Arial"/>
-                <w:b/>
-                <w:bCs/>
-                <w:color w:val="000000"/>
-                <w:sz w:val="20"/>
-                <w:szCs w:val="20"/>
-              </w:rPr>
             </w:pPr>
             <w:r>
-              <w:rPr>
-                <w:rFonts w:ascii="Arial" w:eastAsia="Arial" w:hAnsi="Arial" w:cs="Arial"/>
-                <w:b/>
-                <w:bCs/>
-                <w:color w:val="000000"/>
-                <w:sz w:val="20"/>
-                <w:szCs w:val="20"/>
-              </w:rPr>
               <w:t>MS3, MS1 (VLAN 30)</w:t>
             </w:r>
           </w:p>
@@ -1195,33 +803,9 @@
           </w:tcPr>
           <w:p>
             <w:pPr>
-              <w:pBdr>
-                <w:top w:val="nil"/>
-                <w:left w:val="nil"/>
-                <w:bottom w:val="nil"/>
-                <w:right w:val="nil"/>
-                <w:between w:val="nil"/>
-              </w:pBdr>
-              <w:spacing w:before="360" w:after="120" w:line="276" w:lineRule="auto"/>
               <w:cnfStyle w:val="000000000000" w:firstRow="0" w:lastRow="0" w:firstColumn="0" w:lastColumn="0" w:oddVBand="0" w:evenVBand="0" w:oddHBand="0" w:evenHBand="0" w:firstRowFirstColumn="0" w:firstRowLastColumn="0" w:lastRowFirstColumn="0" w:lastRowLastColumn="0"/>
-              <w:rPr>
-                <w:rFonts w:ascii="Arial" w:eastAsia="Arial" w:hAnsi="Arial" w:cs="Arial"/>
-                <w:b/>
-                <w:bCs/>
-                <w:color w:val="000000"/>
-                <w:sz w:val="20"/>
-                <w:szCs w:val="20"/>
-              </w:rPr>
             </w:pPr>
             <w:r>
-              <w:rPr>
-                <w:rFonts w:ascii="Arial" w:eastAsia="Arial" w:hAnsi="Arial" w:cs="Arial"/>
-                <w:b/>
-                <w:bCs/>
-                <w:color w:val="000000"/>
-                <w:sz w:val="20"/>
-                <w:szCs w:val="20"/>
-              </w:rPr>
               <w:t>192.168.30.0/24</w:t>
             </w:r>
           </w:p>
@@ -1233,65 +817,17 @@
           </w:tcPr>
           <w:p>
             <w:pPr>
-              <w:pBdr>
-                <w:top w:val="nil"/>
-                <w:left w:val="nil"/>
-                <w:bottom w:val="nil"/>
-                <w:right w:val="nil"/>
-                <w:between w:val="nil"/>
-              </w:pBdr>
-              <w:spacing w:before="360" w:after="120" w:line="276" w:lineRule="auto"/>
               <w:cnfStyle w:val="000000000000" w:firstRow="0" w:lastRow="0" w:firstColumn="0" w:lastColumn="0" w:oddVBand="0" w:evenVBand="0" w:oddHBand="0" w:evenHBand="0" w:firstRowFirstColumn="0" w:firstRowLastColumn="0" w:lastRowFirstColumn="0" w:lastRowLastColumn="0"/>
-              <w:rPr>
-                <w:rFonts w:ascii="Arial" w:eastAsia="Arial" w:hAnsi="Arial" w:cs="Arial"/>
-                <w:b/>
-                <w:bCs/>
-                <w:color w:val="000000"/>
-                <w:sz w:val="20"/>
-                <w:szCs w:val="20"/>
-              </w:rPr>
             </w:pPr>
             <w:r>
-              <w:rPr>
-                <w:rFonts w:ascii="Arial" w:eastAsia="Arial" w:hAnsi="Arial" w:cs="Arial"/>
-                <w:b/>
-                <w:bCs/>
-                <w:color w:val="000000"/>
-                <w:sz w:val="20"/>
-                <w:szCs w:val="20"/>
-              </w:rPr>
               <w:t xml:space="preserve">Private staff network. </w:t>
             </w:r>
           </w:p>
           <w:p>
             <w:pPr>
-              <w:pBdr>
-                <w:top w:val="nil"/>
-                <w:left w:val="nil"/>
-                <w:bottom w:val="nil"/>
-                <w:right w:val="nil"/>
-                <w:between w:val="nil"/>
-              </w:pBdr>
-              <w:spacing w:before="360" w:after="120" w:line="276" w:lineRule="auto"/>
               <w:cnfStyle w:val="000000000000" w:firstRow="0" w:lastRow="0" w:firstColumn="0" w:lastColumn="0" w:oddVBand="0" w:evenVBand="0" w:oddHBand="0" w:evenHBand="0" w:firstRowFirstColumn="0" w:firstRowLastColumn="0" w:lastRowFirstColumn="0" w:lastRowLastColumn="0"/>
-              <w:rPr>
-                <w:rFonts w:ascii="Arial" w:eastAsia="Arial" w:hAnsi="Arial" w:cs="Arial"/>
-                <w:b/>
-                <w:bCs/>
-                <w:color w:val="000000"/>
-                <w:sz w:val="20"/>
-                <w:szCs w:val="20"/>
-              </w:rPr>
             </w:pPr>
             <w:r>
-              <w:rPr>
-                <w:rFonts w:ascii="Arial" w:eastAsia="Arial" w:hAnsi="Arial" w:cs="Arial"/>
-                <w:b/>
-                <w:bCs/>
-                <w:color w:val="000000"/>
-                <w:sz w:val="20"/>
-                <w:szCs w:val="20"/>
-              </w:rPr>
               <w:t>Contains sensitive data and management traffic.</w:t>
             </w:r>
           </w:p>
@@ -1303,78 +839,21 @@
           </w:tcPr>
           <w:p>
             <w:pPr>
-              <w:pBdr>
-                <w:top w:val="nil"/>
-                <w:left w:val="nil"/>
-                <w:bottom w:val="nil"/>
-                <w:right w:val="nil"/>
-                <w:between w:val="nil"/>
-              </w:pBdr>
-              <w:spacing w:before="360" w:after="120" w:line="276" w:lineRule="auto"/>
               <w:cnfStyle w:val="000000000000" w:firstRow="0" w:lastRow="0" w:firstColumn="0" w:lastColumn="0" w:oddVBand="0" w:evenVBand="0" w:oddHBand="0" w:evenHBand="0" w:firstRowFirstColumn="0" w:firstRowLastColumn="0" w:lastRowFirstColumn="0" w:lastRowLastColumn="0"/>
-              <w:rPr>
-                <w:rFonts w:ascii="Arial" w:eastAsia="Arial" w:hAnsi="Arial" w:cs="Arial"/>
-                <w:b/>
-                <w:bCs/>
-                <w:color w:val="000000"/>
-                <w:sz w:val="20"/>
-                <w:szCs w:val="20"/>
-              </w:rPr>
             </w:pPr>
             <w:r>
-              <w:rPr>
-                <w:rFonts w:ascii="Arial" w:eastAsia="Arial" w:hAnsi="Arial" w:cs="Arial"/>
-                <w:b/>
-                <w:bCs/>
-                <w:color w:val="000000"/>
-                <w:sz w:val="20"/>
-                <w:szCs w:val="20"/>
-              </w:rPr>
-              <w:t xml:space="preserve">Interface Shutdown: </w:t>
-            </w:r>
-            <w:r>
-              <w:rPr>
-                <w:rFonts w:ascii="Arial" w:eastAsia="Arial" w:hAnsi="Arial" w:cs="Arial"/>
-                <w:color w:val="000000"/>
-                <w:sz w:val="20"/>
-                <w:szCs w:val="20"/>
-              </w:rPr>
-              <w:t xml:space="preserve">Disabling the SVI (Interface </w:t>
-            </w:r>
-            <w:r>
-              <w:rPr>
-                <w:rFonts w:ascii="Arial" w:eastAsia="Arial" w:hAnsi="Arial" w:cs="Arial"/>
-                <w:color w:val="000000"/>
-                <w:sz w:val="20"/>
-                <w:szCs w:val="20"/>
-              </w:rPr>
+              <w:t xml:space="preserve">Interface Shutdown: Disabling the SVI (Interface </w:t>
+            </w:r>
+            <w:r>
               <w:t>VLAN</w:t>
             </w:r>
             <w:r>
-              <w:rPr>
-                <w:rFonts w:ascii="Arial" w:eastAsia="Arial" w:hAnsi="Arial" w:cs="Arial"/>
-                <w:color w:val="000000"/>
-                <w:sz w:val="20"/>
-                <w:szCs w:val="20"/>
-              </w:rPr>
               <w:t xml:space="preserve"> 30) on MS1 stops all routing for this segment while keeping the L2 </w:t>
             </w:r>
             <w:r>
-              <w:rPr>
-                <w:rFonts w:ascii="Arial" w:eastAsia="Arial" w:hAnsi="Arial" w:cs="Arial"/>
-                <w:color w:val="000000"/>
-                <w:sz w:val="20"/>
-                <w:szCs w:val="20"/>
-              </w:rPr>
               <w:t>switches (MS4, MS5, MS6, MS7)</w:t>
             </w:r>
             <w:r>
-              <w:rPr>
-                <w:rFonts w:ascii="Arial" w:eastAsia="Arial" w:hAnsi="Arial" w:cs="Arial"/>
-                <w:color w:val="000000"/>
-                <w:sz w:val="20"/>
-                <w:szCs w:val="20"/>
-              </w:rPr>
               <w:t xml:space="preserve"> active.</w:t>
             </w:r>
           </w:p>
@@ -1391,29 +870,7 @@
             <w:hideMark/>
           </w:tcPr>
           <w:p>
-            <w:pPr>
-              <w:pBdr>
-                <w:top w:val="nil"/>
-                <w:left w:val="nil"/>
-                <w:bottom w:val="nil"/>
-                <w:right w:val="nil"/>
-                <w:between w:val="nil"/>
-              </w:pBdr>
-              <w:spacing w:before="360" w:after="120" w:line="276" w:lineRule="auto"/>
-              <w:rPr>
-                <w:rFonts w:ascii="Arial" w:eastAsia="Arial" w:hAnsi="Arial" w:cs="Arial"/>
-                <w:color w:val="000000"/>
-                <w:sz w:val="20"/>
-                <w:szCs w:val="20"/>
-              </w:rPr>
-            </w:pPr>
-            <w:r>
-              <w:rPr>
-                <w:rFonts w:ascii="Arial" w:eastAsia="Arial" w:hAnsi="Arial" w:cs="Arial"/>
-                <w:color w:val="000000"/>
-                <w:sz w:val="20"/>
-                <w:szCs w:val="20"/>
-              </w:rPr>
+            <w:r>
               <w:t>DMZ (Servers)</w:t>
             </w:r>
           </w:p>
@@ -1425,33 +882,9 @@
           </w:tcPr>
           <w:p>
             <w:pPr>
-              <w:pBdr>
-                <w:top w:val="nil"/>
-                <w:left w:val="nil"/>
-                <w:bottom w:val="nil"/>
-                <w:right w:val="nil"/>
-                <w:between w:val="nil"/>
-              </w:pBdr>
-              <w:spacing w:before="360" w:after="120" w:line="276" w:lineRule="auto"/>
               <w:cnfStyle w:val="000000100000" w:firstRow="0" w:lastRow="0" w:firstColumn="0" w:lastColumn="0" w:oddVBand="0" w:evenVBand="0" w:oddHBand="1" w:evenHBand="0" w:firstRowFirstColumn="0" w:firstRowLastColumn="0" w:lastRowFirstColumn="0" w:lastRowLastColumn="0"/>
-              <w:rPr>
-                <w:rFonts w:ascii="Arial" w:eastAsia="Arial" w:hAnsi="Arial" w:cs="Arial"/>
-                <w:b/>
-                <w:bCs/>
-                <w:color w:val="000000"/>
-                <w:sz w:val="20"/>
-                <w:szCs w:val="20"/>
-              </w:rPr>
             </w:pPr>
             <w:r>
-              <w:rPr>
-                <w:rFonts w:ascii="Arial" w:eastAsia="Arial" w:hAnsi="Arial" w:cs="Arial"/>
-                <w:b/>
-                <w:bCs/>
-                <w:color w:val="000000"/>
-                <w:sz w:val="20"/>
-                <w:szCs w:val="20"/>
-              </w:rPr>
               <w:t>MS2, VLAN 50</w:t>
             </w:r>
           </w:p>
@@ -1463,33 +896,9 @@
           </w:tcPr>
           <w:p>
             <w:pPr>
-              <w:pBdr>
-                <w:top w:val="nil"/>
-                <w:left w:val="nil"/>
-                <w:bottom w:val="nil"/>
-                <w:right w:val="nil"/>
-                <w:between w:val="nil"/>
-              </w:pBdr>
-              <w:spacing w:before="360" w:after="120" w:line="276" w:lineRule="auto"/>
               <w:cnfStyle w:val="000000100000" w:firstRow="0" w:lastRow="0" w:firstColumn="0" w:lastColumn="0" w:oddVBand="0" w:evenVBand="0" w:oddHBand="1" w:evenHBand="0" w:firstRowFirstColumn="0" w:firstRowLastColumn="0" w:lastRowFirstColumn="0" w:lastRowLastColumn="0"/>
-              <w:rPr>
-                <w:rFonts w:ascii="Arial" w:eastAsia="Arial" w:hAnsi="Arial" w:cs="Arial"/>
-                <w:b/>
-                <w:bCs/>
-                <w:color w:val="000000"/>
-                <w:sz w:val="20"/>
-                <w:szCs w:val="20"/>
-              </w:rPr>
             </w:pPr>
             <w:r>
-              <w:rPr>
-                <w:rFonts w:ascii="Arial" w:eastAsia="Arial" w:hAnsi="Arial" w:cs="Arial"/>
-                <w:b/>
-                <w:bCs/>
-                <w:color w:val="000000"/>
-                <w:sz w:val="20"/>
-                <w:szCs w:val="20"/>
-              </w:rPr>
               <w:t>192.168.50.0/24</w:t>
             </w:r>
           </w:p>
@@ -1501,33 +910,9 @@
           </w:tcPr>
           <w:p>
             <w:pPr>
-              <w:pBdr>
-                <w:top w:val="nil"/>
-                <w:left w:val="nil"/>
-                <w:bottom w:val="nil"/>
-                <w:right w:val="nil"/>
-                <w:between w:val="nil"/>
-              </w:pBdr>
-              <w:spacing w:before="360" w:after="120" w:line="276" w:lineRule="auto"/>
               <w:cnfStyle w:val="000000100000" w:firstRow="0" w:lastRow="0" w:firstColumn="0" w:lastColumn="0" w:oddVBand="0" w:evenVBand="0" w:oddHBand="1" w:evenHBand="0" w:firstRowFirstColumn="0" w:firstRowLastColumn="0" w:lastRowFirstColumn="0" w:lastRowLastColumn="0"/>
-              <w:rPr>
-                <w:rFonts w:ascii="Arial" w:eastAsia="Arial" w:hAnsi="Arial" w:cs="Arial"/>
-                <w:b/>
-                <w:bCs/>
-                <w:color w:val="000000"/>
-                <w:sz w:val="20"/>
-                <w:szCs w:val="20"/>
-              </w:rPr>
             </w:pPr>
             <w:r>
-              <w:rPr>
-                <w:rFonts w:ascii="Arial" w:eastAsia="Arial" w:hAnsi="Arial" w:cs="Arial"/>
-                <w:b/>
-                <w:bCs/>
-                <w:color w:val="000000"/>
-                <w:sz w:val="20"/>
-                <w:szCs w:val="20"/>
-              </w:rPr>
               <w:t>High-security zone. Hosted behind the ASA (Firewall2).</w:t>
             </w:r>
           </w:p>
@@ -1539,43 +924,10 @@
           </w:tcPr>
           <w:p>
             <w:pPr>
-              <w:pBdr>
-                <w:top w:val="nil"/>
-                <w:left w:val="nil"/>
-                <w:bottom w:val="nil"/>
-                <w:right w:val="nil"/>
-                <w:between w:val="nil"/>
-              </w:pBdr>
-              <w:spacing w:before="360" w:after="120" w:line="276" w:lineRule="auto"/>
               <w:cnfStyle w:val="000000100000" w:firstRow="0" w:lastRow="0" w:firstColumn="0" w:lastColumn="0" w:oddVBand="0" w:evenVBand="0" w:oddHBand="1" w:evenHBand="0" w:firstRowFirstColumn="0" w:firstRowLastColumn="0" w:lastRowFirstColumn="0" w:lastRowLastColumn="0"/>
-              <w:rPr>
-                <w:rFonts w:ascii="Arial" w:eastAsia="Arial" w:hAnsi="Arial" w:cs="Arial"/>
-                <w:b/>
-                <w:bCs/>
-                <w:color w:val="000000"/>
-                <w:sz w:val="20"/>
-                <w:szCs w:val="20"/>
-              </w:rPr>
             </w:pPr>
             <w:r>
-              <w:rPr>
-                <w:rFonts w:ascii="Arial" w:eastAsia="Arial" w:hAnsi="Arial" w:cs="Arial"/>
-                <w:b/>
-                <w:bCs/>
-                <w:color w:val="000000"/>
-                <w:sz w:val="20"/>
-                <w:szCs w:val="20"/>
-              </w:rPr>
-              <w:t xml:space="preserve">ACL Application: </w:t>
-            </w:r>
-            <w:r>
-              <w:rPr>
-                <w:rFonts w:ascii="Arial" w:eastAsia="Arial" w:hAnsi="Arial" w:cs="Arial"/>
-                <w:color w:val="000000"/>
-                <w:sz w:val="20"/>
-                <w:szCs w:val="20"/>
-              </w:rPr>
-              <w:t>Modifying the INSIDE_IN access-list to deny traffic temporarily isolates the servers from the LAN for security audits.</w:t>
+              <w:t>ACL Application: Modifying the INSIDE_IN access-list to deny traffic temporarily isolates the servers from the LAN for security audits.</w:t>
             </w:r>
           </w:p>
         </w:tc>
@@ -1588,29 +940,7 @@
             <w:hideMark/>
           </w:tcPr>
           <w:p>
-            <w:pPr>
-              <w:pBdr>
-                <w:top w:val="nil"/>
-                <w:left w:val="nil"/>
-                <w:bottom w:val="nil"/>
-                <w:right w:val="nil"/>
-                <w:between w:val="nil"/>
-              </w:pBdr>
-              <w:spacing w:before="360" w:after="120" w:line="276" w:lineRule="auto"/>
-              <w:rPr>
-                <w:rFonts w:ascii="Arial" w:eastAsia="Arial" w:hAnsi="Arial" w:cs="Arial"/>
-                <w:color w:val="000000"/>
-                <w:sz w:val="20"/>
-                <w:szCs w:val="20"/>
-              </w:rPr>
-            </w:pPr>
-            <w:r>
-              <w:rPr>
-                <w:rFonts w:ascii="Arial" w:eastAsia="Arial" w:hAnsi="Arial" w:cs="Arial"/>
-                <w:color w:val="000000"/>
-                <w:sz w:val="20"/>
-                <w:szCs w:val="20"/>
-              </w:rPr>
+            <w:r>
               <w:t>Core Transit</w:t>
             </w:r>
           </w:p>
@@ -1622,33 +952,9 @@
           </w:tcPr>
           <w:p>
             <w:pPr>
-              <w:pBdr>
-                <w:top w:val="nil"/>
-                <w:left w:val="nil"/>
-                <w:bottom w:val="nil"/>
-                <w:right w:val="nil"/>
-                <w:between w:val="nil"/>
-              </w:pBdr>
-              <w:spacing w:before="360" w:after="120" w:line="276" w:lineRule="auto"/>
               <w:cnfStyle w:val="000000000000" w:firstRow="0" w:lastRow="0" w:firstColumn="0" w:lastColumn="0" w:oddVBand="0" w:evenVBand="0" w:oddHBand="0" w:evenHBand="0" w:firstRowFirstColumn="0" w:firstRowLastColumn="0" w:lastRowFirstColumn="0" w:lastRowLastColumn="0"/>
-              <w:rPr>
-                <w:rFonts w:ascii="Arial" w:eastAsia="Arial" w:hAnsi="Arial" w:cs="Arial"/>
-                <w:b/>
-                <w:bCs/>
-                <w:color w:val="000000"/>
-                <w:sz w:val="20"/>
-                <w:szCs w:val="20"/>
-              </w:rPr>
             </w:pPr>
             <w:r>
-              <w:rPr>
-                <w:rFonts w:ascii="Arial" w:eastAsia="Arial" w:hAnsi="Arial" w:cs="Arial"/>
-                <w:b/>
-                <w:bCs/>
-                <w:color w:val="000000"/>
-                <w:sz w:val="20"/>
-                <w:szCs w:val="20"/>
-              </w:rPr>
               <w:t>MS1, FW2, MS2</w:t>
             </w:r>
           </w:p>
@@ -1660,33 +966,9 @@
           </w:tcPr>
           <w:p>
             <w:pPr>
-              <w:pBdr>
-                <w:top w:val="nil"/>
-                <w:left w:val="nil"/>
-                <w:bottom w:val="nil"/>
-                <w:right w:val="nil"/>
-                <w:between w:val="nil"/>
-              </w:pBdr>
-              <w:spacing w:before="360" w:after="120" w:line="276" w:lineRule="auto"/>
               <w:cnfStyle w:val="000000000000" w:firstRow="0" w:lastRow="0" w:firstColumn="0" w:lastColumn="0" w:oddVBand="0" w:evenVBand="0" w:oddHBand="0" w:evenHBand="0" w:firstRowFirstColumn="0" w:firstRowLastColumn="0" w:lastRowFirstColumn="0" w:lastRowLastColumn="0"/>
-              <w:rPr>
-                <w:rFonts w:ascii="Arial" w:eastAsia="Arial" w:hAnsi="Arial" w:cs="Arial"/>
-                <w:b/>
-                <w:bCs/>
-                <w:color w:val="000000"/>
-                <w:sz w:val="20"/>
-                <w:szCs w:val="20"/>
-              </w:rPr>
             </w:pPr>
             <w:r>
-              <w:rPr>
-                <w:rFonts w:ascii="Arial" w:eastAsia="Arial" w:hAnsi="Arial" w:cs="Arial"/>
-                <w:b/>
-                <w:bCs/>
-                <w:color w:val="000000"/>
-                <w:sz w:val="20"/>
-                <w:szCs w:val="20"/>
-              </w:rPr>
               <w:t>10.0.0.0/30 10.0.0.4/30</w:t>
             </w:r>
           </w:p>
@@ -1698,33 +980,9 @@
           </w:tcPr>
           <w:p>
             <w:pPr>
-              <w:pBdr>
-                <w:top w:val="nil"/>
-                <w:left w:val="nil"/>
-                <w:bottom w:val="nil"/>
-                <w:right w:val="nil"/>
-                <w:between w:val="nil"/>
-              </w:pBdr>
-              <w:spacing w:before="360" w:after="120" w:line="276" w:lineRule="auto"/>
               <w:cnfStyle w:val="000000000000" w:firstRow="0" w:lastRow="0" w:firstColumn="0" w:lastColumn="0" w:oddVBand="0" w:evenVBand="0" w:oddHBand="0" w:evenHBand="0" w:firstRowFirstColumn="0" w:firstRowLastColumn="0" w:lastRowFirstColumn="0" w:lastRowLastColumn="0"/>
-              <w:rPr>
-                <w:rFonts w:ascii="Arial" w:eastAsia="Arial" w:hAnsi="Arial" w:cs="Arial"/>
-                <w:b/>
-                <w:bCs/>
-                <w:color w:val="000000"/>
-                <w:sz w:val="20"/>
-                <w:szCs w:val="20"/>
-              </w:rPr>
             </w:pPr>
             <w:r>
-              <w:rPr>
-                <w:rFonts w:ascii="Arial" w:eastAsia="Arial" w:hAnsi="Arial" w:cs="Arial"/>
-                <w:b/>
-                <w:bCs/>
-                <w:color w:val="000000"/>
-                <w:sz w:val="20"/>
-                <w:szCs w:val="20"/>
-              </w:rPr>
               <w:t>Point-to-Point routed links connecting the LAN to the DMZ.</w:t>
             </w:r>
           </w:p>
@@ -1736,43 +994,10 @@
           </w:tcPr>
           <w:p>
             <w:pPr>
-              <w:pBdr>
-                <w:top w:val="nil"/>
-                <w:left w:val="nil"/>
-                <w:bottom w:val="nil"/>
-                <w:right w:val="nil"/>
-                <w:between w:val="nil"/>
-              </w:pBdr>
-              <w:spacing w:before="360" w:after="120" w:line="276" w:lineRule="auto"/>
               <w:cnfStyle w:val="000000000000" w:firstRow="0" w:lastRow="0" w:firstColumn="0" w:lastColumn="0" w:oddVBand="0" w:evenVBand="0" w:oddHBand="0" w:evenHBand="0" w:firstRowFirstColumn="0" w:firstRowLastColumn="0" w:lastRowFirstColumn="0" w:lastRowLastColumn="0"/>
-              <w:rPr>
-                <w:rFonts w:ascii="Arial" w:eastAsia="Arial" w:hAnsi="Arial" w:cs="Arial"/>
-                <w:b/>
-                <w:bCs/>
-                <w:color w:val="000000"/>
-                <w:sz w:val="20"/>
-                <w:szCs w:val="20"/>
-              </w:rPr>
             </w:pPr>
             <w:r>
-              <w:rPr>
-                <w:rFonts w:ascii="Arial" w:eastAsia="Arial" w:hAnsi="Arial" w:cs="Arial"/>
-                <w:b/>
-                <w:bCs/>
-                <w:color w:val="000000"/>
-                <w:sz w:val="20"/>
-                <w:szCs w:val="20"/>
-              </w:rPr>
-              <w:t xml:space="preserve">Passive-Interface / Static Route Removal: </w:t>
-            </w:r>
-            <w:r>
-              <w:rPr>
-                <w:rFonts w:ascii="Arial" w:eastAsia="Arial" w:hAnsi="Arial" w:cs="Arial"/>
-                <w:color w:val="000000"/>
-                <w:sz w:val="20"/>
-                <w:szCs w:val="20"/>
-              </w:rPr>
-              <w:t>Deleting the static route to 192.168.50.0 on MS1 isolates the entire DMZ path.</w:t>
+              <w:t>Passive-Interface / Static Route Removal: Deleting the static route to 192.168.50.0 on MS1 isolates the entire DMZ path.</w:t>
             </w:r>
           </w:p>
         </w:tc>
@@ -1782,7 +1007,6 @@
       <w:pPr>
         <w:pStyle w:val="Heading3"/>
         <w:rPr>
-          <w:rFonts w:ascii="Arial" w:hAnsi="Arial" w:cs="Arial"/>
           <w:sz w:val="20"/>
           <w:szCs w:val="20"/>
         </w:rPr>
@@ -1791,15 +1015,12 @@
     <w:p>
       <w:pPr>
         <w:rPr>
-          <w:rFonts w:ascii="Arial" w:hAnsi="Arial" w:cs="Arial"/>
           <w:b/>
           <w:szCs w:val="20"/>
         </w:rPr>
       </w:pPr>
       <w:r>
         <w:rPr>
-          <w:rFonts w:ascii="Arial" w:hAnsi="Arial" w:cs="Arial"/>
-          <w:sz w:val="20"/>
           <w:szCs w:val="20"/>
         </w:rPr>
         <w:br w:type="page"/>
@@ -1808,54 +1029,27 @@
     <w:p>
       <w:pPr>
         <w:pStyle w:val="Heading2"/>
-        <w:rPr>
-          <w:rFonts w:ascii="Arial" w:hAnsi="Arial" w:cs="Arial"/>
-        </w:rPr>
-      </w:pPr>
-      <w:r>
-        <w:rPr>
-          <w:rFonts w:ascii="Arial" w:hAnsi="Arial" w:cs="Arial"/>
-        </w:rPr>
+      </w:pPr>
+      <w:r>
         <w:lastRenderedPageBreak/>
         <w:t>Isolation Strategy</w:t>
       </w:r>
     </w:p>
-    <w:p>
-      <w:pPr>
-        <w:rPr>
-          <w:rFonts w:ascii="Arial" w:hAnsi="Arial" w:cs="Arial"/>
-        </w:rPr>
-      </w:pPr>
-    </w:p>
+    <w:p/>
     <w:p>
       <w:pPr>
         <w:pStyle w:val="Heading3"/>
-        <w:rPr>
-          <w:rFonts w:ascii="Arial" w:hAnsi="Arial" w:cs="Arial"/>
-        </w:rPr>
-      </w:pPr>
-      <w:r>
-        <w:rPr>
-          <w:rFonts w:ascii="Arial" w:hAnsi="Arial" w:cs="Arial"/>
-        </w:rPr>
+      </w:pPr>
+      <w:r>
         <w:t xml:space="preserve">For </w:t>
       </w:r>
       <w:r>
-        <w:rPr>
-          <w:rFonts w:ascii="Arial" w:hAnsi="Arial" w:cs="Arial"/>
-        </w:rPr>
         <w:t>Internal LAN Isolation (</w:t>
       </w:r>
       <w:r>
-        <w:rPr>
-          <w:rFonts w:ascii="Arial" w:hAnsi="Arial" w:cs="Arial"/>
-        </w:rPr>
         <w:t>LAB1, LAB2, ADMIN, ACADEMIC</w:t>
       </w:r>
       <w:r>
-        <w:rPr>
-          <w:rFonts w:ascii="Arial" w:hAnsi="Arial" w:cs="Arial"/>
-        </w:rPr>
         <w:t>)</w:t>
       </w:r>
     </w:p>
@@ -2016,20 +1210,11 @@
     <w:p>
       <w:pPr>
         <w:pStyle w:val="Heading3"/>
-        <w:rPr>
-          <w:rFonts w:ascii="Arial" w:hAnsi="Arial" w:cs="Arial"/>
-        </w:rPr>
-      </w:pPr>
-      <w:r>
-        <w:rPr>
-          <w:rFonts w:ascii="Arial" w:hAnsi="Arial" w:cs="Arial"/>
-        </w:rPr>
+      </w:pPr>
+      <w:r>
         <w:t xml:space="preserve">For </w:t>
       </w:r>
       <w:r>
-        <w:rPr>
-          <w:rFonts w:ascii="Arial" w:hAnsi="Arial" w:cs="Arial"/>
-        </w:rPr>
         <w:t>Perimeter and DMZ Isolation</w:t>
       </w:r>
     </w:p>
@@ -2126,19 +1311,8 @@
           <w:b/>
           <w:bCs/>
         </w:rPr>
-        <w:t xml:space="preserve">inspect </w:t>
-      </w:r>
-      <w:proofErr w:type="spellStart"/>
-      <w:r>
-        <w:rPr>
-          <w:rStyle w:val="HTMLCode"/>
-          <w:rFonts w:ascii="Arial" w:hAnsi="Arial" w:cs="Arial"/>
-          <w:b/>
-          <w:bCs/>
-        </w:rPr>
-        <w:t>icmp</w:t>
-      </w:r>
-      <w:proofErr w:type="spellEnd"/>
+        <w:t>inspect icmp</w:t>
+      </w:r>
       <w:r>
         <w:rPr>
           <w:rFonts w:ascii="Arial" w:hAnsi="Arial" w:cs="Arial"/>
@@ -2231,20 +1405,11 @@
     <w:p>
       <w:pPr>
         <w:pStyle w:val="Heading3"/>
-        <w:rPr>
-          <w:rFonts w:ascii="Arial" w:hAnsi="Arial" w:cs="Arial"/>
-        </w:rPr>
-      </w:pPr>
-      <w:r>
-        <w:rPr>
-          <w:rFonts w:ascii="Arial" w:hAnsi="Arial" w:cs="Arial"/>
-        </w:rPr>
+      </w:pPr>
+      <w:r>
         <w:t xml:space="preserve">For </w:t>
       </w:r>
       <w:r>
-        <w:rPr>
-          <w:rFonts w:ascii="Arial" w:hAnsi="Arial" w:cs="Arial"/>
-        </w:rPr>
         <w:t>STP Root Isolation</w:t>
       </w:r>
     </w:p>
@@ -2356,9 +1521,16 @@
           <w:b/>
           <w:bCs/>
         </w:rPr>
-        <w:t xml:space="preserve">spanning-tree </w:t>
-      </w:r>
-      <w:proofErr w:type="spellStart"/>
+        <w:t>spanning-tree portfast</w:t>
+      </w:r>
+      <w:r>
+        <w:rPr>
+          <w:rFonts w:ascii="Arial" w:hAnsi="Arial" w:cs="Arial"/>
+          <w:sz w:val="20"/>
+          <w:szCs w:val="20"/>
+        </w:rPr>
+        <w:t xml:space="preserve"> and </w:t>
+      </w:r>
       <w:r>
         <w:rPr>
           <w:rStyle w:val="HTMLCode"/>
@@ -2366,28 +1538,8 @@
           <w:b/>
           <w:bCs/>
         </w:rPr>
-        <w:t>portfast</w:t>
-      </w:r>
-      <w:proofErr w:type="spellEnd"/>
-      <w:r>
-        <w:rPr>
-          <w:rFonts w:ascii="Arial" w:hAnsi="Arial" w:cs="Arial"/>
-          <w:sz w:val="20"/>
-          <w:szCs w:val="20"/>
-        </w:rPr>
-        <w:t xml:space="preserve"> and </w:t>
-      </w:r>
-      <w:proofErr w:type="spellStart"/>
-      <w:r>
-        <w:rPr>
-          <w:rStyle w:val="HTMLCode"/>
-          <w:rFonts w:ascii="Arial" w:hAnsi="Arial" w:cs="Arial"/>
-          <w:b/>
-          <w:bCs/>
-        </w:rPr>
         <w:t>bpduguard</w:t>
       </w:r>
-      <w:proofErr w:type="spellEnd"/>
       <w:r>
         <w:rPr>
           <w:rFonts w:ascii="Arial" w:hAnsi="Arial" w:cs="Arial"/>
@@ -2412,25 +1564,7 @@
           <w:sz w:val="20"/>
           <w:szCs w:val="20"/>
         </w:rPr>
-        <w:t xml:space="preserve">, </w:t>
-      </w:r>
-      <w:proofErr w:type="spellStart"/>
-      <w:r>
-        <w:rPr>
-          <w:rFonts w:ascii="Arial" w:hAnsi="Arial" w:cs="Arial"/>
-          <w:sz w:val="20"/>
-          <w:szCs w:val="20"/>
-        </w:rPr>
-        <w:t>BPDUGuard</w:t>
-      </w:r>
-      <w:proofErr w:type="spellEnd"/>
-      <w:r>
-        <w:rPr>
-          <w:rFonts w:ascii="Arial" w:hAnsi="Arial" w:cs="Arial"/>
-          <w:sz w:val="20"/>
-          <w:szCs w:val="20"/>
-        </w:rPr>
-        <w:t xml:space="preserve"> will "err-disable" that specific port, isolating the fault and protecting the Milestones University backbone.</w:t>
+        <w:t>, BPDUGuard will "err-disable" that specific port, isolating the fault and protecting the Milestones University backbone.</w:t>
       </w:r>
     </w:p>
     <w:p>
@@ -2446,11 +1580,10 @@
         <w:ind w:firstLine="720"/>
         <w:jc w:val="both"/>
         <w:rPr>
-          <w:rFonts w:ascii="Arial" w:eastAsia="Arial" w:hAnsi="Arial" w:cs="Arial"/>
+          <w:rFonts w:eastAsia="Arial"/>
           <w:b/>
           <w:bCs/>
           <w:color w:val="000000"/>
-          <w:sz w:val="20"/>
           <w:szCs w:val="20"/>
         </w:rPr>
       </w:pPr>
@@ -2467,9 +1600,8 @@
         <w:spacing w:before="360" w:after="120"/>
         <w:jc w:val="both"/>
         <w:rPr>
-          <w:rFonts w:ascii="Arial" w:eastAsia="Arial" w:hAnsi="Arial" w:cs="Arial"/>
+          <w:rFonts w:eastAsia="Arial"/>
           <w:color w:val="000000"/>
-          <w:sz w:val="20"/>
           <w:szCs w:val="20"/>
         </w:rPr>
       </w:pPr>
@@ -2486,26 +1618,21 @@
         <w:spacing w:before="360" w:after="120"/>
         <w:jc w:val="both"/>
         <w:rPr>
-          <w:rFonts w:ascii="Arial" w:eastAsia="Arial" w:hAnsi="Arial" w:cs="Arial"/>
+          <w:rFonts w:eastAsia="Arial"/>
           <w:color w:val="000000"/>
-          <w:sz w:val="20"/>
-          <w:szCs w:val="20"/>
-        </w:rPr>
-      </w:pPr>
-    </w:p>
-    <w:p>
-      <w:pPr>
-        <w:rPr>
-          <w:rFonts w:ascii="Arial" w:hAnsi="Arial" w:cs="Arial"/>
+          <w:szCs w:val="20"/>
+        </w:rPr>
+      </w:pPr>
+    </w:p>
+    <w:p>
+      <w:pPr>
+        <w:rPr>
           <w:b/>
-          <w:sz w:val="20"/>
-          <w:szCs w:val="20"/>
-        </w:rPr>
-      </w:pPr>
-      <w:r>
-        <w:rPr>
-          <w:rFonts w:ascii="Arial" w:hAnsi="Arial" w:cs="Arial"/>
-          <w:sz w:val="20"/>
+          <w:szCs w:val="20"/>
+        </w:rPr>
+      </w:pPr>
+      <w:r>
+        <w:rPr>
           <w:szCs w:val="20"/>
         </w:rPr>
         <w:br w:type="page"/>
@@ -2514,14 +1641,8 @@
     <w:p>
       <w:pPr>
         <w:pStyle w:val="Heading1"/>
-        <w:rPr>
-          <w:rFonts w:ascii="Arial" w:hAnsi="Arial" w:cs="Arial"/>
-        </w:rPr>
-      </w:pPr>
-      <w:r>
-        <w:rPr>
-          <w:rFonts w:ascii="Arial" w:hAnsi="Arial" w:cs="Arial"/>
-        </w:rPr>
+      </w:pPr>
+      <w:r>
         <w:lastRenderedPageBreak/>
         <w:t>Testing</w:t>
       </w:r>
@@ -2529,7 +1650,6 @@
     <w:p>
       <w:pPr>
         <w:rPr>
-          <w:rFonts w:ascii="Arial" w:hAnsi="Arial" w:cs="Arial"/>
           <w:b/>
           <w:bCs/>
         </w:rPr>
@@ -2537,23 +1657,15 @@
     </w:p>
     <w:p>
       <w:pPr>
-        <w:spacing w:line="276" w:lineRule="auto"/>
         <w:jc w:val="both"/>
-        <w:rPr>
-          <w:rFonts w:ascii="Arial" w:hAnsi="Arial" w:cs="Arial"/>
-        </w:rPr>
-      </w:pPr>
-      <w:r>
-        <w:rPr>
-          <w:rFonts w:ascii="Arial" w:hAnsi="Arial" w:cs="Arial"/>
-        </w:rPr>
+      </w:pPr>
+      <w:r>
         <w:t>The testing regime ensures that the Milestones University network remains resilient, secure, and capable of supporting both high-speed data and latency-sensitive voice traffic.</w:t>
       </w:r>
     </w:p>
     <w:p>
       <w:pPr>
         <w:rPr>
-          <w:rFonts w:ascii="Arial" w:hAnsi="Arial" w:cs="Arial"/>
           <w:b/>
           <w:bCs/>
         </w:rPr>
@@ -2562,22 +1674,14 @@
     <w:p>
       <w:pPr>
         <w:pStyle w:val="Heading2"/>
-        <w:rPr>
-          <w:rFonts w:ascii="Arial" w:hAnsi="Arial" w:cs="Arial"/>
-        </w:rPr>
-      </w:pPr>
-      <w:r>
-        <w:rPr>
-          <w:rFonts w:ascii="Arial" w:hAnsi="Arial" w:cs="Arial"/>
-        </w:rPr>
+      </w:pPr>
+      <w:r>
         <w:t>Frequency and Types of Testing</w:t>
       </w:r>
     </w:p>
     <w:p>
       <w:pPr>
-        <w:spacing w:line="276" w:lineRule="auto"/>
-        <w:rPr>
-          <w:rFonts w:ascii="Arial" w:hAnsi="Arial" w:cs="Arial"/>
+        <w:rPr>
           <w:b/>
           <w:bCs/>
         </w:rPr>
@@ -2585,15 +1689,15 @@
     </w:p>
     <w:tbl>
       <w:tblPr>
-        <w:tblStyle w:val="GridTable4-Accent1"/>
+        <w:tblStyle w:val="GridTable5Dark-Accent1"/>
         <w:tblW w:w="0" w:type="auto"/>
         <w:tblLook w:val="04A0" w:firstRow="1" w:lastRow="0" w:firstColumn="1" w:lastColumn="0" w:noHBand="0" w:noVBand="1"/>
       </w:tblPr>
       <w:tblGrid>
-        <w:gridCol w:w="2522"/>
-        <w:gridCol w:w="1310"/>
-        <w:gridCol w:w="2080"/>
-        <w:gridCol w:w="3098"/>
+        <w:gridCol w:w="2336"/>
+        <w:gridCol w:w="1228"/>
+        <w:gridCol w:w="2097"/>
+        <w:gridCol w:w="3349"/>
       </w:tblGrid>
       <w:tr>
         <w:trPr>
@@ -2950,18 +2054,10 @@
         </w:tc>
       </w:tr>
     </w:tbl>
-    <w:p>
-      <w:pPr>
-        <w:spacing w:line="276" w:lineRule="auto"/>
-        <w:rPr>
-          <w:rFonts w:ascii="Arial" w:hAnsi="Arial" w:cs="Arial"/>
-        </w:rPr>
-      </w:pPr>
-    </w:p>
-    <w:p>
-      <w:pPr>
-        <w:rPr>
-          <w:rFonts w:ascii="Arial" w:hAnsi="Arial" w:cs="Arial"/>
+    <w:p/>
+    <w:p>
+      <w:pPr>
+        <w:rPr>
           <w:b/>
           <w:bCs/>
         </w:rPr>
@@ -2970,48 +2066,461 @@
     <w:p>
       <w:pPr>
         <w:rPr>
-          <w:rFonts w:ascii="Arial" w:eastAsia="Arial" w:hAnsi="Arial" w:cs="Arial"/>
+          <w:szCs w:val="20"/>
+        </w:rPr>
+      </w:pPr>
+    </w:p>
+    <w:p>
+      <w:pPr>
+        <w:pStyle w:val="Heading2"/>
+      </w:pPr>
+      <w:r>
+        <w:t xml:space="preserve">Device </w:t>
+      </w:r>
+      <w:r>
+        <w:t>Procedures</w:t>
+      </w:r>
+    </w:p>
+    <w:p/>
+    <w:p>
+      <w:pPr>
+        <w:pStyle w:val="Heading3"/>
+        <w:rPr>
           <w:sz w:val="20"/>
           <w:szCs w:val="20"/>
         </w:rPr>
       </w:pPr>
-    </w:p>
-    <w:p>
-      <w:pPr>
-        <w:pStyle w:val="Heading2"/>
-        <w:rPr>
-          <w:rFonts w:ascii="Arial" w:hAnsi="Arial" w:cs="Arial"/>
-        </w:rPr>
-      </w:pPr>
-      <w:r>
-        <w:rPr>
-          <w:rFonts w:ascii="Arial" w:hAnsi="Arial" w:cs="Arial"/>
-        </w:rPr>
-        <w:t>Device Testing</w:t>
-      </w:r>
-    </w:p>
-    <w:p>
-      <w:pPr>
-        <w:rPr>
-          <w:rFonts w:ascii="Arial" w:hAnsi="Arial" w:cs="Arial"/>
+      <w:r>
+        <w:rPr>
+          <w:sz w:val="20"/>
+          <w:szCs w:val="20"/>
+        </w:rPr>
+        <w:t>Connectivity and Path Testing (L1 - L3)</w:t>
+      </w:r>
+    </w:p>
+    <w:p>
+      <w:pPr>
+        <w:numPr>
+          <w:ilvl w:val="0"/>
+          <w:numId w:val="14"/>
+        </w:numPr>
+        <w:rPr>
+          <w:szCs w:val="20"/>
+        </w:rPr>
+      </w:pPr>
+      <w:r>
+        <w:rPr>
+          <w:b/>
+          <w:bCs/>
+          <w:szCs w:val="20"/>
+        </w:rPr>
+        <w:t>Method:</w:t>
+      </w:r>
+      <w:r>
+        <w:rPr>
+          <w:szCs w:val="20"/>
+        </w:rPr>
+        <w:t xml:space="preserve"> Hop-by-hop ping and traceroute.</w:t>
+      </w:r>
+    </w:p>
+    <w:p>
+      <w:pPr>
+        <w:numPr>
+          <w:ilvl w:val="0"/>
+          <w:numId w:val="14"/>
+        </w:numPr>
+        <w:rPr>
+          <w:szCs w:val="20"/>
+        </w:rPr>
+      </w:pPr>
+      <w:r>
+        <w:rPr>
+          <w:b/>
+          <w:bCs/>
+          <w:szCs w:val="20"/>
+        </w:rPr>
+        <w:t>Target:</w:t>
+      </w:r>
+      <w:r>
+        <w:rPr>
+          <w:szCs w:val="20"/>
+        </w:rPr>
+        <w:t xml:space="preserve"> Testing from a PC in LAB1 (VLAN 10) to the Database Server in the DMZ (VLAN 50).</w:t>
+      </w:r>
+    </w:p>
+    <w:p>
+      <w:pPr>
+        <w:rPr>
+          <w:szCs w:val="20"/>
+        </w:rPr>
+      </w:pPr>
+      <w:r>
+        <w:rPr>
+          <w:szCs w:val="20"/>
+        </w:rPr>
+        <w:t>To verify that the routing path (MS1 -&gt; Firewall2 -&gt; MS2) is consistent. Any change in the number of hops indicates a routing failure or an unplanned failover.</w:t>
+      </w:r>
+    </w:p>
+    <w:p>
+      <w:pPr>
+        <w:rPr>
+          <w:szCs w:val="20"/>
         </w:rPr>
       </w:pPr>
     </w:p>
     <w:p>
       <w:pPr>
         <w:pStyle w:val="Heading3"/>
-        <w:jc w:val="both"/>
-        <w:rPr>
-          <w:rFonts w:ascii="Arial" w:hAnsi="Arial" w:cs="Arial"/>
-          <w:sz w:val="24"/>
-        </w:rPr>
-      </w:pPr>
-      <w:r>
-        <w:rPr>
-          <w:rFonts w:ascii="Arial" w:hAnsi="Arial" w:cs="Arial"/>
-          <w:sz w:val="24"/>
-        </w:rPr>
-        <w:t>Connectivity and Path Testing (L1 - L3)</w:t>
+        <w:rPr>
+          <w:sz w:val="20"/>
+          <w:szCs w:val="20"/>
+        </w:rPr>
+      </w:pPr>
+      <w:r>
+        <w:rPr>
+          <w:sz w:val="20"/>
+          <w:szCs w:val="20"/>
+        </w:rPr>
+        <w:t>Voice Quality of Service (QoS) Testing</w:t>
+      </w:r>
+    </w:p>
+    <w:p>
+      <w:pPr>
+        <w:numPr>
+          <w:ilvl w:val="0"/>
+          <w:numId w:val="15"/>
+        </w:numPr>
+        <w:rPr>
+          <w:szCs w:val="20"/>
+        </w:rPr>
+      </w:pPr>
+      <w:r>
+        <w:rPr>
+          <w:b/>
+          <w:bCs/>
+          <w:szCs w:val="20"/>
+        </w:rPr>
+        <w:t>Method:</w:t>
+      </w:r>
+      <w:r>
+        <w:rPr>
+          <w:szCs w:val="20"/>
+        </w:rPr>
+        <w:t xml:space="preserve"> Jitter and Latency monitoring on IP Phone VLANs.</w:t>
+      </w:r>
+    </w:p>
+    <w:p>
+      <w:pPr>
+        <w:numPr>
+          <w:ilvl w:val="0"/>
+          <w:numId w:val="15"/>
+        </w:numPr>
+        <w:rPr>
+          <w:szCs w:val="20"/>
+        </w:rPr>
+      </w:pPr>
+      <w:r>
+        <w:rPr>
+          <w:b/>
+          <w:bCs/>
+          <w:szCs w:val="20"/>
+        </w:rPr>
+        <w:t>Target:</w:t>
+      </w:r>
+      <w:r>
+        <w:rPr>
+          <w:szCs w:val="20"/>
+        </w:rPr>
+        <w:t xml:space="preserve"> IP Phones connected to MS3, MS4, MS6, and MS7.</w:t>
+      </w:r>
+    </w:p>
+    <w:p>
+      <w:pPr>
+        <w:rPr>
+          <w:szCs w:val="20"/>
+        </w:rPr>
+      </w:pPr>
+      <w:r>
+        <w:rPr>
+          <w:szCs w:val="20"/>
+        </w:rPr>
+        <w:t xml:space="preserve">Voice traffic is extremely sensitive. Testing ensures that the 802.1Q tags are being respected across the </w:t>
+      </w:r>
+      <w:r>
+        <w:rPr>
+          <w:b/>
+          <w:bCs/>
+          <w:szCs w:val="20"/>
+        </w:rPr>
+        <w:t>MS0</w:t>
+      </w:r>
+      <w:r>
+        <w:rPr>
+          <w:szCs w:val="20"/>
+        </w:rPr>
+        <w:t xml:space="preserve"> aggregation switch and that the "priority" queue isn't being dropped by heavy data downloads in the Labs.</w:t>
+      </w:r>
+    </w:p>
+    <w:p>
+      <w:pPr>
+        <w:rPr>
+          <w:szCs w:val="20"/>
+        </w:rPr>
+      </w:pPr>
+    </w:p>
+    <w:p>
+      <w:pPr>
+        <w:pStyle w:val="Heading3"/>
+        <w:rPr>
+          <w:sz w:val="20"/>
+          <w:szCs w:val="20"/>
+        </w:rPr>
+      </w:pPr>
+      <w:r>
+        <w:rPr>
+          <w:sz w:val="20"/>
+          <w:szCs w:val="20"/>
+        </w:rPr>
+        <w:t>DMZ Service Application Testing</w:t>
+      </w:r>
+    </w:p>
+    <w:p>
+      <w:pPr>
+        <w:numPr>
+          <w:ilvl w:val="0"/>
+          <w:numId w:val="16"/>
+        </w:numPr>
+        <w:rPr>
+          <w:szCs w:val="20"/>
+        </w:rPr>
+      </w:pPr>
+      <w:r>
+        <w:rPr>
+          <w:b/>
+          <w:bCs/>
+          <w:szCs w:val="20"/>
+        </w:rPr>
+        <w:t>Method:</w:t>
+      </w:r>
+      <w:r>
+        <w:rPr>
+          <w:szCs w:val="20"/>
+        </w:rPr>
+        <w:t xml:space="preserve"> Synthetic transactions (DNS Lookups, DHCP Lease requests, HTTP HEAD requests).</w:t>
+      </w:r>
+    </w:p>
+    <w:p>
+      <w:pPr>
+        <w:numPr>
+          <w:ilvl w:val="0"/>
+          <w:numId w:val="16"/>
+        </w:numPr>
+        <w:rPr>
+          <w:szCs w:val="20"/>
+        </w:rPr>
+      </w:pPr>
+      <w:r>
+        <w:rPr>
+          <w:b/>
+          <w:bCs/>
+          <w:szCs w:val="20"/>
+        </w:rPr>
+        <w:t>Target:</w:t>
+      </w:r>
+      <w:r>
+        <w:rPr>
+          <w:szCs w:val="20"/>
+        </w:rPr>
+        <w:t xml:space="preserve"> WEB, MAIL, Proxy, DHCP, DNS, Database.</w:t>
+      </w:r>
+    </w:p>
+    <w:p>
+      <w:pPr>
+        <w:rPr>
+          <w:szCs w:val="20"/>
+        </w:rPr>
+      </w:pPr>
+      <w:r>
+        <w:rPr>
+          <w:szCs w:val="20"/>
+        </w:rPr>
+        <w:t>A server might be pingable, but the service (WEB, MAIL, Proxy, DHCP, DNS, Database) might be frozen.</w:t>
+      </w:r>
+    </w:p>
+    <w:p>
+      <w:pPr>
+        <w:numPr>
+          <w:ilvl w:val="1"/>
+          <w:numId w:val="16"/>
+        </w:numPr>
+        <w:rPr>
+          <w:szCs w:val="20"/>
+        </w:rPr>
+      </w:pPr>
+      <w:r>
+        <w:rPr>
+          <w:b/>
+          <w:bCs/>
+          <w:szCs w:val="20"/>
+        </w:rPr>
+        <w:lastRenderedPageBreak/>
+        <w:t>DHCP:</w:t>
+      </w:r>
+      <w:r>
+        <w:rPr>
+          <w:szCs w:val="20"/>
+        </w:rPr>
+        <w:t xml:space="preserve"> Test lease availability to ensure students in LABs aren't getting APIPA addresses.</w:t>
+      </w:r>
+    </w:p>
+    <w:p>
+      <w:pPr>
+        <w:numPr>
+          <w:ilvl w:val="1"/>
+          <w:numId w:val="16"/>
+        </w:numPr>
+        <w:rPr>
+          <w:szCs w:val="20"/>
+        </w:rPr>
+      </w:pPr>
+      <w:r>
+        <w:rPr>
+          <w:b/>
+          <w:bCs/>
+          <w:szCs w:val="20"/>
+        </w:rPr>
+        <w:t>DNS:</w:t>
+      </w:r>
+      <w:r>
+        <w:rPr>
+          <w:szCs w:val="20"/>
+        </w:rPr>
+        <w:t xml:space="preserve"> Ensure internal hostnames resolve correctly to DMZ IPs.</w:t>
+      </w:r>
+    </w:p>
+    <w:p>
+      <w:pPr>
+        <w:numPr>
+          <w:ilvl w:val="1"/>
+          <w:numId w:val="16"/>
+        </w:numPr>
+        <w:rPr>
+          <w:szCs w:val="20"/>
+        </w:rPr>
+      </w:pPr>
+      <w:r>
+        <w:rPr>
+          <w:b/>
+          <w:bCs/>
+          <w:szCs w:val="20"/>
+        </w:rPr>
+        <w:t>Mail/Proxy:</w:t>
+      </w:r>
+      <w:r>
+        <w:rPr>
+          <w:szCs w:val="20"/>
+        </w:rPr>
+        <w:t xml:space="preserve"> Verify the Proxy is correctly filtering outbound internet traffic via </w:t>
+      </w:r>
+      <w:r>
+        <w:rPr>
+          <w:b/>
+          <w:bCs/>
+          <w:szCs w:val="20"/>
+        </w:rPr>
+        <w:t>Firewall2</w:t>
+      </w:r>
+      <w:r>
+        <w:rPr>
+          <w:szCs w:val="20"/>
+        </w:rPr>
+        <w:t>.</w:t>
+      </w:r>
+    </w:p>
+    <w:p>
+      <w:pPr>
+        <w:rPr>
+          <w:szCs w:val="20"/>
+        </w:rPr>
+      </w:pPr>
+    </w:p>
+    <w:p>
+      <w:pPr>
+        <w:pStyle w:val="Heading3"/>
+        <w:rPr>
+          <w:sz w:val="20"/>
+          <w:szCs w:val="20"/>
+        </w:rPr>
+      </w:pPr>
+      <w:r>
+        <w:rPr>
+          <w:sz w:val="20"/>
+          <w:szCs w:val="20"/>
+        </w:rPr>
+        <w:t>Security Policy &amp; Firewall Testing</w:t>
+      </w:r>
+    </w:p>
+    <w:p>
+      <w:pPr>
+        <w:numPr>
+          <w:ilvl w:val="0"/>
+          <w:numId w:val="17"/>
+        </w:numPr>
+        <w:rPr>
+          <w:szCs w:val="20"/>
+        </w:rPr>
+      </w:pPr>
+      <w:r>
+        <w:rPr>
+          <w:b/>
+          <w:bCs/>
+          <w:szCs w:val="20"/>
+        </w:rPr>
+        <w:t>Method:</w:t>
+      </w:r>
+      <w:r>
+        <w:rPr>
+          <w:szCs w:val="20"/>
+        </w:rPr>
+        <w:t xml:space="preserve"> Penetration testing and ACL validation.</w:t>
+      </w:r>
+    </w:p>
+    <w:p>
+      <w:pPr>
+        <w:numPr>
+          <w:ilvl w:val="0"/>
+          <w:numId w:val="17"/>
+        </w:numPr>
+        <w:rPr>
+          <w:szCs w:val="20"/>
+        </w:rPr>
+      </w:pPr>
+      <w:r>
+        <w:rPr>
+          <w:b/>
+          <w:bCs/>
+          <w:szCs w:val="20"/>
+        </w:rPr>
+        <w:t>Target:</w:t>
+      </w:r>
+      <w:r>
+        <w:rPr>
+          <w:szCs w:val="20"/>
+        </w:rPr>
+        <w:t xml:space="preserve"> Firewall2 (ASA).</w:t>
+      </w:r>
+    </w:p>
+    <w:p>
+      <w:pPr>
+        <w:rPr>
+          <w:szCs w:val="20"/>
+        </w:rPr>
+      </w:pPr>
+      <w:r>
+        <w:rPr>
+          <w:szCs w:val="20"/>
+        </w:rPr>
+        <w:t>We must verify that the INSIDE_IN ACL is strictly enforced. Testing involves attempting to initiate a connection from the DMZ Database to an Admin PC (VLAN 30).</w:t>
       </w:r>
     </w:p>
     <w:p>
@@ -3019,622 +2528,123 @@
         <w:pStyle w:val="ListParagraph"/>
         <w:numPr>
           <w:ilvl w:val="0"/>
-          <w:numId w:val="25"/>
+          <w:numId w:val="21"/>
         </w:numPr>
-        <w:jc w:val="both"/>
-        <w:rPr>
-          <w:rFonts w:ascii="Arial" w:hAnsi="Arial" w:cs="Arial"/>
-        </w:rPr>
-      </w:pPr>
-      <w:r>
-        <w:rPr>
-          <w:rFonts w:ascii="Arial" w:hAnsi="Arial" w:cs="Arial"/>
+        <w:rPr>
+          <w:szCs w:val="20"/>
+        </w:rPr>
+      </w:pPr>
+      <w:r>
+        <w:rPr>
+          <w:b/>
           <w:bCs/>
-        </w:rPr>
-        <w:t>Method:</w:t>
-      </w:r>
-      <w:r>
-        <w:rPr>
-          <w:rFonts w:ascii="Arial" w:hAnsi="Arial" w:cs="Arial"/>
-        </w:rPr>
-        <w:t xml:space="preserve"> Hop-by-hop ping and traceroute.</w:t>
-      </w:r>
-    </w:p>
-    <w:p>
-      <w:pPr>
-        <w:pStyle w:val="ListParagraph"/>
+          <w:szCs w:val="20"/>
+        </w:rPr>
+        <w:t>Success Criteria:</w:t>
+      </w:r>
+      <w:r>
+        <w:rPr>
+          <w:szCs w:val="20"/>
+        </w:rPr>
+        <w:t xml:space="preserve"> The connection must be dropped by Firewall2, confirming that servers cannot initiate sessions into the LAN.</w:t>
+      </w:r>
+    </w:p>
+    <w:p>
+      <w:pPr>
+        <w:rPr>
+          <w:szCs w:val="20"/>
+        </w:rPr>
+      </w:pPr>
+    </w:p>
+    <w:p>
+      <w:pPr>
+        <w:pStyle w:val="Heading3"/>
+        <w:rPr>
+          <w:sz w:val="20"/>
+          <w:szCs w:val="20"/>
+        </w:rPr>
+      </w:pPr>
+      <w:r>
+        <w:rPr>
+          <w:sz w:val="20"/>
+          <w:szCs w:val="20"/>
+        </w:rPr>
+        <w:t>Maintenance and Hardware Testing</w:t>
+      </w:r>
+    </w:p>
+    <w:p>
+      <w:pPr>
         <w:numPr>
           <w:ilvl w:val="0"/>
-          <w:numId w:val="25"/>
+          <w:numId w:val="18"/>
         </w:numPr>
-        <w:jc w:val="both"/>
-        <w:rPr>
-          <w:rFonts w:ascii="Arial" w:hAnsi="Arial" w:cs="Arial"/>
-        </w:rPr>
-      </w:pPr>
-      <w:r>
-        <w:rPr>
-          <w:rFonts w:ascii="Arial" w:hAnsi="Arial" w:cs="Arial"/>
+        <w:rPr>
+          <w:szCs w:val="20"/>
+        </w:rPr>
+      </w:pPr>
+      <w:r>
+        <w:rPr>
+          <w:b/>
           <w:bCs/>
-        </w:rPr>
-        <w:t>Target:</w:t>
-      </w:r>
-      <w:r>
-        <w:rPr>
-          <w:rFonts w:ascii="Arial" w:hAnsi="Arial" w:cs="Arial"/>
-        </w:rPr>
-        <w:t xml:space="preserve"> Testing from a PC in LAB1 (VLAN 10) to the Database Server in the DMZ (VLAN 50).</w:t>
-      </w:r>
-    </w:p>
-    <w:p>
-      <w:pPr>
-        <w:jc w:val="both"/>
-        <w:rPr>
-          <w:rFonts w:ascii="Arial" w:hAnsi="Arial" w:cs="Arial"/>
-        </w:rPr>
-      </w:pPr>
-      <w:r>
-        <w:rPr>
-          <w:rFonts w:ascii="Arial" w:hAnsi="Arial" w:cs="Arial"/>
-        </w:rPr>
-        <w:t>To verify that the routing path (MS1 -&gt; Firewall2 -&gt; MS2) is consistent. Any change in the number of hops indicates a routing failure or an unplanned failover.</w:t>
-      </w:r>
-    </w:p>
-    <w:p>
-      <w:pPr>
-        <w:jc w:val="both"/>
-        <w:rPr>
-          <w:rFonts w:ascii="Arial" w:hAnsi="Arial" w:cs="Arial"/>
-        </w:rPr>
-      </w:pPr>
-    </w:p>
-    <w:p>
-      <w:pPr>
-        <w:pStyle w:val="Heading3"/>
-        <w:jc w:val="both"/>
-        <w:rPr>
-          <w:rFonts w:ascii="Arial" w:hAnsi="Arial" w:cs="Arial"/>
-          <w:sz w:val="24"/>
-        </w:rPr>
-      </w:pPr>
-      <w:r>
-        <w:rPr>
-          <w:rFonts w:ascii="Arial" w:hAnsi="Arial" w:cs="Arial"/>
-          <w:sz w:val="24"/>
-        </w:rPr>
-        <w:t>Voice Quality of Service (QoS) Testing</w:t>
-      </w:r>
-    </w:p>
-    <w:p>
-      <w:pPr>
-        <w:pStyle w:val="ListParagraph"/>
+          <w:szCs w:val="20"/>
+        </w:rPr>
+        <w:t>Method:</w:t>
+      </w:r>
+      <w:r>
+        <w:rPr>
+          <w:szCs w:val="20"/>
+        </w:rPr>
+        <w:t xml:space="preserve"> Resource monitoring (CPU/RAM) and Error-Counter checks.</w:t>
+      </w:r>
+    </w:p>
+    <w:p>
+      <w:pPr>
         <w:numPr>
           <w:ilvl w:val="0"/>
-          <w:numId w:val="26"/>
+          <w:numId w:val="18"/>
         </w:numPr>
-        <w:jc w:val="both"/>
-        <w:rPr>
-          <w:rFonts w:ascii="Arial" w:hAnsi="Arial" w:cs="Arial"/>
-        </w:rPr>
-      </w:pPr>
-      <w:r>
-        <w:rPr>
-          <w:rFonts w:ascii="Arial" w:hAnsi="Arial" w:cs="Arial"/>
+        <w:rPr>
+          <w:szCs w:val="20"/>
+        </w:rPr>
+      </w:pPr>
+      <w:r>
+        <w:rPr>
+          <w:b/>
           <w:bCs/>
-        </w:rPr>
-        <w:t>Method:</w:t>
-      </w:r>
-      <w:r>
-        <w:rPr>
-          <w:rFonts w:ascii="Arial" w:hAnsi="Arial" w:cs="Arial"/>
-        </w:rPr>
-        <w:t xml:space="preserve"> Jitter and Latency monitoring on IP Phone VLANs.</w:t>
-      </w:r>
-    </w:p>
-    <w:p>
-      <w:pPr>
-        <w:pStyle w:val="ListParagraph"/>
-        <w:numPr>
-          <w:ilvl w:val="0"/>
-          <w:numId w:val="26"/>
-        </w:numPr>
-        <w:jc w:val="both"/>
-        <w:rPr>
-          <w:rFonts w:ascii="Arial" w:hAnsi="Arial" w:cs="Arial"/>
-        </w:rPr>
-      </w:pPr>
-      <w:r>
-        <w:rPr>
-          <w:rFonts w:ascii="Arial" w:hAnsi="Arial" w:cs="Arial"/>
-          <w:bCs/>
+          <w:szCs w:val="20"/>
         </w:rPr>
         <w:t>Target:</w:t>
       </w:r>
       <w:r>
         <w:rPr>
-          <w:rFonts w:ascii="Arial" w:hAnsi="Arial" w:cs="Arial"/>
-        </w:rPr>
-        <w:t xml:space="preserve"> IP Phones connected to MS3, MS4, MS6, and MS7.</w:t>
-      </w:r>
-    </w:p>
-    <w:p>
-      <w:pPr>
-        <w:jc w:val="both"/>
-        <w:rPr>
-          <w:rFonts w:ascii="Arial" w:hAnsi="Arial" w:cs="Arial"/>
-        </w:rPr>
-      </w:pPr>
-      <w:r>
-        <w:rPr>
-          <w:rFonts w:ascii="Arial" w:hAnsi="Arial" w:cs="Arial"/>
-        </w:rPr>
-        <w:lastRenderedPageBreak/>
-        <w:t>To verify v</w:t>
-      </w:r>
-      <w:r>
-        <w:rPr>
-          <w:rFonts w:ascii="Arial" w:hAnsi="Arial" w:cs="Arial"/>
-        </w:rPr>
-        <w:t xml:space="preserve">oice traffic is extremely sensitive. Testing ensures that the 802.1Q tags are being respected across the </w:t>
-      </w:r>
-      <w:r>
-        <w:rPr>
-          <w:rFonts w:ascii="Arial" w:hAnsi="Arial" w:cs="Arial"/>
-          <w:bCs/>
-        </w:rPr>
-        <w:t>MS0</w:t>
-      </w:r>
-      <w:r>
-        <w:rPr>
-          <w:rFonts w:ascii="Arial" w:hAnsi="Arial" w:cs="Arial"/>
-        </w:rPr>
-        <w:t xml:space="preserve"> aggregation switch and that the "priority" queue isn't being dropped by heavy data downloads in the Labs.</w:t>
-      </w:r>
-    </w:p>
-    <w:p>
-      <w:pPr>
-        <w:jc w:val="both"/>
-        <w:rPr>
-          <w:rFonts w:ascii="Arial" w:hAnsi="Arial" w:cs="Arial"/>
-        </w:rPr>
-      </w:pPr>
-    </w:p>
-    <w:p>
-      <w:pPr>
-        <w:pStyle w:val="Heading3"/>
-        <w:jc w:val="both"/>
-        <w:rPr>
-          <w:rFonts w:ascii="Arial" w:hAnsi="Arial" w:cs="Arial"/>
-          <w:sz w:val="24"/>
-        </w:rPr>
-      </w:pPr>
-      <w:r>
-        <w:rPr>
-          <w:rFonts w:ascii="Arial" w:hAnsi="Arial" w:cs="Arial"/>
-          <w:sz w:val="24"/>
-        </w:rPr>
-        <w:t>DMZ Service Application Testing</w:t>
-      </w:r>
-    </w:p>
-    <w:p>
-      <w:pPr>
-        <w:pStyle w:val="ListParagraph"/>
-        <w:numPr>
-          <w:ilvl w:val="0"/>
-          <w:numId w:val="27"/>
-        </w:numPr>
-        <w:jc w:val="both"/>
-        <w:rPr>
-          <w:rFonts w:ascii="Arial" w:hAnsi="Arial" w:cs="Arial"/>
-        </w:rPr>
-      </w:pPr>
-      <w:r>
-        <w:rPr>
-          <w:rFonts w:ascii="Arial" w:hAnsi="Arial" w:cs="Arial"/>
-          <w:bCs/>
-        </w:rPr>
-        <w:t>Method:</w:t>
-      </w:r>
-      <w:r>
-        <w:rPr>
-          <w:rFonts w:ascii="Arial" w:hAnsi="Arial" w:cs="Arial"/>
-        </w:rPr>
-        <w:t xml:space="preserve"> Synthetic transactions (DNS Lookups, DHCP Lease requests, HTTP HEAD requests).</w:t>
-      </w:r>
-    </w:p>
-    <w:p>
-      <w:pPr>
-        <w:pStyle w:val="ListParagraph"/>
-        <w:numPr>
-          <w:ilvl w:val="0"/>
-          <w:numId w:val="27"/>
-        </w:numPr>
-        <w:jc w:val="both"/>
-        <w:rPr>
-          <w:rFonts w:ascii="Arial" w:hAnsi="Arial" w:cs="Arial"/>
-        </w:rPr>
-      </w:pPr>
-      <w:r>
-        <w:rPr>
-          <w:rFonts w:ascii="Arial" w:hAnsi="Arial" w:cs="Arial"/>
-          <w:bCs/>
-        </w:rPr>
-        <w:t>Target:</w:t>
-      </w:r>
-      <w:r>
-        <w:rPr>
-          <w:rFonts w:ascii="Arial" w:hAnsi="Arial" w:cs="Arial"/>
-        </w:rPr>
-        <w:t xml:space="preserve"> WEB, MAIL, Proxy, DHCP, DNS, Database.</w:t>
-      </w:r>
-    </w:p>
-    <w:p>
-      <w:pPr>
-        <w:jc w:val="both"/>
-        <w:rPr>
-          <w:rFonts w:ascii="Arial" w:hAnsi="Arial" w:cs="Arial"/>
-        </w:rPr>
-      </w:pPr>
-    </w:p>
-    <w:p>
-      <w:pPr>
-        <w:jc w:val="both"/>
-        <w:rPr>
-          <w:rFonts w:ascii="Arial" w:hAnsi="Arial" w:cs="Arial"/>
-        </w:rPr>
-      </w:pPr>
-      <w:r>
-        <w:rPr>
-          <w:rFonts w:ascii="Arial" w:hAnsi="Arial" w:cs="Arial"/>
-          <w:bCs/>
-        </w:rPr>
-        <w:t xml:space="preserve">To verify </w:t>
-      </w:r>
-      <w:r>
-        <w:rPr>
-          <w:rFonts w:ascii="Arial" w:hAnsi="Arial" w:cs="Arial"/>
-        </w:rPr>
-        <w:t>that a</w:t>
-      </w:r>
-      <w:r>
-        <w:rPr>
-          <w:rFonts w:ascii="Arial" w:hAnsi="Arial" w:cs="Arial"/>
-        </w:rPr>
-        <w:t xml:space="preserve"> server </w:t>
-      </w:r>
-      <w:r>
-        <w:rPr>
-          <w:rFonts w:ascii="Arial" w:hAnsi="Arial" w:cs="Arial"/>
-        </w:rPr>
-        <w:t>is</w:t>
-      </w:r>
-      <w:r>
-        <w:rPr>
-          <w:rFonts w:ascii="Arial" w:hAnsi="Arial" w:cs="Arial"/>
-        </w:rPr>
-        <w:t xml:space="preserve"> pingable, but the service (WEB, MAIL, Proxy, DHCP, DNS, Database) might be frozen.</w:t>
-      </w:r>
-    </w:p>
-    <w:p>
-      <w:pPr>
-        <w:pStyle w:val="ListParagraph"/>
-        <w:numPr>
-          <w:ilvl w:val="0"/>
-          <w:numId w:val="28"/>
-        </w:numPr>
-        <w:jc w:val="both"/>
-        <w:rPr>
-          <w:rFonts w:ascii="Arial" w:hAnsi="Arial" w:cs="Arial"/>
-        </w:rPr>
-      </w:pPr>
-      <w:r>
-        <w:rPr>
-          <w:rFonts w:ascii="Arial" w:hAnsi="Arial" w:cs="Arial"/>
-          <w:bCs/>
-        </w:rPr>
-        <w:t>DHCP:</w:t>
-      </w:r>
-      <w:r>
-        <w:rPr>
-          <w:rFonts w:ascii="Arial" w:hAnsi="Arial" w:cs="Arial"/>
-        </w:rPr>
-        <w:t xml:space="preserve"> Test lease availability to ensure students in LABs aren't getting APIPA addresses.</w:t>
-      </w:r>
-    </w:p>
-    <w:p>
-      <w:pPr>
-        <w:pStyle w:val="ListParagraph"/>
-        <w:numPr>
-          <w:ilvl w:val="0"/>
-          <w:numId w:val="28"/>
-        </w:numPr>
-        <w:jc w:val="both"/>
-        <w:rPr>
-          <w:rFonts w:ascii="Arial" w:hAnsi="Arial" w:cs="Arial"/>
-        </w:rPr>
-      </w:pPr>
-      <w:r>
-        <w:rPr>
-          <w:rFonts w:ascii="Arial" w:hAnsi="Arial" w:cs="Arial"/>
-          <w:bCs/>
-        </w:rPr>
-        <w:t>DNS:</w:t>
-      </w:r>
-      <w:r>
-        <w:rPr>
-          <w:rFonts w:ascii="Arial" w:hAnsi="Arial" w:cs="Arial"/>
-        </w:rPr>
-        <w:t xml:space="preserve"> Ensure internal hostnames resolve correctly to DMZ IPs.</w:t>
-      </w:r>
-    </w:p>
-    <w:p>
-      <w:pPr>
-        <w:pStyle w:val="ListParagraph"/>
-        <w:numPr>
-          <w:ilvl w:val="0"/>
-          <w:numId w:val="28"/>
-        </w:numPr>
-        <w:jc w:val="both"/>
-        <w:rPr>
-          <w:rFonts w:ascii="Arial" w:hAnsi="Arial" w:cs="Arial"/>
-        </w:rPr>
-      </w:pPr>
-      <w:r>
-        <w:rPr>
-          <w:rFonts w:ascii="Arial" w:hAnsi="Arial" w:cs="Arial"/>
-          <w:bCs/>
-        </w:rPr>
-        <w:t>Mail/Proxy:</w:t>
-      </w:r>
-      <w:r>
-        <w:rPr>
-          <w:rFonts w:ascii="Arial" w:hAnsi="Arial" w:cs="Arial"/>
-        </w:rPr>
-        <w:t xml:space="preserve"> Verify the Proxy is correctly filtering outbound internet traffic via </w:t>
-      </w:r>
-      <w:r>
-        <w:rPr>
-          <w:rFonts w:ascii="Arial" w:hAnsi="Arial" w:cs="Arial"/>
-          <w:bCs/>
-        </w:rPr>
-        <w:t>Firewall2</w:t>
-      </w:r>
-      <w:r>
-        <w:rPr>
-          <w:rFonts w:ascii="Arial" w:hAnsi="Arial" w:cs="Arial"/>
-        </w:rPr>
-        <w:t>.</w:t>
-      </w:r>
-    </w:p>
-    <w:p>
-      <w:pPr>
-        <w:jc w:val="both"/>
-        <w:rPr>
-          <w:rFonts w:ascii="Arial" w:hAnsi="Arial" w:cs="Arial"/>
-        </w:rPr>
-      </w:pPr>
-    </w:p>
-    <w:p>
-      <w:pPr>
-        <w:pStyle w:val="Heading3"/>
-        <w:jc w:val="both"/>
-        <w:rPr>
-          <w:rFonts w:ascii="Arial" w:hAnsi="Arial" w:cs="Arial"/>
-          <w:sz w:val="24"/>
-        </w:rPr>
-      </w:pPr>
-      <w:r>
-        <w:rPr>
-          <w:rFonts w:ascii="Arial" w:hAnsi="Arial" w:cs="Arial"/>
-          <w:sz w:val="24"/>
-        </w:rPr>
-        <w:t>Security Policy &amp; Firewall Testing</w:t>
-      </w:r>
-    </w:p>
-    <w:p>
-      <w:pPr>
-        <w:pStyle w:val="ListParagraph"/>
-        <w:numPr>
-          <w:ilvl w:val="0"/>
-          <w:numId w:val="29"/>
-        </w:numPr>
-        <w:jc w:val="both"/>
-        <w:rPr>
-          <w:rFonts w:ascii="Arial" w:hAnsi="Arial" w:cs="Arial"/>
-        </w:rPr>
-      </w:pPr>
-      <w:r>
-        <w:rPr>
-          <w:rFonts w:ascii="Arial" w:hAnsi="Arial" w:cs="Arial"/>
-          <w:bCs/>
-        </w:rPr>
-        <w:t>Method:</w:t>
-      </w:r>
-      <w:r>
-        <w:rPr>
-          <w:rFonts w:ascii="Arial" w:hAnsi="Arial" w:cs="Arial"/>
-        </w:rPr>
-        <w:t xml:space="preserve"> Penetration testing and ACL validation.</w:t>
-      </w:r>
-    </w:p>
-    <w:p>
-      <w:pPr>
-        <w:pStyle w:val="ListParagraph"/>
-        <w:numPr>
-          <w:ilvl w:val="0"/>
-          <w:numId w:val="29"/>
-        </w:numPr>
-        <w:jc w:val="both"/>
-        <w:rPr>
-          <w:rFonts w:ascii="Arial" w:hAnsi="Arial" w:cs="Arial"/>
-        </w:rPr>
-      </w:pPr>
-      <w:r>
-        <w:rPr>
-          <w:rFonts w:ascii="Arial" w:hAnsi="Arial" w:cs="Arial"/>
-          <w:bCs/>
-        </w:rPr>
-        <w:t>Target:</w:t>
-      </w:r>
-      <w:r>
-        <w:rPr>
-          <w:rFonts w:ascii="Arial" w:hAnsi="Arial" w:cs="Arial"/>
-        </w:rPr>
-        <w:t xml:space="preserve"> Firewall2 (ASA).</w:t>
-      </w:r>
-    </w:p>
-    <w:p>
-      <w:pPr>
-        <w:jc w:val="both"/>
-        <w:rPr>
-          <w:rFonts w:ascii="Arial" w:hAnsi="Arial" w:cs="Arial"/>
-        </w:rPr>
-      </w:pPr>
-    </w:p>
-    <w:p>
-      <w:pPr>
-        <w:jc w:val="both"/>
-        <w:rPr>
-          <w:rFonts w:ascii="Arial" w:hAnsi="Arial" w:cs="Arial"/>
-        </w:rPr>
-      </w:pPr>
-      <w:r>
-        <w:rPr>
-          <w:rFonts w:ascii="Arial" w:hAnsi="Arial" w:cs="Arial"/>
-        </w:rPr>
-        <w:t>We must verify that the INSIDE_IN ACL is strictly enforced. Testing involves attempting to initiate a connection from the DMZ Database to an Admin PC (VLAN 30). The connection must be dropped by Firewall2, confirming that servers cannot initiate sessions into the LAN.</w:t>
-      </w:r>
-    </w:p>
-    <w:p>
-      <w:pPr>
-        <w:jc w:val="both"/>
-        <w:rPr>
-          <w:rFonts w:ascii="Arial" w:hAnsi="Arial" w:cs="Arial"/>
-        </w:rPr>
-      </w:pPr>
-    </w:p>
-    <w:p>
-      <w:pPr>
-        <w:pStyle w:val="Heading3"/>
-        <w:jc w:val="both"/>
-        <w:rPr>
-          <w:rFonts w:ascii="Arial" w:hAnsi="Arial" w:cs="Arial"/>
-          <w:sz w:val="24"/>
-        </w:rPr>
-      </w:pPr>
-      <w:r>
-        <w:rPr>
-          <w:rFonts w:ascii="Arial" w:hAnsi="Arial" w:cs="Arial"/>
-          <w:sz w:val="24"/>
-        </w:rPr>
-        <w:t>Maintenance and Hardware Testing</w:t>
-      </w:r>
-    </w:p>
-    <w:p>
-      <w:pPr>
-        <w:pStyle w:val="ListParagraph"/>
-        <w:numPr>
-          <w:ilvl w:val="0"/>
-          <w:numId w:val="30"/>
-        </w:numPr>
-        <w:jc w:val="both"/>
-        <w:rPr>
-          <w:rFonts w:ascii="Arial" w:hAnsi="Arial" w:cs="Arial"/>
-        </w:rPr>
-      </w:pPr>
-      <w:r>
-        <w:rPr>
-          <w:rFonts w:ascii="Arial" w:hAnsi="Arial" w:cs="Arial"/>
-          <w:bCs/>
-        </w:rPr>
-        <w:t>Method:</w:t>
-      </w:r>
-      <w:r>
-        <w:rPr>
-          <w:rFonts w:ascii="Arial" w:hAnsi="Arial" w:cs="Arial"/>
-        </w:rPr>
-        <w:t xml:space="preserve"> Resource monitoring (CPU/RAM) and Error-Counter checks.</w:t>
-      </w:r>
-    </w:p>
-    <w:p>
-      <w:pPr>
-        <w:pStyle w:val="ListParagraph"/>
-        <w:numPr>
-          <w:ilvl w:val="0"/>
-          <w:numId w:val="30"/>
-        </w:numPr>
-        <w:jc w:val="both"/>
-        <w:rPr>
-          <w:rFonts w:ascii="Arial" w:hAnsi="Arial" w:cs="Arial"/>
-        </w:rPr>
-      </w:pPr>
-      <w:r>
-        <w:rPr>
-          <w:rFonts w:ascii="Arial" w:hAnsi="Arial" w:cs="Arial"/>
-          <w:bCs/>
-        </w:rPr>
-        <w:t>Target:</w:t>
-      </w:r>
-      <w:r>
-        <w:rPr>
-          <w:rFonts w:ascii="Arial" w:hAnsi="Arial" w:cs="Arial"/>
+          <w:szCs w:val="20"/>
         </w:rPr>
         <w:t xml:space="preserve"> MS1 (Core) and MS2 (DMZ Gateway).</w:t>
       </w:r>
     </w:p>
     <w:p>
       <w:pPr>
-        <w:jc w:val="both"/>
-        <w:rPr>
-          <w:rFonts w:ascii="Arial" w:hAnsi="Arial" w:cs="Arial"/>
-          <w:bCs/>
-        </w:rPr>
-      </w:pPr>
-    </w:p>
-    <w:p>
-      <w:pPr>
-        <w:jc w:val="both"/>
-        <w:rPr>
-          <w:rFonts w:ascii="Arial" w:hAnsi="Arial" w:cs="Arial"/>
-        </w:rPr>
-      </w:pPr>
-      <w:r>
-        <w:rPr>
-          <w:rFonts w:ascii="Arial" w:hAnsi="Arial" w:cs="Arial"/>
-          <w:bCs/>
-        </w:rPr>
-        <w:t xml:space="preserve">Chak the resources usage, </w:t>
-      </w:r>
-      <w:r>
-        <w:rPr>
-          <w:rFonts w:ascii="Arial" w:hAnsi="Arial" w:cs="Arial"/>
-        </w:rPr>
-        <w:t xml:space="preserve">High CPU on MS1 could lead to dropped packets. We </w:t>
-      </w:r>
-      <w:r>
-        <w:rPr>
-          <w:rFonts w:ascii="Arial" w:hAnsi="Arial" w:cs="Arial"/>
-        </w:rPr>
-        <w:t xml:space="preserve">will </w:t>
-      </w:r>
-      <w:r>
-        <w:rPr>
-          <w:rFonts w:ascii="Arial" w:hAnsi="Arial" w:cs="Arial"/>
-        </w:rPr>
-        <w:t>check show processes CPU and show interfaces to look for "input errors" or "CRCs" which indicate faulty cabling between the switches and the PC/Printers.</w:t>
-      </w:r>
-    </w:p>
-    <w:p>
-      <w:pPr>
-        <w:jc w:val="both"/>
-        <w:rPr>
-          <w:rFonts w:ascii="Arial" w:hAnsi="Arial" w:cs="Arial"/>
+        <w:rPr>
+          <w:szCs w:val="20"/>
+        </w:rPr>
+      </w:pPr>
+      <w:r>
+        <w:rPr>
+          <w:szCs w:val="20"/>
+        </w:rPr>
+        <w:t>High CPU on MS1 could lead to dropped packets. We check show processes CPU and show interfaces to look for "input errors" or "CRCs" which indicate faulty cabling between the switches and the PC/Printers.</w:t>
+      </w:r>
+    </w:p>
+    <w:p>
+      <w:pPr>
+        <w:rPr>
           <w:b/>
-        </w:rPr>
-      </w:pPr>
-      <w:r>
-        <w:rPr>
-          <w:rFonts w:ascii="Arial" w:hAnsi="Arial" w:cs="Arial"/>
+          <w:szCs w:val="20"/>
+        </w:rPr>
+      </w:pPr>
+      <w:r>
+        <w:rPr>
+          <w:szCs w:val="20"/>
         </w:rPr>
         <w:br w:type="page"/>
       </w:r>
@@ -3642,13 +2652,10 @@
     <w:p>
       <w:pPr>
         <w:pStyle w:val="Heading1"/>
-        <w:rPr>
-          <w:rFonts w:ascii="Arial" w:eastAsia="Arial" w:hAnsi="Arial" w:cs="Arial"/>
-        </w:rPr>
-      </w:pPr>
-      <w:r>
-        <w:rPr>
-          <w:rFonts w:ascii="Arial" w:eastAsia="Arial" w:hAnsi="Arial" w:cs="Arial"/>
+      </w:pPr>
+      <w:r>
+        <w:rPr>
+          <w:highlight w:val="yellow"/>
         </w:rPr>
         <w:lastRenderedPageBreak/>
         <w:t>Network testing and monitoring tools</w:t>
@@ -3666,14 +2673,14 @@
         <w:spacing w:before="120" w:after="120" w:line="288" w:lineRule="auto"/>
         <w:jc w:val="both"/>
         <w:rPr>
-          <w:rFonts w:ascii="Arial" w:eastAsia="Arial" w:hAnsi="Arial" w:cs="Arial"/>
+          <w:rFonts w:eastAsia="Arial"/>
           <w:color w:val="000000"/>
           <w:szCs w:val="20"/>
         </w:rPr>
       </w:pPr>
       <w:r>
         <w:rPr>
-          <w:rFonts w:ascii="Arial" w:eastAsia="Arial" w:hAnsi="Arial" w:cs="Arial"/>
+          <w:rFonts w:eastAsia="Arial"/>
           <w:color w:val="000000"/>
           <w:szCs w:val="20"/>
         </w:rPr>
@@ -3681,7 +2688,7 @@
       </w:r>
       <w:r>
         <w:rPr>
-          <w:rFonts w:ascii="Arial" w:eastAsia="Arial" w:hAnsi="Arial" w:cs="Arial"/>
+          <w:rFonts w:eastAsia="Arial"/>
           <w:color w:val="000000"/>
           <w:szCs w:val="20"/>
         </w:rPr>
@@ -3689,7 +2696,7 @@
       </w:r>
       <w:r>
         <w:rPr>
-          <w:rFonts w:ascii="Arial" w:eastAsia="Arial" w:hAnsi="Arial" w:cs="Arial"/>
+          <w:rFonts w:eastAsia="Arial"/>
           <w:color w:val="000000"/>
           <w:szCs w:val="20"/>
         </w:rPr>
@@ -3706,15 +2713,26 @@
           <w:between w:val="nil"/>
         </w:pBdr>
         <w:spacing w:before="120" w:after="120" w:line="288" w:lineRule="auto"/>
-        <w:jc w:val="both"/>
-        <w:rPr>
-          <w:rFonts w:ascii="Arial" w:eastAsia="Arial" w:hAnsi="Arial" w:cs="Arial"/>
+        <w:rPr>
+          <w:rFonts w:eastAsia="Arial"/>
           <w:b/>
           <w:bCs/>
           <w:color w:val="000000"/>
           <w:szCs w:val="20"/>
-        </w:rPr>
-      </w:pPr>
+          <w:highlight w:val="yellow"/>
+        </w:rPr>
+      </w:pPr>
+      <w:r>
+        <w:rPr>
+          <w:rFonts w:eastAsia="Arial"/>
+          <w:b/>
+          <w:bCs/>
+          <w:color w:val="000000"/>
+          <w:szCs w:val="20"/>
+          <w:highlight w:val="yellow"/>
+        </w:rPr>
+        <w:t>3. Network Testing and Monitoring Tools</w:t>
+      </w:r>
     </w:p>
     <w:p>
       <w:pPr>
@@ -3727,22 +2745,60 @@
         </w:pBdr>
         <w:spacing w:before="120" w:after="120" w:line="288" w:lineRule="auto"/>
         <w:rPr>
-          <w:rFonts w:ascii="Arial" w:eastAsia="Arial" w:hAnsi="Arial" w:cs="Arial"/>
+          <w:rFonts w:eastAsia="Arial"/>
+          <w:color w:val="000000"/>
+          <w:szCs w:val="20"/>
+          <w:highlight w:val="yellow"/>
+        </w:rPr>
+      </w:pPr>
+      <w:r>
+        <w:rPr>
+          <w:rFonts w:eastAsia="Arial"/>
+          <w:color w:val="000000"/>
+          <w:szCs w:val="20"/>
+          <w:highlight w:val="yellow"/>
+        </w:rPr>
+        <w:t xml:space="preserve">To ensure total visibility of the infrastructure—from IP phones in the labs to critical servers in the DMZ—a hybrid approach will be utilised. This combines direct </w:t>
+      </w:r>
+      <w:r>
+        <w:rPr>
+          <w:rFonts w:eastAsia="Arial"/>
           <w:b/>
           <w:bCs/>
           <w:color w:val="000000"/>
           <w:szCs w:val="20"/>
-        </w:rPr>
-      </w:pPr>
-      <w:r>
-        <w:rPr>
-          <w:rFonts w:ascii="Arial" w:eastAsia="Arial" w:hAnsi="Arial" w:cs="Arial"/>
+          <w:highlight w:val="yellow"/>
+        </w:rPr>
+        <w:t>Command Line Interface (CLI)</w:t>
+      </w:r>
+      <w:r>
+        <w:rPr>
+          <w:rFonts w:eastAsia="Arial"/>
+          <w:color w:val="000000"/>
+          <w:szCs w:val="20"/>
+          <w:highlight w:val="yellow"/>
+        </w:rPr>
+        <w:t xml:space="preserve"> diagnostics for immediate resolution with </w:t>
+      </w:r>
+      <w:r>
+        <w:rPr>
+          <w:rFonts w:eastAsia="Arial"/>
           <w:b/>
           <w:bCs/>
           <w:color w:val="000000"/>
           <w:szCs w:val="20"/>
-        </w:rPr>
-        <w:t>Cisco CLI Diagnostic Tools</w:t>
+          <w:highlight w:val="yellow"/>
+        </w:rPr>
+        <w:t>specialised software</w:t>
+      </w:r>
+      <w:r>
+        <w:rPr>
+          <w:rFonts w:eastAsia="Arial"/>
+          <w:color w:val="000000"/>
+          <w:szCs w:val="20"/>
+          <w:highlight w:val="yellow"/>
+        </w:rPr>
+        <w:t xml:space="preserve"> for trend analysis and proactive health monitoring.</w:t>
       </w:r>
     </w:p>
     <w:p>
@@ -3756,34 +2812,24 @@
         </w:pBdr>
         <w:spacing w:before="120" w:after="120" w:line="288" w:lineRule="auto"/>
         <w:rPr>
-          <w:rFonts w:ascii="Arial" w:eastAsia="Arial" w:hAnsi="Arial" w:cs="Arial"/>
+          <w:rFonts w:eastAsia="Arial"/>
+          <w:b/>
+          <w:bCs/>
           <w:color w:val="000000"/>
           <w:szCs w:val="20"/>
-        </w:rPr>
-      </w:pPr>
-      <w:r>
-        <w:rPr>
-          <w:rFonts w:ascii="Arial" w:eastAsia="Arial" w:hAnsi="Arial" w:cs="Arial"/>
+          <w:highlight w:val="yellow"/>
+        </w:rPr>
+      </w:pPr>
+      <w:r>
+        <w:rPr>
+          <w:rFonts w:eastAsia="Arial"/>
+          <w:b/>
+          <w:bCs/>
           <w:color w:val="000000"/>
           <w:szCs w:val="20"/>
-        </w:rPr>
-        <w:t xml:space="preserve">Before deploying external software, the native capabilities of the Cisco IOS and ASA software are the first line of </w:t>
-      </w:r>
-      <w:r>
-        <w:rPr>
-          <w:rFonts w:ascii="Arial" w:eastAsia="Arial" w:hAnsi="Arial" w:cs="Arial"/>
-          <w:color w:val="000000"/>
-          <w:szCs w:val="20"/>
-        </w:rPr>
-        <w:t>defence</w:t>
-      </w:r>
-      <w:r>
-        <w:rPr>
-          <w:rFonts w:ascii="Arial" w:eastAsia="Arial" w:hAnsi="Arial" w:cs="Arial"/>
-          <w:color w:val="000000"/>
-          <w:szCs w:val="20"/>
-        </w:rPr>
-        <w:t>.</w:t>
+          <w:highlight w:val="yellow"/>
+        </w:rPr>
+        <w:t>3.1 CLI-Based Diagnostic Framework</w:t>
       </w:r>
     </w:p>
     <w:p>
@@ -3797,24 +2843,887 @@
         </w:pBdr>
         <w:spacing w:before="120" w:after="120" w:line="288" w:lineRule="auto"/>
         <w:rPr>
-          <w:rFonts w:ascii="Arial" w:eastAsia="Arial" w:hAnsi="Arial" w:cs="Arial"/>
-          <w:b/>
-          <w:bCs/>
+          <w:rFonts w:eastAsia="Arial"/>
           <w:color w:val="000000"/>
           <w:szCs w:val="20"/>
-        </w:rPr>
-      </w:pPr>
-      <w:r>
-        <w:rPr>
-          <w:rFonts w:ascii="Arial" w:eastAsia="Arial" w:hAnsi="Arial" w:cs="Arial"/>
-          <w:b/>
-          <w:bCs/>
+          <w:highlight w:val="yellow"/>
+        </w:rPr>
+      </w:pPr>
+      <w:r>
+        <w:rPr>
+          <w:rFonts w:eastAsia="Arial"/>
           <w:color w:val="000000"/>
           <w:szCs w:val="20"/>
-        </w:rPr>
-        <w:t>3. Network Testing and Monitoring Tools</w:t>
-      </w:r>
-    </w:p>
+          <w:highlight w:val="yellow"/>
+        </w:rPr>
+        <w:t>The use of CLI commands allows Milestones University engineers to isolate faults in real-time without relying on external systems.</w:t>
+      </w:r>
+    </w:p>
+    <w:tbl>
+      <w:tblPr>
+        <w:tblW w:w="0" w:type="auto"/>
+        <w:tblCellSpacing w:w="15" w:type="dxa"/>
+        <w:tblCellMar>
+          <w:top w:w="15" w:type="dxa"/>
+          <w:left w:w="15" w:type="dxa"/>
+          <w:bottom w:w="15" w:type="dxa"/>
+          <w:right w:w="15" w:type="dxa"/>
+        </w:tblCellMar>
+        <w:tblLook w:val="04A0" w:firstRow="1" w:lastRow="0" w:firstColumn="1" w:lastColumn="0" w:noHBand="0" w:noVBand="1"/>
+      </w:tblPr>
+      <w:tblGrid>
+        <w:gridCol w:w="1794"/>
+        <w:gridCol w:w="2844"/>
+        <w:gridCol w:w="4366"/>
+      </w:tblGrid>
+      <w:tr>
+        <w:trPr>
+          <w:tblHeader/>
+          <w:tblCellSpacing w:w="15" w:type="dxa"/>
+        </w:trPr>
+        <w:tc>
+          <w:tcPr>
+            <w:tcW w:w="0" w:type="auto"/>
+            <w:tcBorders>
+              <w:top w:val="single" w:sz="6" w:space="0" w:color="auto"/>
+              <w:left w:val="single" w:sz="6" w:space="0" w:color="auto"/>
+              <w:bottom w:val="single" w:sz="6" w:space="0" w:color="auto"/>
+              <w:right w:val="single" w:sz="6" w:space="0" w:color="auto"/>
+            </w:tcBorders>
+            <w:vAlign w:val="center"/>
+            <w:hideMark/>
+          </w:tcPr>
+          <w:p>
+            <w:pPr>
+              <w:pBdr>
+                <w:top w:val="nil"/>
+                <w:left w:val="nil"/>
+                <w:bottom w:val="nil"/>
+                <w:right w:val="nil"/>
+                <w:between w:val="nil"/>
+              </w:pBdr>
+              <w:spacing w:before="120" w:after="120" w:line="288" w:lineRule="auto"/>
+              <w:rPr>
+                <w:rFonts w:eastAsia="Arial"/>
+                <w:color w:val="000000"/>
+                <w:szCs w:val="20"/>
+                <w:highlight w:val="yellow"/>
+              </w:rPr>
+            </w:pPr>
+            <w:r>
+              <w:rPr>
+                <w:rFonts w:eastAsia="Arial"/>
+                <w:b/>
+                <w:bCs/>
+                <w:color w:val="000000"/>
+                <w:szCs w:val="20"/>
+                <w:highlight w:val="yellow"/>
+              </w:rPr>
+              <w:t>Target</w:t>
+            </w:r>
+          </w:p>
+        </w:tc>
+        <w:tc>
+          <w:tcPr>
+            <w:tcW w:w="0" w:type="auto"/>
+            <w:tcBorders>
+              <w:top w:val="single" w:sz="6" w:space="0" w:color="auto"/>
+              <w:left w:val="single" w:sz="6" w:space="0" w:color="auto"/>
+              <w:bottom w:val="single" w:sz="6" w:space="0" w:color="auto"/>
+              <w:right w:val="single" w:sz="6" w:space="0" w:color="auto"/>
+            </w:tcBorders>
+            <w:vAlign w:val="center"/>
+            <w:hideMark/>
+          </w:tcPr>
+          <w:p>
+            <w:pPr>
+              <w:pBdr>
+                <w:top w:val="nil"/>
+                <w:left w:val="nil"/>
+                <w:bottom w:val="nil"/>
+                <w:right w:val="nil"/>
+                <w:between w:val="nil"/>
+              </w:pBdr>
+              <w:spacing w:before="120" w:after="120" w:line="288" w:lineRule="auto"/>
+              <w:rPr>
+                <w:rFonts w:eastAsia="Arial"/>
+                <w:color w:val="000000"/>
+                <w:szCs w:val="20"/>
+                <w:highlight w:val="yellow"/>
+              </w:rPr>
+            </w:pPr>
+            <w:r>
+              <w:rPr>
+                <w:rFonts w:eastAsia="Arial"/>
+                <w:b/>
+                <w:bCs/>
+                <w:color w:val="000000"/>
+                <w:szCs w:val="20"/>
+                <w:highlight w:val="yellow"/>
+              </w:rPr>
+              <w:t>Key CLI Commands</w:t>
+            </w:r>
+          </w:p>
+        </w:tc>
+        <w:tc>
+          <w:tcPr>
+            <w:tcW w:w="0" w:type="auto"/>
+            <w:tcBorders>
+              <w:top w:val="single" w:sz="6" w:space="0" w:color="auto"/>
+              <w:left w:val="single" w:sz="6" w:space="0" w:color="auto"/>
+              <w:bottom w:val="single" w:sz="6" w:space="0" w:color="auto"/>
+              <w:right w:val="single" w:sz="6" w:space="0" w:color="auto"/>
+            </w:tcBorders>
+            <w:vAlign w:val="center"/>
+            <w:hideMark/>
+          </w:tcPr>
+          <w:p>
+            <w:pPr>
+              <w:pBdr>
+                <w:top w:val="nil"/>
+                <w:left w:val="nil"/>
+                <w:bottom w:val="nil"/>
+                <w:right w:val="nil"/>
+                <w:between w:val="nil"/>
+              </w:pBdr>
+              <w:spacing w:before="120" w:after="120" w:line="288" w:lineRule="auto"/>
+              <w:rPr>
+                <w:rFonts w:eastAsia="Arial"/>
+                <w:color w:val="000000"/>
+                <w:szCs w:val="20"/>
+                <w:highlight w:val="yellow"/>
+              </w:rPr>
+            </w:pPr>
+            <w:r>
+              <w:rPr>
+                <w:rFonts w:eastAsia="Arial"/>
+                <w:b/>
+                <w:bCs/>
+                <w:color w:val="000000"/>
+                <w:szCs w:val="20"/>
+                <w:highlight w:val="yellow"/>
+              </w:rPr>
+              <w:t>Justification for Milestones University</w:t>
+            </w:r>
+          </w:p>
+        </w:tc>
+      </w:tr>
+      <w:tr>
+        <w:trPr>
+          <w:tblCellSpacing w:w="15" w:type="dxa"/>
+        </w:trPr>
+        <w:tc>
+          <w:tcPr>
+            <w:tcW w:w="0" w:type="auto"/>
+            <w:tcBorders>
+              <w:top w:val="single" w:sz="6" w:space="0" w:color="auto"/>
+              <w:left w:val="single" w:sz="6" w:space="0" w:color="auto"/>
+              <w:bottom w:val="single" w:sz="6" w:space="0" w:color="auto"/>
+              <w:right w:val="single" w:sz="6" w:space="0" w:color="auto"/>
+            </w:tcBorders>
+            <w:vAlign w:val="center"/>
+            <w:hideMark/>
+          </w:tcPr>
+          <w:p>
+            <w:pPr>
+              <w:pBdr>
+                <w:top w:val="nil"/>
+                <w:left w:val="nil"/>
+                <w:bottom w:val="nil"/>
+                <w:right w:val="nil"/>
+                <w:between w:val="nil"/>
+              </w:pBdr>
+              <w:spacing w:before="120" w:after="120" w:line="288" w:lineRule="auto"/>
+              <w:rPr>
+                <w:rFonts w:eastAsia="Arial"/>
+                <w:color w:val="000000"/>
+                <w:szCs w:val="20"/>
+                <w:highlight w:val="yellow"/>
+              </w:rPr>
+            </w:pPr>
+            <w:r>
+              <w:rPr>
+                <w:rFonts w:eastAsia="Arial"/>
+                <w:b/>
+                <w:bCs/>
+                <w:color w:val="000000"/>
+                <w:szCs w:val="20"/>
+                <w:highlight w:val="yellow"/>
+              </w:rPr>
+              <w:t>Connectivity</w:t>
+            </w:r>
+          </w:p>
+        </w:tc>
+        <w:tc>
+          <w:tcPr>
+            <w:tcW w:w="0" w:type="auto"/>
+            <w:tcBorders>
+              <w:top w:val="single" w:sz="6" w:space="0" w:color="auto"/>
+              <w:left w:val="single" w:sz="6" w:space="0" w:color="auto"/>
+              <w:bottom w:val="single" w:sz="6" w:space="0" w:color="auto"/>
+              <w:right w:val="single" w:sz="6" w:space="0" w:color="auto"/>
+            </w:tcBorders>
+            <w:vAlign w:val="center"/>
+            <w:hideMark/>
+          </w:tcPr>
+          <w:p>
+            <w:pPr>
+              <w:pBdr>
+                <w:top w:val="nil"/>
+                <w:left w:val="nil"/>
+                <w:bottom w:val="nil"/>
+                <w:right w:val="nil"/>
+                <w:between w:val="nil"/>
+              </w:pBdr>
+              <w:spacing w:before="120" w:after="120" w:line="288" w:lineRule="auto"/>
+              <w:rPr>
+                <w:rFonts w:eastAsia="Arial"/>
+                <w:color w:val="000000"/>
+                <w:szCs w:val="20"/>
+                <w:highlight w:val="yellow"/>
+              </w:rPr>
+            </w:pPr>
+            <w:r>
+              <w:rPr>
+                <w:rFonts w:eastAsia="Arial"/>
+                <w:color w:val="000000"/>
+                <w:szCs w:val="20"/>
+                <w:highlight w:val="yellow"/>
+              </w:rPr>
+              <w:t>ping, traceroute</w:t>
+            </w:r>
+          </w:p>
+        </w:tc>
+        <w:tc>
+          <w:tcPr>
+            <w:tcW w:w="0" w:type="auto"/>
+            <w:tcBorders>
+              <w:top w:val="single" w:sz="6" w:space="0" w:color="auto"/>
+              <w:left w:val="single" w:sz="6" w:space="0" w:color="auto"/>
+              <w:bottom w:val="single" w:sz="6" w:space="0" w:color="auto"/>
+              <w:right w:val="single" w:sz="6" w:space="0" w:color="auto"/>
+            </w:tcBorders>
+            <w:vAlign w:val="center"/>
+            <w:hideMark/>
+          </w:tcPr>
+          <w:p>
+            <w:pPr>
+              <w:pBdr>
+                <w:top w:val="nil"/>
+                <w:left w:val="nil"/>
+                <w:bottom w:val="nil"/>
+                <w:right w:val="nil"/>
+                <w:between w:val="nil"/>
+              </w:pBdr>
+              <w:spacing w:before="120" w:after="120" w:line="288" w:lineRule="auto"/>
+              <w:rPr>
+                <w:rFonts w:eastAsia="Arial"/>
+                <w:color w:val="000000"/>
+                <w:szCs w:val="20"/>
+                <w:highlight w:val="yellow"/>
+              </w:rPr>
+            </w:pPr>
+            <w:r>
+              <w:rPr>
+                <w:rFonts w:eastAsia="Arial"/>
+                <w:color w:val="000000"/>
+                <w:szCs w:val="20"/>
+                <w:highlight w:val="yellow"/>
+              </w:rPr>
+              <w:t>Basic validation of the path between the LAN (MS1) and the DMZ (MS2) through the Firewall.</w:t>
+            </w:r>
+          </w:p>
+        </w:tc>
+      </w:tr>
+      <w:tr>
+        <w:trPr>
+          <w:tblCellSpacing w:w="15" w:type="dxa"/>
+        </w:trPr>
+        <w:tc>
+          <w:tcPr>
+            <w:tcW w:w="0" w:type="auto"/>
+            <w:tcBorders>
+              <w:top w:val="single" w:sz="6" w:space="0" w:color="auto"/>
+              <w:left w:val="single" w:sz="6" w:space="0" w:color="auto"/>
+              <w:bottom w:val="single" w:sz="6" w:space="0" w:color="auto"/>
+              <w:right w:val="single" w:sz="6" w:space="0" w:color="auto"/>
+            </w:tcBorders>
+            <w:vAlign w:val="center"/>
+            <w:hideMark/>
+          </w:tcPr>
+          <w:p>
+            <w:pPr>
+              <w:pBdr>
+                <w:top w:val="nil"/>
+                <w:left w:val="nil"/>
+                <w:bottom w:val="nil"/>
+                <w:right w:val="nil"/>
+                <w:between w:val="nil"/>
+              </w:pBdr>
+              <w:spacing w:before="120" w:after="120" w:line="288" w:lineRule="auto"/>
+              <w:rPr>
+                <w:rFonts w:eastAsia="Arial"/>
+                <w:color w:val="000000"/>
+                <w:szCs w:val="20"/>
+                <w:highlight w:val="yellow"/>
+              </w:rPr>
+            </w:pPr>
+            <w:r>
+              <w:rPr>
+                <w:rFonts w:eastAsia="Arial"/>
+                <w:b/>
+                <w:bCs/>
+                <w:color w:val="000000"/>
+                <w:szCs w:val="20"/>
+                <w:highlight w:val="yellow"/>
+              </w:rPr>
+              <w:t>Traffic/Bandwidth</w:t>
+            </w:r>
+          </w:p>
+        </w:tc>
+        <w:tc>
+          <w:tcPr>
+            <w:tcW w:w="0" w:type="auto"/>
+            <w:tcBorders>
+              <w:top w:val="single" w:sz="6" w:space="0" w:color="auto"/>
+              <w:left w:val="single" w:sz="6" w:space="0" w:color="auto"/>
+              <w:bottom w:val="single" w:sz="6" w:space="0" w:color="auto"/>
+              <w:right w:val="single" w:sz="6" w:space="0" w:color="auto"/>
+            </w:tcBorders>
+            <w:vAlign w:val="center"/>
+            <w:hideMark/>
+          </w:tcPr>
+          <w:p>
+            <w:pPr>
+              <w:pBdr>
+                <w:top w:val="nil"/>
+                <w:left w:val="nil"/>
+                <w:bottom w:val="nil"/>
+                <w:right w:val="nil"/>
+                <w:between w:val="nil"/>
+              </w:pBdr>
+              <w:spacing w:before="120" w:after="120" w:line="288" w:lineRule="auto"/>
+              <w:rPr>
+                <w:rFonts w:eastAsia="Arial"/>
+                <w:color w:val="000000"/>
+                <w:szCs w:val="20"/>
+                <w:highlight w:val="yellow"/>
+              </w:rPr>
+            </w:pPr>
+            <w:r>
+              <w:rPr>
+                <w:rFonts w:eastAsia="Arial"/>
+                <w:color w:val="000000"/>
+                <w:szCs w:val="20"/>
+                <w:highlight w:val="yellow"/>
+              </w:rPr>
+              <w:t>show interface, show controller utilization</w:t>
+            </w:r>
+          </w:p>
+        </w:tc>
+        <w:tc>
+          <w:tcPr>
+            <w:tcW w:w="0" w:type="auto"/>
+            <w:tcBorders>
+              <w:top w:val="single" w:sz="6" w:space="0" w:color="auto"/>
+              <w:left w:val="single" w:sz="6" w:space="0" w:color="auto"/>
+              <w:bottom w:val="single" w:sz="6" w:space="0" w:color="auto"/>
+              <w:right w:val="single" w:sz="6" w:space="0" w:color="auto"/>
+            </w:tcBorders>
+            <w:vAlign w:val="center"/>
+            <w:hideMark/>
+          </w:tcPr>
+          <w:p>
+            <w:pPr>
+              <w:pBdr>
+                <w:top w:val="nil"/>
+                <w:left w:val="nil"/>
+                <w:bottom w:val="nil"/>
+                <w:right w:val="nil"/>
+                <w:between w:val="nil"/>
+              </w:pBdr>
+              <w:spacing w:before="120" w:after="120" w:line="288" w:lineRule="auto"/>
+              <w:rPr>
+                <w:rFonts w:eastAsia="Arial"/>
+                <w:color w:val="000000"/>
+                <w:szCs w:val="20"/>
+                <w:highlight w:val="yellow"/>
+              </w:rPr>
+            </w:pPr>
+            <w:r>
+              <w:rPr>
+                <w:rFonts w:eastAsia="Arial"/>
+                <w:color w:val="000000"/>
+                <w:szCs w:val="20"/>
+                <w:highlight w:val="yellow"/>
+              </w:rPr>
+              <w:t xml:space="preserve">Identifying saturation on the </w:t>
+            </w:r>
+            <w:r>
+              <w:rPr>
+                <w:rFonts w:eastAsia="Arial"/>
+                <w:b/>
+                <w:bCs/>
+                <w:color w:val="000000"/>
+                <w:szCs w:val="20"/>
+                <w:highlight w:val="yellow"/>
+              </w:rPr>
+              <w:t>MS0</w:t>
+            </w:r>
+            <w:r>
+              <w:rPr>
+                <w:rFonts w:eastAsia="Arial"/>
+                <w:color w:val="000000"/>
+                <w:szCs w:val="20"/>
+                <w:highlight w:val="yellow"/>
+              </w:rPr>
+              <w:t xml:space="preserve"> trunk links and the status of PC and printer ports.</w:t>
+            </w:r>
+          </w:p>
+        </w:tc>
+      </w:tr>
+      <w:tr>
+        <w:trPr>
+          <w:tblCellSpacing w:w="15" w:type="dxa"/>
+        </w:trPr>
+        <w:tc>
+          <w:tcPr>
+            <w:tcW w:w="0" w:type="auto"/>
+            <w:tcBorders>
+              <w:top w:val="single" w:sz="6" w:space="0" w:color="auto"/>
+              <w:left w:val="single" w:sz="6" w:space="0" w:color="auto"/>
+              <w:bottom w:val="single" w:sz="6" w:space="0" w:color="auto"/>
+              <w:right w:val="single" w:sz="6" w:space="0" w:color="auto"/>
+            </w:tcBorders>
+            <w:vAlign w:val="center"/>
+            <w:hideMark/>
+          </w:tcPr>
+          <w:p>
+            <w:pPr>
+              <w:pBdr>
+                <w:top w:val="nil"/>
+                <w:left w:val="nil"/>
+                <w:bottom w:val="nil"/>
+                <w:right w:val="nil"/>
+                <w:between w:val="nil"/>
+              </w:pBdr>
+              <w:spacing w:before="120" w:after="120" w:line="288" w:lineRule="auto"/>
+              <w:rPr>
+                <w:rFonts w:eastAsia="Arial"/>
+                <w:color w:val="000000"/>
+                <w:szCs w:val="20"/>
+                <w:highlight w:val="yellow"/>
+              </w:rPr>
+            </w:pPr>
+            <w:r>
+              <w:rPr>
+                <w:rFonts w:eastAsia="Arial"/>
+                <w:b/>
+                <w:bCs/>
+                <w:color w:val="000000"/>
+                <w:szCs w:val="20"/>
+                <w:highlight w:val="yellow"/>
+              </w:rPr>
+              <w:t>Voice Quality</w:t>
+            </w:r>
+          </w:p>
+        </w:tc>
+        <w:tc>
+          <w:tcPr>
+            <w:tcW w:w="0" w:type="auto"/>
+            <w:tcBorders>
+              <w:top w:val="single" w:sz="6" w:space="0" w:color="auto"/>
+              <w:left w:val="single" w:sz="6" w:space="0" w:color="auto"/>
+              <w:bottom w:val="single" w:sz="6" w:space="0" w:color="auto"/>
+              <w:right w:val="single" w:sz="6" w:space="0" w:color="auto"/>
+            </w:tcBorders>
+            <w:vAlign w:val="center"/>
+            <w:hideMark/>
+          </w:tcPr>
+          <w:p>
+            <w:pPr>
+              <w:pBdr>
+                <w:top w:val="nil"/>
+                <w:left w:val="nil"/>
+                <w:bottom w:val="nil"/>
+                <w:right w:val="nil"/>
+                <w:between w:val="nil"/>
+              </w:pBdr>
+              <w:spacing w:before="120" w:after="120" w:line="288" w:lineRule="auto"/>
+              <w:rPr>
+                <w:rFonts w:eastAsia="Arial"/>
+                <w:color w:val="000000"/>
+                <w:szCs w:val="20"/>
+                <w:highlight w:val="yellow"/>
+              </w:rPr>
+            </w:pPr>
+            <w:r>
+              <w:rPr>
+                <w:rFonts w:eastAsia="Arial"/>
+                <w:color w:val="000000"/>
+                <w:szCs w:val="20"/>
+                <w:highlight w:val="yellow"/>
+              </w:rPr>
+              <w:t>Cisco IP SLA, show call active voice, show voice dsp, show policy-map interface</w:t>
+            </w:r>
+          </w:p>
+        </w:tc>
+        <w:tc>
+          <w:tcPr>
+            <w:tcW w:w="0" w:type="auto"/>
+            <w:tcBorders>
+              <w:top w:val="single" w:sz="6" w:space="0" w:color="auto"/>
+              <w:left w:val="single" w:sz="6" w:space="0" w:color="auto"/>
+              <w:bottom w:val="single" w:sz="6" w:space="0" w:color="auto"/>
+              <w:right w:val="single" w:sz="6" w:space="0" w:color="auto"/>
+            </w:tcBorders>
+            <w:vAlign w:val="center"/>
+            <w:hideMark/>
+          </w:tcPr>
+          <w:p>
+            <w:pPr>
+              <w:pBdr>
+                <w:top w:val="nil"/>
+                <w:left w:val="nil"/>
+                <w:bottom w:val="nil"/>
+                <w:right w:val="nil"/>
+                <w:between w:val="nil"/>
+              </w:pBdr>
+              <w:spacing w:before="120" w:after="120" w:line="288" w:lineRule="auto"/>
+              <w:rPr>
+                <w:rFonts w:eastAsia="Arial"/>
+                <w:color w:val="000000"/>
+                <w:szCs w:val="20"/>
+                <w:highlight w:val="yellow"/>
+              </w:rPr>
+            </w:pPr>
+            <w:r>
+              <w:rPr>
+                <w:rFonts w:eastAsia="Arial"/>
+                <w:color w:val="000000"/>
+                <w:szCs w:val="20"/>
+                <w:highlight w:val="yellow"/>
+              </w:rPr>
+              <w:t xml:space="preserve">Vital for ensuring </w:t>
+            </w:r>
+            <w:r>
+              <w:rPr>
+                <w:rFonts w:eastAsia="Arial"/>
+                <w:b/>
+                <w:bCs/>
+                <w:color w:val="000000"/>
+                <w:szCs w:val="20"/>
+                <w:highlight w:val="yellow"/>
+              </w:rPr>
+              <w:t>IP Phones</w:t>
+            </w:r>
+            <w:r>
+              <w:rPr>
+                <w:rFonts w:eastAsia="Arial"/>
+                <w:color w:val="000000"/>
+                <w:szCs w:val="20"/>
+                <w:highlight w:val="yellow"/>
+              </w:rPr>
+              <w:t xml:space="preserve"> maintain optimal call quality and that QoS policies are correctly applied at the access layer.</w:t>
+            </w:r>
+          </w:p>
+        </w:tc>
+      </w:tr>
+      <w:tr>
+        <w:trPr>
+          <w:tblCellSpacing w:w="15" w:type="dxa"/>
+        </w:trPr>
+        <w:tc>
+          <w:tcPr>
+            <w:tcW w:w="0" w:type="auto"/>
+            <w:tcBorders>
+              <w:top w:val="single" w:sz="6" w:space="0" w:color="auto"/>
+              <w:left w:val="single" w:sz="6" w:space="0" w:color="auto"/>
+              <w:bottom w:val="single" w:sz="6" w:space="0" w:color="auto"/>
+              <w:right w:val="single" w:sz="6" w:space="0" w:color="auto"/>
+            </w:tcBorders>
+            <w:vAlign w:val="center"/>
+            <w:hideMark/>
+          </w:tcPr>
+          <w:p>
+            <w:pPr>
+              <w:pBdr>
+                <w:top w:val="nil"/>
+                <w:left w:val="nil"/>
+                <w:bottom w:val="nil"/>
+                <w:right w:val="nil"/>
+                <w:between w:val="nil"/>
+              </w:pBdr>
+              <w:spacing w:before="120" w:after="120" w:line="288" w:lineRule="auto"/>
+              <w:rPr>
+                <w:rFonts w:eastAsia="Arial"/>
+                <w:color w:val="000000"/>
+                <w:szCs w:val="20"/>
+                <w:highlight w:val="yellow"/>
+              </w:rPr>
+            </w:pPr>
+            <w:r>
+              <w:rPr>
+                <w:rFonts w:eastAsia="Arial"/>
+                <w:b/>
+                <w:bCs/>
+                <w:color w:val="000000"/>
+                <w:szCs w:val="20"/>
+                <w:highlight w:val="yellow"/>
+              </w:rPr>
+              <w:t>Security/Logs</w:t>
+            </w:r>
+          </w:p>
+        </w:tc>
+        <w:tc>
+          <w:tcPr>
+            <w:tcW w:w="0" w:type="auto"/>
+            <w:tcBorders>
+              <w:top w:val="single" w:sz="6" w:space="0" w:color="auto"/>
+              <w:left w:val="single" w:sz="6" w:space="0" w:color="auto"/>
+              <w:bottom w:val="single" w:sz="6" w:space="0" w:color="auto"/>
+              <w:right w:val="single" w:sz="6" w:space="0" w:color="auto"/>
+            </w:tcBorders>
+            <w:vAlign w:val="center"/>
+            <w:hideMark/>
+          </w:tcPr>
+          <w:p>
+            <w:pPr>
+              <w:pBdr>
+                <w:top w:val="nil"/>
+                <w:left w:val="nil"/>
+                <w:bottom w:val="nil"/>
+                <w:right w:val="nil"/>
+                <w:between w:val="nil"/>
+              </w:pBdr>
+              <w:spacing w:before="120" w:after="120" w:line="288" w:lineRule="auto"/>
+              <w:rPr>
+                <w:rFonts w:eastAsia="Arial"/>
+                <w:color w:val="000000"/>
+                <w:szCs w:val="20"/>
+                <w:highlight w:val="yellow"/>
+              </w:rPr>
+            </w:pPr>
+            <w:r>
+              <w:rPr>
+                <w:rFonts w:eastAsia="Arial"/>
+                <w:color w:val="000000"/>
+                <w:szCs w:val="20"/>
+                <w:highlight w:val="yellow"/>
+              </w:rPr>
+              <w:t>show log, show logging process, show platform software trace</w:t>
+            </w:r>
+          </w:p>
+        </w:tc>
+        <w:tc>
+          <w:tcPr>
+            <w:tcW w:w="0" w:type="auto"/>
+            <w:tcBorders>
+              <w:top w:val="single" w:sz="6" w:space="0" w:color="auto"/>
+              <w:left w:val="single" w:sz="6" w:space="0" w:color="auto"/>
+              <w:bottom w:val="single" w:sz="6" w:space="0" w:color="auto"/>
+              <w:right w:val="single" w:sz="6" w:space="0" w:color="auto"/>
+            </w:tcBorders>
+            <w:vAlign w:val="center"/>
+            <w:hideMark/>
+          </w:tcPr>
+          <w:p>
+            <w:pPr>
+              <w:pBdr>
+                <w:top w:val="nil"/>
+                <w:left w:val="nil"/>
+                <w:bottom w:val="nil"/>
+                <w:right w:val="nil"/>
+                <w:between w:val="nil"/>
+              </w:pBdr>
+              <w:spacing w:before="120" w:after="120" w:line="288" w:lineRule="auto"/>
+              <w:rPr>
+                <w:rFonts w:eastAsia="Arial"/>
+                <w:color w:val="000000"/>
+                <w:szCs w:val="20"/>
+                <w:highlight w:val="yellow"/>
+              </w:rPr>
+            </w:pPr>
+            <w:r>
+              <w:rPr>
+                <w:rFonts w:eastAsia="Arial"/>
+                <w:color w:val="000000"/>
+                <w:szCs w:val="20"/>
+                <w:highlight w:val="yellow"/>
+              </w:rPr>
+              <w:t xml:space="preserve">Tracking security events and access denials on </w:t>
+            </w:r>
+            <w:r>
+              <w:rPr>
+                <w:rFonts w:eastAsia="Arial"/>
+                <w:b/>
+                <w:bCs/>
+                <w:color w:val="000000"/>
+                <w:szCs w:val="20"/>
+                <w:highlight w:val="yellow"/>
+              </w:rPr>
+              <w:t>Firewall2</w:t>
+            </w:r>
+            <w:r>
+              <w:rPr>
+                <w:rFonts w:eastAsia="Arial"/>
+                <w:color w:val="000000"/>
+                <w:szCs w:val="20"/>
+                <w:highlight w:val="yellow"/>
+              </w:rPr>
+              <w:t xml:space="preserve"> and system logs on </w:t>
+            </w:r>
+            <w:r>
+              <w:rPr>
+                <w:rFonts w:eastAsia="Arial"/>
+                <w:b/>
+                <w:bCs/>
+                <w:color w:val="000000"/>
+                <w:szCs w:val="20"/>
+                <w:highlight w:val="yellow"/>
+              </w:rPr>
+              <w:t>MS1</w:t>
+            </w:r>
+            <w:r>
+              <w:rPr>
+                <w:rFonts w:eastAsia="Arial"/>
+                <w:color w:val="000000"/>
+                <w:szCs w:val="20"/>
+                <w:highlight w:val="yellow"/>
+              </w:rPr>
+              <w:t>.</w:t>
+            </w:r>
+          </w:p>
+        </w:tc>
+      </w:tr>
+      <w:tr>
+        <w:trPr>
+          <w:tblCellSpacing w:w="15" w:type="dxa"/>
+        </w:trPr>
+        <w:tc>
+          <w:tcPr>
+            <w:tcW w:w="0" w:type="auto"/>
+            <w:tcBorders>
+              <w:top w:val="single" w:sz="6" w:space="0" w:color="auto"/>
+              <w:left w:val="single" w:sz="6" w:space="0" w:color="auto"/>
+              <w:bottom w:val="single" w:sz="6" w:space="0" w:color="auto"/>
+              <w:right w:val="single" w:sz="6" w:space="0" w:color="auto"/>
+            </w:tcBorders>
+            <w:vAlign w:val="center"/>
+            <w:hideMark/>
+          </w:tcPr>
+          <w:p>
+            <w:pPr>
+              <w:pBdr>
+                <w:top w:val="nil"/>
+                <w:left w:val="nil"/>
+                <w:bottom w:val="nil"/>
+                <w:right w:val="nil"/>
+                <w:between w:val="nil"/>
+              </w:pBdr>
+              <w:spacing w:before="120" w:after="120" w:line="288" w:lineRule="auto"/>
+              <w:rPr>
+                <w:rFonts w:eastAsia="Arial"/>
+                <w:color w:val="000000"/>
+                <w:szCs w:val="20"/>
+                <w:highlight w:val="yellow"/>
+              </w:rPr>
+            </w:pPr>
+            <w:r>
+              <w:rPr>
+                <w:rFonts w:eastAsia="Arial"/>
+                <w:b/>
+                <w:bCs/>
+                <w:color w:val="000000"/>
+                <w:szCs w:val="20"/>
+                <w:highlight w:val="yellow"/>
+              </w:rPr>
+              <w:t>Service Health</w:t>
+            </w:r>
+          </w:p>
+        </w:tc>
+        <w:tc>
+          <w:tcPr>
+            <w:tcW w:w="0" w:type="auto"/>
+            <w:tcBorders>
+              <w:top w:val="single" w:sz="6" w:space="0" w:color="auto"/>
+              <w:left w:val="single" w:sz="6" w:space="0" w:color="auto"/>
+              <w:bottom w:val="single" w:sz="6" w:space="0" w:color="auto"/>
+              <w:right w:val="single" w:sz="6" w:space="0" w:color="auto"/>
+            </w:tcBorders>
+            <w:vAlign w:val="center"/>
+            <w:hideMark/>
+          </w:tcPr>
+          <w:p>
+            <w:pPr>
+              <w:pBdr>
+                <w:top w:val="nil"/>
+                <w:left w:val="nil"/>
+                <w:bottom w:val="nil"/>
+                <w:right w:val="nil"/>
+                <w:between w:val="nil"/>
+              </w:pBdr>
+              <w:spacing w:before="120" w:after="120" w:line="288" w:lineRule="auto"/>
+              <w:rPr>
+                <w:rFonts w:eastAsia="Arial"/>
+                <w:color w:val="000000"/>
+                <w:szCs w:val="20"/>
+                <w:highlight w:val="yellow"/>
+              </w:rPr>
+            </w:pPr>
+            <w:r>
+              <w:rPr>
+                <w:rFonts w:eastAsia="Arial"/>
+                <w:color w:val="000000"/>
+                <w:szCs w:val="20"/>
+                <w:highlight w:val="yellow"/>
+              </w:rPr>
+              <w:t>show proc cpu sorted, show proc mem sorted, show env, show version</w:t>
+            </w:r>
+          </w:p>
+        </w:tc>
+        <w:tc>
+          <w:tcPr>
+            <w:tcW w:w="0" w:type="auto"/>
+            <w:tcBorders>
+              <w:top w:val="single" w:sz="6" w:space="0" w:color="auto"/>
+              <w:left w:val="single" w:sz="6" w:space="0" w:color="auto"/>
+              <w:bottom w:val="single" w:sz="6" w:space="0" w:color="auto"/>
+              <w:right w:val="single" w:sz="6" w:space="0" w:color="auto"/>
+            </w:tcBorders>
+            <w:vAlign w:val="center"/>
+            <w:hideMark/>
+          </w:tcPr>
+          <w:p>
+            <w:pPr>
+              <w:pBdr>
+                <w:top w:val="nil"/>
+                <w:left w:val="nil"/>
+                <w:bottom w:val="nil"/>
+                <w:right w:val="nil"/>
+                <w:between w:val="nil"/>
+              </w:pBdr>
+              <w:spacing w:before="120" w:after="120" w:line="288" w:lineRule="auto"/>
+              <w:rPr>
+                <w:rFonts w:eastAsia="Arial"/>
+                <w:color w:val="000000"/>
+                <w:szCs w:val="20"/>
+                <w:highlight w:val="yellow"/>
+              </w:rPr>
+            </w:pPr>
+            <w:r>
+              <w:rPr>
+                <w:rFonts w:eastAsia="Arial"/>
+                <w:color w:val="000000"/>
+                <w:szCs w:val="20"/>
+                <w:highlight w:val="yellow"/>
+              </w:rPr>
+              <w:t>Monitoring the health of core switch hardware; allows detection of processes consuming resources that could impact the academic network.</w:t>
+            </w:r>
+          </w:p>
+        </w:tc>
+      </w:tr>
+    </w:tbl>
     <w:p>
       <w:pPr>
         <w:pBdr>
@@ -3826,54 +3735,24 @@
         </w:pBdr>
         <w:spacing w:before="120" w:after="120" w:line="288" w:lineRule="auto"/>
         <w:rPr>
-          <w:rFonts w:ascii="Arial" w:eastAsia="Arial" w:hAnsi="Arial" w:cs="Arial"/>
+          <w:rFonts w:eastAsia="Arial"/>
           <w:color w:val="000000"/>
           <w:szCs w:val="20"/>
-        </w:rPr>
-      </w:pPr>
-      <w:r>
-        <w:rPr>
-          <w:rFonts w:ascii="Arial" w:eastAsia="Arial" w:hAnsi="Arial" w:cs="Arial"/>
-          <w:color w:val="000000"/>
-          <w:szCs w:val="20"/>
-        </w:rPr>
-        <w:t xml:space="preserve">To ensure total visibility of the infrastructure—from IP phones in the labs to critical servers in the DMZ—a hybrid approach will be utilised. This combines direct </w:t>
-      </w:r>
-      <w:r>
-        <w:rPr>
-          <w:rFonts w:ascii="Arial" w:eastAsia="Arial" w:hAnsi="Arial" w:cs="Arial"/>
-          <w:b/>
-          <w:bCs/>
-          <w:color w:val="000000"/>
-          <w:szCs w:val="20"/>
-        </w:rPr>
-        <w:t>Command Line Interface (CLI)</w:t>
-      </w:r>
-      <w:r>
-        <w:rPr>
-          <w:rFonts w:ascii="Arial" w:eastAsia="Arial" w:hAnsi="Arial" w:cs="Arial"/>
-          <w:color w:val="000000"/>
-          <w:szCs w:val="20"/>
-        </w:rPr>
-        <w:t xml:space="preserve"> diagnostics for immediate resolution with </w:t>
-      </w:r>
-      <w:r>
-        <w:rPr>
-          <w:rFonts w:ascii="Arial" w:eastAsia="Arial" w:hAnsi="Arial" w:cs="Arial"/>
-          <w:b/>
-          <w:bCs/>
-          <w:color w:val="000000"/>
-          <w:szCs w:val="20"/>
-        </w:rPr>
-        <w:t>specialised software</w:t>
-      </w:r>
-      <w:r>
-        <w:rPr>
-          <w:rFonts w:ascii="Arial" w:eastAsia="Arial" w:hAnsi="Arial" w:cs="Arial"/>
-          <w:color w:val="000000"/>
-          <w:szCs w:val="20"/>
-        </w:rPr>
-        <w:t xml:space="preserve"> for trend analysis and proactive health monitoring.</w:t>
+          <w:highlight w:val="yellow"/>
+        </w:rPr>
+      </w:pPr>
+      <w:r>
+        <w:rPr>
+          <w:noProof/>
+        </w:rPr>
+      </w:r>
+      <w:r>
+        <w:pict w14:anchorId="5E0B9384">
+          <v:rect id="Horizontal Line 51" o:spid="_x0000_s2050" style="width:451pt;height:.1pt;visibility:visible;mso-wrap-style:square;mso-left-percent:-10001;mso-top-percent:-10001;mso-position-horizontal:absolute;mso-position-horizontal-relative:char;mso-position-vertical:absolute;mso-position-vertical-relative:line;mso-left-percent:-10001;mso-top-percent:-10001;v-text-anchor:top" o:gfxdata="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" filled="f">
+            <o:lock v:ext="edit" rotation="t" aspectratio="t" verticies="t" text="t" shapetype="t"/>
+            <w10:anchorlock/>
+          </v:rect>
+        </w:pict>
       </w:r>
     </w:p>
     <w:p>
@@ -3887,22 +3766,24 @@
         </w:pBdr>
         <w:spacing w:before="120" w:after="120" w:line="288" w:lineRule="auto"/>
         <w:rPr>
-          <w:rFonts w:ascii="Arial" w:eastAsia="Arial" w:hAnsi="Arial" w:cs="Arial"/>
+          <w:rFonts w:eastAsia="Arial"/>
           <w:b/>
           <w:bCs/>
           <w:color w:val="000000"/>
           <w:szCs w:val="20"/>
-        </w:rPr>
-      </w:pPr>
-      <w:r>
-        <w:rPr>
-          <w:rFonts w:ascii="Arial" w:eastAsia="Arial" w:hAnsi="Arial" w:cs="Arial"/>
+          <w:highlight w:val="yellow"/>
+        </w:rPr>
+      </w:pPr>
+      <w:r>
+        <w:rPr>
+          <w:rFonts w:eastAsia="Arial"/>
           <w:b/>
           <w:bCs/>
           <w:color w:val="000000"/>
           <w:szCs w:val="20"/>
-        </w:rPr>
-        <w:t>3.1 CLI-Based Diagnostic Framework</w:t>
+          <w:highlight w:val="yellow"/>
+        </w:rPr>
+        <w:t>3.2 Network Management &amp; Software Tools</w:t>
       </w:r>
     </w:p>
     <w:p>
@@ -3916,430 +3797,22 @@
         </w:pBdr>
         <w:spacing w:before="120" w:after="120" w:line="288" w:lineRule="auto"/>
         <w:rPr>
-          <w:rFonts w:ascii="Arial" w:eastAsia="Arial" w:hAnsi="Arial" w:cs="Arial"/>
+          <w:rFonts w:eastAsia="Arial"/>
           <w:color w:val="000000"/>
           <w:szCs w:val="20"/>
-        </w:rPr>
-      </w:pPr>
-      <w:r>
-        <w:rPr>
-          <w:rFonts w:ascii="Arial" w:eastAsia="Arial" w:hAnsi="Arial" w:cs="Arial"/>
+          <w:highlight w:val="yellow"/>
+        </w:rPr>
+      </w:pPr>
+      <w:r>
+        <w:rPr>
+          <w:rFonts w:eastAsia="Arial"/>
           <w:color w:val="000000"/>
           <w:szCs w:val="20"/>
-        </w:rPr>
-        <w:t>The use of CLI commands allows Milestones University engineers to isolate faults in real-time without relying on external systems.</w:t>
-      </w:r>
-    </w:p>
-    <w:tbl>
-      <w:tblPr>
-        <w:tblStyle w:val="GridTable5Dark-Accent1"/>
-        <w:tblW w:w="0" w:type="auto"/>
-        <w:tblLook w:val="04A0" w:firstRow="1" w:lastRow="0" w:firstColumn="1" w:lastColumn="0" w:noHBand="0" w:noVBand="1"/>
-      </w:tblPr>
-      <w:tblGrid>
-        <w:gridCol w:w="2137"/>
-        <w:gridCol w:w="2809"/>
-        <w:gridCol w:w="4064"/>
-      </w:tblGrid>
-      <w:tr>
-        <w:trPr>
-          <w:cnfStyle w:val="100000000000" w:firstRow="1" w:lastRow="0" w:firstColumn="0" w:lastColumn="0" w:oddVBand="0" w:evenVBand="0" w:oddHBand="0" w:evenHBand="0" w:firstRowFirstColumn="0" w:firstRowLastColumn="0" w:lastRowFirstColumn="0" w:lastRowLastColumn="0"/>
-        </w:trPr>
-        <w:tc>
-          <w:tcPr>
-            <w:cnfStyle w:val="001000000000" w:firstRow="0" w:lastRow="0" w:firstColumn="1" w:lastColumn="0" w:oddVBand="0" w:evenVBand="0" w:oddHBand="0" w:evenHBand="0" w:firstRowFirstColumn="0" w:firstRowLastColumn="0" w:lastRowFirstColumn="0" w:lastRowLastColumn="0"/>
-            <w:tcW w:w="0" w:type="auto"/>
-            <w:hideMark/>
-          </w:tcPr>
-          <w:p>
-            <w:pPr>
-              <w:rPr>
-                <w:rFonts w:eastAsia="Arial"/>
-              </w:rPr>
-            </w:pPr>
-            <w:r>
-              <w:rPr>
-                <w:rFonts w:eastAsia="Arial"/>
-              </w:rPr>
-              <w:t>Target</w:t>
-            </w:r>
-          </w:p>
-        </w:tc>
-        <w:tc>
-          <w:tcPr>
-            <w:tcW w:w="0" w:type="auto"/>
-            <w:hideMark/>
-          </w:tcPr>
-          <w:p>
-            <w:pPr>
-              <w:cnfStyle w:val="100000000000" w:firstRow="1" w:lastRow="0" w:firstColumn="0" w:lastColumn="0" w:oddVBand="0" w:evenVBand="0" w:oddHBand="0" w:evenHBand="0" w:firstRowFirstColumn="0" w:firstRowLastColumn="0" w:lastRowFirstColumn="0" w:lastRowLastColumn="0"/>
-              <w:rPr>
-                <w:rFonts w:eastAsia="Arial"/>
-              </w:rPr>
-            </w:pPr>
-            <w:r>
-              <w:rPr>
-                <w:rFonts w:eastAsia="Arial"/>
-              </w:rPr>
-              <w:t>Key CLI Commands</w:t>
-            </w:r>
-          </w:p>
-        </w:tc>
-        <w:tc>
-          <w:tcPr>
-            <w:tcW w:w="0" w:type="auto"/>
-            <w:hideMark/>
-          </w:tcPr>
-          <w:p>
-            <w:pPr>
-              <w:cnfStyle w:val="100000000000" w:firstRow="1" w:lastRow="0" w:firstColumn="0" w:lastColumn="0" w:oddVBand="0" w:evenVBand="0" w:oddHBand="0" w:evenHBand="0" w:firstRowFirstColumn="0" w:firstRowLastColumn="0" w:lastRowFirstColumn="0" w:lastRowLastColumn="0"/>
-              <w:rPr>
-                <w:rFonts w:eastAsia="Arial"/>
-              </w:rPr>
-            </w:pPr>
-            <w:r>
-              <w:rPr>
-                <w:rFonts w:eastAsia="Arial"/>
-              </w:rPr>
-              <w:t>Justification for Milestones University</w:t>
-            </w:r>
-          </w:p>
-        </w:tc>
-      </w:tr>
-      <w:tr>
-        <w:trPr>
-          <w:cnfStyle w:val="000000100000" w:firstRow="0" w:lastRow="0" w:firstColumn="0" w:lastColumn="0" w:oddVBand="0" w:evenVBand="0" w:oddHBand="1" w:evenHBand="0" w:firstRowFirstColumn="0" w:firstRowLastColumn="0" w:lastRowFirstColumn="0" w:lastRowLastColumn="0"/>
-        </w:trPr>
-        <w:tc>
-          <w:tcPr>
-            <w:cnfStyle w:val="001000000000" w:firstRow="0" w:lastRow="0" w:firstColumn="1" w:lastColumn="0" w:oddVBand="0" w:evenVBand="0" w:oddHBand="0" w:evenHBand="0" w:firstRowFirstColumn="0" w:firstRowLastColumn="0" w:lastRowFirstColumn="0" w:lastRowLastColumn="0"/>
-            <w:tcW w:w="0" w:type="auto"/>
-            <w:hideMark/>
-          </w:tcPr>
-          <w:p>
-            <w:pPr>
-              <w:rPr>
-                <w:rFonts w:eastAsia="Arial"/>
-              </w:rPr>
-            </w:pPr>
-            <w:r>
-              <w:rPr>
-                <w:rFonts w:eastAsia="Arial"/>
-              </w:rPr>
-              <w:t>Connectivity</w:t>
-            </w:r>
-          </w:p>
-        </w:tc>
-        <w:tc>
-          <w:tcPr>
-            <w:tcW w:w="0" w:type="auto"/>
-            <w:hideMark/>
-          </w:tcPr>
-          <w:p>
-            <w:pPr>
-              <w:cnfStyle w:val="000000100000" w:firstRow="0" w:lastRow="0" w:firstColumn="0" w:lastColumn="0" w:oddVBand="0" w:evenVBand="0" w:oddHBand="1" w:evenHBand="0" w:firstRowFirstColumn="0" w:firstRowLastColumn="0" w:lastRowFirstColumn="0" w:lastRowLastColumn="0"/>
-              <w:rPr>
-                <w:rFonts w:eastAsia="Arial"/>
-              </w:rPr>
-            </w:pPr>
-            <w:r>
-              <w:rPr>
-                <w:rFonts w:eastAsia="Arial"/>
-              </w:rPr>
-              <w:t>ping, traceroute</w:t>
-            </w:r>
-          </w:p>
-        </w:tc>
-        <w:tc>
-          <w:tcPr>
-            <w:tcW w:w="0" w:type="auto"/>
-            <w:hideMark/>
-          </w:tcPr>
-          <w:p>
-            <w:pPr>
-              <w:cnfStyle w:val="000000100000" w:firstRow="0" w:lastRow="0" w:firstColumn="0" w:lastColumn="0" w:oddVBand="0" w:evenVBand="0" w:oddHBand="1" w:evenHBand="0" w:firstRowFirstColumn="0" w:firstRowLastColumn="0" w:lastRowFirstColumn="0" w:lastRowLastColumn="0"/>
-              <w:rPr>
-                <w:rFonts w:eastAsia="Arial"/>
-              </w:rPr>
-            </w:pPr>
-            <w:r>
-              <w:rPr>
-                <w:rFonts w:eastAsia="Arial"/>
-              </w:rPr>
-              <w:t>Basic validation of the path between the LAN (MS1) and the DMZ (MS2) through the Firewall.</w:t>
-            </w:r>
-          </w:p>
-        </w:tc>
-      </w:tr>
-      <w:tr>
-        <w:tc>
-          <w:tcPr>
-            <w:cnfStyle w:val="001000000000" w:firstRow="0" w:lastRow="0" w:firstColumn="1" w:lastColumn="0" w:oddVBand="0" w:evenVBand="0" w:oddHBand="0" w:evenHBand="0" w:firstRowFirstColumn="0" w:firstRowLastColumn="0" w:lastRowFirstColumn="0" w:lastRowLastColumn="0"/>
-            <w:tcW w:w="0" w:type="auto"/>
-            <w:hideMark/>
-          </w:tcPr>
-          <w:p>
-            <w:pPr>
-              <w:rPr>
-                <w:rFonts w:eastAsia="Arial"/>
-              </w:rPr>
-            </w:pPr>
-            <w:r>
-              <w:rPr>
-                <w:rFonts w:eastAsia="Arial"/>
-              </w:rPr>
-              <w:t>Traffic/Bandwidth</w:t>
-            </w:r>
-          </w:p>
-        </w:tc>
-        <w:tc>
-          <w:tcPr>
-            <w:tcW w:w="0" w:type="auto"/>
-            <w:hideMark/>
-          </w:tcPr>
-          <w:p>
-            <w:pPr>
-              <w:cnfStyle w:val="000000000000" w:firstRow="0" w:lastRow="0" w:firstColumn="0" w:lastColumn="0" w:oddVBand="0" w:evenVBand="0" w:oddHBand="0" w:evenHBand="0" w:firstRowFirstColumn="0" w:firstRowLastColumn="0" w:lastRowFirstColumn="0" w:lastRowLastColumn="0"/>
-              <w:rPr>
-                <w:rFonts w:eastAsia="Arial"/>
-              </w:rPr>
-            </w:pPr>
-            <w:r>
-              <w:rPr>
-                <w:rFonts w:eastAsia="Arial"/>
-              </w:rPr>
-              <w:t>show interface, show controller utilization</w:t>
-            </w:r>
-          </w:p>
-        </w:tc>
-        <w:tc>
-          <w:tcPr>
-            <w:tcW w:w="0" w:type="auto"/>
-            <w:hideMark/>
-          </w:tcPr>
-          <w:p>
-            <w:pPr>
-              <w:cnfStyle w:val="000000000000" w:firstRow="0" w:lastRow="0" w:firstColumn="0" w:lastColumn="0" w:oddVBand="0" w:evenVBand="0" w:oddHBand="0" w:evenHBand="0" w:firstRowFirstColumn="0" w:firstRowLastColumn="0" w:lastRowFirstColumn="0" w:lastRowLastColumn="0"/>
-              <w:rPr>
-                <w:rFonts w:eastAsia="Arial"/>
-              </w:rPr>
-            </w:pPr>
-            <w:r>
-              <w:rPr>
-                <w:rFonts w:eastAsia="Arial"/>
-              </w:rPr>
-              <w:t>Identifying saturation on the MS0 trunk links and the status of PC and printer ports.</w:t>
-            </w:r>
-          </w:p>
-        </w:tc>
-      </w:tr>
-      <w:tr>
-        <w:trPr>
-          <w:cnfStyle w:val="000000100000" w:firstRow="0" w:lastRow="0" w:firstColumn="0" w:lastColumn="0" w:oddVBand="0" w:evenVBand="0" w:oddHBand="1" w:evenHBand="0" w:firstRowFirstColumn="0" w:firstRowLastColumn="0" w:lastRowFirstColumn="0" w:lastRowLastColumn="0"/>
-        </w:trPr>
-        <w:tc>
-          <w:tcPr>
-            <w:cnfStyle w:val="001000000000" w:firstRow="0" w:lastRow="0" w:firstColumn="1" w:lastColumn="0" w:oddVBand="0" w:evenVBand="0" w:oddHBand="0" w:evenHBand="0" w:firstRowFirstColumn="0" w:firstRowLastColumn="0" w:lastRowFirstColumn="0" w:lastRowLastColumn="0"/>
-            <w:tcW w:w="0" w:type="auto"/>
-            <w:hideMark/>
-          </w:tcPr>
-          <w:p>
-            <w:pPr>
-              <w:rPr>
-                <w:rFonts w:eastAsia="Arial"/>
-              </w:rPr>
-            </w:pPr>
-            <w:r>
-              <w:rPr>
-                <w:rFonts w:eastAsia="Arial"/>
-              </w:rPr>
-              <w:t>Voice Quality</w:t>
-            </w:r>
-          </w:p>
-        </w:tc>
-        <w:tc>
-          <w:tcPr>
-            <w:tcW w:w="0" w:type="auto"/>
-            <w:hideMark/>
-          </w:tcPr>
-          <w:p>
-            <w:pPr>
-              <w:cnfStyle w:val="000000100000" w:firstRow="0" w:lastRow="0" w:firstColumn="0" w:lastColumn="0" w:oddVBand="0" w:evenVBand="0" w:oddHBand="1" w:evenHBand="0" w:firstRowFirstColumn="0" w:firstRowLastColumn="0" w:lastRowFirstColumn="0" w:lastRowLastColumn="0"/>
-              <w:rPr>
-                <w:rFonts w:eastAsia="Arial"/>
-              </w:rPr>
-            </w:pPr>
-            <w:r>
-              <w:rPr>
-                <w:rFonts w:eastAsia="Arial"/>
-              </w:rPr>
-              <w:t>Cisco IP SLA, show call active voice, show voice dsp, show policy-map interface</w:t>
-            </w:r>
-          </w:p>
-        </w:tc>
-        <w:tc>
-          <w:tcPr>
-            <w:tcW w:w="0" w:type="auto"/>
-            <w:hideMark/>
-          </w:tcPr>
-          <w:p>
-            <w:pPr>
-              <w:cnfStyle w:val="000000100000" w:firstRow="0" w:lastRow="0" w:firstColumn="0" w:lastColumn="0" w:oddVBand="0" w:evenVBand="0" w:oddHBand="1" w:evenHBand="0" w:firstRowFirstColumn="0" w:firstRowLastColumn="0" w:lastRowFirstColumn="0" w:lastRowLastColumn="0"/>
-              <w:rPr>
-                <w:rFonts w:eastAsia="Arial"/>
-              </w:rPr>
-            </w:pPr>
-            <w:r>
-              <w:rPr>
-                <w:rFonts w:eastAsia="Arial"/>
-              </w:rPr>
-              <w:t>Vital for ensuring IP Phones maintain optimal call quality and that QoS policies are correctly applied at the access layer.</w:t>
-            </w:r>
-          </w:p>
-        </w:tc>
-      </w:tr>
-      <w:tr>
-        <w:tc>
-          <w:tcPr>
-            <w:cnfStyle w:val="001000000000" w:firstRow="0" w:lastRow="0" w:firstColumn="1" w:lastColumn="0" w:oddVBand="0" w:evenVBand="0" w:oddHBand="0" w:evenHBand="0" w:firstRowFirstColumn="0" w:firstRowLastColumn="0" w:lastRowFirstColumn="0" w:lastRowLastColumn="0"/>
-            <w:tcW w:w="0" w:type="auto"/>
-            <w:hideMark/>
-          </w:tcPr>
-          <w:p>
-            <w:pPr>
-              <w:rPr>
-                <w:rFonts w:eastAsia="Arial"/>
-              </w:rPr>
-            </w:pPr>
-            <w:r>
-              <w:rPr>
-                <w:rFonts w:eastAsia="Arial"/>
-              </w:rPr>
-              <w:t>Security/Logs</w:t>
-            </w:r>
-          </w:p>
-        </w:tc>
-        <w:tc>
-          <w:tcPr>
-            <w:tcW w:w="0" w:type="auto"/>
-            <w:hideMark/>
-          </w:tcPr>
-          <w:p>
-            <w:pPr>
-              <w:cnfStyle w:val="000000000000" w:firstRow="0" w:lastRow="0" w:firstColumn="0" w:lastColumn="0" w:oddVBand="0" w:evenVBand="0" w:oddHBand="0" w:evenHBand="0" w:firstRowFirstColumn="0" w:firstRowLastColumn="0" w:lastRowFirstColumn="0" w:lastRowLastColumn="0"/>
-              <w:rPr>
-                <w:rFonts w:eastAsia="Arial"/>
-              </w:rPr>
-            </w:pPr>
-            <w:r>
-              <w:rPr>
-                <w:rFonts w:eastAsia="Arial"/>
-              </w:rPr>
-              <w:t>show log, show logging process, show platform software trace</w:t>
-            </w:r>
-          </w:p>
-        </w:tc>
-        <w:tc>
-          <w:tcPr>
-            <w:tcW w:w="0" w:type="auto"/>
-            <w:hideMark/>
-          </w:tcPr>
-          <w:p>
-            <w:pPr>
-              <w:cnfStyle w:val="000000000000" w:firstRow="0" w:lastRow="0" w:firstColumn="0" w:lastColumn="0" w:oddVBand="0" w:evenVBand="0" w:oddHBand="0" w:evenHBand="0" w:firstRowFirstColumn="0" w:firstRowLastColumn="0" w:lastRowFirstColumn="0" w:lastRowLastColumn="0"/>
-              <w:rPr>
-                <w:rFonts w:eastAsia="Arial"/>
-              </w:rPr>
-            </w:pPr>
-            <w:r>
-              <w:rPr>
-                <w:rFonts w:eastAsia="Arial"/>
-              </w:rPr>
-              <w:t>Tracking security events and access denials on Firewall2 and system logs on MS1.</w:t>
-            </w:r>
-          </w:p>
-        </w:tc>
-      </w:tr>
-      <w:tr>
-        <w:trPr>
-          <w:cnfStyle w:val="000000100000" w:firstRow="0" w:lastRow="0" w:firstColumn="0" w:lastColumn="0" w:oddVBand="0" w:evenVBand="0" w:oddHBand="1" w:evenHBand="0" w:firstRowFirstColumn="0" w:firstRowLastColumn="0" w:lastRowFirstColumn="0" w:lastRowLastColumn="0"/>
-        </w:trPr>
-        <w:tc>
-          <w:tcPr>
-            <w:cnfStyle w:val="001000000000" w:firstRow="0" w:lastRow="0" w:firstColumn="1" w:lastColumn="0" w:oddVBand="0" w:evenVBand="0" w:oddHBand="0" w:evenHBand="0" w:firstRowFirstColumn="0" w:firstRowLastColumn="0" w:lastRowFirstColumn="0" w:lastRowLastColumn="0"/>
-            <w:tcW w:w="0" w:type="auto"/>
-            <w:hideMark/>
-          </w:tcPr>
-          <w:p>
-            <w:pPr>
-              <w:rPr>
-                <w:rFonts w:eastAsia="Arial"/>
-              </w:rPr>
-            </w:pPr>
-            <w:r>
-              <w:rPr>
-                <w:rFonts w:eastAsia="Arial"/>
-              </w:rPr>
-              <w:t>Service Health</w:t>
-            </w:r>
-          </w:p>
-        </w:tc>
-        <w:tc>
-          <w:tcPr>
-            <w:tcW w:w="0" w:type="auto"/>
-            <w:hideMark/>
-          </w:tcPr>
-          <w:p>
-            <w:pPr>
-              <w:cnfStyle w:val="000000100000" w:firstRow="0" w:lastRow="0" w:firstColumn="0" w:lastColumn="0" w:oddVBand="0" w:evenVBand="0" w:oddHBand="1" w:evenHBand="0" w:firstRowFirstColumn="0" w:firstRowLastColumn="0" w:lastRowFirstColumn="0" w:lastRowLastColumn="0"/>
-              <w:rPr>
-                <w:rFonts w:eastAsia="Arial"/>
-              </w:rPr>
-            </w:pPr>
-            <w:r>
-              <w:rPr>
-                <w:rFonts w:eastAsia="Arial"/>
-              </w:rPr>
-              <w:t xml:space="preserve">show proc </w:t>
-            </w:r>
-            <w:proofErr w:type="spellStart"/>
-            <w:r>
-              <w:rPr>
-                <w:rFonts w:eastAsia="Arial"/>
-              </w:rPr>
-              <w:t>cpu</w:t>
-            </w:r>
-            <w:proofErr w:type="spellEnd"/>
-            <w:r>
-              <w:rPr>
-                <w:rFonts w:eastAsia="Arial"/>
-              </w:rPr>
-              <w:t xml:space="preserve"> sorted, show proc mem sorted, show env, show version</w:t>
-            </w:r>
-          </w:p>
-        </w:tc>
-        <w:tc>
-          <w:tcPr>
-            <w:tcW w:w="0" w:type="auto"/>
-            <w:hideMark/>
-          </w:tcPr>
-          <w:p>
-            <w:pPr>
-              <w:cnfStyle w:val="000000100000" w:firstRow="0" w:lastRow="0" w:firstColumn="0" w:lastColumn="0" w:oddVBand="0" w:evenVBand="0" w:oddHBand="1" w:evenHBand="0" w:firstRowFirstColumn="0" w:firstRowLastColumn="0" w:lastRowFirstColumn="0" w:lastRowLastColumn="0"/>
-              <w:rPr>
-                <w:rFonts w:eastAsia="Arial"/>
-              </w:rPr>
-            </w:pPr>
-            <w:r>
-              <w:rPr>
-                <w:rFonts w:eastAsia="Arial"/>
-              </w:rPr>
-              <w:t>Monitoring the health of core switch hardware; allows detection of processes consuming resources that could impact the academic network.</w:t>
-            </w:r>
-          </w:p>
-        </w:tc>
-      </w:tr>
-    </w:tbl>
+          <w:highlight w:val="yellow"/>
+        </w:rPr>
+        <w:t>These applications provide a layer of deep analysis and automated alerting for remote management.</w:t>
+      </w:r>
+    </w:p>
     <w:p>
       <w:pPr>
         <w:pBdr>
@@ -4351,240 +3824,24 @@
         </w:pBdr>
         <w:spacing w:before="120" w:after="120" w:line="288" w:lineRule="auto"/>
         <w:rPr>
-          <w:rFonts w:ascii="Arial" w:eastAsia="Arial" w:hAnsi="Arial" w:cs="Arial"/>
-          <w:color w:val="000000"/>
-          <w:szCs w:val="20"/>
-        </w:rPr>
-      </w:pPr>
-    </w:p>
-    <w:p>
-      <w:pPr>
-        <w:pBdr>
-          <w:top w:val="nil"/>
-          <w:left w:val="nil"/>
-          <w:bottom w:val="nil"/>
-          <w:right w:val="nil"/>
-          <w:between w:val="nil"/>
-        </w:pBdr>
-        <w:spacing w:before="120" w:after="120" w:line="288" w:lineRule="auto"/>
-        <w:rPr>
-          <w:rFonts w:ascii="Arial" w:eastAsia="Arial" w:hAnsi="Arial" w:cs="Arial"/>
+          <w:rFonts w:eastAsia="Arial"/>
           <w:b/>
           <w:bCs/>
           <w:color w:val="000000"/>
           <w:szCs w:val="20"/>
-        </w:rPr>
-      </w:pPr>
-      <w:r>
-        <w:rPr>
-          <w:rFonts w:ascii="Arial" w:eastAsia="Arial" w:hAnsi="Arial" w:cs="Arial"/>
+          <w:highlight w:val="yellow"/>
+        </w:rPr>
+      </w:pPr>
+      <w:r>
+        <w:rPr>
+          <w:rFonts w:eastAsia="Arial"/>
           <w:b/>
           <w:bCs/>
           <w:color w:val="000000"/>
           <w:szCs w:val="20"/>
-        </w:rPr>
-        <w:t>3.2 Network Management &amp; Software Tools</w:t>
-      </w:r>
-    </w:p>
-    <w:p>
-      <w:pPr>
-        <w:pBdr>
-          <w:top w:val="nil"/>
-          <w:left w:val="nil"/>
-          <w:bottom w:val="nil"/>
-          <w:right w:val="nil"/>
-          <w:between w:val="nil"/>
-        </w:pBdr>
-        <w:spacing w:before="120" w:after="120" w:line="288" w:lineRule="auto"/>
-        <w:rPr>
-          <w:rFonts w:ascii="Arial" w:eastAsia="Arial" w:hAnsi="Arial" w:cs="Arial"/>
-          <w:color w:val="000000"/>
-          <w:szCs w:val="20"/>
-        </w:rPr>
-      </w:pPr>
-      <w:r>
-        <w:rPr>
-          <w:rFonts w:ascii="Arial" w:eastAsia="Arial" w:hAnsi="Arial" w:cs="Arial"/>
-          <w:color w:val="000000"/>
-          <w:szCs w:val="20"/>
-        </w:rPr>
-        <w:t>These applications provide a layer of deep analysis and automated alerting for remote management.</w:t>
-      </w:r>
-    </w:p>
-    <w:p>
-      <w:pPr>
-        <w:pBdr>
-          <w:top w:val="nil"/>
-          <w:left w:val="nil"/>
-          <w:bottom w:val="nil"/>
-          <w:right w:val="nil"/>
-          <w:between w:val="nil"/>
-        </w:pBdr>
-        <w:spacing w:before="120" w:after="120" w:line="288" w:lineRule="auto"/>
-        <w:rPr>
-          <w:rFonts w:ascii="Arial" w:eastAsia="Arial" w:hAnsi="Arial" w:cs="Arial"/>
-          <w:b/>
-          <w:bCs/>
-          <w:color w:val="000000"/>
-          <w:szCs w:val="20"/>
-        </w:rPr>
-      </w:pPr>
-      <w:r>
-        <w:rPr>
-          <w:rFonts w:ascii="Arial" w:eastAsia="Arial" w:hAnsi="Arial" w:cs="Arial"/>
-          <w:b/>
-          <w:bCs/>
-          <w:color w:val="000000"/>
-          <w:szCs w:val="20"/>
-        </w:rPr>
-        <w:lastRenderedPageBreak/>
+          <w:highlight w:val="yellow"/>
+        </w:rPr>
         <w:t>A. Connectivity and Traffic Management</w:t>
-      </w:r>
-    </w:p>
-    <w:p>
-      <w:pPr>
-        <w:numPr>
-          <w:ilvl w:val="0"/>
-          <w:numId w:val="21"/>
-        </w:numPr>
-        <w:pBdr>
-          <w:top w:val="nil"/>
-          <w:left w:val="nil"/>
-          <w:bottom w:val="nil"/>
-          <w:right w:val="nil"/>
-          <w:between w:val="nil"/>
-        </w:pBdr>
-        <w:spacing w:before="120" w:after="120" w:line="288" w:lineRule="auto"/>
-        <w:rPr>
-          <w:rFonts w:ascii="Arial" w:eastAsia="Arial" w:hAnsi="Arial" w:cs="Arial"/>
-          <w:color w:val="000000"/>
-          <w:szCs w:val="20"/>
-        </w:rPr>
-      </w:pPr>
-      <w:r>
-        <w:rPr>
-          <w:rFonts w:ascii="Arial" w:eastAsia="Arial" w:hAnsi="Arial" w:cs="Arial"/>
-          <w:b/>
-          <w:bCs/>
-          <w:color w:val="000000"/>
-          <w:szCs w:val="20"/>
-        </w:rPr>
-        <w:t>PRTG Network Monitoring:</w:t>
-      </w:r>
-      <w:r>
-        <w:rPr>
-          <w:rFonts w:ascii="Arial" w:eastAsia="Arial" w:hAnsi="Arial" w:cs="Arial"/>
-          <w:color w:val="000000"/>
-          <w:szCs w:val="20"/>
-        </w:rPr>
-        <w:t xml:space="preserve"> Utilised for 24/7 availability monitoring of gateways and WAN links.</w:t>
-      </w:r>
-    </w:p>
-    <w:p>
-      <w:pPr>
-        <w:numPr>
-          <w:ilvl w:val="0"/>
-          <w:numId w:val="21"/>
-        </w:numPr>
-        <w:pBdr>
-          <w:top w:val="nil"/>
-          <w:left w:val="nil"/>
-          <w:bottom w:val="nil"/>
-          <w:right w:val="nil"/>
-          <w:between w:val="nil"/>
-        </w:pBdr>
-        <w:spacing w:before="120" w:after="120" w:line="288" w:lineRule="auto"/>
-        <w:rPr>
-          <w:rFonts w:ascii="Arial" w:eastAsia="Arial" w:hAnsi="Arial" w:cs="Arial"/>
-          <w:color w:val="000000"/>
-          <w:szCs w:val="20"/>
-        </w:rPr>
-      </w:pPr>
-      <w:r>
-        <w:rPr>
-          <w:rFonts w:ascii="Arial" w:eastAsia="Arial" w:hAnsi="Arial" w:cs="Arial"/>
-          <w:b/>
-          <w:bCs/>
-          <w:color w:val="000000"/>
-          <w:szCs w:val="20"/>
-        </w:rPr>
-        <w:t>NetFlow by Cisco (on MS1):</w:t>
-      </w:r>
-      <w:r>
-        <w:rPr>
-          <w:rFonts w:ascii="Arial" w:eastAsia="Arial" w:hAnsi="Arial" w:cs="Arial"/>
-          <w:color w:val="000000"/>
-          <w:szCs w:val="20"/>
-        </w:rPr>
-        <w:t xml:space="preserve"> Allows analysis of bandwidth consumption. It is essential for monitoring whether lab traffic is saturating the internet uplink.</w:t>
-      </w:r>
-    </w:p>
-    <w:p>
-      <w:pPr>
-        <w:numPr>
-          <w:ilvl w:val="0"/>
-          <w:numId w:val="21"/>
-        </w:numPr>
-        <w:pBdr>
-          <w:top w:val="nil"/>
-          <w:left w:val="nil"/>
-          <w:bottom w:val="nil"/>
-          <w:right w:val="nil"/>
-          <w:between w:val="nil"/>
-        </w:pBdr>
-        <w:spacing w:before="120" w:after="120" w:line="288" w:lineRule="auto"/>
-        <w:rPr>
-          <w:rFonts w:ascii="Arial" w:eastAsia="Arial" w:hAnsi="Arial" w:cs="Arial"/>
-          <w:color w:val="000000"/>
-          <w:szCs w:val="20"/>
-        </w:rPr>
-      </w:pPr>
-      <w:r>
-        <w:rPr>
-          <w:rFonts w:ascii="Arial" w:eastAsia="Arial" w:hAnsi="Arial" w:cs="Arial"/>
-          <w:b/>
-          <w:bCs/>
-          <w:color w:val="000000"/>
-          <w:szCs w:val="20"/>
-        </w:rPr>
-        <w:t>Simple Network Management Protocol (SNMP) Monitoring Tools:</w:t>
-      </w:r>
-      <w:r>
-        <w:rPr>
-          <w:rFonts w:ascii="Arial" w:eastAsia="Arial" w:hAnsi="Arial" w:cs="Arial"/>
-          <w:color w:val="000000"/>
-          <w:szCs w:val="20"/>
-        </w:rPr>
-        <w:t xml:space="preserve"> SNMP-based tools will collect performance data from all devices across the topology.</w:t>
-      </w:r>
-    </w:p>
-    <w:p>
-      <w:pPr>
-        <w:pBdr>
-          <w:top w:val="nil"/>
-          <w:left w:val="nil"/>
-          <w:bottom w:val="nil"/>
-          <w:right w:val="nil"/>
-          <w:between w:val="nil"/>
-        </w:pBdr>
-        <w:spacing w:before="120" w:after="120" w:line="288" w:lineRule="auto"/>
-        <w:rPr>
-          <w:rFonts w:ascii="Arial" w:eastAsia="Arial" w:hAnsi="Arial" w:cs="Arial"/>
-          <w:b/>
-          <w:bCs/>
-          <w:color w:val="000000"/>
-          <w:szCs w:val="20"/>
-        </w:rPr>
-      </w:pPr>
-      <w:r>
-        <w:rPr>
-          <w:rFonts w:ascii="Arial" w:eastAsia="Arial" w:hAnsi="Arial" w:cs="Arial"/>
-          <w:b/>
-          <w:bCs/>
-          <w:color w:val="000000"/>
-          <w:szCs w:val="20"/>
-        </w:rPr>
-        <w:t>B. Voice and Protocol Analysis</w:t>
       </w:r>
     </w:p>
     <w:p>
@@ -4602,64 +3859,31 @@
         </w:pBdr>
         <w:spacing w:before="120" w:after="120" w:line="288" w:lineRule="auto"/>
         <w:rPr>
-          <w:rFonts w:ascii="Arial" w:eastAsia="Arial" w:hAnsi="Arial" w:cs="Arial"/>
+          <w:rFonts w:eastAsia="Arial"/>
           <w:color w:val="000000"/>
           <w:szCs w:val="20"/>
-        </w:rPr>
-      </w:pPr>
-      <w:r>
-        <w:rPr>
-          <w:rFonts w:ascii="Arial" w:eastAsia="Arial" w:hAnsi="Arial" w:cs="Arial"/>
+          <w:highlight w:val="yellow"/>
+        </w:rPr>
+      </w:pPr>
+      <w:r>
+        <w:rPr>
+          <w:rFonts w:eastAsia="Arial"/>
           <w:b/>
           <w:bCs/>
           <w:color w:val="000000"/>
           <w:szCs w:val="20"/>
-        </w:rPr>
-        <w:t>Wireshark:</w:t>
-      </w:r>
-      <w:r>
-        <w:rPr>
-          <w:rFonts w:ascii="Arial" w:eastAsia="Arial" w:hAnsi="Arial" w:cs="Arial"/>
+          <w:highlight w:val="yellow"/>
+        </w:rPr>
+        <w:t>PRTG Network Monitoring:</w:t>
+      </w:r>
+      <w:r>
+        <w:rPr>
+          <w:rFonts w:eastAsia="Arial"/>
           <w:color w:val="000000"/>
           <w:szCs w:val="20"/>
-        </w:rPr>
-        <w:t xml:space="preserve"> The industry-standard packet analyser for capturing DMZ traffic and resolving complex communication issues between the </w:t>
-      </w:r>
-      <w:r>
-        <w:rPr>
-          <w:rFonts w:ascii="Arial" w:eastAsia="Arial" w:hAnsi="Arial" w:cs="Arial"/>
-          <w:b/>
-          <w:bCs/>
-          <w:color w:val="000000"/>
-          <w:szCs w:val="20"/>
-        </w:rPr>
-        <w:t>Proxy</w:t>
-      </w:r>
-      <w:r>
-        <w:rPr>
-          <w:rFonts w:ascii="Arial" w:eastAsia="Arial" w:hAnsi="Arial" w:cs="Arial"/>
-          <w:color w:val="000000"/>
-          <w:szCs w:val="20"/>
-        </w:rPr>
-        <w:t xml:space="preserve"> and the </w:t>
-      </w:r>
-      <w:r>
-        <w:rPr>
-          <w:rFonts w:ascii="Arial" w:eastAsia="Arial" w:hAnsi="Arial" w:cs="Arial"/>
-          <w:b/>
-          <w:bCs/>
-          <w:color w:val="000000"/>
-          <w:szCs w:val="20"/>
-        </w:rPr>
-        <w:t>Database</w:t>
-      </w:r>
-      <w:r>
-        <w:rPr>
-          <w:rFonts w:ascii="Arial" w:eastAsia="Arial" w:hAnsi="Arial" w:cs="Arial"/>
-          <w:color w:val="000000"/>
-          <w:szCs w:val="20"/>
-        </w:rPr>
-        <w:t>.</w:t>
+          <w:highlight w:val="yellow"/>
+        </w:rPr>
+        <w:t xml:space="preserve"> Utilised for 24/7 availability monitoring of gateways and WAN links.</w:t>
       </w:r>
     </w:p>
     <w:p>
@@ -4677,44 +3901,39 @@
         </w:pBdr>
         <w:spacing w:before="120" w:after="120" w:line="288" w:lineRule="auto"/>
         <w:rPr>
-          <w:rFonts w:ascii="Arial" w:eastAsia="Arial" w:hAnsi="Arial" w:cs="Arial"/>
+          <w:rFonts w:eastAsia="Arial"/>
           <w:color w:val="000000"/>
           <w:szCs w:val="20"/>
-        </w:rPr>
-      </w:pPr>
-      <w:proofErr w:type="spellStart"/>
-      <w:r>
-        <w:rPr>
-          <w:rFonts w:ascii="Arial" w:eastAsia="Arial" w:hAnsi="Arial" w:cs="Arial"/>
+          <w:highlight w:val="yellow"/>
+        </w:rPr>
+      </w:pPr>
+      <w:r>
+        <w:rPr>
+          <w:rFonts w:eastAsia="Arial"/>
           <w:b/>
           <w:bCs/>
           <w:color w:val="000000"/>
           <w:szCs w:val="20"/>
-        </w:rPr>
-        <w:t>VisQOL</w:t>
-      </w:r>
-      <w:proofErr w:type="spellEnd"/>
-      <w:r>
-        <w:rPr>
-          <w:rFonts w:ascii="Arial" w:eastAsia="Arial" w:hAnsi="Arial" w:cs="Arial"/>
-          <w:b/>
-          <w:bCs/>
+          <w:highlight w:val="yellow"/>
+        </w:rPr>
+        <w:t>NetFlow by Cisco (on MS1):</w:t>
+      </w:r>
+      <w:r>
+        <w:rPr>
+          <w:rFonts w:eastAsia="Arial"/>
           <w:color w:val="000000"/>
           <w:szCs w:val="20"/>
-        </w:rPr>
-        <w:t xml:space="preserve"> &amp; VQM (Voice Quality Monitoring):</w:t>
-      </w:r>
-      <w:r>
-        <w:rPr>
-          <w:rFonts w:ascii="Arial" w:eastAsia="Arial" w:hAnsi="Arial" w:cs="Arial"/>
-          <w:color w:val="000000"/>
-          <w:szCs w:val="20"/>
-        </w:rPr>
-        <w:t xml:space="preserve"> Specific tools to measure the user experience within the university’s IP telephony network.</w:t>
-      </w:r>
-    </w:p>
-    <w:p>
-      <w:pPr>
+          <w:highlight w:val="yellow"/>
+        </w:rPr>
+        <w:t xml:space="preserve"> Allows analysis of bandwidth consumption. It is essential for monitoring whether lab traffic is saturating the internet uplink.</w:t>
+      </w:r>
+    </w:p>
+    <w:p>
+      <w:pPr>
+        <w:numPr>
+          <w:ilvl w:val="0"/>
+          <w:numId w:val="22"/>
+        </w:numPr>
         <w:pBdr>
           <w:top w:val="nil"/>
           <w:left w:val="nil"/>
@@ -4724,22 +3943,63 @@
         </w:pBdr>
         <w:spacing w:before="120" w:after="120" w:line="288" w:lineRule="auto"/>
         <w:rPr>
-          <w:rFonts w:ascii="Arial" w:eastAsia="Arial" w:hAnsi="Arial" w:cs="Arial"/>
+          <w:rFonts w:eastAsia="Arial"/>
+          <w:color w:val="000000"/>
+          <w:szCs w:val="20"/>
+          <w:highlight w:val="yellow"/>
+        </w:rPr>
+      </w:pPr>
+      <w:r>
+        <w:rPr>
+          <w:rFonts w:eastAsia="Arial"/>
           <w:b/>
           <w:bCs/>
           <w:color w:val="000000"/>
           <w:szCs w:val="20"/>
-        </w:rPr>
-      </w:pPr>
-      <w:r>
-        <w:rPr>
-          <w:rFonts w:ascii="Arial" w:eastAsia="Arial" w:hAnsi="Arial" w:cs="Arial"/>
+          <w:highlight w:val="yellow"/>
+        </w:rPr>
+        <w:lastRenderedPageBreak/>
+        <w:t>Simple Network Management Protocol (SNMP) Monitoring Tools:</w:t>
+      </w:r>
+      <w:r>
+        <w:rPr>
+          <w:rFonts w:eastAsia="Arial"/>
+          <w:color w:val="000000"/>
+          <w:szCs w:val="20"/>
+          <w:highlight w:val="yellow"/>
+        </w:rPr>
+        <w:t xml:space="preserve"> SNMP-based tools will collect performance data from all devices across the topology.</w:t>
+      </w:r>
+    </w:p>
+    <w:p>
+      <w:pPr>
+        <w:pBdr>
+          <w:top w:val="nil"/>
+          <w:left w:val="nil"/>
+          <w:bottom w:val="nil"/>
+          <w:right w:val="nil"/>
+          <w:between w:val="nil"/>
+        </w:pBdr>
+        <w:spacing w:before="120" w:after="120" w:line="288" w:lineRule="auto"/>
+        <w:rPr>
+          <w:rFonts w:eastAsia="Arial"/>
           <w:b/>
           <w:bCs/>
           <w:color w:val="000000"/>
           <w:szCs w:val="20"/>
-        </w:rPr>
-        <w:t>C. Security and Configuration Auditing</w:t>
+          <w:highlight w:val="yellow"/>
+        </w:rPr>
+      </w:pPr>
+      <w:r>
+        <w:rPr>
+          <w:rFonts w:eastAsia="Arial"/>
+          <w:b/>
+          <w:bCs/>
+          <w:color w:val="000000"/>
+          <w:szCs w:val="20"/>
+          <w:highlight w:val="yellow"/>
+        </w:rPr>
+        <w:t>B. Voice and Protocol Analysis</w:t>
       </w:r>
     </w:p>
     <w:p>
@@ -4757,28 +4017,71 @@
         </w:pBdr>
         <w:spacing w:before="120" w:after="120" w:line="288" w:lineRule="auto"/>
         <w:rPr>
-          <w:rFonts w:ascii="Arial" w:eastAsia="Arial" w:hAnsi="Arial" w:cs="Arial"/>
+          <w:rFonts w:eastAsia="Arial"/>
           <w:color w:val="000000"/>
           <w:szCs w:val="20"/>
-        </w:rPr>
-      </w:pPr>
-      <w:r>
-        <w:rPr>
-          <w:rFonts w:ascii="Arial" w:eastAsia="Arial" w:hAnsi="Arial" w:cs="Arial"/>
+          <w:highlight w:val="yellow"/>
+        </w:rPr>
+      </w:pPr>
+      <w:r>
+        <w:rPr>
+          <w:rFonts w:eastAsia="Arial"/>
           <w:b/>
           <w:bCs/>
           <w:color w:val="000000"/>
           <w:szCs w:val="20"/>
-        </w:rPr>
-        <w:t>ASA Packet Tracer:</w:t>
-      </w:r>
-      <w:r>
-        <w:rPr>
-          <w:rFonts w:ascii="Arial" w:eastAsia="Arial" w:hAnsi="Arial" w:cs="Arial"/>
+          <w:highlight w:val="yellow"/>
+        </w:rPr>
+        <w:t>Wireshark:</w:t>
+      </w:r>
+      <w:r>
+        <w:rPr>
+          <w:rFonts w:eastAsia="Arial"/>
           <w:color w:val="000000"/>
           <w:szCs w:val="20"/>
-        </w:rPr>
-        <w:t xml:space="preserve"> A software tool within the firewall to simulate traffic and verify that ACLs (INSIDE_IN) are correctly configured before deploying changes.</w:t>
+          <w:highlight w:val="yellow"/>
+        </w:rPr>
+        <w:t xml:space="preserve"> The industry-standard packet analyser for capturing DMZ traffic and resolving complex communication issues between the </w:t>
+      </w:r>
+      <w:r>
+        <w:rPr>
+          <w:rFonts w:eastAsia="Arial"/>
+          <w:b/>
+          <w:bCs/>
+          <w:color w:val="000000"/>
+          <w:szCs w:val="20"/>
+          <w:highlight w:val="yellow"/>
+        </w:rPr>
+        <w:t>Proxy</w:t>
+      </w:r>
+      <w:r>
+        <w:rPr>
+          <w:rFonts w:eastAsia="Arial"/>
+          <w:color w:val="000000"/>
+          <w:szCs w:val="20"/>
+          <w:highlight w:val="yellow"/>
+        </w:rPr>
+        <w:t xml:space="preserve"> and the </w:t>
+      </w:r>
+      <w:r>
+        <w:rPr>
+          <w:rFonts w:eastAsia="Arial"/>
+          <w:b/>
+          <w:bCs/>
+          <w:color w:val="000000"/>
+          <w:szCs w:val="20"/>
+          <w:highlight w:val="yellow"/>
+        </w:rPr>
+        <w:t>Database</w:t>
+      </w:r>
+      <w:r>
+        <w:rPr>
+          <w:rFonts w:eastAsia="Arial"/>
+          <w:color w:val="000000"/>
+          <w:szCs w:val="20"/>
+          <w:highlight w:val="yellow"/>
+        </w:rPr>
+        <w:t>.</w:t>
       </w:r>
     </w:p>
     <w:p>
@@ -4796,36 +4099,35 @@
         </w:pBdr>
         <w:spacing w:before="120" w:after="120" w:line="288" w:lineRule="auto"/>
         <w:rPr>
-          <w:rFonts w:ascii="Arial" w:eastAsia="Arial" w:hAnsi="Arial" w:cs="Arial"/>
+          <w:rFonts w:eastAsia="Arial"/>
           <w:color w:val="000000"/>
           <w:szCs w:val="20"/>
-        </w:rPr>
-      </w:pPr>
-      <w:r>
-        <w:rPr>
-          <w:rFonts w:ascii="Arial" w:eastAsia="Arial" w:hAnsi="Arial" w:cs="Arial"/>
+          <w:highlight w:val="yellow"/>
+        </w:rPr>
+      </w:pPr>
+      <w:r>
+        <w:rPr>
+          <w:rFonts w:eastAsia="Arial"/>
           <w:b/>
           <w:bCs/>
           <w:color w:val="000000"/>
           <w:szCs w:val="20"/>
-        </w:rPr>
-        <w:t>Kiwi Syslog Server NG:</w:t>
-      </w:r>
-      <w:r>
-        <w:rPr>
-          <w:rFonts w:ascii="Arial" w:eastAsia="Arial" w:hAnsi="Arial" w:cs="Arial"/>
+          <w:highlight w:val="yellow"/>
+        </w:rPr>
+        <w:t>VisQOL &amp; VQM (Voice Quality Monitoring):</w:t>
+      </w:r>
+      <w:r>
+        <w:rPr>
+          <w:rFonts w:eastAsia="Arial"/>
           <w:color w:val="000000"/>
           <w:szCs w:val="20"/>
-        </w:rPr>
-        <w:t xml:space="preserve"> Centralises logs from all switches and the firewall, enabling security audits of resource access within the DMZ.</w:t>
-      </w:r>
-    </w:p>
-    <w:p>
-      <w:pPr>
-        <w:numPr>
-          <w:ilvl w:val="0"/>
-          <w:numId w:val="23"/>
-        </w:numPr>
+          <w:highlight w:val="yellow"/>
+        </w:rPr>
+        <w:t xml:space="preserve"> Specific tools to measure the user experience within the university’s IP telephony network.</w:t>
+      </w:r>
+    </w:p>
+    <w:p>
+      <w:pPr>
         <w:pBdr>
           <w:top w:val="nil"/>
           <w:left w:val="nil"/>
@@ -4835,75 +4137,24 @@
         </w:pBdr>
         <w:spacing w:before="120" w:after="120" w:line="288" w:lineRule="auto"/>
         <w:rPr>
-          <w:rFonts w:ascii="Arial" w:eastAsia="Arial" w:hAnsi="Arial" w:cs="Arial"/>
-          <w:color w:val="000000"/>
-          <w:szCs w:val="20"/>
-        </w:rPr>
-      </w:pPr>
-      <w:r>
-        <w:rPr>
-          <w:rFonts w:ascii="Arial" w:eastAsia="Arial" w:hAnsi="Arial" w:cs="Arial"/>
+          <w:rFonts w:eastAsia="Arial"/>
           <w:b/>
           <w:bCs/>
           <w:color w:val="000000"/>
           <w:szCs w:val="20"/>
-        </w:rPr>
-        <w:t>Cisco Switch Configuration Management Tool:</w:t>
-      </w:r>
-      <w:r>
-        <w:rPr>
-          <w:rFonts w:ascii="Arial" w:eastAsia="Arial" w:hAnsi="Arial" w:cs="Arial"/>
-          <w:color w:val="000000"/>
-          <w:szCs w:val="20"/>
-        </w:rPr>
-        <w:t xml:space="preserve"> Ensures that configuration backups for </w:t>
-      </w:r>
-      <w:r>
-        <w:rPr>
-          <w:rFonts w:ascii="Arial" w:eastAsia="Arial" w:hAnsi="Arial" w:cs="Arial"/>
+          <w:highlight w:val="yellow"/>
+        </w:rPr>
+      </w:pPr>
+      <w:r>
+        <w:rPr>
+          <w:rFonts w:eastAsia="Arial"/>
           <w:b/>
           <w:bCs/>
           <w:color w:val="000000"/>
           <w:szCs w:val="20"/>
-        </w:rPr>
-        <w:t>MS1, MS2, and MS0</w:t>
-      </w:r>
-      <w:r>
-        <w:rPr>
-          <w:rFonts w:ascii="Arial" w:eastAsia="Arial" w:hAnsi="Arial" w:cs="Arial"/>
-          <w:color w:val="000000"/>
-          <w:szCs w:val="20"/>
-        </w:rPr>
-        <w:t xml:space="preserve"> exist in the event of hardware failure.</w:t>
-      </w:r>
-    </w:p>
-    <w:p>
-      <w:pPr>
-        <w:pBdr>
-          <w:top w:val="nil"/>
-          <w:left w:val="nil"/>
-          <w:bottom w:val="nil"/>
-          <w:right w:val="nil"/>
-          <w:between w:val="nil"/>
-        </w:pBdr>
-        <w:spacing w:before="120" w:after="120" w:line="288" w:lineRule="auto"/>
-        <w:rPr>
-          <w:rFonts w:ascii="Arial" w:eastAsia="Arial" w:hAnsi="Arial" w:cs="Arial"/>
-          <w:b/>
-          <w:bCs/>
-          <w:color w:val="000000"/>
-          <w:szCs w:val="20"/>
-        </w:rPr>
-      </w:pPr>
-      <w:r>
-        <w:rPr>
-          <w:rFonts w:ascii="Arial" w:eastAsia="Arial" w:hAnsi="Arial" w:cs="Arial"/>
-          <w:b/>
-          <w:bCs/>
-          <w:color w:val="000000"/>
-          <w:szCs w:val="20"/>
-        </w:rPr>
-        <w:t>D. Service and Application Health</w:t>
+          <w:highlight w:val="yellow"/>
+        </w:rPr>
+        <w:t>C. Security and Configuration Auditing</w:t>
       </w:r>
     </w:p>
     <w:p>
@@ -4921,28 +4172,31 @@
         </w:pBdr>
         <w:spacing w:before="120" w:after="120" w:line="288" w:lineRule="auto"/>
         <w:rPr>
-          <w:rFonts w:ascii="Arial" w:eastAsia="Arial" w:hAnsi="Arial" w:cs="Arial"/>
+          <w:rFonts w:eastAsia="Arial"/>
           <w:color w:val="000000"/>
           <w:szCs w:val="20"/>
-        </w:rPr>
-      </w:pPr>
-      <w:r>
-        <w:rPr>
-          <w:rFonts w:ascii="Arial" w:eastAsia="Arial" w:hAnsi="Arial" w:cs="Arial"/>
+          <w:highlight w:val="yellow"/>
+        </w:rPr>
+      </w:pPr>
+      <w:r>
+        <w:rPr>
+          <w:rFonts w:eastAsia="Arial"/>
           <w:b/>
           <w:bCs/>
           <w:color w:val="000000"/>
           <w:szCs w:val="20"/>
-        </w:rPr>
-        <w:t>Nmap:</w:t>
-      </w:r>
-      <w:r>
-        <w:rPr>
-          <w:rFonts w:ascii="Arial" w:eastAsia="Arial" w:hAnsi="Arial" w:cs="Arial"/>
+          <w:highlight w:val="yellow"/>
+        </w:rPr>
+        <w:t>ASA Packet Tracer:</w:t>
+      </w:r>
+      <w:r>
+        <w:rPr>
+          <w:rFonts w:eastAsia="Arial"/>
           <w:color w:val="000000"/>
           <w:szCs w:val="20"/>
-        </w:rPr>
-        <w:t xml:space="preserve"> For performing port scans on the DMZ to ensure only permitted services (WEB, MAIL, DNS) are exposed.</w:t>
+          <w:highlight w:val="yellow"/>
+        </w:rPr>
+        <w:t xml:space="preserve"> A software tool within the firewall to simulate traffic and verify that ACLs (INSIDE_IN) are correctly configured before deploying changes.</w:t>
       </w:r>
     </w:p>
     <w:p>
@@ -4960,64 +4214,31 @@
         </w:pBdr>
         <w:spacing w:before="120" w:after="120" w:line="288" w:lineRule="auto"/>
         <w:rPr>
-          <w:rFonts w:ascii="Arial" w:eastAsia="Arial" w:hAnsi="Arial" w:cs="Arial"/>
+          <w:rFonts w:eastAsia="Arial"/>
           <w:color w:val="000000"/>
           <w:szCs w:val="20"/>
-        </w:rPr>
-      </w:pPr>
-      <w:r>
-        <w:rPr>
-          <w:rFonts w:ascii="Arial" w:eastAsia="Arial" w:hAnsi="Arial" w:cs="Arial"/>
+          <w:highlight w:val="yellow"/>
+        </w:rPr>
+      </w:pPr>
+      <w:r>
+        <w:rPr>
+          <w:rFonts w:eastAsia="Arial"/>
           <w:b/>
           <w:bCs/>
           <w:color w:val="000000"/>
           <w:szCs w:val="20"/>
-        </w:rPr>
-        <w:t>Application Monitoring by New Relic:</w:t>
-      </w:r>
-      <w:r>
-        <w:rPr>
-          <w:rFonts w:ascii="Arial" w:eastAsia="Arial" w:hAnsi="Arial" w:cs="Arial"/>
+          <w:highlight w:val="yellow"/>
+        </w:rPr>
+        <w:t>Kiwi Syslog Server NG:</w:t>
+      </w:r>
+      <w:r>
+        <w:rPr>
+          <w:rFonts w:eastAsia="Arial"/>
           <w:color w:val="000000"/>
           <w:szCs w:val="20"/>
-        </w:rPr>
-        <w:t xml:space="preserve"> Focused on the health of applications within the </w:t>
-      </w:r>
-      <w:r>
-        <w:rPr>
-          <w:rFonts w:ascii="Arial" w:eastAsia="Arial" w:hAnsi="Arial" w:cs="Arial"/>
-          <w:b/>
-          <w:bCs/>
-          <w:color w:val="000000"/>
-          <w:szCs w:val="20"/>
-        </w:rPr>
-        <w:t>Virtual Environment</w:t>
-      </w:r>
-      <w:r>
-        <w:rPr>
-          <w:rFonts w:ascii="Arial" w:eastAsia="Arial" w:hAnsi="Arial" w:cs="Arial"/>
-          <w:color w:val="000000"/>
-          <w:szCs w:val="20"/>
-        </w:rPr>
-        <w:t xml:space="preserve"> and the </w:t>
-      </w:r>
-      <w:r>
-        <w:rPr>
-          <w:rFonts w:ascii="Arial" w:eastAsia="Arial" w:hAnsi="Arial" w:cs="Arial"/>
-          <w:b/>
-          <w:bCs/>
-          <w:color w:val="000000"/>
-          <w:szCs w:val="20"/>
-        </w:rPr>
-        <w:t>Database</w:t>
-      </w:r>
-      <w:r>
-        <w:rPr>
-          <w:rFonts w:ascii="Arial" w:eastAsia="Arial" w:hAnsi="Arial" w:cs="Arial"/>
-          <w:color w:val="000000"/>
-          <w:szCs w:val="20"/>
-        </w:rPr>
-        <w:t>, ensuring response times remain adequate for end-users.</w:t>
+          <w:highlight w:val="yellow"/>
+        </w:rPr>
+        <w:t xml:space="preserve"> Centralises logs from all switches and the firewall, enabling security audits of resource access within the DMZ.</w:t>
       </w:r>
     </w:p>
     <w:p>
@@ -5035,28 +4256,51 @@
         </w:pBdr>
         <w:spacing w:before="120" w:after="120" w:line="288" w:lineRule="auto"/>
         <w:rPr>
-          <w:rFonts w:ascii="Arial" w:eastAsia="Arial" w:hAnsi="Arial" w:cs="Arial"/>
+          <w:rFonts w:eastAsia="Arial"/>
           <w:color w:val="000000"/>
           <w:szCs w:val="20"/>
-        </w:rPr>
-      </w:pPr>
-      <w:r>
-        <w:rPr>
-          <w:rFonts w:ascii="Arial" w:eastAsia="Arial" w:hAnsi="Arial" w:cs="Arial"/>
+          <w:highlight w:val="yellow"/>
+        </w:rPr>
+      </w:pPr>
+      <w:r>
+        <w:rPr>
+          <w:rFonts w:eastAsia="Arial"/>
           <w:b/>
           <w:bCs/>
           <w:color w:val="000000"/>
           <w:szCs w:val="20"/>
-        </w:rPr>
-        <w:t>HTTP/DNS Checkers:</w:t>
-      </w:r>
-      <w:r>
-        <w:rPr>
-          <w:rFonts w:ascii="Arial" w:eastAsia="Arial" w:hAnsi="Arial" w:cs="Arial"/>
+          <w:highlight w:val="yellow"/>
+        </w:rPr>
+        <w:t>Cisco Switch Configuration Management Tool:</w:t>
+      </w:r>
+      <w:r>
+        <w:rPr>
+          <w:rFonts w:eastAsia="Arial"/>
           <w:color w:val="000000"/>
           <w:szCs w:val="20"/>
-        </w:rPr>
-        <w:t xml:space="preserve"> External verification that name services and web browsing are functioning correctly through the university Proxy.</w:t>
+          <w:highlight w:val="yellow"/>
+        </w:rPr>
+        <w:t xml:space="preserve"> Ensures that configuration backups for </w:t>
+      </w:r>
+      <w:r>
+        <w:rPr>
+          <w:rFonts w:eastAsia="Arial"/>
+          <w:b/>
+          <w:bCs/>
+          <w:color w:val="000000"/>
+          <w:szCs w:val="20"/>
+          <w:highlight w:val="yellow"/>
+        </w:rPr>
+        <w:t>MS1, MS2, and MS0</w:t>
+      </w:r>
+      <w:r>
+        <w:rPr>
+          <w:rFonts w:eastAsia="Arial"/>
+          <w:color w:val="000000"/>
+          <w:szCs w:val="20"/>
+          <w:highlight w:val="yellow"/>
+        </w:rPr>
+        <w:t xml:space="preserve"> exist in the event of hardware failure.</w:t>
       </w:r>
     </w:p>
     <w:p>
@@ -5070,14 +4314,32 @@
         </w:pBdr>
         <w:spacing w:before="120" w:after="120" w:line="288" w:lineRule="auto"/>
         <w:rPr>
-          <w:rFonts w:ascii="Arial" w:eastAsia="Arial" w:hAnsi="Arial" w:cs="Arial"/>
+          <w:rFonts w:eastAsia="Arial"/>
+          <w:b/>
+          <w:bCs/>
           <w:color w:val="000000"/>
           <w:szCs w:val="20"/>
-        </w:rPr>
-      </w:pPr>
-    </w:p>
-    <w:p>
-      <w:pPr>
+          <w:highlight w:val="yellow"/>
+        </w:rPr>
+      </w:pPr>
+      <w:r>
+        <w:rPr>
+          <w:rFonts w:eastAsia="Arial"/>
+          <w:b/>
+          <w:bCs/>
+          <w:color w:val="000000"/>
+          <w:szCs w:val="20"/>
+          <w:highlight w:val="yellow"/>
+        </w:rPr>
+        <w:t>D. Service and Application Health</w:t>
+      </w:r>
+    </w:p>
+    <w:p>
+      <w:pPr>
+        <w:numPr>
+          <w:ilvl w:val="0"/>
+          <w:numId w:val="25"/>
+        </w:numPr>
         <w:pBdr>
           <w:top w:val="nil"/>
           <w:left w:val="nil"/>
@@ -5087,56 +4349,235 @@
         </w:pBdr>
         <w:spacing w:before="120" w:after="120" w:line="288" w:lineRule="auto"/>
         <w:rPr>
-          <w:rFonts w:ascii="Arial" w:eastAsia="Arial" w:hAnsi="Arial" w:cs="Arial"/>
+          <w:rFonts w:eastAsia="Arial"/>
+          <w:color w:val="000000"/>
+          <w:szCs w:val="20"/>
+          <w:highlight w:val="yellow"/>
+        </w:rPr>
+      </w:pPr>
+      <w:r>
+        <w:rPr>
+          <w:rFonts w:eastAsia="Arial"/>
           <w:b/>
           <w:bCs/>
           <w:color w:val="000000"/>
           <w:szCs w:val="20"/>
-        </w:rPr>
-      </w:pPr>
-      <w:r>
-        <w:rPr>
-          <w:rFonts w:ascii="Arial" w:eastAsia="Arial" w:hAnsi="Arial" w:cs="Arial"/>
+          <w:highlight w:val="yellow"/>
+        </w:rPr>
+        <w:t>Nmap:</w:t>
+      </w:r>
+      <w:r>
+        <w:rPr>
+          <w:rFonts w:eastAsia="Arial"/>
+          <w:color w:val="000000"/>
+          <w:szCs w:val="20"/>
+          <w:highlight w:val="yellow"/>
+        </w:rPr>
+        <w:t xml:space="preserve"> For performing port scans on the DMZ to ensure only permitted services (WEB, MAIL, DNS) are exposed.</w:t>
+      </w:r>
+    </w:p>
+    <w:p>
+      <w:pPr>
+        <w:numPr>
+          <w:ilvl w:val="0"/>
+          <w:numId w:val="25"/>
+        </w:numPr>
+        <w:pBdr>
+          <w:top w:val="nil"/>
+          <w:left w:val="nil"/>
+          <w:bottom w:val="nil"/>
+          <w:right w:val="nil"/>
+          <w:between w:val="nil"/>
+        </w:pBdr>
+        <w:spacing w:before="120" w:after="120" w:line="288" w:lineRule="auto"/>
+        <w:rPr>
+          <w:rFonts w:eastAsia="Arial"/>
+          <w:color w:val="000000"/>
+          <w:szCs w:val="20"/>
+          <w:highlight w:val="yellow"/>
+        </w:rPr>
+      </w:pPr>
+      <w:r>
+        <w:rPr>
+          <w:rFonts w:eastAsia="Arial"/>
           <w:b/>
           <w:bCs/>
           <w:color w:val="000000"/>
           <w:szCs w:val="20"/>
-        </w:rPr>
-        <w:t>S</w:t>
-      </w:r>
-      <w:r>
-        <w:rPr>
-          <w:rFonts w:ascii="Arial" w:eastAsia="Arial" w:hAnsi="Arial" w:cs="Arial"/>
+          <w:highlight w:val="yellow"/>
+        </w:rPr>
+        <w:t>Application Monitoring by New Relic:</w:t>
+      </w:r>
+      <w:r>
+        <w:rPr>
+          <w:rFonts w:eastAsia="Arial"/>
+          <w:color w:val="000000"/>
+          <w:szCs w:val="20"/>
+          <w:highlight w:val="yellow"/>
+        </w:rPr>
+        <w:t xml:space="preserve"> Focused on the health of applications within the </w:t>
+      </w:r>
+      <w:r>
+        <w:rPr>
+          <w:rFonts w:eastAsia="Arial"/>
           <w:b/>
           <w:bCs/>
           <w:color w:val="000000"/>
           <w:szCs w:val="20"/>
-        </w:rPr>
-        <w:t xml:space="preserve">ummary of </w:t>
-      </w:r>
-      <w:r>
-        <w:rPr>
-          <w:rFonts w:ascii="Arial" w:eastAsia="Arial" w:hAnsi="Arial" w:cs="Arial"/>
+          <w:highlight w:val="yellow"/>
+        </w:rPr>
+        <w:t>Virtual Environment</w:t>
+      </w:r>
+      <w:r>
+        <w:rPr>
+          <w:rFonts w:eastAsia="Arial"/>
+          <w:color w:val="000000"/>
+          <w:szCs w:val="20"/>
+          <w:highlight w:val="yellow"/>
+        </w:rPr>
+        <w:t xml:space="preserve"> and the </w:t>
+      </w:r>
+      <w:r>
+        <w:rPr>
+          <w:rFonts w:eastAsia="Arial"/>
           <w:b/>
           <w:bCs/>
           <w:color w:val="000000"/>
           <w:szCs w:val="20"/>
-        </w:rPr>
-        <w:t xml:space="preserve">Software and </w:t>
-      </w:r>
-      <w:r>
-        <w:rPr>
-          <w:rFonts w:ascii="Arial" w:eastAsia="Arial" w:hAnsi="Arial" w:cs="Arial"/>
+          <w:highlight w:val="yellow"/>
+        </w:rPr>
+        <w:t>Database</w:t>
+      </w:r>
+      <w:r>
+        <w:rPr>
+          <w:rFonts w:eastAsia="Arial"/>
+          <w:color w:val="000000"/>
+          <w:szCs w:val="20"/>
+          <w:highlight w:val="yellow"/>
+        </w:rPr>
+        <w:t>, ensuring response times remain adequate for end-users.</w:t>
+      </w:r>
+    </w:p>
+    <w:p>
+      <w:pPr>
+        <w:numPr>
+          <w:ilvl w:val="0"/>
+          <w:numId w:val="25"/>
+        </w:numPr>
+        <w:pBdr>
+          <w:top w:val="nil"/>
+          <w:left w:val="nil"/>
+          <w:bottom w:val="nil"/>
+          <w:right w:val="nil"/>
+          <w:between w:val="nil"/>
+        </w:pBdr>
+        <w:spacing w:before="120" w:after="120" w:line="288" w:lineRule="auto"/>
+        <w:rPr>
+          <w:rFonts w:eastAsia="Arial"/>
+          <w:color w:val="000000"/>
+          <w:szCs w:val="20"/>
+          <w:highlight w:val="yellow"/>
+        </w:rPr>
+      </w:pPr>
+      <w:r>
+        <w:rPr>
+          <w:rFonts w:eastAsia="Arial"/>
           <w:b/>
           <w:bCs/>
           <w:color w:val="000000"/>
           <w:szCs w:val="20"/>
+          <w:highlight w:val="yellow"/>
+        </w:rPr>
+        <w:t>HTTP/DNS Checkers:</w:t>
+      </w:r>
+      <w:r>
+        <w:rPr>
+          <w:rFonts w:eastAsia="Arial"/>
+          <w:color w:val="000000"/>
+          <w:szCs w:val="20"/>
+          <w:highlight w:val="yellow"/>
+        </w:rPr>
+        <w:t xml:space="preserve"> External verification that name services and web browsing are functioning correctly through the university Proxy.</w:t>
+      </w:r>
+    </w:p>
+    <w:p>
+      <w:pPr>
+        <w:pBdr>
+          <w:top w:val="nil"/>
+          <w:left w:val="nil"/>
+          <w:bottom w:val="nil"/>
+          <w:right w:val="nil"/>
+          <w:between w:val="nil"/>
+        </w:pBdr>
+        <w:spacing w:before="120" w:after="120" w:line="288" w:lineRule="auto"/>
+        <w:rPr>
+          <w:rFonts w:eastAsia="Arial"/>
+          <w:color w:val="000000"/>
+          <w:szCs w:val="20"/>
+        </w:rPr>
+      </w:pPr>
+    </w:p>
+    <w:p>
+      <w:pPr>
+        <w:pBdr>
+          <w:top w:val="nil"/>
+          <w:left w:val="nil"/>
+          <w:bottom w:val="nil"/>
+          <w:right w:val="nil"/>
+          <w:between w:val="nil"/>
+        </w:pBdr>
+        <w:spacing w:before="120" w:after="120" w:line="288" w:lineRule="auto"/>
+        <w:rPr>
+          <w:rFonts w:eastAsia="Arial"/>
+          <w:b/>
+          <w:bCs/>
+          <w:color w:val="000000"/>
+          <w:szCs w:val="20"/>
+        </w:rPr>
+      </w:pPr>
+      <w:r>
+        <w:rPr>
+          <w:rFonts w:eastAsia="Arial"/>
+          <w:b/>
+          <w:bCs/>
+          <w:color w:val="000000"/>
+          <w:szCs w:val="20"/>
+        </w:rPr>
+        <w:t>S</w:t>
+      </w:r>
+      <w:r>
+        <w:rPr>
+          <w:rFonts w:eastAsia="Arial"/>
+          <w:b/>
+          <w:bCs/>
+          <w:color w:val="000000"/>
+          <w:szCs w:val="20"/>
+        </w:rPr>
+        <w:t xml:space="preserve">ummary of </w:t>
+      </w:r>
+      <w:r>
+        <w:rPr>
+          <w:rFonts w:eastAsia="Arial"/>
+          <w:b/>
+          <w:bCs/>
+          <w:color w:val="000000"/>
+          <w:szCs w:val="20"/>
+        </w:rPr>
+        <w:t xml:space="preserve">Software and </w:t>
+      </w:r>
+      <w:r>
+        <w:rPr>
+          <w:rFonts w:eastAsia="Arial"/>
+          <w:b/>
+          <w:bCs/>
+          <w:color w:val="000000"/>
+          <w:szCs w:val="20"/>
         </w:rPr>
         <w:t>Tool</w:t>
       </w:r>
       <w:r>
         <w:rPr>
-          <w:rFonts w:ascii="Arial" w:eastAsia="Arial" w:hAnsi="Arial" w:cs="Arial"/>
+          <w:rFonts w:eastAsia="Arial"/>
           <w:b/>
           <w:bCs/>
           <w:color w:val="000000"/>
@@ -5167,15 +4608,7 @@
             <w:hideMark/>
           </w:tcPr>
           <w:p>
-            <w:pPr>
-              <w:rPr>
-                <w:rFonts w:eastAsia="Arial"/>
-              </w:rPr>
-            </w:pPr>
-            <w:r>
-              <w:rPr>
-                <w:rFonts w:eastAsia="Arial"/>
-              </w:rPr>
+            <w:r>
               <w:t>Target</w:t>
             </w:r>
           </w:p>
@@ -5188,14 +4621,8 @@
           <w:p>
             <w:pPr>
               <w:cnfStyle w:val="100000000000" w:firstRow="1" w:lastRow="0" w:firstColumn="0" w:lastColumn="0" w:oddVBand="0" w:evenVBand="0" w:oddHBand="0" w:evenHBand="0" w:firstRowFirstColumn="0" w:firstRowLastColumn="0" w:lastRowFirstColumn="0" w:lastRowLastColumn="0"/>
-              <w:rPr>
-                <w:rFonts w:eastAsia="Arial"/>
-              </w:rPr>
             </w:pPr>
             <w:r>
-              <w:rPr>
-                <w:rFonts w:eastAsia="Arial"/>
-              </w:rPr>
               <w:t>CLI Command</w:t>
             </w:r>
           </w:p>
@@ -5208,14 +4635,8 @@
           <w:p>
             <w:pPr>
               <w:cnfStyle w:val="100000000000" w:firstRow="1" w:lastRow="0" w:firstColumn="0" w:lastColumn="0" w:oddVBand="0" w:evenVBand="0" w:oddHBand="0" w:evenHBand="0" w:firstRowFirstColumn="0" w:firstRowLastColumn="0" w:lastRowFirstColumn="0" w:lastRowLastColumn="0"/>
-              <w:rPr>
-                <w:rFonts w:eastAsia="Arial"/>
-              </w:rPr>
             </w:pPr>
             <w:r>
-              <w:rPr>
-                <w:rFonts w:eastAsia="Arial"/>
-              </w:rPr>
               <w:t>Software Tool</w:t>
             </w:r>
           </w:p>
@@ -5232,15 +4653,7 @@
             <w:hideMark/>
           </w:tcPr>
           <w:p>
-            <w:pPr>
-              <w:rPr>
-                <w:rFonts w:eastAsia="Arial"/>
-              </w:rPr>
-            </w:pPr>
-            <w:r>
-              <w:rPr>
-                <w:rFonts w:eastAsia="Arial"/>
-              </w:rPr>
+            <w:r>
               <w:t>Connectivity</w:t>
             </w:r>
           </w:p>
@@ -5258,14 +4671,8 @@
           <w:p>
             <w:pPr>
               <w:cnfStyle w:val="000000100000" w:firstRow="0" w:lastRow="0" w:firstColumn="0" w:lastColumn="0" w:oddVBand="0" w:evenVBand="0" w:oddHBand="1" w:evenHBand="0" w:firstRowFirstColumn="0" w:firstRowLastColumn="0" w:lastRowFirstColumn="0" w:lastRowLastColumn="0"/>
-              <w:rPr>
-                <w:rFonts w:eastAsia="Arial"/>
-              </w:rPr>
             </w:pPr>
             <w:r>
-              <w:rPr>
-                <w:rFonts w:eastAsia="Arial"/>
-              </w:rPr>
               <w:t xml:space="preserve">Ping </w:t>
             </w:r>
           </w:p>
@@ -5274,19 +4681,12 @@
               <w:cnfStyle w:val="000000100000" w:firstRow="0" w:lastRow="0" w:firstColumn="0" w:lastColumn="0" w:oddVBand="0" w:evenVBand="0" w:oddHBand="1" w:evenHBand="0" w:firstRowFirstColumn="0" w:firstRowLastColumn="0" w:lastRowFirstColumn="0" w:lastRowLastColumn="0"/>
             </w:pPr>
             <w:r>
-              <w:rPr>
-                <w:rFonts w:eastAsia="Arial"/>
-              </w:rPr>
-              <w:lastRenderedPageBreak/>
               <w:t>Traceroute</w:t>
             </w:r>
           </w:p>
           <w:p>
             <w:pPr>
               <w:cnfStyle w:val="000000100000" w:firstRow="0" w:lastRow="0" w:firstColumn="0" w:lastColumn="0" w:oddVBand="0" w:evenVBand="0" w:oddHBand="1" w:evenHBand="0" w:firstRowFirstColumn="0" w:firstRowLastColumn="0" w:lastRowFirstColumn="0" w:lastRowLastColumn="0"/>
-              <w:rPr>
-                <w:rFonts w:eastAsia="Arial"/>
-              </w:rPr>
             </w:pPr>
           </w:p>
         </w:tc>
@@ -5298,21 +4698,11 @@
           <w:p>
             <w:pPr>
               <w:cnfStyle w:val="000000100000" w:firstRow="0" w:lastRow="0" w:firstColumn="0" w:lastColumn="0" w:oddVBand="0" w:evenVBand="0" w:oddHBand="1" w:evenHBand="0" w:firstRowFirstColumn="0" w:firstRowLastColumn="0" w:lastRowFirstColumn="0" w:lastRowLastColumn="0"/>
-              <w:rPr>
-                <w:rFonts w:eastAsia="Arial"/>
-              </w:rPr>
             </w:pPr>
             <w:r>
-              <w:rPr>
-                <w:rFonts w:eastAsia="Arial"/>
-              </w:rPr>
-              <w:lastRenderedPageBreak/>
               <w:t>PRTG</w:t>
             </w:r>
             <w:r>
-              <w:rPr>
-                <w:rFonts w:eastAsia="Arial"/>
-              </w:rPr>
               <w:t xml:space="preserve"> Network Monitoring</w:t>
             </w:r>
           </w:p>
@@ -5326,347 +4716,8 @@
             <w:hideMark/>
           </w:tcPr>
           <w:p>
-            <w:pPr>
-              <w:rPr>
-                <w:rFonts w:eastAsia="Arial"/>
-              </w:rPr>
-            </w:pPr>
-            <w:r>
-              <w:rPr>
-                <w:rFonts w:eastAsia="Arial"/>
-              </w:rPr>
+            <w:r>
               <w:t>Traffic/Bandwidth</w:t>
-            </w:r>
-          </w:p>
-        </w:tc>
-        <w:tc>
-          <w:tcPr>
-            <w:tcW w:w="3210" w:type="dxa"/>
-            <w:hideMark/>
-          </w:tcPr>
-          <w:p>
-            <w:pPr>
-              <w:cnfStyle w:val="000000000000" w:firstRow="0" w:lastRow="0" w:firstColumn="0" w:lastColumn="0" w:oddVBand="0" w:evenVBand="0" w:oddHBand="0" w:evenHBand="0" w:firstRowFirstColumn="0" w:firstRowLastColumn="0" w:lastRowFirstColumn="0" w:lastRowLastColumn="0"/>
-            </w:pPr>
-          </w:p>
-          <w:p>
-            <w:pPr>
-              <w:cnfStyle w:val="000000000000" w:firstRow="0" w:lastRow="0" w:firstColumn="0" w:lastColumn="0" w:oddVBand="0" w:evenVBand="0" w:oddHBand="0" w:evenHBand="0" w:firstRowFirstColumn="0" w:firstRowLastColumn="0" w:lastRowFirstColumn="0" w:lastRowLastColumn="0"/>
-              <w:rPr>
-                <w:rFonts w:eastAsia="Arial"/>
-              </w:rPr>
-            </w:pPr>
-            <w:r>
-              <w:rPr>
-                <w:rFonts w:eastAsia="Arial"/>
-              </w:rPr>
-              <w:t>Show interface</w:t>
-            </w:r>
-          </w:p>
-          <w:p>
-            <w:pPr>
-              <w:cnfStyle w:val="000000000000" w:firstRow="0" w:lastRow="0" w:firstColumn="0" w:lastColumn="0" w:oddVBand="0" w:evenVBand="0" w:oddHBand="0" w:evenHBand="0" w:firstRowFirstColumn="0" w:firstRowLastColumn="0" w:lastRowFirstColumn="0" w:lastRowLastColumn="0"/>
-              <w:rPr>
-                <w:rFonts w:eastAsia="Arial"/>
-              </w:rPr>
-            </w:pPr>
-            <w:r>
-              <w:rPr>
-                <w:rFonts w:eastAsia="Arial"/>
-              </w:rPr>
-              <w:t>Show controller utilization</w:t>
-            </w:r>
-            <w:r>
-              <w:rPr>
-                <w:rFonts w:eastAsia="Arial"/>
-              </w:rPr>
-              <w:br/>
-            </w:r>
-          </w:p>
-        </w:tc>
-        <w:tc>
-          <w:tcPr>
-            <w:tcW w:w="2655" w:type="dxa"/>
-            <w:hideMark/>
-          </w:tcPr>
-          <w:p>
-            <w:pPr>
-              <w:cnfStyle w:val="000000000000" w:firstRow="0" w:lastRow="0" w:firstColumn="0" w:lastColumn="0" w:oddVBand="0" w:evenVBand="0" w:oddHBand="0" w:evenHBand="0" w:firstRowFirstColumn="0" w:firstRowLastColumn="0" w:lastRowFirstColumn="0" w:lastRowLastColumn="0"/>
-              <w:rPr>
-                <w:rFonts w:eastAsia="Arial"/>
-              </w:rPr>
-            </w:pPr>
-            <w:r>
-              <w:rPr>
-                <w:rFonts w:eastAsia="Arial"/>
-              </w:rPr>
-              <w:t>NetFlow</w:t>
-            </w:r>
-            <w:r>
-              <w:rPr>
-                <w:rFonts w:eastAsia="Arial"/>
-              </w:rPr>
-              <w:t xml:space="preserve"> by Cisco</w:t>
-            </w:r>
-            <w:r>
-              <w:t xml:space="preserve"> </w:t>
-            </w:r>
-            <w:r>
-              <w:rPr>
-                <w:rFonts w:eastAsia="Arial"/>
-              </w:rPr>
-              <w:t>(on MS1)</w:t>
-            </w:r>
-            <w:r>
-              <w:rPr>
-                <w:rFonts w:eastAsia="Arial"/>
-              </w:rPr>
-              <w:br/>
-            </w:r>
-            <w:r>
-              <w:rPr>
-                <w:rFonts w:eastAsia="Arial"/>
-              </w:rPr>
-              <w:br/>
-            </w:r>
-            <w:r>
-              <w:rPr>
-                <w:rFonts w:eastAsia="Arial"/>
-              </w:rPr>
-              <w:t xml:space="preserve">Simple Network </w:t>
-            </w:r>
-            <w:r>
-              <w:br/>
-            </w:r>
-            <w:r>
-              <w:br/>
-            </w:r>
-            <w:r>
-              <w:rPr>
-                <w:rFonts w:eastAsia="Arial"/>
-              </w:rPr>
-              <w:t xml:space="preserve">Management Protocol </w:t>
-            </w:r>
-            <w:r>
-              <w:br/>
-            </w:r>
-            <w:r>
-              <w:rPr>
-                <w:rFonts w:eastAsia="Arial"/>
-              </w:rPr>
-              <w:t>(SNMP) monitoring tool</w:t>
-            </w:r>
-          </w:p>
-        </w:tc>
-      </w:tr>
-      <w:tr>
-        <w:trPr>
-          <w:cnfStyle w:val="000000100000" w:firstRow="0" w:lastRow="0" w:firstColumn="0" w:lastColumn="0" w:oddVBand="0" w:evenVBand="0" w:oddHBand="1" w:evenHBand="0" w:firstRowFirstColumn="0" w:firstRowLastColumn="0" w:lastRowFirstColumn="0" w:lastRowLastColumn="0"/>
-        </w:trPr>
-        <w:tc>
-          <w:tcPr>
-            <w:cnfStyle w:val="001000000000" w:firstRow="0" w:lastRow="0" w:firstColumn="1" w:lastColumn="0" w:oddVBand="0" w:evenVBand="0" w:oddHBand="0" w:evenHBand="0" w:firstRowFirstColumn="0" w:firstRowLastColumn="0" w:lastRowFirstColumn="0" w:lastRowLastColumn="0"/>
-            <w:tcW w:w="3007" w:type="dxa"/>
-            <w:hideMark/>
-          </w:tcPr>
-          <w:p>
-            <w:pPr>
-              <w:rPr>
-                <w:rFonts w:eastAsia="Arial"/>
-              </w:rPr>
-            </w:pPr>
-            <w:r>
-              <w:rPr>
-                <w:rFonts w:eastAsia="Arial"/>
-              </w:rPr>
-              <w:t>Voice Quality</w:t>
-            </w:r>
-          </w:p>
-        </w:tc>
-        <w:tc>
-          <w:tcPr>
-            <w:tcW w:w="3210" w:type="dxa"/>
-            <w:hideMark/>
-          </w:tcPr>
-          <w:p>
-            <w:pPr>
-              <w:cnfStyle w:val="000000100000" w:firstRow="0" w:lastRow="0" w:firstColumn="0" w:lastColumn="0" w:oddVBand="0" w:evenVBand="0" w:oddHBand="1" w:evenHBand="0" w:firstRowFirstColumn="0" w:firstRowLastColumn="0" w:lastRowFirstColumn="0" w:lastRowLastColumn="0"/>
-            </w:pPr>
-          </w:p>
-          <w:p>
-            <w:pPr>
-              <w:cnfStyle w:val="000000100000" w:firstRow="0" w:lastRow="0" w:firstColumn="0" w:lastColumn="0" w:oddVBand="0" w:evenVBand="0" w:oddHBand="1" w:evenHBand="0" w:firstRowFirstColumn="0" w:firstRowLastColumn="0" w:lastRowFirstColumn="0" w:lastRowLastColumn="0"/>
-              <w:rPr>
-                <w:rFonts w:eastAsia="Arial"/>
-              </w:rPr>
-            </w:pPr>
-            <w:r>
-              <w:rPr>
-                <w:rFonts w:eastAsia="Arial"/>
-              </w:rPr>
-              <w:t>Cisco IP SLA</w:t>
-            </w:r>
-          </w:p>
-          <w:p>
-            <w:pPr>
-              <w:cnfStyle w:val="000000100000" w:firstRow="0" w:lastRow="0" w:firstColumn="0" w:lastColumn="0" w:oddVBand="0" w:evenVBand="0" w:oddHBand="1" w:evenHBand="0" w:firstRowFirstColumn="0" w:firstRowLastColumn="0" w:lastRowFirstColumn="0" w:lastRowLastColumn="0"/>
-              <w:rPr>
-                <w:rFonts w:eastAsia="Arial"/>
-              </w:rPr>
-            </w:pPr>
-            <w:r>
-              <w:rPr>
-                <w:rFonts w:eastAsia="Arial"/>
-              </w:rPr>
-              <w:t>s</w:t>
-            </w:r>
-            <w:r>
-              <w:rPr>
-                <w:rFonts w:eastAsia="Arial"/>
-              </w:rPr>
-              <w:t>how call active voice</w:t>
-            </w:r>
-          </w:p>
-          <w:p>
-            <w:pPr>
-              <w:cnfStyle w:val="000000100000" w:firstRow="0" w:lastRow="0" w:firstColumn="0" w:lastColumn="0" w:oddVBand="0" w:evenVBand="0" w:oddHBand="1" w:evenHBand="0" w:firstRowFirstColumn="0" w:firstRowLastColumn="0" w:lastRowFirstColumn="0" w:lastRowLastColumn="0"/>
-              <w:rPr>
-                <w:rFonts w:eastAsia="Arial"/>
-              </w:rPr>
-            </w:pPr>
-            <w:r>
-              <w:rPr>
-                <w:rFonts w:eastAsia="Arial"/>
-              </w:rPr>
-              <w:t>show voice history</w:t>
-            </w:r>
-          </w:p>
-          <w:p>
-            <w:pPr>
-              <w:cnfStyle w:val="000000100000" w:firstRow="0" w:lastRow="0" w:firstColumn="0" w:lastColumn="0" w:oddVBand="0" w:evenVBand="0" w:oddHBand="1" w:evenHBand="0" w:firstRowFirstColumn="0" w:firstRowLastColumn="0" w:lastRowFirstColumn="0" w:lastRowLastColumn="0"/>
-              <w:rPr>
-                <w:rFonts w:eastAsia="Arial"/>
-              </w:rPr>
-            </w:pPr>
-            <w:r>
-              <w:rPr>
-                <w:rFonts w:eastAsia="Arial"/>
-              </w:rPr>
-              <w:t>show call history voice brief</w:t>
-            </w:r>
-          </w:p>
-          <w:p>
-            <w:pPr>
-              <w:cnfStyle w:val="000000100000" w:firstRow="0" w:lastRow="0" w:firstColumn="0" w:lastColumn="0" w:oddVBand="0" w:evenVBand="0" w:oddHBand="1" w:evenHBand="0" w:firstRowFirstColumn="0" w:firstRowLastColumn="0" w:lastRowFirstColumn="0" w:lastRowLastColumn="0"/>
-              <w:rPr>
-                <w:rFonts w:eastAsia="Arial"/>
-              </w:rPr>
-            </w:pPr>
-            <w:r>
-              <w:rPr>
-                <w:rFonts w:eastAsia="Arial"/>
-              </w:rPr>
-              <w:t>show voice dsp</w:t>
-            </w:r>
-          </w:p>
-          <w:p>
-            <w:pPr>
-              <w:cnfStyle w:val="000000100000" w:firstRow="0" w:lastRow="0" w:firstColumn="0" w:lastColumn="0" w:oddVBand="0" w:evenVBand="0" w:oddHBand="1" w:evenHBand="0" w:firstRowFirstColumn="0" w:firstRowLastColumn="0" w:lastRowFirstColumn="0" w:lastRowLastColumn="0"/>
-            </w:pPr>
-            <w:r>
-              <w:rPr>
-                <w:rFonts w:eastAsia="Arial"/>
-              </w:rPr>
-              <w:t>s</w:t>
-            </w:r>
-            <w:r>
-              <w:rPr>
-                <w:rFonts w:eastAsia="Arial"/>
-              </w:rPr>
-              <w:t>how policy-map interface</w:t>
-            </w:r>
-          </w:p>
-          <w:p>
-            <w:pPr>
-              <w:cnfStyle w:val="000000100000" w:firstRow="0" w:lastRow="0" w:firstColumn="0" w:lastColumn="0" w:oddVBand="0" w:evenVBand="0" w:oddHBand="1" w:evenHBand="0" w:firstRowFirstColumn="0" w:firstRowLastColumn="0" w:lastRowFirstColumn="0" w:lastRowLastColumn="0"/>
-              <w:rPr>
-                <w:rFonts w:eastAsia="Arial"/>
-              </w:rPr>
-            </w:pPr>
-          </w:p>
-        </w:tc>
-        <w:tc>
-          <w:tcPr>
-            <w:tcW w:w="2655" w:type="dxa"/>
-            <w:hideMark/>
-          </w:tcPr>
-          <w:p>
-            <w:pPr>
-              <w:cnfStyle w:val="000000100000" w:firstRow="0" w:lastRow="0" w:firstColumn="0" w:lastColumn="0" w:oddVBand="0" w:evenVBand="0" w:oddHBand="1" w:evenHBand="0" w:firstRowFirstColumn="0" w:firstRowLastColumn="0" w:lastRowFirstColumn="0" w:lastRowLastColumn="0"/>
-              <w:rPr>
-                <w:rFonts w:eastAsia="Arial"/>
-              </w:rPr>
-            </w:pPr>
-            <w:r>
-              <w:rPr>
-                <w:rFonts w:eastAsia="Arial"/>
-              </w:rPr>
-              <w:t>Wireshark</w:t>
-            </w:r>
-            <w:r>
-              <w:br/>
-            </w:r>
-            <w:r>
-              <w:rPr>
-                <w:rFonts w:eastAsia="Arial"/>
-              </w:rPr>
-              <w:br/>
-            </w:r>
-            <w:proofErr w:type="spellStart"/>
-            <w:r>
-              <w:rPr>
-                <w:rFonts w:eastAsia="Arial"/>
-              </w:rPr>
-              <w:t>VisQOL</w:t>
-            </w:r>
-            <w:proofErr w:type="spellEnd"/>
-            <w:r>
-              <w:br/>
-            </w:r>
-            <w:r>
-              <w:rPr>
-                <w:rFonts w:eastAsia="Arial"/>
-              </w:rPr>
-              <w:br/>
-              <w:t>V</w:t>
-            </w:r>
-            <w:r>
-              <w:rPr>
-                <w:rFonts w:eastAsia="Arial"/>
-              </w:rPr>
-              <w:t>oice Quality Monitoring (VQM)</w:t>
-            </w:r>
-          </w:p>
-        </w:tc>
-      </w:tr>
-      <w:tr>
-        <w:tc>
-          <w:tcPr>
-            <w:cnfStyle w:val="001000000000" w:firstRow="0" w:lastRow="0" w:firstColumn="1" w:lastColumn="0" w:oddVBand="0" w:evenVBand="0" w:oddHBand="0" w:evenHBand="0" w:firstRowFirstColumn="0" w:firstRowLastColumn="0" w:lastRowFirstColumn="0" w:lastRowLastColumn="0"/>
-            <w:tcW w:w="3007" w:type="dxa"/>
-            <w:hideMark/>
-          </w:tcPr>
-          <w:p>
-            <w:pPr>
-              <w:rPr>
-                <w:rFonts w:eastAsia="Arial"/>
-              </w:rPr>
-            </w:pPr>
-            <w:r>
-              <w:rPr>
-                <w:rFonts w:eastAsia="Arial"/>
-              </w:rPr>
-              <w:t>Security/Logs</w:t>
             </w:r>
           </w:p>
         </w:tc>
@@ -5685,36 +4736,18 @@
               <w:cnfStyle w:val="000000000000" w:firstRow="0" w:lastRow="0" w:firstColumn="0" w:lastColumn="0" w:oddVBand="0" w:evenVBand="0" w:oddHBand="0" w:evenHBand="0" w:firstRowFirstColumn="0" w:firstRowLastColumn="0" w:lastRowFirstColumn="0" w:lastRowLastColumn="0"/>
             </w:pPr>
             <w:r>
-              <w:t>show log</w:t>
+              <w:t>Show interface</w:t>
             </w:r>
           </w:p>
           <w:p>
             <w:pPr>
               <w:cnfStyle w:val="000000000000" w:firstRow="0" w:lastRow="0" w:firstColumn="0" w:lastColumn="0" w:oddVBand="0" w:evenVBand="0" w:oddHBand="0" w:evenHBand="0" w:firstRowFirstColumn="0" w:firstRowLastColumn="0" w:lastRowFirstColumn="0" w:lastRowLastColumn="0"/>
-              <w:rPr>
-                <w:rFonts w:eastAsia="Arial"/>
-              </w:rPr>
             </w:pPr>
             <w:r>
-              <w:t xml:space="preserve">show logging file </w:t>
-            </w:r>
-            <w:proofErr w:type="gramStart"/>
-            <w:r>
-              <w:t>flash:syslog.txt</w:t>
-            </w:r>
-            <w:proofErr w:type="gramEnd"/>
+              <w:t>Show controller utilization</w:t>
+            </w:r>
             <w:r>
               <w:br/>
-              <w:t>s</w:t>
-            </w:r>
-            <w:r>
-              <w:t>how logging process</w:t>
-            </w:r>
-            <w:r>
-              <w:br/>
-            </w:r>
-            <w:r>
-              <w:t>show platform software trace</w:t>
             </w:r>
           </w:p>
         </w:tc>
@@ -5726,38 +4759,42 @@
           <w:p>
             <w:pPr>
               <w:cnfStyle w:val="000000000000" w:firstRow="0" w:lastRow="0" w:firstColumn="0" w:lastColumn="0" w:oddVBand="0" w:evenVBand="0" w:oddHBand="0" w:evenHBand="0" w:firstRowFirstColumn="0" w:firstRowLastColumn="0" w:lastRowFirstColumn="0" w:lastRowLastColumn="0"/>
-              <w:rPr>
-                <w:rFonts w:eastAsia="Arial"/>
-              </w:rPr>
             </w:pPr>
             <w:r>
-              <w:rPr>
-                <w:rFonts w:eastAsia="Arial"/>
-              </w:rPr>
-              <w:t>ASA Packet Tracer</w:t>
+              <w:t>NetFlow</w:t>
+            </w:r>
+            <w:r>
+              <w:t xml:space="preserve"> by Cisco</w:t>
+            </w:r>
+            <w:r>
+              <w:t xml:space="preserve"> </w:t>
+            </w:r>
+            <w:r>
+              <w:t>(on MS1)</w:t>
             </w:r>
             <w:r>
               <w:br/>
             </w:r>
-          </w:p>
-          <w:p>
-            <w:pPr>
-              <w:cnfStyle w:val="000000000000" w:firstRow="0" w:lastRow="0" w:firstColumn="0" w:lastColumn="0" w:oddVBand="0" w:evenVBand="0" w:oddHBand="0" w:evenHBand="0" w:firstRowFirstColumn="0" w:firstRowLastColumn="0" w:lastRowFirstColumn="0" w:lastRowLastColumn="0"/>
-              <w:rPr>
-                <w:rFonts w:eastAsia="Arial"/>
-              </w:rPr>
-            </w:pPr>
-            <w:r>
-              <w:t>Kiwi Syslog Server NG</w:t>
-            </w:r>
             <w:r>
               <w:br/>
             </w:r>
             <w:r>
+              <w:t xml:space="preserve">Simple Network </w:t>
+            </w:r>
+            <w:r>
               <w:br/>
             </w:r>
             <w:r>
-              <w:t>Cisco Switch Configuration Management Tool</w:t>
+              <w:br/>
+            </w:r>
+            <w:r>
+              <w:t xml:space="preserve">Management Protocol </w:t>
+            </w:r>
+            <w:r>
+              <w:br/>
+            </w:r>
+            <w:r>
+              <w:t>(SNMP) monitoring tool</w:t>
             </w:r>
           </w:p>
         </w:tc>
@@ -5773,16 +4810,8 @@
             <w:hideMark/>
           </w:tcPr>
           <w:p>
-            <w:pPr>
-              <w:rPr>
-                <w:rFonts w:eastAsia="Arial"/>
-              </w:rPr>
-            </w:pPr>
-            <w:r>
-              <w:rPr>
-                <w:rFonts w:eastAsia="Arial"/>
-              </w:rPr>
-              <w:t>Service Health</w:t>
+            <w:r>
+              <w:t>Voice Quality</w:t>
             </w:r>
           </w:p>
         </w:tc>
@@ -5795,95 +4824,65 @@
             <w:pPr>
               <w:cnfStyle w:val="000000100000" w:firstRow="0" w:lastRow="0" w:firstColumn="0" w:lastColumn="0" w:oddVBand="0" w:evenVBand="0" w:oddHBand="1" w:evenHBand="0" w:firstRowFirstColumn="0" w:firstRowLastColumn="0" w:lastRowFirstColumn="0" w:lastRowLastColumn="0"/>
             </w:pPr>
-            <w:r>
-              <w:t>show env</w:t>
-            </w:r>
-            <w:r>
-              <w:br/>
-            </w:r>
-            <w:r>
-              <w:t>show inventory</w:t>
-            </w:r>
-            <w:r>
-              <w:br/>
-            </w:r>
-            <w:r>
-              <w:t xml:space="preserve">show </w:t>
-            </w:r>
-            <w:proofErr w:type="spellStart"/>
-            <w:r>
-              <w:t>modul</w:t>
-            </w:r>
-            <w:proofErr w:type="spellEnd"/>
-            <w:r>
-              <w:br/>
-              <w:t>s</w:t>
-            </w:r>
-            <w:r>
-              <w:t>how power</w:t>
-            </w:r>
-            <w:r>
-              <w:br/>
-            </w:r>
-            <w:r>
-              <w:t>show fan</w:t>
-            </w:r>
           </w:p>
           <w:p>
             <w:pPr>
               <w:cnfStyle w:val="000000100000" w:firstRow="0" w:lastRow="0" w:firstColumn="0" w:lastColumn="0" w:oddVBand="0" w:evenVBand="0" w:oddHBand="1" w:evenHBand="0" w:firstRowFirstColumn="0" w:firstRowLastColumn="0" w:lastRowFirstColumn="0" w:lastRowLastColumn="0"/>
-              <w:rPr>
-                <w:rFonts w:eastAsia="Arial"/>
-              </w:rPr>
             </w:pPr>
             <w:r>
-              <w:t xml:space="preserve">show proc </w:t>
-            </w:r>
-            <w:proofErr w:type="spellStart"/>
-            <w:r>
-              <w:t>cpu</w:t>
-            </w:r>
-            <w:proofErr w:type="spellEnd"/>
-            <w:r>
-              <w:t xml:space="preserve"> sorted</w:t>
-            </w:r>
-            <w:r>
-              <w:br/>
-            </w:r>
-            <w:r>
-              <w:t>show proc mem sorted</w:t>
-            </w:r>
-            <w:r>
-              <w:br/>
-            </w:r>
-            <w:r>
-              <w:t>show memory statistics</w:t>
-            </w:r>
-            <w:r>
-              <w:br/>
+              <w:t>Cisco IP SLA</w:t>
+            </w:r>
+          </w:p>
+          <w:p>
+            <w:pPr>
+              <w:cnfStyle w:val="000000100000" w:firstRow="0" w:lastRow="0" w:firstColumn="0" w:lastColumn="0" w:oddVBand="0" w:evenVBand="0" w:oddHBand="1" w:evenHBand="0" w:firstRowFirstColumn="0" w:firstRowLastColumn="0" w:lastRowFirstColumn="0" w:lastRowLastColumn="0"/>
+            </w:pPr>
+            <w:r>
               <w:t>s</w:t>
             </w:r>
             <w:r>
-              <w:t>how log</w:t>
-            </w:r>
-            <w:r>
-              <w:br/>
-            </w:r>
-            <w:r>
-              <w:t>show logging onboard</w:t>
-            </w:r>
-            <w:r>
-              <w:br/>
-            </w:r>
-            <w:r>
-              <w:t>show version</w:t>
-            </w:r>
-            <w:r>
-              <w:br/>
-            </w:r>
-            <w:r>
-              <w:t>show tech-support</w:t>
-            </w:r>
+              <w:t>how call active voice</w:t>
+            </w:r>
+          </w:p>
+          <w:p>
+            <w:pPr>
+              <w:cnfStyle w:val="000000100000" w:firstRow="0" w:lastRow="0" w:firstColumn="0" w:lastColumn="0" w:oddVBand="0" w:evenVBand="0" w:oddHBand="1" w:evenHBand="0" w:firstRowFirstColumn="0" w:firstRowLastColumn="0" w:lastRowFirstColumn="0" w:lastRowLastColumn="0"/>
+            </w:pPr>
+            <w:r>
+              <w:t>show voice history</w:t>
+            </w:r>
+          </w:p>
+          <w:p>
+            <w:pPr>
+              <w:cnfStyle w:val="000000100000" w:firstRow="0" w:lastRow="0" w:firstColumn="0" w:lastColumn="0" w:oddVBand="0" w:evenVBand="0" w:oddHBand="1" w:evenHBand="0" w:firstRowFirstColumn="0" w:firstRowLastColumn="0" w:lastRowFirstColumn="0" w:lastRowLastColumn="0"/>
+            </w:pPr>
+            <w:r>
+              <w:t>show call history voice brief</w:t>
+            </w:r>
+          </w:p>
+          <w:p>
+            <w:pPr>
+              <w:cnfStyle w:val="000000100000" w:firstRow="0" w:lastRow="0" w:firstColumn="0" w:lastColumn="0" w:oddVBand="0" w:evenVBand="0" w:oddHBand="1" w:evenHBand="0" w:firstRowFirstColumn="0" w:firstRowLastColumn="0" w:lastRowFirstColumn="0" w:lastRowLastColumn="0"/>
+            </w:pPr>
+            <w:r>
+              <w:t>show voice dsp</w:t>
+            </w:r>
+          </w:p>
+          <w:p>
+            <w:pPr>
+              <w:cnfStyle w:val="000000100000" w:firstRow="0" w:lastRow="0" w:firstColumn="0" w:lastColumn="0" w:oddVBand="0" w:evenVBand="0" w:oddHBand="1" w:evenHBand="0" w:firstRowFirstColumn="0" w:firstRowLastColumn="0" w:lastRowFirstColumn="0" w:lastRowLastColumn="0"/>
+            </w:pPr>
+            <w:r>
+              <w:t>s</w:t>
+            </w:r>
+            <w:r>
+              <w:t>how policy-map interface</w:t>
+            </w:r>
+          </w:p>
+          <w:p>
+            <w:pPr>
+              <w:cnfStyle w:val="000000100000" w:firstRow="0" w:lastRow="0" w:firstColumn="0" w:lastColumn="0" w:oddVBand="0" w:evenVBand="0" w:oddHBand="1" w:evenHBand="0" w:firstRowFirstColumn="0" w:firstRowLastColumn="0" w:lastRowFirstColumn="0" w:lastRowLastColumn="0"/>
+            </w:pPr>
           </w:p>
         </w:tc>
         <w:tc>
@@ -5896,9 +4895,232 @@
               <w:cnfStyle w:val="000000100000" w:firstRow="0" w:lastRow="0" w:firstColumn="0" w:lastColumn="0" w:oddVBand="0" w:evenVBand="0" w:oddHBand="1" w:evenHBand="0" w:firstRowFirstColumn="0" w:firstRowLastColumn="0" w:lastRowFirstColumn="0" w:lastRowLastColumn="0"/>
             </w:pPr>
             <w:r>
-              <w:rPr>
-                <w:rFonts w:eastAsia="Arial"/>
-              </w:rPr>
+              <w:t>Wireshark</w:t>
+            </w:r>
+            <w:r>
+              <w:br/>
+            </w:r>
+            <w:r>
+              <w:br/>
+            </w:r>
+            <w:r>
+              <w:t>VisQOL</w:t>
+            </w:r>
+            <w:r>
+              <w:br/>
+            </w:r>
+            <w:r>
+              <w:br/>
+              <w:t>V</w:t>
+            </w:r>
+            <w:r>
+              <w:t>oice Quality Monitoring (VQM)</w:t>
+            </w:r>
+          </w:p>
+        </w:tc>
+      </w:tr>
+      <w:tr>
+        <w:tc>
+          <w:tcPr>
+            <w:cnfStyle w:val="001000000000" w:firstRow="0" w:lastRow="0" w:firstColumn="1" w:lastColumn="0" w:oddVBand="0" w:evenVBand="0" w:oddHBand="0" w:evenHBand="0" w:firstRowFirstColumn="0" w:firstRowLastColumn="0" w:lastRowFirstColumn="0" w:lastRowLastColumn="0"/>
+            <w:tcW w:w="3007" w:type="dxa"/>
+            <w:hideMark/>
+          </w:tcPr>
+          <w:p>
+            <w:r>
+              <w:t>Security/Logs</w:t>
+            </w:r>
+          </w:p>
+        </w:tc>
+        <w:tc>
+          <w:tcPr>
+            <w:tcW w:w="3210" w:type="dxa"/>
+            <w:hideMark/>
+          </w:tcPr>
+          <w:p>
+            <w:pPr>
+              <w:cnfStyle w:val="000000000000" w:firstRow="0" w:lastRow="0" w:firstColumn="0" w:lastColumn="0" w:oddVBand="0" w:evenVBand="0" w:oddHBand="0" w:evenHBand="0" w:firstRowFirstColumn="0" w:firstRowLastColumn="0" w:lastRowFirstColumn="0" w:lastRowLastColumn="0"/>
+            </w:pPr>
+          </w:p>
+          <w:p>
+            <w:pPr>
+              <w:cnfStyle w:val="000000000000" w:firstRow="0" w:lastRow="0" w:firstColumn="0" w:lastColumn="0" w:oddVBand="0" w:evenVBand="0" w:oddHBand="0" w:evenHBand="0" w:firstRowFirstColumn="0" w:firstRowLastColumn="0" w:lastRowFirstColumn="0" w:lastRowLastColumn="0"/>
+            </w:pPr>
+            <w:r>
+              <w:t>show log</w:t>
+            </w:r>
+          </w:p>
+          <w:p>
+            <w:pPr>
+              <w:cnfStyle w:val="000000000000" w:firstRow="0" w:lastRow="0" w:firstColumn="0" w:lastColumn="0" w:oddVBand="0" w:evenVBand="0" w:oddHBand="0" w:evenHBand="0" w:firstRowFirstColumn="0" w:firstRowLastColumn="0" w:lastRowFirstColumn="0" w:lastRowLastColumn="0"/>
+            </w:pPr>
+            <w:r>
+              <w:lastRenderedPageBreak/>
+              <w:t>show logging file flash:syslog.txt</w:t>
+            </w:r>
+            <w:r>
+              <w:br/>
+              <w:t>s</w:t>
+            </w:r>
+            <w:r>
+              <w:t>how logging process</w:t>
+            </w:r>
+            <w:r>
+              <w:br/>
+            </w:r>
+            <w:r>
+              <w:t>show platform software trace</w:t>
+            </w:r>
+          </w:p>
+        </w:tc>
+        <w:tc>
+          <w:tcPr>
+            <w:tcW w:w="2655" w:type="dxa"/>
+            <w:hideMark/>
+          </w:tcPr>
+          <w:p>
+            <w:pPr>
+              <w:cnfStyle w:val="000000000000" w:firstRow="0" w:lastRow="0" w:firstColumn="0" w:lastColumn="0" w:oddVBand="0" w:evenVBand="0" w:oddHBand="0" w:evenHBand="0" w:firstRowFirstColumn="0" w:firstRowLastColumn="0" w:lastRowFirstColumn="0" w:lastRowLastColumn="0"/>
+            </w:pPr>
+            <w:r>
+              <w:lastRenderedPageBreak/>
+              <w:t>ASA Packet Tracer</w:t>
+            </w:r>
+            <w:r>
+              <w:br/>
+            </w:r>
+          </w:p>
+          <w:p>
+            <w:pPr>
+              <w:cnfStyle w:val="000000000000" w:firstRow="0" w:lastRow="0" w:firstColumn="0" w:lastColumn="0" w:oddVBand="0" w:evenVBand="0" w:oddHBand="0" w:evenHBand="0" w:firstRowFirstColumn="0" w:firstRowLastColumn="0" w:lastRowFirstColumn="0" w:lastRowLastColumn="0"/>
+            </w:pPr>
+            <w:r>
+              <w:t>Kiwi Syslog Server NG</w:t>
+            </w:r>
+            <w:r>
+              <w:br/>
+            </w:r>
+            <w:r>
+              <w:br/>
+            </w:r>
+            <w:r>
+              <w:lastRenderedPageBreak/>
+              <w:t>Cisco Switch Configuration Management Tool</w:t>
+            </w:r>
+          </w:p>
+        </w:tc>
+      </w:tr>
+      <w:tr>
+        <w:trPr>
+          <w:cnfStyle w:val="000000100000" w:firstRow="0" w:lastRow="0" w:firstColumn="0" w:lastColumn="0" w:oddVBand="0" w:evenVBand="0" w:oddHBand="1" w:evenHBand="0" w:firstRowFirstColumn="0" w:firstRowLastColumn="0" w:lastRowFirstColumn="0" w:lastRowLastColumn="0"/>
+        </w:trPr>
+        <w:tc>
+          <w:tcPr>
+            <w:cnfStyle w:val="001000000000" w:firstRow="0" w:lastRow="0" w:firstColumn="1" w:lastColumn="0" w:oddVBand="0" w:evenVBand="0" w:oddHBand="0" w:evenHBand="0" w:firstRowFirstColumn="0" w:firstRowLastColumn="0" w:lastRowFirstColumn="0" w:lastRowLastColumn="0"/>
+            <w:tcW w:w="3007" w:type="dxa"/>
+            <w:hideMark/>
+          </w:tcPr>
+          <w:p>
+            <w:r>
+              <w:lastRenderedPageBreak/>
+              <w:t>Service Health</w:t>
+            </w:r>
+          </w:p>
+        </w:tc>
+        <w:tc>
+          <w:tcPr>
+            <w:tcW w:w="3210" w:type="dxa"/>
+            <w:hideMark/>
+          </w:tcPr>
+          <w:p>
+            <w:pPr>
+              <w:cnfStyle w:val="000000100000" w:firstRow="0" w:lastRow="0" w:firstColumn="0" w:lastColumn="0" w:oddVBand="0" w:evenVBand="0" w:oddHBand="1" w:evenHBand="0" w:firstRowFirstColumn="0" w:firstRowLastColumn="0" w:lastRowFirstColumn="0" w:lastRowLastColumn="0"/>
+            </w:pPr>
+            <w:r>
+              <w:t>show env</w:t>
+            </w:r>
+            <w:r>
+              <w:br/>
+            </w:r>
+            <w:r>
+              <w:t>show inventory</w:t>
+            </w:r>
+            <w:r>
+              <w:br/>
+            </w:r>
+            <w:r>
+              <w:t>show modul</w:t>
+            </w:r>
+            <w:r>
+              <w:br/>
+              <w:t>s</w:t>
+            </w:r>
+            <w:r>
+              <w:t>how power</w:t>
+            </w:r>
+            <w:r>
+              <w:br/>
+            </w:r>
+            <w:r>
+              <w:t>show fan</w:t>
+            </w:r>
+          </w:p>
+          <w:p>
+            <w:pPr>
+              <w:cnfStyle w:val="000000100000" w:firstRow="0" w:lastRow="0" w:firstColumn="0" w:lastColumn="0" w:oddVBand="0" w:evenVBand="0" w:oddHBand="1" w:evenHBand="0" w:firstRowFirstColumn="0" w:firstRowLastColumn="0" w:lastRowFirstColumn="0" w:lastRowLastColumn="0"/>
+            </w:pPr>
+            <w:r>
+              <w:t>show proc cpu sorted</w:t>
+            </w:r>
+            <w:r>
+              <w:br/>
+            </w:r>
+            <w:r>
+              <w:t>show proc mem sorted</w:t>
+            </w:r>
+            <w:r>
+              <w:br/>
+            </w:r>
+            <w:r>
+              <w:t>show memory statistics</w:t>
+            </w:r>
+            <w:r>
+              <w:br/>
+              <w:t>s</w:t>
+            </w:r>
+            <w:r>
+              <w:t>how log</w:t>
+            </w:r>
+            <w:r>
+              <w:br/>
+            </w:r>
+            <w:r>
+              <w:t>show logging onboard</w:t>
+            </w:r>
+            <w:r>
+              <w:br/>
+            </w:r>
+            <w:r>
+              <w:t>show version</w:t>
+            </w:r>
+            <w:r>
+              <w:br/>
+            </w:r>
+            <w:r>
+              <w:t>show tech-support</w:t>
+            </w:r>
+          </w:p>
+        </w:tc>
+        <w:tc>
+          <w:tcPr>
+            <w:tcW w:w="2655" w:type="dxa"/>
+            <w:hideMark/>
+          </w:tcPr>
+          <w:p>
+            <w:pPr>
+              <w:cnfStyle w:val="000000100000" w:firstRow="0" w:lastRow="0" w:firstColumn="0" w:lastColumn="0" w:oddVBand="0" w:evenVBand="0" w:oddHBand="1" w:evenHBand="0" w:firstRowFirstColumn="0" w:firstRowLastColumn="0" w:lastRowFirstColumn="0" w:lastRowLastColumn="0"/>
+            </w:pPr>
+            <w:r>
               <w:t>Nmap</w:t>
             </w:r>
           </w:p>
@@ -5910,6 +5132,11 @@
           <w:p>
             <w:pPr>
               <w:cnfStyle w:val="000000100000" w:firstRow="0" w:lastRow="0" w:firstColumn="0" w:lastColumn="0" w:oddVBand="0" w:evenVBand="0" w:oddHBand="1" w:evenHBand="0" w:firstRowFirstColumn="0" w:firstRowLastColumn="0" w:lastRowFirstColumn="0" w:lastRowLastColumn="0"/>
+              <w:rPr>
+                <w:b/>
+                <w:bCs/>
+                <w:color w:val="FFFFFF" w:themeColor="background1"/>
+              </w:rPr>
             </w:pPr>
             <w:r>
               <w:t>Application Monitoring</w:t>
@@ -5924,9 +5151,6 @@
           <w:p>
             <w:pPr>
               <w:cnfStyle w:val="000000100000" w:firstRow="0" w:lastRow="0" w:firstColumn="0" w:lastColumn="0" w:oddVBand="0" w:evenVBand="0" w:oddHBand="1" w:evenHBand="0" w:firstRowFirstColumn="0" w:firstRowLastColumn="0" w:lastRowFirstColumn="0" w:lastRowLastColumn="0"/>
-              <w:rPr>
-                <w:rFonts w:eastAsia="Arial"/>
-              </w:rPr>
             </w:pPr>
             <w:r>
               <w:t>Cisco Switch Configuration Management Tool</w:t>
@@ -5944,20 +5168,11 @@
           <w:p>
             <w:pPr>
               <w:cnfStyle w:val="000000100000" w:firstRow="0" w:lastRow="0" w:firstColumn="0" w:lastColumn="0" w:oddVBand="0" w:evenVBand="0" w:oddHBand="1" w:evenHBand="0" w:firstRowFirstColumn="0" w:firstRowLastColumn="0" w:lastRowFirstColumn="0" w:lastRowLastColumn="0"/>
-              <w:rPr>
-                <w:rFonts w:eastAsia="Arial"/>
-              </w:rPr>
             </w:pPr>
             <w:r>
-              <w:rPr>
-                <w:rFonts w:eastAsia="Arial"/>
-              </w:rPr>
               <w:br/>
             </w:r>
             <w:r>
-              <w:rPr>
-                <w:rFonts w:eastAsia="Arial"/>
-              </w:rPr>
               <w:t>HTTP/DNS Checkers</w:t>
             </w:r>
           </w:p>
@@ -5975,7 +5190,7 @@
         </w:pBdr>
         <w:spacing w:before="120" w:after="120" w:line="288" w:lineRule="auto"/>
         <w:rPr>
-          <w:rFonts w:ascii="Arial" w:eastAsia="Arial" w:hAnsi="Arial" w:cs="Arial"/>
+          <w:rFonts w:eastAsia="Arial"/>
           <w:color w:val="000000"/>
           <w:szCs w:val="20"/>
         </w:rPr>
@@ -5992,19 +5207,13 @@
         </w:pBdr>
         <w:spacing w:before="120" w:after="120" w:line="288" w:lineRule="auto"/>
         <w:rPr>
-          <w:rFonts w:ascii="Arial" w:eastAsia="Arial" w:hAnsi="Arial" w:cs="Arial"/>
+          <w:rFonts w:eastAsia="Arial"/>
           <w:color w:val="000000"/>
           <w:szCs w:val="20"/>
         </w:rPr>
       </w:pPr>
     </w:p>
-    <w:p>
-      <w:pPr>
-        <w:rPr>
-          <w:rFonts w:ascii="Arial" w:hAnsi="Arial" w:cs="Arial"/>
-        </w:rPr>
-      </w:pPr>
-    </w:p>
+    <w:p/>
     <w:p>
       <w:pPr>
         <w:pBdr>
@@ -6016,9 +5225,8 @@
         </w:pBdr>
         <w:spacing w:before="120" w:after="120" w:line="288" w:lineRule="auto"/>
         <w:rPr>
-          <w:rFonts w:ascii="Arial" w:eastAsia="Arial" w:hAnsi="Arial" w:cs="Arial"/>
+          <w:rFonts w:eastAsia="Arial"/>
           <w:color w:val="000000"/>
-          <w:sz w:val="20"/>
           <w:szCs w:val="20"/>
         </w:rPr>
       </w:pPr>
@@ -6026,35 +5234,14 @@
     <w:p>
       <w:pPr>
         <w:pStyle w:val="Heading1"/>
-        <w:rPr>
-          <w:rFonts w:ascii="Arial" w:hAnsi="Arial" w:cs="Arial"/>
-        </w:rPr>
       </w:pPr>
     </w:p>
     <w:p>
       <w:pPr>
         <w:pStyle w:val="Heading1"/>
-        <w:rPr>
-          <w:rFonts w:ascii="Arial" w:eastAsia="Arial" w:hAnsi="Arial" w:cs="Arial"/>
-        </w:rPr>
-      </w:pPr>
-      <w:r>
-        <w:rPr>
-          <w:rFonts w:ascii="Arial" w:eastAsia="Arial" w:hAnsi="Arial" w:cs="Arial"/>
-        </w:rPr>
-        <w:t xml:space="preserve">IOS device </w:t>
-      </w:r>
-      <w:r>
-        <w:rPr>
-          <w:rFonts w:ascii="Arial" w:hAnsi="Arial" w:cs="Arial"/>
-        </w:rPr>
-        <w:t>maintenance</w:t>
-      </w:r>
-      <w:r>
-        <w:rPr>
-          <w:rFonts w:ascii="Arial" w:eastAsia="Arial" w:hAnsi="Arial" w:cs="Arial"/>
-        </w:rPr>
-        <w:t xml:space="preserve"> plan</w:t>
+      </w:pPr>
+      <w:r>
+        <w:t>IOS device maintenance plan</w:t>
       </w:r>
     </w:p>
     <w:p>
@@ -6068,17 +5255,15 @@
         </w:pBdr>
         <w:spacing w:before="120" w:after="120" w:line="288" w:lineRule="auto"/>
         <w:rPr>
-          <w:rFonts w:ascii="Arial" w:eastAsia="Arial" w:hAnsi="Arial" w:cs="Arial"/>
+          <w:rFonts w:eastAsia="Arial"/>
           <w:color w:val="000000"/>
-          <w:sz w:val="20"/>
-          <w:szCs w:val="20"/>
-        </w:rPr>
-      </w:pPr>
-      <w:r>
-        <w:rPr>
-          <w:rFonts w:ascii="Arial" w:eastAsia="Arial" w:hAnsi="Arial" w:cs="Arial"/>
+          <w:szCs w:val="20"/>
+        </w:rPr>
+      </w:pPr>
+      <w:r>
+        <w:rPr>
+          <w:rFonts w:eastAsia="Arial"/>
           <w:color w:val="000000"/>
-          <w:sz w:val="20"/>
           <w:szCs w:val="20"/>
         </w:rPr>
         <w:t>Outline an IOS device maintenance plan that can be followed for monitoring routing protocols and router configurations.</w:t>
@@ -6087,22 +5272,13 @@
     <w:p>
       <w:pPr>
         <w:pStyle w:val="Heading1"/>
-        <w:rPr>
-          <w:rFonts w:ascii="Arial" w:hAnsi="Arial" w:cs="Arial"/>
-        </w:rPr>
       </w:pPr>
     </w:p>
     <w:p>
       <w:pPr>
         <w:pStyle w:val="Heading1"/>
-        <w:rPr>
-          <w:rFonts w:ascii="Arial" w:eastAsia="Arial" w:hAnsi="Arial" w:cs="Arial"/>
-        </w:rPr>
-      </w:pPr>
-      <w:r>
-        <w:rPr>
-          <w:rFonts w:ascii="Arial" w:hAnsi="Arial" w:cs="Arial"/>
-        </w:rPr>
+      </w:pPr>
+      <w:r>
         <w:t>Security</w:t>
       </w:r>
     </w:p>
@@ -6117,16 +5293,15 @@
         </w:pBdr>
         <w:spacing w:before="120" w:after="120" w:line="288" w:lineRule="auto"/>
         <w:rPr>
-          <w:rFonts w:ascii="Arial" w:eastAsia="Arial" w:hAnsi="Arial" w:cs="Arial"/>
+          <w:rFonts w:eastAsia="Arial"/>
           <w:color w:val="000000"/>
           <w:szCs w:val="20"/>
         </w:rPr>
       </w:pPr>
       <w:r>
         <w:rPr>
-          <w:rFonts w:ascii="Arial" w:eastAsia="Arial" w:hAnsi="Arial" w:cs="Arial"/>
+          <w:rFonts w:eastAsia="Arial"/>
           <w:color w:val="000000"/>
-          <w:sz w:val="20"/>
           <w:szCs w:val="20"/>
         </w:rPr>
         <w:t>Outline a plan for troubleshooting and monitoring the security of the network.</w:t>
@@ -6143,9 +5318,8 @@
         </w:pBdr>
         <w:spacing w:before="120" w:after="120" w:line="288" w:lineRule="auto"/>
         <w:rPr>
-          <w:rFonts w:ascii="Arial" w:eastAsia="Arial" w:hAnsi="Arial" w:cs="Arial"/>
+          <w:rFonts w:eastAsia="Arial"/>
           <w:color w:val="000000"/>
-          <w:sz w:val="20"/>
           <w:szCs w:val="20"/>
         </w:rPr>
       </w:pPr>
@@ -6153,14 +5327,8 @@
     <w:p>
       <w:pPr>
         <w:pStyle w:val="Heading1"/>
-        <w:rPr>
-          <w:rFonts w:ascii="Arial" w:eastAsia="Arial" w:hAnsi="Arial" w:cs="Arial"/>
-        </w:rPr>
-      </w:pPr>
-      <w:r>
-        <w:rPr>
-          <w:rFonts w:ascii="Arial" w:eastAsia="Arial" w:hAnsi="Arial" w:cs="Arial"/>
-        </w:rPr>
+      </w:pPr>
+      <w:r>
         <w:t>IP V6 and IP V4 interoperability</w:t>
       </w:r>
     </w:p>
@@ -6175,17 +5343,15 @@
         </w:pBdr>
         <w:spacing w:before="120" w:after="120" w:line="288" w:lineRule="auto"/>
         <w:rPr>
-          <w:rFonts w:ascii="Arial" w:eastAsia="Arial" w:hAnsi="Arial" w:cs="Arial"/>
+          <w:rFonts w:eastAsia="Arial"/>
           <w:color w:val="000000"/>
-          <w:sz w:val="20"/>
-          <w:szCs w:val="20"/>
-        </w:rPr>
-      </w:pPr>
-      <w:r>
-        <w:rPr>
-          <w:rFonts w:ascii="Arial" w:eastAsia="Arial" w:hAnsi="Arial" w:cs="Arial"/>
+          <w:szCs w:val="20"/>
+        </w:rPr>
+      </w:pPr>
+      <w:r>
+        <w:rPr>
+          <w:rFonts w:eastAsia="Arial"/>
           <w:color w:val="000000"/>
-          <w:sz w:val="20"/>
           <w:szCs w:val="20"/>
         </w:rPr>
         <w:t>Outline a plan for troubleshooting and monitoring IP V6 and IP V4 interoperability.</w:t>
@@ -6202,9 +5368,8 @@
         </w:pBdr>
         <w:spacing w:before="120" w:after="120" w:line="288" w:lineRule="auto"/>
         <w:rPr>
-          <w:rFonts w:ascii="Arial" w:eastAsia="Arial" w:hAnsi="Arial" w:cs="Arial"/>
+          <w:rFonts w:eastAsia="Arial"/>
           <w:color w:val="000000"/>
-          <w:sz w:val="20"/>
           <w:szCs w:val="20"/>
         </w:rPr>
       </w:pPr>
@@ -6227,6 +5392,9 @@
 <w:endnotes xmlns:wpc="http://schemas.microsoft.com/office/word/2010/wordprocessingCanvas" xmlns:cx="http://schemas.microsoft.com/office/drawing/2014/chartex" xmlns:cx1="http://schemas.microsoft.com/office/drawing/2015/9/8/chartex" xmlns:cx2="http://schemas.microsoft.com/office/drawing/2015/10/21/chartex" xmlns:cx3="http://schemas.microsoft.com/office/drawing/2016/5/9/chartex" xmlns:cx4="http://schemas.microsoft.com/office/drawing/2016/5/10/chartex" xmlns:cx5="http://schemas.microsoft.com/office/drawing/2016/5/11/chartex" xmlns:cx6="http://schemas.microsoft.com/office/drawing/2016/5/12/chartex" xmlns:cx7="http://schemas.microsoft.com/office/drawing/2016/5/13/chartex" xmlns:cx8="http://schemas.microsoft.com/office/drawing/2016/5/14/chartex" xmlns:mc="http://schemas.openxmlformats.org/markup-compatibility/2006" xmlns:aink="http://schemas.microsoft.com/office/drawing/2016/ink" xmlns:am3d="http://schemas.microsoft.com/office/drawing/2017/model3d" xmlns:o="urn:schemas-microsoft-com:office:office" xmlns:oel="http://schemas.microsoft.com/office/2019/extlst" xmlns:r="http://schemas.openxmlformats.org/officeDocument/2006/relationships" xmlns:m="http://schemas.openxmlformats.org/officeDocument/2006/math" xmlns:v="urn:schemas-microsoft-com:vml" xmlns:wp14="http://schemas.microsoft.com/office/word/2010/wordprocessingDrawing" xmlns:wp="http://schemas.openxmlformats.org/drawingml/2006/wordprocessingDrawing" xmlns:w10="urn:schemas-microsoft-com:office:word" xmlns:w="http://schemas.openxmlformats.org/wordprocessingml/2006/main" xmlns:w14="http://schemas.microsoft.com/office/word/2010/wordml" xmlns:w15="http://schemas.microsoft.com/office/word/2012/wordml" xmlns:w16cex="http://schemas.microsoft.com/office/word/2018/wordml/cex" xmlns:w16cid="http://schemas.microsoft.com/office/word/2016/wordml/cid" xmlns:w16="http://schemas.microsoft.com/office/word/2018/wordml" xmlns:w16du="http://schemas.microsoft.com/office/word/2023/wordml/word16du" xmlns:w16sdtdh="http://schemas.microsoft.com/office/word/2020/wordml/sdtdatahash" xmlns:w16sdtfl="http://schemas.microsoft.com/office/word/2024/wordml/sdtformatlock" xmlns:w16se="http://schemas.microsoft.com/office/word/2015/wordml/symex" xmlns:wpg="http://schemas.microsoft.com/office/word/2010/wordprocessingGroup" xmlns:wpi="http://schemas.microsoft.com/office/word/2010/wordprocessingInk" xmlns:wne="http://schemas.microsoft.com/office/word/2006/wordml" xmlns:wps="http://schemas.microsoft.com/office/word/2010/wordprocessingShape" mc:Ignorable="w14 w15 w16se w16cid w16 w16cex w16sdtdh w16sdtfl w16du wp14">
   <w:endnote w:type="separator" w:id="-1">
     <w:p>
+      <w:pPr>
+        <w:spacing w:line="240" w:lineRule="auto"/>
+      </w:pPr>
       <w:r>
         <w:separator/>
       </w:r>
@@ -6234,6 +5402,9 @@
   </w:endnote>
   <w:endnote w:type="continuationSeparator" w:id="0">
     <w:p>
+      <w:pPr>
+        <w:spacing w:line="240" w:lineRule="auto"/>
+      </w:pPr>
       <w:r>
         <w:continuationSeparator/>
       </w:r>
@@ -6257,6 +5428,7 @@
         <w:tab w:val="center" w:pos="4320"/>
         <w:tab w:val="right" w:pos="8640"/>
       </w:tabs>
+      <w:spacing w:line="240" w:lineRule="auto"/>
       <w:jc w:val="right"/>
       <w:rPr>
         <w:rFonts w:eastAsia="Arial"/>
@@ -6315,6 +5487,7 @@
         <w:tab w:val="center" w:pos="4320"/>
         <w:tab w:val="right" w:pos="8640"/>
       </w:tabs>
+      <w:spacing w:line="240" w:lineRule="auto"/>
       <w:ind w:right="360"/>
       <w:rPr>
         <w:rFonts w:eastAsia="Arial"/>
@@ -6380,25 +5553,7 @@
         <w:sz w:val="16"/>
         <w:szCs w:val="16"/>
       </w:rPr>
-      <w:t xml:space="preserve">|Trident Education Pty Ltd trading as Milestones International College | TOID 45323| |CRICOS 03877M| Level </w:t>
-    </w:r>
-    <w:proofErr w:type="gramStart"/>
-    <w:r>
-      <w:rPr>
-        <w:rFonts w:ascii="Calibri" w:hAnsi="Calibri" w:cs="Calibri"/>
-        <w:sz w:val="16"/>
-        <w:szCs w:val="16"/>
-      </w:rPr>
-      <w:t>3,  252</w:t>
-    </w:r>
-    <w:proofErr w:type="gramEnd"/>
-    <w:r>
-      <w:rPr>
-        <w:rFonts w:ascii="Calibri" w:hAnsi="Calibri" w:cs="Calibri"/>
-        <w:sz w:val="16"/>
-        <w:szCs w:val="16"/>
-      </w:rPr>
-      <w:t xml:space="preserve"> Lygon Street Carlton VIC 3053 | 1300 991 716 | </w:t>
+      <w:t xml:space="preserve">|Trident Education Pty Ltd trading as Milestones International College | TOID 45323| |CRICOS 03877M| Level 3,  252 Lygon Street Carlton VIC 3053 | 1300 991 716 | </w:t>
     </w:r>
     <w:r>
       <w:rPr>
@@ -6463,6 +5618,9 @@
 <w:footnotes xmlns:wpc="http://schemas.microsoft.com/office/word/2010/wordprocessingCanvas" xmlns:cx="http://schemas.microsoft.com/office/drawing/2014/chartex" xmlns:cx1="http://schemas.microsoft.com/office/drawing/2015/9/8/chartex" xmlns:cx2="http://schemas.microsoft.com/office/drawing/2015/10/21/chartex" xmlns:cx3="http://schemas.microsoft.com/office/drawing/2016/5/9/chartex" xmlns:cx4="http://schemas.microsoft.com/office/drawing/2016/5/10/chartex" xmlns:cx5="http://schemas.microsoft.com/office/drawing/2016/5/11/chartex" xmlns:cx6="http://schemas.microsoft.com/office/drawing/2016/5/12/chartex" xmlns:cx7="http://schemas.microsoft.com/office/drawing/2016/5/13/chartex" xmlns:cx8="http://schemas.microsoft.com/office/drawing/2016/5/14/chartex" xmlns:mc="http://schemas.openxmlformats.org/markup-compatibility/2006" xmlns:aink="http://schemas.microsoft.com/office/drawing/2016/ink" xmlns:am3d="http://schemas.microsoft.com/office/drawing/2017/model3d" xmlns:o="urn:schemas-microsoft-com:office:office" xmlns:oel="http://schemas.microsoft.com/office/2019/extlst" xmlns:r="http://schemas.openxmlformats.org/officeDocument/2006/relationships" xmlns:m="http://schemas.openxmlformats.org/officeDocument/2006/math" xmlns:v="urn:schemas-microsoft-com:vml" xmlns:wp14="http://schemas.microsoft.com/office/word/2010/wordprocessingDrawing" xmlns:wp="http://schemas.openxmlformats.org/drawingml/2006/wordprocessingDrawing" xmlns:w10="urn:schemas-microsoft-com:office:word" xmlns:w="http://schemas.openxmlformats.org/wordprocessingml/2006/main" xmlns:w14="http://schemas.microsoft.com/office/word/2010/wordml" xmlns:w15="http://schemas.microsoft.com/office/word/2012/wordml" xmlns:w16cex="http://schemas.microsoft.com/office/word/2018/wordml/cex" xmlns:w16cid="http://schemas.microsoft.com/office/word/2016/wordml/cid" xmlns:w16="http://schemas.microsoft.com/office/word/2018/wordml" xmlns:w16du="http://schemas.microsoft.com/office/word/2023/wordml/word16du" xmlns:w16sdtdh="http://schemas.microsoft.com/office/word/2020/wordml/sdtdatahash" xmlns:w16sdtfl="http://schemas.microsoft.com/office/word/2024/wordml/sdtformatlock" xmlns:w16se="http://schemas.microsoft.com/office/word/2015/wordml/symex" xmlns:wpg="http://schemas.microsoft.com/office/word/2010/wordprocessingGroup" xmlns:wpi="http://schemas.microsoft.com/office/word/2010/wordprocessingInk" xmlns:wne="http://schemas.microsoft.com/office/word/2006/wordml" xmlns:wps="http://schemas.microsoft.com/office/word/2010/wordprocessingShape" mc:Ignorable="w14 w15 w16se w16cid w16 w16cex w16sdtdh w16sdtfl w16du wp14">
   <w:footnote w:type="separator" w:id="-1">
     <w:p>
+      <w:pPr>
+        <w:spacing w:line="240" w:lineRule="auto"/>
+      </w:pPr>
       <w:r>
         <w:separator/>
       </w:r>
@@ -6470,6 +5628,9 @@
   </w:footnote>
   <w:footnote w:type="continuationSeparator" w:id="0">
     <w:p>
+      <w:pPr>
+        <w:spacing w:line="240" w:lineRule="auto"/>
+      </w:pPr>
       <w:r>
         <w:continuationSeparator/>
       </w:r>
@@ -6493,6 +5654,7 @@
         <w:tab w:val="center" w:pos="4320"/>
         <w:tab w:val="right" w:pos="8640"/>
       </w:tabs>
+      <w:spacing w:line="240" w:lineRule="auto"/>
       <w:rPr>
         <w:rFonts w:eastAsia="Arial"/>
         <w:color w:val="000000"/>
@@ -7090,530 +6252,6 @@
     </w:lvl>
   </w:abstractNum>
   <w:abstractNum w:abstractNumId="4" w15:restartNumberingAfterBreak="0">
-    <w:nsid w:val="089443B4"/>
-    <w:multiLevelType w:val="hybridMultilevel"/>
-    <w:tmpl w:val="21669BFE"/>
-    <w:lvl w:ilvl="0" w:tplc="08090001">
-      <w:start w:val="1"/>
-      <w:numFmt w:val="bullet"/>
-      <w:lvlText w:val=""/>
-      <w:lvlJc w:val="left"/>
-      <w:pPr>
-        <w:ind w:left="720" w:hanging="360"/>
-      </w:pPr>
-      <w:rPr>
-        <w:rFonts w:ascii="Symbol" w:hAnsi="Symbol" w:hint="default"/>
-      </w:rPr>
-    </w:lvl>
-    <w:lvl w:ilvl="1" w:tplc="08090003" w:tentative="1">
-      <w:start w:val="1"/>
-      <w:numFmt w:val="bullet"/>
-      <w:lvlText w:val="o"/>
-      <w:lvlJc w:val="left"/>
-      <w:pPr>
-        <w:ind w:left="1440" w:hanging="360"/>
-      </w:pPr>
-      <w:rPr>
-        <w:rFonts w:ascii="Courier New" w:hAnsi="Courier New" w:hint="default"/>
-      </w:rPr>
-    </w:lvl>
-    <w:lvl w:ilvl="2" w:tplc="08090005" w:tentative="1">
-      <w:start w:val="1"/>
-      <w:numFmt w:val="bullet"/>
-      <w:lvlText w:val=""/>
-      <w:lvlJc w:val="left"/>
-      <w:pPr>
-        <w:ind w:left="2160" w:hanging="360"/>
-      </w:pPr>
-      <w:rPr>
-        <w:rFonts w:ascii="Wingdings" w:hAnsi="Wingdings" w:hint="default"/>
-      </w:rPr>
-    </w:lvl>
-    <w:lvl w:ilvl="3" w:tplc="08090001" w:tentative="1">
-      <w:start w:val="1"/>
-      <w:numFmt w:val="bullet"/>
-      <w:lvlText w:val=""/>
-      <w:lvlJc w:val="left"/>
-      <w:pPr>
-        <w:ind w:left="2880" w:hanging="360"/>
-      </w:pPr>
-      <w:rPr>
-        <w:rFonts w:ascii="Symbol" w:hAnsi="Symbol" w:hint="default"/>
-      </w:rPr>
-    </w:lvl>
-    <w:lvl w:ilvl="4" w:tplc="08090003" w:tentative="1">
-      <w:start w:val="1"/>
-      <w:numFmt w:val="bullet"/>
-      <w:lvlText w:val="o"/>
-      <w:lvlJc w:val="left"/>
-      <w:pPr>
-        <w:ind w:left="3600" w:hanging="360"/>
-      </w:pPr>
-      <w:rPr>
-        <w:rFonts w:ascii="Courier New" w:hAnsi="Courier New" w:hint="default"/>
-      </w:rPr>
-    </w:lvl>
-    <w:lvl w:ilvl="5" w:tplc="08090005" w:tentative="1">
-      <w:start w:val="1"/>
-      <w:numFmt w:val="bullet"/>
-      <w:lvlText w:val=""/>
-      <w:lvlJc w:val="left"/>
-      <w:pPr>
-        <w:ind w:left="4320" w:hanging="360"/>
-      </w:pPr>
-      <w:rPr>
-        <w:rFonts w:ascii="Wingdings" w:hAnsi="Wingdings" w:hint="default"/>
-      </w:rPr>
-    </w:lvl>
-    <w:lvl w:ilvl="6" w:tplc="08090001" w:tentative="1">
-      <w:start w:val="1"/>
-      <w:numFmt w:val="bullet"/>
-      <w:lvlText w:val=""/>
-      <w:lvlJc w:val="left"/>
-      <w:pPr>
-        <w:ind w:left="5040" w:hanging="360"/>
-      </w:pPr>
-      <w:rPr>
-        <w:rFonts w:ascii="Symbol" w:hAnsi="Symbol" w:hint="default"/>
-      </w:rPr>
-    </w:lvl>
-    <w:lvl w:ilvl="7" w:tplc="08090003" w:tentative="1">
-      <w:start w:val="1"/>
-      <w:numFmt w:val="bullet"/>
-      <w:lvlText w:val="o"/>
-      <w:lvlJc w:val="left"/>
-      <w:pPr>
-        <w:ind w:left="5760" w:hanging="360"/>
-      </w:pPr>
-      <w:rPr>
-        <w:rFonts w:ascii="Courier New" w:hAnsi="Courier New" w:hint="default"/>
-      </w:rPr>
-    </w:lvl>
-    <w:lvl w:ilvl="8" w:tplc="08090005" w:tentative="1">
-      <w:start w:val="1"/>
-      <w:numFmt w:val="bullet"/>
-      <w:lvlText w:val=""/>
-      <w:lvlJc w:val="left"/>
-      <w:pPr>
-        <w:ind w:left="6480" w:hanging="360"/>
-      </w:pPr>
-      <w:rPr>
-        <w:rFonts w:ascii="Wingdings" w:hAnsi="Wingdings" w:hint="default"/>
-      </w:rPr>
-    </w:lvl>
-  </w:abstractNum>
-  <w:abstractNum w:abstractNumId="5" w15:restartNumberingAfterBreak="0">
-    <w:nsid w:val="0CDC7A6F"/>
-    <w:multiLevelType w:val="multilevel"/>
-    <w:tmpl w:val="735294C2"/>
-    <w:lvl w:ilvl="0">
-      <w:start w:val="1"/>
-      <w:numFmt w:val="bullet"/>
-      <w:lvlText w:val=""/>
-      <w:lvlJc w:val="left"/>
-      <w:pPr>
-        <w:tabs>
-          <w:tab w:val="num" w:pos="720"/>
-        </w:tabs>
-        <w:ind w:left="720" w:hanging="360"/>
-      </w:pPr>
-      <w:rPr>
-        <w:rFonts w:ascii="Symbol" w:hAnsi="Symbol" w:hint="default"/>
-        <w:sz w:val="20"/>
-      </w:rPr>
-    </w:lvl>
-    <w:lvl w:ilvl="1" w:tentative="1">
-      <w:start w:val="1"/>
-      <w:numFmt w:val="bullet"/>
-      <w:lvlText w:val="o"/>
-      <w:lvlJc w:val="left"/>
-      <w:pPr>
-        <w:tabs>
-          <w:tab w:val="num" w:pos="1440"/>
-        </w:tabs>
-        <w:ind w:left="1440" w:hanging="360"/>
-      </w:pPr>
-      <w:rPr>
-        <w:rFonts w:ascii="Courier New" w:hAnsi="Courier New" w:hint="default"/>
-        <w:sz w:val="20"/>
-      </w:rPr>
-    </w:lvl>
-    <w:lvl w:ilvl="2" w:tentative="1">
-      <w:start w:val="1"/>
-      <w:numFmt w:val="bullet"/>
-      <w:lvlText w:val=""/>
-      <w:lvlJc w:val="left"/>
-      <w:pPr>
-        <w:tabs>
-          <w:tab w:val="num" w:pos="2160"/>
-        </w:tabs>
-        <w:ind w:left="2160" w:hanging="360"/>
-      </w:pPr>
-      <w:rPr>
-        <w:rFonts w:ascii="Wingdings" w:hAnsi="Wingdings" w:hint="default"/>
-        <w:sz w:val="20"/>
-      </w:rPr>
-    </w:lvl>
-    <w:lvl w:ilvl="3" w:tentative="1">
-      <w:start w:val="1"/>
-      <w:numFmt w:val="bullet"/>
-      <w:lvlText w:val=""/>
-      <w:lvlJc w:val="left"/>
-      <w:pPr>
-        <w:tabs>
-          <w:tab w:val="num" w:pos="2880"/>
-        </w:tabs>
-        <w:ind w:left="2880" w:hanging="360"/>
-      </w:pPr>
-      <w:rPr>
-        <w:rFonts w:ascii="Wingdings" w:hAnsi="Wingdings" w:hint="default"/>
-        <w:sz w:val="20"/>
-      </w:rPr>
-    </w:lvl>
-    <w:lvl w:ilvl="4" w:tentative="1">
-      <w:start w:val="1"/>
-      <w:numFmt w:val="bullet"/>
-      <w:lvlText w:val=""/>
-      <w:lvlJc w:val="left"/>
-      <w:pPr>
-        <w:tabs>
-          <w:tab w:val="num" w:pos="3600"/>
-        </w:tabs>
-        <w:ind w:left="3600" w:hanging="360"/>
-      </w:pPr>
-      <w:rPr>
-        <w:rFonts w:ascii="Wingdings" w:hAnsi="Wingdings" w:hint="default"/>
-        <w:sz w:val="20"/>
-      </w:rPr>
-    </w:lvl>
-    <w:lvl w:ilvl="5" w:tentative="1">
-      <w:start w:val="1"/>
-      <w:numFmt w:val="bullet"/>
-      <w:lvlText w:val=""/>
-      <w:lvlJc w:val="left"/>
-      <w:pPr>
-        <w:tabs>
-          <w:tab w:val="num" w:pos="4320"/>
-        </w:tabs>
-        <w:ind w:left="4320" w:hanging="360"/>
-      </w:pPr>
-      <w:rPr>
-        <w:rFonts w:ascii="Wingdings" w:hAnsi="Wingdings" w:hint="default"/>
-        <w:sz w:val="20"/>
-      </w:rPr>
-    </w:lvl>
-    <w:lvl w:ilvl="6" w:tentative="1">
-      <w:start w:val="1"/>
-      <w:numFmt w:val="bullet"/>
-      <w:lvlText w:val=""/>
-      <w:lvlJc w:val="left"/>
-      <w:pPr>
-        <w:tabs>
-          <w:tab w:val="num" w:pos="5040"/>
-        </w:tabs>
-        <w:ind w:left="5040" w:hanging="360"/>
-      </w:pPr>
-      <w:rPr>
-        <w:rFonts w:ascii="Wingdings" w:hAnsi="Wingdings" w:hint="default"/>
-        <w:sz w:val="20"/>
-      </w:rPr>
-    </w:lvl>
-    <w:lvl w:ilvl="7" w:tentative="1">
-      <w:start w:val="1"/>
-      <w:numFmt w:val="bullet"/>
-      <w:lvlText w:val=""/>
-      <w:lvlJc w:val="left"/>
-      <w:pPr>
-        <w:tabs>
-          <w:tab w:val="num" w:pos="5760"/>
-        </w:tabs>
-        <w:ind w:left="5760" w:hanging="360"/>
-      </w:pPr>
-      <w:rPr>
-        <w:rFonts w:ascii="Wingdings" w:hAnsi="Wingdings" w:hint="default"/>
-        <w:sz w:val="20"/>
-      </w:rPr>
-    </w:lvl>
-    <w:lvl w:ilvl="8" w:tentative="1">
-      <w:start w:val="1"/>
-      <w:numFmt w:val="bullet"/>
-      <w:lvlText w:val=""/>
-      <w:lvlJc w:val="left"/>
-      <w:pPr>
-        <w:tabs>
-          <w:tab w:val="num" w:pos="6480"/>
-        </w:tabs>
-        <w:ind w:left="6480" w:hanging="360"/>
-      </w:pPr>
-      <w:rPr>
-        <w:rFonts w:ascii="Wingdings" w:hAnsi="Wingdings" w:hint="default"/>
-        <w:sz w:val="20"/>
-      </w:rPr>
-    </w:lvl>
-  </w:abstractNum>
-  <w:abstractNum w:abstractNumId="6" w15:restartNumberingAfterBreak="0">
-    <w:nsid w:val="0DCF6953"/>
-    <w:multiLevelType w:val="hybridMultilevel"/>
-    <w:tmpl w:val="A1B29CB8"/>
-    <w:lvl w:ilvl="0" w:tplc="08090001">
-      <w:start w:val="1"/>
-      <w:numFmt w:val="bullet"/>
-      <w:lvlText w:val=""/>
-      <w:lvlJc w:val="left"/>
-      <w:pPr>
-        <w:ind w:left="720" w:hanging="360"/>
-      </w:pPr>
-      <w:rPr>
-        <w:rFonts w:ascii="Symbol" w:hAnsi="Symbol" w:hint="default"/>
-      </w:rPr>
-    </w:lvl>
-    <w:lvl w:ilvl="1" w:tplc="08090003" w:tentative="1">
-      <w:start w:val="1"/>
-      <w:numFmt w:val="bullet"/>
-      <w:lvlText w:val="o"/>
-      <w:lvlJc w:val="left"/>
-      <w:pPr>
-        <w:ind w:left="1440" w:hanging="360"/>
-      </w:pPr>
-      <w:rPr>
-        <w:rFonts w:ascii="Courier New" w:hAnsi="Courier New" w:hint="default"/>
-      </w:rPr>
-    </w:lvl>
-    <w:lvl w:ilvl="2" w:tplc="08090005" w:tentative="1">
-      <w:start w:val="1"/>
-      <w:numFmt w:val="bullet"/>
-      <w:lvlText w:val=""/>
-      <w:lvlJc w:val="left"/>
-      <w:pPr>
-        <w:ind w:left="2160" w:hanging="360"/>
-      </w:pPr>
-      <w:rPr>
-        <w:rFonts w:ascii="Wingdings" w:hAnsi="Wingdings" w:hint="default"/>
-      </w:rPr>
-    </w:lvl>
-    <w:lvl w:ilvl="3" w:tplc="08090001" w:tentative="1">
-      <w:start w:val="1"/>
-      <w:numFmt w:val="bullet"/>
-      <w:lvlText w:val=""/>
-      <w:lvlJc w:val="left"/>
-      <w:pPr>
-        <w:ind w:left="2880" w:hanging="360"/>
-      </w:pPr>
-      <w:rPr>
-        <w:rFonts w:ascii="Symbol" w:hAnsi="Symbol" w:hint="default"/>
-      </w:rPr>
-    </w:lvl>
-    <w:lvl w:ilvl="4" w:tplc="08090003" w:tentative="1">
-      <w:start w:val="1"/>
-      <w:numFmt w:val="bullet"/>
-      <w:lvlText w:val="o"/>
-      <w:lvlJc w:val="left"/>
-      <w:pPr>
-        <w:ind w:left="3600" w:hanging="360"/>
-      </w:pPr>
-      <w:rPr>
-        <w:rFonts w:ascii="Courier New" w:hAnsi="Courier New" w:hint="default"/>
-      </w:rPr>
-    </w:lvl>
-    <w:lvl w:ilvl="5" w:tplc="08090005" w:tentative="1">
-      <w:start w:val="1"/>
-      <w:numFmt w:val="bullet"/>
-      <w:lvlText w:val=""/>
-      <w:lvlJc w:val="left"/>
-      <w:pPr>
-        <w:ind w:left="4320" w:hanging="360"/>
-      </w:pPr>
-      <w:rPr>
-        <w:rFonts w:ascii="Wingdings" w:hAnsi="Wingdings" w:hint="default"/>
-      </w:rPr>
-    </w:lvl>
-    <w:lvl w:ilvl="6" w:tplc="08090001" w:tentative="1">
-      <w:start w:val="1"/>
-      <w:numFmt w:val="bullet"/>
-      <w:lvlText w:val=""/>
-      <w:lvlJc w:val="left"/>
-      <w:pPr>
-        <w:ind w:left="5040" w:hanging="360"/>
-      </w:pPr>
-      <w:rPr>
-        <w:rFonts w:ascii="Symbol" w:hAnsi="Symbol" w:hint="default"/>
-      </w:rPr>
-    </w:lvl>
-    <w:lvl w:ilvl="7" w:tplc="08090003" w:tentative="1">
-      <w:start w:val="1"/>
-      <w:numFmt w:val="bullet"/>
-      <w:lvlText w:val="o"/>
-      <w:lvlJc w:val="left"/>
-      <w:pPr>
-        <w:ind w:left="5760" w:hanging="360"/>
-      </w:pPr>
-      <w:rPr>
-        <w:rFonts w:ascii="Courier New" w:hAnsi="Courier New" w:hint="default"/>
-      </w:rPr>
-    </w:lvl>
-    <w:lvl w:ilvl="8" w:tplc="08090005" w:tentative="1">
-      <w:start w:val="1"/>
-      <w:numFmt w:val="bullet"/>
-      <w:lvlText w:val=""/>
-      <w:lvlJc w:val="left"/>
-      <w:pPr>
-        <w:ind w:left="6480" w:hanging="360"/>
-      </w:pPr>
-      <w:rPr>
-        <w:rFonts w:ascii="Wingdings" w:hAnsi="Wingdings" w:hint="default"/>
-      </w:rPr>
-    </w:lvl>
-  </w:abstractNum>
-  <w:abstractNum w:abstractNumId="7" w15:restartNumberingAfterBreak="0">
-    <w:nsid w:val="13E32465"/>
-    <w:multiLevelType w:val="multilevel"/>
-    <w:tmpl w:val="FC3C4478"/>
-    <w:lvl w:ilvl="0">
-      <w:start w:val="1"/>
-      <w:numFmt w:val="bullet"/>
-      <w:lvlText w:val=""/>
-      <w:lvlJc w:val="left"/>
-      <w:pPr>
-        <w:tabs>
-          <w:tab w:val="num" w:pos="720"/>
-        </w:tabs>
-        <w:ind w:left="720" w:hanging="360"/>
-      </w:pPr>
-      <w:rPr>
-        <w:rFonts w:ascii="Symbol" w:hAnsi="Symbol" w:hint="default"/>
-        <w:sz w:val="20"/>
-      </w:rPr>
-    </w:lvl>
-    <w:lvl w:ilvl="1" w:tentative="1">
-      <w:start w:val="1"/>
-      <w:numFmt w:val="bullet"/>
-      <w:lvlText w:val="o"/>
-      <w:lvlJc w:val="left"/>
-      <w:pPr>
-        <w:tabs>
-          <w:tab w:val="num" w:pos="1440"/>
-        </w:tabs>
-        <w:ind w:left="1440" w:hanging="360"/>
-      </w:pPr>
-      <w:rPr>
-        <w:rFonts w:ascii="Courier New" w:hAnsi="Courier New" w:hint="default"/>
-        <w:sz w:val="20"/>
-      </w:rPr>
-    </w:lvl>
-    <w:lvl w:ilvl="2" w:tentative="1">
-      <w:start w:val="1"/>
-      <w:numFmt w:val="bullet"/>
-      <w:lvlText w:val=""/>
-      <w:lvlJc w:val="left"/>
-      <w:pPr>
-        <w:tabs>
-          <w:tab w:val="num" w:pos="2160"/>
-        </w:tabs>
-        <w:ind w:left="2160" w:hanging="360"/>
-      </w:pPr>
-      <w:rPr>
-        <w:rFonts w:ascii="Wingdings" w:hAnsi="Wingdings" w:hint="default"/>
-        <w:sz w:val="20"/>
-      </w:rPr>
-    </w:lvl>
-    <w:lvl w:ilvl="3" w:tentative="1">
-      <w:start w:val="1"/>
-      <w:numFmt w:val="bullet"/>
-      <w:lvlText w:val=""/>
-      <w:lvlJc w:val="left"/>
-      <w:pPr>
-        <w:tabs>
-          <w:tab w:val="num" w:pos="2880"/>
-        </w:tabs>
-        <w:ind w:left="2880" w:hanging="360"/>
-      </w:pPr>
-      <w:rPr>
-        <w:rFonts w:ascii="Wingdings" w:hAnsi="Wingdings" w:hint="default"/>
-        <w:sz w:val="20"/>
-      </w:rPr>
-    </w:lvl>
-    <w:lvl w:ilvl="4" w:tentative="1">
-      <w:start w:val="1"/>
-      <w:numFmt w:val="bullet"/>
-      <w:lvlText w:val=""/>
-      <w:lvlJc w:val="left"/>
-      <w:pPr>
-        <w:tabs>
-          <w:tab w:val="num" w:pos="3600"/>
-        </w:tabs>
-        <w:ind w:left="3600" w:hanging="360"/>
-      </w:pPr>
-      <w:rPr>
-        <w:rFonts w:ascii="Wingdings" w:hAnsi="Wingdings" w:hint="default"/>
-        <w:sz w:val="20"/>
-      </w:rPr>
-    </w:lvl>
-    <w:lvl w:ilvl="5" w:tentative="1">
-      <w:start w:val="1"/>
-      <w:numFmt w:val="bullet"/>
-      <w:lvlText w:val=""/>
-      <w:lvlJc w:val="left"/>
-      <w:pPr>
-        <w:tabs>
-          <w:tab w:val="num" w:pos="4320"/>
-        </w:tabs>
-        <w:ind w:left="4320" w:hanging="360"/>
-      </w:pPr>
-      <w:rPr>
-        <w:rFonts w:ascii="Wingdings" w:hAnsi="Wingdings" w:hint="default"/>
-        <w:sz w:val="20"/>
-      </w:rPr>
-    </w:lvl>
-    <w:lvl w:ilvl="6" w:tentative="1">
-      <w:start w:val="1"/>
-      <w:numFmt w:val="bullet"/>
-      <w:lvlText w:val=""/>
-      <w:lvlJc w:val="left"/>
-      <w:pPr>
-        <w:tabs>
-          <w:tab w:val="num" w:pos="5040"/>
-        </w:tabs>
-        <w:ind w:left="5040" w:hanging="360"/>
-      </w:pPr>
-      <w:rPr>
-        <w:rFonts w:ascii="Wingdings" w:hAnsi="Wingdings" w:hint="default"/>
-        <w:sz w:val="20"/>
-      </w:rPr>
-    </w:lvl>
-    <w:lvl w:ilvl="7" w:tentative="1">
-      <w:start w:val="1"/>
-      <w:numFmt w:val="bullet"/>
-      <w:lvlText w:val=""/>
-      <w:lvlJc w:val="left"/>
-      <w:pPr>
-        <w:tabs>
-          <w:tab w:val="num" w:pos="5760"/>
-        </w:tabs>
-        <w:ind w:left="5760" w:hanging="360"/>
-      </w:pPr>
-      <w:rPr>
-        <w:rFonts w:ascii="Wingdings" w:hAnsi="Wingdings" w:hint="default"/>
-        <w:sz w:val="20"/>
-      </w:rPr>
-    </w:lvl>
-    <w:lvl w:ilvl="8" w:tentative="1">
-      <w:start w:val="1"/>
-      <w:numFmt w:val="bullet"/>
-      <w:lvlText w:val=""/>
-      <w:lvlJc w:val="left"/>
-      <w:pPr>
-        <w:tabs>
-          <w:tab w:val="num" w:pos="6480"/>
-        </w:tabs>
-        <w:ind w:left="6480" w:hanging="360"/>
-      </w:pPr>
-      <w:rPr>
-        <w:rFonts w:ascii="Wingdings" w:hAnsi="Wingdings" w:hint="default"/>
-        <w:sz w:val="20"/>
-      </w:rPr>
-    </w:lvl>
-  </w:abstractNum>
-  <w:abstractNum w:abstractNumId="8" w15:restartNumberingAfterBreak="0">
     <w:nsid w:val="1E56067A"/>
     <w:multiLevelType w:val="multilevel"/>
     <w:tmpl w:val="4BE05CF8"/>
@@ -7762,156 +6400,7 @@
       </w:rPr>
     </w:lvl>
   </w:abstractNum>
-  <w:abstractNum w:abstractNumId="9" w15:restartNumberingAfterBreak="0">
-    <w:nsid w:val="1E9B5204"/>
-    <w:multiLevelType w:val="multilevel"/>
-    <w:tmpl w:val="6310BCA8"/>
-    <w:lvl w:ilvl="0">
-      <w:start w:val="1"/>
-      <w:numFmt w:val="bullet"/>
-      <w:lvlText w:val=""/>
-      <w:lvlJc w:val="left"/>
-      <w:pPr>
-        <w:tabs>
-          <w:tab w:val="num" w:pos="720"/>
-        </w:tabs>
-        <w:ind w:left="720" w:hanging="360"/>
-      </w:pPr>
-      <w:rPr>
-        <w:rFonts w:ascii="Symbol" w:hAnsi="Symbol" w:hint="default"/>
-        <w:sz w:val="20"/>
-      </w:rPr>
-    </w:lvl>
-    <w:lvl w:ilvl="1" w:tentative="1">
-      <w:start w:val="1"/>
-      <w:numFmt w:val="bullet"/>
-      <w:lvlText w:val="o"/>
-      <w:lvlJc w:val="left"/>
-      <w:pPr>
-        <w:tabs>
-          <w:tab w:val="num" w:pos="1440"/>
-        </w:tabs>
-        <w:ind w:left="1440" w:hanging="360"/>
-      </w:pPr>
-      <w:rPr>
-        <w:rFonts w:ascii="Courier New" w:hAnsi="Courier New" w:hint="default"/>
-        <w:sz w:val="20"/>
-      </w:rPr>
-    </w:lvl>
-    <w:lvl w:ilvl="2" w:tentative="1">
-      <w:start w:val="1"/>
-      <w:numFmt w:val="bullet"/>
-      <w:lvlText w:val=""/>
-      <w:lvlJc w:val="left"/>
-      <w:pPr>
-        <w:tabs>
-          <w:tab w:val="num" w:pos="2160"/>
-        </w:tabs>
-        <w:ind w:left="2160" w:hanging="360"/>
-      </w:pPr>
-      <w:rPr>
-        <w:rFonts w:ascii="Wingdings" w:hAnsi="Wingdings" w:hint="default"/>
-        <w:sz w:val="20"/>
-      </w:rPr>
-    </w:lvl>
-    <w:lvl w:ilvl="3" w:tentative="1">
-      <w:start w:val="1"/>
-      <w:numFmt w:val="bullet"/>
-      <w:lvlText w:val=""/>
-      <w:lvlJc w:val="left"/>
-      <w:pPr>
-        <w:tabs>
-          <w:tab w:val="num" w:pos="2880"/>
-        </w:tabs>
-        <w:ind w:left="2880" w:hanging="360"/>
-      </w:pPr>
-      <w:rPr>
-        <w:rFonts w:ascii="Wingdings" w:hAnsi="Wingdings" w:hint="default"/>
-        <w:sz w:val="20"/>
-      </w:rPr>
-    </w:lvl>
-    <w:lvl w:ilvl="4" w:tentative="1">
-      <w:start w:val="1"/>
-      <w:numFmt w:val="bullet"/>
-      <w:lvlText w:val=""/>
-      <w:lvlJc w:val="left"/>
-      <w:pPr>
-        <w:tabs>
-          <w:tab w:val="num" w:pos="3600"/>
-        </w:tabs>
-        <w:ind w:left="3600" w:hanging="360"/>
-      </w:pPr>
-      <w:rPr>
-        <w:rFonts w:ascii="Wingdings" w:hAnsi="Wingdings" w:hint="default"/>
-        <w:sz w:val="20"/>
-      </w:rPr>
-    </w:lvl>
-    <w:lvl w:ilvl="5" w:tentative="1">
-      <w:start w:val="1"/>
-      <w:numFmt w:val="bullet"/>
-      <w:lvlText w:val=""/>
-      <w:lvlJc w:val="left"/>
-      <w:pPr>
-        <w:tabs>
-          <w:tab w:val="num" w:pos="4320"/>
-        </w:tabs>
-        <w:ind w:left="4320" w:hanging="360"/>
-      </w:pPr>
-      <w:rPr>
-        <w:rFonts w:ascii="Wingdings" w:hAnsi="Wingdings" w:hint="default"/>
-        <w:sz w:val="20"/>
-      </w:rPr>
-    </w:lvl>
-    <w:lvl w:ilvl="6" w:tentative="1">
-      <w:start w:val="1"/>
-      <w:numFmt w:val="bullet"/>
-      <w:lvlText w:val=""/>
-      <w:lvlJc w:val="left"/>
-      <w:pPr>
-        <w:tabs>
-          <w:tab w:val="num" w:pos="5040"/>
-        </w:tabs>
-        <w:ind w:left="5040" w:hanging="360"/>
-      </w:pPr>
-      <w:rPr>
-        <w:rFonts w:ascii="Wingdings" w:hAnsi="Wingdings" w:hint="default"/>
-        <w:sz w:val="20"/>
-      </w:rPr>
-    </w:lvl>
-    <w:lvl w:ilvl="7" w:tentative="1">
-      <w:start w:val="1"/>
-      <w:numFmt w:val="bullet"/>
-      <w:lvlText w:val=""/>
-      <w:lvlJc w:val="left"/>
-      <w:pPr>
-        <w:tabs>
-          <w:tab w:val="num" w:pos="5760"/>
-        </w:tabs>
-        <w:ind w:left="5760" w:hanging="360"/>
-      </w:pPr>
-      <w:rPr>
-        <w:rFonts w:ascii="Wingdings" w:hAnsi="Wingdings" w:hint="default"/>
-        <w:sz w:val="20"/>
-      </w:rPr>
-    </w:lvl>
-    <w:lvl w:ilvl="8" w:tentative="1">
-      <w:start w:val="1"/>
-      <w:numFmt w:val="bullet"/>
-      <w:lvlText w:val=""/>
-      <w:lvlJc w:val="left"/>
-      <w:pPr>
-        <w:tabs>
-          <w:tab w:val="num" w:pos="6480"/>
-        </w:tabs>
-        <w:ind w:left="6480" w:hanging="360"/>
-      </w:pPr>
-      <w:rPr>
-        <w:rFonts w:ascii="Wingdings" w:hAnsi="Wingdings" w:hint="default"/>
-        <w:sz w:val="20"/>
-      </w:rPr>
-    </w:lvl>
-  </w:abstractNum>
-  <w:abstractNum w:abstractNumId="10" w15:restartNumberingAfterBreak="0">
+  <w:abstractNum w:abstractNumId="5" w15:restartNumberingAfterBreak="0">
     <w:nsid w:val="1EC40C4E"/>
     <w:multiLevelType w:val="multilevel"/>
     <w:tmpl w:val="2204501E"/>
@@ -8025,7 +6514,7 @@
       </w:pPr>
     </w:lvl>
   </w:abstractNum>
-  <w:abstractNum w:abstractNumId="11" w15:restartNumberingAfterBreak="0">
+  <w:abstractNum w:abstractNumId="6" w15:restartNumberingAfterBreak="0">
     <w:nsid w:val="20DD7828"/>
     <w:multiLevelType w:val="multilevel"/>
     <w:tmpl w:val="C8085D02"/>
@@ -8174,7 +6663,7 @@
       </w:rPr>
     </w:lvl>
   </w:abstractNum>
-  <w:abstractNum w:abstractNumId="12" w15:restartNumberingAfterBreak="0">
+  <w:abstractNum w:abstractNumId="7" w15:restartNumberingAfterBreak="0">
     <w:nsid w:val="21D77725"/>
     <w:multiLevelType w:val="multilevel"/>
     <w:tmpl w:val="0BCC05C8"/>
@@ -8323,7 +6812,7 @@
       </w:rPr>
     </w:lvl>
   </w:abstractNum>
-  <w:abstractNum w:abstractNumId="13" w15:restartNumberingAfterBreak="0">
+  <w:abstractNum w:abstractNumId="8" w15:restartNumberingAfterBreak="0">
     <w:nsid w:val="25DF0AF0"/>
     <w:multiLevelType w:val="multilevel"/>
     <w:tmpl w:val="8D5ED552"/>
@@ -8472,233 +6961,7 @@
       </w:rPr>
     </w:lvl>
   </w:abstractNum>
-  <w:abstractNum w:abstractNumId="14" w15:restartNumberingAfterBreak="0">
-    <w:nsid w:val="2BA228D0"/>
-    <w:multiLevelType w:val="hybridMultilevel"/>
-    <w:tmpl w:val="D472AAC2"/>
-    <w:lvl w:ilvl="0" w:tplc="08090001">
-      <w:start w:val="1"/>
-      <w:numFmt w:val="bullet"/>
-      <w:lvlText w:val=""/>
-      <w:lvlJc w:val="left"/>
-      <w:pPr>
-        <w:ind w:left="720" w:hanging="360"/>
-      </w:pPr>
-      <w:rPr>
-        <w:rFonts w:ascii="Symbol" w:hAnsi="Symbol" w:hint="default"/>
-      </w:rPr>
-    </w:lvl>
-    <w:lvl w:ilvl="1" w:tplc="08090003" w:tentative="1">
-      <w:start w:val="1"/>
-      <w:numFmt w:val="bullet"/>
-      <w:lvlText w:val="o"/>
-      <w:lvlJc w:val="left"/>
-      <w:pPr>
-        <w:ind w:left="1440" w:hanging="360"/>
-      </w:pPr>
-      <w:rPr>
-        <w:rFonts w:ascii="Courier New" w:hAnsi="Courier New" w:hint="default"/>
-      </w:rPr>
-    </w:lvl>
-    <w:lvl w:ilvl="2" w:tplc="08090005" w:tentative="1">
-      <w:start w:val="1"/>
-      <w:numFmt w:val="bullet"/>
-      <w:lvlText w:val=""/>
-      <w:lvlJc w:val="left"/>
-      <w:pPr>
-        <w:ind w:left="2160" w:hanging="360"/>
-      </w:pPr>
-      <w:rPr>
-        <w:rFonts w:ascii="Wingdings" w:hAnsi="Wingdings" w:hint="default"/>
-      </w:rPr>
-    </w:lvl>
-    <w:lvl w:ilvl="3" w:tplc="08090001" w:tentative="1">
-      <w:start w:val="1"/>
-      <w:numFmt w:val="bullet"/>
-      <w:lvlText w:val=""/>
-      <w:lvlJc w:val="left"/>
-      <w:pPr>
-        <w:ind w:left="2880" w:hanging="360"/>
-      </w:pPr>
-      <w:rPr>
-        <w:rFonts w:ascii="Symbol" w:hAnsi="Symbol" w:hint="default"/>
-      </w:rPr>
-    </w:lvl>
-    <w:lvl w:ilvl="4" w:tplc="08090003" w:tentative="1">
-      <w:start w:val="1"/>
-      <w:numFmt w:val="bullet"/>
-      <w:lvlText w:val="o"/>
-      <w:lvlJc w:val="left"/>
-      <w:pPr>
-        <w:ind w:left="3600" w:hanging="360"/>
-      </w:pPr>
-      <w:rPr>
-        <w:rFonts w:ascii="Courier New" w:hAnsi="Courier New" w:hint="default"/>
-      </w:rPr>
-    </w:lvl>
-    <w:lvl w:ilvl="5" w:tplc="08090005" w:tentative="1">
-      <w:start w:val="1"/>
-      <w:numFmt w:val="bullet"/>
-      <w:lvlText w:val=""/>
-      <w:lvlJc w:val="left"/>
-      <w:pPr>
-        <w:ind w:left="4320" w:hanging="360"/>
-      </w:pPr>
-      <w:rPr>
-        <w:rFonts w:ascii="Wingdings" w:hAnsi="Wingdings" w:hint="default"/>
-      </w:rPr>
-    </w:lvl>
-    <w:lvl w:ilvl="6" w:tplc="08090001" w:tentative="1">
-      <w:start w:val="1"/>
-      <w:numFmt w:val="bullet"/>
-      <w:lvlText w:val=""/>
-      <w:lvlJc w:val="left"/>
-      <w:pPr>
-        <w:ind w:left="5040" w:hanging="360"/>
-      </w:pPr>
-      <w:rPr>
-        <w:rFonts w:ascii="Symbol" w:hAnsi="Symbol" w:hint="default"/>
-      </w:rPr>
-    </w:lvl>
-    <w:lvl w:ilvl="7" w:tplc="08090003" w:tentative="1">
-      <w:start w:val="1"/>
-      <w:numFmt w:val="bullet"/>
-      <w:lvlText w:val="o"/>
-      <w:lvlJc w:val="left"/>
-      <w:pPr>
-        <w:ind w:left="5760" w:hanging="360"/>
-      </w:pPr>
-      <w:rPr>
-        <w:rFonts w:ascii="Courier New" w:hAnsi="Courier New" w:hint="default"/>
-      </w:rPr>
-    </w:lvl>
-    <w:lvl w:ilvl="8" w:tplc="08090005" w:tentative="1">
-      <w:start w:val="1"/>
-      <w:numFmt w:val="bullet"/>
-      <w:lvlText w:val=""/>
-      <w:lvlJc w:val="left"/>
-      <w:pPr>
-        <w:ind w:left="6480" w:hanging="360"/>
-      </w:pPr>
-      <w:rPr>
-        <w:rFonts w:ascii="Wingdings" w:hAnsi="Wingdings" w:hint="default"/>
-      </w:rPr>
-    </w:lvl>
-  </w:abstractNum>
-  <w:abstractNum w:abstractNumId="15" w15:restartNumberingAfterBreak="0">
-    <w:nsid w:val="2EC8750E"/>
-    <w:multiLevelType w:val="hybridMultilevel"/>
-    <w:tmpl w:val="E138A11C"/>
-    <w:lvl w:ilvl="0" w:tplc="08090001">
-      <w:start w:val="1"/>
-      <w:numFmt w:val="bullet"/>
-      <w:lvlText w:val=""/>
-      <w:lvlJc w:val="left"/>
-      <w:pPr>
-        <w:ind w:left="720" w:hanging="360"/>
-      </w:pPr>
-      <w:rPr>
-        <w:rFonts w:ascii="Symbol" w:hAnsi="Symbol" w:hint="default"/>
-      </w:rPr>
-    </w:lvl>
-    <w:lvl w:ilvl="1" w:tplc="08090003" w:tentative="1">
-      <w:start w:val="1"/>
-      <w:numFmt w:val="bullet"/>
-      <w:lvlText w:val="o"/>
-      <w:lvlJc w:val="left"/>
-      <w:pPr>
-        <w:ind w:left="1440" w:hanging="360"/>
-      </w:pPr>
-      <w:rPr>
-        <w:rFonts w:ascii="Courier New" w:hAnsi="Courier New" w:hint="default"/>
-      </w:rPr>
-    </w:lvl>
-    <w:lvl w:ilvl="2" w:tplc="08090005" w:tentative="1">
-      <w:start w:val="1"/>
-      <w:numFmt w:val="bullet"/>
-      <w:lvlText w:val=""/>
-      <w:lvlJc w:val="left"/>
-      <w:pPr>
-        <w:ind w:left="2160" w:hanging="360"/>
-      </w:pPr>
-      <w:rPr>
-        <w:rFonts w:ascii="Wingdings" w:hAnsi="Wingdings" w:hint="default"/>
-      </w:rPr>
-    </w:lvl>
-    <w:lvl w:ilvl="3" w:tplc="08090001" w:tentative="1">
-      <w:start w:val="1"/>
-      <w:numFmt w:val="bullet"/>
-      <w:lvlText w:val=""/>
-      <w:lvlJc w:val="left"/>
-      <w:pPr>
-        <w:ind w:left="2880" w:hanging="360"/>
-      </w:pPr>
-      <w:rPr>
-        <w:rFonts w:ascii="Symbol" w:hAnsi="Symbol" w:hint="default"/>
-      </w:rPr>
-    </w:lvl>
-    <w:lvl w:ilvl="4" w:tplc="08090003" w:tentative="1">
-      <w:start w:val="1"/>
-      <w:numFmt w:val="bullet"/>
-      <w:lvlText w:val="o"/>
-      <w:lvlJc w:val="left"/>
-      <w:pPr>
-        <w:ind w:left="3600" w:hanging="360"/>
-      </w:pPr>
-      <w:rPr>
-        <w:rFonts w:ascii="Courier New" w:hAnsi="Courier New" w:hint="default"/>
-      </w:rPr>
-    </w:lvl>
-    <w:lvl w:ilvl="5" w:tplc="08090005" w:tentative="1">
-      <w:start w:val="1"/>
-      <w:numFmt w:val="bullet"/>
-      <w:lvlText w:val=""/>
-      <w:lvlJc w:val="left"/>
-      <w:pPr>
-        <w:ind w:left="4320" w:hanging="360"/>
-      </w:pPr>
-      <w:rPr>
-        <w:rFonts w:ascii="Wingdings" w:hAnsi="Wingdings" w:hint="default"/>
-      </w:rPr>
-    </w:lvl>
-    <w:lvl w:ilvl="6" w:tplc="08090001" w:tentative="1">
-      <w:start w:val="1"/>
-      <w:numFmt w:val="bullet"/>
-      <w:lvlText w:val=""/>
-      <w:lvlJc w:val="left"/>
-      <w:pPr>
-        <w:ind w:left="5040" w:hanging="360"/>
-      </w:pPr>
-      <w:rPr>
-        <w:rFonts w:ascii="Symbol" w:hAnsi="Symbol" w:hint="default"/>
-      </w:rPr>
-    </w:lvl>
-    <w:lvl w:ilvl="7" w:tplc="08090003" w:tentative="1">
-      <w:start w:val="1"/>
-      <w:numFmt w:val="bullet"/>
-      <w:lvlText w:val="o"/>
-      <w:lvlJc w:val="left"/>
-      <w:pPr>
-        <w:ind w:left="5760" w:hanging="360"/>
-      </w:pPr>
-      <w:rPr>
-        <w:rFonts w:ascii="Courier New" w:hAnsi="Courier New" w:hint="default"/>
-      </w:rPr>
-    </w:lvl>
-    <w:lvl w:ilvl="8" w:tplc="08090005" w:tentative="1">
-      <w:start w:val="1"/>
-      <w:numFmt w:val="bullet"/>
-      <w:lvlText w:val=""/>
-      <w:lvlJc w:val="left"/>
-      <w:pPr>
-        <w:ind w:left="6480" w:hanging="360"/>
-      </w:pPr>
-      <w:rPr>
-        <w:rFonts w:ascii="Wingdings" w:hAnsi="Wingdings" w:hint="default"/>
-      </w:rPr>
-    </w:lvl>
-  </w:abstractNum>
-  <w:abstractNum w:abstractNumId="16" w15:restartNumberingAfterBreak="0">
+  <w:abstractNum w:abstractNumId="9" w15:restartNumberingAfterBreak="0">
     <w:nsid w:val="30A0263C"/>
     <w:multiLevelType w:val="multilevel"/>
     <w:tmpl w:val="2F2C29B6"/>
@@ -8847,7 +7110,7 @@
       </w:rPr>
     </w:lvl>
   </w:abstractNum>
-  <w:abstractNum w:abstractNumId="17" w15:restartNumberingAfterBreak="0">
+  <w:abstractNum w:abstractNumId="10" w15:restartNumberingAfterBreak="0">
     <w:nsid w:val="39315F27"/>
     <w:multiLevelType w:val="multilevel"/>
     <w:tmpl w:val="2EFCE55A"/>
@@ -8996,7 +7259,156 @@
       </w:rPr>
     </w:lvl>
   </w:abstractNum>
-  <w:abstractNum w:abstractNumId="18" w15:restartNumberingAfterBreak="0">
+  <w:abstractNum w:abstractNumId="11" w15:restartNumberingAfterBreak="0">
+    <w:nsid w:val="3B613687"/>
+    <w:multiLevelType w:val="multilevel"/>
+    <w:tmpl w:val="260641F8"/>
+    <w:lvl w:ilvl="0">
+      <w:start w:val="1"/>
+      <w:numFmt w:val="bullet"/>
+      <w:lvlText w:val=""/>
+      <w:lvlJc w:val="left"/>
+      <w:pPr>
+        <w:tabs>
+          <w:tab w:val="num" w:pos="720"/>
+        </w:tabs>
+        <w:ind w:left="720" w:hanging="360"/>
+      </w:pPr>
+      <w:rPr>
+        <w:rFonts w:ascii="Symbol" w:hAnsi="Symbol" w:hint="default"/>
+        <w:sz w:val="20"/>
+      </w:rPr>
+    </w:lvl>
+    <w:lvl w:ilvl="1" w:tentative="1">
+      <w:start w:val="1"/>
+      <w:numFmt w:val="bullet"/>
+      <w:lvlText w:val="o"/>
+      <w:lvlJc w:val="left"/>
+      <w:pPr>
+        <w:tabs>
+          <w:tab w:val="num" w:pos="1440"/>
+        </w:tabs>
+        <w:ind w:left="1440" w:hanging="360"/>
+      </w:pPr>
+      <w:rPr>
+        <w:rFonts w:ascii="Courier New" w:hAnsi="Courier New" w:hint="default"/>
+        <w:sz w:val="20"/>
+      </w:rPr>
+    </w:lvl>
+    <w:lvl w:ilvl="2" w:tentative="1">
+      <w:start w:val="1"/>
+      <w:numFmt w:val="bullet"/>
+      <w:lvlText w:val=""/>
+      <w:lvlJc w:val="left"/>
+      <w:pPr>
+        <w:tabs>
+          <w:tab w:val="num" w:pos="2160"/>
+        </w:tabs>
+        <w:ind w:left="2160" w:hanging="360"/>
+      </w:pPr>
+      <w:rPr>
+        <w:rFonts w:ascii="Wingdings" w:hAnsi="Wingdings" w:hint="default"/>
+        <w:sz w:val="20"/>
+      </w:rPr>
+    </w:lvl>
+    <w:lvl w:ilvl="3" w:tentative="1">
+      <w:start w:val="1"/>
+      <w:numFmt w:val="bullet"/>
+      <w:lvlText w:val=""/>
+      <w:lvlJc w:val="left"/>
+      <w:pPr>
+        <w:tabs>
+          <w:tab w:val="num" w:pos="2880"/>
+        </w:tabs>
+        <w:ind w:left="2880" w:hanging="360"/>
+      </w:pPr>
+      <w:rPr>
+        <w:rFonts w:ascii="Wingdings" w:hAnsi="Wingdings" w:hint="default"/>
+        <w:sz w:val="20"/>
+      </w:rPr>
+    </w:lvl>
+    <w:lvl w:ilvl="4" w:tentative="1">
+      <w:start w:val="1"/>
+      <w:numFmt w:val="bullet"/>
+      <w:lvlText w:val=""/>
+      <w:lvlJc w:val="left"/>
+      <w:pPr>
+        <w:tabs>
+          <w:tab w:val="num" w:pos="3600"/>
+        </w:tabs>
+        <w:ind w:left="3600" w:hanging="360"/>
+      </w:pPr>
+      <w:rPr>
+        <w:rFonts w:ascii="Wingdings" w:hAnsi="Wingdings" w:hint="default"/>
+        <w:sz w:val="20"/>
+      </w:rPr>
+    </w:lvl>
+    <w:lvl w:ilvl="5" w:tentative="1">
+      <w:start w:val="1"/>
+      <w:numFmt w:val="bullet"/>
+      <w:lvlText w:val=""/>
+      <w:lvlJc w:val="left"/>
+      <w:pPr>
+        <w:tabs>
+          <w:tab w:val="num" w:pos="4320"/>
+        </w:tabs>
+        <w:ind w:left="4320" w:hanging="360"/>
+      </w:pPr>
+      <w:rPr>
+        <w:rFonts w:ascii="Wingdings" w:hAnsi="Wingdings" w:hint="default"/>
+        <w:sz w:val="20"/>
+      </w:rPr>
+    </w:lvl>
+    <w:lvl w:ilvl="6" w:tentative="1">
+      <w:start w:val="1"/>
+      <w:numFmt w:val="bullet"/>
+      <w:lvlText w:val=""/>
+      <w:lvlJc w:val="left"/>
+      <w:pPr>
+        <w:tabs>
+          <w:tab w:val="num" w:pos="5040"/>
+        </w:tabs>
+        <w:ind w:left="5040" w:hanging="360"/>
+      </w:pPr>
+      <w:rPr>
+        <w:rFonts w:ascii="Wingdings" w:hAnsi="Wingdings" w:hint="default"/>
+        <w:sz w:val="20"/>
+      </w:rPr>
+    </w:lvl>
+    <w:lvl w:ilvl="7" w:tentative="1">
+      <w:start w:val="1"/>
+      <w:numFmt w:val="bullet"/>
+      <w:lvlText w:val=""/>
+      <w:lvlJc w:val="left"/>
+      <w:pPr>
+        <w:tabs>
+          <w:tab w:val="num" w:pos="5760"/>
+        </w:tabs>
+        <w:ind w:left="5760" w:hanging="360"/>
+      </w:pPr>
+      <w:rPr>
+        <w:rFonts w:ascii="Wingdings" w:hAnsi="Wingdings" w:hint="default"/>
+        <w:sz w:val="20"/>
+      </w:rPr>
+    </w:lvl>
+    <w:lvl w:ilvl="8" w:tentative="1">
+      <w:start w:val="1"/>
+      <w:numFmt w:val="bullet"/>
+      <w:lvlText w:val=""/>
+      <w:lvlJc w:val="left"/>
+      <w:pPr>
+        <w:tabs>
+          <w:tab w:val="num" w:pos="6480"/>
+        </w:tabs>
+        <w:ind w:left="6480" w:hanging="360"/>
+      </w:pPr>
+      <w:rPr>
+        <w:rFonts w:ascii="Wingdings" w:hAnsi="Wingdings" w:hint="default"/>
+        <w:sz w:val="20"/>
+      </w:rPr>
+    </w:lvl>
+  </w:abstractNum>
+  <w:abstractNum w:abstractNumId="12" w15:restartNumberingAfterBreak="0">
     <w:nsid w:val="401C3166"/>
     <w:multiLevelType w:val="multilevel"/>
     <w:tmpl w:val="15D01A2A"/>
@@ -9142,382 +7554,305 @@
       </w:rPr>
     </w:lvl>
   </w:abstractNum>
-  <w:abstractNum w:abstractNumId="19" w15:restartNumberingAfterBreak="0">
-    <w:nsid w:val="477751BE"/>
-    <w:multiLevelType w:val="hybridMultilevel"/>
-    <w:tmpl w:val="01880468"/>
-    <w:lvl w:ilvl="0" w:tplc="08090001">
+  <w:abstractNum w:abstractNumId="13" w15:restartNumberingAfterBreak="0">
+    <w:nsid w:val="43AE1CB3"/>
+    <w:multiLevelType w:val="multilevel"/>
+    <w:tmpl w:val="87FEA80E"/>
+    <w:lvl w:ilvl="0">
       <w:start w:val="1"/>
       <w:numFmt w:val="bullet"/>
       <w:lvlText w:val=""/>
       <w:lvlJc w:val="left"/>
       <w:pPr>
+        <w:tabs>
+          <w:tab w:val="num" w:pos="720"/>
+        </w:tabs>
         <w:ind w:left="720" w:hanging="360"/>
       </w:pPr>
       <w:rPr>
         <w:rFonts w:ascii="Symbol" w:hAnsi="Symbol" w:hint="default"/>
-      </w:rPr>
-    </w:lvl>
-    <w:lvl w:ilvl="1" w:tplc="08090003" w:tentative="1">
+        <w:sz w:val="20"/>
+      </w:rPr>
+    </w:lvl>
+    <w:lvl w:ilvl="1" w:tentative="1">
       <w:start w:val="1"/>
       <w:numFmt w:val="bullet"/>
       <w:lvlText w:val="o"/>
       <w:lvlJc w:val="left"/>
       <w:pPr>
+        <w:tabs>
+          <w:tab w:val="num" w:pos="1440"/>
+        </w:tabs>
         <w:ind w:left="1440" w:hanging="360"/>
       </w:pPr>
       <w:rPr>
         <w:rFonts w:ascii="Courier New" w:hAnsi="Courier New" w:hint="default"/>
-      </w:rPr>
-    </w:lvl>
-    <w:lvl w:ilvl="2" w:tplc="08090005" w:tentative="1">
-      <w:start w:val="1"/>
-      <w:numFmt w:val="bullet"/>
-      <w:lvlText w:val=""/>
-      <w:lvlJc w:val="left"/>
-      <w:pPr>
+        <w:sz w:val="20"/>
+      </w:rPr>
+    </w:lvl>
+    <w:lvl w:ilvl="2" w:tentative="1">
+      <w:start w:val="1"/>
+      <w:numFmt w:val="bullet"/>
+      <w:lvlText w:val=""/>
+      <w:lvlJc w:val="left"/>
+      <w:pPr>
+        <w:tabs>
+          <w:tab w:val="num" w:pos="2160"/>
+        </w:tabs>
         <w:ind w:left="2160" w:hanging="360"/>
       </w:pPr>
       <w:rPr>
         <w:rFonts w:ascii="Wingdings" w:hAnsi="Wingdings" w:hint="default"/>
-      </w:rPr>
-    </w:lvl>
-    <w:lvl w:ilvl="3" w:tplc="08090001" w:tentative="1">
+        <w:sz w:val="20"/>
+      </w:rPr>
+    </w:lvl>
+    <w:lvl w:ilvl="3" w:tentative="1">
+      <w:start w:val="1"/>
+      <w:numFmt w:val="bullet"/>
+      <w:lvlText w:val=""/>
+      <w:lvlJc w:val="left"/>
+      <w:pPr>
+        <w:tabs>
+          <w:tab w:val="num" w:pos="2880"/>
+        </w:tabs>
+        <w:ind w:left="2880" w:hanging="360"/>
+      </w:pPr>
+      <w:rPr>
+        <w:rFonts w:ascii="Wingdings" w:hAnsi="Wingdings" w:hint="default"/>
+        <w:sz w:val="20"/>
+      </w:rPr>
+    </w:lvl>
+    <w:lvl w:ilvl="4" w:tentative="1">
+      <w:start w:val="1"/>
+      <w:numFmt w:val="bullet"/>
+      <w:lvlText w:val=""/>
+      <w:lvlJc w:val="left"/>
+      <w:pPr>
+        <w:tabs>
+          <w:tab w:val="num" w:pos="3600"/>
+        </w:tabs>
+        <w:ind w:left="3600" w:hanging="360"/>
+      </w:pPr>
+      <w:rPr>
+        <w:rFonts w:ascii="Wingdings" w:hAnsi="Wingdings" w:hint="default"/>
+        <w:sz w:val="20"/>
+      </w:rPr>
+    </w:lvl>
+    <w:lvl w:ilvl="5" w:tentative="1">
+      <w:start w:val="1"/>
+      <w:numFmt w:val="bullet"/>
+      <w:lvlText w:val=""/>
+      <w:lvlJc w:val="left"/>
+      <w:pPr>
+        <w:tabs>
+          <w:tab w:val="num" w:pos="4320"/>
+        </w:tabs>
+        <w:ind w:left="4320" w:hanging="360"/>
+      </w:pPr>
+      <w:rPr>
+        <w:rFonts w:ascii="Wingdings" w:hAnsi="Wingdings" w:hint="default"/>
+        <w:sz w:val="20"/>
+      </w:rPr>
+    </w:lvl>
+    <w:lvl w:ilvl="6" w:tentative="1">
+      <w:start w:val="1"/>
+      <w:numFmt w:val="bullet"/>
+      <w:lvlText w:val=""/>
+      <w:lvlJc w:val="left"/>
+      <w:pPr>
+        <w:tabs>
+          <w:tab w:val="num" w:pos="5040"/>
+        </w:tabs>
+        <w:ind w:left="5040" w:hanging="360"/>
+      </w:pPr>
+      <w:rPr>
+        <w:rFonts w:ascii="Wingdings" w:hAnsi="Wingdings" w:hint="default"/>
+        <w:sz w:val="20"/>
+      </w:rPr>
+    </w:lvl>
+    <w:lvl w:ilvl="7" w:tentative="1">
+      <w:start w:val="1"/>
+      <w:numFmt w:val="bullet"/>
+      <w:lvlText w:val=""/>
+      <w:lvlJc w:val="left"/>
+      <w:pPr>
+        <w:tabs>
+          <w:tab w:val="num" w:pos="5760"/>
+        </w:tabs>
+        <w:ind w:left="5760" w:hanging="360"/>
+      </w:pPr>
+      <w:rPr>
+        <w:rFonts w:ascii="Wingdings" w:hAnsi="Wingdings" w:hint="default"/>
+        <w:sz w:val="20"/>
+      </w:rPr>
+    </w:lvl>
+    <w:lvl w:ilvl="8" w:tentative="1">
+      <w:start w:val="1"/>
+      <w:numFmt w:val="bullet"/>
+      <w:lvlText w:val=""/>
+      <w:lvlJc w:val="left"/>
+      <w:pPr>
+        <w:tabs>
+          <w:tab w:val="num" w:pos="6480"/>
+        </w:tabs>
+        <w:ind w:left="6480" w:hanging="360"/>
+      </w:pPr>
+      <w:rPr>
+        <w:rFonts w:ascii="Wingdings" w:hAnsi="Wingdings" w:hint="default"/>
+        <w:sz w:val="20"/>
+      </w:rPr>
+    </w:lvl>
+  </w:abstractNum>
+  <w:abstractNum w:abstractNumId="14" w15:restartNumberingAfterBreak="0">
+    <w:nsid w:val="44B4651D"/>
+    <w:multiLevelType w:val="multilevel"/>
+    <w:tmpl w:val="CB6464B8"/>
+    <w:lvl w:ilvl="0">
       <w:start w:val="1"/>
       <w:numFmt w:val="bullet"/>
       <w:lvlText w:val=""/>
       <w:lvlJc w:val="left"/>
       <w:pPr>
+        <w:tabs>
+          <w:tab w:val="num" w:pos="720"/>
+        </w:tabs>
+        <w:ind w:left="720" w:hanging="360"/>
+      </w:pPr>
+      <w:rPr>
+        <w:rFonts w:ascii="Symbol" w:hAnsi="Symbol" w:hint="default"/>
+        <w:sz w:val="20"/>
+      </w:rPr>
+    </w:lvl>
+    <w:lvl w:ilvl="1" w:tentative="1">
+      <w:start w:val="1"/>
+      <w:numFmt w:val="bullet"/>
+      <w:lvlText w:val="o"/>
+      <w:lvlJc w:val="left"/>
+      <w:pPr>
+        <w:tabs>
+          <w:tab w:val="num" w:pos="1440"/>
+        </w:tabs>
+        <w:ind w:left="1440" w:hanging="360"/>
+      </w:pPr>
+      <w:rPr>
+        <w:rFonts w:ascii="Courier New" w:hAnsi="Courier New" w:hint="default"/>
+        <w:sz w:val="20"/>
+      </w:rPr>
+    </w:lvl>
+    <w:lvl w:ilvl="2" w:tentative="1">
+      <w:start w:val="1"/>
+      <w:numFmt w:val="bullet"/>
+      <w:lvlText w:val=""/>
+      <w:lvlJc w:val="left"/>
+      <w:pPr>
+        <w:tabs>
+          <w:tab w:val="num" w:pos="2160"/>
+        </w:tabs>
+        <w:ind w:left="2160" w:hanging="360"/>
+      </w:pPr>
+      <w:rPr>
+        <w:rFonts w:ascii="Wingdings" w:hAnsi="Wingdings" w:hint="default"/>
+        <w:sz w:val="20"/>
+      </w:rPr>
+    </w:lvl>
+    <w:lvl w:ilvl="3" w:tentative="1">
+      <w:start w:val="1"/>
+      <w:numFmt w:val="bullet"/>
+      <w:lvlText w:val=""/>
+      <w:lvlJc w:val="left"/>
+      <w:pPr>
+        <w:tabs>
+          <w:tab w:val="num" w:pos="2880"/>
+        </w:tabs>
         <w:ind w:left="2880" w:hanging="360"/>
       </w:pPr>
       <w:rPr>
-        <w:rFonts w:ascii="Symbol" w:hAnsi="Symbol" w:hint="default"/>
-      </w:rPr>
-    </w:lvl>
-    <w:lvl w:ilvl="4" w:tplc="08090003" w:tentative="1">
-      <w:start w:val="1"/>
-      <w:numFmt w:val="bullet"/>
-      <w:lvlText w:val="o"/>
-      <w:lvlJc w:val="left"/>
-      <w:pPr>
+        <w:rFonts w:ascii="Wingdings" w:hAnsi="Wingdings" w:hint="default"/>
+        <w:sz w:val="20"/>
+      </w:rPr>
+    </w:lvl>
+    <w:lvl w:ilvl="4" w:tentative="1">
+      <w:start w:val="1"/>
+      <w:numFmt w:val="bullet"/>
+      <w:lvlText w:val=""/>
+      <w:lvlJc w:val="left"/>
+      <w:pPr>
+        <w:tabs>
+          <w:tab w:val="num" w:pos="3600"/>
+        </w:tabs>
         <w:ind w:left="3600" w:hanging="360"/>
       </w:pPr>
       <w:rPr>
-        <w:rFonts w:ascii="Courier New" w:hAnsi="Courier New" w:hint="default"/>
-      </w:rPr>
-    </w:lvl>
-    <w:lvl w:ilvl="5" w:tplc="08090005" w:tentative="1">
-      <w:start w:val="1"/>
-      <w:numFmt w:val="bullet"/>
-      <w:lvlText w:val=""/>
-      <w:lvlJc w:val="left"/>
-      <w:pPr>
+        <w:rFonts w:ascii="Wingdings" w:hAnsi="Wingdings" w:hint="default"/>
+        <w:sz w:val="20"/>
+      </w:rPr>
+    </w:lvl>
+    <w:lvl w:ilvl="5" w:tentative="1">
+      <w:start w:val="1"/>
+      <w:numFmt w:val="bullet"/>
+      <w:lvlText w:val=""/>
+      <w:lvlJc w:val="left"/>
+      <w:pPr>
+        <w:tabs>
+          <w:tab w:val="num" w:pos="4320"/>
+        </w:tabs>
         <w:ind w:left="4320" w:hanging="360"/>
       </w:pPr>
       <w:rPr>
         <w:rFonts w:ascii="Wingdings" w:hAnsi="Wingdings" w:hint="default"/>
-      </w:rPr>
-    </w:lvl>
-    <w:lvl w:ilvl="6" w:tplc="08090001" w:tentative="1">
-      <w:start w:val="1"/>
-      <w:numFmt w:val="bullet"/>
-      <w:lvlText w:val=""/>
-      <w:lvlJc w:val="left"/>
-      <w:pPr>
+        <w:sz w:val="20"/>
+      </w:rPr>
+    </w:lvl>
+    <w:lvl w:ilvl="6" w:tentative="1">
+      <w:start w:val="1"/>
+      <w:numFmt w:val="bullet"/>
+      <w:lvlText w:val=""/>
+      <w:lvlJc w:val="left"/>
+      <w:pPr>
+        <w:tabs>
+          <w:tab w:val="num" w:pos="5040"/>
+        </w:tabs>
         <w:ind w:left="5040" w:hanging="360"/>
       </w:pPr>
       <w:rPr>
-        <w:rFonts w:ascii="Symbol" w:hAnsi="Symbol" w:hint="default"/>
-      </w:rPr>
-    </w:lvl>
-    <w:lvl w:ilvl="7" w:tplc="08090003" w:tentative="1">
-      <w:start w:val="1"/>
-      <w:numFmt w:val="bullet"/>
-      <w:lvlText w:val="o"/>
-      <w:lvlJc w:val="left"/>
-      <w:pPr>
+        <w:rFonts w:ascii="Wingdings" w:hAnsi="Wingdings" w:hint="default"/>
+        <w:sz w:val="20"/>
+      </w:rPr>
+    </w:lvl>
+    <w:lvl w:ilvl="7" w:tentative="1">
+      <w:start w:val="1"/>
+      <w:numFmt w:val="bullet"/>
+      <w:lvlText w:val=""/>
+      <w:lvlJc w:val="left"/>
+      <w:pPr>
+        <w:tabs>
+          <w:tab w:val="num" w:pos="5760"/>
+        </w:tabs>
         <w:ind w:left="5760" w:hanging="360"/>
       </w:pPr>
       <w:rPr>
-        <w:rFonts w:ascii="Courier New" w:hAnsi="Courier New" w:hint="default"/>
-      </w:rPr>
-    </w:lvl>
-    <w:lvl w:ilvl="8" w:tplc="08090005" w:tentative="1">
-      <w:start w:val="1"/>
-      <w:numFmt w:val="bullet"/>
-      <w:lvlText w:val=""/>
-      <w:lvlJc w:val="left"/>
-      <w:pPr>
+        <w:rFonts w:ascii="Wingdings" w:hAnsi="Wingdings" w:hint="default"/>
+        <w:sz w:val="20"/>
+      </w:rPr>
+    </w:lvl>
+    <w:lvl w:ilvl="8" w:tentative="1">
+      <w:start w:val="1"/>
+      <w:numFmt w:val="bullet"/>
+      <w:lvlText w:val=""/>
+      <w:lvlJc w:val="left"/>
+      <w:pPr>
+        <w:tabs>
+          <w:tab w:val="num" w:pos="6480"/>
+        </w:tabs>
         <w:ind w:left="6480" w:hanging="360"/>
       </w:pPr>
       <w:rPr>
         <w:rFonts w:ascii="Wingdings" w:hAnsi="Wingdings" w:hint="default"/>
+        <w:sz w:val="20"/>
       </w:rPr>
     </w:lvl>
   </w:abstractNum>
-  <w:abstractNum w:abstractNumId="20" w15:restartNumberingAfterBreak="0">
-    <w:nsid w:val="49C438C3"/>
-    <w:multiLevelType w:val="hybridMultilevel"/>
-    <w:tmpl w:val="11626050"/>
-    <w:lvl w:ilvl="0" w:tplc="08090001">
-      <w:start w:val="1"/>
-      <w:numFmt w:val="bullet"/>
-      <w:lvlText w:val=""/>
-      <w:lvlJc w:val="left"/>
-      <w:pPr>
-        <w:ind w:left="720" w:hanging="360"/>
-      </w:pPr>
-      <w:rPr>
-        <w:rFonts w:ascii="Symbol" w:hAnsi="Symbol" w:hint="default"/>
-      </w:rPr>
-    </w:lvl>
-    <w:lvl w:ilvl="1" w:tplc="08090003" w:tentative="1">
-      <w:start w:val="1"/>
-      <w:numFmt w:val="bullet"/>
-      <w:lvlText w:val="o"/>
-      <w:lvlJc w:val="left"/>
-      <w:pPr>
-        <w:ind w:left="1440" w:hanging="360"/>
-      </w:pPr>
-      <w:rPr>
-        <w:rFonts w:ascii="Courier New" w:hAnsi="Courier New" w:hint="default"/>
-      </w:rPr>
-    </w:lvl>
-    <w:lvl w:ilvl="2" w:tplc="08090005" w:tentative="1">
-      <w:start w:val="1"/>
-      <w:numFmt w:val="bullet"/>
-      <w:lvlText w:val=""/>
-      <w:lvlJc w:val="left"/>
-      <w:pPr>
-        <w:ind w:left="2160" w:hanging="360"/>
-      </w:pPr>
-      <w:rPr>
-        <w:rFonts w:ascii="Wingdings" w:hAnsi="Wingdings" w:hint="default"/>
-      </w:rPr>
-    </w:lvl>
-    <w:lvl w:ilvl="3" w:tplc="08090001" w:tentative="1">
-      <w:start w:val="1"/>
-      <w:numFmt w:val="bullet"/>
-      <w:lvlText w:val=""/>
-      <w:lvlJc w:val="left"/>
-      <w:pPr>
-        <w:ind w:left="2880" w:hanging="360"/>
-      </w:pPr>
-      <w:rPr>
-        <w:rFonts w:ascii="Symbol" w:hAnsi="Symbol" w:hint="default"/>
-      </w:rPr>
-    </w:lvl>
-    <w:lvl w:ilvl="4" w:tplc="08090003" w:tentative="1">
-      <w:start w:val="1"/>
-      <w:numFmt w:val="bullet"/>
-      <w:lvlText w:val="o"/>
-      <w:lvlJc w:val="left"/>
-      <w:pPr>
-        <w:ind w:left="3600" w:hanging="360"/>
-      </w:pPr>
-      <w:rPr>
-        <w:rFonts w:ascii="Courier New" w:hAnsi="Courier New" w:hint="default"/>
-      </w:rPr>
-    </w:lvl>
-    <w:lvl w:ilvl="5" w:tplc="08090005" w:tentative="1">
-      <w:start w:val="1"/>
-      <w:numFmt w:val="bullet"/>
-      <w:lvlText w:val=""/>
-      <w:lvlJc w:val="left"/>
-      <w:pPr>
-        <w:ind w:left="4320" w:hanging="360"/>
-      </w:pPr>
-      <w:rPr>
-        <w:rFonts w:ascii="Wingdings" w:hAnsi="Wingdings" w:hint="default"/>
-      </w:rPr>
-    </w:lvl>
-    <w:lvl w:ilvl="6" w:tplc="08090001" w:tentative="1">
-      <w:start w:val="1"/>
-      <w:numFmt w:val="bullet"/>
-      <w:lvlText w:val=""/>
-      <w:lvlJc w:val="left"/>
-      <w:pPr>
-        <w:ind w:left="5040" w:hanging="360"/>
-      </w:pPr>
-      <w:rPr>
-        <w:rFonts w:ascii="Symbol" w:hAnsi="Symbol" w:hint="default"/>
-      </w:rPr>
-    </w:lvl>
-    <w:lvl w:ilvl="7" w:tplc="08090003" w:tentative="1">
-      <w:start w:val="1"/>
-      <w:numFmt w:val="bullet"/>
-      <w:lvlText w:val="o"/>
-      <w:lvlJc w:val="left"/>
-      <w:pPr>
-        <w:ind w:left="5760" w:hanging="360"/>
-      </w:pPr>
-      <w:rPr>
-        <w:rFonts w:ascii="Courier New" w:hAnsi="Courier New" w:hint="default"/>
-      </w:rPr>
-    </w:lvl>
-    <w:lvl w:ilvl="8" w:tplc="08090005" w:tentative="1">
-      <w:start w:val="1"/>
-      <w:numFmt w:val="bullet"/>
-      <w:lvlText w:val=""/>
-      <w:lvlJc w:val="left"/>
-      <w:pPr>
-        <w:ind w:left="6480" w:hanging="360"/>
-      </w:pPr>
-      <w:rPr>
-        <w:rFonts w:ascii="Wingdings" w:hAnsi="Wingdings" w:hint="default"/>
-      </w:rPr>
-    </w:lvl>
-  </w:abstractNum>
-  <w:abstractNum w:abstractNumId="21" w15:restartNumberingAfterBreak="0">
-    <w:nsid w:val="5D2D5894"/>
-    <w:multiLevelType w:val="multilevel"/>
-    <w:tmpl w:val="E60CF41A"/>
-    <w:lvl w:ilvl="0">
-      <w:start w:val="1"/>
-      <w:numFmt w:val="bullet"/>
-      <w:lvlText w:val=""/>
-      <w:lvlJc w:val="left"/>
-      <w:pPr>
-        <w:tabs>
-          <w:tab w:val="num" w:pos="720"/>
-        </w:tabs>
-        <w:ind w:left="720" w:hanging="360"/>
-      </w:pPr>
-      <w:rPr>
-        <w:rFonts w:ascii="Symbol" w:hAnsi="Symbol" w:hint="default"/>
-        <w:sz w:val="20"/>
-      </w:rPr>
-    </w:lvl>
-    <w:lvl w:ilvl="1" w:tentative="1">
-      <w:start w:val="1"/>
-      <w:numFmt w:val="bullet"/>
-      <w:lvlText w:val="o"/>
-      <w:lvlJc w:val="left"/>
-      <w:pPr>
-        <w:tabs>
-          <w:tab w:val="num" w:pos="1440"/>
-        </w:tabs>
-        <w:ind w:left="1440" w:hanging="360"/>
-      </w:pPr>
-      <w:rPr>
-        <w:rFonts w:ascii="Courier New" w:hAnsi="Courier New" w:hint="default"/>
-        <w:sz w:val="20"/>
-      </w:rPr>
-    </w:lvl>
-    <w:lvl w:ilvl="2" w:tentative="1">
-      <w:start w:val="1"/>
-      <w:numFmt w:val="bullet"/>
-      <w:lvlText w:val=""/>
-      <w:lvlJc w:val="left"/>
-      <w:pPr>
-        <w:tabs>
-          <w:tab w:val="num" w:pos="2160"/>
-        </w:tabs>
-        <w:ind w:left="2160" w:hanging="360"/>
-      </w:pPr>
-      <w:rPr>
-        <w:rFonts w:ascii="Wingdings" w:hAnsi="Wingdings" w:hint="default"/>
-        <w:sz w:val="20"/>
-      </w:rPr>
-    </w:lvl>
-    <w:lvl w:ilvl="3" w:tentative="1">
-      <w:start w:val="1"/>
-      <w:numFmt w:val="bullet"/>
-      <w:lvlText w:val=""/>
-      <w:lvlJc w:val="left"/>
-      <w:pPr>
-        <w:tabs>
-          <w:tab w:val="num" w:pos="2880"/>
-        </w:tabs>
-        <w:ind w:left="2880" w:hanging="360"/>
-      </w:pPr>
-      <w:rPr>
-        <w:rFonts w:ascii="Wingdings" w:hAnsi="Wingdings" w:hint="default"/>
-        <w:sz w:val="20"/>
-      </w:rPr>
-    </w:lvl>
-    <w:lvl w:ilvl="4" w:tentative="1">
-      <w:start w:val="1"/>
-      <w:numFmt w:val="bullet"/>
-      <w:lvlText w:val=""/>
-      <w:lvlJc w:val="left"/>
-      <w:pPr>
-        <w:tabs>
-          <w:tab w:val="num" w:pos="3600"/>
-        </w:tabs>
-        <w:ind w:left="3600" w:hanging="360"/>
-      </w:pPr>
-      <w:rPr>
-        <w:rFonts w:ascii="Wingdings" w:hAnsi="Wingdings" w:hint="default"/>
-        <w:sz w:val="20"/>
-      </w:rPr>
-    </w:lvl>
-    <w:lvl w:ilvl="5" w:tentative="1">
-      <w:start w:val="1"/>
-      <w:numFmt w:val="bullet"/>
-      <w:lvlText w:val=""/>
-      <w:lvlJc w:val="left"/>
-      <w:pPr>
-        <w:tabs>
-          <w:tab w:val="num" w:pos="4320"/>
-        </w:tabs>
-        <w:ind w:left="4320" w:hanging="360"/>
-      </w:pPr>
-      <w:rPr>
-        <w:rFonts w:ascii="Wingdings" w:hAnsi="Wingdings" w:hint="default"/>
-        <w:sz w:val="20"/>
-      </w:rPr>
-    </w:lvl>
-    <w:lvl w:ilvl="6" w:tentative="1">
-      <w:start w:val="1"/>
-      <w:numFmt w:val="bullet"/>
-      <w:lvlText w:val=""/>
-      <w:lvlJc w:val="left"/>
-      <w:pPr>
-        <w:tabs>
-          <w:tab w:val="num" w:pos="5040"/>
-        </w:tabs>
-        <w:ind w:left="5040" w:hanging="360"/>
-      </w:pPr>
-      <w:rPr>
-        <w:rFonts w:ascii="Wingdings" w:hAnsi="Wingdings" w:hint="default"/>
-        <w:sz w:val="20"/>
-      </w:rPr>
-    </w:lvl>
-    <w:lvl w:ilvl="7" w:tentative="1">
-      <w:start w:val="1"/>
-      <w:numFmt w:val="bullet"/>
-      <w:lvlText w:val=""/>
-      <w:lvlJc w:val="left"/>
-      <w:pPr>
-        <w:tabs>
-          <w:tab w:val="num" w:pos="5760"/>
-        </w:tabs>
-        <w:ind w:left="5760" w:hanging="360"/>
-      </w:pPr>
-      <w:rPr>
-        <w:rFonts w:ascii="Wingdings" w:hAnsi="Wingdings" w:hint="default"/>
-        <w:sz w:val="20"/>
-      </w:rPr>
-    </w:lvl>
-    <w:lvl w:ilvl="8" w:tentative="1">
-      <w:start w:val="1"/>
-      <w:numFmt w:val="bullet"/>
-      <w:lvlText w:val=""/>
-      <w:lvlJc w:val="left"/>
-      <w:pPr>
-        <w:tabs>
-          <w:tab w:val="num" w:pos="6480"/>
-        </w:tabs>
-        <w:ind w:left="6480" w:hanging="360"/>
-      </w:pPr>
-      <w:rPr>
-        <w:rFonts w:ascii="Wingdings" w:hAnsi="Wingdings" w:hint="default"/>
-        <w:sz w:val="20"/>
-      </w:rPr>
-    </w:lvl>
-  </w:abstractNum>
-  <w:abstractNum w:abstractNumId="22" w15:restartNumberingAfterBreak="0">
+  <w:abstractNum w:abstractNumId="15" w15:restartNumberingAfterBreak="0">
     <w:nsid w:val="61B7047F"/>
     <w:multiLevelType w:val="multilevel"/>
     <w:tmpl w:val="46D859F4"/>
@@ -9666,7 +8001,7 @@
       </w:rPr>
     </w:lvl>
   </w:abstractNum>
-  <w:abstractNum w:abstractNumId="23" w15:restartNumberingAfterBreak="0">
+  <w:abstractNum w:abstractNumId="16" w15:restartNumberingAfterBreak="0">
     <w:nsid w:val="64C77D5E"/>
     <w:multiLevelType w:val="multilevel"/>
     <w:tmpl w:val="AD229126"/>
@@ -9815,7 +8150,7 @@
       </w:rPr>
     </w:lvl>
   </w:abstractNum>
-  <w:abstractNum w:abstractNumId="24" w15:restartNumberingAfterBreak="0">
+  <w:abstractNum w:abstractNumId="17" w15:restartNumberingAfterBreak="0">
     <w:nsid w:val="668F5261"/>
     <w:multiLevelType w:val="multilevel"/>
     <w:tmpl w:val="538C7B00"/>
@@ -9964,7 +8299,7 @@
       </w:rPr>
     </w:lvl>
   </w:abstractNum>
-  <w:abstractNum w:abstractNumId="25" w15:restartNumberingAfterBreak="0">
+  <w:abstractNum w:abstractNumId="18" w15:restartNumberingAfterBreak="0">
     <w:nsid w:val="682D55D7"/>
     <w:multiLevelType w:val="multilevel"/>
     <w:tmpl w:val="B070322A"/>
@@ -10113,7 +8448,121 @@
       </w:rPr>
     </w:lvl>
   </w:abstractNum>
-  <w:abstractNum w:abstractNumId="26" w15:restartNumberingAfterBreak="0">
+  <w:abstractNum w:abstractNumId="19" w15:restartNumberingAfterBreak="0">
+    <w:nsid w:val="70CE5E69"/>
+    <w:multiLevelType w:val="hybridMultilevel"/>
+    <w:tmpl w:val="A914D5E8"/>
+    <w:lvl w:ilvl="0" w:tplc="08090003">
+      <w:start w:val="1"/>
+      <w:numFmt w:val="bullet"/>
+      <w:lvlText w:val="o"/>
+      <w:lvlJc w:val="left"/>
+      <w:pPr>
+        <w:ind w:left="720" w:hanging="360"/>
+      </w:pPr>
+      <w:rPr>
+        <w:rFonts w:ascii="Courier New" w:hAnsi="Courier New" w:cs="Courier New" w:hint="default"/>
+        <w:b/>
+      </w:rPr>
+    </w:lvl>
+    <w:lvl w:ilvl="1" w:tplc="08090003" w:tentative="1">
+      <w:start w:val="1"/>
+      <w:numFmt w:val="bullet"/>
+      <w:lvlText w:val="o"/>
+      <w:lvlJc w:val="left"/>
+      <w:pPr>
+        <w:ind w:left="1440" w:hanging="360"/>
+      </w:pPr>
+      <w:rPr>
+        <w:rFonts w:ascii="Courier New" w:hAnsi="Courier New" w:hint="default"/>
+      </w:rPr>
+    </w:lvl>
+    <w:lvl w:ilvl="2" w:tplc="08090005" w:tentative="1">
+      <w:start w:val="1"/>
+      <w:numFmt w:val="bullet"/>
+      <w:lvlText w:val=""/>
+      <w:lvlJc w:val="left"/>
+      <w:pPr>
+        <w:ind w:left="2160" w:hanging="360"/>
+      </w:pPr>
+      <w:rPr>
+        <w:rFonts w:ascii="Wingdings" w:hAnsi="Wingdings" w:hint="default"/>
+      </w:rPr>
+    </w:lvl>
+    <w:lvl w:ilvl="3" w:tplc="08090001" w:tentative="1">
+      <w:start w:val="1"/>
+      <w:numFmt w:val="bullet"/>
+      <w:lvlText w:val=""/>
+      <w:lvlJc w:val="left"/>
+      <w:pPr>
+        <w:ind w:left="2880" w:hanging="360"/>
+      </w:pPr>
+      <w:rPr>
+        <w:rFonts w:ascii="Symbol" w:hAnsi="Symbol" w:hint="default"/>
+      </w:rPr>
+    </w:lvl>
+    <w:lvl w:ilvl="4" w:tplc="08090003" w:tentative="1">
+      <w:start w:val="1"/>
+      <w:numFmt w:val="bullet"/>
+      <w:lvlText w:val="o"/>
+      <w:lvlJc w:val="left"/>
+      <w:pPr>
+        <w:ind w:left="3600" w:hanging="360"/>
+      </w:pPr>
+      <w:rPr>
+        <w:rFonts w:ascii="Courier New" w:hAnsi="Courier New" w:hint="default"/>
+      </w:rPr>
+    </w:lvl>
+    <w:lvl w:ilvl="5" w:tplc="08090005" w:tentative="1">
+      <w:start w:val="1"/>
+      <w:numFmt w:val="bullet"/>
+      <w:lvlText w:val=""/>
+      <w:lvlJc w:val="left"/>
+      <w:pPr>
+        <w:ind w:left="4320" w:hanging="360"/>
+      </w:pPr>
+      <w:rPr>
+        <w:rFonts w:ascii="Wingdings" w:hAnsi="Wingdings" w:hint="default"/>
+      </w:rPr>
+    </w:lvl>
+    <w:lvl w:ilvl="6" w:tplc="08090001" w:tentative="1">
+      <w:start w:val="1"/>
+      <w:numFmt w:val="bullet"/>
+      <w:lvlText w:val=""/>
+      <w:lvlJc w:val="left"/>
+      <w:pPr>
+        <w:ind w:left="5040" w:hanging="360"/>
+      </w:pPr>
+      <w:rPr>
+        <w:rFonts w:ascii="Symbol" w:hAnsi="Symbol" w:hint="default"/>
+      </w:rPr>
+    </w:lvl>
+    <w:lvl w:ilvl="7" w:tplc="08090003" w:tentative="1">
+      <w:start w:val="1"/>
+      <w:numFmt w:val="bullet"/>
+      <w:lvlText w:val="o"/>
+      <w:lvlJc w:val="left"/>
+      <w:pPr>
+        <w:ind w:left="5760" w:hanging="360"/>
+      </w:pPr>
+      <w:rPr>
+        <w:rFonts w:ascii="Courier New" w:hAnsi="Courier New" w:hint="default"/>
+      </w:rPr>
+    </w:lvl>
+    <w:lvl w:ilvl="8" w:tplc="08090005" w:tentative="1">
+      <w:start w:val="1"/>
+      <w:numFmt w:val="bullet"/>
+      <w:lvlText w:val=""/>
+      <w:lvlJc w:val="left"/>
+      <w:pPr>
+        <w:ind w:left="6480" w:hanging="360"/>
+      </w:pPr>
+      <w:rPr>
+        <w:rFonts w:ascii="Wingdings" w:hAnsi="Wingdings" w:hint="default"/>
+      </w:rPr>
+    </w:lvl>
+  </w:abstractNum>
+  <w:abstractNum w:abstractNumId="20" w15:restartNumberingAfterBreak="0">
     <w:nsid w:val="74041823"/>
     <w:multiLevelType w:val="multilevel"/>
     <w:tmpl w:val="67524126"/>
@@ -10262,7 +8711,7 @@
       </w:rPr>
     </w:lvl>
   </w:abstractNum>
-  <w:abstractNum w:abstractNumId="27" w15:restartNumberingAfterBreak="0">
+  <w:abstractNum w:abstractNumId="21" w15:restartNumberingAfterBreak="0">
     <w:nsid w:val="741C2931"/>
     <w:multiLevelType w:val="multilevel"/>
     <w:tmpl w:val="EF285450"/>
@@ -10411,11 +8860,160 @@
       </w:rPr>
     </w:lvl>
   </w:abstractNum>
+  <w:abstractNum w:abstractNumId="22" w15:restartNumberingAfterBreak="0">
+    <w:nsid w:val="79A468FF"/>
+    <w:multiLevelType w:val="multilevel"/>
+    <w:tmpl w:val="B73ABC18"/>
+    <w:lvl w:ilvl="0">
+      <w:start w:val="1"/>
+      <w:numFmt w:val="bullet"/>
+      <w:lvlText w:val=""/>
+      <w:lvlJc w:val="left"/>
+      <w:pPr>
+        <w:tabs>
+          <w:tab w:val="num" w:pos="720"/>
+        </w:tabs>
+        <w:ind w:left="720" w:hanging="360"/>
+      </w:pPr>
+      <w:rPr>
+        <w:rFonts w:ascii="Symbol" w:hAnsi="Symbol" w:hint="default"/>
+        <w:sz w:val="20"/>
+      </w:rPr>
+    </w:lvl>
+    <w:lvl w:ilvl="1" w:tentative="1">
+      <w:start w:val="1"/>
+      <w:numFmt w:val="bullet"/>
+      <w:lvlText w:val="o"/>
+      <w:lvlJc w:val="left"/>
+      <w:pPr>
+        <w:tabs>
+          <w:tab w:val="num" w:pos="1440"/>
+        </w:tabs>
+        <w:ind w:left="1440" w:hanging="360"/>
+      </w:pPr>
+      <w:rPr>
+        <w:rFonts w:ascii="Courier New" w:hAnsi="Courier New" w:hint="default"/>
+        <w:sz w:val="20"/>
+      </w:rPr>
+    </w:lvl>
+    <w:lvl w:ilvl="2" w:tentative="1">
+      <w:start w:val="1"/>
+      <w:numFmt w:val="bullet"/>
+      <w:lvlText w:val=""/>
+      <w:lvlJc w:val="left"/>
+      <w:pPr>
+        <w:tabs>
+          <w:tab w:val="num" w:pos="2160"/>
+        </w:tabs>
+        <w:ind w:left="2160" w:hanging="360"/>
+      </w:pPr>
+      <w:rPr>
+        <w:rFonts w:ascii="Wingdings" w:hAnsi="Wingdings" w:hint="default"/>
+        <w:sz w:val="20"/>
+      </w:rPr>
+    </w:lvl>
+    <w:lvl w:ilvl="3" w:tentative="1">
+      <w:start w:val="1"/>
+      <w:numFmt w:val="bullet"/>
+      <w:lvlText w:val=""/>
+      <w:lvlJc w:val="left"/>
+      <w:pPr>
+        <w:tabs>
+          <w:tab w:val="num" w:pos="2880"/>
+        </w:tabs>
+        <w:ind w:left="2880" w:hanging="360"/>
+      </w:pPr>
+      <w:rPr>
+        <w:rFonts w:ascii="Wingdings" w:hAnsi="Wingdings" w:hint="default"/>
+        <w:sz w:val="20"/>
+      </w:rPr>
+    </w:lvl>
+    <w:lvl w:ilvl="4" w:tentative="1">
+      <w:start w:val="1"/>
+      <w:numFmt w:val="bullet"/>
+      <w:lvlText w:val=""/>
+      <w:lvlJc w:val="left"/>
+      <w:pPr>
+        <w:tabs>
+          <w:tab w:val="num" w:pos="3600"/>
+        </w:tabs>
+        <w:ind w:left="3600" w:hanging="360"/>
+      </w:pPr>
+      <w:rPr>
+        <w:rFonts w:ascii="Wingdings" w:hAnsi="Wingdings" w:hint="default"/>
+        <w:sz w:val="20"/>
+      </w:rPr>
+    </w:lvl>
+    <w:lvl w:ilvl="5" w:tentative="1">
+      <w:start w:val="1"/>
+      <w:numFmt w:val="bullet"/>
+      <w:lvlText w:val=""/>
+      <w:lvlJc w:val="left"/>
+      <w:pPr>
+        <w:tabs>
+          <w:tab w:val="num" w:pos="4320"/>
+        </w:tabs>
+        <w:ind w:left="4320" w:hanging="360"/>
+      </w:pPr>
+      <w:rPr>
+        <w:rFonts w:ascii="Wingdings" w:hAnsi="Wingdings" w:hint="default"/>
+        <w:sz w:val="20"/>
+      </w:rPr>
+    </w:lvl>
+    <w:lvl w:ilvl="6" w:tentative="1">
+      <w:start w:val="1"/>
+      <w:numFmt w:val="bullet"/>
+      <w:lvlText w:val=""/>
+      <w:lvlJc w:val="left"/>
+      <w:pPr>
+        <w:tabs>
+          <w:tab w:val="num" w:pos="5040"/>
+        </w:tabs>
+        <w:ind w:left="5040" w:hanging="360"/>
+      </w:pPr>
+      <w:rPr>
+        <w:rFonts w:ascii="Wingdings" w:hAnsi="Wingdings" w:hint="default"/>
+        <w:sz w:val="20"/>
+      </w:rPr>
+    </w:lvl>
+    <w:lvl w:ilvl="7" w:tentative="1">
+      <w:start w:val="1"/>
+      <w:numFmt w:val="bullet"/>
+      <w:lvlText w:val=""/>
+      <w:lvlJc w:val="left"/>
+      <w:pPr>
+        <w:tabs>
+          <w:tab w:val="num" w:pos="5760"/>
+        </w:tabs>
+        <w:ind w:left="5760" w:hanging="360"/>
+      </w:pPr>
+      <w:rPr>
+        <w:rFonts w:ascii="Wingdings" w:hAnsi="Wingdings" w:hint="default"/>
+        <w:sz w:val="20"/>
+      </w:rPr>
+    </w:lvl>
+    <w:lvl w:ilvl="8" w:tentative="1">
+      <w:start w:val="1"/>
+      <w:numFmt w:val="bullet"/>
+      <w:lvlText w:val=""/>
+      <w:lvlJc w:val="left"/>
+      <w:pPr>
+        <w:tabs>
+          <w:tab w:val="num" w:pos="6480"/>
+        </w:tabs>
+        <w:ind w:left="6480" w:hanging="360"/>
+      </w:pPr>
+      <w:rPr>
+        <w:rFonts w:ascii="Wingdings" w:hAnsi="Wingdings" w:hint="default"/>
+        <w:sz w:val="20"/>
+      </w:rPr>
+    </w:lvl>
+  </w:abstractNum>
   <w:num w:numId="1" w16cid:durableId="141628506">
-    <w:abstractNumId w:val="10"/>
+    <w:abstractNumId w:val="5"/>
   </w:num>
   <w:num w:numId="2" w16cid:durableId="1928149694">
-    <w:abstractNumId w:val="10"/>
+    <w:abstractNumId w:val="5"/>
     <w:lvlOverride w:ilvl="0">
       <w:startOverride w:val="1"/>
     </w:lvlOverride>
@@ -10445,7 +9043,7 @@
     </w:lvlOverride>
   </w:num>
   <w:num w:numId="3" w16cid:durableId="1411197350">
-    <w:abstractNumId w:val="10"/>
+    <w:abstractNumId w:val="5"/>
     <w:lvlOverride w:ilvl="0">
       <w:startOverride w:val="1"/>
     </w:lvlOverride>
@@ -10475,49 +9073,49 @@
     </w:lvlOverride>
   </w:num>
   <w:num w:numId="4" w16cid:durableId="1764254794">
-    <w:abstractNumId w:val="27"/>
+    <w:abstractNumId w:val="21"/>
   </w:num>
   <w:num w:numId="5" w16cid:durableId="325784102">
-    <w:abstractNumId w:val="13"/>
+    <w:abstractNumId w:val="8"/>
   </w:num>
   <w:num w:numId="6" w16cid:durableId="1571577863">
-    <w:abstractNumId w:val="25"/>
+    <w:abstractNumId w:val="18"/>
   </w:num>
   <w:num w:numId="7" w16cid:durableId="1127971649">
-    <w:abstractNumId w:val="16"/>
+    <w:abstractNumId w:val="9"/>
   </w:num>
   <w:num w:numId="8" w16cid:durableId="242301473">
-    <w:abstractNumId w:val="8"/>
+    <w:abstractNumId w:val="4"/>
   </w:num>
   <w:num w:numId="9" w16cid:durableId="1854883108">
-    <w:abstractNumId w:val="18"/>
+    <w:abstractNumId w:val="12"/>
   </w:num>
   <w:num w:numId="10" w16cid:durableId="960459109">
     <w:abstractNumId w:val="2"/>
   </w:num>
   <w:num w:numId="11" w16cid:durableId="1894195190">
-    <w:abstractNumId w:val="26"/>
+    <w:abstractNumId w:val="20"/>
   </w:num>
   <w:num w:numId="12" w16cid:durableId="1862863241">
-    <w:abstractNumId w:val="23"/>
+    <w:abstractNumId w:val="16"/>
   </w:num>
   <w:num w:numId="13" w16cid:durableId="1539852755">
     <w:abstractNumId w:val="0"/>
   </w:num>
   <w:num w:numId="14" w16cid:durableId="686255272">
-    <w:abstractNumId w:val="22"/>
+    <w:abstractNumId w:val="15"/>
   </w:num>
   <w:num w:numId="15" w16cid:durableId="729767959">
-    <w:abstractNumId w:val="17"/>
+    <w:abstractNumId w:val="10"/>
   </w:num>
   <w:num w:numId="16" w16cid:durableId="1249117448">
-    <w:abstractNumId w:val="11"/>
+    <w:abstractNumId w:val="6"/>
   </w:num>
   <w:num w:numId="17" w16cid:durableId="354429593">
-    <w:abstractNumId w:val="12"/>
+    <w:abstractNumId w:val="7"/>
   </w:num>
   <w:num w:numId="18" w16cid:durableId="332883535">
-    <w:abstractNumId w:val="24"/>
+    <w:abstractNumId w:val="17"/>
   </w:num>
   <w:num w:numId="19" w16cid:durableId="2034263747">
     <w:abstractNumId w:val="1"/>
@@ -10525,35 +9123,20 @@
   <w:num w:numId="20" w16cid:durableId="1719352896">
     <w:abstractNumId w:val="3"/>
   </w:num>
-  <w:num w:numId="21" w16cid:durableId="1046415242">
-    <w:abstractNumId w:val="5"/>
-  </w:num>
-  <w:num w:numId="22" w16cid:durableId="282151157">
-    <w:abstractNumId w:val="21"/>
-  </w:num>
-  <w:num w:numId="23" w16cid:durableId="365447833">
-    <w:abstractNumId w:val="9"/>
-  </w:num>
-  <w:num w:numId="24" w16cid:durableId="550775656">
-    <w:abstractNumId w:val="7"/>
-  </w:num>
-  <w:num w:numId="25" w16cid:durableId="1255241026">
-    <w:abstractNumId w:val="15"/>
-  </w:num>
-  <w:num w:numId="26" w16cid:durableId="2134706998">
+  <w:num w:numId="21" w16cid:durableId="1749837731">
     <w:abstractNumId w:val="19"/>
   </w:num>
-  <w:num w:numId="27" w16cid:durableId="1590651172">
-    <w:abstractNumId w:val="20"/>
+  <w:num w:numId="22" w16cid:durableId="386612062">
+    <w:abstractNumId w:val="11"/>
   </w:num>
-  <w:num w:numId="28" w16cid:durableId="2098209314">
+  <w:num w:numId="23" w16cid:durableId="1701276216">
+    <w:abstractNumId w:val="13"/>
+  </w:num>
+  <w:num w:numId="24" w16cid:durableId="808745641">
     <w:abstractNumId w:val="14"/>
   </w:num>
-  <w:num w:numId="29" w16cid:durableId="478618452">
-    <w:abstractNumId w:val="6"/>
-  </w:num>
-  <w:num w:numId="30" w16cid:durableId="1461651639">
-    <w:abstractNumId w:val="4"/>
+  <w:num w:numId="25" w16cid:durableId="1008142010">
+    <w:abstractNumId w:val="22"/>
   </w:num>
 </w:numbering>
 </file>
@@ -10954,14 +9537,10 @@
   <w:style w:type="paragraph" w:default="1" w:styleId="Normal">
     <w:name w:val="Normal"/>
     <w:qFormat/>
-    <w:rsid w:val="006917C9"/>
-    <w:pPr>
-      <w:spacing w:line="240" w:lineRule="auto"/>
-    </w:pPr>
+    <w:rsid w:val="0016328A"/>
     <w:rPr>
-      <w:rFonts w:ascii="Times New Roman" w:eastAsia="Times New Roman" w:hAnsi="Times New Roman" w:cs="Times New Roman"/>
-      <w:sz w:val="24"/>
-      <w:szCs w:val="24"/>
+      <w:rFonts w:eastAsia="Calibri"/>
+      <w:szCs w:val="22"/>
     </w:rPr>
   </w:style>
   <w:style w:type="paragraph" w:styleId="Heading1">
@@ -11032,6 +9611,8 @@
     </w:pPr>
     <w:rPr>
       <w:b/>
+      <w:sz w:val="24"/>
+      <w:szCs w:val="24"/>
     </w:rPr>
   </w:style>
   <w:style w:type="paragraph" w:styleId="Heading5">
@@ -11139,6 +9720,7 @@
         <w:tab w:val="center" w:pos="4320"/>
         <w:tab w:val="right" w:pos="8640"/>
       </w:tabs>
+      <w:spacing w:line="240" w:lineRule="auto"/>
     </w:pPr>
   </w:style>
   <w:style w:type="character" w:customStyle="1" w:styleId="HeaderChar">
@@ -11165,6 +9747,7 @@
         <w:tab w:val="center" w:pos="4320"/>
         <w:tab w:val="right" w:pos="8640"/>
       </w:tabs>
+      <w:spacing w:line="240" w:lineRule="auto"/>
     </w:pPr>
     <w:rPr>
       <w:sz w:val="16"/>
@@ -11194,6 +9777,7 @@
       <w:spacing w:after="60"/>
     </w:pPr>
     <w:rPr>
+      <w:rFonts w:eastAsia="Times New Roman"/>
       <w:color w:val="FF0000"/>
       <w:szCs w:val="20"/>
       <w:lang w:eastAsia="en-AU"/>
@@ -11207,6 +9791,9 @@
     <w:semiHidden/>
     <w:unhideWhenUsed/>
     <w:rsid w:val="0006428C"/>
+    <w:pPr>
+      <w:spacing w:line="240" w:lineRule="auto"/>
+    </w:pPr>
     <w:rPr>
       <w:rFonts w:ascii="Lucida Grande" w:hAnsi="Lucida Grande" w:cs="Lucida Grande"/>
       <w:sz w:val="18"/>
@@ -11313,6 +9900,7 @@
       <w:contextualSpacing/>
     </w:pPr>
     <w:rPr>
+      <w:rFonts w:eastAsia="Times New Roman"/>
       <w:szCs w:val="20"/>
       <w:lang w:eastAsia="en-AU"/>
     </w:rPr>
@@ -11327,6 +9915,7 @@
       <w:ind w:left="709"/>
     </w:pPr>
     <w:rPr>
+      <w:rFonts w:eastAsia="Times New Roman"/>
       <w:color w:val="FF0000"/>
       <w:szCs w:val="20"/>
       <w:lang w:eastAsia="en-AU"/>
@@ -11373,6 +9962,7 @@
       <w:ind w:left="1049"/>
     </w:pPr>
     <w:rPr>
+      <w:rFonts w:eastAsia="Times New Roman"/>
       <w:szCs w:val="20"/>
       <w:lang w:eastAsia="en-AU"/>
     </w:rPr>
@@ -11451,6 +10041,7 @@
       <w:ind w:left="1275" w:hanging="425"/>
     </w:pPr>
     <w:rPr>
+      <w:rFonts w:eastAsia="Times New Roman"/>
       <w:szCs w:val="20"/>
     </w:rPr>
   </w:style>
@@ -11483,8 +10074,13 @@
     <w:basedOn w:val="Normal"/>
     <w:rsid w:val="00F94F52"/>
     <w:pPr>
-      <w:spacing w:before="100" w:beforeAutospacing="1" w:after="100" w:afterAutospacing="1"/>
+      <w:spacing w:before="100" w:beforeAutospacing="1" w:after="100" w:afterAutospacing="1" w:line="240" w:lineRule="auto"/>
     </w:pPr>
+    <w:rPr>
+      <w:rFonts w:ascii="Times New Roman" w:eastAsia="Times New Roman" w:hAnsi="Times New Roman" w:cs="Times New Roman"/>
+      <w:sz w:val="24"/>
+      <w:szCs w:val="24"/>
+    </w:rPr>
   </w:style>
   <w:style w:type="paragraph" w:styleId="NormalWeb">
     <w:name w:val="Normal (Web)"/>
@@ -11494,8 +10090,13 @@
     <w:unhideWhenUsed/>
     <w:rsid w:val="00A84472"/>
     <w:pPr>
-      <w:spacing w:before="100" w:beforeAutospacing="1" w:after="100" w:afterAutospacing="1"/>
+      <w:spacing w:before="100" w:beforeAutospacing="1" w:after="100" w:afterAutospacing="1" w:line="240" w:lineRule="auto"/>
     </w:pPr>
+    <w:rPr>
+      <w:rFonts w:ascii="Times New Roman" w:eastAsia="Times New Roman" w:hAnsi="Times New Roman" w:cs="Times New Roman"/>
+      <w:sz w:val="24"/>
+      <w:szCs w:val="24"/>
+    </w:rPr>
   </w:style>
   <w:style w:type="character" w:styleId="HTMLCode">
     <w:name w:val="HTML Code"/>
@@ -11947,17 +10548,6 @@
         <w:shd w:val="clear" w:color="auto" w:fill="E5B8B7" w:themeFill="accent2" w:themeFillTint="66"/>
       </w:tcPr>
     </w:tblStylePr>
-  </w:style>
-  <w:style w:type="character" w:styleId="Strong">
-    <w:name w:val="Strong"/>
-    <w:basedOn w:val="DefaultParagraphFont"/>
-    <w:uiPriority w:val="22"/>
-    <w:qFormat/>
-    <w:rsid w:val="006917C9"/>
-    <w:rPr>
-      <w:b/>
-      <w:bCs/>
-    </w:rPr>
   </w:style>
 </w:styles>
 </file>
@@ -12302,7 +10892,7 @@
 </file>
 
 <file path=customXml/itemProps2.xml><?xml version="1.0" encoding="utf-8"?>
-<ds:datastoreItem xmlns:ds="http://schemas.openxmlformats.org/officeDocument/2006/customXml" ds:itemID="{D38E0CD4-59C8-6045-B7EA-179244B97D4B}">
+<ds:datastoreItem xmlns:ds="http://schemas.openxmlformats.org/officeDocument/2006/customXml" ds:itemID="{CFDD7CA5-0948-F142-8404-06CDD2C38A51}">
   <ds:schemaRefs>
     <ds:schemaRef ds:uri="http://schemas.openxmlformats.org/officeDocument/2006/bibliography"/>
   </ds:schemaRefs>

--- a/2026-T1/T1B2-ICTNWK612-Plan-manage-troubleshooting-advance/2-tasks/Troubleshooting-and-Monitoring-Plan.docx
+++ b/2026-T1/T1B2-ICTNWK612-Plan-manage-troubleshooting-advance/2-tasks/Troubleshooting-and-Monitoring-Plan.docx
@@ -52,6 +52,9 @@
         <w:br/>
       </w:r>
       <w:r>
+        <w:rPr>
+          <w:noProof/>
+        </w:rPr>
         <w:drawing>
           <wp:inline distT="0" distB="0" distL="0" distR="0" wp14:anchorId="755B2AD4" wp14:editId="528FBA2F">
             <wp:extent cx="5727700" cy="3372485"/>
@@ -133,7 +136,7 @@
           <w:sz w:val="20"/>
           <w:szCs w:val="20"/>
         </w:rPr>
-        <w:t>The Milestones University network infrastructure is a</w:t>
+        <w:t>The Milestones University network infrastructure is a multi-layered IP environment designed to support academic laboratories, administrative operations, and critical server hosting. As the network integrates diverse functional areas, including Labs and Virtualised Environments.  Special security is in place in DMZ zone</w:t>
       </w:r>
       <w:r>
         <w:rPr>
@@ -141,7 +144,7 @@
           <w:sz w:val="20"/>
           <w:szCs w:val="20"/>
         </w:rPr>
-        <w:t xml:space="preserve"> </w:t>
+        <w:t>, therefore, a systematic approach to maintenance and troubleshooting is essential.</w:t>
       </w:r>
       <w:r>
         <w:rPr>
@@ -149,47 +152,54 @@
           <w:sz w:val="20"/>
           <w:szCs w:val="20"/>
         </w:rPr>
-        <w:t>multi-layered IP environment designed to support academic laboratories, administrative operations, and critical server hosting. As the network integrates diverse functional areas</w:t>
-      </w:r>
-      <w:r>
+        <w:t xml:space="preserve"> This document serves as a comprehensive guide to ensuring the network remains resilient, secure, and high-performing.</w:t>
+      </w:r>
+    </w:p>
+    <w:p>
+      <w:pPr>
+        <w:pStyle w:val="font-claude-response-body"/>
+        <w:jc w:val="both"/>
         <w:rPr>
           <w:rFonts w:ascii="Arial" w:hAnsi="Arial" w:cs="Arial"/>
           <w:sz w:val="20"/>
           <w:szCs w:val="20"/>
         </w:rPr>
-        <w:t xml:space="preserve">, including </w:t>
-      </w:r>
+      </w:pPr>
       <w:r>
         <w:rPr>
           <w:rFonts w:ascii="Arial" w:hAnsi="Arial" w:cs="Arial"/>
           <w:sz w:val="20"/>
           <w:szCs w:val="20"/>
         </w:rPr>
-        <w:t>Lab</w:t>
-      </w:r>
-      <w:r>
+        <w:t>The primary purpose of this Troubleshooting and Monitoring Plan is to establish a standardized framework for the detection, isolation, and resolution of network anomalies within the Milestones University infrastructure.</w:t>
+      </w:r>
+    </w:p>
+    <w:p>
+      <w:pPr>
+        <w:pStyle w:val="font-claude-response-body"/>
+        <w:jc w:val="both"/>
         <w:rPr>
           <w:rFonts w:ascii="Arial" w:hAnsi="Arial" w:cs="Arial"/>
           <w:sz w:val="20"/>
           <w:szCs w:val="20"/>
         </w:rPr>
-        <w:t>s and Virtualised E</w:t>
-      </w:r>
+      </w:pPr>
       <w:r>
         <w:rPr>
           <w:rFonts w:ascii="Arial" w:hAnsi="Arial" w:cs="Arial"/>
           <w:sz w:val="20"/>
           <w:szCs w:val="20"/>
         </w:rPr>
-        <w:t>nvironments</w:t>
-      </w:r>
+        <w:t xml:space="preserve">By defining clear methodologies and utilizing specific monitoring tools, this plan aims </w:t>
+      </w:r>
+      <w:proofErr w:type="gramStart"/>
       <w:r>
         <w:rPr>
           <w:rFonts w:ascii="Arial" w:hAnsi="Arial" w:cs="Arial"/>
           <w:sz w:val="20"/>
           <w:szCs w:val="20"/>
         </w:rPr>
-        <w:t>.</w:t>
+        <w:t>to</w:t>
       </w:r>
       <w:r>
         <w:rPr>
@@ -197,101 +207,16 @@
           <w:sz w:val="20"/>
           <w:szCs w:val="20"/>
         </w:rPr>
-        <w:t xml:space="preserve"> </w:t>
-      </w:r>
+        <w:t xml:space="preserve">  a</w:t>
+      </w:r>
+      <w:proofErr w:type="gramEnd"/>
       <w:r>
         <w:rPr>
           <w:rFonts w:ascii="Arial" w:hAnsi="Arial" w:cs="Arial"/>
           <w:sz w:val="20"/>
           <w:szCs w:val="20"/>
         </w:rPr>
-        <w:t xml:space="preserve"> </w:t>
-      </w:r>
-      <w:r>
-        <w:rPr>
-          <w:rFonts w:ascii="Arial" w:hAnsi="Arial" w:cs="Arial"/>
-          <w:sz w:val="20"/>
-          <w:szCs w:val="20"/>
-        </w:rPr>
-        <w:t xml:space="preserve">Special security is in place in DMZ </w:t>
-      </w:r>
-      <w:r>
-        <w:rPr>
-          <w:rFonts w:ascii="Arial" w:hAnsi="Arial" w:cs="Arial"/>
-          <w:sz w:val="20"/>
-          <w:szCs w:val="20"/>
-        </w:rPr>
-        <w:t>zone</w:t>
-      </w:r>
-      <w:r>
-        <w:rPr>
-          <w:rFonts w:ascii="Arial" w:hAnsi="Arial" w:cs="Arial"/>
-          <w:sz w:val="20"/>
-          <w:szCs w:val="20"/>
-        </w:rPr>
-        <w:t>, t</w:t>
-      </w:r>
-      <w:r>
-        <w:rPr>
-          <w:rFonts w:ascii="Arial" w:hAnsi="Arial" w:cs="Arial"/>
-          <w:sz w:val="20"/>
-          <w:szCs w:val="20"/>
-        </w:rPr>
-        <w:t>herefore, a systematic approach to maintenance and troubleshooting is essential.</w:t>
-      </w:r>
-      <w:r>
-        <w:rPr>
-          <w:rFonts w:ascii="Arial" w:hAnsi="Arial" w:cs="Arial"/>
-          <w:sz w:val="20"/>
-          <w:szCs w:val="20"/>
-        </w:rPr>
-        <w:t xml:space="preserve"> This document serves as a comprehensive guide to ensuring the network remains resilient, secure, and high-performing.</w:t>
-      </w:r>
-    </w:p>
-    <w:p>
-      <w:pPr>
-        <w:pStyle w:val="font-claude-response-body"/>
-        <w:jc w:val="both"/>
-        <w:rPr>
-          <w:rFonts w:ascii="Arial" w:hAnsi="Arial" w:cs="Arial"/>
-          <w:sz w:val="20"/>
-          <w:szCs w:val="20"/>
-        </w:rPr>
-      </w:pPr>
-      <w:r>
-        <w:rPr>
-          <w:rFonts w:ascii="Arial" w:hAnsi="Arial" w:cs="Arial"/>
-          <w:sz w:val="20"/>
-          <w:szCs w:val="20"/>
-        </w:rPr>
-        <w:t>The primary purpose of this Troubleshooting and Monitoring Plan is to establish a standardized framework for the detection, isolation, and resolution of network anomalies within the Milestones University infrastructure.</w:t>
-      </w:r>
-    </w:p>
-    <w:p>
-      <w:pPr>
-        <w:pStyle w:val="font-claude-response-body"/>
-        <w:jc w:val="both"/>
-        <w:rPr>
-          <w:rFonts w:ascii="Arial" w:hAnsi="Arial" w:cs="Arial"/>
-          <w:sz w:val="20"/>
-          <w:szCs w:val="20"/>
-        </w:rPr>
-      </w:pPr>
-      <w:r>
-        <w:rPr>
-          <w:rFonts w:ascii="Arial" w:hAnsi="Arial" w:cs="Arial"/>
-          <w:sz w:val="20"/>
-          <w:szCs w:val="20"/>
-        </w:rPr>
-        <w:t>By defining clear methodologies and utilizing specific monitoring tools, this plan aims to</w:t>
-      </w:r>
-      <w:r>
-        <w:rPr>
-          <w:rFonts w:ascii="Arial" w:hAnsi="Arial" w:cs="Arial"/>
-          <w:sz w:val="20"/>
-          <w:szCs w:val="20"/>
-        </w:rPr>
-        <w:t xml:space="preserve">  a) </w:t>
+        <w:t xml:space="preserve">) </w:t>
       </w:r>
       <w:r>
         <w:rPr>
@@ -1311,8 +1236,19 @@
           <w:b/>
           <w:bCs/>
         </w:rPr>
-        <w:t>inspect icmp</w:t>
-      </w:r>
+        <w:t xml:space="preserve">inspect </w:t>
+      </w:r>
+      <w:proofErr w:type="spellStart"/>
+      <w:r>
+        <w:rPr>
+          <w:rStyle w:val="HTMLCode"/>
+          <w:rFonts w:ascii="Arial" w:hAnsi="Arial" w:cs="Arial"/>
+          <w:b/>
+          <w:bCs/>
+        </w:rPr>
+        <w:t>icmp</w:t>
+      </w:r>
+      <w:proofErr w:type="spellEnd"/>
       <w:r>
         <w:rPr>
           <w:rFonts w:ascii="Arial" w:hAnsi="Arial" w:cs="Arial"/>
@@ -1521,16 +1457,9 @@
           <w:b/>
           <w:bCs/>
         </w:rPr>
-        <w:t>spanning-tree portfast</w:t>
-      </w:r>
-      <w:r>
-        <w:rPr>
-          <w:rFonts w:ascii="Arial" w:hAnsi="Arial" w:cs="Arial"/>
-          <w:sz w:val="20"/>
-          <w:szCs w:val="20"/>
-        </w:rPr>
-        <w:t xml:space="preserve"> and </w:t>
-      </w:r>
+        <w:t xml:space="preserve">spanning-tree </w:t>
+      </w:r>
+      <w:proofErr w:type="spellStart"/>
       <w:r>
         <w:rPr>
           <w:rStyle w:val="HTMLCode"/>
@@ -1538,8 +1467,28 @@
           <w:b/>
           <w:bCs/>
         </w:rPr>
+        <w:t>portfast</w:t>
+      </w:r>
+      <w:proofErr w:type="spellEnd"/>
+      <w:r>
+        <w:rPr>
+          <w:rFonts w:ascii="Arial" w:hAnsi="Arial" w:cs="Arial"/>
+          <w:sz w:val="20"/>
+          <w:szCs w:val="20"/>
+        </w:rPr>
+        <w:t xml:space="preserve"> and </w:t>
+      </w:r>
+      <w:proofErr w:type="spellStart"/>
+      <w:r>
+        <w:rPr>
+          <w:rStyle w:val="HTMLCode"/>
+          <w:rFonts w:ascii="Arial" w:hAnsi="Arial" w:cs="Arial"/>
+          <w:b/>
+          <w:bCs/>
+        </w:rPr>
         <w:t>bpduguard</w:t>
       </w:r>
+      <w:proofErr w:type="spellEnd"/>
       <w:r>
         <w:rPr>
           <w:rFonts w:ascii="Arial" w:hAnsi="Arial" w:cs="Arial"/>
@@ -1564,7 +1513,25 @@
           <w:sz w:val="20"/>
           <w:szCs w:val="20"/>
         </w:rPr>
-        <w:t>, BPDUGuard will "err-disable" that specific port, isolating the fault and protecting the Milestones University backbone.</w:t>
+        <w:t xml:space="preserve">, </w:t>
+      </w:r>
+      <w:proofErr w:type="spellStart"/>
+      <w:r>
+        <w:rPr>
+          <w:rFonts w:ascii="Arial" w:hAnsi="Arial" w:cs="Arial"/>
+          <w:sz w:val="20"/>
+          <w:szCs w:val="20"/>
+        </w:rPr>
+        <w:t>BPDUGuard</w:t>
+      </w:r>
+      <w:proofErr w:type="spellEnd"/>
+      <w:r>
+        <w:rPr>
+          <w:rFonts w:ascii="Arial" w:hAnsi="Arial" w:cs="Arial"/>
+          <w:sz w:val="20"/>
+          <w:szCs w:val="20"/>
+        </w:rPr>
+        <w:t xml:space="preserve"> will "err-disable" that specific port, isolating the fault and protecting the Milestones University backbone.</w:t>
       </w:r>
     </w:p>
     <w:p>
@@ -2114,51 +2081,52 @@
           <w:bCs/>
           <w:szCs w:val="20"/>
         </w:rPr>
-        <w:t>Method:</w:t>
-      </w:r>
-      <w:r>
-        <w:rPr>
-          <w:szCs w:val="20"/>
-        </w:rPr>
-        <w:t xml:space="preserve"> Hop-by-hop ping and traceroute.</w:t>
-      </w:r>
-    </w:p>
-    <w:p>
-      <w:pPr>
-        <w:numPr>
-          <w:ilvl w:val="0"/>
-          <w:numId w:val="14"/>
-        </w:numPr>
-        <w:rPr>
-          <w:szCs w:val="20"/>
-        </w:rPr>
-      </w:pPr>
+        <w:t>Test</w:t>
+      </w:r>
       <w:r>
         <w:rPr>
           <w:b/>
           <w:bCs/>
           <w:szCs w:val="20"/>
         </w:rPr>
-        <w:t>Target:</w:t>
-      </w:r>
-      <w:r>
-        <w:rPr>
-          <w:szCs w:val="20"/>
-        </w:rPr>
-        <w:t xml:space="preserve"> Testing from a PC in LAB1 (VLAN 10) to the Database Server in the DMZ (VLAN 50).</w:t>
-      </w:r>
-    </w:p>
-    <w:p>
-      <w:pPr>
-        <w:rPr>
-          <w:szCs w:val="20"/>
-        </w:rPr>
-      </w:pPr>
-      <w:r>
-        <w:rPr>
-          <w:szCs w:val="20"/>
-        </w:rPr>
-        <w:t>To verify that the routing path (MS1 -&gt; Firewall2 -&gt; MS2) is consistent. Any change in the number of hops indicates a routing failure or an unplanned failover.</w:t>
+        <w:t>:</w:t>
+      </w:r>
+      <w:r>
+        <w:rPr>
+          <w:szCs w:val="20"/>
+        </w:rPr>
+        <w:t xml:space="preserve"> Hop-by-hop ping and traceroute.</w:t>
+      </w:r>
+    </w:p>
+    <w:p>
+      <w:pPr>
+        <w:rPr>
+          <w:szCs w:val="20"/>
+        </w:rPr>
+      </w:pPr>
+      <w:r>
+        <w:rPr>
+          <w:szCs w:val="20"/>
+        </w:rPr>
+        <w:t xml:space="preserve">Testing </w:t>
+      </w:r>
+      <w:r>
+        <w:rPr>
+          <w:szCs w:val="20"/>
+        </w:rPr>
+        <w:t>from a PC in LAB1 (VLAN 10) to the Database Server in the DMZ (VLAN 50)</w:t>
+      </w:r>
+      <w:r>
+        <w:rPr>
+          <w:szCs w:val="20"/>
+        </w:rPr>
+        <w:t xml:space="preserve"> t</w:t>
+      </w:r>
+      <w:r>
+        <w:rPr>
+          <w:szCs w:val="20"/>
+        </w:rPr>
+        <w:t>o verify that the routing path (MS1 -&gt; Firewall2 -&gt; MS2) is consistent. Any change in the number of hops indicates a routing failure or an unplanned failover.</w:t>
       </w:r>
     </w:p>
     <w:p>
@@ -2200,51 +2168,60 @@
           <w:bCs/>
           <w:szCs w:val="20"/>
         </w:rPr>
-        <w:t>Method:</w:t>
-      </w:r>
-      <w:r>
-        <w:rPr>
-          <w:szCs w:val="20"/>
-        </w:rPr>
-        <w:t xml:space="preserve"> Jitter and Latency monitoring on IP Phone VLANs.</w:t>
-      </w:r>
-    </w:p>
-    <w:p>
-      <w:pPr>
-        <w:numPr>
-          <w:ilvl w:val="0"/>
-          <w:numId w:val="15"/>
-        </w:numPr>
-        <w:rPr>
-          <w:szCs w:val="20"/>
-        </w:rPr>
-      </w:pPr>
+        <w:t>Test</w:t>
+      </w:r>
       <w:r>
         <w:rPr>
           <w:b/>
           <w:bCs/>
           <w:szCs w:val="20"/>
         </w:rPr>
-        <w:t>Target:</w:t>
-      </w:r>
-      <w:r>
-        <w:rPr>
-          <w:szCs w:val="20"/>
-        </w:rPr>
-        <w:t xml:space="preserve"> IP Phones connected to MS3, MS4, MS6, and MS7.</w:t>
-      </w:r>
-    </w:p>
-    <w:p>
-      <w:pPr>
-        <w:rPr>
-          <w:szCs w:val="20"/>
-        </w:rPr>
-      </w:pPr>
-      <w:r>
-        <w:rPr>
-          <w:szCs w:val="20"/>
-        </w:rPr>
-        <w:t xml:space="preserve">Voice traffic is extremely sensitive. Testing ensures that the 802.1Q tags are being respected across the </w:t>
+        <w:t>:</w:t>
+      </w:r>
+      <w:r>
+        <w:rPr>
+          <w:szCs w:val="20"/>
+        </w:rPr>
+        <w:t xml:space="preserve"> Jitter and Latency monitoring on IP Phone VLANs.</w:t>
+      </w:r>
+    </w:p>
+    <w:p>
+      <w:pPr>
+        <w:rPr>
+          <w:szCs w:val="20"/>
+        </w:rPr>
+      </w:pPr>
+      <w:r>
+        <w:rPr>
+          <w:szCs w:val="20"/>
+        </w:rPr>
+        <w:t>Testing IP</w:t>
+      </w:r>
+      <w:r>
+        <w:rPr>
+          <w:b/>
+          <w:bCs/>
+          <w:szCs w:val="20"/>
+        </w:rPr>
+        <w:t xml:space="preserve"> </w:t>
+      </w:r>
+      <w:r>
+        <w:rPr>
+          <w:szCs w:val="20"/>
+        </w:rPr>
+        <w:t>Phones connected to MS3, MS4, MS6, and MS7</w:t>
+      </w:r>
+      <w:r>
+        <w:rPr>
+          <w:szCs w:val="20"/>
+        </w:rPr>
+        <w:t xml:space="preserve"> to verify v</w:t>
+      </w:r>
+      <w:r>
+        <w:rPr>
+          <w:szCs w:val="20"/>
+        </w:rPr>
+        <w:t xml:space="preserve">oice traffic is extremely sensitive. Testing ensures that the 802.1Q tags are being respected across the </w:t>
       </w:r>
       <w:r>
         <w:rPr>
@@ -2300,51 +2277,60 @@
           <w:bCs/>
           <w:szCs w:val="20"/>
         </w:rPr>
-        <w:t>Method:</w:t>
-      </w:r>
-      <w:r>
-        <w:rPr>
-          <w:szCs w:val="20"/>
-        </w:rPr>
-        <w:t xml:space="preserve"> Synthetic transactions (DNS Lookups, DHCP Lease requests, HTTP HEAD requests).</w:t>
-      </w:r>
-    </w:p>
-    <w:p>
-      <w:pPr>
-        <w:numPr>
-          <w:ilvl w:val="0"/>
-          <w:numId w:val="16"/>
-        </w:numPr>
-        <w:rPr>
-          <w:szCs w:val="20"/>
-        </w:rPr>
-      </w:pPr>
+        <w:t>Test</w:t>
+      </w:r>
       <w:r>
         <w:rPr>
           <w:b/>
           <w:bCs/>
           <w:szCs w:val="20"/>
         </w:rPr>
-        <w:t>Target:</w:t>
-      </w:r>
-      <w:r>
-        <w:rPr>
-          <w:szCs w:val="20"/>
-        </w:rPr>
-        <w:t xml:space="preserve"> WEB, MAIL, Proxy, DHCP, DNS, Database.</w:t>
-      </w:r>
-    </w:p>
-    <w:p>
-      <w:pPr>
-        <w:rPr>
-          <w:szCs w:val="20"/>
-        </w:rPr>
-      </w:pPr>
-      <w:r>
-        <w:rPr>
-          <w:szCs w:val="20"/>
-        </w:rPr>
-        <w:t>A server might be pingable, but the service (WEB, MAIL, Proxy, DHCP, DNS, Database) might be frozen.</w:t>
+        <w:t>:</w:t>
+      </w:r>
+      <w:r>
+        <w:rPr>
+          <w:szCs w:val="20"/>
+        </w:rPr>
+        <w:t xml:space="preserve"> Synthetic transactions (DNS Lookups, DHCP Lease requests, HTTP HEAD requests).</w:t>
+      </w:r>
+    </w:p>
+    <w:p>
+      <w:pPr>
+        <w:rPr>
+          <w:szCs w:val="20"/>
+        </w:rPr>
+      </w:pPr>
+      <w:r>
+        <w:rPr>
+          <w:szCs w:val="20"/>
+        </w:rPr>
+        <w:t>Testing</w:t>
+      </w:r>
+      <w:r>
+        <w:rPr>
+          <w:b/>
+          <w:bCs/>
+          <w:szCs w:val="20"/>
+        </w:rPr>
+        <w:t xml:space="preserve"> </w:t>
+      </w:r>
+      <w:r>
+        <w:rPr>
+          <w:szCs w:val="20"/>
+        </w:rPr>
+        <w:t>WEB, MAIL, Proxy, DHCP, DNS, Database.</w:t>
+      </w:r>
+      <w:r>
+        <w:rPr>
+          <w:szCs w:val="20"/>
+        </w:rPr>
+        <w:t xml:space="preserve"> To verify that each</w:t>
+      </w:r>
+      <w:r>
+        <w:rPr>
+          <w:szCs w:val="20"/>
+        </w:rPr>
+        <w:t xml:space="preserve"> server might be pingable, but the service (WEB, MAIL, Proxy, DHCP, DNS, Database) might be frozen.</w:t>
       </w:r>
     </w:p>
     <w:p>
@@ -2363,7 +2349,6 @@
           <w:bCs/>
           <w:szCs w:val="20"/>
         </w:rPr>
-        <w:lastRenderedPageBreak/>
         <w:t>DHCP:</w:t>
       </w:r>
       <w:r>
@@ -2414,6 +2399,7 @@
           <w:bCs/>
           <w:szCs w:val="20"/>
         </w:rPr>
+        <w:lastRenderedPageBreak/>
         <w:t>Mail/Proxy:</w:t>
       </w:r>
       <w:r>
@@ -2476,77 +2462,113 @@
           <w:bCs/>
           <w:szCs w:val="20"/>
         </w:rPr>
-        <w:t>Method:</w:t>
-      </w:r>
-      <w:r>
-        <w:rPr>
-          <w:szCs w:val="20"/>
-        </w:rPr>
-        <w:t xml:space="preserve"> Penetration testing and ACL validation.</w:t>
-      </w:r>
-    </w:p>
-    <w:p>
-      <w:pPr>
-        <w:numPr>
-          <w:ilvl w:val="0"/>
-          <w:numId w:val="17"/>
-        </w:numPr>
-        <w:rPr>
-          <w:szCs w:val="20"/>
-        </w:rPr>
-      </w:pPr>
+        <w:t>Test</w:t>
+      </w:r>
       <w:r>
         <w:rPr>
           <w:b/>
           <w:bCs/>
           <w:szCs w:val="20"/>
         </w:rPr>
-        <w:t>Target:</w:t>
-      </w:r>
-      <w:r>
-        <w:rPr>
-          <w:szCs w:val="20"/>
-        </w:rPr>
-        <w:t xml:space="preserve"> Firewall2 (ASA).</w:t>
-      </w:r>
-    </w:p>
-    <w:p>
-      <w:pPr>
-        <w:rPr>
-          <w:szCs w:val="20"/>
-        </w:rPr>
-      </w:pPr>
-      <w:r>
-        <w:rPr>
-          <w:szCs w:val="20"/>
-        </w:rPr>
-        <w:t>We must verify that the INSIDE_IN ACL is strictly enforced. Testing involves attempting to initiate a connection from the DMZ Database to an Admin PC (VLAN 30).</w:t>
-      </w:r>
-    </w:p>
-    <w:p>
-      <w:pPr>
-        <w:pStyle w:val="ListParagraph"/>
-        <w:numPr>
-          <w:ilvl w:val="0"/>
-          <w:numId w:val="21"/>
-        </w:numPr>
-        <w:rPr>
-          <w:szCs w:val="20"/>
-        </w:rPr>
-      </w:pPr>
+        <w:t>:</w:t>
+      </w:r>
+      <w:r>
+        <w:rPr>
+          <w:szCs w:val="20"/>
+        </w:rPr>
+        <w:t xml:space="preserve"> Penetration testing and ACL validation.</w:t>
+      </w:r>
+    </w:p>
+    <w:p>
+      <w:pPr>
+        <w:rPr>
+          <w:szCs w:val="20"/>
+        </w:rPr>
+      </w:pPr>
+      <w:proofErr w:type="gramStart"/>
+      <w:r>
+        <w:rPr>
+          <w:szCs w:val="20"/>
+        </w:rPr>
+        <w:t>Testing</w:t>
+      </w:r>
       <w:r>
         <w:rPr>
           <w:b/>
           <w:bCs/>
           <w:szCs w:val="20"/>
         </w:rPr>
-        <w:t>Success Criteria:</w:t>
-      </w:r>
-      <w:r>
-        <w:rPr>
-          <w:szCs w:val="20"/>
-        </w:rPr>
-        <w:t xml:space="preserve"> The connection must be dropped by Firewall2, confirming that servers cannot initiate sessions into the LAN.</w:t>
+        <w:t xml:space="preserve"> </w:t>
+      </w:r>
+      <w:r>
+        <w:rPr>
+          <w:b/>
+          <w:bCs/>
+          <w:szCs w:val="20"/>
+        </w:rPr>
+        <w:t xml:space="preserve"> </w:t>
+      </w:r>
+      <w:r>
+        <w:rPr>
+          <w:szCs w:val="20"/>
+        </w:rPr>
+        <w:t>the</w:t>
+      </w:r>
+      <w:proofErr w:type="gramEnd"/>
+      <w:r>
+        <w:rPr>
+          <w:szCs w:val="20"/>
+        </w:rPr>
+        <w:t xml:space="preserve"> </w:t>
+      </w:r>
+      <w:r>
+        <w:rPr>
+          <w:szCs w:val="20"/>
+        </w:rPr>
+        <w:t>Firewall2 (ASA).</w:t>
+      </w:r>
+      <w:r>
+        <w:rPr>
+          <w:szCs w:val="20"/>
+        </w:rPr>
+        <w:t xml:space="preserve"> </w:t>
+      </w:r>
+      <w:r>
+        <w:rPr>
+          <w:szCs w:val="20"/>
+        </w:rPr>
+        <w:t>We must verify that the INSIDE_IN ACL is strictly enforced. Testing involves attempting to initiate a connection from the DMZ Database to an Admin PC (VLAN 30).</w:t>
+      </w:r>
+    </w:p>
+    <w:p>
+      <w:pPr>
+        <w:rPr>
+          <w:szCs w:val="20"/>
+        </w:rPr>
+      </w:pPr>
+      <w:r>
+        <w:rPr>
+          <w:szCs w:val="20"/>
+        </w:rPr>
+        <w:t>The expected result will be</w:t>
+      </w:r>
+      <w:r>
+        <w:rPr>
+          <w:szCs w:val="20"/>
+        </w:rPr>
+        <w:t xml:space="preserve"> </w:t>
+      </w:r>
+      <w:r>
+        <w:rPr>
+          <w:szCs w:val="20"/>
+        </w:rPr>
+        <w:t>that t</w:t>
+      </w:r>
+      <w:r>
+        <w:rPr>
+          <w:szCs w:val="20"/>
+        </w:rPr>
+        <w:t>he connection must be dropped by Firewall2, confirming that servers cannot initiate sessions into the LAN.</w:t>
       </w:r>
     </w:p>
     <w:p>
@@ -2588,57 +2610,98 @@
           <w:bCs/>
           <w:szCs w:val="20"/>
         </w:rPr>
-        <w:t>Method:</w:t>
-      </w:r>
-      <w:r>
-        <w:rPr>
-          <w:szCs w:val="20"/>
-        </w:rPr>
-        <w:t xml:space="preserve"> Resource monitoring (CPU/RAM) and Error-Counter checks.</w:t>
-      </w:r>
-    </w:p>
-    <w:p>
-      <w:pPr>
-        <w:numPr>
-          <w:ilvl w:val="0"/>
-          <w:numId w:val="18"/>
-        </w:numPr>
-        <w:rPr>
-          <w:szCs w:val="20"/>
-        </w:rPr>
-      </w:pPr>
+        <w:t>Test</w:t>
+      </w:r>
       <w:r>
         <w:rPr>
           <w:b/>
           <w:bCs/>
           <w:szCs w:val="20"/>
         </w:rPr>
-        <w:t>Target:</w:t>
-      </w:r>
-      <w:r>
-        <w:rPr>
-          <w:szCs w:val="20"/>
-        </w:rPr>
-        <w:t xml:space="preserve"> MS1 (Core) and MS2 (DMZ Gateway).</w:t>
-      </w:r>
-    </w:p>
-    <w:p>
-      <w:pPr>
-        <w:rPr>
-          <w:szCs w:val="20"/>
-        </w:rPr>
-      </w:pPr>
-      <w:r>
-        <w:rPr>
-          <w:szCs w:val="20"/>
-        </w:rPr>
-        <w:t>High CPU on MS1 could lead to dropped packets. We check show processes CPU and show interfaces to look for "input errors" or "CRCs" which indicate faulty cabling between the switches and the PC/Printers.</w:t>
-      </w:r>
-    </w:p>
-    <w:p>
-      <w:pPr>
+        <w:t>:</w:t>
+      </w:r>
+      <w:r>
+        <w:rPr>
+          <w:szCs w:val="20"/>
+        </w:rPr>
+        <w:t xml:space="preserve"> Resource monitoring (CPU/RAM) and Error-Counter checks.</w:t>
+      </w:r>
+    </w:p>
+    <w:p>
+      <w:pPr>
+        <w:rPr>
+          <w:szCs w:val="20"/>
+        </w:rPr>
+      </w:pPr>
+      <w:r>
+        <w:rPr>
+          <w:szCs w:val="20"/>
+        </w:rPr>
+        <w:t>Testing</w:t>
+      </w:r>
+      <w:r>
         <w:rPr>
           <w:b/>
+          <w:bCs/>
+          <w:szCs w:val="20"/>
+        </w:rPr>
+        <w:t xml:space="preserve"> </w:t>
+      </w:r>
+      <w:r>
+        <w:rPr>
+          <w:szCs w:val="20"/>
+        </w:rPr>
+        <w:t>MS1 (Core) and MS2 (DMZ Gateway)</w:t>
+      </w:r>
+      <w:r>
+        <w:rPr>
+          <w:szCs w:val="20"/>
+        </w:rPr>
+        <w:t xml:space="preserve"> to verify if </w:t>
+      </w:r>
+      <w:proofErr w:type="gramStart"/>
+      <w:r>
+        <w:rPr>
+          <w:szCs w:val="20"/>
+        </w:rPr>
+        <w:t>To</w:t>
+      </w:r>
+      <w:proofErr w:type="gramEnd"/>
+      <w:r>
+        <w:rPr>
+          <w:szCs w:val="20"/>
+        </w:rPr>
+        <w:t xml:space="preserve"> verify if high CPU usage on MS1 ​​causes packet loss.</w:t>
+      </w:r>
+      <w:r>
+        <w:rPr>
+          <w:szCs w:val="20"/>
+        </w:rPr>
+        <w:t xml:space="preserve"> </w:t>
+      </w:r>
+      <w:r>
+        <w:rPr>
+          <w:szCs w:val="20"/>
+        </w:rPr>
+        <w:t xml:space="preserve">We </w:t>
+      </w:r>
+      <w:r>
+        <w:rPr>
+          <w:szCs w:val="20"/>
+        </w:rPr>
+        <w:t xml:space="preserve">will </w:t>
+      </w:r>
+      <w:r>
+        <w:rPr>
+          <w:szCs w:val="20"/>
+        </w:rPr>
+        <w:t>check show processes CPU and show interfaces to look for "input errors" or "CRCs" which indicate faulty cabling between the switches and the PC/Printers.</w:t>
+      </w:r>
+    </w:p>
+    <w:p>
+      <w:pPr>
+        <w:rPr>
+          <w:b/>
           <w:szCs w:val="20"/>
         </w:rPr>
       </w:pPr>
@@ -2654,9 +2717,6 @@
         <w:pStyle w:val="Heading1"/>
       </w:pPr>
       <w:r>
-        <w:rPr>
-          <w:highlight w:val="yellow"/>
-        </w:rPr>
         <w:lastRenderedPageBreak/>
         <w:t>Network testing and monitoring tools</w:t>
       </w:r>
@@ -2684,7 +2744,7 @@
           <w:color w:val="000000"/>
           <w:szCs w:val="20"/>
         </w:rPr>
-        <w:t xml:space="preserve">The following tools will be used to monitor and ensure network connectivity, quality of service, </w:t>
+        <w:t>The following tools will be used to monitor and ensure network connectivity, quality of service, security and the overall health of all devices.</w:t>
       </w:r>
       <w:r>
         <w:rPr>
@@ -2692,7 +2752,7 @@
           <w:color w:val="000000"/>
           <w:szCs w:val="20"/>
         </w:rPr>
-        <w:t xml:space="preserve">security </w:t>
+        <w:t xml:space="preserve"> </w:t>
       </w:r>
       <w:r>
         <w:rPr>
@@ -2700,7 +2760,47 @@
           <w:color w:val="000000"/>
           <w:szCs w:val="20"/>
         </w:rPr>
-        <w:t>and the overall health of all devices.</w:t>
+        <w:t>So, t</w:t>
+      </w:r>
+      <w:r>
+        <w:rPr>
+          <w:rFonts w:eastAsia="Arial"/>
+          <w:color w:val="000000"/>
+          <w:szCs w:val="20"/>
+        </w:rPr>
+        <w:t>o ensure total visibility of the infrastructure</w:t>
+      </w:r>
+      <w:r>
+        <w:rPr>
+          <w:rFonts w:eastAsia="Arial"/>
+          <w:color w:val="000000"/>
+          <w:szCs w:val="20"/>
+        </w:rPr>
+        <w:t xml:space="preserve">, </w:t>
+      </w:r>
+      <w:r>
+        <w:rPr>
+          <w:rFonts w:eastAsia="Arial"/>
+          <w:color w:val="000000"/>
+          <w:szCs w:val="20"/>
+        </w:rPr>
+        <w:t>from IP phones in the labs to critical servers in the DMZ</w:t>
+      </w:r>
+      <w:r>
+        <w:rPr>
+          <w:rFonts w:eastAsia="Arial"/>
+          <w:color w:val="000000"/>
+          <w:szCs w:val="20"/>
+        </w:rPr>
+        <w:t>. A</w:t>
+      </w:r>
+      <w:r>
+        <w:rPr>
+          <w:rFonts w:eastAsia="Arial"/>
+          <w:color w:val="000000"/>
+          <w:szCs w:val="20"/>
+        </w:rPr>
+        <w:t xml:space="preserve"> hybrid approach will be utilised. </w:t>
       </w:r>
     </w:p>
     <w:p>
@@ -2713,25 +2813,20 @@
           <w:between w:val="nil"/>
         </w:pBdr>
         <w:spacing w:before="120" w:after="120" w:line="288" w:lineRule="auto"/>
+        <w:jc w:val="both"/>
         <w:rPr>
           <w:rFonts w:eastAsia="Arial"/>
-          <w:b/>
-          <w:bCs/>
           <w:color w:val="000000"/>
           <w:szCs w:val="20"/>
-          <w:highlight w:val="yellow"/>
         </w:rPr>
       </w:pPr>
       <w:r>
         <w:rPr>
           <w:rFonts w:eastAsia="Arial"/>
-          <w:b/>
-          <w:bCs/>
           <w:color w:val="000000"/>
           <w:szCs w:val="20"/>
-          <w:highlight w:val="yellow"/>
-        </w:rPr>
-        <w:t>3. Network Testing and Monitoring Tools</w:t>
+        </w:rPr>
+        <w:t>This combines direct Command Line Interface (CLI) diagnostics for immediate resolution with specialised software for trend analysis and proactive health monitoring.</w:t>
       </w:r>
     </w:p>
     <w:p>
@@ -2746,59 +2841,19 @@
         <w:spacing w:before="120" w:after="120" w:line="288" w:lineRule="auto"/>
         <w:rPr>
           <w:rFonts w:eastAsia="Arial"/>
-          <w:color w:val="000000"/>
-          <w:szCs w:val="20"/>
-          <w:highlight w:val="yellow"/>
-        </w:rPr>
-      </w:pPr>
-      <w:r>
-        <w:rPr>
-          <w:rFonts w:eastAsia="Arial"/>
-          <w:color w:val="000000"/>
-          <w:szCs w:val="20"/>
-          <w:highlight w:val="yellow"/>
-        </w:rPr>
-        <w:t xml:space="preserve">To ensure total visibility of the infrastructure—from IP phones in the labs to critical servers in the DMZ—a hybrid approach will be utilised. This combines direct </w:t>
-      </w:r>
-      <w:r>
-        <w:rPr>
-          <w:rFonts w:eastAsia="Arial"/>
           <w:b/>
           <w:bCs/>
           <w:color w:val="000000"/>
           <w:szCs w:val="20"/>
-          <w:highlight w:val="yellow"/>
-        </w:rPr>
-        <w:t>Command Line Interface (CLI)</w:t>
-      </w:r>
-      <w:r>
-        <w:rPr>
-          <w:rFonts w:eastAsia="Arial"/>
-          <w:color w:val="000000"/>
-          <w:szCs w:val="20"/>
-          <w:highlight w:val="yellow"/>
-        </w:rPr>
-        <w:t xml:space="preserve"> diagnostics for immediate resolution with </w:t>
-      </w:r>
-      <w:r>
-        <w:rPr>
-          <w:rFonts w:eastAsia="Arial"/>
-          <w:b/>
-          <w:bCs/>
-          <w:color w:val="000000"/>
-          <w:szCs w:val="20"/>
-          <w:highlight w:val="yellow"/>
-        </w:rPr>
-        <w:t>specialised software</w:t>
-      </w:r>
-      <w:r>
-        <w:rPr>
-          <w:rFonts w:eastAsia="Arial"/>
-          <w:color w:val="000000"/>
-          <w:szCs w:val="20"/>
-          <w:highlight w:val="yellow"/>
-        </w:rPr>
-        <w:t xml:space="preserve"> for trend analysis and proactive health monitoring.</w:t>
+        </w:rPr>
+      </w:pPr>
+    </w:p>
+    <w:p>
+      <w:pPr>
+        <w:pStyle w:val="Heading2"/>
+      </w:pPr>
+      <w:r>
+        <w:t>CLI-Based Diagnostic Framework</w:t>
       </w:r>
     </w:p>
     <w:p>
@@ -2811,27 +2866,414 @@
           <w:between w:val="nil"/>
         </w:pBdr>
         <w:spacing w:before="120" w:after="120" w:line="288" w:lineRule="auto"/>
+        <w:jc w:val="both"/>
         <w:rPr>
           <w:rFonts w:eastAsia="Arial"/>
-          <w:b/>
-          <w:bCs/>
           <w:color w:val="000000"/>
           <w:szCs w:val="20"/>
-          <w:highlight w:val="yellow"/>
         </w:rPr>
       </w:pPr>
       <w:r>
         <w:rPr>
           <w:rFonts w:eastAsia="Arial"/>
-          <w:b/>
-          <w:bCs/>
           <w:color w:val="000000"/>
           <w:szCs w:val="20"/>
-          <w:highlight w:val="yellow"/>
-        </w:rPr>
-        <w:t>3.1 CLI-Based Diagnostic Framework</w:t>
-      </w:r>
-    </w:p>
+        </w:rPr>
+        <w:t>The use of CLI commands allows Milestones University engineers to isolate faults in real-time without relying on external systems.</w:t>
+      </w:r>
+    </w:p>
+    <w:tbl>
+      <w:tblPr>
+        <w:tblStyle w:val="GridTable5Dark-Accent1"/>
+        <w:tblW w:w="0" w:type="auto"/>
+        <w:tblLook w:val="04A0" w:firstRow="1" w:lastRow="0" w:firstColumn="1" w:lastColumn="0" w:noHBand="0" w:noVBand="1"/>
+      </w:tblPr>
+      <w:tblGrid>
+        <w:gridCol w:w="1905"/>
+        <w:gridCol w:w="1818"/>
+        <w:gridCol w:w="5287"/>
+      </w:tblGrid>
+      <w:tr>
+        <w:trPr>
+          <w:cnfStyle w:val="100000000000" w:firstRow="1" w:lastRow="0" w:firstColumn="0" w:lastColumn="0" w:oddVBand="0" w:evenVBand="0" w:oddHBand="0" w:evenHBand="0" w:firstRowFirstColumn="0" w:firstRowLastColumn="0" w:lastRowFirstColumn="0" w:lastRowLastColumn="0"/>
+        </w:trPr>
+        <w:tc>
+          <w:tcPr>
+            <w:cnfStyle w:val="001000000000" w:firstRow="0" w:lastRow="0" w:firstColumn="1" w:lastColumn="0" w:oddVBand="0" w:evenVBand="0" w:oddHBand="0" w:evenHBand="0" w:firstRowFirstColumn="0" w:firstRowLastColumn="0" w:lastRowFirstColumn="0" w:lastRowLastColumn="0"/>
+            <w:tcW w:w="0" w:type="auto"/>
+            <w:hideMark/>
+          </w:tcPr>
+          <w:p>
+            <w:r>
+              <w:t>Target</w:t>
+            </w:r>
+          </w:p>
+        </w:tc>
+        <w:tc>
+          <w:tcPr>
+            <w:tcW w:w="0" w:type="auto"/>
+            <w:hideMark/>
+          </w:tcPr>
+          <w:p>
+            <w:pPr>
+              <w:cnfStyle w:val="100000000000" w:firstRow="1" w:lastRow="0" w:firstColumn="0" w:lastColumn="0" w:oddVBand="0" w:evenVBand="0" w:oddHBand="0" w:evenHBand="0" w:firstRowFirstColumn="0" w:firstRowLastColumn="0" w:lastRowFirstColumn="0" w:lastRowLastColumn="0"/>
+            </w:pPr>
+            <w:r>
+              <w:t>Key CLI Commands</w:t>
+            </w:r>
+          </w:p>
+        </w:tc>
+        <w:tc>
+          <w:tcPr>
+            <w:tcW w:w="0" w:type="auto"/>
+            <w:hideMark/>
+          </w:tcPr>
+          <w:p>
+            <w:pPr>
+              <w:cnfStyle w:val="100000000000" w:firstRow="1" w:lastRow="0" w:firstColumn="0" w:lastColumn="0" w:oddVBand="0" w:evenVBand="0" w:oddHBand="0" w:evenHBand="0" w:firstRowFirstColumn="0" w:firstRowLastColumn="0" w:lastRowFirstColumn="0" w:lastRowLastColumn="0"/>
+            </w:pPr>
+            <w:r>
+              <w:t>Justification for Milestones University</w:t>
+            </w:r>
+          </w:p>
+        </w:tc>
+      </w:tr>
+      <w:tr>
+        <w:trPr>
+          <w:cnfStyle w:val="000000100000" w:firstRow="0" w:lastRow="0" w:firstColumn="0" w:lastColumn="0" w:oddVBand="0" w:evenVBand="0" w:oddHBand="1" w:evenHBand="0" w:firstRowFirstColumn="0" w:firstRowLastColumn="0" w:lastRowFirstColumn="0" w:lastRowLastColumn="0"/>
+        </w:trPr>
+        <w:tc>
+          <w:tcPr>
+            <w:cnfStyle w:val="001000000000" w:firstRow="0" w:lastRow="0" w:firstColumn="1" w:lastColumn="0" w:oddVBand="0" w:evenVBand="0" w:oddHBand="0" w:evenHBand="0" w:firstRowFirstColumn="0" w:firstRowLastColumn="0" w:lastRowFirstColumn="0" w:lastRowLastColumn="0"/>
+            <w:tcW w:w="0" w:type="auto"/>
+            <w:hideMark/>
+          </w:tcPr>
+          <w:p>
+            <w:r>
+              <w:t>Connectivity</w:t>
+            </w:r>
+          </w:p>
+        </w:tc>
+        <w:tc>
+          <w:tcPr>
+            <w:tcW w:w="0" w:type="auto"/>
+            <w:hideMark/>
+          </w:tcPr>
+          <w:p>
+            <w:pPr>
+              <w:cnfStyle w:val="000000100000" w:firstRow="0" w:lastRow="0" w:firstColumn="0" w:lastColumn="0" w:oddVBand="0" w:evenVBand="0" w:oddHBand="1" w:evenHBand="0" w:firstRowFirstColumn="0" w:firstRowLastColumn="0" w:lastRowFirstColumn="0" w:lastRowLastColumn="0"/>
+            </w:pPr>
+            <w:r>
+              <w:t>P</w:t>
+            </w:r>
+            <w:r>
+              <w:t>ing</w:t>
+            </w:r>
+            <w:r>
+              <w:br/>
+            </w:r>
+            <w:r>
+              <w:t>traceroute</w:t>
+            </w:r>
+          </w:p>
+        </w:tc>
+        <w:tc>
+          <w:tcPr>
+            <w:tcW w:w="0" w:type="auto"/>
+            <w:hideMark/>
+          </w:tcPr>
+          <w:p>
+            <w:pPr>
+              <w:cnfStyle w:val="000000100000" w:firstRow="0" w:lastRow="0" w:firstColumn="0" w:lastColumn="0" w:oddVBand="0" w:evenVBand="0" w:oddHBand="1" w:evenHBand="0" w:firstRowFirstColumn="0" w:firstRowLastColumn="0" w:lastRowFirstColumn="0" w:lastRowLastColumn="0"/>
+            </w:pPr>
+          </w:p>
+          <w:p>
+            <w:pPr>
+              <w:cnfStyle w:val="000000100000" w:firstRow="0" w:lastRow="0" w:firstColumn="0" w:lastColumn="0" w:oddVBand="0" w:evenVBand="0" w:oddHBand="1" w:evenHBand="0" w:firstRowFirstColumn="0" w:firstRowLastColumn="0" w:lastRowFirstColumn="0" w:lastRowLastColumn="0"/>
+            </w:pPr>
+            <w:r>
+              <w:t>Basic validation of the path between the LAN (MS1) and the DMZ (MS2) through the Firewall.</w:t>
+            </w:r>
+          </w:p>
+          <w:p>
+            <w:pPr>
+              <w:cnfStyle w:val="000000100000" w:firstRow="0" w:lastRow="0" w:firstColumn="0" w:lastColumn="0" w:oddVBand="0" w:evenVBand="0" w:oddHBand="1" w:evenHBand="0" w:firstRowFirstColumn="0" w:firstRowLastColumn="0" w:lastRowFirstColumn="0" w:lastRowLastColumn="0"/>
+            </w:pPr>
+          </w:p>
+          <w:p>
+            <w:pPr>
+              <w:cnfStyle w:val="000000100000" w:firstRow="0" w:lastRow="0" w:firstColumn="0" w:lastColumn="0" w:oddVBand="0" w:evenVBand="0" w:oddHBand="1" w:evenHBand="0" w:firstRowFirstColumn="0" w:firstRowLastColumn="0" w:lastRowFirstColumn="0" w:lastRowLastColumn="0"/>
+            </w:pPr>
+          </w:p>
+        </w:tc>
+      </w:tr>
+      <w:tr>
+        <w:tc>
+          <w:tcPr>
+            <w:cnfStyle w:val="001000000000" w:firstRow="0" w:lastRow="0" w:firstColumn="1" w:lastColumn="0" w:oddVBand="0" w:evenVBand="0" w:oddHBand="0" w:evenHBand="0" w:firstRowFirstColumn="0" w:firstRowLastColumn="0" w:lastRowFirstColumn="0" w:lastRowLastColumn="0"/>
+            <w:tcW w:w="0" w:type="auto"/>
+            <w:hideMark/>
+          </w:tcPr>
+          <w:p>
+            <w:r>
+              <w:t>Traffic/Bandwidth</w:t>
+            </w:r>
+          </w:p>
+        </w:tc>
+        <w:tc>
+          <w:tcPr>
+            <w:tcW w:w="0" w:type="auto"/>
+            <w:hideMark/>
+          </w:tcPr>
+          <w:p>
+            <w:pPr>
+              <w:cnfStyle w:val="000000000000" w:firstRow="0" w:lastRow="0" w:firstColumn="0" w:lastColumn="0" w:oddVBand="0" w:evenVBand="0" w:oddHBand="0" w:evenHBand="0" w:firstRowFirstColumn="0" w:firstRowLastColumn="0" w:lastRowFirstColumn="0" w:lastRowLastColumn="0"/>
+            </w:pPr>
+            <w:r>
+              <w:t>show interface</w:t>
+            </w:r>
+            <w:r>
+              <w:br/>
+            </w:r>
+            <w:r>
+              <w:t>show controller utilization</w:t>
+            </w:r>
+          </w:p>
+        </w:tc>
+        <w:tc>
+          <w:tcPr>
+            <w:tcW w:w="0" w:type="auto"/>
+            <w:hideMark/>
+          </w:tcPr>
+          <w:p>
+            <w:pPr>
+              <w:cnfStyle w:val="000000000000" w:firstRow="0" w:lastRow="0" w:firstColumn="0" w:lastColumn="0" w:oddVBand="0" w:evenVBand="0" w:oddHBand="0" w:evenHBand="0" w:firstRowFirstColumn="0" w:firstRowLastColumn="0" w:lastRowFirstColumn="0" w:lastRowLastColumn="0"/>
+            </w:pPr>
+          </w:p>
+          <w:p>
+            <w:pPr>
+              <w:cnfStyle w:val="000000000000" w:firstRow="0" w:lastRow="0" w:firstColumn="0" w:lastColumn="0" w:oddVBand="0" w:evenVBand="0" w:oddHBand="0" w:evenHBand="0" w:firstRowFirstColumn="0" w:firstRowLastColumn="0" w:lastRowFirstColumn="0" w:lastRowLastColumn="0"/>
+            </w:pPr>
+            <w:r>
+              <w:t>Identifying saturation on the MS0 trunk links and the status of PC and printer ports.</w:t>
+            </w:r>
+          </w:p>
+          <w:p>
+            <w:pPr>
+              <w:cnfStyle w:val="000000000000" w:firstRow="0" w:lastRow="0" w:firstColumn="0" w:lastColumn="0" w:oddVBand="0" w:evenVBand="0" w:oddHBand="0" w:evenHBand="0" w:firstRowFirstColumn="0" w:firstRowLastColumn="0" w:lastRowFirstColumn="0" w:lastRowLastColumn="0"/>
+            </w:pPr>
+          </w:p>
+          <w:p>
+            <w:pPr>
+              <w:cnfStyle w:val="000000000000" w:firstRow="0" w:lastRow="0" w:firstColumn="0" w:lastColumn="0" w:oddVBand="0" w:evenVBand="0" w:oddHBand="0" w:evenHBand="0" w:firstRowFirstColumn="0" w:firstRowLastColumn="0" w:lastRowFirstColumn="0" w:lastRowLastColumn="0"/>
+            </w:pPr>
+          </w:p>
+        </w:tc>
+      </w:tr>
+      <w:tr>
+        <w:trPr>
+          <w:cnfStyle w:val="000000100000" w:firstRow="0" w:lastRow="0" w:firstColumn="0" w:lastColumn="0" w:oddVBand="0" w:evenVBand="0" w:oddHBand="1" w:evenHBand="0" w:firstRowFirstColumn="0" w:firstRowLastColumn="0" w:lastRowFirstColumn="0" w:lastRowLastColumn="0"/>
+        </w:trPr>
+        <w:tc>
+          <w:tcPr>
+            <w:cnfStyle w:val="001000000000" w:firstRow="0" w:lastRow="0" w:firstColumn="1" w:lastColumn="0" w:oddVBand="0" w:evenVBand="0" w:oddHBand="0" w:evenHBand="0" w:firstRowFirstColumn="0" w:firstRowLastColumn="0" w:lastRowFirstColumn="0" w:lastRowLastColumn="0"/>
+            <w:tcW w:w="0" w:type="auto"/>
+            <w:hideMark/>
+          </w:tcPr>
+          <w:p>
+            <w:r>
+              <w:t>Voice Quality</w:t>
+            </w:r>
+          </w:p>
+        </w:tc>
+        <w:tc>
+          <w:tcPr>
+            <w:tcW w:w="0" w:type="auto"/>
+            <w:hideMark/>
+          </w:tcPr>
+          <w:p>
+            <w:pPr>
+              <w:cnfStyle w:val="000000100000" w:firstRow="0" w:lastRow="0" w:firstColumn="0" w:lastColumn="0" w:oddVBand="0" w:evenVBand="0" w:oddHBand="1" w:evenHBand="0" w:firstRowFirstColumn="0" w:firstRowLastColumn="0" w:lastRowFirstColumn="0" w:lastRowLastColumn="0"/>
+            </w:pPr>
+            <w:r>
+              <w:t>Cisco IP SLA</w:t>
+            </w:r>
+            <w:r>
+              <w:br/>
+            </w:r>
+            <w:r>
+              <w:t>show call active voice</w:t>
+            </w:r>
+            <w:r>
+              <w:br/>
+            </w:r>
+            <w:r>
+              <w:t>show voice dsp</w:t>
+            </w:r>
+            <w:r>
+              <w:br/>
+            </w:r>
+            <w:r>
+              <w:t>show policy-map interface</w:t>
+            </w:r>
+          </w:p>
+        </w:tc>
+        <w:tc>
+          <w:tcPr>
+            <w:tcW w:w="0" w:type="auto"/>
+            <w:hideMark/>
+          </w:tcPr>
+          <w:p>
+            <w:pPr>
+              <w:cnfStyle w:val="000000100000" w:firstRow="0" w:lastRow="0" w:firstColumn="0" w:lastColumn="0" w:oddVBand="0" w:evenVBand="0" w:oddHBand="1" w:evenHBand="0" w:firstRowFirstColumn="0" w:firstRowLastColumn="0" w:lastRowFirstColumn="0" w:lastRowLastColumn="0"/>
+            </w:pPr>
+          </w:p>
+          <w:p>
+            <w:pPr>
+              <w:cnfStyle w:val="000000100000" w:firstRow="0" w:lastRow="0" w:firstColumn="0" w:lastColumn="0" w:oddVBand="0" w:evenVBand="0" w:oddHBand="1" w:evenHBand="0" w:firstRowFirstColumn="0" w:firstRowLastColumn="0" w:lastRowFirstColumn="0" w:lastRowLastColumn="0"/>
+            </w:pPr>
+            <w:r>
+              <w:t>Vital for ensuring IP Phones maintain optimal call quality and that QoS policies are correctly applied at the access layer.</w:t>
+            </w:r>
+          </w:p>
+        </w:tc>
+      </w:tr>
+      <w:tr>
+        <w:tc>
+          <w:tcPr>
+            <w:cnfStyle w:val="001000000000" w:firstRow="0" w:lastRow="0" w:firstColumn="1" w:lastColumn="0" w:oddVBand="0" w:evenVBand="0" w:oddHBand="0" w:evenHBand="0" w:firstRowFirstColumn="0" w:firstRowLastColumn="0" w:lastRowFirstColumn="0" w:lastRowLastColumn="0"/>
+            <w:tcW w:w="0" w:type="auto"/>
+            <w:hideMark/>
+          </w:tcPr>
+          <w:p>
+            <w:r>
+              <w:t>Security/Logs</w:t>
+            </w:r>
+          </w:p>
+        </w:tc>
+        <w:tc>
+          <w:tcPr>
+            <w:tcW w:w="0" w:type="auto"/>
+            <w:hideMark/>
+          </w:tcPr>
+          <w:p>
+            <w:pPr>
+              <w:cnfStyle w:val="000000000000" w:firstRow="0" w:lastRow="0" w:firstColumn="0" w:lastColumn="0" w:oddVBand="0" w:evenVBand="0" w:oddHBand="0" w:evenHBand="0" w:firstRowFirstColumn="0" w:firstRowLastColumn="0" w:lastRowFirstColumn="0" w:lastRowLastColumn="0"/>
+            </w:pPr>
+            <w:r>
+              <w:t>show log</w:t>
+            </w:r>
+            <w:r>
+              <w:br/>
+            </w:r>
+            <w:r>
+              <w:t>show logging process</w:t>
+            </w:r>
+            <w:r>
+              <w:br/>
+            </w:r>
+            <w:r>
+              <w:t>show platform software trace</w:t>
+            </w:r>
+          </w:p>
+        </w:tc>
+        <w:tc>
+          <w:tcPr>
+            <w:tcW w:w="0" w:type="auto"/>
+            <w:hideMark/>
+          </w:tcPr>
+          <w:p>
+            <w:pPr>
+              <w:cnfStyle w:val="000000000000" w:firstRow="0" w:lastRow="0" w:firstColumn="0" w:lastColumn="0" w:oddVBand="0" w:evenVBand="0" w:oddHBand="0" w:evenHBand="0" w:firstRowFirstColumn="0" w:firstRowLastColumn="0" w:lastRowFirstColumn="0" w:lastRowLastColumn="0"/>
+            </w:pPr>
+          </w:p>
+          <w:p>
+            <w:pPr>
+              <w:cnfStyle w:val="000000000000" w:firstRow="0" w:lastRow="0" w:firstColumn="0" w:lastColumn="0" w:oddVBand="0" w:evenVBand="0" w:oddHBand="0" w:evenHBand="0" w:firstRowFirstColumn="0" w:firstRowLastColumn="0" w:lastRowFirstColumn="0" w:lastRowLastColumn="0"/>
+            </w:pPr>
+            <w:r>
+              <w:t>Tracking security events and access denials on Firewall2 and system logs on MS1.</w:t>
+            </w:r>
+          </w:p>
+        </w:tc>
+      </w:tr>
+      <w:tr>
+        <w:trPr>
+          <w:cnfStyle w:val="000000100000" w:firstRow="0" w:lastRow="0" w:firstColumn="0" w:lastColumn="0" w:oddVBand="0" w:evenVBand="0" w:oddHBand="1" w:evenHBand="0" w:firstRowFirstColumn="0" w:firstRowLastColumn="0" w:lastRowFirstColumn="0" w:lastRowLastColumn="0"/>
+        </w:trPr>
+        <w:tc>
+          <w:tcPr>
+            <w:cnfStyle w:val="001000000000" w:firstRow="0" w:lastRow="0" w:firstColumn="1" w:lastColumn="0" w:oddVBand="0" w:evenVBand="0" w:oddHBand="0" w:evenHBand="0" w:firstRowFirstColumn="0" w:firstRowLastColumn="0" w:lastRowFirstColumn="0" w:lastRowLastColumn="0"/>
+            <w:tcW w:w="0" w:type="auto"/>
+            <w:hideMark/>
+          </w:tcPr>
+          <w:p>
+            <w:r>
+              <w:t>Service Health</w:t>
+            </w:r>
+          </w:p>
+        </w:tc>
+        <w:tc>
+          <w:tcPr>
+            <w:tcW w:w="0" w:type="auto"/>
+            <w:hideMark/>
+          </w:tcPr>
+          <w:p>
+            <w:pPr>
+              <w:cnfStyle w:val="000000100000" w:firstRow="0" w:lastRow="0" w:firstColumn="0" w:lastColumn="0" w:oddVBand="0" w:evenVBand="0" w:oddHBand="1" w:evenHBand="0" w:firstRowFirstColumn="0" w:firstRowLastColumn="0" w:lastRowFirstColumn="0" w:lastRowLastColumn="0"/>
+            </w:pPr>
+            <w:r>
+              <w:t xml:space="preserve">show proc </w:t>
+            </w:r>
+            <w:proofErr w:type="spellStart"/>
+            <w:r>
+              <w:t>cpu</w:t>
+            </w:r>
+            <w:proofErr w:type="spellEnd"/>
+            <w:r>
+              <w:t xml:space="preserve"> sorted</w:t>
+            </w:r>
+            <w:r>
+              <w:br/>
+            </w:r>
+            <w:r>
+              <w:t>show proc mem sorted</w:t>
+            </w:r>
+            <w:r>
+              <w:br/>
+            </w:r>
+            <w:r>
+              <w:t>show env</w:t>
+            </w:r>
+            <w:r>
+              <w:br/>
+            </w:r>
+            <w:r>
+              <w:t>show version</w:t>
+            </w:r>
+          </w:p>
+        </w:tc>
+        <w:tc>
+          <w:tcPr>
+            <w:tcW w:w="0" w:type="auto"/>
+            <w:hideMark/>
+          </w:tcPr>
+          <w:p>
+            <w:pPr>
+              <w:cnfStyle w:val="000000100000" w:firstRow="0" w:lastRow="0" w:firstColumn="0" w:lastColumn="0" w:oddVBand="0" w:evenVBand="0" w:oddHBand="1" w:evenHBand="0" w:firstRowFirstColumn="0" w:firstRowLastColumn="0" w:lastRowFirstColumn="0" w:lastRowLastColumn="0"/>
+            </w:pPr>
+          </w:p>
+          <w:p>
+            <w:pPr>
+              <w:cnfStyle w:val="000000100000" w:firstRow="0" w:lastRow="0" w:firstColumn="0" w:lastColumn="0" w:oddVBand="0" w:evenVBand="0" w:oddHBand="1" w:evenHBand="0" w:firstRowFirstColumn="0" w:firstRowLastColumn="0" w:lastRowFirstColumn="0" w:lastRowLastColumn="0"/>
+            </w:pPr>
+            <w:r>
+              <w:t>Monitoring the health of core switch hardware; allows detection of processes consuming resources that could impact the academic network.</w:t>
+            </w:r>
+          </w:p>
+        </w:tc>
+      </w:tr>
+    </w:tbl>
     <w:p>
       <w:pPr>
         <w:pBdr>
@@ -2849,881 +3291,15 @@
           <w:highlight w:val="yellow"/>
         </w:rPr>
       </w:pPr>
-      <w:r>
-        <w:rPr>
-          <w:rFonts w:eastAsia="Arial"/>
-          <w:color w:val="000000"/>
-          <w:szCs w:val="20"/>
-          <w:highlight w:val="yellow"/>
-        </w:rPr>
-        <w:t>The use of CLI commands allows Milestones University engineers to isolate faults in real-time without relying on external systems.</w:t>
-      </w:r>
-    </w:p>
-    <w:tbl>
-      <w:tblPr>
-        <w:tblW w:w="0" w:type="auto"/>
-        <w:tblCellSpacing w:w="15" w:type="dxa"/>
-        <w:tblCellMar>
-          <w:top w:w="15" w:type="dxa"/>
-          <w:left w:w="15" w:type="dxa"/>
-          <w:bottom w:w="15" w:type="dxa"/>
-          <w:right w:w="15" w:type="dxa"/>
-        </w:tblCellMar>
-        <w:tblLook w:val="04A0" w:firstRow="1" w:lastRow="0" w:firstColumn="1" w:lastColumn="0" w:noHBand="0" w:noVBand="1"/>
-      </w:tblPr>
-      <w:tblGrid>
-        <w:gridCol w:w="1794"/>
-        <w:gridCol w:w="2844"/>
-        <w:gridCol w:w="4366"/>
-      </w:tblGrid>
-      <w:tr>
-        <w:trPr>
-          <w:tblHeader/>
-          <w:tblCellSpacing w:w="15" w:type="dxa"/>
-        </w:trPr>
-        <w:tc>
-          <w:tcPr>
-            <w:tcW w:w="0" w:type="auto"/>
-            <w:tcBorders>
-              <w:top w:val="single" w:sz="6" w:space="0" w:color="auto"/>
-              <w:left w:val="single" w:sz="6" w:space="0" w:color="auto"/>
-              <w:bottom w:val="single" w:sz="6" w:space="0" w:color="auto"/>
-              <w:right w:val="single" w:sz="6" w:space="0" w:color="auto"/>
-            </w:tcBorders>
-            <w:vAlign w:val="center"/>
-            <w:hideMark/>
-          </w:tcPr>
-          <w:p>
-            <w:pPr>
-              <w:pBdr>
-                <w:top w:val="nil"/>
-                <w:left w:val="nil"/>
-                <w:bottom w:val="nil"/>
-                <w:right w:val="nil"/>
-                <w:between w:val="nil"/>
-              </w:pBdr>
-              <w:spacing w:before="120" w:after="120" w:line="288" w:lineRule="auto"/>
-              <w:rPr>
-                <w:rFonts w:eastAsia="Arial"/>
-                <w:color w:val="000000"/>
-                <w:szCs w:val="20"/>
-                <w:highlight w:val="yellow"/>
-              </w:rPr>
-            </w:pPr>
-            <w:r>
-              <w:rPr>
-                <w:rFonts w:eastAsia="Arial"/>
-                <w:b/>
-                <w:bCs/>
-                <w:color w:val="000000"/>
-                <w:szCs w:val="20"/>
-                <w:highlight w:val="yellow"/>
-              </w:rPr>
-              <w:t>Target</w:t>
-            </w:r>
-          </w:p>
-        </w:tc>
-        <w:tc>
-          <w:tcPr>
-            <w:tcW w:w="0" w:type="auto"/>
-            <w:tcBorders>
-              <w:top w:val="single" w:sz="6" w:space="0" w:color="auto"/>
-              <w:left w:val="single" w:sz="6" w:space="0" w:color="auto"/>
-              <w:bottom w:val="single" w:sz="6" w:space="0" w:color="auto"/>
-              <w:right w:val="single" w:sz="6" w:space="0" w:color="auto"/>
-            </w:tcBorders>
-            <w:vAlign w:val="center"/>
-            <w:hideMark/>
-          </w:tcPr>
-          <w:p>
-            <w:pPr>
-              <w:pBdr>
-                <w:top w:val="nil"/>
-                <w:left w:val="nil"/>
-                <w:bottom w:val="nil"/>
-                <w:right w:val="nil"/>
-                <w:between w:val="nil"/>
-              </w:pBdr>
-              <w:spacing w:before="120" w:after="120" w:line="288" w:lineRule="auto"/>
-              <w:rPr>
-                <w:rFonts w:eastAsia="Arial"/>
-                <w:color w:val="000000"/>
-                <w:szCs w:val="20"/>
-                <w:highlight w:val="yellow"/>
-              </w:rPr>
-            </w:pPr>
-            <w:r>
-              <w:rPr>
-                <w:rFonts w:eastAsia="Arial"/>
-                <w:b/>
-                <w:bCs/>
-                <w:color w:val="000000"/>
-                <w:szCs w:val="20"/>
-                <w:highlight w:val="yellow"/>
-              </w:rPr>
-              <w:t>Key CLI Commands</w:t>
-            </w:r>
-          </w:p>
-        </w:tc>
-        <w:tc>
-          <w:tcPr>
-            <w:tcW w:w="0" w:type="auto"/>
-            <w:tcBorders>
-              <w:top w:val="single" w:sz="6" w:space="0" w:color="auto"/>
-              <w:left w:val="single" w:sz="6" w:space="0" w:color="auto"/>
-              <w:bottom w:val="single" w:sz="6" w:space="0" w:color="auto"/>
-              <w:right w:val="single" w:sz="6" w:space="0" w:color="auto"/>
-            </w:tcBorders>
-            <w:vAlign w:val="center"/>
-            <w:hideMark/>
-          </w:tcPr>
-          <w:p>
-            <w:pPr>
-              <w:pBdr>
-                <w:top w:val="nil"/>
-                <w:left w:val="nil"/>
-                <w:bottom w:val="nil"/>
-                <w:right w:val="nil"/>
-                <w:between w:val="nil"/>
-              </w:pBdr>
-              <w:spacing w:before="120" w:after="120" w:line="288" w:lineRule="auto"/>
-              <w:rPr>
-                <w:rFonts w:eastAsia="Arial"/>
-                <w:color w:val="000000"/>
-                <w:szCs w:val="20"/>
-                <w:highlight w:val="yellow"/>
-              </w:rPr>
-            </w:pPr>
-            <w:r>
-              <w:rPr>
-                <w:rFonts w:eastAsia="Arial"/>
-                <w:b/>
-                <w:bCs/>
-                <w:color w:val="000000"/>
-                <w:szCs w:val="20"/>
-                <w:highlight w:val="yellow"/>
-              </w:rPr>
-              <w:t>Justification for Milestones University</w:t>
-            </w:r>
-          </w:p>
-        </w:tc>
-      </w:tr>
-      <w:tr>
-        <w:trPr>
-          <w:tblCellSpacing w:w="15" w:type="dxa"/>
-        </w:trPr>
-        <w:tc>
-          <w:tcPr>
-            <w:tcW w:w="0" w:type="auto"/>
-            <w:tcBorders>
-              <w:top w:val="single" w:sz="6" w:space="0" w:color="auto"/>
-              <w:left w:val="single" w:sz="6" w:space="0" w:color="auto"/>
-              <w:bottom w:val="single" w:sz="6" w:space="0" w:color="auto"/>
-              <w:right w:val="single" w:sz="6" w:space="0" w:color="auto"/>
-            </w:tcBorders>
-            <w:vAlign w:val="center"/>
-            <w:hideMark/>
-          </w:tcPr>
-          <w:p>
-            <w:pPr>
-              <w:pBdr>
-                <w:top w:val="nil"/>
-                <w:left w:val="nil"/>
-                <w:bottom w:val="nil"/>
-                <w:right w:val="nil"/>
-                <w:between w:val="nil"/>
-              </w:pBdr>
-              <w:spacing w:before="120" w:after="120" w:line="288" w:lineRule="auto"/>
-              <w:rPr>
-                <w:rFonts w:eastAsia="Arial"/>
-                <w:color w:val="000000"/>
-                <w:szCs w:val="20"/>
-                <w:highlight w:val="yellow"/>
-              </w:rPr>
-            </w:pPr>
-            <w:r>
-              <w:rPr>
-                <w:rFonts w:eastAsia="Arial"/>
-                <w:b/>
-                <w:bCs/>
-                <w:color w:val="000000"/>
-                <w:szCs w:val="20"/>
-                <w:highlight w:val="yellow"/>
-              </w:rPr>
-              <w:t>Connectivity</w:t>
-            </w:r>
-          </w:p>
-        </w:tc>
-        <w:tc>
-          <w:tcPr>
-            <w:tcW w:w="0" w:type="auto"/>
-            <w:tcBorders>
-              <w:top w:val="single" w:sz="6" w:space="0" w:color="auto"/>
-              <w:left w:val="single" w:sz="6" w:space="0" w:color="auto"/>
-              <w:bottom w:val="single" w:sz="6" w:space="0" w:color="auto"/>
-              <w:right w:val="single" w:sz="6" w:space="0" w:color="auto"/>
-            </w:tcBorders>
-            <w:vAlign w:val="center"/>
-            <w:hideMark/>
-          </w:tcPr>
-          <w:p>
-            <w:pPr>
-              <w:pBdr>
-                <w:top w:val="nil"/>
-                <w:left w:val="nil"/>
-                <w:bottom w:val="nil"/>
-                <w:right w:val="nil"/>
-                <w:between w:val="nil"/>
-              </w:pBdr>
-              <w:spacing w:before="120" w:after="120" w:line="288" w:lineRule="auto"/>
-              <w:rPr>
-                <w:rFonts w:eastAsia="Arial"/>
-                <w:color w:val="000000"/>
-                <w:szCs w:val="20"/>
-                <w:highlight w:val="yellow"/>
-              </w:rPr>
-            </w:pPr>
-            <w:r>
-              <w:rPr>
-                <w:rFonts w:eastAsia="Arial"/>
-                <w:color w:val="000000"/>
-                <w:szCs w:val="20"/>
-                <w:highlight w:val="yellow"/>
-              </w:rPr>
-              <w:t>ping, traceroute</w:t>
-            </w:r>
-          </w:p>
-        </w:tc>
-        <w:tc>
-          <w:tcPr>
-            <w:tcW w:w="0" w:type="auto"/>
-            <w:tcBorders>
-              <w:top w:val="single" w:sz="6" w:space="0" w:color="auto"/>
-              <w:left w:val="single" w:sz="6" w:space="0" w:color="auto"/>
-              <w:bottom w:val="single" w:sz="6" w:space="0" w:color="auto"/>
-              <w:right w:val="single" w:sz="6" w:space="0" w:color="auto"/>
-            </w:tcBorders>
-            <w:vAlign w:val="center"/>
-            <w:hideMark/>
-          </w:tcPr>
-          <w:p>
-            <w:pPr>
-              <w:pBdr>
-                <w:top w:val="nil"/>
-                <w:left w:val="nil"/>
-                <w:bottom w:val="nil"/>
-                <w:right w:val="nil"/>
-                <w:between w:val="nil"/>
-              </w:pBdr>
-              <w:spacing w:before="120" w:after="120" w:line="288" w:lineRule="auto"/>
-              <w:rPr>
-                <w:rFonts w:eastAsia="Arial"/>
-                <w:color w:val="000000"/>
-                <w:szCs w:val="20"/>
-                <w:highlight w:val="yellow"/>
-              </w:rPr>
-            </w:pPr>
-            <w:r>
-              <w:rPr>
-                <w:rFonts w:eastAsia="Arial"/>
-                <w:color w:val="000000"/>
-                <w:szCs w:val="20"/>
-                <w:highlight w:val="yellow"/>
-              </w:rPr>
-              <w:t>Basic validation of the path between the LAN (MS1) and the DMZ (MS2) through the Firewall.</w:t>
-            </w:r>
-          </w:p>
-        </w:tc>
-      </w:tr>
-      <w:tr>
-        <w:trPr>
-          <w:tblCellSpacing w:w="15" w:type="dxa"/>
-        </w:trPr>
-        <w:tc>
-          <w:tcPr>
-            <w:tcW w:w="0" w:type="auto"/>
-            <w:tcBorders>
-              <w:top w:val="single" w:sz="6" w:space="0" w:color="auto"/>
-              <w:left w:val="single" w:sz="6" w:space="0" w:color="auto"/>
-              <w:bottom w:val="single" w:sz="6" w:space="0" w:color="auto"/>
-              <w:right w:val="single" w:sz="6" w:space="0" w:color="auto"/>
-            </w:tcBorders>
-            <w:vAlign w:val="center"/>
-            <w:hideMark/>
-          </w:tcPr>
-          <w:p>
-            <w:pPr>
-              <w:pBdr>
-                <w:top w:val="nil"/>
-                <w:left w:val="nil"/>
-                <w:bottom w:val="nil"/>
-                <w:right w:val="nil"/>
-                <w:between w:val="nil"/>
-              </w:pBdr>
-              <w:spacing w:before="120" w:after="120" w:line="288" w:lineRule="auto"/>
-              <w:rPr>
-                <w:rFonts w:eastAsia="Arial"/>
-                <w:color w:val="000000"/>
-                <w:szCs w:val="20"/>
-                <w:highlight w:val="yellow"/>
-              </w:rPr>
-            </w:pPr>
-            <w:r>
-              <w:rPr>
-                <w:rFonts w:eastAsia="Arial"/>
-                <w:b/>
-                <w:bCs/>
-                <w:color w:val="000000"/>
-                <w:szCs w:val="20"/>
-                <w:highlight w:val="yellow"/>
-              </w:rPr>
-              <w:t>Traffic/Bandwidth</w:t>
-            </w:r>
-          </w:p>
-        </w:tc>
-        <w:tc>
-          <w:tcPr>
-            <w:tcW w:w="0" w:type="auto"/>
-            <w:tcBorders>
-              <w:top w:val="single" w:sz="6" w:space="0" w:color="auto"/>
-              <w:left w:val="single" w:sz="6" w:space="0" w:color="auto"/>
-              <w:bottom w:val="single" w:sz="6" w:space="0" w:color="auto"/>
-              <w:right w:val="single" w:sz="6" w:space="0" w:color="auto"/>
-            </w:tcBorders>
-            <w:vAlign w:val="center"/>
-            <w:hideMark/>
-          </w:tcPr>
-          <w:p>
-            <w:pPr>
-              <w:pBdr>
-                <w:top w:val="nil"/>
-                <w:left w:val="nil"/>
-                <w:bottom w:val="nil"/>
-                <w:right w:val="nil"/>
-                <w:between w:val="nil"/>
-              </w:pBdr>
-              <w:spacing w:before="120" w:after="120" w:line="288" w:lineRule="auto"/>
-              <w:rPr>
-                <w:rFonts w:eastAsia="Arial"/>
-                <w:color w:val="000000"/>
-                <w:szCs w:val="20"/>
-                <w:highlight w:val="yellow"/>
-              </w:rPr>
-            </w:pPr>
-            <w:r>
-              <w:rPr>
-                <w:rFonts w:eastAsia="Arial"/>
-                <w:color w:val="000000"/>
-                <w:szCs w:val="20"/>
-                <w:highlight w:val="yellow"/>
-              </w:rPr>
-              <w:t>show interface, show controller utilization</w:t>
-            </w:r>
-          </w:p>
-        </w:tc>
-        <w:tc>
-          <w:tcPr>
-            <w:tcW w:w="0" w:type="auto"/>
-            <w:tcBorders>
-              <w:top w:val="single" w:sz="6" w:space="0" w:color="auto"/>
-              <w:left w:val="single" w:sz="6" w:space="0" w:color="auto"/>
-              <w:bottom w:val="single" w:sz="6" w:space="0" w:color="auto"/>
-              <w:right w:val="single" w:sz="6" w:space="0" w:color="auto"/>
-            </w:tcBorders>
-            <w:vAlign w:val="center"/>
-            <w:hideMark/>
-          </w:tcPr>
-          <w:p>
-            <w:pPr>
-              <w:pBdr>
-                <w:top w:val="nil"/>
-                <w:left w:val="nil"/>
-                <w:bottom w:val="nil"/>
-                <w:right w:val="nil"/>
-                <w:between w:val="nil"/>
-              </w:pBdr>
-              <w:spacing w:before="120" w:after="120" w:line="288" w:lineRule="auto"/>
-              <w:rPr>
-                <w:rFonts w:eastAsia="Arial"/>
-                <w:color w:val="000000"/>
-                <w:szCs w:val="20"/>
-                <w:highlight w:val="yellow"/>
-              </w:rPr>
-            </w:pPr>
-            <w:r>
-              <w:rPr>
-                <w:rFonts w:eastAsia="Arial"/>
-                <w:color w:val="000000"/>
-                <w:szCs w:val="20"/>
-                <w:highlight w:val="yellow"/>
-              </w:rPr>
-              <w:t xml:space="preserve">Identifying saturation on the </w:t>
-            </w:r>
-            <w:r>
-              <w:rPr>
-                <w:rFonts w:eastAsia="Arial"/>
-                <w:b/>
-                <w:bCs/>
-                <w:color w:val="000000"/>
-                <w:szCs w:val="20"/>
-                <w:highlight w:val="yellow"/>
-              </w:rPr>
-              <w:t>MS0</w:t>
-            </w:r>
-            <w:r>
-              <w:rPr>
-                <w:rFonts w:eastAsia="Arial"/>
-                <w:color w:val="000000"/>
-                <w:szCs w:val="20"/>
-                <w:highlight w:val="yellow"/>
-              </w:rPr>
-              <w:t xml:space="preserve"> trunk links and the status of PC and printer ports.</w:t>
-            </w:r>
-          </w:p>
-        </w:tc>
-      </w:tr>
-      <w:tr>
-        <w:trPr>
-          <w:tblCellSpacing w:w="15" w:type="dxa"/>
-        </w:trPr>
-        <w:tc>
-          <w:tcPr>
-            <w:tcW w:w="0" w:type="auto"/>
-            <w:tcBorders>
-              <w:top w:val="single" w:sz="6" w:space="0" w:color="auto"/>
-              <w:left w:val="single" w:sz="6" w:space="0" w:color="auto"/>
-              <w:bottom w:val="single" w:sz="6" w:space="0" w:color="auto"/>
-              <w:right w:val="single" w:sz="6" w:space="0" w:color="auto"/>
-            </w:tcBorders>
-            <w:vAlign w:val="center"/>
-            <w:hideMark/>
-          </w:tcPr>
-          <w:p>
-            <w:pPr>
-              <w:pBdr>
-                <w:top w:val="nil"/>
-                <w:left w:val="nil"/>
-                <w:bottom w:val="nil"/>
-                <w:right w:val="nil"/>
-                <w:between w:val="nil"/>
-              </w:pBdr>
-              <w:spacing w:before="120" w:after="120" w:line="288" w:lineRule="auto"/>
-              <w:rPr>
-                <w:rFonts w:eastAsia="Arial"/>
-                <w:color w:val="000000"/>
-                <w:szCs w:val="20"/>
-                <w:highlight w:val="yellow"/>
-              </w:rPr>
-            </w:pPr>
-            <w:r>
-              <w:rPr>
-                <w:rFonts w:eastAsia="Arial"/>
-                <w:b/>
-                <w:bCs/>
-                <w:color w:val="000000"/>
-                <w:szCs w:val="20"/>
-                <w:highlight w:val="yellow"/>
-              </w:rPr>
-              <w:t>Voice Quality</w:t>
-            </w:r>
-          </w:p>
-        </w:tc>
-        <w:tc>
-          <w:tcPr>
-            <w:tcW w:w="0" w:type="auto"/>
-            <w:tcBorders>
-              <w:top w:val="single" w:sz="6" w:space="0" w:color="auto"/>
-              <w:left w:val="single" w:sz="6" w:space="0" w:color="auto"/>
-              <w:bottom w:val="single" w:sz="6" w:space="0" w:color="auto"/>
-              <w:right w:val="single" w:sz="6" w:space="0" w:color="auto"/>
-            </w:tcBorders>
-            <w:vAlign w:val="center"/>
-            <w:hideMark/>
-          </w:tcPr>
-          <w:p>
-            <w:pPr>
-              <w:pBdr>
-                <w:top w:val="nil"/>
-                <w:left w:val="nil"/>
-                <w:bottom w:val="nil"/>
-                <w:right w:val="nil"/>
-                <w:between w:val="nil"/>
-              </w:pBdr>
-              <w:spacing w:before="120" w:after="120" w:line="288" w:lineRule="auto"/>
-              <w:rPr>
-                <w:rFonts w:eastAsia="Arial"/>
-                <w:color w:val="000000"/>
-                <w:szCs w:val="20"/>
-                <w:highlight w:val="yellow"/>
-              </w:rPr>
-            </w:pPr>
-            <w:r>
-              <w:rPr>
-                <w:rFonts w:eastAsia="Arial"/>
-                <w:color w:val="000000"/>
-                <w:szCs w:val="20"/>
-                <w:highlight w:val="yellow"/>
-              </w:rPr>
-              <w:t>Cisco IP SLA, show call active voice, show voice dsp, show policy-map interface</w:t>
-            </w:r>
-          </w:p>
-        </w:tc>
-        <w:tc>
-          <w:tcPr>
-            <w:tcW w:w="0" w:type="auto"/>
-            <w:tcBorders>
-              <w:top w:val="single" w:sz="6" w:space="0" w:color="auto"/>
-              <w:left w:val="single" w:sz="6" w:space="0" w:color="auto"/>
-              <w:bottom w:val="single" w:sz="6" w:space="0" w:color="auto"/>
-              <w:right w:val="single" w:sz="6" w:space="0" w:color="auto"/>
-            </w:tcBorders>
-            <w:vAlign w:val="center"/>
-            <w:hideMark/>
-          </w:tcPr>
-          <w:p>
-            <w:pPr>
-              <w:pBdr>
-                <w:top w:val="nil"/>
-                <w:left w:val="nil"/>
-                <w:bottom w:val="nil"/>
-                <w:right w:val="nil"/>
-                <w:between w:val="nil"/>
-              </w:pBdr>
-              <w:spacing w:before="120" w:after="120" w:line="288" w:lineRule="auto"/>
-              <w:rPr>
-                <w:rFonts w:eastAsia="Arial"/>
-                <w:color w:val="000000"/>
-                <w:szCs w:val="20"/>
-                <w:highlight w:val="yellow"/>
-              </w:rPr>
-            </w:pPr>
-            <w:r>
-              <w:rPr>
-                <w:rFonts w:eastAsia="Arial"/>
-                <w:color w:val="000000"/>
-                <w:szCs w:val="20"/>
-                <w:highlight w:val="yellow"/>
-              </w:rPr>
-              <w:t xml:space="preserve">Vital for ensuring </w:t>
-            </w:r>
-            <w:r>
-              <w:rPr>
-                <w:rFonts w:eastAsia="Arial"/>
-                <w:b/>
-                <w:bCs/>
-                <w:color w:val="000000"/>
-                <w:szCs w:val="20"/>
-                <w:highlight w:val="yellow"/>
-              </w:rPr>
-              <w:t>IP Phones</w:t>
-            </w:r>
-            <w:r>
-              <w:rPr>
-                <w:rFonts w:eastAsia="Arial"/>
-                <w:color w:val="000000"/>
-                <w:szCs w:val="20"/>
-                <w:highlight w:val="yellow"/>
-              </w:rPr>
-              <w:t xml:space="preserve"> maintain optimal call quality and that QoS policies are correctly applied at the access layer.</w:t>
-            </w:r>
-          </w:p>
-        </w:tc>
-      </w:tr>
-      <w:tr>
-        <w:trPr>
-          <w:tblCellSpacing w:w="15" w:type="dxa"/>
-        </w:trPr>
-        <w:tc>
-          <w:tcPr>
-            <w:tcW w:w="0" w:type="auto"/>
-            <w:tcBorders>
-              <w:top w:val="single" w:sz="6" w:space="0" w:color="auto"/>
-              <w:left w:val="single" w:sz="6" w:space="0" w:color="auto"/>
-              <w:bottom w:val="single" w:sz="6" w:space="0" w:color="auto"/>
-              <w:right w:val="single" w:sz="6" w:space="0" w:color="auto"/>
-            </w:tcBorders>
-            <w:vAlign w:val="center"/>
-            <w:hideMark/>
-          </w:tcPr>
-          <w:p>
-            <w:pPr>
-              <w:pBdr>
-                <w:top w:val="nil"/>
-                <w:left w:val="nil"/>
-                <w:bottom w:val="nil"/>
-                <w:right w:val="nil"/>
-                <w:between w:val="nil"/>
-              </w:pBdr>
-              <w:spacing w:before="120" w:after="120" w:line="288" w:lineRule="auto"/>
-              <w:rPr>
-                <w:rFonts w:eastAsia="Arial"/>
-                <w:color w:val="000000"/>
-                <w:szCs w:val="20"/>
-                <w:highlight w:val="yellow"/>
-              </w:rPr>
-            </w:pPr>
-            <w:r>
-              <w:rPr>
-                <w:rFonts w:eastAsia="Arial"/>
-                <w:b/>
-                <w:bCs/>
-                <w:color w:val="000000"/>
-                <w:szCs w:val="20"/>
-                <w:highlight w:val="yellow"/>
-              </w:rPr>
-              <w:t>Security/Logs</w:t>
-            </w:r>
-          </w:p>
-        </w:tc>
-        <w:tc>
-          <w:tcPr>
-            <w:tcW w:w="0" w:type="auto"/>
-            <w:tcBorders>
-              <w:top w:val="single" w:sz="6" w:space="0" w:color="auto"/>
-              <w:left w:val="single" w:sz="6" w:space="0" w:color="auto"/>
-              <w:bottom w:val="single" w:sz="6" w:space="0" w:color="auto"/>
-              <w:right w:val="single" w:sz="6" w:space="0" w:color="auto"/>
-            </w:tcBorders>
-            <w:vAlign w:val="center"/>
-            <w:hideMark/>
-          </w:tcPr>
-          <w:p>
-            <w:pPr>
-              <w:pBdr>
-                <w:top w:val="nil"/>
-                <w:left w:val="nil"/>
-                <w:bottom w:val="nil"/>
-                <w:right w:val="nil"/>
-                <w:between w:val="nil"/>
-              </w:pBdr>
-              <w:spacing w:before="120" w:after="120" w:line="288" w:lineRule="auto"/>
-              <w:rPr>
-                <w:rFonts w:eastAsia="Arial"/>
-                <w:color w:val="000000"/>
-                <w:szCs w:val="20"/>
-                <w:highlight w:val="yellow"/>
-              </w:rPr>
-            </w:pPr>
-            <w:r>
-              <w:rPr>
-                <w:rFonts w:eastAsia="Arial"/>
-                <w:color w:val="000000"/>
-                <w:szCs w:val="20"/>
-                <w:highlight w:val="yellow"/>
-              </w:rPr>
-              <w:t>show log, show logging process, show platform software trace</w:t>
-            </w:r>
-          </w:p>
-        </w:tc>
-        <w:tc>
-          <w:tcPr>
-            <w:tcW w:w="0" w:type="auto"/>
-            <w:tcBorders>
-              <w:top w:val="single" w:sz="6" w:space="0" w:color="auto"/>
-              <w:left w:val="single" w:sz="6" w:space="0" w:color="auto"/>
-              <w:bottom w:val="single" w:sz="6" w:space="0" w:color="auto"/>
-              <w:right w:val="single" w:sz="6" w:space="0" w:color="auto"/>
-            </w:tcBorders>
-            <w:vAlign w:val="center"/>
-            <w:hideMark/>
-          </w:tcPr>
-          <w:p>
-            <w:pPr>
-              <w:pBdr>
-                <w:top w:val="nil"/>
-                <w:left w:val="nil"/>
-                <w:bottom w:val="nil"/>
-                <w:right w:val="nil"/>
-                <w:between w:val="nil"/>
-              </w:pBdr>
-              <w:spacing w:before="120" w:after="120" w:line="288" w:lineRule="auto"/>
-              <w:rPr>
-                <w:rFonts w:eastAsia="Arial"/>
-                <w:color w:val="000000"/>
-                <w:szCs w:val="20"/>
-                <w:highlight w:val="yellow"/>
-              </w:rPr>
-            </w:pPr>
-            <w:r>
-              <w:rPr>
-                <w:rFonts w:eastAsia="Arial"/>
-                <w:color w:val="000000"/>
-                <w:szCs w:val="20"/>
-                <w:highlight w:val="yellow"/>
-              </w:rPr>
-              <w:t xml:space="preserve">Tracking security events and access denials on </w:t>
-            </w:r>
-            <w:r>
-              <w:rPr>
-                <w:rFonts w:eastAsia="Arial"/>
-                <w:b/>
-                <w:bCs/>
-                <w:color w:val="000000"/>
-                <w:szCs w:val="20"/>
-                <w:highlight w:val="yellow"/>
-              </w:rPr>
-              <w:t>Firewall2</w:t>
-            </w:r>
-            <w:r>
-              <w:rPr>
-                <w:rFonts w:eastAsia="Arial"/>
-                <w:color w:val="000000"/>
-                <w:szCs w:val="20"/>
-                <w:highlight w:val="yellow"/>
-              </w:rPr>
-              <w:t xml:space="preserve"> and system logs on </w:t>
-            </w:r>
-            <w:r>
-              <w:rPr>
-                <w:rFonts w:eastAsia="Arial"/>
-                <w:b/>
-                <w:bCs/>
-                <w:color w:val="000000"/>
-                <w:szCs w:val="20"/>
-                <w:highlight w:val="yellow"/>
-              </w:rPr>
-              <w:t>MS1</w:t>
-            </w:r>
-            <w:r>
-              <w:rPr>
-                <w:rFonts w:eastAsia="Arial"/>
-                <w:color w:val="000000"/>
-                <w:szCs w:val="20"/>
-                <w:highlight w:val="yellow"/>
-              </w:rPr>
-              <w:t>.</w:t>
-            </w:r>
-          </w:p>
-        </w:tc>
-      </w:tr>
-      <w:tr>
-        <w:trPr>
-          <w:tblCellSpacing w:w="15" w:type="dxa"/>
-        </w:trPr>
-        <w:tc>
-          <w:tcPr>
-            <w:tcW w:w="0" w:type="auto"/>
-            <w:tcBorders>
-              <w:top w:val="single" w:sz="6" w:space="0" w:color="auto"/>
-              <w:left w:val="single" w:sz="6" w:space="0" w:color="auto"/>
-              <w:bottom w:val="single" w:sz="6" w:space="0" w:color="auto"/>
-              <w:right w:val="single" w:sz="6" w:space="0" w:color="auto"/>
-            </w:tcBorders>
-            <w:vAlign w:val="center"/>
-            <w:hideMark/>
-          </w:tcPr>
-          <w:p>
-            <w:pPr>
-              <w:pBdr>
-                <w:top w:val="nil"/>
-                <w:left w:val="nil"/>
-                <w:bottom w:val="nil"/>
-                <w:right w:val="nil"/>
-                <w:between w:val="nil"/>
-              </w:pBdr>
-              <w:spacing w:before="120" w:after="120" w:line="288" w:lineRule="auto"/>
-              <w:rPr>
-                <w:rFonts w:eastAsia="Arial"/>
-                <w:color w:val="000000"/>
-                <w:szCs w:val="20"/>
-                <w:highlight w:val="yellow"/>
-              </w:rPr>
-            </w:pPr>
-            <w:r>
-              <w:rPr>
-                <w:rFonts w:eastAsia="Arial"/>
-                <w:b/>
-                <w:bCs/>
-                <w:color w:val="000000"/>
-                <w:szCs w:val="20"/>
-                <w:highlight w:val="yellow"/>
-              </w:rPr>
-              <w:t>Service Health</w:t>
-            </w:r>
-          </w:p>
-        </w:tc>
-        <w:tc>
-          <w:tcPr>
-            <w:tcW w:w="0" w:type="auto"/>
-            <w:tcBorders>
-              <w:top w:val="single" w:sz="6" w:space="0" w:color="auto"/>
-              <w:left w:val="single" w:sz="6" w:space="0" w:color="auto"/>
-              <w:bottom w:val="single" w:sz="6" w:space="0" w:color="auto"/>
-              <w:right w:val="single" w:sz="6" w:space="0" w:color="auto"/>
-            </w:tcBorders>
-            <w:vAlign w:val="center"/>
-            <w:hideMark/>
-          </w:tcPr>
-          <w:p>
-            <w:pPr>
-              <w:pBdr>
-                <w:top w:val="nil"/>
-                <w:left w:val="nil"/>
-                <w:bottom w:val="nil"/>
-                <w:right w:val="nil"/>
-                <w:between w:val="nil"/>
-              </w:pBdr>
-              <w:spacing w:before="120" w:after="120" w:line="288" w:lineRule="auto"/>
-              <w:rPr>
-                <w:rFonts w:eastAsia="Arial"/>
-                <w:color w:val="000000"/>
-                <w:szCs w:val="20"/>
-                <w:highlight w:val="yellow"/>
-              </w:rPr>
-            </w:pPr>
-            <w:r>
-              <w:rPr>
-                <w:rFonts w:eastAsia="Arial"/>
-                <w:color w:val="000000"/>
-                <w:szCs w:val="20"/>
-                <w:highlight w:val="yellow"/>
-              </w:rPr>
-              <w:t>show proc cpu sorted, show proc mem sorted, show env, show version</w:t>
-            </w:r>
-          </w:p>
-        </w:tc>
-        <w:tc>
-          <w:tcPr>
-            <w:tcW w:w="0" w:type="auto"/>
-            <w:tcBorders>
-              <w:top w:val="single" w:sz="6" w:space="0" w:color="auto"/>
-              <w:left w:val="single" w:sz="6" w:space="0" w:color="auto"/>
-              <w:bottom w:val="single" w:sz="6" w:space="0" w:color="auto"/>
-              <w:right w:val="single" w:sz="6" w:space="0" w:color="auto"/>
-            </w:tcBorders>
-            <w:vAlign w:val="center"/>
-            <w:hideMark/>
-          </w:tcPr>
-          <w:p>
-            <w:pPr>
-              <w:pBdr>
-                <w:top w:val="nil"/>
-                <w:left w:val="nil"/>
-                <w:bottom w:val="nil"/>
-                <w:right w:val="nil"/>
-                <w:between w:val="nil"/>
-              </w:pBdr>
-              <w:spacing w:before="120" w:after="120" w:line="288" w:lineRule="auto"/>
-              <w:rPr>
-                <w:rFonts w:eastAsia="Arial"/>
-                <w:color w:val="000000"/>
-                <w:szCs w:val="20"/>
-                <w:highlight w:val="yellow"/>
-              </w:rPr>
-            </w:pPr>
-            <w:r>
-              <w:rPr>
-                <w:rFonts w:eastAsia="Arial"/>
-                <w:color w:val="000000"/>
-                <w:szCs w:val="20"/>
-                <w:highlight w:val="yellow"/>
-              </w:rPr>
-              <w:t>Monitoring the health of core switch hardware; allows detection of processes consuming resources that could impact the academic network.</w:t>
-            </w:r>
-          </w:p>
-        </w:tc>
-      </w:tr>
-    </w:tbl>
+    </w:p>
+    <w:p>
+      <w:pPr>
+        <w:pStyle w:val="Heading2"/>
+      </w:pPr>
+      <w:r>
+        <w:t>Network Management &amp; Software Tools</w:t>
+      </w:r>
+    </w:p>
     <w:p>
       <w:pPr>
         <w:pBdr>
@@ -3738,21 +3314,26 @@
           <w:rFonts w:eastAsia="Arial"/>
           <w:color w:val="000000"/>
           <w:szCs w:val="20"/>
-          <w:highlight w:val="yellow"/>
-        </w:rPr>
-      </w:pPr>
-      <w:r>
-        <w:rPr>
-          <w:noProof/>
-        </w:rPr>
-      </w:r>
-      <w:r>
-        <w:pict w14:anchorId="5E0B9384">
-          <v:rect id="Horizontal Line 51" o:spid="_x0000_s2050" style="width:451pt;height:.1pt;visibility:visible;mso-wrap-style:square;mso-left-percent:-10001;mso-top-percent:-10001;mso-position-horizontal:absolute;mso-position-horizontal-relative:char;mso-position-vertical:absolute;mso-position-vertical-relative:line;mso-left-percent:-10001;mso-top-percent:-10001;v-text-anchor:top" o:gfxdata="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" filled="f">
-            <o:lock v:ext="edit" rotation="t" aspectratio="t" verticies="t" text="t" shapetype="t"/>
-            <w10:anchorlock/>
-          </v:rect>
-        </w:pict>
+        </w:rPr>
+      </w:pPr>
+      <w:r>
+        <w:rPr>
+          <w:rFonts w:eastAsia="Arial"/>
+          <w:color w:val="000000"/>
+          <w:szCs w:val="20"/>
+        </w:rPr>
+        <w:t>These applications provide a layer of deep analysis and automated alerting for remote management.</w:t>
+      </w:r>
+      <w:r>
+        <w:rPr>
+          <w:rFonts w:eastAsia="Arial"/>
+          <w:color w:val="000000"/>
+          <w:szCs w:val="20"/>
+        </w:rPr>
+        <w:t xml:space="preserve"> </w:t>
+      </w:r>
+      <w:r>
+        <w:t>In a professional troubleshooting plan, industry-standard commercial suites ensure reliability and vendor support.</w:t>
       </w:r>
     </w:p>
     <w:p>
@@ -3771,733 +3352,209 @@
           <w:bCs/>
           <w:color w:val="000000"/>
           <w:szCs w:val="20"/>
-          <w:highlight w:val="yellow"/>
-        </w:rPr>
-      </w:pPr>
-      <w:r>
-        <w:rPr>
-          <w:rFonts w:eastAsia="Arial"/>
-          <w:b/>
-          <w:bCs/>
-          <w:color w:val="000000"/>
-          <w:szCs w:val="20"/>
-          <w:highlight w:val="yellow"/>
-        </w:rPr>
-        <w:t>3.2 Network Management &amp; Software Tools</w:t>
-      </w:r>
-    </w:p>
-    <w:p>
-      <w:pPr>
-        <w:pBdr>
-          <w:top w:val="nil"/>
-          <w:left w:val="nil"/>
-          <w:bottom w:val="nil"/>
-          <w:right w:val="nil"/>
-          <w:between w:val="nil"/>
-        </w:pBdr>
-        <w:spacing w:before="120" w:after="120" w:line="288" w:lineRule="auto"/>
-        <w:rPr>
-          <w:rFonts w:eastAsia="Arial"/>
-          <w:color w:val="000000"/>
-          <w:szCs w:val="20"/>
-          <w:highlight w:val="yellow"/>
-        </w:rPr>
-      </w:pPr>
-      <w:r>
-        <w:rPr>
-          <w:rFonts w:eastAsia="Arial"/>
-          <w:color w:val="000000"/>
-          <w:szCs w:val="20"/>
-          <w:highlight w:val="yellow"/>
-        </w:rPr>
-        <w:t>These applications provide a layer of deep analysis and automated alerting for remote management.</w:t>
-      </w:r>
-    </w:p>
-    <w:p>
-      <w:pPr>
-        <w:pBdr>
-          <w:top w:val="nil"/>
-          <w:left w:val="nil"/>
-          <w:bottom w:val="nil"/>
-          <w:right w:val="nil"/>
-          <w:between w:val="nil"/>
-        </w:pBdr>
-        <w:spacing w:before="120" w:after="120" w:line="288" w:lineRule="auto"/>
-        <w:rPr>
-          <w:rFonts w:eastAsia="Arial"/>
-          <w:b/>
-          <w:bCs/>
-          <w:color w:val="000000"/>
-          <w:szCs w:val="20"/>
-          <w:highlight w:val="yellow"/>
-        </w:rPr>
-      </w:pPr>
-      <w:r>
-        <w:rPr>
-          <w:rFonts w:eastAsia="Arial"/>
-          <w:b/>
-          <w:bCs/>
-          <w:color w:val="000000"/>
-          <w:szCs w:val="20"/>
-          <w:highlight w:val="yellow"/>
-        </w:rPr>
-        <w:t>A. Connectivity and Traffic Management</w:t>
-      </w:r>
-    </w:p>
-    <w:p>
-      <w:pPr>
-        <w:numPr>
-          <w:ilvl w:val="0"/>
-          <w:numId w:val="22"/>
-        </w:numPr>
-        <w:pBdr>
-          <w:top w:val="nil"/>
-          <w:left w:val="nil"/>
-          <w:bottom w:val="nil"/>
-          <w:right w:val="nil"/>
-          <w:between w:val="nil"/>
-        </w:pBdr>
-        <w:spacing w:before="120" w:after="120" w:line="288" w:lineRule="auto"/>
-        <w:rPr>
-          <w:rFonts w:eastAsia="Arial"/>
-          <w:color w:val="000000"/>
-          <w:szCs w:val="20"/>
-          <w:highlight w:val="yellow"/>
-        </w:rPr>
-      </w:pPr>
-      <w:r>
-        <w:rPr>
-          <w:rFonts w:eastAsia="Arial"/>
-          <w:b/>
-          <w:bCs/>
-          <w:color w:val="000000"/>
-          <w:szCs w:val="20"/>
-          <w:highlight w:val="yellow"/>
-        </w:rPr>
-        <w:t>PRTG Network Monitoring:</w:t>
-      </w:r>
-      <w:r>
-        <w:rPr>
-          <w:rFonts w:eastAsia="Arial"/>
-          <w:color w:val="000000"/>
-          <w:szCs w:val="20"/>
-          <w:highlight w:val="yellow"/>
-        </w:rPr>
-        <w:t xml:space="preserve"> Utilised for 24/7 availability monitoring of gateways and WAN links.</w:t>
-      </w:r>
-    </w:p>
-    <w:p>
-      <w:pPr>
-        <w:numPr>
-          <w:ilvl w:val="0"/>
-          <w:numId w:val="22"/>
-        </w:numPr>
-        <w:pBdr>
-          <w:top w:val="nil"/>
-          <w:left w:val="nil"/>
-          <w:bottom w:val="nil"/>
-          <w:right w:val="nil"/>
-          <w:between w:val="nil"/>
-        </w:pBdr>
-        <w:spacing w:before="120" w:after="120" w:line="288" w:lineRule="auto"/>
-        <w:rPr>
-          <w:rFonts w:eastAsia="Arial"/>
-          <w:color w:val="000000"/>
-          <w:szCs w:val="20"/>
-          <w:highlight w:val="yellow"/>
-        </w:rPr>
-      </w:pPr>
-      <w:r>
-        <w:rPr>
-          <w:rFonts w:eastAsia="Arial"/>
-          <w:b/>
-          <w:bCs/>
-          <w:color w:val="000000"/>
-          <w:szCs w:val="20"/>
-          <w:highlight w:val="yellow"/>
-        </w:rPr>
-        <w:t>NetFlow by Cisco (on MS1):</w:t>
-      </w:r>
-      <w:r>
-        <w:rPr>
-          <w:rFonts w:eastAsia="Arial"/>
-          <w:color w:val="000000"/>
-          <w:szCs w:val="20"/>
-          <w:highlight w:val="yellow"/>
-        </w:rPr>
-        <w:t xml:space="preserve"> Allows analysis of bandwidth consumption. It is essential for monitoring whether lab traffic is saturating the internet uplink.</w:t>
-      </w:r>
-    </w:p>
-    <w:p>
-      <w:pPr>
-        <w:numPr>
-          <w:ilvl w:val="0"/>
-          <w:numId w:val="22"/>
-        </w:numPr>
-        <w:pBdr>
-          <w:top w:val="nil"/>
-          <w:left w:val="nil"/>
-          <w:bottom w:val="nil"/>
-          <w:right w:val="nil"/>
-          <w:between w:val="nil"/>
-        </w:pBdr>
-        <w:spacing w:before="120" w:after="120" w:line="288" w:lineRule="auto"/>
-        <w:rPr>
-          <w:rFonts w:eastAsia="Arial"/>
-          <w:color w:val="000000"/>
-          <w:szCs w:val="20"/>
-          <w:highlight w:val="yellow"/>
-        </w:rPr>
-      </w:pPr>
-      <w:r>
-        <w:rPr>
-          <w:rFonts w:eastAsia="Arial"/>
-          <w:b/>
-          <w:bCs/>
-          <w:color w:val="000000"/>
-          <w:szCs w:val="20"/>
-          <w:highlight w:val="yellow"/>
-        </w:rPr>
+        </w:rPr>
+      </w:pPr>
+    </w:p>
+    <w:p>
+      <w:pPr>
+        <w:pStyle w:val="Heading3"/>
+      </w:pPr>
+      <w:r>
+        <w:t>Connectivity</w:t>
+      </w:r>
+    </w:p>
+    <w:p>
+      <w:pPr>
+        <w:jc w:val="both"/>
+      </w:pPr>
+      <w:r>
+        <w:t xml:space="preserve">To test connectivity across the university campus, PRTG is deployed to perform continuous ICMP (Ping) and traceroute simulations. We set up "Sensors" on the core switches (MS1) and the DMZ gateways to verify that the path between students in the labs and the database servers remains open. </w:t>
+      </w:r>
+      <w:r>
         <w:lastRenderedPageBreak/>
-        <w:t>Simple Network Management Protocol (SNMP) Monitoring Tools:</w:t>
-      </w:r>
-      <w:r>
-        <w:rPr>
-          <w:rFonts w:eastAsia="Arial"/>
-          <w:color w:val="000000"/>
-          <w:szCs w:val="20"/>
-          <w:highlight w:val="yellow"/>
-        </w:rPr>
-        <w:t xml:space="preserve"> SNMP-based tools will collect performance data from all devices across the topology.</w:t>
-      </w:r>
-    </w:p>
-    <w:p>
-      <w:pPr>
-        <w:pBdr>
-          <w:top w:val="nil"/>
-          <w:left w:val="nil"/>
-          <w:bottom w:val="nil"/>
-          <w:right w:val="nil"/>
-          <w:between w:val="nil"/>
-        </w:pBdr>
-        <w:spacing w:before="120" w:after="120" w:line="288" w:lineRule="auto"/>
-        <w:rPr>
-          <w:rFonts w:eastAsia="Arial"/>
-          <w:b/>
-          <w:bCs/>
-          <w:color w:val="000000"/>
-          <w:szCs w:val="20"/>
-          <w:highlight w:val="yellow"/>
-        </w:rPr>
-      </w:pPr>
-      <w:r>
-        <w:rPr>
-          <w:rFonts w:eastAsia="Arial"/>
-          <w:b/>
-          <w:bCs/>
-          <w:color w:val="000000"/>
-          <w:szCs w:val="20"/>
-          <w:highlight w:val="yellow"/>
-        </w:rPr>
-        <w:t>B. Voice and Protocol Analysis</w:t>
-      </w:r>
-    </w:p>
-    <w:p>
-      <w:pPr>
-        <w:numPr>
-          <w:ilvl w:val="0"/>
-          <w:numId w:val="23"/>
-        </w:numPr>
-        <w:pBdr>
-          <w:top w:val="nil"/>
-          <w:left w:val="nil"/>
-          <w:bottom w:val="nil"/>
-          <w:right w:val="nil"/>
-          <w:between w:val="nil"/>
-        </w:pBdr>
-        <w:spacing w:before="120" w:after="120" w:line="288" w:lineRule="auto"/>
-        <w:rPr>
-          <w:rFonts w:eastAsia="Arial"/>
-          <w:color w:val="000000"/>
-          <w:szCs w:val="20"/>
-          <w:highlight w:val="yellow"/>
-        </w:rPr>
-      </w:pPr>
-      <w:r>
-        <w:rPr>
-          <w:rFonts w:eastAsia="Arial"/>
-          <w:b/>
-          <w:bCs/>
-          <w:color w:val="000000"/>
-          <w:szCs w:val="20"/>
-          <w:highlight w:val="yellow"/>
-        </w:rPr>
-        <w:t>Wireshark:</w:t>
-      </w:r>
-      <w:r>
-        <w:rPr>
-          <w:rFonts w:eastAsia="Arial"/>
-          <w:color w:val="000000"/>
-          <w:szCs w:val="20"/>
-          <w:highlight w:val="yellow"/>
-        </w:rPr>
-        <w:t xml:space="preserve"> The industry-standard packet analyser for capturing DMZ traffic and resolving complex communication issues between the </w:t>
-      </w:r>
-      <w:r>
-        <w:rPr>
-          <w:rFonts w:eastAsia="Arial"/>
-          <w:b/>
-          <w:bCs/>
-          <w:color w:val="000000"/>
-          <w:szCs w:val="20"/>
-          <w:highlight w:val="yellow"/>
-        </w:rPr>
-        <w:t>Proxy</w:t>
-      </w:r>
-      <w:r>
-        <w:rPr>
-          <w:rFonts w:eastAsia="Arial"/>
-          <w:color w:val="000000"/>
-          <w:szCs w:val="20"/>
-          <w:highlight w:val="yellow"/>
-        </w:rPr>
-        <w:t xml:space="preserve"> and the </w:t>
-      </w:r>
-      <w:r>
-        <w:rPr>
-          <w:rFonts w:eastAsia="Arial"/>
-          <w:b/>
-          <w:bCs/>
-          <w:color w:val="000000"/>
-          <w:szCs w:val="20"/>
-          <w:highlight w:val="yellow"/>
-        </w:rPr>
-        <w:t>Database</w:t>
-      </w:r>
-      <w:r>
-        <w:rPr>
-          <w:rFonts w:eastAsia="Arial"/>
-          <w:color w:val="000000"/>
-          <w:szCs w:val="20"/>
-          <w:highlight w:val="yellow"/>
-        </w:rPr>
-        <w:t>.</w:t>
-      </w:r>
-    </w:p>
-    <w:p>
-      <w:pPr>
-        <w:numPr>
-          <w:ilvl w:val="0"/>
-          <w:numId w:val="23"/>
-        </w:numPr>
-        <w:pBdr>
-          <w:top w:val="nil"/>
-          <w:left w:val="nil"/>
-          <w:bottom w:val="nil"/>
-          <w:right w:val="nil"/>
-          <w:between w:val="nil"/>
-        </w:pBdr>
-        <w:spacing w:before="120" w:after="120" w:line="288" w:lineRule="auto"/>
-        <w:rPr>
-          <w:rFonts w:eastAsia="Arial"/>
-          <w:color w:val="000000"/>
-          <w:szCs w:val="20"/>
-          <w:highlight w:val="yellow"/>
-        </w:rPr>
-      </w:pPr>
-      <w:r>
-        <w:rPr>
-          <w:rFonts w:eastAsia="Arial"/>
-          <w:b/>
-          <w:bCs/>
-          <w:color w:val="000000"/>
-          <w:szCs w:val="20"/>
-          <w:highlight w:val="yellow"/>
-        </w:rPr>
-        <w:t>VisQOL &amp; VQM (Voice Quality Monitoring):</w:t>
-      </w:r>
-      <w:r>
-        <w:rPr>
-          <w:rFonts w:eastAsia="Arial"/>
-          <w:color w:val="000000"/>
-          <w:szCs w:val="20"/>
-          <w:highlight w:val="yellow"/>
-        </w:rPr>
-        <w:t xml:space="preserve"> Specific tools to measure the user experience within the university’s IP telephony network.</w:t>
-      </w:r>
-    </w:p>
-    <w:p>
-      <w:pPr>
-        <w:pBdr>
-          <w:top w:val="nil"/>
-          <w:left w:val="nil"/>
-          <w:bottom w:val="nil"/>
-          <w:right w:val="nil"/>
-          <w:between w:val="nil"/>
-        </w:pBdr>
-        <w:spacing w:before="120" w:after="120" w:line="288" w:lineRule="auto"/>
-        <w:rPr>
-          <w:rFonts w:eastAsia="Arial"/>
-          <w:b/>
-          <w:bCs/>
-          <w:color w:val="000000"/>
-          <w:szCs w:val="20"/>
-          <w:highlight w:val="yellow"/>
-        </w:rPr>
-      </w:pPr>
-      <w:r>
-        <w:rPr>
-          <w:rFonts w:eastAsia="Arial"/>
-          <w:b/>
-          <w:bCs/>
-          <w:color w:val="000000"/>
-          <w:szCs w:val="20"/>
-          <w:highlight w:val="yellow"/>
-        </w:rPr>
-        <w:t>C. Security and Configuration Auditing</w:t>
-      </w:r>
-    </w:p>
-    <w:p>
-      <w:pPr>
-        <w:numPr>
-          <w:ilvl w:val="0"/>
-          <w:numId w:val="24"/>
-        </w:numPr>
-        <w:pBdr>
-          <w:top w:val="nil"/>
-          <w:left w:val="nil"/>
-          <w:bottom w:val="nil"/>
-          <w:right w:val="nil"/>
-          <w:between w:val="nil"/>
-        </w:pBdr>
-        <w:spacing w:before="120" w:after="120" w:line="288" w:lineRule="auto"/>
-        <w:rPr>
-          <w:rFonts w:eastAsia="Arial"/>
-          <w:color w:val="000000"/>
-          <w:szCs w:val="20"/>
-          <w:highlight w:val="yellow"/>
-        </w:rPr>
-      </w:pPr>
-      <w:r>
-        <w:rPr>
-          <w:rFonts w:eastAsia="Arial"/>
-          <w:b/>
-          <w:bCs/>
-          <w:color w:val="000000"/>
-          <w:szCs w:val="20"/>
-          <w:highlight w:val="yellow"/>
-        </w:rPr>
-        <w:t>ASA Packet Tracer:</w:t>
-      </w:r>
-      <w:r>
-        <w:rPr>
-          <w:rFonts w:eastAsia="Arial"/>
-          <w:color w:val="000000"/>
-          <w:szCs w:val="20"/>
-          <w:highlight w:val="yellow"/>
-        </w:rPr>
-        <w:t xml:space="preserve"> A software tool within the firewall to simulate traffic and verify that ACLs (INSIDE_IN) are correctly configured before deploying changes.</w:t>
-      </w:r>
-    </w:p>
-    <w:p>
-      <w:pPr>
-        <w:numPr>
-          <w:ilvl w:val="0"/>
-          <w:numId w:val="24"/>
-        </w:numPr>
-        <w:pBdr>
-          <w:top w:val="nil"/>
-          <w:left w:val="nil"/>
-          <w:bottom w:val="nil"/>
-          <w:right w:val="nil"/>
-          <w:between w:val="nil"/>
-        </w:pBdr>
-        <w:spacing w:before="120" w:after="120" w:line="288" w:lineRule="auto"/>
-        <w:rPr>
-          <w:rFonts w:eastAsia="Arial"/>
-          <w:color w:val="000000"/>
-          <w:szCs w:val="20"/>
-          <w:highlight w:val="yellow"/>
-        </w:rPr>
-      </w:pPr>
-      <w:r>
-        <w:rPr>
-          <w:rFonts w:eastAsia="Arial"/>
-          <w:b/>
-          <w:bCs/>
-          <w:color w:val="000000"/>
-          <w:szCs w:val="20"/>
-          <w:highlight w:val="yellow"/>
-        </w:rPr>
-        <w:t>Kiwi Syslog Server NG:</w:t>
-      </w:r>
-      <w:r>
-        <w:rPr>
-          <w:rFonts w:eastAsia="Arial"/>
-          <w:color w:val="000000"/>
-          <w:szCs w:val="20"/>
-          <w:highlight w:val="yellow"/>
-        </w:rPr>
-        <w:t xml:space="preserve"> Centralises logs from all switches and the firewall, enabling security audits of resource access within the DMZ.</w:t>
-      </w:r>
-    </w:p>
-    <w:p>
-      <w:pPr>
-        <w:numPr>
-          <w:ilvl w:val="0"/>
-          <w:numId w:val="24"/>
-        </w:numPr>
-        <w:pBdr>
-          <w:top w:val="nil"/>
-          <w:left w:val="nil"/>
-          <w:bottom w:val="nil"/>
-          <w:right w:val="nil"/>
-          <w:between w:val="nil"/>
-        </w:pBdr>
-        <w:spacing w:before="120" w:after="120" w:line="288" w:lineRule="auto"/>
-        <w:rPr>
-          <w:rFonts w:eastAsia="Arial"/>
-          <w:color w:val="000000"/>
-          <w:szCs w:val="20"/>
-          <w:highlight w:val="yellow"/>
-        </w:rPr>
-      </w:pPr>
-      <w:r>
-        <w:rPr>
-          <w:rFonts w:eastAsia="Arial"/>
-          <w:b/>
-          <w:bCs/>
-          <w:color w:val="000000"/>
-          <w:szCs w:val="20"/>
-          <w:highlight w:val="yellow"/>
-        </w:rPr>
-        <w:t>Cisco Switch Configuration Management Tool:</w:t>
-      </w:r>
-      <w:r>
-        <w:rPr>
-          <w:rFonts w:eastAsia="Arial"/>
-          <w:color w:val="000000"/>
-          <w:szCs w:val="20"/>
-          <w:highlight w:val="yellow"/>
-        </w:rPr>
-        <w:t xml:space="preserve"> Ensures that configuration backups for </w:t>
-      </w:r>
-      <w:r>
-        <w:rPr>
-          <w:rFonts w:eastAsia="Arial"/>
-          <w:b/>
-          <w:bCs/>
-          <w:color w:val="000000"/>
-          <w:szCs w:val="20"/>
-          <w:highlight w:val="yellow"/>
-        </w:rPr>
-        <w:t>MS1, MS2, and MS0</w:t>
-      </w:r>
-      <w:r>
-        <w:rPr>
-          <w:rFonts w:eastAsia="Arial"/>
-          <w:color w:val="000000"/>
-          <w:szCs w:val="20"/>
-          <w:highlight w:val="yellow"/>
-        </w:rPr>
-        <w:t xml:space="preserve"> exist in the event of hardware failure.</w:t>
-      </w:r>
-    </w:p>
-    <w:p>
-      <w:pPr>
-        <w:pBdr>
-          <w:top w:val="nil"/>
-          <w:left w:val="nil"/>
-          <w:bottom w:val="nil"/>
-          <w:right w:val="nil"/>
-          <w:between w:val="nil"/>
-        </w:pBdr>
-        <w:spacing w:before="120" w:after="120" w:line="288" w:lineRule="auto"/>
-        <w:rPr>
-          <w:rFonts w:eastAsia="Arial"/>
-          <w:b/>
-          <w:bCs/>
-          <w:color w:val="000000"/>
-          <w:szCs w:val="20"/>
-          <w:highlight w:val="yellow"/>
-        </w:rPr>
-      </w:pPr>
-      <w:r>
-        <w:rPr>
-          <w:rFonts w:eastAsia="Arial"/>
-          <w:b/>
-          <w:bCs/>
-          <w:color w:val="000000"/>
-          <w:szCs w:val="20"/>
-          <w:highlight w:val="yellow"/>
-        </w:rPr>
-        <w:t>D. Service and Application Health</w:t>
-      </w:r>
-    </w:p>
-    <w:p>
-      <w:pPr>
-        <w:numPr>
-          <w:ilvl w:val="0"/>
-          <w:numId w:val="25"/>
-        </w:numPr>
-        <w:pBdr>
-          <w:top w:val="nil"/>
-          <w:left w:val="nil"/>
-          <w:bottom w:val="nil"/>
-          <w:right w:val="nil"/>
-          <w:between w:val="nil"/>
-        </w:pBdr>
-        <w:spacing w:before="120" w:after="120" w:line="288" w:lineRule="auto"/>
-        <w:rPr>
-          <w:rFonts w:eastAsia="Arial"/>
-          <w:color w:val="000000"/>
-          <w:szCs w:val="20"/>
-          <w:highlight w:val="yellow"/>
-        </w:rPr>
-      </w:pPr>
-      <w:r>
-        <w:rPr>
-          <w:rFonts w:eastAsia="Arial"/>
-          <w:b/>
-          <w:bCs/>
-          <w:color w:val="000000"/>
-          <w:szCs w:val="20"/>
-          <w:highlight w:val="yellow"/>
-        </w:rPr>
-        <w:t>Nmap:</w:t>
-      </w:r>
-      <w:r>
-        <w:rPr>
-          <w:rFonts w:eastAsia="Arial"/>
-          <w:color w:val="000000"/>
-          <w:szCs w:val="20"/>
-          <w:highlight w:val="yellow"/>
-        </w:rPr>
-        <w:t xml:space="preserve"> For performing port scans on the DMZ to ensure only permitted services (WEB, MAIL, DNS) are exposed.</w:t>
-      </w:r>
-    </w:p>
-    <w:p>
-      <w:pPr>
-        <w:numPr>
-          <w:ilvl w:val="0"/>
-          <w:numId w:val="25"/>
-        </w:numPr>
-        <w:pBdr>
-          <w:top w:val="nil"/>
-          <w:left w:val="nil"/>
-          <w:bottom w:val="nil"/>
-          <w:right w:val="nil"/>
-          <w:between w:val="nil"/>
-        </w:pBdr>
-        <w:spacing w:before="120" w:after="120" w:line="288" w:lineRule="auto"/>
-        <w:rPr>
-          <w:rFonts w:eastAsia="Arial"/>
-          <w:color w:val="000000"/>
-          <w:szCs w:val="20"/>
-          <w:highlight w:val="yellow"/>
-        </w:rPr>
-      </w:pPr>
-      <w:r>
-        <w:rPr>
-          <w:rFonts w:eastAsia="Arial"/>
-          <w:b/>
-          <w:bCs/>
-          <w:color w:val="000000"/>
-          <w:szCs w:val="20"/>
-          <w:highlight w:val="yellow"/>
-        </w:rPr>
-        <w:t>Application Monitoring by New Relic:</w:t>
-      </w:r>
-      <w:r>
-        <w:rPr>
-          <w:rFonts w:eastAsia="Arial"/>
-          <w:color w:val="000000"/>
-          <w:szCs w:val="20"/>
-          <w:highlight w:val="yellow"/>
-        </w:rPr>
-        <w:t xml:space="preserve"> Focused on the health of applications within the </w:t>
-      </w:r>
-      <w:r>
-        <w:rPr>
-          <w:rFonts w:eastAsia="Arial"/>
-          <w:b/>
-          <w:bCs/>
-          <w:color w:val="000000"/>
-          <w:szCs w:val="20"/>
-          <w:highlight w:val="yellow"/>
-        </w:rPr>
-        <w:t>Virtual Environment</w:t>
-      </w:r>
-      <w:r>
-        <w:rPr>
-          <w:rFonts w:eastAsia="Arial"/>
-          <w:color w:val="000000"/>
-          <w:szCs w:val="20"/>
-          <w:highlight w:val="yellow"/>
-        </w:rPr>
-        <w:t xml:space="preserve"> and the </w:t>
-      </w:r>
-      <w:r>
-        <w:rPr>
-          <w:rFonts w:eastAsia="Arial"/>
-          <w:b/>
-          <w:bCs/>
-          <w:color w:val="000000"/>
-          <w:szCs w:val="20"/>
-          <w:highlight w:val="yellow"/>
-        </w:rPr>
-        <w:t>Database</w:t>
-      </w:r>
-      <w:r>
-        <w:rPr>
-          <w:rFonts w:eastAsia="Arial"/>
-          <w:color w:val="000000"/>
-          <w:szCs w:val="20"/>
-          <w:highlight w:val="yellow"/>
-        </w:rPr>
-        <w:t>, ensuring response times remain adequate for end-users.</w:t>
-      </w:r>
-    </w:p>
-    <w:p>
-      <w:pPr>
-        <w:numPr>
-          <w:ilvl w:val="0"/>
-          <w:numId w:val="25"/>
-        </w:numPr>
-        <w:pBdr>
-          <w:top w:val="nil"/>
-          <w:left w:val="nil"/>
-          <w:bottom w:val="nil"/>
-          <w:right w:val="nil"/>
-          <w:between w:val="nil"/>
-        </w:pBdr>
-        <w:spacing w:before="120" w:after="120" w:line="288" w:lineRule="auto"/>
-        <w:rPr>
-          <w:rFonts w:eastAsia="Arial"/>
-          <w:color w:val="000000"/>
-          <w:szCs w:val="20"/>
-          <w:highlight w:val="yellow"/>
-        </w:rPr>
-      </w:pPr>
-      <w:r>
-        <w:rPr>
-          <w:rFonts w:eastAsia="Arial"/>
-          <w:b/>
-          <w:bCs/>
-          <w:color w:val="000000"/>
-          <w:szCs w:val="20"/>
-          <w:highlight w:val="yellow"/>
-        </w:rPr>
-        <w:t>HTTP/DNS Checkers:</w:t>
-      </w:r>
-      <w:r>
-        <w:rPr>
-          <w:rFonts w:eastAsia="Arial"/>
-          <w:color w:val="000000"/>
-          <w:szCs w:val="20"/>
-          <w:highlight w:val="yellow"/>
-        </w:rPr>
-        <w:t xml:space="preserve"> External verification that name services and web browsing are functioning correctly through the university Proxy.</w:t>
+        <w:t>If a packet is dropped at Firewall2, PRTG triggers a real-time alert, allowing the IT team to immediately see whether the outage is a physical link failure or a routing loop within the hierarchical star topology.</w:t>
+      </w:r>
+    </w:p>
+    <w:p>
+      <w:pPr>
+        <w:jc w:val="both"/>
+      </w:pPr>
+    </w:p>
+    <w:p>
+      <w:pPr>
+        <w:pStyle w:val="Heading3"/>
+      </w:pPr>
+      <w:r>
+        <w:t>Traffic/Bandwidth</w:t>
+      </w:r>
+    </w:p>
+    <w:p>
+      <w:pPr>
+        <w:jc w:val="both"/>
+      </w:pPr>
+      <w:r>
+        <w:t xml:space="preserve">Testing bandwidth efficiency involves a three-tier approach. We </w:t>
+      </w:r>
+      <w:r>
+        <w:t xml:space="preserve">will </w:t>
+      </w:r>
+      <w:r>
+        <w:t>use NetFlow on MS1 to identify "Top Talkers</w:t>
+      </w:r>
+      <w:r>
+        <w:t>” and</w:t>
+      </w:r>
+      <w:r>
+        <w:t xml:space="preserve"> determining if a specific </w:t>
+      </w:r>
+      <w:r>
+        <w:t>area</w:t>
+      </w:r>
+      <w:r>
+        <w:t xml:space="preserve"> is hogging the internet link via Firewall2. Simultaneously, SNMP monitoring tools track the port utilization on the MS0 aggregation switch to ensure trunk links aren't reaching their 80% saturation threshold. For deep-dive testing, </w:t>
+      </w:r>
+      <w:r>
+        <w:t xml:space="preserve">we will use </w:t>
+      </w:r>
+      <w:r>
+        <w:t>Wireshark to capture packets at the Proxy or Mail server to identify "chatter" or retransmissions that indicate underlying congestion or faulty cabling.</w:t>
+      </w:r>
+    </w:p>
+    <w:p>
+      <w:pPr>
+        <w:jc w:val="both"/>
+      </w:pPr>
+    </w:p>
+    <w:p>
+      <w:pPr>
+        <w:pStyle w:val="Heading3"/>
+      </w:pPr>
+      <w:r>
+        <w:t>Voice Quality</w:t>
+      </w:r>
+    </w:p>
+    <w:p>
+      <w:pPr>
+        <w:jc w:val="both"/>
+      </w:pPr>
+      <w:r>
+        <w:t xml:space="preserve">Since Milestones University relies on IP Phones, testing for voice quality focuses on measuring "Mean Opinion Scores" (MOS). We </w:t>
+      </w:r>
+      <w:r>
+        <w:t>will use</w:t>
+      </w:r>
+      <w:r>
+        <w:t xml:space="preserve"> VQM to monitor jitter and packet loss across the VLANs (10-40). During testing phases, </w:t>
+      </w:r>
+      <w:proofErr w:type="spellStart"/>
+      <w:r>
+        <w:t>VisQOL</w:t>
+      </w:r>
+      <w:proofErr w:type="spellEnd"/>
+      <w:r>
+        <w:t xml:space="preserve"> </w:t>
+      </w:r>
+      <w:r>
+        <w:t>will be</w:t>
+      </w:r>
+      <w:r>
+        <w:t xml:space="preserve"> used to compare the original audio signal against the signal received at the other end of the trunk. This allows us to verify that the Quality of Service (QoS) tags applied on MS1 are being respected and that voice traffic is not being "clipped" by heavy data bursts from the academic servers.</w:t>
+      </w:r>
+    </w:p>
+    <w:p>
+      <w:pPr>
+        <w:jc w:val="both"/>
+      </w:pPr>
+    </w:p>
+    <w:p>
+      <w:pPr>
+        <w:pStyle w:val="Heading3"/>
+      </w:pPr>
+      <w:r>
+        <w:t>Security/Logs</w:t>
+      </w:r>
+    </w:p>
+    <w:p>
+      <w:pPr>
+        <w:jc w:val="both"/>
+      </w:pPr>
+      <w:r>
+        <w:t>Security testing is performed by simulating "attack" or "access" traffic patterns. We</w:t>
+      </w:r>
+      <w:r>
+        <w:t xml:space="preserve"> will</w:t>
+      </w:r>
+      <w:r>
+        <w:t xml:space="preserve"> use the ASA Packet Tracer tool </w:t>
+      </w:r>
+      <w:r>
+        <w:t>to simulate</w:t>
+      </w:r>
+      <w:r>
+        <w:t xml:space="preserve"> Firewall2 </w:t>
+      </w:r>
+      <w:r>
+        <w:t xml:space="preserve">behaviour </w:t>
+      </w:r>
+      <w:r>
+        <w:t>send</w:t>
+      </w:r>
+      <w:r>
+        <w:t>ing</w:t>
+      </w:r>
+      <w:r>
+        <w:t xml:space="preserve"> a packet from a Lab PC to the DMZ Database; this confirms that the INSIDE_IN ACL is correctly allowing or denying traffic without disrupting live users. All resulting events are aggregated in the Kiwi Syslog Server NG, which we </w:t>
+      </w:r>
+      <w:r>
+        <w:t xml:space="preserve">will </w:t>
+      </w:r>
+      <w:r>
+        <w:t xml:space="preserve">audit </w:t>
+      </w:r>
+      <w:r>
+        <w:t>monthly</w:t>
+      </w:r>
+      <w:r>
+        <w:t xml:space="preserve"> to look for repeated "Deny" logs, which might indicate a misconfigured IP Phone or a potential security breach.</w:t>
+      </w:r>
+    </w:p>
+    <w:p>
+      <w:pPr>
+        <w:jc w:val="both"/>
+      </w:pPr>
+    </w:p>
+    <w:p>
+      <w:pPr>
+        <w:pStyle w:val="Heading3"/>
+      </w:pPr>
+      <w:r>
+        <w:t>Service Health</w:t>
+      </w:r>
+    </w:p>
+    <w:p>
+      <w:pPr>
+        <w:jc w:val="both"/>
+      </w:pPr>
+      <w:r>
+        <w:t xml:space="preserve">To test the health of the university's digital services (Web, Mail, DNS), we </w:t>
+      </w:r>
+      <w:r>
+        <w:t xml:space="preserve">will </w:t>
+      </w:r>
+      <w:r>
+        <w:t xml:space="preserve">use Nmap to perform port scans, ensuring that only the intended service ports are open in the DMZ. New Relic </w:t>
+      </w:r>
+      <w:r>
+        <w:t xml:space="preserve">will </w:t>
+      </w:r>
+      <w:r>
+        <w:t xml:space="preserve">provide deep-stack testing for the Virtual Environment and Databases, measuring application response times rather than just "up/down" status. HTTP/DNS Checkers </w:t>
+      </w:r>
+      <w:r>
+        <w:t>will be</w:t>
+      </w:r>
+      <w:r>
+        <w:t xml:space="preserve"> used to simulate external user requests to verify that the Proxy is correctly resolving addresses and serving content to the campus.</w:t>
       </w:r>
     </w:p>
     <w:p>
@@ -4700,10 +3757,7 @@
               <w:cnfStyle w:val="000000100000" w:firstRow="0" w:lastRow="0" w:firstColumn="0" w:lastColumn="0" w:oddVBand="0" w:evenVBand="0" w:oddHBand="1" w:evenHBand="0" w:firstRowFirstColumn="0" w:firstRowLastColumn="0" w:lastRowFirstColumn="0" w:lastRowLastColumn="0"/>
             </w:pPr>
             <w:r>
-              <w:t>PRTG</w:t>
-            </w:r>
-            <w:r>
-              <w:t xml:space="preserve"> Network Monitoring</w:t>
+              <w:t>PRTG Network Monitoring</w:t>
             </w:r>
           </w:p>
         </w:tc>
@@ -4761,10 +3815,7 @@
               <w:cnfStyle w:val="000000000000" w:firstRow="0" w:lastRow="0" w:firstColumn="0" w:lastColumn="0" w:oddVBand="0" w:evenVBand="0" w:oddHBand="0" w:evenHBand="0" w:firstRowFirstColumn="0" w:firstRowLastColumn="0" w:lastRowFirstColumn="0" w:lastRowLastColumn="0"/>
             </w:pPr>
             <w:r>
-              <w:t>NetFlow</w:t>
-            </w:r>
-            <w:r>
-              <w:t xml:space="preserve"> by Cisco</w:t>
+              <w:t>NetFlow by Cisco</w:t>
             </w:r>
             <w:r>
               <w:t xml:space="preserve"> </w:t>
@@ -4779,7 +3830,7 @@
               <w:br/>
             </w:r>
             <w:r>
-              <w:t xml:space="preserve">Simple Network </w:t>
+              <w:t>Wireshark</w:t>
             </w:r>
             <w:r>
               <w:br/>
@@ -4838,10 +3889,7 @@
               <w:cnfStyle w:val="000000100000" w:firstRow="0" w:lastRow="0" w:firstColumn="0" w:lastColumn="0" w:oddVBand="0" w:evenVBand="0" w:oddHBand="1" w:evenHBand="0" w:firstRowFirstColumn="0" w:firstRowLastColumn="0" w:lastRowFirstColumn="0" w:lastRowLastColumn="0"/>
             </w:pPr>
             <w:r>
-              <w:t>s</w:t>
-            </w:r>
-            <w:r>
-              <w:t>how call active voice</w:t>
+              <w:t>show call active voice</w:t>
             </w:r>
           </w:p>
           <w:p>
@@ -4873,11 +3921,14 @@
               <w:cnfStyle w:val="000000100000" w:firstRow="0" w:lastRow="0" w:firstColumn="0" w:lastColumn="0" w:oddVBand="0" w:evenVBand="0" w:oddHBand="1" w:evenHBand="0" w:firstRowFirstColumn="0" w:firstRowLastColumn="0" w:lastRowFirstColumn="0" w:lastRowLastColumn="0"/>
             </w:pPr>
             <w:r>
-              <w:t>s</w:t>
-            </w:r>
-            <w:r>
-              <w:t>how policy-map interface</w:t>
-            </w:r>
+              <w:lastRenderedPageBreak/>
+              <w:t>show policy-map interface</w:t>
+            </w:r>
+          </w:p>
+          <w:p>
+            <w:pPr>
+              <w:cnfStyle w:val="000000100000" w:firstRow="0" w:lastRow="0" w:firstColumn="0" w:lastColumn="0" w:oddVBand="0" w:evenVBand="0" w:oddHBand="1" w:evenHBand="0" w:firstRowFirstColumn="0" w:firstRowLastColumn="0" w:lastRowFirstColumn="0" w:lastRowLastColumn="0"/>
+            </w:pPr>
           </w:p>
           <w:p>
             <w:pPr>
@@ -4894,27 +3945,21 @@
             <w:pPr>
               <w:cnfStyle w:val="000000100000" w:firstRow="0" w:lastRow="0" w:firstColumn="0" w:lastColumn="0" w:oddVBand="0" w:evenVBand="0" w:oddHBand="1" w:evenHBand="0" w:firstRowFirstColumn="0" w:firstRowLastColumn="0" w:lastRowFirstColumn="0" w:lastRowLastColumn="0"/>
             </w:pPr>
-            <w:r>
-              <w:t>Wireshark</w:t>
-            </w:r>
+          </w:p>
+          <w:p>
+            <w:pPr>
+              <w:cnfStyle w:val="000000100000" w:firstRow="0" w:lastRow="0" w:firstColumn="0" w:lastColumn="0" w:oddVBand="0" w:evenVBand="0" w:oddHBand="1" w:evenHBand="0" w:firstRowFirstColumn="0" w:firstRowLastColumn="0" w:lastRowFirstColumn="0" w:lastRowLastColumn="0"/>
+            </w:pPr>
+            <w:proofErr w:type="spellStart"/>
+            <w:r>
+              <w:t>VisQOL</w:t>
+            </w:r>
+            <w:proofErr w:type="spellEnd"/>
             <w:r>
               <w:br/>
             </w:r>
             <w:r>
-              <w:br/>
-            </w:r>
-            <w:r>
-              <w:t>VisQOL</w:t>
-            </w:r>
-            <w:r>
-              <w:br/>
-            </w:r>
-            <w:r>
-              <w:br/>
-              <w:t>V</w:t>
-            </w:r>
-            <w:r>
-              <w:t>oice Quality Monitoring (VQM)</w:t>
+              <w:t>VQM</w:t>
             </w:r>
           </w:p>
         </w:tc>
@@ -4955,22 +4000,26 @@
               <w:cnfStyle w:val="000000000000" w:firstRow="0" w:lastRow="0" w:firstColumn="0" w:lastColumn="0" w:oddVBand="0" w:evenVBand="0" w:oddHBand="0" w:evenHBand="0" w:firstRowFirstColumn="0" w:firstRowLastColumn="0" w:lastRowFirstColumn="0" w:lastRowLastColumn="0"/>
             </w:pPr>
             <w:r>
-              <w:lastRenderedPageBreak/>
-              <w:t>show logging file flash:syslog.txt</w:t>
-            </w:r>
+              <w:t xml:space="preserve">show logging file </w:t>
+            </w:r>
+            <w:proofErr w:type="gramStart"/>
+            <w:r>
+              <w:t>flash:syslog.txt</w:t>
+            </w:r>
+            <w:proofErr w:type="gramEnd"/>
             <w:r>
               <w:br/>
-              <w:t>s</w:t>
-            </w:r>
-            <w:r>
-              <w:t>how logging process</w:t>
+              <w:t>show logging process</w:t>
             </w:r>
             <w:r>
               <w:br/>
-            </w:r>
-            <w:r>
               <w:t>show platform software trace</w:t>
             </w:r>
+          </w:p>
+          <w:p>
+            <w:pPr>
+              <w:cnfStyle w:val="000000000000" w:firstRow="0" w:lastRow="0" w:firstColumn="0" w:lastColumn="0" w:oddVBand="0" w:evenVBand="0" w:oddHBand="0" w:evenHBand="0" w:firstRowFirstColumn="0" w:firstRowLastColumn="0" w:lastRowFirstColumn="0" w:lastRowLastColumn="0"/>
+            </w:pPr>
           </w:p>
         </w:tc>
         <w:tc>
@@ -4983,29 +4032,13 @@
               <w:cnfStyle w:val="000000000000" w:firstRow="0" w:lastRow="0" w:firstColumn="0" w:lastColumn="0" w:oddVBand="0" w:evenVBand="0" w:oddHBand="0" w:evenHBand="0" w:firstRowFirstColumn="0" w:firstRowLastColumn="0" w:lastRowFirstColumn="0" w:lastRowLastColumn="0"/>
             </w:pPr>
             <w:r>
-              <w:lastRenderedPageBreak/>
               <w:t>ASA Packet Tracer</w:t>
             </w:r>
             <w:r>
               <w:br/>
             </w:r>
-          </w:p>
-          <w:p>
-            <w:pPr>
-              <w:cnfStyle w:val="000000000000" w:firstRow="0" w:lastRow="0" w:firstColumn="0" w:lastColumn="0" w:oddVBand="0" w:evenVBand="0" w:oddHBand="0" w:evenHBand="0" w:firstRowFirstColumn="0" w:firstRowLastColumn="0" w:lastRowFirstColumn="0" w:lastRowLastColumn="0"/>
-            </w:pPr>
-            <w:r>
-              <w:t>Kiwi Syslog Server NG</w:t>
-            </w:r>
-            <w:r>
-              <w:br/>
-            </w:r>
-            <w:r>
-              <w:br/>
-            </w:r>
-            <w:r>
-              <w:lastRenderedPageBreak/>
-              <w:t>Cisco Switch Configuration Management Tool</w:t>
+            <w:r>
+              <w:t>Kiwi Syslog</w:t>
             </w:r>
           </w:p>
         </w:tc>
@@ -5022,7 +4055,6 @@
           </w:tcPr>
           <w:p>
             <w:r>
-              <w:lastRenderedPageBreak/>
               <w:t>Service Health</w:t>
             </w:r>
           </w:p>
@@ -5041,27 +4073,23 @@
             </w:r>
             <w:r>
               <w:br/>
-            </w:r>
-            <w:r>
               <w:t>show inventory</w:t>
             </w:r>
             <w:r>
               <w:br/>
-            </w:r>
-            <w:r>
-              <w:t>show modul</w:t>
-            </w:r>
+              <w:t xml:space="preserve">show </w:t>
+            </w:r>
+            <w:proofErr w:type="spellStart"/>
+            <w:r>
+              <w:t>modul</w:t>
+            </w:r>
+            <w:proofErr w:type="spellEnd"/>
             <w:r>
               <w:br/>
-              <w:t>s</w:t>
-            </w:r>
-            <w:r>
-              <w:t>how power</w:t>
+              <w:t>show power</w:t>
             </w:r>
             <w:r>
               <w:br/>
-            </w:r>
-            <w:r>
               <w:t>show fan</w:t>
             </w:r>
           </w:p>
@@ -5070,45 +4098,45 @@
               <w:cnfStyle w:val="000000100000" w:firstRow="0" w:lastRow="0" w:firstColumn="0" w:lastColumn="0" w:oddVBand="0" w:evenVBand="0" w:oddHBand="1" w:evenHBand="0" w:firstRowFirstColumn="0" w:firstRowLastColumn="0" w:lastRowFirstColumn="0" w:lastRowLastColumn="0"/>
             </w:pPr>
             <w:r>
-              <w:t>show proc cpu sorted</w:t>
+              <w:t xml:space="preserve">show proc </w:t>
+            </w:r>
+            <w:proofErr w:type="spellStart"/>
+            <w:r>
+              <w:t>cpu</w:t>
+            </w:r>
+            <w:proofErr w:type="spellEnd"/>
+            <w:r>
+              <w:t xml:space="preserve"> sorted</w:t>
             </w:r>
             <w:r>
               <w:br/>
-            </w:r>
-            <w:r>
               <w:t>show proc mem sorted</w:t>
             </w:r>
             <w:r>
               <w:br/>
-            </w:r>
-            <w:r>
               <w:t>show memory statistics</w:t>
             </w:r>
             <w:r>
               <w:br/>
-              <w:t>s</w:t>
-            </w:r>
-            <w:r>
-              <w:t>how log</w:t>
+              <w:t>show log</w:t>
             </w:r>
             <w:r>
               <w:br/>
-            </w:r>
-            <w:r>
               <w:t>show logging onboard</w:t>
             </w:r>
             <w:r>
               <w:br/>
-            </w:r>
-            <w:r>
               <w:t>show version</w:t>
             </w:r>
             <w:r>
               <w:br/>
-            </w:r>
-            <w:r>
               <w:t>show tech-support</w:t>
             </w:r>
+          </w:p>
+          <w:p>
+            <w:pPr>
+              <w:cnfStyle w:val="000000100000" w:firstRow="0" w:lastRow="0" w:firstColumn="0" w:lastColumn="0" w:oddVBand="0" w:evenVBand="0" w:oddHBand="1" w:evenHBand="0" w:firstRowFirstColumn="0" w:firstRowLastColumn="0" w:lastRowFirstColumn="0" w:lastRowLastColumn="0"/>
+            </w:pPr>
           </w:p>
         </w:tc>
         <w:tc>
@@ -5123,57 +4151,17 @@
             <w:r>
               <w:t>Nmap</w:t>
             </w:r>
-          </w:p>
-          <w:p>
-            <w:pPr>
-              <w:cnfStyle w:val="000000100000" w:firstRow="0" w:lastRow="0" w:firstColumn="0" w:lastColumn="0" w:oddVBand="0" w:evenVBand="0" w:oddHBand="1" w:evenHBand="0" w:firstRowFirstColumn="0" w:firstRowLastColumn="0" w:lastRowFirstColumn="0" w:lastRowLastColumn="0"/>
-            </w:pPr>
-          </w:p>
-          <w:p>
-            <w:pPr>
-              <w:cnfStyle w:val="000000100000" w:firstRow="0" w:lastRow="0" w:firstColumn="0" w:lastColumn="0" w:oddVBand="0" w:evenVBand="0" w:oddHBand="1" w:evenHBand="0" w:firstRowFirstColumn="0" w:firstRowLastColumn="0" w:lastRowFirstColumn="0" w:lastRowLastColumn="0"/>
-              <w:rPr>
-                <w:b/>
-                <w:bCs/>
-                <w:color w:val="FFFFFF" w:themeColor="background1"/>
-              </w:rPr>
-            </w:pPr>
-            <w:r>
-              <w:t>Application Monitoring</w:t>
-            </w:r>
-            <w:r>
-              <w:t xml:space="preserve"> by new relic</w:t>
-            </w:r>
             <w:r>
               <w:br/>
             </w:r>
-          </w:p>
-          <w:p>
-            <w:pPr>
-              <w:cnfStyle w:val="000000100000" w:firstRow="0" w:lastRow="0" w:firstColumn="0" w:lastColumn="0" w:oddVBand="0" w:evenVBand="0" w:oddHBand="1" w:evenHBand="0" w:firstRowFirstColumn="0" w:firstRowLastColumn="0" w:lastRowFirstColumn="0" w:lastRowLastColumn="0"/>
-            </w:pPr>
-            <w:r>
-              <w:t>Cisco Switch Configuration Management Tool</w:t>
+            <w:r>
+              <w:t>New Relic</w:t>
             </w:r>
             <w:r>
               <w:br/>
             </w:r>
             <w:r>
-              <w:br/>
-            </w:r>
-            <w:r>
-              <w:t>Cisco Network Monitoring</w:t>
-            </w:r>
-          </w:p>
-          <w:p>
-            <w:pPr>
-              <w:cnfStyle w:val="000000100000" w:firstRow="0" w:lastRow="0" w:firstColumn="0" w:lastColumn="0" w:oddVBand="0" w:evenVBand="0" w:oddHBand="1" w:evenHBand="0" w:firstRowFirstColumn="0" w:firstRowLastColumn="0" w:lastRowFirstColumn="0" w:lastRowLastColumn="0"/>
-            </w:pPr>
-            <w:r>
-              <w:br/>
-            </w:r>
-            <w:r>
-              <w:t>HTTP/DNS Checkers</w:t>
+              <w:t>SolarWinds SAM</w:t>
             </w:r>
           </w:p>
         </w:tc>
@@ -5553,17 +4541,7 @@
         <w:sz w:val="16"/>
         <w:szCs w:val="16"/>
       </w:rPr>
-      <w:t xml:space="preserve">|Trident Education Pty Ltd trading as Milestones International College | TOID 45323| |CRICOS 03877M| Level 3,  252 Lygon Street Carlton VIC 3053 | 1300 991 716 | </w:t>
-    </w:r>
-    <w:r>
-      <w:rPr>
-        <w:rFonts w:ascii="Calibri" w:hAnsi="Calibri" w:cs="Calibri"/>
-        <w:color w:val="0563C1"/>
-        <w:sz w:val="16"/>
-        <w:szCs w:val="16"/>
-        <w:u w:val="single"/>
-      </w:rPr>
-      <w:t xml:space="preserve">info@milestones.vic.edu.au </w:t>
+      <w:t xml:space="preserve">|Trident Education Pty Ltd trading as Milestones International College | TOID 45323| |CRICOS 03877M| Level </w:t>
     </w:r>
     <w:r>
       <w:rPr>
@@ -5571,7 +4549,15 @@
         <w:sz w:val="16"/>
         <w:szCs w:val="16"/>
       </w:rPr>
-      <w:t>|v1.0|2021|</w:t>
+      <w:t>3, 252</w:t>
+    </w:r>
+    <w:r>
+      <w:rPr>
+        <w:rFonts w:ascii="Calibri" w:hAnsi="Calibri" w:cs="Calibri"/>
+        <w:sz w:val="16"/>
+        <w:szCs w:val="16"/>
+      </w:rPr>
+      <w:t xml:space="preserve"> Lygon Street Carlton</w:t>
     </w:r>
   </w:p>
   <w:p>
@@ -10873,28 +9859,28 @@
 </file>
 
 <file path=customXml/item1.xml><?xml version="1.0" encoding="utf-8"?>
+<b:Sources xmlns:b="http://schemas.openxmlformats.org/officeDocument/2006/bibliography" xmlns="http://schemas.openxmlformats.org/officeDocument/2006/bibliography" SelectedStyle="/APASixthEditionOfficeOnline.xsl" StyleName="APA" Version="6"/>
+</file>
+
+<file path=customXml/item2.xml><?xml version="1.0" encoding="utf-8"?>
 <go:gDocsCustomXmlDataStorage xmlns:go="http://customooxmlschemas.google.com/" xmlns:r="http://schemas.openxmlformats.org/officeDocument/2006/relationships" uri="GoogleDocsCustomDataVersion2">
   <go:docsCustomData xmlns:go="http://customooxmlschemas.google.com/" roundtripDataSignature="AMtx7mhXDe5v3cvSperzj1G0ooYz/KfWPQ==">CgMxLjA4AHIhMWFqTnJ5dk9fSkdEaWY4bmgzb2dnMUpHNUNSeGJWdkZC</go:docsCustomData>
 </go:gDocsCustomXmlDataStorage>
 </file>
 
-<file path=customXml/item2.xml><?xml version="1.0" encoding="utf-8"?>
-<b:Sources xmlns:b="http://schemas.openxmlformats.org/officeDocument/2006/bibliography" xmlns="http://schemas.openxmlformats.org/officeDocument/2006/bibliography" SelectedStyle="/APASixthEditionOfficeOnline.xsl" StyleName="APA" Version="6"/>
+<file path=customXml/itemProps1.xml><?xml version="1.0" encoding="utf-8"?>
+<ds:datastoreItem xmlns:ds="http://schemas.openxmlformats.org/officeDocument/2006/customXml" ds:itemID="{CFDD7CA5-0948-F142-8404-06CDD2C38A51}">
+  <ds:schemaRefs>
+    <ds:schemaRef ds:uri="http://schemas.openxmlformats.org/officeDocument/2006/bibliography"/>
+  </ds:schemaRefs>
+</ds:datastoreItem>
 </file>
 
-<file path=customXml/itemProps1.xml><?xml version="1.0" encoding="utf-8"?>
+<file path=customXml/itemProps2.xml><?xml version="1.0" encoding="utf-8"?>
 <ds:datastoreItem xmlns:ds="http://schemas.openxmlformats.org/officeDocument/2006/customXml" ds:itemID="{11111111-1234-1234-1234-123412341234}">
   <ds:schemaRefs>
     <ds:schemaRef ds:uri="http://customooxmlschemas.google.com/"/>
     <ds:schemaRef ds:uri="http://schemas.openxmlformats.org/officeDocument/2006/relationships"/>
   </ds:schemaRefs>
 </ds:datastoreItem>
-</file>
-
-<file path=customXml/itemProps2.xml><?xml version="1.0" encoding="utf-8"?>
-<ds:datastoreItem xmlns:ds="http://schemas.openxmlformats.org/officeDocument/2006/customXml" ds:itemID="{CFDD7CA5-0948-F142-8404-06CDD2C38A51}">
-  <ds:schemaRefs>
-    <ds:schemaRef ds:uri="http://schemas.openxmlformats.org/officeDocument/2006/bibliography"/>
-  </ds:schemaRefs>
-</ds:datastoreItem>
 </file>
--- a/2026-T1/T1B2-ICTNWK612-Plan-manage-troubleshooting-advance/2-tasks/Troubleshooting-and-Monitoring-Plan.docx
+++ b/2026-T1/T1B2-ICTNWK612-Plan-manage-troubleshooting-advance/2-tasks/Troubleshooting-and-Monitoring-Plan.docx
@@ -5,6 +5,8 @@
     <w:p>
       <w:pPr>
         <w:rPr>
+          <w:rFonts w:ascii="Arial" w:hAnsi="Arial" w:cs="Arial"/>
+          <w:sz w:val="20"/>
           <w:szCs w:val="20"/>
         </w:rPr>
       </w:pPr>
@@ -12,8 +14,18 @@
     <w:p>
       <w:pPr>
         <w:pStyle w:val="Title"/>
-      </w:pPr>
-      <w:r>
+        <w:rPr>
+          <w:rFonts w:ascii="Arial" w:hAnsi="Arial" w:cs="Arial"/>
+          <w:sz w:val="20"/>
+          <w:szCs w:val="20"/>
+        </w:rPr>
+      </w:pPr>
+      <w:r>
+        <w:rPr>
+          <w:rFonts w:ascii="Arial" w:hAnsi="Arial" w:cs="Arial"/>
+          <w:sz w:val="20"/>
+          <w:szCs w:val="20"/>
+        </w:rPr>
         <w:t>Troubleshooting and Monitoring Plan</w:t>
       </w:r>
     </w:p>
@@ -28,9 +40,10 @@
         </w:pBdr>
         <w:spacing w:after="120"/>
         <w:rPr>
-          <w:rFonts w:eastAsia="Arial"/>
+          <w:rFonts w:ascii="Arial" w:eastAsia="Arial" w:hAnsi="Arial" w:cs="Arial"/>
           <w:b/>
           <w:color w:val="000000"/>
+          <w:sz w:val="20"/>
           <w:szCs w:val="20"/>
         </w:rPr>
       </w:pPr>
@@ -38,22 +51,50 @@
     <w:p>
       <w:pPr>
         <w:pStyle w:val="Subtitle"/>
-      </w:pPr>
-      <w:r>
+        <w:rPr>
+          <w:rFonts w:ascii="Arial" w:hAnsi="Arial" w:cs="Arial"/>
+          <w:sz w:val="20"/>
+          <w:szCs w:val="20"/>
+        </w:rPr>
+      </w:pPr>
+      <w:r>
+        <w:rPr>
+          <w:rFonts w:ascii="Arial" w:hAnsi="Arial" w:cs="Arial"/>
+          <w:sz w:val="20"/>
+          <w:szCs w:val="20"/>
+        </w:rPr>
         <w:t>My RTO Network</w:t>
       </w:r>
       <w:r>
+        <w:rPr>
+          <w:rFonts w:ascii="Arial" w:hAnsi="Arial" w:cs="Arial"/>
+          <w:sz w:val="20"/>
+          <w:szCs w:val="20"/>
+        </w:rPr>
         <w:t xml:space="preserve"> Diagram</w:t>
       </w:r>
       <w:r>
+        <w:rPr>
+          <w:rFonts w:ascii="Arial" w:hAnsi="Arial" w:cs="Arial"/>
+          <w:sz w:val="20"/>
+          <w:szCs w:val="20"/>
+        </w:rPr>
         <w:br/>
       </w:r>
       <w:r>
+        <w:rPr>
+          <w:rFonts w:ascii="Arial" w:hAnsi="Arial" w:cs="Arial"/>
+          <w:sz w:val="20"/>
+          <w:szCs w:val="20"/>
+        </w:rPr>
         <w:br/>
       </w:r>
       <w:r>
         <w:rPr>
+          <w:rFonts w:ascii="Arial" w:hAnsi="Arial" w:cs="Arial"/>
           <w:noProof/>
+          <w:sz w:val="20"/>
+          <w:szCs w:val="20"/>
         </w:rPr>
         <w:drawing>
           <wp:inline distT="0" distB="0" distL="0" distR="0" wp14:anchorId="755B2AD4" wp14:editId="528FBA2F">
@@ -95,17 +136,19 @@
     <w:p>
       <w:pPr>
         <w:rPr>
-          <w:rFonts w:eastAsia="Arial"/>
+          <w:rFonts w:ascii="Arial" w:eastAsia="Arial" w:hAnsi="Arial" w:cs="Arial"/>
           <w:b/>
           <w:color w:val="000000"/>
-          <w:szCs w:val="20"/>
-        </w:rPr>
-      </w:pPr>
-      <w:r>
-        <w:rPr>
-          <w:rFonts w:eastAsia="Arial"/>
+          <w:sz w:val="20"/>
+          <w:szCs w:val="20"/>
+        </w:rPr>
+      </w:pPr>
+      <w:r>
+        <w:rPr>
+          <w:rFonts w:ascii="Arial" w:eastAsia="Arial" w:hAnsi="Arial" w:cs="Arial"/>
           <w:b/>
           <w:color w:val="000000"/>
+          <w:sz w:val="20"/>
           <w:szCs w:val="20"/>
         </w:rPr>
         <w:br w:type="page"/>
@@ -114,8 +157,18 @@
     <w:p>
       <w:pPr>
         <w:pStyle w:val="Heading1"/>
-      </w:pPr>
-      <w:r>
+        <w:rPr>
+          <w:rFonts w:ascii="Arial" w:hAnsi="Arial" w:cs="Arial"/>
+          <w:sz w:val="20"/>
+          <w:szCs w:val="20"/>
+        </w:rPr>
+      </w:pPr>
+      <w:r>
+        <w:rPr>
+          <w:rFonts w:ascii="Arial" w:hAnsi="Arial" w:cs="Arial"/>
+          <w:sz w:val="20"/>
+          <w:szCs w:val="20"/>
+        </w:rPr>
         <w:lastRenderedPageBreak/>
         <w:t>Introduction</w:t>
       </w:r>
@@ -190,33 +243,15 @@
           <w:sz w:val="20"/>
           <w:szCs w:val="20"/>
         </w:rPr>
-        <w:t xml:space="preserve">By defining clear methodologies and utilizing specific monitoring tools, this plan aims </w:t>
-      </w:r>
-      <w:proofErr w:type="gramStart"/>
-      <w:r>
-        <w:rPr>
-          <w:rFonts w:ascii="Arial" w:hAnsi="Arial" w:cs="Arial"/>
-          <w:sz w:val="20"/>
-          <w:szCs w:val="20"/>
-        </w:rPr>
-        <w:t>to</w:t>
-      </w:r>
-      <w:r>
-        <w:rPr>
-          <w:rFonts w:ascii="Arial" w:hAnsi="Arial" w:cs="Arial"/>
-          <w:sz w:val="20"/>
-          <w:szCs w:val="20"/>
-        </w:rPr>
-        <w:t xml:space="preserve">  a</w:t>
-      </w:r>
-      <w:proofErr w:type="gramEnd"/>
-      <w:r>
-        <w:rPr>
-          <w:rFonts w:ascii="Arial" w:hAnsi="Arial" w:cs="Arial"/>
-          <w:sz w:val="20"/>
-          <w:szCs w:val="20"/>
-        </w:rPr>
-        <w:t xml:space="preserve">) </w:t>
+        <w:t>By defining clear methodologies and utilizing specific monitoring tools, this plan aims to</w:t>
+      </w:r>
+      <w:r>
+        <w:rPr>
+          <w:rFonts w:ascii="Arial" w:hAnsi="Arial" w:cs="Arial"/>
+          <w:sz w:val="20"/>
+          <w:szCs w:val="20"/>
+        </w:rPr>
+        <w:t xml:space="preserve"> a) </w:t>
       </w:r>
       <w:r>
         <w:rPr>
@@ -440,17 +475,19 @@
     <w:p>
       <w:pPr>
         <w:rPr>
-          <w:rFonts w:eastAsia="Arial"/>
+          <w:rFonts w:ascii="Arial" w:eastAsia="Arial" w:hAnsi="Arial" w:cs="Arial"/>
           <w:b/>
           <w:color w:val="000000"/>
-          <w:szCs w:val="20"/>
-        </w:rPr>
-      </w:pPr>
-      <w:r>
-        <w:rPr>
-          <w:rFonts w:eastAsia="Arial"/>
+          <w:sz w:val="20"/>
+          <w:szCs w:val="20"/>
+        </w:rPr>
+      </w:pPr>
+      <w:r>
+        <w:rPr>
+          <w:rFonts w:ascii="Arial" w:eastAsia="Arial" w:hAnsi="Arial" w:cs="Arial"/>
           <w:b/>
           <w:color w:val="000000"/>
+          <w:sz w:val="20"/>
           <w:szCs w:val="20"/>
         </w:rPr>
         <w:br w:type="page"/>
@@ -459,8 +496,18 @@
     <w:p>
       <w:pPr>
         <w:pStyle w:val="Heading1"/>
-      </w:pPr>
-      <w:r>
+        <w:rPr>
+          <w:rFonts w:ascii="Arial" w:hAnsi="Arial" w:cs="Arial"/>
+          <w:sz w:val="20"/>
+          <w:szCs w:val="20"/>
+        </w:rPr>
+      </w:pPr>
+      <w:r>
+        <w:rPr>
+          <w:rFonts w:ascii="Arial" w:hAnsi="Arial" w:cs="Arial"/>
+          <w:sz w:val="20"/>
+          <w:szCs w:val="20"/>
+        </w:rPr>
         <w:lastRenderedPageBreak/>
         <w:t>Isolation of segments</w:t>
       </w:r>
@@ -477,15 +524,17 @@
         <w:spacing w:before="360" w:after="120"/>
         <w:jc w:val="both"/>
         <w:rPr>
-          <w:rFonts w:eastAsia="Arial"/>
+          <w:rFonts w:ascii="Arial" w:eastAsia="Arial" w:hAnsi="Arial" w:cs="Arial"/>
           <w:color w:val="000000"/>
-          <w:szCs w:val="20"/>
-        </w:rPr>
-      </w:pPr>
-      <w:r>
-        <w:rPr>
-          <w:rFonts w:eastAsia="Arial"/>
+          <w:sz w:val="20"/>
+          <w:szCs w:val="20"/>
+        </w:rPr>
+      </w:pPr>
+      <w:r>
+        <w:rPr>
+          <w:rFonts w:ascii="Arial" w:eastAsia="Arial" w:hAnsi="Arial" w:cs="Arial"/>
           <w:color w:val="000000"/>
+          <w:sz w:val="20"/>
           <w:szCs w:val="20"/>
         </w:rPr>
         <w:t>To ensure systematic testing, the network is divided into four functional segments. Each can be logically isolated to prevent troubleshooting activities from impacting the entire campus.</w:t>
@@ -503,8 +552,9 @@
         <w:spacing w:before="360" w:after="120"/>
         <w:jc w:val="both"/>
         <w:rPr>
-          <w:rFonts w:eastAsia="Arial"/>
+          <w:rFonts w:ascii="Arial" w:eastAsia="Arial" w:hAnsi="Arial" w:cs="Arial"/>
           <w:color w:val="000000"/>
+          <w:sz w:val="20"/>
           <w:szCs w:val="20"/>
         </w:rPr>
       </w:pPr>
@@ -512,8 +562,18 @@
     <w:p>
       <w:pPr>
         <w:pStyle w:val="Heading2"/>
-      </w:pPr>
-      <w:r>
+        <w:rPr>
+          <w:rFonts w:ascii="Arial" w:hAnsi="Arial" w:cs="Arial"/>
+          <w:sz w:val="20"/>
+          <w:szCs w:val="20"/>
+        </w:rPr>
+      </w:pPr>
+      <w:r>
+        <w:rPr>
+          <w:rFonts w:ascii="Arial" w:hAnsi="Arial" w:cs="Arial"/>
+          <w:sz w:val="20"/>
+          <w:szCs w:val="20"/>
+        </w:rPr>
         <w:t>Segment Descriptions and Isolation Methods</w:t>
       </w:r>
     </w:p>
@@ -542,7 +602,19 @@
             <w:hideMark/>
           </w:tcPr>
           <w:p>
-            <w:r>
+            <w:pPr>
+              <w:rPr>
+                <w:rFonts w:ascii="Arial" w:hAnsi="Arial" w:cs="Arial"/>
+                <w:sz w:val="20"/>
+                <w:szCs w:val="20"/>
+              </w:rPr>
+            </w:pPr>
+            <w:r>
+              <w:rPr>
+                <w:rFonts w:ascii="Arial" w:hAnsi="Arial" w:cs="Arial"/>
+                <w:sz w:val="20"/>
+                <w:szCs w:val="20"/>
+              </w:rPr>
               <w:t>Segment</w:t>
             </w:r>
           </w:p>
@@ -555,8 +627,18 @@
           <w:p>
             <w:pPr>
               <w:cnfStyle w:val="100000000000" w:firstRow="1" w:lastRow="0" w:firstColumn="0" w:lastColumn="0" w:oddVBand="0" w:evenVBand="0" w:oddHBand="0" w:evenHBand="0" w:firstRowFirstColumn="0" w:firstRowLastColumn="0" w:lastRowFirstColumn="0" w:lastRowLastColumn="0"/>
+              <w:rPr>
+                <w:rFonts w:ascii="Arial" w:hAnsi="Arial" w:cs="Arial"/>
+                <w:sz w:val="20"/>
+                <w:szCs w:val="20"/>
+              </w:rPr>
             </w:pPr>
             <w:r>
+              <w:rPr>
+                <w:rFonts w:ascii="Arial" w:hAnsi="Arial" w:cs="Arial"/>
+                <w:sz w:val="20"/>
+                <w:szCs w:val="20"/>
+              </w:rPr>
               <w:t>Components</w:t>
             </w:r>
           </w:p>
@@ -569,8 +651,18 @@
           <w:p>
             <w:pPr>
               <w:cnfStyle w:val="100000000000" w:firstRow="1" w:lastRow="0" w:firstColumn="0" w:lastColumn="0" w:oddVBand="0" w:evenVBand="0" w:oddHBand="0" w:evenHBand="0" w:firstRowFirstColumn="0" w:firstRowLastColumn="0" w:lastRowFirstColumn="0" w:lastRowLastColumn="0"/>
+              <w:rPr>
+                <w:rFonts w:ascii="Arial" w:hAnsi="Arial" w:cs="Arial"/>
+                <w:sz w:val="20"/>
+                <w:szCs w:val="20"/>
+              </w:rPr>
             </w:pPr>
             <w:r>
+              <w:rPr>
+                <w:rFonts w:ascii="Arial" w:hAnsi="Arial" w:cs="Arial"/>
+                <w:sz w:val="20"/>
+                <w:szCs w:val="20"/>
+              </w:rPr>
               <w:t>Network Range</w:t>
             </w:r>
           </w:p>
@@ -583,8 +675,18 @@
           <w:p>
             <w:pPr>
               <w:cnfStyle w:val="100000000000" w:firstRow="1" w:lastRow="0" w:firstColumn="0" w:lastColumn="0" w:oddVBand="0" w:evenVBand="0" w:oddHBand="0" w:evenHBand="0" w:firstRowFirstColumn="0" w:firstRowLastColumn="0" w:lastRowFirstColumn="0" w:lastRowLastColumn="0"/>
+              <w:rPr>
+                <w:rFonts w:ascii="Arial" w:hAnsi="Arial" w:cs="Arial"/>
+                <w:sz w:val="20"/>
+                <w:szCs w:val="20"/>
+              </w:rPr>
             </w:pPr>
             <w:r>
+              <w:rPr>
+                <w:rFonts w:ascii="Arial" w:hAnsi="Arial" w:cs="Arial"/>
+                <w:sz w:val="20"/>
+                <w:szCs w:val="20"/>
+              </w:rPr>
               <w:t>Description</w:t>
             </w:r>
           </w:p>
@@ -597,11 +699,26 @@
           <w:p>
             <w:pPr>
               <w:cnfStyle w:val="100000000000" w:firstRow="1" w:lastRow="0" w:firstColumn="0" w:lastColumn="0" w:oddVBand="0" w:evenVBand="0" w:oddHBand="0" w:evenHBand="0" w:firstRowFirstColumn="0" w:firstRowLastColumn="0" w:lastRowFirstColumn="0" w:lastRowLastColumn="0"/>
+              <w:rPr>
+                <w:rFonts w:ascii="Arial" w:hAnsi="Arial" w:cs="Arial"/>
+                <w:sz w:val="20"/>
+                <w:szCs w:val="20"/>
+              </w:rPr>
             </w:pPr>
             <w:r>
+              <w:rPr>
+                <w:rFonts w:ascii="Arial" w:hAnsi="Arial" w:cs="Arial"/>
+                <w:sz w:val="20"/>
+                <w:szCs w:val="20"/>
+              </w:rPr>
               <w:t>I</w:t>
             </w:r>
             <w:r>
+              <w:rPr>
+                <w:rFonts w:ascii="Arial" w:hAnsi="Arial" w:cs="Arial"/>
+                <w:sz w:val="20"/>
+                <w:szCs w:val="20"/>
+              </w:rPr>
               <w:t>solation Method for Testing</w:t>
             </w:r>
           </w:p>
@@ -618,13 +735,35 @@
             <w:hideMark/>
           </w:tcPr>
           <w:p>
-            <w:r>
+            <w:pPr>
+              <w:rPr>
+                <w:rFonts w:ascii="Arial" w:hAnsi="Arial" w:cs="Arial"/>
+                <w:sz w:val="20"/>
+                <w:szCs w:val="20"/>
+              </w:rPr>
+            </w:pPr>
+            <w:r>
+              <w:rPr>
+                <w:rFonts w:ascii="Arial" w:hAnsi="Arial" w:cs="Arial"/>
+                <w:sz w:val="20"/>
+                <w:szCs w:val="20"/>
+              </w:rPr>
               <w:t>ACADEMIC</w:t>
             </w:r>
             <w:r>
+              <w:rPr>
+                <w:rFonts w:ascii="Arial" w:hAnsi="Arial" w:cs="Arial"/>
+                <w:sz w:val="20"/>
+                <w:szCs w:val="20"/>
+              </w:rPr>
               <w:t xml:space="preserve"> &amp; </w:t>
             </w:r>
             <w:r>
+              <w:rPr>
+                <w:rFonts w:ascii="Arial" w:hAnsi="Arial" w:cs="Arial"/>
+                <w:sz w:val="20"/>
+                <w:szCs w:val="20"/>
+              </w:rPr>
               <w:t>LABS</w:t>
             </w:r>
           </w:p>
@@ -637,8 +776,18 @@
           <w:p>
             <w:pPr>
               <w:cnfStyle w:val="000000100000" w:firstRow="0" w:lastRow="0" w:firstColumn="0" w:lastColumn="0" w:oddVBand="0" w:evenVBand="0" w:oddHBand="1" w:evenHBand="0" w:firstRowFirstColumn="0" w:firstRowLastColumn="0" w:lastRowFirstColumn="0" w:lastRowLastColumn="0"/>
+              <w:rPr>
+                <w:rFonts w:ascii="Arial" w:hAnsi="Arial" w:cs="Arial"/>
+                <w:sz w:val="20"/>
+                <w:szCs w:val="20"/>
+              </w:rPr>
             </w:pPr>
             <w:r>
+              <w:rPr>
+                <w:rFonts w:ascii="Arial" w:hAnsi="Arial" w:cs="Arial"/>
+                <w:sz w:val="20"/>
+                <w:szCs w:val="20"/>
+              </w:rPr>
               <w:t>MS4, MS6, MS7, MS0</w:t>
             </w:r>
           </w:p>
@@ -651,8 +800,18 @@
           <w:p>
             <w:pPr>
               <w:cnfStyle w:val="000000100000" w:firstRow="0" w:lastRow="0" w:firstColumn="0" w:lastColumn="0" w:oddVBand="0" w:evenVBand="0" w:oddHBand="1" w:evenHBand="0" w:firstRowFirstColumn="0" w:firstRowLastColumn="0" w:lastRowFirstColumn="0" w:lastRowLastColumn="0"/>
+              <w:rPr>
+                <w:rFonts w:ascii="Arial" w:hAnsi="Arial" w:cs="Arial"/>
+                <w:sz w:val="20"/>
+                <w:szCs w:val="20"/>
+              </w:rPr>
             </w:pPr>
             <w:r>
+              <w:rPr>
+                <w:rFonts w:ascii="Arial" w:hAnsi="Arial" w:cs="Arial"/>
+                <w:sz w:val="20"/>
+                <w:szCs w:val="20"/>
+              </w:rPr>
               <w:t>192.168.10.0/24 192.168.20.0/24 192.168.40.0/24</w:t>
             </w:r>
           </w:p>
@@ -665,16 +824,36 @@
           <w:p>
             <w:pPr>
               <w:cnfStyle w:val="000000100000" w:firstRow="0" w:lastRow="0" w:firstColumn="0" w:lastColumn="0" w:oddVBand="0" w:evenVBand="0" w:oddHBand="1" w:evenHBand="0" w:firstRowFirstColumn="0" w:firstRowLastColumn="0" w:lastRowFirstColumn="0" w:lastRowLastColumn="0"/>
+              <w:rPr>
+                <w:rFonts w:ascii="Arial" w:hAnsi="Arial" w:cs="Arial"/>
+                <w:sz w:val="20"/>
+                <w:szCs w:val="20"/>
+              </w:rPr>
             </w:pPr>
             <w:r>
+              <w:rPr>
+                <w:rFonts w:ascii="Arial" w:hAnsi="Arial" w:cs="Arial"/>
+                <w:sz w:val="20"/>
+                <w:szCs w:val="20"/>
+              </w:rPr>
               <w:t xml:space="preserve">High-traffic student areas. </w:t>
             </w:r>
           </w:p>
           <w:p>
             <w:pPr>
               <w:cnfStyle w:val="000000100000" w:firstRow="0" w:lastRow="0" w:firstColumn="0" w:lastColumn="0" w:oddVBand="0" w:evenVBand="0" w:oddHBand="1" w:evenHBand="0" w:firstRowFirstColumn="0" w:firstRowLastColumn="0" w:lastRowFirstColumn="0" w:lastRowLastColumn="0"/>
+              <w:rPr>
+                <w:rFonts w:ascii="Arial" w:hAnsi="Arial" w:cs="Arial"/>
+                <w:sz w:val="20"/>
+                <w:szCs w:val="20"/>
+              </w:rPr>
             </w:pPr>
             <w:r>
+              <w:rPr>
+                <w:rFonts w:ascii="Arial" w:hAnsi="Arial" w:cs="Arial"/>
+                <w:sz w:val="20"/>
+                <w:szCs w:val="20"/>
+              </w:rPr>
               <w:t>Integrated via MS0 trunks to MS1.</w:t>
             </w:r>
           </w:p>
@@ -687,8 +866,18 @@
           <w:p>
             <w:pPr>
               <w:cnfStyle w:val="000000100000" w:firstRow="0" w:lastRow="0" w:firstColumn="0" w:lastColumn="0" w:oddVBand="0" w:evenVBand="0" w:oddHBand="1" w:evenHBand="0" w:firstRowFirstColumn="0" w:firstRowLastColumn="0" w:lastRowFirstColumn="0" w:lastRowLastColumn="0"/>
+              <w:rPr>
+                <w:rFonts w:ascii="Arial" w:hAnsi="Arial" w:cs="Arial"/>
+                <w:sz w:val="20"/>
+                <w:szCs w:val="20"/>
+              </w:rPr>
             </w:pPr>
             <w:r>
+              <w:rPr>
+                <w:rFonts w:ascii="Arial" w:hAnsi="Arial" w:cs="Arial"/>
+                <w:sz w:val="20"/>
+                <w:szCs w:val="20"/>
+              </w:rPr>
               <w:t>VLAN Pruning: Remove specific VLANs from the MS0-MS1 trunk to isolate a lab without dropping the physical link.</w:t>
             </w:r>
           </w:p>
@@ -702,7 +891,19 @@
             <w:hideMark/>
           </w:tcPr>
           <w:p>
-            <w:r>
+            <w:pPr>
+              <w:rPr>
+                <w:rFonts w:ascii="Arial" w:hAnsi="Arial" w:cs="Arial"/>
+                <w:sz w:val="20"/>
+                <w:szCs w:val="20"/>
+              </w:rPr>
+            </w:pPr>
+            <w:r>
+              <w:rPr>
+                <w:rFonts w:ascii="Arial" w:hAnsi="Arial" w:cs="Arial"/>
+                <w:sz w:val="20"/>
+                <w:szCs w:val="20"/>
+              </w:rPr>
               <w:t>ADMIN</w:t>
             </w:r>
           </w:p>
@@ -715,8 +916,18 @@
           <w:p>
             <w:pPr>
               <w:cnfStyle w:val="000000000000" w:firstRow="0" w:lastRow="0" w:firstColumn="0" w:lastColumn="0" w:oddVBand="0" w:evenVBand="0" w:oddHBand="0" w:evenHBand="0" w:firstRowFirstColumn="0" w:firstRowLastColumn="0" w:lastRowFirstColumn="0" w:lastRowLastColumn="0"/>
+              <w:rPr>
+                <w:rFonts w:ascii="Arial" w:hAnsi="Arial" w:cs="Arial"/>
+                <w:sz w:val="20"/>
+                <w:szCs w:val="20"/>
+              </w:rPr>
             </w:pPr>
             <w:r>
+              <w:rPr>
+                <w:rFonts w:ascii="Arial" w:hAnsi="Arial" w:cs="Arial"/>
+                <w:sz w:val="20"/>
+                <w:szCs w:val="20"/>
+              </w:rPr>
               <w:t>MS3, MS1 (VLAN 30)</w:t>
             </w:r>
           </w:p>
@@ -729,8 +940,18 @@
           <w:p>
             <w:pPr>
               <w:cnfStyle w:val="000000000000" w:firstRow="0" w:lastRow="0" w:firstColumn="0" w:lastColumn="0" w:oddVBand="0" w:evenVBand="0" w:oddHBand="0" w:evenHBand="0" w:firstRowFirstColumn="0" w:firstRowLastColumn="0" w:lastRowFirstColumn="0" w:lastRowLastColumn="0"/>
+              <w:rPr>
+                <w:rFonts w:ascii="Arial" w:hAnsi="Arial" w:cs="Arial"/>
+                <w:sz w:val="20"/>
+                <w:szCs w:val="20"/>
+              </w:rPr>
             </w:pPr>
             <w:r>
+              <w:rPr>
+                <w:rFonts w:ascii="Arial" w:hAnsi="Arial" w:cs="Arial"/>
+                <w:sz w:val="20"/>
+                <w:szCs w:val="20"/>
+              </w:rPr>
               <w:t>192.168.30.0/24</w:t>
             </w:r>
           </w:p>
@@ -743,16 +964,36 @@
           <w:p>
             <w:pPr>
               <w:cnfStyle w:val="000000000000" w:firstRow="0" w:lastRow="0" w:firstColumn="0" w:lastColumn="0" w:oddVBand="0" w:evenVBand="0" w:oddHBand="0" w:evenHBand="0" w:firstRowFirstColumn="0" w:firstRowLastColumn="0" w:lastRowFirstColumn="0" w:lastRowLastColumn="0"/>
+              <w:rPr>
+                <w:rFonts w:ascii="Arial" w:hAnsi="Arial" w:cs="Arial"/>
+                <w:sz w:val="20"/>
+                <w:szCs w:val="20"/>
+              </w:rPr>
             </w:pPr>
             <w:r>
+              <w:rPr>
+                <w:rFonts w:ascii="Arial" w:hAnsi="Arial" w:cs="Arial"/>
+                <w:sz w:val="20"/>
+                <w:szCs w:val="20"/>
+              </w:rPr>
               <w:t xml:space="preserve">Private staff network. </w:t>
             </w:r>
           </w:p>
           <w:p>
             <w:pPr>
               <w:cnfStyle w:val="000000000000" w:firstRow="0" w:lastRow="0" w:firstColumn="0" w:lastColumn="0" w:oddVBand="0" w:evenVBand="0" w:oddHBand="0" w:evenHBand="0" w:firstRowFirstColumn="0" w:firstRowLastColumn="0" w:lastRowFirstColumn="0" w:lastRowLastColumn="0"/>
+              <w:rPr>
+                <w:rFonts w:ascii="Arial" w:hAnsi="Arial" w:cs="Arial"/>
+                <w:sz w:val="20"/>
+                <w:szCs w:val="20"/>
+              </w:rPr>
             </w:pPr>
             <w:r>
+              <w:rPr>
+                <w:rFonts w:ascii="Arial" w:hAnsi="Arial" w:cs="Arial"/>
+                <w:sz w:val="20"/>
+                <w:szCs w:val="20"/>
+              </w:rPr>
               <w:t>Contains sensitive data and management traffic.</w:t>
             </w:r>
           </w:p>
@@ -765,20 +1006,50 @@
           <w:p>
             <w:pPr>
               <w:cnfStyle w:val="000000000000" w:firstRow="0" w:lastRow="0" w:firstColumn="0" w:lastColumn="0" w:oddVBand="0" w:evenVBand="0" w:oddHBand="0" w:evenHBand="0" w:firstRowFirstColumn="0" w:firstRowLastColumn="0" w:lastRowFirstColumn="0" w:lastRowLastColumn="0"/>
+              <w:rPr>
+                <w:rFonts w:ascii="Arial" w:hAnsi="Arial" w:cs="Arial"/>
+                <w:sz w:val="20"/>
+                <w:szCs w:val="20"/>
+              </w:rPr>
             </w:pPr>
             <w:r>
+              <w:rPr>
+                <w:rFonts w:ascii="Arial" w:hAnsi="Arial" w:cs="Arial"/>
+                <w:sz w:val="20"/>
+                <w:szCs w:val="20"/>
+              </w:rPr>
               <w:t xml:space="preserve">Interface Shutdown: Disabling the SVI (Interface </w:t>
             </w:r>
             <w:r>
+              <w:rPr>
+                <w:rFonts w:ascii="Arial" w:hAnsi="Arial" w:cs="Arial"/>
+                <w:sz w:val="20"/>
+                <w:szCs w:val="20"/>
+              </w:rPr>
               <w:t>VLAN</w:t>
             </w:r>
             <w:r>
+              <w:rPr>
+                <w:rFonts w:ascii="Arial" w:hAnsi="Arial" w:cs="Arial"/>
+                <w:sz w:val="20"/>
+                <w:szCs w:val="20"/>
+              </w:rPr>
               <w:t xml:space="preserve"> 30) on MS1 stops all routing for this segment while keeping the L2 </w:t>
             </w:r>
             <w:r>
+              <w:rPr>
+                <w:rFonts w:ascii="Arial" w:hAnsi="Arial" w:cs="Arial"/>
+                <w:sz w:val="20"/>
+                <w:szCs w:val="20"/>
+              </w:rPr>
               <w:t>switches (MS4, MS5, MS6, MS7)</w:t>
             </w:r>
             <w:r>
+              <w:rPr>
+                <w:rFonts w:ascii="Arial" w:hAnsi="Arial" w:cs="Arial"/>
+                <w:sz w:val="20"/>
+                <w:szCs w:val="20"/>
+              </w:rPr>
               <w:t xml:space="preserve"> active.</w:t>
             </w:r>
           </w:p>
@@ -795,7 +1066,19 @@
             <w:hideMark/>
           </w:tcPr>
           <w:p>
-            <w:r>
+            <w:pPr>
+              <w:rPr>
+                <w:rFonts w:ascii="Arial" w:hAnsi="Arial" w:cs="Arial"/>
+                <w:sz w:val="20"/>
+                <w:szCs w:val="20"/>
+              </w:rPr>
+            </w:pPr>
+            <w:r>
+              <w:rPr>
+                <w:rFonts w:ascii="Arial" w:hAnsi="Arial" w:cs="Arial"/>
+                <w:sz w:val="20"/>
+                <w:szCs w:val="20"/>
+              </w:rPr>
               <w:t>DMZ (Servers)</w:t>
             </w:r>
           </w:p>
@@ -808,8 +1091,18 @@
           <w:p>
             <w:pPr>
               <w:cnfStyle w:val="000000100000" w:firstRow="0" w:lastRow="0" w:firstColumn="0" w:lastColumn="0" w:oddVBand="0" w:evenVBand="0" w:oddHBand="1" w:evenHBand="0" w:firstRowFirstColumn="0" w:firstRowLastColumn="0" w:lastRowFirstColumn="0" w:lastRowLastColumn="0"/>
+              <w:rPr>
+                <w:rFonts w:ascii="Arial" w:hAnsi="Arial" w:cs="Arial"/>
+                <w:sz w:val="20"/>
+                <w:szCs w:val="20"/>
+              </w:rPr>
             </w:pPr>
             <w:r>
+              <w:rPr>
+                <w:rFonts w:ascii="Arial" w:hAnsi="Arial" w:cs="Arial"/>
+                <w:sz w:val="20"/>
+                <w:szCs w:val="20"/>
+              </w:rPr>
               <w:t>MS2, VLAN 50</w:t>
             </w:r>
           </w:p>
@@ -822,8 +1115,18 @@
           <w:p>
             <w:pPr>
               <w:cnfStyle w:val="000000100000" w:firstRow="0" w:lastRow="0" w:firstColumn="0" w:lastColumn="0" w:oddVBand="0" w:evenVBand="0" w:oddHBand="1" w:evenHBand="0" w:firstRowFirstColumn="0" w:firstRowLastColumn="0" w:lastRowFirstColumn="0" w:lastRowLastColumn="0"/>
+              <w:rPr>
+                <w:rFonts w:ascii="Arial" w:hAnsi="Arial" w:cs="Arial"/>
+                <w:sz w:val="20"/>
+                <w:szCs w:val="20"/>
+              </w:rPr>
             </w:pPr>
             <w:r>
+              <w:rPr>
+                <w:rFonts w:ascii="Arial" w:hAnsi="Arial" w:cs="Arial"/>
+                <w:sz w:val="20"/>
+                <w:szCs w:val="20"/>
+              </w:rPr>
               <w:t>192.168.50.0/24</w:t>
             </w:r>
           </w:p>
@@ -836,8 +1139,18 @@
           <w:p>
             <w:pPr>
               <w:cnfStyle w:val="000000100000" w:firstRow="0" w:lastRow="0" w:firstColumn="0" w:lastColumn="0" w:oddVBand="0" w:evenVBand="0" w:oddHBand="1" w:evenHBand="0" w:firstRowFirstColumn="0" w:firstRowLastColumn="0" w:lastRowFirstColumn="0" w:lastRowLastColumn="0"/>
+              <w:rPr>
+                <w:rFonts w:ascii="Arial" w:hAnsi="Arial" w:cs="Arial"/>
+                <w:sz w:val="20"/>
+                <w:szCs w:val="20"/>
+              </w:rPr>
             </w:pPr>
             <w:r>
+              <w:rPr>
+                <w:rFonts w:ascii="Arial" w:hAnsi="Arial" w:cs="Arial"/>
+                <w:sz w:val="20"/>
+                <w:szCs w:val="20"/>
+              </w:rPr>
               <w:t>High-security zone. Hosted behind the ASA (Firewall2).</w:t>
             </w:r>
           </w:p>
@@ -850,8 +1163,18 @@
           <w:p>
             <w:pPr>
               <w:cnfStyle w:val="000000100000" w:firstRow="0" w:lastRow="0" w:firstColumn="0" w:lastColumn="0" w:oddVBand="0" w:evenVBand="0" w:oddHBand="1" w:evenHBand="0" w:firstRowFirstColumn="0" w:firstRowLastColumn="0" w:lastRowFirstColumn="0" w:lastRowLastColumn="0"/>
+              <w:rPr>
+                <w:rFonts w:ascii="Arial" w:hAnsi="Arial" w:cs="Arial"/>
+                <w:sz w:val="20"/>
+                <w:szCs w:val="20"/>
+              </w:rPr>
             </w:pPr>
             <w:r>
+              <w:rPr>
+                <w:rFonts w:ascii="Arial" w:hAnsi="Arial" w:cs="Arial"/>
+                <w:sz w:val="20"/>
+                <w:szCs w:val="20"/>
+              </w:rPr>
               <w:t>ACL Application: Modifying the INSIDE_IN access-list to deny traffic temporarily isolates the servers from the LAN for security audits.</w:t>
             </w:r>
           </w:p>
@@ -865,7 +1188,19 @@
             <w:hideMark/>
           </w:tcPr>
           <w:p>
-            <w:r>
+            <w:pPr>
+              <w:rPr>
+                <w:rFonts w:ascii="Arial" w:hAnsi="Arial" w:cs="Arial"/>
+                <w:sz w:val="20"/>
+                <w:szCs w:val="20"/>
+              </w:rPr>
+            </w:pPr>
+            <w:r>
+              <w:rPr>
+                <w:rFonts w:ascii="Arial" w:hAnsi="Arial" w:cs="Arial"/>
+                <w:sz w:val="20"/>
+                <w:szCs w:val="20"/>
+              </w:rPr>
               <w:t>Core Transit</w:t>
             </w:r>
           </w:p>
@@ -878,8 +1213,18 @@
           <w:p>
             <w:pPr>
               <w:cnfStyle w:val="000000000000" w:firstRow="0" w:lastRow="0" w:firstColumn="0" w:lastColumn="0" w:oddVBand="0" w:evenVBand="0" w:oddHBand="0" w:evenHBand="0" w:firstRowFirstColumn="0" w:firstRowLastColumn="0" w:lastRowFirstColumn="0" w:lastRowLastColumn="0"/>
+              <w:rPr>
+                <w:rFonts w:ascii="Arial" w:hAnsi="Arial" w:cs="Arial"/>
+                <w:sz w:val="20"/>
+                <w:szCs w:val="20"/>
+              </w:rPr>
             </w:pPr>
             <w:r>
+              <w:rPr>
+                <w:rFonts w:ascii="Arial" w:hAnsi="Arial" w:cs="Arial"/>
+                <w:sz w:val="20"/>
+                <w:szCs w:val="20"/>
+              </w:rPr>
               <w:t>MS1, FW2, MS2</w:t>
             </w:r>
           </w:p>
@@ -892,8 +1237,18 @@
           <w:p>
             <w:pPr>
               <w:cnfStyle w:val="000000000000" w:firstRow="0" w:lastRow="0" w:firstColumn="0" w:lastColumn="0" w:oddVBand="0" w:evenVBand="0" w:oddHBand="0" w:evenHBand="0" w:firstRowFirstColumn="0" w:firstRowLastColumn="0" w:lastRowFirstColumn="0" w:lastRowLastColumn="0"/>
+              <w:rPr>
+                <w:rFonts w:ascii="Arial" w:hAnsi="Arial" w:cs="Arial"/>
+                <w:sz w:val="20"/>
+                <w:szCs w:val="20"/>
+              </w:rPr>
             </w:pPr>
             <w:r>
+              <w:rPr>
+                <w:rFonts w:ascii="Arial" w:hAnsi="Arial" w:cs="Arial"/>
+                <w:sz w:val="20"/>
+                <w:szCs w:val="20"/>
+              </w:rPr>
               <w:t>10.0.0.0/30 10.0.0.4/30</w:t>
             </w:r>
           </w:p>
@@ -906,8 +1261,18 @@
           <w:p>
             <w:pPr>
               <w:cnfStyle w:val="000000000000" w:firstRow="0" w:lastRow="0" w:firstColumn="0" w:lastColumn="0" w:oddVBand="0" w:evenVBand="0" w:oddHBand="0" w:evenHBand="0" w:firstRowFirstColumn="0" w:firstRowLastColumn="0" w:lastRowFirstColumn="0" w:lastRowLastColumn="0"/>
+              <w:rPr>
+                <w:rFonts w:ascii="Arial" w:hAnsi="Arial" w:cs="Arial"/>
+                <w:sz w:val="20"/>
+                <w:szCs w:val="20"/>
+              </w:rPr>
             </w:pPr>
             <w:r>
+              <w:rPr>
+                <w:rFonts w:ascii="Arial" w:hAnsi="Arial" w:cs="Arial"/>
+                <w:sz w:val="20"/>
+                <w:szCs w:val="20"/>
+              </w:rPr>
               <w:t>Point-to-Point routed links connecting the LAN to the DMZ.</w:t>
             </w:r>
           </w:p>
@@ -920,8 +1285,18 @@
           <w:p>
             <w:pPr>
               <w:cnfStyle w:val="000000000000" w:firstRow="0" w:lastRow="0" w:firstColumn="0" w:lastColumn="0" w:oddVBand="0" w:evenVBand="0" w:oddHBand="0" w:evenHBand="0" w:firstRowFirstColumn="0" w:firstRowLastColumn="0" w:lastRowFirstColumn="0" w:lastRowLastColumn="0"/>
+              <w:rPr>
+                <w:rFonts w:ascii="Arial" w:hAnsi="Arial" w:cs="Arial"/>
+                <w:sz w:val="20"/>
+                <w:szCs w:val="20"/>
+              </w:rPr>
             </w:pPr>
             <w:r>
+              <w:rPr>
+                <w:rFonts w:ascii="Arial" w:hAnsi="Arial" w:cs="Arial"/>
+                <w:sz w:val="20"/>
+                <w:szCs w:val="20"/>
+              </w:rPr>
               <w:t>Passive-Interface / Static Route Removal: Deleting the static route to 192.168.50.0 on MS1 isolates the entire DMZ path.</w:t>
             </w:r>
           </w:p>
@@ -932,6 +1307,7 @@
       <w:pPr>
         <w:pStyle w:val="Heading3"/>
         <w:rPr>
+          <w:rFonts w:ascii="Arial" w:hAnsi="Arial" w:cs="Arial"/>
           <w:sz w:val="20"/>
           <w:szCs w:val="20"/>
         </w:rPr>
@@ -940,12 +1316,16 @@
     <w:p>
       <w:pPr>
         <w:rPr>
+          <w:rFonts w:ascii="Arial" w:hAnsi="Arial" w:cs="Arial"/>
           <w:b/>
-          <w:szCs w:val="20"/>
-        </w:rPr>
-      </w:pPr>
-      <w:r>
-        <w:rPr>
+          <w:sz w:val="20"/>
+          <w:szCs w:val="20"/>
+        </w:rPr>
+      </w:pPr>
+      <w:r>
+        <w:rPr>
+          <w:rFonts w:ascii="Arial" w:hAnsi="Arial" w:cs="Arial"/>
+          <w:sz w:val="20"/>
           <w:szCs w:val="20"/>
         </w:rPr>
         <w:br w:type="page"/>
@@ -954,27 +1334,70 @@
     <w:p>
       <w:pPr>
         <w:pStyle w:val="Heading2"/>
-      </w:pPr>
-      <w:r>
+        <w:rPr>
+          <w:rFonts w:ascii="Arial" w:hAnsi="Arial" w:cs="Arial"/>
+          <w:sz w:val="20"/>
+          <w:szCs w:val="20"/>
+        </w:rPr>
+      </w:pPr>
+      <w:r>
+        <w:rPr>
+          <w:rFonts w:ascii="Arial" w:hAnsi="Arial" w:cs="Arial"/>
+          <w:sz w:val="20"/>
+          <w:szCs w:val="20"/>
+        </w:rPr>
         <w:lastRenderedPageBreak/>
         <w:t>Isolation Strategy</w:t>
       </w:r>
     </w:p>
-    <w:p/>
     <w:p>
       <w:pPr>
+        <w:rPr>
+          <w:rFonts w:ascii="Arial" w:hAnsi="Arial" w:cs="Arial"/>
+          <w:sz w:val="20"/>
+          <w:szCs w:val="20"/>
+        </w:rPr>
+      </w:pPr>
+    </w:p>
+    <w:p>
+      <w:pPr>
         <w:pStyle w:val="Heading3"/>
-      </w:pPr>
-      <w:r>
+        <w:rPr>
+          <w:rFonts w:ascii="Arial" w:hAnsi="Arial" w:cs="Arial"/>
+          <w:sz w:val="20"/>
+          <w:szCs w:val="20"/>
+        </w:rPr>
+      </w:pPr>
+      <w:r>
+        <w:rPr>
+          <w:rFonts w:ascii="Arial" w:hAnsi="Arial" w:cs="Arial"/>
+          <w:sz w:val="20"/>
+          <w:szCs w:val="20"/>
+        </w:rPr>
         <w:t xml:space="preserve">For </w:t>
       </w:r>
       <w:r>
+        <w:rPr>
+          <w:rFonts w:ascii="Arial" w:hAnsi="Arial" w:cs="Arial"/>
+          <w:sz w:val="20"/>
+          <w:szCs w:val="20"/>
+        </w:rPr>
         <w:t>Internal LAN Isolation (</w:t>
       </w:r>
       <w:r>
+        <w:rPr>
+          <w:rFonts w:ascii="Arial" w:hAnsi="Arial" w:cs="Arial"/>
+          <w:sz w:val="20"/>
+          <w:szCs w:val="20"/>
+        </w:rPr>
         <w:t>LAB1, LAB2, ADMIN, ACADEMIC</w:t>
       </w:r>
       <w:r>
+        <w:rPr>
+          <w:rFonts w:ascii="Arial" w:hAnsi="Arial" w:cs="Arial"/>
+          <w:sz w:val="20"/>
+          <w:szCs w:val="20"/>
+        </w:rPr>
         <w:t>)</w:t>
       </w:r>
     </w:p>
@@ -1135,11 +1558,26 @@
     <w:p>
       <w:pPr>
         <w:pStyle w:val="Heading3"/>
-      </w:pPr>
-      <w:r>
+        <w:rPr>
+          <w:rFonts w:ascii="Arial" w:hAnsi="Arial" w:cs="Arial"/>
+          <w:sz w:val="20"/>
+          <w:szCs w:val="20"/>
+        </w:rPr>
+      </w:pPr>
+      <w:r>
+        <w:rPr>
+          <w:rFonts w:ascii="Arial" w:hAnsi="Arial" w:cs="Arial"/>
+          <w:sz w:val="20"/>
+          <w:szCs w:val="20"/>
+        </w:rPr>
         <w:t xml:space="preserve">For </w:t>
       </w:r>
       <w:r>
+        <w:rPr>
+          <w:rFonts w:ascii="Arial" w:hAnsi="Arial" w:cs="Arial"/>
+          <w:sz w:val="20"/>
+          <w:szCs w:val="20"/>
+        </w:rPr>
         <w:t>Perimeter and DMZ Isolation</w:t>
       </w:r>
     </w:p>
@@ -1341,11 +1779,26 @@
     <w:p>
       <w:pPr>
         <w:pStyle w:val="Heading3"/>
-      </w:pPr>
-      <w:r>
+        <w:rPr>
+          <w:rFonts w:ascii="Arial" w:hAnsi="Arial" w:cs="Arial"/>
+          <w:sz w:val="20"/>
+          <w:szCs w:val="20"/>
+        </w:rPr>
+      </w:pPr>
+      <w:r>
+        <w:rPr>
+          <w:rFonts w:ascii="Arial" w:hAnsi="Arial" w:cs="Arial"/>
+          <w:sz w:val="20"/>
+          <w:szCs w:val="20"/>
+        </w:rPr>
         <w:t xml:space="preserve">For </w:t>
       </w:r>
       <w:r>
+        <w:rPr>
+          <w:rFonts w:ascii="Arial" w:hAnsi="Arial" w:cs="Arial"/>
+          <w:sz w:val="20"/>
+          <w:szCs w:val="20"/>
+        </w:rPr>
         <w:t>STP Root Isolation</w:t>
       </w:r>
     </w:p>
@@ -1547,10 +2000,11 @@
         <w:ind w:firstLine="720"/>
         <w:jc w:val="both"/>
         <w:rPr>
-          <w:rFonts w:eastAsia="Arial"/>
+          <w:rFonts w:ascii="Arial" w:eastAsia="Arial" w:hAnsi="Arial" w:cs="Arial"/>
           <w:b/>
           <w:bCs/>
           <w:color w:val="000000"/>
+          <w:sz w:val="20"/>
           <w:szCs w:val="20"/>
         </w:rPr>
       </w:pPr>
@@ -1567,8 +2021,9 @@
         <w:spacing w:before="360" w:after="120"/>
         <w:jc w:val="both"/>
         <w:rPr>
-          <w:rFonts w:eastAsia="Arial"/>
+          <w:rFonts w:ascii="Arial" w:eastAsia="Arial" w:hAnsi="Arial" w:cs="Arial"/>
           <w:color w:val="000000"/>
+          <w:sz w:val="20"/>
           <w:szCs w:val="20"/>
         </w:rPr>
       </w:pPr>
@@ -1585,8 +2040,9 @@
         <w:spacing w:before="360" w:after="120"/>
         <w:jc w:val="both"/>
         <w:rPr>
-          <w:rFonts w:eastAsia="Arial"/>
+          <w:rFonts w:ascii="Arial" w:eastAsia="Arial" w:hAnsi="Arial" w:cs="Arial"/>
           <w:color w:val="000000"/>
+          <w:sz w:val="20"/>
           <w:szCs w:val="20"/>
         </w:rPr>
       </w:pPr>
@@ -1594,12 +2050,16 @@
     <w:p>
       <w:pPr>
         <w:rPr>
+          <w:rFonts w:ascii="Arial" w:hAnsi="Arial" w:cs="Arial"/>
           <w:b/>
-          <w:szCs w:val="20"/>
-        </w:rPr>
-      </w:pPr>
-      <w:r>
-        <w:rPr>
+          <w:sz w:val="20"/>
+          <w:szCs w:val="20"/>
+        </w:rPr>
+      </w:pPr>
+      <w:r>
+        <w:rPr>
+          <w:rFonts w:ascii="Arial" w:hAnsi="Arial" w:cs="Arial"/>
+          <w:sz w:val="20"/>
           <w:szCs w:val="20"/>
         </w:rPr>
         <w:br w:type="page"/>
@@ -1608,8 +2068,18 @@
     <w:p>
       <w:pPr>
         <w:pStyle w:val="Heading1"/>
-      </w:pPr>
-      <w:r>
+        <w:rPr>
+          <w:rFonts w:ascii="Arial" w:hAnsi="Arial" w:cs="Arial"/>
+          <w:sz w:val="20"/>
+          <w:szCs w:val="20"/>
+        </w:rPr>
+      </w:pPr>
+      <w:r>
+        <w:rPr>
+          <w:rFonts w:ascii="Arial" w:hAnsi="Arial" w:cs="Arial"/>
+          <w:sz w:val="20"/>
+          <w:szCs w:val="20"/>
+        </w:rPr>
         <w:lastRenderedPageBreak/>
         <w:t>Testing</w:t>
       </w:r>
@@ -1617,40 +2087,71 @@
     <w:p>
       <w:pPr>
         <w:rPr>
+          <w:rFonts w:ascii="Arial" w:hAnsi="Arial" w:cs="Arial"/>
           <w:b/>
           <w:bCs/>
+          <w:sz w:val="20"/>
+          <w:szCs w:val="20"/>
         </w:rPr>
       </w:pPr>
     </w:p>
     <w:p>
       <w:pPr>
         <w:jc w:val="both"/>
-      </w:pPr>
-      <w:r>
+        <w:rPr>
+          <w:rFonts w:ascii="Arial" w:hAnsi="Arial" w:cs="Arial"/>
+          <w:sz w:val="20"/>
+          <w:szCs w:val="20"/>
+        </w:rPr>
+      </w:pPr>
+      <w:r>
+        <w:rPr>
+          <w:rFonts w:ascii="Arial" w:hAnsi="Arial" w:cs="Arial"/>
+          <w:sz w:val="20"/>
+          <w:szCs w:val="20"/>
+        </w:rPr>
         <w:t>The testing regime ensures that the Milestones University network remains resilient, secure, and capable of supporting both high-speed data and latency-sensitive voice traffic.</w:t>
       </w:r>
     </w:p>
     <w:p>
       <w:pPr>
         <w:rPr>
+          <w:rFonts w:ascii="Arial" w:hAnsi="Arial" w:cs="Arial"/>
           <w:b/>
           <w:bCs/>
+          <w:sz w:val="20"/>
+          <w:szCs w:val="20"/>
         </w:rPr>
       </w:pPr>
     </w:p>
     <w:p>
       <w:pPr>
         <w:pStyle w:val="Heading2"/>
-      </w:pPr>
-      <w:r>
+        <w:rPr>
+          <w:rFonts w:ascii="Arial" w:hAnsi="Arial" w:cs="Arial"/>
+          <w:sz w:val="20"/>
+          <w:szCs w:val="20"/>
+          <w:highlight w:val="yellow"/>
+        </w:rPr>
+      </w:pPr>
+      <w:r>
+        <w:rPr>
+          <w:rFonts w:ascii="Arial" w:hAnsi="Arial" w:cs="Arial"/>
+          <w:sz w:val="20"/>
+          <w:szCs w:val="20"/>
+          <w:highlight w:val="yellow"/>
+        </w:rPr>
         <w:t>Frequency and Types of Testing</w:t>
       </w:r>
     </w:p>
     <w:p>
       <w:pPr>
         <w:rPr>
+          <w:rFonts w:ascii="Arial" w:hAnsi="Arial" w:cs="Arial"/>
           <w:b/>
           <w:bCs/>
+          <w:sz w:val="20"/>
+          <w:szCs w:val="20"/>
         </w:rPr>
       </w:pPr>
     </w:p>
@@ -1677,7 +2178,19 @@
             <w:hideMark/>
           </w:tcPr>
           <w:p>
-            <w:r>
+            <w:pPr>
+              <w:rPr>
+                <w:rFonts w:ascii="Arial" w:hAnsi="Arial" w:cs="Arial"/>
+                <w:sz w:val="20"/>
+                <w:szCs w:val="20"/>
+              </w:rPr>
+            </w:pPr>
+            <w:r>
+              <w:rPr>
+                <w:rFonts w:ascii="Arial" w:hAnsi="Arial" w:cs="Arial"/>
+                <w:sz w:val="20"/>
+                <w:szCs w:val="20"/>
+              </w:rPr>
               <w:t>Testing Type</w:t>
             </w:r>
           </w:p>
@@ -1690,8 +2203,18 @@
           <w:p>
             <w:pPr>
               <w:cnfStyle w:val="100000000000" w:firstRow="1" w:lastRow="0" w:firstColumn="0" w:lastColumn="0" w:oddVBand="0" w:evenVBand="0" w:oddHBand="0" w:evenHBand="0" w:firstRowFirstColumn="0" w:firstRowLastColumn="0" w:lastRowFirstColumn="0" w:lastRowLastColumn="0"/>
+              <w:rPr>
+                <w:rFonts w:ascii="Arial" w:hAnsi="Arial" w:cs="Arial"/>
+                <w:sz w:val="20"/>
+                <w:szCs w:val="20"/>
+              </w:rPr>
             </w:pPr>
             <w:r>
+              <w:rPr>
+                <w:rFonts w:ascii="Arial" w:hAnsi="Arial" w:cs="Arial"/>
+                <w:sz w:val="20"/>
+                <w:szCs w:val="20"/>
+              </w:rPr>
               <w:t>Frequency</w:t>
             </w:r>
           </w:p>
@@ -1704,8 +2227,18 @@
           <w:p>
             <w:pPr>
               <w:cnfStyle w:val="100000000000" w:firstRow="1" w:lastRow="0" w:firstColumn="0" w:lastColumn="0" w:oddVBand="0" w:evenVBand="0" w:oddHBand="0" w:evenHBand="0" w:firstRowFirstColumn="0" w:firstRowLastColumn="0" w:lastRowFirstColumn="0" w:lastRowLastColumn="0"/>
+              <w:rPr>
+                <w:rFonts w:ascii="Arial" w:hAnsi="Arial" w:cs="Arial"/>
+                <w:sz w:val="20"/>
+                <w:szCs w:val="20"/>
+              </w:rPr>
             </w:pPr>
             <w:r>
+              <w:rPr>
+                <w:rFonts w:ascii="Arial" w:hAnsi="Arial" w:cs="Arial"/>
+                <w:sz w:val="20"/>
+                <w:szCs w:val="20"/>
+              </w:rPr>
               <w:t>Targeted Components</w:t>
             </w:r>
           </w:p>
@@ -1718,8 +2251,18 @@
           <w:p>
             <w:pPr>
               <w:cnfStyle w:val="100000000000" w:firstRow="1" w:lastRow="0" w:firstColumn="0" w:lastColumn="0" w:oddVBand="0" w:evenVBand="0" w:oddHBand="0" w:evenHBand="0" w:firstRowFirstColumn="0" w:firstRowLastColumn="0" w:lastRowFirstColumn="0" w:lastRowLastColumn="0"/>
+              <w:rPr>
+                <w:rFonts w:ascii="Arial" w:hAnsi="Arial" w:cs="Arial"/>
+                <w:sz w:val="20"/>
+                <w:szCs w:val="20"/>
+              </w:rPr>
             </w:pPr>
             <w:r>
+              <w:rPr>
+                <w:rFonts w:ascii="Arial" w:hAnsi="Arial" w:cs="Arial"/>
+                <w:sz w:val="20"/>
+                <w:szCs w:val="20"/>
+              </w:rPr>
               <w:t>Objective (Why)</w:t>
             </w:r>
           </w:p>
@@ -1736,7 +2279,19 @@
             <w:hideMark/>
           </w:tcPr>
           <w:p>
-            <w:r>
+            <w:pPr>
+              <w:rPr>
+                <w:rFonts w:ascii="Arial" w:hAnsi="Arial" w:cs="Arial"/>
+                <w:sz w:val="20"/>
+                <w:szCs w:val="20"/>
+              </w:rPr>
+            </w:pPr>
+            <w:r>
+              <w:rPr>
+                <w:rFonts w:ascii="Arial" w:hAnsi="Arial" w:cs="Arial"/>
+                <w:sz w:val="20"/>
+                <w:szCs w:val="20"/>
+              </w:rPr>
               <w:t>Connectivity &amp; Availability</w:t>
             </w:r>
           </w:p>
@@ -1749,8 +2304,18 @@
           <w:p>
             <w:pPr>
               <w:cnfStyle w:val="000000100000" w:firstRow="0" w:lastRow="0" w:firstColumn="0" w:lastColumn="0" w:oddVBand="0" w:evenVBand="0" w:oddHBand="1" w:evenHBand="0" w:firstRowFirstColumn="0" w:firstRowLastColumn="0" w:lastRowFirstColumn="0" w:lastRowLastColumn="0"/>
+              <w:rPr>
+                <w:rFonts w:ascii="Arial" w:hAnsi="Arial" w:cs="Arial"/>
+                <w:sz w:val="20"/>
+                <w:szCs w:val="20"/>
+              </w:rPr>
             </w:pPr>
             <w:r>
+              <w:rPr>
+                <w:rFonts w:ascii="Arial" w:hAnsi="Arial" w:cs="Arial"/>
+                <w:sz w:val="20"/>
+                <w:szCs w:val="20"/>
+              </w:rPr>
               <w:t>Daily</w:t>
             </w:r>
           </w:p>
@@ -1763,8 +2328,18 @@
           <w:p>
             <w:pPr>
               <w:cnfStyle w:val="000000100000" w:firstRow="0" w:lastRow="0" w:firstColumn="0" w:lastColumn="0" w:oddVBand="0" w:evenVBand="0" w:oddHBand="1" w:evenHBand="0" w:firstRowFirstColumn="0" w:firstRowLastColumn="0" w:lastRowFirstColumn="0" w:lastRowLastColumn="0"/>
+              <w:rPr>
+                <w:rFonts w:ascii="Arial" w:hAnsi="Arial" w:cs="Arial"/>
+                <w:sz w:val="20"/>
+                <w:szCs w:val="20"/>
+              </w:rPr>
             </w:pPr>
             <w:r>
+              <w:rPr>
+                <w:rFonts w:ascii="Arial" w:hAnsi="Arial" w:cs="Arial"/>
+                <w:sz w:val="20"/>
+                <w:szCs w:val="20"/>
+              </w:rPr>
               <w:t>All Gateways (MS1, MS2), Firewall2, DMZ Servers.</w:t>
             </w:r>
           </w:p>
@@ -1777,14 +2352,34 @@
           <w:p>
             <w:pPr>
               <w:cnfStyle w:val="000000100000" w:firstRow="0" w:lastRow="0" w:firstColumn="0" w:lastColumn="0" w:oddVBand="0" w:evenVBand="0" w:oddHBand="1" w:evenHBand="0" w:firstRowFirstColumn="0" w:firstRowLastColumn="0" w:lastRowFirstColumn="0" w:lastRowLastColumn="0"/>
+              <w:rPr>
+                <w:rFonts w:ascii="Arial" w:hAnsi="Arial" w:cs="Arial"/>
+                <w:sz w:val="20"/>
+                <w:szCs w:val="20"/>
+              </w:rPr>
             </w:pPr>
             <w:r>
+              <w:rPr>
+                <w:rFonts w:ascii="Arial" w:hAnsi="Arial" w:cs="Arial"/>
+                <w:sz w:val="20"/>
+                <w:szCs w:val="20"/>
+              </w:rPr>
               <w:t>To ensure that critical paths are active and the "</w:t>
             </w:r>
             <w:r>
+              <w:rPr>
+                <w:rFonts w:ascii="Arial" w:hAnsi="Arial" w:cs="Arial"/>
+                <w:sz w:val="20"/>
+                <w:szCs w:val="20"/>
+              </w:rPr>
               <w:t>core</w:t>
             </w:r>
             <w:r>
+              <w:rPr>
+                <w:rFonts w:ascii="Arial" w:hAnsi="Arial" w:cs="Arial"/>
+                <w:sz w:val="20"/>
+                <w:szCs w:val="20"/>
+              </w:rPr>
               <w:t>" of the network is healthy.</w:t>
             </w:r>
           </w:p>
@@ -1798,7 +2393,19 @@
             <w:hideMark/>
           </w:tcPr>
           <w:p>
-            <w:r>
+            <w:pPr>
+              <w:rPr>
+                <w:rFonts w:ascii="Arial" w:hAnsi="Arial" w:cs="Arial"/>
+                <w:sz w:val="20"/>
+                <w:szCs w:val="20"/>
+              </w:rPr>
+            </w:pPr>
+            <w:r>
+              <w:rPr>
+                <w:rFonts w:ascii="Arial" w:hAnsi="Arial" w:cs="Arial"/>
+                <w:sz w:val="20"/>
+                <w:szCs w:val="20"/>
+              </w:rPr>
               <w:t>Performance &amp; QoS</w:t>
             </w:r>
           </w:p>
@@ -1811,8 +2418,18 @@
           <w:p>
             <w:pPr>
               <w:cnfStyle w:val="000000000000" w:firstRow="0" w:lastRow="0" w:firstColumn="0" w:lastColumn="0" w:oddVBand="0" w:evenVBand="0" w:oddHBand="0" w:evenHBand="0" w:firstRowFirstColumn="0" w:firstRowLastColumn="0" w:lastRowFirstColumn="0" w:lastRowLastColumn="0"/>
+              <w:rPr>
+                <w:rFonts w:ascii="Arial" w:hAnsi="Arial" w:cs="Arial"/>
+                <w:sz w:val="20"/>
+                <w:szCs w:val="20"/>
+              </w:rPr>
             </w:pPr>
             <w:r>
+              <w:rPr>
+                <w:rFonts w:ascii="Arial" w:hAnsi="Arial" w:cs="Arial"/>
+                <w:sz w:val="20"/>
+                <w:szCs w:val="20"/>
+              </w:rPr>
               <w:t>Weekly</w:t>
             </w:r>
           </w:p>
@@ -1825,8 +2442,18 @@
           <w:p>
             <w:pPr>
               <w:cnfStyle w:val="000000000000" w:firstRow="0" w:lastRow="0" w:firstColumn="0" w:lastColumn="0" w:oddVBand="0" w:evenVBand="0" w:oddHBand="0" w:evenHBand="0" w:firstRowFirstColumn="0" w:firstRowLastColumn="0" w:lastRowFirstColumn="0" w:lastRowLastColumn="0"/>
+              <w:rPr>
+                <w:rFonts w:ascii="Arial" w:hAnsi="Arial" w:cs="Arial"/>
+                <w:sz w:val="20"/>
+                <w:szCs w:val="20"/>
+              </w:rPr>
             </w:pPr>
             <w:r>
+              <w:rPr>
+                <w:rFonts w:ascii="Arial" w:hAnsi="Arial" w:cs="Arial"/>
+                <w:sz w:val="20"/>
+                <w:szCs w:val="20"/>
+              </w:rPr>
               <w:t>IP Phones, Trunk Links (MS0-MS1), Core Uplinks.</w:t>
             </w:r>
           </w:p>
@@ -1839,8 +2466,18 @@
           <w:p>
             <w:pPr>
               <w:cnfStyle w:val="000000000000" w:firstRow="0" w:lastRow="0" w:firstColumn="0" w:lastColumn="0" w:oddVBand="0" w:evenVBand="0" w:oddHBand="0" w:evenHBand="0" w:firstRowFirstColumn="0" w:firstRowLastColumn="0" w:lastRowFirstColumn="0" w:lastRowLastColumn="0"/>
+              <w:rPr>
+                <w:rFonts w:ascii="Arial" w:hAnsi="Arial" w:cs="Arial"/>
+                <w:sz w:val="20"/>
+                <w:szCs w:val="20"/>
+              </w:rPr>
             </w:pPr>
             <w:r>
+              <w:rPr>
+                <w:rFonts w:ascii="Arial" w:hAnsi="Arial" w:cs="Arial"/>
+                <w:sz w:val="20"/>
+                <w:szCs w:val="20"/>
+              </w:rPr>
               <w:t>To verify that IP Phone traffic (Voice) is prioritized and that no bottlenecks exist in the trunking hierarchy.</w:t>
             </w:r>
           </w:p>
@@ -1857,7 +2494,19 @@
             <w:hideMark/>
           </w:tcPr>
           <w:p>
-            <w:r>
+            <w:pPr>
+              <w:rPr>
+                <w:rFonts w:ascii="Arial" w:hAnsi="Arial" w:cs="Arial"/>
+                <w:sz w:val="20"/>
+                <w:szCs w:val="20"/>
+              </w:rPr>
+            </w:pPr>
+            <w:r>
+              <w:rPr>
+                <w:rFonts w:ascii="Arial" w:hAnsi="Arial" w:cs="Arial"/>
+                <w:sz w:val="20"/>
+                <w:szCs w:val="20"/>
+              </w:rPr>
               <w:t>Security &amp; ACL Audit</w:t>
             </w:r>
           </w:p>
@@ -1870,8 +2519,18 @@
           <w:p>
             <w:pPr>
               <w:cnfStyle w:val="000000100000" w:firstRow="0" w:lastRow="0" w:firstColumn="0" w:lastColumn="0" w:oddVBand="0" w:evenVBand="0" w:oddHBand="1" w:evenHBand="0" w:firstRowFirstColumn="0" w:firstRowLastColumn="0" w:lastRowFirstColumn="0" w:lastRowLastColumn="0"/>
+              <w:rPr>
+                <w:rFonts w:ascii="Arial" w:hAnsi="Arial" w:cs="Arial"/>
+                <w:sz w:val="20"/>
+                <w:szCs w:val="20"/>
+              </w:rPr>
             </w:pPr>
             <w:r>
+              <w:rPr>
+                <w:rFonts w:ascii="Arial" w:hAnsi="Arial" w:cs="Arial"/>
+                <w:sz w:val="20"/>
+                <w:szCs w:val="20"/>
+              </w:rPr>
               <w:t>Monthly</w:t>
             </w:r>
           </w:p>
@@ -1884,8 +2543,18 @@
           <w:p>
             <w:pPr>
               <w:cnfStyle w:val="000000100000" w:firstRow="0" w:lastRow="0" w:firstColumn="0" w:lastColumn="0" w:oddVBand="0" w:evenVBand="0" w:oddHBand="1" w:evenHBand="0" w:firstRowFirstColumn="0" w:firstRowLastColumn="0" w:lastRowFirstColumn="0" w:lastRowLastColumn="0"/>
+              <w:rPr>
+                <w:rFonts w:ascii="Arial" w:hAnsi="Arial" w:cs="Arial"/>
+                <w:sz w:val="20"/>
+                <w:szCs w:val="20"/>
+              </w:rPr>
             </w:pPr>
             <w:r>
+              <w:rPr>
+                <w:rFonts w:ascii="Arial" w:hAnsi="Arial" w:cs="Arial"/>
+                <w:sz w:val="20"/>
+                <w:szCs w:val="20"/>
+              </w:rPr>
               <w:t>Firewall2, DMZ Segment, MS1 ACLs.</w:t>
             </w:r>
           </w:p>
@@ -1898,8 +2567,18 @@
           <w:p>
             <w:pPr>
               <w:cnfStyle w:val="000000100000" w:firstRow="0" w:lastRow="0" w:firstColumn="0" w:lastColumn="0" w:oddVBand="0" w:evenVBand="0" w:oddHBand="1" w:evenHBand="0" w:firstRowFirstColumn="0" w:firstRowLastColumn="0" w:lastRowFirstColumn="0" w:lastRowLastColumn="0"/>
+              <w:rPr>
+                <w:rFonts w:ascii="Arial" w:hAnsi="Arial" w:cs="Arial"/>
+                <w:sz w:val="20"/>
+                <w:szCs w:val="20"/>
+              </w:rPr>
             </w:pPr>
             <w:r>
+              <w:rPr>
+                <w:rFonts w:ascii="Arial" w:hAnsi="Arial" w:cs="Arial"/>
+                <w:sz w:val="20"/>
+                <w:szCs w:val="20"/>
+              </w:rPr>
               <w:t>To ensure that the "Inside to DMZ" rules haven't drifted and that the DMZ remains isolated from unauthorized external access.</w:t>
             </w:r>
           </w:p>
@@ -1913,7 +2592,19 @@
             <w:hideMark/>
           </w:tcPr>
           <w:p>
-            <w:r>
+            <w:pPr>
+              <w:rPr>
+                <w:rFonts w:ascii="Arial" w:hAnsi="Arial" w:cs="Arial"/>
+                <w:sz w:val="20"/>
+                <w:szCs w:val="20"/>
+              </w:rPr>
+            </w:pPr>
+            <w:r>
+              <w:rPr>
+                <w:rFonts w:ascii="Arial" w:hAnsi="Arial" w:cs="Arial"/>
+                <w:sz w:val="20"/>
+                <w:szCs w:val="20"/>
+              </w:rPr>
               <w:t>Service Integrity</w:t>
             </w:r>
           </w:p>
@@ -1926,8 +2617,18 @@
           <w:p>
             <w:pPr>
               <w:cnfStyle w:val="000000000000" w:firstRow="0" w:lastRow="0" w:firstColumn="0" w:lastColumn="0" w:oddVBand="0" w:evenVBand="0" w:oddHBand="0" w:evenHBand="0" w:firstRowFirstColumn="0" w:firstRowLastColumn="0" w:lastRowFirstColumn="0" w:lastRowLastColumn="0"/>
+              <w:rPr>
+                <w:rFonts w:ascii="Arial" w:hAnsi="Arial" w:cs="Arial"/>
+                <w:sz w:val="20"/>
+                <w:szCs w:val="20"/>
+              </w:rPr>
             </w:pPr>
             <w:r>
+              <w:rPr>
+                <w:rFonts w:ascii="Arial" w:hAnsi="Arial" w:cs="Arial"/>
+                <w:sz w:val="20"/>
+                <w:szCs w:val="20"/>
+              </w:rPr>
               <w:t>Fortnightly</w:t>
             </w:r>
           </w:p>
@@ -1940,8 +2641,18 @@
           <w:p>
             <w:pPr>
               <w:cnfStyle w:val="000000000000" w:firstRow="0" w:lastRow="0" w:firstColumn="0" w:lastColumn="0" w:oddVBand="0" w:evenVBand="0" w:oddHBand="0" w:evenHBand="0" w:firstRowFirstColumn="0" w:firstRowLastColumn="0" w:lastRowFirstColumn="0" w:lastRowLastColumn="0"/>
+              <w:rPr>
+                <w:rFonts w:ascii="Arial" w:hAnsi="Arial" w:cs="Arial"/>
+                <w:sz w:val="20"/>
+                <w:szCs w:val="20"/>
+              </w:rPr>
             </w:pPr>
             <w:r>
+              <w:rPr>
+                <w:rFonts w:ascii="Arial" w:hAnsi="Arial" w:cs="Arial"/>
+                <w:sz w:val="20"/>
+                <w:szCs w:val="20"/>
+              </w:rPr>
               <w:t>DHCP, DNS, Mail, Web, Database.</w:t>
             </w:r>
           </w:p>
@@ -1954,8 +2665,18 @@
           <w:p>
             <w:pPr>
               <w:cnfStyle w:val="000000000000" w:firstRow="0" w:lastRow="0" w:firstColumn="0" w:lastColumn="0" w:oddVBand="0" w:evenVBand="0" w:oddHBand="0" w:evenHBand="0" w:firstRowFirstColumn="0" w:firstRowLastColumn="0" w:lastRowFirstColumn="0" w:lastRowLastColumn="0"/>
+              <w:rPr>
+                <w:rFonts w:ascii="Arial" w:hAnsi="Arial" w:cs="Arial"/>
+                <w:sz w:val="20"/>
+                <w:szCs w:val="20"/>
+              </w:rPr>
             </w:pPr>
             <w:r>
+              <w:rPr>
+                <w:rFonts w:ascii="Arial" w:hAnsi="Arial" w:cs="Arial"/>
+                <w:sz w:val="20"/>
+                <w:szCs w:val="20"/>
+              </w:rPr>
               <w:t>To confirm that while the network is "up," the actual applications (Web/Mail) are responding to user requests.</w:t>
             </w:r>
           </w:p>
@@ -1972,7 +2693,19 @@
             <w:hideMark/>
           </w:tcPr>
           <w:p>
-            <w:r>
+            <w:pPr>
+              <w:rPr>
+                <w:rFonts w:ascii="Arial" w:hAnsi="Arial" w:cs="Arial"/>
+                <w:sz w:val="20"/>
+                <w:szCs w:val="20"/>
+              </w:rPr>
+            </w:pPr>
+            <w:r>
+              <w:rPr>
+                <w:rFonts w:ascii="Arial" w:hAnsi="Arial" w:cs="Arial"/>
+                <w:sz w:val="20"/>
+                <w:szCs w:val="20"/>
+              </w:rPr>
               <w:t>Redundancy/Failover</w:t>
             </w:r>
           </w:p>
@@ -1985,8 +2718,18 @@
           <w:p>
             <w:pPr>
               <w:cnfStyle w:val="000000100000" w:firstRow="0" w:lastRow="0" w:firstColumn="0" w:lastColumn="0" w:oddVBand="0" w:evenVBand="0" w:oddHBand="1" w:evenHBand="0" w:firstRowFirstColumn="0" w:firstRowLastColumn="0" w:lastRowFirstColumn="0" w:lastRowLastColumn="0"/>
+              <w:rPr>
+                <w:rFonts w:ascii="Arial" w:hAnsi="Arial" w:cs="Arial"/>
+                <w:sz w:val="20"/>
+                <w:szCs w:val="20"/>
+              </w:rPr>
             </w:pPr>
             <w:r>
+              <w:rPr>
+                <w:rFonts w:ascii="Arial" w:hAnsi="Arial" w:cs="Arial"/>
+                <w:sz w:val="20"/>
+                <w:szCs w:val="20"/>
+              </w:rPr>
               <w:t>Quarterly</w:t>
             </w:r>
           </w:p>
@@ -1999,8 +2742,18 @@
           <w:p>
             <w:pPr>
               <w:cnfStyle w:val="000000100000" w:firstRow="0" w:lastRow="0" w:firstColumn="0" w:lastColumn="0" w:oddVBand="0" w:evenVBand="0" w:oddHBand="1" w:evenHBand="0" w:firstRowFirstColumn="0" w:firstRowLastColumn="0" w:lastRowFirstColumn="0" w:lastRowLastColumn="0"/>
+              <w:rPr>
+                <w:rFonts w:ascii="Arial" w:hAnsi="Arial" w:cs="Arial"/>
+                <w:sz w:val="20"/>
+                <w:szCs w:val="20"/>
+              </w:rPr>
             </w:pPr>
             <w:r>
+              <w:rPr>
+                <w:rFonts w:ascii="Arial" w:hAnsi="Arial" w:cs="Arial"/>
+                <w:sz w:val="20"/>
+                <w:szCs w:val="20"/>
+              </w:rPr>
               <w:t>STP Root Priority, Static Route convergence.</w:t>
             </w:r>
           </w:p>
@@ -2013,54 +2766,111 @@
           <w:p>
             <w:pPr>
               <w:cnfStyle w:val="000000100000" w:firstRow="0" w:lastRow="0" w:firstColumn="0" w:lastColumn="0" w:oddVBand="0" w:evenVBand="0" w:oddHBand="1" w:evenHBand="0" w:firstRowFirstColumn="0" w:firstRowLastColumn="0" w:lastRowFirstColumn="0" w:lastRowLastColumn="0"/>
+              <w:rPr>
+                <w:rFonts w:ascii="Arial" w:hAnsi="Arial" w:cs="Arial"/>
+                <w:sz w:val="20"/>
+                <w:szCs w:val="20"/>
+              </w:rPr>
             </w:pPr>
             <w:r>
+              <w:rPr>
+                <w:rFonts w:ascii="Arial" w:hAnsi="Arial" w:cs="Arial"/>
+                <w:sz w:val="20"/>
+                <w:szCs w:val="20"/>
+              </w:rPr>
               <w:t>To verify that if a link fails, the network reconverges as expected without a total outage.</w:t>
             </w:r>
           </w:p>
         </w:tc>
       </w:tr>
     </w:tbl>
-    <w:p/>
     <w:p>
       <w:pPr>
         <w:rPr>
+          <w:rFonts w:ascii="Arial" w:hAnsi="Arial" w:cs="Arial"/>
+          <w:sz w:val="20"/>
+          <w:szCs w:val="20"/>
+          <w:highlight w:val="yellow"/>
+        </w:rPr>
+      </w:pPr>
+    </w:p>
+    <w:p>
+      <w:pPr>
+        <w:rPr>
+          <w:rFonts w:ascii="Arial" w:hAnsi="Arial" w:cs="Arial"/>
           <w:b/>
           <w:bCs/>
+          <w:sz w:val="20"/>
+          <w:szCs w:val="20"/>
+          <w:highlight w:val="yellow"/>
         </w:rPr>
       </w:pPr>
     </w:p>
     <w:p>
       <w:pPr>
         <w:rPr>
-          <w:szCs w:val="20"/>
+          <w:rFonts w:ascii="Arial" w:hAnsi="Arial" w:cs="Arial"/>
+          <w:sz w:val="20"/>
+          <w:szCs w:val="20"/>
+          <w:highlight w:val="yellow"/>
         </w:rPr>
       </w:pPr>
     </w:p>
     <w:p>
       <w:pPr>
         <w:pStyle w:val="Heading2"/>
-      </w:pPr>
-      <w:r>
+        <w:rPr>
+          <w:rFonts w:ascii="Arial" w:hAnsi="Arial" w:cs="Arial"/>
+          <w:sz w:val="20"/>
+          <w:szCs w:val="20"/>
+          <w:highlight w:val="yellow"/>
+        </w:rPr>
+      </w:pPr>
+      <w:r>
+        <w:rPr>
+          <w:rFonts w:ascii="Arial" w:hAnsi="Arial" w:cs="Arial"/>
+          <w:sz w:val="20"/>
+          <w:szCs w:val="20"/>
+          <w:highlight w:val="yellow"/>
+        </w:rPr>
         <w:t xml:space="preserve">Device </w:t>
       </w:r>
       <w:r>
+        <w:rPr>
+          <w:rFonts w:ascii="Arial" w:hAnsi="Arial" w:cs="Arial"/>
+          <w:sz w:val="20"/>
+          <w:szCs w:val="20"/>
+          <w:highlight w:val="yellow"/>
+        </w:rPr>
         <w:t>Procedures</w:t>
       </w:r>
     </w:p>
-    <w:p/>
     <w:p>
       <w:pPr>
+        <w:rPr>
+          <w:rFonts w:ascii="Arial" w:hAnsi="Arial" w:cs="Arial"/>
+          <w:sz w:val="20"/>
+          <w:szCs w:val="20"/>
+          <w:highlight w:val="yellow"/>
+        </w:rPr>
+      </w:pPr>
+    </w:p>
+    <w:p>
+      <w:pPr>
         <w:pStyle w:val="Heading3"/>
         <w:rPr>
-          <w:sz w:val="20"/>
-          <w:szCs w:val="20"/>
-        </w:rPr>
-      </w:pPr>
-      <w:r>
-        <w:rPr>
-          <w:sz w:val="20"/>
-          <w:szCs w:val="20"/>
+          <w:rFonts w:ascii="Arial" w:hAnsi="Arial" w:cs="Arial"/>
+          <w:sz w:val="20"/>
+          <w:szCs w:val="20"/>
+          <w:highlight w:val="yellow"/>
+        </w:rPr>
+      </w:pPr>
+      <w:r>
+        <w:rPr>
+          <w:rFonts w:ascii="Arial" w:hAnsi="Arial" w:cs="Arial"/>
+          <w:sz w:val="20"/>
+          <w:szCs w:val="20"/>
+          <w:highlight w:val="yellow"/>
         </w:rPr>
         <w:t>Connectivity and Path Testing (L1 - L3)</w:t>
       </w:r>
@@ -2072,28 +2882,40 @@
           <w:numId w:val="14"/>
         </w:numPr>
         <w:rPr>
-          <w:szCs w:val="20"/>
-        </w:rPr>
-      </w:pPr>
-      <w:r>
-        <w:rPr>
+          <w:rFonts w:ascii="Arial" w:hAnsi="Arial" w:cs="Arial"/>
+          <w:sz w:val="20"/>
+          <w:szCs w:val="20"/>
+          <w:highlight w:val="yellow"/>
+        </w:rPr>
+      </w:pPr>
+      <w:r>
+        <w:rPr>
+          <w:rFonts w:ascii="Arial" w:hAnsi="Arial" w:cs="Arial"/>
           <w:b/>
           <w:bCs/>
-          <w:szCs w:val="20"/>
+          <w:sz w:val="20"/>
+          <w:szCs w:val="20"/>
+          <w:highlight w:val="yellow"/>
         </w:rPr>
         <w:t>Test</w:t>
       </w:r>
       <w:r>
         <w:rPr>
+          <w:rFonts w:ascii="Arial" w:hAnsi="Arial" w:cs="Arial"/>
           <w:b/>
           <w:bCs/>
-          <w:szCs w:val="20"/>
+          <w:sz w:val="20"/>
+          <w:szCs w:val="20"/>
+          <w:highlight w:val="yellow"/>
         </w:rPr>
         <w:t>:</w:t>
       </w:r>
       <w:r>
         <w:rPr>
-          <w:szCs w:val="20"/>
+          <w:rFonts w:ascii="Arial" w:hAnsi="Arial" w:cs="Arial"/>
+          <w:sz w:val="20"/>
+          <w:szCs w:val="20"/>
+          <w:highlight w:val="yellow"/>
         </w:rPr>
         <w:t xml:space="preserve"> Hop-by-hop ping and traceroute.</w:t>
       </w:r>
@@ -2101,30 +2923,45 @@
     <w:p>
       <w:pPr>
         <w:rPr>
-          <w:szCs w:val="20"/>
-        </w:rPr>
-      </w:pPr>
-      <w:r>
-        <w:rPr>
-          <w:szCs w:val="20"/>
+          <w:rFonts w:ascii="Arial" w:hAnsi="Arial" w:cs="Arial"/>
+          <w:sz w:val="20"/>
+          <w:szCs w:val="20"/>
+          <w:highlight w:val="yellow"/>
+        </w:rPr>
+      </w:pPr>
+      <w:r>
+        <w:rPr>
+          <w:rFonts w:ascii="Arial" w:hAnsi="Arial" w:cs="Arial"/>
+          <w:sz w:val="20"/>
+          <w:szCs w:val="20"/>
+          <w:highlight w:val="yellow"/>
         </w:rPr>
         <w:t xml:space="preserve">Testing </w:t>
       </w:r>
       <w:r>
         <w:rPr>
-          <w:szCs w:val="20"/>
+          <w:rFonts w:ascii="Arial" w:hAnsi="Arial" w:cs="Arial"/>
+          <w:sz w:val="20"/>
+          <w:szCs w:val="20"/>
+          <w:highlight w:val="yellow"/>
         </w:rPr>
         <w:t>from a PC in LAB1 (VLAN 10) to the Database Server in the DMZ (VLAN 50)</w:t>
       </w:r>
       <w:r>
         <w:rPr>
-          <w:szCs w:val="20"/>
+          <w:rFonts w:ascii="Arial" w:hAnsi="Arial" w:cs="Arial"/>
+          <w:sz w:val="20"/>
+          <w:szCs w:val="20"/>
+          <w:highlight w:val="yellow"/>
         </w:rPr>
         <w:t xml:space="preserve"> t</w:t>
       </w:r>
       <w:r>
         <w:rPr>
-          <w:szCs w:val="20"/>
+          <w:rFonts w:ascii="Arial" w:hAnsi="Arial" w:cs="Arial"/>
+          <w:sz w:val="20"/>
+          <w:szCs w:val="20"/>
+          <w:highlight w:val="yellow"/>
         </w:rPr>
         <w:t>o verify that the routing path (MS1 -&gt; Firewall2 -&gt; MS2) is consistent. Any change in the number of hops indicates a routing failure or an unplanned failover.</w:t>
       </w:r>
@@ -2132,7 +2969,10 @@
     <w:p>
       <w:pPr>
         <w:rPr>
-          <w:szCs w:val="20"/>
+          <w:rFonts w:ascii="Arial" w:hAnsi="Arial" w:cs="Arial"/>
+          <w:sz w:val="20"/>
+          <w:szCs w:val="20"/>
+          <w:highlight w:val="yellow"/>
         </w:rPr>
       </w:pPr>
     </w:p>
@@ -2140,14 +2980,18 @@
       <w:pPr>
         <w:pStyle w:val="Heading3"/>
         <w:rPr>
-          <w:sz w:val="20"/>
-          <w:szCs w:val="20"/>
-        </w:rPr>
-      </w:pPr>
-      <w:r>
-        <w:rPr>
-          <w:sz w:val="20"/>
-          <w:szCs w:val="20"/>
+          <w:rFonts w:ascii="Arial" w:hAnsi="Arial" w:cs="Arial"/>
+          <w:sz w:val="20"/>
+          <w:szCs w:val="20"/>
+          <w:highlight w:val="yellow"/>
+        </w:rPr>
+      </w:pPr>
+      <w:r>
+        <w:rPr>
+          <w:rFonts w:ascii="Arial" w:hAnsi="Arial" w:cs="Arial"/>
+          <w:sz w:val="20"/>
+          <w:szCs w:val="20"/>
+          <w:highlight w:val="yellow"/>
         </w:rPr>
         <w:t>Voice Quality of Service (QoS) Testing</w:t>
       </w:r>
@@ -2159,28 +3003,40 @@
           <w:numId w:val="15"/>
         </w:numPr>
         <w:rPr>
-          <w:szCs w:val="20"/>
-        </w:rPr>
-      </w:pPr>
-      <w:r>
-        <w:rPr>
+          <w:rFonts w:ascii="Arial" w:hAnsi="Arial" w:cs="Arial"/>
+          <w:sz w:val="20"/>
+          <w:szCs w:val="20"/>
+          <w:highlight w:val="yellow"/>
+        </w:rPr>
+      </w:pPr>
+      <w:r>
+        <w:rPr>
+          <w:rFonts w:ascii="Arial" w:hAnsi="Arial" w:cs="Arial"/>
           <w:b/>
           <w:bCs/>
-          <w:szCs w:val="20"/>
+          <w:sz w:val="20"/>
+          <w:szCs w:val="20"/>
+          <w:highlight w:val="yellow"/>
         </w:rPr>
         <w:t>Test</w:t>
       </w:r>
       <w:r>
         <w:rPr>
+          <w:rFonts w:ascii="Arial" w:hAnsi="Arial" w:cs="Arial"/>
           <w:b/>
           <w:bCs/>
-          <w:szCs w:val="20"/>
+          <w:sz w:val="20"/>
+          <w:szCs w:val="20"/>
+          <w:highlight w:val="yellow"/>
         </w:rPr>
         <w:t>:</w:t>
       </w:r>
       <w:r>
         <w:rPr>
-          <w:szCs w:val="20"/>
+          <w:rFonts w:ascii="Arial" w:hAnsi="Arial" w:cs="Arial"/>
+          <w:sz w:val="20"/>
+          <w:szCs w:val="20"/>
+          <w:highlight w:val="yellow"/>
         </w:rPr>
         <w:t xml:space="preserve"> Jitter and Latency monitoring on IP Phone VLANs.</w:t>
       </w:r>
@@ -2188,52 +3044,76 @@
     <w:p>
       <w:pPr>
         <w:rPr>
-          <w:szCs w:val="20"/>
-        </w:rPr>
-      </w:pPr>
-      <w:r>
-        <w:rPr>
-          <w:szCs w:val="20"/>
+          <w:rFonts w:ascii="Arial" w:hAnsi="Arial" w:cs="Arial"/>
+          <w:sz w:val="20"/>
+          <w:szCs w:val="20"/>
+          <w:highlight w:val="yellow"/>
+        </w:rPr>
+      </w:pPr>
+      <w:r>
+        <w:rPr>
+          <w:rFonts w:ascii="Arial" w:hAnsi="Arial" w:cs="Arial"/>
+          <w:sz w:val="20"/>
+          <w:szCs w:val="20"/>
+          <w:highlight w:val="yellow"/>
         </w:rPr>
         <w:t>Testing IP</w:t>
       </w:r>
       <w:r>
         <w:rPr>
+          <w:rFonts w:ascii="Arial" w:hAnsi="Arial" w:cs="Arial"/>
           <w:b/>
           <w:bCs/>
-          <w:szCs w:val="20"/>
+          <w:sz w:val="20"/>
+          <w:szCs w:val="20"/>
+          <w:highlight w:val="yellow"/>
         </w:rPr>
         <w:t xml:space="preserve"> </w:t>
       </w:r>
       <w:r>
         <w:rPr>
-          <w:szCs w:val="20"/>
+          <w:rFonts w:ascii="Arial" w:hAnsi="Arial" w:cs="Arial"/>
+          <w:sz w:val="20"/>
+          <w:szCs w:val="20"/>
+          <w:highlight w:val="yellow"/>
         </w:rPr>
         <w:t>Phones connected to MS3, MS4, MS6, and MS7</w:t>
       </w:r>
       <w:r>
         <w:rPr>
-          <w:szCs w:val="20"/>
+          <w:rFonts w:ascii="Arial" w:hAnsi="Arial" w:cs="Arial"/>
+          <w:sz w:val="20"/>
+          <w:szCs w:val="20"/>
+          <w:highlight w:val="yellow"/>
         </w:rPr>
         <w:t xml:space="preserve"> to verify v</w:t>
       </w:r>
       <w:r>
         <w:rPr>
-          <w:szCs w:val="20"/>
+          <w:rFonts w:ascii="Arial" w:hAnsi="Arial" w:cs="Arial"/>
+          <w:sz w:val="20"/>
+          <w:szCs w:val="20"/>
+          <w:highlight w:val="yellow"/>
         </w:rPr>
         <w:t xml:space="preserve">oice traffic is extremely sensitive. Testing ensures that the 802.1Q tags are being respected across the </w:t>
       </w:r>
       <w:r>
         <w:rPr>
+          <w:rFonts w:ascii="Arial" w:hAnsi="Arial" w:cs="Arial"/>
           <w:b/>
           <w:bCs/>
-          <w:szCs w:val="20"/>
+          <w:sz w:val="20"/>
+          <w:szCs w:val="20"/>
+          <w:highlight w:val="yellow"/>
         </w:rPr>
         <w:t>MS0</w:t>
       </w:r>
       <w:r>
         <w:rPr>
-          <w:szCs w:val="20"/>
+          <w:rFonts w:ascii="Arial" w:hAnsi="Arial" w:cs="Arial"/>
+          <w:sz w:val="20"/>
+          <w:szCs w:val="20"/>
+          <w:highlight w:val="yellow"/>
         </w:rPr>
         <w:t xml:space="preserve"> aggregation switch and that the "priority" queue isn't being dropped by heavy data downloads in the Labs.</w:t>
       </w:r>
@@ -2241,7 +3121,10 @@
     <w:p>
       <w:pPr>
         <w:rPr>
-          <w:szCs w:val="20"/>
+          <w:rFonts w:ascii="Arial" w:hAnsi="Arial" w:cs="Arial"/>
+          <w:sz w:val="20"/>
+          <w:szCs w:val="20"/>
+          <w:highlight w:val="yellow"/>
         </w:rPr>
       </w:pPr>
     </w:p>
@@ -2249,14 +3132,18 @@
       <w:pPr>
         <w:pStyle w:val="Heading3"/>
         <w:rPr>
-          <w:sz w:val="20"/>
-          <w:szCs w:val="20"/>
-        </w:rPr>
-      </w:pPr>
-      <w:r>
-        <w:rPr>
-          <w:sz w:val="20"/>
-          <w:szCs w:val="20"/>
+          <w:rFonts w:ascii="Arial" w:hAnsi="Arial" w:cs="Arial"/>
+          <w:sz w:val="20"/>
+          <w:szCs w:val="20"/>
+          <w:highlight w:val="yellow"/>
+        </w:rPr>
+      </w:pPr>
+      <w:r>
+        <w:rPr>
+          <w:rFonts w:ascii="Arial" w:hAnsi="Arial" w:cs="Arial"/>
+          <w:sz w:val="20"/>
+          <w:szCs w:val="20"/>
+          <w:highlight w:val="yellow"/>
         </w:rPr>
         <w:t>DMZ Service Application Testing</w:t>
       </w:r>
@@ -2268,28 +3155,40 @@
           <w:numId w:val="16"/>
         </w:numPr>
         <w:rPr>
-          <w:szCs w:val="20"/>
-        </w:rPr>
-      </w:pPr>
-      <w:r>
-        <w:rPr>
+          <w:rFonts w:ascii="Arial" w:hAnsi="Arial" w:cs="Arial"/>
+          <w:sz w:val="20"/>
+          <w:szCs w:val="20"/>
+          <w:highlight w:val="yellow"/>
+        </w:rPr>
+      </w:pPr>
+      <w:r>
+        <w:rPr>
+          <w:rFonts w:ascii="Arial" w:hAnsi="Arial" w:cs="Arial"/>
           <w:b/>
           <w:bCs/>
-          <w:szCs w:val="20"/>
+          <w:sz w:val="20"/>
+          <w:szCs w:val="20"/>
+          <w:highlight w:val="yellow"/>
         </w:rPr>
         <w:t>Test</w:t>
       </w:r>
       <w:r>
         <w:rPr>
+          <w:rFonts w:ascii="Arial" w:hAnsi="Arial" w:cs="Arial"/>
           <w:b/>
           <w:bCs/>
-          <w:szCs w:val="20"/>
+          <w:sz w:val="20"/>
+          <w:szCs w:val="20"/>
+          <w:highlight w:val="yellow"/>
         </w:rPr>
         <w:t>:</w:t>
       </w:r>
       <w:r>
         <w:rPr>
-          <w:szCs w:val="20"/>
+          <w:rFonts w:ascii="Arial" w:hAnsi="Arial" w:cs="Arial"/>
+          <w:sz w:val="20"/>
+          <w:szCs w:val="20"/>
+          <w:highlight w:val="yellow"/>
         </w:rPr>
         <w:t xml:space="preserve"> Synthetic transactions (DNS Lookups, DHCP Lease requests, HTTP HEAD requests).</w:t>
       </w:r>
@@ -2297,38 +3196,56 @@
     <w:p>
       <w:pPr>
         <w:rPr>
-          <w:szCs w:val="20"/>
-        </w:rPr>
-      </w:pPr>
-      <w:r>
-        <w:rPr>
-          <w:szCs w:val="20"/>
+          <w:rFonts w:ascii="Arial" w:hAnsi="Arial" w:cs="Arial"/>
+          <w:sz w:val="20"/>
+          <w:szCs w:val="20"/>
+          <w:highlight w:val="yellow"/>
+        </w:rPr>
+      </w:pPr>
+      <w:r>
+        <w:rPr>
+          <w:rFonts w:ascii="Arial" w:hAnsi="Arial" w:cs="Arial"/>
+          <w:sz w:val="20"/>
+          <w:szCs w:val="20"/>
+          <w:highlight w:val="yellow"/>
         </w:rPr>
         <w:t>Testing</w:t>
       </w:r>
       <w:r>
         <w:rPr>
+          <w:rFonts w:ascii="Arial" w:hAnsi="Arial" w:cs="Arial"/>
           <w:b/>
           <w:bCs/>
-          <w:szCs w:val="20"/>
+          <w:sz w:val="20"/>
+          <w:szCs w:val="20"/>
+          <w:highlight w:val="yellow"/>
         </w:rPr>
         <w:t xml:space="preserve"> </w:t>
       </w:r>
       <w:r>
         <w:rPr>
-          <w:szCs w:val="20"/>
+          <w:rFonts w:ascii="Arial" w:hAnsi="Arial" w:cs="Arial"/>
+          <w:sz w:val="20"/>
+          <w:szCs w:val="20"/>
+          <w:highlight w:val="yellow"/>
         </w:rPr>
         <w:t>WEB, MAIL, Proxy, DHCP, DNS, Database.</w:t>
       </w:r>
       <w:r>
         <w:rPr>
-          <w:szCs w:val="20"/>
+          <w:rFonts w:ascii="Arial" w:hAnsi="Arial" w:cs="Arial"/>
+          <w:sz w:val="20"/>
+          <w:szCs w:val="20"/>
+          <w:highlight w:val="yellow"/>
         </w:rPr>
         <w:t xml:space="preserve"> To verify that each</w:t>
       </w:r>
       <w:r>
         <w:rPr>
-          <w:szCs w:val="20"/>
+          <w:rFonts w:ascii="Arial" w:hAnsi="Arial" w:cs="Arial"/>
+          <w:sz w:val="20"/>
+          <w:szCs w:val="20"/>
+          <w:highlight w:val="yellow"/>
         </w:rPr>
         <w:t xml:space="preserve"> server might be pingable, but the service (WEB, MAIL, Proxy, DHCP, DNS, Database) might be frozen.</w:t>
       </w:r>
@@ -2340,20 +3257,29 @@
           <w:numId w:val="16"/>
         </w:numPr>
         <w:rPr>
-          <w:szCs w:val="20"/>
-        </w:rPr>
-      </w:pPr>
-      <w:r>
-        <w:rPr>
+          <w:rFonts w:ascii="Arial" w:hAnsi="Arial" w:cs="Arial"/>
+          <w:sz w:val="20"/>
+          <w:szCs w:val="20"/>
+          <w:highlight w:val="yellow"/>
+        </w:rPr>
+      </w:pPr>
+      <w:r>
+        <w:rPr>
+          <w:rFonts w:ascii="Arial" w:hAnsi="Arial" w:cs="Arial"/>
           <w:b/>
           <w:bCs/>
-          <w:szCs w:val="20"/>
+          <w:sz w:val="20"/>
+          <w:szCs w:val="20"/>
+          <w:highlight w:val="yellow"/>
         </w:rPr>
         <w:t>DHCP:</w:t>
       </w:r>
       <w:r>
         <w:rPr>
-          <w:szCs w:val="20"/>
+          <w:rFonts w:ascii="Arial" w:hAnsi="Arial" w:cs="Arial"/>
+          <w:sz w:val="20"/>
+          <w:szCs w:val="20"/>
+          <w:highlight w:val="yellow"/>
         </w:rPr>
         <w:t xml:space="preserve"> Test lease availability to ensure students in LABs aren't getting APIPA addresses.</w:t>
       </w:r>
@@ -2365,20 +3291,29 @@
           <w:numId w:val="16"/>
         </w:numPr>
         <w:rPr>
-          <w:szCs w:val="20"/>
-        </w:rPr>
-      </w:pPr>
-      <w:r>
-        <w:rPr>
+          <w:rFonts w:ascii="Arial" w:hAnsi="Arial" w:cs="Arial"/>
+          <w:sz w:val="20"/>
+          <w:szCs w:val="20"/>
+          <w:highlight w:val="yellow"/>
+        </w:rPr>
+      </w:pPr>
+      <w:r>
+        <w:rPr>
+          <w:rFonts w:ascii="Arial" w:hAnsi="Arial" w:cs="Arial"/>
           <w:b/>
           <w:bCs/>
-          <w:szCs w:val="20"/>
+          <w:sz w:val="20"/>
+          <w:szCs w:val="20"/>
+          <w:highlight w:val="yellow"/>
         </w:rPr>
         <w:t>DNS:</w:t>
       </w:r>
       <w:r>
         <w:rPr>
-          <w:szCs w:val="20"/>
+          <w:rFonts w:ascii="Arial" w:hAnsi="Arial" w:cs="Arial"/>
+          <w:sz w:val="20"/>
+          <w:szCs w:val="20"/>
+          <w:highlight w:val="yellow"/>
         </w:rPr>
         <w:t xml:space="preserve"> Ensure internal hostnames resolve correctly to DMZ IPs.</w:t>
       </w:r>
@@ -2390,35 +3325,49 @@
           <w:numId w:val="16"/>
         </w:numPr>
         <w:rPr>
-          <w:szCs w:val="20"/>
-        </w:rPr>
-      </w:pPr>
-      <w:r>
-        <w:rPr>
+          <w:rFonts w:ascii="Arial" w:hAnsi="Arial" w:cs="Arial"/>
+          <w:sz w:val="20"/>
+          <w:szCs w:val="20"/>
+          <w:highlight w:val="yellow"/>
+        </w:rPr>
+      </w:pPr>
+      <w:r>
+        <w:rPr>
+          <w:rFonts w:ascii="Arial" w:hAnsi="Arial" w:cs="Arial"/>
           <w:b/>
           <w:bCs/>
-          <w:szCs w:val="20"/>
-        </w:rPr>
-        <w:lastRenderedPageBreak/>
+          <w:sz w:val="20"/>
+          <w:szCs w:val="20"/>
+          <w:highlight w:val="yellow"/>
+        </w:rPr>
         <w:t>Mail/Proxy:</w:t>
       </w:r>
       <w:r>
         <w:rPr>
-          <w:szCs w:val="20"/>
+          <w:rFonts w:ascii="Arial" w:hAnsi="Arial" w:cs="Arial"/>
+          <w:sz w:val="20"/>
+          <w:szCs w:val="20"/>
+          <w:highlight w:val="yellow"/>
         </w:rPr>
         <w:t xml:space="preserve"> Verify the Proxy is correctly filtering outbound internet traffic via </w:t>
       </w:r>
       <w:r>
         <w:rPr>
+          <w:rFonts w:ascii="Arial" w:hAnsi="Arial" w:cs="Arial"/>
           <w:b/>
           <w:bCs/>
-          <w:szCs w:val="20"/>
+          <w:sz w:val="20"/>
+          <w:szCs w:val="20"/>
+          <w:highlight w:val="yellow"/>
         </w:rPr>
         <w:t>Firewall2</w:t>
       </w:r>
       <w:r>
         <w:rPr>
-          <w:szCs w:val="20"/>
+          <w:rFonts w:ascii="Arial" w:hAnsi="Arial" w:cs="Arial"/>
+          <w:sz w:val="20"/>
+          <w:szCs w:val="20"/>
+          <w:highlight w:val="yellow"/>
         </w:rPr>
         <w:t>.</w:t>
       </w:r>
@@ -2426,7 +3375,10 @@
     <w:p>
       <w:pPr>
         <w:rPr>
-          <w:szCs w:val="20"/>
+          <w:rFonts w:ascii="Arial" w:hAnsi="Arial" w:cs="Arial"/>
+          <w:sz w:val="20"/>
+          <w:szCs w:val="20"/>
+          <w:highlight w:val="yellow"/>
         </w:rPr>
       </w:pPr>
     </w:p>
@@ -2434,14 +3386,18 @@
       <w:pPr>
         <w:pStyle w:val="Heading3"/>
         <w:rPr>
-          <w:sz w:val="20"/>
-          <w:szCs w:val="20"/>
-        </w:rPr>
-      </w:pPr>
-      <w:r>
-        <w:rPr>
-          <w:sz w:val="20"/>
-          <w:szCs w:val="20"/>
+          <w:rFonts w:ascii="Arial" w:hAnsi="Arial" w:cs="Arial"/>
+          <w:sz w:val="20"/>
+          <w:szCs w:val="20"/>
+          <w:highlight w:val="yellow"/>
+        </w:rPr>
+      </w:pPr>
+      <w:r>
+        <w:rPr>
+          <w:rFonts w:ascii="Arial" w:hAnsi="Arial" w:cs="Arial"/>
+          <w:sz w:val="20"/>
+          <w:szCs w:val="20"/>
+          <w:highlight w:val="yellow"/>
         </w:rPr>
         <w:t>Security Policy &amp; Firewall Testing</w:t>
       </w:r>
@@ -2453,28 +3409,40 @@
           <w:numId w:val="17"/>
         </w:numPr>
         <w:rPr>
-          <w:szCs w:val="20"/>
-        </w:rPr>
-      </w:pPr>
-      <w:r>
-        <w:rPr>
+          <w:rFonts w:ascii="Arial" w:hAnsi="Arial" w:cs="Arial"/>
+          <w:sz w:val="20"/>
+          <w:szCs w:val="20"/>
+          <w:highlight w:val="yellow"/>
+        </w:rPr>
+      </w:pPr>
+      <w:r>
+        <w:rPr>
+          <w:rFonts w:ascii="Arial" w:hAnsi="Arial" w:cs="Arial"/>
           <w:b/>
           <w:bCs/>
-          <w:szCs w:val="20"/>
+          <w:sz w:val="20"/>
+          <w:szCs w:val="20"/>
+          <w:highlight w:val="yellow"/>
         </w:rPr>
         <w:t>Test</w:t>
       </w:r>
       <w:r>
         <w:rPr>
+          <w:rFonts w:ascii="Arial" w:hAnsi="Arial" w:cs="Arial"/>
           <w:b/>
           <w:bCs/>
-          <w:szCs w:val="20"/>
+          <w:sz w:val="20"/>
+          <w:szCs w:val="20"/>
+          <w:highlight w:val="yellow"/>
         </w:rPr>
         <w:t>:</w:t>
       </w:r>
       <w:r>
         <w:rPr>
-          <w:szCs w:val="20"/>
+          <w:rFonts w:ascii="Arial" w:hAnsi="Arial" w:cs="Arial"/>
+          <w:sz w:val="20"/>
+          <w:szCs w:val="20"/>
+          <w:highlight w:val="yellow"/>
         </w:rPr>
         <w:t xml:space="preserve"> Penetration testing and ACL validation.</w:t>
       </w:r>
@@ -2482,60 +3450,76 @@
     <w:p>
       <w:pPr>
         <w:rPr>
-          <w:szCs w:val="20"/>
+          <w:rFonts w:ascii="Arial" w:hAnsi="Arial" w:cs="Arial"/>
+          <w:sz w:val="20"/>
+          <w:szCs w:val="20"/>
+          <w:highlight w:val="yellow"/>
         </w:rPr>
       </w:pPr>
       <w:proofErr w:type="gramStart"/>
       <w:r>
         <w:rPr>
-          <w:szCs w:val="20"/>
+          <w:rFonts w:ascii="Arial" w:hAnsi="Arial" w:cs="Arial"/>
+          <w:sz w:val="20"/>
+          <w:szCs w:val="20"/>
+          <w:highlight w:val="yellow"/>
         </w:rPr>
         <w:t>Testing</w:t>
       </w:r>
       <w:r>
         <w:rPr>
+          <w:rFonts w:ascii="Arial" w:hAnsi="Arial" w:cs="Arial"/>
           <w:b/>
           <w:bCs/>
-          <w:szCs w:val="20"/>
+          <w:sz w:val="20"/>
+          <w:szCs w:val="20"/>
+          <w:highlight w:val="yellow"/>
+        </w:rPr>
+        <w:t xml:space="preserve">  </w:t>
+      </w:r>
+      <w:r>
+        <w:rPr>
+          <w:rFonts w:ascii="Arial" w:hAnsi="Arial" w:cs="Arial"/>
+          <w:sz w:val="20"/>
+          <w:szCs w:val="20"/>
+          <w:highlight w:val="yellow"/>
+        </w:rPr>
+        <w:t>the</w:t>
+      </w:r>
+      <w:proofErr w:type="gramEnd"/>
+      <w:r>
+        <w:rPr>
+          <w:rFonts w:ascii="Arial" w:hAnsi="Arial" w:cs="Arial"/>
+          <w:sz w:val="20"/>
+          <w:szCs w:val="20"/>
+          <w:highlight w:val="yellow"/>
         </w:rPr>
         <w:t xml:space="preserve"> </w:t>
       </w:r>
       <w:r>
         <w:rPr>
-          <w:b/>
-          <w:bCs/>
-          <w:szCs w:val="20"/>
+          <w:rFonts w:ascii="Arial" w:hAnsi="Arial" w:cs="Arial"/>
+          <w:sz w:val="20"/>
+          <w:szCs w:val="20"/>
+          <w:highlight w:val="yellow"/>
+        </w:rPr>
+        <w:t>Firewall2 (ASA).</w:t>
+      </w:r>
+      <w:r>
+        <w:rPr>
+          <w:rFonts w:ascii="Arial" w:hAnsi="Arial" w:cs="Arial"/>
+          <w:sz w:val="20"/>
+          <w:szCs w:val="20"/>
+          <w:highlight w:val="yellow"/>
         </w:rPr>
         <w:t xml:space="preserve"> </w:t>
       </w:r>
       <w:r>
         <w:rPr>
-          <w:szCs w:val="20"/>
-        </w:rPr>
-        <w:t>the</w:t>
-      </w:r>
-      <w:proofErr w:type="gramEnd"/>
-      <w:r>
-        <w:rPr>
-          <w:szCs w:val="20"/>
-        </w:rPr>
-        <w:t xml:space="preserve"> </w:t>
-      </w:r>
-      <w:r>
-        <w:rPr>
-          <w:szCs w:val="20"/>
-        </w:rPr>
-        <w:t>Firewall2 (ASA).</w:t>
-      </w:r>
-      <w:r>
-        <w:rPr>
-          <w:szCs w:val="20"/>
-        </w:rPr>
-        <w:t xml:space="preserve"> </w:t>
-      </w:r>
-      <w:r>
-        <w:rPr>
-          <w:szCs w:val="20"/>
+          <w:rFonts w:ascii="Arial" w:hAnsi="Arial" w:cs="Arial"/>
+          <w:sz w:val="20"/>
+          <w:szCs w:val="20"/>
+          <w:highlight w:val="yellow"/>
         </w:rPr>
         <w:t>We must verify that the INSIDE_IN ACL is strictly enforced. Testing involves attempting to initiate a connection from the DMZ Database to an Admin PC (VLAN 30).</w:t>
       </w:r>
@@ -2543,30 +3527,28 @@
     <w:p>
       <w:pPr>
         <w:rPr>
-          <w:szCs w:val="20"/>
-        </w:rPr>
-      </w:pPr>
-      <w:r>
-        <w:rPr>
-          <w:szCs w:val="20"/>
-        </w:rPr>
-        <w:t>The expected result will be</w:t>
-      </w:r>
-      <w:r>
-        <w:rPr>
-          <w:szCs w:val="20"/>
-        </w:rPr>
-        <w:t xml:space="preserve"> </w:t>
-      </w:r>
-      <w:r>
-        <w:rPr>
-          <w:szCs w:val="20"/>
-        </w:rPr>
-        <w:t>that t</w:t>
-      </w:r>
-      <w:r>
-        <w:rPr>
-          <w:szCs w:val="20"/>
+          <w:rFonts w:ascii="Arial" w:hAnsi="Arial" w:cs="Arial"/>
+          <w:sz w:val="20"/>
+          <w:szCs w:val="20"/>
+          <w:highlight w:val="yellow"/>
+        </w:rPr>
+      </w:pPr>
+      <w:r>
+        <w:rPr>
+          <w:rFonts w:ascii="Arial" w:hAnsi="Arial" w:cs="Arial"/>
+          <w:sz w:val="20"/>
+          <w:szCs w:val="20"/>
+          <w:highlight w:val="yellow"/>
+        </w:rPr>
+        <w:lastRenderedPageBreak/>
+        <w:t>The expected result will be that t</w:t>
+      </w:r>
+      <w:r>
+        <w:rPr>
+          <w:rFonts w:ascii="Arial" w:hAnsi="Arial" w:cs="Arial"/>
+          <w:sz w:val="20"/>
+          <w:szCs w:val="20"/>
+          <w:highlight w:val="yellow"/>
         </w:rPr>
         <w:t>he connection must be dropped by Firewall2, confirming that servers cannot initiate sessions into the LAN.</w:t>
       </w:r>
@@ -2574,7 +3556,10 @@
     <w:p>
       <w:pPr>
         <w:rPr>
-          <w:szCs w:val="20"/>
+          <w:rFonts w:ascii="Arial" w:hAnsi="Arial" w:cs="Arial"/>
+          <w:sz w:val="20"/>
+          <w:szCs w:val="20"/>
+          <w:highlight w:val="yellow"/>
         </w:rPr>
       </w:pPr>
     </w:p>
@@ -2582,14 +3567,18 @@
       <w:pPr>
         <w:pStyle w:val="Heading3"/>
         <w:rPr>
-          <w:sz w:val="20"/>
-          <w:szCs w:val="20"/>
-        </w:rPr>
-      </w:pPr>
-      <w:r>
-        <w:rPr>
-          <w:sz w:val="20"/>
-          <w:szCs w:val="20"/>
+          <w:rFonts w:ascii="Arial" w:hAnsi="Arial" w:cs="Arial"/>
+          <w:sz w:val="20"/>
+          <w:szCs w:val="20"/>
+          <w:highlight w:val="yellow"/>
+        </w:rPr>
+      </w:pPr>
+      <w:r>
+        <w:rPr>
+          <w:rFonts w:ascii="Arial" w:hAnsi="Arial" w:cs="Arial"/>
+          <w:sz w:val="20"/>
+          <w:szCs w:val="20"/>
+          <w:highlight w:val="yellow"/>
         </w:rPr>
         <w:t>Maintenance and Hardware Testing</w:t>
       </w:r>
@@ -2601,28 +3590,40 @@
           <w:numId w:val="18"/>
         </w:numPr>
         <w:rPr>
-          <w:szCs w:val="20"/>
-        </w:rPr>
-      </w:pPr>
-      <w:r>
-        <w:rPr>
+          <w:rFonts w:ascii="Arial" w:hAnsi="Arial" w:cs="Arial"/>
+          <w:sz w:val="20"/>
+          <w:szCs w:val="20"/>
+          <w:highlight w:val="yellow"/>
+        </w:rPr>
+      </w:pPr>
+      <w:r>
+        <w:rPr>
+          <w:rFonts w:ascii="Arial" w:hAnsi="Arial" w:cs="Arial"/>
           <w:b/>
           <w:bCs/>
-          <w:szCs w:val="20"/>
+          <w:sz w:val="20"/>
+          <w:szCs w:val="20"/>
+          <w:highlight w:val="yellow"/>
         </w:rPr>
         <w:t>Test</w:t>
       </w:r>
       <w:r>
         <w:rPr>
+          <w:rFonts w:ascii="Arial" w:hAnsi="Arial" w:cs="Arial"/>
           <w:b/>
           <w:bCs/>
-          <w:szCs w:val="20"/>
+          <w:sz w:val="20"/>
+          <w:szCs w:val="20"/>
+          <w:highlight w:val="yellow"/>
         </w:rPr>
         <w:t>:</w:t>
       </w:r>
       <w:r>
         <w:rPr>
-          <w:szCs w:val="20"/>
+          <w:rFonts w:ascii="Arial" w:hAnsi="Arial" w:cs="Arial"/>
+          <w:sz w:val="20"/>
+          <w:szCs w:val="20"/>
+          <w:highlight w:val="yellow"/>
         </w:rPr>
         <w:t xml:space="preserve"> Resource monitoring (CPU/RAM) and Error-Counter checks.</w:t>
       </w:r>
@@ -2630,70 +3631,93 @@
     <w:p>
       <w:pPr>
         <w:rPr>
-          <w:szCs w:val="20"/>
-        </w:rPr>
-      </w:pPr>
-      <w:r>
-        <w:rPr>
-          <w:szCs w:val="20"/>
+          <w:rFonts w:ascii="Arial" w:hAnsi="Arial" w:cs="Arial"/>
+          <w:sz w:val="20"/>
+          <w:szCs w:val="20"/>
+        </w:rPr>
+      </w:pPr>
+      <w:r>
+        <w:rPr>
+          <w:rFonts w:ascii="Arial" w:hAnsi="Arial" w:cs="Arial"/>
+          <w:sz w:val="20"/>
+          <w:szCs w:val="20"/>
+          <w:highlight w:val="yellow"/>
         </w:rPr>
         <w:t>Testing</w:t>
       </w:r>
       <w:r>
         <w:rPr>
+          <w:rFonts w:ascii="Arial" w:hAnsi="Arial" w:cs="Arial"/>
           <w:b/>
           <w:bCs/>
-          <w:szCs w:val="20"/>
+          <w:sz w:val="20"/>
+          <w:szCs w:val="20"/>
+          <w:highlight w:val="yellow"/>
         </w:rPr>
         <w:t xml:space="preserve"> </w:t>
       </w:r>
       <w:r>
         <w:rPr>
-          <w:szCs w:val="20"/>
+          <w:rFonts w:ascii="Arial" w:hAnsi="Arial" w:cs="Arial"/>
+          <w:sz w:val="20"/>
+          <w:szCs w:val="20"/>
+          <w:highlight w:val="yellow"/>
         </w:rPr>
         <w:t>MS1 (Core) and MS2 (DMZ Gateway)</w:t>
       </w:r>
       <w:r>
         <w:rPr>
-          <w:szCs w:val="20"/>
+          <w:rFonts w:ascii="Arial" w:hAnsi="Arial" w:cs="Arial"/>
+          <w:sz w:val="20"/>
+          <w:szCs w:val="20"/>
+          <w:highlight w:val="yellow"/>
         </w:rPr>
         <w:t xml:space="preserve"> to verify if </w:t>
       </w:r>
       <w:proofErr w:type="gramStart"/>
       <w:r>
         <w:rPr>
-          <w:szCs w:val="20"/>
+          <w:rFonts w:ascii="Arial" w:hAnsi="Arial" w:cs="Arial"/>
+          <w:sz w:val="20"/>
+          <w:szCs w:val="20"/>
+          <w:highlight w:val="yellow"/>
         </w:rPr>
         <w:t>To</w:t>
       </w:r>
       <w:proofErr w:type="gramEnd"/>
       <w:r>
         <w:rPr>
-          <w:szCs w:val="20"/>
-        </w:rPr>
-        <w:t xml:space="preserve"> verify if high CPU usage on MS1 ​​causes packet loss.</w:t>
-      </w:r>
-      <w:r>
-        <w:rPr>
-          <w:szCs w:val="20"/>
-        </w:rPr>
-        <w:t xml:space="preserve"> </w:t>
-      </w:r>
-      <w:r>
-        <w:rPr>
-          <w:szCs w:val="20"/>
+          <w:rFonts w:ascii="Arial" w:hAnsi="Arial" w:cs="Arial"/>
+          <w:sz w:val="20"/>
+          <w:szCs w:val="20"/>
+          <w:highlight w:val="yellow"/>
+        </w:rPr>
+        <w:t xml:space="preserve"> verify if high CPU usage on MS1 ​​causes packet loss. </w:t>
+      </w:r>
+      <w:r>
+        <w:rPr>
+          <w:rFonts w:ascii="Arial" w:hAnsi="Arial" w:cs="Arial"/>
+          <w:sz w:val="20"/>
+          <w:szCs w:val="20"/>
+          <w:highlight w:val="yellow"/>
         </w:rPr>
         <w:t xml:space="preserve">We </w:t>
       </w:r>
       <w:r>
         <w:rPr>
-          <w:szCs w:val="20"/>
+          <w:rFonts w:ascii="Arial" w:hAnsi="Arial" w:cs="Arial"/>
+          <w:sz w:val="20"/>
+          <w:szCs w:val="20"/>
+          <w:highlight w:val="yellow"/>
         </w:rPr>
         <w:t xml:space="preserve">will </w:t>
       </w:r>
       <w:r>
         <w:rPr>
-          <w:szCs w:val="20"/>
+          <w:rFonts w:ascii="Arial" w:hAnsi="Arial" w:cs="Arial"/>
+          <w:sz w:val="20"/>
+          <w:szCs w:val="20"/>
+          <w:highlight w:val="yellow"/>
         </w:rPr>
         <w:t>check show processes CPU and show interfaces to look for "input errors" or "CRCs" which indicate faulty cabling between the switches and the PC/Printers.</w:t>
       </w:r>
@@ -2701,12 +3725,16 @@
     <w:p>
       <w:pPr>
         <w:rPr>
+          <w:rFonts w:ascii="Arial" w:hAnsi="Arial" w:cs="Arial"/>
           <w:b/>
-          <w:szCs w:val="20"/>
-        </w:rPr>
-      </w:pPr>
-      <w:r>
-        <w:rPr>
+          <w:sz w:val="20"/>
+          <w:szCs w:val="20"/>
+        </w:rPr>
+      </w:pPr>
+      <w:r>
+        <w:rPr>
+          <w:rFonts w:ascii="Arial" w:hAnsi="Arial" w:cs="Arial"/>
+          <w:sz w:val="20"/>
           <w:szCs w:val="20"/>
         </w:rPr>
         <w:br w:type="page"/>
@@ -2715,8 +3743,18 @@
     <w:p>
       <w:pPr>
         <w:pStyle w:val="Heading1"/>
-      </w:pPr>
-      <w:r>
+        <w:rPr>
+          <w:rFonts w:ascii="Arial" w:hAnsi="Arial" w:cs="Arial"/>
+          <w:sz w:val="20"/>
+          <w:szCs w:val="20"/>
+        </w:rPr>
+      </w:pPr>
+      <w:r>
+        <w:rPr>
+          <w:rFonts w:ascii="Arial" w:hAnsi="Arial" w:cs="Arial"/>
+          <w:sz w:val="20"/>
+          <w:szCs w:val="20"/>
+        </w:rPr>
         <w:lastRenderedPageBreak/>
         <w:t>Network testing and monitoring tools</w:t>
       </w:r>
@@ -2733,71 +3771,71 @@
         <w:spacing w:before="120" w:after="120" w:line="288" w:lineRule="auto"/>
         <w:jc w:val="both"/>
         <w:rPr>
-          <w:rFonts w:eastAsia="Arial"/>
+          <w:rFonts w:ascii="Arial" w:eastAsia="Arial" w:hAnsi="Arial" w:cs="Arial"/>
           <w:color w:val="000000"/>
-          <w:szCs w:val="20"/>
-        </w:rPr>
-      </w:pPr>
-      <w:r>
-        <w:rPr>
-          <w:rFonts w:eastAsia="Arial"/>
+          <w:sz w:val="20"/>
+          <w:szCs w:val="20"/>
+        </w:rPr>
+      </w:pPr>
+      <w:r>
+        <w:rPr>
+          <w:rFonts w:ascii="Arial" w:eastAsia="Arial" w:hAnsi="Arial" w:cs="Arial"/>
           <w:color w:val="000000"/>
+          <w:sz w:val="20"/>
           <w:szCs w:val="20"/>
         </w:rPr>
         <w:t>The following tools will be used to monitor and ensure network connectivity, quality of service, security and the overall health of all devices.</w:t>
       </w:r>
       <w:r>
         <w:rPr>
-          <w:rFonts w:eastAsia="Arial"/>
+          <w:rFonts w:ascii="Arial" w:eastAsia="Arial" w:hAnsi="Arial" w:cs="Arial"/>
           <w:color w:val="000000"/>
-          <w:szCs w:val="20"/>
-        </w:rPr>
-        <w:t xml:space="preserve"> </w:t>
-      </w:r>
-      <w:r>
-        <w:rPr>
-          <w:rFonts w:eastAsia="Arial"/>
+          <w:sz w:val="20"/>
+          <w:szCs w:val="20"/>
+        </w:rPr>
+        <w:t xml:space="preserve"> So, t</w:t>
+      </w:r>
+      <w:r>
+        <w:rPr>
+          <w:rFonts w:ascii="Arial" w:eastAsia="Arial" w:hAnsi="Arial" w:cs="Arial"/>
           <w:color w:val="000000"/>
-          <w:szCs w:val="20"/>
-        </w:rPr>
-        <w:t>So, t</w:t>
-      </w:r>
-      <w:r>
-        <w:rPr>
-          <w:rFonts w:eastAsia="Arial"/>
+          <w:sz w:val="20"/>
+          <w:szCs w:val="20"/>
+        </w:rPr>
+        <w:t>o ensure total visibility of the infrastructure</w:t>
+      </w:r>
+      <w:r>
+        <w:rPr>
+          <w:rFonts w:ascii="Arial" w:eastAsia="Arial" w:hAnsi="Arial" w:cs="Arial"/>
           <w:color w:val="000000"/>
-          <w:szCs w:val="20"/>
-        </w:rPr>
-        <w:t>o ensure total visibility of the infrastructure</w:t>
-      </w:r>
-      <w:r>
-        <w:rPr>
-          <w:rFonts w:eastAsia="Arial"/>
+          <w:sz w:val="20"/>
+          <w:szCs w:val="20"/>
+        </w:rPr>
+        <w:t xml:space="preserve">, </w:t>
+      </w:r>
+      <w:r>
+        <w:rPr>
+          <w:rFonts w:ascii="Arial" w:eastAsia="Arial" w:hAnsi="Arial" w:cs="Arial"/>
           <w:color w:val="000000"/>
-          <w:szCs w:val="20"/>
-        </w:rPr>
-        <w:t xml:space="preserve">, </w:t>
-      </w:r>
-      <w:r>
-        <w:rPr>
-          <w:rFonts w:eastAsia="Arial"/>
+          <w:sz w:val="20"/>
+          <w:szCs w:val="20"/>
+        </w:rPr>
+        <w:t>from IP phones in the labs to critical servers in the DMZ</w:t>
+      </w:r>
+      <w:r>
+        <w:rPr>
+          <w:rFonts w:ascii="Arial" w:eastAsia="Arial" w:hAnsi="Arial" w:cs="Arial"/>
           <w:color w:val="000000"/>
-          <w:szCs w:val="20"/>
-        </w:rPr>
-        <w:t>from IP phones in the labs to critical servers in the DMZ</w:t>
-      </w:r>
-      <w:r>
-        <w:rPr>
-          <w:rFonts w:eastAsia="Arial"/>
+          <w:sz w:val="20"/>
+          <w:szCs w:val="20"/>
+        </w:rPr>
+        <w:t>. A</w:t>
+      </w:r>
+      <w:r>
+        <w:rPr>
+          <w:rFonts w:ascii="Arial" w:eastAsia="Arial" w:hAnsi="Arial" w:cs="Arial"/>
           <w:color w:val="000000"/>
-          <w:szCs w:val="20"/>
-        </w:rPr>
-        <w:t>. A</w:t>
-      </w:r>
-      <w:r>
-        <w:rPr>
-          <w:rFonts w:eastAsia="Arial"/>
-          <w:color w:val="000000"/>
+          <w:sz w:val="20"/>
           <w:szCs w:val="20"/>
         </w:rPr>
         <w:t xml:space="preserve"> hybrid approach will be utilised. </w:t>
@@ -2815,15 +3853,17 @@
         <w:spacing w:before="120" w:after="120" w:line="288" w:lineRule="auto"/>
         <w:jc w:val="both"/>
         <w:rPr>
-          <w:rFonts w:eastAsia="Arial"/>
+          <w:rFonts w:ascii="Arial" w:eastAsia="Arial" w:hAnsi="Arial" w:cs="Arial"/>
           <w:color w:val="000000"/>
-          <w:szCs w:val="20"/>
-        </w:rPr>
-      </w:pPr>
-      <w:r>
-        <w:rPr>
-          <w:rFonts w:eastAsia="Arial"/>
+          <w:sz w:val="20"/>
+          <w:szCs w:val="20"/>
+        </w:rPr>
+      </w:pPr>
+      <w:r>
+        <w:rPr>
+          <w:rFonts w:ascii="Arial" w:eastAsia="Arial" w:hAnsi="Arial" w:cs="Arial"/>
           <w:color w:val="000000"/>
+          <w:sz w:val="20"/>
           <w:szCs w:val="20"/>
         </w:rPr>
         <w:t>This combines direct Command Line Interface (CLI) diagnostics for immediate resolution with specialised software for trend analysis and proactive health monitoring.</w:t>
@@ -2840,10 +3880,11 @@
         </w:pBdr>
         <w:spacing w:before="120" w:after="120" w:line="288" w:lineRule="auto"/>
         <w:rPr>
-          <w:rFonts w:eastAsia="Arial"/>
+          <w:rFonts w:ascii="Arial" w:eastAsia="Arial" w:hAnsi="Arial" w:cs="Arial"/>
           <w:b/>
           <w:bCs/>
           <w:color w:val="000000"/>
+          <w:sz w:val="20"/>
           <w:szCs w:val="20"/>
         </w:rPr>
       </w:pPr>
@@ -2851,8 +3892,18 @@
     <w:p>
       <w:pPr>
         <w:pStyle w:val="Heading2"/>
-      </w:pPr>
-      <w:r>
+        <w:rPr>
+          <w:rFonts w:ascii="Arial" w:eastAsia="Arial" w:hAnsi="Arial" w:cs="Arial"/>
+          <w:sz w:val="20"/>
+          <w:szCs w:val="20"/>
+        </w:rPr>
+      </w:pPr>
+      <w:r>
+        <w:rPr>
+          <w:rFonts w:ascii="Arial" w:eastAsia="Arial" w:hAnsi="Arial" w:cs="Arial"/>
+          <w:sz w:val="20"/>
+          <w:szCs w:val="20"/>
+        </w:rPr>
         <w:t>CLI-Based Diagnostic Framework</w:t>
       </w:r>
     </w:p>
@@ -2868,15 +3919,17 @@
         <w:spacing w:before="120" w:after="120" w:line="288" w:lineRule="auto"/>
         <w:jc w:val="both"/>
         <w:rPr>
-          <w:rFonts w:eastAsia="Arial"/>
+          <w:rFonts w:ascii="Arial" w:eastAsia="Arial" w:hAnsi="Arial" w:cs="Arial"/>
           <w:color w:val="000000"/>
-          <w:szCs w:val="20"/>
-        </w:rPr>
-      </w:pPr>
-      <w:r>
-        <w:rPr>
-          <w:rFonts w:eastAsia="Arial"/>
+          <w:sz w:val="20"/>
+          <w:szCs w:val="20"/>
+        </w:rPr>
+      </w:pPr>
+      <w:r>
+        <w:rPr>
+          <w:rFonts w:ascii="Arial" w:eastAsia="Arial" w:hAnsi="Arial" w:cs="Arial"/>
           <w:color w:val="000000"/>
+          <w:sz w:val="20"/>
           <w:szCs w:val="20"/>
         </w:rPr>
         <w:t>The use of CLI commands allows Milestones University engineers to isolate faults in real-time without relying on external systems.</w:t>
@@ -2904,7 +3957,19 @@
             <w:hideMark/>
           </w:tcPr>
           <w:p>
-            <w:r>
+            <w:pPr>
+              <w:rPr>
+                <w:rFonts w:ascii="Arial" w:eastAsia="Arial" w:hAnsi="Arial" w:cs="Arial"/>
+                <w:sz w:val="20"/>
+                <w:szCs w:val="20"/>
+              </w:rPr>
+            </w:pPr>
+            <w:r>
+              <w:rPr>
+                <w:rFonts w:ascii="Arial" w:eastAsia="Arial" w:hAnsi="Arial" w:cs="Arial"/>
+                <w:sz w:val="20"/>
+                <w:szCs w:val="20"/>
+              </w:rPr>
               <w:t>Target</w:t>
             </w:r>
           </w:p>
@@ -2917,8 +3982,18 @@
           <w:p>
             <w:pPr>
               <w:cnfStyle w:val="100000000000" w:firstRow="1" w:lastRow="0" w:firstColumn="0" w:lastColumn="0" w:oddVBand="0" w:evenVBand="0" w:oddHBand="0" w:evenHBand="0" w:firstRowFirstColumn="0" w:firstRowLastColumn="0" w:lastRowFirstColumn="0" w:lastRowLastColumn="0"/>
+              <w:rPr>
+                <w:rFonts w:ascii="Arial" w:eastAsia="Arial" w:hAnsi="Arial" w:cs="Arial"/>
+                <w:sz w:val="20"/>
+                <w:szCs w:val="20"/>
+              </w:rPr>
             </w:pPr>
             <w:r>
+              <w:rPr>
+                <w:rFonts w:ascii="Arial" w:eastAsia="Arial" w:hAnsi="Arial" w:cs="Arial"/>
+                <w:sz w:val="20"/>
+                <w:szCs w:val="20"/>
+              </w:rPr>
               <w:t>Key CLI Commands</w:t>
             </w:r>
           </w:p>
@@ -2931,8 +4006,18 @@
           <w:p>
             <w:pPr>
               <w:cnfStyle w:val="100000000000" w:firstRow="1" w:lastRow="0" w:firstColumn="0" w:lastColumn="0" w:oddVBand="0" w:evenVBand="0" w:oddHBand="0" w:evenHBand="0" w:firstRowFirstColumn="0" w:firstRowLastColumn="0" w:lastRowFirstColumn="0" w:lastRowLastColumn="0"/>
+              <w:rPr>
+                <w:rFonts w:ascii="Arial" w:eastAsia="Arial" w:hAnsi="Arial" w:cs="Arial"/>
+                <w:sz w:val="20"/>
+                <w:szCs w:val="20"/>
+              </w:rPr>
             </w:pPr>
             <w:r>
+              <w:rPr>
+                <w:rFonts w:ascii="Arial" w:eastAsia="Arial" w:hAnsi="Arial" w:cs="Arial"/>
+                <w:sz w:val="20"/>
+                <w:szCs w:val="20"/>
+              </w:rPr>
               <w:t>Justification for Milestones University</w:t>
             </w:r>
           </w:p>
@@ -2949,7 +4034,19 @@
             <w:hideMark/>
           </w:tcPr>
           <w:p>
-            <w:r>
+            <w:pPr>
+              <w:rPr>
+                <w:rFonts w:ascii="Arial" w:eastAsia="Arial" w:hAnsi="Arial" w:cs="Arial"/>
+                <w:sz w:val="20"/>
+                <w:szCs w:val="20"/>
+              </w:rPr>
+            </w:pPr>
+            <w:r>
+              <w:rPr>
+                <w:rFonts w:ascii="Arial" w:eastAsia="Arial" w:hAnsi="Arial" w:cs="Arial"/>
+                <w:sz w:val="20"/>
+                <w:szCs w:val="20"/>
+              </w:rPr>
               <w:t>Connectivity</w:t>
             </w:r>
           </w:p>
@@ -2962,17 +4059,42 @@
           <w:p>
             <w:pPr>
               <w:cnfStyle w:val="000000100000" w:firstRow="0" w:lastRow="0" w:firstColumn="0" w:lastColumn="0" w:oddVBand="0" w:evenVBand="0" w:oddHBand="1" w:evenHBand="0" w:firstRowFirstColumn="0" w:firstRowLastColumn="0" w:lastRowFirstColumn="0" w:lastRowLastColumn="0"/>
+              <w:rPr>
+                <w:rFonts w:ascii="Arial" w:eastAsia="Arial" w:hAnsi="Arial" w:cs="Arial"/>
+                <w:sz w:val="20"/>
+                <w:szCs w:val="20"/>
+              </w:rPr>
             </w:pPr>
             <w:r>
+              <w:rPr>
+                <w:rFonts w:ascii="Arial" w:hAnsi="Arial" w:cs="Arial"/>
+                <w:sz w:val="20"/>
+                <w:szCs w:val="20"/>
+              </w:rPr>
               <w:t>P</w:t>
             </w:r>
             <w:r>
+              <w:rPr>
+                <w:rFonts w:ascii="Arial" w:eastAsia="Arial" w:hAnsi="Arial" w:cs="Arial"/>
+                <w:sz w:val="20"/>
+                <w:szCs w:val="20"/>
+              </w:rPr>
               <w:t>ing</w:t>
             </w:r>
             <w:r>
+              <w:rPr>
+                <w:rFonts w:ascii="Arial" w:hAnsi="Arial" w:cs="Arial"/>
+                <w:sz w:val="20"/>
+                <w:szCs w:val="20"/>
+              </w:rPr>
               <w:br/>
             </w:r>
             <w:r>
+              <w:rPr>
+                <w:rFonts w:ascii="Arial" w:eastAsia="Arial" w:hAnsi="Arial" w:cs="Arial"/>
+                <w:sz w:val="20"/>
+                <w:szCs w:val="20"/>
+              </w:rPr>
               <w:t>traceroute</w:t>
             </w:r>
           </w:p>
@@ -2985,24 +4107,49 @@
           <w:p>
             <w:pPr>
               <w:cnfStyle w:val="000000100000" w:firstRow="0" w:lastRow="0" w:firstColumn="0" w:lastColumn="0" w:oddVBand="0" w:evenVBand="0" w:oddHBand="1" w:evenHBand="0" w:firstRowFirstColumn="0" w:firstRowLastColumn="0" w:lastRowFirstColumn="0" w:lastRowLastColumn="0"/>
+              <w:rPr>
+                <w:rFonts w:ascii="Arial" w:hAnsi="Arial" w:cs="Arial"/>
+                <w:sz w:val="20"/>
+                <w:szCs w:val="20"/>
+              </w:rPr>
             </w:pPr>
           </w:p>
           <w:p>
             <w:pPr>
               <w:cnfStyle w:val="000000100000" w:firstRow="0" w:lastRow="0" w:firstColumn="0" w:lastColumn="0" w:oddVBand="0" w:evenVBand="0" w:oddHBand="1" w:evenHBand="0" w:firstRowFirstColumn="0" w:firstRowLastColumn="0" w:lastRowFirstColumn="0" w:lastRowLastColumn="0"/>
+              <w:rPr>
+                <w:rFonts w:ascii="Arial" w:hAnsi="Arial" w:cs="Arial"/>
+                <w:sz w:val="20"/>
+                <w:szCs w:val="20"/>
+              </w:rPr>
             </w:pPr>
             <w:r>
+              <w:rPr>
+                <w:rFonts w:ascii="Arial" w:eastAsia="Arial" w:hAnsi="Arial" w:cs="Arial"/>
+                <w:sz w:val="20"/>
+                <w:szCs w:val="20"/>
+              </w:rPr>
               <w:t>Basic validation of the path between the LAN (MS1) and the DMZ (MS2) through the Firewall.</w:t>
             </w:r>
           </w:p>
           <w:p>
             <w:pPr>
               <w:cnfStyle w:val="000000100000" w:firstRow="0" w:lastRow="0" w:firstColumn="0" w:lastColumn="0" w:oddVBand="0" w:evenVBand="0" w:oddHBand="1" w:evenHBand="0" w:firstRowFirstColumn="0" w:firstRowLastColumn="0" w:lastRowFirstColumn="0" w:lastRowLastColumn="0"/>
+              <w:rPr>
+                <w:rFonts w:ascii="Arial" w:hAnsi="Arial" w:cs="Arial"/>
+                <w:sz w:val="20"/>
+                <w:szCs w:val="20"/>
+              </w:rPr>
             </w:pPr>
           </w:p>
           <w:p>
             <w:pPr>
               <w:cnfStyle w:val="000000100000" w:firstRow="0" w:lastRow="0" w:firstColumn="0" w:lastColumn="0" w:oddVBand="0" w:evenVBand="0" w:oddHBand="1" w:evenHBand="0" w:firstRowFirstColumn="0" w:firstRowLastColumn="0" w:lastRowFirstColumn="0" w:lastRowLastColumn="0"/>
+              <w:rPr>
+                <w:rFonts w:ascii="Arial" w:eastAsia="Arial" w:hAnsi="Arial" w:cs="Arial"/>
+                <w:sz w:val="20"/>
+                <w:szCs w:val="20"/>
+              </w:rPr>
             </w:pPr>
           </w:p>
         </w:tc>
@@ -3015,7 +4162,19 @@
             <w:hideMark/>
           </w:tcPr>
           <w:p>
-            <w:r>
+            <w:pPr>
+              <w:rPr>
+                <w:rFonts w:ascii="Arial" w:eastAsia="Arial" w:hAnsi="Arial" w:cs="Arial"/>
+                <w:sz w:val="20"/>
+                <w:szCs w:val="20"/>
+              </w:rPr>
+            </w:pPr>
+            <w:r>
+              <w:rPr>
+                <w:rFonts w:ascii="Arial" w:eastAsia="Arial" w:hAnsi="Arial" w:cs="Arial"/>
+                <w:sz w:val="20"/>
+                <w:szCs w:val="20"/>
+              </w:rPr>
               <w:t>Traffic/Bandwidth</w:t>
             </w:r>
           </w:p>
@@ -3028,14 +4187,34 @@
           <w:p>
             <w:pPr>
               <w:cnfStyle w:val="000000000000" w:firstRow="0" w:lastRow="0" w:firstColumn="0" w:lastColumn="0" w:oddVBand="0" w:evenVBand="0" w:oddHBand="0" w:evenHBand="0" w:firstRowFirstColumn="0" w:firstRowLastColumn="0" w:lastRowFirstColumn="0" w:lastRowLastColumn="0"/>
+              <w:rPr>
+                <w:rFonts w:ascii="Arial" w:eastAsia="Arial" w:hAnsi="Arial" w:cs="Arial"/>
+                <w:sz w:val="20"/>
+                <w:szCs w:val="20"/>
+              </w:rPr>
             </w:pPr>
             <w:r>
+              <w:rPr>
+                <w:rFonts w:ascii="Arial" w:eastAsia="Arial" w:hAnsi="Arial" w:cs="Arial"/>
+                <w:sz w:val="20"/>
+                <w:szCs w:val="20"/>
+              </w:rPr>
               <w:t>show interface</w:t>
             </w:r>
             <w:r>
+              <w:rPr>
+                <w:rFonts w:ascii="Arial" w:hAnsi="Arial" w:cs="Arial"/>
+                <w:sz w:val="20"/>
+                <w:szCs w:val="20"/>
+              </w:rPr>
               <w:br/>
             </w:r>
             <w:r>
+              <w:rPr>
+                <w:rFonts w:ascii="Arial" w:eastAsia="Arial" w:hAnsi="Arial" w:cs="Arial"/>
+                <w:sz w:val="20"/>
+                <w:szCs w:val="20"/>
+              </w:rPr>
               <w:t>show controller utilization</w:t>
             </w:r>
           </w:p>
@@ -3048,24 +4227,49 @@
           <w:p>
             <w:pPr>
               <w:cnfStyle w:val="000000000000" w:firstRow="0" w:lastRow="0" w:firstColumn="0" w:lastColumn="0" w:oddVBand="0" w:evenVBand="0" w:oddHBand="0" w:evenHBand="0" w:firstRowFirstColumn="0" w:firstRowLastColumn="0" w:lastRowFirstColumn="0" w:lastRowLastColumn="0"/>
+              <w:rPr>
+                <w:rFonts w:ascii="Arial" w:hAnsi="Arial" w:cs="Arial"/>
+                <w:sz w:val="20"/>
+                <w:szCs w:val="20"/>
+              </w:rPr>
             </w:pPr>
           </w:p>
           <w:p>
             <w:pPr>
               <w:cnfStyle w:val="000000000000" w:firstRow="0" w:lastRow="0" w:firstColumn="0" w:lastColumn="0" w:oddVBand="0" w:evenVBand="0" w:oddHBand="0" w:evenHBand="0" w:firstRowFirstColumn="0" w:firstRowLastColumn="0" w:lastRowFirstColumn="0" w:lastRowLastColumn="0"/>
+              <w:rPr>
+                <w:rFonts w:ascii="Arial" w:hAnsi="Arial" w:cs="Arial"/>
+                <w:sz w:val="20"/>
+                <w:szCs w:val="20"/>
+              </w:rPr>
             </w:pPr>
             <w:r>
+              <w:rPr>
+                <w:rFonts w:ascii="Arial" w:eastAsia="Arial" w:hAnsi="Arial" w:cs="Arial"/>
+                <w:sz w:val="20"/>
+                <w:szCs w:val="20"/>
+              </w:rPr>
               <w:t>Identifying saturation on the MS0 trunk links and the status of PC and printer ports.</w:t>
             </w:r>
           </w:p>
           <w:p>
             <w:pPr>
               <w:cnfStyle w:val="000000000000" w:firstRow="0" w:lastRow="0" w:firstColumn="0" w:lastColumn="0" w:oddVBand="0" w:evenVBand="0" w:oddHBand="0" w:evenHBand="0" w:firstRowFirstColumn="0" w:firstRowLastColumn="0" w:lastRowFirstColumn="0" w:lastRowLastColumn="0"/>
+              <w:rPr>
+                <w:rFonts w:ascii="Arial" w:hAnsi="Arial" w:cs="Arial"/>
+                <w:sz w:val="20"/>
+                <w:szCs w:val="20"/>
+              </w:rPr>
             </w:pPr>
           </w:p>
           <w:p>
             <w:pPr>
               <w:cnfStyle w:val="000000000000" w:firstRow="0" w:lastRow="0" w:firstColumn="0" w:lastColumn="0" w:oddVBand="0" w:evenVBand="0" w:oddHBand="0" w:evenHBand="0" w:firstRowFirstColumn="0" w:firstRowLastColumn="0" w:lastRowFirstColumn="0" w:lastRowLastColumn="0"/>
+              <w:rPr>
+                <w:rFonts w:ascii="Arial" w:eastAsia="Arial" w:hAnsi="Arial" w:cs="Arial"/>
+                <w:sz w:val="20"/>
+                <w:szCs w:val="20"/>
+              </w:rPr>
             </w:pPr>
           </w:p>
         </w:tc>
@@ -3081,7 +4285,19 @@
             <w:hideMark/>
           </w:tcPr>
           <w:p>
-            <w:r>
+            <w:pPr>
+              <w:rPr>
+                <w:rFonts w:ascii="Arial" w:eastAsia="Arial" w:hAnsi="Arial" w:cs="Arial"/>
+                <w:sz w:val="20"/>
+                <w:szCs w:val="20"/>
+              </w:rPr>
+            </w:pPr>
+            <w:r>
+              <w:rPr>
+                <w:rFonts w:ascii="Arial" w:eastAsia="Arial" w:hAnsi="Arial" w:cs="Arial"/>
+                <w:sz w:val="20"/>
+                <w:szCs w:val="20"/>
+              </w:rPr>
               <w:t>Voice Quality</w:t>
             </w:r>
           </w:p>
@@ -3094,26 +4310,66 @@
           <w:p>
             <w:pPr>
               <w:cnfStyle w:val="000000100000" w:firstRow="0" w:lastRow="0" w:firstColumn="0" w:lastColumn="0" w:oddVBand="0" w:evenVBand="0" w:oddHBand="1" w:evenHBand="0" w:firstRowFirstColumn="0" w:firstRowLastColumn="0" w:lastRowFirstColumn="0" w:lastRowLastColumn="0"/>
+              <w:rPr>
+                <w:rFonts w:ascii="Arial" w:eastAsia="Arial" w:hAnsi="Arial" w:cs="Arial"/>
+                <w:sz w:val="20"/>
+                <w:szCs w:val="20"/>
+              </w:rPr>
             </w:pPr>
             <w:r>
+              <w:rPr>
+                <w:rFonts w:ascii="Arial" w:eastAsia="Arial" w:hAnsi="Arial" w:cs="Arial"/>
+                <w:sz w:val="20"/>
+                <w:szCs w:val="20"/>
+              </w:rPr>
               <w:t>Cisco IP SLA</w:t>
             </w:r>
             <w:r>
+              <w:rPr>
+                <w:rFonts w:ascii="Arial" w:hAnsi="Arial" w:cs="Arial"/>
+                <w:sz w:val="20"/>
+                <w:szCs w:val="20"/>
+              </w:rPr>
               <w:br/>
             </w:r>
             <w:r>
+              <w:rPr>
+                <w:rFonts w:ascii="Arial" w:eastAsia="Arial" w:hAnsi="Arial" w:cs="Arial"/>
+                <w:sz w:val="20"/>
+                <w:szCs w:val="20"/>
+              </w:rPr>
               <w:t>show call active voice</w:t>
             </w:r>
             <w:r>
+              <w:rPr>
+                <w:rFonts w:ascii="Arial" w:hAnsi="Arial" w:cs="Arial"/>
+                <w:sz w:val="20"/>
+                <w:szCs w:val="20"/>
+              </w:rPr>
               <w:br/>
             </w:r>
             <w:r>
+              <w:rPr>
+                <w:rFonts w:ascii="Arial" w:eastAsia="Arial" w:hAnsi="Arial" w:cs="Arial"/>
+                <w:sz w:val="20"/>
+                <w:szCs w:val="20"/>
+              </w:rPr>
               <w:t>show voice dsp</w:t>
             </w:r>
             <w:r>
+              <w:rPr>
+                <w:rFonts w:ascii="Arial" w:hAnsi="Arial" w:cs="Arial"/>
+                <w:sz w:val="20"/>
+                <w:szCs w:val="20"/>
+              </w:rPr>
               <w:br/>
             </w:r>
             <w:r>
+              <w:rPr>
+                <w:rFonts w:ascii="Arial" w:eastAsia="Arial" w:hAnsi="Arial" w:cs="Arial"/>
+                <w:sz w:val="20"/>
+                <w:szCs w:val="20"/>
+              </w:rPr>
               <w:t>show policy-map interface</w:t>
             </w:r>
           </w:p>
@@ -3126,13 +4382,28 @@
           <w:p>
             <w:pPr>
               <w:cnfStyle w:val="000000100000" w:firstRow="0" w:lastRow="0" w:firstColumn="0" w:lastColumn="0" w:oddVBand="0" w:evenVBand="0" w:oddHBand="1" w:evenHBand="0" w:firstRowFirstColumn="0" w:firstRowLastColumn="0" w:lastRowFirstColumn="0" w:lastRowLastColumn="0"/>
+              <w:rPr>
+                <w:rFonts w:ascii="Arial" w:hAnsi="Arial" w:cs="Arial"/>
+                <w:sz w:val="20"/>
+                <w:szCs w:val="20"/>
+              </w:rPr>
             </w:pPr>
           </w:p>
           <w:p>
             <w:pPr>
               <w:cnfStyle w:val="000000100000" w:firstRow="0" w:lastRow="0" w:firstColumn="0" w:lastColumn="0" w:oddVBand="0" w:evenVBand="0" w:oddHBand="1" w:evenHBand="0" w:firstRowFirstColumn="0" w:firstRowLastColumn="0" w:lastRowFirstColumn="0" w:lastRowLastColumn="0"/>
+              <w:rPr>
+                <w:rFonts w:ascii="Arial" w:eastAsia="Arial" w:hAnsi="Arial" w:cs="Arial"/>
+                <w:sz w:val="20"/>
+                <w:szCs w:val="20"/>
+              </w:rPr>
             </w:pPr>
             <w:r>
+              <w:rPr>
+                <w:rFonts w:ascii="Arial" w:eastAsia="Arial" w:hAnsi="Arial" w:cs="Arial"/>
+                <w:sz w:val="20"/>
+                <w:szCs w:val="20"/>
+              </w:rPr>
               <w:t>Vital for ensuring IP Phones maintain optimal call quality and that QoS policies are correctly applied at the access layer.</w:t>
             </w:r>
           </w:p>
@@ -3146,7 +4417,19 @@
             <w:hideMark/>
           </w:tcPr>
           <w:p>
-            <w:r>
+            <w:pPr>
+              <w:rPr>
+                <w:rFonts w:ascii="Arial" w:eastAsia="Arial" w:hAnsi="Arial" w:cs="Arial"/>
+                <w:sz w:val="20"/>
+                <w:szCs w:val="20"/>
+              </w:rPr>
+            </w:pPr>
+            <w:r>
+              <w:rPr>
+                <w:rFonts w:ascii="Arial" w:eastAsia="Arial" w:hAnsi="Arial" w:cs="Arial"/>
+                <w:sz w:val="20"/>
+                <w:szCs w:val="20"/>
+              </w:rPr>
               <w:t>Security/Logs</w:t>
             </w:r>
           </w:p>
@@ -3159,20 +4442,50 @@
           <w:p>
             <w:pPr>
               <w:cnfStyle w:val="000000000000" w:firstRow="0" w:lastRow="0" w:firstColumn="0" w:lastColumn="0" w:oddVBand="0" w:evenVBand="0" w:oddHBand="0" w:evenHBand="0" w:firstRowFirstColumn="0" w:firstRowLastColumn="0" w:lastRowFirstColumn="0" w:lastRowLastColumn="0"/>
+              <w:rPr>
+                <w:rFonts w:ascii="Arial" w:eastAsia="Arial" w:hAnsi="Arial" w:cs="Arial"/>
+                <w:sz w:val="20"/>
+                <w:szCs w:val="20"/>
+              </w:rPr>
             </w:pPr>
             <w:r>
+              <w:rPr>
+                <w:rFonts w:ascii="Arial" w:eastAsia="Arial" w:hAnsi="Arial" w:cs="Arial"/>
+                <w:sz w:val="20"/>
+                <w:szCs w:val="20"/>
+              </w:rPr>
               <w:t>show log</w:t>
             </w:r>
             <w:r>
+              <w:rPr>
+                <w:rFonts w:ascii="Arial" w:hAnsi="Arial" w:cs="Arial"/>
+                <w:sz w:val="20"/>
+                <w:szCs w:val="20"/>
+              </w:rPr>
               <w:br/>
             </w:r>
             <w:r>
+              <w:rPr>
+                <w:rFonts w:ascii="Arial" w:eastAsia="Arial" w:hAnsi="Arial" w:cs="Arial"/>
+                <w:sz w:val="20"/>
+                <w:szCs w:val="20"/>
+              </w:rPr>
               <w:t>show logging process</w:t>
             </w:r>
             <w:r>
+              <w:rPr>
+                <w:rFonts w:ascii="Arial" w:hAnsi="Arial" w:cs="Arial"/>
+                <w:sz w:val="20"/>
+                <w:szCs w:val="20"/>
+              </w:rPr>
               <w:br/>
             </w:r>
             <w:r>
+              <w:rPr>
+                <w:rFonts w:ascii="Arial" w:eastAsia="Arial" w:hAnsi="Arial" w:cs="Arial"/>
+                <w:sz w:val="20"/>
+                <w:szCs w:val="20"/>
+              </w:rPr>
               <w:t>show platform software trace</w:t>
             </w:r>
           </w:p>
@@ -3185,13 +4498,28 @@
           <w:p>
             <w:pPr>
               <w:cnfStyle w:val="000000000000" w:firstRow="0" w:lastRow="0" w:firstColumn="0" w:lastColumn="0" w:oddVBand="0" w:evenVBand="0" w:oddHBand="0" w:evenHBand="0" w:firstRowFirstColumn="0" w:firstRowLastColumn="0" w:lastRowFirstColumn="0" w:lastRowLastColumn="0"/>
+              <w:rPr>
+                <w:rFonts w:ascii="Arial" w:hAnsi="Arial" w:cs="Arial"/>
+                <w:sz w:val="20"/>
+                <w:szCs w:val="20"/>
+              </w:rPr>
             </w:pPr>
           </w:p>
           <w:p>
             <w:pPr>
               <w:cnfStyle w:val="000000000000" w:firstRow="0" w:lastRow="0" w:firstColumn="0" w:lastColumn="0" w:oddVBand="0" w:evenVBand="0" w:oddHBand="0" w:evenHBand="0" w:firstRowFirstColumn="0" w:firstRowLastColumn="0" w:lastRowFirstColumn="0" w:lastRowLastColumn="0"/>
+              <w:rPr>
+                <w:rFonts w:ascii="Arial" w:eastAsia="Arial" w:hAnsi="Arial" w:cs="Arial"/>
+                <w:sz w:val="20"/>
+                <w:szCs w:val="20"/>
+              </w:rPr>
             </w:pPr>
             <w:r>
+              <w:rPr>
+                <w:rFonts w:ascii="Arial" w:eastAsia="Arial" w:hAnsi="Arial" w:cs="Arial"/>
+                <w:sz w:val="20"/>
+                <w:szCs w:val="20"/>
+              </w:rPr>
               <w:t>Tracking security events and access denials on Firewall2 and system logs on MS1.</w:t>
             </w:r>
           </w:p>
@@ -3208,7 +4536,19 @@
             <w:hideMark/>
           </w:tcPr>
           <w:p>
-            <w:r>
+            <w:pPr>
+              <w:rPr>
+                <w:rFonts w:ascii="Arial" w:eastAsia="Arial" w:hAnsi="Arial" w:cs="Arial"/>
+                <w:sz w:val="20"/>
+                <w:szCs w:val="20"/>
+              </w:rPr>
+            </w:pPr>
+            <w:r>
+              <w:rPr>
+                <w:rFonts w:ascii="Arial" w:eastAsia="Arial" w:hAnsi="Arial" w:cs="Arial"/>
+                <w:sz w:val="20"/>
+                <w:szCs w:val="20"/>
+              </w:rPr>
               <w:t>Service Health</w:t>
             </w:r>
           </w:p>
@@ -3221,34 +4561,84 @@
           <w:p>
             <w:pPr>
               <w:cnfStyle w:val="000000100000" w:firstRow="0" w:lastRow="0" w:firstColumn="0" w:lastColumn="0" w:oddVBand="0" w:evenVBand="0" w:oddHBand="1" w:evenHBand="0" w:firstRowFirstColumn="0" w:firstRowLastColumn="0" w:lastRowFirstColumn="0" w:lastRowLastColumn="0"/>
+              <w:rPr>
+                <w:rFonts w:ascii="Arial" w:eastAsia="Arial" w:hAnsi="Arial" w:cs="Arial"/>
+                <w:sz w:val="20"/>
+                <w:szCs w:val="20"/>
+              </w:rPr>
             </w:pPr>
             <w:r>
+              <w:rPr>
+                <w:rFonts w:ascii="Arial" w:eastAsia="Arial" w:hAnsi="Arial" w:cs="Arial"/>
+                <w:sz w:val="20"/>
+                <w:szCs w:val="20"/>
+              </w:rPr>
               <w:t xml:space="preserve">show proc </w:t>
             </w:r>
             <w:proofErr w:type="spellStart"/>
             <w:r>
+              <w:rPr>
+                <w:rFonts w:ascii="Arial" w:eastAsia="Arial" w:hAnsi="Arial" w:cs="Arial"/>
+                <w:sz w:val="20"/>
+                <w:szCs w:val="20"/>
+              </w:rPr>
               <w:t>cpu</w:t>
             </w:r>
             <w:proofErr w:type="spellEnd"/>
             <w:r>
+              <w:rPr>
+                <w:rFonts w:ascii="Arial" w:eastAsia="Arial" w:hAnsi="Arial" w:cs="Arial"/>
+                <w:sz w:val="20"/>
+                <w:szCs w:val="20"/>
+              </w:rPr>
               <w:t xml:space="preserve"> sorted</w:t>
             </w:r>
             <w:r>
+              <w:rPr>
+                <w:rFonts w:ascii="Arial" w:hAnsi="Arial" w:cs="Arial"/>
+                <w:sz w:val="20"/>
+                <w:szCs w:val="20"/>
+              </w:rPr>
               <w:br/>
             </w:r>
             <w:r>
+              <w:rPr>
+                <w:rFonts w:ascii="Arial" w:eastAsia="Arial" w:hAnsi="Arial" w:cs="Arial"/>
+                <w:sz w:val="20"/>
+                <w:szCs w:val="20"/>
+              </w:rPr>
               <w:t>show proc mem sorted</w:t>
             </w:r>
             <w:r>
+              <w:rPr>
+                <w:rFonts w:ascii="Arial" w:hAnsi="Arial" w:cs="Arial"/>
+                <w:sz w:val="20"/>
+                <w:szCs w:val="20"/>
+              </w:rPr>
               <w:br/>
             </w:r>
             <w:r>
+              <w:rPr>
+                <w:rFonts w:ascii="Arial" w:eastAsia="Arial" w:hAnsi="Arial" w:cs="Arial"/>
+                <w:sz w:val="20"/>
+                <w:szCs w:val="20"/>
+              </w:rPr>
               <w:t>show env</w:t>
             </w:r>
             <w:r>
+              <w:rPr>
+                <w:rFonts w:ascii="Arial" w:hAnsi="Arial" w:cs="Arial"/>
+                <w:sz w:val="20"/>
+                <w:szCs w:val="20"/>
+              </w:rPr>
               <w:br/>
             </w:r>
             <w:r>
+              <w:rPr>
+                <w:rFonts w:ascii="Arial" w:eastAsia="Arial" w:hAnsi="Arial" w:cs="Arial"/>
+                <w:sz w:val="20"/>
+                <w:szCs w:val="20"/>
+              </w:rPr>
               <w:t>show version</w:t>
             </w:r>
           </w:p>
@@ -3261,13 +4651,28 @@
           <w:p>
             <w:pPr>
               <w:cnfStyle w:val="000000100000" w:firstRow="0" w:lastRow="0" w:firstColumn="0" w:lastColumn="0" w:oddVBand="0" w:evenVBand="0" w:oddHBand="1" w:evenHBand="0" w:firstRowFirstColumn="0" w:firstRowLastColumn="0" w:lastRowFirstColumn="0" w:lastRowLastColumn="0"/>
+              <w:rPr>
+                <w:rFonts w:ascii="Arial" w:hAnsi="Arial" w:cs="Arial"/>
+                <w:sz w:val="20"/>
+                <w:szCs w:val="20"/>
+              </w:rPr>
             </w:pPr>
           </w:p>
           <w:p>
             <w:pPr>
               <w:cnfStyle w:val="000000100000" w:firstRow="0" w:lastRow="0" w:firstColumn="0" w:lastColumn="0" w:oddVBand="0" w:evenVBand="0" w:oddHBand="1" w:evenHBand="0" w:firstRowFirstColumn="0" w:firstRowLastColumn="0" w:lastRowFirstColumn="0" w:lastRowLastColumn="0"/>
+              <w:rPr>
+                <w:rFonts w:ascii="Arial" w:eastAsia="Arial" w:hAnsi="Arial" w:cs="Arial"/>
+                <w:sz w:val="20"/>
+                <w:szCs w:val="20"/>
+              </w:rPr>
             </w:pPr>
             <w:r>
+              <w:rPr>
+                <w:rFonts w:ascii="Arial" w:eastAsia="Arial" w:hAnsi="Arial" w:cs="Arial"/>
+                <w:sz w:val="20"/>
+                <w:szCs w:val="20"/>
+              </w:rPr>
               <w:t>Monitoring the health of core switch hardware; allows detection of processes consuming resources that could impact the academic network.</w:t>
             </w:r>
           </w:p>
@@ -3285,8 +4690,9 @@
         </w:pBdr>
         <w:spacing w:before="120" w:after="120" w:line="288" w:lineRule="auto"/>
         <w:rPr>
-          <w:rFonts w:eastAsia="Arial"/>
+          <w:rFonts w:ascii="Arial" w:eastAsia="Arial" w:hAnsi="Arial" w:cs="Arial"/>
           <w:color w:val="000000"/>
+          <w:sz w:val="20"/>
           <w:szCs w:val="20"/>
           <w:highlight w:val="yellow"/>
         </w:rPr>
@@ -3295,8 +4701,18 @@
     <w:p>
       <w:pPr>
         <w:pStyle w:val="Heading2"/>
-      </w:pPr>
-      <w:r>
+        <w:rPr>
+          <w:rFonts w:ascii="Arial" w:eastAsia="Arial" w:hAnsi="Arial" w:cs="Arial"/>
+          <w:sz w:val="20"/>
+          <w:szCs w:val="20"/>
+        </w:rPr>
+      </w:pPr>
+      <w:r>
+        <w:rPr>
+          <w:rFonts w:ascii="Arial" w:eastAsia="Arial" w:hAnsi="Arial" w:cs="Arial"/>
+          <w:sz w:val="20"/>
+          <w:szCs w:val="20"/>
+        </w:rPr>
         <w:t>Network Management &amp; Software Tools</w:t>
       </w:r>
     </w:p>
@@ -3311,28 +4727,36 @@
         </w:pBdr>
         <w:spacing w:before="120" w:after="120" w:line="288" w:lineRule="auto"/>
         <w:rPr>
-          <w:rFonts w:eastAsia="Arial"/>
+          <w:rFonts w:ascii="Arial" w:eastAsia="Arial" w:hAnsi="Arial" w:cs="Arial"/>
           <w:color w:val="000000"/>
-          <w:szCs w:val="20"/>
-        </w:rPr>
-      </w:pPr>
-      <w:r>
-        <w:rPr>
-          <w:rFonts w:eastAsia="Arial"/>
+          <w:sz w:val="20"/>
+          <w:szCs w:val="20"/>
+        </w:rPr>
+      </w:pPr>
+      <w:r>
+        <w:rPr>
+          <w:rFonts w:ascii="Arial" w:eastAsia="Arial" w:hAnsi="Arial" w:cs="Arial"/>
           <w:color w:val="000000"/>
+          <w:sz w:val="20"/>
           <w:szCs w:val="20"/>
         </w:rPr>
         <w:t>These applications provide a layer of deep analysis and automated alerting for remote management.</w:t>
       </w:r>
       <w:r>
         <w:rPr>
-          <w:rFonts w:eastAsia="Arial"/>
+          <w:rFonts w:ascii="Arial" w:eastAsia="Arial" w:hAnsi="Arial" w:cs="Arial"/>
           <w:color w:val="000000"/>
+          <w:sz w:val="20"/>
           <w:szCs w:val="20"/>
         </w:rPr>
         <w:t xml:space="preserve"> </w:t>
       </w:r>
       <w:r>
+        <w:rPr>
+          <w:rFonts w:ascii="Arial" w:hAnsi="Arial" w:cs="Arial"/>
+          <w:sz w:val="20"/>
+          <w:szCs w:val="20"/>
+        </w:rPr>
         <w:t>In a professional troubleshooting plan, industry-standard commercial suites ensure reliability and vendor support.</w:t>
       </w:r>
     </w:p>
@@ -3347,10 +4771,11 @@
         </w:pBdr>
         <w:spacing w:before="120" w:after="120" w:line="288" w:lineRule="auto"/>
         <w:rPr>
-          <w:rFonts w:eastAsia="Arial"/>
+          <w:rFonts w:ascii="Arial" w:eastAsia="Arial" w:hAnsi="Arial" w:cs="Arial"/>
           <w:b/>
           <w:bCs/>
           <w:color w:val="000000"/>
+          <w:sz w:val="20"/>
           <w:szCs w:val="20"/>
         </w:rPr>
       </w:pPr>
@@ -3358,202 +4783,271 @@
     <w:p>
       <w:pPr>
         <w:pStyle w:val="Heading3"/>
-      </w:pPr>
-      <w:r>
+        <w:rPr>
+          <w:rFonts w:ascii="Arial" w:hAnsi="Arial" w:cs="Arial"/>
+          <w:sz w:val="20"/>
+          <w:szCs w:val="20"/>
+        </w:rPr>
+      </w:pPr>
+      <w:r>
+        <w:rPr>
+          <w:rFonts w:ascii="Arial" w:hAnsi="Arial" w:cs="Arial"/>
+          <w:sz w:val="20"/>
+          <w:szCs w:val="20"/>
+        </w:rPr>
         <w:t>Connectivity</w:t>
       </w:r>
     </w:p>
     <w:p>
       <w:pPr>
         <w:jc w:val="both"/>
-      </w:pPr>
-      <w:r>
-        <w:t xml:space="preserve">To test connectivity across the university campus, PRTG is deployed to perform continuous ICMP (Ping) and traceroute simulations. We set up "Sensors" on the core switches (MS1) and the DMZ gateways to verify that the path between students in the labs and the database servers remains open. </w:t>
-      </w:r>
-      <w:r>
-        <w:lastRenderedPageBreak/>
-        <w:t>If a packet is dropped at Firewall2, PRTG triggers a real-time alert, allowing the IT team to immediately see whether the outage is a physical link failure or a routing loop within the hierarchical star topology.</w:t>
+        <w:rPr>
+          <w:rFonts w:ascii="Arial" w:hAnsi="Arial" w:cs="Arial"/>
+          <w:sz w:val="20"/>
+          <w:szCs w:val="20"/>
+        </w:rPr>
+      </w:pPr>
+      <w:r>
+        <w:rPr>
+          <w:rFonts w:ascii="Arial" w:hAnsi="Arial" w:cs="Arial"/>
+          <w:sz w:val="20"/>
+          <w:szCs w:val="20"/>
+        </w:rPr>
+        <w:t>To test connectivity across the university campus, PRTG is deployed to perform continuous ICMP (Ping) and traceroute simulations. We set up "Sensors" on the core switches (MS1) and the DMZ gateways to verify that the path between students in the labs and the database servers remains open. If a packet is dropped at Firewall2, PRTG triggers a real-time alert, allowing the IT team to immediately see whether the outage is a physical link failure or a routing loop within the hierarchical star topology.</w:t>
       </w:r>
     </w:p>
     <w:p>
       <w:pPr>
         <w:jc w:val="both"/>
+        <w:rPr>
+          <w:rFonts w:ascii="Arial" w:hAnsi="Arial" w:cs="Arial"/>
+          <w:sz w:val="20"/>
+          <w:szCs w:val="20"/>
+        </w:rPr>
       </w:pPr>
     </w:p>
     <w:p>
       <w:pPr>
         <w:pStyle w:val="Heading3"/>
-      </w:pPr>
-      <w:r>
+        <w:rPr>
+          <w:rFonts w:ascii="Arial" w:hAnsi="Arial" w:cs="Arial"/>
+          <w:sz w:val="20"/>
+          <w:szCs w:val="20"/>
+        </w:rPr>
+      </w:pPr>
+      <w:r>
+        <w:rPr>
+          <w:rFonts w:ascii="Arial" w:hAnsi="Arial" w:cs="Arial"/>
+          <w:sz w:val="20"/>
+          <w:szCs w:val="20"/>
+        </w:rPr>
+        <w:lastRenderedPageBreak/>
         <w:t>Traffic/Bandwidth</w:t>
       </w:r>
     </w:p>
     <w:p>
       <w:pPr>
         <w:jc w:val="both"/>
-      </w:pPr>
-      <w:r>
-        <w:t xml:space="preserve">Testing bandwidth efficiency involves a three-tier approach. We </w:t>
-      </w:r>
-      <w:r>
-        <w:t xml:space="preserve">will </w:t>
-      </w:r>
-      <w:r>
-        <w:t>use NetFlow on MS1 to identify "Top Talkers</w:t>
-      </w:r>
-      <w:r>
-        <w:t>” and</w:t>
-      </w:r>
-      <w:r>
-        <w:t xml:space="preserve"> determining if a specific </w:t>
-      </w:r>
-      <w:r>
-        <w:t>area</w:t>
-      </w:r>
-      <w:r>
-        <w:t xml:space="preserve"> is hogging the internet link via Firewall2. Simultaneously, SNMP monitoring tools track the port utilization on the MS0 aggregation switch to ensure trunk links aren't reaching their 80% saturation threshold. For deep-dive testing, </w:t>
-      </w:r>
-      <w:r>
-        <w:t xml:space="preserve">we will use </w:t>
-      </w:r>
-      <w:r>
-        <w:t>Wireshark to capture packets at the Proxy or Mail server to identify "chatter" or retransmissions that indicate underlying congestion or faulty cabling.</w:t>
+        <w:rPr>
+          <w:rFonts w:ascii="Arial" w:hAnsi="Arial" w:cs="Arial"/>
+          <w:sz w:val="20"/>
+          <w:szCs w:val="20"/>
+        </w:rPr>
+      </w:pPr>
+      <w:r>
+        <w:rPr>
+          <w:rFonts w:ascii="Arial" w:hAnsi="Arial" w:cs="Arial"/>
+          <w:sz w:val="20"/>
+          <w:szCs w:val="20"/>
+        </w:rPr>
+        <w:t>Testing bandwidth efficiency involves a three-tier approach. We will use NetFlow on MS1 to identify "Top Talkers” and determining if a specific area is hogging the internet link via Firewall2. Simultaneously, SNMP monitoring tools track the port utilization on the MS0 aggregation switch to ensure trunk links aren't reaching their 80% saturation threshold. For deep-dive testing, we will use Wireshark to capture packets at the Proxy or Mail server to identify "chatter" or retransmissions that indicate underlying congestion or faulty cabling.</w:t>
       </w:r>
     </w:p>
     <w:p>
       <w:pPr>
         <w:jc w:val="both"/>
+        <w:rPr>
+          <w:rFonts w:ascii="Arial" w:hAnsi="Arial" w:cs="Arial"/>
+          <w:sz w:val="20"/>
+          <w:szCs w:val="20"/>
+        </w:rPr>
       </w:pPr>
     </w:p>
     <w:p>
       <w:pPr>
         <w:pStyle w:val="Heading3"/>
-      </w:pPr>
-      <w:r>
+        <w:rPr>
+          <w:rFonts w:ascii="Arial" w:hAnsi="Arial" w:cs="Arial"/>
+          <w:sz w:val="20"/>
+          <w:szCs w:val="20"/>
+        </w:rPr>
+      </w:pPr>
+      <w:r>
+        <w:rPr>
+          <w:rFonts w:ascii="Arial" w:hAnsi="Arial" w:cs="Arial"/>
+          <w:sz w:val="20"/>
+          <w:szCs w:val="20"/>
+        </w:rPr>
         <w:t>Voice Quality</w:t>
       </w:r>
     </w:p>
     <w:p>
       <w:pPr>
         <w:jc w:val="both"/>
-      </w:pPr>
-      <w:r>
-        <w:t xml:space="preserve">Since Milestones University relies on IP Phones, testing for voice quality focuses on measuring "Mean Opinion Scores" (MOS). We </w:t>
-      </w:r>
-      <w:r>
-        <w:t>will use</w:t>
-      </w:r>
-      <w:r>
-        <w:t xml:space="preserve"> VQM to monitor jitter and packet loss across the VLANs (10-40). During testing phases, </w:t>
+        <w:rPr>
+          <w:rFonts w:ascii="Arial" w:hAnsi="Arial" w:cs="Arial"/>
+          <w:sz w:val="20"/>
+          <w:szCs w:val="20"/>
+        </w:rPr>
+      </w:pPr>
+      <w:r>
+        <w:rPr>
+          <w:rFonts w:ascii="Arial" w:hAnsi="Arial" w:cs="Arial"/>
+          <w:sz w:val="20"/>
+          <w:szCs w:val="20"/>
+        </w:rPr>
+        <w:t xml:space="preserve">Since Milestones University relies on IP Phones, testing for voice quality focuses on measuring "Mean Opinion Scores" (MOS). We will use VQM to monitor jitter and packet loss across the VLANs (10-40). During testing phases, </w:t>
       </w:r>
       <w:proofErr w:type="spellStart"/>
       <w:r>
+        <w:rPr>
+          <w:rFonts w:ascii="Arial" w:hAnsi="Arial" w:cs="Arial"/>
+          <w:sz w:val="20"/>
+          <w:szCs w:val="20"/>
+        </w:rPr>
         <w:t>VisQOL</w:t>
       </w:r>
       <w:proofErr w:type="spellEnd"/>
       <w:r>
-        <w:t xml:space="preserve"> </w:t>
-      </w:r>
-      <w:r>
-        <w:t>will be</w:t>
-      </w:r>
-      <w:r>
-        <w:t xml:space="preserve"> used to compare the original audio signal against the signal received at the other end of the trunk. This allows us to verify that the Quality of Service (QoS) tags applied on MS1 are being respected and that voice traffic is not being "clipped" by heavy data bursts from the academic servers.</w:t>
+        <w:rPr>
+          <w:rFonts w:ascii="Arial" w:hAnsi="Arial" w:cs="Arial"/>
+          <w:sz w:val="20"/>
+          <w:szCs w:val="20"/>
+        </w:rPr>
+        <w:t xml:space="preserve"> will be used to compare the original audio signal against the signal received at the other end of the trunk. This allows us to verify that the Quality of Service (QoS) tags applied on MS1 are being respected and that voice traffic is not being "clipped" by heavy data bursts from the academic servers.</w:t>
       </w:r>
     </w:p>
     <w:p>
       <w:pPr>
         <w:jc w:val="both"/>
+        <w:rPr>
+          <w:rFonts w:ascii="Arial" w:hAnsi="Arial" w:cs="Arial"/>
+          <w:sz w:val="20"/>
+          <w:szCs w:val="20"/>
+        </w:rPr>
       </w:pPr>
     </w:p>
     <w:p>
       <w:pPr>
         <w:pStyle w:val="Heading3"/>
-      </w:pPr>
-      <w:r>
+        <w:rPr>
+          <w:rFonts w:ascii="Arial" w:hAnsi="Arial" w:cs="Arial"/>
+          <w:sz w:val="20"/>
+          <w:szCs w:val="20"/>
+        </w:rPr>
+      </w:pPr>
+      <w:r>
+        <w:rPr>
+          <w:rFonts w:ascii="Arial" w:hAnsi="Arial" w:cs="Arial"/>
+          <w:sz w:val="20"/>
+          <w:szCs w:val="20"/>
+        </w:rPr>
         <w:t>Security/Logs</w:t>
       </w:r>
     </w:p>
     <w:p>
       <w:pPr>
         <w:jc w:val="both"/>
-      </w:pPr>
-      <w:r>
-        <w:t>Security testing is performed by simulating "attack" or "access" traffic patterns. We</w:t>
-      </w:r>
-      <w:r>
-        <w:t xml:space="preserve"> will</w:t>
-      </w:r>
-      <w:r>
-        <w:t xml:space="preserve"> use the ASA Packet Tracer tool </w:t>
-      </w:r>
-      <w:r>
-        <w:t>to simulate</w:t>
-      </w:r>
-      <w:r>
-        <w:t xml:space="preserve"> Firewall2 </w:t>
-      </w:r>
-      <w:r>
-        <w:t xml:space="preserve">behaviour </w:t>
-      </w:r>
-      <w:r>
-        <w:t>send</w:t>
-      </w:r>
-      <w:r>
-        <w:t>ing</w:t>
-      </w:r>
-      <w:r>
-        <w:t xml:space="preserve"> a packet from a Lab PC to the DMZ Database; this confirms that the INSIDE_IN ACL is correctly allowing or denying traffic without disrupting live users. All resulting events are aggregated in the Kiwi Syslog Server NG, which we </w:t>
-      </w:r>
-      <w:r>
-        <w:t xml:space="preserve">will </w:t>
-      </w:r>
-      <w:r>
-        <w:t xml:space="preserve">audit </w:t>
-      </w:r>
-      <w:r>
-        <w:t>monthly</w:t>
-      </w:r>
-      <w:r>
-        <w:t xml:space="preserve"> to look for repeated "Deny" logs, which might indicate a misconfigured IP Phone or a potential security breach.</w:t>
+        <w:rPr>
+          <w:rFonts w:ascii="Arial" w:hAnsi="Arial" w:cs="Arial"/>
+          <w:sz w:val="20"/>
+          <w:szCs w:val="20"/>
+        </w:rPr>
+      </w:pPr>
+      <w:r>
+        <w:rPr>
+          <w:rFonts w:ascii="Arial" w:hAnsi="Arial" w:cs="Arial"/>
+          <w:sz w:val="20"/>
+          <w:szCs w:val="20"/>
+        </w:rPr>
+        <w:t>Security testing is performed by simulating "attack" or "access" traffic patterns. We will use the ASA Packet Tracer tool to simulate Firewall2 behaviour sending a packet from a Lab PC to the DMZ Database; this confirms that the INSIDE_IN ACL is correctly allowing or denying traffic without disrupting live users. All resulting events are aggregated in the Kiwi Syslog Server NG, which we will audit monthly to look for repeated "Deny" logs, which might indicate a misconfigured IP Phone or a potential security breach.</w:t>
       </w:r>
     </w:p>
     <w:p>
       <w:pPr>
         <w:jc w:val="both"/>
+        <w:rPr>
+          <w:rFonts w:ascii="Arial" w:hAnsi="Arial" w:cs="Arial"/>
+          <w:sz w:val="20"/>
+          <w:szCs w:val="20"/>
+        </w:rPr>
       </w:pPr>
     </w:p>
     <w:p>
       <w:pPr>
         <w:pStyle w:val="Heading3"/>
-      </w:pPr>
-      <w:r>
+        <w:rPr>
+          <w:rFonts w:ascii="Arial" w:hAnsi="Arial" w:cs="Arial"/>
+          <w:sz w:val="20"/>
+          <w:szCs w:val="20"/>
+        </w:rPr>
+      </w:pPr>
+      <w:r>
+        <w:rPr>
+          <w:rFonts w:ascii="Arial" w:hAnsi="Arial" w:cs="Arial"/>
+          <w:sz w:val="20"/>
+          <w:szCs w:val="20"/>
+        </w:rPr>
         <w:t>Service Health</w:t>
       </w:r>
     </w:p>
     <w:p>
       <w:pPr>
         <w:jc w:val="both"/>
-      </w:pPr>
-      <w:r>
-        <w:t xml:space="preserve">To test the health of the university's digital services (Web, Mail, DNS), we </w:t>
-      </w:r>
-      <w:r>
+        <w:rPr>
+          <w:rFonts w:ascii="Arial" w:hAnsi="Arial" w:cs="Arial"/>
+          <w:sz w:val="20"/>
+          <w:szCs w:val="20"/>
+        </w:rPr>
+      </w:pPr>
+      <w:r>
+        <w:rPr>
+          <w:rFonts w:ascii="Arial" w:hAnsi="Arial" w:cs="Arial"/>
+          <w:sz w:val="20"/>
+          <w:szCs w:val="20"/>
+        </w:rPr>
+        <w:t xml:space="preserve">To test the health of the university's digital services (Web, Mail, DNS), we will use Nmap to perform port scans, ensuring that only the intended service ports are open in the DMZ. New Relic </w:t>
+      </w:r>
+      <w:r>
+        <w:rPr>
+          <w:rFonts w:ascii="Arial" w:hAnsi="Arial" w:cs="Arial"/>
+          <w:sz w:val="20"/>
+          <w:szCs w:val="20"/>
+        </w:rPr>
         <w:t xml:space="preserve">will </w:t>
       </w:r>
       <w:r>
-        <w:t xml:space="preserve">use Nmap to perform port scans, ensuring that only the intended service ports are open in the DMZ. New Relic </w:t>
-      </w:r>
-      <w:r>
-        <w:t xml:space="preserve">will </w:t>
-      </w:r>
-      <w:r>
+        <w:rPr>
+          <w:rFonts w:ascii="Arial" w:hAnsi="Arial" w:cs="Arial"/>
+          <w:sz w:val="20"/>
+          <w:szCs w:val="20"/>
+        </w:rPr>
         <w:t xml:space="preserve">provide deep-stack testing for the Virtual Environment and Databases, measuring application response times rather than just "up/down" status. HTTP/DNS Checkers </w:t>
       </w:r>
       <w:r>
+        <w:rPr>
+          <w:rFonts w:ascii="Arial" w:hAnsi="Arial" w:cs="Arial"/>
+          <w:sz w:val="20"/>
+          <w:szCs w:val="20"/>
+        </w:rPr>
         <w:t>will be</w:t>
       </w:r>
       <w:r>
+        <w:rPr>
+          <w:rFonts w:ascii="Arial" w:hAnsi="Arial" w:cs="Arial"/>
+          <w:sz w:val="20"/>
+          <w:szCs w:val="20"/>
+        </w:rPr>
         <w:t xml:space="preserve"> used to simulate external user requests to verify that the Proxy is correctly resolving addresses and serving content to the campus.</w:t>
       </w:r>
     </w:p>
@@ -3568,8 +5062,9 @@
         </w:pBdr>
         <w:spacing w:before="120" w:after="120" w:line="288" w:lineRule="auto"/>
         <w:rPr>
-          <w:rFonts w:eastAsia="Arial"/>
+          <w:rFonts w:ascii="Arial" w:eastAsia="Arial" w:hAnsi="Arial" w:cs="Arial"/>
           <w:color w:val="000000"/>
+          <w:sz w:val="20"/>
           <w:szCs w:val="20"/>
         </w:rPr>
       </w:pPr>
@@ -3585,59 +5080,65 @@
         </w:pBdr>
         <w:spacing w:before="120" w:after="120" w:line="288" w:lineRule="auto"/>
         <w:rPr>
-          <w:rFonts w:eastAsia="Arial"/>
+          <w:rFonts w:ascii="Arial" w:eastAsia="Arial" w:hAnsi="Arial" w:cs="Arial"/>
           <w:b/>
           <w:bCs/>
           <w:color w:val="000000"/>
-          <w:szCs w:val="20"/>
-        </w:rPr>
-      </w:pPr>
-      <w:r>
-        <w:rPr>
-          <w:rFonts w:eastAsia="Arial"/>
+          <w:sz w:val="20"/>
+          <w:szCs w:val="20"/>
+        </w:rPr>
+      </w:pPr>
+      <w:r>
+        <w:rPr>
+          <w:rFonts w:ascii="Arial" w:eastAsia="Arial" w:hAnsi="Arial" w:cs="Arial"/>
           <w:b/>
           <w:bCs/>
           <w:color w:val="000000"/>
+          <w:sz w:val="20"/>
           <w:szCs w:val="20"/>
         </w:rPr>
         <w:t>S</w:t>
       </w:r>
       <w:r>
         <w:rPr>
-          <w:rFonts w:eastAsia="Arial"/>
+          <w:rFonts w:ascii="Arial" w:eastAsia="Arial" w:hAnsi="Arial" w:cs="Arial"/>
           <w:b/>
           <w:bCs/>
           <w:color w:val="000000"/>
+          <w:sz w:val="20"/>
           <w:szCs w:val="20"/>
         </w:rPr>
         <w:t xml:space="preserve">ummary of </w:t>
       </w:r>
       <w:r>
         <w:rPr>
-          <w:rFonts w:eastAsia="Arial"/>
+          <w:rFonts w:ascii="Arial" w:eastAsia="Arial" w:hAnsi="Arial" w:cs="Arial"/>
           <w:b/>
           <w:bCs/>
           <w:color w:val="000000"/>
+          <w:sz w:val="20"/>
           <w:szCs w:val="20"/>
         </w:rPr>
         <w:t xml:space="preserve">Software and </w:t>
       </w:r>
       <w:r>
         <w:rPr>
-          <w:rFonts w:eastAsia="Arial"/>
+          <w:rFonts w:ascii="Arial" w:eastAsia="Arial" w:hAnsi="Arial" w:cs="Arial"/>
           <w:b/>
           <w:bCs/>
           <w:color w:val="000000"/>
+          <w:sz w:val="20"/>
           <w:szCs w:val="20"/>
         </w:rPr>
         <w:t>Tool</w:t>
       </w:r>
       <w:r>
         <w:rPr>
-          <w:rFonts w:eastAsia="Arial"/>
+          <w:rFonts w:ascii="Arial" w:eastAsia="Arial" w:hAnsi="Arial" w:cs="Arial"/>
           <w:b/>
           <w:bCs/>
           <w:color w:val="000000"/>
+          <w:sz w:val="20"/>
           <w:szCs w:val="20"/>
         </w:rPr>
         <w:t>s</w:t>
@@ -3665,7 +5166,19 @@
             <w:hideMark/>
           </w:tcPr>
           <w:p>
-            <w:r>
+            <w:pPr>
+              <w:rPr>
+                <w:rFonts w:ascii="Arial" w:hAnsi="Arial" w:cs="Arial"/>
+                <w:sz w:val="20"/>
+                <w:szCs w:val="20"/>
+              </w:rPr>
+            </w:pPr>
+            <w:r>
+              <w:rPr>
+                <w:rFonts w:ascii="Arial" w:hAnsi="Arial" w:cs="Arial"/>
+                <w:sz w:val="20"/>
+                <w:szCs w:val="20"/>
+              </w:rPr>
               <w:t>Target</w:t>
             </w:r>
           </w:p>
@@ -3678,8 +5191,18 @@
           <w:p>
             <w:pPr>
               <w:cnfStyle w:val="100000000000" w:firstRow="1" w:lastRow="0" w:firstColumn="0" w:lastColumn="0" w:oddVBand="0" w:evenVBand="0" w:oddHBand="0" w:evenHBand="0" w:firstRowFirstColumn="0" w:firstRowLastColumn="0" w:lastRowFirstColumn="0" w:lastRowLastColumn="0"/>
+              <w:rPr>
+                <w:rFonts w:ascii="Arial" w:hAnsi="Arial" w:cs="Arial"/>
+                <w:sz w:val="20"/>
+                <w:szCs w:val="20"/>
+              </w:rPr>
             </w:pPr>
             <w:r>
+              <w:rPr>
+                <w:rFonts w:ascii="Arial" w:hAnsi="Arial" w:cs="Arial"/>
+                <w:sz w:val="20"/>
+                <w:szCs w:val="20"/>
+              </w:rPr>
               <w:t>CLI Command</w:t>
             </w:r>
           </w:p>
@@ -3692,8 +5215,18 @@
           <w:p>
             <w:pPr>
               <w:cnfStyle w:val="100000000000" w:firstRow="1" w:lastRow="0" w:firstColumn="0" w:lastColumn="0" w:oddVBand="0" w:evenVBand="0" w:oddHBand="0" w:evenHBand="0" w:firstRowFirstColumn="0" w:firstRowLastColumn="0" w:lastRowFirstColumn="0" w:lastRowLastColumn="0"/>
+              <w:rPr>
+                <w:rFonts w:ascii="Arial" w:hAnsi="Arial" w:cs="Arial"/>
+                <w:sz w:val="20"/>
+                <w:szCs w:val="20"/>
+              </w:rPr>
             </w:pPr>
             <w:r>
+              <w:rPr>
+                <w:rFonts w:ascii="Arial" w:hAnsi="Arial" w:cs="Arial"/>
+                <w:sz w:val="20"/>
+                <w:szCs w:val="20"/>
+              </w:rPr>
               <w:t>Software Tool</w:t>
             </w:r>
           </w:p>
@@ -3710,7 +5243,19 @@
             <w:hideMark/>
           </w:tcPr>
           <w:p>
-            <w:r>
+            <w:pPr>
+              <w:rPr>
+                <w:rFonts w:ascii="Arial" w:hAnsi="Arial" w:cs="Arial"/>
+                <w:sz w:val="20"/>
+                <w:szCs w:val="20"/>
+              </w:rPr>
+            </w:pPr>
+            <w:r>
+              <w:rPr>
+                <w:rFonts w:ascii="Arial" w:hAnsi="Arial" w:cs="Arial"/>
+                <w:sz w:val="20"/>
+                <w:szCs w:val="20"/>
+              </w:rPr>
               <w:t>Connectivity</w:t>
             </w:r>
           </w:p>
@@ -3723,27 +5268,57 @@
           <w:p>
             <w:pPr>
               <w:cnfStyle w:val="000000100000" w:firstRow="0" w:lastRow="0" w:firstColumn="0" w:lastColumn="0" w:oddVBand="0" w:evenVBand="0" w:oddHBand="1" w:evenHBand="0" w:firstRowFirstColumn="0" w:firstRowLastColumn="0" w:lastRowFirstColumn="0" w:lastRowLastColumn="0"/>
+              <w:rPr>
+                <w:rFonts w:ascii="Arial" w:hAnsi="Arial" w:cs="Arial"/>
+                <w:sz w:val="20"/>
+                <w:szCs w:val="20"/>
+              </w:rPr>
             </w:pPr>
           </w:p>
           <w:p>
             <w:pPr>
               <w:cnfStyle w:val="000000100000" w:firstRow="0" w:lastRow="0" w:firstColumn="0" w:lastColumn="0" w:oddVBand="0" w:evenVBand="0" w:oddHBand="1" w:evenHBand="0" w:firstRowFirstColumn="0" w:firstRowLastColumn="0" w:lastRowFirstColumn="0" w:lastRowLastColumn="0"/>
+              <w:rPr>
+                <w:rFonts w:ascii="Arial" w:hAnsi="Arial" w:cs="Arial"/>
+                <w:sz w:val="20"/>
+                <w:szCs w:val="20"/>
+              </w:rPr>
             </w:pPr>
             <w:r>
+              <w:rPr>
+                <w:rFonts w:ascii="Arial" w:hAnsi="Arial" w:cs="Arial"/>
+                <w:sz w:val="20"/>
+                <w:szCs w:val="20"/>
+              </w:rPr>
               <w:t xml:space="preserve">Ping </w:t>
             </w:r>
           </w:p>
           <w:p>
             <w:pPr>
               <w:cnfStyle w:val="000000100000" w:firstRow="0" w:lastRow="0" w:firstColumn="0" w:lastColumn="0" w:oddVBand="0" w:evenVBand="0" w:oddHBand="1" w:evenHBand="0" w:firstRowFirstColumn="0" w:firstRowLastColumn="0" w:lastRowFirstColumn="0" w:lastRowLastColumn="0"/>
+              <w:rPr>
+                <w:rFonts w:ascii="Arial" w:hAnsi="Arial" w:cs="Arial"/>
+                <w:sz w:val="20"/>
+                <w:szCs w:val="20"/>
+              </w:rPr>
             </w:pPr>
             <w:r>
+              <w:rPr>
+                <w:rFonts w:ascii="Arial" w:hAnsi="Arial" w:cs="Arial"/>
+                <w:sz w:val="20"/>
+                <w:szCs w:val="20"/>
+              </w:rPr>
               <w:t>Traceroute</w:t>
             </w:r>
           </w:p>
           <w:p>
             <w:pPr>
               <w:cnfStyle w:val="000000100000" w:firstRow="0" w:lastRow="0" w:firstColumn="0" w:lastColumn="0" w:oddVBand="0" w:evenVBand="0" w:oddHBand="1" w:evenHBand="0" w:firstRowFirstColumn="0" w:firstRowLastColumn="0" w:lastRowFirstColumn="0" w:lastRowLastColumn="0"/>
+              <w:rPr>
+                <w:rFonts w:ascii="Arial" w:hAnsi="Arial" w:cs="Arial"/>
+                <w:sz w:val="20"/>
+                <w:szCs w:val="20"/>
+              </w:rPr>
             </w:pPr>
           </w:p>
         </w:tc>
@@ -3755,8 +5330,18 @@
           <w:p>
             <w:pPr>
               <w:cnfStyle w:val="000000100000" w:firstRow="0" w:lastRow="0" w:firstColumn="0" w:lastColumn="0" w:oddVBand="0" w:evenVBand="0" w:oddHBand="1" w:evenHBand="0" w:firstRowFirstColumn="0" w:firstRowLastColumn="0" w:lastRowFirstColumn="0" w:lastRowLastColumn="0"/>
+              <w:rPr>
+                <w:rFonts w:ascii="Arial" w:hAnsi="Arial" w:cs="Arial"/>
+                <w:sz w:val="20"/>
+                <w:szCs w:val="20"/>
+              </w:rPr>
             </w:pPr>
             <w:r>
+              <w:rPr>
+                <w:rFonts w:ascii="Arial" w:hAnsi="Arial" w:cs="Arial"/>
+                <w:sz w:val="20"/>
+                <w:szCs w:val="20"/>
+              </w:rPr>
               <w:t>PRTG Network Monitoring</w:t>
             </w:r>
           </w:p>
@@ -3770,7 +5355,19 @@
             <w:hideMark/>
           </w:tcPr>
           <w:p>
-            <w:r>
+            <w:pPr>
+              <w:rPr>
+                <w:rFonts w:ascii="Arial" w:hAnsi="Arial" w:cs="Arial"/>
+                <w:sz w:val="20"/>
+                <w:szCs w:val="20"/>
+              </w:rPr>
+            </w:pPr>
+            <w:r>
+              <w:rPr>
+                <w:rFonts w:ascii="Arial" w:hAnsi="Arial" w:cs="Arial"/>
+                <w:sz w:val="20"/>
+                <w:szCs w:val="20"/>
+              </w:rPr>
               <w:t>Traffic/Bandwidth</w:t>
             </w:r>
           </w:p>
@@ -3783,24 +5380,54 @@
           <w:p>
             <w:pPr>
               <w:cnfStyle w:val="000000000000" w:firstRow="0" w:lastRow="0" w:firstColumn="0" w:lastColumn="0" w:oddVBand="0" w:evenVBand="0" w:oddHBand="0" w:evenHBand="0" w:firstRowFirstColumn="0" w:firstRowLastColumn="0" w:lastRowFirstColumn="0" w:lastRowLastColumn="0"/>
+              <w:rPr>
+                <w:rFonts w:ascii="Arial" w:hAnsi="Arial" w:cs="Arial"/>
+                <w:sz w:val="20"/>
+                <w:szCs w:val="20"/>
+              </w:rPr>
             </w:pPr>
           </w:p>
           <w:p>
             <w:pPr>
               <w:cnfStyle w:val="000000000000" w:firstRow="0" w:lastRow="0" w:firstColumn="0" w:lastColumn="0" w:oddVBand="0" w:evenVBand="0" w:oddHBand="0" w:evenHBand="0" w:firstRowFirstColumn="0" w:firstRowLastColumn="0" w:lastRowFirstColumn="0" w:lastRowLastColumn="0"/>
+              <w:rPr>
+                <w:rFonts w:ascii="Arial" w:hAnsi="Arial" w:cs="Arial"/>
+                <w:sz w:val="20"/>
+                <w:szCs w:val="20"/>
+              </w:rPr>
             </w:pPr>
             <w:r>
+              <w:rPr>
+                <w:rFonts w:ascii="Arial" w:hAnsi="Arial" w:cs="Arial"/>
+                <w:sz w:val="20"/>
+                <w:szCs w:val="20"/>
+              </w:rPr>
               <w:t>Show interface</w:t>
             </w:r>
           </w:p>
           <w:p>
             <w:pPr>
               <w:cnfStyle w:val="000000000000" w:firstRow="0" w:lastRow="0" w:firstColumn="0" w:lastColumn="0" w:oddVBand="0" w:evenVBand="0" w:oddHBand="0" w:evenHBand="0" w:firstRowFirstColumn="0" w:firstRowLastColumn="0" w:lastRowFirstColumn="0" w:lastRowLastColumn="0"/>
+              <w:rPr>
+                <w:rFonts w:ascii="Arial" w:hAnsi="Arial" w:cs="Arial"/>
+                <w:sz w:val="20"/>
+                <w:szCs w:val="20"/>
+              </w:rPr>
             </w:pPr>
             <w:r>
+              <w:rPr>
+                <w:rFonts w:ascii="Arial" w:hAnsi="Arial" w:cs="Arial"/>
+                <w:sz w:val="20"/>
+                <w:szCs w:val="20"/>
+              </w:rPr>
               <w:t>Show controller utilization</w:t>
             </w:r>
             <w:r>
+              <w:rPr>
+                <w:rFonts w:ascii="Arial" w:hAnsi="Arial" w:cs="Arial"/>
+                <w:sz w:val="20"/>
+                <w:szCs w:val="20"/>
+              </w:rPr>
               <w:br/>
             </w:r>
           </w:p>
@@ -3813,38 +5440,98 @@
           <w:p>
             <w:pPr>
               <w:cnfStyle w:val="000000000000" w:firstRow="0" w:lastRow="0" w:firstColumn="0" w:lastColumn="0" w:oddVBand="0" w:evenVBand="0" w:oddHBand="0" w:evenHBand="0" w:firstRowFirstColumn="0" w:firstRowLastColumn="0" w:lastRowFirstColumn="0" w:lastRowLastColumn="0"/>
+              <w:rPr>
+                <w:rFonts w:ascii="Arial" w:hAnsi="Arial" w:cs="Arial"/>
+                <w:sz w:val="20"/>
+                <w:szCs w:val="20"/>
+              </w:rPr>
             </w:pPr>
             <w:r>
+              <w:rPr>
+                <w:rFonts w:ascii="Arial" w:hAnsi="Arial" w:cs="Arial"/>
+                <w:sz w:val="20"/>
+                <w:szCs w:val="20"/>
+              </w:rPr>
               <w:t>NetFlow by Cisco</w:t>
             </w:r>
             <w:r>
+              <w:rPr>
+                <w:rFonts w:ascii="Arial" w:hAnsi="Arial" w:cs="Arial"/>
+                <w:sz w:val="20"/>
+                <w:szCs w:val="20"/>
+              </w:rPr>
               <w:t xml:space="preserve"> </w:t>
             </w:r>
             <w:r>
+              <w:rPr>
+                <w:rFonts w:ascii="Arial" w:hAnsi="Arial" w:cs="Arial"/>
+                <w:sz w:val="20"/>
+                <w:szCs w:val="20"/>
+              </w:rPr>
               <w:t>(on MS1)</w:t>
             </w:r>
             <w:r>
+              <w:rPr>
+                <w:rFonts w:ascii="Arial" w:hAnsi="Arial" w:cs="Arial"/>
+                <w:sz w:val="20"/>
+                <w:szCs w:val="20"/>
+              </w:rPr>
               <w:br/>
             </w:r>
             <w:r>
+              <w:rPr>
+                <w:rFonts w:ascii="Arial" w:hAnsi="Arial" w:cs="Arial"/>
+                <w:sz w:val="20"/>
+                <w:szCs w:val="20"/>
+              </w:rPr>
               <w:br/>
             </w:r>
             <w:r>
+              <w:rPr>
+                <w:rFonts w:ascii="Arial" w:hAnsi="Arial" w:cs="Arial"/>
+                <w:sz w:val="20"/>
+                <w:szCs w:val="20"/>
+              </w:rPr>
               <w:t>Wireshark</w:t>
             </w:r>
             <w:r>
+              <w:rPr>
+                <w:rFonts w:ascii="Arial" w:hAnsi="Arial" w:cs="Arial"/>
+                <w:sz w:val="20"/>
+                <w:szCs w:val="20"/>
+              </w:rPr>
               <w:br/>
             </w:r>
             <w:r>
+              <w:rPr>
+                <w:rFonts w:ascii="Arial" w:hAnsi="Arial" w:cs="Arial"/>
+                <w:sz w:val="20"/>
+                <w:szCs w:val="20"/>
+              </w:rPr>
               <w:br/>
             </w:r>
             <w:r>
+              <w:rPr>
+                <w:rFonts w:ascii="Arial" w:hAnsi="Arial" w:cs="Arial"/>
+                <w:sz w:val="20"/>
+                <w:szCs w:val="20"/>
+              </w:rPr>
               <w:t xml:space="preserve">Management Protocol </w:t>
             </w:r>
             <w:r>
+              <w:rPr>
+                <w:rFonts w:ascii="Arial" w:hAnsi="Arial" w:cs="Arial"/>
+                <w:sz w:val="20"/>
+                <w:szCs w:val="20"/>
+              </w:rPr>
               <w:br/>
             </w:r>
             <w:r>
+              <w:rPr>
+                <w:rFonts w:ascii="Arial" w:hAnsi="Arial" w:cs="Arial"/>
+                <w:sz w:val="20"/>
+                <w:szCs w:val="20"/>
+              </w:rPr>
               <w:t>(SNMP) monitoring tool</w:t>
             </w:r>
           </w:p>
@@ -3861,7 +5548,19 @@
             <w:hideMark/>
           </w:tcPr>
           <w:p>
-            <w:r>
+            <w:pPr>
+              <w:rPr>
+                <w:rFonts w:ascii="Arial" w:hAnsi="Arial" w:cs="Arial"/>
+                <w:sz w:val="20"/>
+                <w:szCs w:val="20"/>
+              </w:rPr>
+            </w:pPr>
+            <w:r>
+              <w:rPr>
+                <w:rFonts w:ascii="Arial" w:hAnsi="Arial" w:cs="Arial"/>
+                <w:sz w:val="20"/>
+                <w:szCs w:val="20"/>
+              </w:rPr>
               <w:t>Voice Quality</w:t>
             </w:r>
           </w:p>
@@ -3874,65 +5573,139 @@
           <w:p>
             <w:pPr>
               <w:cnfStyle w:val="000000100000" w:firstRow="0" w:lastRow="0" w:firstColumn="0" w:lastColumn="0" w:oddVBand="0" w:evenVBand="0" w:oddHBand="1" w:evenHBand="0" w:firstRowFirstColumn="0" w:firstRowLastColumn="0" w:lastRowFirstColumn="0" w:lastRowLastColumn="0"/>
+              <w:rPr>
+                <w:rFonts w:ascii="Arial" w:hAnsi="Arial" w:cs="Arial"/>
+                <w:sz w:val="20"/>
+                <w:szCs w:val="20"/>
+              </w:rPr>
             </w:pPr>
           </w:p>
           <w:p>
             <w:pPr>
               <w:cnfStyle w:val="000000100000" w:firstRow="0" w:lastRow="0" w:firstColumn="0" w:lastColumn="0" w:oddVBand="0" w:evenVBand="0" w:oddHBand="1" w:evenHBand="0" w:firstRowFirstColumn="0" w:firstRowLastColumn="0" w:lastRowFirstColumn="0" w:lastRowLastColumn="0"/>
+              <w:rPr>
+                <w:rFonts w:ascii="Arial" w:hAnsi="Arial" w:cs="Arial"/>
+                <w:sz w:val="20"/>
+                <w:szCs w:val="20"/>
+              </w:rPr>
             </w:pPr>
             <w:r>
+              <w:rPr>
+                <w:rFonts w:ascii="Arial" w:hAnsi="Arial" w:cs="Arial"/>
+                <w:sz w:val="20"/>
+                <w:szCs w:val="20"/>
+              </w:rPr>
               <w:t>Cisco IP SLA</w:t>
             </w:r>
           </w:p>
           <w:p>
             <w:pPr>
               <w:cnfStyle w:val="000000100000" w:firstRow="0" w:lastRow="0" w:firstColumn="0" w:lastColumn="0" w:oddVBand="0" w:evenVBand="0" w:oddHBand="1" w:evenHBand="0" w:firstRowFirstColumn="0" w:firstRowLastColumn="0" w:lastRowFirstColumn="0" w:lastRowLastColumn="0"/>
+              <w:rPr>
+                <w:rFonts w:ascii="Arial" w:hAnsi="Arial" w:cs="Arial"/>
+                <w:sz w:val="20"/>
+                <w:szCs w:val="20"/>
+              </w:rPr>
             </w:pPr>
             <w:r>
+              <w:rPr>
+                <w:rFonts w:ascii="Arial" w:hAnsi="Arial" w:cs="Arial"/>
+                <w:sz w:val="20"/>
+                <w:szCs w:val="20"/>
+              </w:rPr>
               <w:t>show call active voice</w:t>
             </w:r>
           </w:p>
           <w:p>
             <w:pPr>
               <w:cnfStyle w:val="000000100000" w:firstRow="0" w:lastRow="0" w:firstColumn="0" w:lastColumn="0" w:oddVBand="0" w:evenVBand="0" w:oddHBand="1" w:evenHBand="0" w:firstRowFirstColumn="0" w:firstRowLastColumn="0" w:lastRowFirstColumn="0" w:lastRowLastColumn="0"/>
+              <w:rPr>
+                <w:rFonts w:ascii="Arial" w:hAnsi="Arial" w:cs="Arial"/>
+                <w:sz w:val="20"/>
+                <w:szCs w:val="20"/>
+              </w:rPr>
             </w:pPr>
             <w:r>
+              <w:rPr>
+                <w:rFonts w:ascii="Arial" w:hAnsi="Arial" w:cs="Arial"/>
+                <w:sz w:val="20"/>
+                <w:szCs w:val="20"/>
+              </w:rPr>
               <w:t>show voice history</w:t>
             </w:r>
           </w:p>
           <w:p>
             <w:pPr>
               <w:cnfStyle w:val="000000100000" w:firstRow="0" w:lastRow="0" w:firstColumn="0" w:lastColumn="0" w:oddVBand="0" w:evenVBand="0" w:oddHBand="1" w:evenHBand="0" w:firstRowFirstColumn="0" w:firstRowLastColumn="0" w:lastRowFirstColumn="0" w:lastRowLastColumn="0"/>
+              <w:rPr>
+                <w:rFonts w:ascii="Arial" w:hAnsi="Arial" w:cs="Arial"/>
+                <w:sz w:val="20"/>
+                <w:szCs w:val="20"/>
+              </w:rPr>
             </w:pPr>
             <w:r>
+              <w:rPr>
+                <w:rFonts w:ascii="Arial" w:hAnsi="Arial" w:cs="Arial"/>
+                <w:sz w:val="20"/>
+                <w:szCs w:val="20"/>
+              </w:rPr>
               <w:t>show call history voice brief</w:t>
             </w:r>
           </w:p>
           <w:p>
             <w:pPr>
               <w:cnfStyle w:val="000000100000" w:firstRow="0" w:lastRow="0" w:firstColumn="0" w:lastColumn="0" w:oddVBand="0" w:evenVBand="0" w:oddHBand="1" w:evenHBand="0" w:firstRowFirstColumn="0" w:firstRowLastColumn="0" w:lastRowFirstColumn="0" w:lastRowLastColumn="0"/>
+              <w:rPr>
+                <w:rFonts w:ascii="Arial" w:hAnsi="Arial" w:cs="Arial"/>
+                <w:sz w:val="20"/>
+                <w:szCs w:val="20"/>
+              </w:rPr>
             </w:pPr>
             <w:r>
+              <w:rPr>
+                <w:rFonts w:ascii="Arial" w:hAnsi="Arial" w:cs="Arial"/>
+                <w:sz w:val="20"/>
+                <w:szCs w:val="20"/>
+              </w:rPr>
               <w:t>show voice dsp</w:t>
             </w:r>
           </w:p>
           <w:p>
             <w:pPr>
               <w:cnfStyle w:val="000000100000" w:firstRow="0" w:lastRow="0" w:firstColumn="0" w:lastColumn="0" w:oddVBand="0" w:evenVBand="0" w:oddHBand="1" w:evenHBand="0" w:firstRowFirstColumn="0" w:firstRowLastColumn="0" w:lastRowFirstColumn="0" w:lastRowLastColumn="0"/>
+              <w:rPr>
+                <w:rFonts w:ascii="Arial" w:hAnsi="Arial" w:cs="Arial"/>
+                <w:sz w:val="20"/>
+                <w:szCs w:val="20"/>
+              </w:rPr>
             </w:pPr>
             <w:r>
-              <w:lastRenderedPageBreak/>
+              <w:rPr>
+                <w:rFonts w:ascii="Arial" w:hAnsi="Arial" w:cs="Arial"/>
+                <w:sz w:val="20"/>
+                <w:szCs w:val="20"/>
+              </w:rPr>
               <w:t>show policy-map interface</w:t>
             </w:r>
           </w:p>
           <w:p>
             <w:pPr>
               <w:cnfStyle w:val="000000100000" w:firstRow="0" w:lastRow="0" w:firstColumn="0" w:lastColumn="0" w:oddVBand="0" w:evenVBand="0" w:oddHBand="1" w:evenHBand="0" w:firstRowFirstColumn="0" w:firstRowLastColumn="0" w:lastRowFirstColumn="0" w:lastRowLastColumn="0"/>
+              <w:rPr>
+                <w:rFonts w:ascii="Arial" w:hAnsi="Arial" w:cs="Arial"/>
+                <w:sz w:val="20"/>
+                <w:szCs w:val="20"/>
+              </w:rPr>
             </w:pPr>
           </w:p>
           <w:p>
             <w:pPr>
               <w:cnfStyle w:val="000000100000" w:firstRow="0" w:lastRow="0" w:firstColumn="0" w:lastColumn="0" w:oddVBand="0" w:evenVBand="0" w:oddHBand="1" w:evenHBand="0" w:firstRowFirstColumn="0" w:firstRowLastColumn="0" w:lastRowFirstColumn="0" w:lastRowLastColumn="0"/>
+              <w:rPr>
+                <w:rFonts w:ascii="Arial" w:hAnsi="Arial" w:cs="Arial"/>
+                <w:sz w:val="20"/>
+                <w:szCs w:val="20"/>
+              </w:rPr>
             </w:pPr>
           </w:p>
         </w:tc>
@@ -3944,21 +5717,39 @@
           <w:p>
             <w:pPr>
               <w:cnfStyle w:val="000000100000" w:firstRow="0" w:lastRow="0" w:firstColumn="0" w:lastColumn="0" w:oddVBand="0" w:evenVBand="0" w:oddHBand="1" w:evenHBand="0" w:firstRowFirstColumn="0" w:firstRowLastColumn="0" w:lastRowFirstColumn="0" w:lastRowLastColumn="0"/>
+              <w:rPr>
+                <w:rFonts w:ascii="Arial" w:hAnsi="Arial" w:cs="Arial"/>
+                <w:sz w:val="20"/>
+                <w:szCs w:val="20"/>
+              </w:rPr>
             </w:pPr>
           </w:p>
           <w:p>
             <w:pPr>
               <w:cnfStyle w:val="000000100000" w:firstRow="0" w:lastRow="0" w:firstColumn="0" w:lastColumn="0" w:oddVBand="0" w:evenVBand="0" w:oddHBand="1" w:evenHBand="0" w:firstRowFirstColumn="0" w:firstRowLastColumn="0" w:lastRowFirstColumn="0" w:lastRowLastColumn="0"/>
+              <w:rPr>
+                <w:rFonts w:ascii="Arial" w:hAnsi="Arial" w:cs="Arial"/>
+                <w:sz w:val="20"/>
+                <w:szCs w:val="20"/>
+              </w:rPr>
             </w:pPr>
             <w:proofErr w:type="spellStart"/>
             <w:r>
+              <w:rPr>
+                <w:rFonts w:ascii="Arial" w:hAnsi="Arial" w:cs="Arial"/>
+                <w:sz w:val="20"/>
+                <w:szCs w:val="20"/>
+              </w:rPr>
               <w:t>VisQOL</w:t>
             </w:r>
             <w:proofErr w:type="spellEnd"/>
             <w:r>
+              <w:rPr>
+                <w:rFonts w:ascii="Arial" w:hAnsi="Arial" w:cs="Arial"/>
+                <w:sz w:val="20"/>
+                <w:szCs w:val="20"/>
+              </w:rPr>
               <w:br/>
-            </w:r>
-            <w:r>
               <w:t>VQM</w:t>
             </w:r>
           </w:p>
@@ -3972,7 +5763,19 @@
             <w:hideMark/>
           </w:tcPr>
           <w:p>
-            <w:r>
+            <w:pPr>
+              <w:rPr>
+                <w:rFonts w:ascii="Arial" w:hAnsi="Arial" w:cs="Arial"/>
+                <w:sz w:val="20"/>
+                <w:szCs w:val="20"/>
+              </w:rPr>
+            </w:pPr>
+            <w:r>
+              <w:rPr>
+                <w:rFonts w:ascii="Arial" w:hAnsi="Arial" w:cs="Arial"/>
+                <w:sz w:val="20"/>
+                <w:szCs w:val="20"/>
+              </w:rPr>
               <w:t>Security/Logs</w:t>
             </w:r>
           </w:p>
@@ -3985,33 +5788,73 @@
           <w:p>
             <w:pPr>
               <w:cnfStyle w:val="000000000000" w:firstRow="0" w:lastRow="0" w:firstColumn="0" w:lastColumn="0" w:oddVBand="0" w:evenVBand="0" w:oddHBand="0" w:evenHBand="0" w:firstRowFirstColumn="0" w:firstRowLastColumn="0" w:lastRowFirstColumn="0" w:lastRowLastColumn="0"/>
+              <w:rPr>
+                <w:rFonts w:ascii="Arial" w:hAnsi="Arial" w:cs="Arial"/>
+                <w:sz w:val="20"/>
+                <w:szCs w:val="20"/>
+              </w:rPr>
             </w:pPr>
           </w:p>
           <w:p>
             <w:pPr>
               <w:cnfStyle w:val="000000000000" w:firstRow="0" w:lastRow="0" w:firstColumn="0" w:lastColumn="0" w:oddVBand="0" w:evenVBand="0" w:oddHBand="0" w:evenHBand="0" w:firstRowFirstColumn="0" w:firstRowLastColumn="0" w:lastRowFirstColumn="0" w:lastRowLastColumn="0"/>
+              <w:rPr>
+                <w:rFonts w:ascii="Arial" w:hAnsi="Arial" w:cs="Arial"/>
+                <w:sz w:val="20"/>
+                <w:szCs w:val="20"/>
+              </w:rPr>
             </w:pPr>
             <w:r>
+              <w:rPr>
+                <w:rFonts w:ascii="Arial" w:hAnsi="Arial" w:cs="Arial"/>
+                <w:sz w:val="20"/>
+                <w:szCs w:val="20"/>
+              </w:rPr>
               <w:t>show log</w:t>
             </w:r>
           </w:p>
           <w:p>
             <w:pPr>
               <w:cnfStyle w:val="000000000000" w:firstRow="0" w:lastRow="0" w:firstColumn="0" w:lastColumn="0" w:oddVBand="0" w:evenVBand="0" w:oddHBand="0" w:evenHBand="0" w:firstRowFirstColumn="0" w:firstRowLastColumn="0" w:lastRowFirstColumn="0" w:lastRowLastColumn="0"/>
+              <w:rPr>
+                <w:rFonts w:ascii="Arial" w:hAnsi="Arial" w:cs="Arial"/>
+                <w:sz w:val="20"/>
+                <w:szCs w:val="20"/>
+              </w:rPr>
             </w:pPr>
             <w:r>
+              <w:rPr>
+                <w:rFonts w:ascii="Arial" w:hAnsi="Arial" w:cs="Arial"/>
+                <w:sz w:val="20"/>
+                <w:szCs w:val="20"/>
+              </w:rPr>
               <w:t xml:space="preserve">show logging file </w:t>
             </w:r>
             <w:proofErr w:type="gramStart"/>
             <w:r>
+              <w:rPr>
+                <w:rFonts w:ascii="Arial" w:hAnsi="Arial" w:cs="Arial"/>
+                <w:sz w:val="20"/>
+                <w:szCs w:val="20"/>
+              </w:rPr>
               <w:t>flash:syslog.txt</w:t>
             </w:r>
             <w:proofErr w:type="gramEnd"/>
             <w:r>
+              <w:rPr>
+                <w:rFonts w:ascii="Arial" w:hAnsi="Arial" w:cs="Arial"/>
+                <w:sz w:val="20"/>
+                <w:szCs w:val="20"/>
+              </w:rPr>
               <w:br/>
               <w:t>show logging process</w:t>
             </w:r>
             <w:r>
+              <w:rPr>
+                <w:rFonts w:ascii="Arial" w:hAnsi="Arial" w:cs="Arial"/>
+                <w:sz w:val="20"/>
+                <w:szCs w:val="20"/>
+              </w:rPr>
               <w:br/>
               <w:t>show platform software trace</w:t>
             </w:r>
@@ -4019,6 +5862,11 @@
           <w:p>
             <w:pPr>
               <w:cnfStyle w:val="000000000000" w:firstRow="0" w:lastRow="0" w:firstColumn="0" w:lastColumn="0" w:oddVBand="0" w:evenVBand="0" w:oddHBand="0" w:evenHBand="0" w:firstRowFirstColumn="0" w:firstRowLastColumn="0" w:lastRowFirstColumn="0" w:lastRowLastColumn="0"/>
+              <w:rPr>
+                <w:rFonts w:ascii="Arial" w:hAnsi="Arial" w:cs="Arial"/>
+                <w:sz w:val="20"/>
+                <w:szCs w:val="20"/>
+              </w:rPr>
             </w:pPr>
           </w:p>
         </w:tc>
@@ -4030,14 +5878,27 @@
           <w:p>
             <w:pPr>
               <w:cnfStyle w:val="000000000000" w:firstRow="0" w:lastRow="0" w:firstColumn="0" w:lastColumn="0" w:oddVBand="0" w:evenVBand="0" w:oddHBand="0" w:evenHBand="0" w:firstRowFirstColumn="0" w:firstRowLastColumn="0" w:lastRowFirstColumn="0" w:lastRowLastColumn="0"/>
+              <w:rPr>
+                <w:rFonts w:ascii="Arial" w:hAnsi="Arial" w:cs="Arial"/>
+                <w:sz w:val="20"/>
+                <w:szCs w:val="20"/>
+              </w:rPr>
             </w:pPr>
             <w:r>
+              <w:rPr>
+                <w:rFonts w:ascii="Arial" w:hAnsi="Arial" w:cs="Arial"/>
+                <w:sz w:val="20"/>
+                <w:szCs w:val="20"/>
+              </w:rPr>
               <w:t>ASA Packet Tracer</w:t>
             </w:r>
             <w:r>
+              <w:rPr>
+                <w:rFonts w:ascii="Arial" w:hAnsi="Arial" w:cs="Arial"/>
+                <w:sz w:val="20"/>
+                <w:szCs w:val="20"/>
+              </w:rPr>
               <w:br/>
-            </w:r>
-            <w:r>
               <w:t>Kiwi Syslog</w:t>
             </w:r>
           </w:p>
@@ -4054,7 +5915,20 @@
             <w:hideMark/>
           </w:tcPr>
           <w:p>
-            <w:r>
+            <w:pPr>
+              <w:rPr>
+                <w:rFonts w:ascii="Arial" w:hAnsi="Arial" w:cs="Arial"/>
+                <w:sz w:val="20"/>
+                <w:szCs w:val="20"/>
+              </w:rPr>
+            </w:pPr>
+            <w:r>
+              <w:rPr>
+                <w:rFonts w:ascii="Arial" w:hAnsi="Arial" w:cs="Arial"/>
+                <w:sz w:val="20"/>
+                <w:szCs w:val="20"/>
+              </w:rPr>
+              <w:lastRenderedPageBreak/>
               <w:t>Service Health</w:t>
             </w:r>
           </w:p>
@@ -4067,28 +5941,63 @@
           <w:p>
             <w:pPr>
               <w:cnfStyle w:val="000000100000" w:firstRow="0" w:lastRow="0" w:firstColumn="0" w:lastColumn="0" w:oddVBand="0" w:evenVBand="0" w:oddHBand="1" w:evenHBand="0" w:firstRowFirstColumn="0" w:firstRowLastColumn="0" w:lastRowFirstColumn="0" w:lastRowLastColumn="0"/>
+              <w:rPr>
+                <w:rFonts w:ascii="Arial" w:hAnsi="Arial" w:cs="Arial"/>
+                <w:sz w:val="20"/>
+                <w:szCs w:val="20"/>
+              </w:rPr>
             </w:pPr>
             <w:r>
+              <w:rPr>
+                <w:rFonts w:ascii="Arial" w:hAnsi="Arial" w:cs="Arial"/>
+                <w:sz w:val="20"/>
+                <w:szCs w:val="20"/>
+              </w:rPr>
               <w:t>show env</w:t>
             </w:r>
             <w:r>
+              <w:rPr>
+                <w:rFonts w:ascii="Arial" w:hAnsi="Arial" w:cs="Arial"/>
+                <w:sz w:val="20"/>
+                <w:szCs w:val="20"/>
+              </w:rPr>
               <w:br/>
               <w:t>show inventory</w:t>
             </w:r>
             <w:r>
+              <w:rPr>
+                <w:rFonts w:ascii="Arial" w:hAnsi="Arial" w:cs="Arial"/>
+                <w:sz w:val="20"/>
+                <w:szCs w:val="20"/>
+              </w:rPr>
               <w:br/>
               <w:t xml:space="preserve">show </w:t>
             </w:r>
             <w:proofErr w:type="spellStart"/>
             <w:r>
+              <w:rPr>
+                <w:rFonts w:ascii="Arial" w:hAnsi="Arial" w:cs="Arial"/>
+                <w:sz w:val="20"/>
+                <w:szCs w:val="20"/>
+              </w:rPr>
               <w:t>modul</w:t>
             </w:r>
             <w:proofErr w:type="spellEnd"/>
             <w:r>
+              <w:rPr>
+                <w:rFonts w:ascii="Arial" w:hAnsi="Arial" w:cs="Arial"/>
+                <w:sz w:val="20"/>
+                <w:szCs w:val="20"/>
+              </w:rPr>
               <w:br/>
               <w:t>show power</w:t>
             </w:r>
             <w:r>
+              <w:rPr>
+                <w:rFonts w:ascii="Arial" w:hAnsi="Arial" w:cs="Arial"/>
+                <w:sz w:val="20"/>
+                <w:szCs w:val="20"/>
+              </w:rPr>
               <w:br/>
               <w:t>show fan</w:t>
             </w:r>
@@ -4096,39 +6005,89 @@
           <w:p>
             <w:pPr>
               <w:cnfStyle w:val="000000100000" w:firstRow="0" w:lastRow="0" w:firstColumn="0" w:lastColumn="0" w:oddVBand="0" w:evenVBand="0" w:oddHBand="1" w:evenHBand="0" w:firstRowFirstColumn="0" w:firstRowLastColumn="0" w:lastRowFirstColumn="0" w:lastRowLastColumn="0"/>
+              <w:rPr>
+                <w:rFonts w:ascii="Arial" w:hAnsi="Arial" w:cs="Arial"/>
+                <w:sz w:val="20"/>
+                <w:szCs w:val="20"/>
+              </w:rPr>
             </w:pPr>
             <w:r>
+              <w:rPr>
+                <w:rFonts w:ascii="Arial" w:hAnsi="Arial" w:cs="Arial"/>
+                <w:sz w:val="20"/>
+                <w:szCs w:val="20"/>
+              </w:rPr>
               <w:t xml:space="preserve">show proc </w:t>
             </w:r>
             <w:proofErr w:type="spellStart"/>
             <w:r>
+              <w:rPr>
+                <w:rFonts w:ascii="Arial" w:hAnsi="Arial" w:cs="Arial"/>
+                <w:sz w:val="20"/>
+                <w:szCs w:val="20"/>
+              </w:rPr>
               <w:t>cpu</w:t>
             </w:r>
             <w:proofErr w:type="spellEnd"/>
             <w:r>
+              <w:rPr>
+                <w:rFonts w:ascii="Arial" w:hAnsi="Arial" w:cs="Arial"/>
+                <w:sz w:val="20"/>
+                <w:szCs w:val="20"/>
+              </w:rPr>
               <w:t xml:space="preserve"> sorted</w:t>
             </w:r>
             <w:r>
+              <w:rPr>
+                <w:rFonts w:ascii="Arial" w:hAnsi="Arial" w:cs="Arial"/>
+                <w:sz w:val="20"/>
+                <w:szCs w:val="20"/>
+              </w:rPr>
               <w:br/>
               <w:t>show proc mem sorted</w:t>
             </w:r>
             <w:r>
+              <w:rPr>
+                <w:rFonts w:ascii="Arial" w:hAnsi="Arial" w:cs="Arial"/>
+                <w:sz w:val="20"/>
+                <w:szCs w:val="20"/>
+              </w:rPr>
               <w:br/>
               <w:t>show memory statistics</w:t>
             </w:r>
             <w:r>
+              <w:rPr>
+                <w:rFonts w:ascii="Arial" w:hAnsi="Arial" w:cs="Arial"/>
+                <w:sz w:val="20"/>
+                <w:szCs w:val="20"/>
+              </w:rPr>
               <w:br/>
               <w:t>show log</w:t>
             </w:r>
             <w:r>
+              <w:rPr>
+                <w:rFonts w:ascii="Arial" w:hAnsi="Arial" w:cs="Arial"/>
+                <w:sz w:val="20"/>
+                <w:szCs w:val="20"/>
+              </w:rPr>
               <w:br/>
               <w:t>show logging onboard</w:t>
             </w:r>
             <w:r>
+              <w:rPr>
+                <w:rFonts w:ascii="Arial" w:hAnsi="Arial" w:cs="Arial"/>
+                <w:sz w:val="20"/>
+                <w:szCs w:val="20"/>
+              </w:rPr>
               <w:br/>
               <w:t>show version</w:t>
             </w:r>
             <w:r>
+              <w:rPr>
+                <w:rFonts w:ascii="Arial" w:hAnsi="Arial" w:cs="Arial"/>
+                <w:sz w:val="20"/>
+                <w:szCs w:val="20"/>
+              </w:rPr>
               <w:br/>
               <w:t>show tech-support</w:t>
             </w:r>
@@ -4136,6 +6095,11 @@
           <w:p>
             <w:pPr>
               <w:cnfStyle w:val="000000100000" w:firstRow="0" w:lastRow="0" w:firstColumn="0" w:lastColumn="0" w:oddVBand="0" w:evenVBand="0" w:oddHBand="1" w:evenHBand="0" w:firstRowFirstColumn="0" w:firstRowLastColumn="0" w:lastRowFirstColumn="0" w:lastRowLastColumn="0"/>
+              <w:rPr>
+                <w:rFonts w:ascii="Arial" w:hAnsi="Arial" w:cs="Arial"/>
+                <w:sz w:val="20"/>
+                <w:szCs w:val="20"/>
+              </w:rPr>
             </w:pPr>
           </w:p>
         </w:tc>
@@ -4147,20 +6111,36 @@
           <w:p>
             <w:pPr>
               <w:cnfStyle w:val="000000100000" w:firstRow="0" w:lastRow="0" w:firstColumn="0" w:lastColumn="0" w:oddVBand="0" w:evenVBand="0" w:oddHBand="1" w:evenHBand="0" w:firstRowFirstColumn="0" w:firstRowLastColumn="0" w:lastRowFirstColumn="0" w:lastRowLastColumn="0"/>
+              <w:rPr>
+                <w:rFonts w:ascii="Arial" w:hAnsi="Arial" w:cs="Arial"/>
+                <w:sz w:val="20"/>
+                <w:szCs w:val="20"/>
+              </w:rPr>
             </w:pPr>
             <w:r>
+              <w:rPr>
+                <w:rFonts w:ascii="Arial" w:hAnsi="Arial" w:cs="Arial"/>
+                <w:sz w:val="20"/>
+                <w:szCs w:val="20"/>
+              </w:rPr>
               <w:t>Nmap</w:t>
             </w:r>
             <w:r>
+              <w:rPr>
+                <w:rFonts w:ascii="Arial" w:hAnsi="Arial" w:cs="Arial"/>
+                <w:sz w:val="20"/>
+                <w:szCs w:val="20"/>
+              </w:rPr>
               <w:br/>
-            </w:r>
-            <w:r>
               <w:t>New Relic</w:t>
             </w:r>
             <w:r>
+              <w:rPr>
+                <w:rFonts w:ascii="Arial" w:hAnsi="Arial" w:cs="Arial"/>
+                <w:sz w:val="20"/>
+                <w:szCs w:val="20"/>
+              </w:rPr>
               <w:br/>
-            </w:r>
-            <w:r>
               <w:t>SolarWinds SAM</w:t>
             </w:r>
           </w:p>
@@ -4178,8 +6158,9 @@
         </w:pBdr>
         <w:spacing w:before="120" w:after="120" w:line="288" w:lineRule="auto"/>
         <w:rPr>
-          <w:rFonts w:eastAsia="Arial"/>
+          <w:rFonts w:ascii="Arial" w:eastAsia="Arial" w:hAnsi="Arial" w:cs="Arial"/>
           <w:color w:val="000000"/>
+          <w:sz w:val="20"/>
           <w:szCs w:val="20"/>
         </w:rPr>
       </w:pPr>
@@ -4195,13 +6176,22 @@
         </w:pBdr>
         <w:spacing w:before="120" w:after="120" w:line="288" w:lineRule="auto"/>
         <w:rPr>
-          <w:rFonts w:eastAsia="Arial"/>
+          <w:rFonts w:ascii="Arial" w:eastAsia="Arial" w:hAnsi="Arial" w:cs="Arial"/>
           <w:color w:val="000000"/>
+          <w:sz w:val="20"/>
           <w:szCs w:val="20"/>
         </w:rPr>
       </w:pPr>
     </w:p>
-    <w:p/>
+    <w:p>
+      <w:pPr>
+        <w:rPr>
+          <w:rFonts w:ascii="Arial" w:hAnsi="Arial" w:cs="Arial"/>
+          <w:sz w:val="20"/>
+          <w:szCs w:val="20"/>
+        </w:rPr>
+      </w:pPr>
+    </w:p>
     <w:p>
       <w:pPr>
         <w:pBdr>
@@ -4213,8 +6203,9 @@
         </w:pBdr>
         <w:spacing w:before="120" w:after="120" w:line="288" w:lineRule="auto"/>
         <w:rPr>
-          <w:rFonts w:eastAsia="Arial"/>
+          <w:rFonts w:ascii="Arial" w:eastAsia="Arial" w:hAnsi="Arial" w:cs="Arial"/>
           <w:color w:val="000000"/>
+          <w:sz w:val="20"/>
           <w:szCs w:val="20"/>
         </w:rPr>
       </w:pPr>
@@ -4222,14 +6213,2010 @@
     <w:p>
       <w:pPr>
         <w:pStyle w:val="Heading1"/>
+        <w:rPr>
+          <w:rFonts w:ascii="Arial" w:hAnsi="Arial" w:cs="Arial"/>
+          <w:sz w:val="20"/>
+          <w:szCs w:val="20"/>
+        </w:rPr>
       </w:pPr>
     </w:p>
     <w:p>
       <w:pPr>
         <w:pStyle w:val="Heading1"/>
-      </w:pPr>
-      <w:r>
+        <w:rPr>
+          <w:rFonts w:ascii="Arial" w:hAnsi="Arial" w:cs="Arial"/>
+          <w:sz w:val="20"/>
+          <w:szCs w:val="20"/>
+        </w:rPr>
+      </w:pPr>
+      <w:r>
+        <w:rPr>
+          <w:rFonts w:ascii="Arial" w:hAnsi="Arial" w:cs="Arial"/>
+          <w:sz w:val="20"/>
+          <w:szCs w:val="20"/>
+        </w:rPr>
         <w:t>IOS device maintenance plan</w:t>
+      </w:r>
+    </w:p>
+    <w:p>
+      <w:pPr>
+        <w:pStyle w:val="Heading1"/>
+        <w:rPr>
+          <w:rFonts w:ascii="Arial" w:hAnsi="Arial" w:cs="Arial"/>
+          <w:sz w:val="20"/>
+          <w:szCs w:val="20"/>
+        </w:rPr>
+      </w:pPr>
+    </w:p>
+    <w:p>
+      <w:pPr>
+        <w:pStyle w:val="NormalWeb"/>
+        <w:spacing w:before="0" w:beforeAutospacing="0"/>
+        <w:jc w:val="both"/>
+        <w:rPr>
+          <w:rFonts w:ascii="Arial" w:hAnsi="Arial" w:cs="Arial"/>
+          <w:sz w:val="20"/>
+          <w:szCs w:val="20"/>
+        </w:rPr>
+      </w:pPr>
+      <w:r>
+        <w:rPr>
+          <w:rFonts w:ascii="Arial" w:hAnsi="Arial" w:cs="Arial"/>
+          <w:sz w:val="20"/>
+          <w:szCs w:val="20"/>
+        </w:rPr>
+        <w:t>This plan outlines the recurring tasks required to maintain the stability of routing protocols, configuration integrity, and hardware health across MS1, MS2, MS0, and the access switches.</w:t>
+      </w:r>
+    </w:p>
+    <w:p>
+      <w:pPr>
+        <w:pStyle w:val="Heading3"/>
+        <w:rPr>
+          <w:rFonts w:ascii="Arial" w:hAnsi="Arial" w:cs="Arial"/>
+          <w:sz w:val="20"/>
+          <w:szCs w:val="20"/>
+        </w:rPr>
+      </w:pPr>
+      <w:r>
+        <w:rPr>
+          <w:rFonts w:ascii="Arial" w:hAnsi="Arial" w:cs="Arial"/>
+          <w:sz w:val="20"/>
+          <w:szCs w:val="20"/>
+        </w:rPr>
+        <w:t>Maintenance Schedule and Task Overview</w:t>
+      </w:r>
+    </w:p>
+    <w:tbl>
+      <w:tblPr>
+        <w:tblStyle w:val="GridTable5Dark-Accent1"/>
+        <w:tblW w:w="0" w:type="auto"/>
+        <w:tblLook w:val="04A0" w:firstRow="1" w:lastRow="0" w:firstColumn="1" w:lastColumn="0" w:noHBand="0" w:noVBand="1"/>
+      </w:tblPr>
+      <w:tblGrid>
+        <w:gridCol w:w="1439"/>
+        <w:gridCol w:w="5197"/>
+        <w:gridCol w:w="1451"/>
+      </w:tblGrid>
+      <w:tr>
+        <w:trPr>
+          <w:cnfStyle w:val="100000000000" w:firstRow="1" w:lastRow="0" w:firstColumn="0" w:lastColumn="0" w:oddVBand="0" w:evenVBand="0" w:oddHBand="0" w:evenHBand="0" w:firstRowFirstColumn="0" w:firstRowLastColumn="0" w:lastRowFirstColumn="0" w:lastRowLastColumn="0"/>
+        </w:trPr>
+        <w:tc>
+          <w:tcPr>
+            <w:cnfStyle w:val="001000000000" w:firstRow="0" w:lastRow="0" w:firstColumn="1" w:lastColumn="0" w:oddVBand="0" w:evenVBand="0" w:oddHBand="0" w:evenHBand="0" w:firstRowFirstColumn="0" w:firstRowLastColumn="0" w:lastRowFirstColumn="0" w:lastRowLastColumn="0"/>
+            <w:tcW w:w="0" w:type="auto"/>
+            <w:hideMark/>
+          </w:tcPr>
+          <w:p>
+            <w:pPr>
+              <w:rPr>
+                <w:rFonts w:ascii="Arial" w:hAnsi="Arial" w:cs="Arial"/>
+                <w:sz w:val="20"/>
+                <w:szCs w:val="20"/>
+              </w:rPr>
+            </w:pPr>
+            <w:r>
+              <w:rPr>
+                <w:rStyle w:val="Strong"/>
+                <w:rFonts w:ascii="Arial" w:hAnsi="Arial" w:cs="Arial"/>
+                <w:sz w:val="20"/>
+                <w:szCs w:val="20"/>
+              </w:rPr>
+              <w:t>Category</w:t>
+            </w:r>
+          </w:p>
+        </w:tc>
+        <w:tc>
+          <w:tcPr>
+            <w:tcW w:w="0" w:type="auto"/>
+            <w:hideMark/>
+          </w:tcPr>
+          <w:p>
+            <w:pPr>
+              <w:cnfStyle w:val="100000000000" w:firstRow="1" w:lastRow="0" w:firstColumn="0" w:lastColumn="0" w:oddVBand="0" w:evenVBand="0" w:oddHBand="0" w:evenHBand="0" w:firstRowFirstColumn="0" w:firstRowLastColumn="0" w:lastRowFirstColumn="0" w:lastRowLastColumn="0"/>
+              <w:rPr>
+                <w:rFonts w:ascii="Arial" w:hAnsi="Arial" w:cs="Arial"/>
+                <w:sz w:val="20"/>
+                <w:szCs w:val="20"/>
+              </w:rPr>
+            </w:pPr>
+            <w:r>
+              <w:rPr>
+                <w:rStyle w:val="Strong"/>
+                <w:rFonts w:ascii="Arial" w:hAnsi="Arial" w:cs="Arial"/>
+                <w:sz w:val="20"/>
+                <w:szCs w:val="20"/>
+              </w:rPr>
+              <w:t>Task</w:t>
+            </w:r>
+          </w:p>
+        </w:tc>
+        <w:tc>
+          <w:tcPr>
+            <w:tcW w:w="0" w:type="auto"/>
+            <w:hideMark/>
+          </w:tcPr>
+          <w:p>
+            <w:pPr>
+              <w:cnfStyle w:val="100000000000" w:firstRow="1" w:lastRow="0" w:firstColumn="0" w:lastColumn="0" w:oddVBand="0" w:evenVBand="0" w:oddHBand="0" w:evenHBand="0" w:firstRowFirstColumn="0" w:firstRowLastColumn="0" w:lastRowFirstColumn="0" w:lastRowLastColumn="0"/>
+              <w:rPr>
+                <w:rFonts w:ascii="Arial" w:hAnsi="Arial" w:cs="Arial"/>
+                <w:sz w:val="20"/>
+                <w:szCs w:val="20"/>
+              </w:rPr>
+            </w:pPr>
+            <w:r>
+              <w:rPr>
+                <w:rStyle w:val="Strong"/>
+                <w:rFonts w:ascii="Arial" w:hAnsi="Arial" w:cs="Arial"/>
+                <w:sz w:val="20"/>
+                <w:szCs w:val="20"/>
+              </w:rPr>
+              <w:t>Frequency</w:t>
+            </w:r>
+          </w:p>
+        </w:tc>
+      </w:tr>
+      <w:tr>
+        <w:trPr>
+          <w:cnfStyle w:val="000000100000" w:firstRow="0" w:lastRow="0" w:firstColumn="0" w:lastColumn="0" w:oddVBand="0" w:evenVBand="0" w:oddHBand="1" w:evenHBand="0" w:firstRowFirstColumn="0" w:firstRowLastColumn="0" w:lastRowFirstColumn="0" w:lastRowLastColumn="0"/>
+        </w:trPr>
+        <w:tc>
+          <w:tcPr>
+            <w:cnfStyle w:val="001000000000" w:firstRow="0" w:lastRow="0" w:firstColumn="1" w:lastColumn="0" w:oddVBand="0" w:evenVBand="0" w:oddHBand="0" w:evenHBand="0" w:firstRowFirstColumn="0" w:firstRowLastColumn="0" w:lastRowFirstColumn="0" w:lastRowLastColumn="0"/>
+            <w:tcW w:w="0" w:type="auto"/>
+            <w:hideMark/>
+          </w:tcPr>
+          <w:p>
+            <w:pPr>
+              <w:rPr>
+                <w:rFonts w:ascii="Arial" w:hAnsi="Arial" w:cs="Arial"/>
+                <w:sz w:val="20"/>
+                <w:szCs w:val="20"/>
+              </w:rPr>
+            </w:pPr>
+            <w:r>
+              <w:rPr>
+                <w:rFonts w:ascii="Arial" w:hAnsi="Arial" w:cs="Arial"/>
+                <w:sz w:val="20"/>
+                <w:szCs w:val="20"/>
+              </w:rPr>
+              <w:t>Updates</w:t>
+            </w:r>
+          </w:p>
+        </w:tc>
+        <w:tc>
+          <w:tcPr>
+            <w:tcW w:w="0" w:type="auto"/>
+            <w:hideMark/>
+          </w:tcPr>
+          <w:p>
+            <w:pPr>
+              <w:cnfStyle w:val="000000100000" w:firstRow="0" w:lastRow="0" w:firstColumn="0" w:lastColumn="0" w:oddVBand="0" w:evenVBand="0" w:oddHBand="1" w:evenHBand="0" w:firstRowFirstColumn="0" w:firstRowLastColumn="0" w:lastRowFirstColumn="0" w:lastRowLastColumn="0"/>
+              <w:rPr>
+                <w:rFonts w:ascii="Arial" w:hAnsi="Arial" w:cs="Arial"/>
+                <w:sz w:val="20"/>
+                <w:szCs w:val="20"/>
+              </w:rPr>
+            </w:pPr>
+            <w:r>
+              <w:rPr>
+                <w:rFonts w:ascii="Arial" w:hAnsi="Arial" w:cs="Arial"/>
+                <w:sz w:val="20"/>
+                <w:szCs w:val="20"/>
+              </w:rPr>
+              <w:t>IOS/ASA Software patching and image upgrades.</w:t>
+            </w:r>
+          </w:p>
+          <w:p>
+            <w:pPr>
+              <w:cnfStyle w:val="000000100000" w:firstRow="0" w:lastRow="0" w:firstColumn="0" w:lastColumn="0" w:oddVBand="0" w:evenVBand="0" w:oddHBand="1" w:evenHBand="0" w:firstRowFirstColumn="0" w:firstRowLastColumn="0" w:lastRowFirstColumn="0" w:lastRowLastColumn="0"/>
+              <w:rPr>
+                <w:rFonts w:ascii="Arial" w:hAnsi="Arial" w:cs="Arial"/>
+                <w:sz w:val="20"/>
+                <w:szCs w:val="20"/>
+              </w:rPr>
+            </w:pPr>
+          </w:p>
+        </w:tc>
+        <w:tc>
+          <w:tcPr>
+            <w:tcW w:w="0" w:type="auto"/>
+            <w:hideMark/>
+          </w:tcPr>
+          <w:p>
+            <w:pPr>
+              <w:cnfStyle w:val="000000100000" w:firstRow="0" w:lastRow="0" w:firstColumn="0" w:lastColumn="0" w:oddVBand="0" w:evenVBand="0" w:oddHBand="1" w:evenHBand="0" w:firstRowFirstColumn="0" w:firstRowLastColumn="0" w:lastRowFirstColumn="0" w:lastRowLastColumn="0"/>
+              <w:rPr>
+                <w:rFonts w:ascii="Arial" w:hAnsi="Arial" w:cs="Arial"/>
+                <w:sz w:val="20"/>
+                <w:szCs w:val="20"/>
+              </w:rPr>
+            </w:pPr>
+            <w:r>
+              <w:rPr>
+                <w:rFonts w:ascii="Arial" w:hAnsi="Arial" w:cs="Arial"/>
+                <w:sz w:val="20"/>
+                <w:szCs w:val="20"/>
+              </w:rPr>
+              <w:t>Quarterly</w:t>
+            </w:r>
+          </w:p>
+          <w:p>
+            <w:pPr>
+              <w:cnfStyle w:val="000000100000" w:firstRow="0" w:lastRow="0" w:firstColumn="0" w:lastColumn="0" w:oddVBand="0" w:evenVBand="0" w:oddHBand="1" w:evenHBand="0" w:firstRowFirstColumn="0" w:firstRowLastColumn="0" w:lastRowFirstColumn="0" w:lastRowLastColumn="0"/>
+              <w:rPr>
+                <w:rFonts w:ascii="Arial" w:hAnsi="Arial" w:cs="Arial"/>
+                <w:sz w:val="20"/>
+                <w:szCs w:val="20"/>
+              </w:rPr>
+            </w:pPr>
+            <w:r>
+              <w:rPr>
+                <w:rFonts w:ascii="Arial" w:hAnsi="Arial" w:cs="Arial"/>
+                <w:sz w:val="20"/>
+                <w:szCs w:val="20"/>
+              </w:rPr>
+              <w:t xml:space="preserve">Or </w:t>
+            </w:r>
+            <w:proofErr w:type="gramStart"/>
+            <w:r>
+              <w:rPr>
+                <w:rFonts w:ascii="Arial" w:hAnsi="Arial" w:cs="Arial"/>
+                <w:sz w:val="20"/>
+                <w:szCs w:val="20"/>
+              </w:rPr>
+              <w:t>As</w:t>
+            </w:r>
+            <w:proofErr w:type="gramEnd"/>
+            <w:r>
+              <w:rPr>
+                <w:rFonts w:ascii="Arial" w:hAnsi="Arial" w:cs="Arial"/>
+                <w:sz w:val="20"/>
+                <w:szCs w:val="20"/>
+              </w:rPr>
+              <w:t xml:space="preserve"> needed</w:t>
+            </w:r>
+          </w:p>
+          <w:p>
+            <w:pPr>
+              <w:cnfStyle w:val="000000100000" w:firstRow="0" w:lastRow="0" w:firstColumn="0" w:lastColumn="0" w:oddVBand="0" w:evenVBand="0" w:oddHBand="1" w:evenHBand="0" w:firstRowFirstColumn="0" w:firstRowLastColumn="0" w:lastRowFirstColumn="0" w:lastRowLastColumn="0"/>
+              <w:rPr>
+                <w:rFonts w:ascii="Arial" w:hAnsi="Arial" w:cs="Arial"/>
+                <w:sz w:val="20"/>
+                <w:szCs w:val="20"/>
+              </w:rPr>
+            </w:pPr>
+          </w:p>
+        </w:tc>
+      </w:tr>
+      <w:tr>
+        <w:tc>
+          <w:tcPr>
+            <w:cnfStyle w:val="001000000000" w:firstRow="0" w:lastRow="0" w:firstColumn="1" w:lastColumn="0" w:oddVBand="0" w:evenVBand="0" w:oddHBand="0" w:evenHBand="0" w:firstRowFirstColumn="0" w:firstRowLastColumn="0" w:lastRowFirstColumn="0" w:lastRowLastColumn="0"/>
+            <w:tcW w:w="0" w:type="auto"/>
+            <w:hideMark/>
+          </w:tcPr>
+          <w:p>
+            <w:pPr>
+              <w:rPr>
+                <w:rFonts w:ascii="Arial" w:hAnsi="Arial" w:cs="Arial"/>
+                <w:sz w:val="20"/>
+                <w:szCs w:val="20"/>
+              </w:rPr>
+            </w:pPr>
+            <w:r>
+              <w:rPr>
+                <w:rFonts w:ascii="Arial" w:hAnsi="Arial" w:cs="Arial"/>
+                <w:sz w:val="20"/>
+                <w:szCs w:val="20"/>
+              </w:rPr>
+              <w:t>Audits</w:t>
+            </w:r>
+          </w:p>
+        </w:tc>
+        <w:tc>
+          <w:tcPr>
+            <w:tcW w:w="0" w:type="auto"/>
+            <w:hideMark/>
+          </w:tcPr>
+          <w:p>
+            <w:pPr>
+              <w:cnfStyle w:val="000000000000" w:firstRow="0" w:lastRow="0" w:firstColumn="0" w:lastColumn="0" w:oddVBand="0" w:evenVBand="0" w:oddHBand="0" w:evenHBand="0" w:firstRowFirstColumn="0" w:firstRowLastColumn="0" w:lastRowFirstColumn="0" w:lastRowLastColumn="0"/>
+              <w:rPr>
+                <w:rFonts w:ascii="Arial" w:hAnsi="Arial" w:cs="Arial"/>
+                <w:sz w:val="20"/>
+                <w:szCs w:val="20"/>
+              </w:rPr>
+            </w:pPr>
+            <w:r>
+              <w:rPr>
+                <w:rFonts w:ascii="Arial" w:hAnsi="Arial" w:cs="Arial"/>
+                <w:sz w:val="20"/>
+                <w:szCs w:val="20"/>
+              </w:rPr>
+              <w:t>Configuration consistency check &amp; Routing table review.</w:t>
+            </w:r>
+          </w:p>
+          <w:p>
+            <w:pPr>
+              <w:cnfStyle w:val="000000000000" w:firstRow="0" w:lastRow="0" w:firstColumn="0" w:lastColumn="0" w:oddVBand="0" w:evenVBand="0" w:oddHBand="0" w:evenHBand="0" w:firstRowFirstColumn="0" w:firstRowLastColumn="0" w:lastRowFirstColumn="0" w:lastRowLastColumn="0"/>
+              <w:rPr>
+                <w:rFonts w:ascii="Arial" w:hAnsi="Arial" w:cs="Arial"/>
+                <w:sz w:val="20"/>
+                <w:szCs w:val="20"/>
+              </w:rPr>
+            </w:pPr>
+          </w:p>
+        </w:tc>
+        <w:tc>
+          <w:tcPr>
+            <w:tcW w:w="0" w:type="auto"/>
+            <w:hideMark/>
+          </w:tcPr>
+          <w:p>
+            <w:pPr>
+              <w:cnfStyle w:val="000000000000" w:firstRow="0" w:lastRow="0" w:firstColumn="0" w:lastColumn="0" w:oddVBand="0" w:evenVBand="0" w:oddHBand="0" w:evenHBand="0" w:firstRowFirstColumn="0" w:firstRowLastColumn="0" w:lastRowFirstColumn="0" w:lastRowLastColumn="0"/>
+              <w:rPr>
+                <w:rFonts w:ascii="Arial" w:hAnsi="Arial" w:cs="Arial"/>
+                <w:sz w:val="20"/>
+                <w:szCs w:val="20"/>
+              </w:rPr>
+            </w:pPr>
+            <w:r>
+              <w:rPr>
+                <w:rFonts w:ascii="Arial" w:hAnsi="Arial" w:cs="Arial"/>
+                <w:sz w:val="20"/>
+                <w:szCs w:val="20"/>
+              </w:rPr>
+              <w:t>Monthly</w:t>
+            </w:r>
+          </w:p>
+          <w:p>
+            <w:pPr>
+              <w:cnfStyle w:val="000000000000" w:firstRow="0" w:lastRow="0" w:firstColumn="0" w:lastColumn="0" w:oddVBand="0" w:evenVBand="0" w:oddHBand="0" w:evenHBand="0" w:firstRowFirstColumn="0" w:firstRowLastColumn="0" w:lastRowFirstColumn="0" w:lastRowLastColumn="0"/>
+              <w:rPr>
+                <w:rFonts w:ascii="Arial" w:hAnsi="Arial" w:cs="Arial"/>
+                <w:sz w:val="20"/>
+                <w:szCs w:val="20"/>
+              </w:rPr>
+            </w:pPr>
+          </w:p>
+        </w:tc>
+      </w:tr>
+      <w:tr>
+        <w:trPr>
+          <w:cnfStyle w:val="000000100000" w:firstRow="0" w:lastRow="0" w:firstColumn="0" w:lastColumn="0" w:oddVBand="0" w:evenVBand="0" w:oddHBand="1" w:evenHBand="0" w:firstRowFirstColumn="0" w:firstRowLastColumn="0" w:lastRowFirstColumn="0" w:lastRowLastColumn="0"/>
+        </w:trPr>
+        <w:tc>
+          <w:tcPr>
+            <w:cnfStyle w:val="001000000000" w:firstRow="0" w:lastRow="0" w:firstColumn="1" w:lastColumn="0" w:oddVBand="0" w:evenVBand="0" w:oddHBand="0" w:evenHBand="0" w:firstRowFirstColumn="0" w:firstRowLastColumn="0" w:lastRowFirstColumn="0" w:lastRowLastColumn="0"/>
+            <w:tcW w:w="0" w:type="auto"/>
+            <w:hideMark/>
+          </w:tcPr>
+          <w:p>
+            <w:pPr>
+              <w:rPr>
+                <w:rFonts w:ascii="Arial" w:hAnsi="Arial" w:cs="Arial"/>
+                <w:sz w:val="20"/>
+                <w:szCs w:val="20"/>
+              </w:rPr>
+            </w:pPr>
+            <w:r>
+              <w:rPr>
+                <w:rFonts w:ascii="Arial" w:hAnsi="Arial" w:cs="Arial"/>
+                <w:sz w:val="20"/>
+                <w:szCs w:val="20"/>
+              </w:rPr>
+              <w:t>Security</w:t>
+            </w:r>
+          </w:p>
+        </w:tc>
+        <w:tc>
+          <w:tcPr>
+            <w:tcW w:w="0" w:type="auto"/>
+            <w:hideMark/>
+          </w:tcPr>
+          <w:p>
+            <w:pPr>
+              <w:cnfStyle w:val="000000100000" w:firstRow="0" w:lastRow="0" w:firstColumn="0" w:lastColumn="0" w:oddVBand="0" w:evenVBand="0" w:oddHBand="1" w:evenHBand="0" w:firstRowFirstColumn="0" w:firstRowLastColumn="0" w:lastRowFirstColumn="0" w:lastRowLastColumn="0"/>
+              <w:rPr>
+                <w:rFonts w:ascii="Arial" w:hAnsi="Arial" w:cs="Arial"/>
+                <w:sz w:val="20"/>
+                <w:szCs w:val="20"/>
+              </w:rPr>
+            </w:pPr>
+            <w:r>
+              <w:rPr>
+                <w:rFonts w:ascii="Arial" w:hAnsi="Arial" w:cs="Arial"/>
+                <w:sz w:val="20"/>
+                <w:szCs w:val="20"/>
+              </w:rPr>
+              <w:t>Password rotation and SSH/VTY access audit.</w:t>
+            </w:r>
+          </w:p>
+          <w:p>
+            <w:pPr>
+              <w:cnfStyle w:val="000000100000" w:firstRow="0" w:lastRow="0" w:firstColumn="0" w:lastColumn="0" w:oddVBand="0" w:evenVBand="0" w:oddHBand="1" w:evenHBand="0" w:firstRowFirstColumn="0" w:firstRowLastColumn="0" w:lastRowFirstColumn="0" w:lastRowLastColumn="0"/>
+              <w:rPr>
+                <w:rFonts w:ascii="Arial" w:hAnsi="Arial" w:cs="Arial"/>
+                <w:sz w:val="20"/>
+                <w:szCs w:val="20"/>
+              </w:rPr>
+            </w:pPr>
+          </w:p>
+        </w:tc>
+        <w:tc>
+          <w:tcPr>
+            <w:tcW w:w="0" w:type="auto"/>
+            <w:hideMark/>
+          </w:tcPr>
+          <w:p>
+            <w:pPr>
+              <w:cnfStyle w:val="000000100000" w:firstRow="0" w:lastRow="0" w:firstColumn="0" w:lastColumn="0" w:oddVBand="0" w:evenVBand="0" w:oddHBand="1" w:evenHBand="0" w:firstRowFirstColumn="0" w:firstRowLastColumn="0" w:lastRowFirstColumn="0" w:lastRowLastColumn="0"/>
+              <w:rPr>
+                <w:rFonts w:ascii="Arial" w:hAnsi="Arial" w:cs="Arial"/>
+                <w:sz w:val="20"/>
+                <w:szCs w:val="20"/>
+              </w:rPr>
+            </w:pPr>
+            <w:r>
+              <w:rPr>
+                <w:rFonts w:ascii="Arial" w:hAnsi="Arial" w:cs="Arial"/>
+                <w:sz w:val="20"/>
+                <w:szCs w:val="20"/>
+              </w:rPr>
+              <w:t>Monthly</w:t>
+            </w:r>
+          </w:p>
+          <w:p>
+            <w:pPr>
+              <w:cnfStyle w:val="000000100000" w:firstRow="0" w:lastRow="0" w:firstColumn="0" w:lastColumn="0" w:oddVBand="0" w:evenVBand="0" w:oddHBand="1" w:evenHBand="0" w:firstRowFirstColumn="0" w:firstRowLastColumn="0" w:lastRowFirstColumn="0" w:lastRowLastColumn="0"/>
+              <w:rPr>
+                <w:rFonts w:ascii="Arial" w:hAnsi="Arial" w:cs="Arial"/>
+                <w:sz w:val="20"/>
+                <w:szCs w:val="20"/>
+              </w:rPr>
+            </w:pPr>
+          </w:p>
+        </w:tc>
+      </w:tr>
+      <w:tr>
+        <w:tc>
+          <w:tcPr>
+            <w:cnfStyle w:val="001000000000" w:firstRow="0" w:lastRow="0" w:firstColumn="1" w:lastColumn="0" w:oddVBand="0" w:evenVBand="0" w:oddHBand="0" w:evenHBand="0" w:firstRowFirstColumn="0" w:firstRowLastColumn="0" w:lastRowFirstColumn="0" w:lastRowLastColumn="0"/>
+            <w:tcW w:w="0" w:type="auto"/>
+            <w:hideMark/>
+          </w:tcPr>
+          <w:p>
+            <w:pPr>
+              <w:rPr>
+                <w:rFonts w:ascii="Arial" w:hAnsi="Arial" w:cs="Arial"/>
+                <w:sz w:val="20"/>
+                <w:szCs w:val="20"/>
+              </w:rPr>
+            </w:pPr>
+            <w:r>
+              <w:rPr>
+                <w:rFonts w:ascii="Arial" w:hAnsi="Arial" w:cs="Arial"/>
+                <w:sz w:val="20"/>
+                <w:szCs w:val="20"/>
+              </w:rPr>
+              <w:t>Performance</w:t>
+            </w:r>
+          </w:p>
+        </w:tc>
+        <w:tc>
+          <w:tcPr>
+            <w:tcW w:w="0" w:type="auto"/>
+            <w:hideMark/>
+          </w:tcPr>
+          <w:p>
+            <w:pPr>
+              <w:cnfStyle w:val="000000000000" w:firstRow="0" w:lastRow="0" w:firstColumn="0" w:lastColumn="0" w:oddVBand="0" w:evenVBand="0" w:oddHBand="0" w:evenHBand="0" w:firstRowFirstColumn="0" w:firstRowLastColumn="0" w:lastRowFirstColumn="0" w:lastRowLastColumn="0"/>
+              <w:rPr>
+                <w:rFonts w:ascii="Arial" w:hAnsi="Arial" w:cs="Arial"/>
+                <w:sz w:val="20"/>
+                <w:szCs w:val="20"/>
+              </w:rPr>
+            </w:pPr>
+            <w:r>
+              <w:rPr>
+                <w:rFonts w:ascii="Arial" w:hAnsi="Arial" w:cs="Arial"/>
+                <w:sz w:val="20"/>
+                <w:szCs w:val="20"/>
+              </w:rPr>
+              <w:t>Resource monitoring (CPU/RAM) &amp; Bandwidth logs.</w:t>
+            </w:r>
+          </w:p>
+          <w:p>
+            <w:pPr>
+              <w:cnfStyle w:val="000000000000" w:firstRow="0" w:lastRow="0" w:firstColumn="0" w:lastColumn="0" w:oddVBand="0" w:evenVBand="0" w:oddHBand="0" w:evenHBand="0" w:firstRowFirstColumn="0" w:firstRowLastColumn="0" w:lastRowFirstColumn="0" w:lastRowLastColumn="0"/>
+              <w:rPr>
+                <w:rFonts w:ascii="Arial" w:hAnsi="Arial" w:cs="Arial"/>
+                <w:sz w:val="20"/>
+                <w:szCs w:val="20"/>
+              </w:rPr>
+            </w:pPr>
+          </w:p>
+        </w:tc>
+        <w:tc>
+          <w:tcPr>
+            <w:tcW w:w="0" w:type="auto"/>
+            <w:hideMark/>
+          </w:tcPr>
+          <w:p>
+            <w:pPr>
+              <w:cnfStyle w:val="000000000000" w:firstRow="0" w:lastRow="0" w:firstColumn="0" w:lastColumn="0" w:oddVBand="0" w:evenVBand="0" w:oddHBand="0" w:evenHBand="0" w:firstRowFirstColumn="0" w:firstRowLastColumn="0" w:lastRowFirstColumn="0" w:lastRowLastColumn="0"/>
+              <w:rPr>
+                <w:rFonts w:ascii="Arial" w:hAnsi="Arial" w:cs="Arial"/>
+                <w:sz w:val="20"/>
+                <w:szCs w:val="20"/>
+              </w:rPr>
+            </w:pPr>
+            <w:r>
+              <w:rPr>
+                <w:rFonts w:ascii="Arial" w:hAnsi="Arial" w:cs="Arial"/>
+                <w:sz w:val="20"/>
+                <w:szCs w:val="20"/>
+              </w:rPr>
+              <w:t>Weekly</w:t>
+            </w:r>
+            <w:r>
+              <w:rPr>
+                <w:rFonts w:ascii="Arial" w:hAnsi="Arial" w:cs="Arial"/>
+                <w:sz w:val="20"/>
+                <w:szCs w:val="20"/>
+              </w:rPr>
+              <w:t xml:space="preserve"> </w:t>
+            </w:r>
+          </w:p>
+        </w:tc>
+      </w:tr>
+      <w:tr>
+        <w:trPr>
+          <w:cnfStyle w:val="000000100000" w:firstRow="0" w:lastRow="0" w:firstColumn="0" w:lastColumn="0" w:oddVBand="0" w:evenVBand="0" w:oddHBand="1" w:evenHBand="0" w:firstRowFirstColumn="0" w:firstRowLastColumn="0" w:lastRowFirstColumn="0" w:lastRowLastColumn="0"/>
+        </w:trPr>
+        <w:tc>
+          <w:tcPr>
+            <w:cnfStyle w:val="001000000000" w:firstRow="0" w:lastRow="0" w:firstColumn="1" w:lastColumn="0" w:oddVBand="0" w:evenVBand="0" w:oddHBand="0" w:evenHBand="0" w:firstRowFirstColumn="0" w:firstRowLastColumn="0" w:lastRowFirstColumn="0" w:lastRowLastColumn="0"/>
+            <w:tcW w:w="0" w:type="auto"/>
+            <w:hideMark/>
+          </w:tcPr>
+          <w:p>
+            <w:pPr>
+              <w:rPr>
+                <w:rFonts w:ascii="Arial" w:hAnsi="Arial" w:cs="Arial"/>
+                <w:sz w:val="20"/>
+                <w:szCs w:val="20"/>
+              </w:rPr>
+            </w:pPr>
+            <w:r>
+              <w:rPr>
+                <w:rFonts w:ascii="Arial" w:hAnsi="Arial" w:cs="Arial"/>
+                <w:sz w:val="20"/>
+                <w:szCs w:val="20"/>
+              </w:rPr>
+              <w:t>Hardware</w:t>
+            </w:r>
+          </w:p>
+        </w:tc>
+        <w:tc>
+          <w:tcPr>
+            <w:tcW w:w="0" w:type="auto"/>
+            <w:hideMark/>
+          </w:tcPr>
+          <w:p>
+            <w:pPr>
+              <w:cnfStyle w:val="000000100000" w:firstRow="0" w:lastRow="0" w:firstColumn="0" w:lastColumn="0" w:oddVBand="0" w:evenVBand="0" w:oddHBand="1" w:evenHBand="0" w:firstRowFirstColumn="0" w:firstRowLastColumn="0" w:lastRowFirstColumn="0" w:lastRowLastColumn="0"/>
+              <w:rPr>
+                <w:rFonts w:ascii="Arial" w:hAnsi="Arial" w:cs="Arial"/>
+                <w:sz w:val="20"/>
+                <w:szCs w:val="20"/>
+              </w:rPr>
+            </w:pPr>
+            <w:r>
+              <w:rPr>
+                <w:rFonts w:ascii="Arial" w:hAnsi="Arial" w:cs="Arial"/>
+                <w:sz w:val="20"/>
+                <w:szCs w:val="20"/>
+              </w:rPr>
+              <w:t>Physical inspection (Fans, Power, Cabling).</w:t>
+            </w:r>
+          </w:p>
+          <w:p>
+            <w:pPr>
+              <w:cnfStyle w:val="000000100000" w:firstRow="0" w:lastRow="0" w:firstColumn="0" w:lastColumn="0" w:oddVBand="0" w:evenVBand="0" w:oddHBand="1" w:evenHBand="0" w:firstRowFirstColumn="0" w:firstRowLastColumn="0" w:lastRowFirstColumn="0" w:lastRowLastColumn="0"/>
+              <w:rPr>
+                <w:rFonts w:ascii="Arial" w:hAnsi="Arial" w:cs="Arial"/>
+                <w:sz w:val="20"/>
+                <w:szCs w:val="20"/>
+              </w:rPr>
+            </w:pPr>
+          </w:p>
+        </w:tc>
+        <w:tc>
+          <w:tcPr>
+            <w:tcW w:w="0" w:type="auto"/>
+            <w:hideMark/>
+          </w:tcPr>
+          <w:p>
+            <w:pPr>
+              <w:cnfStyle w:val="000000100000" w:firstRow="0" w:lastRow="0" w:firstColumn="0" w:lastColumn="0" w:oddVBand="0" w:evenVBand="0" w:oddHBand="1" w:evenHBand="0" w:firstRowFirstColumn="0" w:firstRowLastColumn="0" w:lastRowFirstColumn="0" w:lastRowLastColumn="0"/>
+              <w:rPr>
+                <w:rFonts w:ascii="Arial" w:hAnsi="Arial" w:cs="Arial"/>
+                <w:sz w:val="20"/>
+                <w:szCs w:val="20"/>
+              </w:rPr>
+            </w:pPr>
+            <w:r>
+              <w:rPr>
+                <w:rFonts w:ascii="Arial" w:hAnsi="Arial" w:cs="Arial"/>
+                <w:sz w:val="20"/>
+                <w:szCs w:val="20"/>
+              </w:rPr>
+              <w:t>Quarterly</w:t>
+            </w:r>
+          </w:p>
+          <w:p>
+            <w:pPr>
+              <w:cnfStyle w:val="000000100000" w:firstRow="0" w:lastRow="0" w:firstColumn="0" w:lastColumn="0" w:oddVBand="0" w:evenVBand="0" w:oddHBand="1" w:evenHBand="0" w:firstRowFirstColumn="0" w:firstRowLastColumn="0" w:lastRowFirstColumn="0" w:lastRowLastColumn="0"/>
+              <w:rPr>
+                <w:rFonts w:ascii="Arial" w:hAnsi="Arial" w:cs="Arial"/>
+                <w:sz w:val="20"/>
+                <w:szCs w:val="20"/>
+              </w:rPr>
+            </w:pPr>
+          </w:p>
+        </w:tc>
+      </w:tr>
+    </w:tbl>
+    <w:p>
+      <w:pPr>
+        <w:rPr>
+          <w:rFonts w:ascii="Arial" w:hAnsi="Arial" w:cs="Arial"/>
+          <w:sz w:val="20"/>
+          <w:szCs w:val="20"/>
+        </w:rPr>
+      </w:pPr>
+    </w:p>
+    <w:p>
+      <w:pPr>
+        <w:pStyle w:val="Heading3"/>
+        <w:rPr>
+          <w:rFonts w:ascii="Arial" w:hAnsi="Arial" w:cs="Arial"/>
+          <w:sz w:val="20"/>
+          <w:szCs w:val="20"/>
+        </w:rPr>
+      </w:pPr>
+      <w:r>
+        <w:rPr>
+          <w:rFonts w:ascii="Arial" w:hAnsi="Arial" w:cs="Arial"/>
+          <w:sz w:val="20"/>
+          <w:szCs w:val="20"/>
+        </w:rPr>
+        <w:t>Routing Protocol and Configuration Monitoring</w:t>
+      </w:r>
+    </w:p>
+    <w:p>
+      <w:pPr>
+        <w:pStyle w:val="NormalWeb"/>
+        <w:spacing w:before="0" w:beforeAutospacing="0"/>
+        <w:jc w:val="both"/>
+        <w:rPr>
+          <w:rFonts w:ascii="Arial" w:hAnsi="Arial" w:cs="Arial"/>
+          <w:sz w:val="20"/>
+          <w:szCs w:val="20"/>
+        </w:rPr>
+      </w:pPr>
+      <w:r>
+        <w:rPr>
+          <w:rFonts w:ascii="Arial" w:hAnsi="Arial" w:cs="Arial"/>
+          <w:sz w:val="20"/>
+          <w:szCs w:val="20"/>
+        </w:rPr>
+        <w:t xml:space="preserve">Monitoring the logic of the network is critical for ensuring that the </w:t>
+      </w:r>
+      <w:r>
+        <w:rPr>
+          <w:rFonts w:ascii="Arial" w:hAnsi="Arial" w:cs="Arial"/>
+          <w:sz w:val="20"/>
+          <w:szCs w:val="20"/>
+        </w:rPr>
+        <w:t>university</w:t>
+      </w:r>
+      <w:r>
+        <w:rPr>
+          <w:rFonts w:ascii="Arial" w:hAnsi="Arial" w:cs="Arial"/>
+          <w:sz w:val="20"/>
+          <w:szCs w:val="20"/>
+        </w:rPr>
+        <w:t xml:space="preserve"> LAN can always reach the DMZ.</w:t>
+      </w:r>
+      <w:r>
+        <w:rPr>
+          <w:rFonts w:ascii="Arial" w:hAnsi="Arial" w:cs="Arial"/>
+          <w:sz w:val="20"/>
+          <w:szCs w:val="20"/>
+        </w:rPr>
+        <w:t xml:space="preserve"> </w:t>
+      </w:r>
+      <w:r>
+        <w:rPr>
+          <w:rFonts w:ascii="Arial" w:hAnsi="Arial" w:cs="Arial"/>
+          <w:sz w:val="20"/>
+          <w:szCs w:val="20"/>
+        </w:rPr>
+        <w:t xml:space="preserve">So, </w:t>
+      </w:r>
+      <w:r>
+        <w:rPr>
+          <w:rFonts w:ascii="Arial" w:hAnsi="Arial" w:cs="Arial"/>
+          <w:sz w:val="20"/>
+          <w:szCs w:val="20"/>
+        </w:rPr>
+        <w:t>we will</w:t>
+      </w:r>
+      <w:r>
+        <w:rPr>
+          <w:rFonts w:ascii="Arial" w:hAnsi="Arial" w:cs="Arial"/>
+          <w:sz w:val="20"/>
+          <w:szCs w:val="20"/>
+        </w:rPr>
+        <w:t xml:space="preserve"> take into account the following key points</w:t>
+      </w:r>
+      <w:r>
+        <w:rPr>
+          <w:rFonts w:ascii="Arial" w:hAnsi="Arial" w:cs="Arial"/>
+          <w:sz w:val="20"/>
+          <w:szCs w:val="20"/>
+        </w:rPr>
+        <w:t>:</w:t>
+      </w:r>
+    </w:p>
+    <w:p>
+      <w:pPr>
+        <w:pStyle w:val="NormalWeb"/>
+        <w:numPr>
+          <w:ilvl w:val="0"/>
+          <w:numId w:val="16"/>
+        </w:numPr>
+        <w:spacing w:before="0" w:beforeAutospacing="0"/>
+        <w:jc w:val="both"/>
+        <w:rPr>
+          <w:rFonts w:ascii="Arial" w:hAnsi="Arial" w:cs="Arial"/>
+          <w:sz w:val="20"/>
+          <w:szCs w:val="20"/>
+        </w:rPr>
+      </w:pPr>
+      <w:r>
+        <w:rPr>
+          <w:rFonts w:ascii="Arial" w:hAnsi="Arial" w:cs="Arial"/>
+          <w:b/>
+          <w:bCs/>
+          <w:sz w:val="20"/>
+          <w:szCs w:val="20"/>
+        </w:rPr>
+        <w:t>Routing Table Stability Review:</w:t>
+      </w:r>
+      <w:r>
+        <w:rPr>
+          <w:rFonts w:ascii="Arial" w:hAnsi="Arial" w:cs="Arial"/>
+          <w:sz w:val="20"/>
+          <w:szCs w:val="20"/>
+        </w:rPr>
+        <w:t xml:space="preserve"> </w:t>
+      </w:r>
+      <w:r>
+        <w:rPr>
+          <w:rFonts w:ascii="Arial" w:hAnsi="Arial" w:cs="Arial"/>
+          <w:sz w:val="20"/>
+          <w:szCs w:val="20"/>
+        </w:rPr>
+        <w:t>We can use</w:t>
+      </w:r>
+      <w:r>
+        <w:rPr>
+          <w:rFonts w:ascii="Arial" w:hAnsi="Arial" w:cs="Arial"/>
+          <w:sz w:val="20"/>
+          <w:szCs w:val="20"/>
+        </w:rPr>
+        <w:t xml:space="preserve"> </w:t>
+      </w:r>
+      <w:r>
+        <w:rPr>
+          <w:rStyle w:val="HTMLCode"/>
+          <w:rFonts w:ascii="Arial" w:hAnsi="Arial" w:cs="Arial"/>
+        </w:rPr>
+        <w:t xml:space="preserve">show </w:t>
+      </w:r>
+      <w:proofErr w:type="spellStart"/>
+      <w:r>
+        <w:rPr>
+          <w:rStyle w:val="HTMLCode"/>
+          <w:rFonts w:ascii="Arial" w:hAnsi="Arial" w:cs="Arial"/>
+        </w:rPr>
+        <w:t>ip</w:t>
+      </w:r>
+      <w:proofErr w:type="spellEnd"/>
+      <w:r>
+        <w:rPr>
+          <w:rStyle w:val="HTMLCode"/>
+          <w:rFonts w:ascii="Arial" w:hAnsi="Arial" w:cs="Arial"/>
+        </w:rPr>
+        <w:t xml:space="preserve"> route</w:t>
+      </w:r>
+      <w:r>
+        <w:rPr>
+          <w:rFonts w:ascii="Arial" w:hAnsi="Arial" w:cs="Arial"/>
+          <w:sz w:val="20"/>
+          <w:szCs w:val="20"/>
+        </w:rPr>
+        <w:t xml:space="preserve"> and </w:t>
+      </w:r>
+      <w:r>
+        <w:rPr>
+          <w:rStyle w:val="HTMLCode"/>
+          <w:rFonts w:ascii="Arial" w:hAnsi="Arial" w:cs="Arial"/>
+        </w:rPr>
+        <w:t xml:space="preserve">show </w:t>
+      </w:r>
+      <w:proofErr w:type="spellStart"/>
+      <w:r>
+        <w:rPr>
+          <w:rStyle w:val="HTMLCode"/>
+          <w:rFonts w:ascii="Arial" w:hAnsi="Arial" w:cs="Arial"/>
+        </w:rPr>
+        <w:t>ip</w:t>
+      </w:r>
+      <w:proofErr w:type="spellEnd"/>
+      <w:r>
+        <w:rPr>
+          <w:rStyle w:val="HTMLCode"/>
+          <w:rFonts w:ascii="Arial" w:hAnsi="Arial" w:cs="Arial"/>
+        </w:rPr>
+        <w:t xml:space="preserve"> route summary</w:t>
+      </w:r>
+      <w:r>
+        <w:rPr>
+          <w:rFonts w:ascii="Arial" w:hAnsi="Arial" w:cs="Arial"/>
+          <w:sz w:val="20"/>
+          <w:szCs w:val="20"/>
+        </w:rPr>
+        <w:t xml:space="preserve"> on </w:t>
+      </w:r>
+      <w:r>
+        <w:rPr>
+          <w:rFonts w:ascii="Arial" w:hAnsi="Arial" w:cs="Arial"/>
+          <w:b/>
+          <w:bCs/>
+          <w:sz w:val="20"/>
+          <w:szCs w:val="20"/>
+        </w:rPr>
+        <w:t>MS1</w:t>
+      </w:r>
+      <w:r>
+        <w:rPr>
+          <w:rFonts w:ascii="Arial" w:hAnsi="Arial" w:cs="Arial"/>
+          <w:sz w:val="20"/>
+          <w:szCs w:val="20"/>
+        </w:rPr>
+        <w:t xml:space="preserve"> and </w:t>
+      </w:r>
+      <w:r>
+        <w:rPr>
+          <w:rFonts w:ascii="Arial" w:hAnsi="Arial" w:cs="Arial"/>
+          <w:b/>
+          <w:bCs/>
+          <w:sz w:val="20"/>
+          <w:szCs w:val="20"/>
+        </w:rPr>
+        <w:t>MS2</w:t>
+      </w:r>
+      <w:r>
+        <w:rPr>
+          <w:rFonts w:ascii="Arial" w:hAnsi="Arial" w:cs="Arial"/>
+          <w:sz w:val="20"/>
+          <w:szCs w:val="20"/>
+        </w:rPr>
+        <w:t xml:space="preserve"> to ensure that static routes to the 10.0.0.0/30 transit links and the 192.168.50.0/24 DMZ are consistent. We </w:t>
+      </w:r>
+      <w:r>
+        <w:rPr>
+          <w:rFonts w:ascii="Arial" w:hAnsi="Arial" w:cs="Arial"/>
+          <w:sz w:val="20"/>
+          <w:szCs w:val="20"/>
+        </w:rPr>
+        <w:t xml:space="preserve">will </w:t>
+      </w:r>
+      <w:r>
+        <w:rPr>
+          <w:rFonts w:ascii="Arial" w:hAnsi="Arial" w:cs="Arial"/>
+          <w:sz w:val="20"/>
+          <w:szCs w:val="20"/>
+        </w:rPr>
+        <w:t>look for "flapping" routes or unexpected changes in the gateway of last resort.</w:t>
+      </w:r>
+    </w:p>
+    <w:p>
+      <w:pPr>
+        <w:pStyle w:val="NormalWeb"/>
+        <w:spacing w:before="0" w:beforeAutospacing="0"/>
+        <w:jc w:val="both"/>
+        <w:rPr>
+          <w:rFonts w:ascii="Arial" w:hAnsi="Arial" w:cs="Arial"/>
+          <w:sz w:val="20"/>
+          <w:szCs w:val="20"/>
+        </w:rPr>
+      </w:pPr>
+    </w:p>
+    <w:p>
+      <w:pPr>
+        <w:pStyle w:val="NormalWeb"/>
+        <w:numPr>
+          <w:ilvl w:val="0"/>
+          <w:numId w:val="35"/>
+        </w:numPr>
+        <w:spacing w:before="0" w:beforeAutospacing="0"/>
+        <w:jc w:val="both"/>
+        <w:rPr>
+          <w:rFonts w:ascii="Arial" w:hAnsi="Arial" w:cs="Arial"/>
+          <w:sz w:val="20"/>
+          <w:szCs w:val="20"/>
+        </w:rPr>
+      </w:pPr>
+      <w:r>
+        <w:rPr>
+          <w:rFonts w:ascii="Arial" w:hAnsi="Arial" w:cs="Arial"/>
+          <w:b/>
+          <w:bCs/>
+          <w:sz w:val="20"/>
+          <w:szCs w:val="20"/>
+        </w:rPr>
+        <w:t>Configuration Versioning:</w:t>
+      </w:r>
+      <w:r>
+        <w:rPr>
+          <w:rFonts w:ascii="Arial" w:hAnsi="Arial" w:cs="Arial"/>
+          <w:sz w:val="20"/>
+          <w:szCs w:val="20"/>
+        </w:rPr>
+        <w:t xml:space="preserve"> </w:t>
+      </w:r>
+      <w:r>
+        <w:rPr>
+          <w:rFonts w:ascii="Arial" w:hAnsi="Arial" w:cs="Arial"/>
+          <w:sz w:val="20"/>
+          <w:szCs w:val="20"/>
+        </w:rPr>
+        <w:t xml:space="preserve">Before any maintenance window, </w:t>
+      </w:r>
+      <w:r>
+        <w:rPr>
+          <w:rFonts w:ascii="Arial" w:hAnsi="Arial" w:cs="Arial"/>
+          <w:sz w:val="20"/>
+          <w:szCs w:val="20"/>
+        </w:rPr>
+        <w:t xml:space="preserve">we will back up </w:t>
+      </w:r>
+      <w:r>
+        <w:rPr>
+          <w:rFonts w:ascii="Arial" w:hAnsi="Arial" w:cs="Arial"/>
+          <w:sz w:val="20"/>
+          <w:szCs w:val="20"/>
+        </w:rPr>
+        <w:t>the running-config</w:t>
+      </w:r>
+      <w:r>
+        <w:rPr>
+          <w:rFonts w:ascii="Arial" w:hAnsi="Arial" w:cs="Arial"/>
+          <w:sz w:val="20"/>
+          <w:szCs w:val="20"/>
+        </w:rPr>
+        <w:t>, by using:</w:t>
+      </w:r>
+      <w:r>
+        <w:rPr>
+          <w:rStyle w:val="HTMLCode"/>
+          <w:rFonts w:ascii="Arial" w:hAnsi="Arial" w:cs="Arial"/>
+        </w:rPr>
+        <w:t xml:space="preserve"> </w:t>
+      </w:r>
+      <w:r>
+        <w:rPr>
+          <w:rStyle w:val="HTMLCode"/>
+          <w:rFonts w:ascii="Arial" w:hAnsi="Arial" w:cs="Arial"/>
+        </w:rPr>
+        <w:t>copy running-config startup-config</w:t>
+      </w:r>
+      <w:r>
+        <w:rPr>
+          <w:rFonts w:ascii="Arial" w:hAnsi="Arial" w:cs="Arial"/>
+          <w:sz w:val="20"/>
+          <w:szCs w:val="20"/>
+        </w:rPr>
+        <w:t xml:space="preserve"> followed </w:t>
+      </w:r>
+      <w:r>
+        <w:rPr>
+          <w:rFonts w:ascii="Arial" w:hAnsi="Arial" w:cs="Arial"/>
+          <w:sz w:val="20"/>
+          <w:szCs w:val="20"/>
+        </w:rPr>
+        <w:t xml:space="preserve">on </w:t>
+      </w:r>
+      <w:r>
+        <w:rPr>
+          <w:rFonts w:ascii="Arial" w:hAnsi="Arial" w:cs="Arial"/>
+          <w:sz w:val="20"/>
+          <w:szCs w:val="20"/>
+        </w:rPr>
+        <w:t>the</w:t>
+      </w:r>
+      <w:r>
+        <w:rPr>
+          <w:rFonts w:ascii="Arial" w:hAnsi="Arial" w:cs="Arial"/>
+          <w:sz w:val="20"/>
+          <w:szCs w:val="20"/>
+        </w:rPr>
+        <w:t xml:space="preserve"> Cisco Configuration Management Tool.</w:t>
+      </w:r>
+    </w:p>
+    <w:p>
+      <w:pPr>
+        <w:pStyle w:val="NormalWeb"/>
+        <w:spacing w:before="0" w:beforeAutospacing="0"/>
+        <w:ind w:left="720"/>
+        <w:jc w:val="both"/>
+        <w:rPr>
+          <w:rFonts w:ascii="Arial" w:hAnsi="Arial" w:cs="Arial"/>
+          <w:sz w:val="20"/>
+          <w:szCs w:val="20"/>
+        </w:rPr>
+      </w:pPr>
+      <w:r>
+        <w:rPr>
+          <w:rFonts w:ascii="Arial" w:hAnsi="Arial" w:cs="Arial"/>
+          <w:sz w:val="20"/>
+          <w:szCs w:val="20"/>
+        </w:rPr>
+        <w:t xml:space="preserve">To </w:t>
+      </w:r>
+      <w:r>
+        <w:rPr>
+          <w:rFonts w:ascii="Arial" w:hAnsi="Arial" w:cs="Arial"/>
+          <w:sz w:val="20"/>
+          <w:szCs w:val="20"/>
+        </w:rPr>
+        <w:t>Audit</w:t>
+      </w:r>
+      <w:r>
+        <w:rPr>
+          <w:rFonts w:ascii="Arial" w:hAnsi="Arial" w:cs="Arial"/>
+          <w:sz w:val="20"/>
+          <w:szCs w:val="20"/>
+        </w:rPr>
+        <w:t>, we will check</w:t>
+      </w:r>
+      <w:r>
+        <w:rPr>
+          <w:rFonts w:ascii="Arial" w:hAnsi="Arial" w:cs="Arial"/>
+          <w:sz w:val="20"/>
+          <w:szCs w:val="20"/>
+        </w:rPr>
+        <w:t xml:space="preserve"> </w:t>
+      </w:r>
+      <w:r>
+        <w:rPr>
+          <w:rFonts w:ascii="Arial" w:hAnsi="Arial" w:cs="Arial"/>
+          <w:sz w:val="20"/>
+          <w:szCs w:val="20"/>
+        </w:rPr>
+        <w:t>m</w:t>
+      </w:r>
+      <w:r>
+        <w:rPr>
+          <w:rFonts w:ascii="Arial" w:hAnsi="Arial" w:cs="Arial"/>
+          <w:sz w:val="20"/>
+          <w:szCs w:val="20"/>
+        </w:rPr>
+        <w:t>onthly comparison between the "Known Good" baseline and the current running configuration</w:t>
+      </w:r>
+      <w:r>
+        <w:rPr>
+          <w:rFonts w:ascii="Arial" w:hAnsi="Arial" w:cs="Arial"/>
+          <w:sz w:val="20"/>
+          <w:szCs w:val="20"/>
+        </w:rPr>
+        <w:t xml:space="preserve"> to detect "shadow IT" changes.</w:t>
+      </w:r>
+    </w:p>
+    <w:p>
+      <w:pPr>
+        <w:pStyle w:val="NormalWeb"/>
+        <w:spacing w:before="0" w:beforeAutospacing="0"/>
+        <w:jc w:val="both"/>
+        <w:rPr>
+          <w:rFonts w:ascii="Arial" w:hAnsi="Arial" w:cs="Arial"/>
+          <w:sz w:val="20"/>
+          <w:szCs w:val="20"/>
+        </w:rPr>
+      </w:pPr>
+    </w:p>
+    <w:p>
+      <w:pPr>
+        <w:pStyle w:val="NormalWeb"/>
+        <w:numPr>
+          <w:ilvl w:val="0"/>
+          <w:numId w:val="35"/>
+        </w:numPr>
+        <w:spacing w:before="0" w:beforeAutospacing="0"/>
+        <w:jc w:val="both"/>
+        <w:rPr>
+          <w:rFonts w:ascii="Arial" w:hAnsi="Arial" w:cs="Arial"/>
+          <w:sz w:val="20"/>
+          <w:szCs w:val="20"/>
+        </w:rPr>
+      </w:pPr>
+      <w:r>
+        <w:rPr>
+          <w:rFonts w:ascii="Arial" w:hAnsi="Arial" w:cs="Arial"/>
+          <w:b/>
+          <w:bCs/>
+          <w:sz w:val="20"/>
+          <w:szCs w:val="20"/>
+        </w:rPr>
+        <w:t>Subsystem Health:</w:t>
+      </w:r>
+    </w:p>
+    <w:p>
+      <w:pPr>
+        <w:pStyle w:val="NormalWeb"/>
+        <w:spacing w:before="0" w:beforeAutospacing="0"/>
+        <w:ind w:left="720"/>
+        <w:jc w:val="both"/>
+        <w:rPr>
+          <w:rFonts w:ascii="Arial" w:hAnsi="Arial" w:cs="Arial"/>
+          <w:sz w:val="20"/>
+          <w:szCs w:val="20"/>
+        </w:rPr>
+      </w:pPr>
+      <w:r>
+        <w:rPr>
+          <w:rFonts w:ascii="Arial" w:hAnsi="Arial" w:cs="Arial"/>
+          <w:sz w:val="20"/>
+          <w:szCs w:val="20"/>
+        </w:rPr>
+        <w:lastRenderedPageBreak/>
+        <w:t>We</w:t>
+      </w:r>
+      <w:r>
+        <w:rPr>
+          <w:rFonts w:ascii="Arial" w:hAnsi="Arial" w:cs="Arial"/>
+          <w:sz w:val="20"/>
+          <w:szCs w:val="20"/>
+        </w:rPr>
+        <w:t xml:space="preserve"> </w:t>
+      </w:r>
+      <w:r>
+        <w:rPr>
+          <w:rFonts w:ascii="Arial" w:hAnsi="Arial" w:cs="Arial"/>
+          <w:sz w:val="20"/>
+          <w:szCs w:val="20"/>
+        </w:rPr>
+        <w:t xml:space="preserve">will </w:t>
+      </w:r>
+      <w:r>
+        <w:rPr>
+          <w:rFonts w:ascii="Arial" w:hAnsi="Arial" w:cs="Arial"/>
+          <w:sz w:val="20"/>
+          <w:szCs w:val="20"/>
+        </w:rPr>
+        <w:t xml:space="preserve">monitor </w:t>
+      </w:r>
+      <w:r>
+        <w:rPr>
+          <w:rFonts w:ascii="Arial" w:hAnsi="Arial" w:cs="Arial"/>
+          <w:sz w:val="20"/>
+          <w:szCs w:val="20"/>
+        </w:rPr>
+        <w:t xml:space="preserve">MS1, MS2, MS3, MS4, MS6, MS7 and MS0 </w:t>
+      </w:r>
+      <w:r>
+        <w:rPr>
+          <w:rFonts w:ascii="Arial" w:hAnsi="Arial" w:cs="Arial"/>
+          <w:sz w:val="20"/>
+          <w:szCs w:val="20"/>
+        </w:rPr>
+        <w:t xml:space="preserve">using </w:t>
+      </w:r>
+      <w:r>
+        <w:rPr>
+          <w:rStyle w:val="HTMLCode"/>
+          <w:rFonts w:ascii="Arial" w:hAnsi="Arial" w:cs="Arial"/>
+        </w:rPr>
+        <w:t xml:space="preserve">show processes </w:t>
+      </w:r>
+      <w:proofErr w:type="spellStart"/>
+      <w:r>
+        <w:rPr>
+          <w:rStyle w:val="HTMLCode"/>
+          <w:rFonts w:ascii="Arial" w:hAnsi="Arial" w:cs="Arial"/>
+        </w:rPr>
+        <w:t>cpu</w:t>
+      </w:r>
+      <w:proofErr w:type="spellEnd"/>
+      <w:r>
+        <w:rPr>
+          <w:rStyle w:val="HTMLCode"/>
+          <w:rFonts w:ascii="Arial" w:hAnsi="Arial" w:cs="Arial"/>
+        </w:rPr>
+        <w:t xml:space="preserve"> sorted</w:t>
+      </w:r>
+      <w:r>
+        <w:rPr>
+          <w:rFonts w:ascii="Arial" w:hAnsi="Arial" w:cs="Arial"/>
+          <w:sz w:val="20"/>
+          <w:szCs w:val="20"/>
+        </w:rPr>
+        <w:t xml:space="preserve"> to ensure no single process is degrading the internetwork performance.</w:t>
+      </w:r>
+    </w:p>
+    <w:p>
+      <w:pPr>
+        <w:jc w:val="both"/>
+        <w:rPr>
+          <w:rFonts w:ascii="Arial" w:hAnsi="Arial" w:cs="Arial"/>
+          <w:sz w:val="20"/>
+          <w:szCs w:val="20"/>
+        </w:rPr>
+      </w:pPr>
+    </w:p>
+    <w:p>
+      <w:pPr>
+        <w:pStyle w:val="Heading3"/>
+        <w:jc w:val="both"/>
+        <w:rPr>
+          <w:rFonts w:ascii="Arial" w:hAnsi="Arial" w:cs="Arial"/>
+          <w:sz w:val="20"/>
+          <w:szCs w:val="20"/>
+        </w:rPr>
+      </w:pPr>
+      <w:r>
+        <w:rPr>
+          <w:rFonts w:ascii="Arial" w:hAnsi="Arial" w:cs="Arial"/>
+          <w:sz w:val="20"/>
+          <w:szCs w:val="20"/>
+        </w:rPr>
+        <w:t>Security, Compliance, and Updates</w:t>
+      </w:r>
+    </w:p>
+    <w:p>
+      <w:pPr>
+        <w:pStyle w:val="NormalWeb"/>
+        <w:numPr>
+          <w:ilvl w:val="0"/>
+          <w:numId w:val="31"/>
+        </w:numPr>
+        <w:spacing w:before="0" w:beforeAutospacing="0"/>
+        <w:jc w:val="both"/>
+        <w:rPr>
+          <w:rFonts w:ascii="Arial" w:hAnsi="Arial" w:cs="Arial"/>
+          <w:sz w:val="20"/>
+          <w:szCs w:val="20"/>
+        </w:rPr>
+      </w:pPr>
+      <w:r>
+        <w:rPr>
+          <w:rFonts w:ascii="Arial" w:hAnsi="Arial" w:cs="Arial"/>
+          <w:b/>
+          <w:bCs/>
+          <w:sz w:val="20"/>
+          <w:szCs w:val="20"/>
+        </w:rPr>
+        <w:t>IOS Image Management:</w:t>
+      </w:r>
+      <w:r>
+        <w:rPr>
+          <w:rFonts w:ascii="Arial" w:hAnsi="Arial" w:cs="Arial"/>
+          <w:sz w:val="20"/>
+          <w:szCs w:val="20"/>
+        </w:rPr>
+        <w:t xml:space="preserve"> Milestones University will follow a "T-1" (Target minus one) update strategy. We do not install the latest IOS release immediately; instead, we stay one stable version behind to ensure maximum reliability, unless a critical security patch is released.</w:t>
+      </w:r>
+    </w:p>
+    <w:p>
+      <w:pPr>
+        <w:pStyle w:val="NormalWeb"/>
+        <w:numPr>
+          <w:ilvl w:val="0"/>
+          <w:numId w:val="31"/>
+        </w:numPr>
+        <w:spacing w:before="0" w:beforeAutospacing="0"/>
+        <w:jc w:val="both"/>
+        <w:rPr>
+          <w:rFonts w:ascii="Arial" w:hAnsi="Arial" w:cs="Arial"/>
+          <w:sz w:val="20"/>
+          <w:szCs w:val="20"/>
+        </w:rPr>
+      </w:pPr>
+      <w:r>
+        <w:rPr>
+          <w:rFonts w:ascii="Arial" w:hAnsi="Arial" w:cs="Arial"/>
+          <w:b/>
+          <w:bCs/>
+          <w:sz w:val="20"/>
+          <w:szCs w:val="20"/>
+        </w:rPr>
+        <w:t>Access Control (VTY/Console):</w:t>
+      </w:r>
+    </w:p>
+    <w:p>
+      <w:pPr>
+        <w:pStyle w:val="NormalWeb"/>
+        <w:spacing w:before="0" w:beforeAutospacing="0"/>
+        <w:ind w:left="720"/>
+        <w:jc w:val="both"/>
+        <w:rPr>
+          <w:rFonts w:ascii="Arial" w:hAnsi="Arial" w:cs="Arial"/>
+          <w:sz w:val="20"/>
+          <w:szCs w:val="20"/>
+        </w:rPr>
+      </w:pPr>
+      <w:r>
+        <w:rPr>
+          <w:rFonts w:ascii="Arial" w:hAnsi="Arial" w:cs="Arial"/>
+          <w:sz w:val="20"/>
+          <w:szCs w:val="20"/>
+        </w:rPr>
+        <w:t xml:space="preserve">Compliance audits will verify that </w:t>
+      </w:r>
+      <w:r>
+        <w:rPr>
+          <w:rStyle w:val="HTMLCode"/>
+          <w:rFonts w:ascii="Arial" w:hAnsi="Arial" w:cs="Arial"/>
+        </w:rPr>
+        <w:t>transport input ssh</w:t>
+      </w:r>
+      <w:r>
+        <w:rPr>
+          <w:rFonts w:ascii="Arial" w:hAnsi="Arial" w:cs="Arial"/>
+          <w:sz w:val="20"/>
+          <w:szCs w:val="20"/>
+        </w:rPr>
+        <w:t xml:space="preserve"> is enforced on all devices. Unused ports on access switches (MS3, MS4, etc.) must be administratively shut down and assigned to a "Dead VLAN" to prevent unauthorised physical access.</w:t>
+      </w:r>
+    </w:p>
+    <w:p>
+      <w:pPr>
+        <w:pStyle w:val="NormalWeb"/>
+        <w:numPr>
+          <w:ilvl w:val="0"/>
+          <w:numId w:val="31"/>
+        </w:numPr>
+        <w:spacing w:before="0" w:beforeAutospacing="0"/>
+        <w:jc w:val="both"/>
+        <w:rPr>
+          <w:rFonts w:ascii="Arial" w:hAnsi="Arial" w:cs="Arial"/>
+          <w:sz w:val="20"/>
+          <w:szCs w:val="20"/>
+        </w:rPr>
+      </w:pPr>
+      <w:r>
+        <w:rPr>
+          <w:rFonts w:ascii="Arial" w:hAnsi="Arial" w:cs="Arial"/>
+          <w:b/>
+          <w:bCs/>
+          <w:sz w:val="20"/>
+          <w:szCs w:val="20"/>
+        </w:rPr>
+        <w:t>Log Analysis:</w:t>
+      </w:r>
+    </w:p>
+    <w:p>
+      <w:pPr>
+        <w:pStyle w:val="NormalWeb"/>
+        <w:spacing w:before="0" w:beforeAutospacing="0"/>
+        <w:ind w:left="720"/>
+        <w:jc w:val="both"/>
+        <w:rPr>
+          <w:rFonts w:ascii="Arial" w:hAnsi="Arial" w:cs="Arial"/>
+          <w:sz w:val="20"/>
+          <w:szCs w:val="20"/>
+        </w:rPr>
+      </w:pPr>
+      <w:r>
+        <w:rPr>
+          <w:rFonts w:ascii="Arial" w:hAnsi="Arial" w:cs="Arial"/>
+          <w:sz w:val="20"/>
+          <w:szCs w:val="20"/>
+        </w:rPr>
+        <w:t xml:space="preserve">Daily review of the </w:t>
+      </w:r>
+      <w:r>
+        <w:rPr>
+          <w:rFonts w:ascii="Arial" w:hAnsi="Arial" w:cs="Arial"/>
+          <w:b/>
+          <w:bCs/>
+          <w:sz w:val="20"/>
+          <w:szCs w:val="20"/>
+        </w:rPr>
+        <w:t>Kiwi Syslog</w:t>
+      </w:r>
+      <w:r>
+        <w:rPr>
+          <w:rFonts w:ascii="Arial" w:hAnsi="Arial" w:cs="Arial"/>
+          <w:sz w:val="20"/>
+          <w:szCs w:val="20"/>
+        </w:rPr>
+        <w:t xml:space="preserve"> reports for </w:t>
+      </w:r>
+      <w:r>
+        <w:rPr>
+          <w:rStyle w:val="HTMLCode"/>
+          <w:rFonts w:ascii="Arial" w:hAnsi="Arial" w:cs="Arial"/>
+        </w:rPr>
+        <w:t>%SYS-5-CONFIG_I</w:t>
+      </w:r>
+      <w:r>
+        <w:rPr>
+          <w:rFonts w:ascii="Arial" w:hAnsi="Arial" w:cs="Arial"/>
+          <w:sz w:val="20"/>
+          <w:szCs w:val="20"/>
+        </w:rPr>
+        <w:t xml:space="preserve"> </w:t>
+      </w:r>
+      <w:proofErr w:type="gramStart"/>
+      <w:r>
+        <w:rPr>
+          <w:rFonts w:ascii="Arial" w:hAnsi="Arial" w:cs="Arial"/>
+          <w:sz w:val="20"/>
+          <w:szCs w:val="20"/>
+        </w:rPr>
+        <w:t>messages</w:t>
+      </w:r>
+      <w:proofErr w:type="gramEnd"/>
+      <w:r>
+        <w:rPr>
+          <w:rFonts w:ascii="Arial" w:hAnsi="Arial" w:cs="Arial"/>
+          <w:sz w:val="20"/>
+          <w:szCs w:val="20"/>
+        </w:rPr>
+        <w:t>, which indicate who changed a configuration and when.</w:t>
+      </w:r>
+    </w:p>
+    <w:p>
+      <w:pPr>
+        <w:jc w:val="both"/>
+        <w:rPr>
+          <w:rFonts w:ascii="Arial" w:hAnsi="Arial" w:cs="Arial"/>
+          <w:sz w:val="20"/>
+          <w:szCs w:val="20"/>
+        </w:rPr>
+      </w:pPr>
+    </w:p>
+    <w:p>
+      <w:pPr>
+        <w:pStyle w:val="Heading3"/>
+        <w:jc w:val="both"/>
+        <w:rPr>
+          <w:rFonts w:ascii="Arial" w:hAnsi="Arial" w:cs="Arial"/>
+          <w:sz w:val="20"/>
+          <w:szCs w:val="20"/>
+        </w:rPr>
+      </w:pPr>
+      <w:r>
+        <w:rPr>
+          <w:rFonts w:ascii="Arial" w:hAnsi="Arial" w:cs="Arial"/>
+          <w:sz w:val="20"/>
+          <w:szCs w:val="20"/>
+        </w:rPr>
+        <w:t>Reliability and Hardware Performance</w:t>
+      </w:r>
+    </w:p>
+    <w:p>
+      <w:pPr>
+        <w:pStyle w:val="NormalWeb"/>
+        <w:numPr>
+          <w:ilvl w:val="0"/>
+          <w:numId w:val="32"/>
+        </w:numPr>
+        <w:spacing w:before="0" w:beforeAutospacing="0"/>
+        <w:jc w:val="both"/>
+        <w:rPr>
+          <w:rFonts w:ascii="Arial" w:hAnsi="Arial" w:cs="Arial"/>
+          <w:sz w:val="20"/>
+          <w:szCs w:val="20"/>
+        </w:rPr>
+      </w:pPr>
+      <w:r>
+        <w:rPr>
+          <w:rFonts w:ascii="Arial" w:hAnsi="Arial" w:cs="Arial"/>
+          <w:b/>
+          <w:bCs/>
+          <w:sz w:val="20"/>
+          <w:szCs w:val="20"/>
+        </w:rPr>
+        <w:t>Interface Error Tracking:</w:t>
+      </w:r>
+    </w:p>
+    <w:p>
+      <w:pPr>
+        <w:pStyle w:val="NormalWeb"/>
+        <w:spacing w:before="0" w:beforeAutospacing="0"/>
+        <w:ind w:left="720"/>
+        <w:jc w:val="both"/>
+        <w:rPr>
+          <w:rFonts w:ascii="Arial" w:hAnsi="Arial" w:cs="Arial"/>
+          <w:sz w:val="20"/>
+          <w:szCs w:val="20"/>
+        </w:rPr>
+      </w:pPr>
+      <w:r>
+        <w:rPr>
+          <w:rFonts w:ascii="Arial" w:hAnsi="Arial" w:cs="Arial"/>
+          <w:sz w:val="20"/>
+          <w:szCs w:val="20"/>
+        </w:rPr>
+        <w:t xml:space="preserve">We monitor all trunk links (Gi1/0/1-3 on MS0) for CRC errors or input drops using </w:t>
+      </w:r>
+      <w:r>
+        <w:rPr>
+          <w:rStyle w:val="HTMLCode"/>
+          <w:rFonts w:ascii="Arial" w:hAnsi="Arial" w:cs="Arial"/>
+        </w:rPr>
+        <w:t>show interfaces</w:t>
+      </w:r>
+      <w:r>
+        <w:rPr>
+          <w:rFonts w:ascii="Arial" w:hAnsi="Arial" w:cs="Arial"/>
+          <w:sz w:val="20"/>
+          <w:szCs w:val="20"/>
+        </w:rPr>
+        <w:t>. Increasing error counts often indicate a failing SFP module or a degraded fibre/ethernet cable that could cause an internetwork-wide slowdown.</w:t>
+      </w:r>
+    </w:p>
+    <w:p>
+      <w:pPr>
+        <w:pStyle w:val="NormalWeb"/>
+        <w:numPr>
+          <w:ilvl w:val="0"/>
+          <w:numId w:val="32"/>
+        </w:numPr>
+        <w:spacing w:before="0" w:beforeAutospacing="0"/>
+        <w:jc w:val="both"/>
+        <w:rPr>
+          <w:rFonts w:ascii="Arial" w:hAnsi="Arial" w:cs="Arial"/>
+          <w:sz w:val="20"/>
+          <w:szCs w:val="20"/>
+        </w:rPr>
+      </w:pPr>
+      <w:r>
+        <w:rPr>
+          <w:rFonts w:ascii="Arial" w:hAnsi="Arial" w:cs="Arial"/>
+          <w:b/>
+          <w:bCs/>
+          <w:sz w:val="20"/>
+          <w:szCs w:val="20"/>
+        </w:rPr>
+        <w:t>Environmental &amp; Hardware Checks:</w:t>
+      </w:r>
+    </w:p>
+    <w:p>
+      <w:pPr>
+        <w:pStyle w:val="NormalWeb"/>
+        <w:spacing w:before="0" w:beforeAutospacing="0"/>
+        <w:ind w:left="720"/>
+        <w:jc w:val="both"/>
+        <w:rPr>
+          <w:rFonts w:ascii="Arial" w:hAnsi="Arial" w:cs="Arial"/>
+          <w:sz w:val="20"/>
+          <w:szCs w:val="20"/>
+        </w:rPr>
+      </w:pPr>
+      <w:r>
+        <w:rPr>
+          <w:rFonts w:ascii="Arial" w:hAnsi="Arial" w:cs="Arial"/>
+          <w:sz w:val="20"/>
+          <w:szCs w:val="20"/>
+        </w:rPr>
+        <w:t xml:space="preserve">Using </w:t>
+      </w:r>
+      <w:r>
+        <w:rPr>
+          <w:rStyle w:val="HTMLCode"/>
+          <w:rFonts w:ascii="Arial" w:hAnsi="Arial" w:cs="Arial"/>
+        </w:rPr>
+        <w:t>show env all</w:t>
+      </w:r>
+      <w:r>
+        <w:rPr>
+          <w:rFonts w:ascii="Arial" w:hAnsi="Arial" w:cs="Arial"/>
+          <w:sz w:val="20"/>
+          <w:szCs w:val="20"/>
+        </w:rPr>
+        <w:t xml:space="preserve"> or </w:t>
+      </w:r>
+      <w:r>
+        <w:rPr>
+          <w:rStyle w:val="HTMLCode"/>
+          <w:rFonts w:ascii="Arial" w:hAnsi="Arial" w:cs="Arial"/>
+        </w:rPr>
+        <w:t>show inventory</w:t>
+      </w:r>
+      <w:r>
+        <w:rPr>
+          <w:rFonts w:ascii="Arial" w:hAnsi="Arial" w:cs="Arial"/>
+          <w:sz w:val="20"/>
+          <w:szCs w:val="20"/>
+        </w:rPr>
+        <w:t>, technicians will monitor power supply redundancy and fan speeds. In a university environment, dust accumulation in wiring closets is a common cause of hardware failure; therefore, physical cleaning is scheduled every six months.</w:t>
+      </w:r>
+    </w:p>
+    <w:p>
+      <w:pPr>
+        <w:pStyle w:val="NormalWeb"/>
+        <w:numPr>
+          <w:ilvl w:val="0"/>
+          <w:numId w:val="32"/>
+        </w:numPr>
+        <w:spacing w:before="0" w:beforeAutospacing="0"/>
+        <w:jc w:val="both"/>
+        <w:rPr>
+          <w:rFonts w:ascii="Arial" w:hAnsi="Arial" w:cs="Arial"/>
+          <w:sz w:val="20"/>
+          <w:szCs w:val="20"/>
+        </w:rPr>
+      </w:pPr>
+      <w:r>
+        <w:rPr>
+          <w:rFonts w:ascii="Arial" w:hAnsi="Arial" w:cs="Arial"/>
+          <w:b/>
+          <w:bCs/>
+          <w:sz w:val="20"/>
+          <w:szCs w:val="20"/>
+        </w:rPr>
+        <w:t>Spanning Tree (STP) Reliability:</w:t>
+      </w:r>
+    </w:p>
+    <w:p>
+      <w:pPr>
+        <w:pStyle w:val="NormalWeb"/>
+        <w:spacing w:before="0" w:beforeAutospacing="0"/>
+        <w:ind w:left="720"/>
+        <w:jc w:val="both"/>
+        <w:rPr>
+          <w:rFonts w:ascii="Arial" w:hAnsi="Arial" w:cs="Arial"/>
+          <w:sz w:val="20"/>
+          <w:szCs w:val="20"/>
+        </w:rPr>
+      </w:pPr>
+      <w:r>
+        <w:rPr>
+          <w:rFonts w:ascii="Arial" w:hAnsi="Arial" w:cs="Arial"/>
+          <w:sz w:val="20"/>
+          <w:szCs w:val="20"/>
+        </w:rPr>
+        <w:t xml:space="preserve">As MS1 is the </w:t>
+      </w:r>
+      <w:r>
+        <w:rPr>
+          <w:rFonts w:ascii="Arial" w:hAnsi="Arial" w:cs="Arial"/>
+          <w:b/>
+          <w:bCs/>
+          <w:sz w:val="20"/>
+          <w:szCs w:val="20"/>
+        </w:rPr>
+        <w:t>Root Bridge</w:t>
+      </w:r>
+      <w:r>
+        <w:rPr>
+          <w:rFonts w:ascii="Arial" w:hAnsi="Arial" w:cs="Arial"/>
+          <w:sz w:val="20"/>
+          <w:szCs w:val="20"/>
+        </w:rPr>
+        <w:t xml:space="preserve">, we verify STP consistency monthly using </w:t>
+      </w:r>
+      <w:r>
+        <w:rPr>
+          <w:rStyle w:val="HTMLCode"/>
+          <w:rFonts w:ascii="Arial" w:hAnsi="Arial" w:cs="Arial"/>
+        </w:rPr>
+        <w:t>show spanning-tree summary</w:t>
+      </w:r>
+      <w:r>
+        <w:rPr>
+          <w:rFonts w:ascii="Arial" w:hAnsi="Arial" w:cs="Arial"/>
+          <w:sz w:val="20"/>
+          <w:szCs w:val="20"/>
+        </w:rPr>
+        <w:t>. This ensures that the hierarchical star topology hasn't reverted to a sub-optimal path due to a link failure or an incorrectly added switch.</w:t>
+      </w:r>
+    </w:p>
+    <w:p>
+      <w:pPr>
+        <w:jc w:val="both"/>
+        <w:rPr>
+          <w:rFonts w:ascii="Arial" w:hAnsi="Arial" w:cs="Arial"/>
+          <w:sz w:val="20"/>
+          <w:szCs w:val="20"/>
+        </w:rPr>
+      </w:pPr>
+    </w:p>
+    <w:p>
+      <w:pPr>
+        <w:pStyle w:val="Heading3"/>
+        <w:jc w:val="both"/>
+        <w:rPr>
+          <w:rFonts w:ascii="Arial" w:hAnsi="Arial" w:cs="Arial"/>
+          <w:sz w:val="20"/>
+          <w:szCs w:val="20"/>
+        </w:rPr>
+      </w:pPr>
+      <w:r>
+        <w:rPr>
+          <w:rFonts w:ascii="Arial" w:hAnsi="Arial" w:cs="Arial"/>
+          <w:sz w:val="20"/>
+          <w:szCs w:val="20"/>
+        </w:rPr>
+        <w:t>Troubleshooting and Performance Optimisation</w:t>
+      </w:r>
+    </w:p>
+    <w:p>
+      <w:pPr>
+        <w:pStyle w:val="NormalWeb"/>
+        <w:spacing w:before="0" w:beforeAutospacing="0"/>
+        <w:jc w:val="both"/>
+        <w:rPr>
+          <w:rFonts w:ascii="Arial" w:hAnsi="Arial" w:cs="Arial"/>
+          <w:sz w:val="20"/>
+          <w:szCs w:val="20"/>
+        </w:rPr>
+      </w:pPr>
+      <w:r>
+        <w:rPr>
+          <w:rFonts w:ascii="Arial" w:hAnsi="Arial" w:cs="Arial"/>
+          <w:sz w:val="20"/>
+          <w:szCs w:val="20"/>
+        </w:rPr>
+        <w:t>When performance thresholds are met (e.g., CPU &gt; 70% or Link Saturation &gt; 80%), the following troubleshooting workflow is initiated:</w:t>
+      </w:r>
+    </w:p>
+    <w:p>
+      <w:pPr>
+        <w:pStyle w:val="NormalWeb"/>
+        <w:numPr>
+          <w:ilvl w:val="0"/>
+          <w:numId w:val="33"/>
+        </w:numPr>
+        <w:spacing w:before="0" w:beforeAutospacing="0"/>
+        <w:jc w:val="both"/>
+        <w:rPr>
+          <w:rFonts w:ascii="Arial" w:hAnsi="Arial" w:cs="Arial"/>
+          <w:sz w:val="20"/>
+          <w:szCs w:val="20"/>
+        </w:rPr>
+      </w:pPr>
+      <w:r>
+        <w:rPr>
+          <w:rFonts w:ascii="Arial" w:hAnsi="Arial" w:cs="Arial"/>
+          <w:b/>
+          <w:bCs/>
+          <w:sz w:val="20"/>
+          <w:szCs w:val="20"/>
+        </w:rPr>
+        <w:t>Baseline Comparison:</w:t>
+      </w:r>
+      <w:r>
+        <w:rPr>
+          <w:rFonts w:ascii="Arial" w:hAnsi="Arial" w:cs="Arial"/>
+          <w:sz w:val="20"/>
+          <w:szCs w:val="20"/>
+        </w:rPr>
+        <w:t xml:space="preserve"> Compare current </w:t>
+      </w:r>
+      <w:r>
+        <w:rPr>
+          <w:rStyle w:val="HTMLCode"/>
+          <w:rFonts w:ascii="Arial" w:hAnsi="Arial" w:cs="Arial"/>
+        </w:rPr>
+        <w:t>show tech-support</w:t>
+      </w:r>
+      <w:r>
+        <w:rPr>
+          <w:rFonts w:ascii="Arial" w:hAnsi="Arial" w:cs="Arial"/>
+          <w:sz w:val="20"/>
+          <w:szCs w:val="20"/>
+        </w:rPr>
+        <w:t xml:space="preserve"> output with the monthly audit baseline.</w:t>
+      </w:r>
+    </w:p>
+    <w:p>
+      <w:pPr>
+        <w:pStyle w:val="NormalWeb"/>
+        <w:numPr>
+          <w:ilvl w:val="0"/>
+          <w:numId w:val="33"/>
+        </w:numPr>
+        <w:spacing w:before="0" w:beforeAutospacing="0"/>
+        <w:jc w:val="both"/>
+        <w:rPr>
+          <w:rFonts w:ascii="Arial" w:hAnsi="Arial" w:cs="Arial"/>
+          <w:sz w:val="20"/>
+          <w:szCs w:val="20"/>
+        </w:rPr>
+      </w:pPr>
+      <w:r>
+        <w:rPr>
+          <w:rFonts w:ascii="Arial" w:hAnsi="Arial" w:cs="Arial"/>
+          <w:b/>
+          <w:bCs/>
+          <w:sz w:val="20"/>
+          <w:szCs w:val="20"/>
+        </w:rPr>
+        <w:t>Protocol Trace:</w:t>
+      </w:r>
+      <w:r>
+        <w:rPr>
+          <w:rFonts w:ascii="Arial" w:hAnsi="Arial" w:cs="Arial"/>
+          <w:sz w:val="20"/>
+          <w:szCs w:val="20"/>
+        </w:rPr>
+        <w:t xml:space="preserve"> Use </w:t>
+      </w:r>
+      <w:r>
+        <w:rPr>
+          <w:rStyle w:val="HTMLCode"/>
+          <w:rFonts w:ascii="Arial" w:hAnsi="Arial" w:cs="Arial"/>
+        </w:rPr>
+        <w:t>debug</w:t>
+      </w:r>
+      <w:r>
+        <w:rPr>
+          <w:rFonts w:ascii="Arial" w:hAnsi="Arial" w:cs="Arial"/>
+          <w:sz w:val="20"/>
+          <w:szCs w:val="20"/>
+        </w:rPr>
+        <w:t xml:space="preserve"> commands sparingly (e.g., </w:t>
+      </w:r>
+      <w:r>
+        <w:rPr>
+          <w:rStyle w:val="HTMLCode"/>
+          <w:rFonts w:ascii="Arial" w:hAnsi="Arial" w:cs="Arial"/>
+        </w:rPr>
+        <w:t xml:space="preserve">debug </w:t>
+      </w:r>
+      <w:proofErr w:type="spellStart"/>
+      <w:r>
+        <w:rPr>
+          <w:rStyle w:val="HTMLCode"/>
+          <w:rFonts w:ascii="Arial" w:hAnsi="Arial" w:cs="Arial"/>
+        </w:rPr>
+        <w:t>ip</w:t>
+      </w:r>
+      <w:proofErr w:type="spellEnd"/>
+      <w:r>
+        <w:rPr>
+          <w:rStyle w:val="HTMLCode"/>
+          <w:rFonts w:ascii="Arial" w:hAnsi="Arial" w:cs="Arial"/>
+        </w:rPr>
+        <w:t xml:space="preserve"> routing</w:t>
+      </w:r>
+      <w:r>
+        <w:rPr>
+          <w:rFonts w:ascii="Arial" w:hAnsi="Arial" w:cs="Arial"/>
+          <w:sz w:val="20"/>
+          <w:szCs w:val="20"/>
+        </w:rPr>
+        <w:t>) to observe real-time protocol behaviour.</w:t>
+      </w:r>
+    </w:p>
+    <w:p>
+      <w:pPr>
+        <w:pStyle w:val="NormalWeb"/>
+        <w:numPr>
+          <w:ilvl w:val="0"/>
+          <w:numId w:val="33"/>
+        </w:numPr>
+        <w:spacing w:before="0" w:beforeAutospacing="0"/>
+        <w:jc w:val="both"/>
+        <w:rPr>
+          <w:rFonts w:ascii="Arial" w:hAnsi="Arial" w:cs="Arial"/>
+          <w:sz w:val="20"/>
+          <w:szCs w:val="20"/>
+        </w:rPr>
+      </w:pPr>
+      <w:r>
+        <w:rPr>
+          <w:rFonts w:ascii="Arial" w:hAnsi="Arial" w:cs="Arial"/>
+          <w:b/>
+          <w:bCs/>
+          <w:sz w:val="20"/>
+          <w:szCs w:val="20"/>
+        </w:rPr>
+        <w:t>Corrective Action:</w:t>
+      </w:r>
+      <w:r>
+        <w:rPr>
+          <w:rFonts w:ascii="Arial" w:hAnsi="Arial" w:cs="Arial"/>
+          <w:sz w:val="20"/>
+          <w:szCs w:val="20"/>
+        </w:rPr>
+        <w:t xml:space="preserve"> Apply configuration changes in the </w:t>
+      </w:r>
+      <w:r>
+        <w:rPr>
+          <w:rFonts w:ascii="Arial" w:hAnsi="Arial" w:cs="Arial"/>
+          <w:b/>
+          <w:bCs/>
+          <w:sz w:val="20"/>
+          <w:szCs w:val="20"/>
+        </w:rPr>
+        <w:t>Packet Tracer</w:t>
+      </w:r>
+      <w:r>
+        <w:rPr>
+          <w:rFonts w:ascii="Arial" w:hAnsi="Arial" w:cs="Arial"/>
+          <w:sz w:val="20"/>
+          <w:szCs w:val="20"/>
+        </w:rPr>
+        <w:t xml:space="preserve"> simulation environment first to ensure no secondary faults are introduced to the university network.</w:t>
+      </w:r>
+    </w:p>
+    <w:p>
+      <w:pPr>
+        <w:rPr>
+          <w:rFonts w:ascii="Arial" w:hAnsi="Arial" w:cs="Arial"/>
+          <w:sz w:val="20"/>
+          <w:szCs w:val="20"/>
+        </w:rPr>
+      </w:pPr>
+    </w:p>
+    <w:p>
+      <w:pPr>
+        <w:rPr>
+          <w:rFonts w:ascii="Arial" w:hAnsi="Arial" w:cs="Arial"/>
+          <w:sz w:val="20"/>
+          <w:szCs w:val="20"/>
+        </w:rPr>
+      </w:pPr>
+    </w:p>
+    <w:p>
+      <w:pPr>
+        <w:pStyle w:val="Heading1"/>
+        <w:rPr>
+          <w:rFonts w:ascii="Arial" w:hAnsi="Arial" w:cs="Arial"/>
+          <w:sz w:val="20"/>
+          <w:szCs w:val="20"/>
+        </w:rPr>
+      </w:pPr>
+      <w:r>
+        <w:rPr>
+          <w:rFonts w:ascii="Arial" w:hAnsi="Arial" w:cs="Arial"/>
+          <w:sz w:val="20"/>
+          <w:szCs w:val="20"/>
+        </w:rPr>
+        <w:t>Security</w:t>
       </w:r>
     </w:p>
     <w:p>
@@ -4243,31 +8230,20 @@
         </w:pBdr>
         <w:spacing w:before="120" w:after="120" w:line="288" w:lineRule="auto"/>
         <w:rPr>
-          <w:rFonts w:eastAsia="Arial"/>
+          <w:rFonts w:ascii="Arial" w:eastAsia="Arial" w:hAnsi="Arial" w:cs="Arial"/>
           <w:color w:val="000000"/>
-          <w:szCs w:val="20"/>
-        </w:rPr>
-      </w:pPr>
-      <w:r>
-        <w:rPr>
-          <w:rFonts w:eastAsia="Arial"/>
+          <w:sz w:val="20"/>
+          <w:szCs w:val="20"/>
+        </w:rPr>
+      </w:pPr>
+      <w:r>
+        <w:rPr>
+          <w:rFonts w:ascii="Arial" w:eastAsia="Arial" w:hAnsi="Arial" w:cs="Arial"/>
           <w:color w:val="000000"/>
-          <w:szCs w:val="20"/>
-        </w:rPr>
-        <w:t>Outline an IOS device maintenance plan that can be followed for monitoring routing protocols and router configurations.</w:t>
-      </w:r>
-    </w:p>
-    <w:p>
-      <w:pPr>
-        <w:pStyle w:val="Heading1"/>
-      </w:pPr>
-    </w:p>
-    <w:p>
-      <w:pPr>
-        <w:pStyle w:val="Heading1"/>
-      </w:pPr>
-      <w:r>
-        <w:t>Security</w:t>
+          <w:sz w:val="20"/>
+          <w:szCs w:val="20"/>
+        </w:rPr>
+        <w:t>Outline a plan for troubleshooting and monitoring the security of the network.</w:t>
       </w:r>
     </w:p>
     <w:p>
@@ -4281,18 +8257,29 @@
         </w:pBdr>
         <w:spacing w:before="120" w:after="120" w:line="288" w:lineRule="auto"/>
         <w:rPr>
-          <w:rFonts w:eastAsia="Arial"/>
+          <w:rFonts w:ascii="Arial" w:eastAsia="Arial" w:hAnsi="Arial" w:cs="Arial"/>
           <w:color w:val="000000"/>
-          <w:szCs w:val="20"/>
-        </w:rPr>
-      </w:pPr>
-      <w:r>
-        <w:rPr>
-          <w:rFonts w:eastAsia="Arial"/>
-          <w:color w:val="000000"/>
-          <w:szCs w:val="20"/>
-        </w:rPr>
-        <w:t>Outline a plan for troubleshooting and monitoring the security of the network.</w:t>
+          <w:sz w:val="20"/>
+          <w:szCs w:val="20"/>
+        </w:rPr>
+      </w:pPr>
+    </w:p>
+    <w:p>
+      <w:pPr>
+        <w:pStyle w:val="Heading1"/>
+        <w:rPr>
+          <w:rFonts w:ascii="Arial" w:hAnsi="Arial" w:cs="Arial"/>
+          <w:sz w:val="20"/>
+          <w:szCs w:val="20"/>
+        </w:rPr>
+      </w:pPr>
+      <w:r>
+        <w:rPr>
+          <w:rFonts w:ascii="Arial" w:hAnsi="Arial" w:cs="Arial"/>
+          <w:sz w:val="20"/>
+          <w:szCs w:val="20"/>
+        </w:rPr>
+        <w:t>IP V6 and IP V4 interoperability</w:t>
       </w:r>
     </w:p>
     <w:p>
@@ -4306,18 +8293,20 @@
         </w:pBdr>
         <w:spacing w:before="120" w:after="120" w:line="288" w:lineRule="auto"/>
         <w:rPr>
-          <w:rFonts w:eastAsia="Arial"/>
+          <w:rFonts w:ascii="Arial" w:eastAsia="Arial" w:hAnsi="Arial" w:cs="Arial"/>
           <w:color w:val="000000"/>
-          <w:szCs w:val="20"/>
-        </w:rPr>
-      </w:pPr>
-    </w:p>
-    <w:p>
-      <w:pPr>
-        <w:pStyle w:val="Heading1"/>
-      </w:pPr>
-      <w:r>
-        <w:t>IP V6 and IP V4 interoperability</w:t>
+          <w:sz w:val="20"/>
+          <w:szCs w:val="20"/>
+        </w:rPr>
+      </w:pPr>
+      <w:r>
+        <w:rPr>
+          <w:rFonts w:ascii="Arial" w:eastAsia="Arial" w:hAnsi="Arial" w:cs="Arial"/>
+          <w:color w:val="000000"/>
+          <w:sz w:val="20"/>
+          <w:szCs w:val="20"/>
+        </w:rPr>
+        <w:t>Outline a plan for troubleshooting and monitoring IP V6 and IP V4 interoperability.</w:t>
       </w:r>
     </w:p>
     <w:p>
@@ -4331,33 +8320,9 @@
         </w:pBdr>
         <w:spacing w:before="120" w:after="120" w:line="288" w:lineRule="auto"/>
         <w:rPr>
-          <w:rFonts w:eastAsia="Arial"/>
+          <w:rFonts w:ascii="Arial" w:eastAsia="Arial" w:hAnsi="Arial" w:cs="Arial"/>
           <w:color w:val="000000"/>
-          <w:szCs w:val="20"/>
-        </w:rPr>
-      </w:pPr>
-      <w:r>
-        <w:rPr>
-          <w:rFonts w:eastAsia="Arial"/>
-          <w:color w:val="000000"/>
-          <w:szCs w:val="20"/>
-        </w:rPr>
-        <w:t>Outline a plan for troubleshooting and monitoring IP V6 and IP V4 interoperability.</w:t>
-      </w:r>
-    </w:p>
-    <w:p>
-      <w:pPr>
-        <w:pBdr>
-          <w:top w:val="nil"/>
-          <w:left w:val="nil"/>
-          <w:bottom w:val="nil"/>
-          <w:right w:val="nil"/>
-          <w:between w:val="nil"/>
-        </w:pBdr>
-        <w:spacing w:before="120" w:after="120" w:line="288" w:lineRule="auto"/>
-        <w:rPr>
-          <w:rFonts w:eastAsia="Arial"/>
-          <w:color w:val="000000"/>
+          <w:sz w:val="20"/>
           <w:szCs w:val="20"/>
         </w:rPr>
       </w:pPr>
@@ -4380,9 +8345,6 @@
 <w:endnotes xmlns:wpc="http://schemas.microsoft.com/office/word/2010/wordprocessingCanvas" xmlns:cx="http://schemas.microsoft.com/office/drawing/2014/chartex" xmlns:cx1="http://schemas.microsoft.com/office/drawing/2015/9/8/chartex" xmlns:cx2="http://schemas.microsoft.com/office/drawing/2015/10/21/chartex" xmlns:cx3="http://schemas.microsoft.com/office/drawing/2016/5/9/chartex" xmlns:cx4="http://schemas.microsoft.com/office/drawing/2016/5/10/chartex" xmlns:cx5="http://schemas.microsoft.com/office/drawing/2016/5/11/chartex" xmlns:cx6="http://schemas.microsoft.com/office/drawing/2016/5/12/chartex" xmlns:cx7="http://schemas.microsoft.com/office/drawing/2016/5/13/chartex" xmlns:cx8="http://schemas.microsoft.com/office/drawing/2016/5/14/chartex" xmlns:mc="http://schemas.openxmlformats.org/markup-compatibility/2006" xmlns:aink="http://schemas.microsoft.com/office/drawing/2016/ink" xmlns:am3d="http://schemas.microsoft.com/office/drawing/2017/model3d" xmlns:o="urn:schemas-microsoft-com:office:office" xmlns:oel="http://schemas.microsoft.com/office/2019/extlst" xmlns:r="http://schemas.openxmlformats.org/officeDocument/2006/relationships" xmlns:m="http://schemas.openxmlformats.org/officeDocument/2006/math" xmlns:v="urn:schemas-microsoft-com:vml" xmlns:wp14="http://schemas.microsoft.com/office/word/2010/wordprocessingDrawing" xmlns:wp="http://schemas.openxmlformats.org/drawingml/2006/wordprocessingDrawing" xmlns:w10="urn:schemas-microsoft-com:office:word" xmlns:w="http://schemas.openxmlformats.org/wordprocessingml/2006/main" xmlns:w14="http://schemas.microsoft.com/office/word/2010/wordml" xmlns:w15="http://schemas.microsoft.com/office/word/2012/wordml" xmlns:w16cex="http://schemas.microsoft.com/office/word/2018/wordml/cex" xmlns:w16cid="http://schemas.microsoft.com/office/word/2016/wordml/cid" xmlns:w16="http://schemas.microsoft.com/office/word/2018/wordml" xmlns:w16du="http://schemas.microsoft.com/office/word/2023/wordml/word16du" xmlns:w16sdtdh="http://schemas.microsoft.com/office/word/2020/wordml/sdtdatahash" xmlns:w16sdtfl="http://schemas.microsoft.com/office/word/2024/wordml/sdtformatlock" xmlns:w16se="http://schemas.microsoft.com/office/word/2015/wordml/symex" xmlns:wpg="http://schemas.microsoft.com/office/word/2010/wordprocessingGroup" xmlns:wpi="http://schemas.microsoft.com/office/word/2010/wordprocessingInk" xmlns:wne="http://schemas.microsoft.com/office/word/2006/wordml" xmlns:wps="http://schemas.microsoft.com/office/word/2010/wordprocessingShape" mc:Ignorable="w14 w15 w16se w16cid w16 w16cex w16sdtdh w16sdtfl w16du wp14">
   <w:endnote w:type="separator" w:id="-1">
     <w:p>
-      <w:pPr>
-        <w:spacing w:line="240" w:lineRule="auto"/>
-      </w:pPr>
       <w:r>
         <w:separator/>
       </w:r>
@@ -4390,9 +8352,6 @@
   </w:endnote>
   <w:endnote w:type="continuationSeparator" w:id="0">
     <w:p>
-      <w:pPr>
-        <w:spacing w:line="240" w:lineRule="auto"/>
-      </w:pPr>
       <w:r>
         <w:continuationSeparator/>
       </w:r>
@@ -4416,7 +8375,6 @@
         <w:tab w:val="center" w:pos="4320"/>
         <w:tab w:val="right" w:pos="8640"/>
       </w:tabs>
-      <w:spacing w:line="240" w:lineRule="auto"/>
       <w:jc w:val="right"/>
       <w:rPr>
         <w:rFonts w:eastAsia="Arial"/>
@@ -4475,7 +8433,6 @@
         <w:tab w:val="center" w:pos="4320"/>
         <w:tab w:val="right" w:pos="8640"/>
       </w:tabs>
-      <w:spacing w:line="240" w:lineRule="auto"/>
       <w:ind w:right="360"/>
       <w:rPr>
         <w:rFonts w:eastAsia="Arial"/>
@@ -4604,9 +8561,6 @@
 <w:footnotes xmlns:wpc="http://schemas.microsoft.com/office/word/2010/wordprocessingCanvas" xmlns:cx="http://schemas.microsoft.com/office/drawing/2014/chartex" xmlns:cx1="http://schemas.microsoft.com/office/drawing/2015/9/8/chartex" xmlns:cx2="http://schemas.microsoft.com/office/drawing/2015/10/21/chartex" xmlns:cx3="http://schemas.microsoft.com/office/drawing/2016/5/9/chartex" xmlns:cx4="http://schemas.microsoft.com/office/drawing/2016/5/10/chartex" xmlns:cx5="http://schemas.microsoft.com/office/drawing/2016/5/11/chartex" xmlns:cx6="http://schemas.microsoft.com/office/drawing/2016/5/12/chartex" xmlns:cx7="http://schemas.microsoft.com/office/drawing/2016/5/13/chartex" xmlns:cx8="http://schemas.microsoft.com/office/drawing/2016/5/14/chartex" xmlns:mc="http://schemas.openxmlformats.org/markup-compatibility/2006" xmlns:aink="http://schemas.microsoft.com/office/drawing/2016/ink" xmlns:am3d="http://schemas.microsoft.com/office/drawing/2017/model3d" xmlns:o="urn:schemas-microsoft-com:office:office" xmlns:oel="http://schemas.microsoft.com/office/2019/extlst" xmlns:r="http://schemas.openxmlformats.org/officeDocument/2006/relationships" xmlns:m="http://schemas.openxmlformats.org/officeDocument/2006/math" xmlns:v="urn:schemas-microsoft-com:vml" xmlns:wp14="http://schemas.microsoft.com/office/word/2010/wordprocessingDrawing" xmlns:wp="http://schemas.openxmlformats.org/drawingml/2006/wordprocessingDrawing" xmlns:w10="urn:schemas-microsoft-com:office:word" xmlns:w="http://schemas.openxmlformats.org/wordprocessingml/2006/main" xmlns:w14="http://schemas.microsoft.com/office/word/2010/wordml" xmlns:w15="http://schemas.microsoft.com/office/word/2012/wordml" xmlns:w16cex="http://schemas.microsoft.com/office/word/2018/wordml/cex" xmlns:w16cid="http://schemas.microsoft.com/office/word/2016/wordml/cid" xmlns:w16="http://schemas.microsoft.com/office/word/2018/wordml" xmlns:w16du="http://schemas.microsoft.com/office/word/2023/wordml/word16du" xmlns:w16sdtdh="http://schemas.microsoft.com/office/word/2020/wordml/sdtdatahash" xmlns:w16sdtfl="http://schemas.microsoft.com/office/word/2024/wordml/sdtformatlock" xmlns:w16se="http://schemas.microsoft.com/office/word/2015/wordml/symex" xmlns:wpg="http://schemas.microsoft.com/office/word/2010/wordprocessingGroup" xmlns:wpi="http://schemas.microsoft.com/office/word/2010/wordprocessingInk" xmlns:wne="http://schemas.microsoft.com/office/word/2006/wordml" xmlns:wps="http://schemas.microsoft.com/office/word/2010/wordprocessingShape" mc:Ignorable="w14 w15 w16se w16cid w16 w16cex w16sdtdh w16sdtfl w16du wp14">
   <w:footnote w:type="separator" w:id="-1">
     <w:p>
-      <w:pPr>
-        <w:spacing w:line="240" w:lineRule="auto"/>
-      </w:pPr>
       <w:r>
         <w:separator/>
       </w:r>
@@ -4614,9 +8568,6 @@
   </w:footnote>
   <w:footnote w:type="continuationSeparator" w:id="0">
     <w:p>
-      <w:pPr>
-        <w:spacing w:line="240" w:lineRule="auto"/>
-      </w:pPr>
       <w:r>
         <w:continuationSeparator/>
       </w:r>
@@ -4640,7 +8591,6 @@
         <w:tab w:val="center" w:pos="4320"/>
         <w:tab w:val="right" w:pos="8640"/>
       </w:tabs>
-      <w:spacing w:line="240" w:lineRule="auto"/>
       <w:rPr>
         <w:rFonts w:eastAsia="Arial"/>
         <w:color w:val="000000"/>
@@ -5238,6 +9188,119 @@
     </w:lvl>
   </w:abstractNum>
   <w:abstractNum w:abstractNumId="4" w15:restartNumberingAfterBreak="0">
+    <w:nsid w:val="11AC2E51"/>
+    <w:multiLevelType w:val="multilevel"/>
+    <w:tmpl w:val="11266270"/>
+    <w:lvl w:ilvl="0">
+      <w:start w:val="1"/>
+      <w:numFmt w:val="decimal"/>
+      <w:lvlText w:val="%1."/>
+      <w:lvlJc w:val="left"/>
+      <w:pPr>
+        <w:tabs>
+          <w:tab w:val="num" w:pos="720"/>
+        </w:tabs>
+        <w:ind w:left="720" w:hanging="360"/>
+      </w:pPr>
+    </w:lvl>
+    <w:lvl w:ilvl="1" w:tentative="1">
+      <w:start w:val="1"/>
+      <w:numFmt w:val="decimal"/>
+      <w:lvlText w:val="%2."/>
+      <w:lvlJc w:val="left"/>
+      <w:pPr>
+        <w:tabs>
+          <w:tab w:val="num" w:pos="1440"/>
+        </w:tabs>
+        <w:ind w:left="1440" w:hanging="360"/>
+      </w:pPr>
+    </w:lvl>
+    <w:lvl w:ilvl="2" w:tentative="1">
+      <w:start w:val="1"/>
+      <w:numFmt w:val="decimal"/>
+      <w:lvlText w:val="%3."/>
+      <w:lvlJc w:val="left"/>
+      <w:pPr>
+        <w:tabs>
+          <w:tab w:val="num" w:pos="2160"/>
+        </w:tabs>
+        <w:ind w:left="2160" w:hanging="360"/>
+      </w:pPr>
+    </w:lvl>
+    <w:lvl w:ilvl="3" w:tentative="1">
+      <w:start w:val="1"/>
+      <w:numFmt w:val="decimal"/>
+      <w:lvlText w:val="%4."/>
+      <w:lvlJc w:val="left"/>
+      <w:pPr>
+        <w:tabs>
+          <w:tab w:val="num" w:pos="2880"/>
+        </w:tabs>
+        <w:ind w:left="2880" w:hanging="360"/>
+      </w:pPr>
+    </w:lvl>
+    <w:lvl w:ilvl="4" w:tentative="1">
+      <w:start w:val="1"/>
+      <w:numFmt w:val="decimal"/>
+      <w:lvlText w:val="%5."/>
+      <w:lvlJc w:val="left"/>
+      <w:pPr>
+        <w:tabs>
+          <w:tab w:val="num" w:pos="3600"/>
+        </w:tabs>
+        <w:ind w:left="3600" w:hanging="360"/>
+      </w:pPr>
+    </w:lvl>
+    <w:lvl w:ilvl="5" w:tentative="1">
+      <w:start w:val="1"/>
+      <w:numFmt w:val="decimal"/>
+      <w:lvlText w:val="%6."/>
+      <w:lvlJc w:val="left"/>
+      <w:pPr>
+        <w:tabs>
+          <w:tab w:val="num" w:pos="4320"/>
+        </w:tabs>
+        <w:ind w:left="4320" w:hanging="360"/>
+      </w:pPr>
+    </w:lvl>
+    <w:lvl w:ilvl="6" w:tentative="1">
+      <w:start w:val="1"/>
+      <w:numFmt w:val="decimal"/>
+      <w:lvlText w:val="%7."/>
+      <w:lvlJc w:val="left"/>
+      <w:pPr>
+        <w:tabs>
+          <w:tab w:val="num" w:pos="5040"/>
+        </w:tabs>
+        <w:ind w:left="5040" w:hanging="360"/>
+      </w:pPr>
+    </w:lvl>
+    <w:lvl w:ilvl="7" w:tentative="1">
+      <w:start w:val="1"/>
+      <w:numFmt w:val="decimal"/>
+      <w:lvlText w:val="%8."/>
+      <w:lvlJc w:val="left"/>
+      <w:pPr>
+        <w:tabs>
+          <w:tab w:val="num" w:pos="5760"/>
+        </w:tabs>
+        <w:ind w:left="5760" w:hanging="360"/>
+      </w:pPr>
+    </w:lvl>
+    <w:lvl w:ilvl="8" w:tentative="1">
+      <w:start w:val="1"/>
+      <w:numFmt w:val="decimal"/>
+      <w:lvlText w:val="%9."/>
+      <w:lvlJc w:val="left"/>
+      <w:pPr>
+        <w:tabs>
+          <w:tab w:val="num" w:pos="6480"/>
+        </w:tabs>
+        <w:ind w:left="6480" w:hanging="360"/>
+      </w:pPr>
+    </w:lvl>
+  </w:abstractNum>
+  <w:abstractNum w:abstractNumId="5" w15:restartNumberingAfterBreak="0">
     <w:nsid w:val="1E56067A"/>
     <w:multiLevelType w:val="multilevel"/>
     <w:tmpl w:val="4BE05CF8"/>
@@ -5386,7 +9449,7 @@
       </w:rPr>
     </w:lvl>
   </w:abstractNum>
-  <w:abstractNum w:abstractNumId="5" w15:restartNumberingAfterBreak="0">
+  <w:abstractNum w:abstractNumId="6" w15:restartNumberingAfterBreak="0">
     <w:nsid w:val="1EC40C4E"/>
     <w:multiLevelType w:val="multilevel"/>
     <w:tmpl w:val="2204501E"/>
@@ -5500,10 +9563,159 @@
       </w:pPr>
     </w:lvl>
   </w:abstractNum>
-  <w:abstractNum w:abstractNumId="6" w15:restartNumberingAfterBreak="0">
+  <w:abstractNum w:abstractNumId="7" w15:restartNumberingAfterBreak="0">
+    <w:nsid w:val="1F5B1881"/>
+    <w:multiLevelType w:val="multilevel"/>
+    <w:tmpl w:val="7538448C"/>
+    <w:lvl w:ilvl="0">
+      <w:start w:val="1"/>
+      <w:numFmt w:val="bullet"/>
+      <w:lvlText w:val=""/>
+      <w:lvlJc w:val="left"/>
+      <w:pPr>
+        <w:tabs>
+          <w:tab w:val="num" w:pos="720"/>
+        </w:tabs>
+        <w:ind w:left="720" w:hanging="360"/>
+      </w:pPr>
+      <w:rPr>
+        <w:rFonts w:ascii="Symbol" w:hAnsi="Symbol" w:hint="default"/>
+        <w:sz w:val="20"/>
+      </w:rPr>
+    </w:lvl>
+    <w:lvl w:ilvl="1" w:tentative="1">
+      <w:start w:val="1"/>
+      <w:numFmt w:val="bullet"/>
+      <w:lvlText w:val="o"/>
+      <w:lvlJc w:val="left"/>
+      <w:pPr>
+        <w:tabs>
+          <w:tab w:val="num" w:pos="1440"/>
+        </w:tabs>
+        <w:ind w:left="1440" w:hanging="360"/>
+      </w:pPr>
+      <w:rPr>
+        <w:rFonts w:ascii="Courier New" w:hAnsi="Courier New" w:hint="default"/>
+        <w:sz w:val="20"/>
+      </w:rPr>
+    </w:lvl>
+    <w:lvl w:ilvl="2" w:tentative="1">
+      <w:start w:val="1"/>
+      <w:numFmt w:val="bullet"/>
+      <w:lvlText w:val=""/>
+      <w:lvlJc w:val="left"/>
+      <w:pPr>
+        <w:tabs>
+          <w:tab w:val="num" w:pos="2160"/>
+        </w:tabs>
+        <w:ind w:left="2160" w:hanging="360"/>
+      </w:pPr>
+      <w:rPr>
+        <w:rFonts w:ascii="Wingdings" w:hAnsi="Wingdings" w:hint="default"/>
+        <w:sz w:val="20"/>
+      </w:rPr>
+    </w:lvl>
+    <w:lvl w:ilvl="3" w:tentative="1">
+      <w:start w:val="1"/>
+      <w:numFmt w:val="bullet"/>
+      <w:lvlText w:val=""/>
+      <w:lvlJc w:val="left"/>
+      <w:pPr>
+        <w:tabs>
+          <w:tab w:val="num" w:pos="2880"/>
+        </w:tabs>
+        <w:ind w:left="2880" w:hanging="360"/>
+      </w:pPr>
+      <w:rPr>
+        <w:rFonts w:ascii="Wingdings" w:hAnsi="Wingdings" w:hint="default"/>
+        <w:sz w:val="20"/>
+      </w:rPr>
+    </w:lvl>
+    <w:lvl w:ilvl="4" w:tentative="1">
+      <w:start w:val="1"/>
+      <w:numFmt w:val="bullet"/>
+      <w:lvlText w:val=""/>
+      <w:lvlJc w:val="left"/>
+      <w:pPr>
+        <w:tabs>
+          <w:tab w:val="num" w:pos="3600"/>
+        </w:tabs>
+        <w:ind w:left="3600" w:hanging="360"/>
+      </w:pPr>
+      <w:rPr>
+        <w:rFonts w:ascii="Wingdings" w:hAnsi="Wingdings" w:hint="default"/>
+        <w:sz w:val="20"/>
+      </w:rPr>
+    </w:lvl>
+    <w:lvl w:ilvl="5" w:tentative="1">
+      <w:start w:val="1"/>
+      <w:numFmt w:val="bullet"/>
+      <w:lvlText w:val=""/>
+      <w:lvlJc w:val="left"/>
+      <w:pPr>
+        <w:tabs>
+          <w:tab w:val="num" w:pos="4320"/>
+        </w:tabs>
+        <w:ind w:left="4320" w:hanging="360"/>
+      </w:pPr>
+      <w:rPr>
+        <w:rFonts w:ascii="Wingdings" w:hAnsi="Wingdings" w:hint="default"/>
+        <w:sz w:val="20"/>
+      </w:rPr>
+    </w:lvl>
+    <w:lvl w:ilvl="6" w:tentative="1">
+      <w:start w:val="1"/>
+      <w:numFmt w:val="bullet"/>
+      <w:lvlText w:val=""/>
+      <w:lvlJc w:val="left"/>
+      <w:pPr>
+        <w:tabs>
+          <w:tab w:val="num" w:pos="5040"/>
+        </w:tabs>
+        <w:ind w:left="5040" w:hanging="360"/>
+      </w:pPr>
+      <w:rPr>
+        <w:rFonts w:ascii="Wingdings" w:hAnsi="Wingdings" w:hint="default"/>
+        <w:sz w:val="20"/>
+      </w:rPr>
+    </w:lvl>
+    <w:lvl w:ilvl="7" w:tentative="1">
+      <w:start w:val="1"/>
+      <w:numFmt w:val="bullet"/>
+      <w:lvlText w:val=""/>
+      <w:lvlJc w:val="left"/>
+      <w:pPr>
+        <w:tabs>
+          <w:tab w:val="num" w:pos="5760"/>
+        </w:tabs>
+        <w:ind w:left="5760" w:hanging="360"/>
+      </w:pPr>
+      <w:rPr>
+        <w:rFonts w:ascii="Wingdings" w:hAnsi="Wingdings" w:hint="default"/>
+        <w:sz w:val="20"/>
+      </w:rPr>
+    </w:lvl>
+    <w:lvl w:ilvl="8" w:tentative="1">
+      <w:start w:val="1"/>
+      <w:numFmt w:val="bullet"/>
+      <w:lvlText w:val=""/>
+      <w:lvlJc w:val="left"/>
+      <w:pPr>
+        <w:tabs>
+          <w:tab w:val="num" w:pos="6480"/>
+        </w:tabs>
+        <w:ind w:left="6480" w:hanging="360"/>
+      </w:pPr>
+      <w:rPr>
+        <w:rFonts w:ascii="Wingdings" w:hAnsi="Wingdings" w:hint="default"/>
+        <w:sz w:val="20"/>
+      </w:rPr>
+    </w:lvl>
+  </w:abstractNum>
+  <w:abstractNum w:abstractNumId="8" w15:restartNumberingAfterBreak="0">
     <w:nsid w:val="20DD7828"/>
     <w:multiLevelType w:val="multilevel"/>
-    <w:tmpl w:val="C8085D02"/>
+    <w:tmpl w:val="BE100C10"/>
     <w:lvl w:ilvl="0">
       <w:start w:val="1"/>
       <w:numFmt w:val="bullet"/>
@@ -5536,20 +9748,16 @@
         <w:sz w:val="20"/>
       </w:rPr>
     </w:lvl>
-    <w:lvl w:ilvl="2" w:tentative="1">
-      <w:start w:val="1"/>
-      <w:numFmt w:val="bullet"/>
-      <w:lvlText w:val=""/>
-      <w:lvlJc w:val="left"/>
-      <w:pPr>
-        <w:tabs>
-          <w:tab w:val="num" w:pos="2160"/>
-        </w:tabs>
+    <w:lvl w:ilvl="2">
+      <w:numFmt w:val="bullet"/>
+      <w:lvlText w:val="-"/>
+      <w:lvlJc w:val="left"/>
+      <w:pPr>
         <w:ind w:left="2160" w:hanging="360"/>
       </w:pPr>
       <w:rPr>
-        <w:rFonts w:ascii="Wingdings" w:hAnsi="Wingdings" w:hint="default"/>
-        <w:sz w:val="20"/>
+        <w:rFonts w:ascii="Arial" w:eastAsia="Times New Roman" w:hAnsi="Arial" w:cs="Arial" w:hint="default"/>
+        <w:b/>
       </w:rPr>
     </w:lvl>
     <w:lvl w:ilvl="3" w:tentative="1">
@@ -5649,7 +9857,7 @@
       </w:rPr>
     </w:lvl>
   </w:abstractNum>
-  <w:abstractNum w:abstractNumId="7" w15:restartNumberingAfterBreak="0">
+  <w:abstractNum w:abstractNumId="9" w15:restartNumberingAfterBreak="0">
     <w:nsid w:val="21D77725"/>
     <w:multiLevelType w:val="multilevel"/>
     <w:tmpl w:val="0BCC05C8"/>
@@ -5798,7 +10006,156 @@
       </w:rPr>
     </w:lvl>
   </w:abstractNum>
-  <w:abstractNum w:abstractNumId="8" w15:restartNumberingAfterBreak="0">
+  <w:abstractNum w:abstractNumId="10" w15:restartNumberingAfterBreak="0">
+    <w:nsid w:val="244353DC"/>
+    <w:multiLevelType w:val="multilevel"/>
+    <w:tmpl w:val="B9D6EBCA"/>
+    <w:lvl w:ilvl="0">
+      <w:start w:val="1"/>
+      <w:numFmt w:val="bullet"/>
+      <w:lvlText w:val=""/>
+      <w:lvlJc w:val="left"/>
+      <w:pPr>
+        <w:tabs>
+          <w:tab w:val="num" w:pos="720"/>
+        </w:tabs>
+        <w:ind w:left="720" w:hanging="360"/>
+      </w:pPr>
+      <w:rPr>
+        <w:rFonts w:ascii="Symbol" w:hAnsi="Symbol" w:hint="default"/>
+        <w:sz w:val="20"/>
+      </w:rPr>
+    </w:lvl>
+    <w:lvl w:ilvl="1" w:tentative="1">
+      <w:start w:val="1"/>
+      <w:numFmt w:val="bullet"/>
+      <w:lvlText w:val="o"/>
+      <w:lvlJc w:val="left"/>
+      <w:pPr>
+        <w:tabs>
+          <w:tab w:val="num" w:pos="1440"/>
+        </w:tabs>
+        <w:ind w:left="1440" w:hanging="360"/>
+      </w:pPr>
+      <w:rPr>
+        <w:rFonts w:ascii="Courier New" w:hAnsi="Courier New" w:hint="default"/>
+        <w:sz w:val="20"/>
+      </w:rPr>
+    </w:lvl>
+    <w:lvl w:ilvl="2" w:tentative="1">
+      <w:start w:val="1"/>
+      <w:numFmt w:val="bullet"/>
+      <w:lvlText w:val=""/>
+      <w:lvlJc w:val="left"/>
+      <w:pPr>
+        <w:tabs>
+          <w:tab w:val="num" w:pos="2160"/>
+        </w:tabs>
+        <w:ind w:left="2160" w:hanging="360"/>
+      </w:pPr>
+      <w:rPr>
+        <w:rFonts w:ascii="Wingdings" w:hAnsi="Wingdings" w:hint="default"/>
+        <w:sz w:val="20"/>
+      </w:rPr>
+    </w:lvl>
+    <w:lvl w:ilvl="3" w:tentative="1">
+      <w:start w:val="1"/>
+      <w:numFmt w:val="bullet"/>
+      <w:lvlText w:val=""/>
+      <w:lvlJc w:val="left"/>
+      <w:pPr>
+        <w:tabs>
+          <w:tab w:val="num" w:pos="2880"/>
+        </w:tabs>
+        <w:ind w:left="2880" w:hanging="360"/>
+      </w:pPr>
+      <w:rPr>
+        <w:rFonts w:ascii="Wingdings" w:hAnsi="Wingdings" w:hint="default"/>
+        <w:sz w:val="20"/>
+      </w:rPr>
+    </w:lvl>
+    <w:lvl w:ilvl="4" w:tentative="1">
+      <w:start w:val="1"/>
+      <w:numFmt w:val="bullet"/>
+      <w:lvlText w:val=""/>
+      <w:lvlJc w:val="left"/>
+      <w:pPr>
+        <w:tabs>
+          <w:tab w:val="num" w:pos="3600"/>
+        </w:tabs>
+        <w:ind w:left="3600" w:hanging="360"/>
+      </w:pPr>
+      <w:rPr>
+        <w:rFonts w:ascii="Wingdings" w:hAnsi="Wingdings" w:hint="default"/>
+        <w:sz w:val="20"/>
+      </w:rPr>
+    </w:lvl>
+    <w:lvl w:ilvl="5" w:tentative="1">
+      <w:start w:val="1"/>
+      <w:numFmt w:val="bullet"/>
+      <w:lvlText w:val=""/>
+      <w:lvlJc w:val="left"/>
+      <w:pPr>
+        <w:tabs>
+          <w:tab w:val="num" w:pos="4320"/>
+        </w:tabs>
+        <w:ind w:left="4320" w:hanging="360"/>
+      </w:pPr>
+      <w:rPr>
+        <w:rFonts w:ascii="Wingdings" w:hAnsi="Wingdings" w:hint="default"/>
+        <w:sz w:val="20"/>
+      </w:rPr>
+    </w:lvl>
+    <w:lvl w:ilvl="6" w:tentative="1">
+      <w:start w:val="1"/>
+      <w:numFmt w:val="bullet"/>
+      <w:lvlText w:val=""/>
+      <w:lvlJc w:val="left"/>
+      <w:pPr>
+        <w:tabs>
+          <w:tab w:val="num" w:pos="5040"/>
+        </w:tabs>
+        <w:ind w:left="5040" w:hanging="360"/>
+      </w:pPr>
+      <w:rPr>
+        <w:rFonts w:ascii="Wingdings" w:hAnsi="Wingdings" w:hint="default"/>
+        <w:sz w:val="20"/>
+      </w:rPr>
+    </w:lvl>
+    <w:lvl w:ilvl="7" w:tentative="1">
+      <w:start w:val="1"/>
+      <w:numFmt w:val="bullet"/>
+      <w:lvlText w:val=""/>
+      <w:lvlJc w:val="left"/>
+      <w:pPr>
+        <w:tabs>
+          <w:tab w:val="num" w:pos="5760"/>
+        </w:tabs>
+        <w:ind w:left="5760" w:hanging="360"/>
+      </w:pPr>
+      <w:rPr>
+        <w:rFonts w:ascii="Wingdings" w:hAnsi="Wingdings" w:hint="default"/>
+        <w:sz w:val="20"/>
+      </w:rPr>
+    </w:lvl>
+    <w:lvl w:ilvl="8" w:tentative="1">
+      <w:start w:val="1"/>
+      <w:numFmt w:val="bullet"/>
+      <w:lvlText w:val=""/>
+      <w:lvlJc w:val="left"/>
+      <w:pPr>
+        <w:tabs>
+          <w:tab w:val="num" w:pos="6480"/>
+        </w:tabs>
+        <w:ind w:left="6480" w:hanging="360"/>
+      </w:pPr>
+      <w:rPr>
+        <w:rFonts w:ascii="Wingdings" w:hAnsi="Wingdings" w:hint="default"/>
+        <w:sz w:val="20"/>
+      </w:rPr>
+    </w:lvl>
+  </w:abstractNum>
+  <w:abstractNum w:abstractNumId="11" w15:restartNumberingAfterBreak="0">
     <w:nsid w:val="25DF0AF0"/>
     <w:multiLevelType w:val="multilevel"/>
     <w:tmpl w:val="8D5ED552"/>
@@ -5947,7 +10304,7 @@
       </w:rPr>
     </w:lvl>
   </w:abstractNum>
-  <w:abstractNum w:abstractNumId="9" w15:restartNumberingAfterBreak="0">
+  <w:abstractNum w:abstractNumId="12" w15:restartNumberingAfterBreak="0">
     <w:nsid w:val="30A0263C"/>
     <w:multiLevelType w:val="multilevel"/>
     <w:tmpl w:val="2F2C29B6"/>
@@ -6096,7 +10453,120 @@
       </w:rPr>
     </w:lvl>
   </w:abstractNum>
-  <w:abstractNum w:abstractNumId="10" w15:restartNumberingAfterBreak="0">
+  <w:abstractNum w:abstractNumId="13" w15:restartNumberingAfterBreak="0">
+    <w:nsid w:val="38165A16"/>
+    <w:multiLevelType w:val="multilevel"/>
+    <w:tmpl w:val="69323D92"/>
+    <w:lvl w:ilvl="0">
+      <w:start w:val="1"/>
+      <w:numFmt w:val="decimal"/>
+      <w:lvlText w:val="%1."/>
+      <w:lvlJc w:val="left"/>
+      <w:pPr>
+        <w:tabs>
+          <w:tab w:val="num" w:pos="720"/>
+        </w:tabs>
+        <w:ind w:left="720" w:hanging="360"/>
+      </w:pPr>
+    </w:lvl>
+    <w:lvl w:ilvl="1" w:tentative="1">
+      <w:start w:val="1"/>
+      <w:numFmt w:val="decimal"/>
+      <w:lvlText w:val="%2."/>
+      <w:lvlJc w:val="left"/>
+      <w:pPr>
+        <w:tabs>
+          <w:tab w:val="num" w:pos="1440"/>
+        </w:tabs>
+        <w:ind w:left="1440" w:hanging="360"/>
+      </w:pPr>
+    </w:lvl>
+    <w:lvl w:ilvl="2" w:tentative="1">
+      <w:start w:val="1"/>
+      <w:numFmt w:val="decimal"/>
+      <w:lvlText w:val="%3."/>
+      <w:lvlJc w:val="left"/>
+      <w:pPr>
+        <w:tabs>
+          <w:tab w:val="num" w:pos="2160"/>
+        </w:tabs>
+        <w:ind w:left="2160" w:hanging="360"/>
+      </w:pPr>
+    </w:lvl>
+    <w:lvl w:ilvl="3" w:tentative="1">
+      <w:start w:val="1"/>
+      <w:numFmt w:val="decimal"/>
+      <w:lvlText w:val="%4."/>
+      <w:lvlJc w:val="left"/>
+      <w:pPr>
+        <w:tabs>
+          <w:tab w:val="num" w:pos="2880"/>
+        </w:tabs>
+        <w:ind w:left="2880" w:hanging="360"/>
+      </w:pPr>
+    </w:lvl>
+    <w:lvl w:ilvl="4" w:tentative="1">
+      <w:start w:val="1"/>
+      <w:numFmt w:val="decimal"/>
+      <w:lvlText w:val="%5."/>
+      <w:lvlJc w:val="left"/>
+      <w:pPr>
+        <w:tabs>
+          <w:tab w:val="num" w:pos="3600"/>
+        </w:tabs>
+        <w:ind w:left="3600" w:hanging="360"/>
+      </w:pPr>
+    </w:lvl>
+    <w:lvl w:ilvl="5" w:tentative="1">
+      <w:start w:val="1"/>
+      <w:numFmt w:val="decimal"/>
+      <w:lvlText w:val="%6."/>
+      <w:lvlJc w:val="left"/>
+      <w:pPr>
+        <w:tabs>
+          <w:tab w:val="num" w:pos="4320"/>
+        </w:tabs>
+        <w:ind w:left="4320" w:hanging="360"/>
+      </w:pPr>
+    </w:lvl>
+    <w:lvl w:ilvl="6" w:tentative="1">
+      <w:start w:val="1"/>
+      <w:numFmt w:val="decimal"/>
+      <w:lvlText w:val="%7."/>
+      <w:lvlJc w:val="left"/>
+      <w:pPr>
+        <w:tabs>
+          <w:tab w:val="num" w:pos="5040"/>
+        </w:tabs>
+        <w:ind w:left="5040" w:hanging="360"/>
+      </w:pPr>
+    </w:lvl>
+    <w:lvl w:ilvl="7" w:tentative="1">
+      <w:start w:val="1"/>
+      <w:numFmt w:val="decimal"/>
+      <w:lvlText w:val="%8."/>
+      <w:lvlJc w:val="left"/>
+      <w:pPr>
+        <w:tabs>
+          <w:tab w:val="num" w:pos="5760"/>
+        </w:tabs>
+        <w:ind w:left="5760" w:hanging="360"/>
+      </w:pPr>
+    </w:lvl>
+    <w:lvl w:ilvl="8" w:tentative="1">
+      <w:start w:val="1"/>
+      <w:numFmt w:val="decimal"/>
+      <w:lvlText w:val="%9."/>
+      <w:lvlJc w:val="left"/>
+      <w:pPr>
+        <w:tabs>
+          <w:tab w:val="num" w:pos="6480"/>
+        </w:tabs>
+        <w:ind w:left="6480" w:hanging="360"/>
+      </w:pPr>
+    </w:lvl>
+  </w:abstractNum>
+  <w:abstractNum w:abstractNumId="14" w15:restartNumberingAfterBreak="0">
     <w:nsid w:val="39315F27"/>
     <w:multiLevelType w:val="multilevel"/>
     <w:tmpl w:val="2EFCE55A"/>
@@ -6245,7 +10715,7 @@
       </w:rPr>
     </w:lvl>
   </w:abstractNum>
-  <w:abstractNum w:abstractNumId="11" w15:restartNumberingAfterBreak="0">
+  <w:abstractNum w:abstractNumId="15" w15:restartNumberingAfterBreak="0">
     <w:nsid w:val="3B613687"/>
     <w:multiLevelType w:val="multilevel"/>
     <w:tmpl w:val="260641F8"/>
@@ -6394,7 +10864,156 @@
       </w:rPr>
     </w:lvl>
   </w:abstractNum>
-  <w:abstractNum w:abstractNumId="12" w15:restartNumberingAfterBreak="0">
+  <w:abstractNum w:abstractNumId="16" w15:restartNumberingAfterBreak="0">
+    <w:nsid w:val="40177963"/>
+    <w:multiLevelType w:val="multilevel"/>
+    <w:tmpl w:val="474200A8"/>
+    <w:lvl w:ilvl="0">
+      <w:start w:val="1"/>
+      <w:numFmt w:val="bullet"/>
+      <w:lvlText w:val=""/>
+      <w:lvlJc w:val="left"/>
+      <w:pPr>
+        <w:tabs>
+          <w:tab w:val="num" w:pos="720"/>
+        </w:tabs>
+        <w:ind w:left="720" w:hanging="360"/>
+      </w:pPr>
+      <w:rPr>
+        <w:rFonts w:ascii="Symbol" w:hAnsi="Symbol" w:hint="default"/>
+        <w:sz w:val="20"/>
+      </w:rPr>
+    </w:lvl>
+    <w:lvl w:ilvl="1">
+      <w:start w:val="1"/>
+      <w:numFmt w:val="bullet"/>
+      <w:lvlText w:val="o"/>
+      <w:lvlJc w:val="left"/>
+      <w:pPr>
+        <w:tabs>
+          <w:tab w:val="num" w:pos="1440"/>
+        </w:tabs>
+        <w:ind w:left="1440" w:hanging="360"/>
+      </w:pPr>
+      <w:rPr>
+        <w:rFonts w:ascii="Courier New" w:hAnsi="Courier New" w:hint="default"/>
+        <w:sz w:val="20"/>
+      </w:rPr>
+    </w:lvl>
+    <w:lvl w:ilvl="2" w:tentative="1">
+      <w:start w:val="1"/>
+      <w:numFmt w:val="bullet"/>
+      <w:lvlText w:val=""/>
+      <w:lvlJc w:val="left"/>
+      <w:pPr>
+        <w:tabs>
+          <w:tab w:val="num" w:pos="2160"/>
+        </w:tabs>
+        <w:ind w:left="2160" w:hanging="360"/>
+      </w:pPr>
+      <w:rPr>
+        <w:rFonts w:ascii="Wingdings" w:hAnsi="Wingdings" w:hint="default"/>
+        <w:sz w:val="20"/>
+      </w:rPr>
+    </w:lvl>
+    <w:lvl w:ilvl="3" w:tentative="1">
+      <w:start w:val="1"/>
+      <w:numFmt w:val="bullet"/>
+      <w:lvlText w:val=""/>
+      <w:lvlJc w:val="left"/>
+      <w:pPr>
+        <w:tabs>
+          <w:tab w:val="num" w:pos="2880"/>
+        </w:tabs>
+        <w:ind w:left="2880" w:hanging="360"/>
+      </w:pPr>
+      <w:rPr>
+        <w:rFonts w:ascii="Wingdings" w:hAnsi="Wingdings" w:hint="default"/>
+        <w:sz w:val="20"/>
+      </w:rPr>
+    </w:lvl>
+    <w:lvl w:ilvl="4" w:tentative="1">
+      <w:start w:val="1"/>
+      <w:numFmt w:val="bullet"/>
+      <w:lvlText w:val=""/>
+      <w:lvlJc w:val="left"/>
+      <w:pPr>
+        <w:tabs>
+          <w:tab w:val="num" w:pos="3600"/>
+        </w:tabs>
+        <w:ind w:left="3600" w:hanging="360"/>
+      </w:pPr>
+      <w:rPr>
+        <w:rFonts w:ascii="Wingdings" w:hAnsi="Wingdings" w:hint="default"/>
+        <w:sz w:val="20"/>
+      </w:rPr>
+    </w:lvl>
+    <w:lvl w:ilvl="5" w:tentative="1">
+      <w:start w:val="1"/>
+      <w:numFmt w:val="bullet"/>
+      <w:lvlText w:val=""/>
+      <w:lvlJc w:val="left"/>
+      <w:pPr>
+        <w:tabs>
+          <w:tab w:val="num" w:pos="4320"/>
+        </w:tabs>
+        <w:ind w:left="4320" w:hanging="360"/>
+      </w:pPr>
+      <w:rPr>
+        <w:rFonts w:ascii="Wingdings" w:hAnsi="Wingdings" w:hint="default"/>
+        <w:sz w:val="20"/>
+      </w:rPr>
+    </w:lvl>
+    <w:lvl w:ilvl="6" w:tentative="1">
+      <w:start w:val="1"/>
+      <w:numFmt w:val="bullet"/>
+      <w:lvlText w:val=""/>
+      <w:lvlJc w:val="left"/>
+      <w:pPr>
+        <w:tabs>
+          <w:tab w:val="num" w:pos="5040"/>
+        </w:tabs>
+        <w:ind w:left="5040" w:hanging="360"/>
+      </w:pPr>
+      <w:rPr>
+        <w:rFonts w:ascii="Wingdings" w:hAnsi="Wingdings" w:hint="default"/>
+        <w:sz w:val="20"/>
+      </w:rPr>
+    </w:lvl>
+    <w:lvl w:ilvl="7" w:tentative="1">
+      <w:start w:val="1"/>
+      <w:numFmt w:val="bullet"/>
+      <w:lvlText w:val=""/>
+      <w:lvlJc w:val="left"/>
+      <w:pPr>
+        <w:tabs>
+          <w:tab w:val="num" w:pos="5760"/>
+        </w:tabs>
+        <w:ind w:left="5760" w:hanging="360"/>
+      </w:pPr>
+      <w:rPr>
+        <w:rFonts w:ascii="Wingdings" w:hAnsi="Wingdings" w:hint="default"/>
+        <w:sz w:val="20"/>
+      </w:rPr>
+    </w:lvl>
+    <w:lvl w:ilvl="8" w:tentative="1">
+      <w:start w:val="1"/>
+      <w:numFmt w:val="bullet"/>
+      <w:lvlText w:val=""/>
+      <w:lvlJc w:val="left"/>
+      <w:pPr>
+        <w:tabs>
+          <w:tab w:val="num" w:pos="6480"/>
+        </w:tabs>
+        <w:ind w:left="6480" w:hanging="360"/>
+      </w:pPr>
+      <w:rPr>
+        <w:rFonts w:ascii="Wingdings" w:hAnsi="Wingdings" w:hint="default"/>
+        <w:sz w:val="20"/>
+      </w:rPr>
+    </w:lvl>
+  </w:abstractNum>
+  <w:abstractNum w:abstractNumId="17" w15:restartNumberingAfterBreak="0">
     <w:nsid w:val="401C3166"/>
     <w:multiLevelType w:val="multilevel"/>
     <w:tmpl w:val="15D01A2A"/>
@@ -6540,7 +11159,7 @@
       </w:rPr>
     </w:lvl>
   </w:abstractNum>
-  <w:abstractNum w:abstractNumId="13" w15:restartNumberingAfterBreak="0">
+  <w:abstractNum w:abstractNumId="18" w15:restartNumberingAfterBreak="0">
     <w:nsid w:val="43AE1CB3"/>
     <w:multiLevelType w:val="multilevel"/>
     <w:tmpl w:val="87FEA80E"/>
@@ -6689,7 +11308,7 @@
       </w:rPr>
     </w:lvl>
   </w:abstractNum>
-  <w:abstractNum w:abstractNumId="14" w15:restartNumberingAfterBreak="0">
+  <w:abstractNum w:abstractNumId="19" w15:restartNumberingAfterBreak="0">
     <w:nsid w:val="44B4651D"/>
     <w:multiLevelType w:val="multilevel"/>
     <w:tmpl w:val="CB6464B8"/>
@@ -6838,7 +11457,418 @@
       </w:rPr>
     </w:lvl>
   </w:abstractNum>
-  <w:abstractNum w:abstractNumId="15" w15:restartNumberingAfterBreak="0">
+  <w:abstractNum w:abstractNumId="20" w15:restartNumberingAfterBreak="0">
+    <w:nsid w:val="44CB6702"/>
+    <w:multiLevelType w:val="multilevel"/>
+    <w:tmpl w:val="E364022C"/>
+    <w:lvl w:ilvl="0">
+      <w:start w:val="1"/>
+      <w:numFmt w:val="bullet"/>
+      <w:lvlText w:val=""/>
+      <w:lvlJc w:val="left"/>
+      <w:pPr>
+        <w:tabs>
+          <w:tab w:val="num" w:pos="720"/>
+        </w:tabs>
+        <w:ind w:left="720" w:hanging="360"/>
+      </w:pPr>
+      <w:rPr>
+        <w:rFonts w:ascii="Symbol" w:hAnsi="Symbol" w:hint="default"/>
+        <w:sz w:val="20"/>
+      </w:rPr>
+    </w:lvl>
+    <w:lvl w:ilvl="1" w:tentative="1">
+      <w:start w:val="1"/>
+      <w:numFmt w:val="bullet"/>
+      <w:lvlText w:val="o"/>
+      <w:lvlJc w:val="left"/>
+      <w:pPr>
+        <w:tabs>
+          <w:tab w:val="num" w:pos="1440"/>
+        </w:tabs>
+        <w:ind w:left="1440" w:hanging="360"/>
+      </w:pPr>
+      <w:rPr>
+        <w:rFonts w:ascii="Courier New" w:hAnsi="Courier New" w:hint="default"/>
+        <w:sz w:val="20"/>
+      </w:rPr>
+    </w:lvl>
+    <w:lvl w:ilvl="2" w:tentative="1">
+      <w:start w:val="1"/>
+      <w:numFmt w:val="bullet"/>
+      <w:lvlText w:val=""/>
+      <w:lvlJc w:val="left"/>
+      <w:pPr>
+        <w:tabs>
+          <w:tab w:val="num" w:pos="2160"/>
+        </w:tabs>
+        <w:ind w:left="2160" w:hanging="360"/>
+      </w:pPr>
+      <w:rPr>
+        <w:rFonts w:ascii="Wingdings" w:hAnsi="Wingdings" w:hint="default"/>
+        <w:sz w:val="20"/>
+      </w:rPr>
+    </w:lvl>
+    <w:lvl w:ilvl="3" w:tentative="1">
+      <w:start w:val="1"/>
+      <w:numFmt w:val="bullet"/>
+      <w:lvlText w:val=""/>
+      <w:lvlJc w:val="left"/>
+      <w:pPr>
+        <w:tabs>
+          <w:tab w:val="num" w:pos="2880"/>
+        </w:tabs>
+        <w:ind w:left="2880" w:hanging="360"/>
+      </w:pPr>
+      <w:rPr>
+        <w:rFonts w:ascii="Wingdings" w:hAnsi="Wingdings" w:hint="default"/>
+        <w:sz w:val="20"/>
+      </w:rPr>
+    </w:lvl>
+    <w:lvl w:ilvl="4" w:tentative="1">
+      <w:start w:val="1"/>
+      <w:numFmt w:val="bullet"/>
+      <w:lvlText w:val=""/>
+      <w:lvlJc w:val="left"/>
+      <w:pPr>
+        <w:tabs>
+          <w:tab w:val="num" w:pos="3600"/>
+        </w:tabs>
+        <w:ind w:left="3600" w:hanging="360"/>
+      </w:pPr>
+      <w:rPr>
+        <w:rFonts w:ascii="Wingdings" w:hAnsi="Wingdings" w:hint="default"/>
+        <w:sz w:val="20"/>
+      </w:rPr>
+    </w:lvl>
+    <w:lvl w:ilvl="5" w:tentative="1">
+      <w:start w:val="1"/>
+      <w:numFmt w:val="bullet"/>
+      <w:lvlText w:val=""/>
+      <w:lvlJc w:val="left"/>
+      <w:pPr>
+        <w:tabs>
+          <w:tab w:val="num" w:pos="4320"/>
+        </w:tabs>
+        <w:ind w:left="4320" w:hanging="360"/>
+      </w:pPr>
+      <w:rPr>
+        <w:rFonts w:ascii="Wingdings" w:hAnsi="Wingdings" w:hint="default"/>
+        <w:sz w:val="20"/>
+      </w:rPr>
+    </w:lvl>
+    <w:lvl w:ilvl="6" w:tentative="1">
+      <w:start w:val="1"/>
+      <w:numFmt w:val="bullet"/>
+      <w:lvlText w:val=""/>
+      <w:lvlJc w:val="left"/>
+      <w:pPr>
+        <w:tabs>
+          <w:tab w:val="num" w:pos="5040"/>
+        </w:tabs>
+        <w:ind w:left="5040" w:hanging="360"/>
+      </w:pPr>
+      <w:rPr>
+        <w:rFonts w:ascii="Wingdings" w:hAnsi="Wingdings" w:hint="default"/>
+        <w:sz w:val="20"/>
+      </w:rPr>
+    </w:lvl>
+    <w:lvl w:ilvl="7" w:tentative="1">
+      <w:start w:val="1"/>
+      <w:numFmt w:val="bullet"/>
+      <w:lvlText w:val=""/>
+      <w:lvlJc w:val="left"/>
+      <w:pPr>
+        <w:tabs>
+          <w:tab w:val="num" w:pos="5760"/>
+        </w:tabs>
+        <w:ind w:left="5760" w:hanging="360"/>
+      </w:pPr>
+      <w:rPr>
+        <w:rFonts w:ascii="Wingdings" w:hAnsi="Wingdings" w:hint="default"/>
+        <w:sz w:val="20"/>
+      </w:rPr>
+    </w:lvl>
+    <w:lvl w:ilvl="8" w:tentative="1">
+      <w:start w:val="1"/>
+      <w:numFmt w:val="bullet"/>
+      <w:lvlText w:val=""/>
+      <w:lvlJc w:val="left"/>
+      <w:pPr>
+        <w:tabs>
+          <w:tab w:val="num" w:pos="6480"/>
+        </w:tabs>
+        <w:ind w:left="6480" w:hanging="360"/>
+      </w:pPr>
+      <w:rPr>
+        <w:rFonts w:ascii="Wingdings" w:hAnsi="Wingdings" w:hint="default"/>
+        <w:sz w:val="20"/>
+      </w:rPr>
+    </w:lvl>
+  </w:abstractNum>
+  <w:abstractNum w:abstractNumId="21" w15:restartNumberingAfterBreak="0">
+    <w:nsid w:val="4AAF6D1F"/>
+    <w:multiLevelType w:val="hybridMultilevel"/>
+    <w:tmpl w:val="F44EFF64"/>
+    <w:lvl w:ilvl="0" w:tplc="08090001">
+      <w:start w:val="1"/>
+      <w:numFmt w:val="bullet"/>
+      <w:lvlText w:val=""/>
+      <w:lvlJc w:val="left"/>
+      <w:pPr>
+        <w:ind w:left="720" w:hanging="360"/>
+      </w:pPr>
+      <w:rPr>
+        <w:rFonts w:ascii="Symbol" w:hAnsi="Symbol" w:hint="default"/>
+      </w:rPr>
+    </w:lvl>
+    <w:lvl w:ilvl="1" w:tplc="08090003">
+      <w:start w:val="1"/>
+      <w:numFmt w:val="bullet"/>
+      <w:lvlText w:val="o"/>
+      <w:lvlJc w:val="left"/>
+      <w:pPr>
+        <w:ind w:left="1440" w:hanging="360"/>
+      </w:pPr>
+      <w:rPr>
+        <w:rFonts w:ascii="Courier New" w:hAnsi="Courier New" w:cs="Courier New" w:hint="default"/>
+      </w:rPr>
+    </w:lvl>
+    <w:lvl w:ilvl="2" w:tplc="08090005" w:tentative="1">
+      <w:start w:val="1"/>
+      <w:numFmt w:val="bullet"/>
+      <w:lvlText w:val=""/>
+      <w:lvlJc w:val="left"/>
+      <w:pPr>
+        <w:ind w:left="2160" w:hanging="360"/>
+      </w:pPr>
+      <w:rPr>
+        <w:rFonts w:ascii="Wingdings" w:hAnsi="Wingdings" w:hint="default"/>
+      </w:rPr>
+    </w:lvl>
+    <w:lvl w:ilvl="3" w:tplc="08090001" w:tentative="1">
+      <w:start w:val="1"/>
+      <w:numFmt w:val="bullet"/>
+      <w:lvlText w:val=""/>
+      <w:lvlJc w:val="left"/>
+      <w:pPr>
+        <w:ind w:left="2880" w:hanging="360"/>
+      </w:pPr>
+      <w:rPr>
+        <w:rFonts w:ascii="Symbol" w:hAnsi="Symbol" w:hint="default"/>
+      </w:rPr>
+    </w:lvl>
+    <w:lvl w:ilvl="4" w:tplc="08090003" w:tentative="1">
+      <w:start w:val="1"/>
+      <w:numFmt w:val="bullet"/>
+      <w:lvlText w:val="o"/>
+      <w:lvlJc w:val="left"/>
+      <w:pPr>
+        <w:ind w:left="3600" w:hanging="360"/>
+      </w:pPr>
+      <w:rPr>
+        <w:rFonts w:ascii="Courier New" w:hAnsi="Courier New" w:cs="Courier New" w:hint="default"/>
+      </w:rPr>
+    </w:lvl>
+    <w:lvl w:ilvl="5" w:tplc="08090005" w:tentative="1">
+      <w:start w:val="1"/>
+      <w:numFmt w:val="bullet"/>
+      <w:lvlText w:val=""/>
+      <w:lvlJc w:val="left"/>
+      <w:pPr>
+        <w:ind w:left="4320" w:hanging="360"/>
+      </w:pPr>
+      <w:rPr>
+        <w:rFonts w:ascii="Wingdings" w:hAnsi="Wingdings" w:hint="default"/>
+      </w:rPr>
+    </w:lvl>
+    <w:lvl w:ilvl="6" w:tplc="08090001" w:tentative="1">
+      <w:start w:val="1"/>
+      <w:numFmt w:val="bullet"/>
+      <w:lvlText w:val=""/>
+      <w:lvlJc w:val="left"/>
+      <w:pPr>
+        <w:ind w:left="5040" w:hanging="360"/>
+      </w:pPr>
+      <w:rPr>
+        <w:rFonts w:ascii="Symbol" w:hAnsi="Symbol" w:hint="default"/>
+      </w:rPr>
+    </w:lvl>
+    <w:lvl w:ilvl="7" w:tplc="08090003" w:tentative="1">
+      <w:start w:val="1"/>
+      <w:numFmt w:val="bullet"/>
+      <w:lvlText w:val="o"/>
+      <w:lvlJc w:val="left"/>
+      <w:pPr>
+        <w:ind w:left="5760" w:hanging="360"/>
+      </w:pPr>
+      <w:rPr>
+        <w:rFonts w:ascii="Courier New" w:hAnsi="Courier New" w:cs="Courier New" w:hint="default"/>
+      </w:rPr>
+    </w:lvl>
+    <w:lvl w:ilvl="8" w:tplc="08090005" w:tentative="1">
+      <w:start w:val="1"/>
+      <w:numFmt w:val="bullet"/>
+      <w:lvlText w:val=""/>
+      <w:lvlJc w:val="left"/>
+      <w:pPr>
+        <w:ind w:left="6480" w:hanging="360"/>
+      </w:pPr>
+      <w:rPr>
+        <w:rFonts w:ascii="Wingdings" w:hAnsi="Wingdings" w:hint="default"/>
+      </w:rPr>
+    </w:lvl>
+  </w:abstractNum>
+  <w:abstractNum w:abstractNumId="22" w15:restartNumberingAfterBreak="0">
+    <w:nsid w:val="5F3952C7"/>
+    <w:multiLevelType w:val="multilevel"/>
+    <w:tmpl w:val="BE60DB78"/>
+    <w:lvl w:ilvl="0">
+      <w:start w:val="1"/>
+      <w:numFmt w:val="bullet"/>
+      <w:lvlText w:val=""/>
+      <w:lvlJc w:val="left"/>
+      <w:pPr>
+        <w:tabs>
+          <w:tab w:val="num" w:pos="720"/>
+        </w:tabs>
+        <w:ind w:left="720" w:hanging="360"/>
+      </w:pPr>
+      <w:rPr>
+        <w:rFonts w:ascii="Symbol" w:hAnsi="Symbol" w:hint="default"/>
+        <w:sz w:val="20"/>
+      </w:rPr>
+    </w:lvl>
+    <w:lvl w:ilvl="1" w:tentative="1">
+      <w:start w:val="1"/>
+      <w:numFmt w:val="bullet"/>
+      <w:lvlText w:val="o"/>
+      <w:lvlJc w:val="left"/>
+      <w:pPr>
+        <w:tabs>
+          <w:tab w:val="num" w:pos="1440"/>
+        </w:tabs>
+        <w:ind w:left="1440" w:hanging="360"/>
+      </w:pPr>
+      <w:rPr>
+        <w:rFonts w:ascii="Courier New" w:hAnsi="Courier New" w:hint="default"/>
+        <w:sz w:val="20"/>
+      </w:rPr>
+    </w:lvl>
+    <w:lvl w:ilvl="2" w:tentative="1">
+      <w:start w:val="1"/>
+      <w:numFmt w:val="bullet"/>
+      <w:lvlText w:val=""/>
+      <w:lvlJc w:val="left"/>
+      <w:pPr>
+        <w:tabs>
+          <w:tab w:val="num" w:pos="2160"/>
+        </w:tabs>
+        <w:ind w:left="2160" w:hanging="360"/>
+      </w:pPr>
+      <w:rPr>
+        <w:rFonts w:ascii="Wingdings" w:hAnsi="Wingdings" w:hint="default"/>
+        <w:sz w:val="20"/>
+      </w:rPr>
+    </w:lvl>
+    <w:lvl w:ilvl="3" w:tentative="1">
+      <w:start w:val="1"/>
+      <w:numFmt w:val="bullet"/>
+      <w:lvlText w:val=""/>
+      <w:lvlJc w:val="left"/>
+      <w:pPr>
+        <w:tabs>
+          <w:tab w:val="num" w:pos="2880"/>
+        </w:tabs>
+        <w:ind w:left="2880" w:hanging="360"/>
+      </w:pPr>
+      <w:rPr>
+        <w:rFonts w:ascii="Wingdings" w:hAnsi="Wingdings" w:hint="default"/>
+        <w:sz w:val="20"/>
+      </w:rPr>
+    </w:lvl>
+    <w:lvl w:ilvl="4" w:tentative="1">
+      <w:start w:val="1"/>
+      <w:numFmt w:val="bullet"/>
+      <w:lvlText w:val=""/>
+      <w:lvlJc w:val="left"/>
+      <w:pPr>
+        <w:tabs>
+          <w:tab w:val="num" w:pos="3600"/>
+        </w:tabs>
+        <w:ind w:left="3600" w:hanging="360"/>
+      </w:pPr>
+      <w:rPr>
+        <w:rFonts w:ascii="Wingdings" w:hAnsi="Wingdings" w:hint="default"/>
+        <w:sz w:val="20"/>
+      </w:rPr>
+    </w:lvl>
+    <w:lvl w:ilvl="5" w:tentative="1">
+      <w:start w:val="1"/>
+      <w:numFmt w:val="bullet"/>
+      <w:lvlText w:val=""/>
+      <w:lvlJc w:val="left"/>
+      <w:pPr>
+        <w:tabs>
+          <w:tab w:val="num" w:pos="4320"/>
+        </w:tabs>
+        <w:ind w:left="4320" w:hanging="360"/>
+      </w:pPr>
+      <w:rPr>
+        <w:rFonts w:ascii="Wingdings" w:hAnsi="Wingdings" w:hint="default"/>
+        <w:sz w:val="20"/>
+      </w:rPr>
+    </w:lvl>
+    <w:lvl w:ilvl="6" w:tentative="1">
+      <w:start w:val="1"/>
+      <w:numFmt w:val="bullet"/>
+      <w:lvlText w:val=""/>
+      <w:lvlJc w:val="left"/>
+      <w:pPr>
+        <w:tabs>
+          <w:tab w:val="num" w:pos="5040"/>
+        </w:tabs>
+        <w:ind w:left="5040" w:hanging="360"/>
+      </w:pPr>
+      <w:rPr>
+        <w:rFonts w:ascii="Wingdings" w:hAnsi="Wingdings" w:hint="default"/>
+        <w:sz w:val="20"/>
+      </w:rPr>
+    </w:lvl>
+    <w:lvl w:ilvl="7" w:tentative="1">
+      <w:start w:val="1"/>
+      <w:numFmt w:val="bullet"/>
+      <w:lvlText w:val=""/>
+      <w:lvlJc w:val="left"/>
+      <w:pPr>
+        <w:tabs>
+          <w:tab w:val="num" w:pos="5760"/>
+        </w:tabs>
+        <w:ind w:left="5760" w:hanging="360"/>
+      </w:pPr>
+      <w:rPr>
+        <w:rFonts w:ascii="Wingdings" w:hAnsi="Wingdings" w:hint="default"/>
+        <w:sz w:val="20"/>
+      </w:rPr>
+    </w:lvl>
+    <w:lvl w:ilvl="8" w:tentative="1">
+      <w:start w:val="1"/>
+      <w:numFmt w:val="bullet"/>
+      <w:lvlText w:val=""/>
+      <w:lvlJc w:val="left"/>
+      <w:pPr>
+        <w:tabs>
+          <w:tab w:val="num" w:pos="6480"/>
+        </w:tabs>
+        <w:ind w:left="6480" w:hanging="360"/>
+      </w:pPr>
+      <w:rPr>
+        <w:rFonts w:ascii="Wingdings" w:hAnsi="Wingdings" w:hint="default"/>
+        <w:sz w:val="20"/>
+      </w:rPr>
+    </w:lvl>
+  </w:abstractNum>
+  <w:abstractNum w:abstractNumId="23" w15:restartNumberingAfterBreak="0">
     <w:nsid w:val="61B7047F"/>
     <w:multiLevelType w:val="multilevel"/>
     <w:tmpl w:val="46D859F4"/>
@@ -6987,7 +12017,120 @@
       </w:rPr>
     </w:lvl>
   </w:abstractNum>
-  <w:abstractNum w:abstractNumId="16" w15:restartNumberingAfterBreak="0">
+  <w:abstractNum w:abstractNumId="24" w15:restartNumberingAfterBreak="0">
+    <w:nsid w:val="621D2C31"/>
+    <w:multiLevelType w:val="hybridMultilevel"/>
+    <w:tmpl w:val="7F1AA54A"/>
+    <w:lvl w:ilvl="0" w:tplc="08090001">
+      <w:start w:val="1"/>
+      <w:numFmt w:val="bullet"/>
+      <w:lvlText w:val=""/>
+      <w:lvlJc w:val="left"/>
+      <w:pPr>
+        <w:ind w:left="720" w:hanging="360"/>
+      </w:pPr>
+      <w:rPr>
+        <w:rFonts w:ascii="Symbol" w:hAnsi="Symbol" w:hint="default"/>
+      </w:rPr>
+    </w:lvl>
+    <w:lvl w:ilvl="1" w:tplc="08090003" w:tentative="1">
+      <w:start w:val="1"/>
+      <w:numFmt w:val="bullet"/>
+      <w:lvlText w:val="o"/>
+      <w:lvlJc w:val="left"/>
+      <w:pPr>
+        <w:ind w:left="1440" w:hanging="360"/>
+      </w:pPr>
+      <w:rPr>
+        <w:rFonts w:ascii="Courier New" w:hAnsi="Courier New" w:cs="Courier New" w:hint="default"/>
+      </w:rPr>
+    </w:lvl>
+    <w:lvl w:ilvl="2" w:tplc="08090005" w:tentative="1">
+      <w:start w:val="1"/>
+      <w:numFmt w:val="bullet"/>
+      <w:lvlText w:val=""/>
+      <w:lvlJc w:val="left"/>
+      <w:pPr>
+        <w:ind w:left="2160" w:hanging="360"/>
+      </w:pPr>
+      <w:rPr>
+        <w:rFonts w:ascii="Wingdings" w:hAnsi="Wingdings" w:hint="default"/>
+      </w:rPr>
+    </w:lvl>
+    <w:lvl w:ilvl="3" w:tplc="08090001" w:tentative="1">
+      <w:start w:val="1"/>
+      <w:numFmt w:val="bullet"/>
+      <w:lvlText w:val=""/>
+      <w:lvlJc w:val="left"/>
+      <w:pPr>
+        <w:ind w:left="2880" w:hanging="360"/>
+      </w:pPr>
+      <w:rPr>
+        <w:rFonts w:ascii="Symbol" w:hAnsi="Symbol" w:hint="default"/>
+      </w:rPr>
+    </w:lvl>
+    <w:lvl w:ilvl="4" w:tplc="08090003" w:tentative="1">
+      <w:start w:val="1"/>
+      <w:numFmt w:val="bullet"/>
+      <w:lvlText w:val="o"/>
+      <w:lvlJc w:val="left"/>
+      <w:pPr>
+        <w:ind w:left="3600" w:hanging="360"/>
+      </w:pPr>
+      <w:rPr>
+        <w:rFonts w:ascii="Courier New" w:hAnsi="Courier New" w:cs="Courier New" w:hint="default"/>
+      </w:rPr>
+    </w:lvl>
+    <w:lvl w:ilvl="5" w:tplc="08090005" w:tentative="1">
+      <w:start w:val="1"/>
+      <w:numFmt w:val="bullet"/>
+      <w:lvlText w:val=""/>
+      <w:lvlJc w:val="left"/>
+      <w:pPr>
+        <w:ind w:left="4320" w:hanging="360"/>
+      </w:pPr>
+      <w:rPr>
+        <w:rFonts w:ascii="Wingdings" w:hAnsi="Wingdings" w:hint="default"/>
+      </w:rPr>
+    </w:lvl>
+    <w:lvl w:ilvl="6" w:tplc="08090001" w:tentative="1">
+      <w:start w:val="1"/>
+      <w:numFmt w:val="bullet"/>
+      <w:lvlText w:val=""/>
+      <w:lvlJc w:val="left"/>
+      <w:pPr>
+        <w:ind w:left="5040" w:hanging="360"/>
+      </w:pPr>
+      <w:rPr>
+        <w:rFonts w:ascii="Symbol" w:hAnsi="Symbol" w:hint="default"/>
+      </w:rPr>
+    </w:lvl>
+    <w:lvl w:ilvl="7" w:tplc="08090003" w:tentative="1">
+      <w:start w:val="1"/>
+      <w:numFmt w:val="bullet"/>
+      <w:lvlText w:val="o"/>
+      <w:lvlJc w:val="left"/>
+      <w:pPr>
+        <w:ind w:left="5760" w:hanging="360"/>
+      </w:pPr>
+      <w:rPr>
+        <w:rFonts w:ascii="Courier New" w:hAnsi="Courier New" w:cs="Courier New" w:hint="default"/>
+      </w:rPr>
+    </w:lvl>
+    <w:lvl w:ilvl="8" w:tplc="08090005" w:tentative="1">
+      <w:start w:val="1"/>
+      <w:numFmt w:val="bullet"/>
+      <w:lvlText w:val=""/>
+      <w:lvlJc w:val="left"/>
+      <w:pPr>
+        <w:ind w:left="6480" w:hanging="360"/>
+      </w:pPr>
+      <w:rPr>
+        <w:rFonts w:ascii="Wingdings" w:hAnsi="Wingdings" w:hint="default"/>
+      </w:rPr>
+    </w:lvl>
+  </w:abstractNum>
+  <w:abstractNum w:abstractNumId="25" w15:restartNumberingAfterBreak="0">
     <w:nsid w:val="64C77D5E"/>
     <w:multiLevelType w:val="multilevel"/>
     <w:tmpl w:val="AD229126"/>
@@ -7136,7 +12279,7 @@
       </w:rPr>
     </w:lvl>
   </w:abstractNum>
-  <w:abstractNum w:abstractNumId="17" w15:restartNumberingAfterBreak="0">
+  <w:abstractNum w:abstractNumId="26" w15:restartNumberingAfterBreak="0">
     <w:nsid w:val="668F5261"/>
     <w:multiLevelType w:val="multilevel"/>
     <w:tmpl w:val="538C7B00"/>
@@ -7285,7 +12428,7 @@
       </w:rPr>
     </w:lvl>
   </w:abstractNum>
-  <w:abstractNum w:abstractNumId="18" w15:restartNumberingAfterBreak="0">
+  <w:abstractNum w:abstractNumId="27" w15:restartNumberingAfterBreak="0">
     <w:nsid w:val="682D55D7"/>
     <w:multiLevelType w:val="multilevel"/>
     <w:tmpl w:val="B070322A"/>
@@ -7434,7 +12577,7 @@
       </w:rPr>
     </w:lvl>
   </w:abstractNum>
-  <w:abstractNum w:abstractNumId="19" w15:restartNumberingAfterBreak="0">
+  <w:abstractNum w:abstractNumId="28" w15:restartNumberingAfterBreak="0">
     <w:nsid w:val="70CE5E69"/>
     <w:multiLevelType w:val="hybridMultilevel"/>
     <w:tmpl w:val="A914D5E8"/>
@@ -7548,7 +12691,7 @@
       </w:rPr>
     </w:lvl>
   </w:abstractNum>
-  <w:abstractNum w:abstractNumId="20" w15:restartNumberingAfterBreak="0">
+  <w:abstractNum w:abstractNumId="29" w15:restartNumberingAfterBreak="0">
     <w:nsid w:val="74041823"/>
     <w:multiLevelType w:val="multilevel"/>
     <w:tmpl w:val="67524126"/>
@@ -7697,7 +12840,7 @@
       </w:rPr>
     </w:lvl>
   </w:abstractNum>
-  <w:abstractNum w:abstractNumId="21" w15:restartNumberingAfterBreak="0">
+  <w:abstractNum w:abstractNumId="30" w15:restartNumberingAfterBreak="0">
     <w:nsid w:val="741C2931"/>
     <w:multiLevelType w:val="multilevel"/>
     <w:tmpl w:val="EF285450"/>
@@ -7846,7 +12989,7 @@
       </w:rPr>
     </w:lvl>
   </w:abstractNum>
-  <w:abstractNum w:abstractNumId="22" w15:restartNumberingAfterBreak="0">
+  <w:abstractNum w:abstractNumId="31" w15:restartNumberingAfterBreak="0">
     <w:nsid w:val="79A468FF"/>
     <w:multiLevelType w:val="multilevel"/>
     <w:tmpl w:val="B73ABC18"/>
@@ -7995,11 +13138,160 @@
       </w:rPr>
     </w:lvl>
   </w:abstractNum>
+  <w:abstractNum w:abstractNumId="32" w15:restartNumberingAfterBreak="0">
+    <w:nsid w:val="7B665B8F"/>
+    <w:multiLevelType w:val="multilevel"/>
+    <w:tmpl w:val="9286858A"/>
+    <w:lvl w:ilvl="0">
+      <w:start w:val="1"/>
+      <w:numFmt w:val="bullet"/>
+      <w:lvlText w:val=""/>
+      <w:lvlJc w:val="left"/>
+      <w:pPr>
+        <w:tabs>
+          <w:tab w:val="num" w:pos="720"/>
+        </w:tabs>
+        <w:ind w:left="720" w:hanging="360"/>
+      </w:pPr>
+      <w:rPr>
+        <w:rFonts w:ascii="Symbol" w:hAnsi="Symbol" w:hint="default"/>
+        <w:sz w:val="20"/>
+      </w:rPr>
+    </w:lvl>
+    <w:lvl w:ilvl="1">
+      <w:start w:val="1"/>
+      <w:numFmt w:val="bullet"/>
+      <w:lvlText w:val="o"/>
+      <w:lvlJc w:val="left"/>
+      <w:pPr>
+        <w:tabs>
+          <w:tab w:val="num" w:pos="1440"/>
+        </w:tabs>
+        <w:ind w:left="1440" w:hanging="360"/>
+      </w:pPr>
+      <w:rPr>
+        <w:rFonts w:ascii="Courier New" w:hAnsi="Courier New" w:hint="default"/>
+        <w:sz w:val="20"/>
+      </w:rPr>
+    </w:lvl>
+    <w:lvl w:ilvl="2" w:tentative="1">
+      <w:start w:val="1"/>
+      <w:numFmt w:val="bullet"/>
+      <w:lvlText w:val=""/>
+      <w:lvlJc w:val="left"/>
+      <w:pPr>
+        <w:tabs>
+          <w:tab w:val="num" w:pos="2160"/>
+        </w:tabs>
+        <w:ind w:left="2160" w:hanging="360"/>
+      </w:pPr>
+      <w:rPr>
+        <w:rFonts w:ascii="Wingdings" w:hAnsi="Wingdings" w:hint="default"/>
+        <w:sz w:val="20"/>
+      </w:rPr>
+    </w:lvl>
+    <w:lvl w:ilvl="3" w:tentative="1">
+      <w:start w:val="1"/>
+      <w:numFmt w:val="bullet"/>
+      <w:lvlText w:val=""/>
+      <w:lvlJc w:val="left"/>
+      <w:pPr>
+        <w:tabs>
+          <w:tab w:val="num" w:pos="2880"/>
+        </w:tabs>
+        <w:ind w:left="2880" w:hanging="360"/>
+      </w:pPr>
+      <w:rPr>
+        <w:rFonts w:ascii="Wingdings" w:hAnsi="Wingdings" w:hint="default"/>
+        <w:sz w:val="20"/>
+      </w:rPr>
+    </w:lvl>
+    <w:lvl w:ilvl="4" w:tentative="1">
+      <w:start w:val="1"/>
+      <w:numFmt w:val="bullet"/>
+      <w:lvlText w:val=""/>
+      <w:lvlJc w:val="left"/>
+      <w:pPr>
+        <w:tabs>
+          <w:tab w:val="num" w:pos="3600"/>
+        </w:tabs>
+        <w:ind w:left="3600" w:hanging="360"/>
+      </w:pPr>
+      <w:rPr>
+        <w:rFonts w:ascii="Wingdings" w:hAnsi="Wingdings" w:hint="default"/>
+        <w:sz w:val="20"/>
+      </w:rPr>
+    </w:lvl>
+    <w:lvl w:ilvl="5" w:tentative="1">
+      <w:start w:val="1"/>
+      <w:numFmt w:val="bullet"/>
+      <w:lvlText w:val=""/>
+      <w:lvlJc w:val="left"/>
+      <w:pPr>
+        <w:tabs>
+          <w:tab w:val="num" w:pos="4320"/>
+        </w:tabs>
+        <w:ind w:left="4320" w:hanging="360"/>
+      </w:pPr>
+      <w:rPr>
+        <w:rFonts w:ascii="Wingdings" w:hAnsi="Wingdings" w:hint="default"/>
+        <w:sz w:val="20"/>
+      </w:rPr>
+    </w:lvl>
+    <w:lvl w:ilvl="6" w:tentative="1">
+      <w:start w:val="1"/>
+      <w:numFmt w:val="bullet"/>
+      <w:lvlText w:val=""/>
+      <w:lvlJc w:val="left"/>
+      <w:pPr>
+        <w:tabs>
+          <w:tab w:val="num" w:pos="5040"/>
+        </w:tabs>
+        <w:ind w:left="5040" w:hanging="360"/>
+      </w:pPr>
+      <w:rPr>
+        <w:rFonts w:ascii="Wingdings" w:hAnsi="Wingdings" w:hint="default"/>
+        <w:sz w:val="20"/>
+      </w:rPr>
+    </w:lvl>
+    <w:lvl w:ilvl="7" w:tentative="1">
+      <w:start w:val="1"/>
+      <w:numFmt w:val="bullet"/>
+      <w:lvlText w:val=""/>
+      <w:lvlJc w:val="left"/>
+      <w:pPr>
+        <w:tabs>
+          <w:tab w:val="num" w:pos="5760"/>
+        </w:tabs>
+        <w:ind w:left="5760" w:hanging="360"/>
+      </w:pPr>
+      <w:rPr>
+        <w:rFonts w:ascii="Wingdings" w:hAnsi="Wingdings" w:hint="default"/>
+        <w:sz w:val="20"/>
+      </w:rPr>
+    </w:lvl>
+    <w:lvl w:ilvl="8" w:tentative="1">
+      <w:start w:val="1"/>
+      <w:numFmt w:val="bullet"/>
+      <w:lvlText w:val=""/>
+      <w:lvlJc w:val="left"/>
+      <w:pPr>
+        <w:tabs>
+          <w:tab w:val="num" w:pos="6480"/>
+        </w:tabs>
+        <w:ind w:left="6480" w:hanging="360"/>
+      </w:pPr>
+      <w:rPr>
+        <w:rFonts w:ascii="Wingdings" w:hAnsi="Wingdings" w:hint="default"/>
+        <w:sz w:val="20"/>
+      </w:rPr>
+    </w:lvl>
+  </w:abstractNum>
   <w:num w:numId="1" w16cid:durableId="141628506">
-    <w:abstractNumId w:val="5"/>
+    <w:abstractNumId w:val="6"/>
   </w:num>
   <w:num w:numId="2" w16cid:durableId="1928149694">
-    <w:abstractNumId w:val="5"/>
+    <w:abstractNumId w:val="6"/>
     <w:lvlOverride w:ilvl="0">
       <w:startOverride w:val="1"/>
     </w:lvlOverride>
@@ -8029,7 +13321,7 @@
     </w:lvlOverride>
   </w:num>
   <w:num w:numId="3" w16cid:durableId="1411197350">
-    <w:abstractNumId w:val="5"/>
+    <w:abstractNumId w:val="6"/>
     <w:lvlOverride w:ilvl="0">
       <w:startOverride w:val="1"/>
     </w:lvlOverride>
@@ -8059,49 +13351,49 @@
     </w:lvlOverride>
   </w:num>
   <w:num w:numId="4" w16cid:durableId="1764254794">
-    <w:abstractNumId w:val="21"/>
+    <w:abstractNumId w:val="30"/>
   </w:num>
   <w:num w:numId="5" w16cid:durableId="325784102">
-    <w:abstractNumId w:val="8"/>
+    <w:abstractNumId w:val="11"/>
   </w:num>
   <w:num w:numId="6" w16cid:durableId="1571577863">
-    <w:abstractNumId w:val="18"/>
+    <w:abstractNumId w:val="27"/>
   </w:num>
   <w:num w:numId="7" w16cid:durableId="1127971649">
-    <w:abstractNumId w:val="9"/>
+    <w:abstractNumId w:val="12"/>
   </w:num>
   <w:num w:numId="8" w16cid:durableId="242301473">
-    <w:abstractNumId w:val="4"/>
+    <w:abstractNumId w:val="5"/>
   </w:num>
   <w:num w:numId="9" w16cid:durableId="1854883108">
-    <w:abstractNumId w:val="12"/>
+    <w:abstractNumId w:val="17"/>
   </w:num>
   <w:num w:numId="10" w16cid:durableId="960459109">
     <w:abstractNumId w:val="2"/>
   </w:num>
   <w:num w:numId="11" w16cid:durableId="1894195190">
-    <w:abstractNumId w:val="20"/>
+    <w:abstractNumId w:val="29"/>
   </w:num>
   <w:num w:numId="12" w16cid:durableId="1862863241">
-    <w:abstractNumId w:val="16"/>
+    <w:abstractNumId w:val="25"/>
   </w:num>
   <w:num w:numId="13" w16cid:durableId="1539852755">
     <w:abstractNumId w:val="0"/>
   </w:num>
   <w:num w:numId="14" w16cid:durableId="686255272">
-    <w:abstractNumId w:val="15"/>
+    <w:abstractNumId w:val="23"/>
   </w:num>
   <w:num w:numId="15" w16cid:durableId="729767959">
-    <w:abstractNumId w:val="10"/>
+    <w:abstractNumId w:val="14"/>
   </w:num>
   <w:num w:numId="16" w16cid:durableId="1249117448">
-    <w:abstractNumId w:val="6"/>
+    <w:abstractNumId w:val="8"/>
   </w:num>
   <w:num w:numId="17" w16cid:durableId="354429593">
-    <w:abstractNumId w:val="7"/>
+    <w:abstractNumId w:val="9"/>
   </w:num>
   <w:num w:numId="18" w16cid:durableId="332883535">
-    <w:abstractNumId w:val="17"/>
+    <w:abstractNumId w:val="26"/>
   </w:num>
   <w:num w:numId="19" w16cid:durableId="2034263747">
     <w:abstractNumId w:val="1"/>
@@ -8110,19 +13402,49 @@
     <w:abstractNumId w:val="3"/>
   </w:num>
   <w:num w:numId="21" w16cid:durableId="1749837731">
+    <w:abstractNumId w:val="28"/>
+  </w:num>
+  <w:num w:numId="22" w16cid:durableId="386612062">
+    <w:abstractNumId w:val="15"/>
+  </w:num>
+  <w:num w:numId="23" w16cid:durableId="1701276216">
+    <w:abstractNumId w:val="18"/>
+  </w:num>
+  <w:num w:numId="24" w16cid:durableId="808745641">
     <w:abstractNumId w:val="19"/>
   </w:num>
-  <w:num w:numId="22" w16cid:durableId="386612062">
-    <w:abstractNumId w:val="11"/>
+  <w:num w:numId="25" w16cid:durableId="1008142010">
+    <w:abstractNumId w:val="31"/>
   </w:num>
-  <w:num w:numId="23" w16cid:durableId="1701276216">
+  <w:num w:numId="26" w16cid:durableId="1404794680">
+    <w:abstractNumId w:val="32"/>
+  </w:num>
+  <w:num w:numId="27" w16cid:durableId="257176232">
+    <w:abstractNumId w:val="22"/>
+  </w:num>
+  <w:num w:numId="28" w16cid:durableId="803699731">
+    <w:abstractNumId w:val="10"/>
+  </w:num>
+  <w:num w:numId="29" w16cid:durableId="1059594112">
     <w:abstractNumId w:val="13"/>
   </w:num>
-  <w:num w:numId="24" w16cid:durableId="808745641">
-    <w:abstractNumId w:val="14"/>
+  <w:num w:numId="30" w16cid:durableId="1470784753">
+    <w:abstractNumId w:val="16"/>
   </w:num>
-  <w:num w:numId="25" w16cid:durableId="1008142010">
-    <w:abstractNumId w:val="22"/>
+  <w:num w:numId="31" w16cid:durableId="1616865230">
+    <w:abstractNumId w:val="20"/>
+  </w:num>
+  <w:num w:numId="32" w16cid:durableId="62534452">
+    <w:abstractNumId w:val="7"/>
+  </w:num>
+  <w:num w:numId="33" w16cid:durableId="2084641688">
+    <w:abstractNumId w:val="4"/>
+  </w:num>
+  <w:num w:numId="34" w16cid:durableId="856844123">
+    <w:abstractNumId w:val="21"/>
+  </w:num>
+  <w:num w:numId="35" w16cid:durableId="2130396086">
+    <w:abstractNumId w:val="24"/>
   </w:num>
 </w:numbering>
 </file>
@@ -8523,10 +13845,14 @@
   <w:style w:type="paragraph" w:default="1" w:styleId="Normal">
     <w:name w:val="Normal"/>
     <w:qFormat/>
-    <w:rsid w:val="0016328A"/>
+    <w:rsid w:val="00557127"/>
+    <w:pPr>
+      <w:spacing w:line="240" w:lineRule="auto"/>
+    </w:pPr>
     <w:rPr>
-      <w:rFonts w:eastAsia="Calibri"/>
-      <w:szCs w:val="22"/>
+      <w:rFonts w:ascii="Times New Roman" w:eastAsia="Times New Roman" w:hAnsi="Times New Roman" w:cs="Times New Roman"/>
+      <w:sz w:val="24"/>
+      <w:szCs w:val="24"/>
     </w:rPr>
   </w:style>
   <w:style w:type="paragraph" w:styleId="Heading1">
@@ -8597,8 +13923,6 @@
     </w:pPr>
     <w:rPr>
       <w:b/>
-      <w:sz w:val="24"/>
-      <w:szCs w:val="24"/>
     </w:rPr>
   </w:style>
   <w:style w:type="paragraph" w:styleId="Heading5">
@@ -8642,6 +13966,7 @@
   <w:style w:type="character" w:default="1" w:styleId="DefaultParagraphFont">
     <w:name w:val="Default Paragraph Font"/>
     <w:uiPriority w:val="1"/>
+    <w:semiHidden/>
     <w:unhideWhenUsed/>
   </w:style>
   <w:style w:type="table" w:default="1" w:styleId="TableNormal">
@@ -8706,7 +14031,6 @@
         <w:tab w:val="center" w:pos="4320"/>
         <w:tab w:val="right" w:pos="8640"/>
       </w:tabs>
-      <w:spacing w:line="240" w:lineRule="auto"/>
     </w:pPr>
   </w:style>
   <w:style w:type="character" w:customStyle="1" w:styleId="HeaderChar">
@@ -8733,7 +14057,6 @@
         <w:tab w:val="center" w:pos="4320"/>
         <w:tab w:val="right" w:pos="8640"/>
       </w:tabs>
-      <w:spacing w:line="240" w:lineRule="auto"/>
     </w:pPr>
     <w:rPr>
       <w:sz w:val="16"/>
@@ -8763,7 +14086,6 @@
       <w:spacing w:after="60"/>
     </w:pPr>
     <w:rPr>
-      <w:rFonts w:eastAsia="Times New Roman"/>
       <w:color w:val="FF0000"/>
       <w:szCs w:val="20"/>
       <w:lang w:eastAsia="en-AU"/>
@@ -8777,9 +14099,6 @@
     <w:semiHidden/>
     <w:unhideWhenUsed/>
     <w:rsid w:val="0006428C"/>
-    <w:pPr>
-      <w:spacing w:line="240" w:lineRule="auto"/>
-    </w:pPr>
     <w:rPr>
       <w:rFonts w:ascii="Lucida Grande" w:hAnsi="Lucida Grande" w:cs="Lucida Grande"/>
       <w:sz w:val="18"/>
@@ -8886,7 +14205,6 @@
       <w:contextualSpacing/>
     </w:pPr>
     <w:rPr>
-      <w:rFonts w:eastAsia="Times New Roman"/>
       <w:szCs w:val="20"/>
       <w:lang w:eastAsia="en-AU"/>
     </w:rPr>
@@ -8901,7 +14219,6 @@
       <w:ind w:left="709"/>
     </w:pPr>
     <w:rPr>
-      <w:rFonts w:eastAsia="Times New Roman"/>
       <w:color w:val="FF0000"/>
       <w:szCs w:val="20"/>
       <w:lang w:eastAsia="en-AU"/>
@@ -8948,7 +14265,6 @@
       <w:ind w:left="1049"/>
     </w:pPr>
     <w:rPr>
-      <w:rFonts w:eastAsia="Times New Roman"/>
       <w:szCs w:val="20"/>
       <w:lang w:eastAsia="en-AU"/>
     </w:rPr>
@@ -9027,7 +14343,6 @@
       <w:ind w:left="1275" w:hanging="425"/>
     </w:pPr>
     <w:rPr>
-      <w:rFonts w:eastAsia="Times New Roman"/>
       <w:szCs w:val="20"/>
     </w:rPr>
   </w:style>
@@ -9060,29 +14375,18 @@
     <w:basedOn w:val="Normal"/>
     <w:rsid w:val="00F94F52"/>
     <w:pPr>
-      <w:spacing w:before="100" w:beforeAutospacing="1" w:after="100" w:afterAutospacing="1" w:line="240" w:lineRule="auto"/>
+      <w:spacing w:before="100" w:beforeAutospacing="1" w:after="100" w:afterAutospacing="1"/>
     </w:pPr>
-    <w:rPr>
-      <w:rFonts w:ascii="Times New Roman" w:eastAsia="Times New Roman" w:hAnsi="Times New Roman" w:cs="Times New Roman"/>
-      <w:sz w:val="24"/>
-      <w:szCs w:val="24"/>
-    </w:rPr>
   </w:style>
   <w:style w:type="paragraph" w:styleId="NormalWeb">
     <w:name w:val="Normal (Web)"/>
     <w:basedOn w:val="Normal"/>
     <w:uiPriority w:val="99"/>
-    <w:semiHidden/>
     <w:unhideWhenUsed/>
     <w:rsid w:val="00A84472"/>
     <w:pPr>
-      <w:spacing w:before="100" w:beforeAutospacing="1" w:after="100" w:afterAutospacing="1" w:line="240" w:lineRule="auto"/>
+      <w:spacing w:before="100" w:beforeAutospacing="1" w:after="100" w:afterAutospacing="1"/>
     </w:pPr>
-    <w:rPr>
-      <w:rFonts w:ascii="Times New Roman" w:eastAsia="Times New Roman" w:hAnsi="Times New Roman" w:cs="Times New Roman"/>
-      <w:sz w:val="24"/>
-      <w:szCs w:val="24"/>
-    </w:rPr>
   </w:style>
   <w:style w:type="character" w:styleId="HTMLCode">
     <w:name w:val="HTML Code"/>
@@ -9534,6 +14838,17 @@
         <w:shd w:val="clear" w:color="auto" w:fill="E5B8B7" w:themeFill="accent2" w:themeFillTint="66"/>
       </w:tcPr>
     </w:tblStylePr>
+  </w:style>
+  <w:style w:type="character" w:styleId="Strong">
+    <w:name w:val="Strong"/>
+    <w:basedOn w:val="DefaultParagraphFont"/>
+    <w:uiPriority w:val="22"/>
+    <w:qFormat/>
+    <w:rsid w:val="00557127"/>
+    <w:rPr>
+      <w:b/>
+      <w:bCs/>
+    </w:rPr>
   </w:style>
 </w:styles>
 </file>
@@ -9859,28 +15174,28 @@
 </file>
 
 <file path=customXml/item1.xml><?xml version="1.0" encoding="utf-8"?>
-<b:Sources xmlns:b="http://schemas.openxmlformats.org/officeDocument/2006/bibliography" xmlns="http://schemas.openxmlformats.org/officeDocument/2006/bibliography" SelectedStyle="/APASixthEditionOfficeOnline.xsl" StyleName="APA" Version="6"/>
-</file>
-
-<file path=customXml/item2.xml><?xml version="1.0" encoding="utf-8"?>
 <go:gDocsCustomXmlDataStorage xmlns:go="http://customooxmlschemas.google.com/" xmlns:r="http://schemas.openxmlformats.org/officeDocument/2006/relationships" uri="GoogleDocsCustomDataVersion2">
   <go:docsCustomData xmlns:go="http://customooxmlschemas.google.com/" roundtripDataSignature="AMtx7mhXDe5v3cvSperzj1G0ooYz/KfWPQ==">CgMxLjA4AHIhMWFqTnJ5dk9fSkdEaWY4bmgzb2dnMUpHNUNSeGJWdkZC</go:docsCustomData>
 </go:gDocsCustomXmlDataStorage>
 </file>
 
-<file path=customXml/itemProps1.xml><?xml version="1.0" encoding="utf-8"?>
-<ds:datastoreItem xmlns:ds="http://schemas.openxmlformats.org/officeDocument/2006/customXml" ds:itemID="{CFDD7CA5-0948-F142-8404-06CDD2C38A51}">
-  <ds:schemaRefs>
-    <ds:schemaRef ds:uri="http://schemas.openxmlformats.org/officeDocument/2006/bibliography"/>
-  </ds:schemaRefs>
-</ds:datastoreItem>
+<file path=customXml/item2.xml><?xml version="1.0" encoding="utf-8"?>
+<b:Sources xmlns:b="http://schemas.openxmlformats.org/officeDocument/2006/bibliography" xmlns="http://schemas.openxmlformats.org/officeDocument/2006/bibliography" SelectedStyle="/APASixthEditionOfficeOnline.xsl" StyleName="APA" Version="6"/>
 </file>
 
-<file path=customXml/itemProps2.xml><?xml version="1.0" encoding="utf-8"?>
+<file path=customXml/itemProps1.xml><?xml version="1.0" encoding="utf-8"?>
 <ds:datastoreItem xmlns:ds="http://schemas.openxmlformats.org/officeDocument/2006/customXml" ds:itemID="{11111111-1234-1234-1234-123412341234}">
   <ds:schemaRefs>
     <ds:schemaRef ds:uri="http://customooxmlschemas.google.com/"/>
     <ds:schemaRef ds:uri="http://schemas.openxmlformats.org/officeDocument/2006/relationships"/>
   </ds:schemaRefs>
 </ds:datastoreItem>
+</file>
+
+<file path=customXml/itemProps2.xml><?xml version="1.0" encoding="utf-8"?>
+<ds:datastoreItem xmlns:ds="http://schemas.openxmlformats.org/officeDocument/2006/customXml" ds:itemID="{CFDD7CA5-0948-F142-8404-06CDD2C38A51}">
+  <ds:schemaRefs>
+    <ds:schemaRef ds:uri="http://schemas.openxmlformats.org/officeDocument/2006/bibliography"/>
+  </ds:schemaRefs>
+</ds:datastoreItem>
 </file>
--- a/2026-T1/T1B2-ICTNWK612-Plan-manage-troubleshooting-advance/2-tasks/Troubleshooting-and-Monitoring-Plan.docx
+++ b/2026-T1/T1B2-ICTNWK612-Plan-manage-troubleshooting-advance/2-tasks/Troubleshooting-and-Monitoring-Plan.docx
@@ -1674,19 +1674,8 @@
           <w:b/>
           <w:bCs/>
         </w:rPr>
-        <w:t xml:space="preserve">inspect </w:t>
-      </w:r>
-      <w:proofErr w:type="spellStart"/>
-      <w:r>
-        <w:rPr>
-          <w:rStyle w:val="HTMLCode"/>
-          <w:rFonts w:ascii="Arial" w:hAnsi="Arial" w:cs="Arial"/>
-          <w:b/>
-          <w:bCs/>
-        </w:rPr>
-        <w:t>icmp</w:t>
-      </w:r>
-      <w:proofErr w:type="spellEnd"/>
+        <w:t>inspect icmp</w:t>
+      </w:r>
       <w:r>
         <w:rPr>
           <w:rFonts w:ascii="Arial" w:hAnsi="Arial" w:cs="Arial"/>
@@ -1910,9 +1899,16 @@
           <w:b/>
           <w:bCs/>
         </w:rPr>
-        <w:t xml:space="preserve">spanning-tree </w:t>
-      </w:r>
-      <w:proofErr w:type="spellStart"/>
+        <w:t>spanning-tree portfast</w:t>
+      </w:r>
+      <w:r>
+        <w:rPr>
+          <w:rFonts w:ascii="Arial" w:hAnsi="Arial" w:cs="Arial"/>
+          <w:sz w:val="20"/>
+          <w:szCs w:val="20"/>
+        </w:rPr>
+        <w:t xml:space="preserve"> and </w:t>
+      </w:r>
       <w:r>
         <w:rPr>
           <w:rStyle w:val="HTMLCode"/>
@@ -1920,41 +1916,21 @@
           <w:b/>
           <w:bCs/>
         </w:rPr>
-        <w:t>portfast</w:t>
-      </w:r>
-      <w:proofErr w:type="spellEnd"/>
-      <w:r>
-        <w:rPr>
-          <w:rFonts w:ascii="Arial" w:hAnsi="Arial" w:cs="Arial"/>
-          <w:sz w:val="20"/>
-          <w:szCs w:val="20"/>
-        </w:rPr>
-        <w:t xml:space="preserve"> and </w:t>
-      </w:r>
-      <w:proofErr w:type="spellStart"/>
-      <w:r>
-        <w:rPr>
-          <w:rStyle w:val="HTMLCode"/>
+        <w:t>bpduguard</w:t>
+      </w:r>
+      <w:r>
+        <w:rPr>
+          <w:rFonts w:ascii="Arial" w:hAnsi="Arial" w:cs="Arial"/>
+          <w:sz w:val="20"/>
+          <w:szCs w:val="20"/>
+        </w:rPr>
+        <w:t xml:space="preserve"> on access ports. If a student plugs a bridge into </w:t>
+      </w:r>
+      <w:r>
+        <w:rPr>
           <w:rFonts w:ascii="Arial" w:hAnsi="Arial" w:cs="Arial"/>
           <w:b/>
           <w:bCs/>
-        </w:rPr>
-        <w:t>bpduguard</w:t>
-      </w:r>
-      <w:proofErr w:type="spellEnd"/>
-      <w:r>
-        <w:rPr>
-          <w:rFonts w:ascii="Arial" w:hAnsi="Arial" w:cs="Arial"/>
-          <w:sz w:val="20"/>
-          <w:szCs w:val="20"/>
-        </w:rPr>
-        <w:t xml:space="preserve"> on access ports. If a student plugs a bridge into </w:t>
-      </w:r>
-      <w:r>
-        <w:rPr>
-          <w:rFonts w:ascii="Arial" w:hAnsi="Arial" w:cs="Arial"/>
-          <w:b/>
-          <w:bCs/>
           <w:sz w:val="20"/>
           <w:szCs w:val="20"/>
         </w:rPr>
@@ -1966,25 +1942,7 @@
           <w:sz w:val="20"/>
           <w:szCs w:val="20"/>
         </w:rPr>
-        <w:t xml:space="preserve">, </w:t>
-      </w:r>
-      <w:proofErr w:type="spellStart"/>
-      <w:r>
-        <w:rPr>
-          <w:rFonts w:ascii="Arial" w:hAnsi="Arial" w:cs="Arial"/>
-          <w:sz w:val="20"/>
-          <w:szCs w:val="20"/>
-        </w:rPr>
-        <w:t>BPDUGuard</w:t>
-      </w:r>
-      <w:proofErr w:type="spellEnd"/>
-      <w:r>
-        <w:rPr>
-          <w:rFonts w:ascii="Arial" w:hAnsi="Arial" w:cs="Arial"/>
-          <w:sz w:val="20"/>
-          <w:szCs w:val="20"/>
-        </w:rPr>
-        <w:t xml:space="preserve"> will "err-disable" that specific port, isolating the fault and protecting the Milestones University backbone.</w:t>
+        <w:t>, BPDUGuard will "err-disable" that specific port, isolating the fault and protecting the Milestones University backbone.</w:t>
       </w:r>
     </w:p>
     <w:p>
@@ -2110,7 +2068,7 @@
           <w:sz w:val="20"/>
           <w:szCs w:val="20"/>
         </w:rPr>
-        <w:t>The testing regime ensures that the Milestones University network remains resilient, secure, and capable of supporting both high-speed data and latency-sensitive voice traffic.</w:t>
+        <w:t>The testing regime ensures that the Milestones University network remains resilient, secure, and capable of supporting both high-speed data and latency-sensitive voice traffic. However, to truly understand the vulnerabilities or the effectiveness of our troubleshooting strategies, we must adopt a fundamental philosophy: "The only way to understand the vulnerability or effectiveness of planned monitoring and troubleshooting strategies is to test them!"</w:t>
       </w:r>
     </w:p>
     <w:p>
@@ -2131,15 +2089,21 @@
           <w:rFonts w:ascii="Arial" w:hAnsi="Arial" w:cs="Arial"/>
           <w:sz w:val="20"/>
           <w:szCs w:val="20"/>
-          <w:highlight w:val="yellow"/>
-        </w:rPr>
-      </w:pPr>
-      <w:r>
-        <w:rPr>
-          <w:rFonts w:ascii="Arial" w:hAnsi="Arial" w:cs="Arial"/>
-          <w:sz w:val="20"/>
-          <w:szCs w:val="20"/>
-          <w:highlight w:val="yellow"/>
+        </w:rPr>
+      </w:pPr>
+      <w:r>
+        <w:rPr>
+          <w:rFonts w:ascii="Arial" w:hAnsi="Arial" w:cs="Arial"/>
+          <w:sz w:val="20"/>
+          <w:szCs w:val="20"/>
+        </w:rPr>
+        <w:t xml:space="preserve">Main </w:t>
+      </w:r>
+      <w:r>
+        <w:rPr>
+          <w:rFonts w:ascii="Arial" w:hAnsi="Arial" w:cs="Arial"/>
+          <w:sz w:val="20"/>
+          <w:szCs w:val="20"/>
         </w:rPr>
         <w:t>Frequency and Types of Testing</w:t>
       </w:r>
@@ -2796,96 +2760,1150 @@
     </w:p>
     <w:p>
       <w:pPr>
+        <w:pBdr>
+          <w:top w:val="thinThickThinMediumGap" w:sz="18" w:space="1" w:color="auto"/>
+          <w:bottom w:val="thinThickThinMediumGap" w:sz="18" w:space="1" w:color="auto"/>
+        </w:pBdr>
+        <w:spacing w:line="276" w:lineRule="auto"/>
+        <w:rPr>
+          <w:rFonts w:ascii="Arial" w:hAnsi="Arial" w:cs="Arial"/>
+          <w:sz w:val="20"/>
+          <w:szCs w:val="20"/>
+        </w:rPr>
+      </w:pPr>
+    </w:p>
+    <w:p>
+      <w:pPr>
+        <w:pStyle w:val="Heading2"/>
+        <w:rPr>
+          <w:rFonts w:ascii="Arial" w:hAnsi="Arial" w:cs="Arial"/>
+          <w:sz w:val="20"/>
+          <w:szCs w:val="20"/>
+        </w:rPr>
+      </w:pPr>
+      <w:r>
+        <w:rPr>
+          <w:rFonts w:ascii="Arial" w:hAnsi="Arial" w:cs="Arial"/>
+          <w:sz w:val="20"/>
+          <w:szCs w:val="20"/>
+        </w:rPr>
+        <w:t>2. Testing Plan: Infrastructure &amp; Components</w:t>
+      </w:r>
+    </w:p>
+    <w:p>
+      <w:pPr>
+        <w:pStyle w:val="Heading3"/>
+        <w:rPr>
+          <w:rFonts w:ascii="Arial" w:hAnsi="Arial" w:cs="Arial"/>
+          <w:sz w:val="20"/>
+          <w:szCs w:val="20"/>
+        </w:rPr>
+      </w:pPr>
+      <w:r>
+        <w:rPr>
+          <w:rFonts w:ascii="Arial" w:hAnsi="Arial" w:cs="Arial"/>
+          <w:sz w:val="20"/>
+          <w:szCs w:val="20"/>
+        </w:rPr>
+        <w:t>2.1 Frequency and Scope of Testing</w:t>
+      </w:r>
+    </w:p>
+    <w:tbl>
+      <w:tblPr>
+        <w:tblW w:w="0" w:type="auto"/>
+        <w:tblCellSpacing w:w="15" w:type="dxa"/>
+        <w:tblCellMar>
+          <w:top w:w="15" w:type="dxa"/>
+          <w:left w:w="15" w:type="dxa"/>
+          <w:bottom w:w="15" w:type="dxa"/>
+          <w:right w:w="15" w:type="dxa"/>
+        </w:tblCellMar>
+        <w:tblLook w:val="04A0" w:firstRow="1" w:lastRow="0" w:firstColumn="1" w:lastColumn="0" w:noHBand="0" w:noVBand="1"/>
+      </w:tblPr>
+      <w:tblGrid>
+        <w:gridCol w:w="2062"/>
+        <w:gridCol w:w="1314"/>
+        <w:gridCol w:w="2314"/>
+        <w:gridCol w:w="3314"/>
+      </w:tblGrid>
+      <w:tr>
+        <w:trPr>
+          <w:tblHeader/>
+          <w:tblCellSpacing w:w="15" w:type="dxa"/>
+        </w:trPr>
+        <w:tc>
+          <w:tcPr>
+            <w:tcW w:w="0" w:type="auto"/>
+            <w:tcBorders>
+              <w:top w:val="single" w:sz="6" w:space="0" w:color="auto"/>
+              <w:left w:val="single" w:sz="6" w:space="0" w:color="auto"/>
+              <w:bottom w:val="single" w:sz="6" w:space="0" w:color="auto"/>
+              <w:right w:val="single" w:sz="6" w:space="0" w:color="auto"/>
+            </w:tcBorders>
+            <w:vAlign w:val="center"/>
+            <w:hideMark/>
+          </w:tcPr>
+          <w:p>
+            <w:pPr>
+              <w:rPr>
+                <w:rFonts w:ascii="Arial" w:hAnsi="Arial" w:cs="Arial"/>
+                <w:sz w:val="20"/>
+                <w:szCs w:val="20"/>
+              </w:rPr>
+            </w:pPr>
+            <w:r>
+              <w:rPr>
+                <w:rStyle w:val="Strong"/>
+                <w:rFonts w:ascii="Arial" w:hAnsi="Arial" w:cs="Arial"/>
+                <w:sz w:val="20"/>
+                <w:szCs w:val="20"/>
+              </w:rPr>
+              <w:t>Testing Type</w:t>
+            </w:r>
+          </w:p>
+        </w:tc>
+        <w:tc>
+          <w:tcPr>
+            <w:tcW w:w="0" w:type="auto"/>
+            <w:tcBorders>
+              <w:top w:val="single" w:sz="6" w:space="0" w:color="auto"/>
+              <w:left w:val="single" w:sz="6" w:space="0" w:color="auto"/>
+              <w:bottom w:val="single" w:sz="6" w:space="0" w:color="auto"/>
+              <w:right w:val="single" w:sz="6" w:space="0" w:color="auto"/>
+            </w:tcBorders>
+            <w:vAlign w:val="center"/>
+            <w:hideMark/>
+          </w:tcPr>
+          <w:p>
+            <w:pPr>
+              <w:rPr>
+                <w:rFonts w:ascii="Arial" w:hAnsi="Arial" w:cs="Arial"/>
+                <w:sz w:val="20"/>
+                <w:szCs w:val="20"/>
+              </w:rPr>
+            </w:pPr>
+            <w:r>
+              <w:rPr>
+                <w:rStyle w:val="Strong"/>
+                <w:rFonts w:ascii="Arial" w:hAnsi="Arial" w:cs="Arial"/>
+                <w:sz w:val="20"/>
+                <w:szCs w:val="20"/>
+              </w:rPr>
+              <w:t>Frequency</w:t>
+            </w:r>
+          </w:p>
+        </w:tc>
+        <w:tc>
+          <w:tcPr>
+            <w:tcW w:w="0" w:type="auto"/>
+            <w:tcBorders>
+              <w:top w:val="single" w:sz="6" w:space="0" w:color="auto"/>
+              <w:left w:val="single" w:sz="6" w:space="0" w:color="auto"/>
+              <w:bottom w:val="single" w:sz="6" w:space="0" w:color="auto"/>
+              <w:right w:val="single" w:sz="6" w:space="0" w:color="auto"/>
+            </w:tcBorders>
+            <w:vAlign w:val="center"/>
+            <w:hideMark/>
+          </w:tcPr>
+          <w:p>
+            <w:pPr>
+              <w:rPr>
+                <w:rFonts w:ascii="Arial" w:hAnsi="Arial" w:cs="Arial"/>
+                <w:sz w:val="20"/>
+                <w:szCs w:val="20"/>
+              </w:rPr>
+            </w:pPr>
+            <w:r>
+              <w:rPr>
+                <w:rStyle w:val="Strong"/>
+                <w:rFonts w:ascii="Arial" w:hAnsi="Arial" w:cs="Arial"/>
+                <w:sz w:val="20"/>
+                <w:szCs w:val="20"/>
+              </w:rPr>
+              <w:t>Components Involved</w:t>
+            </w:r>
+          </w:p>
+        </w:tc>
+        <w:tc>
+          <w:tcPr>
+            <w:tcW w:w="0" w:type="auto"/>
+            <w:tcBorders>
+              <w:top w:val="single" w:sz="6" w:space="0" w:color="auto"/>
+              <w:left w:val="single" w:sz="6" w:space="0" w:color="auto"/>
+              <w:bottom w:val="single" w:sz="6" w:space="0" w:color="auto"/>
+              <w:right w:val="single" w:sz="6" w:space="0" w:color="auto"/>
+            </w:tcBorders>
+            <w:vAlign w:val="center"/>
+            <w:hideMark/>
+          </w:tcPr>
+          <w:p>
+            <w:pPr>
+              <w:rPr>
+                <w:rFonts w:ascii="Arial" w:hAnsi="Arial" w:cs="Arial"/>
+                <w:sz w:val="20"/>
+                <w:szCs w:val="20"/>
+              </w:rPr>
+            </w:pPr>
+            <w:r>
+              <w:rPr>
+                <w:rStyle w:val="Strong"/>
+                <w:rFonts w:ascii="Arial" w:hAnsi="Arial" w:cs="Arial"/>
+                <w:sz w:val="20"/>
+                <w:szCs w:val="20"/>
+              </w:rPr>
+              <w:t>Objective (The "Why")</w:t>
+            </w:r>
+          </w:p>
+        </w:tc>
+      </w:tr>
+      <w:tr>
+        <w:trPr>
+          <w:tblCellSpacing w:w="15" w:type="dxa"/>
+        </w:trPr>
+        <w:tc>
+          <w:tcPr>
+            <w:tcW w:w="0" w:type="auto"/>
+            <w:tcBorders>
+              <w:top w:val="single" w:sz="6" w:space="0" w:color="auto"/>
+              <w:left w:val="single" w:sz="6" w:space="0" w:color="auto"/>
+              <w:bottom w:val="single" w:sz="6" w:space="0" w:color="auto"/>
+              <w:right w:val="single" w:sz="6" w:space="0" w:color="auto"/>
+            </w:tcBorders>
+            <w:vAlign w:val="center"/>
+            <w:hideMark/>
+          </w:tcPr>
+          <w:p>
+            <w:pPr>
+              <w:rPr>
+                <w:rFonts w:ascii="Arial" w:hAnsi="Arial" w:cs="Arial"/>
+                <w:sz w:val="20"/>
+                <w:szCs w:val="20"/>
+              </w:rPr>
+            </w:pPr>
+            <w:r>
+              <w:rPr>
+                <w:rFonts w:ascii="Arial" w:hAnsi="Arial" w:cs="Arial"/>
+                <w:b/>
+                <w:bCs/>
+                <w:sz w:val="20"/>
+                <w:szCs w:val="20"/>
+              </w:rPr>
+              <w:t>Connectivity &amp; Routing</w:t>
+            </w:r>
+          </w:p>
+        </w:tc>
+        <w:tc>
+          <w:tcPr>
+            <w:tcW w:w="0" w:type="auto"/>
+            <w:tcBorders>
+              <w:top w:val="single" w:sz="6" w:space="0" w:color="auto"/>
+              <w:left w:val="single" w:sz="6" w:space="0" w:color="auto"/>
+              <w:bottom w:val="single" w:sz="6" w:space="0" w:color="auto"/>
+              <w:right w:val="single" w:sz="6" w:space="0" w:color="auto"/>
+            </w:tcBorders>
+            <w:vAlign w:val="center"/>
+            <w:hideMark/>
+          </w:tcPr>
+          <w:p>
+            <w:pPr>
+              <w:rPr>
+                <w:rFonts w:ascii="Arial" w:hAnsi="Arial" w:cs="Arial"/>
+                <w:sz w:val="20"/>
+                <w:szCs w:val="20"/>
+              </w:rPr>
+            </w:pPr>
+            <w:r>
+              <w:rPr>
+                <w:rFonts w:ascii="Arial" w:hAnsi="Arial" w:cs="Arial"/>
+                <w:sz w:val="20"/>
+                <w:szCs w:val="20"/>
+              </w:rPr>
+              <w:t>Daily (Auto)</w:t>
+            </w:r>
+          </w:p>
+        </w:tc>
+        <w:tc>
+          <w:tcPr>
+            <w:tcW w:w="0" w:type="auto"/>
+            <w:tcBorders>
+              <w:top w:val="single" w:sz="6" w:space="0" w:color="auto"/>
+              <w:left w:val="single" w:sz="6" w:space="0" w:color="auto"/>
+              <w:bottom w:val="single" w:sz="6" w:space="0" w:color="auto"/>
+              <w:right w:val="single" w:sz="6" w:space="0" w:color="auto"/>
+            </w:tcBorders>
+            <w:vAlign w:val="center"/>
+            <w:hideMark/>
+          </w:tcPr>
+          <w:p>
+            <w:pPr>
+              <w:rPr>
+                <w:rFonts w:ascii="Arial" w:hAnsi="Arial" w:cs="Arial"/>
+                <w:sz w:val="20"/>
+                <w:szCs w:val="20"/>
+              </w:rPr>
+            </w:pPr>
+            <w:r>
+              <w:rPr>
+                <w:rFonts w:ascii="Arial" w:hAnsi="Arial" w:cs="Arial"/>
+                <w:sz w:val="20"/>
+                <w:szCs w:val="20"/>
+              </w:rPr>
+              <w:t>MS1, MS2, FW2, Gateways</w:t>
+            </w:r>
+          </w:p>
+        </w:tc>
+        <w:tc>
+          <w:tcPr>
+            <w:tcW w:w="0" w:type="auto"/>
+            <w:tcBorders>
+              <w:top w:val="single" w:sz="6" w:space="0" w:color="auto"/>
+              <w:left w:val="single" w:sz="6" w:space="0" w:color="auto"/>
+              <w:bottom w:val="single" w:sz="6" w:space="0" w:color="auto"/>
+              <w:right w:val="single" w:sz="6" w:space="0" w:color="auto"/>
+            </w:tcBorders>
+            <w:vAlign w:val="center"/>
+            <w:hideMark/>
+          </w:tcPr>
+          <w:p>
+            <w:pPr>
+              <w:rPr>
+                <w:rFonts w:ascii="Arial" w:hAnsi="Arial" w:cs="Arial"/>
+                <w:sz w:val="20"/>
+                <w:szCs w:val="20"/>
+              </w:rPr>
+            </w:pPr>
+            <w:r>
+              <w:rPr>
+                <w:rFonts w:ascii="Arial" w:hAnsi="Arial" w:cs="Arial"/>
+                <w:sz w:val="20"/>
+                <w:szCs w:val="20"/>
+              </w:rPr>
+              <w:t>Validate L3 reachability and ensure the "inside-to-dmz" path is active.</w:t>
+            </w:r>
+          </w:p>
+        </w:tc>
+      </w:tr>
+      <w:tr>
+        <w:trPr>
+          <w:tblCellSpacing w:w="15" w:type="dxa"/>
+        </w:trPr>
+        <w:tc>
+          <w:tcPr>
+            <w:tcW w:w="0" w:type="auto"/>
+            <w:tcBorders>
+              <w:top w:val="single" w:sz="6" w:space="0" w:color="auto"/>
+              <w:left w:val="single" w:sz="6" w:space="0" w:color="auto"/>
+              <w:bottom w:val="single" w:sz="6" w:space="0" w:color="auto"/>
+              <w:right w:val="single" w:sz="6" w:space="0" w:color="auto"/>
+            </w:tcBorders>
+            <w:vAlign w:val="center"/>
+            <w:hideMark/>
+          </w:tcPr>
+          <w:p>
+            <w:pPr>
+              <w:rPr>
+                <w:rFonts w:ascii="Arial" w:hAnsi="Arial" w:cs="Arial"/>
+                <w:sz w:val="20"/>
+                <w:szCs w:val="20"/>
+              </w:rPr>
+            </w:pPr>
+            <w:r>
+              <w:rPr>
+                <w:rFonts w:ascii="Arial" w:hAnsi="Arial" w:cs="Arial"/>
+                <w:b/>
+                <w:bCs/>
+                <w:sz w:val="20"/>
+                <w:szCs w:val="20"/>
+              </w:rPr>
+              <w:t>VLAN &amp; Trunking Integrity</w:t>
+            </w:r>
+          </w:p>
+        </w:tc>
+        <w:tc>
+          <w:tcPr>
+            <w:tcW w:w="0" w:type="auto"/>
+            <w:tcBorders>
+              <w:top w:val="single" w:sz="6" w:space="0" w:color="auto"/>
+              <w:left w:val="single" w:sz="6" w:space="0" w:color="auto"/>
+              <w:bottom w:val="single" w:sz="6" w:space="0" w:color="auto"/>
+              <w:right w:val="single" w:sz="6" w:space="0" w:color="auto"/>
+            </w:tcBorders>
+            <w:vAlign w:val="center"/>
+            <w:hideMark/>
+          </w:tcPr>
+          <w:p>
+            <w:pPr>
+              <w:rPr>
+                <w:rFonts w:ascii="Arial" w:hAnsi="Arial" w:cs="Arial"/>
+                <w:sz w:val="20"/>
+                <w:szCs w:val="20"/>
+              </w:rPr>
+            </w:pPr>
+            <w:r>
+              <w:rPr>
+                <w:rFonts w:ascii="Arial" w:hAnsi="Arial" w:cs="Arial"/>
+                <w:sz w:val="20"/>
+                <w:szCs w:val="20"/>
+              </w:rPr>
+              <w:t>Monthly</w:t>
+            </w:r>
+          </w:p>
+        </w:tc>
+        <w:tc>
+          <w:tcPr>
+            <w:tcW w:w="0" w:type="auto"/>
+            <w:tcBorders>
+              <w:top w:val="single" w:sz="6" w:space="0" w:color="auto"/>
+              <w:left w:val="single" w:sz="6" w:space="0" w:color="auto"/>
+              <w:bottom w:val="single" w:sz="6" w:space="0" w:color="auto"/>
+              <w:right w:val="single" w:sz="6" w:space="0" w:color="auto"/>
+            </w:tcBorders>
+            <w:vAlign w:val="center"/>
+            <w:hideMark/>
+          </w:tcPr>
+          <w:p>
+            <w:pPr>
+              <w:rPr>
+                <w:rFonts w:ascii="Arial" w:hAnsi="Arial" w:cs="Arial"/>
+                <w:sz w:val="20"/>
+                <w:szCs w:val="20"/>
+              </w:rPr>
+            </w:pPr>
+            <w:r>
+              <w:rPr>
+                <w:rFonts w:ascii="Arial" w:hAnsi="Arial" w:cs="Arial"/>
+                <w:sz w:val="20"/>
+                <w:szCs w:val="20"/>
+              </w:rPr>
+              <w:t>MS0, MS4, MS6, MS3, MS7</w:t>
+            </w:r>
+          </w:p>
+        </w:tc>
+        <w:tc>
+          <w:tcPr>
+            <w:tcW w:w="0" w:type="auto"/>
+            <w:tcBorders>
+              <w:top w:val="single" w:sz="6" w:space="0" w:color="auto"/>
+              <w:left w:val="single" w:sz="6" w:space="0" w:color="auto"/>
+              <w:bottom w:val="single" w:sz="6" w:space="0" w:color="auto"/>
+              <w:right w:val="single" w:sz="6" w:space="0" w:color="auto"/>
+            </w:tcBorders>
+            <w:vAlign w:val="center"/>
+            <w:hideMark/>
+          </w:tcPr>
+          <w:p>
+            <w:pPr>
+              <w:rPr>
+                <w:rFonts w:ascii="Arial" w:hAnsi="Arial" w:cs="Arial"/>
+                <w:sz w:val="20"/>
+                <w:szCs w:val="20"/>
+              </w:rPr>
+            </w:pPr>
+            <w:r>
+              <w:rPr>
+                <w:rFonts w:ascii="Arial" w:hAnsi="Arial" w:cs="Arial"/>
+                <w:sz w:val="20"/>
+                <w:szCs w:val="20"/>
+              </w:rPr>
+              <w:t>Ensure broadcast isolation is maintained and trunks aren't oversubscribed.</w:t>
+            </w:r>
+          </w:p>
+        </w:tc>
+      </w:tr>
+      <w:tr>
+        <w:trPr>
+          <w:tblCellSpacing w:w="15" w:type="dxa"/>
+        </w:trPr>
+        <w:tc>
+          <w:tcPr>
+            <w:tcW w:w="0" w:type="auto"/>
+            <w:tcBorders>
+              <w:top w:val="single" w:sz="6" w:space="0" w:color="auto"/>
+              <w:left w:val="single" w:sz="6" w:space="0" w:color="auto"/>
+              <w:bottom w:val="single" w:sz="6" w:space="0" w:color="auto"/>
+              <w:right w:val="single" w:sz="6" w:space="0" w:color="auto"/>
+            </w:tcBorders>
+            <w:vAlign w:val="center"/>
+            <w:hideMark/>
+          </w:tcPr>
+          <w:p>
+            <w:pPr>
+              <w:rPr>
+                <w:rFonts w:ascii="Arial" w:hAnsi="Arial" w:cs="Arial"/>
+                <w:sz w:val="20"/>
+                <w:szCs w:val="20"/>
+              </w:rPr>
+            </w:pPr>
+            <w:r>
+              <w:rPr>
+                <w:rFonts w:ascii="Arial" w:hAnsi="Arial" w:cs="Arial"/>
+                <w:b/>
+                <w:bCs/>
+                <w:sz w:val="20"/>
+                <w:szCs w:val="20"/>
+              </w:rPr>
+              <w:t>Voice &amp; Advanced Services</w:t>
+            </w:r>
+          </w:p>
+        </w:tc>
+        <w:tc>
+          <w:tcPr>
+            <w:tcW w:w="0" w:type="auto"/>
+            <w:tcBorders>
+              <w:top w:val="single" w:sz="6" w:space="0" w:color="auto"/>
+              <w:left w:val="single" w:sz="6" w:space="0" w:color="auto"/>
+              <w:bottom w:val="single" w:sz="6" w:space="0" w:color="auto"/>
+              <w:right w:val="single" w:sz="6" w:space="0" w:color="auto"/>
+            </w:tcBorders>
+            <w:vAlign w:val="center"/>
+            <w:hideMark/>
+          </w:tcPr>
+          <w:p>
+            <w:pPr>
+              <w:rPr>
+                <w:rFonts w:ascii="Arial" w:hAnsi="Arial" w:cs="Arial"/>
+                <w:sz w:val="20"/>
+                <w:szCs w:val="20"/>
+              </w:rPr>
+            </w:pPr>
+            <w:r>
+              <w:rPr>
+                <w:rFonts w:ascii="Arial" w:hAnsi="Arial" w:cs="Arial"/>
+                <w:sz w:val="20"/>
+                <w:szCs w:val="20"/>
+              </w:rPr>
+              <w:t>Weekly</w:t>
+            </w:r>
+          </w:p>
+        </w:tc>
+        <w:tc>
+          <w:tcPr>
+            <w:tcW w:w="0" w:type="auto"/>
+            <w:tcBorders>
+              <w:top w:val="single" w:sz="6" w:space="0" w:color="auto"/>
+              <w:left w:val="single" w:sz="6" w:space="0" w:color="auto"/>
+              <w:bottom w:val="single" w:sz="6" w:space="0" w:color="auto"/>
+              <w:right w:val="single" w:sz="6" w:space="0" w:color="auto"/>
+            </w:tcBorders>
+            <w:vAlign w:val="center"/>
+            <w:hideMark/>
+          </w:tcPr>
+          <w:p>
+            <w:pPr>
+              <w:rPr>
+                <w:rFonts w:ascii="Arial" w:hAnsi="Arial" w:cs="Arial"/>
+                <w:sz w:val="20"/>
+                <w:szCs w:val="20"/>
+              </w:rPr>
+            </w:pPr>
+            <w:r>
+              <w:rPr>
+                <w:rFonts w:ascii="Arial" w:hAnsi="Arial" w:cs="Arial"/>
+                <w:sz w:val="20"/>
+                <w:szCs w:val="20"/>
+              </w:rPr>
+              <w:t>IP Phones, MS1 (QoS)</w:t>
+            </w:r>
+          </w:p>
+        </w:tc>
+        <w:tc>
+          <w:tcPr>
+            <w:tcW w:w="0" w:type="auto"/>
+            <w:tcBorders>
+              <w:top w:val="single" w:sz="6" w:space="0" w:color="auto"/>
+              <w:left w:val="single" w:sz="6" w:space="0" w:color="auto"/>
+              <w:bottom w:val="single" w:sz="6" w:space="0" w:color="auto"/>
+              <w:right w:val="single" w:sz="6" w:space="0" w:color="auto"/>
+            </w:tcBorders>
+            <w:vAlign w:val="center"/>
+            <w:hideMark/>
+          </w:tcPr>
+          <w:p>
+            <w:pPr>
+              <w:rPr>
+                <w:rFonts w:ascii="Arial" w:hAnsi="Arial" w:cs="Arial"/>
+                <w:sz w:val="20"/>
+                <w:szCs w:val="20"/>
+              </w:rPr>
+            </w:pPr>
+            <w:r>
+              <w:rPr>
+                <w:rFonts w:ascii="Arial" w:hAnsi="Arial" w:cs="Arial"/>
+                <w:sz w:val="20"/>
+                <w:szCs w:val="20"/>
+              </w:rPr>
+              <w:t>Confirm that real-time traffic (Voice) is prioritised over academic data.</w:t>
+            </w:r>
+          </w:p>
+        </w:tc>
+      </w:tr>
+      <w:tr>
+        <w:trPr>
+          <w:tblCellSpacing w:w="15" w:type="dxa"/>
+        </w:trPr>
+        <w:tc>
+          <w:tcPr>
+            <w:tcW w:w="0" w:type="auto"/>
+            <w:tcBorders>
+              <w:top w:val="single" w:sz="6" w:space="0" w:color="auto"/>
+              <w:left w:val="single" w:sz="6" w:space="0" w:color="auto"/>
+              <w:bottom w:val="single" w:sz="6" w:space="0" w:color="auto"/>
+              <w:right w:val="single" w:sz="6" w:space="0" w:color="auto"/>
+            </w:tcBorders>
+            <w:vAlign w:val="center"/>
+            <w:hideMark/>
+          </w:tcPr>
+          <w:p>
+            <w:pPr>
+              <w:rPr>
+                <w:rFonts w:ascii="Arial" w:hAnsi="Arial" w:cs="Arial"/>
+                <w:sz w:val="20"/>
+                <w:szCs w:val="20"/>
+              </w:rPr>
+            </w:pPr>
+            <w:r>
+              <w:rPr>
+                <w:rFonts w:ascii="Arial" w:hAnsi="Arial" w:cs="Arial"/>
+                <w:b/>
+                <w:bCs/>
+                <w:sz w:val="20"/>
+                <w:szCs w:val="20"/>
+              </w:rPr>
+              <w:t>Security &amp; Policy Audit</w:t>
+            </w:r>
+          </w:p>
+        </w:tc>
+        <w:tc>
+          <w:tcPr>
+            <w:tcW w:w="0" w:type="auto"/>
+            <w:tcBorders>
+              <w:top w:val="single" w:sz="6" w:space="0" w:color="auto"/>
+              <w:left w:val="single" w:sz="6" w:space="0" w:color="auto"/>
+              <w:bottom w:val="single" w:sz="6" w:space="0" w:color="auto"/>
+              <w:right w:val="single" w:sz="6" w:space="0" w:color="auto"/>
+            </w:tcBorders>
+            <w:vAlign w:val="center"/>
+            <w:hideMark/>
+          </w:tcPr>
+          <w:p>
+            <w:pPr>
+              <w:rPr>
+                <w:rFonts w:ascii="Arial" w:hAnsi="Arial" w:cs="Arial"/>
+                <w:sz w:val="20"/>
+                <w:szCs w:val="20"/>
+              </w:rPr>
+            </w:pPr>
+            <w:r>
+              <w:rPr>
+                <w:rFonts w:ascii="Arial" w:hAnsi="Arial" w:cs="Arial"/>
+                <w:sz w:val="20"/>
+                <w:szCs w:val="20"/>
+              </w:rPr>
+              <w:t>Monthly</w:t>
+            </w:r>
+          </w:p>
+        </w:tc>
+        <w:tc>
+          <w:tcPr>
+            <w:tcW w:w="0" w:type="auto"/>
+            <w:tcBorders>
+              <w:top w:val="single" w:sz="6" w:space="0" w:color="auto"/>
+              <w:left w:val="single" w:sz="6" w:space="0" w:color="auto"/>
+              <w:bottom w:val="single" w:sz="6" w:space="0" w:color="auto"/>
+              <w:right w:val="single" w:sz="6" w:space="0" w:color="auto"/>
+            </w:tcBorders>
+            <w:vAlign w:val="center"/>
+            <w:hideMark/>
+          </w:tcPr>
+          <w:p>
+            <w:pPr>
+              <w:rPr>
+                <w:rFonts w:ascii="Arial" w:hAnsi="Arial" w:cs="Arial"/>
+                <w:sz w:val="20"/>
+                <w:szCs w:val="20"/>
+              </w:rPr>
+            </w:pPr>
+            <w:r>
+              <w:rPr>
+                <w:rFonts w:ascii="Arial" w:hAnsi="Arial" w:cs="Arial"/>
+                <w:sz w:val="20"/>
+                <w:szCs w:val="20"/>
+              </w:rPr>
+              <w:t>Firewall2, ACLs, DMZ</w:t>
+            </w:r>
+          </w:p>
+        </w:tc>
+        <w:tc>
+          <w:tcPr>
+            <w:tcW w:w="0" w:type="auto"/>
+            <w:tcBorders>
+              <w:top w:val="single" w:sz="6" w:space="0" w:color="auto"/>
+              <w:left w:val="single" w:sz="6" w:space="0" w:color="auto"/>
+              <w:bottom w:val="single" w:sz="6" w:space="0" w:color="auto"/>
+              <w:right w:val="single" w:sz="6" w:space="0" w:color="auto"/>
+            </w:tcBorders>
+            <w:vAlign w:val="center"/>
+            <w:hideMark/>
+          </w:tcPr>
+          <w:p>
+            <w:pPr>
+              <w:rPr>
+                <w:rFonts w:ascii="Arial" w:hAnsi="Arial" w:cs="Arial"/>
+                <w:sz w:val="20"/>
+                <w:szCs w:val="20"/>
+              </w:rPr>
+            </w:pPr>
+            <w:r>
+              <w:rPr>
+                <w:rFonts w:ascii="Arial" w:hAnsi="Arial" w:cs="Arial"/>
+                <w:sz w:val="20"/>
+                <w:szCs w:val="20"/>
+              </w:rPr>
+              <w:t>Verify that "Deny" rules are active and the DMZ remains isolated.</w:t>
+            </w:r>
+          </w:p>
+        </w:tc>
+      </w:tr>
+      <w:tr>
+        <w:trPr>
+          <w:tblCellSpacing w:w="15" w:type="dxa"/>
+        </w:trPr>
+        <w:tc>
+          <w:tcPr>
+            <w:tcW w:w="0" w:type="auto"/>
+            <w:tcBorders>
+              <w:top w:val="single" w:sz="6" w:space="0" w:color="auto"/>
+              <w:left w:val="single" w:sz="6" w:space="0" w:color="auto"/>
+              <w:bottom w:val="single" w:sz="6" w:space="0" w:color="auto"/>
+              <w:right w:val="single" w:sz="6" w:space="0" w:color="auto"/>
+            </w:tcBorders>
+            <w:vAlign w:val="center"/>
+            <w:hideMark/>
+          </w:tcPr>
+          <w:p>
+            <w:pPr>
+              <w:rPr>
+                <w:rFonts w:ascii="Arial" w:hAnsi="Arial" w:cs="Arial"/>
+                <w:sz w:val="20"/>
+                <w:szCs w:val="20"/>
+              </w:rPr>
+            </w:pPr>
+            <w:r>
+              <w:rPr>
+                <w:rFonts w:ascii="Arial" w:hAnsi="Arial" w:cs="Arial"/>
+                <w:b/>
+                <w:bCs/>
+                <w:sz w:val="20"/>
+                <w:szCs w:val="20"/>
+              </w:rPr>
+              <w:t>Configuration Compliance</w:t>
+            </w:r>
+          </w:p>
+        </w:tc>
+        <w:tc>
+          <w:tcPr>
+            <w:tcW w:w="0" w:type="auto"/>
+            <w:tcBorders>
+              <w:top w:val="single" w:sz="6" w:space="0" w:color="auto"/>
+              <w:left w:val="single" w:sz="6" w:space="0" w:color="auto"/>
+              <w:bottom w:val="single" w:sz="6" w:space="0" w:color="auto"/>
+              <w:right w:val="single" w:sz="6" w:space="0" w:color="auto"/>
+            </w:tcBorders>
+            <w:vAlign w:val="center"/>
+            <w:hideMark/>
+          </w:tcPr>
+          <w:p>
+            <w:pPr>
+              <w:rPr>
+                <w:rFonts w:ascii="Arial" w:hAnsi="Arial" w:cs="Arial"/>
+                <w:sz w:val="20"/>
+                <w:szCs w:val="20"/>
+              </w:rPr>
+            </w:pPr>
+            <w:r>
+              <w:rPr>
+                <w:rFonts w:ascii="Arial" w:hAnsi="Arial" w:cs="Arial"/>
+                <w:sz w:val="20"/>
+                <w:szCs w:val="20"/>
+              </w:rPr>
+              <w:t>Quarterly</w:t>
+            </w:r>
+          </w:p>
+        </w:tc>
+        <w:tc>
+          <w:tcPr>
+            <w:tcW w:w="0" w:type="auto"/>
+            <w:tcBorders>
+              <w:top w:val="single" w:sz="6" w:space="0" w:color="auto"/>
+              <w:left w:val="single" w:sz="6" w:space="0" w:color="auto"/>
+              <w:bottom w:val="single" w:sz="6" w:space="0" w:color="auto"/>
+              <w:right w:val="single" w:sz="6" w:space="0" w:color="auto"/>
+            </w:tcBorders>
+            <w:vAlign w:val="center"/>
+            <w:hideMark/>
+          </w:tcPr>
+          <w:p>
+            <w:pPr>
+              <w:rPr>
+                <w:rFonts w:ascii="Arial" w:hAnsi="Arial" w:cs="Arial"/>
+                <w:sz w:val="20"/>
+                <w:szCs w:val="20"/>
+              </w:rPr>
+            </w:pPr>
+            <w:r>
+              <w:rPr>
+                <w:rFonts w:ascii="Arial" w:hAnsi="Arial" w:cs="Arial"/>
+                <w:sz w:val="20"/>
+                <w:szCs w:val="20"/>
+              </w:rPr>
+              <w:t>All Switches/Firewalls</w:t>
+            </w:r>
+          </w:p>
+        </w:tc>
+        <w:tc>
+          <w:tcPr>
+            <w:tcW w:w="0" w:type="auto"/>
+            <w:tcBorders>
+              <w:top w:val="single" w:sz="6" w:space="0" w:color="auto"/>
+              <w:left w:val="single" w:sz="6" w:space="0" w:color="auto"/>
+              <w:bottom w:val="single" w:sz="6" w:space="0" w:color="auto"/>
+              <w:right w:val="single" w:sz="6" w:space="0" w:color="auto"/>
+            </w:tcBorders>
+            <w:vAlign w:val="center"/>
+            <w:hideMark/>
+          </w:tcPr>
+          <w:p>
+            <w:pPr>
+              <w:rPr>
+                <w:rFonts w:ascii="Arial" w:hAnsi="Arial" w:cs="Arial"/>
+                <w:sz w:val="20"/>
+                <w:szCs w:val="20"/>
+              </w:rPr>
+            </w:pPr>
+            <w:r>
+              <w:rPr>
+                <w:rFonts w:ascii="Arial" w:hAnsi="Arial" w:cs="Arial"/>
+                <w:sz w:val="20"/>
+                <w:szCs w:val="20"/>
+              </w:rPr>
+              <w:t>Ensure no "configuration drift" has occurred from the established baseline.</w:t>
+            </w:r>
+          </w:p>
+        </w:tc>
+      </w:tr>
+    </w:tbl>
+    <w:p>
+      <w:pPr>
+        <w:rPr>
+          <w:rFonts w:ascii="Arial" w:hAnsi="Arial" w:cs="Arial"/>
+          <w:sz w:val="20"/>
+          <w:szCs w:val="20"/>
+        </w:rPr>
+      </w:pPr>
+      <w:r>
+        <w:rPr>
+          <w:rFonts w:ascii="Arial" w:hAnsi="Arial" w:cs="Arial"/>
+          <w:noProof/>
+          <w:sz w:val="20"/>
+          <w:szCs w:val="20"/>
+        </w:rPr>
+        <w:lastRenderedPageBreak/>
+        <w:pict w14:anchorId="03A2400B">
+          <v:rect id="_x0000_i1026" alt="" style="width:450.85pt;height:.05pt;mso-width-percent:0;mso-height-percent:0;mso-width-percent:0;mso-height-percent:0" o:hrpct="999" o:hralign="center" o:hrstd="t" o:hr="t" fillcolor="#a0a0a0" stroked="f"/>
+        </w:pict>
+      </w:r>
+    </w:p>
+    <w:p>
+      <w:pPr>
+        <w:pStyle w:val="Heading3"/>
+        <w:rPr>
+          <w:rFonts w:ascii="Arial" w:hAnsi="Arial" w:cs="Arial"/>
+          <w:sz w:val="20"/>
+          <w:szCs w:val="20"/>
+        </w:rPr>
+      </w:pPr>
+      <w:r>
+        <w:rPr>
+          <w:rFonts w:ascii="Arial" w:hAnsi="Arial" w:cs="Arial"/>
+          <w:sz w:val="20"/>
+          <w:szCs w:val="20"/>
+        </w:rPr>
+        <w:t>2.2 Domain-Specific Testing Procedures</w:t>
+      </w:r>
+    </w:p>
+    <w:p>
+      <w:pPr>
+        <w:pStyle w:val="Heading4"/>
+        <w:spacing w:before="0"/>
+        <w:rPr>
+          <w:rFonts w:ascii="Arial" w:hAnsi="Arial" w:cs="Arial"/>
+          <w:sz w:val="20"/>
+          <w:szCs w:val="20"/>
+        </w:rPr>
+      </w:pPr>
+      <w:r>
+        <w:rPr>
+          <w:rFonts w:ascii="Arial" w:hAnsi="Arial" w:cs="Arial"/>
+          <w:sz w:val="20"/>
+          <w:szCs w:val="20"/>
+        </w:rPr>
+        <w:t>A. Testing VLAN Solutions and Trunking</w:t>
+      </w:r>
+    </w:p>
+    <w:p>
+      <w:pPr>
+        <w:pStyle w:val="NormalWeb"/>
+        <w:spacing w:before="0" w:beforeAutospacing="0"/>
+        <w:rPr>
+          <w:rFonts w:ascii="Arial" w:hAnsi="Arial" w:cs="Arial"/>
+          <w:sz w:val="20"/>
+          <w:szCs w:val="20"/>
+        </w:rPr>
+      </w:pPr>
+      <w:r>
+        <w:rPr>
+          <w:rFonts w:ascii="Arial" w:hAnsi="Arial" w:cs="Arial"/>
+          <w:sz w:val="20"/>
+          <w:szCs w:val="20"/>
+        </w:rPr>
+        <w:t>VLANs are the backbone of Milestones University's segmentation. We must test that traffic from LAB1 (VLAN 10) cannot leak into ADMIN (VLAN 30) at Layer 2.</w:t>
+      </w:r>
+    </w:p>
+    <w:p>
+      <w:pPr>
+        <w:pStyle w:val="NormalWeb"/>
+        <w:numPr>
+          <w:ilvl w:val="0"/>
+          <w:numId w:val="36"/>
+        </w:numPr>
+        <w:spacing w:before="0" w:beforeAutospacing="0"/>
+        <w:rPr>
+          <w:rFonts w:ascii="Arial" w:hAnsi="Arial" w:cs="Arial"/>
+          <w:sz w:val="20"/>
+          <w:szCs w:val="20"/>
+        </w:rPr>
+      </w:pPr>
+      <w:r>
         <w:rPr>
           <w:rFonts w:ascii="Arial" w:hAnsi="Arial" w:cs="Arial"/>
           <w:b/>
           <w:bCs/>
           <w:sz w:val="20"/>
           <w:szCs w:val="20"/>
-          <w:highlight w:val="yellow"/>
-        </w:rPr>
-      </w:pPr>
+        </w:rPr>
+        <w:t>CLI Method:</w:t>
+      </w:r>
+      <w:r>
+        <w:rPr>
+          <w:rFonts w:ascii="Arial" w:hAnsi="Arial" w:cs="Arial"/>
+          <w:sz w:val="20"/>
+          <w:szCs w:val="20"/>
+        </w:rPr>
+        <w:t xml:space="preserve"> </w:t>
+      </w:r>
+      <w:r>
+        <w:rPr>
+          <w:rStyle w:val="HTMLCode"/>
+          <w:rFonts w:ascii="Arial" w:hAnsi="Arial" w:cs="Arial"/>
+        </w:rPr>
+        <w:t>show vlan brief</w:t>
+      </w:r>
+      <w:r>
+        <w:rPr>
+          <w:rFonts w:ascii="Arial" w:hAnsi="Arial" w:cs="Arial"/>
+          <w:sz w:val="20"/>
+          <w:szCs w:val="20"/>
+        </w:rPr>
+        <w:t xml:space="preserve"> and </w:t>
+      </w:r>
+      <w:r>
+        <w:rPr>
+          <w:rStyle w:val="HTMLCode"/>
+          <w:rFonts w:ascii="Arial" w:hAnsi="Arial" w:cs="Arial"/>
+        </w:rPr>
+        <w:t>show interfaces trunk</w:t>
+      </w:r>
+      <w:r>
+        <w:rPr>
+          <w:rFonts w:ascii="Arial" w:hAnsi="Arial" w:cs="Arial"/>
+          <w:sz w:val="20"/>
+          <w:szCs w:val="20"/>
+        </w:rPr>
+        <w:t xml:space="preserve"> on </w:t>
+      </w:r>
+      <w:r>
+        <w:rPr>
+          <w:rFonts w:ascii="Arial" w:hAnsi="Arial" w:cs="Arial"/>
+          <w:b/>
+          <w:bCs/>
+          <w:sz w:val="20"/>
+          <w:szCs w:val="20"/>
+        </w:rPr>
+        <w:t>MS0</w:t>
+      </w:r>
+      <w:r>
+        <w:rPr>
+          <w:rFonts w:ascii="Arial" w:hAnsi="Arial" w:cs="Arial"/>
+          <w:sz w:val="20"/>
+          <w:szCs w:val="20"/>
+        </w:rPr>
+        <w:t xml:space="preserve"> to verify allowed VLANs.</w:t>
+      </w:r>
     </w:p>
     <w:p>
       <w:pPr>
-        <w:rPr>
-          <w:rFonts w:ascii="Arial" w:hAnsi="Arial" w:cs="Arial"/>
-          <w:sz w:val="20"/>
-          <w:szCs w:val="20"/>
-          <w:highlight w:val="yellow"/>
-        </w:rPr>
-      </w:pPr>
+        <w:pStyle w:val="NormalWeb"/>
+        <w:numPr>
+          <w:ilvl w:val="0"/>
+          <w:numId w:val="36"/>
+        </w:numPr>
+        <w:spacing w:before="0" w:beforeAutospacing="0"/>
+        <w:rPr>
+          <w:rFonts w:ascii="Arial" w:hAnsi="Arial" w:cs="Arial"/>
+          <w:sz w:val="20"/>
+          <w:szCs w:val="20"/>
+        </w:rPr>
+      </w:pPr>
+      <w:r>
+        <w:rPr>
+          <w:rFonts w:ascii="Arial" w:hAnsi="Arial" w:cs="Arial"/>
+          <w:b/>
+          <w:bCs/>
+          <w:sz w:val="20"/>
+          <w:szCs w:val="20"/>
+        </w:rPr>
+        <w:t>Software Tool:</w:t>
+      </w:r>
+      <w:r>
+        <w:rPr>
+          <w:rFonts w:ascii="Arial" w:hAnsi="Arial" w:cs="Arial"/>
+          <w:sz w:val="20"/>
+          <w:szCs w:val="20"/>
+        </w:rPr>
+        <w:t xml:space="preserve"> </w:t>
+      </w:r>
+      <w:r>
+        <w:rPr>
+          <w:rFonts w:ascii="Arial" w:hAnsi="Arial" w:cs="Arial"/>
+          <w:b/>
+          <w:bCs/>
+          <w:sz w:val="20"/>
+          <w:szCs w:val="20"/>
+        </w:rPr>
+        <w:t>PRTG</w:t>
+      </w:r>
+      <w:r>
+        <w:rPr>
+          <w:rFonts w:ascii="Arial" w:hAnsi="Arial" w:cs="Arial"/>
+          <w:sz w:val="20"/>
+          <w:szCs w:val="20"/>
+        </w:rPr>
+        <w:t xml:space="preserve"> monitors VLAN-specific traffic sensors to detect unexpected spikes in broadcast traffic.</w:t>
+      </w:r>
     </w:p>
     <w:p>
       <w:pPr>
-        <w:pStyle w:val="Heading2"/>
-        <w:rPr>
-          <w:rFonts w:ascii="Arial" w:hAnsi="Arial" w:cs="Arial"/>
-          <w:sz w:val="20"/>
-          <w:szCs w:val="20"/>
-          <w:highlight w:val="yellow"/>
-        </w:rPr>
-      </w:pPr>
-      <w:r>
-        <w:rPr>
-          <w:rFonts w:ascii="Arial" w:hAnsi="Arial" w:cs="Arial"/>
-          <w:sz w:val="20"/>
-          <w:szCs w:val="20"/>
-          <w:highlight w:val="yellow"/>
-        </w:rPr>
-        <w:t xml:space="preserve">Device </w:t>
-      </w:r>
-      <w:r>
-        <w:rPr>
-          <w:rFonts w:ascii="Arial" w:hAnsi="Arial" w:cs="Arial"/>
-          <w:sz w:val="20"/>
-          <w:szCs w:val="20"/>
-          <w:highlight w:val="yellow"/>
-        </w:rPr>
-        <w:t>Procedures</w:t>
+        <w:pStyle w:val="NormalWeb"/>
+        <w:numPr>
+          <w:ilvl w:val="0"/>
+          <w:numId w:val="36"/>
+        </w:numPr>
+        <w:spacing w:before="0" w:beforeAutospacing="0"/>
+        <w:rPr>
+          <w:rFonts w:ascii="Arial" w:hAnsi="Arial" w:cs="Arial"/>
+          <w:sz w:val="20"/>
+          <w:szCs w:val="20"/>
+        </w:rPr>
+      </w:pPr>
+      <w:r>
+        <w:rPr>
+          <w:rFonts w:ascii="Arial" w:hAnsi="Arial" w:cs="Arial"/>
+          <w:b/>
+          <w:bCs/>
+          <w:sz w:val="20"/>
+          <w:szCs w:val="20"/>
+        </w:rPr>
+        <w:t>The Test:</w:t>
+      </w:r>
+      <w:r>
+        <w:rPr>
+          <w:rFonts w:ascii="Arial" w:hAnsi="Arial" w:cs="Arial"/>
+          <w:sz w:val="20"/>
+          <w:szCs w:val="20"/>
+        </w:rPr>
+        <w:t xml:space="preserve"> Connect a host to an access port on </w:t>
+      </w:r>
+      <w:r>
+        <w:rPr>
+          <w:rFonts w:ascii="Arial" w:hAnsi="Arial" w:cs="Arial"/>
+          <w:b/>
+          <w:bCs/>
+          <w:sz w:val="20"/>
+          <w:szCs w:val="20"/>
+        </w:rPr>
+        <w:t>MS4</w:t>
+      </w:r>
+      <w:r>
+        <w:rPr>
+          <w:rFonts w:ascii="Arial" w:hAnsi="Arial" w:cs="Arial"/>
+          <w:sz w:val="20"/>
+          <w:szCs w:val="20"/>
+        </w:rPr>
+        <w:t xml:space="preserve"> (VLAN 10) and attempt to sniff traffic from VLAN 20. Success is defined by total frame isolation.</w:t>
       </w:r>
     </w:p>
     <w:p>
       <w:pPr>
-        <w:rPr>
-          <w:rFonts w:ascii="Arial" w:hAnsi="Arial" w:cs="Arial"/>
-          <w:sz w:val="20"/>
-          <w:szCs w:val="20"/>
-          <w:highlight w:val="yellow"/>
-        </w:rPr>
-      </w:pPr>
+        <w:pStyle w:val="Heading4"/>
+        <w:spacing w:before="0"/>
+        <w:rPr>
+          <w:rFonts w:ascii="Arial" w:hAnsi="Arial" w:cs="Arial"/>
+          <w:sz w:val="20"/>
+          <w:szCs w:val="20"/>
+        </w:rPr>
+      </w:pPr>
+      <w:r>
+        <w:rPr>
+          <w:rFonts w:ascii="Arial" w:hAnsi="Arial" w:cs="Arial"/>
+          <w:sz w:val="20"/>
+          <w:szCs w:val="20"/>
+        </w:rPr>
+        <w:t>B. Testing Private VLANs (PVLANs)</w:t>
+      </w:r>
     </w:p>
     <w:p>
       <w:pPr>
-        <w:pStyle w:val="Heading3"/>
-        <w:rPr>
-          <w:rFonts w:ascii="Arial" w:hAnsi="Arial" w:cs="Arial"/>
-          <w:sz w:val="20"/>
-          <w:szCs w:val="20"/>
-          <w:highlight w:val="yellow"/>
-        </w:rPr>
-      </w:pPr>
-      <w:r>
-        <w:rPr>
-          <w:rFonts w:ascii="Arial" w:hAnsi="Arial" w:cs="Arial"/>
-          <w:sz w:val="20"/>
-          <w:szCs w:val="20"/>
-          <w:highlight w:val="yellow"/>
-        </w:rPr>
-        <w:t>Connectivity and Path Testing (L1 - L3)</w:t>
+        <w:pStyle w:val="NormalWeb"/>
+        <w:spacing w:before="0" w:beforeAutospacing="0"/>
+        <w:rPr>
+          <w:rFonts w:ascii="Arial" w:hAnsi="Arial" w:cs="Arial"/>
+          <w:sz w:val="20"/>
+          <w:szCs w:val="20"/>
+        </w:rPr>
+      </w:pPr>
+      <w:r>
+        <w:rPr>
+          <w:rFonts w:ascii="Arial" w:hAnsi="Arial" w:cs="Arial"/>
+          <w:i/>
+          <w:iCs/>
+          <w:sz w:val="20"/>
+          <w:szCs w:val="20"/>
+        </w:rPr>
+        <w:t>Note: Recommended for the DMZ (VLAN 50) to prevent server-to-server attacks.</w:t>
       </w:r>
     </w:p>
     <w:p>
       <w:pPr>
+        <w:pStyle w:val="NormalWeb"/>
         <w:numPr>
           <w:ilvl w:val="0"/>
-          <w:numId w:val="14"/>
+          <w:numId w:val="37"/>
         </w:numPr>
-        <w:rPr>
-          <w:rFonts w:ascii="Arial" w:hAnsi="Arial" w:cs="Arial"/>
-          <w:sz w:val="20"/>
-          <w:szCs w:val="20"/>
-          <w:highlight w:val="yellow"/>
+        <w:spacing w:before="0" w:beforeAutospacing="0"/>
+        <w:rPr>
+          <w:rFonts w:ascii="Arial" w:hAnsi="Arial" w:cs="Arial"/>
+          <w:sz w:val="20"/>
+          <w:szCs w:val="20"/>
         </w:rPr>
       </w:pPr>
       <w:r>
@@ -2895,9 +3913,16 @@
           <w:bCs/>
           <w:sz w:val="20"/>
           <w:szCs w:val="20"/>
-          <w:highlight w:val="yellow"/>
-        </w:rPr>
-        <w:t>Test</w:t>
+        </w:rPr>
+        <w:t>The Test:</w:t>
+      </w:r>
+      <w:r>
+        <w:rPr>
+          <w:rFonts w:ascii="Arial" w:hAnsi="Arial" w:cs="Arial"/>
+          <w:sz w:val="20"/>
+          <w:szCs w:val="20"/>
+        </w:rPr>
+        <w:t xml:space="preserve"> Configure the </w:t>
       </w:r>
       <w:r>
         <w:rPr>
@@ -2906,107 +3931,239 @@
           <w:bCs/>
           <w:sz w:val="20"/>
           <w:szCs w:val="20"/>
-          <w:highlight w:val="yellow"/>
-        </w:rPr>
-        <w:t>:</w:t>
-      </w:r>
-      <w:r>
-        <w:rPr>
-          <w:rFonts w:ascii="Arial" w:hAnsi="Arial" w:cs="Arial"/>
-          <w:sz w:val="20"/>
-          <w:szCs w:val="20"/>
-          <w:highlight w:val="yellow"/>
-        </w:rPr>
-        <w:t xml:space="preserve"> Hop-by-hop ping and traceroute.</w:t>
+        </w:rPr>
+        <w:t>Database</w:t>
+      </w:r>
+      <w:r>
+        <w:rPr>
+          <w:rFonts w:ascii="Arial" w:hAnsi="Arial" w:cs="Arial"/>
+          <w:sz w:val="20"/>
+          <w:szCs w:val="20"/>
+        </w:rPr>
+        <w:t xml:space="preserve"> and </w:t>
+      </w:r>
+      <w:r>
+        <w:rPr>
+          <w:rFonts w:ascii="Arial" w:hAnsi="Arial" w:cs="Arial"/>
+          <w:b/>
+          <w:bCs/>
+          <w:sz w:val="20"/>
+          <w:szCs w:val="20"/>
+        </w:rPr>
+        <w:t>Web</w:t>
+      </w:r>
+      <w:r>
+        <w:rPr>
+          <w:rFonts w:ascii="Arial" w:hAnsi="Arial" w:cs="Arial"/>
+          <w:sz w:val="20"/>
+          <w:szCs w:val="20"/>
+        </w:rPr>
+        <w:t xml:space="preserve"> servers in an "Isolated" PVLAN.</w:t>
       </w:r>
     </w:p>
     <w:p>
       <w:pPr>
-        <w:rPr>
-          <w:rFonts w:ascii="Arial" w:hAnsi="Arial" w:cs="Arial"/>
-          <w:sz w:val="20"/>
-          <w:szCs w:val="20"/>
-          <w:highlight w:val="yellow"/>
-        </w:rPr>
-      </w:pPr>
-      <w:r>
-        <w:rPr>
-          <w:rFonts w:ascii="Arial" w:hAnsi="Arial" w:cs="Arial"/>
-          <w:sz w:val="20"/>
-          <w:szCs w:val="20"/>
-          <w:highlight w:val="yellow"/>
-        </w:rPr>
-        <w:t xml:space="preserve">Testing </w:t>
-      </w:r>
-      <w:r>
-        <w:rPr>
-          <w:rFonts w:ascii="Arial" w:hAnsi="Arial" w:cs="Arial"/>
-          <w:sz w:val="20"/>
-          <w:szCs w:val="20"/>
-          <w:highlight w:val="yellow"/>
-        </w:rPr>
-        <w:t>from a PC in LAB1 (VLAN 10) to the Database Server in the DMZ (VLAN 50)</w:t>
-      </w:r>
-      <w:r>
-        <w:rPr>
-          <w:rFonts w:ascii="Arial" w:hAnsi="Arial" w:cs="Arial"/>
-          <w:sz w:val="20"/>
-          <w:szCs w:val="20"/>
-          <w:highlight w:val="yellow"/>
-        </w:rPr>
-        <w:t xml:space="preserve"> t</w:t>
-      </w:r>
-      <w:r>
-        <w:rPr>
-          <w:rFonts w:ascii="Arial" w:hAnsi="Arial" w:cs="Arial"/>
-          <w:sz w:val="20"/>
-          <w:szCs w:val="20"/>
-          <w:highlight w:val="yellow"/>
-        </w:rPr>
-        <w:t>o verify that the routing path (MS1 -&gt; Firewall2 -&gt; MS2) is consistent. Any change in the number of hops indicates a routing failure or an unplanned failover.</w:t>
+        <w:pStyle w:val="NormalWeb"/>
+        <w:numPr>
+          <w:ilvl w:val="0"/>
+          <w:numId w:val="37"/>
+        </w:numPr>
+        <w:spacing w:before="0" w:beforeAutospacing="0"/>
+        <w:rPr>
+          <w:rFonts w:ascii="Arial" w:hAnsi="Arial" w:cs="Arial"/>
+          <w:sz w:val="20"/>
+          <w:szCs w:val="20"/>
+        </w:rPr>
+      </w:pPr>
+      <w:r>
+        <w:rPr>
+          <w:rFonts w:ascii="Arial" w:hAnsi="Arial" w:cs="Arial"/>
+          <w:b/>
+          <w:bCs/>
+          <w:sz w:val="20"/>
+          <w:szCs w:val="20"/>
+        </w:rPr>
+        <w:t>CLI Method:</w:t>
+      </w:r>
+      <w:r>
+        <w:rPr>
+          <w:rFonts w:ascii="Arial" w:hAnsi="Arial" w:cs="Arial"/>
+          <w:sz w:val="20"/>
+          <w:szCs w:val="20"/>
+        </w:rPr>
+        <w:t xml:space="preserve"> </w:t>
+      </w:r>
+      <w:r>
+        <w:rPr>
+          <w:rStyle w:val="HTMLCode"/>
+          <w:rFonts w:ascii="Arial" w:hAnsi="Arial" w:cs="Arial"/>
+        </w:rPr>
+        <w:t>show vlan private-vlan</w:t>
+      </w:r>
+      <w:r>
+        <w:rPr>
+          <w:rFonts w:ascii="Arial" w:hAnsi="Arial" w:cs="Arial"/>
+          <w:sz w:val="20"/>
+          <w:szCs w:val="20"/>
+        </w:rPr>
+        <w:t xml:space="preserve"> on </w:t>
+      </w:r>
+      <w:r>
+        <w:rPr>
+          <w:rFonts w:ascii="Arial" w:hAnsi="Arial" w:cs="Arial"/>
+          <w:b/>
+          <w:bCs/>
+          <w:sz w:val="20"/>
+          <w:szCs w:val="20"/>
+        </w:rPr>
+        <w:t>MS2</w:t>
+      </w:r>
+      <w:r>
+        <w:rPr>
+          <w:rFonts w:ascii="Arial" w:hAnsi="Arial" w:cs="Arial"/>
+          <w:sz w:val="20"/>
+          <w:szCs w:val="20"/>
+        </w:rPr>
+        <w:t>.</w:t>
       </w:r>
     </w:p>
     <w:p>
       <w:pPr>
-        <w:rPr>
-          <w:rFonts w:ascii="Arial" w:hAnsi="Arial" w:cs="Arial"/>
-          <w:sz w:val="20"/>
-          <w:szCs w:val="20"/>
-          <w:highlight w:val="yellow"/>
-        </w:rPr>
-      </w:pPr>
+        <w:pStyle w:val="NormalWeb"/>
+        <w:numPr>
+          <w:ilvl w:val="0"/>
+          <w:numId w:val="37"/>
+        </w:numPr>
+        <w:spacing w:before="0" w:beforeAutospacing="0"/>
+        <w:rPr>
+          <w:rFonts w:ascii="Arial" w:hAnsi="Arial" w:cs="Arial"/>
+          <w:sz w:val="20"/>
+          <w:szCs w:val="20"/>
+        </w:rPr>
+      </w:pPr>
+      <w:r>
+        <w:rPr>
+          <w:rFonts w:ascii="Arial" w:hAnsi="Arial" w:cs="Arial"/>
+          <w:b/>
+          <w:bCs/>
+          <w:sz w:val="20"/>
+          <w:szCs w:val="20"/>
+        </w:rPr>
+        <w:t>Objective:</w:t>
+      </w:r>
+      <w:r>
+        <w:rPr>
+          <w:rFonts w:ascii="Arial" w:hAnsi="Arial" w:cs="Arial"/>
+          <w:sz w:val="20"/>
+          <w:szCs w:val="20"/>
+        </w:rPr>
+        <w:t xml:space="preserve"> Even if the Web server is compromised, it should not be able to "ping" the Database server directly at Layer 2, forcing all traffic through </w:t>
+      </w:r>
+      <w:r>
+        <w:rPr>
+          <w:rFonts w:ascii="Arial" w:hAnsi="Arial" w:cs="Arial"/>
+          <w:b/>
+          <w:bCs/>
+          <w:sz w:val="20"/>
+          <w:szCs w:val="20"/>
+        </w:rPr>
+        <w:t>Firewall2</w:t>
+      </w:r>
+      <w:r>
+        <w:rPr>
+          <w:rFonts w:ascii="Arial" w:hAnsi="Arial" w:cs="Arial"/>
+          <w:sz w:val="20"/>
+          <w:szCs w:val="20"/>
+        </w:rPr>
+        <w:t xml:space="preserve"> for inspection.</w:t>
+      </w:r>
     </w:p>
     <w:p>
       <w:pPr>
-        <w:pStyle w:val="Heading3"/>
-        <w:rPr>
-          <w:rFonts w:ascii="Arial" w:hAnsi="Arial" w:cs="Arial"/>
-          <w:sz w:val="20"/>
-          <w:szCs w:val="20"/>
-          <w:highlight w:val="yellow"/>
-        </w:rPr>
-      </w:pPr>
-      <w:r>
-        <w:rPr>
-          <w:rFonts w:ascii="Arial" w:hAnsi="Arial" w:cs="Arial"/>
-          <w:sz w:val="20"/>
-          <w:szCs w:val="20"/>
-          <w:highlight w:val="yellow"/>
-        </w:rPr>
-        <w:t>Voice Quality of Service (QoS) Testing</w:t>
+        <w:pStyle w:val="Heading4"/>
+        <w:spacing w:before="0"/>
+        <w:rPr>
+          <w:rFonts w:ascii="Arial" w:hAnsi="Arial" w:cs="Arial"/>
+          <w:sz w:val="20"/>
+          <w:szCs w:val="20"/>
+        </w:rPr>
+      </w:pPr>
+      <w:r>
+        <w:rPr>
+          <w:rFonts w:ascii="Arial" w:hAnsi="Arial" w:cs="Arial"/>
+          <w:sz w:val="20"/>
+          <w:szCs w:val="20"/>
+        </w:rPr>
+        <w:t>C. Testing Switch Virtual Interfaces (SVI)</w:t>
       </w:r>
     </w:p>
     <w:p>
       <w:pPr>
+        <w:pStyle w:val="NormalWeb"/>
+        <w:spacing w:before="0" w:beforeAutospacing="0"/>
+        <w:rPr>
+          <w:rFonts w:ascii="Arial" w:hAnsi="Arial" w:cs="Arial"/>
+          <w:sz w:val="20"/>
+          <w:szCs w:val="20"/>
+        </w:rPr>
+      </w:pPr>
+      <w:r>
+        <w:rPr>
+          <w:rFonts w:ascii="Arial" w:hAnsi="Arial" w:cs="Arial"/>
+          <w:sz w:val="20"/>
+          <w:szCs w:val="20"/>
+        </w:rPr>
+        <w:t xml:space="preserve">The SVIs on </w:t>
+      </w:r>
+      <w:r>
+        <w:rPr>
+          <w:rFonts w:ascii="Arial" w:hAnsi="Arial" w:cs="Arial"/>
+          <w:b/>
+          <w:bCs/>
+          <w:sz w:val="20"/>
+          <w:szCs w:val="20"/>
+        </w:rPr>
+        <w:t>MS1</w:t>
+      </w:r>
+      <w:r>
+        <w:rPr>
+          <w:rFonts w:ascii="Arial" w:hAnsi="Arial" w:cs="Arial"/>
+          <w:sz w:val="20"/>
+          <w:szCs w:val="20"/>
+        </w:rPr>
+        <w:t xml:space="preserve"> and </w:t>
+      </w:r>
+      <w:r>
+        <w:rPr>
+          <w:rFonts w:ascii="Arial" w:hAnsi="Arial" w:cs="Arial"/>
+          <w:b/>
+          <w:bCs/>
+          <w:sz w:val="20"/>
+          <w:szCs w:val="20"/>
+        </w:rPr>
+        <w:t>MS2</w:t>
+      </w:r>
+      <w:r>
+        <w:rPr>
+          <w:rFonts w:ascii="Arial" w:hAnsi="Arial" w:cs="Arial"/>
+          <w:sz w:val="20"/>
+          <w:szCs w:val="20"/>
+        </w:rPr>
+        <w:t xml:space="preserve"> are the gateways for the entire university.</w:t>
+      </w:r>
+    </w:p>
+    <w:p>
+      <w:pPr>
+        <w:pStyle w:val="NormalWeb"/>
         <w:numPr>
           <w:ilvl w:val="0"/>
-          <w:numId w:val="15"/>
+          <w:numId w:val="38"/>
         </w:numPr>
-        <w:rPr>
-          <w:rFonts w:ascii="Arial" w:hAnsi="Arial" w:cs="Arial"/>
-          <w:sz w:val="20"/>
-          <w:szCs w:val="20"/>
-          <w:highlight w:val="yellow"/>
+        <w:spacing w:before="0" w:beforeAutospacing="0"/>
+        <w:rPr>
+          <w:rFonts w:ascii="Arial" w:hAnsi="Arial" w:cs="Arial"/>
+          <w:sz w:val="20"/>
+          <w:szCs w:val="20"/>
         </w:rPr>
       </w:pPr>
       <w:r>
@@ -3016,10 +4173,32 @@
           <w:bCs/>
           <w:sz w:val="20"/>
           <w:szCs w:val="20"/>
-          <w:highlight w:val="yellow"/>
-        </w:rPr>
-        <w:t>Test</w:t>
-      </w:r>
+        </w:rPr>
+        <w:t>The Test:</w:t>
+      </w:r>
+      <w:r>
+        <w:rPr>
+          <w:rFonts w:ascii="Arial" w:hAnsi="Arial" w:cs="Arial"/>
+          <w:sz w:val="20"/>
+          <w:szCs w:val="20"/>
+        </w:rPr>
+        <w:t xml:space="preserve"> Perform a "Gateway Failover" simulation.</w:t>
+      </w:r>
+    </w:p>
+    <w:p>
+      <w:pPr>
+        <w:pStyle w:val="NormalWeb"/>
+        <w:numPr>
+          <w:ilvl w:val="0"/>
+          <w:numId w:val="38"/>
+        </w:numPr>
+        <w:spacing w:before="0" w:beforeAutospacing="0"/>
+        <w:rPr>
+          <w:rFonts w:ascii="Arial" w:hAnsi="Arial" w:cs="Arial"/>
+          <w:sz w:val="20"/>
+          <w:szCs w:val="20"/>
+        </w:rPr>
+      </w:pPr>
       <w:r>
         <w:rPr>
           <w:rFonts w:ascii="Arial" w:hAnsi="Arial" w:cs="Arial"/>
@@ -3027,38 +4206,95 @@
           <w:bCs/>
           <w:sz w:val="20"/>
           <w:szCs w:val="20"/>
-          <w:highlight w:val="yellow"/>
-        </w:rPr>
-        <w:t>:</w:t>
-      </w:r>
-      <w:r>
-        <w:rPr>
-          <w:rFonts w:ascii="Arial" w:hAnsi="Arial" w:cs="Arial"/>
-          <w:sz w:val="20"/>
-          <w:szCs w:val="20"/>
-          <w:highlight w:val="yellow"/>
-        </w:rPr>
-        <w:t xml:space="preserve"> Jitter and Latency monitoring on IP Phone VLANs.</w:t>
+        </w:rPr>
+        <w:t>CLI Method:</w:t>
+      </w:r>
+      <w:r>
+        <w:rPr>
+          <w:rFonts w:ascii="Arial" w:hAnsi="Arial" w:cs="Arial"/>
+          <w:sz w:val="20"/>
+          <w:szCs w:val="20"/>
+        </w:rPr>
+        <w:t xml:space="preserve"> </w:t>
+      </w:r>
+      <w:r>
+        <w:rPr>
+          <w:rStyle w:val="HTMLCode"/>
+          <w:rFonts w:ascii="Arial" w:hAnsi="Arial" w:cs="Arial"/>
+        </w:rPr>
+        <w:t>show ip interface brief</w:t>
+      </w:r>
+      <w:r>
+        <w:rPr>
+          <w:rFonts w:ascii="Arial" w:hAnsi="Arial" w:cs="Arial"/>
+          <w:sz w:val="20"/>
+          <w:szCs w:val="20"/>
+        </w:rPr>
+        <w:t xml:space="preserve"> to check SVI status. Use </w:t>
+      </w:r>
+      <w:r>
+        <w:rPr>
+          <w:rStyle w:val="HTMLCode"/>
+          <w:rFonts w:ascii="Arial" w:hAnsi="Arial" w:cs="Arial"/>
+        </w:rPr>
+        <w:t>ping</w:t>
+      </w:r>
+      <w:r>
+        <w:rPr>
+          <w:rFonts w:ascii="Arial" w:hAnsi="Arial" w:cs="Arial"/>
+          <w:sz w:val="20"/>
+          <w:szCs w:val="20"/>
+        </w:rPr>
+        <w:t xml:space="preserve"> and </w:t>
+      </w:r>
+      <w:r>
+        <w:rPr>
+          <w:rStyle w:val="HTMLCode"/>
+          <w:rFonts w:ascii="Arial" w:hAnsi="Arial" w:cs="Arial"/>
+        </w:rPr>
+        <w:t>traceroute</w:t>
+      </w:r>
+      <w:r>
+        <w:rPr>
+          <w:rFonts w:ascii="Arial" w:hAnsi="Arial" w:cs="Arial"/>
+          <w:sz w:val="20"/>
+          <w:szCs w:val="20"/>
+        </w:rPr>
+        <w:t xml:space="preserve"> from a PC to the </w:t>
+      </w:r>
+      <w:r>
+        <w:rPr>
+          <w:rFonts w:ascii="Arial" w:hAnsi="Arial" w:cs="Arial"/>
+          <w:b/>
+          <w:bCs/>
+          <w:sz w:val="20"/>
+          <w:szCs w:val="20"/>
+        </w:rPr>
+        <w:t>SVI IP (192.168.10.1)</w:t>
+      </w:r>
+      <w:r>
+        <w:rPr>
+          <w:rFonts w:ascii="Arial" w:hAnsi="Arial" w:cs="Arial"/>
+          <w:sz w:val="20"/>
+          <w:szCs w:val="20"/>
+        </w:rPr>
+        <w:t>.</w:t>
       </w:r>
     </w:p>
     <w:p>
       <w:pPr>
-        <w:rPr>
-          <w:rFonts w:ascii="Arial" w:hAnsi="Arial" w:cs="Arial"/>
-          <w:sz w:val="20"/>
-          <w:szCs w:val="20"/>
-          <w:highlight w:val="yellow"/>
-        </w:rPr>
-      </w:pPr>
-      <w:r>
-        <w:rPr>
-          <w:rFonts w:ascii="Arial" w:hAnsi="Arial" w:cs="Arial"/>
-          <w:sz w:val="20"/>
-          <w:szCs w:val="20"/>
-          <w:highlight w:val="yellow"/>
-        </w:rPr>
-        <w:t>Testing IP</w:t>
-      </w:r>
+        <w:pStyle w:val="NormalWeb"/>
+        <w:numPr>
+          <w:ilvl w:val="0"/>
+          <w:numId w:val="38"/>
+        </w:numPr>
+        <w:spacing w:before="0" w:beforeAutospacing="0"/>
+        <w:rPr>
+          <w:rFonts w:ascii="Arial" w:hAnsi="Arial" w:cs="Arial"/>
+          <w:sz w:val="20"/>
+          <w:szCs w:val="20"/>
+        </w:rPr>
+      </w:pPr>
       <w:r>
         <w:rPr>
           <w:rFonts w:ascii="Arial" w:hAnsi="Arial" w:cs="Arial"/>
@@ -3066,36 +4302,16 @@
           <w:bCs/>
           <w:sz w:val="20"/>
           <w:szCs w:val="20"/>
-          <w:highlight w:val="yellow"/>
+        </w:rPr>
+        <w:t>Software Tool:</w:t>
+      </w:r>
+      <w:r>
+        <w:rPr>
+          <w:rFonts w:ascii="Arial" w:hAnsi="Arial" w:cs="Arial"/>
+          <w:sz w:val="20"/>
+          <w:szCs w:val="20"/>
         </w:rPr>
         <w:t xml:space="preserve"> </w:t>
-      </w:r>
-      <w:r>
-        <w:rPr>
-          <w:rFonts w:ascii="Arial" w:hAnsi="Arial" w:cs="Arial"/>
-          <w:sz w:val="20"/>
-          <w:szCs w:val="20"/>
-          <w:highlight w:val="yellow"/>
-        </w:rPr>
-        <w:t>Phones connected to MS3, MS4, MS6, and MS7</w:t>
-      </w:r>
-      <w:r>
-        <w:rPr>
-          <w:rFonts w:ascii="Arial" w:hAnsi="Arial" w:cs="Arial"/>
-          <w:sz w:val="20"/>
-          <w:szCs w:val="20"/>
-          <w:highlight w:val="yellow"/>
-        </w:rPr>
-        <w:t xml:space="preserve"> to verify v</w:t>
-      </w:r>
-      <w:r>
-        <w:rPr>
-          <w:rFonts w:ascii="Arial" w:hAnsi="Arial" w:cs="Arial"/>
-          <w:sz w:val="20"/>
-          <w:szCs w:val="20"/>
-          <w:highlight w:val="yellow"/>
-        </w:rPr>
-        <w:t xml:space="preserve">oice traffic is extremely sensitive. Testing ensures that the 802.1Q tags are being respected across the </w:t>
       </w:r>
       <w:r>
         <w:rPr>
@@ -3104,61 +4320,68 @@
           <w:bCs/>
           <w:sz w:val="20"/>
           <w:szCs w:val="20"/>
-          <w:highlight w:val="yellow"/>
-        </w:rPr>
-        <w:t>MS0</w:t>
-      </w:r>
-      <w:r>
-        <w:rPr>
-          <w:rFonts w:ascii="Arial" w:hAnsi="Arial" w:cs="Arial"/>
-          <w:sz w:val="20"/>
-          <w:szCs w:val="20"/>
-          <w:highlight w:val="yellow"/>
-        </w:rPr>
-        <w:t xml:space="preserve"> aggregation switch and that the "priority" queue isn't being dropped by heavy data downloads in the Labs.</w:t>
+        </w:rPr>
+        <w:t>PRTG Network Monitoring</w:t>
+      </w:r>
+      <w:r>
+        <w:rPr>
+          <w:rFonts w:ascii="Arial" w:hAnsi="Arial" w:cs="Arial"/>
+          <w:sz w:val="20"/>
+          <w:szCs w:val="20"/>
+        </w:rPr>
+        <w:t xml:space="preserve"> alerts the team if an SVI latency exceeds 5ms, indicating an overloaded CPU on the multilayer switch.</w:t>
       </w:r>
     </w:p>
     <w:p>
       <w:pPr>
-        <w:rPr>
-          <w:rFonts w:ascii="Arial" w:hAnsi="Arial" w:cs="Arial"/>
-          <w:sz w:val="20"/>
-          <w:szCs w:val="20"/>
-          <w:highlight w:val="yellow"/>
-        </w:rPr>
-      </w:pPr>
+        <w:pStyle w:val="Heading4"/>
+        <w:spacing w:before="0"/>
+        <w:rPr>
+          <w:rFonts w:ascii="Arial" w:hAnsi="Arial" w:cs="Arial"/>
+          <w:sz w:val="20"/>
+          <w:szCs w:val="20"/>
+        </w:rPr>
+      </w:pPr>
+      <w:r>
+        <w:rPr>
+          <w:rFonts w:ascii="Arial" w:hAnsi="Arial" w:cs="Arial"/>
+          <w:sz w:val="20"/>
+          <w:szCs w:val="20"/>
+        </w:rPr>
+        <w:t>D. Testing Advanced Services (IP Phones &amp; DMZ)</w:t>
+      </w:r>
     </w:p>
     <w:p>
       <w:pPr>
-        <w:pStyle w:val="Heading3"/>
-        <w:rPr>
-          <w:rFonts w:ascii="Arial" w:hAnsi="Arial" w:cs="Arial"/>
-          <w:sz w:val="20"/>
-          <w:szCs w:val="20"/>
-          <w:highlight w:val="yellow"/>
-        </w:rPr>
-      </w:pPr>
-      <w:r>
-        <w:rPr>
-          <w:rFonts w:ascii="Arial" w:hAnsi="Arial" w:cs="Arial"/>
-          <w:sz w:val="20"/>
-          <w:szCs w:val="20"/>
-          <w:highlight w:val="yellow"/>
-        </w:rPr>
-        <w:t>DMZ Service Application Testing</w:t>
+        <w:pStyle w:val="NormalWeb"/>
+        <w:spacing w:before="0" w:beforeAutospacing="0"/>
+        <w:rPr>
+          <w:rFonts w:ascii="Arial" w:hAnsi="Arial" w:cs="Arial"/>
+          <w:sz w:val="20"/>
+          <w:szCs w:val="20"/>
+        </w:rPr>
+      </w:pPr>
+      <w:r>
+        <w:rPr>
+          <w:rFonts w:ascii="Arial" w:hAnsi="Arial" w:cs="Arial"/>
+          <w:sz w:val="20"/>
+          <w:szCs w:val="20"/>
+        </w:rPr>
+        <w:t>This validates that the network supports more than just raw data.</w:t>
       </w:r>
     </w:p>
     <w:p>
       <w:pPr>
+        <w:pStyle w:val="NormalWeb"/>
         <w:numPr>
           <w:ilvl w:val="0"/>
-          <w:numId w:val="16"/>
+          <w:numId w:val="39"/>
         </w:numPr>
-        <w:rPr>
-          <w:rFonts w:ascii="Arial" w:hAnsi="Arial" w:cs="Arial"/>
-          <w:sz w:val="20"/>
-          <w:szCs w:val="20"/>
-          <w:highlight w:val="yellow"/>
+        <w:spacing w:before="0" w:beforeAutospacing="0"/>
+        <w:rPr>
+          <w:rFonts w:ascii="Arial" w:hAnsi="Arial" w:cs="Arial"/>
+          <w:sz w:val="20"/>
+          <w:szCs w:val="20"/>
         </w:rPr>
       </w:pPr>
       <w:r>
@@ -3168,9 +4391,16 @@
           <w:bCs/>
           <w:sz w:val="20"/>
           <w:szCs w:val="20"/>
-          <w:highlight w:val="yellow"/>
-        </w:rPr>
-        <w:t>Test</w:t>
+        </w:rPr>
+        <w:t>IP Phones:</w:t>
+      </w:r>
+      <w:r>
+        <w:rPr>
+          <w:rFonts w:ascii="Arial" w:hAnsi="Arial" w:cs="Arial"/>
+          <w:sz w:val="20"/>
+          <w:szCs w:val="20"/>
+        </w:rPr>
+        <w:t xml:space="preserve"> Use </w:t>
       </w:r>
       <w:r>
         <w:rPr>
@@ -3179,38 +4409,50 @@
           <w:bCs/>
           <w:sz w:val="20"/>
           <w:szCs w:val="20"/>
-          <w:highlight w:val="yellow"/>
-        </w:rPr>
-        <w:t>:</w:t>
-      </w:r>
-      <w:r>
-        <w:rPr>
-          <w:rFonts w:ascii="Arial" w:hAnsi="Arial" w:cs="Arial"/>
-          <w:sz w:val="20"/>
-          <w:szCs w:val="20"/>
-          <w:highlight w:val="yellow"/>
-        </w:rPr>
-        <w:t xml:space="preserve"> Synthetic transactions (DNS Lookups, DHCP Lease requests, HTTP HEAD requests).</w:t>
+        </w:rPr>
+        <w:t>Cisco IP SLA</w:t>
+      </w:r>
+      <w:r>
+        <w:rPr>
+          <w:rFonts w:ascii="Arial" w:hAnsi="Arial" w:cs="Arial"/>
+          <w:sz w:val="20"/>
+          <w:szCs w:val="20"/>
+        </w:rPr>
+        <w:t xml:space="preserve"> on </w:t>
+      </w:r>
+      <w:r>
+        <w:rPr>
+          <w:rFonts w:ascii="Arial" w:hAnsi="Arial" w:cs="Arial"/>
+          <w:b/>
+          <w:bCs/>
+          <w:sz w:val="20"/>
+          <w:szCs w:val="20"/>
+        </w:rPr>
+        <w:t>MS1</w:t>
+      </w:r>
+      <w:r>
+        <w:rPr>
+          <w:rFonts w:ascii="Arial" w:hAnsi="Arial" w:cs="Arial"/>
+          <w:sz w:val="20"/>
+          <w:szCs w:val="20"/>
+        </w:rPr>
+        <w:t xml:space="preserve"> to simulate voice jitter.</w:t>
       </w:r>
     </w:p>
     <w:p>
       <w:pPr>
-        <w:rPr>
-          <w:rFonts w:ascii="Arial" w:hAnsi="Arial" w:cs="Arial"/>
-          <w:sz w:val="20"/>
-          <w:szCs w:val="20"/>
-          <w:highlight w:val="yellow"/>
-        </w:rPr>
-      </w:pPr>
-      <w:r>
-        <w:rPr>
-          <w:rFonts w:ascii="Arial" w:hAnsi="Arial" w:cs="Arial"/>
-          <w:sz w:val="20"/>
-          <w:szCs w:val="20"/>
-          <w:highlight w:val="yellow"/>
-        </w:rPr>
-        <w:t>Testing</w:t>
-      </w:r>
+        <w:pStyle w:val="NormalWeb"/>
+        <w:numPr>
+          <w:ilvl w:val="1"/>
+          <w:numId w:val="39"/>
+        </w:numPr>
+        <w:spacing w:before="0" w:beforeAutospacing="0"/>
+        <w:rPr>
+          <w:rFonts w:ascii="Arial" w:hAnsi="Arial" w:cs="Arial"/>
+          <w:sz w:val="20"/>
+          <w:szCs w:val="20"/>
+        </w:rPr>
+      </w:pPr>
       <w:r>
         <w:rPr>
           <w:rFonts w:ascii="Arial" w:hAnsi="Arial" w:cs="Arial"/>
@@ -3218,49 +4460,60 @@
           <w:bCs/>
           <w:sz w:val="20"/>
           <w:szCs w:val="20"/>
-          <w:highlight w:val="yellow"/>
+        </w:rPr>
+        <w:t>CLI Method:</w:t>
+      </w:r>
+      <w:r>
+        <w:rPr>
+          <w:rFonts w:ascii="Arial" w:hAnsi="Arial" w:cs="Arial"/>
+          <w:sz w:val="20"/>
+          <w:szCs w:val="20"/>
         </w:rPr>
         <w:t xml:space="preserve"> </w:t>
       </w:r>
       <w:r>
         <w:rPr>
-          <w:rFonts w:ascii="Arial" w:hAnsi="Arial" w:cs="Arial"/>
-          <w:sz w:val="20"/>
-          <w:szCs w:val="20"/>
-          <w:highlight w:val="yellow"/>
-        </w:rPr>
-        <w:t>WEB, MAIL, Proxy, DHCP, DNS, Database.</w:t>
-      </w:r>
-      <w:r>
-        <w:rPr>
-          <w:rFonts w:ascii="Arial" w:hAnsi="Arial" w:cs="Arial"/>
-          <w:sz w:val="20"/>
-          <w:szCs w:val="20"/>
-          <w:highlight w:val="yellow"/>
-        </w:rPr>
-        <w:t xml:space="preserve"> To verify that each</w:t>
-      </w:r>
-      <w:r>
-        <w:rPr>
-          <w:rFonts w:ascii="Arial" w:hAnsi="Arial" w:cs="Arial"/>
-          <w:sz w:val="20"/>
-          <w:szCs w:val="20"/>
-          <w:highlight w:val="yellow"/>
-        </w:rPr>
-        <w:t xml:space="preserve"> server might be pingable, but the service (WEB, MAIL, Proxy, DHCP, DNS, Database) might be frozen.</w:t>
+          <w:rStyle w:val="HTMLCode"/>
+          <w:rFonts w:ascii="Arial" w:hAnsi="Arial" w:cs="Arial"/>
+        </w:rPr>
+        <w:t>show call active voice</w:t>
+      </w:r>
+      <w:r>
+        <w:rPr>
+          <w:rFonts w:ascii="Arial" w:hAnsi="Arial" w:cs="Arial"/>
+          <w:sz w:val="20"/>
+          <w:szCs w:val="20"/>
+        </w:rPr>
+        <w:t xml:space="preserve"> and </w:t>
+      </w:r>
+      <w:r>
+        <w:rPr>
+          <w:rStyle w:val="HTMLCode"/>
+          <w:rFonts w:ascii="Arial" w:hAnsi="Arial" w:cs="Arial"/>
+        </w:rPr>
+        <w:t>show policy-map interface</w:t>
+      </w:r>
+      <w:r>
+        <w:rPr>
+          <w:rFonts w:ascii="Arial" w:hAnsi="Arial" w:cs="Arial"/>
+          <w:sz w:val="20"/>
+          <w:szCs w:val="20"/>
+        </w:rPr>
+        <w:t xml:space="preserve"> to confirm QoS marking.</w:t>
       </w:r>
     </w:p>
     <w:p>
       <w:pPr>
+        <w:pStyle w:val="NormalWeb"/>
         <w:numPr>
           <w:ilvl w:val="1"/>
-          <w:numId w:val="16"/>
+          <w:numId w:val="39"/>
         </w:numPr>
-        <w:rPr>
-          <w:rFonts w:ascii="Arial" w:hAnsi="Arial" w:cs="Arial"/>
-          <w:sz w:val="20"/>
-          <w:szCs w:val="20"/>
-          <w:highlight w:val="yellow"/>
+        <w:spacing w:before="0" w:beforeAutospacing="0"/>
+        <w:rPr>
+          <w:rFonts w:ascii="Arial" w:hAnsi="Arial" w:cs="Arial"/>
+          <w:sz w:val="20"/>
+          <w:szCs w:val="20"/>
         </w:rPr>
       </w:pPr>
       <w:r>
@@ -3270,31 +4523,99 @@
           <w:bCs/>
           <w:sz w:val="20"/>
           <w:szCs w:val="20"/>
-          <w:highlight w:val="yellow"/>
-        </w:rPr>
-        <w:t>DHCP:</w:t>
-      </w:r>
-      <w:r>
-        <w:rPr>
-          <w:rFonts w:ascii="Arial" w:hAnsi="Arial" w:cs="Arial"/>
-          <w:sz w:val="20"/>
-          <w:szCs w:val="20"/>
-          <w:highlight w:val="yellow"/>
-        </w:rPr>
-        <w:t xml:space="preserve"> Test lease availability to ensure students in LABs aren't getting APIPA addresses.</w:t>
+        </w:rPr>
+        <w:t>Software Tool:</w:t>
+      </w:r>
+      <w:r>
+        <w:rPr>
+          <w:rFonts w:ascii="Arial" w:hAnsi="Arial" w:cs="Arial"/>
+          <w:sz w:val="20"/>
+          <w:szCs w:val="20"/>
+        </w:rPr>
+        <w:t xml:space="preserve"> </w:t>
+      </w:r>
+      <w:r>
+        <w:rPr>
+          <w:rFonts w:ascii="Arial" w:hAnsi="Arial" w:cs="Arial"/>
+          <w:b/>
+          <w:bCs/>
+          <w:sz w:val="20"/>
+          <w:szCs w:val="20"/>
+        </w:rPr>
+        <w:t>VQM (Voice Quality Monitoring)</w:t>
+      </w:r>
+      <w:r>
+        <w:rPr>
+          <w:rFonts w:ascii="Arial" w:hAnsi="Arial" w:cs="Arial"/>
+          <w:sz w:val="20"/>
+          <w:szCs w:val="20"/>
+        </w:rPr>
+        <w:t xml:space="preserve"> to ensure MOS scores remain above 4.0.</w:t>
       </w:r>
     </w:p>
     <w:p>
       <w:pPr>
+        <w:pStyle w:val="NormalWeb"/>
+        <w:numPr>
+          <w:ilvl w:val="0"/>
+          <w:numId w:val="39"/>
+        </w:numPr>
+        <w:spacing w:before="0" w:beforeAutospacing="0"/>
+        <w:rPr>
+          <w:rFonts w:ascii="Arial" w:hAnsi="Arial" w:cs="Arial"/>
+          <w:sz w:val="20"/>
+          <w:szCs w:val="20"/>
+        </w:rPr>
+      </w:pPr>
+      <w:r>
+        <w:rPr>
+          <w:rFonts w:ascii="Arial" w:hAnsi="Arial" w:cs="Arial"/>
+          <w:b/>
+          <w:bCs/>
+          <w:sz w:val="20"/>
+          <w:szCs w:val="20"/>
+        </w:rPr>
+        <w:t>DMZ Services:</w:t>
+      </w:r>
+      <w:r>
+        <w:rPr>
+          <w:rFonts w:ascii="Arial" w:hAnsi="Arial" w:cs="Arial"/>
+          <w:sz w:val="20"/>
+          <w:szCs w:val="20"/>
+        </w:rPr>
+        <w:t xml:space="preserve"> Test the </w:t>
+      </w:r>
+      <w:r>
+        <w:rPr>
+          <w:rFonts w:ascii="Arial" w:hAnsi="Arial" w:cs="Arial"/>
+          <w:b/>
+          <w:bCs/>
+          <w:sz w:val="20"/>
+          <w:szCs w:val="20"/>
+        </w:rPr>
+        <w:t>Web, Mail, and DNS</w:t>
+      </w:r>
+      <w:r>
+        <w:rPr>
+          <w:rFonts w:ascii="Arial" w:hAnsi="Arial" w:cs="Arial"/>
+          <w:sz w:val="20"/>
+          <w:szCs w:val="20"/>
+        </w:rPr>
+        <w:t xml:space="preserve"> servers.</w:t>
+      </w:r>
+    </w:p>
+    <w:p>
+      <w:pPr>
+        <w:pStyle w:val="NormalWeb"/>
         <w:numPr>
           <w:ilvl w:val="1"/>
-          <w:numId w:val="16"/>
+          <w:numId w:val="39"/>
         </w:numPr>
-        <w:rPr>
-          <w:rFonts w:ascii="Arial" w:hAnsi="Arial" w:cs="Arial"/>
-          <w:sz w:val="20"/>
-          <w:szCs w:val="20"/>
-          <w:highlight w:val="yellow"/>
+        <w:spacing w:before="0" w:beforeAutospacing="0"/>
+        <w:rPr>
+          <w:rFonts w:ascii="Arial" w:hAnsi="Arial" w:cs="Arial"/>
+          <w:sz w:val="20"/>
+          <w:szCs w:val="20"/>
         </w:rPr>
       </w:pPr>
       <w:r>
@@ -3304,31 +4625,104 @@
           <w:bCs/>
           <w:sz w:val="20"/>
           <w:szCs w:val="20"/>
-          <w:highlight w:val="yellow"/>
-        </w:rPr>
-        <w:t>DNS:</w:t>
-      </w:r>
-      <w:r>
-        <w:rPr>
-          <w:rFonts w:ascii="Arial" w:hAnsi="Arial" w:cs="Arial"/>
-          <w:sz w:val="20"/>
-          <w:szCs w:val="20"/>
-          <w:highlight w:val="yellow"/>
-        </w:rPr>
-        <w:t xml:space="preserve"> Ensure internal hostnames resolve correctly to DMZ IPs.</w:t>
+        </w:rPr>
+        <w:t>Software Tool:</w:t>
+      </w:r>
+      <w:r>
+        <w:rPr>
+          <w:rFonts w:ascii="Arial" w:hAnsi="Arial" w:cs="Arial"/>
+          <w:sz w:val="20"/>
+          <w:szCs w:val="20"/>
+        </w:rPr>
+        <w:t xml:space="preserve"> </w:t>
+      </w:r>
+      <w:r>
+        <w:rPr>
+          <w:rFonts w:ascii="Arial" w:hAnsi="Arial" w:cs="Arial"/>
+          <w:b/>
+          <w:bCs/>
+          <w:sz w:val="20"/>
+          <w:szCs w:val="20"/>
+        </w:rPr>
+        <w:t>New Relic</w:t>
+      </w:r>
+      <w:r>
+        <w:rPr>
+          <w:rFonts w:ascii="Arial" w:hAnsi="Arial" w:cs="Arial"/>
+          <w:sz w:val="20"/>
+          <w:szCs w:val="20"/>
+        </w:rPr>
+        <w:t xml:space="preserve"> and </w:t>
+      </w:r>
+      <w:r>
+        <w:rPr>
+          <w:rFonts w:ascii="Arial" w:hAnsi="Arial" w:cs="Arial"/>
+          <w:b/>
+          <w:bCs/>
+          <w:sz w:val="20"/>
+          <w:szCs w:val="20"/>
+        </w:rPr>
+        <w:t>HTTP/DNS Checkers</w:t>
+      </w:r>
+      <w:r>
+        <w:rPr>
+          <w:rFonts w:ascii="Arial" w:hAnsi="Arial" w:cs="Arial"/>
+          <w:sz w:val="20"/>
+          <w:szCs w:val="20"/>
+        </w:rPr>
+        <w:t xml:space="preserve"> to measure application response times.</w:t>
       </w:r>
     </w:p>
     <w:p>
       <w:pPr>
+        <w:pStyle w:val="Heading4"/>
+        <w:spacing w:before="0"/>
+        <w:rPr>
+          <w:rFonts w:ascii="Arial" w:hAnsi="Arial" w:cs="Arial"/>
+          <w:sz w:val="20"/>
+          <w:szCs w:val="20"/>
+        </w:rPr>
+      </w:pPr>
+      <w:r>
+        <w:rPr>
+          <w:rFonts w:ascii="Arial" w:hAnsi="Arial" w:cs="Arial"/>
+          <w:sz w:val="20"/>
+          <w:szCs w:val="20"/>
+        </w:rPr>
+        <w:t>E. Troubleshooting Switch Configurations</w:t>
+      </w:r>
+    </w:p>
+    <w:p>
+      <w:pPr>
+        <w:pStyle w:val="NormalWeb"/>
+        <w:spacing w:before="0" w:beforeAutospacing="0"/>
+        <w:rPr>
+          <w:rFonts w:ascii="Arial" w:hAnsi="Arial" w:cs="Arial"/>
+          <w:sz w:val="20"/>
+          <w:szCs w:val="20"/>
+        </w:rPr>
+      </w:pPr>
+      <w:r>
+        <w:rPr>
+          <w:rFonts w:ascii="Arial" w:hAnsi="Arial" w:cs="Arial"/>
+          <w:sz w:val="20"/>
+          <w:szCs w:val="20"/>
+        </w:rPr>
+        <w:t>To identify mismatches or errors that cause "silent" performance degradation:</w:t>
+      </w:r>
+    </w:p>
+    <w:p>
+      <w:pPr>
+        <w:pStyle w:val="NormalWeb"/>
         <w:numPr>
-          <w:ilvl w:val="1"/>
-          <w:numId w:val="16"/>
+          <w:ilvl w:val="0"/>
+          <w:numId w:val="40"/>
         </w:numPr>
-        <w:rPr>
-          <w:rFonts w:ascii="Arial" w:hAnsi="Arial" w:cs="Arial"/>
-          <w:sz w:val="20"/>
-          <w:szCs w:val="20"/>
-          <w:highlight w:val="yellow"/>
+        <w:spacing w:before="0" w:beforeAutospacing="0"/>
+        <w:rPr>
+          <w:rFonts w:ascii="Arial" w:hAnsi="Arial" w:cs="Arial"/>
+          <w:sz w:val="20"/>
+          <w:szCs w:val="20"/>
         </w:rPr>
       </w:pPr>
       <w:r>
@@ -3338,19 +4732,32 @@
           <w:bCs/>
           <w:sz w:val="20"/>
           <w:szCs w:val="20"/>
-          <w:highlight w:val="yellow"/>
-        </w:rPr>
-        <w:t>Mail/Proxy:</w:t>
-      </w:r>
-      <w:r>
-        <w:rPr>
-          <w:rFonts w:ascii="Arial" w:hAnsi="Arial" w:cs="Arial"/>
-          <w:sz w:val="20"/>
-          <w:szCs w:val="20"/>
-          <w:highlight w:val="yellow"/>
-        </w:rPr>
-        <w:t xml:space="preserve"> Verify the Proxy is correctly filtering outbound internet traffic via </w:t>
-      </w:r>
+        </w:rPr>
+        <w:t>The Test:</w:t>
+      </w:r>
+      <w:r>
+        <w:rPr>
+          <w:rFonts w:ascii="Arial" w:hAnsi="Arial" w:cs="Arial"/>
+          <w:sz w:val="20"/>
+          <w:szCs w:val="20"/>
+        </w:rPr>
+        <w:t xml:space="preserve"> Audit for duplex mismatches and spanning-tree inconsistencies.</w:t>
+      </w:r>
+    </w:p>
+    <w:p>
+      <w:pPr>
+        <w:pStyle w:val="NormalWeb"/>
+        <w:numPr>
+          <w:ilvl w:val="0"/>
+          <w:numId w:val="40"/>
+        </w:numPr>
+        <w:spacing w:before="0" w:beforeAutospacing="0"/>
+        <w:rPr>
+          <w:rFonts w:ascii="Arial" w:hAnsi="Arial" w:cs="Arial"/>
+          <w:sz w:val="20"/>
+          <w:szCs w:val="20"/>
+        </w:rPr>
+      </w:pPr>
       <w:r>
         <w:rPr>
           <w:rFonts w:ascii="Arial" w:hAnsi="Arial" w:cs="Arial"/>
@@ -3358,372 +4765,783 @@
           <w:bCs/>
           <w:sz w:val="20"/>
           <w:szCs w:val="20"/>
-          <w:highlight w:val="yellow"/>
-        </w:rPr>
-        <w:t>Firewall2</w:t>
-      </w:r>
-      <w:r>
-        <w:rPr>
-          <w:rFonts w:ascii="Arial" w:hAnsi="Arial" w:cs="Arial"/>
-          <w:sz w:val="20"/>
-          <w:szCs w:val="20"/>
-          <w:highlight w:val="yellow"/>
-        </w:rPr>
-        <w:t>.</w:t>
+        </w:rPr>
+        <w:lastRenderedPageBreak/>
+        <w:t>CLI Method:</w:t>
+      </w:r>
+      <w:r>
+        <w:rPr>
+          <w:rFonts w:ascii="Arial" w:hAnsi="Arial" w:cs="Arial"/>
+          <w:sz w:val="20"/>
+          <w:szCs w:val="20"/>
+        </w:rPr>
+        <w:t xml:space="preserve"> </w:t>
+      </w:r>
+      <w:r>
+        <w:rPr>
+          <w:rStyle w:val="HTMLCode"/>
+          <w:rFonts w:ascii="Arial" w:hAnsi="Arial" w:cs="Arial"/>
+        </w:rPr>
+        <w:t>show interfaces</w:t>
+      </w:r>
+      <w:r>
+        <w:rPr>
+          <w:rFonts w:ascii="Arial" w:hAnsi="Arial" w:cs="Arial"/>
+          <w:sz w:val="20"/>
+          <w:szCs w:val="20"/>
+        </w:rPr>
+        <w:t xml:space="preserve"> (look for CRC errors) and </w:t>
+      </w:r>
+      <w:r>
+        <w:rPr>
+          <w:rStyle w:val="HTMLCode"/>
+          <w:rFonts w:ascii="Arial" w:hAnsi="Arial" w:cs="Arial"/>
+        </w:rPr>
+        <w:t>show tech-support</w:t>
+      </w:r>
+      <w:r>
+        <w:rPr>
+          <w:rFonts w:ascii="Arial" w:hAnsi="Arial" w:cs="Arial"/>
+          <w:sz w:val="20"/>
+          <w:szCs w:val="20"/>
+        </w:rPr>
+        <w:t xml:space="preserve"> for a comprehensive health dump.</w:t>
       </w:r>
     </w:p>
     <w:p>
       <w:pPr>
-        <w:rPr>
-          <w:rFonts w:ascii="Arial" w:hAnsi="Arial" w:cs="Arial"/>
-          <w:sz w:val="20"/>
-          <w:szCs w:val="20"/>
-          <w:highlight w:val="yellow"/>
-        </w:rPr>
-      </w:pPr>
+        <w:pStyle w:val="NormalWeb"/>
+        <w:numPr>
+          <w:ilvl w:val="0"/>
+          <w:numId w:val="40"/>
+        </w:numPr>
+        <w:spacing w:before="0" w:beforeAutospacing="0"/>
+        <w:rPr>
+          <w:rFonts w:ascii="Arial" w:hAnsi="Arial" w:cs="Arial"/>
+          <w:sz w:val="20"/>
+          <w:szCs w:val="20"/>
+        </w:rPr>
+      </w:pPr>
+      <w:r>
+        <w:rPr>
+          <w:rFonts w:ascii="Arial" w:hAnsi="Arial" w:cs="Arial"/>
+          <w:b/>
+          <w:bCs/>
+          <w:sz w:val="20"/>
+          <w:szCs w:val="20"/>
+        </w:rPr>
+        <w:t>Software Tool:</w:t>
+      </w:r>
+      <w:r>
+        <w:rPr>
+          <w:rFonts w:ascii="Arial" w:hAnsi="Arial" w:cs="Arial"/>
+          <w:sz w:val="20"/>
+          <w:szCs w:val="20"/>
+        </w:rPr>
+        <w:t xml:space="preserve"> </w:t>
+      </w:r>
+      <w:r>
+        <w:rPr>
+          <w:rFonts w:ascii="Arial" w:hAnsi="Arial" w:cs="Arial"/>
+          <w:b/>
+          <w:bCs/>
+          <w:sz w:val="20"/>
+          <w:szCs w:val="20"/>
+        </w:rPr>
+        <w:t>Cisco Switch Configuration Management Tool</w:t>
+      </w:r>
+      <w:r>
+        <w:rPr>
+          <w:rFonts w:ascii="Arial" w:hAnsi="Arial" w:cs="Arial"/>
+          <w:sz w:val="20"/>
+          <w:szCs w:val="20"/>
+        </w:rPr>
+        <w:t xml:space="preserve"> is used to compare the current running-config against the "Known Good" baseline to identify unauthorised changes.</w:t>
+      </w:r>
     </w:p>
     <w:p>
       <w:pPr>
-        <w:pStyle w:val="Heading3"/>
-        <w:rPr>
-          <w:rFonts w:ascii="Arial" w:hAnsi="Arial" w:cs="Arial"/>
-          <w:sz w:val="20"/>
-          <w:szCs w:val="20"/>
-          <w:highlight w:val="yellow"/>
-        </w:rPr>
-      </w:pPr>
-      <w:r>
-        <w:rPr>
-          <w:rFonts w:ascii="Arial" w:hAnsi="Arial" w:cs="Arial"/>
-          <w:sz w:val="20"/>
-          <w:szCs w:val="20"/>
-          <w:highlight w:val="yellow"/>
-        </w:rPr>
-        <w:t>Security Policy &amp; Firewall Testing</w:t>
+        <w:rPr>
+          <w:rFonts w:ascii="Arial" w:hAnsi="Arial" w:cs="Arial"/>
+          <w:sz w:val="20"/>
+          <w:szCs w:val="20"/>
+        </w:rPr>
+      </w:pPr>
+      <w:r>
+        <w:rPr>
+          <w:noProof/>
+        </w:rPr>
+      </w:r>
+      <w:r>
+        <w:pict w14:anchorId="3D5070B1">
+          <v:rect id="Horizontal Line 22" o:spid="_x0000_s2050" style="width:451pt;height:.1pt;visibility:visible;mso-wrap-style:square;mso-left-percent:-10001;mso-top-percent:-10001;mso-position-horizontal:absolute;mso-position-horizontal-relative:char;mso-position-vertical:absolute;mso-position-vertical-relative:line;mso-left-percent:-10001;mso-top-percent:-10001;v-text-anchor:top" o:gfxdata="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" filled="f">
+            <o:lock v:ext="edit" rotation="t" aspectratio="t" verticies="t" text="t" shapetype="t"/>
+            <w10:anchorlock/>
+          </v:rect>
+        </w:pict>
       </w:r>
     </w:p>
     <w:p>
       <w:pPr>
-        <w:numPr>
-          <w:ilvl w:val="0"/>
-          <w:numId w:val="17"/>
-        </w:numPr>
-        <w:rPr>
-          <w:rFonts w:ascii="Arial" w:hAnsi="Arial" w:cs="Arial"/>
-          <w:sz w:val="20"/>
-          <w:szCs w:val="20"/>
-          <w:highlight w:val="yellow"/>
-        </w:rPr>
-      </w:pPr>
-      <w:r>
-        <w:rPr>
-          <w:rFonts w:ascii="Arial" w:hAnsi="Arial" w:cs="Arial"/>
-          <w:b/>
-          <w:bCs/>
-          <w:sz w:val="20"/>
-          <w:szCs w:val="20"/>
-          <w:highlight w:val="yellow"/>
-        </w:rPr>
-        <w:t>Test</w:t>
-      </w:r>
-      <w:r>
-        <w:rPr>
-          <w:rFonts w:ascii="Arial" w:hAnsi="Arial" w:cs="Arial"/>
-          <w:b/>
-          <w:bCs/>
-          <w:sz w:val="20"/>
-          <w:szCs w:val="20"/>
-          <w:highlight w:val="yellow"/>
-        </w:rPr>
-        <w:t>:</w:t>
-      </w:r>
-      <w:r>
-        <w:rPr>
-          <w:rFonts w:ascii="Arial" w:hAnsi="Arial" w:cs="Arial"/>
-          <w:sz w:val="20"/>
-          <w:szCs w:val="20"/>
-          <w:highlight w:val="yellow"/>
-        </w:rPr>
-        <w:t xml:space="preserve"> Penetration testing and ACL validation.</w:t>
-      </w:r>
+        <w:pStyle w:val="Heading3"/>
+        <w:rPr>
+          <w:rFonts w:ascii="Arial" w:hAnsi="Arial" w:cs="Arial"/>
+          <w:sz w:val="20"/>
+          <w:szCs w:val="20"/>
+        </w:rPr>
+      </w:pPr>
+      <w:r>
+        <w:rPr>
+          <w:rFonts w:ascii="Arial" w:hAnsi="Arial" w:cs="Arial"/>
+          <w:sz w:val="20"/>
+          <w:szCs w:val="20"/>
+        </w:rPr>
+        <w:t>2.3 Verification Matrix</w:t>
+      </w:r>
+    </w:p>
+    <w:tbl>
+      <w:tblPr>
+        <w:tblW w:w="0" w:type="auto"/>
+        <w:tblCellSpacing w:w="15" w:type="dxa"/>
+        <w:tblCellMar>
+          <w:top w:w="15" w:type="dxa"/>
+          <w:left w:w="15" w:type="dxa"/>
+          <w:bottom w:w="15" w:type="dxa"/>
+          <w:right w:w="15" w:type="dxa"/>
+        </w:tblCellMar>
+        <w:tblLook w:val="04A0" w:firstRow="1" w:lastRow="0" w:firstColumn="1" w:lastColumn="0" w:noHBand="0" w:noVBand="1"/>
+      </w:tblPr>
+      <w:tblGrid>
+        <w:gridCol w:w="2202"/>
+        <w:gridCol w:w="3277"/>
+        <w:gridCol w:w="3525"/>
+      </w:tblGrid>
+      <w:tr>
+        <w:trPr>
+          <w:tblHeader/>
+          <w:tblCellSpacing w:w="15" w:type="dxa"/>
+        </w:trPr>
+        <w:tc>
+          <w:tcPr>
+            <w:tcW w:w="0" w:type="auto"/>
+            <w:tcBorders>
+              <w:top w:val="single" w:sz="6" w:space="0" w:color="auto"/>
+              <w:left w:val="single" w:sz="6" w:space="0" w:color="auto"/>
+              <w:bottom w:val="single" w:sz="6" w:space="0" w:color="auto"/>
+              <w:right w:val="single" w:sz="6" w:space="0" w:color="auto"/>
+            </w:tcBorders>
+            <w:vAlign w:val="center"/>
+            <w:hideMark/>
+          </w:tcPr>
+          <w:p>
+            <w:pPr>
+              <w:rPr>
+                <w:rFonts w:ascii="Arial" w:hAnsi="Arial" w:cs="Arial"/>
+                <w:sz w:val="20"/>
+                <w:szCs w:val="20"/>
+              </w:rPr>
+            </w:pPr>
+            <w:r>
+              <w:rPr>
+                <w:rStyle w:val="Strong"/>
+                <w:rFonts w:ascii="Arial" w:hAnsi="Arial" w:cs="Arial"/>
+                <w:sz w:val="20"/>
+                <w:szCs w:val="20"/>
+              </w:rPr>
+              <w:t>Target</w:t>
+            </w:r>
+          </w:p>
+        </w:tc>
+        <w:tc>
+          <w:tcPr>
+            <w:tcW w:w="0" w:type="auto"/>
+            <w:tcBorders>
+              <w:top w:val="single" w:sz="6" w:space="0" w:color="auto"/>
+              <w:left w:val="single" w:sz="6" w:space="0" w:color="auto"/>
+              <w:bottom w:val="single" w:sz="6" w:space="0" w:color="auto"/>
+              <w:right w:val="single" w:sz="6" w:space="0" w:color="auto"/>
+            </w:tcBorders>
+            <w:vAlign w:val="center"/>
+            <w:hideMark/>
+          </w:tcPr>
+          <w:p>
+            <w:pPr>
+              <w:rPr>
+                <w:rFonts w:ascii="Arial" w:hAnsi="Arial" w:cs="Arial"/>
+                <w:sz w:val="20"/>
+                <w:szCs w:val="20"/>
+              </w:rPr>
+            </w:pPr>
+            <w:r>
+              <w:rPr>
+                <w:rStyle w:val="Strong"/>
+                <w:rFonts w:ascii="Arial" w:hAnsi="Arial" w:cs="Arial"/>
+                <w:sz w:val="20"/>
+                <w:szCs w:val="20"/>
+              </w:rPr>
+              <w:t>CLI Command for Validation</w:t>
+            </w:r>
+          </w:p>
+        </w:tc>
+        <w:tc>
+          <w:tcPr>
+            <w:tcW w:w="0" w:type="auto"/>
+            <w:tcBorders>
+              <w:top w:val="single" w:sz="6" w:space="0" w:color="auto"/>
+              <w:left w:val="single" w:sz="6" w:space="0" w:color="auto"/>
+              <w:bottom w:val="single" w:sz="6" w:space="0" w:color="auto"/>
+              <w:right w:val="single" w:sz="6" w:space="0" w:color="auto"/>
+            </w:tcBorders>
+            <w:vAlign w:val="center"/>
+            <w:hideMark/>
+          </w:tcPr>
+          <w:p>
+            <w:pPr>
+              <w:rPr>
+                <w:rFonts w:ascii="Arial" w:hAnsi="Arial" w:cs="Arial"/>
+                <w:sz w:val="20"/>
+                <w:szCs w:val="20"/>
+              </w:rPr>
+            </w:pPr>
+            <w:r>
+              <w:rPr>
+                <w:rStyle w:val="Strong"/>
+                <w:rFonts w:ascii="Arial" w:hAnsi="Arial" w:cs="Arial"/>
+                <w:sz w:val="20"/>
+                <w:szCs w:val="20"/>
+              </w:rPr>
+              <w:t>Software Tool for Analysis</w:t>
+            </w:r>
+          </w:p>
+        </w:tc>
+      </w:tr>
+      <w:tr>
+        <w:trPr>
+          <w:tblCellSpacing w:w="15" w:type="dxa"/>
+        </w:trPr>
+        <w:tc>
+          <w:tcPr>
+            <w:tcW w:w="0" w:type="auto"/>
+            <w:tcBorders>
+              <w:top w:val="single" w:sz="6" w:space="0" w:color="auto"/>
+              <w:left w:val="single" w:sz="6" w:space="0" w:color="auto"/>
+              <w:bottom w:val="single" w:sz="6" w:space="0" w:color="auto"/>
+              <w:right w:val="single" w:sz="6" w:space="0" w:color="auto"/>
+            </w:tcBorders>
+            <w:vAlign w:val="center"/>
+            <w:hideMark/>
+          </w:tcPr>
+          <w:p>
+            <w:pPr>
+              <w:rPr>
+                <w:rFonts w:ascii="Arial" w:hAnsi="Arial" w:cs="Arial"/>
+                <w:sz w:val="20"/>
+                <w:szCs w:val="20"/>
+              </w:rPr>
+            </w:pPr>
+            <w:r>
+              <w:rPr>
+                <w:rFonts w:ascii="Arial" w:hAnsi="Arial" w:cs="Arial"/>
+                <w:b/>
+                <w:bCs/>
+                <w:sz w:val="20"/>
+                <w:szCs w:val="20"/>
+              </w:rPr>
+              <w:t>SVI Reachability</w:t>
+            </w:r>
+          </w:p>
+        </w:tc>
+        <w:tc>
+          <w:tcPr>
+            <w:tcW w:w="0" w:type="auto"/>
+            <w:tcBorders>
+              <w:top w:val="single" w:sz="6" w:space="0" w:color="auto"/>
+              <w:left w:val="single" w:sz="6" w:space="0" w:color="auto"/>
+              <w:bottom w:val="single" w:sz="6" w:space="0" w:color="auto"/>
+              <w:right w:val="single" w:sz="6" w:space="0" w:color="auto"/>
+            </w:tcBorders>
+            <w:vAlign w:val="center"/>
+            <w:hideMark/>
+          </w:tcPr>
+          <w:p>
+            <w:pPr>
+              <w:rPr>
+                <w:rFonts w:ascii="Arial" w:hAnsi="Arial" w:cs="Arial"/>
+                <w:sz w:val="20"/>
+                <w:szCs w:val="20"/>
+              </w:rPr>
+            </w:pPr>
+            <w:r>
+              <w:rPr>
+                <w:rStyle w:val="HTMLCode"/>
+                <w:rFonts w:ascii="Arial" w:hAnsi="Arial" w:cs="Arial"/>
+              </w:rPr>
+              <w:t>ping [Gateway IP]</w:t>
+            </w:r>
+          </w:p>
+        </w:tc>
+        <w:tc>
+          <w:tcPr>
+            <w:tcW w:w="0" w:type="auto"/>
+            <w:tcBorders>
+              <w:top w:val="single" w:sz="6" w:space="0" w:color="auto"/>
+              <w:left w:val="single" w:sz="6" w:space="0" w:color="auto"/>
+              <w:bottom w:val="single" w:sz="6" w:space="0" w:color="auto"/>
+              <w:right w:val="single" w:sz="6" w:space="0" w:color="auto"/>
+            </w:tcBorders>
+            <w:vAlign w:val="center"/>
+            <w:hideMark/>
+          </w:tcPr>
+          <w:p>
+            <w:pPr>
+              <w:rPr>
+                <w:rFonts w:ascii="Arial" w:hAnsi="Arial" w:cs="Arial"/>
+                <w:sz w:val="20"/>
+                <w:szCs w:val="20"/>
+              </w:rPr>
+            </w:pPr>
+            <w:r>
+              <w:rPr>
+                <w:rFonts w:ascii="Arial" w:hAnsi="Arial" w:cs="Arial"/>
+                <w:sz w:val="20"/>
+                <w:szCs w:val="20"/>
+              </w:rPr>
+              <w:t>PRTG (ICMP Sensor)</w:t>
+            </w:r>
+          </w:p>
+        </w:tc>
+      </w:tr>
+      <w:tr>
+        <w:trPr>
+          <w:tblCellSpacing w:w="15" w:type="dxa"/>
+        </w:trPr>
+        <w:tc>
+          <w:tcPr>
+            <w:tcW w:w="0" w:type="auto"/>
+            <w:tcBorders>
+              <w:top w:val="single" w:sz="6" w:space="0" w:color="auto"/>
+              <w:left w:val="single" w:sz="6" w:space="0" w:color="auto"/>
+              <w:bottom w:val="single" w:sz="6" w:space="0" w:color="auto"/>
+              <w:right w:val="single" w:sz="6" w:space="0" w:color="auto"/>
+            </w:tcBorders>
+            <w:vAlign w:val="center"/>
+            <w:hideMark/>
+          </w:tcPr>
+          <w:p>
+            <w:pPr>
+              <w:rPr>
+                <w:rFonts w:ascii="Arial" w:hAnsi="Arial" w:cs="Arial"/>
+                <w:sz w:val="20"/>
+                <w:szCs w:val="20"/>
+              </w:rPr>
+            </w:pPr>
+            <w:r>
+              <w:rPr>
+                <w:rFonts w:ascii="Arial" w:hAnsi="Arial" w:cs="Arial"/>
+                <w:b/>
+                <w:bCs/>
+                <w:sz w:val="20"/>
+                <w:szCs w:val="20"/>
+              </w:rPr>
+              <w:t>Trunk Health</w:t>
+            </w:r>
+          </w:p>
+        </w:tc>
+        <w:tc>
+          <w:tcPr>
+            <w:tcW w:w="0" w:type="auto"/>
+            <w:tcBorders>
+              <w:top w:val="single" w:sz="6" w:space="0" w:color="auto"/>
+              <w:left w:val="single" w:sz="6" w:space="0" w:color="auto"/>
+              <w:bottom w:val="single" w:sz="6" w:space="0" w:color="auto"/>
+              <w:right w:val="single" w:sz="6" w:space="0" w:color="auto"/>
+            </w:tcBorders>
+            <w:vAlign w:val="center"/>
+            <w:hideMark/>
+          </w:tcPr>
+          <w:p>
+            <w:pPr>
+              <w:rPr>
+                <w:rFonts w:ascii="Arial" w:hAnsi="Arial" w:cs="Arial"/>
+                <w:sz w:val="20"/>
+                <w:szCs w:val="20"/>
+              </w:rPr>
+            </w:pPr>
+            <w:r>
+              <w:rPr>
+                <w:rStyle w:val="HTMLCode"/>
+                <w:rFonts w:ascii="Arial" w:hAnsi="Arial" w:cs="Arial"/>
+              </w:rPr>
+              <w:t>show controller utilization</w:t>
+            </w:r>
+          </w:p>
+        </w:tc>
+        <w:tc>
+          <w:tcPr>
+            <w:tcW w:w="0" w:type="auto"/>
+            <w:tcBorders>
+              <w:top w:val="single" w:sz="6" w:space="0" w:color="auto"/>
+              <w:left w:val="single" w:sz="6" w:space="0" w:color="auto"/>
+              <w:bottom w:val="single" w:sz="6" w:space="0" w:color="auto"/>
+              <w:right w:val="single" w:sz="6" w:space="0" w:color="auto"/>
+            </w:tcBorders>
+            <w:vAlign w:val="center"/>
+            <w:hideMark/>
+          </w:tcPr>
+          <w:p>
+            <w:pPr>
+              <w:rPr>
+                <w:rFonts w:ascii="Arial" w:hAnsi="Arial" w:cs="Arial"/>
+                <w:sz w:val="20"/>
+                <w:szCs w:val="20"/>
+              </w:rPr>
+            </w:pPr>
+            <w:r>
+              <w:rPr>
+                <w:rFonts w:ascii="Arial" w:hAnsi="Arial" w:cs="Arial"/>
+                <w:sz w:val="20"/>
+                <w:szCs w:val="20"/>
+              </w:rPr>
+              <w:t>NetFlow (on MS1)</w:t>
+            </w:r>
+          </w:p>
+        </w:tc>
+      </w:tr>
+      <w:tr>
+        <w:trPr>
+          <w:tblCellSpacing w:w="15" w:type="dxa"/>
+        </w:trPr>
+        <w:tc>
+          <w:tcPr>
+            <w:tcW w:w="0" w:type="auto"/>
+            <w:tcBorders>
+              <w:top w:val="single" w:sz="6" w:space="0" w:color="auto"/>
+              <w:left w:val="single" w:sz="6" w:space="0" w:color="auto"/>
+              <w:bottom w:val="single" w:sz="6" w:space="0" w:color="auto"/>
+              <w:right w:val="single" w:sz="6" w:space="0" w:color="auto"/>
+            </w:tcBorders>
+            <w:vAlign w:val="center"/>
+            <w:hideMark/>
+          </w:tcPr>
+          <w:p>
+            <w:pPr>
+              <w:rPr>
+                <w:rFonts w:ascii="Arial" w:hAnsi="Arial" w:cs="Arial"/>
+                <w:sz w:val="20"/>
+                <w:szCs w:val="20"/>
+              </w:rPr>
+            </w:pPr>
+            <w:r>
+              <w:rPr>
+                <w:rFonts w:ascii="Arial" w:hAnsi="Arial" w:cs="Arial"/>
+                <w:b/>
+                <w:bCs/>
+                <w:sz w:val="20"/>
+                <w:szCs w:val="20"/>
+              </w:rPr>
+              <w:t>QoS Effectiveness</w:t>
+            </w:r>
+          </w:p>
+        </w:tc>
+        <w:tc>
+          <w:tcPr>
+            <w:tcW w:w="0" w:type="auto"/>
+            <w:tcBorders>
+              <w:top w:val="single" w:sz="6" w:space="0" w:color="auto"/>
+              <w:left w:val="single" w:sz="6" w:space="0" w:color="auto"/>
+              <w:bottom w:val="single" w:sz="6" w:space="0" w:color="auto"/>
+              <w:right w:val="single" w:sz="6" w:space="0" w:color="auto"/>
+            </w:tcBorders>
+            <w:vAlign w:val="center"/>
+            <w:hideMark/>
+          </w:tcPr>
+          <w:p>
+            <w:pPr>
+              <w:rPr>
+                <w:rFonts w:ascii="Arial" w:hAnsi="Arial" w:cs="Arial"/>
+                <w:sz w:val="20"/>
+                <w:szCs w:val="20"/>
+              </w:rPr>
+            </w:pPr>
+            <w:r>
+              <w:rPr>
+                <w:rStyle w:val="HTMLCode"/>
+                <w:rFonts w:ascii="Arial" w:hAnsi="Arial" w:cs="Arial"/>
+              </w:rPr>
+              <w:t>show priority-queue interface</w:t>
+            </w:r>
+          </w:p>
+        </w:tc>
+        <w:tc>
+          <w:tcPr>
+            <w:tcW w:w="0" w:type="auto"/>
+            <w:tcBorders>
+              <w:top w:val="single" w:sz="6" w:space="0" w:color="auto"/>
+              <w:left w:val="single" w:sz="6" w:space="0" w:color="auto"/>
+              <w:bottom w:val="single" w:sz="6" w:space="0" w:color="auto"/>
+              <w:right w:val="single" w:sz="6" w:space="0" w:color="auto"/>
+            </w:tcBorders>
+            <w:vAlign w:val="center"/>
+            <w:hideMark/>
+          </w:tcPr>
+          <w:p>
+            <w:pPr>
+              <w:rPr>
+                <w:rFonts w:ascii="Arial" w:hAnsi="Arial" w:cs="Arial"/>
+                <w:sz w:val="20"/>
+                <w:szCs w:val="20"/>
+              </w:rPr>
+            </w:pPr>
+            <w:r>
+              <w:rPr>
+                <w:rFonts w:ascii="Arial" w:hAnsi="Arial" w:cs="Arial"/>
+                <w:sz w:val="20"/>
+                <w:szCs w:val="20"/>
+              </w:rPr>
+              <w:t>VisQOL / VQM</w:t>
+            </w:r>
+          </w:p>
+        </w:tc>
+      </w:tr>
+      <w:tr>
+        <w:trPr>
+          <w:tblCellSpacing w:w="15" w:type="dxa"/>
+        </w:trPr>
+        <w:tc>
+          <w:tcPr>
+            <w:tcW w:w="0" w:type="auto"/>
+            <w:tcBorders>
+              <w:top w:val="single" w:sz="6" w:space="0" w:color="auto"/>
+              <w:left w:val="single" w:sz="6" w:space="0" w:color="auto"/>
+              <w:bottom w:val="single" w:sz="6" w:space="0" w:color="auto"/>
+              <w:right w:val="single" w:sz="6" w:space="0" w:color="auto"/>
+            </w:tcBorders>
+            <w:vAlign w:val="center"/>
+            <w:hideMark/>
+          </w:tcPr>
+          <w:p>
+            <w:pPr>
+              <w:rPr>
+                <w:rFonts w:ascii="Arial" w:hAnsi="Arial" w:cs="Arial"/>
+                <w:sz w:val="20"/>
+                <w:szCs w:val="20"/>
+              </w:rPr>
+            </w:pPr>
+            <w:r>
+              <w:rPr>
+                <w:rFonts w:ascii="Arial" w:hAnsi="Arial" w:cs="Arial"/>
+                <w:b/>
+                <w:bCs/>
+                <w:sz w:val="20"/>
+                <w:szCs w:val="20"/>
+              </w:rPr>
+              <w:t>Security Integrity</w:t>
+            </w:r>
+          </w:p>
+        </w:tc>
+        <w:tc>
+          <w:tcPr>
+            <w:tcW w:w="0" w:type="auto"/>
+            <w:tcBorders>
+              <w:top w:val="single" w:sz="6" w:space="0" w:color="auto"/>
+              <w:left w:val="single" w:sz="6" w:space="0" w:color="auto"/>
+              <w:bottom w:val="single" w:sz="6" w:space="0" w:color="auto"/>
+              <w:right w:val="single" w:sz="6" w:space="0" w:color="auto"/>
+            </w:tcBorders>
+            <w:vAlign w:val="center"/>
+            <w:hideMark/>
+          </w:tcPr>
+          <w:p>
+            <w:pPr>
+              <w:rPr>
+                <w:rFonts w:ascii="Arial" w:hAnsi="Arial" w:cs="Arial"/>
+                <w:sz w:val="20"/>
+                <w:szCs w:val="20"/>
+              </w:rPr>
+            </w:pPr>
+            <w:r>
+              <w:rPr>
+                <w:rStyle w:val="HTMLCode"/>
+                <w:rFonts w:ascii="Arial" w:hAnsi="Arial" w:cs="Arial"/>
+              </w:rPr>
+              <w:t>show log</w:t>
+            </w:r>
+            <w:r>
+              <w:rPr>
+                <w:rFonts w:ascii="Arial" w:hAnsi="Arial" w:cs="Arial"/>
+                <w:sz w:val="20"/>
+                <w:szCs w:val="20"/>
+              </w:rPr>
+              <w:t xml:space="preserve"> / </w:t>
+            </w:r>
+            <w:r>
+              <w:rPr>
+                <w:rStyle w:val="HTMLCode"/>
+                <w:rFonts w:ascii="Arial" w:hAnsi="Arial" w:cs="Arial"/>
+              </w:rPr>
+              <w:t>show access-lists</w:t>
+            </w:r>
+          </w:p>
+        </w:tc>
+        <w:tc>
+          <w:tcPr>
+            <w:tcW w:w="0" w:type="auto"/>
+            <w:tcBorders>
+              <w:top w:val="single" w:sz="6" w:space="0" w:color="auto"/>
+              <w:left w:val="single" w:sz="6" w:space="0" w:color="auto"/>
+              <w:bottom w:val="single" w:sz="6" w:space="0" w:color="auto"/>
+              <w:right w:val="single" w:sz="6" w:space="0" w:color="auto"/>
+            </w:tcBorders>
+            <w:vAlign w:val="center"/>
+            <w:hideMark/>
+          </w:tcPr>
+          <w:p>
+            <w:pPr>
+              <w:rPr>
+                <w:rFonts w:ascii="Arial" w:hAnsi="Arial" w:cs="Arial"/>
+                <w:sz w:val="20"/>
+                <w:szCs w:val="20"/>
+              </w:rPr>
+            </w:pPr>
+            <w:r>
+              <w:rPr>
+                <w:rFonts w:ascii="Arial" w:hAnsi="Arial" w:cs="Arial"/>
+                <w:sz w:val="20"/>
+                <w:szCs w:val="20"/>
+              </w:rPr>
+              <w:t>ASA Packet Tracer / Kiwi Syslog</w:t>
+            </w:r>
+          </w:p>
+        </w:tc>
+      </w:tr>
+      <w:tr>
+        <w:trPr>
+          <w:tblCellSpacing w:w="15" w:type="dxa"/>
+        </w:trPr>
+        <w:tc>
+          <w:tcPr>
+            <w:tcW w:w="0" w:type="auto"/>
+            <w:tcBorders>
+              <w:top w:val="single" w:sz="6" w:space="0" w:color="auto"/>
+              <w:left w:val="single" w:sz="6" w:space="0" w:color="auto"/>
+              <w:bottom w:val="single" w:sz="6" w:space="0" w:color="auto"/>
+              <w:right w:val="single" w:sz="6" w:space="0" w:color="auto"/>
+            </w:tcBorders>
+            <w:vAlign w:val="center"/>
+            <w:hideMark/>
+          </w:tcPr>
+          <w:p>
+            <w:pPr>
+              <w:rPr>
+                <w:rFonts w:ascii="Arial" w:hAnsi="Arial" w:cs="Arial"/>
+                <w:sz w:val="20"/>
+                <w:szCs w:val="20"/>
+              </w:rPr>
+            </w:pPr>
+            <w:r>
+              <w:rPr>
+                <w:rFonts w:ascii="Arial" w:hAnsi="Arial" w:cs="Arial"/>
+                <w:b/>
+                <w:bCs/>
+                <w:sz w:val="20"/>
+                <w:szCs w:val="20"/>
+              </w:rPr>
+              <w:t>Service Uptime</w:t>
+            </w:r>
+          </w:p>
+        </w:tc>
+        <w:tc>
+          <w:tcPr>
+            <w:tcW w:w="0" w:type="auto"/>
+            <w:tcBorders>
+              <w:top w:val="single" w:sz="6" w:space="0" w:color="auto"/>
+              <w:left w:val="single" w:sz="6" w:space="0" w:color="auto"/>
+              <w:bottom w:val="single" w:sz="6" w:space="0" w:color="auto"/>
+              <w:right w:val="single" w:sz="6" w:space="0" w:color="auto"/>
+            </w:tcBorders>
+            <w:vAlign w:val="center"/>
+            <w:hideMark/>
+          </w:tcPr>
+          <w:p>
+            <w:pPr>
+              <w:rPr>
+                <w:rFonts w:ascii="Arial" w:hAnsi="Arial" w:cs="Arial"/>
+                <w:sz w:val="20"/>
+                <w:szCs w:val="20"/>
+              </w:rPr>
+            </w:pPr>
+            <w:r>
+              <w:rPr>
+                <w:rStyle w:val="HTMLCode"/>
+                <w:rFonts w:ascii="Arial" w:hAnsi="Arial" w:cs="Arial"/>
+              </w:rPr>
+              <w:t>show proc mem sorted</w:t>
+            </w:r>
+          </w:p>
+        </w:tc>
+        <w:tc>
+          <w:tcPr>
+            <w:tcW w:w="0" w:type="auto"/>
+            <w:tcBorders>
+              <w:top w:val="single" w:sz="6" w:space="0" w:color="auto"/>
+              <w:left w:val="single" w:sz="6" w:space="0" w:color="auto"/>
+              <w:bottom w:val="single" w:sz="6" w:space="0" w:color="auto"/>
+              <w:right w:val="single" w:sz="6" w:space="0" w:color="auto"/>
+            </w:tcBorders>
+            <w:vAlign w:val="center"/>
+            <w:hideMark/>
+          </w:tcPr>
+          <w:p>
+            <w:pPr>
+              <w:rPr>
+                <w:rFonts w:ascii="Arial" w:hAnsi="Arial" w:cs="Arial"/>
+                <w:sz w:val="20"/>
+                <w:szCs w:val="20"/>
+              </w:rPr>
+            </w:pPr>
+            <w:r>
+              <w:rPr>
+                <w:rFonts w:ascii="Arial" w:hAnsi="Arial" w:cs="Arial"/>
+                <w:sz w:val="20"/>
+                <w:szCs w:val="20"/>
+              </w:rPr>
+              <w:t>Nmap / New Relic</w:t>
+            </w:r>
+          </w:p>
+        </w:tc>
+      </w:tr>
+    </w:tbl>
+    <w:p>
+      <w:pPr>
+        <w:pBdr>
+          <w:top w:val="thinThickThinMediumGap" w:sz="18" w:space="1" w:color="auto"/>
+          <w:bottom w:val="thinThickThinMediumGap" w:sz="18" w:space="1" w:color="auto"/>
+        </w:pBdr>
+        <w:spacing w:line="276" w:lineRule="auto"/>
+        <w:rPr>
+          <w:rFonts w:ascii="Arial" w:hAnsi="Arial" w:cs="Arial"/>
+          <w:sz w:val="20"/>
+          <w:szCs w:val="20"/>
+        </w:rPr>
+      </w:pPr>
     </w:p>
     <w:p>
       <w:pPr>
-        <w:rPr>
-          <w:rFonts w:ascii="Arial" w:hAnsi="Arial" w:cs="Arial"/>
-          <w:sz w:val="20"/>
-          <w:szCs w:val="20"/>
-          <w:highlight w:val="yellow"/>
-        </w:rPr>
-      </w:pPr>
-      <w:proofErr w:type="gramStart"/>
-      <w:r>
-        <w:rPr>
-          <w:rFonts w:ascii="Arial" w:hAnsi="Arial" w:cs="Arial"/>
-          <w:sz w:val="20"/>
-          <w:szCs w:val="20"/>
-          <w:highlight w:val="yellow"/>
-        </w:rPr>
-        <w:t>Testing</w:t>
-      </w:r>
-      <w:r>
-        <w:rPr>
-          <w:rFonts w:ascii="Arial" w:hAnsi="Arial" w:cs="Arial"/>
-          <w:b/>
-          <w:bCs/>
-          <w:sz w:val="20"/>
-          <w:szCs w:val="20"/>
-          <w:highlight w:val="yellow"/>
-        </w:rPr>
-        <w:t xml:space="preserve">  </w:t>
-      </w:r>
-      <w:r>
-        <w:rPr>
-          <w:rFonts w:ascii="Arial" w:hAnsi="Arial" w:cs="Arial"/>
-          <w:sz w:val="20"/>
-          <w:szCs w:val="20"/>
-          <w:highlight w:val="yellow"/>
-        </w:rPr>
-        <w:t>the</w:t>
-      </w:r>
-      <w:proofErr w:type="gramEnd"/>
-      <w:r>
-        <w:rPr>
-          <w:rFonts w:ascii="Arial" w:hAnsi="Arial" w:cs="Arial"/>
-          <w:sz w:val="20"/>
-          <w:szCs w:val="20"/>
-          <w:highlight w:val="yellow"/>
-        </w:rPr>
-        <w:t xml:space="preserve"> </w:t>
-      </w:r>
-      <w:r>
-        <w:rPr>
-          <w:rFonts w:ascii="Arial" w:hAnsi="Arial" w:cs="Arial"/>
-          <w:sz w:val="20"/>
-          <w:szCs w:val="20"/>
-          <w:highlight w:val="yellow"/>
-        </w:rPr>
-        <w:t>Firewall2 (ASA).</w:t>
-      </w:r>
-      <w:r>
-        <w:rPr>
-          <w:rFonts w:ascii="Arial" w:hAnsi="Arial" w:cs="Arial"/>
-          <w:sz w:val="20"/>
-          <w:szCs w:val="20"/>
-          <w:highlight w:val="yellow"/>
-        </w:rPr>
-        <w:t xml:space="preserve"> </w:t>
-      </w:r>
-      <w:r>
-        <w:rPr>
-          <w:rFonts w:ascii="Arial" w:hAnsi="Arial" w:cs="Arial"/>
-          <w:sz w:val="20"/>
-          <w:szCs w:val="20"/>
-          <w:highlight w:val="yellow"/>
-        </w:rPr>
-        <w:t>We must verify that the INSIDE_IN ACL is strictly enforced. Testing involves attempting to initiate a connection from the DMZ Database to an Admin PC (VLAN 30).</w:t>
-      </w:r>
+        <w:pBdr>
+          <w:top w:val="thinThickThinMediumGap" w:sz="18" w:space="1" w:color="auto"/>
+          <w:bottom w:val="thinThickThinMediumGap" w:sz="18" w:space="1" w:color="auto"/>
+        </w:pBdr>
+        <w:spacing w:line="276" w:lineRule="auto"/>
+        <w:rPr>
+          <w:rFonts w:ascii="Arial" w:hAnsi="Arial" w:cs="Arial"/>
+          <w:sz w:val="20"/>
+          <w:szCs w:val="20"/>
+        </w:rPr>
+      </w:pPr>
     </w:p>
     <w:p>
       <w:pPr>
-        <w:rPr>
-          <w:rFonts w:ascii="Arial" w:hAnsi="Arial" w:cs="Arial"/>
-          <w:sz w:val="20"/>
-          <w:szCs w:val="20"/>
-          <w:highlight w:val="yellow"/>
-        </w:rPr>
-      </w:pPr>
-      <w:r>
-        <w:rPr>
-          <w:rFonts w:ascii="Arial" w:hAnsi="Arial" w:cs="Arial"/>
-          <w:sz w:val="20"/>
-          <w:szCs w:val="20"/>
-          <w:highlight w:val="yellow"/>
-        </w:rPr>
-        <w:lastRenderedPageBreak/>
-        <w:t>The expected result will be that t</w:t>
-      </w:r>
-      <w:r>
-        <w:rPr>
-          <w:rFonts w:ascii="Arial" w:hAnsi="Arial" w:cs="Arial"/>
-          <w:sz w:val="20"/>
-          <w:szCs w:val="20"/>
-          <w:highlight w:val="yellow"/>
-        </w:rPr>
-        <w:t>he connection must be dropped by Firewall2, confirming that servers cannot initiate sessions into the LAN.</w:t>
-      </w:r>
-    </w:p>
-    <w:p>
-      <w:pPr>
-        <w:rPr>
-          <w:rFonts w:ascii="Arial" w:hAnsi="Arial" w:cs="Arial"/>
-          <w:sz w:val="20"/>
-          <w:szCs w:val="20"/>
-          <w:highlight w:val="yellow"/>
-        </w:rPr>
-      </w:pPr>
-    </w:p>
-    <w:p>
-      <w:pPr>
-        <w:pStyle w:val="Heading3"/>
-        <w:rPr>
-          <w:rFonts w:ascii="Arial" w:hAnsi="Arial" w:cs="Arial"/>
-          <w:sz w:val="20"/>
-          <w:szCs w:val="20"/>
-          <w:highlight w:val="yellow"/>
-        </w:rPr>
-      </w:pPr>
-      <w:r>
-        <w:rPr>
-          <w:rFonts w:ascii="Arial" w:hAnsi="Arial" w:cs="Arial"/>
-          <w:sz w:val="20"/>
-          <w:szCs w:val="20"/>
-          <w:highlight w:val="yellow"/>
-        </w:rPr>
-        <w:t>Maintenance and Hardware Testing</w:t>
-      </w:r>
-    </w:p>
-    <w:p>
-      <w:pPr>
-        <w:numPr>
-          <w:ilvl w:val="0"/>
-          <w:numId w:val="18"/>
-        </w:numPr>
-        <w:rPr>
-          <w:rFonts w:ascii="Arial" w:hAnsi="Arial" w:cs="Arial"/>
-          <w:sz w:val="20"/>
-          <w:szCs w:val="20"/>
-          <w:highlight w:val="yellow"/>
-        </w:rPr>
-      </w:pPr>
-      <w:r>
-        <w:rPr>
-          <w:rFonts w:ascii="Arial" w:hAnsi="Arial" w:cs="Arial"/>
-          <w:b/>
-          <w:bCs/>
-          <w:sz w:val="20"/>
-          <w:szCs w:val="20"/>
-          <w:highlight w:val="yellow"/>
-        </w:rPr>
-        <w:t>Test</w:t>
-      </w:r>
-      <w:r>
-        <w:rPr>
-          <w:rFonts w:ascii="Arial" w:hAnsi="Arial" w:cs="Arial"/>
-          <w:b/>
-          <w:bCs/>
-          <w:sz w:val="20"/>
-          <w:szCs w:val="20"/>
-          <w:highlight w:val="yellow"/>
-        </w:rPr>
-        <w:t>:</w:t>
-      </w:r>
-      <w:r>
-        <w:rPr>
-          <w:rFonts w:ascii="Arial" w:hAnsi="Arial" w:cs="Arial"/>
-          <w:sz w:val="20"/>
-          <w:szCs w:val="20"/>
-          <w:highlight w:val="yellow"/>
-        </w:rPr>
-        <w:t xml:space="preserve"> Resource monitoring (CPU/RAM) and Error-Counter checks.</w:t>
-      </w:r>
-    </w:p>
-    <w:p>
-      <w:pPr>
-        <w:rPr>
-          <w:rFonts w:ascii="Arial" w:hAnsi="Arial" w:cs="Arial"/>
-          <w:sz w:val="20"/>
-          <w:szCs w:val="20"/>
-        </w:rPr>
-      </w:pPr>
-      <w:r>
-        <w:rPr>
-          <w:rFonts w:ascii="Arial" w:hAnsi="Arial" w:cs="Arial"/>
-          <w:sz w:val="20"/>
-          <w:szCs w:val="20"/>
-          <w:highlight w:val="yellow"/>
-        </w:rPr>
-        <w:t>Testing</w:t>
-      </w:r>
-      <w:r>
-        <w:rPr>
-          <w:rFonts w:ascii="Arial" w:hAnsi="Arial" w:cs="Arial"/>
-          <w:b/>
-          <w:bCs/>
-          <w:sz w:val="20"/>
-          <w:szCs w:val="20"/>
-          <w:highlight w:val="yellow"/>
-        </w:rPr>
-        <w:t xml:space="preserve"> </w:t>
-      </w:r>
-      <w:r>
-        <w:rPr>
-          <w:rFonts w:ascii="Arial" w:hAnsi="Arial" w:cs="Arial"/>
-          <w:sz w:val="20"/>
-          <w:szCs w:val="20"/>
-          <w:highlight w:val="yellow"/>
-        </w:rPr>
-        <w:t>MS1 (Core) and MS2 (DMZ Gateway)</w:t>
-      </w:r>
-      <w:r>
-        <w:rPr>
-          <w:rFonts w:ascii="Arial" w:hAnsi="Arial" w:cs="Arial"/>
-          <w:sz w:val="20"/>
-          <w:szCs w:val="20"/>
-          <w:highlight w:val="yellow"/>
-        </w:rPr>
-        <w:t xml:space="preserve"> to verify if </w:t>
-      </w:r>
-      <w:proofErr w:type="gramStart"/>
-      <w:r>
-        <w:rPr>
-          <w:rFonts w:ascii="Arial" w:hAnsi="Arial" w:cs="Arial"/>
-          <w:sz w:val="20"/>
-          <w:szCs w:val="20"/>
-          <w:highlight w:val="yellow"/>
-        </w:rPr>
-        <w:t>To</w:t>
-      </w:r>
-      <w:proofErr w:type="gramEnd"/>
-      <w:r>
-        <w:rPr>
-          <w:rFonts w:ascii="Arial" w:hAnsi="Arial" w:cs="Arial"/>
-          <w:sz w:val="20"/>
-          <w:szCs w:val="20"/>
-          <w:highlight w:val="yellow"/>
-        </w:rPr>
-        <w:t xml:space="preserve"> verify if high CPU usage on MS1 ​​causes packet loss. </w:t>
-      </w:r>
-      <w:r>
-        <w:rPr>
-          <w:rFonts w:ascii="Arial" w:hAnsi="Arial" w:cs="Arial"/>
-          <w:sz w:val="20"/>
-          <w:szCs w:val="20"/>
-          <w:highlight w:val="yellow"/>
-        </w:rPr>
-        <w:t xml:space="preserve">We </w:t>
-      </w:r>
-      <w:r>
-        <w:rPr>
-          <w:rFonts w:ascii="Arial" w:hAnsi="Arial" w:cs="Arial"/>
-          <w:sz w:val="20"/>
-          <w:szCs w:val="20"/>
-          <w:highlight w:val="yellow"/>
-        </w:rPr>
-        <w:t xml:space="preserve">will </w:t>
-      </w:r>
-      <w:r>
-        <w:rPr>
-          <w:rFonts w:ascii="Arial" w:hAnsi="Arial" w:cs="Arial"/>
-          <w:sz w:val="20"/>
-          <w:szCs w:val="20"/>
-          <w:highlight w:val="yellow"/>
-        </w:rPr>
-        <w:t>check show processes CPU and show interfaces to look for "input errors" or "CRCs" which indicate faulty cabling between the switches and the PC/Printers.</w:t>
-      </w:r>
-    </w:p>
-    <w:p>
-      <w:pPr>
+        <w:spacing w:line="276" w:lineRule="auto"/>
         <w:rPr>
           <w:rFonts w:ascii="Arial" w:hAnsi="Arial" w:cs="Arial"/>
           <w:b/>
@@ -4573,25 +6391,7 @@
                 <w:sz w:val="20"/>
                 <w:szCs w:val="20"/>
               </w:rPr>
-              <w:t xml:space="preserve">show proc </w:t>
-            </w:r>
-            <w:proofErr w:type="spellStart"/>
-            <w:r>
-              <w:rPr>
-                <w:rFonts w:ascii="Arial" w:eastAsia="Arial" w:hAnsi="Arial" w:cs="Arial"/>
-                <w:sz w:val="20"/>
-                <w:szCs w:val="20"/>
-              </w:rPr>
-              <w:t>cpu</w:t>
-            </w:r>
-            <w:proofErr w:type="spellEnd"/>
-            <w:r>
-              <w:rPr>
-                <w:rFonts w:ascii="Arial" w:eastAsia="Arial" w:hAnsi="Arial" w:cs="Arial"/>
-                <w:sz w:val="20"/>
-                <w:szCs w:val="20"/>
-              </w:rPr>
-              <w:t xml:space="preserve"> sorted</w:t>
+              <w:t>show proc cpu sorted</w:t>
             </w:r>
             <w:r>
               <w:rPr>
@@ -4906,25 +6706,7 @@
           <w:sz w:val="20"/>
           <w:szCs w:val="20"/>
         </w:rPr>
-        <w:t xml:space="preserve">Since Milestones University relies on IP Phones, testing for voice quality focuses on measuring "Mean Opinion Scores" (MOS). We will use VQM to monitor jitter and packet loss across the VLANs (10-40). During testing phases, </w:t>
-      </w:r>
-      <w:proofErr w:type="spellStart"/>
-      <w:r>
-        <w:rPr>
-          <w:rFonts w:ascii="Arial" w:hAnsi="Arial" w:cs="Arial"/>
-          <w:sz w:val="20"/>
-          <w:szCs w:val="20"/>
-        </w:rPr>
-        <w:t>VisQOL</w:t>
-      </w:r>
-      <w:proofErr w:type="spellEnd"/>
-      <w:r>
-        <w:rPr>
-          <w:rFonts w:ascii="Arial" w:hAnsi="Arial" w:cs="Arial"/>
-          <w:sz w:val="20"/>
-          <w:szCs w:val="20"/>
-        </w:rPr>
-        <w:t xml:space="preserve"> will be used to compare the original audio signal against the signal received at the other end of the trunk. This allows us to verify that the Quality of Service (QoS) tags applied on MS1 are being respected and that voice traffic is not being "clipped" by heavy data bursts from the academic servers.</w:t>
+        <w:t>Since Milestones University relies on IP Phones, testing for voice quality focuses on measuring "Mean Opinion Scores" (MOS). We will use VQM to monitor jitter and packet loss across the VLANs (10-40). During testing phases, VisQOL will be used to compare the original audio signal against the signal received at the other end of the trunk. This allows us to verify that the Quality of Service (QoS) tags applied on MS1 are being respected and that voice traffic is not being "clipped" by heavy data bursts from the academic servers.</w:t>
       </w:r>
     </w:p>
     <w:p>
@@ -5733,7 +7515,6 @@
                 <w:szCs w:val="20"/>
               </w:rPr>
             </w:pPr>
-            <w:proofErr w:type="spellStart"/>
             <w:r>
               <w:rPr>
                 <w:rFonts w:ascii="Arial" w:hAnsi="Arial" w:cs="Arial"/>
@@ -5742,7 +7523,6 @@
               </w:rPr>
               <w:t>VisQOL</w:t>
             </w:r>
-            <w:proofErr w:type="spellEnd"/>
             <w:r>
               <w:rPr>
                 <w:rFonts w:ascii="Arial" w:hAnsi="Arial" w:cs="Arial"/>
@@ -5828,18 +7608,8 @@
                 <w:sz w:val="20"/>
                 <w:szCs w:val="20"/>
               </w:rPr>
-              <w:t xml:space="preserve">show logging file </w:t>
-            </w:r>
-            <w:proofErr w:type="gramStart"/>
-            <w:r>
-              <w:rPr>
-                <w:rFonts w:ascii="Arial" w:hAnsi="Arial" w:cs="Arial"/>
-                <w:sz w:val="20"/>
-                <w:szCs w:val="20"/>
-              </w:rPr>
-              <w:t>flash:syslog.txt</w:t>
-            </w:r>
-            <w:proofErr w:type="gramEnd"/>
+              <w:t>show logging file flash:syslog.txt</w:t>
+            </w:r>
             <w:r>
               <w:rPr>
                 <w:rFonts w:ascii="Arial" w:hAnsi="Arial" w:cs="Arial"/>
@@ -5971,18 +7741,8 @@
                 <w:szCs w:val="20"/>
               </w:rPr>
               <w:br/>
-              <w:t xml:space="preserve">show </w:t>
-            </w:r>
-            <w:proofErr w:type="spellStart"/>
-            <w:r>
-              <w:rPr>
-                <w:rFonts w:ascii="Arial" w:hAnsi="Arial" w:cs="Arial"/>
-                <w:sz w:val="20"/>
-                <w:szCs w:val="20"/>
-              </w:rPr>
-              <w:t>modul</w:t>
-            </w:r>
-            <w:proofErr w:type="spellEnd"/>
+              <w:t>show modul</w:t>
+            </w:r>
             <w:r>
               <w:rPr>
                 <w:rFonts w:ascii="Arial" w:hAnsi="Arial" w:cs="Arial"/>
@@ -6017,25 +7777,7 @@
                 <w:sz w:val="20"/>
                 <w:szCs w:val="20"/>
               </w:rPr>
-              <w:t xml:space="preserve">show proc </w:t>
-            </w:r>
-            <w:proofErr w:type="spellStart"/>
-            <w:r>
-              <w:rPr>
-                <w:rFonts w:ascii="Arial" w:hAnsi="Arial" w:cs="Arial"/>
-                <w:sz w:val="20"/>
-                <w:szCs w:val="20"/>
-              </w:rPr>
-              <w:t>cpu</w:t>
-            </w:r>
-            <w:proofErr w:type="spellEnd"/>
-            <w:r>
-              <w:rPr>
-                <w:rFonts w:ascii="Arial" w:hAnsi="Arial" w:cs="Arial"/>
-                <w:sz w:val="20"/>
-                <w:szCs w:val="20"/>
-              </w:rPr>
-              <w:t xml:space="preserve"> sorted</w:t>
+              <w:t>show proc cpu sorted</w:t>
             </w:r>
             <w:r>
               <w:rPr>
@@ -6479,23 +8221,13 @@
               </w:rPr>
               <w:t xml:space="preserve">Or </w:t>
             </w:r>
-            <w:proofErr w:type="gramStart"/>
-            <w:r>
-              <w:rPr>
-                <w:rFonts w:ascii="Arial" w:hAnsi="Arial" w:cs="Arial"/>
-                <w:sz w:val="20"/>
-                <w:szCs w:val="20"/>
-              </w:rPr>
-              <w:t>As</w:t>
-            </w:r>
-            <w:proofErr w:type="gramEnd"/>
-            <w:r>
-              <w:rPr>
-                <w:rFonts w:ascii="Arial" w:hAnsi="Arial" w:cs="Arial"/>
-                <w:sz w:val="20"/>
-                <w:szCs w:val="20"/>
-              </w:rPr>
-              <w:t xml:space="preserve"> needed</w:t>
+            <w:r>
+              <w:rPr>
+                <w:rFonts w:ascii="Arial" w:hAnsi="Arial" w:cs="Arial"/>
+                <w:sz w:val="20"/>
+                <w:szCs w:val="20"/>
+              </w:rPr>
+              <w:t>As needed</w:t>
             </w:r>
           </w:p>
           <w:p>
@@ -7002,7 +8734,6 @@
           <w:numId w:val="16"/>
         </w:numPr>
         <w:spacing w:before="0" w:beforeAutospacing="0"/>
-        <w:jc w:val="both"/>
         <w:rPr>
           <w:rFonts w:ascii="Arial" w:hAnsi="Arial" w:cs="Arial"/>
           <w:sz w:val="20"/>
@@ -7048,54 +8779,22 @@
           <w:rStyle w:val="HTMLCode"/>
           <w:rFonts w:ascii="Arial" w:hAnsi="Arial" w:cs="Arial"/>
         </w:rPr>
-        <w:t xml:space="preserve">show </w:t>
-      </w:r>
-      <w:proofErr w:type="spellStart"/>
+        <w:t>show ip route</w:t>
+      </w:r>
+      <w:r>
+        <w:rPr>
+          <w:rFonts w:ascii="Arial" w:hAnsi="Arial" w:cs="Arial"/>
+          <w:sz w:val="20"/>
+          <w:szCs w:val="20"/>
+        </w:rPr>
+        <w:t xml:space="preserve"> and </w:t>
+      </w:r>
       <w:r>
         <w:rPr>
           <w:rStyle w:val="HTMLCode"/>
           <w:rFonts w:ascii="Arial" w:hAnsi="Arial" w:cs="Arial"/>
         </w:rPr>
-        <w:t>ip</w:t>
-      </w:r>
-      <w:proofErr w:type="spellEnd"/>
-      <w:r>
-        <w:rPr>
-          <w:rStyle w:val="HTMLCode"/>
-          <w:rFonts w:ascii="Arial" w:hAnsi="Arial" w:cs="Arial"/>
-        </w:rPr>
-        <w:t xml:space="preserve"> route</w:t>
-      </w:r>
-      <w:r>
-        <w:rPr>
-          <w:rFonts w:ascii="Arial" w:hAnsi="Arial" w:cs="Arial"/>
-          <w:sz w:val="20"/>
-          <w:szCs w:val="20"/>
-        </w:rPr>
-        <w:t xml:space="preserve"> and </w:t>
-      </w:r>
-      <w:r>
-        <w:rPr>
-          <w:rStyle w:val="HTMLCode"/>
-          <w:rFonts w:ascii="Arial" w:hAnsi="Arial" w:cs="Arial"/>
-        </w:rPr>
-        <w:t xml:space="preserve">show </w:t>
-      </w:r>
-      <w:proofErr w:type="spellStart"/>
-      <w:r>
-        <w:rPr>
-          <w:rStyle w:val="HTMLCode"/>
-          <w:rFonts w:ascii="Arial" w:hAnsi="Arial" w:cs="Arial"/>
-        </w:rPr>
-        <w:t>ip</w:t>
-      </w:r>
-      <w:proofErr w:type="spellEnd"/>
-      <w:r>
-        <w:rPr>
-          <w:rStyle w:val="HTMLCode"/>
-          <w:rFonts w:ascii="Arial" w:hAnsi="Arial" w:cs="Arial"/>
-        </w:rPr>
-        <w:t xml:space="preserve"> route summary</w:t>
+        <w:t>show ip route summary</w:t>
       </w:r>
       <w:r>
         <w:rPr>
@@ -7157,18 +8856,6 @@
         </w:rPr>
         <w:t>look for "flapping" routes or unexpected changes in the gateway of last resort.</w:t>
       </w:r>
-    </w:p>
-    <w:p>
-      <w:pPr>
-        <w:pStyle w:val="NormalWeb"/>
-        <w:spacing w:before="0" w:beforeAutospacing="0"/>
-        <w:jc w:val="both"/>
-        <w:rPr>
-          <w:rFonts w:ascii="Arial" w:hAnsi="Arial" w:cs="Arial"/>
-          <w:sz w:val="20"/>
-          <w:szCs w:val="20"/>
-        </w:rPr>
-      </w:pPr>
     </w:p>
     <w:p>
       <w:pPr>
@@ -7178,7 +8865,6 @@
           <w:numId w:val="35"/>
         </w:numPr>
         <w:spacing w:before="0" w:beforeAutospacing="0"/>
-        <w:jc w:val="both"/>
         <w:rPr>
           <w:rFonts w:ascii="Arial" w:hAnsi="Arial" w:cs="Arial"/>
           <w:sz w:val="20"/>
@@ -7287,7 +8973,6 @@
         <w:pStyle w:val="NormalWeb"/>
         <w:spacing w:before="0" w:beforeAutospacing="0"/>
         <w:ind w:left="720"/>
-        <w:jc w:val="both"/>
         <w:rPr>
           <w:rFonts w:ascii="Arial" w:hAnsi="Arial" w:cs="Arial"/>
           <w:sz w:val="20"/>
@@ -7350,18 +9035,6 @@
         </w:rPr>
         <w:t xml:space="preserve"> to detect "shadow IT" changes.</w:t>
       </w:r>
-    </w:p>
-    <w:p>
-      <w:pPr>
-        <w:pStyle w:val="NormalWeb"/>
-        <w:spacing w:before="0" w:beforeAutospacing="0"/>
-        <w:jc w:val="both"/>
-        <w:rPr>
-          <w:rFonts w:ascii="Arial" w:hAnsi="Arial" w:cs="Arial"/>
-          <w:sz w:val="20"/>
-          <w:szCs w:val="20"/>
-        </w:rPr>
-      </w:pPr>
     </w:p>
     <w:p>
       <w:pPr>
@@ -7371,7 +9044,6 @@
           <w:numId w:val="35"/>
         </w:numPr>
         <w:spacing w:before="0" w:beforeAutospacing="0"/>
-        <w:jc w:val="both"/>
         <w:rPr>
           <w:rFonts w:ascii="Arial" w:hAnsi="Arial" w:cs="Arial"/>
           <w:sz w:val="20"/>
@@ -7388,26 +9060,22 @@
         </w:rPr>
         <w:t>Subsystem Health:</w:t>
       </w:r>
-    </w:p>
-    <w:p>
-      <w:pPr>
-        <w:pStyle w:val="NormalWeb"/>
-        <w:spacing w:before="0" w:beforeAutospacing="0"/>
-        <w:ind w:left="720"/>
-        <w:jc w:val="both"/>
-        <w:rPr>
-          <w:rFonts w:ascii="Arial" w:hAnsi="Arial" w:cs="Arial"/>
-          <w:sz w:val="20"/>
-          <w:szCs w:val="20"/>
-        </w:rPr>
-      </w:pPr>
-      <w:r>
-        <w:rPr>
-          <w:rFonts w:ascii="Arial" w:hAnsi="Arial" w:cs="Arial"/>
-          <w:sz w:val="20"/>
-          <w:szCs w:val="20"/>
-        </w:rPr>
-        <w:lastRenderedPageBreak/>
+      <w:r>
+        <w:rPr>
+          <w:rFonts w:ascii="Arial" w:hAnsi="Arial" w:cs="Arial"/>
+          <w:b/>
+          <w:bCs/>
+          <w:sz w:val="20"/>
+          <w:szCs w:val="20"/>
+        </w:rPr>
+        <w:t xml:space="preserve"> </w:t>
+      </w:r>
+      <w:r>
+        <w:rPr>
+          <w:rFonts w:ascii="Arial" w:hAnsi="Arial" w:cs="Arial"/>
+          <w:sz w:val="20"/>
+          <w:szCs w:val="20"/>
+        </w:rPr>
         <w:t>We</w:t>
       </w:r>
       <w:r>
@@ -7455,23 +9123,7 @@
           <w:rStyle w:val="HTMLCode"/>
           <w:rFonts w:ascii="Arial" w:hAnsi="Arial" w:cs="Arial"/>
         </w:rPr>
-        <w:t xml:space="preserve">show processes </w:t>
-      </w:r>
-      <w:proofErr w:type="spellStart"/>
-      <w:r>
-        <w:rPr>
-          <w:rStyle w:val="HTMLCode"/>
-          <w:rFonts w:ascii="Arial" w:hAnsi="Arial" w:cs="Arial"/>
-        </w:rPr>
-        <w:t>cpu</w:t>
-      </w:r>
-      <w:proofErr w:type="spellEnd"/>
-      <w:r>
-        <w:rPr>
-          <w:rStyle w:val="HTMLCode"/>
-          <w:rFonts w:ascii="Arial" w:hAnsi="Arial" w:cs="Arial"/>
-        </w:rPr>
-        <w:t xml:space="preserve"> sorted</w:t>
+        <w:t>show processes cpu sorted</w:t>
       </w:r>
       <w:r>
         <w:rPr>
@@ -7519,7 +9171,6 @@
           <w:numId w:val="31"/>
         </w:numPr>
         <w:spacing w:before="0" w:beforeAutospacing="0"/>
-        <w:jc w:val="both"/>
         <w:rPr>
           <w:rFonts w:ascii="Arial" w:hAnsi="Arial" w:cs="Arial"/>
           <w:sz w:val="20"/>
@@ -7542,7 +9193,72 @@
           <w:sz w:val="20"/>
           <w:szCs w:val="20"/>
         </w:rPr>
-        <w:t xml:space="preserve"> Milestones University will follow a "T-1" (Target minus one) update strategy. We do not install the latest IOS release immediately; instead, we stay one stable version behind to ensure maximum reliability, unless a critical security patch is released.</w:t>
+        <w:t xml:space="preserve"> </w:t>
+      </w:r>
+      <w:r>
+        <w:rPr>
+          <w:rFonts w:ascii="Arial" w:hAnsi="Arial" w:cs="Arial"/>
+          <w:sz w:val="20"/>
+          <w:szCs w:val="20"/>
+        </w:rPr>
+        <w:t xml:space="preserve">At </w:t>
+      </w:r>
+      <w:r>
+        <w:rPr>
+          <w:rFonts w:ascii="Arial" w:hAnsi="Arial" w:cs="Arial"/>
+          <w:sz w:val="20"/>
+          <w:szCs w:val="20"/>
+        </w:rPr>
+        <w:t xml:space="preserve">Milestones University </w:t>
+      </w:r>
+      <w:r>
+        <w:rPr>
+          <w:rFonts w:ascii="Arial" w:hAnsi="Arial" w:cs="Arial"/>
+          <w:sz w:val="20"/>
+          <w:szCs w:val="20"/>
+        </w:rPr>
+        <w:t xml:space="preserve">we </w:t>
+      </w:r>
+      <w:r>
+        <w:rPr>
+          <w:rFonts w:ascii="Arial" w:hAnsi="Arial" w:cs="Arial"/>
+          <w:sz w:val="20"/>
+          <w:szCs w:val="20"/>
+        </w:rPr>
+        <w:t xml:space="preserve">will follow a "T-1" (Target minus one) update strategy. We </w:t>
+      </w:r>
+      <w:r>
+        <w:rPr>
+          <w:rFonts w:ascii="Arial" w:hAnsi="Arial" w:cs="Arial"/>
+          <w:sz w:val="20"/>
+          <w:szCs w:val="20"/>
+        </w:rPr>
+        <w:t>will</w:t>
+      </w:r>
+      <w:r>
+        <w:rPr>
+          <w:rFonts w:ascii="Arial" w:hAnsi="Arial" w:cs="Arial"/>
+          <w:sz w:val="20"/>
+          <w:szCs w:val="20"/>
+        </w:rPr>
+        <w:t xml:space="preserve"> not install the latest IOS release immediately; instead, we stay one </w:t>
+      </w:r>
+      <w:r>
+        <w:rPr>
+          <w:rFonts w:ascii="Arial" w:hAnsi="Arial" w:cs="Arial"/>
+          <w:sz w:val="20"/>
+          <w:szCs w:val="20"/>
+        </w:rPr>
+        <w:lastRenderedPageBreak/>
+        <w:t>stable version behind to ensure maximum reliability, unless a critical security patch is released.</w:t>
+      </w:r>
+      <w:r>
+        <w:rPr>
+          <w:rFonts w:ascii="Arial" w:hAnsi="Arial" w:cs="Arial"/>
+          <w:sz w:val="20"/>
+          <w:szCs w:val="20"/>
+        </w:rPr>
+        <w:br/>
       </w:r>
     </w:p>
     <w:p>
@@ -7553,7 +9269,6 @@
           <w:numId w:val="31"/>
         </w:numPr>
         <w:spacing w:before="0" w:beforeAutospacing="0"/>
-        <w:jc w:val="both"/>
         <w:rPr>
           <w:rFonts w:ascii="Arial" w:hAnsi="Arial" w:cs="Arial"/>
           <w:sz w:val="20"/>
@@ -7570,19 +9285,14 @@
         </w:rPr>
         <w:t>Access Control (VTY/Console):</w:t>
       </w:r>
-    </w:p>
-    <w:p>
-      <w:pPr>
-        <w:pStyle w:val="NormalWeb"/>
-        <w:spacing w:before="0" w:beforeAutospacing="0"/>
-        <w:ind w:left="720"/>
-        <w:jc w:val="both"/>
-        <w:rPr>
-          <w:rFonts w:ascii="Arial" w:hAnsi="Arial" w:cs="Arial"/>
-          <w:sz w:val="20"/>
-          <w:szCs w:val="20"/>
-        </w:rPr>
-      </w:pPr>
+      <w:r>
+        <w:rPr>
+          <w:rFonts w:ascii="Arial" w:hAnsi="Arial" w:cs="Arial"/>
+          <w:sz w:val="20"/>
+          <w:szCs w:val="20"/>
+        </w:rPr>
+        <w:t xml:space="preserve"> </w:t>
+      </w:r>
       <w:r>
         <w:rPr>
           <w:rFonts w:ascii="Arial" w:hAnsi="Arial" w:cs="Arial"/>
@@ -7604,7 +9314,63 @@
           <w:sz w:val="20"/>
           <w:szCs w:val="20"/>
         </w:rPr>
-        <w:t xml:space="preserve"> is enforced on all devices. Unused ports on access switches (MS3, MS4, etc.) must be administratively shut down and assigned to a "Dead VLAN" to prevent unauthorised physical access.</w:t>
+        <w:t xml:space="preserve"> is enforced on all devices. </w:t>
+      </w:r>
+      <w:r>
+        <w:rPr>
+          <w:rFonts w:ascii="Arial" w:hAnsi="Arial" w:cs="Arial"/>
+          <w:sz w:val="20"/>
+          <w:szCs w:val="20"/>
+        </w:rPr>
+        <w:t>All u</w:t>
+      </w:r>
+      <w:r>
+        <w:rPr>
+          <w:rFonts w:ascii="Arial" w:hAnsi="Arial" w:cs="Arial"/>
+          <w:sz w:val="20"/>
+          <w:szCs w:val="20"/>
+        </w:rPr>
+        <w:t xml:space="preserve">nused ports on access switches (MS3, MS4, </w:t>
+      </w:r>
+      <w:r>
+        <w:rPr>
+          <w:rFonts w:ascii="Arial" w:hAnsi="Arial" w:cs="Arial"/>
+          <w:sz w:val="20"/>
+          <w:szCs w:val="20"/>
+        </w:rPr>
+        <w:t>MS7, MS6</w:t>
+      </w:r>
+      <w:r>
+        <w:rPr>
+          <w:rFonts w:ascii="Arial" w:hAnsi="Arial" w:cs="Arial"/>
+          <w:sz w:val="20"/>
+          <w:szCs w:val="20"/>
+        </w:rPr>
+        <w:t xml:space="preserve">.) </w:t>
+      </w:r>
+      <w:r>
+        <w:rPr>
+          <w:rFonts w:ascii="Arial" w:hAnsi="Arial" w:cs="Arial"/>
+          <w:sz w:val="20"/>
+          <w:szCs w:val="20"/>
+        </w:rPr>
+        <w:t>will</w:t>
+      </w:r>
+      <w:r>
+        <w:rPr>
+          <w:rFonts w:ascii="Arial" w:hAnsi="Arial" w:cs="Arial"/>
+          <w:sz w:val="20"/>
+          <w:szCs w:val="20"/>
+        </w:rPr>
+        <w:t xml:space="preserve"> be administratively shut down and assigned to a "Dead VLAN" to prevent unauthorised physical access.</w:t>
+      </w:r>
+      <w:r>
+        <w:rPr>
+          <w:rFonts w:ascii="Arial" w:hAnsi="Arial" w:cs="Arial"/>
+          <w:sz w:val="20"/>
+          <w:szCs w:val="20"/>
+        </w:rPr>
+        <w:br/>
       </w:r>
     </w:p>
     <w:p>
@@ -7615,7 +9381,6 @@
           <w:numId w:val="31"/>
         </w:numPr>
         <w:spacing w:before="0" w:beforeAutospacing="0"/>
-        <w:jc w:val="both"/>
         <w:rPr>
           <w:rFonts w:ascii="Arial" w:hAnsi="Arial" w:cs="Arial"/>
           <w:sz w:val="20"/>
@@ -7632,12 +9397,74 @@
         </w:rPr>
         <w:t>Log Analysis:</w:t>
       </w:r>
+      <w:r>
+        <w:rPr>
+          <w:rFonts w:ascii="Arial" w:hAnsi="Arial" w:cs="Arial"/>
+          <w:sz w:val="20"/>
+          <w:szCs w:val="20"/>
+        </w:rPr>
+        <w:t xml:space="preserve"> Monthly we will</w:t>
+      </w:r>
+      <w:r>
+        <w:rPr>
+          <w:rFonts w:ascii="Arial" w:hAnsi="Arial" w:cs="Arial"/>
+          <w:sz w:val="20"/>
+          <w:szCs w:val="20"/>
+        </w:rPr>
+        <w:t xml:space="preserve"> review </w:t>
+      </w:r>
+      <w:r>
+        <w:rPr>
+          <w:rFonts w:ascii="Arial" w:hAnsi="Arial" w:cs="Arial"/>
+          <w:sz w:val="20"/>
+          <w:szCs w:val="20"/>
+        </w:rPr>
+        <w:t>the</w:t>
+      </w:r>
+      <w:r>
+        <w:rPr>
+          <w:rFonts w:ascii="Arial" w:hAnsi="Arial" w:cs="Arial"/>
+          <w:sz w:val="20"/>
+          <w:szCs w:val="20"/>
+        </w:rPr>
+        <w:t xml:space="preserve"> </w:t>
+      </w:r>
+      <w:r>
+        <w:rPr>
+          <w:rFonts w:ascii="Arial" w:hAnsi="Arial" w:cs="Arial"/>
+          <w:b/>
+          <w:bCs/>
+          <w:sz w:val="20"/>
+          <w:szCs w:val="20"/>
+        </w:rPr>
+        <w:t>Kiwi Syslog</w:t>
+      </w:r>
+      <w:r>
+        <w:rPr>
+          <w:rFonts w:ascii="Arial" w:hAnsi="Arial" w:cs="Arial"/>
+          <w:sz w:val="20"/>
+          <w:szCs w:val="20"/>
+        </w:rPr>
+        <w:t xml:space="preserve"> reports for </w:t>
+      </w:r>
+      <w:r>
+        <w:rPr>
+          <w:rStyle w:val="HTMLCode"/>
+          <w:rFonts w:ascii="Arial" w:hAnsi="Arial" w:cs="Arial"/>
+        </w:rPr>
+        <w:t>%SYS-5-CONFIG_I</w:t>
+      </w:r>
+      <w:r>
+        <w:rPr>
+          <w:rFonts w:ascii="Arial" w:hAnsi="Arial" w:cs="Arial"/>
+          <w:sz w:val="20"/>
+          <w:szCs w:val="20"/>
+        </w:rPr>
+        <w:t xml:space="preserve"> messages, which indicate who changed a configuration and when.</w:t>
+      </w:r>
     </w:p>
     <w:p>
       <w:pPr>
-        <w:pStyle w:val="NormalWeb"/>
-        <w:spacing w:before="0" w:beforeAutospacing="0"/>
-        <w:ind w:left="720"/>
         <w:jc w:val="both"/>
         <w:rPr>
           <w:rFonts w:ascii="Arial" w:hAnsi="Arial" w:cs="Arial"/>
@@ -7645,80 +9472,10 @@
           <w:szCs w:val="20"/>
         </w:rPr>
       </w:pPr>
-      <w:r>
-        <w:rPr>
-          <w:rFonts w:ascii="Arial" w:hAnsi="Arial" w:cs="Arial"/>
-          <w:sz w:val="20"/>
-          <w:szCs w:val="20"/>
-        </w:rPr>
-        <w:t xml:space="preserve">Daily review of the </w:t>
-      </w:r>
-      <w:r>
-        <w:rPr>
-          <w:rFonts w:ascii="Arial" w:hAnsi="Arial" w:cs="Arial"/>
-          <w:b/>
-          <w:bCs/>
-          <w:sz w:val="20"/>
-          <w:szCs w:val="20"/>
-        </w:rPr>
-        <w:t>Kiwi Syslog</w:t>
-      </w:r>
-      <w:r>
-        <w:rPr>
-          <w:rFonts w:ascii="Arial" w:hAnsi="Arial" w:cs="Arial"/>
-          <w:sz w:val="20"/>
-          <w:szCs w:val="20"/>
-        </w:rPr>
-        <w:t xml:space="preserve"> reports for </w:t>
-      </w:r>
-      <w:r>
-        <w:rPr>
-          <w:rStyle w:val="HTMLCode"/>
-          <w:rFonts w:ascii="Arial" w:hAnsi="Arial" w:cs="Arial"/>
-        </w:rPr>
-        <w:t>%SYS-5-CONFIG_I</w:t>
-      </w:r>
-      <w:r>
-        <w:rPr>
-          <w:rFonts w:ascii="Arial" w:hAnsi="Arial" w:cs="Arial"/>
-          <w:sz w:val="20"/>
-          <w:szCs w:val="20"/>
-        </w:rPr>
-        <w:t xml:space="preserve"> </w:t>
-      </w:r>
-      <w:proofErr w:type="gramStart"/>
-      <w:r>
-        <w:rPr>
-          <w:rFonts w:ascii="Arial" w:hAnsi="Arial" w:cs="Arial"/>
-          <w:sz w:val="20"/>
-          <w:szCs w:val="20"/>
-        </w:rPr>
-        <w:t>messages</w:t>
-      </w:r>
-      <w:proofErr w:type="gramEnd"/>
-      <w:r>
-        <w:rPr>
-          <w:rFonts w:ascii="Arial" w:hAnsi="Arial" w:cs="Arial"/>
-          <w:sz w:val="20"/>
-          <w:szCs w:val="20"/>
-        </w:rPr>
-        <w:t>, which indicate who changed a configuration and when.</w:t>
-      </w:r>
     </w:p>
     <w:p>
       <w:pPr>
-        <w:jc w:val="both"/>
-        <w:rPr>
-          <w:rFonts w:ascii="Arial" w:hAnsi="Arial" w:cs="Arial"/>
-          <w:sz w:val="20"/>
-          <w:szCs w:val="20"/>
-        </w:rPr>
-      </w:pPr>
-    </w:p>
-    <w:p>
-      <w:pPr>
         <w:pStyle w:val="Heading3"/>
-        <w:jc w:val="both"/>
         <w:rPr>
           <w:rFonts w:ascii="Arial" w:hAnsi="Arial" w:cs="Arial"/>
           <w:sz w:val="20"/>
@@ -7742,7 +9499,6 @@
           <w:numId w:val="32"/>
         </w:numPr>
         <w:spacing w:before="0" w:beforeAutospacing="0"/>
-        <w:jc w:val="both"/>
         <w:rPr>
           <w:rFonts w:ascii="Arial" w:hAnsi="Arial" w:cs="Arial"/>
           <w:sz w:val="20"/>
@@ -7759,26 +9515,53 @@
         </w:rPr>
         <w:t>Interface Error Tracking:</w:t>
       </w:r>
-    </w:p>
-    <w:p>
-      <w:pPr>
-        <w:pStyle w:val="NormalWeb"/>
-        <w:spacing w:before="0" w:beforeAutospacing="0"/>
-        <w:ind w:left="720"/>
-        <w:jc w:val="both"/>
-        <w:rPr>
-          <w:rFonts w:ascii="Arial" w:hAnsi="Arial" w:cs="Arial"/>
-          <w:sz w:val="20"/>
-          <w:szCs w:val="20"/>
-        </w:rPr>
-      </w:pPr>
-      <w:r>
-        <w:rPr>
-          <w:rFonts w:ascii="Arial" w:hAnsi="Arial" w:cs="Arial"/>
-          <w:sz w:val="20"/>
-          <w:szCs w:val="20"/>
-        </w:rPr>
-        <w:t xml:space="preserve">We monitor all trunk links (Gi1/0/1-3 on MS0) for CRC errors or input drops using </w:t>
+      <w:r>
+        <w:rPr>
+          <w:rFonts w:ascii="Arial" w:hAnsi="Arial" w:cs="Arial"/>
+          <w:sz w:val="20"/>
+          <w:szCs w:val="20"/>
+        </w:rPr>
+        <w:t xml:space="preserve"> </w:t>
+      </w:r>
+      <w:r>
+        <w:rPr>
+          <w:rFonts w:ascii="Arial" w:hAnsi="Arial" w:cs="Arial"/>
+          <w:sz w:val="20"/>
+          <w:szCs w:val="20"/>
+        </w:rPr>
+        <w:t xml:space="preserve">We </w:t>
+      </w:r>
+      <w:r>
+        <w:rPr>
+          <w:rFonts w:ascii="Arial" w:hAnsi="Arial" w:cs="Arial"/>
+          <w:sz w:val="20"/>
+          <w:szCs w:val="20"/>
+        </w:rPr>
+        <w:t xml:space="preserve">will </w:t>
+      </w:r>
+      <w:r>
+        <w:rPr>
+          <w:rFonts w:ascii="Arial" w:hAnsi="Arial" w:cs="Arial"/>
+          <w:sz w:val="20"/>
+          <w:szCs w:val="20"/>
+        </w:rPr>
+        <w:t>monitor all trunk links (Gi1/0/1-</w:t>
+      </w:r>
+      <w:r>
+        <w:rPr>
+          <w:rFonts w:ascii="Arial" w:hAnsi="Arial" w:cs="Arial"/>
+          <w:sz w:val="20"/>
+          <w:szCs w:val="20"/>
+        </w:rPr>
+        <w:t>4</w:t>
+      </w:r>
+      <w:r>
+        <w:rPr>
+          <w:rFonts w:ascii="Arial" w:hAnsi="Arial" w:cs="Arial"/>
+          <w:sz w:val="20"/>
+          <w:szCs w:val="20"/>
+        </w:rPr>
+        <w:t xml:space="preserve"> on MS0) for CRC errors or input drops using </w:t>
       </w:r>
       <w:r>
         <w:rPr>
@@ -7794,6 +9577,14 @@
           <w:szCs w:val="20"/>
         </w:rPr>
         <w:t>. Increasing error counts often indicate a failing SFP module or a degraded fibre/ethernet cable that could cause an internetwork-wide slowdown.</w:t>
+      </w:r>
+      <w:r>
+        <w:rPr>
+          <w:rFonts w:ascii="Arial" w:hAnsi="Arial" w:cs="Arial"/>
+          <w:sz w:val="20"/>
+          <w:szCs w:val="20"/>
+        </w:rPr>
+        <w:br/>
       </w:r>
     </w:p>
     <w:p>
@@ -7804,7 +9595,6 @@
           <w:numId w:val="32"/>
         </w:numPr>
         <w:spacing w:before="0" w:beforeAutospacing="0"/>
-        <w:jc w:val="both"/>
         <w:rPr>
           <w:rFonts w:ascii="Arial" w:hAnsi="Arial" w:cs="Arial"/>
           <w:sz w:val="20"/>
@@ -7821,19 +9611,14 @@
         </w:rPr>
         <w:t>Environmental &amp; Hardware Checks:</w:t>
       </w:r>
-    </w:p>
-    <w:p>
-      <w:pPr>
-        <w:pStyle w:val="NormalWeb"/>
-        <w:spacing w:before="0" w:beforeAutospacing="0"/>
-        <w:ind w:left="720"/>
-        <w:jc w:val="both"/>
-        <w:rPr>
-          <w:rFonts w:ascii="Arial" w:hAnsi="Arial" w:cs="Arial"/>
-          <w:sz w:val="20"/>
-          <w:szCs w:val="20"/>
-        </w:rPr>
-      </w:pPr>
+      <w:r>
+        <w:rPr>
+          <w:rFonts w:ascii="Arial" w:hAnsi="Arial" w:cs="Arial"/>
+          <w:sz w:val="20"/>
+          <w:szCs w:val="20"/>
+        </w:rPr>
+        <w:t xml:space="preserve"> </w:t>
+      </w:r>
       <w:r>
         <w:rPr>
           <w:rFonts w:ascii="Arial" w:hAnsi="Arial" w:cs="Arial"/>
@@ -7870,7 +9655,71 @@
           <w:sz w:val="20"/>
           <w:szCs w:val="20"/>
         </w:rPr>
-        <w:t>, technicians will monitor power supply redundancy and fan speeds. In a university environment, dust accumulation in wiring closets is a common cause of hardware failure; therefore, physical cleaning is scheduled every six months.</w:t>
+        <w:t xml:space="preserve">, </w:t>
+      </w:r>
+      <w:r>
+        <w:rPr>
+          <w:rFonts w:ascii="Arial" w:hAnsi="Arial" w:cs="Arial"/>
+          <w:sz w:val="20"/>
+          <w:szCs w:val="20"/>
+        </w:rPr>
+        <w:t>we</w:t>
+      </w:r>
+      <w:r>
+        <w:rPr>
+          <w:rFonts w:ascii="Arial" w:hAnsi="Arial" w:cs="Arial"/>
+          <w:sz w:val="20"/>
+          <w:szCs w:val="20"/>
+        </w:rPr>
+        <w:t xml:space="preserve"> will monitor power supply redundancy and fan speeds. In </w:t>
+      </w:r>
+      <w:r>
+        <w:rPr>
+          <w:rFonts w:ascii="Arial" w:hAnsi="Arial" w:cs="Arial"/>
+          <w:sz w:val="20"/>
+          <w:szCs w:val="20"/>
+        </w:rPr>
+        <w:t>the</w:t>
+      </w:r>
+      <w:r>
+        <w:rPr>
+          <w:rFonts w:ascii="Arial" w:hAnsi="Arial" w:cs="Arial"/>
+          <w:sz w:val="20"/>
+          <w:szCs w:val="20"/>
+        </w:rPr>
+        <w:t xml:space="preserve"> university environment, dust accumulation in wiring closets is a common cause of hardware failure; therefore, physical cleaning is scheduled </w:t>
+      </w:r>
+      <w:r>
+        <w:rPr>
+          <w:rFonts w:ascii="Arial" w:hAnsi="Arial" w:cs="Arial"/>
+          <w:sz w:val="20"/>
+          <w:szCs w:val="20"/>
+        </w:rPr>
+        <w:t>q</w:t>
+      </w:r>
+      <w:r>
+        <w:rPr>
+          <w:rFonts w:ascii="Arial" w:hAnsi="Arial" w:cs="Arial"/>
+          <w:sz w:val="20"/>
+          <w:szCs w:val="20"/>
+        </w:rPr>
+        <w:t>uarterly</w:t>
+      </w:r>
+      <w:r>
+        <w:rPr>
+          <w:rFonts w:ascii="Arial" w:hAnsi="Arial" w:cs="Arial"/>
+          <w:sz w:val="20"/>
+          <w:szCs w:val="20"/>
+        </w:rPr>
+        <w:t>.</w:t>
+      </w:r>
+      <w:r>
+        <w:rPr>
+          <w:rFonts w:ascii="Arial" w:hAnsi="Arial" w:cs="Arial"/>
+          <w:sz w:val="20"/>
+          <w:szCs w:val="20"/>
+        </w:rPr>
+        <w:br/>
       </w:r>
     </w:p>
     <w:p>
@@ -7881,7 +9730,6 @@
           <w:numId w:val="32"/>
         </w:numPr>
         <w:spacing w:before="0" w:beforeAutospacing="0"/>
-        <w:jc w:val="both"/>
         <w:rPr>
           <w:rFonts w:ascii="Arial" w:hAnsi="Arial" w:cs="Arial"/>
           <w:sz w:val="20"/>
@@ -7898,44 +9746,69 @@
         </w:rPr>
         <w:t>Spanning Tree (STP) Reliability:</w:t>
       </w:r>
-    </w:p>
-    <w:p>
-      <w:pPr>
-        <w:pStyle w:val="NormalWeb"/>
-        <w:spacing w:before="0" w:beforeAutospacing="0"/>
-        <w:ind w:left="720"/>
-        <w:jc w:val="both"/>
-        <w:rPr>
-          <w:rFonts w:ascii="Arial" w:hAnsi="Arial" w:cs="Arial"/>
-          <w:sz w:val="20"/>
-          <w:szCs w:val="20"/>
-        </w:rPr>
-      </w:pPr>
-      <w:r>
-        <w:rPr>
-          <w:rFonts w:ascii="Arial" w:hAnsi="Arial" w:cs="Arial"/>
-          <w:sz w:val="20"/>
-          <w:szCs w:val="20"/>
-        </w:rPr>
-        <w:t xml:space="preserve">As MS1 is the </w:t>
-      </w:r>
-      <w:r>
-        <w:rPr>
-          <w:rFonts w:ascii="Arial" w:hAnsi="Arial" w:cs="Arial"/>
-          <w:b/>
-          <w:bCs/>
-          <w:sz w:val="20"/>
-          <w:szCs w:val="20"/>
-        </w:rPr>
-        <w:t>Root Bridge</w:t>
-      </w:r>
-      <w:r>
-        <w:rPr>
-          <w:rFonts w:ascii="Arial" w:hAnsi="Arial" w:cs="Arial"/>
-          <w:sz w:val="20"/>
-          <w:szCs w:val="20"/>
-        </w:rPr>
-        <w:t xml:space="preserve">, we verify STP consistency monthly using </w:t>
+      <w:r>
+        <w:rPr>
+          <w:rFonts w:ascii="Arial" w:hAnsi="Arial" w:cs="Arial"/>
+          <w:sz w:val="20"/>
+          <w:szCs w:val="20"/>
+        </w:rPr>
+        <w:t xml:space="preserve"> </w:t>
+      </w:r>
+      <w:r>
+        <w:rPr>
+          <w:rFonts w:ascii="Arial" w:hAnsi="Arial" w:cs="Arial"/>
+          <w:sz w:val="20"/>
+          <w:szCs w:val="20"/>
+        </w:rPr>
+        <w:t>As MS1 is the Root Bridge, we</w:t>
+      </w:r>
+      <w:r>
+        <w:rPr>
+          <w:rFonts w:ascii="Arial" w:hAnsi="Arial" w:cs="Arial"/>
+          <w:sz w:val="20"/>
+          <w:szCs w:val="20"/>
+        </w:rPr>
+        <w:t xml:space="preserve"> will</w:t>
+      </w:r>
+      <w:r>
+        <w:rPr>
+          <w:rFonts w:ascii="Arial" w:hAnsi="Arial" w:cs="Arial"/>
+          <w:sz w:val="20"/>
+          <w:szCs w:val="20"/>
+        </w:rPr>
+        <w:t xml:space="preserve"> verify STP consistency </w:t>
+      </w:r>
+      <w:r>
+        <w:rPr>
+          <w:rFonts w:ascii="Arial" w:hAnsi="Arial" w:cs="Arial"/>
+          <w:sz w:val="20"/>
+          <w:szCs w:val="20"/>
+        </w:rPr>
+        <w:t>q</w:t>
+      </w:r>
+      <w:r>
+        <w:rPr>
+          <w:rFonts w:ascii="Arial" w:hAnsi="Arial" w:cs="Arial"/>
+          <w:sz w:val="20"/>
+          <w:szCs w:val="20"/>
+        </w:rPr>
+        <w:t>uarterly</w:t>
+      </w:r>
+      <w:r>
+        <w:rPr>
+          <w:rFonts w:ascii="Arial" w:hAnsi="Arial" w:cs="Arial"/>
+          <w:sz w:val="20"/>
+          <w:szCs w:val="20"/>
+        </w:rPr>
+        <w:t xml:space="preserve"> </w:t>
+      </w:r>
+      <w:r>
+        <w:rPr>
+          <w:rFonts w:ascii="Arial" w:hAnsi="Arial" w:cs="Arial"/>
+          <w:sz w:val="20"/>
+          <w:szCs w:val="20"/>
+        </w:rPr>
+        <w:t xml:space="preserve">using </w:t>
       </w:r>
       <w:r>
         <w:rPr>
@@ -7999,7 +9872,82 @@
           <w:sz w:val="20"/>
           <w:szCs w:val="20"/>
         </w:rPr>
-        <w:t>When performance thresholds are met (e.g., CPU &gt; 70% or Link Saturation &gt; 80%), the following troubleshooting workflow is initiated:</w:t>
+        <w:t>When performance thresholds are met (CPU &gt; 70%</w:t>
+      </w:r>
+      <w:r>
+        <w:rPr>
+          <w:rFonts w:ascii="Arial" w:hAnsi="Arial" w:cs="Arial"/>
+          <w:sz w:val="20"/>
+          <w:szCs w:val="20"/>
+        </w:rPr>
+        <w:t xml:space="preserve">, </w:t>
+      </w:r>
+      <w:r>
+        <w:rPr>
+          <w:rFonts w:ascii="Arial" w:hAnsi="Arial" w:cs="Arial"/>
+          <w:sz w:val="20"/>
+          <w:szCs w:val="20"/>
+        </w:rPr>
+        <w:t>Link Saturation &gt; 80%</w:t>
+      </w:r>
+      <w:r>
+        <w:rPr>
+          <w:rFonts w:ascii="Arial" w:hAnsi="Arial" w:cs="Arial"/>
+          <w:sz w:val="20"/>
+          <w:szCs w:val="20"/>
+        </w:rPr>
+        <w:t>, RAM &gt; 80%, Temp &gt; 80</w:t>
+      </w:r>
+      <w:r>
+        <w:t xml:space="preserve"> </w:t>
+      </w:r>
+      <w:r>
+        <w:rPr>
+          <w:rFonts w:ascii="Arial" w:hAnsi="Arial" w:cs="Arial"/>
+          <w:sz w:val="20"/>
+          <w:szCs w:val="20"/>
+        </w:rPr>
+        <w:t>°C</w:t>
+      </w:r>
+      <w:r>
+        <w:rPr>
+          <w:rFonts w:ascii="Arial" w:hAnsi="Arial" w:cs="Arial"/>
+          <w:sz w:val="20"/>
+          <w:szCs w:val="20"/>
+        </w:rPr>
+        <w:t>)</w:t>
+      </w:r>
+      <w:r>
+        <w:rPr>
+          <w:rFonts w:ascii="Arial" w:hAnsi="Arial" w:cs="Arial"/>
+          <w:sz w:val="20"/>
+          <w:szCs w:val="20"/>
+        </w:rPr>
+        <w:t xml:space="preserve">. We will perform </w:t>
+      </w:r>
+      <w:r>
+        <w:rPr>
+          <w:rFonts w:ascii="Arial" w:hAnsi="Arial" w:cs="Arial"/>
+          <w:sz w:val="20"/>
+          <w:szCs w:val="20"/>
+        </w:rPr>
+        <w:t>the following troubleshooting workflo</w:t>
+      </w:r>
+      <w:r>
+        <w:rPr>
+          <w:rFonts w:ascii="Arial" w:hAnsi="Arial" w:cs="Arial"/>
+          <w:sz w:val="20"/>
+          <w:szCs w:val="20"/>
+        </w:rPr>
+        <w:t>w</w:t>
+      </w:r>
+      <w:r>
+        <w:rPr>
+          <w:rFonts w:ascii="Arial" w:hAnsi="Arial" w:cs="Arial"/>
+          <w:sz w:val="20"/>
+          <w:szCs w:val="20"/>
+        </w:rPr>
+        <w:t>:</w:t>
       </w:r>
     </w:p>
     <w:p>
@@ -8097,38 +10045,7 @@
           <w:sz w:val="20"/>
           <w:szCs w:val="20"/>
         </w:rPr>
-        <w:t xml:space="preserve"> commands sparingly (e.g., </w:t>
-      </w:r>
-      <w:r>
-        <w:rPr>
-          <w:rStyle w:val="HTMLCode"/>
-          <w:rFonts w:ascii="Arial" w:hAnsi="Arial" w:cs="Arial"/>
-        </w:rPr>
-        <w:t xml:space="preserve">debug </w:t>
-      </w:r>
-      <w:proofErr w:type="spellStart"/>
-      <w:r>
-        <w:rPr>
-          <w:rStyle w:val="HTMLCode"/>
-          <w:rFonts w:ascii="Arial" w:hAnsi="Arial" w:cs="Arial"/>
-        </w:rPr>
-        <w:t>ip</w:t>
-      </w:r>
-      <w:proofErr w:type="spellEnd"/>
-      <w:r>
-        <w:rPr>
-          <w:rStyle w:val="HTMLCode"/>
-          <w:rFonts w:ascii="Arial" w:hAnsi="Arial" w:cs="Arial"/>
-        </w:rPr>
-        <w:t xml:space="preserve"> routing</w:t>
-      </w:r>
-      <w:r>
-        <w:rPr>
-          <w:rFonts w:ascii="Arial" w:hAnsi="Arial" w:cs="Arial"/>
-          <w:sz w:val="20"/>
-          <w:szCs w:val="20"/>
-        </w:rPr>
-        <w:t>) to observe real-time protocol behaviour.</w:t>
+        <w:t xml:space="preserve"> commands sparingly to observe real-time protocol behaviour.</w:t>
       </w:r>
     </w:p>
     <w:p>
@@ -8167,8 +10084,6 @@
       <w:r>
         <w:rPr>
           <w:rFonts w:ascii="Arial" w:hAnsi="Arial" w:cs="Arial"/>
-          <w:b/>
-          <w:bCs/>
           <w:sz w:val="20"/>
           <w:szCs w:val="20"/>
         </w:rPr>
@@ -9039,6 +10954,155 @@
     </w:lvl>
   </w:abstractNum>
   <w:abstractNum w:abstractNumId="3" w15:restartNumberingAfterBreak="0">
+    <w:nsid w:val="071024B7"/>
+    <w:multiLevelType w:val="multilevel"/>
+    <w:tmpl w:val="892A883C"/>
+    <w:lvl w:ilvl="0">
+      <w:start w:val="1"/>
+      <w:numFmt w:val="bullet"/>
+      <w:lvlText w:val=""/>
+      <w:lvlJc w:val="left"/>
+      <w:pPr>
+        <w:tabs>
+          <w:tab w:val="num" w:pos="720"/>
+        </w:tabs>
+        <w:ind w:left="720" w:hanging="360"/>
+      </w:pPr>
+      <w:rPr>
+        <w:rFonts w:ascii="Symbol" w:hAnsi="Symbol" w:hint="default"/>
+        <w:sz w:val="20"/>
+      </w:rPr>
+    </w:lvl>
+    <w:lvl w:ilvl="1">
+      <w:start w:val="1"/>
+      <w:numFmt w:val="bullet"/>
+      <w:lvlText w:val="o"/>
+      <w:lvlJc w:val="left"/>
+      <w:pPr>
+        <w:tabs>
+          <w:tab w:val="num" w:pos="1440"/>
+        </w:tabs>
+        <w:ind w:left="1440" w:hanging="360"/>
+      </w:pPr>
+      <w:rPr>
+        <w:rFonts w:ascii="Courier New" w:hAnsi="Courier New" w:hint="default"/>
+        <w:sz w:val="20"/>
+      </w:rPr>
+    </w:lvl>
+    <w:lvl w:ilvl="2" w:tentative="1">
+      <w:start w:val="1"/>
+      <w:numFmt w:val="bullet"/>
+      <w:lvlText w:val=""/>
+      <w:lvlJc w:val="left"/>
+      <w:pPr>
+        <w:tabs>
+          <w:tab w:val="num" w:pos="2160"/>
+        </w:tabs>
+        <w:ind w:left="2160" w:hanging="360"/>
+      </w:pPr>
+      <w:rPr>
+        <w:rFonts w:ascii="Wingdings" w:hAnsi="Wingdings" w:hint="default"/>
+        <w:sz w:val="20"/>
+      </w:rPr>
+    </w:lvl>
+    <w:lvl w:ilvl="3" w:tentative="1">
+      <w:start w:val="1"/>
+      <w:numFmt w:val="bullet"/>
+      <w:lvlText w:val=""/>
+      <w:lvlJc w:val="left"/>
+      <w:pPr>
+        <w:tabs>
+          <w:tab w:val="num" w:pos="2880"/>
+        </w:tabs>
+        <w:ind w:left="2880" w:hanging="360"/>
+      </w:pPr>
+      <w:rPr>
+        <w:rFonts w:ascii="Wingdings" w:hAnsi="Wingdings" w:hint="default"/>
+        <w:sz w:val="20"/>
+      </w:rPr>
+    </w:lvl>
+    <w:lvl w:ilvl="4" w:tentative="1">
+      <w:start w:val="1"/>
+      <w:numFmt w:val="bullet"/>
+      <w:lvlText w:val=""/>
+      <w:lvlJc w:val="left"/>
+      <w:pPr>
+        <w:tabs>
+          <w:tab w:val="num" w:pos="3600"/>
+        </w:tabs>
+        <w:ind w:left="3600" w:hanging="360"/>
+      </w:pPr>
+      <w:rPr>
+        <w:rFonts w:ascii="Wingdings" w:hAnsi="Wingdings" w:hint="default"/>
+        <w:sz w:val="20"/>
+      </w:rPr>
+    </w:lvl>
+    <w:lvl w:ilvl="5" w:tentative="1">
+      <w:start w:val="1"/>
+      <w:numFmt w:val="bullet"/>
+      <w:lvlText w:val=""/>
+      <w:lvlJc w:val="left"/>
+      <w:pPr>
+        <w:tabs>
+          <w:tab w:val="num" w:pos="4320"/>
+        </w:tabs>
+        <w:ind w:left="4320" w:hanging="360"/>
+      </w:pPr>
+      <w:rPr>
+        <w:rFonts w:ascii="Wingdings" w:hAnsi="Wingdings" w:hint="default"/>
+        <w:sz w:val="20"/>
+      </w:rPr>
+    </w:lvl>
+    <w:lvl w:ilvl="6" w:tentative="1">
+      <w:start w:val="1"/>
+      <w:numFmt w:val="bullet"/>
+      <w:lvlText w:val=""/>
+      <w:lvlJc w:val="left"/>
+      <w:pPr>
+        <w:tabs>
+          <w:tab w:val="num" w:pos="5040"/>
+        </w:tabs>
+        <w:ind w:left="5040" w:hanging="360"/>
+      </w:pPr>
+      <w:rPr>
+        <w:rFonts w:ascii="Wingdings" w:hAnsi="Wingdings" w:hint="default"/>
+        <w:sz w:val="20"/>
+      </w:rPr>
+    </w:lvl>
+    <w:lvl w:ilvl="7" w:tentative="1">
+      <w:start w:val="1"/>
+      <w:numFmt w:val="bullet"/>
+      <w:lvlText w:val=""/>
+      <w:lvlJc w:val="left"/>
+      <w:pPr>
+        <w:tabs>
+          <w:tab w:val="num" w:pos="5760"/>
+        </w:tabs>
+        <w:ind w:left="5760" w:hanging="360"/>
+      </w:pPr>
+      <w:rPr>
+        <w:rFonts w:ascii="Wingdings" w:hAnsi="Wingdings" w:hint="default"/>
+        <w:sz w:val="20"/>
+      </w:rPr>
+    </w:lvl>
+    <w:lvl w:ilvl="8" w:tentative="1">
+      <w:start w:val="1"/>
+      <w:numFmt w:val="bullet"/>
+      <w:lvlText w:val=""/>
+      <w:lvlJc w:val="left"/>
+      <w:pPr>
+        <w:tabs>
+          <w:tab w:val="num" w:pos="6480"/>
+        </w:tabs>
+        <w:ind w:left="6480" w:hanging="360"/>
+      </w:pPr>
+      <w:rPr>
+        <w:rFonts w:ascii="Wingdings" w:hAnsi="Wingdings" w:hint="default"/>
+        <w:sz w:val="20"/>
+      </w:rPr>
+    </w:lvl>
+  </w:abstractNum>
+  <w:abstractNum w:abstractNumId="4" w15:restartNumberingAfterBreak="0">
     <w:nsid w:val="076E3B1B"/>
     <w:multiLevelType w:val="multilevel"/>
     <w:tmpl w:val="98903B9A"/>
@@ -9187,7 +11251,156 @@
       </w:rPr>
     </w:lvl>
   </w:abstractNum>
-  <w:abstractNum w:abstractNumId="4" w15:restartNumberingAfterBreak="0">
+  <w:abstractNum w:abstractNumId="5" w15:restartNumberingAfterBreak="0">
+    <w:nsid w:val="0C9574B4"/>
+    <w:multiLevelType w:val="multilevel"/>
+    <w:tmpl w:val="CE621FC2"/>
+    <w:lvl w:ilvl="0">
+      <w:start w:val="1"/>
+      <w:numFmt w:val="bullet"/>
+      <w:lvlText w:val=""/>
+      <w:lvlJc w:val="left"/>
+      <w:pPr>
+        <w:tabs>
+          <w:tab w:val="num" w:pos="720"/>
+        </w:tabs>
+        <w:ind w:left="720" w:hanging="360"/>
+      </w:pPr>
+      <w:rPr>
+        <w:rFonts w:ascii="Symbol" w:hAnsi="Symbol" w:hint="default"/>
+        <w:sz w:val="20"/>
+      </w:rPr>
+    </w:lvl>
+    <w:lvl w:ilvl="1" w:tentative="1">
+      <w:start w:val="1"/>
+      <w:numFmt w:val="bullet"/>
+      <w:lvlText w:val="o"/>
+      <w:lvlJc w:val="left"/>
+      <w:pPr>
+        <w:tabs>
+          <w:tab w:val="num" w:pos="1440"/>
+        </w:tabs>
+        <w:ind w:left="1440" w:hanging="360"/>
+      </w:pPr>
+      <w:rPr>
+        <w:rFonts w:ascii="Courier New" w:hAnsi="Courier New" w:hint="default"/>
+        <w:sz w:val="20"/>
+      </w:rPr>
+    </w:lvl>
+    <w:lvl w:ilvl="2" w:tentative="1">
+      <w:start w:val="1"/>
+      <w:numFmt w:val="bullet"/>
+      <w:lvlText w:val=""/>
+      <w:lvlJc w:val="left"/>
+      <w:pPr>
+        <w:tabs>
+          <w:tab w:val="num" w:pos="2160"/>
+        </w:tabs>
+        <w:ind w:left="2160" w:hanging="360"/>
+      </w:pPr>
+      <w:rPr>
+        <w:rFonts w:ascii="Wingdings" w:hAnsi="Wingdings" w:hint="default"/>
+        <w:sz w:val="20"/>
+      </w:rPr>
+    </w:lvl>
+    <w:lvl w:ilvl="3" w:tentative="1">
+      <w:start w:val="1"/>
+      <w:numFmt w:val="bullet"/>
+      <w:lvlText w:val=""/>
+      <w:lvlJc w:val="left"/>
+      <w:pPr>
+        <w:tabs>
+          <w:tab w:val="num" w:pos="2880"/>
+        </w:tabs>
+        <w:ind w:left="2880" w:hanging="360"/>
+      </w:pPr>
+      <w:rPr>
+        <w:rFonts w:ascii="Wingdings" w:hAnsi="Wingdings" w:hint="default"/>
+        <w:sz w:val="20"/>
+      </w:rPr>
+    </w:lvl>
+    <w:lvl w:ilvl="4" w:tentative="1">
+      <w:start w:val="1"/>
+      <w:numFmt w:val="bullet"/>
+      <w:lvlText w:val=""/>
+      <w:lvlJc w:val="left"/>
+      <w:pPr>
+        <w:tabs>
+          <w:tab w:val="num" w:pos="3600"/>
+        </w:tabs>
+        <w:ind w:left="3600" w:hanging="360"/>
+      </w:pPr>
+      <w:rPr>
+        <w:rFonts w:ascii="Wingdings" w:hAnsi="Wingdings" w:hint="default"/>
+        <w:sz w:val="20"/>
+      </w:rPr>
+    </w:lvl>
+    <w:lvl w:ilvl="5" w:tentative="1">
+      <w:start w:val="1"/>
+      <w:numFmt w:val="bullet"/>
+      <w:lvlText w:val=""/>
+      <w:lvlJc w:val="left"/>
+      <w:pPr>
+        <w:tabs>
+          <w:tab w:val="num" w:pos="4320"/>
+        </w:tabs>
+        <w:ind w:left="4320" w:hanging="360"/>
+      </w:pPr>
+      <w:rPr>
+        <w:rFonts w:ascii="Wingdings" w:hAnsi="Wingdings" w:hint="default"/>
+        <w:sz w:val="20"/>
+      </w:rPr>
+    </w:lvl>
+    <w:lvl w:ilvl="6" w:tentative="1">
+      <w:start w:val="1"/>
+      <w:numFmt w:val="bullet"/>
+      <w:lvlText w:val=""/>
+      <w:lvlJc w:val="left"/>
+      <w:pPr>
+        <w:tabs>
+          <w:tab w:val="num" w:pos="5040"/>
+        </w:tabs>
+        <w:ind w:left="5040" w:hanging="360"/>
+      </w:pPr>
+      <w:rPr>
+        <w:rFonts w:ascii="Wingdings" w:hAnsi="Wingdings" w:hint="default"/>
+        <w:sz w:val="20"/>
+      </w:rPr>
+    </w:lvl>
+    <w:lvl w:ilvl="7" w:tentative="1">
+      <w:start w:val="1"/>
+      <w:numFmt w:val="bullet"/>
+      <w:lvlText w:val=""/>
+      <w:lvlJc w:val="left"/>
+      <w:pPr>
+        <w:tabs>
+          <w:tab w:val="num" w:pos="5760"/>
+        </w:tabs>
+        <w:ind w:left="5760" w:hanging="360"/>
+      </w:pPr>
+      <w:rPr>
+        <w:rFonts w:ascii="Wingdings" w:hAnsi="Wingdings" w:hint="default"/>
+        <w:sz w:val="20"/>
+      </w:rPr>
+    </w:lvl>
+    <w:lvl w:ilvl="8" w:tentative="1">
+      <w:start w:val="1"/>
+      <w:numFmt w:val="bullet"/>
+      <w:lvlText w:val=""/>
+      <w:lvlJc w:val="left"/>
+      <w:pPr>
+        <w:tabs>
+          <w:tab w:val="num" w:pos="6480"/>
+        </w:tabs>
+        <w:ind w:left="6480" w:hanging="360"/>
+      </w:pPr>
+      <w:rPr>
+        <w:rFonts w:ascii="Wingdings" w:hAnsi="Wingdings" w:hint="default"/>
+        <w:sz w:val="20"/>
+      </w:rPr>
+    </w:lvl>
+  </w:abstractNum>
+  <w:abstractNum w:abstractNumId="6" w15:restartNumberingAfterBreak="0">
     <w:nsid w:val="11AC2E51"/>
     <w:multiLevelType w:val="multilevel"/>
     <w:tmpl w:val="11266270"/>
@@ -9300,7 +11513,156 @@
       </w:pPr>
     </w:lvl>
   </w:abstractNum>
-  <w:abstractNum w:abstractNumId="5" w15:restartNumberingAfterBreak="0">
+  <w:abstractNum w:abstractNumId="7" w15:restartNumberingAfterBreak="0">
+    <w:nsid w:val="13030696"/>
+    <w:multiLevelType w:val="multilevel"/>
+    <w:tmpl w:val="B34299D4"/>
+    <w:lvl w:ilvl="0">
+      <w:start w:val="1"/>
+      <w:numFmt w:val="bullet"/>
+      <w:lvlText w:val=""/>
+      <w:lvlJc w:val="left"/>
+      <w:pPr>
+        <w:tabs>
+          <w:tab w:val="num" w:pos="720"/>
+        </w:tabs>
+        <w:ind w:left="720" w:hanging="360"/>
+      </w:pPr>
+      <w:rPr>
+        <w:rFonts w:ascii="Symbol" w:hAnsi="Symbol" w:hint="default"/>
+        <w:sz w:val="20"/>
+      </w:rPr>
+    </w:lvl>
+    <w:lvl w:ilvl="1" w:tentative="1">
+      <w:start w:val="1"/>
+      <w:numFmt w:val="bullet"/>
+      <w:lvlText w:val="o"/>
+      <w:lvlJc w:val="left"/>
+      <w:pPr>
+        <w:tabs>
+          <w:tab w:val="num" w:pos="1440"/>
+        </w:tabs>
+        <w:ind w:left="1440" w:hanging="360"/>
+      </w:pPr>
+      <w:rPr>
+        <w:rFonts w:ascii="Courier New" w:hAnsi="Courier New" w:hint="default"/>
+        <w:sz w:val="20"/>
+      </w:rPr>
+    </w:lvl>
+    <w:lvl w:ilvl="2" w:tentative="1">
+      <w:start w:val="1"/>
+      <w:numFmt w:val="bullet"/>
+      <w:lvlText w:val=""/>
+      <w:lvlJc w:val="left"/>
+      <w:pPr>
+        <w:tabs>
+          <w:tab w:val="num" w:pos="2160"/>
+        </w:tabs>
+        <w:ind w:left="2160" w:hanging="360"/>
+      </w:pPr>
+      <w:rPr>
+        <w:rFonts w:ascii="Wingdings" w:hAnsi="Wingdings" w:hint="default"/>
+        <w:sz w:val="20"/>
+      </w:rPr>
+    </w:lvl>
+    <w:lvl w:ilvl="3" w:tentative="1">
+      <w:start w:val="1"/>
+      <w:numFmt w:val="bullet"/>
+      <w:lvlText w:val=""/>
+      <w:lvlJc w:val="left"/>
+      <w:pPr>
+        <w:tabs>
+          <w:tab w:val="num" w:pos="2880"/>
+        </w:tabs>
+        <w:ind w:left="2880" w:hanging="360"/>
+      </w:pPr>
+      <w:rPr>
+        <w:rFonts w:ascii="Wingdings" w:hAnsi="Wingdings" w:hint="default"/>
+        <w:sz w:val="20"/>
+      </w:rPr>
+    </w:lvl>
+    <w:lvl w:ilvl="4" w:tentative="1">
+      <w:start w:val="1"/>
+      <w:numFmt w:val="bullet"/>
+      <w:lvlText w:val=""/>
+      <w:lvlJc w:val="left"/>
+      <w:pPr>
+        <w:tabs>
+          <w:tab w:val="num" w:pos="3600"/>
+        </w:tabs>
+        <w:ind w:left="3600" w:hanging="360"/>
+      </w:pPr>
+      <w:rPr>
+        <w:rFonts w:ascii="Wingdings" w:hAnsi="Wingdings" w:hint="default"/>
+        <w:sz w:val="20"/>
+      </w:rPr>
+    </w:lvl>
+    <w:lvl w:ilvl="5" w:tentative="1">
+      <w:start w:val="1"/>
+      <w:numFmt w:val="bullet"/>
+      <w:lvlText w:val=""/>
+      <w:lvlJc w:val="left"/>
+      <w:pPr>
+        <w:tabs>
+          <w:tab w:val="num" w:pos="4320"/>
+        </w:tabs>
+        <w:ind w:left="4320" w:hanging="360"/>
+      </w:pPr>
+      <w:rPr>
+        <w:rFonts w:ascii="Wingdings" w:hAnsi="Wingdings" w:hint="default"/>
+        <w:sz w:val="20"/>
+      </w:rPr>
+    </w:lvl>
+    <w:lvl w:ilvl="6" w:tentative="1">
+      <w:start w:val="1"/>
+      <w:numFmt w:val="bullet"/>
+      <w:lvlText w:val=""/>
+      <w:lvlJc w:val="left"/>
+      <w:pPr>
+        <w:tabs>
+          <w:tab w:val="num" w:pos="5040"/>
+        </w:tabs>
+        <w:ind w:left="5040" w:hanging="360"/>
+      </w:pPr>
+      <w:rPr>
+        <w:rFonts w:ascii="Wingdings" w:hAnsi="Wingdings" w:hint="default"/>
+        <w:sz w:val="20"/>
+      </w:rPr>
+    </w:lvl>
+    <w:lvl w:ilvl="7" w:tentative="1">
+      <w:start w:val="1"/>
+      <w:numFmt w:val="bullet"/>
+      <w:lvlText w:val=""/>
+      <w:lvlJc w:val="left"/>
+      <w:pPr>
+        <w:tabs>
+          <w:tab w:val="num" w:pos="5760"/>
+        </w:tabs>
+        <w:ind w:left="5760" w:hanging="360"/>
+      </w:pPr>
+      <w:rPr>
+        <w:rFonts w:ascii="Wingdings" w:hAnsi="Wingdings" w:hint="default"/>
+        <w:sz w:val="20"/>
+      </w:rPr>
+    </w:lvl>
+    <w:lvl w:ilvl="8" w:tentative="1">
+      <w:start w:val="1"/>
+      <w:numFmt w:val="bullet"/>
+      <w:lvlText w:val=""/>
+      <w:lvlJc w:val="left"/>
+      <w:pPr>
+        <w:tabs>
+          <w:tab w:val="num" w:pos="6480"/>
+        </w:tabs>
+        <w:ind w:left="6480" w:hanging="360"/>
+      </w:pPr>
+      <w:rPr>
+        <w:rFonts w:ascii="Wingdings" w:hAnsi="Wingdings" w:hint="default"/>
+        <w:sz w:val="20"/>
+      </w:rPr>
+    </w:lvl>
+  </w:abstractNum>
+  <w:abstractNum w:abstractNumId="8" w15:restartNumberingAfterBreak="0">
     <w:nsid w:val="1E56067A"/>
     <w:multiLevelType w:val="multilevel"/>
     <w:tmpl w:val="4BE05CF8"/>
@@ -9449,7 +11811,7 @@
       </w:rPr>
     </w:lvl>
   </w:abstractNum>
-  <w:abstractNum w:abstractNumId="6" w15:restartNumberingAfterBreak="0">
+  <w:abstractNum w:abstractNumId="9" w15:restartNumberingAfterBreak="0">
     <w:nsid w:val="1EC40C4E"/>
     <w:multiLevelType w:val="multilevel"/>
     <w:tmpl w:val="2204501E"/>
@@ -9563,7 +11925,7 @@
       </w:pPr>
     </w:lvl>
   </w:abstractNum>
-  <w:abstractNum w:abstractNumId="7" w15:restartNumberingAfterBreak="0">
+  <w:abstractNum w:abstractNumId="10" w15:restartNumberingAfterBreak="0">
     <w:nsid w:val="1F5B1881"/>
     <w:multiLevelType w:val="multilevel"/>
     <w:tmpl w:val="7538448C"/>
@@ -9712,7 +12074,156 @@
       </w:rPr>
     </w:lvl>
   </w:abstractNum>
-  <w:abstractNum w:abstractNumId="8" w15:restartNumberingAfterBreak="0">
+  <w:abstractNum w:abstractNumId="11" w15:restartNumberingAfterBreak="0">
+    <w:nsid w:val="204653FF"/>
+    <w:multiLevelType w:val="multilevel"/>
+    <w:tmpl w:val="34ACF896"/>
+    <w:lvl w:ilvl="0">
+      <w:start w:val="1"/>
+      <w:numFmt w:val="bullet"/>
+      <w:lvlText w:val=""/>
+      <w:lvlJc w:val="left"/>
+      <w:pPr>
+        <w:tabs>
+          <w:tab w:val="num" w:pos="720"/>
+        </w:tabs>
+        <w:ind w:left="720" w:hanging="360"/>
+      </w:pPr>
+      <w:rPr>
+        <w:rFonts w:ascii="Symbol" w:hAnsi="Symbol" w:hint="default"/>
+        <w:sz w:val="20"/>
+      </w:rPr>
+    </w:lvl>
+    <w:lvl w:ilvl="1" w:tentative="1">
+      <w:start w:val="1"/>
+      <w:numFmt w:val="bullet"/>
+      <w:lvlText w:val="o"/>
+      <w:lvlJc w:val="left"/>
+      <w:pPr>
+        <w:tabs>
+          <w:tab w:val="num" w:pos="1440"/>
+        </w:tabs>
+        <w:ind w:left="1440" w:hanging="360"/>
+      </w:pPr>
+      <w:rPr>
+        <w:rFonts w:ascii="Courier New" w:hAnsi="Courier New" w:hint="default"/>
+        <w:sz w:val="20"/>
+      </w:rPr>
+    </w:lvl>
+    <w:lvl w:ilvl="2" w:tentative="1">
+      <w:start w:val="1"/>
+      <w:numFmt w:val="bullet"/>
+      <w:lvlText w:val=""/>
+      <w:lvlJc w:val="left"/>
+      <w:pPr>
+        <w:tabs>
+          <w:tab w:val="num" w:pos="2160"/>
+        </w:tabs>
+        <w:ind w:left="2160" w:hanging="360"/>
+      </w:pPr>
+      <w:rPr>
+        <w:rFonts w:ascii="Wingdings" w:hAnsi="Wingdings" w:hint="default"/>
+        <w:sz w:val="20"/>
+      </w:rPr>
+    </w:lvl>
+    <w:lvl w:ilvl="3" w:tentative="1">
+      <w:start w:val="1"/>
+      <w:numFmt w:val="bullet"/>
+      <w:lvlText w:val=""/>
+      <w:lvlJc w:val="left"/>
+      <w:pPr>
+        <w:tabs>
+          <w:tab w:val="num" w:pos="2880"/>
+        </w:tabs>
+        <w:ind w:left="2880" w:hanging="360"/>
+      </w:pPr>
+      <w:rPr>
+        <w:rFonts w:ascii="Wingdings" w:hAnsi="Wingdings" w:hint="default"/>
+        <w:sz w:val="20"/>
+      </w:rPr>
+    </w:lvl>
+    <w:lvl w:ilvl="4" w:tentative="1">
+      <w:start w:val="1"/>
+      <w:numFmt w:val="bullet"/>
+      <w:lvlText w:val=""/>
+      <w:lvlJc w:val="left"/>
+      <w:pPr>
+        <w:tabs>
+          <w:tab w:val="num" w:pos="3600"/>
+        </w:tabs>
+        <w:ind w:left="3600" w:hanging="360"/>
+      </w:pPr>
+      <w:rPr>
+        <w:rFonts w:ascii="Wingdings" w:hAnsi="Wingdings" w:hint="default"/>
+        <w:sz w:val="20"/>
+      </w:rPr>
+    </w:lvl>
+    <w:lvl w:ilvl="5" w:tentative="1">
+      <w:start w:val="1"/>
+      <w:numFmt w:val="bullet"/>
+      <w:lvlText w:val=""/>
+      <w:lvlJc w:val="left"/>
+      <w:pPr>
+        <w:tabs>
+          <w:tab w:val="num" w:pos="4320"/>
+        </w:tabs>
+        <w:ind w:left="4320" w:hanging="360"/>
+      </w:pPr>
+      <w:rPr>
+        <w:rFonts w:ascii="Wingdings" w:hAnsi="Wingdings" w:hint="default"/>
+        <w:sz w:val="20"/>
+      </w:rPr>
+    </w:lvl>
+    <w:lvl w:ilvl="6" w:tentative="1">
+      <w:start w:val="1"/>
+      <w:numFmt w:val="bullet"/>
+      <w:lvlText w:val=""/>
+      <w:lvlJc w:val="left"/>
+      <w:pPr>
+        <w:tabs>
+          <w:tab w:val="num" w:pos="5040"/>
+        </w:tabs>
+        <w:ind w:left="5040" w:hanging="360"/>
+      </w:pPr>
+      <w:rPr>
+        <w:rFonts w:ascii="Wingdings" w:hAnsi="Wingdings" w:hint="default"/>
+        <w:sz w:val="20"/>
+      </w:rPr>
+    </w:lvl>
+    <w:lvl w:ilvl="7" w:tentative="1">
+      <w:start w:val="1"/>
+      <w:numFmt w:val="bullet"/>
+      <w:lvlText w:val=""/>
+      <w:lvlJc w:val="left"/>
+      <w:pPr>
+        <w:tabs>
+          <w:tab w:val="num" w:pos="5760"/>
+        </w:tabs>
+        <w:ind w:left="5760" w:hanging="360"/>
+      </w:pPr>
+      <w:rPr>
+        <w:rFonts w:ascii="Wingdings" w:hAnsi="Wingdings" w:hint="default"/>
+        <w:sz w:val="20"/>
+      </w:rPr>
+    </w:lvl>
+    <w:lvl w:ilvl="8" w:tentative="1">
+      <w:start w:val="1"/>
+      <w:numFmt w:val="bullet"/>
+      <w:lvlText w:val=""/>
+      <w:lvlJc w:val="left"/>
+      <w:pPr>
+        <w:tabs>
+          <w:tab w:val="num" w:pos="6480"/>
+        </w:tabs>
+        <w:ind w:left="6480" w:hanging="360"/>
+      </w:pPr>
+      <w:rPr>
+        <w:rFonts w:ascii="Wingdings" w:hAnsi="Wingdings" w:hint="default"/>
+        <w:sz w:val="20"/>
+      </w:rPr>
+    </w:lvl>
+  </w:abstractNum>
+  <w:abstractNum w:abstractNumId="12" w15:restartNumberingAfterBreak="0">
     <w:nsid w:val="20DD7828"/>
     <w:multiLevelType w:val="multilevel"/>
     <w:tmpl w:val="BE100C10"/>
@@ -9857,7 +12368,7 @@
       </w:rPr>
     </w:lvl>
   </w:abstractNum>
-  <w:abstractNum w:abstractNumId="9" w15:restartNumberingAfterBreak="0">
+  <w:abstractNum w:abstractNumId="13" w15:restartNumberingAfterBreak="0">
     <w:nsid w:val="21D77725"/>
     <w:multiLevelType w:val="multilevel"/>
     <w:tmpl w:val="0BCC05C8"/>
@@ -10006,7 +12517,7 @@
       </w:rPr>
     </w:lvl>
   </w:abstractNum>
-  <w:abstractNum w:abstractNumId="10" w15:restartNumberingAfterBreak="0">
+  <w:abstractNum w:abstractNumId="14" w15:restartNumberingAfterBreak="0">
     <w:nsid w:val="244353DC"/>
     <w:multiLevelType w:val="multilevel"/>
     <w:tmpl w:val="B9D6EBCA"/>
@@ -10155,7 +12666,156 @@
       </w:rPr>
     </w:lvl>
   </w:abstractNum>
-  <w:abstractNum w:abstractNumId="11" w15:restartNumberingAfterBreak="0">
+  <w:abstractNum w:abstractNumId="15" w15:restartNumberingAfterBreak="0">
+    <w:nsid w:val="24F05263"/>
+    <w:multiLevelType w:val="multilevel"/>
+    <w:tmpl w:val="C9428BBE"/>
+    <w:lvl w:ilvl="0">
+      <w:start w:val="1"/>
+      <w:numFmt w:val="bullet"/>
+      <w:lvlText w:val=""/>
+      <w:lvlJc w:val="left"/>
+      <w:pPr>
+        <w:tabs>
+          <w:tab w:val="num" w:pos="720"/>
+        </w:tabs>
+        <w:ind w:left="720" w:hanging="360"/>
+      </w:pPr>
+      <w:rPr>
+        <w:rFonts w:ascii="Symbol" w:hAnsi="Symbol" w:hint="default"/>
+        <w:sz w:val="20"/>
+      </w:rPr>
+    </w:lvl>
+    <w:lvl w:ilvl="1" w:tentative="1">
+      <w:start w:val="1"/>
+      <w:numFmt w:val="bullet"/>
+      <w:lvlText w:val="o"/>
+      <w:lvlJc w:val="left"/>
+      <w:pPr>
+        <w:tabs>
+          <w:tab w:val="num" w:pos="1440"/>
+        </w:tabs>
+        <w:ind w:left="1440" w:hanging="360"/>
+      </w:pPr>
+      <w:rPr>
+        <w:rFonts w:ascii="Courier New" w:hAnsi="Courier New" w:hint="default"/>
+        <w:sz w:val="20"/>
+      </w:rPr>
+    </w:lvl>
+    <w:lvl w:ilvl="2" w:tentative="1">
+      <w:start w:val="1"/>
+      <w:numFmt w:val="bullet"/>
+      <w:lvlText w:val=""/>
+      <w:lvlJc w:val="left"/>
+      <w:pPr>
+        <w:tabs>
+          <w:tab w:val="num" w:pos="2160"/>
+        </w:tabs>
+        <w:ind w:left="2160" w:hanging="360"/>
+      </w:pPr>
+      <w:rPr>
+        <w:rFonts w:ascii="Wingdings" w:hAnsi="Wingdings" w:hint="default"/>
+        <w:sz w:val="20"/>
+      </w:rPr>
+    </w:lvl>
+    <w:lvl w:ilvl="3" w:tentative="1">
+      <w:start w:val="1"/>
+      <w:numFmt w:val="bullet"/>
+      <w:lvlText w:val=""/>
+      <w:lvlJc w:val="left"/>
+      <w:pPr>
+        <w:tabs>
+          <w:tab w:val="num" w:pos="2880"/>
+        </w:tabs>
+        <w:ind w:left="2880" w:hanging="360"/>
+      </w:pPr>
+      <w:rPr>
+        <w:rFonts w:ascii="Wingdings" w:hAnsi="Wingdings" w:hint="default"/>
+        <w:sz w:val="20"/>
+      </w:rPr>
+    </w:lvl>
+    <w:lvl w:ilvl="4" w:tentative="1">
+      <w:start w:val="1"/>
+      <w:numFmt w:val="bullet"/>
+      <w:lvlText w:val=""/>
+      <w:lvlJc w:val="left"/>
+      <w:pPr>
+        <w:tabs>
+          <w:tab w:val="num" w:pos="3600"/>
+        </w:tabs>
+        <w:ind w:left="3600" w:hanging="360"/>
+      </w:pPr>
+      <w:rPr>
+        <w:rFonts w:ascii="Wingdings" w:hAnsi="Wingdings" w:hint="default"/>
+        <w:sz w:val="20"/>
+      </w:rPr>
+    </w:lvl>
+    <w:lvl w:ilvl="5" w:tentative="1">
+      <w:start w:val="1"/>
+      <w:numFmt w:val="bullet"/>
+      <w:lvlText w:val=""/>
+      <w:lvlJc w:val="left"/>
+      <w:pPr>
+        <w:tabs>
+          <w:tab w:val="num" w:pos="4320"/>
+        </w:tabs>
+        <w:ind w:left="4320" w:hanging="360"/>
+      </w:pPr>
+      <w:rPr>
+        <w:rFonts w:ascii="Wingdings" w:hAnsi="Wingdings" w:hint="default"/>
+        <w:sz w:val="20"/>
+      </w:rPr>
+    </w:lvl>
+    <w:lvl w:ilvl="6" w:tentative="1">
+      <w:start w:val="1"/>
+      <w:numFmt w:val="bullet"/>
+      <w:lvlText w:val=""/>
+      <w:lvlJc w:val="left"/>
+      <w:pPr>
+        <w:tabs>
+          <w:tab w:val="num" w:pos="5040"/>
+        </w:tabs>
+        <w:ind w:left="5040" w:hanging="360"/>
+      </w:pPr>
+      <w:rPr>
+        <w:rFonts w:ascii="Wingdings" w:hAnsi="Wingdings" w:hint="default"/>
+        <w:sz w:val="20"/>
+      </w:rPr>
+    </w:lvl>
+    <w:lvl w:ilvl="7" w:tentative="1">
+      <w:start w:val="1"/>
+      <w:numFmt w:val="bullet"/>
+      <w:lvlText w:val=""/>
+      <w:lvlJc w:val="left"/>
+      <w:pPr>
+        <w:tabs>
+          <w:tab w:val="num" w:pos="5760"/>
+        </w:tabs>
+        <w:ind w:left="5760" w:hanging="360"/>
+      </w:pPr>
+      <w:rPr>
+        <w:rFonts w:ascii="Wingdings" w:hAnsi="Wingdings" w:hint="default"/>
+        <w:sz w:val="20"/>
+      </w:rPr>
+    </w:lvl>
+    <w:lvl w:ilvl="8" w:tentative="1">
+      <w:start w:val="1"/>
+      <w:numFmt w:val="bullet"/>
+      <w:lvlText w:val=""/>
+      <w:lvlJc w:val="left"/>
+      <w:pPr>
+        <w:tabs>
+          <w:tab w:val="num" w:pos="6480"/>
+        </w:tabs>
+        <w:ind w:left="6480" w:hanging="360"/>
+      </w:pPr>
+      <w:rPr>
+        <w:rFonts w:ascii="Wingdings" w:hAnsi="Wingdings" w:hint="default"/>
+        <w:sz w:val="20"/>
+      </w:rPr>
+    </w:lvl>
+  </w:abstractNum>
+  <w:abstractNum w:abstractNumId="16" w15:restartNumberingAfterBreak="0">
     <w:nsid w:val="25DF0AF0"/>
     <w:multiLevelType w:val="multilevel"/>
     <w:tmpl w:val="8D5ED552"/>
@@ -10304,7 +12964,7 @@
       </w:rPr>
     </w:lvl>
   </w:abstractNum>
-  <w:abstractNum w:abstractNumId="12" w15:restartNumberingAfterBreak="0">
+  <w:abstractNum w:abstractNumId="17" w15:restartNumberingAfterBreak="0">
     <w:nsid w:val="30A0263C"/>
     <w:multiLevelType w:val="multilevel"/>
     <w:tmpl w:val="2F2C29B6"/>
@@ -10453,7 +13113,7 @@
       </w:rPr>
     </w:lvl>
   </w:abstractNum>
-  <w:abstractNum w:abstractNumId="13" w15:restartNumberingAfterBreak="0">
+  <w:abstractNum w:abstractNumId="18" w15:restartNumberingAfterBreak="0">
     <w:nsid w:val="38165A16"/>
     <w:multiLevelType w:val="multilevel"/>
     <w:tmpl w:val="69323D92"/>
@@ -10566,7 +13226,7 @@
       </w:pPr>
     </w:lvl>
   </w:abstractNum>
-  <w:abstractNum w:abstractNumId="14" w15:restartNumberingAfterBreak="0">
+  <w:abstractNum w:abstractNumId="19" w15:restartNumberingAfterBreak="0">
     <w:nsid w:val="39315F27"/>
     <w:multiLevelType w:val="multilevel"/>
     <w:tmpl w:val="2EFCE55A"/>
@@ -10715,7 +13375,7 @@
       </w:rPr>
     </w:lvl>
   </w:abstractNum>
-  <w:abstractNum w:abstractNumId="15" w15:restartNumberingAfterBreak="0">
+  <w:abstractNum w:abstractNumId="20" w15:restartNumberingAfterBreak="0">
     <w:nsid w:val="3B613687"/>
     <w:multiLevelType w:val="multilevel"/>
     <w:tmpl w:val="260641F8"/>
@@ -10864,7 +13524,7 @@
       </w:rPr>
     </w:lvl>
   </w:abstractNum>
-  <w:abstractNum w:abstractNumId="16" w15:restartNumberingAfterBreak="0">
+  <w:abstractNum w:abstractNumId="21" w15:restartNumberingAfterBreak="0">
     <w:nsid w:val="40177963"/>
     <w:multiLevelType w:val="multilevel"/>
     <w:tmpl w:val="474200A8"/>
@@ -11013,7 +13673,7 @@
       </w:rPr>
     </w:lvl>
   </w:abstractNum>
-  <w:abstractNum w:abstractNumId="17" w15:restartNumberingAfterBreak="0">
+  <w:abstractNum w:abstractNumId="22" w15:restartNumberingAfterBreak="0">
     <w:nsid w:val="401C3166"/>
     <w:multiLevelType w:val="multilevel"/>
     <w:tmpl w:val="15D01A2A"/>
@@ -11159,7 +13819,7 @@
       </w:rPr>
     </w:lvl>
   </w:abstractNum>
-  <w:abstractNum w:abstractNumId="18" w15:restartNumberingAfterBreak="0">
+  <w:abstractNum w:abstractNumId="23" w15:restartNumberingAfterBreak="0">
     <w:nsid w:val="43AE1CB3"/>
     <w:multiLevelType w:val="multilevel"/>
     <w:tmpl w:val="87FEA80E"/>
@@ -11308,7 +13968,7 @@
       </w:rPr>
     </w:lvl>
   </w:abstractNum>
-  <w:abstractNum w:abstractNumId="19" w15:restartNumberingAfterBreak="0">
+  <w:abstractNum w:abstractNumId="24" w15:restartNumberingAfterBreak="0">
     <w:nsid w:val="44B4651D"/>
     <w:multiLevelType w:val="multilevel"/>
     <w:tmpl w:val="CB6464B8"/>
@@ -11457,7 +14117,7 @@
       </w:rPr>
     </w:lvl>
   </w:abstractNum>
-  <w:abstractNum w:abstractNumId="20" w15:restartNumberingAfterBreak="0">
+  <w:abstractNum w:abstractNumId="25" w15:restartNumberingAfterBreak="0">
     <w:nsid w:val="44CB6702"/>
     <w:multiLevelType w:val="multilevel"/>
     <w:tmpl w:val="E364022C"/>
@@ -11606,7 +14266,7 @@
       </w:rPr>
     </w:lvl>
   </w:abstractNum>
-  <w:abstractNum w:abstractNumId="21" w15:restartNumberingAfterBreak="0">
+  <w:abstractNum w:abstractNumId="26" w15:restartNumberingAfterBreak="0">
     <w:nsid w:val="4AAF6D1F"/>
     <w:multiLevelType w:val="hybridMultilevel"/>
     <w:tmpl w:val="F44EFF64"/>
@@ -11719,7 +14379,7 @@
       </w:rPr>
     </w:lvl>
   </w:abstractNum>
-  <w:abstractNum w:abstractNumId="22" w15:restartNumberingAfterBreak="0">
+  <w:abstractNum w:abstractNumId="27" w15:restartNumberingAfterBreak="0">
     <w:nsid w:val="5F3952C7"/>
     <w:multiLevelType w:val="multilevel"/>
     <w:tmpl w:val="BE60DB78"/>
@@ -11868,7 +14528,7 @@
       </w:rPr>
     </w:lvl>
   </w:abstractNum>
-  <w:abstractNum w:abstractNumId="23" w15:restartNumberingAfterBreak="0">
+  <w:abstractNum w:abstractNumId="28" w15:restartNumberingAfterBreak="0">
     <w:nsid w:val="61B7047F"/>
     <w:multiLevelType w:val="multilevel"/>
     <w:tmpl w:val="46D859F4"/>
@@ -12017,7 +14677,7 @@
       </w:rPr>
     </w:lvl>
   </w:abstractNum>
-  <w:abstractNum w:abstractNumId="24" w15:restartNumberingAfterBreak="0">
+  <w:abstractNum w:abstractNumId="29" w15:restartNumberingAfterBreak="0">
     <w:nsid w:val="621D2C31"/>
     <w:multiLevelType w:val="hybridMultilevel"/>
     <w:tmpl w:val="7F1AA54A"/>
@@ -12130,7 +14790,7 @@
       </w:rPr>
     </w:lvl>
   </w:abstractNum>
-  <w:abstractNum w:abstractNumId="25" w15:restartNumberingAfterBreak="0">
+  <w:abstractNum w:abstractNumId="30" w15:restartNumberingAfterBreak="0">
     <w:nsid w:val="64C77D5E"/>
     <w:multiLevelType w:val="multilevel"/>
     <w:tmpl w:val="AD229126"/>
@@ -12279,7 +14939,7 @@
       </w:rPr>
     </w:lvl>
   </w:abstractNum>
-  <w:abstractNum w:abstractNumId="26" w15:restartNumberingAfterBreak="0">
+  <w:abstractNum w:abstractNumId="31" w15:restartNumberingAfterBreak="0">
     <w:nsid w:val="668F5261"/>
     <w:multiLevelType w:val="multilevel"/>
     <w:tmpl w:val="538C7B00"/>
@@ -12428,7 +15088,7 @@
       </w:rPr>
     </w:lvl>
   </w:abstractNum>
-  <w:abstractNum w:abstractNumId="27" w15:restartNumberingAfterBreak="0">
+  <w:abstractNum w:abstractNumId="32" w15:restartNumberingAfterBreak="0">
     <w:nsid w:val="682D55D7"/>
     <w:multiLevelType w:val="multilevel"/>
     <w:tmpl w:val="B070322A"/>
@@ -12577,7 +15237,7 @@
       </w:rPr>
     </w:lvl>
   </w:abstractNum>
-  <w:abstractNum w:abstractNumId="28" w15:restartNumberingAfterBreak="0">
+  <w:abstractNum w:abstractNumId="33" w15:restartNumberingAfterBreak="0">
     <w:nsid w:val="70CE5E69"/>
     <w:multiLevelType w:val="hybridMultilevel"/>
     <w:tmpl w:val="A914D5E8"/>
@@ -12691,7 +15351,7 @@
       </w:rPr>
     </w:lvl>
   </w:abstractNum>
-  <w:abstractNum w:abstractNumId="29" w15:restartNumberingAfterBreak="0">
+  <w:abstractNum w:abstractNumId="34" w15:restartNumberingAfterBreak="0">
     <w:nsid w:val="74041823"/>
     <w:multiLevelType w:val="multilevel"/>
     <w:tmpl w:val="67524126"/>
@@ -12840,7 +15500,7 @@
       </w:rPr>
     </w:lvl>
   </w:abstractNum>
-  <w:abstractNum w:abstractNumId="30" w15:restartNumberingAfterBreak="0">
+  <w:abstractNum w:abstractNumId="35" w15:restartNumberingAfterBreak="0">
     <w:nsid w:val="741C2931"/>
     <w:multiLevelType w:val="multilevel"/>
     <w:tmpl w:val="EF285450"/>
@@ -12989,7 +15649,7 @@
       </w:rPr>
     </w:lvl>
   </w:abstractNum>
-  <w:abstractNum w:abstractNumId="31" w15:restartNumberingAfterBreak="0">
+  <w:abstractNum w:abstractNumId="36" w15:restartNumberingAfterBreak="0">
     <w:nsid w:val="79A468FF"/>
     <w:multiLevelType w:val="multilevel"/>
     <w:tmpl w:val="B73ABC18"/>
@@ -13138,7 +15798,7 @@
       </w:rPr>
     </w:lvl>
   </w:abstractNum>
-  <w:abstractNum w:abstractNumId="32" w15:restartNumberingAfterBreak="0">
+  <w:abstractNum w:abstractNumId="37" w15:restartNumberingAfterBreak="0">
     <w:nsid w:val="7B665B8F"/>
     <w:multiLevelType w:val="multilevel"/>
     <w:tmpl w:val="9286858A"/>
@@ -13288,10 +15948,10 @@
     </w:lvl>
   </w:abstractNum>
   <w:num w:numId="1" w16cid:durableId="141628506">
-    <w:abstractNumId w:val="6"/>
+    <w:abstractNumId w:val="9"/>
   </w:num>
   <w:num w:numId="2" w16cid:durableId="1928149694">
-    <w:abstractNumId w:val="6"/>
+    <w:abstractNumId w:val="9"/>
     <w:lvlOverride w:ilvl="0">
       <w:startOverride w:val="1"/>
     </w:lvlOverride>
@@ -13321,7 +15981,7 @@
     </w:lvlOverride>
   </w:num>
   <w:num w:numId="3" w16cid:durableId="1411197350">
-    <w:abstractNumId w:val="6"/>
+    <w:abstractNumId w:val="9"/>
     <w:lvlOverride w:ilvl="0">
       <w:startOverride w:val="1"/>
     </w:lvlOverride>
@@ -13351,100 +16011,115 @@
     </w:lvlOverride>
   </w:num>
   <w:num w:numId="4" w16cid:durableId="1764254794">
-    <w:abstractNumId w:val="30"/>
+    <w:abstractNumId w:val="35"/>
   </w:num>
   <w:num w:numId="5" w16cid:durableId="325784102">
-    <w:abstractNumId w:val="11"/>
+    <w:abstractNumId w:val="16"/>
   </w:num>
   <w:num w:numId="6" w16cid:durableId="1571577863">
-    <w:abstractNumId w:val="27"/>
+    <w:abstractNumId w:val="32"/>
   </w:num>
   <w:num w:numId="7" w16cid:durableId="1127971649">
-    <w:abstractNumId w:val="12"/>
+    <w:abstractNumId w:val="17"/>
   </w:num>
   <w:num w:numId="8" w16cid:durableId="242301473">
-    <w:abstractNumId w:val="5"/>
+    <w:abstractNumId w:val="8"/>
   </w:num>
   <w:num w:numId="9" w16cid:durableId="1854883108">
-    <w:abstractNumId w:val="17"/>
+    <w:abstractNumId w:val="22"/>
   </w:num>
   <w:num w:numId="10" w16cid:durableId="960459109">
     <w:abstractNumId w:val="2"/>
   </w:num>
   <w:num w:numId="11" w16cid:durableId="1894195190">
-    <w:abstractNumId w:val="29"/>
+    <w:abstractNumId w:val="34"/>
   </w:num>
   <w:num w:numId="12" w16cid:durableId="1862863241">
-    <w:abstractNumId w:val="25"/>
+    <w:abstractNumId w:val="30"/>
   </w:num>
   <w:num w:numId="13" w16cid:durableId="1539852755">
     <w:abstractNumId w:val="0"/>
   </w:num>
   <w:num w:numId="14" w16cid:durableId="686255272">
-    <w:abstractNumId w:val="23"/>
+    <w:abstractNumId w:val="28"/>
   </w:num>
   <w:num w:numId="15" w16cid:durableId="729767959">
-    <w:abstractNumId w:val="14"/>
+    <w:abstractNumId w:val="19"/>
   </w:num>
   <w:num w:numId="16" w16cid:durableId="1249117448">
-    <w:abstractNumId w:val="8"/>
+    <w:abstractNumId w:val="12"/>
   </w:num>
   <w:num w:numId="17" w16cid:durableId="354429593">
-    <w:abstractNumId w:val="9"/>
+    <w:abstractNumId w:val="13"/>
   </w:num>
   <w:num w:numId="18" w16cid:durableId="332883535">
-    <w:abstractNumId w:val="26"/>
+    <w:abstractNumId w:val="31"/>
   </w:num>
   <w:num w:numId="19" w16cid:durableId="2034263747">
     <w:abstractNumId w:val="1"/>
   </w:num>
   <w:num w:numId="20" w16cid:durableId="1719352896">
+    <w:abstractNumId w:val="4"/>
+  </w:num>
+  <w:num w:numId="21" w16cid:durableId="1749837731">
+    <w:abstractNumId w:val="33"/>
+  </w:num>
+  <w:num w:numId="22" w16cid:durableId="386612062">
+    <w:abstractNumId w:val="20"/>
+  </w:num>
+  <w:num w:numId="23" w16cid:durableId="1701276216">
+    <w:abstractNumId w:val="23"/>
+  </w:num>
+  <w:num w:numId="24" w16cid:durableId="808745641">
+    <w:abstractNumId w:val="24"/>
+  </w:num>
+  <w:num w:numId="25" w16cid:durableId="1008142010">
+    <w:abstractNumId w:val="36"/>
+  </w:num>
+  <w:num w:numId="26" w16cid:durableId="1404794680">
+    <w:abstractNumId w:val="37"/>
+  </w:num>
+  <w:num w:numId="27" w16cid:durableId="257176232">
+    <w:abstractNumId w:val="27"/>
+  </w:num>
+  <w:num w:numId="28" w16cid:durableId="803699731">
+    <w:abstractNumId w:val="14"/>
+  </w:num>
+  <w:num w:numId="29" w16cid:durableId="1059594112">
+    <w:abstractNumId w:val="18"/>
+  </w:num>
+  <w:num w:numId="30" w16cid:durableId="1470784753">
+    <w:abstractNumId w:val="21"/>
+  </w:num>
+  <w:num w:numId="31" w16cid:durableId="1616865230">
+    <w:abstractNumId w:val="25"/>
+  </w:num>
+  <w:num w:numId="32" w16cid:durableId="62534452">
+    <w:abstractNumId w:val="10"/>
+  </w:num>
+  <w:num w:numId="33" w16cid:durableId="2084641688">
+    <w:abstractNumId w:val="6"/>
+  </w:num>
+  <w:num w:numId="34" w16cid:durableId="856844123">
+    <w:abstractNumId w:val="26"/>
+  </w:num>
+  <w:num w:numId="35" w16cid:durableId="2130396086">
+    <w:abstractNumId w:val="29"/>
+  </w:num>
+  <w:num w:numId="36" w16cid:durableId="1120689384">
+    <w:abstractNumId w:val="15"/>
+  </w:num>
+  <w:num w:numId="37" w16cid:durableId="1750300943">
+    <w:abstractNumId w:val="5"/>
+  </w:num>
+  <w:num w:numId="38" w16cid:durableId="1848590126">
+    <w:abstractNumId w:val="7"/>
+  </w:num>
+  <w:num w:numId="39" w16cid:durableId="1723558319">
     <w:abstractNumId w:val="3"/>
   </w:num>
-  <w:num w:numId="21" w16cid:durableId="1749837731">
-    <w:abstractNumId w:val="28"/>
-  </w:num>
-  <w:num w:numId="22" w16cid:durableId="386612062">
-    <w:abstractNumId w:val="15"/>
-  </w:num>
-  <w:num w:numId="23" w16cid:durableId="1701276216">
-    <w:abstractNumId w:val="18"/>
-  </w:num>
-  <w:num w:numId="24" w16cid:durableId="808745641">
-    <w:abstractNumId w:val="19"/>
-  </w:num>
-  <w:num w:numId="25" w16cid:durableId="1008142010">
-    <w:abstractNumId w:val="31"/>
-  </w:num>
-  <w:num w:numId="26" w16cid:durableId="1404794680">
-    <w:abstractNumId w:val="32"/>
-  </w:num>
-  <w:num w:numId="27" w16cid:durableId="257176232">
-    <w:abstractNumId w:val="22"/>
-  </w:num>
-  <w:num w:numId="28" w16cid:durableId="803699731">
-    <w:abstractNumId w:val="10"/>
-  </w:num>
-  <w:num w:numId="29" w16cid:durableId="1059594112">
-    <w:abstractNumId w:val="13"/>
-  </w:num>
-  <w:num w:numId="30" w16cid:durableId="1470784753">
-    <w:abstractNumId w:val="16"/>
-  </w:num>
-  <w:num w:numId="31" w16cid:durableId="1616865230">
-    <w:abstractNumId w:val="20"/>
-  </w:num>
-  <w:num w:numId="32" w16cid:durableId="62534452">
-    <w:abstractNumId w:val="7"/>
-  </w:num>
-  <w:num w:numId="33" w16cid:durableId="2084641688">
-    <w:abstractNumId w:val="4"/>
-  </w:num>
-  <w:num w:numId="34" w16cid:durableId="856844123">
-    <w:abstractNumId w:val="21"/>
-  </w:num>
-  <w:num w:numId="35" w16cid:durableId="2130396086">
-    <w:abstractNumId w:val="24"/>
+  <w:num w:numId="40" w16cid:durableId="564411819">
+    <w:abstractNumId w:val="11"/>
   </w:num>
 </w:numbering>
 </file>
@@ -13966,7 +16641,6 @@
   <w:style w:type="character" w:default="1" w:styleId="DefaultParagraphFont">
     <w:name w:val="Default Paragraph Font"/>
     <w:uiPriority w:val="1"/>
-    <w:semiHidden/>
     <w:unhideWhenUsed/>
   </w:style>
   <w:style w:type="table" w:default="1" w:styleId="TableNormal">

--- a/2026-T1/T1B2-ICTNWK612-Plan-manage-troubleshooting-advance/2-tasks/Troubleshooting-and-Monitoring-Plan.docx
+++ b/2026-T1/T1B2-ICTNWK612-Plan-manage-troubleshooting-advance/2-tasks/Troubleshooting-and-Monitoring-Plan.docx
@@ -16,15 +16,11 @@
         <w:pStyle w:val="Title"/>
         <w:rPr>
           <w:rFonts w:ascii="Arial" w:hAnsi="Arial" w:cs="Arial"/>
-          <w:sz w:val="20"/>
-          <w:szCs w:val="20"/>
-        </w:rPr>
-      </w:pPr>
-      <w:r>
-        <w:rPr>
-          <w:rFonts w:ascii="Arial" w:hAnsi="Arial" w:cs="Arial"/>
-          <w:sz w:val="20"/>
-          <w:szCs w:val="20"/>
+        </w:rPr>
+      </w:pPr>
+      <w:r>
+        <w:rPr>
+          <w:rFonts w:ascii="Arial" w:hAnsi="Arial" w:cs="Arial"/>
         </w:rPr>
         <w:t>Troubleshooting and Monitoring Plan</w:t>
       </w:r>
@@ -53,39 +49,29 @@
         <w:pStyle w:val="Subtitle"/>
         <w:rPr>
           <w:rFonts w:ascii="Arial" w:hAnsi="Arial" w:cs="Arial"/>
-          <w:sz w:val="20"/>
-          <w:szCs w:val="20"/>
-        </w:rPr>
-      </w:pPr>
-      <w:r>
-        <w:rPr>
-          <w:rFonts w:ascii="Arial" w:hAnsi="Arial" w:cs="Arial"/>
-          <w:sz w:val="20"/>
-          <w:szCs w:val="20"/>
+        </w:rPr>
+      </w:pPr>
+      <w:r>
+        <w:rPr>
+          <w:rFonts w:ascii="Arial" w:hAnsi="Arial" w:cs="Arial"/>
         </w:rPr>
         <w:t>My RTO Network</w:t>
       </w:r>
       <w:r>
         <w:rPr>
           <w:rFonts w:ascii="Arial" w:hAnsi="Arial" w:cs="Arial"/>
-          <w:sz w:val="20"/>
-          <w:szCs w:val="20"/>
         </w:rPr>
         <w:t xml:space="preserve"> Diagram</w:t>
       </w:r>
       <w:r>
         <w:rPr>
           <w:rFonts w:ascii="Arial" w:hAnsi="Arial" w:cs="Arial"/>
-          <w:sz w:val="20"/>
-          <w:szCs w:val="20"/>
         </w:rPr>
         <w:br/>
       </w:r>
       <w:r>
         <w:rPr>
           <w:rFonts w:ascii="Arial" w:hAnsi="Arial" w:cs="Arial"/>
-          <w:sz w:val="20"/>
-          <w:szCs w:val="20"/>
         </w:rPr>
         <w:br/>
       </w:r>
@@ -93,8 +79,6 @@
         <w:rPr>
           <w:rFonts w:ascii="Arial" w:hAnsi="Arial" w:cs="Arial"/>
           <w:noProof/>
-          <w:sz w:val="20"/>
-          <w:szCs w:val="20"/>
         </w:rPr>
         <w:drawing>
           <wp:inline distT="0" distB="0" distL="0" distR="0" wp14:anchorId="755B2AD4" wp14:editId="528FBA2F">
@@ -159,15 +143,11 @@
         <w:pStyle w:val="Heading1"/>
         <w:rPr>
           <w:rFonts w:ascii="Arial" w:hAnsi="Arial" w:cs="Arial"/>
-          <w:sz w:val="20"/>
-          <w:szCs w:val="20"/>
-        </w:rPr>
-      </w:pPr>
-      <w:r>
-        <w:rPr>
-          <w:rFonts w:ascii="Arial" w:hAnsi="Arial" w:cs="Arial"/>
-          <w:sz w:val="20"/>
-          <w:szCs w:val="20"/>
+        </w:rPr>
+      </w:pPr>
+      <w:r>
+        <w:rPr>
+          <w:rFonts w:ascii="Arial" w:hAnsi="Arial" w:cs="Arial"/>
         </w:rPr>
         <w:lastRenderedPageBreak/>
         <w:t>Introduction</w:t>
@@ -495,18 +475,14 @@
     </w:p>
     <w:p>
       <w:pPr>
-        <w:pStyle w:val="Heading1"/>
-        <w:rPr>
-          <w:rFonts w:ascii="Arial" w:hAnsi="Arial" w:cs="Arial"/>
-          <w:sz w:val="20"/>
-          <w:szCs w:val="20"/>
-        </w:rPr>
-      </w:pPr>
-      <w:r>
-        <w:rPr>
-          <w:rFonts w:ascii="Arial" w:hAnsi="Arial" w:cs="Arial"/>
-          <w:sz w:val="20"/>
-          <w:szCs w:val="20"/>
+        <w:pStyle w:val="Title"/>
+        <w:rPr>
+          <w:rFonts w:ascii="Arial" w:hAnsi="Arial" w:cs="Arial"/>
+        </w:rPr>
+      </w:pPr>
+      <w:r>
+        <w:rPr>
+          <w:rFonts w:ascii="Arial" w:hAnsi="Arial" w:cs="Arial"/>
         </w:rPr>
         <w:lastRenderedPageBreak/>
         <w:t>Isolation of segments</w:t>
@@ -564,18 +540,21 @@
         <w:pStyle w:val="Heading2"/>
         <w:rPr>
           <w:rFonts w:ascii="Arial" w:hAnsi="Arial" w:cs="Arial"/>
-          <w:sz w:val="20"/>
-          <w:szCs w:val="20"/>
-        </w:rPr>
-      </w:pPr>
-      <w:r>
-        <w:rPr>
-          <w:rFonts w:ascii="Arial" w:hAnsi="Arial" w:cs="Arial"/>
-          <w:sz w:val="20"/>
-          <w:szCs w:val="20"/>
+        </w:rPr>
+      </w:pPr>
+      <w:r>
+        <w:rPr>
+          <w:rFonts w:ascii="Arial" w:hAnsi="Arial" w:cs="Arial"/>
         </w:rPr>
         <w:t>Segment Descriptions and Isolation Methods</w:t>
       </w:r>
+    </w:p>
+    <w:p>
+      <w:pPr>
+        <w:rPr>
+          <w:rFonts w:ascii="Arial" w:hAnsi="Arial" w:cs="Arial"/>
+        </w:rPr>
+      </w:pPr>
     </w:p>
     <w:tbl>
       <w:tblPr>
@@ -1336,15 +1315,11 @@
         <w:pStyle w:val="Heading2"/>
         <w:rPr>
           <w:rFonts w:ascii="Arial" w:hAnsi="Arial" w:cs="Arial"/>
-          <w:sz w:val="20"/>
-          <w:szCs w:val="20"/>
-        </w:rPr>
-      </w:pPr>
-      <w:r>
-        <w:rPr>
-          <w:rFonts w:ascii="Arial" w:hAnsi="Arial" w:cs="Arial"/>
-          <w:sz w:val="20"/>
-          <w:szCs w:val="20"/>
+        </w:rPr>
+      </w:pPr>
+      <w:r>
+        <w:rPr>
+          <w:rFonts w:ascii="Arial" w:hAnsi="Arial" w:cs="Arial"/>
         </w:rPr>
         <w:lastRenderedPageBreak/>
         <w:t>Isolation Strategy</w:t>
@@ -1364,39 +1339,29 @@
         <w:pStyle w:val="Heading3"/>
         <w:rPr>
           <w:rFonts w:ascii="Arial" w:hAnsi="Arial" w:cs="Arial"/>
-          <w:sz w:val="20"/>
-          <w:szCs w:val="20"/>
-        </w:rPr>
-      </w:pPr>
-      <w:r>
-        <w:rPr>
-          <w:rFonts w:ascii="Arial" w:hAnsi="Arial" w:cs="Arial"/>
-          <w:sz w:val="20"/>
-          <w:szCs w:val="20"/>
+        </w:rPr>
+      </w:pPr>
+      <w:r>
+        <w:rPr>
+          <w:rFonts w:ascii="Arial" w:hAnsi="Arial" w:cs="Arial"/>
         </w:rPr>
         <w:t xml:space="preserve">For </w:t>
       </w:r>
       <w:r>
         <w:rPr>
           <w:rFonts w:ascii="Arial" w:hAnsi="Arial" w:cs="Arial"/>
-          <w:sz w:val="20"/>
-          <w:szCs w:val="20"/>
         </w:rPr>
         <w:t>Internal LAN Isolation (</w:t>
       </w:r>
       <w:r>
         <w:rPr>
           <w:rFonts w:ascii="Arial" w:hAnsi="Arial" w:cs="Arial"/>
-          <w:sz w:val="20"/>
-          <w:szCs w:val="20"/>
         </w:rPr>
         <w:t>LAB1, LAB2, ADMIN, ACADEMIC</w:t>
       </w:r>
       <w:r>
         <w:rPr>
           <w:rFonts w:ascii="Arial" w:hAnsi="Arial" w:cs="Arial"/>
-          <w:sz w:val="20"/>
-          <w:szCs w:val="20"/>
         </w:rPr>
         <w:t>)</w:t>
       </w:r>
@@ -1560,23 +1525,17 @@
         <w:pStyle w:val="Heading3"/>
         <w:rPr>
           <w:rFonts w:ascii="Arial" w:hAnsi="Arial" w:cs="Arial"/>
-          <w:sz w:val="20"/>
-          <w:szCs w:val="20"/>
-        </w:rPr>
-      </w:pPr>
-      <w:r>
-        <w:rPr>
-          <w:rFonts w:ascii="Arial" w:hAnsi="Arial" w:cs="Arial"/>
-          <w:sz w:val="20"/>
-          <w:szCs w:val="20"/>
+        </w:rPr>
+      </w:pPr>
+      <w:r>
+        <w:rPr>
+          <w:rFonts w:ascii="Arial" w:hAnsi="Arial" w:cs="Arial"/>
         </w:rPr>
         <w:t xml:space="preserve">For </w:t>
       </w:r>
       <w:r>
         <w:rPr>
           <w:rFonts w:ascii="Arial" w:hAnsi="Arial" w:cs="Arial"/>
-          <w:sz w:val="20"/>
-          <w:szCs w:val="20"/>
         </w:rPr>
         <w:t>Perimeter and DMZ Isolation</w:t>
       </w:r>
@@ -1674,8 +1633,19 @@
           <w:b/>
           <w:bCs/>
         </w:rPr>
-        <w:t>inspect icmp</w:t>
-      </w:r>
+        <w:t xml:space="preserve">inspect </w:t>
+      </w:r>
+      <w:proofErr w:type="spellStart"/>
+      <w:r>
+        <w:rPr>
+          <w:rStyle w:val="HTMLCode"/>
+          <w:rFonts w:ascii="Arial" w:hAnsi="Arial" w:cs="Arial"/>
+          <w:b/>
+          <w:bCs/>
+        </w:rPr>
+        <w:t>icmp</w:t>
+      </w:r>
+      <w:proofErr w:type="spellEnd"/>
       <w:r>
         <w:rPr>
           <w:rFonts w:ascii="Arial" w:hAnsi="Arial" w:cs="Arial"/>
@@ -1770,23 +1740,17 @@
         <w:pStyle w:val="Heading3"/>
         <w:rPr>
           <w:rFonts w:ascii="Arial" w:hAnsi="Arial" w:cs="Arial"/>
-          <w:sz w:val="20"/>
-          <w:szCs w:val="20"/>
-        </w:rPr>
-      </w:pPr>
-      <w:r>
-        <w:rPr>
-          <w:rFonts w:ascii="Arial" w:hAnsi="Arial" w:cs="Arial"/>
-          <w:sz w:val="20"/>
-          <w:szCs w:val="20"/>
+        </w:rPr>
+      </w:pPr>
+      <w:r>
+        <w:rPr>
+          <w:rFonts w:ascii="Arial" w:hAnsi="Arial" w:cs="Arial"/>
         </w:rPr>
         <w:t xml:space="preserve">For </w:t>
       </w:r>
       <w:r>
         <w:rPr>
           <w:rFonts w:ascii="Arial" w:hAnsi="Arial" w:cs="Arial"/>
-          <w:sz w:val="20"/>
-          <w:szCs w:val="20"/>
         </w:rPr>
         <w:t>STP Root Isolation</w:t>
       </w:r>
@@ -1899,16 +1863,9 @@
           <w:b/>
           <w:bCs/>
         </w:rPr>
-        <w:t>spanning-tree portfast</w:t>
-      </w:r>
-      <w:r>
-        <w:rPr>
-          <w:rFonts w:ascii="Arial" w:hAnsi="Arial" w:cs="Arial"/>
-          <w:sz w:val="20"/>
-          <w:szCs w:val="20"/>
-        </w:rPr>
-        <w:t xml:space="preserve"> and </w:t>
-      </w:r>
+        <w:t xml:space="preserve">spanning-tree </w:t>
+      </w:r>
+      <w:proofErr w:type="spellStart"/>
       <w:r>
         <w:rPr>
           <w:rStyle w:val="HTMLCode"/>
@@ -1916,21 +1873,41 @@
           <w:b/>
           <w:bCs/>
         </w:rPr>
-        <w:t>bpduguard</w:t>
-      </w:r>
-      <w:r>
-        <w:rPr>
-          <w:rFonts w:ascii="Arial" w:hAnsi="Arial" w:cs="Arial"/>
-          <w:sz w:val="20"/>
-          <w:szCs w:val="20"/>
-        </w:rPr>
-        <w:t xml:space="preserve"> on access ports. If a student plugs a bridge into </w:t>
-      </w:r>
-      <w:r>
-        <w:rPr>
+        <w:t>portfast</w:t>
+      </w:r>
+      <w:proofErr w:type="spellEnd"/>
+      <w:r>
+        <w:rPr>
+          <w:rFonts w:ascii="Arial" w:hAnsi="Arial" w:cs="Arial"/>
+          <w:sz w:val="20"/>
+          <w:szCs w:val="20"/>
+        </w:rPr>
+        <w:t xml:space="preserve"> and </w:t>
+      </w:r>
+      <w:proofErr w:type="spellStart"/>
+      <w:r>
+        <w:rPr>
+          <w:rStyle w:val="HTMLCode"/>
           <w:rFonts w:ascii="Arial" w:hAnsi="Arial" w:cs="Arial"/>
           <w:b/>
           <w:bCs/>
+        </w:rPr>
+        <w:t>bpduguard</w:t>
+      </w:r>
+      <w:proofErr w:type="spellEnd"/>
+      <w:r>
+        <w:rPr>
+          <w:rFonts w:ascii="Arial" w:hAnsi="Arial" w:cs="Arial"/>
+          <w:sz w:val="20"/>
+          <w:szCs w:val="20"/>
+        </w:rPr>
+        <w:t xml:space="preserve"> on access ports. If a student plugs a bridge into </w:t>
+      </w:r>
+      <w:r>
+        <w:rPr>
+          <w:rFonts w:ascii="Arial" w:hAnsi="Arial" w:cs="Arial"/>
+          <w:b/>
+          <w:bCs/>
           <w:sz w:val="20"/>
           <w:szCs w:val="20"/>
         </w:rPr>
@@ -1942,7 +1919,25 @@
           <w:sz w:val="20"/>
           <w:szCs w:val="20"/>
         </w:rPr>
-        <w:t>, BPDUGuard will "err-disable" that specific port, isolating the fault and protecting the Milestones University backbone.</w:t>
+        <w:t xml:space="preserve">, </w:t>
+      </w:r>
+      <w:proofErr w:type="spellStart"/>
+      <w:r>
+        <w:rPr>
+          <w:rFonts w:ascii="Arial" w:hAnsi="Arial" w:cs="Arial"/>
+          <w:sz w:val="20"/>
+          <w:szCs w:val="20"/>
+        </w:rPr>
+        <w:t>BPDUGuard</w:t>
+      </w:r>
+      <w:proofErr w:type="spellEnd"/>
+      <w:r>
+        <w:rPr>
+          <w:rFonts w:ascii="Arial" w:hAnsi="Arial" w:cs="Arial"/>
+          <w:sz w:val="20"/>
+          <w:szCs w:val="20"/>
+        </w:rPr>
+        <w:t xml:space="preserve"> will "err-disable" that specific port, isolating the fault and protecting the Milestones University backbone.</w:t>
       </w:r>
     </w:p>
     <w:p>
@@ -2028,15 +2023,11 @@
         <w:pStyle w:val="Heading1"/>
         <w:rPr>
           <w:rFonts w:ascii="Arial" w:hAnsi="Arial" w:cs="Arial"/>
-          <w:sz w:val="20"/>
-          <w:szCs w:val="20"/>
-        </w:rPr>
-      </w:pPr>
-      <w:r>
-        <w:rPr>
-          <w:rFonts w:ascii="Arial" w:hAnsi="Arial" w:cs="Arial"/>
-          <w:sz w:val="20"/>
-          <w:szCs w:val="20"/>
+        </w:rPr>
+      </w:pPr>
+      <w:r>
+        <w:rPr>
+          <w:rFonts w:ascii="Arial" w:hAnsi="Arial" w:cs="Arial"/>
         </w:rPr>
         <w:lastRenderedPageBreak/>
         <w:t>Testing</w:t>
@@ -2087,23 +2078,17 @@
         <w:pStyle w:val="Heading2"/>
         <w:rPr>
           <w:rFonts w:ascii="Arial" w:hAnsi="Arial" w:cs="Arial"/>
-          <w:sz w:val="20"/>
-          <w:szCs w:val="20"/>
-        </w:rPr>
-      </w:pPr>
-      <w:r>
-        <w:rPr>
-          <w:rFonts w:ascii="Arial" w:hAnsi="Arial" w:cs="Arial"/>
-          <w:sz w:val="20"/>
-          <w:szCs w:val="20"/>
+        </w:rPr>
+      </w:pPr>
+      <w:r>
+        <w:rPr>
+          <w:rFonts w:ascii="Arial" w:hAnsi="Arial" w:cs="Arial"/>
         </w:rPr>
         <w:t xml:space="preserve">Main </w:t>
       </w:r>
       <w:r>
         <w:rPr>
           <w:rFonts w:ascii="Arial" w:hAnsi="Arial" w:cs="Arial"/>
-          <w:sz w:val="20"/>
-          <w:szCs w:val="20"/>
         </w:rPr>
         <w:t>Frequency and Types of Testing</w:t>
       </w:r>
@@ -2112,10 +2097,6 @@
       <w:pPr>
         <w:rPr>
           <w:rFonts w:ascii="Arial" w:hAnsi="Arial" w:cs="Arial"/>
-          <w:b/>
-          <w:bCs/>
-          <w:sz w:val="20"/>
-          <w:szCs w:val="20"/>
         </w:rPr>
       </w:pPr>
     </w:p>
@@ -2126,10 +2107,10 @@
         <w:tblLook w:val="04A0" w:firstRow="1" w:lastRow="0" w:firstColumn="1" w:lastColumn="0" w:noHBand="0" w:noVBand="1"/>
       </w:tblPr>
       <w:tblGrid>
-        <w:gridCol w:w="2336"/>
-        <w:gridCol w:w="1228"/>
-        <w:gridCol w:w="2097"/>
-        <w:gridCol w:w="3349"/>
+        <w:gridCol w:w="2002"/>
+        <w:gridCol w:w="1203"/>
+        <w:gridCol w:w="2431"/>
+        <w:gridCol w:w="3374"/>
       </w:tblGrid>
       <w:tr>
         <w:trPr>
@@ -2145,12 +2126,11 @@
             <w:pPr>
               <w:rPr>
                 <w:rFonts w:ascii="Arial" w:hAnsi="Arial" w:cs="Arial"/>
-                <w:sz w:val="20"/>
-                <w:szCs w:val="20"/>
               </w:rPr>
             </w:pPr>
             <w:r>
               <w:rPr>
+                <w:rStyle w:val="Strong"/>
                 <w:rFonts w:ascii="Arial" w:hAnsi="Arial" w:cs="Arial"/>
                 <w:sz w:val="20"/>
                 <w:szCs w:val="20"/>
@@ -2169,12 +2149,11 @@
               <w:cnfStyle w:val="100000000000" w:firstRow="1" w:lastRow="0" w:firstColumn="0" w:lastColumn="0" w:oddVBand="0" w:evenVBand="0" w:oddHBand="0" w:evenHBand="0" w:firstRowFirstColumn="0" w:firstRowLastColumn="0" w:lastRowFirstColumn="0" w:lastRowLastColumn="0"/>
               <w:rPr>
                 <w:rFonts w:ascii="Arial" w:hAnsi="Arial" w:cs="Arial"/>
-                <w:sz w:val="20"/>
-                <w:szCs w:val="20"/>
               </w:rPr>
             </w:pPr>
             <w:r>
               <w:rPr>
+                <w:rStyle w:val="Strong"/>
                 <w:rFonts w:ascii="Arial" w:hAnsi="Arial" w:cs="Arial"/>
                 <w:sz w:val="20"/>
                 <w:szCs w:val="20"/>
@@ -2193,17 +2172,16 @@
               <w:cnfStyle w:val="100000000000" w:firstRow="1" w:lastRow="0" w:firstColumn="0" w:lastColumn="0" w:oddVBand="0" w:evenVBand="0" w:oddHBand="0" w:evenHBand="0" w:firstRowFirstColumn="0" w:firstRowLastColumn="0" w:lastRowFirstColumn="0" w:lastRowLastColumn="0"/>
               <w:rPr>
                 <w:rFonts w:ascii="Arial" w:hAnsi="Arial" w:cs="Arial"/>
-                <w:sz w:val="20"/>
-                <w:szCs w:val="20"/>
               </w:rPr>
             </w:pPr>
             <w:r>
               <w:rPr>
-                <w:rFonts w:ascii="Arial" w:hAnsi="Arial" w:cs="Arial"/>
-                <w:sz w:val="20"/>
-                <w:szCs w:val="20"/>
-              </w:rPr>
-              <w:t>Targeted Components</w:t>
+                <w:rStyle w:val="Strong"/>
+                <w:rFonts w:ascii="Arial" w:hAnsi="Arial" w:cs="Arial"/>
+                <w:sz w:val="20"/>
+                <w:szCs w:val="20"/>
+              </w:rPr>
+              <w:t>Components Involved</w:t>
             </w:r>
           </w:p>
         </w:tc>
@@ -2217,17 +2195,16 @@
               <w:cnfStyle w:val="100000000000" w:firstRow="1" w:lastRow="0" w:firstColumn="0" w:lastColumn="0" w:oddVBand="0" w:evenVBand="0" w:oddHBand="0" w:evenHBand="0" w:firstRowFirstColumn="0" w:firstRowLastColumn="0" w:lastRowFirstColumn="0" w:lastRowLastColumn="0"/>
               <w:rPr>
                 <w:rFonts w:ascii="Arial" w:hAnsi="Arial" w:cs="Arial"/>
-                <w:sz w:val="20"/>
-                <w:szCs w:val="20"/>
               </w:rPr>
             </w:pPr>
             <w:r>
               <w:rPr>
-                <w:rFonts w:ascii="Arial" w:hAnsi="Arial" w:cs="Arial"/>
-                <w:sz w:val="20"/>
-                <w:szCs w:val="20"/>
-              </w:rPr>
-              <w:t>Objective (Why)</w:t>
+                <w:rStyle w:val="Strong"/>
+                <w:rFonts w:ascii="Arial" w:hAnsi="Arial" w:cs="Arial"/>
+                <w:sz w:val="20"/>
+                <w:szCs w:val="20"/>
+              </w:rPr>
+              <w:t>Objective (The "Why")</w:t>
             </w:r>
           </w:p>
         </w:tc>
@@ -2246,17 +2223,15 @@
             <w:pPr>
               <w:rPr>
                 <w:rFonts w:ascii="Arial" w:hAnsi="Arial" w:cs="Arial"/>
-                <w:sz w:val="20"/>
-                <w:szCs w:val="20"/>
               </w:rPr>
             </w:pPr>
             <w:r>
               <w:rPr>
                 <w:rFonts w:ascii="Arial" w:hAnsi="Arial" w:cs="Arial"/>
-                <w:sz w:val="20"/>
-                <w:szCs w:val="20"/>
-              </w:rPr>
-              <w:t>Connectivity &amp; Availability</w:t>
+                <w:b w:val="0"/>
+                <w:bCs w:val="0"/>
+              </w:rPr>
+              <w:t>Connectivity &amp; Routing</w:t>
             </w:r>
           </w:p>
         </w:tc>
@@ -2270,15 +2245,11 @@
               <w:cnfStyle w:val="000000100000" w:firstRow="0" w:lastRow="0" w:firstColumn="0" w:lastColumn="0" w:oddVBand="0" w:evenVBand="0" w:oddHBand="1" w:evenHBand="0" w:firstRowFirstColumn="0" w:firstRowLastColumn="0" w:lastRowFirstColumn="0" w:lastRowLastColumn="0"/>
               <w:rPr>
                 <w:rFonts w:ascii="Arial" w:hAnsi="Arial" w:cs="Arial"/>
-                <w:sz w:val="20"/>
-                <w:szCs w:val="20"/>
               </w:rPr>
             </w:pPr>
             <w:r>
               <w:rPr>
                 <w:rFonts w:ascii="Arial" w:hAnsi="Arial" w:cs="Arial"/>
-                <w:sz w:val="20"/>
-                <w:szCs w:val="20"/>
               </w:rPr>
               <w:t>Daily</w:t>
             </w:r>
@@ -2294,17 +2265,13 @@
               <w:cnfStyle w:val="000000100000" w:firstRow="0" w:lastRow="0" w:firstColumn="0" w:lastColumn="0" w:oddVBand="0" w:evenVBand="0" w:oddHBand="1" w:evenHBand="0" w:firstRowFirstColumn="0" w:firstRowLastColumn="0" w:lastRowFirstColumn="0" w:lastRowLastColumn="0"/>
               <w:rPr>
                 <w:rFonts w:ascii="Arial" w:hAnsi="Arial" w:cs="Arial"/>
-                <w:sz w:val="20"/>
-                <w:szCs w:val="20"/>
               </w:rPr>
             </w:pPr>
             <w:r>
               <w:rPr>
                 <w:rFonts w:ascii="Arial" w:hAnsi="Arial" w:cs="Arial"/>
-                <w:sz w:val="20"/>
-                <w:szCs w:val="20"/>
-              </w:rPr>
-              <w:t>All Gateways (MS1, MS2), Firewall2, DMZ Servers.</w:t>
+              </w:rPr>
+              <w:t>MS1, MS2, FW2, Gateways</w:t>
             </w:r>
           </w:p>
         </w:tc>
@@ -2318,33 +2285,27 @@
               <w:cnfStyle w:val="000000100000" w:firstRow="0" w:lastRow="0" w:firstColumn="0" w:lastColumn="0" w:oddVBand="0" w:evenVBand="0" w:oddHBand="1" w:evenHBand="0" w:firstRowFirstColumn="0" w:firstRowLastColumn="0" w:lastRowFirstColumn="0" w:lastRowLastColumn="0"/>
               <w:rPr>
                 <w:rFonts w:ascii="Arial" w:hAnsi="Arial" w:cs="Arial"/>
-                <w:sz w:val="20"/>
-                <w:szCs w:val="20"/>
               </w:rPr>
             </w:pPr>
             <w:r>
               <w:rPr>
                 <w:rFonts w:ascii="Arial" w:hAnsi="Arial" w:cs="Arial"/>
-                <w:sz w:val="20"/>
-                <w:szCs w:val="20"/>
-              </w:rPr>
-              <w:t>To ensure that critical paths are active and the "</w:t>
-            </w:r>
-            <w:r>
-              <w:rPr>
-                <w:rFonts w:ascii="Arial" w:hAnsi="Arial" w:cs="Arial"/>
-                <w:sz w:val="20"/>
-                <w:szCs w:val="20"/>
-              </w:rPr>
-              <w:t>core</w:t>
-            </w:r>
-            <w:r>
-              <w:rPr>
-                <w:rFonts w:ascii="Arial" w:hAnsi="Arial" w:cs="Arial"/>
-                <w:sz w:val="20"/>
-                <w:szCs w:val="20"/>
-              </w:rPr>
-              <w:t>" of the network is healthy.</w:t>
+              </w:rPr>
+              <w:t>Validate L3 reachability and ensure the "inside-to-</w:t>
+            </w:r>
+            <w:proofErr w:type="spellStart"/>
+            <w:r>
+              <w:rPr>
+                <w:rFonts w:ascii="Arial" w:hAnsi="Arial" w:cs="Arial"/>
+              </w:rPr>
+              <w:t>dmz</w:t>
+            </w:r>
+            <w:proofErr w:type="spellEnd"/>
+            <w:r>
+              <w:rPr>
+                <w:rFonts w:ascii="Arial" w:hAnsi="Arial" w:cs="Arial"/>
+              </w:rPr>
+              <w:t>" path is active.</w:t>
             </w:r>
           </w:p>
         </w:tc>
@@ -2360,17 +2321,15 @@
             <w:pPr>
               <w:rPr>
                 <w:rFonts w:ascii="Arial" w:hAnsi="Arial" w:cs="Arial"/>
-                <w:sz w:val="20"/>
-                <w:szCs w:val="20"/>
               </w:rPr>
             </w:pPr>
             <w:r>
               <w:rPr>
                 <w:rFonts w:ascii="Arial" w:hAnsi="Arial" w:cs="Arial"/>
-                <w:sz w:val="20"/>
-                <w:szCs w:val="20"/>
-              </w:rPr>
-              <w:t>Performance &amp; QoS</w:t>
+                <w:b w:val="0"/>
+                <w:bCs w:val="0"/>
+              </w:rPr>
+              <w:t>VLAN &amp; Trunking Integrity</w:t>
             </w:r>
           </w:p>
         </w:tc>
@@ -2384,17 +2343,13 @@
               <w:cnfStyle w:val="000000000000" w:firstRow="0" w:lastRow="0" w:firstColumn="0" w:lastColumn="0" w:oddVBand="0" w:evenVBand="0" w:oddHBand="0" w:evenHBand="0" w:firstRowFirstColumn="0" w:firstRowLastColumn="0" w:lastRowFirstColumn="0" w:lastRowLastColumn="0"/>
               <w:rPr>
                 <w:rFonts w:ascii="Arial" w:hAnsi="Arial" w:cs="Arial"/>
-                <w:sz w:val="20"/>
-                <w:szCs w:val="20"/>
               </w:rPr>
             </w:pPr>
             <w:r>
               <w:rPr>
                 <w:rFonts w:ascii="Arial" w:hAnsi="Arial" w:cs="Arial"/>
-                <w:sz w:val="20"/>
-                <w:szCs w:val="20"/>
-              </w:rPr>
-              <w:t>Weekly</w:t>
+              </w:rPr>
+              <w:t>Monthly</w:t>
             </w:r>
           </w:p>
         </w:tc>
@@ -2408,17 +2363,13 @@
               <w:cnfStyle w:val="000000000000" w:firstRow="0" w:lastRow="0" w:firstColumn="0" w:lastColumn="0" w:oddVBand="0" w:evenVBand="0" w:oddHBand="0" w:evenHBand="0" w:firstRowFirstColumn="0" w:firstRowLastColumn="0" w:lastRowFirstColumn="0" w:lastRowLastColumn="0"/>
               <w:rPr>
                 <w:rFonts w:ascii="Arial" w:hAnsi="Arial" w:cs="Arial"/>
-                <w:sz w:val="20"/>
-                <w:szCs w:val="20"/>
               </w:rPr>
             </w:pPr>
             <w:r>
               <w:rPr>
                 <w:rFonts w:ascii="Arial" w:hAnsi="Arial" w:cs="Arial"/>
-                <w:sz w:val="20"/>
-                <w:szCs w:val="20"/>
-              </w:rPr>
-              <w:t>IP Phones, Trunk Links (MS0-MS1), Core Uplinks.</w:t>
+              </w:rPr>
+              <w:t>MS0, MS4, MS6, MS3, MS7</w:t>
             </w:r>
           </w:p>
         </w:tc>
@@ -2432,17 +2383,13 @@
               <w:cnfStyle w:val="000000000000" w:firstRow="0" w:lastRow="0" w:firstColumn="0" w:lastColumn="0" w:oddVBand="0" w:evenVBand="0" w:oddHBand="0" w:evenHBand="0" w:firstRowFirstColumn="0" w:firstRowLastColumn="0" w:lastRowFirstColumn="0" w:lastRowLastColumn="0"/>
               <w:rPr>
                 <w:rFonts w:ascii="Arial" w:hAnsi="Arial" w:cs="Arial"/>
-                <w:sz w:val="20"/>
-                <w:szCs w:val="20"/>
               </w:rPr>
             </w:pPr>
             <w:r>
               <w:rPr>
                 <w:rFonts w:ascii="Arial" w:hAnsi="Arial" w:cs="Arial"/>
-                <w:sz w:val="20"/>
-                <w:szCs w:val="20"/>
-              </w:rPr>
-              <w:t>To verify that IP Phone traffic (Voice) is prioritized and that no bottlenecks exist in the trunking hierarchy.</w:t>
+              </w:rPr>
+              <w:t>Ensure broadcast isolation is maintained and trunks aren't oversubscribed.</w:t>
             </w:r>
           </w:p>
         </w:tc>
@@ -2461,17 +2408,15 @@
             <w:pPr>
               <w:rPr>
                 <w:rFonts w:ascii="Arial" w:hAnsi="Arial" w:cs="Arial"/>
-                <w:sz w:val="20"/>
-                <w:szCs w:val="20"/>
               </w:rPr>
             </w:pPr>
             <w:r>
               <w:rPr>
                 <w:rFonts w:ascii="Arial" w:hAnsi="Arial" w:cs="Arial"/>
-                <w:sz w:val="20"/>
-                <w:szCs w:val="20"/>
-              </w:rPr>
-              <w:t>Security &amp; ACL Audit</w:t>
+                <w:b w:val="0"/>
+                <w:bCs w:val="0"/>
+              </w:rPr>
+              <w:t>Voice &amp; Advanced Services</w:t>
             </w:r>
           </w:p>
         </w:tc>
@@ -2485,17 +2430,13 @@
               <w:cnfStyle w:val="000000100000" w:firstRow="0" w:lastRow="0" w:firstColumn="0" w:lastColumn="0" w:oddVBand="0" w:evenVBand="0" w:oddHBand="1" w:evenHBand="0" w:firstRowFirstColumn="0" w:firstRowLastColumn="0" w:lastRowFirstColumn="0" w:lastRowLastColumn="0"/>
               <w:rPr>
                 <w:rFonts w:ascii="Arial" w:hAnsi="Arial" w:cs="Arial"/>
-                <w:sz w:val="20"/>
-                <w:szCs w:val="20"/>
               </w:rPr>
             </w:pPr>
             <w:r>
               <w:rPr>
                 <w:rFonts w:ascii="Arial" w:hAnsi="Arial" w:cs="Arial"/>
-                <w:sz w:val="20"/>
-                <w:szCs w:val="20"/>
-              </w:rPr>
-              <w:t>Monthly</w:t>
+              </w:rPr>
+              <w:t>Weekly</w:t>
             </w:r>
           </w:p>
         </w:tc>
@@ -2509,17 +2450,13 @@
               <w:cnfStyle w:val="000000100000" w:firstRow="0" w:lastRow="0" w:firstColumn="0" w:lastColumn="0" w:oddVBand="0" w:evenVBand="0" w:oddHBand="1" w:evenHBand="0" w:firstRowFirstColumn="0" w:firstRowLastColumn="0" w:lastRowFirstColumn="0" w:lastRowLastColumn="0"/>
               <w:rPr>
                 <w:rFonts w:ascii="Arial" w:hAnsi="Arial" w:cs="Arial"/>
-                <w:sz w:val="20"/>
-                <w:szCs w:val="20"/>
               </w:rPr>
             </w:pPr>
             <w:r>
               <w:rPr>
                 <w:rFonts w:ascii="Arial" w:hAnsi="Arial" w:cs="Arial"/>
-                <w:sz w:val="20"/>
-                <w:szCs w:val="20"/>
-              </w:rPr>
-              <w:t>Firewall2, DMZ Segment, MS1 ACLs.</w:t>
+              </w:rPr>
+              <w:t>IP Phones, MS1 (QoS)</w:t>
             </w:r>
           </w:p>
         </w:tc>
@@ -2533,17 +2470,13 @@
               <w:cnfStyle w:val="000000100000" w:firstRow="0" w:lastRow="0" w:firstColumn="0" w:lastColumn="0" w:oddVBand="0" w:evenVBand="0" w:oddHBand="1" w:evenHBand="0" w:firstRowFirstColumn="0" w:firstRowLastColumn="0" w:lastRowFirstColumn="0" w:lastRowLastColumn="0"/>
               <w:rPr>
                 <w:rFonts w:ascii="Arial" w:hAnsi="Arial" w:cs="Arial"/>
-                <w:sz w:val="20"/>
-                <w:szCs w:val="20"/>
               </w:rPr>
             </w:pPr>
             <w:r>
               <w:rPr>
                 <w:rFonts w:ascii="Arial" w:hAnsi="Arial" w:cs="Arial"/>
-                <w:sz w:val="20"/>
-                <w:szCs w:val="20"/>
-              </w:rPr>
-              <w:t>To ensure that the "Inside to DMZ" rules haven't drifted and that the DMZ remains isolated from unauthorized external access.</w:t>
+              </w:rPr>
+              <w:t>Confirm that real-time traffic (Voice) is prioritised over academic data.</w:t>
             </w:r>
           </w:p>
         </w:tc>
@@ -2559,17 +2492,15 @@
             <w:pPr>
               <w:rPr>
                 <w:rFonts w:ascii="Arial" w:hAnsi="Arial" w:cs="Arial"/>
-                <w:sz w:val="20"/>
-                <w:szCs w:val="20"/>
               </w:rPr>
             </w:pPr>
             <w:r>
               <w:rPr>
                 <w:rFonts w:ascii="Arial" w:hAnsi="Arial" w:cs="Arial"/>
-                <w:sz w:val="20"/>
-                <w:szCs w:val="20"/>
-              </w:rPr>
-              <w:t>Service Integrity</w:t>
+                <w:b w:val="0"/>
+                <w:bCs w:val="0"/>
+              </w:rPr>
+              <w:t>Security &amp; Policy Audit</w:t>
             </w:r>
           </w:p>
         </w:tc>
@@ -2583,17 +2514,13 @@
               <w:cnfStyle w:val="000000000000" w:firstRow="0" w:lastRow="0" w:firstColumn="0" w:lastColumn="0" w:oddVBand="0" w:evenVBand="0" w:oddHBand="0" w:evenHBand="0" w:firstRowFirstColumn="0" w:firstRowLastColumn="0" w:lastRowFirstColumn="0" w:lastRowLastColumn="0"/>
               <w:rPr>
                 <w:rFonts w:ascii="Arial" w:hAnsi="Arial" w:cs="Arial"/>
-                <w:sz w:val="20"/>
-                <w:szCs w:val="20"/>
               </w:rPr>
             </w:pPr>
             <w:r>
               <w:rPr>
                 <w:rFonts w:ascii="Arial" w:hAnsi="Arial" w:cs="Arial"/>
-                <w:sz w:val="20"/>
-                <w:szCs w:val="20"/>
-              </w:rPr>
-              <w:t>Fortnightly</w:t>
+              </w:rPr>
+              <w:t>Monthly</w:t>
             </w:r>
           </w:p>
         </w:tc>
@@ -2607,17 +2534,13 @@
               <w:cnfStyle w:val="000000000000" w:firstRow="0" w:lastRow="0" w:firstColumn="0" w:lastColumn="0" w:oddVBand="0" w:evenVBand="0" w:oddHBand="0" w:evenHBand="0" w:firstRowFirstColumn="0" w:firstRowLastColumn="0" w:lastRowFirstColumn="0" w:lastRowLastColumn="0"/>
               <w:rPr>
                 <w:rFonts w:ascii="Arial" w:hAnsi="Arial" w:cs="Arial"/>
-                <w:sz w:val="20"/>
-                <w:szCs w:val="20"/>
               </w:rPr>
             </w:pPr>
             <w:r>
               <w:rPr>
                 <w:rFonts w:ascii="Arial" w:hAnsi="Arial" w:cs="Arial"/>
-                <w:sz w:val="20"/>
-                <w:szCs w:val="20"/>
-              </w:rPr>
-              <w:t>DHCP, DNS, Mail, Web, Database.</w:t>
+              </w:rPr>
+              <w:t>Firewall2, ACLs, DMZ</w:t>
             </w:r>
           </w:p>
         </w:tc>
@@ -2631,17 +2554,13 @@
               <w:cnfStyle w:val="000000000000" w:firstRow="0" w:lastRow="0" w:firstColumn="0" w:lastColumn="0" w:oddVBand="0" w:evenVBand="0" w:oddHBand="0" w:evenHBand="0" w:firstRowFirstColumn="0" w:firstRowLastColumn="0" w:lastRowFirstColumn="0" w:lastRowLastColumn="0"/>
               <w:rPr>
                 <w:rFonts w:ascii="Arial" w:hAnsi="Arial" w:cs="Arial"/>
-                <w:sz w:val="20"/>
-                <w:szCs w:val="20"/>
               </w:rPr>
             </w:pPr>
             <w:r>
               <w:rPr>
                 <w:rFonts w:ascii="Arial" w:hAnsi="Arial" w:cs="Arial"/>
-                <w:sz w:val="20"/>
-                <w:szCs w:val="20"/>
-              </w:rPr>
-              <w:t>To confirm that while the network is "up," the actual applications (Web/Mail) are responding to user requests.</w:t>
+              </w:rPr>
+              <w:t>Verify that "Deny" rules are active and the DMZ remains isolated.</w:t>
             </w:r>
           </w:p>
         </w:tc>
@@ -2660,17 +2579,15 @@
             <w:pPr>
               <w:rPr>
                 <w:rFonts w:ascii="Arial" w:hAnsi="Arial" w:cs="Arial"/>
-                <w:sz w:val="20"/>
-                <w:szCs w:val="20"/>
               </w:rPr>
             </w:pPr>
             <w:r>
               <w:rPr>
                 <w:rFonts w:ascii="Arial" w:hAnsi="Arial" w:cs="Arial"/>
-                <w:sz w:val="20"/>
-                <w:szCs w:val="20"/>
-              </w:rPr>
-              <w:t>Redundancy/Failover</w:t>
+                <w:b w:val="0"/>
+                <w:bCs w:val="0"/>
+              </w:rPr>
+              <w:t>Configuration Compliance</w:t>
             </w:r>
           </w:p>
         </w:tc>
@@ -2684,15 +2601,11 @@
               <w:cnfStyle w:val="000000100000" w:firstRow="0" w:lastRow="0" w:firstColumn="0" w:lastColumn="0" w:oddVBand="0" w:evenVBand="0" w:oddHBand="1" w:evenHBand="0" w:firstRowFirstColumn="0" w:firstRowLastColumn="0" w:lastRowFirstColumn="0" w:lastRowLastColumn="0"/>
               <w:rPr>
                 <w:rFonts w:ascii="Arial" w:hAnsi="Arial" w:cs="Arial"/>
-                <w:sz w:val="20"/>
-                <w:szCs w:val="20"/>
               </w:rPr>
             </w:pPr>
             <w:r>
               <w:rPr>
                 <w:rFonts w:ascii="Arial" w:hAnsi="Arial" w:cs="Arial"/>
-                <w:sz w:val="20"/>
-                <w:szCs w:val="20"/>
               </w:rPr>
               <w:t>Quarterly</w:t>
             </w:r>
@@ -2708,17 +2621,13 @@
               <w:cnfStyle w:val="000000100000" w:firstRow="0" w:lastRow="0" w:firstColumn="0" w:lastColumn="0" w:oddVBand="0" w:evenVBand="0" w:oddHBand="1" w:evenHBand="0" w:firstRowFirstColumn="0" w:firstRowLastColumn="0" w:lastRowFirstColumn="0" w:lastRowLastColumn="0"/>
               <w:rPr>
                 <w:rFonts w:ascii="Arial" w:hAnsi="Arial" w:cs="Arial"/>
-                <w:sz w:val="20"/>
-                <w:szCs w:val="20"/>
               </w:rPr>
             </w:pPr>
             <w:r>
               <w:rPr>
                 <w:rFonts w:ascii="Arial" w:hAnsi="Arial" w:cs="Arial"/>
-                <w:sz w:val="20"/>
-                <w:szCs w:val="20"/>
-              </w:rPr>
-              <w:t>STP Root Priority, Static Route convergence.</w:t>
+              </w:rPr>
+              <w:t>All Switches/Firewalls</w:t>
             </w:r>
           </w:p>
         </w:tc>
@@ -2732,17 +2641,13 @@
               <w:cnfStyle w:val="000000100000" w:firstRow="0" w:lastRow="0" w:firstColumn="0" w:lastColumn="0" w:oddVBand="0" w:evenVBand="0" w:oddHBand="1" w:evenHBand="0" w:firstRowFirstColumn="0" w:firstRowLastColumn="0" w:lastRowFirstColumn="0" w:lastRowLastColumn="0"/>
               <w:rPr>
                 <w:rFonts w:ascii="Arial" w:hAnsi="Arial" w:cs="Arial"/>
-                <w:sz w:val="20"/>
-                <w:szCs w:val="20"/>
               </w:rPr>
             </w:pPr>
             <w:r>
               <w:rPr>
                 <w:rFonts w:ascii="Arial" w:hAnsi="Arial" w:cs="Arial"/>
-                <w:sz w:val="20"/>
-                <w:szCs w:val="20"/>
-              </w:rPr>
-              <w:t>To verify that if a link fails, the network reconverges as expected without a total outage.</w:t>
+              </w:rPr>
+              <w:t>Ensure no "configuration drift" has occurred from the established baseline.</w:t>
             </w:r>
           </w:p>
         </w:tc>
@@ -2754,904 +2659,54 @@
           <w:rFonts w:ascii="Arial" w:hAnsi="Arial" w:cs="Arial"/>
           <w:sz w:val="20"/>
           <w:szCs w:val="20"/>
-          <w:highlight w:val="yellow"/>
         </w:rPr>
       </w:pPr>
     </w:p>
     <w:p>
       <w:pPr>
-        <w:pBdr>
-          <w:top w:val="thinThickThinMediumGap" w:sz="18" w:space="1" w:color="auto"/>
-          <w:bottom w:val="thinThickThinMediumGap" w:sz="18" w:space="1" w:color="auto"/>
-        </w:pBdr>
-        <w:spacing w:line="276" w:lineRule="auto"/>
-        <w:rPr>
-          <w:rFonts w:ascii="Arial" w:hAnsi="Arial" w:cs="Arial"/>
-          <w:sz w:val="20"/>
-          <w:szCs w:val="20"/>
-        </w:rPr>
-      </w:pPr>
+        <w:pStyle w:val="Heading2"/>
+        <w:rPr>
+          <w:rFonts w:ascii="Arial" w:hAnsi="Arial" w:cs="Arial"/>
+        </w:rPr>
+      </w:pPr>
+      <w:r>
+        <w:rPr>
+          <w:rFonts w:ascii="Arial" w:hAnsi="Arial" w:cs="Arial"/>
+        </w:rPr>
+        <w:t>Domain-Specific Testing Procedures</w:t>
+      </w:r>
     </w:p>
     <w:p>
       <w:pPr>
-        <w:pStyle w:val="Heading2"/>
-        <w:rPr>
-          <w:rFonts w:ascii="Arial" w:hAnsi="Arial" w:cs="Arial"/>
-          <w:sz w:val="20"/>
-          <w:szCs w:val="20"/>
-        </w:rPr>
-      </w:pPr>
-      <w:r>
-        <w:rPr>
-          <w:rFonts w:ascii="Arial" w:hAnsi="Arial" w:cs="Arial"/>
-          <w:sz w:val="20"/>
-          <w:szCs w:val="20"/>
-        </w:rPr>
-        <w:t>2. Testing Plan: Infrastructure &amp; Components</w:t>
-      </w:r>
+        <w:pStyle w:val="Heading4"/>
+        <w:spacing w:before="0"/>
+        <w:rPr>
+          <w:rFonts w:ascii="Arial" w:hAnsi="Arial" w:cs="Arial"/>
+          <w:sz w:val="20"/>
+          <w:szCs w:val="20"/>
+        </w:rPr>
+      </w:pPr>
     </w:p>
     <w:p>
       <w:pPr>
         <w:pStyle w:val="Heading3"/>
-        <w:rPr>
-          <w:rFonts w:ascii="Arial" w:hAnsi="Arial" w:cs="Arial"/>
-          <w:sz w:val="20"/>
-          <w:szCs w:val="20"/>
-        </w:rPr>
-      </w:pPr>
-      <w:r>
-        <w:rPr>
-          <w:rFonts w:ascii="Arial" w:hAnsi="Arial" w:cs="Arial"/>
-          <w:sz w:val="20"/>
-          <w:szCs w:val="20"/>
-        </w:rPr>
-        <w:t>2.1 Frequency and Scope of Testing</w:t>
-      </w:r>
-    </w:p>
-    <w:tbl>
-      <w:tblPr>
-        <w:tblW w:w="0" w:type="auto"/>
-        <w:tblCellSpacing w:w="15" w:type="dxa"/>
-        <w:tblCellMar>
-          <w:top w:w="15" w:type="dxa"/>
-          <w:left w:w="15" w:type="dxa"/>
-          <w:bottom w:w="15" w:type="dxa"/>
-          <w:right w:w="15" w:type="dxa"/>
-        </w:tblCellMar>
-        <w:tblLook w:val="04A0" w:firstRow="1" w:lastRow="0" w:firstColumn="1" w:lastColumn="0" w:noHBand="0" w:noVBand="1"/>
-      </w:tblPr>
-      <w:tblGrid>
-        <w:gridCol w:w="2062"/>
-        <w:gridCol w:w="1314"/>
-        <w:gridCol w:w="2314"/>
-        <w:gridCol w:w="3314"/>
-      </w:tblGrid>
-      <w:tr>
-        <w:trPr>
-          <w:tblHeader/>
-          <w:tblCellSpacing w:w="15" w:type="dxa"/>
-        </w:trPr>
-        <w:tc>
-          <w:tcPr>
-            <w:tcW w:w="0" w:type="auto"/>
-            <w:tcBorders>
-              <w:top w:val="single" w:sz="6" w:space="0" w:color="auto"/>
-              <w:left w:val="single" w:sz="6" w:space="0" w:color="auto"/>
-              <w:bottom w:val="single" w:sz="6" w:space="0" w:color="auto"/>
-              <w:right w:val="single" w:sz="6" w:space="0" w:color="auto"/>
-            </w:tcBorders>
-            <w:vAlign w:val="center"/>
-            <w:hideMark/>
-          </w:tcPr>
-          <w:p>
-            <w:pPr>
-              <w:rPr>
-                <w:rFonts w:ascii="Arial" w:hAnsi="Arial" w:cs="Arial"/>
-                <w:sz w:val="20"/>
-                <w:szCs w:val="20"/>
-              </w:rPr>
-            </w:pPr>
-            <w:r>
-              <w:rPr>
-                <w:rStyle w:val="Strong"/>
-                <w:rFonts w:ascii="Arial" w:hAnsi="Arial" w:cs="Arial"/>
-                <w:sz w:val="20"/>
-                <w:szCs w:val="20"/>
-              </w:rPr>
-              <w:t>Testing Type</w:t>
-            </w:r>
-          </w:p>
-        </w:tc>
-        <w:tc>
-          <w:tcPr>
-            <w:tcW w:w="0" w:type="auto"/>
-            <w:tcBorders>
-              <w:top w:val="single" w:sz="6" w:space="0" w:color="auto"/>
-              <w:left w:val="single" w:sz="6" w:space="0" w:color="auto"/>
-              <w:bottom w:val="single" w:sz="6" w:space="0" w:color="auto"/>
-              <w:right w:val="single" w:sz="6" w:space="0" w:color="auto"/>
-            </w:tcBorders>
-            <w:vAlign w:val="center"/>
-            <w:hideMark/>
-          </w:tcPr>
-          <w:p>
-            <w:pPr>
-              <w:rPr>
-                <w:rFonts w:ascii="Arial" w:hAnsi="Arial" w:cs="Arial"/>
-                <w:sz w:val="20"/>
-                <w:szCs w:val="20"/>
-              </w:rPr>
-            </w:pPr>
-            <w:r>
-              <w:rPr>
-                <w:rStyle w:val="Strong"/>
-                <w:rFonts w:ascii="Arial" w:hAnsi="Arial" w:cs="Arial"/>
-                <w:sz w:val="20"/>
-                <w:szCs w:val="20"/>
-              </w:rPr>
-              <w:t>Frequency</w:t>
-            </w:r>
-          </w:p>
-        </w:tc>
-        <w:tc>
-          <w:tcPr>
-            <w:tcW w:w="0" w:type="auto"/>
-            <w:tcBorders>
-              <w:top w:val="single" w:sz="6" w:space="0" w:color="auto"/>
-              <w:left w:val="single" w:sz="6" w:space="0" w:color="auto"/>
-              <w:bottom w:val="single" w:sz="6" w:space="0" w:color="auto"/>
-              <w:right w:val="single" w:sz="6" w:space="0" w:color="auto"/>
-            </w:tcBorders>
-            <w:vAlign w:val="center"/>
-            <w:hideMark/>
-          </w:tcPr>
-          <w:p>
-            <w:pPr>
-              <w:rPr>
-                <w:rFonts w:ascii="Arial" w:hAnsi="Arial" w:cs="Arial"/>
-                <w:sz w:val="20"/>
-                <w:szCs w:val="20"/>
-              </w:rPr>
-            </w:pPr>
-            <w:r>
-              <w:rPr>
-                <w:rStyle w:val="Strong"/>
-                <w:rFonts w:ascii="Arial" w:hAnsi="Arial" w:cs="Arial"/>
-                <w:sz w:val="20"/>
-                <w:szCs w:val="20"/>
-              </w:rPr>
-              <w:t>Components Involved</w:t>
-            </w:r>
-          </w:p>
-        </w:tc>
-        <w:tc>
-          <w:tcPr>
-            <w:tcW w:w="0" w:type="auto"/>
-            <w:tcBorders>
-              <w:top w:val="single" w:sz="6" w:space="0" w:color="auto"/>
-              <w:left w:val="single" w:sz="6" w:space="0" w:color="auto"/>
-              <w:bottom w:val="single" w:sz="6" w:space="0" w:color="auto"/>
-              <w:right w:val="single" w:sz="6" w:space="0" w:color="auto"/>
-            </w:tcBorders>
-            <w:vAlign w:val="center"/>
-            <w:hideMark/>
-          </w:tcPr>
-          <w:p>
-            <w:pPr>
-              <w:rPr>
-                <w:rFonts w:ascii="Arial" w:hAnsi="Arial" w:cs="Arial"/>
-                <w:sz w:val="20"/>
-                <w:szCs w:val="20"/>
-              </w:rPr>
-            </w:pPr>
-            <w:r>
-              <w:rPr>
-                <w:rStyle w:val="Strong"/>
-                <w:rFonts w:ascii="Arial" w:hAnsi="Arial" w:cs="Arial"/>
-                <w:sz w:val="20"/>
-                <w:szCs w:val="20"/>
-              </w:rPr>
-              <w:t>Objective (The "Why")</w:t>
-            </w:r>
-          </w:p>
-        </w:tc>
-      </w:tr>
-      <w:tr>
-        <w:trPr>
-          <w:tblCellSpacing w:w="15" w:type="dxa"/>
-        </w:trPr>
-        <w:tc>
-          <w:tcPr>
-            <w:tcW w:w="0" w:type="auto"/>
-            <w:tcBorders>
-              <w:top w:val="single" w:sz="6" w:space="0" w:color="auto"/>
-              <w:left w:val="single" w:sz="6" w:space="0" w:color="auto"/>
-              <w:bottom w:val="single" w:sz="6" w:space="0" w:color="auto"/>
-              <w:right w:val="single" w:sz="6" w:space="0" w:color="auto"/>
-            </w:tcBorders>
-            <w:vAlign w:val="center"/>
-            <w:hideMark/>
-          </w:tcPr>
-          <w:p>
-            <w:pPr>
-              <w:rPr>
-                <w:rFonts w:ascii="Arial" w:hAnsi="Arial" w:cs="Arial"/>
-                <w:sz w:val="20"/>
-                <w:szCs w:val="20"/>
-              </w:rPr>
-            </w:pPr>
-            <w:r>
-              <w:rPr>
-                <w:rFonts w:ascii="Arial" w:hAnsi="Arial" w:cs="Arial"/>
-                <w:b/>
-                <w:bCs/>
-                <w:sz w:val="20"/>
-                <w:szCs w:val="20"/>
-              </w:rPr>
-              <w:t>Connectivity &amp; Routing</w:t>
-            </w:r>
-          </w:p>
-        </w:tc>
-        <w:tc>
-          <w:tcPr>
-            <w:tcW w:w="0" w:type="auto"/>
-            <w:tcBorders>
-              <w:top w:val="single" w:sz="6" w:space="0" w:color="auto"/>
-              <w:left w:val="single" w:sz="6" w:space="0" w:color="auto"/>
-              <w:bottom w:val="single" w:sz="6" w:space="0" w:color="auto"/>
-              <w:right w:val="single" w:sz="6" w:space="0" w:color="auto"/>
-            </w:tcBorders>
-            <w:vAlign w:val="center"/>
-            <w:hideMark/>
-          </w:tcPr>
-          <w:p>
-            <w:pPr>
-              <w:rPr>
-                <w:rFonts w:ascii="Arial" w:hAnsi="Arial" w:cs="Arial"/>
-                <w:sz w:val="20"/>
-                <w:szCs w:val="20"/>
-              </w:rPr>
-            </w:pPr>
-            <w:r>
-              <w:rPr>
-                <w:rFonts w:ascii="Arial" w:hAnsi="Arial" w:cs="Arial"/>
-                <w:sz w:val="20"/>
-                <w:szCs w:val="20"/>
-              </w:rPr>
-              <w:t>Daily (Auto)</w:t>
-            </w:r>
-          </w:p>
-        </w:tc>
-        <w:tc>
-          <w:tcPr>
-            <w:tcW w:w="0" w:type="auto"/>
-            <w:tcBorders>
-              <w:top w:val="single" w:sz="6" w:space="0" w:color="auto"/>
-              <w:left w:val="single" w:sz="6" w:space="0" w:color="auto"/>
-              <w:bottom w:val="single" w:sz="6" w:space="0" w:color="auto"/>
-              <w:right w:val="single" w:sz="6" w:space="0" w:color="auto"/>
-            </w:tcBorders>
-            <w:vAlign w:val="center"/>
-            <w:hideMark/>
-          </w:tcPr>
-          <w:p>
-            <w:pPr>
-              <w:rPr>
-                <w:rFonts w:ascii="Arial" w:hAnsi="Arial" w:cs="Arial"/>
-                <w:sz w:val="20"/>
-                <w:szCs w:val="20"/>
-              </w:rPr>
-            </w:pPr>
-            <w:r>
-              <w:rPr>
-                <w:rFonts w:ascii="Arial" w:hAnsi="Arial" w:cs="Arial"/>
-                <w:sz w:val="20"/>
-                <w:szCs w:val="20"/>
-              </w:rPr>
-              <w:t>MS1, MS2, FW2, Gateways</w:t>
-            </w:r>
-          </w:p>
-        </w:tc>
-        <w:tc>
-          <w:tcPr>
-            <w:tcW w:w="0" w:type="auto"/>
-            <w:tcBorders>
-              <w:top w:val="single" w:sz="6" w:space="0" w:color="auto"/>
-              <w:left w:val="single" w:sz="6" w:space="0" w:color="auto"/>
-              <w:bottom w:val="single" w:sz="6" w:space="0" w:color="auto"/>
-              <w:right w:val="single" w:sz="6" w:space="0" w:color="auto"/>
-            </w:tcBorders>
-            <w:vAlign w:val="center"/>
-            <w:hideMark/>
-          </w:tcPr>
-          <w:p>
-            <w:pPr>
-              <w:rPr>
-                <w:rFonts w:ascii="Arial" w:hAnsi="Arial" w:cs="Arial"/>
-                <w:sz w:val="20"/>
-                <w:szCs w:val="20"/>
-              </w:rPr>
-            </w:pPr>
-            <w:r>
-              <w:rPr>
-                <w:rFonts w:ascii="Arial" w:hAnsi="Arial" w:cs="Arial"/>
-                <w:sz w:val="20"/>
-                <w:szCs w:val="20"/>
-              </w:rPr>
-              <w:t>Validate L3 reachability and ensure the "inside-to-dmz" path is active.</w:t>
-            </w:r>
-          </w:p>
-        </w:tc>
-      </w:tr>
-      <w:tr>
-        <w:trPr>
-          <w:tblCellSpacing w:w="15" w:type="dxa"/>
-        </w:trPr>
-        <w:tc>
-          <w:tcPr>
-            <w:tcW w:w="0" w:type="auto"/>
-            <w:tcBorders>
-              <w:top w:val="single" w:sz="6" w:space="0" w:color="auto"/>
-              <w:left w:val="single" w:sz="6" w:space="0" w:color="auto"/>
-              <w:bottom w:val="single" w:sz="6" w:space="0" w:color="auto"/>
-              <w:right w:val="single" w:sz="6" w:space="0" w:color="auto"/>
-            </w:tcBorders>
-            <w:vAlign w:val="center"/>
-            <w:hideMark/>
-          </w:tcPr>
-          <w:p>
-            <w:pPr>
-              <w:rPr>
-                <w:rFonts w:ascii="Arial" w:hAnsi="Arial" w:cs="Arial"/>
-                <w:sz w:val="20"/>
-                <w:szCs w:val="20"/>
-              </w:rPr>
-            </w:pPr>
-            <w:r>
-              <w:rPr>
-                <w:rFonts w:ascii="Arial" w:hAnsi="Arial" w:cs="Arial"/>
-                <w:b/>
-                <w:bCs/>
-                <w:sz w:val="20"/>
-                <w:szCs w:val="20"/>
-              </w:rPr>
-              <w:t>VLAN &amp; Trunking Integrity</w:t>
-            </w:r>
-          </w:p>
-        </w:tc>
-        <w:tc>
-          <w:tcPr>
-            <w:tcW w:w="0" w:type="auto"/>
-            <w:tcBorders>
-              <w:top w:val="single" w:sz="6" w:space="0" w:color="auto"/>
-              <w:left w:val="single" w:sz="6" w:space="0" w:color="auto"/>
-              <w:bottom w:val="single" w:sz="6" w:space="0" w:color="auto"/>
-              <w:right w:val="single" w:sz="6" w:space="0" w:color="auto"/>
-            </w:tcBorders>
-            <w:vAlign w:val="center"/>
-            <w:hideMark/>
-          </w:tcPr>
-          <w:p>
-            <w:pPr>
-              <w:rPr>
-                <w:rFonts w:ascii="Arial" w:hAnsi="Arial" w:cs="Arial"/>
-                <w:sz w:val="20"/>
-                <w:szCs w:val="20"/>
-              </w:rPr>
-            </w:pPr>
-            <w:r>
-              <w:rPr>
-                <w:rFonts w:ascii="Arial" w:hAnsi="Arial" w:cs="Arial"/>
-                <w:sz w:val="20"/>
-                <w:szCs w:val="20"/>
-              </w:rPr>
-              <w:t>Monthly</w:t>
-            </w:r>
-          </w:p>
-        </w:tc>
-        <w:tc>
-          <w:tcPr>
-            <w:tcW w:w="0" w:type="auto"/>
-            <w:tcBorders>
-              <w:top w:val="single" w:sz="6" w:space="0" w:color="auto"/>
-              <w:left w:val="single" w:sz="6" w:space="0" w:color="auto"/>
-              <w:bottom w:val="single" w:sz="6" w:space="0" w:color="auto"/>
-              <w:right w:val="single" w:sz="6" w:space="0" w:color="auto"/>
-            </w:tcBorders>
-            <w:vAlign w:val="center"/>
-            <w:hideMark/>
-          </w:tcPr>
-          <w:p>
-            <w:pPr>
-              <w:rPr>
-                <w:rFonts w:ascii="Arial" w:hAnsi="Arial" w:cs="Arial"/>
-                <w:sz w:val="20"/>
-                <w:szCs w:val="20"/>
-              </w:rPr>
-            </w:pPr>
-            <w:r>
-              <w:rPr>
-                <w:rFonts w:ascii="Arial" w:hAnsi="Arial" w:cs="Arial"/>
-                <w:sz w:val="20"/>
-                <w:szCs w:val="20"/>
-              </w:rPr>
-              <w:t>MS0, MS4, MS6, MS3, MS7</w:t>
-            </w:r>
-          </w:p>
-        </w:tc>
-        <w:tc>
-          <w:tcPr>
-            <w:tcW w:w="0" w:type="auto"/>
-            <w:tcBorders>
-              <w:top w:val="single" w:sz="6" w:space="0" w:color="auto"/>
-              <w:left w:val="single" w:sz="6" w:space="0" w:color="auto"/>
-              <w:bottom w:val="single" w:sz="6" w:space="0" w:color="auto"/>
-              <w:right w:val="single" w:sz="6" w:space="0" w:color="auto"/>
-            </w:tcBorders>
-            <w:vAlign w:val="center"/>
-            <w:hideMark/>
-          </w:tcPr>
-          <w:p>
-            <w:pPr>
-              <w:rPr>
-                <w:rFonts w:ascii="Arial" w:hAnsi="Arial" w:cs="Arial"/>
-                <w:sz w:val="20"/>
-                <w:szCs w:val="20"/>
-              </w:rPr>
-            </w:pPr>
-            <w:r>
-              <w:rPr>
-                <w:rFonts w:ascii="Arial" w:hAnsi="Arial" w:cs="Arial"/>
-                <w:sz w:val="20"/>
-                <w:szCs w:val="20"/>
-              </w:rPr>
-              <w:t>Ensure broadcast isolation is maintained and trunks aren't oversubscribed.</w:t>
-            </w:r>
-          </w:p>
-        </w:tc>
-      </w:tr>
-      <w:tr>
-        <w:trPr>
-          <w:tblCellSpacing w:w="15" w:type="dxa"/>
-        </w:trPr>
-        <w:tc>
-          <w:tcPr>
-            <w:tcW w:w="0" w:type="auto"/>
-            <w:tcBorders>
-              <w:top w:val="single" w:sz="6" w:space="0" w:color="auto"/>
-              <w:left w:val="single" w:sz="6" w:space="0" w:color="auto"/>
-              <w:bottom w:val="single" w:sz="6" w:space="0" w:color="auto"/>
-              <w:right w:val="single" w:sz="6" w:space="0" w:color="auto"/>
-            </w:tcBorders>
-            <w:vAlign w:val="center"/>
-            <w:hideMark/>
-          </w:tcPr>
-          <w:p>
-            <w:pPr>
-              <w:rPr>
-                <w:rFonts w:ascii="Arial" w:hAnsi="Arial" w:cs="Arial"/>
-                <w:sz w:val="20"/>
-                <w:szCs w:val="20"/>
-              </w:rPr>
-            </w:pPr>
-            <w:r>
-              <w:rPr>
-                <w:rFonts w:ascii="Arial" w:hAnsi="Arial" w:cs="Arial"/>
-                <w:b/>
-                <w:bCs/>
-                <w:sz w:val="20"/>
-                <w:szCs w:val="20"/>
-              </w:rPr>
-              <w:t>Voice &amp; Advanced Services</w:t>
-            </w:r>
-          </w:p>
-        </w:tc>
-        <w:tc>
-          <w:tcPr>
-            <w:tcW w:w="0" w:type="auto"/>
-            <w:tcBorders>
-              <w:top w:val="single" w:sz="6" w:space="0" w:color="auto"/>
-              <w:left w:val="single" w:sz="6" w:space="0" w:color="auto"/>
-              <w:bottom w:val="single" w:sz="6" w:space="0" w:color="auto"/>
-              <w:right w:val="single" w:sz="6" w:space="0" w:color="auto"/>
-            </w:tcBorders>
-            <w:vAlign w:val="center"/>
-            <w:hideMark/>
-          </w:tcPr>
-          <w:p>
-            <w:pPr>
-              <w:rPr>
-                <w:rFonts w:ascii="Arial" w:hAnsi="Arial" w:cs="Arial"/>
-                <w:sz w:val="20"/>
-                <w:szCs w:val="20"/>
-              </w:rPr>
-            </w:pPr>
-            <w:r>
-              <w:rPr>
-                <w:rFonts w:ascii="Arial" w:hAnsi="Arial" w:cs="Arial"/>
-                <w:sz w:val="20"/>
-                <w:szCs w:val="20"/>
-              </w:rPr>
-              <w:t>Weekly</w:t>
-            </w:r>
-          </w:p>
-        </w:tc>
-        <w:tc>
-          <w:tcPr>
-            <w:tcW w:w="0" w:type="auto"/>
-            <w:tcBorders>
-              <w:top w:val="single" w:sz="6" w:space="0" w:color="auto"/>
-              <w:left w:val="single" w:sz="6" w:space="0" w:color="auto"/>
-              <w:bottom w:val="single" w:sz="6" w:space="0" w:color="auto"/>
-              <w:right w:val="single" w:sz="6" w:space="0" w:color="auto"/>
-            </w:tcBorders>
-            <w:vAlign w:val="center"/>
-            <w:hideMark/>
-          </w:tcPr>
-          <w:p>
-            <w:pPr>
-              <w:rPr>
-                <w:rFonts w:ascii="Arial" w:hAnsi="Arial" w:cs="Arial"/>
-                <w:sz w:val="20"/>
-                <w:szCs w:val="20"/>
-              </w:rPr>
-            </w:pPr>
-            <w:r>
-              <w:rPr>
-                <w:rFonts w:ascii="Arial" w:hAnsi="Arial" w:cs="Arial"/>
-                <w:sz w:val="20"/>
-                <w:szCs w:val="20"/>
-              </w:rPr>
-              <w:t>IP Phones, MS1 (QoS)</w:t>
-            </w:r>
-          </w:p>
-        </w:tc>
-        <w:tc>
-          <w:tcPr>
-            <w:tcW w:w="0" w:type="auto"/>
-            <w:tcBorders>
-              <w:top w:val="single" w:sz="6" w:space="0" w:color="auto"/>
-              <w:left w:val="single" w:sz="6" w:space="0" w:color="auto"/>
-              <w:bottom w:val="single" w:sz="6" w:space="0" w:color="auto"/>
-              <w:right w:val="single" w:sz="6" w:space="0" w:color="auto"/>
-            </w:tcBorders>
-            <w:vAlign w:val="center"/>
-            <w:hideMark/>
-          </w:tcPr>
-          <w:p>
-            <w:pPr>
-              <w:rPr>
-                <w:rFonts w:ascii="Arial" w:hAnsi="Arial" w:cs="Arial"/>
-                <w:sz w:val="20"/>
-                <w:szCs w:val="20"/>
-              </w:rPr>
-            </w:pPr>
-            <w:r>
-              <w:rPr>
-                <w:rFonts w:ascii="Arial" w:hAnsi="Arial" w:cs="Arial"/>
-                <w:sz w:val="20"/>
-                <w:szCs w:val="20"/>
-              </w:rPr>
-              <w:t>Confirm that real-time traffic (Voice) is prioritised over academic data.</w:t>
-            </w:r>
-          </w:p>
-        </w:tc>
-      </w:tr>
-      <w:tr>
-        <w:trPr>
-          <w:tblCellSpacing w:w="15" w:type="dxa"/>
-        </w:trPr>
-        <w:tc>
-          <w:tcPr>
-            <w:tcW w:w="0" w:type="auto"/>
-            <w:tcBorders>
-              <w:top w:val="single" w:sz="6" w:space="0" w:color="auto"/>
-              <w:left w:val="single" w:sz="6" w:space="0" w:color="auto"/>
-              <w:bottom w:val="single" w:sz="6" w:space="0" w:color="auto"/>
-              <w:right w:val="single" w:sz="6" w:space="0" w:color="auto"/>
-            </w:tcBorders>
-            <w:vAlign w:val="center"/>
-            <w:hideMark/>
-          </w:tcPr>
-          <w:p>
-            <w:pPr>
-              <w:rPr>
-                <w:rFonts w:ascii="Arial" w:hAnsi="Arial" w:cs="Arial"/>
-                <w:sz w:val="20"/>
-                <w:szCs w:val="20"/>
-              </w:rPr>
-            </w:pPr>
-            <w:r>
-              <w:rPr>
-                <w:rFonts w:ascii="Arial" w:hAnsi="Arial" w:cs="Arial"/>
-                <w:b/>
-                <w:bCs/>
-                <w:sz w:val="20"/>
-                <w:szCs w:val="20"/>
-              </w:rPr>
-              <w:t>Security &amp; Policy Audit</w:t>
-            </w:r>
-          </w:p>
-        </w:tc>
-        <w:tc>
-          <w:tcPr>
-            <w:tcW w:w="0" w:type="auto"/>
-            <w:tcBorders>
-              <w:top w:val="single" w:sz="6" w:space="0" w:color="auto"/>
-              <w:left w:val="single" w:sz="6" w:space="0" w:color="auto"/>
-              <w:bottom w:val="single" w:sz="6" w:space="0" w:color="auto"/>
-              <w:right w:val="single" w:sz="6" w:space="0" w:color="auto"/>
-            </w:tcBorders>
-            <w:vAlign w:val="center"/>
-            <w:hideMark/>
-          </w:tcPr>
-          <w:p>
-            <w:pPr>
-              <w:rPr>
-                <w:rFonts w:ascii="Arial" w:hAnsi="Arial" w:cs="Arial"/>
-                <w:sz w:val="20"/>
-                <w:szCs w:val="20"/>
-              </w:rPr>
-            </w:pPr>
-            <w:r>
-              <w:rPr>
-                <w:rFonts w:ascii="Arial" w:hAnsi="Arial" w:cs="Arial"/>
-                <w:sz w:val="20"/>
-                <w:szCs w:val="20"/>
-              </w:rPr>
-              <w:t>Monthly</w:t>
-            </w:r>
-          </w:p>
-        </w:tc>
-        <w:tc>
-          <w:tcPr>
-            <w:tcW w:w="0" w:type="auto"/>
-            <w:tcBorders>
-              <w:top w:val="single" w:sz="6" w:space="0" w:color="auto"/>
-              <w:left w:val="single" w:sz="6" w:space="0" w:color="auto"/>
-              <w:bottom w:val="single" w:sz="6" w:space="0" w:color="auto"/>
-              <w:right w:val="single" w:sz="6" w:space="0" w:color="auto"/>
-            </w:tcBorders>
-            <w:vAlign w:val="center"/>
-            <w:hideMark/>
-          </w:tcPr>
-          <w:p>
-            <w:pPr>
-              <w:rPr>
-                <w:rFonts w:ascii="Arial" w:hAnsi="Arial" w:cs="Arial"/>
-                <w:sz w:val="20"/>
-                <w:szCs w:val="20"/>
-              </w:rPr>
-            </w:pPr>
-            <w:r>
-              <w:rPr>
-                <w:rFonts w:ascii="Arial" w:hAnsi="Arial" w:cs="Arial"/>
-                <w:sz w:val="20"/>
-                <w:szCs w:val="20"/>
-              </w:rPr>
-              <w:t>Firewall2, ACLs, DMZ</w:t>
-            </w:r>
-          </w:p>
-        </w:tc>
-        <w:tc>
-          <w:tcPr>
-            <w:tcW w:w="0" w:type="auto"/>
-            <w:tcBorders>
-              <w:top w:val="single" w:sz="6" w:space="0" w:color="auto"/>
-              <w:left w:val="single" w:sz="6" w:space="0" w:color="auto"/>
-              <w:bottom w:val="single" w:sz="6" w:space="0" w:color="auto"/>
-              <w:right w:val="single" w:sz="6" w:space="0" w:color="auto"/>
-            </w:tcBorders>
-            <w:vAlign w:val="center"/>
-            <w:hideMark/>
-          </w:tcPr>
-          <w:p>
-            <w:pPr>
-              <w:rPr>
-                <w:rFonts w:ascii="Arial" w:hAnsi="Arial" w:cs="Arial"/>
-                <w:sz w:val="20"/>
-                <w:szCs w:val="20"/>
-              </w:rPr>
-            </w:pPr>
-            <w:r>
-              <w:rPr>
-                <w:rFonts w:ascii="Arial" w:hAnsi="Arial" w:cs="Arial"/>
-                <w:sz w:val="20"/>
-                <w:szCs w:val="20"/>
-              </w:rPr>
-              <w:t>Verify that "Deny" rules are active and the DMZ remains isolated.</w:t>
-            </w:r>
-          </w:p>
-        </w:tc>
-      </w:tr>
-      <w:tr>
-        <w:trPr>
-          <w:tblCellSpacing w:w="15" w:type="dxa"/>
-        </w:trPr>
-        <w:tc>
-          <w:tcPr>
-            <w:tcW w:w="0" w:type="auto"/>
-            <w:tcBorders>
-              <w:top w:val="single" w:sz="6" w:space="0" w:color="auto"/>
-              <w:left w:val="single" w:sz="6" w:space="0" w:color="auto"/>
-              <w:bottom w:val="single" w:sz="6" w:space="0" w:color="auto"/>
-              <w:right w:val="single" w:sz="6" w:space="0" w:color="auto"/>
-            </w:tcBorders>
-            <w:vAlign w:val="center"/>
-            <w:hideMark/>
-          </w:tcPr>
-          <w:p>
-            <w:pPr>
-              <w:rPr>
-                <w:rFonts w:ascii="Arial" w:hAnsi="Arial" w:cs="Arial"/>
-                <w:sz w:val="20"/>
-                <w:szCs w:val="20"/>
-              </w:rPr>
-            </w:pPr>
-            <w:r>
-              <w:rPr>
-                <w:rFonts w:ascii="Arial" w:hAnsi="Arial" w:cs="Arial"/>
-                <w:b/>
-                <w:bCs/>
-                <w:sz w:val="20"/>
-                <w:szCs w:val="20"/>
-              </w:rPr>
-              <w:t>Configuration Compliance</w:t>
-            </w:r>
-          </w:p>
-        </w:tc>
-        <w:tc>
-          <w:tcPr>
-            <w:tcW w:w="0" w:type="auto"/>
-            <w:tcBorders>
-              <w:top w:val="single" w:sz="6" w:space="0" w:color="auto"/>
-              <w:left w:val="single" w:sz="6" w:space="0" w:color="auto"/>
-              <w:bottom w:val="single" w:sz="6" w:space="0" w:color="auto"/>
-              <w:right w:val="single" w:sz="6" w:space="0" w:color="auto"/>
-            </w:tcBorders>
-            <w:vAlign w:val="center"/>
-            <w:hideMark/>
-          </w:tcPr>
-          <w:p>
-            <w:pPr>
-              <w:rPr>
-                <w:rFonts w:ascii="Arial" w:hAnsi="Arial" w:cs="Arial"/>
-                <w:sz w:val="20"/>
-                <w:szCs w:val="20"/>
-              </w:rPr>
-            </w:pPr>
-            <w:r>
-              <w:rPr>
-                <w:rFonts w:ascii="Arial" w:hAnsi="Arial" w:cs="Arial"/>
-                <w:sz w:val="20"/>
-                <w:szCs w:val="20"/>
-              </w:rPr>
-              <w:t>Quarterly</w:t>
-            </w:r>
-          </w:p>
-        </w:tc>
-        <w:tc>
-          <w:tcPr>
-            <w:tcW w:w="0" w:type="auto"/>
-            <w:tcBorders>
-              <w:top w:val="single" w:sz="6" w:space="0" w:color="auto"/>
-              <w:left w:val="single" w:sz="6" w:space="0" w:color="auto"/>
-              <w:bottom w:val="single" w:sz="6" w:space="0" w:color="auto"/>
-              <w:right w:val="single" w:sz="6" w:space="0" w:color="auto"/>
-            </w:tcBorders>
-            <w:vAlign w:val="center"/>
-            <w:hideMark/>
-          </w:tcPr>
-          <w:p>
-            <w:pPr>
-              <w:rPr>
-                <w:rFonts w:ascii="Arial" w:hAnsi="Arial" w:cs="Arial"/>
-                <w:sz w:val="20"/>
-                <w:szCs w:val="20"/>
-              </w:rPr>
-            </w:pPr>
-            <w:r>
-              <w:rPr>
-                <w:rFonts w:ascii="Arial" w:hAnsi="Arial" w:cs="Arial"/>
-                <w:sz w:val="20"/>
-                <w:szCs w:val="20"/>
-              </w:rPr>
-              <w:t>All Switches/Firewalls</w:t>
-            </w:r>
-          </w:p>
-        </w:tc>
-        <w:tc>
-          <w:tcPr>
-            <w:tcW w:w="0" w:type="auto"/>
-            <w:tcBorders>
-              <w:top w:val="single" w:sz="6" w:space="0" w:color="auto"/>
-              <w:left w:val="single" w:sz="6" w:space="0" w:color="auto"/>
-              <w:bottom w:val="single" w:sz="6" w:space="0" w:color="auto"/>
-              <w:right w:val="single" w:sz="6" w:space="0" w:color="auto"/>
-            </w:tcBorders>
-            <w:vAlign w:val="center"/>
-            <w:hideMark/>
-          </w:tcPr>
-          <w:p>
-            <w:pPr>
-              <w:rPr>
-                <w:rFonts w:ascii="Arial" w:hAnsi="Arial" w:cs="Arial"/>
-                <w:sz w:val="20"/>
-                <w:szCs w:val="20"/>
-              </w:rPr>
-            </w:pPr>
-            <w:r>
-              <w:rPr>
-                <w:rFonts w:ascii="Arial" w:hAnsi="Arial" w:cs="Arial"/>
-                <w:sz w:val="20"/>
-                <w:szCs w:val="20"/>
-              </w:rPr>
-              <w:t>Ensure no "configuration drift" has occurred from the established baseline.</w:t>
-            </w:r>
-          </w:p>
-        </w:tc>
-      </w:tr>
-    </w:tbl>
-    <w:p>
-      <w:pPr>
-        <w:rPr>
-          <w:rFonts w:ascii="Arial" w:hAnsi="Arial" w:cs="Arial"/>
-          <w:sz w:val="20"/>
-          <w:szCs w:val="20"/>
-        </w:rPr>
-      </w:pPr>
-      <w:r>
-        <w:rPr>
-          <w:rFonts w:ascii="Arial" w:hAnsi="Arial" w:cs="Arial"/>
-          <w:noProof/>
-          <w:sz w:val="20"/>
-          <w:szCs w:val="20"/>
-        </w:rPr>
-        <w:lastRenderedPageBreak/>
-        <w:pict w14:anchorId="03A2400B">
-          <v:rect id="_x0000_i1026" alt="" style="width:450.85pt;height:.05pt;mso-width-percent:0;mso-height-percent:0;mso-width-percent:0;mso-height-percent:0" o:hrpct="999" o:hralign="center" o:hrstd="t" o:hr="t" fillcolor="#a0a0a0" stroked="f"/>
-        </w:pict>
+        <w:numPr>
+          <w:ilvl w:val="0"/>
+          <w:numId w:val="45"/>
+        </w:numPr>
+        <w:rPr>
+          <w:rFonts w:ascii="Arial" w:hAnsi="Arial" w:cs="Arial"/>
+        </w:rPr>
+      </w:pPr>
+      <w:r>
+        <w:rPr>
+          <w:rFonts w:ascii="Arial" w:hAnsi="Arial" w:cs="Arial"/>
+        </w:rPr>
+        <w:t>Testing VLAN Solutions and Trunking</w:t>
       </w:r>
     </w:p>
     <w:p>
       <w:pPr>
-        <w:pStyle w:val="Heading3"/>
-        <w:rPr>
-          <w:rFonts w:ascii="Arial" w:hAnsi="Arial" w:cs="Arial"/>
-          <w:sz w:val="20"/>
-          <w:szCs w:val="20"/>
-        </w:rPr>
-      </w:pPr>
-      <w:r>
-        <w:rPr>
-          <w:rFonts w:ascii="Arial" w:hAnsi="Arial" w:cs="Arial"/>
-          <w:sz w:val="20"/>
-          <w:szCs w:val="20"/>
-        </w:rPr>
-        <w:t>2.2 Domain-Specific Testing Procedures</w:t>
-      </w:r>
-    </w:p>
-    <w:p>
-      <w:pPr>
-        <w:pStyle w:val="Heading4"/>
-        <w:spacing w:before="0"/>
-        <w:rPr>
-          <w:rFonts w:ascii="Arial" w:hAnsi="Arial" w:cs="Arial"/>
-          <w:sz w:val="20"/>
-          <w:szCs w:val="20"/>
-        </w:rPr>
-      </w:pPr>
-      <w:r>
-        <w:rPr>
-          <w:rFonts w:ascii="Arial" w:hAnsi="Arial" w:cs="Arial"/>
-          <w:sz w:val="20"/>
-          <w:szCs w:val="20"/>
-        </w:rPr>
-        <w:t>A. Testing VLAN Solutions and Trunking</w:t>
-      </w:r>
-    </w:p>
-    <w:p>
-      <w:pPr>
         <w:pStyle w:val="NormalWeb"/>
         <w:spacing w:before="0" w:beforeAutospacing="0"/>
         <w:rPr>
@@ -3666,7 +2721,23 @@
           <w:sz w:val="20"/>
           <w:szCs w:val="20"/>
         </w:rPr>
-        <w:t>VLANs are the backbone of Milestones University's segmentation. We must test that traffic from LAB1 (VLAN 10) cannot leak into ADMIN (VLAN 30) at Layer 2.</w:t>
+        <w:t xml:space="preserve">VLANs are the backbone of Milestones University's segmentation. We </w:t>
+      </w:r>
+      <w:r>
+        <w:rPr>
+          <w:rFonts w:ascii="Arial" w:hAnsi="Arial" w:cs="Arial"/>
+          <w:sz w:val="20"/>
+          <w:szCs w:val="20"/>
+        </w:rPr>
+        <w:t>will</w:t>
+      </w:r>
+      <w:r>
+        <w:rPr>
+          <w:rFonts w:ascii="Arial" w:hAnsi="Arial" w:cs="Arial"/>
+          <w:sz w:val="20"/>
+          <w:szCs w:val="20"/>
+        </w:rPr>
+        <w:t xml:space="preserve"> test that traffic from LAB1 (VLAN 10) cannot leak into ADMIN (VLAN 30) at Layer 2.</w:t>
       </w:r>
     </w:p>
     <w:p>
@@ -3674,7 +2745,7 @@
         <w:pStyle w:val="NormalWeb"/>
         <w:numPr>
           <w:ilvl w:val="0"/>
-          <w:numId w:val="36"/>
+          <w:numId w:val="41"/>
         </w:numPr>
         <w:spacing w:before="0" w:beforeAutospacing="0"/>
         <w:rPr>
@@ -3691,7 +2762,17 @@
           <w:sz w:val="20"/>
           <w:szCs w:val="20"/>
         </w:rPr>
-        <w:t>CLI Method:</w:t>
+        <w:t xml:space="preserve">By </w:t>
+      </w:r>
+      <w:r>
+        <w:rPr>
+          <w:rFonts w:ascii="Arial" w:hAnsi="Arial" w:cs="Arial"/>
+          <w:b/>
+          <w:bCs/>
+          <w:sz w:val="20"/>
+          <w:szCs w:val="20"/>
+        </w:rPr>
+        <w:t>CLI:</w:t>
       </w:r>
       <w:r>
         <w:rPr>
@@ -3706,7 +2787,23 @@
           <w:rStyle w:val="HTMLCode"/>
           <w:rFonts w:ascii="Arial" w:hAnsi="Arial" w:cs="Arial"/>
         </w:rPr>
-        <w:t>show vlan brief</w:t>
+        <w:t xml:space="preserve">show </w:t>
+      </w:r>
+      <w:proofErr w:type="spellStart"/>
+      <w:r>
+        <w:rPr>
+          <w:rStyle w:val="HTMLCode"/>
+          <w:rFonts w:ascii="Arial" w:hAnsi="Arial" w:cs="Arial"/>
+        </w:rPr>
+        <w:t>vlan</w:t>
+      </w:r>
+      <w:proofErr w:type="spellEnd"/>
+      <w:r>
+        <w:rPr>
+          <w:rStyle w:val="HTMLCode"/>
+          <w:rFonts w:ascii="Arial" w:hAnsi="Arial" w:cs="Arial"/>
+        </w:rPr>
+        <w:t xml:space="preserve"> brief</w:t>
       </w:r>
       <w:r>
         <w:rPr>
@@ -3755,7 +2852,7 @@
         <w:pStyle w:val="NormalWeb"/>
         <w:numPr>
           <w:ilvl w:val="0"/>
-          <w:numId w:val="36"/>
+          <w:numId w:val="41"/>
         </w:numPr>
         <w:spacing w:before="0" w:beforeAutospacing="0"/>
         <w:rPr>
@@ -3772,15 +2869,7 @@
           <w:sz w:val="20"/>
           <w:szCs w:val="20"/>
         </w:rPr>
-        <w:t>Software Tool:</w:t>
-      </w:r>
-      <w:r>
-        <w:rPr>
-          <w:rFonts w:ascii="Arial" w:hAnsi="Arial" w:cs="Arial"/>
-          <w:sz w:val="20"/>
-          <w:szCs w:val="20"/>
-        </w:rPr>
-        <w:t xml:space="preserve"> </w:t>
+        <w:t xml:space="preserve">By </w:t>
       </w:r>
       <w:r>
         <w:rPr>
@@ -3790,15 +2879,148 @@
           <w:sz w:val="20"/>
           <w:szCs w:val="20"/>
         </w:rPr>
-        <w:t>PRTG</w:t>
-      </w:r>
-      <w:r>
-        <w:rPr>
-          <w:rFonts w:ascii="Arial" w:hAnsi="Arial" w:cs="Arial"/>
-          <w:sz w:val="20"/>
-          <w:szCs w:val="20"/>
-        </w:rPr>
-        <w:t xml:space="preserve"> monitors VLAN-specific traffic sensors to detect unexpected spikes in broadcast traffic.</w:t>
+        <w:t>Software Tool:</w:t>
+      </w:r>
+      <w:r>
+        <w:rPr>
+          <w:rFonts w:ascii="Arial" w:hAnsi="Arial" w:cs="Arial"/>
+          <w:sz w:val="20"/>
+          <w:szCs w:val="20"/>
+        </w:rPr>
+        <w:t xml:space="preserve"> PRTG monitors VLAN-specific traffic sensors to detect unexpected spikes in broadcast traffic.</w:t>
+      </w:r>
+    </w:p>
+    <w:p>
+      <w:pPr>
+        <w:pStyle w:val="NormalWeb"/>
+        <w:spacing w:before="0" w:beforeAutospacing="0"/>
+        <w:rPr>
+          <w:rFonts w:ascii="Arial" w:hAnsi="Arial" w:cs="Arial"/>
+          <w:sz w:val="20"/>
+          <w:szCs w:val="20"/>
+        </w:rPr>
+      </w:pPr>
+      <w:r>
+        <w:rPr>
+          <w:rFonts w:ascii="Arial" w:hAnsi="Arial" w:cs="Arial"/>
+          <w:sz w:val="20"/>
+          <w:szCs w:val="20"/>
+        </w:rPr>
+        <w:t>The test will consist of</w:t>
+      </w:r>
+      <w:r>
+        <w:rPr>
+          <w:rFonts w:ascii="Arial" w:hAnsi="Arial" w:cs="Arial"/>
+          <w:sz w:val="20"/>
+          <w:szCs w:val="20"/>
+        </w:rPr>
+        <w:t xml:space="preserve"> c</w:t>
+      </w:r>
+      <w:r>
+        <w:rPr>
+          <w:rFonts w:ascii="Arial" w:hAnsi="Arial" w:cs="Arial"/>
+          <w:sz w:val="20"/>
+          <w:szCs w:val="20"/>
+        </w:rPr>
+        <w:t xml:space="preserve">onnect a host to an access port on </w:t>
+      </w:r>
+      <w:r>
+        <w:rPr>
+          <w:rFonts w:ascii="Arial" w:hAnsi="Arial" w:cs="Arial"/>
+          <w:b/>
+          <w:bCs/>
+          <w:sz w:val="20"/>
+          <w:szCs w:val="20"/>
+        </w:rPr>
+        <w:t>MS4</w:t>
+      </w:r>
+      <w:r>
+        <w:rPr>
+          <w:rFonts w:ascii="Arial" w:hAnsi="Arial" w:cs="Arial"/>
+          <w:sz w:val="20"/>
+          <w:szCs w:val="20"/>
+        </w:rPr>
+        <w:t xml:space="preserve"> (VLAN 10) and attempt to sniff traffic from VLAN 20. Success is defined by total frame isolation.</w:t>
+      </w:r>
+    </w:p>
+    <w:p>
+      <w:pPr>
+        <w:pStyle w:val="Heading3"/>
+        <w:numPr>
+          <w:ilvl w:val="0"/>
+          <w:numId w:val="45"/>
+        </w:numPr>
+        <w:rPr>
+          <w:rFonts w:ascii="Arial" w:hAnsi="Arial" w:cs="Arial"/>
+        </w:rPr>
+      </w:pPr>
+      <w:r>
+        <w:rPr>
+          <w:rFonts w:ascii="Arial" w:hAnsi="Arial" w:cs="Arial"/>
+        </w:rPr>
+        <w:t>Testing Private VLANs (PVLANs)</w:t>
+      </w:r>
+    </w:p>
+    <w:p>
+      <w:pPr>
+        <w:pStyle w:val="NormalWeb"/>
+        <w:spacing w:before="0" w:beforeAutospacing="0"/>
+        <w:rPr>
+          <w:rFonts w:ascii="Arial" w:hAnsi="Arial" w:cs="Arial"/>
+          <w:sz w:val="20"/>
+          <w:szCs w:val="20"/>
+        </w:rPr>
+      </w:pPr>
+      <w:r>
+        <w:rPr>
+          <w:rFonts w:ascii="Arial" w:hAnsi="Arial" w:cs="Arial"/>
+          <w:sz w:val="20"/>
+          <w:szCs w:val="20"/>
+        </w:rPr>
+        <w:t>Furthermore, these tests are useful for preventing</w:t>
+      </w:r>
+      <w:r>
+        <w:rPr>
+          <w:rFonts w:ascii="Arial" w:hAnsi="Arial" w:cs="Arial"/>
+          <w:sz w:val="20"/>
+          <w:szCs w:val="20"/>
+        </w:rPr>
+        <w:t xml:space="preserve"> </w:t>
+      </w:r>
+      <w:r>
+        <w:rPr>
+          <w:rFonts w:ascii="Arial" w:hAnsi="Arial" w:cs="Arial"/>
+          <w:sz w:val="20"/>
+          <w:szCs w:val="20"/>
+        </w:rPr>
+        <w:t>server-to-server attacks.</w:t>
+      </w:r>
+    </w:p>
+    <w:p>
+      <w:pPr>
+        <w:pStyle w:val="NormalWeb"/>
+        <w:spacing w:before="0" w:beforeAutospacing="0"/>
+        <w:rPr>
+          <w:rFonts w:ascii="Arial" w:hAnsi="Arial" w:cs="Arial"/>
+          <w:sz w:val="20"/>
+          <w:szCs w:val="20"/>
+        </w:rPr>
+      </w:pPr>
+      <w:r>
+        <w:rPr>
+          <w:rFonts w:ascii="Arial" w:hAnsi="Arial" w:cs="Arial"/>
+          <w:sz w:val="20"/>
+          <w:szCs w:val="20"/>
+        </w:rPr>
+        <w:t>We will c</w:t>
+      </w:r>
+      <w:r>
+        <w:rPr>
+          <w:rFonts w:ascii="Arial" w:hAnsi="Arial" w:cs="Arial"/>
+          <w:sz w:val="20"/>
+          <w:szCs w:val="20"/>
+        </w:rPr>
+        <w:t>onfigure the Database and Web servers in an "Isolated" PVLAN.</w:t>
       </w:r>
     </w:p>
     <w:p>
@@ -3806,7 +3028,7 @@
         <w:pStyle w:val="NormalWeb"/>
         <w:numPr>
           <w:ilvl w:val="0"/>
-          <w:numId w:val="36"/>
+          <w:numId w:val="43"/>
         </w:numPr>
         <w:spacing w:before="0" w:beforeAutospacing="0"/>
         <w:rPr>
@@ -3823,15 +3045,7 @@
           <w:sz w:val="20"/>
           <w:szCs w:val="20"/>
         </w:rPr>
-        <w:t>The Test:</w:t>
-      </w:r>
-      <w:r>
-        <w:rPr>
-          <w:rFonts w:ascii="Arial" w:hAnsi="Arial" w:cs="Arial"/>
-          <w:sz w:val="20"/>
-          <w:szCs w:val="20"/>
-        </w:rPr>
-        <w:t xml:space="preserve"> Connect a host to an access port on </w:t>
+        <w:t xml:space="preserve">By </w:t>
       </w:r>
       <w:r>
         <w:rPr>
@@ -3841,38 +3055,134 @@
           <w:sz w:val="20"/>
           <w:szCs w:val="20"/>
         </w:rPr>
-        <w:t>MS4</w:t>
-      </w:r>
-      <w:r>
-        <w:rPr>
-          <w:rFonts w:ascii="Arial" w:hAnsi="Arial" w:cs="Arial"/>
-          <w:sz w:val="20"/>
-          <w:szCs w:val="20"/>
-        </w:rPr>
-        <w:t xml:space="preserve"> (VLAN 10) and attempt to sniff traffic from VLAN 20. Success is defined by total frame isolation.</w:t>
+        <w:t>CLI</w:t>
+      </w:r>
+      <w:r>
+        <w:rPr>
+          <w:rFonts w:ascii="Arial" w:hAnsi="Arial" w:cs="Arial"/>
+          <w:b/>
+          <w:bCs/>
+          <w:sz w:val="20"/>
+          <w:szCs w:val="20"/>
+        </w:rPr>
+        <w:t xml:space="preserve">: </w:t>
+      </w:r>
+      <w:r>
+        <w:rPr>
+          <w:rStyle w:val="HTMLCode"/>
+          <w:rFonts w:ascii="Arial" w:hAnsi="Arial" w:cs="Arial"/>
+        </w:rPr>
+        <w:t xml:space="preserve">show </w:t>
+      </w:r>
+      <w:proofErr w:type="spellStart"/>
+      <w:r>
+        <w:rPr>
+          <w:rStyle w:val="HTMLCode"/>
+          <w:rFonts w:ascii="Arial" w:hAnsi="Arial" w:cs="Arial"/>
+        </w:rPr>
+        <w:t>vlan</w:t>
+      </w:r>
+      <w:proofErr w:type="spellEnd"/>
+      <w:r>
+        <w:rPr>
+          <w:rStyle w:val="HTMLCode"/>
+          <w:rFonts w:ascii="Arial" w:hAnsi="Arial" w:cs="Arial"/>
+        </w:rPr>
+        <w:t xml:space="preserve"> private-</w:t>
+      </w:r>
+      <w:proofErr w:type="spellStart"/>
+      <w:r>
+        <w:rPr>
+          <w:rStyle w:val="HTMLCode"/>
+          <w:rFonts w:ascii="Arial" w:hAnsi="Arial" w:cs="Arial"/>
+        </w:rPr>
+        <w:t>vlan</w:t>
+      </w:r>
+      <w:proofErr w:type="spellEnd"/>
+      <w:r>
+        <w:rPr>
+          <w:rFonts w:ascii="Arial" w:hAnsi="Arial" w:cs="Arial"/>
+          <w:sz w:val="20"/>
+          <w:szCs w:val="20"/>
+        </w:rPr>
+        <w:t xml:space="preserve"> on </w:t>
+      </w:r>
+      <w:r>
+        <w:rPr>
+          <w:rFonts w:ascii="Arial" w:hAnsi="Arial" w:cs="Arial"/>
+          <w:b/>
+          <w:bCs/>
+          <w:sz w:val="20"/>
+          <w:szCs w:val="20"/>
+        </w:rPr>
+        <w:t>MS2</w:t>
+      </w:r>
+      <w:r>
+        <w:rPr>
+          <w:rFonts w:ascii="Arial" w:hAnsi="Arial" w:cs="Arial"/>
+          <w:sz w:val="20"/>
+          <w:szCs w:val="20"/>
+        </w:rPr>
+        <w:t>.</w:t>
       </w:r>
     </w:p>
     <w:p>
       <w:pPr>
-        <w:pStyle w:val="Heading4"/>
-        <w:spacing w:before="0"/>
-        <w:rPr>
-          <w:rFonts w:ascii="Arial" w:hAnsi="Arial" w:cs="Arial"/>
-          <w:sz w:val="20"/>
-          <w:szCs w:val="20"/>
-        </w:rPr>
-      </w:pPr>
-      <w:r>
-        <w:rPr>
-          <w:rFonts w:ascii="Arial" w:hAnsi="Arial" w:cs="Arial"/>
-          <w:sz w:val="20"/>
-          <w:szCs w:val="20"/>
-        </w:rPr>
-        <w:t>B. Testing Private VLANs (PVLANs)</w:t>
+        <w:pStyle w:val="NormalWeb"/>
+        <w:spacing w:before="0" w:beforeAutospacing="0"/>
+        <w:rPr>
+          <w:rFonts w:ascii="Arial" w:hAnsi="Arial" w:cs="Arial"/>
+          <w:sz w:val="20"/>
+          <w:szCs w:val="20"/>
+        </w:rPr>
+      </w:pPr>
+      <w:r>
+        <w:rPr>
+          <w:rFonts w:ascii="Arial" w:hAnsi="Arial" w:cs="Arial"/>
+          <w:sz w:val="20"/>
+          <w:szCs w:val="20"/>
+        </w:rPr>
+        <w:t xml:space="preserve">Even if the Web server is compromised, it should not be able to "ping" the Database server directly at Layer 2, forcing all traffic through </w:t>
+      </w:r>
+      <w:r>
+        <w:rPr>
+          <w:rFonts w:ascii="Arial" w:hAnsi="Arial" w:cs="Arial"/>
+          <w:b/>
+          <w:bCs/>
+          <w:sz w:val="20"/>
+          <w:szCs w:val="20"/>
+        </w:rPr>
+        <w:t>Firewall2</w:t>
+      </w:r>
+      <w:r>
+        <w:rPr>
+          <w:rFonts w:ascii="Arial" w:hAnsi="Arial" w:cs="Arial"/>
+          <w:sz w:val="20"/>
+          <w:szCs w:val="20"/>
+        </w:rPr>
+        <w:t xml:space="preserve"> for inspection.</w:t>
       </w:r>
     </w:p>
     <w:p>
       <w:pPr>
+        <w:pStyle w:val="Heading3"/>
+        <w:numPr>
+          <w:ilvl w:val="0"/>
+          <w:numId w:val="45"/>
+        </w:numPr>
+        <w:rPr>
+          <w:rFonts w:ascii="Arial" w:hAnsi="Arial" w:cs="Arial"/>
+        </w:rPr>
+      </w:pPr>
+      <w:r>
+        <w:rPr>
+          <w:rFonts w:ascii="Arial" w:hAnsi="Arial" w:cs="Arial"/>
+        </w:rPr>
+        <w:t>Testing Switch Virtual Interfaces (SVI)</w:t>
+      </w:r>
+    </w:p>
+    <w:p>
+      <w:pPr>
         <w:pStyle w:val="NormalWeb"/>
         <w:spacing w:before="0" w:beforeAutospacing="0"/>
         <w:rPr>
@@ -3884,12 +3194,63 @@
       <w:r>
         <w:rPr>
           <w:rFonts w:ascii="Arial" w:hAnsi="Arial" w:cs="Arial"/>
-          <w:i/>
-          <w:iCs/>
-          <w:sz w:val="20"/>
-          <w:szCs w:val="20"/>
-        </w:rPr>
-        <w:t>Note: Recommended for the DMZ (VLAN 50) to prevent server-to-server attacks.</w:t>
+          <w:sz w:val="20"/>
+          <w:szCs w:val="20"/>
+        </w:rPr>
+        <w:lastRenderedPageBreak/>
+        <w:t xml:space="preserve">The SVIs on </w:t>
+      </w:r>
+      <w:r>
+        <w:rPr>
+          <w:rFonts w:ascii="Arial" w:hAnsi="Arial" w:cs="Arial"/>
+          <w:b/>
+          <w:bCs/>
+          <w:sz w:val="20"/>
+          <w:szCs w:val="20"/>
+        </w:rPr>
+        <w:t>MS1</w:t>
+      </w:r>
+      <w:r>
+        <w:rPr>
+          <w:rFonts w:ascii="Arial" w:hAnsi="Arial" w:cs="Arial"/>
+          <w:sz w:val="20"/>
+          <w:szCs w:val="20"/>
+        </w:rPr>
+        <w:t xml:space="preserve"> and </w:t>
+      </w:r>
+      <w:r>
+        <w:rPr>
+          <w:rFonts w:ascii="Arial" w:hAnsi="Arial" w:cs="Arial"/>
+          <w:b/>
+          <w:bCs/>
+          <w:sz w:val="20"/>
+          <w:szCs w:val="20"/>
+        </w:rPr>
+        <w:t>MS2</w:t>
+      </w:r>
+      <w:r>
+        <w:rPr>
+          <w:rFonts w:ascii="Arial" w:hAnsi="Arial" w:cs="Arial"/>
+          <w:sz w:val="20"/>
+          <w:szCs w:val="20"/>
+        </w:rPr>
+        <w:t xml:space="preserve"> are the gateways for the entire university.</w:t>
+      </w:r>
+      <w:r>
+        <w:rPr>
+          <w:rFonts w:ascii="Arial" w:hAnsi="Arial" w:cs="Arial"/>
+          <w:sz w:val="20"/>
+          <w:szCs w:val="20"/>
+        </w:rPr>
+        <w:t xml:space="preserve"> So, we will p</w:t>
+      </w:r>
+      <w:r>
+        <w:rPr>
+          <w:rFonts w:ascii="Arial" w:hAnsi="Arial" w:cs="Arial"/>
+          <w:sz w:val="20"/>
+          <w:szCs w:val="20"/>
+        </w:rPr>
+        <w:t>erform a "Gateway Failover" simulation.</w:t>
       </w:r>
     </w:p>
     <w:p>
@@ -3897,7 +3258,7 @@
         <w:pStyle w:val="NormalWeb"/>
         <w:numPr>
           <w:ilvl w:val="0"/>
-          <w:numId w:val="37"/>
+          <w:numId w:val="43"/>
         </w:numPr>
         <w:spacing w:before="0" w:beforeAutospacing="0"/>
         <w:rPr>
@@ -3914,15 +3275,7 @@
           <w:sz w:val="20"/>
           <w:szCs w:val="20"/>
         </w:rPr>
-        <w:t>The Test:</w:t>
-      </w:r>
-      <w:r>
-        <w:rPr>
-          <w:rFonts w:ascii="Arial" w:hAnsi="Arial" w:cs="Arial"/>
-          <w:sz w:val="20"/>
-          <w:szCs w:val="20"/>
-        </w:rPr>
-        <w:t xml:space="preserve"> Configure the </w:t>
+        <w:t xml:space="preserve">By </w:t>
       </w:r>
       <w:r>
         <w:rPr>
@@ -3932,7 +3285,61 @@
           <w:sz w:val="20"/>
           <w:szCs w:val="20"/>
         </w:rPr>
-        <w:t>Database</w:t>
+        <w:t>CLI:</w:t>
+      </w:r>
+      <w:r>
+        <w:rPr>
+          <w:rFonts w:ascii="Arial" w:hAnsi="Arial" w:cs="Arial"/>
+          <w:sz w:val="20"/>
+          <w:szCs w:val="20"/>
+        </w:rPr>
+        <w:t xml:space="preserve"> </w:t>
+      </w:r>
+      <w:r>
+        <w:rPr>
+          <w:rStyle w:val="HTMLCode"/>
+          <w:rFonts w:ascii="Arial" w:hAnsi="Arial" w:cs="Arial"/>
+        </w:rPr>
+        <w:t xml:space="preserve">show </w:t>
+      </w:r>
+      <w:proofErr w:type="spellStart"/>
+      <w:r>
+        <w:rPr>
+          <w:rStyle w:val="HTMLCode"/>
+          <w:rFonts w:ascii="Arial" w:hAnsi="Arial" w:cs="Arial"/>
+        </w:rPr>
+        <w:t>ip</w:t>
+      </w:r>
+      <w:proofErr w:type="spellEnd"/>
+      <w:r>
+        <w:rPr>
+          <w:rStyle w:val="HTMLCode"/>
+          <w:rFonts w:ascii="Arial" w:hAnsi="Arial" w:cs="Arial"/>
+        </w:rPr>
+        <w:t xml:space="preserve"> interface brief</w:t>
+      </w:r>
+      <w:r>
+        <w:rPr>
+          <w:rFonts w:ascii="Arial" w:hAnsi="Arial" w:cs="Arial"/>
+          <w:sz w:val="20"/>
+          <w:szCs w:val="20"/>
+        </w:rPr>
+        <w:t xml:space="preserve"> to check SVI status. </w:t>
+      </w:r>
+      <w:r>
+        <w:rPr>
+          <w:rFonts w:ascii="Arial" w:hAnsi="Arial" w:cs="Arial"/>
+          <w:sz w:val="20"/>
+          <w:szCs w:val="20"/>
+        </w:rPr>
+        <w:t xml:space="preserve">Also, </w:t>
+      </w:r>
+      <w:r>
+        <w:rPr>
+          <w:rStyle w:val="HTMLCode"/>
+          <w:rFonts w:ascii="Arial" w:hAnsi="Arial" w:cs="Arial"/>
+        </w:rPr>
+        <w:t>ping</w:t>
       </w:r>
       <w:r>
         <w:rPr>
@@ -3941,6 +3348,37 @@
           <w:szCs w:val="20"/>
         </w:rPr>
         <w:t xml:space="preserve"> and </w:t>
+      </w:r>
+      <w:r>
+        <w:rPr>
+          <w:rStyle w:val="HTMLCode"/>
+          <w:rFonts w:ascii="Arial" w:hAnsi="Arial" w:cs="Arial"/>
+        </w:rPr>
+        <w:t>traceroute</w:t>
+      </w:r>
+      <w:r>
+        <w:rPr>
+          <w:rFonts w:ascii="Arial" w:hAnsi="Arial" w:cs="Arial"/>
+          <w:sz w:val="20"/>
+          <w:szCs w:val="20"/>
+        </w:rPr>
+        <w:t xml:space="preserve"> from a PC </w:t>
+      </w:r>
+      <w:r>
+        <w:rPr>
+          <w:rFonts w:ascii="Arial" w:hAnsi="Arial" w:cs="Arial"/>
+          <w:sz w:val="20"/>
+          <w:szCs w:val="20"/>
+        </w:rPr>
+        <w:t xml:space="preserve">(VLANs 10, 20, 30, 40) </w:t>
+      </w:r>
+      <w:r>
+        <w:rPr>
+          <w:rFonts w:ascii="Arial" w:hAnsi="Arial" w:cs="Arial"/>
+          <w:sz w:val="20"/>
+          <w:szCs w:val="20"/>
+        </w:rPr>
+        <w:t xml:space="preserve">to the </w:t>
       </w:r>
       <w:r>
         <w:rPr>
@@ -3950,15 +3388,15 @@
           <w:sz w:val="20"/>
           <w:szCs w:val="20"/>
         </w:rPr>
-        <w:t>Web</w:t>
-      </w:r>
-      <w:r>
-        <w:rPr>
-          <w:rFonts w:ascii="Arial" w:hAnsi="Arial" w:cs="Arial"/>
-          <w:sz w:val="20"/>
-          <w:szCs w:val="20"/>
-        </w:rPr>
-        <w:t xml:space="preserve"> servers in an "Isolated" PVLAN.</w:t>
+        <w:t>SVI IP (192.168.10.1)</w:t>
+      </w:r>
+      <w:r>
+        <w:rPr>
+          <w:rFonts w:ascii="Arial" w:hAnsi="Arial" w:cs="Arial"/>
+          <w:sz w:val="20"/>
+          <w:szCs w:val="20"/>
+        </w:rPr>
+        <w:t>.</w:t>
       </w:r>
     </w:p>
     <w:p>
@@ -3966,7 +3404,7 @@
         <w:pStyle w:val="NormalWeb"/>
         <w:numPr>
           <w:ilvl w:val="0"/>
-          <w:numId w:val="37"/>
+          <w:numId w:val="42"/>
         </w:numPr>
         <w:spacing w:before="0" w:beforeAutospacing="0"/>
         <w:rPr>
@@ -3983,30 +3421,7 @@
           <w:sz w:val="20"/>
           <w:szCs w:val="20"/>
         </w:rPr>
-        <w:t>CLI Method:</w:t>
-      </w:r>
-      <w:r>
-        <w:rPr>
-          <w:rFonts w:ascii="Arial" w:hAnsi="Arial" w:cs="Arial"/>
-          <w:sz w:val="20"/>
-          <w:szCs w:val="20"/>
-        </w:rPr>
-        <w:t xml:space="preserve"> </w:t>
-      </w:r>
-      <w:r>
-        <w:rPr>
-          <w:rStyle w:val="HTMLCode"/>
-          <w:rFonts w:ascii="Arial" w:hAnsi="Arial" w:cs="Arial"/>
-        </w:rPr>
-        <w:t>show vlan private-vlan</w:t>
-      </w:r>
-      <w:r>
-        <w:rPr>
-          <w:rFonts w:ascii="Arial" w:hAnsi="Arial" w:cs="Arial"/>
-          <w:sz w:val="20"/>
-          <w:szCs w:val="20"/>
-        </w:rPr>
-        <w:t xml:space="preserve"> on </w:t>
+        <w:t xml:space="preserve">By </w:t>
       </w:r>
       <w:r>
         <w:rPr>
@@ -4016,339 +3431,65 @@
           <w:sz w:val="20"/>
           <w:szCs w:val="20"/>
         </w:rPr>
-        <w:t>MS2</w:t>
-      </w:r>
-      <w:r>
-        <w:rPr>
-          <w:rFonts w:ascii="Arial" w:hAnsi="Arial" w:cs="Arial"/>
-          <w:sz w:val="20"/>
-          <w:szCs w:val="20"/>
-        </w:rPr>
-        <w:t>.</w:t>
+        <w:t>Software Tool:</w:t>
+      </w:r>
+      <w:r>
+        <w:rPr>
+          <w:rFonts w:ascii="Arial" w:hAnsi="Arial" w:cs="Arial"/>
+          <w:sz w:val="20"/>
+          <w:szCs w:val="20"/>
+        </w:rPr>
+        <w:t xml:space="preserve"> PRTG Network Monitoring </w:t>
+      </w:r>
+      <w:r>
+        <w:rPr>
+          <w:rFonts w:ascii="Arial" w:hAnsi="Arial" w:cs="Arial"/>
+          <w:sz w:val="20"/>
+          <w:szCs w:val="20"/>
+        </w:rPr>
+        <w:t xml:space="preserve">will </w:t>
+      </w:r>
+      <w:r>
+        <w:rPr>
+          <w:rFonts w:ascii="Arial" w:hAnsi="Arial" w:cs="Arial"/>
+          <w:sz w:val="20"/>
+          <w:szCs w:val="20"/>
+        </w:rPr>
+        <w:t>alert</w:t>
+      </w:r>
+      <w:r>
+        <w:rPr>
+          <w:rFonts w:ascii="Arial" w:hAnsi="Arial" w:cs="Arial"/>
+          <w:sz w:val="20"/>
+          <w:szCs w:val="20"/>
+        </w:rPr>
+        <w:t xml:space="preserve"> us</w:t>
+      </w:r>
+      <w:r>
+        <w:rPr>
+          <w:rFonts w:ascii="Arial" w:hAnsi="Arial" w:cs="Arial"/>
+          <w:sz w:val="20"/>
+          <w:szCs w:val="20"/>
+        </w:rPr>
+        <w:t xml:space="preserve"> if an SVI latency exceeds 5ms, indicating an overloaded CPU on the multilayer switch.</w:t>
       </w:r>
     </w:p>
     <w:p>
       <w:pPr>
-        <w:pStyle w:val="NormalWeb"/>
+        <w:pStyle w:val="Heading3"/>
         <w:numPr>
           <w:ilvl w:val="0"/>
-          <w:numId w:val="37"/>
+          <w:numId w:val="45"/>
         </w:numPr>
-        <w:spacing w:before="0" w:beforeAutospacing="0"/>
-        <w:rPr>
-          <w:rFonts w:ascii="Arial" w:hAnsi="Arial" w:cs="Arial"/>
-          <w:sz w:val="20"/>
-          <w:szCs w:val="20"/>
-        </w:rPr>
-      </w:pPr>
-      <w:r>
-        <w:rPr>
-          <w:rFonts w:ascii="Arial" w:hAnsi="Arial" w:cs="Arial"/>
-          <w:b/>
-          <w:bCs/>
-          <w:sz w:val="20"/>
-          <w:szCs w:val="20"/>
-        </w:rPr>
-        <w:t>Objective:</w:t>
-      </w:r>
-      <w:r>
-        <w:rPr>
-          <w:rFonts w:ascii="Arial" w:hAnsi="Arial" w:cs="Arial"/>
-          <w:sz w:val="20"/>
-          <w:szCs w:val="20"/>
-        </w:rPr>
-        <w:t xml:space="preserve"> Even if the Web server is compromised, it should not be able to "ping" the Database server directly at Layer 2, forcing all traffic through </w:t>
-      </w:r>
-      <w:r>
-        <w:rPr>
-          <w:rFonts w:ascii="Arial" w:hAnsi="Arial" w:cs="Arial"/>
-          <w:b/>
-          <w:bCs/>
-          <w:sz w:val="20"/>
-          <w:szCs w:val="20"/>
-        </w:rPr>
-        <w:t>Firewall2</w:t>
-      </w:r>
-      <w:r>
-        <w:rPr>
-          <w:rFonts w:ascii="Arial" w:hAnsi="Arial" w:cs="Arial"/>
-          <w:sz w:val="20"/>
-          <w:szCs w:val="20"/>
-        </w:rPr>
-        <w:t xml:space="preserve"> for inspection.</w:t>
-      </w:r>
-    </w:p>
-    <w:p>
-      <w:pPr>
-        <w:pStyle w:val="Heading4"/>
-        <w:spacing w:before="0"/>
-        <w:rPr>
-          <w:rFonts w:ascii="Arial" w:hAnsi="Arial" w:cs="Arial"/>
-          <w:sz w:val="20"/>
-          <w:szCs w:val="20"/>
-        </w:rPr>
-      </w:pPr>
-      <w:r>
-        <w:rPr>
-          <w:rFonts w:ascii="Arial" w:hAnsi="Arial" w:cs="Arial"/>
-          <w:sz w:val="20"/>
-          <w:szCs w:val="20"/>
-        </w:rPr>
-        <w:t>C. Testing Switch Virtual Interfaces (SVI)</w:t>
-      </w:r>
-    </w:p>
-    <w:p>
-      <w:pPr>
-        <w:pStyle w:val="NormalWeb"/>
-        <w:spacing w:before="0" w:beforeAutospacing="0"/>
-        <w:rPr>
-          <w:rFonts w:ascii="Arial" w:hAnsi="Arial" w:cs="Arial"/>
-          <w:sz w:val="20"/>
-          <w:szCs w:val="20"/>
-        </w:rPr>
-      </w:pPr>
-      <w:r>
-        <w:rPr>
-          <w:rFonts w:ascii="Arial" w:hAnsi="Arial" w:cs="Arial"/>
-          <w:sz w:val="20"/>
-          <w:szCs w:val="20"/>
-        </w:rPr>
-        <w:t xml:space="preserve">The SVIs on </w:t>
-      </w:r>
-      <w:r>
-        <w:rPr>
-          <w:rFonts w:ascii="Arial" w:hAnsi="Arial" w:cs="Arial"/>
-          <w:b/>
-          <w:bCs/>
-          <w:sz w:val="20"/>
-          <w:szCs w:val="20"/>
-        </w:rPr>
-        <w:t>MS1</w:t>
-      </w:r>
-      <w:r>
-        <w:rPr>
-          <w:rFonts w:ascii="Arial" w:hAnsi="Arial" w:cs="Arial"/>
-          <w:sz w:val="20"/>
-          <w:szCs w:val="20"/>
-        </w:rPr>
-        <w:t xml:space="preserve"> and </w:t>
-      </w:r>
-      <w:r>
-        <w:rPr>
-          <w:rFonts w:ascii="Arial" w:hAnsi="Arial" w:cs="Arial"/>
-          <w:b/>
-          <w:bCs/>
-          <w:sz w:val="20"/>
-          <w:szCs w:val="20"/>
-        </w:rPr>
-        <w:t>MS2</w:t>
-      </w:r>
-      <w:r>
-        <w:rPr>
-          <w:rFonts w:ascii="Arial" w:hAnsi="Arial" w:cs="Arial"/>
-          <w:sz w:val="20"/>
-          <w:szCs w:val="20"/>
-        </w:rPr>
-        <w:t xml:space="preserve"> are the gateways for the entire university.</w:t>
-      </w:r>
-    </w:p>
-    <w:p>
-      <w:pPr>
-        <w:pStyle w:val="NormalWeb"/>
-        <w:numPr>
-          <w:ilvl w:val="0"/>
-          <w:numId w:val="38"/>
-        </w:numPr>
-        <w:spacing w:before="0" w:beforeAutospacing="0"/>
-        <w:rPr>
-          <w:rFonts w:ascii="Arial" w:hAnsi="Arial" w:cs="Arial"/>
-          <w:sz w:val="20"/>
-          <w:szCs w:val="20"/>
-        </w:rPr>
-      </w:pPr>
-      <w:r>
-        <w:rPr>
-          <w:rFonts w:ascii="Arial" w:hAnsi="Arial" w:cs="Arial"/>
-          <w:b/>
-          <w:bCs/>
-          <w:sz w:val="20"/>
-          <w:szCs w:val="20"/>
-        </w:rPr>
-        <w:t>The Test:</w:t>
-      </w:r>
-      <w:r>
-        <w:rPr>
-          <w:rFonts w:ascii="Arial" w:hAnsi="Arial" w:cs="Arial"/>
-          <w:sz w:val="20"/>
-          <w:szCs w:val="20"/>
-        </w:rPr>
-        <w:t xml:space="preserve"> Perform a "Gateway Failover" simulation.</w:t>
-      </w:r>
-    </w:p>
-    <w:p>
-      <w:pPr>
-        <w:pStyle w:val="NormalWeb"/>
-        <w:numPr>
-          <w:ilvl w:val="0"/>
-          <w:numId w:val="38"/>
-        </w:numPr>
-        <w:spacing w:before="0" w:beforeAutospacing="0"/>
-        <w:rPr>
-          <w:rFonts w:ascii="Arial" w:hAnsi="Arial" w:cs="Arial"/>
-          <w:sz w:val="20"/>
-          <w:szCs w:val="20"/>
-        </w:rPr>
-      </w:pPr>
-      <w:r>
-        <w:rPr>
-          <w:rFonts w:ascii="Arial" w:hAnsi="Arial" w:cs="Arial"/>
-          <w:b/>
-          <w:bCs/>
-          <w:sz w:val="20"/>
-          <w:szCs w:val="20"/>
-        </w:rPr>
-        <w:t>CLI Method:</w:t>
-      </w:r>
-      <w:r>
-        <w:rPr>
-          <w:rFonts w:ascii="Arial" w:hAnsi="Arial" w:cs="Arial"/>
-          <w:sz w:val="20"/>
-          <w:szCs w:val="20"/>
-        </w:rPr>
-        <w:t xml:space="preserve"> </w:t>
-      </w:r>
-      <w:r>
-        <w:rPr>
-          <w:rStyle w:val="HTMLCode"/>
-          <w:rFonts w:ascii="Arial" w:hAnsi="Arial" w:cs="Arial"/>
-        </w:rPr>
-        <w:t>show ip interface brief</w:t>
-      </w:r>
-      <w:r>
-        <w:rPr>
-          <w:rFonts w:ascii="Arial" w:hAnsi="Arial" w:cs="Arial"/>
-          <w:sz w:val="20"/>
-          <w:szCs w:val="20"/>
-        </w:rPr>
-        <w:t xml:space="preserve"> to check SVI status. Use </w:t>
-      </w:r>
-      <w:r>
-        <w:rPr>
-          <w:rStyle w:val="HTMLCode"/>
-          <w:rFonts w:ascii="Arial" w:hAnsi="Arial" w:cs="Arial"/>
-        </w:rPr>
-        <w:t>ping</w:t>
-      </w:r>
-      <w:r>
-        <w:rPr>
-          <w:rFonts w:ascii="Arial" w:hAnsi="Arial" w:cs="Arial"/>
-          <w:sz w:val="20"/>
-          <w:szCs w:val="20"/>
-        </w:rPr>
-        <w:t xml:space="preserve"> and </w:t>
-      </w:r>
-      <w:r>
-        <w:rPr>
-          <w:rStyle w:val="HTMLCode"/>
-          <w:rFonts w:ascii="Arial" w:hAnsi="Arial" w:cs="Arial"/>
-        </w:rPr>
-        <w:t>traceroute</w:t>
-      </w:r>
-      <w:r>
-        <w:rPr>
-          <w:rFonts w:ascii="Arial" w:hAnsi="Arial" w:cs="Arial"/>
-          <w:sz w:val="20"/>
-          <w:szCs w:val="20"/>
-        </w:rPr>
-        <w:t xml:space="preserve"> from a PC to the </w:t>
-      </w:r>
-      <w:r>
-        <w:rPr>
-          <w:rFonts w:ascii="Arial" w:hAnsi="Arial" w:cs="Arial"/>
-          <w:b/>
-          <w:bCs/>
-          <w:sz w:val="20"/>
-          <w:szCs w:val="20"/>
-        </w:rPr>
-        <w:t>SVI IP (192.168.10.1)</w:t>
-      </w:r>
-      <w:r>
-        <w:rPr>
-          <w:rFonts w:ascii="Arial" w:hAnsi="Arial" w:cs="Arial"/>
-          <w:sz w:val="20"/>
-          <w:szCs w:val="20"/>
-        </w:rPr>
-        <w:t>.</w:t>
-      </w:r>
-    </w:p>
-    <w:p>
-      <w:pPr>
-        <w:pStyle w:val="NormalWeb"/>
-        <w:numPr>
-          <w:ilvl w:val="0"/>
-          <w:numId w:val="38"/>
-        </w:numPr>
-        <w:spacing w:before="0" w:beforeAutospacing="0"/>
-        <w:rPr>
-          <w:rFonts w:ascii="Arial" w:hAnsi="Arial" w:cs="Arial"/>
-          <w:sz w:val="20"/>
-          <w:szCs w:val="20"/>
-        </w:rPr>
-      </w:pPr>
-      <w:r>
-        <w:rPr>
-          <w:rFonts w:ascii="Arial" w:hAnsi="Arial" w:cs="Arial"/>
-          <w:b/>
-          <w:bCs/>
-          <w:sz w:val="20"/>
-          <w:szCs w:val="20"/>
-        </w:rPr>
-        <w:t>Software Tool:</w:t>
-      </w:r>
-      <w:r>
-        <w:rPr>
-          <w:rFonts w:ascii="Arial" w:hAnsi="Arial" w:cs="Arial"/>
-          <w:sz w:val="20"/>
-          <w:szCs w:val="20"/>
-        </w:rPr>
-        <w:t xml:space="preserve"> </w:t>
-      </w:r>
-      <w:r>
-        <w:rPr>
-          <w:rFonts w:ascii="Arial" w:hAnsi="Arial" w:cs="Arial"/>
-          <w:b/>
-          <w:bCs/>
-          <w:sz w:val="20"/>
-          <w:szCs w:val="20"/>
-        </w:rPr>
-        <w:t>PRTG Network Monitoring</w:t>
-      </w:r>
-      <w:r>
-        <w:rPr>
-          <w:rFonts w:ascii="Arial" w:hAnsi="Arial" w:cs="Arial"/>
-          <w:sz w:val="20"/>
-          <w:szCs w:val="20"/>
-        </w:rPr>
-        <w:t xml:space="preserve"> alerts the team if an SVI latency exceeds 5ms, indicating an overloaded CPU on the multilayer switch.</w:t>
-      </w:r>
-    </w:p>
-    <w:p>
-      <w:pPr>
-        <w:pStyle w:val="Heading4"/>
-        <w:spacing w:before="0"/>
-        <w:rPr>
-          <w:rFonts w:ascii="Arial" w:hAnsi="Arial" w:cs="Arial"/>
-          <w:sz w:val="20"/>
-          <w:szCs w:val="20"/>
-        </w:rPr>
-      </w:pPr>
-      <w:r>
-        <w:rPr>
-          <w:rFonts w:ascii="Arial" w:hAnsi="Arial" w:cs="Arial"/>
-          <w:sz w:val="20"/>
-          <w:szCs w:val="20"/>
-        </w:rPr>
-        <w:t>D. Testing Advanced Services (IP Phones &amp; DMZ)</w:t>
+        <w:rPr>
+          <w:rFonts w:ascii="Arial" w:hAnsi="Arial" w:cs="Arial"/>
+        </w:rPr>
+      </w:pPr>
+      <w:r>
+        <w:rPr>
+          <w:rFonts w:ascii="Arial" w:hAnsi="Arial" w:cs="Arial"/>
+        </w:rPr>
+        <w:t>Testing Advanced Services (IP Phones &amp; DMZ)</w:t>
       </w:r>
     </w:p>
     <w:p>
@@ -4400,25 +3541,7 @@
           <w:sz w:val="20"/>
           <w:szCs w:val="20"/>
         </w:rPr>
-        <w:t xml:space="preserve"> Use </w:t>
-      </w:r>
-      <w:r>
-        <w:rPr>
-          <w:rFonts w:ascii="Arial" w:hAnsi="Arial" w:cs="Arial"/>
-          <w:b/>
-          <w:bCs/>
-          <w:sz w:val="20"/>
-          <w:szCs w:val="20"/>
-        </w:rPr>
-        <w:t>Cisco IP SLA</w:t>
-      </w:r>
-      <w:r>
-        <w:rPr>
-          <w:rFonts w:ascii="Arial" w:hAnsi="Arial" w:cs="Arial"/>
-          <w:sz w:val="20"/>
-          <w:szCs w:val="20"/>
-        </w:rPr>
-        <w:t xml:space="preserve"> on </w:t>
+        <w:t xml:space="preserve"> Use Cisco IP SLA on </w:t>
       </w:r>
       <w:r>
         <w:rPr>
@@ -4461,7 +3584,17 @@
           <w:sz w:val="20"/>
           <w:szCs w:val="20"/>
         </w:rPr>
-        <w:t>CLI Method:</w:t>
+        <w:t xml:space="preserve">By </w:t>
+      </w:r>
+      <w:r>
+        <w:rPr>
+          <w:rFonts w:ascii="Arial" w:hAnsi="Arial" w:cs="Arial"/>
+          <w:b/>
+          <w:bCs/>
+          <w:sz w:val="20"/>
+          <w:szCs w:val="20"/>
+        </w:rPr>
+        <w:t>CLI:</w:t>
       </w:r>
       <w:r>
         <w:rPr>
@@ -4524,15 +3657,7 @@
           <w:sz w:val="20"/>
           <w:szCs w:val="20"/>
         </w:rPr>
-        <w:t>Software Tool:</w:t>
-      </w:r>
-      <w:r>
-        <w:rPr>
-          <w:rFonts w:ascii="Arial" w:hAnsi="Arial" w:cs="Arial"/>
-          <w:sz w:val="20"/>
-          <w:szCs w:val="20"/>
-        </w:rPr>
-        <w:t xml:space="preserve"> </w:t>
+        <w:t xml:space="preserve">By </w:t>
       </w:r>
       <w:r>
         <w:rPr>
@@ -4542,15 +3667,15 @@
           <w:sz w:val="20"/>
           <w:szCs w:val="20"/>
         </w:rPr>
-        <w:t>VQM (Voice Quality Monitoring)</w:t>
-      </w:r>
-      <w:r>
-        <w:rPr>
-          <w:rFonts w:ascii="Arial" w:hAnsi="Arial" w:cs="Arial"/>
-          <w:sz w:val="20"/>
-          <w:szCs w:val="20"/>
-        </w:rPr>
-        <w:t xml:space="preserve"> to ensure MOS scores remain above 4.0.</w:t>
+        <w:t>Software Tool:</w:t>
+      </w:r>
+      <w:r>
+        <w:rPr>
+          <w:rFonts w:ascii="Arial" w:hAnsi="Arial" w:cs="Arial"/>
+          <w:sz w:val="20"/>
+          <w:szCs w:val="20"/>
+        </w:rPr>
+        <w:t xml:space="preserve"> VQM (Voice Quality Monitoring) to ensure MOS scores remain above 4.0.</w:t>
       </w:r>
     </w:p>
     <w:p>
@@ -4583,25 +3708,7 @@
           <w:sz w:val="20"/>
           <w:szCs w:val="20"/>
         </w:rPr>
-        <w:t xml:space="preserve"> Test the </w:t>
-      </w:r>
-      <w:r>
-        <w:rPr>
-          <w:rFonts w:ascii="Arial" w:hAnsi="Arial" w:cs="Arial"/>
-          <w:b/>
-          <w:bCs/>
-          <w:sz w:val="20"/>
-          <w:szCs w:val="20"/>
-        </w:rPr>
-        <w:t>Web, Mail, and DNS</w:t>
-      </w:r>
-      <w:r>
-        <w:rPr>
-          <w:rFonts w:ascii="Arial" w:hAnsi="Arial" w:cs="Arial"/>
-          <w:sz w:val="20"/>
-          <w:szCs w:val="20"/>
-        </w:rPr>
-        <w:t xml:space="preserve"> servers.</w:t>
+        <w:t xml:space="preserve"> Test the Web, Mail, and DNS servers.</w:t>
       </w:r>
     </w:p>
     <w:p>
@@ -4626,15 +3733,7 @@
           <w:sz w:val="20"/>
           <w:szCs w:val="20"/>
         </w:rPr>
-        <w:t>Software Tool:</w:t>
-      </w:r>
-      <w:r>
-        <w:rPr>
-          <w:rFonts w:ascii="Arial" w:hAnsi="Arial" w:cs="Arial"/>
-          <w:sz w:val="20"/>
-          <w:szCs w:val="20"/>
-        </w:rPr>
-        <w:t xml:space="preserve"> </w:t>
+        <w:t xml:space="preserve">By </w:t>
       </w:r>
       <w:r>
         <w:rPr>
@@ -4644,52 +3743,33 @@
           <w:sz w:val="20"/>
           <w:szCs w:val="20"/>
         </w:rPr>
-        <w:t>New Relic</w:t>
-      </w:r>
-      <w:r>
-        <w:rPr>
-          <w:rFonts w:ascii="Arial" w:hAnsi="Arial" w:cs="Arial"/>
-          <w:sz w:val="20"/>
-          <w:szCs w:val="20"/>
-        </w:rPr>
-        <w:t xml:space="preserve"> and </w:t>
-      </w:r>
-      <w:r>
-        <w:rPr>
-          <w:rFonts w:ascii="Arial" w:hAnsi="Arial" w:cs="Arial"/>
-          <w:b/>
-          <w:bCs/>
-          <w:sz w:val="20"/>
-          <w:szCs w:val="20"/>
-        </w:rPr>
-        <w:t>HTTP/DNS Checkers</w:t>
-      </w:r>
-      <w:r>
-        <w:rPr>
-          <w:rFonts w:ascii="Arial" w:hAnsi="Arial" w:cs="Arial"/>
-          <w:sz w:val="20"/>
-          <w:szCs w:val="20"/>
-        </w:rPr>
-        <w:t xml:space="preserve"> to measure application response times.</w:t>
+        <w:t>Software Tool:</w:t>
+      </w:r>
+      <w:r>
+        <w:rPr>
+          <w:rFonts w:ascii="Arial" w:hAnsi="Arial" w:cs="Arial"/>
+          <w:sz w:val="20"/>
+          <w:szCs w:val="20"/>
+        </w:rPr>
+        <w:t xml:space="preserve"> New Relic and HTTP/DNS Checkers to measure application response times.</w:t>
       </w:r>
     </w:p>
     <w:p>
       <w:pPr>
-        <w:pStyle w:val="Heading4"/>
-        <w:spacing w:before="0"/>
-        <w:rPr>
-          <w:rFonts w:ascii="Arial" w:hAnsi="Arial" w:cs="Arial"/>
-          <w:sz w:val="20"/>
-          <w:szCs w:val="20"/>
-        </w:rPr>
-      </w:pPr>
-      <w:r>
-        <w:rPr>
-          <w:rFonts w:ascii="Arial" w:hAnsi="Arial" w:cs="Arial"/>
-          <w:sz w:val="20"/>
-          <w:szCs w:val="20"/>
-        </w:rPr>
-        <w:t>E. Troubleshooting Switch Configurations</w:t>
+        <w:pStyle w:val="Heading3"/>
+        <w:numPr>
+          <w:ilvl w:val="0"/>
+          <w:numId w:val="45"/>
+        </w:numPr>
+        <w:rPr>
+          <w:rFonts w:ascii="Arial" w:hAnsi="Arial" w:cs="Arial"/>
+        </w:rPr>
+      </w:pPr>
+      <w:r>
+        <w:rPr>
+          <w:rFonts w:ascii="Arial" w:hAnsi="Arial" w:cs="Arial"/>
+        </w:rPr>
+        <w:t>Troubleshooting Switch Configurations</w:t>
       </w:r>
     </w:p>
     <w:p>
@@ -4708,7 +3788,41 @@
           <w:sz w:val="20"/>
           <w:szCs w:val="20"/>
         </w:rPr>
-        <w:t>To identify mismatches or errors that cause "silent" performance degradation:</w:t>
+        <w:t>To identify mismatches or errors that cause "silent" performance degradation</w:t>
+      </w:r>
+      <w:r>
+        <w:rPr>
+          <w:rFonts w:ascii="Arial" w:hAnsi="Arial" w:cs="Arial"/>
+          <w:sz w:val="20"/>
+          <w:szCs w:val="20"/>
+        </w:rPr>
+        <w:t xml:space="preserve">, </w:t>
+      </w:r>
+      <w:proofErr w:type="gramStart"/>
+      <w:r>
+        <w:rPr>
+          <w:rFonts w:ascii="Arial" w:hAnsi="Arial" w:cs="Arial"/>
+          <w:sz w:val="20"/>
+          <w:szCs w:val="20"/>
+        </w:rPr>
+        <w:t>So</w:t>
+      </w:r>
+      <w:proofErr w:type="gramEnd"/>
+      <w:r>
+        <w:rPr>
+          <w:rFonts w:ascii="Arial" w:hAnsi="Arial" w:cs="Arial"/>
+          <w:sz w:val="20"/>
+          <w:szCs w:val="20"/>
+        </w:rPr>
+        <w:t xml:space="preserve"> will a</w:t>
+      </w:r>
+      <w:r>
+        <w:rPr>
+          <w:rFonts w:ascii="Arial" w:hAnsi="Arial" w:cs="Arial"/>
+          <w:sz w:val="20"/>
+          <w:szCs w:val="20"/>
+        </w:rPr>
+        <w:t>udit for duplex mismatches and spanning-tree inconsistencies.</w:t>
       </w:r>
     </w:p>
     <w:p>
@@ -4733,15 +3847,55 @@
           <w:sz w:val="20"/>
           <w:szCs w:val="20"/>
         </w:rPr>
-        <w:t>The Test:</w:t>
-      </w:r>
-      <w:r>
-        <w:rPr>
-          <w:rFonts w:ascii="Arial" w:hAnsi="Arial" w:cs="Arial"/>
-          <w:sz w:val="20"/>
-          <w:szCs w:val="20"/>
-        </w:rPr>
-        <w:t xml:space="preserve"> Audit for duplex mismatches and spanning-tree inconsistencies.</w:t>
+        <w:t xml:space="preserve">By </w:t>
+      </w:r>
+      <w:r>
+        <w:rPr>
+          <w:rFonts w:ascii="Arial" w:hAnsi="Arial" w:cs="Arial"/>
+          <w:b/>
+          <w:bCs/>
+          <w:sz w:val="20"/>
+          <w:szCs w:val="20"/>
+        </w:rPr>
+        <w:t>CLI:</w:t>
+      </w:r>
+      <w:r>
+        <w:rPr>
+          <w:rFonts w:ascii="Arial" w:hAnsi="Arial" w:cs="Arial"/>
+          <w:sz w:val="20"/>
+          <w:szCs w:val="20"/>
+        </w:rPr>
+        <w:t xml:space="preserve"> </w:t>
+      </w:r>
+      <w:r>
+        <w:rPr>
+          <w:rStyle w:val="HTMLCode"/>
+          <w:rFonts w:ascii="Arial" w:hAnsi="Arial" w:cs="Arial"/>
+        </w:rPr>
+        <w:t>show interfaces</w:t>
+      </w:r>
+      <w:r>
+        <w:rPr>
+          <w:rFonts w:ascii="Arial" w:hAnsi="Arial" w:cs="Arial"/>
+          <w:sz w:val="20"/>
+          <w:szCs w:val="20"/>
+        </w:rPr>
+        <w:t xml:space="preserve"> (look for CRC errors) and </w:t>
+      </w:r>
+      <w:r>
+        <w:rPr>
+          <w:rStyle w:val="HTMLCode"/>
+          <w:rFonts w:ascii="Arial" w:hAnsi="Arial" w:cs="Arial"/>
+        </w:rPr>
+        <w:t>show tech-support</w:t>
+      </w:r>
+      <w:r>
+        <w:rPr>
+          <w:rFonts w:ascii="Arial" w:hAnsi="Arial" w:cs="Arial"/>
+          <w:sz w:val="20"/>
+          <w:szCs w:val="20"/>
+        </w:rPr>
+        <w:t xml:space="preserve"> for a comprehensive health dump.</w:t>
       </w:r>
     </w:p>
     <w:p>
@@ -4766,812 +3920,54 @@
           <w:sz w:val="20"/>
           <w:szCs w:val="20"/>
         </w:rPr>
-        <w:lastRenderedPageBreak/>
-        <w:t>CLI Method:</w:t>
-      </w:r>
-      <w:r>
-        <w:rPr>
-          <w:rFonts w:ascii="Arial" w:hAnsi="Arial" w:cs="Arial"/>
-          <w:sz w:val="20"/>
-          <w:szCs w:val="20"/>
-        </w:rPr>
-        <w:t xml:space="preserve"> </w:t>
-      </w:r>
-      <w:r>
-        <w:rPr>
-          <w:rStyle w:val="HTMLCode"/>
-          <w:rFonts w:ascii="Arial" w:hAnsi="Arial" w:cs="Arial"/>
-        </w:rPr>
-        <w:t>show interfaces</w:t>
-      </w:r>
-      <w:r>
-        <w:rPr>
-          <w:rFonts w:ascii="Arial" w:hAnsi="Arial" w:cs="Arial"/>
-          <w:sz w:val="20"/>
-          <w:szCs w:val="20"/>
-        </w:rPr>
-        <w:t xml:space="preserve"> (look for CRC errors) and </w:t>
-      </w:r>
-      <w:r>
-        <w:rPr>
-          <w:rStyle w:val="HTMLCode"/>
-          <w:rFonts w:ascii="Arial" w:hAnsi="Arial" w:cs="Arial"/>
-        </w:rPr>
-        <w:t>show tech-support</w:t>
-      </w:r>
-      <w:r>
-        <w:rPr>
-          <w:rFonts w:ascii="Arial" w:hAnsi="Arial" w:cs="Arial"/>
-          <w:sz w:val="20"/>
-          <w:szCs w:val="20"/>
-        </w:rPr>
-        <w:t xml:space="preserve"> for a comprehensive health dump.</w:t>
+        <w:t xml:space="preserve">By </w:t>
+      </w:r>
+      <w:r>
+        <w:rPr>
+          <w:rFonts w:ascii="Arial" w:hAnsi="Arial" w:cs="Arial"/>
+          <w:b/>
+          <w:bCs/>
+          <w:sz w:val="20"/>
+          <w:szCs w:val="20"/>
+        </w:rPr>
+        <w:t>Software Tool:</w:t>
+      </w:r>
+      <w:r>
+        <w:rPr>
+          <w:rFonts w:ascii="Arial" w:hAnsi="Arial" w:cs="Arial"/>
+          <w:sz w:val="20"/>
+          <w:szCs w:val="20"/>
+        </w:rPr>
+        <w:t xml:space="preserve"> Cisco Switch Configuration Management Tool is used to compare the current running-config against the "Known Good" baseline to identify unauthorised changes.</w:t>
       </w:r>
     </w:p>
     <w:p>
       <w:pPr>
-        <w:pStyle w:val="NormalWeb"/>
-        <w:numPr>
-          <w:ilvl w:val="0"/>
-          <w:numId w:val="40"/>
-        </w:numPr>
-        <w:spacing w:before="0" w:beforeAutospacing="0"/>
-        <w:rPr>
-          <w:rFonts w:ascii="Arial" w:hAnsi="Arial" w:cs="Arial"/>
-          <w:sz w:val="20"/>
-          <w:szCs w:val="20"/>
-        </w:rPr>
-      </w:pPr>
-      <w:r>
+        <w:spacing w:line="276" w:lineRule="auto"/>
         <w:rPr>
           <w:rFonts w:ascii="Arial" w:hAnsi="Arial" w:cs="Arial"/>
           <w:b/>
-          <w:bCs/>
-          <w:sz w:val="20"/>
-          <w:szCs w:val="20"/>
-        </w:rPr>
-        <w:t>Software Tool:</w:t>
-      </w:r>
-      <w:r>
-        <w:rPr>
-          <w:rFonts w:ascii="Arial" w:hAnsi="Arial" w:cs="Arial"/>
-          <w:sz w:val="20"/>
-          <w:szCs w:val="20"/>
-        </w:rPr>
-        <w:t xml:space="preserve"> </w:t>
-      </w:r>
-      <w:r>
-        <w:rPr>
-          <w:rFonts w:ascii="Arial" w:hAnsi="Arial" w:cs="Arial"/>
-          <w:b/>
-          <w:bCs/>
-          <w:sz w:val="20"/>
-          <w:szCs w:val="20"/>
-        </w:rPr>
-        <w:t>Cisco Switch Configuration Management Tool</w:t>
-      </w:r>
-      <w:r>
-        <w:rPr>
-          <w:rFonts w:ascii="Arial" w:hAnsi="Arial" w:cs="Arial"/>
-          <w:sz w:val="20"/>
-          <w:szCs w:val="20"/>
-        </w:rPr>
-        <w:t xml:space="preserve"> is used to compare the current running-config against the "Known Good" baseline to identify unauthorised changes.</w:t>
+          <w:sz w:val="32"/>
+          <w:szCs w:val="32"/>
+        </w:rPr>
+      </w:pPr>
+      <w:r>
+        <w:rPr>
+          <w:rFonts w:ascii="Arial" w:hAnsi="Arial" w:cs="Arial"/>
+        </w:rPr>
+        <w:br w:type="page"/>
       </w:r>
     </w:p>
     <w:p>
       <w:pPr>
-        <w:rPr>
-          <w:rFonts w:ascii="Arial" w:hAnsi="Arial" w:cs="Arial"/>
-          <w:sz w:val="20"/>
-          <w:szCs w:val="20"/>
-        </w:rPr>
-      </w:pPr>
-      <w:r>
-        <w:rPr>
-          <w:noProof/>
-        </w:rPr>
-      </w:r>
-      <w:r>
-        <w:pict w14:anchorId="3D5070B1">
-          <v:rect id="Horizontal Line 22" o:spid="_x0000_s2050" style="width:451pt;height:.1pt;visibility:visible;mso-wrap-style:square;mso-left-percent:-10001;mso-top-percent:-10001;mso-position-horizontal:absolute;mso-position-horizontal-relative:char;mso-position-vertical:absolute;mso-position-vertical-relative:line;mso-left-percent:-10001;mso-top-percent:-10001;v-text-anchor:top" o:gfxdata="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" filled="f">
-            <o:lock v:ext="edit" rotation="t" aspectratio="t" verticies="t" text="t" shapetype="t"/>
-            <w10:anchorlock/>
-          </v:rect>
-        </w:pict>
-      </w:r>
-    </w:p>
-    <w:p>
-      <w:pPr>
-        <w:pStyle w:val="Heading3"/>
-        <w:rPr>
-          <w:rFonts w:ascii="Arial" w:hAnsi="Arial" w:cs="Arial"/>
-          <w:sz w:val="20"/>
-          <w:szCs w:val="20"/>
-        </w:rPr>
-      </w:pPr>
-      <w:r>
-        <w:rPr>
-          <w:rFonts w:ascii="Arial" w:hAnsi="Arial" w:cs="Arial"/>
-          <w:sz w:val="20"/>
-          <w:szCs w:val="20"/>
-        </w:rPr>
-        <w:t>2.3 Verification Matrix</w:t>
-      </w:r>
-    </w:p>
-    <w:tbl>
-      <w:tblPr>
-        <w:tblW w:w="0" w:type="auto"/>
-        <w:tblCellSpacing w:w="15" w:type="dxa"/>
-        <w:tblCellMar>
-          <w:top w:w="15" w:type="dxa"/>
-          <w:left w:w="15" w:type="dxa"/>
-          <w:bottom w:w="15" w:type="dxa"/>
-          <w:right w:w="15" w:type="dxa"/>
-        </w:tblCellMar>
-        <w:tblLook w:val="04A0" w:firstRow="1" w:lastRow="0" w:firstColumn="1" w:lastColumn="0" w:noHBand="0" w:noVBand="1"/>
-      </w:tblPr>
-      <w:tblGrid>
-        <w:gridCol w:w="2202"/>
-        <w:gridCol w:w="3277"/>
-        <w:gridCol w:w="3525"/>
-      </w:tblGrid>
-      <w:tr>
-        <w:trPr>
-          <w:tblHeader/>
-          <w:tblCellSpacing w:w="15" w:type="dxa"/>
-        </w:trPr>
-        <w:tc>
-          <w:tcPr>
-            <w:tcW w:w="0" w:type="auto"/>
-            <w:tcBorders>
-              <w:top w:val="single" w:sz="6" w:space="0" w:color="auto"/>
-              <w:left w:val="single" w:sz="6" w:space="0" w:color="auto"/>
-              <w:bottom w:val="single" w:sz="6" w:space="0" w:color="auto"/>
-              <w:right w:val="single" w:sz="6" w:space="0" w:color="auto"/>
-            </w:tcBorders>
-            <w:vAlign w:val="center"/>
-            <w:hideMark/>
-          </w:tcPr>
-          <w:p>
-            <w:pPr>
-              <w:rPr>
-                <w:rFonts w:ascii="Arial" w:hAnsi="Arial" w:cs="Arial"/>
-                <w:sz w:val="20"/>
-                <w:szCs w:val="20"/>
-              </w:rPr>
-            </w:pPr>
-            <w:r>
-              <w:rPr>
-                <w:rStyle w:val="Strong"/>
-                <w:rFonts w:ascii="Arial" w:hAnsi="Arial" w:cs="Arial"/>
-                <w:sz w:val="20"/>
-                <w:szCs w:val="20"/>
-              </w:rPr>
-              <w:t>Target</w:t>
-            </w:r>
-          </w:p>
-        </w:tc>
-        <w:tc>
-          <w:tcPr>
-            <w:tcW w:w="0" w:type="auto"/>
-            <w:tcBorders>
-              <w:top w:val="single" w:sz="6" w:space="0" w:color="auto"/>
-              <w:left w:val="single" w:sz="6" w:space="0" w:color="auto"/>
-              <w:bottom w:val="single" w:sz="6" w:space="0" w:color="auto"/>
-              <w:right w:val="single" w:sz="6" w:space="0" w:color="auto"/>
-            </w:tcBorders>
-            <w:vAlign w:val="center"/>
-            <w:hideMark/>
-          </w:tcPr>
-          <w:p>
-            <w:pPr>
-              <w:rPr>
-                <w:rFonts w:ascii="Arial" w:hAnsi="Arial" w:cs="Arial"/>
-                <w:sz w:val="20"/>
-                <w:szCs w:val="20"/>
-              </w:rPr>
-            </w:pPr>
-            <w:r>
-              <w:rPr>
-                <w:rStyle w:val="Strong"/>
-                <w:rFonts w:ascii="Arial" w:hAnsi="Arial" w:cs="Arial"/>
-                <w:sz w:val="20"/>
-                <w:szCs w:val="20"/>
-              </w:rPr>
-              <w:t>CLI Command for Validation</w:t>
-            </w:r>
-          </w:p>
-        </w:tc>
-        <w:tc>
-          <w:tcPr>
-            <w:tcW w:w="0" w:type="auto"/>
-            <w:tcBorders>
-              <w:top w:val="single" w:sz="6" w:space="0" w:color="auto"/>
-              <w:left w:val="single" w:sz="6" w:space="0" w:color="auto"/>
-              <w:bottom w:val="single" w:sz="6" w:space="0" w:color="auto"/>
-              <w:right w:val="single" w:sz="6" w:space="0" w:color="auto"/>
-            </w:tcBorders>
-            <w:vAlign w:val="center"/>
-            <w:hideMark/>
-          </w:tcPr>
-          <w:p>
-            <w:pPr>
-              <w:rPr>
-                <w:rFonts w:ascii="Arial" w:hAnsi="Arial" w:cs="Arial"/>
-                <w:sz w:val="20"/>
-                <w:szCs w:val="20"/>
-              </w:rPr>
-            </w:pPr>
-            <w:r>
-              <w:rPr>
-                <w:rStyle w:val="Strong"/>
-                <w:rFonts w:ascii="Arial" w:hAnsi="Arial" w:cs="Arial"/>
-                <w:sz w:val="20"/>
-                <w:szCs w:val="20"/>
-              </w:rPr>
-              <w:t>Software Tool for Analysis</w:t>
-            </w:r>
-          </w:p>
-        </w:tc>
-      </w:tr>
-      <w:tr>
-        <w:trPr>
-          <w:tblCellSpacing w:w="15" w:type="dxa"/>
-        </w:trPr>
-        <w:tc>
-          <w:tcPr>
-            <w:tcW w:w="0" w:type="auto"/>
-            <w:tcBorders>
-              <w:top w:val="single" w:sz="6" w:space="0" w:color="auto"/>
-              <w:left w:val="single" w:sz="6" w:space="0" w:color="auto"/>
-              <w:bottom w:val="single" w:sz="6" w:space="0" w:color="auto"/>
-              <w:right w:val="single" w:sz="6" w:space="0" w:color="auto"/>
-            </w:tcBorders>
-            <w:vAlign w:val="center"/>
-            <w:hideMark/>
-          </w:tcPr>
-          <w:p>
-            <w:pPr>
-              <w:rPr>
-                <w:rFonts w:ascii="Arial" w:hAnsi="Arial" w:cs="Arial"/>
-                <w:sz w:val="20"/>
-                <w:szCs w:val="20"/>
-              </w:rPr>
-            </w:pPr>
-            <w:r>
-              <w:rPr>
-                <w:rFonts w:ascii="Arial" w:hAnsi="Arial" w:cs="Arial"/>
-                <w:b/>
-                <w:bCs/>
-                <w:sz w:val="20"/>
-                <w:szCs w:val="20"/>
-              </w:rPr>
-              <w:t>SVI Reachability</w:t>
-            </w:r>
-          </w:p>
-        </w:tc>
-        <w:tc>
-          <w:tcPr>
-            <w:tcW w:w="0" w:type="auto"/>
-            <w:tcBorders>
-              <w:top w:val="single" w:sz="6" w:space="0" w:color="auto"/>
-              <w:left w:val="single" w:sz="6" w:space="0" w:color="auto"/>
-              <w:bottom w:val="single" w:sz="6" w:space="0" w:color="auto"/>
-              <w:right w:val="single" w:sz="6" w:space="0" w:color="auto"/>
-            </w:tcBorders>
-            <w:vAlign w:val="center"/>
-            <w:hideMark/>
-          </w:tcPr>
-          <w:p>
-            <w:pPr>
-              <w:rPr>
-                <w:rFonts w:ascii="Arial" w:hAnsi="Arial" w:cs="Arial"/>
-                <w:sz w:val="20"/>
-                <w:szCs w:val="20"/>
-              </w:rPr>
-            </w:pPr>
-            <w:r>
-              <w:rPr>
-                <w:rStyle w:val="HTMLCode"/>
-                <w:rFonts w:ascii="Arial" w:hAnsi="Arial" w:cs="Arial"/>
-              </w:rPr>
-              <w:t>ping [Gateway IP]</w:t>
-            </w:r>
-          </w:p>
-        </w:tc>
-        <w:tc>
-          <w:tcPr>
-            <w:tcW w:w="0" w:type="auto"/>
-            <w:tcBorders>
-              <w:top w:val="single" w:sz="6" w:space="0" w:color="auto"/>
-              <w:left w:val="single" w:sz="6" w:space="0" w:color="auto"/>
-              <w:bottom w:val="single" w:sz="6" w:space="0" w:color="auto"/>
-              <w:right w:val="single" w:sz="6" w:space="0" w:color="auto"/>
-            </w:tcBorders>
-            <w:vAlign w:val="center"/>
-            <w:hideMark/>
-          </w:tcPr>
-          <w:p>
-            <w:pPr>
-              <w:rPr>
-                <w:rFonts w:ascii="Arial" w:hAnsi="Arial" w:cs="Arial"/>
-                <w:sz w:val="20"/>
-                <w:szCs w:val="20"/>
-              </w:rPr>
-            </w:pPr>
-            <w:r>
-              <w:rPr>
-                <w:rFonts w:ascii="Arial" w:hAnsi="Arial" w:cs="Arial"/>
-                <w:sz w:val="20"/>
-                <w:szCs w:val="20"/>
-              </w:rPr>
-              <w:t>PRTG (ICMP Sensor)</w:t>
-            </w:r>
-          </w:p>
-        </w:tc>
-      </w:tr>
-      <w:tr>
-        <w:trPr>
-          <w:tblCellSpacing w:w="15" w:type="dxa"/>
-        </w:trPr>
-        <w:tc>
-          <w:tcPr>
-            <w:tcW w:w="0" w:type="auto"/>
-            <w:tcBorders>
-              <w:top w:val="single" w:sz="6" w:space="0" w:color="auto"/>
-              <w:left w:val="single" w:sz="6" w:space="0" w:color="auto"/>
-              <w:bottom w:val="single" w:sz="6" w:space="0" w:color="auto"/>
-              <w:right w:val="single" w:sz="6" w:space="0" w:color="auto"/>
-            </w:tcBorders>
-            <w:vAlign w:val="center"/>
-            <w:hideMark/>
-          </w:tcPr>
-          <w:p>
-            <w:pPr>
-              <w:rPr>
-                <w:rFonts w:ascii="Arial" w:hAnsi="Arial" w:cs="Arial"/>
-                <w:sz w:val="20"/>
-                <w:szCs w:val="20"/>
-              </w:rPr>
-            </w:pPr>
-            <w:r>
-              <w:rPr>
-                <w:rFonts w:ascii="Arial" w:hAnsi="Arial" w:cs="Arial"/>
-                <w:b/>
-                <w:bCs/>
-                <w:sz w:val="20"/>
-                <w:szCs w:val="20"/>
-              </w:rPr>
-              <w:t>Trunk Health</w:t>
-            </w:r>
-          </w:p>
-        </w:tc>
-        <w:tc>
-          <w:tcPr>
-            <w:tcW w:w="0" w:type="auto"/>
-            <w:tcBorders>
-              <w:top w:val="single" w:sz="6" w:space="0" w:color="auto"/>
-              <w:left w:val="single" w:sz="6" w:space="0" w:color="auto"/>
-              <w:bottom w:val="single" w:sz="6" w:space="0" w:color="auto"/>
-              <w:right w:val="single" w:sz="6" w:space="0" w:color="auto"/>
-            </w:tcBorders>
-            <w:vAlign w:val="center"/>
-            <w:hideMark/>
-          </w:tcPr>
-          <w:p>
-            <w:pPr>
-              <w:rPr>
-                <w:rFonts w:ascii="Arial" w:hAnsi="Arial" w:cs="Arial"/>
-                <w:sz w:val="20"/>
-                <w:szCs w:val="20"/>
-              </w:rPr>
-            </w:pPr>
-            <w:r>
-              <w:rPr>
-                <w:rStyle w:val="HTMLCode"/>
-                <w:rFonts w:ascii="Arial" w:hAnsi="Arial" w:cs="Arial"/>
-              </w:rPr>
-              <w:t>show controller utilization</w:t>
-            </w:r>
-          </w:p>
-        </w:tc>
-        <w:tc>
-          <w:tcPr>
-            <w:tcW w:w="0" w:type="auto"/>
-            <w:tcBorders>
-              <w:top w:val="single" w:sz="6" w:space="0" w:color="auto"/>
-              <w:left w:val="single" w:sz="6" w:space="0" w:color="auto"/>
-              <w:bottom w:val="single" w:sz="6" w:space="0" w:color="auto"/>
-              <w:right w:val="single" w:sz="6" w:space="0" w:color="auto"/>
-            </w:tcBorders>
-            <w:vAlign w:val="center"/>
-            <w:hideMark/>
-          </w:tcPr>
-          <w:p>
-            <w:pPr>
-              <w:rPr>
-                <w:rFonts w:ascii="Arial" w:hAnsi="Arial" w:cs="Arial"/>
-                <w:sz w:val="20"/>
-                <w:szCs w:val="20"/>
-              </w:rPr>
-            </w:pPr>
-            <w:r>
-              <w:rPr>
-                <w:rFonts w:ascii="Arial" w:hAnsi="Arial" w:cs="Arial"/>
-                <w:sz w:val="20"/>
-                <w:szCs w:val="20"/>
-              </w:rPr>
-              <w:t>NetFlow (on MS1)</w:t>
-            </w:r>
-          </w:p>
-        </w:tc>
-      </w:tr>
-      <w:tr>
-        <w:trPr>
-          <w:tblCellSpacing w:w="15" w:type="dxa"/>
-        </w:trPr>
-        <w:tc>
-          <w:tcPr>
-            <w:tcW w:w="0" w:type="auto"/>
-            <w:tcBorders>
-              <w:top w:val="single" w:sz="6" w:space="0" w:color="auto"/>
-              <w:left w:val="single" w:sz="6" w:space="0" w:color="auto"/>
-              <w:bottom w:val="single" w:sz="6" w:space="0" w:color="auto"/>
-              <w:right w:val="single" w:sz="6" w:space="0" w:color="auto"/>
-            </w:tcBorders>
-            <w:vAlign w:val="center"/>
-            <w:hideMark/>
-          </w:tcPr>
-          <w:p>
-            <w:pPr>
-              <w:rPr>
-                <w:rFonts w:ascii="Arial" w:hAnsi="Arial" w:cs="Arial"/>
-                <w:sz w:val="20"/>
-                <w:szCs w:val="20"/>
-              </w:rPr>
-            </w:pPr>
-            <w:r>
-              <w:rPr>
-                <w:rFonts w:ascii="Arial" w:hAnsi="Arial" w:cs="Arial"/>
-                <w:b/>
-                <w:bCs/>
-                <w:sz w:val="20"/>
-                <w:szCs w:val="20"/>
-              </w:rPr>
-              <w:t>QoS Effectiveness</w:t>
-            </w:r>
-          </w:p>
-        </w:tc>
-        <w:tc>
-          <w:tcPr>
-            <w:tcW w:w="0" w:type="auto"/>
-            <w:tcBorders>
-              <w:top w:val="single" w:sz="6" w:space="0" w:color="auto"/>
-              <w:left w:val="single" w:sz="6" w:space="0" w:color="auto"/>
-              <w:bottom w:val="single" w:sz="6" w:space="0" w:color="auto"/>
-              <w:right w:val="single" w:sz="6" w:space="0" w:color="auto"/>
-            </w:tcBorders>
-            <w:vAlign w:val="center"/>
-            <w:hideMark/>
-          </w:tcPr>
-          <w:p>
-            <w:pPr>
-              <w:rPr>
-                <w:rFonts w:ascii="Arial" w:hAnsi="Arial" w:cs="Arial"/>
-                <w:sz w:val="20"/>
-                <w:szCs w:val="20"/>
-              </w:rPr>
-            </w:pPr>
-            <w:r>
-              <w:rPr>
-                <w:rStyle w:val="HTMLCode"/>
-                <w:rFonts w:ascii="Arial" w:hAnsi="Arial" w:cs="Arial"/>
-              </w:rPr>
-              <w:t>show priority-queue interface</w:t>
-            </w:r>
-          </w:p>
-        </w:tc>
-        <w:tc>
-          <w:tcPr>
-            <w:tcW w:w="0" w:type="auto"/>
-            <w:tcBorders>
-              <w:top w:val="single" w:sz="6" w:space="0" w:color="auto"/>
-              <w:left w:val="single" w:sz="6" w:space="0" w:color="auto"/>
-              <w:bottom w:val="single" w:sz="6" w:space="0" w:color="auto"/>
-              <w:right w:val="single" w:sz="6" w:space="0" w:color="auto"/>
-            </w:tcBorders>
-            <w:vAlign w:val="center"/>
-            <w:hideMark/>
-          </w:tcPr>
-          <w:p>
-            <w:pPr>
-              <w:rPr>
-                <w:rFonts w:ascii="Arial" w:hAnsi="Arial" w:cs="Arial"/>
-                <w:sz w:val="20"/>
-                <w:szCs w:val="20"/>
-              </w:rPr>
-            </w:pPr>
-            <w:r>
-              <w:rPr>
-                <w:rFonts w:ascii="Arial" w:hAnsi="Arial" w:cs="Arial"/>
-                <w:sz w:val="20"/>
-                <w:szCs w:val="20"/>
-              </w:rPr>
-              <w:t>VisQOL / VQM</w:t>
-            </w:r>
-          </w:p>
-        </w:tc>
-      </w:tr>
-      <w:tr>
-        <w:trPr>
-          <w:tblCellSpacing w:w="15" w:type="dxa"/>
-        </w:trPr>
-        <w:tc>
-          <w:tcPr>
-            <w:tcW w:w="0" w:type="auto"/>
-            <w:tcBorders>
-              <w:top w:val="single" w:sz="6" w:space="0" w:color="auto"/>
-              <w:left w:val="single" w:sz="6" w:space="0" w:color="auto"/>
-              <w:bottom w:val="single" w:sz="6" w:space="0" w:color="auto"/>
-              <w:right w:val="single" w:sz="6" w:space="0" w:color="auto"/>
-            </w:tcBorders>
-            <w:vAlign w:val="center"/>
-            <w:hideMark/>
-          </w:tcPr>
-          <w:p>
-            <w:pPr>
-              <w:rPr>
-                <w:rFonts w:ascii="Arial" w:hAnsi="Arial" w:cs="Arial"/>
-                <w:sz w:val="20"/>
-                <w:szCs w:val="20"/>
-              </w:rPr>
-            </w:pPr>
-            <w:r>
-              <w:rPr>
-                <w:rFonts w:ascii="Arial" w:hAnsi="Arial" w:cs="Arial"/>
-                <w:b/>
-                <w:bCs/>
-                <w:sz w:val="20"/>
-                <w:szCs w:val="20"/>
-              </w:rPr>
-              <w:t>Security Integrity</w:t>
-            </w:r>
-          </w:p>
-        </w:tc>
-        <w:tc>
-          <w:tcPr>
-            <w:tcW w:w="0" w:type="auto"/>
-            <w:tcBorders>
-              <w:top w:val="single" w:sz="6" w:space="0" w:color="auto"/>
-              <w:left w:val="single" w:sz="6" w:space="0" w:color="auto"/>
-              <w:bottom w:val="single" w:sz="6" w:space="0" w:color="auto"/>
-              <w:right w:val="single" w:sz="6" w:space="0" w:color="auto"/>
-            </w:tcBorders>
-            <w:vAlign w:val="center"/>
-            <w:hideMark/>
-          </w:tcPr>
-          <w:p>
-            <w:pPr>
-              <w:rPr>
-                <w:rFonts w:ascii="Arial" w:hAnsi="Arial" w:cs="Arial"/>
-                <w:sz w:val="20"/>
-                <w:szCs w:val="20"/>
-              </w:rPr>
-            </w:pPr>
-            <w:r>
-              <w:rPr>
-                <w:rStyle w:val="HTMLCode"/>
-                <w:rFonts w:ascii="Arial" w:hAnsi="Arial" w:cs="Arial"/>
-              </w:rPr>
-              <w:t>show log</w:t>
-            </w:r>
-            <w:r>
-              <w:rPr>
-                <w:rFonts w:ascii="Arial" w:hAnsi="Arial" w:cs="Arial"/>
-                <w:sz w:val="20"/>
-                <w:szCs w:val="20"/>
-              </w:rPr>
-              <w:t xml:space="preserve"> / </w:t>
-            </w:r>
-            <w:r>
-              <w:rPr>
-                <w:rStyle w:val="HTMLCode"/>
-                <w:rFonts w:ascii="Arial" w:hAnsi="Arial" w:cs="Arial"/>
-              </w:rPr>
-              <w:t>show access-lists</w:t>
-            </w:r>
-          </w:p>
-        </w:tc>
-        <w:tc>
-          <w:tcPr>
-            <w:tcW w:w="0" w:type="auto"/>
-            <w:tcBorders>
-              <w:top w:val="single" w:sz="6" w:space="0" w:color="auto"/>
-              <w:left w:val="single" w:sz="6" w:space="0" w:color="auto"/>
-              <w:bottom w:val="single" w:sz="6" w:space="0" w:color="auto"/>
-              <w:right w:val="single" w:sz="6" w:space="0" w:color="auto"/>
-            </w:tcBorders>
-            <w:vAlign w:val="center"/>
-            <w:hideMark/>
-          </w:tcPr>
-          <w:p>
-            <w:pPr>
-              <w:rPr>
-                <w:rFonts w:ascii="Arial" w:hAnsi="Arial" w:cs="Arial"/>
-                <w:sz w:val="20"/>
-                <w:szCs w:val="20"/>
-              </w:rPr>
-            </w:pPr>
-            <w:r>
-              <w:rPr>
-                <w:rFonts w:ascii="Arial" w:hAnsi="Arial" w:cs="Arial"/>
-                <w:sz w:val="20"/>
-                <w:szCs w:val="20"/>
-              </w:rPr>
-              <w:t>ASA Packet Tracer / Kiwi Syslog</w:t>
-            </w:r>
-          </w:p>
-        </w:tc>
-      </w:tr>
-      <w:tr>
-        <w:trPr>
-          <w:tblCellSpacing w:w="15" w:type="dxa"/>
-        </w:trPr>
-        <w:tc>
-          <w:tcPr>
-            <w:tcW w:w="0" w:type="auto"/>
-            <w:tcBorders>
-              <w:top w:val="single" w:sz="6" w:space="0" w:color="auto"/>
-              <w:left w:val="single" w:sz="6" w:space="0" w:color="auto"/>
-              <w:bottom w:val="single" w:sz="6" w:space="0" w:color="auto"/>
-              <w:right w:val="single" w:sz="6" w:space="0" w:color="auto"/>
-            </w:tcBorders>
-            <w:vAlign w:val="center"/>
-            <w:hideMark/>
-          </w:tcPr>
-          <w:p>
-            <w:pPr>
-              <w:rPr>
-                <w:rFonts w:ascii="Arial" w:hAnsi="Arial" w:cs="Arial"/>
-                <w:sz w:val="20"/>
-                <w:szCs w:val="20"/>
-              </w:rPr>
-            </w:pPr>
-            <w:r>
-              <w:rPr>
-                <w:rFonts w:ascii="Arial" w:hAnsi="Arial" w:cs="Arial"/>
-                <w:b/>
-                <w:bCs/>
-                <w:sz w:val="20"/>
-                <w:szCs w:val="20"/>
-              </w:rPr>
-              <w:t>Service Uptime</w:t>
-            </w:r>
-          </w:p>
-        </w:tc>
-        <w:tc>
-          <w:tcPr>
-            <w:tcW w:w="0" w:type="auto"/>
-            <w:tcBorders>
-              <w:top w:val="single" w:sz="6" w:space="0" w:color="auto"/>
-              <w:left w:val="single" w:sz="6" w:space="0" w:color="auto"/>
-              <w:bottom w:val="single" w:sz="6" w:space="0" w:color="auto"/>
-              <w:right w:val="single" w:sz="6" w:space="0" w:color="auto"/>
-            </w:tcBorders>
-            <w:vAlign w:val="center"/>
-            <w:hideMark/>
-          </w:tcPr>
-          <w:p>
-            <w:pPr>
-              <w:rPr>
-                <w:rFonts w:ascii="Arial" w:hAnsi="Arial" w:cs="Arial"/>
-                <w:sz w:val="20"/>
-                <w:szCs w:val="20"/>
-              </w:rPr>
-            </w:pPr>
-            <w:r>
-              <w:rPr>
-                <w:rStyle w:val="HTMLCode"/>
-                <w:rFonts w:ascii="Arial" w:hAnsi="Arial" w:cs="Arial"/>
-              </w:rPr>
-              <w:t>show proc mem sorted</w:t>
-            </w:r>
-          </w:p>
-        </w:tc>
-        <w:tc>
-          <w:tcPr>
-            <w:tcW w:w="0" w:type="auto"/>
-            <w:tcBorders>
-              <w:top w:val="single" w:sz="6" w:space="0" w:color="auto"/>
-              <w:left w:val="single" w:sz="6" w:space="0" w:color="auto"/>
-              <w:bottom w:val="single" w:sz="6" w:space="0" w:color="auto"/>
-              <w:right w:val="single" w:sz="6" w:space="0" w:color="auto"/>
-            </w:tcBorders>
-            <w:vAlign w:val="center"/>
-            <w:hideMark/>
-          </w:tcPr>
-          <w:p>
-            <w:pPr>
-              <w:rPr>
-                <w:rFonts w:ascii="Arial" w:hAnsi="Arial" w:cs="Arial"/>
-                <w:sz w:val="20"/>
-                <w:szCs w:val="20"/>
-              </w:rPr>
-            </w:pPr>
-            <w:r>
-              <w:rPr>
-                <w:rFonts w:ascii="Arial" w:hAnsi="Arial" w:cs="Arial"/>
-                <w:sz w:val="20"/>
-                <w:szCs w:val="20"/>
-              </w:rPr>
-              <w:t>Nmap / New Relic</w:t>
-            </w:r>
-          </w:p>
-        </w:tc>
-      </w:tr>
-    </w:tbl>
-    <w:p>
-      <w:pPr>
-        <w:pBdr>
-          <w:top w:val="thinThickThinMediumGap" w:sz="18" w:space="1" w:color="auto"/>
-          <w:bottom w:val="thinThickThinMediumGap" w:sz="18" w:space="1" w:color="auto"/>
-        </w:pBdr>
-        <w:spacing w:line="276" w:lineRule="auto"/>
-        <w:rPr>
-          <w:rFonts w:ascii="Arial" w:hAnsi="Arial" w:cs="Arial"/>
-          <w:sz w:val="20"/>
-          <w:szCs w:val="20"/>
-        </w:rPr>
-      </w:pPr>
-    </w:p>
-    <w:p>
-      <w:pPr>
-        <w:pBdr>
-          <w:top w:val="thinThickThinMediumGap" w:sz="18" w:space="1" w:color="auto"/>
-          <w:bottom w:val="thinThickThinMediumGap" w:sz="18" w:space="1" w:color="auto"/>
-        </w:pBdr>
-        <w:spacing w:line="276" w:lineRule="auto"/>
-        <w:rPr>
-          <w:rFonts w:ascii="Arial" w:hAnsi="Arial" w:cs="Arial"/>
-          <w:sz w:val="20"/>
-          <w:szCs w:val="20"/>
-        </w:rPr>
-      </w:pPr>
-    </w:p>
-    <w:p>
-      <w:pPr>
-        <w:spacing w:line="276" w:lineRule="auto"/>
-        <w:rPr>
-          <w:rFonts w:ascii="Arial" w:hAnsi="Arial" w:cs="Arial"/>
-          <w:b/>
-          <w:sz w:val="20"/>
-          <w:szCs w:val="20"/>
-        </w:rPr>
-      </w:pPr>
-      <w:r>
-        <w:rPr>
-          <w:rFonts w:ascii="Arial" w:hAnsi="Arial" w:cs="Arial"/>
-          <w:sz w:val="20"/>
-          <w:szCs w:val="20"/>
-        </w:rPr>
-        <w:br w:type="page"/>
-      </w:r>
-    </w:p>
-    <w:p>
-      <w:pPr>
         <w:pStyle w:val="Heading1"/>
         <w:rPr>
           <w:rFonts w:ascii="Arial" w:hAnsi="Arial" w:cs="Arial"/>
-          <w:sz w:val="20"/>
-          <w:szCs w:val="20"/>
-        </w:rPr>
-      </w:pPr>
-      <w:r>
-        <w:rPr>
-          <w:rFonts w:ascii="Arial" w:hAnsi="Arial" w:cs="Arial"/>
-          <w:sz w:val="20"/>
-          <w:szCs w:val="20"/>
+        </w:rPr>
+      </w:pPr>
+      <w:r>
+        <w:rPr>
+          <w:rFonts w:ascii="Arial" w:hAnsi="Arial" w:cs="Arial"/>
         </w:rPr>
         <w:lastRenderedPageBreak/>
         <w:t>Network testing and monitoring tools</w:t>
@@ -5712,17 +4108,19 @@
         <w:pStyle w:val="Heading2"/>
         <w:rPr>
           <w:rFonts w:ascii="Arial" w:eastAsia="Arial" w:hAnsi="Arial" w:cs="Arial"/>
-          <w:sz w:val="20"/>
-          <w:szCs w:val="20"/>
         </w:rPr>
       </w:pPr>
       <w:r>
         <w:rPr>
           <w:rFonts w:ascii="Arial" w:eastAsia="Arial" w:hAnsi="Arial" w:cs="Arial"/>
-          <w:sz w:val="20"/>
-          <w:szCs w:val="20"/>
-        </w:rPr>
-        <w:t>CLI-Based Diagnostic Framework</w:t>
+        </w:rPr>
+        <w:t xml:space="preserve">CLI-Based Diagnostic </w:t>
+      </w:r>
+      <w:r>
+        <w:rPr>
+          <w:rFonts w:ascii="Arial" w:hAnsi="Arial" w:cs="Arial"/>
+        </w:rPr>
+        <w:t>Framework</w:t>
       </w:r>
     </w:p>
     <w:p>
@@ -5761,8 +4159,8 @@
       </w:tblPr>
       <w:tblGrid>
         <w:gridCol w:w="1905"/>
-        <w:gridCol w:w="1818"/>
-        <w:gridCol w:w="5287"/>
+        <w:gridCol w:w="1609"/>
+        <w:gridCol w:w="5496"/>
       </w:tblGrid>
       <w:tr>
         <w:trPr>
@@ -5836,7 +4234,7 @@
                 <w:sz w:val="20"/>
                 <w:szCs w:val="20"/>
               </w:rPr>
-              <w:t>Justification for Milestones University</w:t>
+              <w:t>Target</w:t>
             </w:r>
           </w:p>
         </w:tc>
@@ -5947,7 +4345,23 @@
                 <w:sz w:val="20"/>
                 <w:szCs w:val="20"/>
               </w:rPr>
-              <w:t>Basic validation of the path between the LAN (MS1) and the DMZ (MS2) through the Firewall.</w:t>
+              <w:t>Basic validation of the path between the LAN (MS1) and the DMZ (MS2) through the Firewall</w:t>
+            </w:r>
+            <w:r>
+              <w:rPr>
+                <w:rFonts w:ascii="Arial" w:eastAsia="Arial" w:hAnsi="Arial" w:cs="Arial"/>
+                <w:sz w:val="20"/>
+                <w:szCs w:val="20"/>
+              </w:rPr>
+              <w:t xml:space="preserve"> on Layer3</w:t>
+            </w:r>
+            <w:r>
+              <w:rPr>
+                <w:rFonts w:ascii="Arial" w:eastAsia="Arial" w:hAnsi="Arial" w:cs="Arial"/>
+                <w:sz w:val="20"/>
+                <w:szCs w:val="20"/>
+              </w:rPr>
+              <w:t>.</w:t>
             </w:r>
           </w:p>
           <w:p>
@@ -6068,6 +4482,63 @@
                 <w:szCs w:val="20"/>
               </w:rPr>
               <w:t>Identifying saturation on the MS0 trunk links and the status of PC and printer ports.</w:t>
+            </w:r>
+            <w:r>
+              <w:rPr>
+                <w:rFonts w:ascii="Arial" w:eastAsia="Arial" w:hAnsi="Arial" w:cs="Arial"/>
+                <w:sz w:val="20"/>
+                <w:szCs w:val="20"/>
+              </w:rPr>
+              <w:t xml:space="preserve"> </w:t>
+            </w:r>
+            <w:r>
+              <w:rPr>
+                <w:rFonts w:ascii="Arial" w:eastAsia="Arial" w:hAnsi="Arial" w:cs="Arial"/>
+                <w:sz w:val="20"/>
+                <w:szCs w:val="20"/>
+              </w:rPr>
+              <w:br/>
+            </w:r>
+            <w:r>
+              <w:rPr>
+                <w:rFonts w:ascii="Arial" w:eastAsia="Arial" w:hAnsi="Arial" w:cs="Arial"/>
+                <w:sz w:val="20"/>
+                <w:szCs w:val="20"/>
+              </w:rPr>
+              <w:br/>
+              <w:t xml:space="preserve">The </w:t>
+            </w:r>
+            <w:r>
+              <w:rPr>
+                <w:rFonts w:ascii="Arial" w:eastAsia="Arial" w:hAnsi="Arial" w:cs="Arial"/>
+                <w:sz w:val="20"/>
+                <w:szCs w:val="20"/>
+              </w:rPr>
+              <w:t>trunked uplinks between MS0 and MS1 should not be overloaded</w:t>
+            </w:r>
+            <w:r>
+              <w:rPr>
+                <w:rFonts w:ascii="Arial" w:eastAsia="Arial" w:hAnsi="Arial" w:cs="Arial"/>
+                <w:sz w:val="20"/>
+                <w:szCs w:val="20"/>
+              </w:rPr>
+              <w:t xml:space="preserve"> </w:t>
+            </w:r>
+            <w:r>
+              <w:rPr>
+                <w:rFonts w:ascii="Arial" w:eastAsia="Arial" w:hAnsi="Arial" w:cs="Arial"/>
+                <w:sz w:val="20"/>
+                <w:szCs w:val="20"/>
+              </w:rPr>
+              <w:t>for university operations</w:t>
+            </w:r>
+            <w:r>
+              <w:rPr>
+                <w:rFonts w:ascii="Arial" w:eastAsia="Arial" w:hAnsi="Arial" w:cs="Arial"/>
+                <w:sz w:val="20"/>
+                <w:szCs w:val="20"/>
+              </w:rPr>
+              <w:t>.</w:t>
             </w:r>
           </w:p>
           <w:p>
@@ -6334,11 +4805,11 @@
             </w:pPr>
             <w:r>
               <w:rPr>
-                <w:rFonts w:ascii="Arial" w:eastAsia="Arial" w:hAnsi="Arial" w:cs="Arial"/>
-                <w:sz w:val="20"/>
-                <w:szCs w:val="20"/>
-              </w:rPr>
-              <w:t>Tracking security events and access denials on Firewall2 and system logs on MS1.</w:t>
+                <w:rFonts w:ascii="Arial" w:hAnsi="Arial" w:cs="Arial"/>
+                <w:sz w:val="20"/>
+                <w:szCs w:val="20"/>
+              </w:rPr>
+              <w:t>Testing the perimeter security between the LAN and the DMZ ensures student data remains protected.</w:t>
             </w:r>
           </w:p>
         </w:tc>
@@ -6391,7 +4862,25 @@
                 <w:sz w:val="20"/>
                 <w:szCs w:val="20"/>
               </w:rPr>
-              <w:t>show proc cpu sorted</w:t>
+              <w:t xml:space="preserve">show proc </w:t>
+            </w:r>
+            <w:proofErr w:type="spellStart"/>
+            <w:r>
+              <w:rPr>
+                <w:rFonts w:ascii="Arial" w:eastAsia="Arial" w:hAnsi="Arial" w:cs="Arial"/>
+                <w:sz w:val="20"/>
+                <w:szCs w:val="20"/>
+              </w:rPr>
+              <w:t>cpu</w:t>
+            </w:r>
+            <w:proofErr w:type="spellEnd"/>
+            <w:r>
+              <w:rPr>
+                <w:rFonts w:ascii="Arial" w:eastAsia="Arial" w:hAnsi="Arial" w:cs="Arial"/>
+                <w:sz w:val="20"/>
+                <w:szCs w:val="20"/>
+              </w:rPr>
+              <w:t xml:space="preserve"> sorted</w:t>
             </w:r>
             <w:r>
               <w:rPr>
@@ -6475,6 +4964,50 @@
               </w:rPr>
               <w:t>Monitoring the health of core switch hardware; allows detection of processes consuming resources that could impact the academic network.</w:t>
             </w:r>
+            <w:r>
+              <w:rPr>
+                <w:rFonts w:ascii="Arial" w:eastAsia="Arial" w:hAnsi="Arial" w:cs="Arial"/>
+                <w:sz w:val="20"/>
+                <w:szCs w:val="20"/>
+              </w:rPr>
+              <w:t xml:space="preserve"> Because </w:t>
+            </w:r>
+            <w:proofErr w:type="gramStart"/>
+            <w:r>
+              <w:rPr>
+                <w:rFonts w:ascii="Arial" w:eastAsia="Arial" w:hAnsi="Arial" w:cs="Arial"/>
+                <w:sz w:val="20"/>
+                <w:szCs w:val="20"/>
+              </w:rPr>
+              <w:t xml:space="preserve">the </w:t>
+            </w:r>
+            <w:r>
+              <w:rPr>
+                <w:rFonts w:ascii="Arial" w:eastAsia="Arial" w:hAnsi="Arial" w:cs="Arial"/>
+                <w:sz w:val="20"/>
+                <w:szCs w:val="20"/>
+              </w:rPr>
+              <w:t xml:space="preserve"> reliability</w:t>
+            </w:r>
+            <w:proofErr w:type="gramEnd"/>
+            <w:r>
+              <w:rPr>
+                <w:rFonts w:ascii="Arial" w:eastAsia="Arial" w:hAnsi="Arial" w:cs="Arial"/>
+                <w:sz w:val="20"/>
+                <w:szCs w:val="20"/>
+              </w:rPr>
+              <w:t xml:space="preserve"> of the internetwork depends on the physical health of MS1, MS2, and the DMZ</w:t>
+            </w:r>
+          </w:p>
+          <w:p>
+            <w:pPr>
+              <w:cnfStyle w:val="000000100000" w:firstRow="0" w:lastRow="0" w:firstColumn="0" w:lastColumn="0" w:oddVBand="0" w:evenVBand="0" w:oddHBand="1" w:evenHBand="0" w:firstRowFirstColumn="0" w:firstRowLastColumn="0" w:lastRowFirstColumn="0" w:lastRowLastColumn="0"/>
+              <w:rPr>
+                <w:rFonts w:ascii="Arial" w:eastAsia="Arial" w:hAnsi="Arial" w:cs="Arial"/>
+                <w:sz w:val="20"/>
+                <w:szCs w:val="20"/>
+              </w:rPr>
+            </w:pPr>
           </w:p>
         </w:tc>
       </w:tr>
@@ -6500,20 +5033,46 @@
     </w:p>
     <w:p>
       <w:pPr>
+        <w:spacing w:line="276" w:lineRule="auto"/>
+        <w:rPr>
+          <w:rFonts w:ascii="Arial" w:eastAsia="Arial" w:hAnsi="Arial" w:cs="Arial"/>
+          <w:b/>
+          <w:sz w:val="28"/>
+          <w:szCs w:val="28"/>
+        </w:rPr>
+      </w:pPr>
+      <w:r>
+        <w:rPr>
+          <w:rFonts w:ascii="Arial" w:eastAsia="Arial" w:hAnsi="Arial" w:cs="Arial"/>
+        </w:rPr>
+        <w:br w:type="page"/>
+      </w:r>
+    </w:p>
+    <w:p>
+      <w:pPr>
         <w:pStyle w:val="Heading2"/>
         <w:rPr>
           <w:rFonts w:ascii="Arial" w:eastAsia="Arial" w:hAnsi="Arial" w:cs="Arial"/>
-          <w:sz w:val="20"/>
-          <w:szCs w:val="20"/>
         </w:rPr>
       </w:pPr>
       <w:r>
         <w:rPr>
           <w:rFonts w:ascii="Arial" w:eastAsia="Arial" w:hAnsi="Arial" w:cs="Arial"/>
-          <w:sz w:val="20"/>
-          <w:szCs w:val="20"/>
-        </w:rPr>
-        <w:t>Network Management &amp; Software Tools</w:t>
+        </w:rPr>
+        <w:lastRenderedPageBreak/>
+        <w:t xml:space="preserve">Network </w:t>
+      </w:r>
+      <w:r>
+        <w:rPr>
+          <w:rFonts w:ascii="Arial" w:hAnsi="Arial" w:cs="Arial"/>
+        </w:rPr>
+        <w:t>Management</w:t>
+      </w:r>
+      <w:r>
+        <w:rPr>
+          <w:rFonts w:ascii="Arial" w:eastAsia="Arial" w:hAnsi="Arial" w:cs="Arial"/>
+        </w:rPr>
+        <w:t xml:space="preserve"> &amp; Software Tools</w:t>
       </w:r>
     </w:p>
     <w:p>
@@ -6526,6 +5085,7 @@
           <w:between w:val="nil"/>
         </w:pBdr>
         <w:spacing w:before="120" w:after="120" w:line="288" w:lineRule="auto"/>
+        <w:jc w:val="both"/>
         <w:rPr>
           <w:rFonts w:ascii="Arial" w:eastAsia="Arial" w:hAnsi="Arial" w:cs="Arial"/>
           <w:color w:val="000000"/>
@@ -6558,6 +5118,31 @@
           <w:szCs w:val="20"/>
         </w:rPr>
         <w:t>In a professional troubleshooting plan, industry-standard commercial suites ensure reliability and vendor support.</w:t>
+      </w:r>
+    </w:p>
+    <w:p>
+      <w:pPr>
+        <w:pStyle w:val="Heading3"/>
+        <w:numPr>
+          <w:ilvl w:val="0"/>
+          <w:numId w:val="44"/>
+        </w:numPr>
+        <w:jc w:val="both"/>
+        <w:rPr>
+          <w:rFonts w:ascii="Arial" w:eastAsia="Arial" w:hAnsi="Arial" w:cs="Arial"/>
+        </w:rPr>
+      </w:pPr>
+      <w:r>
+        <w:rPr>
+          <w:rFonts w:ascii="Arial" w:eastAsia="Arial" w:hAnsi="Arial" w:cs="Arial"/>
+        </w:rPr>
+        <w:t>Connectivity</w:t>
+      </w:r>
+      <w:r>
+        <w:rPr>
+          <w:rFonts w:ascii="Arial" w:eastAsia="Arial" w:hAnsi="Arial" w:cs="Arial"/>
+        </w:rPr>
+        <w:t xml:space="preserve"> Testing</w:t>
       </w:r>
     </w:p>
     <w:p>
@@ -6570,6 +5155,297 @@
           <w:between w:val="nil"/>
         </w:pBdr>
         <w:spacing w:before="120" w:after="120" w:line="288" w:lineRule="auto"/>
+        <w:jc w:val="both"/>
+        <w:rPr>
+          <w:rFonts w:ascii="Arial" w:eastAsia="Arial" w:hAnsi="Arial" w:cs="Arial"/>
+          <w:color w:val="000000"/>
+          <w:sz w:val="20"/>
+          <w:szCs w:val="20"/>
+        </w:rPr>
+      </w:pPr>
+      <w:r>
+        <w:rPr>
+          <w:rFonts w:ascii="Arial" w:eastAsia="Arial" w:hAnsi="Arial" w:cs="Arial"/>
+          <w:color w:val="000000"/>
+          <w:sz w:val="20"/>
+          <w:szCs w:val="20"/>
+        </w:rPr>
+        <w:br/>
+        <w:t xml:space="preserve">To test connectivity across the university campus, PRTG </w:t>
+      </w:r>
+      <w:r>
+        <w:rPr>
+          <w:rFonts w:ascii="Arial" w:eastAsia="Arial" w:hAnsi="Arial" w:cs="Arial"/>
+          <w:color w:val="000000"/>
+          <w:sz w:val="20"/>
+          <w:szCs w:val="20"/>
+        </w:rPr>
+        <w:t>will be</w:t>
+      </w:r>
+      <w:r>
+        <w:rPr>
+          <w:rFonts w:ascii="Arial" w:eastAsia="Arial" w:hAnsi="Arial" w:cs="Arial"/>
+          <w:color w:val="000000"/>
+          <w:sz w:val="20"/>
+          <w:szCs w:val="20"/>
+        </w:rPr>
+        <w:t xml:space="preserve"> deployed to perform continuous ICMP (Ping) and traceroute simulations. We </w:t>
+      </w:r>
+      <w:r>
+        <w:rPr>
+          <w:rFonts w:ascii="Arial" w:eastAsia="Arial" w:hAnsi="Arial" w:cs="Arial"/>
+          <w:color w:val="000000"/>
+          <w:sz w:val="20"/>
+          <w:szCs w:val="20"/>
+        </w:rPr>
+        <w:t xml:space="preserve">will </w:t>
+      </w:r>
+      <w:r>
+        <w:rPr>
+          <w:rFonts w:ascii="Arial" w:eastAsia="Arial" w:hAnsi="Arial" w:cs="Arial"/>
+          <w:color w:val="000000"/>
+          <w:sz w:val="20"/>
+          <w:szCs w:val="20"/>
+        </w:rPr>
+        <w:t xml:space="preserve">set up "Sensors" on the core switches (MS1) and the DMZ gateways to verify that the path between students in the labs and the database servers remains open. If a packet is dropped at Firewall2, PRTG triggers a real-time alert, allowing </w:t>
+      </w:r>
+      <w:r>
+        <w:rPr>
+          <w:rFonts w:ascii="Arial" w:eastAsia="Arial" w:hAnsi="Arial" w:cs="Arial"/>
+          <w:color w:val="000000"/>
+          <w:sz w:val="20"/>
+          <w:szCs w:val="20"/>
+        </w:rPr>
+        <w:t>us</w:t>
+      </w:r>
+      <w:r>
+        <w:rPr>
+          <w:rFonts w:ascii="Arial" w:eastAsia="Arial" w:hAnsi="Arial" w:cs="Arial"/>
+          <w:color w:val="000000"/>
+          <w:sz w:val="20"/>
+          <w:szCs w:val="20"/>
+        </w:rPr>
+        <w:t xml:space="preserve"> to immediately see whether the outage is a physical link failure or a routing loop. This validates the effectiveness of our monitoring by ensuring the alerting system triggers within the defined threshold during a simulated link failure.</w:t>
+      </w:r>
+    </w:p>
+    <w:p>
+      <w:pPr>
+        <w:pStyle w:val="Heading3"/>
+        <w:numPr>
+          <w:ilvl w:val="0"/>
+          <w:numId w:val="44"/>
+        </w:numPr>
+        <w:jc w:val="both"/>
+        <w:rPr>
+          <w:rFonts w:ascii="Arial" w:eastAsia="Arial" w:hAnsi="Arial" w:cs="Arial"/>
+        </w:rPr>
+      </w:pPr>
+      <w:r>
+        <w:rPr>
+          <w:rFonts w:ascii="Arial" w:eastAsia="Arial" w:hAnsi="Arial" w:cs="Arial"/>
+        </w:rPr>
+        <w:t>Traffic/Bandwidth</w:t>
+      </w:r>
+      <w:r>
+        <w:rPr>
+          <w:rFonts w:ascii="Arial" w:eastAsia="Arial" w:hAnsi="Arial" w:cs="Arial"/>
+        </w:rPr>
+        <w:t xml:space="preserve"> Testing</w:t>
+      </w:r>
+    </w:p>
+    <w:p>
+      <w:pPr>
+        <w:pBdr>
+          <w:top w:val="nil"/>
+          <w:left w:val="nil"/>
+          <w:bottom w:val="nil"/>
+          <w:right w:val="nil"/>
+          <w:between w:val="nil"/>
+        </w:pBdr>
+        <w:spacing w:before="120" w:after="120" w:line="288" w:lineRule="auto"/>
+        <w:jc w:val="both"/>
+        <w:rPr>
+          <w:rFonts w:ascii="Arial" w:eastAsia="Arial" w:hAnsi="Arial" w:cs="Arial"/>
+          <w:color w:val="000000"/>
+          <w:sz w:val="20"/>
+          <w:szCs w:val="20"/>
+        </w:rPr>
+      </w:pPr>
+      <w:r>
+        <w:rPr>
+          <w:rFonts w:ascii="Arial" w:eastAsia="Arial" w:hAnsi="Arial" w:cs="Arial"/>
+          <w:color w:val="000000"/>
+          <w:sz w:val="20"/>
+          <w:szCs w:val="20"/>
+        </w:rPr>
+        <w:br/>
+        <w:t>Testing bandwidth efficiency involves a three-tier approach. We will use NetFlow on MS1 to identify "Top Talkers" and determine if a specific academic lab is hogging the internet link via Firewall2. Simultaneously, SNMP monitoring tools track the port utilization on the MS0 aggregation switch to ensure trunk links aren't reaching their 80% saturation threshold, providing long-term trend analysis. For deep-dive testing, we will use Wireshark to capture packets at the Proxy or Mail server to identify "chatter" or retransmissions that indicate underlying congestion, helping us troubleshoot latency issues that standard tools cannot see.</w:t>
+      </w:r>
+    </w:p>
+    <w:p>
+      <w:pPr>
+        <w:pStyle w:val="Heading3"/>
+        <w:numPr>
+          <w:ilvl w:val="0"/>
+          <w:numId w:val="44"/>
+        </w:numPr>
+        <w:jc w:val="both"/>
+        <w:rPr>
+          <w:rFonts w:ascii="Arial" w:eastAsia="Arial" w:hAnsi="Arial" w:cs="Arial"/>
+        </w:rPr>
+      </w:pPr>
+      <w:r>
+        <w:rPr>
+          <w:rFonts w:ascii="Arial" w:eastAsia="Arial" w:hAnsi="Arial" w:cs="Arial"/>
+        </w:rPr>
+        <w:t>Voice Quality</w:t>
+      </w:r>
+      <w:r>
+        <w:rPr>
+          <w:rFonts w:ascii="Arial" w:eastAsia="Arial" w:hAnsi="Arial" w:cs="Arial"/>
+        </w:rPr>
+        <w:t xml:space="preserve"> Testing</w:t>
+      </w:r>
+    </w:p>
+    <w:p>
+      <w:pPr>
+        <w:pBdr>
+          <w:top w:val="nil"/>
+          <w:left w:val="nil"/>
+          <w:bottom w:val="nil"/>
+          <w:right w:val="nil"/>
+          <w:between w:val="nil"/>
+        </w:pBdr>
+        <w:spacing w:before="120" w:after="120" w:line="288" w:lineRule="auto"/>
+        <w:jc w:val="both"/>
+        <w:rPr>
+          <w:rFonts w:ascii="Arial" w:eastAsia="Arial" w:hAnsi="Arial" w:cs="Arial"/>
+          <w:color w:val="000000"/>
+          <w:sz w:val="20"/>
+          <w:szCs w:val="20"/>
+        </w:rPr>
+      </w:pPr>
+      <w:r>
+        <w:rPr>
+          <w:rFonts w:ascii="Arial" w:eastAsia="Arial" w:hAnsi="Arial" w:cs="Arial"/>
+          <w:color w:val="000000"/>
+          <w:sz w:val="20"/>
+          <w:szCs w:val="20"/>
+        </w:rPr>
+        <w:br/>
+        <w:t xml:space="preserve">Since Milestones University relies on IP Phones, testing for voice quality focuses on measuring "Mean Opinion Scores" (MOS). We will use VQM to monitor jitter and packet loss across the VLANs (10-40). During testing phases, </w:t>
+      </w:r>
+      <w:proofErr w:type="spellStart"/>
+      <w:r>
+        <w:rPr>
+          <w:rFonts w:ascii="Arial" w:eastAsia="Arial" w:hAnsi="Arial" w:cs="Arial"/>
+          <w:color w:val="000000"/>
+          <w:sz w:val="20"/>
+          <w:szCs w:val="20"/>
+        </w:rPr>
+        <w:t>VisQOL</w:t>
+      </w:r>
+      <w:proofErr w:type="spellEnd"/>
+      <w:r>
+        <w:rPr>
+          <w:rFonts w:ascii="Arial" w:eastAsia="Arial" w:hAnsi="Arial" w:cs="Arial"/>
+          <w:color w:val="000000"/>
+          <w:sz w:val="20"/>
+          <w:szCs w:val="20"/>
+        </w:rPr>
+        <w:t xml:space="preserve"> will be used to compare the original audio signal against the signal received at the other end of the trunk. By deliberately injecting traffic onto the network, we </w:t>
+      </w:r>
+      <w:r>
+        <w:rPr>
+          <w:rFonts w:ascii="Arial" w:eastAsia="Arial" w:hAnsi="Arial" w:cs="Arial"/>
+          <w:color w:val="000000"/>
+          <w:sz w:val="20"/>
+          <w:szCs w:val="20"/>
+        </w:rPr>
+        <w:t xml:space="preserve">will </w:t>
+      </w:r>
+      <w:r>
+        <w:rPr>
+          <w:rFonts w:ascii="Arial" w:eastAsia="Arial" w:hAnsi="Arial" w:cs="Arial"/>
+          <w:color w:val="000000"/>
+          <w:sz w:val="20"/>
+          <w:szCs w:val="20"/>
+        </w:rPr>
+        <w:t>test if these tools correctly identify the resulting drop in voice quality, allowing us to verify that the Quality of Service (QoS) tags applied on MS1 are being respected and that voice traffic is not being "clipped" by heavy data bursts from the academic servers.</w:t>
+      </w:r>
+    </w:p>
+    <w:p>
+      <w:pPr>
+        <w:pStyle w:val="Heading3"/>
+        <w:numPr>
+          <w:ilvl w:val="0"/>
+          <w:numId w:val="44"/>
+        </w:numPr>
+        <w:jc w:val="both"/>
+        <w:rPr>
+          <w:rFonts w:ascii="Arial" w:eastAsia="Arial" w:hAnsi="Arial" w:cs="Arial"/>
+        </w:rPr>
+      </w:pPr>
+      <w:r>
+        <w:rPr>
+          <w:rFonts w:ascii="Arial" w:eastAsia="Arial" w:hAnsi="Arial" w:cs="Arial"/>
+        </w:rPr>
+        <w:t>Security/Logs</w:t>
+      </w:r>
+      <w:r>
+        <w:rPr>
+          <w:rFonts w:ascii="Arial" w:eastAsia="Arial" w:hAnsi="Arial" w:cs="Arial"/>
+        </w:rPr>
+        <w:t xml:space="preserve"> Testing</w:t>
+      </w:r>
+    </w:p>
+    <w:p>
+      <w:pPr>
+        <w:pBdr>
+          <w:top w:val="nil"/>
+          <w:left w:val="nil"/>
+          <w:bottom w:val="nil"/>
+          <w:right w:val="nil"/>
+          <w:between w:val="nil"/>
+        </w:pBdr>
+        <w:spacing w:before="120" w:after="120" w:line="288" w:lineRule="auto"/>
+        <w:jc w:val="both"/>
+        <w:rPr>
+          <w:rFonts w:ascii="Arial" w:eastAsia="Arial" w:hAnsi="Arial" w:cs="Arial"/>
+          <w:color w:val="000000"/>
+          <w:sz w:val="20"/>
+          <w:szCs w:val="20"/>
+        </w:rPr>
+      </w:pPr>
+      <w:r>
+        <w:rPr>
+          <w:rFonts w:ascii="Arial" w:eastAsia="Arial" w:hAnsi="Arial" w:cs="Arial"/>
+          <w:color w:val="000000"/>
+          <w:sz w:val="20"/>
+          <w:szCs w:val="20"/>
+        </w:rPr>
+        <w:br/>
+        <w:t xml:space="preserve">Security testing is performed by simulating "attack" or "access" traffic patterns. We will use the ASA Packet Tracer tool to simulate Firewall2 </w:t>
+      </w:r>
+      <w:r>
+        <w:rPr>
+          <w:rFonts w:ascii="Arial" w:eastAsia="Arial" w:hAnsi="Arial" w:cs="Arial"/>
+          <w:color w:val="000000"/>
+          <w:sz w:val="20"/>
+          <w:szCs w:val="20"/>
+        </w:rPr>
+        <w:t>behaviour</w:t>
+      </w:r>
+      <w:r>
+        <w:rPr>
+          <w:rFonts w:ascii="Arial" w:eastAsia="Arial" w:hAnsi="Arial" w:cs="Arial"/>
+          <w:color w:val="000000"/>
+          <w:sz w:val="20"/>
+          <w:szCs w:val="20"/>
+        </w:rPr>
+        <w:t xml:space="preserve"> when sending a packet from a Lab PC to the DMZ Database; this confirms that the INSIDE_IN ACL is correctly allowing or denying traffic without disrupting live users. All resulting events are aggregated in the Kiwi Syslog Server NG, which we will audit to validate its effectiveness by triggering intentional "failed logins" or "Deny" events, ensuring they are captured with accurate timestamps and flagged for the security team. Additionally, the Cisco</w:t>
+      </w:r>
+      <w:r>
         <w:rPr>
           <w:rFonts w:ascii="Arial" w:eastAsia="Arial" w:hAnsi="Arial" w:cs="Arial"/>
           <w:b/>
@@ -6578,259 +5454,90 @@
           <w:sz w:val="20"/>
           <w:szCs w:val="20"/>
         </w:rPr>
-      </w:pPr>
+        <w:t xml:space="preserve"> </w:t>
+      </w:r>
+      <w:r>
+        <w:rPr>
+          <w:rFonts w:ascii="Arial" w:eastAsia="Arial" w:hAnsi="Arial" w:cs="Arial"/>
+          <w:color w:val="000000"/>
+          <w:sz w:val="20"/>
+          <w:szCs w:val="20"/>
+        </w:rPr>
+        <w:t>Switch Configuration Management Tool will be used to test our recovery strategy by performing regular "diff" checks between the running-config and our secured baseline, ensuring configuration integrity across all network devices.</w:t>
+      </w:r>
     </w:p>
     <w:p>
       <w:pPr>
-        <w:pStyle w:val="Heading3"/>
-        <w:rPr>
-          <w:rFonts w:ascii="Arial" w:hAnsi="Arial" w:cs="Arial"/>
-          <w:sz w:val="20"/>
-          <w:szCs w:val="20"/>
-        </w:rPr>
-      </w:pPr>
-      <w:r>
-        <w:rPr>
-          <w:rFonts w:ascii="Arial" w:hAnsi="Arial" w:cs="Arial"/>
-          <w:sz w:val="20"/>
-          <w:szCs w:val="20"/>
-        </w:rPr>
-        <w:t>Connectivity</w:t>
-      </w:r>
+        <w:pBdr>
+          <w:top w:val="nil"/>
+          <w:left w:val="nil"/>
+          <w:bottom w:val="nil"/>
+          <w:right w:val="nil"/>
+          <w:between w:val="nil"/>
+        </w:pBdr>
+        <w:spacing w:before="120" w:after="120" w:line="288" w:lineRule="auto"/>
+        <w:jc w:val="both"/>
+        <w:rPr>
+          <w:rFonts w:ascii="Arial" w:eastAsia="Arial" w:hAnsi="Arial" w:cs="Arial"/>
+          <w:color w:val="000000"/>
+          <w:sz w:val="20"/>
+          <w:szCs w:val="20"/>
+        </w:rPr>
+      </w:pPr>
     </w:p>
     <w:p>
       <w:pPr>
+        <w:pStyle w:val="Heading3"/>
+        <w:numPr>
+          <w:ilvl w:val="0"/>
+          <w:numId w:val="44"/>
+        </w:numPr>
         <w:jc w:val="both"/>
         <w:rPr>
-          <w:rFonts w:ascii="Arial" w:hAnsi="Arial" w:cs="Arial"/>
-          <w:sz w:val="20"/>
-          <w:szCs w:val="20"/>
-        </w:rPr>
-      </w:pPr>
-      <w:r>
-        <w:rPr>
-          <w:rFonts w:ascii="Arial" w:hAnsi="Arial" w:cs="Arial"/>
-          <w:sz w:val="20"/>
-          <w:szCs w:val="20"/>
-        </w:rPr>
-        <w:t>To test connectivity across the university campus, PRTG is deployed to perform continuous ICMP (Ping) and traceroute simulations. We set up "Sensors" on the core switches (MS1) and the DMZ gateways to verify that the path between students in the labs and the database servers remains open. If a packet is dropped at Firewall2, PRTG triggers a real-time alert, allowing the IT team to immediately see whether the outage is a physical link failure or a routing loop within the hierarchical star topology.</w:t>
+          <w:rFonts w:ascii="Arial" w:eastAsia="Arial" w:hAnsi="Arial" w:cs="Arial"/>
+        </w:rPr>
+      </w:pPr>
+      <w:r>
+        <w:rPr>
+          <w:rFonts w:ascii="Arial" w:eastAsia="Arial" w:hAnsi="Arial" w:cs="Arial"/>
+        </w:rPr>
+        <w:t>Service Health</w:t>
+      </w:r>
+      <w:r>
+        <w:rPr>
+          <w:rFonts w:ascii="Arial" w:eastAsia="Arial" w:hAnsi="Arial" w:cs="Arial"/>
+        </w:rPr>
+        <w:t xml:space="preserve"> Testing</w:t>
       </w:r>
     </w:p>
     <w:p>
       <w:pPr>
+        <w:pBdr>
+          <w:top w:val="nil"/>
+          <w:left w:val="nil"/>
+          <w:bottom w:val="nil"/>
+          <w:right w:val="nil"/>
+          <w:between w:val="nil"/>
+        </w:pBdr>
+        <w:spacing w:before="120" w:after="120" w:line="288" w:lineRule="auto"/>
         <w:jc w:val="both"/>
         <w:rPr>
-          <w:rFonts w:ascii="Arial" w:hAnsi="Arial" w:cs="Arial"/>
-          <w:sz w:val="20"/>
-          <w:szCs w:val="20"/>
-        </w:rPr>
-      </w:pPr>
-    </w:p>
-    <w:p>
-      <w:pPr>
-        <w:pStyle w:val="Heading3"/>
-        <w:rPr>
-          <w:rFonts w:ascii="Arial" w:hAnsi="Arial" w:cs="Arial"/>
-          <w:sz w:val="20"/>
-          <w:szCs w:val="20"/>
-        </w:rPr>
-      </w:pPr>
-      <w:r>
-        <w:rPr>
-          <w:rFonts w:ascii="Arial" w:hAnsi="Arial" w:cs="Arial"/>
+          <w:rFonts w:ascii="Arial" w:eastAsia="Arial" w:hAnsi="Arial" w:cs="Arial"/>
+          <w:color w:val="000000"/>
+          <w:sz w:val="20"/>
+          <w:szCs w:val="20"/>
+        </w:rPr>
+      </w:pPr>
+      <w:r>
+        <w:rPr>
+          <w:rFonts w:ascii="Arial" w:eastAsia="Arial" w:hAnsi="Arial" w:cs="Arial"/>
+          <w:color w:val="000000"/>
           <w:sz w:val="20"/>
           <w:szCs w:val="20"/>
         </w:rPr>
         <w:lastRenderedPageBreak/>
-        <w:t>Traffic/Bandwidth</w:t>
-      </w:r>
-    </w:p>
-    <w:p>
-      <w:pPr>
-        <w:jc w:val="both"/>
-        <w:rPr>
-          <w:rFonts w:ascii="Arial" w:hAnsi="Arial" w:cs="Arial"/>
-          <w:sz w:val="20"/>
-          <w:szCs w:val="20"/>
-        </w:rPr>
-      </w:pPr>
-      <w:r>
-        <w:rPr>
-          <w:rFonts w:ascii="Arial" w:hAnsi="Arial" w:cs="Arial"/>
-          <w:sz w:val="20"/>
-          <w:szCs w:val="20"/>
-        </w:rPr>
-        <w:t>Testing bandwidth efficiency involves a three-tier approach. We will use NetFlow on MS1 to identify "Top Talkers” and determining if a specific area is hogging the internet link via Firewall2. Simultaneously, SNMP monitoring tools track the port utilization on the MS0 aggregation switch to ensure trunk links aren't reaching their 80% saturation threshold. For deep-dive testing, we will use Wireshark to capture packets at the Proxy or Mail server to identify "chatter" or retransmissions that indicate underlying congestion or faulty cabling.</w:t>
-      </w:r>
-    </w:p>
-    <w:p>
-      <w:pPr>
-        <w:jc w:val="both"/>
-        <w:rPr>
-          <w:rFonts w:ascii="Arial" w:hAnsi="Arial" w:cs="Arial"/>
-          <w:sz w:val="20"/>
-          <w:szCs w:val="20"/>
-        </w:rPr>
-      </w:pPr>
-    </w:p>
-    <w:p>
-      <w:pPr>
-        <w:pStyle w:val="Heading3"/>
-        <w:rPr>
-          <w:rFonts w:ascii="Arial" w:hAnsi="Arial" w:cs="Arial"/>
-          <w:sz w:val="20"/>
-          <w:szCs w:val="20"/>
-        </w:rPr>
-      </w:pPr>
-      <w:r>
-        <w:rPr>
-          <w:rFonts w:ascii="Arial" w:hAnsi="Arial" w:cs="Arial"/>
-          <w:sz w:val="20"/>
-          <w:szCs w:val="20"/>
-        </w:rPr>
-        <w:t>Voice Quality</w:t>
-      </w:r>
-    </w:p>
-    <w:p>
-      <w:pPr>
-        <w:jc w:val="both"/>
-        <w:rPr>
-          <w:rFonts w:ascii="Arial" w:hAnsi="Arial" w:cs="Arial"/>
-          <w:sz w:val="20"/>
-          <w:szCs w:val="20"/>
-        </w:rPr>
-      </w:pPr>
-      <w:r>
-        <w:rPr>
-          <w:rFonts w:ascii="Arial" w:hAnsi="Arial" w:cs="Arial"/>
-          <w:sz w:val="20"/>
-          <w:szCs w:val="20"/>
-        </w:rPr>
-        <w:t>Since Milestones University relies on IP Phones, testing for voice quality focuses on measuring "Mean Opinion Scores" (MOS). We will use VQM to monitor jitter and packet loss across the VLANs (10-40). During testing phases, VisQOL will be used to compare the original audio signal against the signal received at the other end of the trunk. This allows us to verify that the Quality of Service (QoS) tags applied on MS1 are being respected and that voice traffic is not being "clipped" by heavy data bursts from the academic servers.</w:t>
-      </w:r>
-    </w:p>
-    <w:p>
-      <w:pPr>
-        <w:jc w:val="both"/>
-        <w:rPr>
-          <w:rFonts w:ascii="Arial" w:hAnsi="Arial" w:cs="Arial"/>
-          <w:sz w:val="20"/>
-          <w:szCs w:val="20"/>
-        </w:rPr>
-      </w:pPr>
-    </w:p>
-    <w:p>
-      <w:pPr>
-        <w:pStyle w:val="Heading3"/>
-        <w:rPr>
-          <w:rFonts w:ascii="Arial" w:hAnsi="Arial" w:cs="Arial"/>
-          <w:sz w:val="20"/>
-          <w:szCs w:val="20"/>
-        </w:rPr>
-      </w:pPr>
-      <w:r>
-        <w:rPr>
-          <w:rFonts w:ascii="Arial" w:hAnsi="Arial" w:cs="Arial"/>
-          <w:sz w:val="20"/>
-          <w:szCs w:val="20"/>
-        </w:rPr>
-        <w:t>Security/Logs</w:t>
-      </w:r>
-    </w:p>
-    <w:p>
-      <w:pPr>
-        <w:jc w:val="both"/>
-        <w:rPr>
-          <w:rFonts w:ascii="Arial" w:hAnsi="Arial" w:cs="Arial"/>
-          <w:sz w:val="20"/>
-          <w:szCs w:val="20"/>
-        </w:rPr>
-      </w:pPr>
-      <w:r>
-        <w:rPr>
-          <w:rFonts w:ascii="Arial" w:hAnsi="Arial" w:cs="Arial"/>
-          <w:sz w:val="20"/>
-          <w:szCs w:val="20"/>
-        </w:rPr>
-        <w:t>Security testing is performed by simulating "attack" or "access" traffic patterns. We will use the ASA Packet Tracer tool to simulate Firewall2 behaviour sending a packet from a Lab PC to the DMZ Database; this confirms that the INSIDE_IN ACL is correctly allowing or denying traffic without disrupting live users. All resulting events are aggregated in the Kiwi Syslog Server NG, which we will audit monthly to look for repeated "Deny" logs, which might indicate a misconfigured IP Phone or a potential security breach.</w:t>
-      </w:r>
-    </w:p>
-    <w:p>
-      <w:pPr>
-        <w:jc w:val="both"/>
-        <w:rPr>
-          <w:rFonts w:ascii="Arial" w:hAnsi="Arial" w:cs="Arial"/>
-          <w:sz w:val="20"/>
-          <w:szCs w:val="20"/>
-        </w:rPr>
-      </w:pPr>
-    </w:p>
-    <w:p>
-      <w:pPr>
-        <w:pStyle w:val="Heading3"/>
-        <w:rPr>
-          <w:rFonts w:ascii="Arial" w:hAnsi="Arial" w:cs="Arial"/>
-          <w:sz w:val="20"/>
-          <w:szCs w:val="20"/>
-        </w:rPr>
-      </w:pPr>
-      <w:r>
-        <w:rPr>
-          <w:rFonts w:ascii="Arial" w:hAnsi="Arial" w:cs="Arial"/>
-          <w:sz w:val="20"/>
-          <w:szCs w:val="20"/>
-        </w:rPr>
-        <w:t>Service Health</w:t>
-      </w:r>
-    </w:p>
-    <w:p>
-      <w:pPr>
-        <w:jc w:val="both"/>
-        <w:rPr>
-          <w:rFonts w:ascii="Arial" w:hAnsi="Arial" w:cs="Arial"/>
-          <w:sz w:val="20"/>
-          <w:szCs w:val="20"/>
-        </w:rPr>
-      </w:pPr>
-      <w:r>
-        <w:rPr>
-          <w:rFonts w:ascii="Arial" w:hAnsi="Arial" w:cs="Arial"/>
-          <w:sz w:val="20"/>
-          <w:szCs w:val="20"/>
-        </w:rPr>
-        <w:t xml:space="preserve">To test the health of the university's digital services (Web, Mail, DNS), we will use Nmap to perform port scans, ensuring that only the intended service ports are open in the DMZ. New Relic </w:t>
-      </w:r>
-      <w:r>
-        <w:rPr>
-          <w:rFonts w:ascii="Arial" w:hAnsi="Arial" w:cs="Arial"/>
-          <w:sz w:val="20"/>
-          <w:szCs w:val="20"/>
-        </w:rPr>
-        <w:t xml:space="preserve">will </w:t>
-      </w:r>
-      <w:r>
-        <w:rPr>
-          <w:rFonts w:ascii="Arial" w:hAnsi="Arial" w:cs="Arial"/>
-          <w:sz w:val="20"/>
-          <w:szCs w:val="20"/>
-        </w:rPr>
-        <w:t xml:space="preserve">provide deep-stack testing for the Virtual Environment and Databases, measuring application response times rather than just "up/down" status. HTTP/DNS Checkers </w:t>
-      </w:r>
-      <w:r>
-        <w:rPr>
-          <w:rFonts w:ascii="Arial" w:hAnsi="Arial" w:cs="Arial"/>
-          <w:sz w:val="20"/>
-          <w:szCs w:val="20"/>
-        </w:rPr>
-        <w:t>will be</w:t>
-      </w:r>
-      <w:r>
-        <w:rPr>
-          <w:rFonts w:ascii="Arial" w:hAnsi="Arial" w:cs="Arial"/>
-          <w:sz w:val="20"/>
-          <w:szCs w:val="20"/>
-        </w:rPr>
-        <w:t xml:space="preserve"> used to simulate external user requests to verify that the Proxy is correctly resolving addresses and serving content to the campus.</w:t>
+        <w:br/>
+        <w:t>To test the health of the university's digital services (Web, Mail, DNS), we will use Nmap to perform port scans, ensuring that only the intended service ports are open in the DMZ and that no unnecessary ports have been exposed. SolarWinds SAM will be deployed for active health monitoring of the Mail and DNS server applications, providing deeper insight into their performance and availability beyond simple "up/down" checks. New Relic will provide deep-stack testing for the Virtual Environment and Databases, measuring application response times to pinpoint slow SQL queries or CPU bottlenecks. Additionally, HTTP and DNS checkers will be used to simulate external user requests, verifying that the Proxy is correctly resolving addresses and serving content to the campus, thus ensuring the external availability of web services.</w:t>
       </w:r>
     </w:p>
     <w:p>
@@ -7515,6 +6222,7 @@
                 <w:szCs w:val="20"/>
               </w:rPr>
             </w:pPr>
+            <w:proofErr w:type="spellStart"/>
             <w:r>
               <w:rPr>
                 <w:rFonts w:ascii="Arial" w:hAnsi="Arial" w:cs="Arial"/>
@@ -7523,6 +6231,7 @@
               </w:rPr>
               <w:t>VisQOL</w:t>
             </w:r>
+            <w:proofErr w:type="spellEnd"/>
             <w:r>
               <w:rPr>
                 <w:rFonts w:ascii="Arial" w:hAnsi="Arial" w:cs="Arial"/>
@@ -7608,8 +6317,18 @@
                 <w:sz w:val="20"/>
                 <w:szCs w:val="20"/>
               </w:rPr>
-              <w:t>show logging file flash:syslog.txt</w:t>
-            </w:r>
+              <w:t xml:space="preserve">show logging file </w:t>
+            </w:r>
+            <w:proofErr w:type="gramStart"/>
+            <w:r>
+              <w:rPr>
+                <w:rFonts w:ascii="Arial" w:hAnsi="Arial" w:cs="Arial"/>
+                <w:sz w:val="20"/>
+                <w:szCs w:val="20"/>
+              </w:rPr>
+              <w:t>flash:syslog.txt</w:t>
+            </w:r>
+            <w:proofErr w:type="gramEnd"/>
             <w:r>
               <w:rPr>
                 <w:rFonts w:ascii="Arial" w:hAnsi="Arial" w:cs="Arial"/>
@@ -7669,7 +6388,50 @@
                 <w:szCs w:val="20"/>
               </w:rPr>
               <w:br/>
+            </w:r>
+          </w:p>
+          <w:p>
+            <w:pPr>
+              <w:cnfStyle w:val="000000000000" w:firstRow="0" w:lastRow="0" w:firstColumn="0" w:lastColumn="0" w:oddVBand="0" w:evenVBand="0" w:oddHBand="0" w:evenHBand="0" w:firstRowFirstColumn="0" w:firstRowLastColumn="0" w:lastRowFirstColumn="0" w:lastRowLastColumn="0"/>
+              <w:rPr>
+                <w:rFonts w:ascii="Arial" w:hAnsi="Arial" w:cs="Arial"/>
+                <w:sz w:val="20"/>
+                <w:szCs w:val="20"/>
+              </w:rPr>
+            </w:pPr>
+            <w:r>
+              <w:rPr>
+                <w:rFonts w:ascii="Arial" w:hAnsi="Arial" w:cs="Arial"/>
+                <w:sz w:val="20"/>
+                <w:szCs w:val="20"/>
+              </w:rPr>
               <w:t>Kiwi Syslog</w:t>
+            </w:r>
+          </w:p>
+          <w:p>
+            <w:pPr>
+              <w:cnfStyle w:val="000000000000" w:firstRow="0" w:lastRow="0" w:firstColumn="0" w:lastColumn="0" w:oddVBand="0" w:evenVBand="0" w:oddHBand="0" w:evenHBand="0" w:firstRowFirstColumn="0" w:firstRowLastColumn="0" w:lastRowFirstColumn="0" w:lastRowLastColumn="0"/>
+              <w:rPr>
+                <w:rFonts w:ascii="Arial" w:hAnsi="Arial" w:cs="Arial"/>
+                <w:sz w:val="20"/>
+                <w:szCs w:val="20"/>
+              </w:rPr>
+            </w:pPr>
+            <w:r>
+              <w:rPr>
+                <w:rFonts w:ascii="Arial" w:hAnsi="Arial" w:cs="Arial"/>
+                <w:sz w:val="20"/>
+                <w:szCs w:val="20"/>
+              </w:rPr>
+              <w:br/>
+            </w:r>
+            <w:r>
+              <w:rPr>
+                <w:rFonts w:ascii="Arial" w:hAnsi="Arial" w:cs="Arial"/>
+                <w:sz w:val="20"/>
+                <w:szCs w:val="20"/>
+              </w:rPr>
+              <w:t>Cisco Switch Configuration Management Tool</w:t>
             </w:r>
           </w:p>
         </w:tc>
@@ -7698,7 +6460,6 @@
                 <w:sz w:val="20"/>
                 <w:szCs w:val="20"/>
               </w:rPr>
-              <w:lastRenderedPageBreak/>
               <w:t>Service Health</w:t>
             </w:r>
           </w:p>
@@ -7741,8 +6502,18 @@
                 <w:szCs w:val="20"/>
               </w:rPr>
               <w:br/>
-              <w:t>show modul</w:t>
-            </w:r>
+              <w:t xml:space="preserve">show </w:t>
+            </w:r>
+            <w:proofErr w:type="spellStart"/>
+            <w:r>
+              <w:rPr>
+                <w:rFonts w:ascii="Arial" w:hAnsi="Arial" w:cs="Arial"/>
+                <w:sz w:val="20"/>
+                <w:szCs w:val="20"/>
+              </w:rPr>
+              <w:t>modul</w:t>
+            </w:r>
+            <w:proofErr w:type="spellEnd"/>
             <w:r>
               <w:rPr>
                 <w:rFonts w:ascii="Arial" w:hAnsi="Arial" w:cs="Arial"/>
@@ -7777,7 +6548,25 @@
                 <w:sz w:val="20"/>
                 <w:szCs w:val="20"/>
               </w:rPr>
-              <w:t>show proc cpu sorted</w:t>
+              <w:t xml:space="preserve">show proc </w:t>
+            </w:r>
+            <w:proofErr w:type="spellStart"/>
+            <w:r>
+              <w:rPr>
+                <w:rFonts w:ascii="Arial" w:hAnsi="Arial" w:cs="Arial"/>
+                <w:sz w:val="20"/>
+                <w:szCs w:val="20"/>
+              </w:rPr>
+              <w:t>cpu</w:t>
+            </w:r>
+            <w:proofErr w:type="spellEnd"/>
+            <w:r>
+              <w:rPr>
+                <w:rFonts w:ascii="Arial" w:hAnsi="Arial" w:cs="Arial"/>
+                <w:sz w:val="20"/>
+                <w:szCs w:val="20"/>
+              </w:rPr>
+              <w:t xml:space="preserve"> sorted</w:t>
             </w:r>
             <w:r>
               <w:rPr>
@@ -7867,6 +6656,16 @@
               </w:rPr>
               <w:t>Nmap</w:t>
             </w:r>
+          </w:p>
+          <w:p>
+            <w:pPr>
+              <w:cnfStyle w:val="000000100000" w:firstRow="0" w:lastRow="0" w:firstColumn="0" w:lastColumn="0" w:oddVBand="0" w:evenVBand="0" w:oddHBand="1" w:evenHBand="0" w:firstRowFirstColumn="0" w:firstRowLastColumn="0" w:lastRowFirstColumn="0" w:lastRowLastColumn="0"/>
+              <w:rPr>
+                <w:rFonts w:ascii="Arial" w:hAnsi="Arial" w:cs="Arial"/>
+                <w:sz w:val="20"/>
+                <w:szCs w:val="20"/>
+              </w:rPr>
+            </w:pPr>
             <w:r>
               <w:rPr>
                 <w:rFonts w:ascii="Arial" w:hAnsi="Arial" w:cs="Arial"/>
@@ -7876,6 +6675,16 @@
               <w:br/>
               <w:t>New Relic</w:t>
             </w:r>
+          </w:p>
+          <w:p>
+            <w:pPr>
+              <w:cnfStyle w:val="000000100000" w:firstRow="0" w:lastRow="0" w:firstColumn="0" w:lastColumn="0" w:oddVBand="0" w:evenVBand="0" w:oddHBand="1" w:evenHBand="0" w:firstRowFirstColumn="0" w:firstRowLastColumn="0" w:lastRowFirstColumn="0" w:lastRowLastColumn="0"/>
+              <w:rPr>
+                <w:rFonts w:ascii="Arial" w:hAnsi="Arial" w:cs="Arial"/>
+                <w:sz w:val="20"/>
+                <w:szCs w:val="20"/>
+              </w:rPr>
+            </w:pPr>
             <w:r>
               <w:rPr>
                 <w:rFonts w:ascii="Arial" w:hAnsi="Arial" w:cs="Arial"/>
@@ -7884,6 +6693,34 @@
               </w:rPr>
               <w:br/>
               <w:t>SolarWinds SAM</w:t>
+            </w:r>
+          </w:p>
+          <w:p>
+            <w:pPr>
+              <w:cnfStyle w:val="000000100000" w:firstRow="0" w:lastRow="0" w:firstColumn="0" w:lastColumn="0" w:oddVBand="0" w:evenVBand="0" w:oddHBand="1" w:evenHBand="0" w:firstRowFirstColumn="0" w:firstRowLastColumn="0" w:lastRowFirstColumn="0" w:lastRowLastColumn="0"/>
+              <w:rPr>
+                <w:rFonts w:ascii="Arial" w:hAnsi="Arial" w:cs="Arial"/>
+                <w:sz w:val="20"/>
+                <w:szCs w:val="20"/>
+              </w:rPr>
+            </w:pPr>
+          </w:p>
+          <w:p>
+            <w:pPr>
+              <w:cnfStyle w:val="000000100000" w:firstRow="0" w:lastRow="0" w:firstColumn="0" w:lastColumn="0" w:oddVBand="0" w:evenVBand="0" w:oddHBand="1" w:evenHBand="0" w:firstRowFirstColumn="0" w:firstRowLastColumn="0" w:lastRowFirstColumn="0" w:lastRowLastColumn="0"/>
+              <w:rPr>
+                <w:rFonts w:ascii="Arial" w:hAnsi="Arial" w:cs="Arial"/>
+                <w:sz w:val="20"/>
+                <w:szCs w:val="20"/>
+              </w:rPr>
+            </w:pPr>
+            <w:r>
+              <w:rPr>
+                <w:rFonts w:ascii="Arial" w:hAnsi="Arial" w:cs="Arial"/>
+                <w:sz w:val="20"/>
+                <w:szCs w:val="20"/>
+              </w:rPr>
+              <w:t>HTTP/DNS Checkers</w:t>
             </w:r>
           </w:p>
         </w:tc>
@@ -7967,15 +6804,11 @@
         <w:pStyle w:val="Heading1"/>
         <w:rPr>
           <w:rFonts w:ascii="Arial" w:hAnsi="Arial" w:cs="Arial"/>
-          <w:sz w:val="20"/>
-          <w:szCs w:val="20"/>
-        </w:rPr>
-      </w:pPr>
-      <w:r>
-        <w:rPr>
-          <w:rFonts w:ascii="Arial" w:hAnsi="Arial" w:cs="Arial"/>
-          <w:sz w:val="20"/>
-          <w:szCs w:val="20"/>
+        </w:rPr>
+      </w:pPr>
+      <w:r>
+        <w:rPr>
+          <w:rFonts w:ascii="Arial" w:hAnsi="Arial" w:cs="Arial"/>
         </w:rPr>
         <w:t>IOS device maintenance plan</w:t>
       </w:r>
@@ -8012,18 +6845,14 @@
     </w:p>
     <w:p>
       <w:pPr>
-        <w:pStyle w:val="Heading3"/>
-        <w:rPr>
-          <w:rFonts w:ascii="Arial" w:hAnsi="Arial" w:cs="Arial"/>
-          <w:sz w:val="20"/>
-          <w:szCs w:val="20"/>
-        </w:rPr>
-      </w:pPr>
-      <w:r>
-        <w:rPr>
-          <w:rFonts w:ascii="Arial" w:hAnsi="Arial" w:cs="Arial"/>
-          <w:sz w:val="20"/>
-          <w:szCs w:val="20"/>
+        <w:pStyle w:val="Heading2"/>
+        <w:rPr>
+          <w:rFonts w:ascii="Arial" w:hAnsi="Arial" w:cs="Arial"/>
+        </w:rPr>
+      </w:pPr>
+      <w:r>
+        <w:rPr>
+          <w:rFonts w:ascii="Arial" w:hAnsi="Arial" w:cs="Arial"/>
         </w:rPr>
         <w:t>Maintenance Schedule and Task Overview</w:t>
       </w:r>
@@ -8036,8 +6865,8 @@
       </w:tblPr>
       <w:tblGrid>
         <w:gridCol w:w="1439"/>
-        <w:gridCol w:w="5197"/>
-        <w:gridCol w:w="1451"/>
+        <w:gridCol w:w="5927"/>
+        <w:gridCol w:w="1560"/>
       </w:tblGrid>
       <w:tr>
         <w:trPr>
@@ -8070,7 +6899,7 @@
         </w:tc>
         <w:tc>
           <w:tcPr>
-            <w:tcW w:w="0" w:type="auto"/>
+            <w:tcW w:w="5927" w:type="dxa"/>
             <w:hideMark/>
           </w:tcPr>
           <w:p>
@@ -8095,7 +6924,7 @@
         </w:tc>
         <w:tc>
           <w:tcPr>
-            <w:tcW w:w="0" w:type="auto"/>
+            <w:tcW w:w="1560" w:type="dxa"/>
             <w:hideMark/>
           </w:tcPr>
           <w:p>
@@ -8149,7 +6978,7 @@
         </w:tc>
         <w:tc>
           <w:tcPr>
-            <w:tcW w:w="0" w:type="auto"/>
+            <w:tcW w:w="5927" w:type="dxa"/>
             <w:hideMark/>
           </w:tcPr>
           <w:p>
@@ -8183,7 +7012,7 @@
         </w:tc>
         <w:tc>
           <w:tcPr>
-            <w:tcW w:w="0" w:type="auto"/>
+            <w:tcW w:w="1560" w:type="dxa"/>
             <w:hideMark/>
           </w:tcPr>
           <w:p>
@@ -8227,7 +7056,15 @@
                 <w:sz w:val="20"/>
                 <w:szCs w:val="20"/>
               </w:rPr>
-              <w:t>As needed</w:t>
+              <w:t>a</w:t>
+            </w:r>
+            <w:r>
+              <w:rPr>
+                <w:rFonts w:ascii="Arial" w:hAnsi="Arial" w:cs="Arial"/>
+                <w:sz w:val="20"/>
+                <w:szCs w:val="20"/>
+              </w:rPr>
+              <w:t>s needed</w:t>
             </w:r>
           </w:p>
           <w:p>
@@ -8269,7 +7106,7 @@
         </w:tc>
         <w:tc>
           <w:tcPr>
-            <w:tcW w:w="0" w:type="auto"/>
+            <w:tcW w:w="5927" w:type="dxa"/>
             <w:hideMark/>
           </w:tcPr>
           <w:p>
@@ -8303,7 +7140,7 @@
         </w:tc>
         <w:tc>
           <w:tcPr>
-            <w:tcW w:w="0" w:type="auto"/>
+            <w:tcW w:w="1560" w:type="dxa"/>
             <w:hideMark/>
           </w:tcPr>
           <w:p>
@@ -8366,7 +7203,7 @@
         </w:tc>
         <w:tc>
           <w:tcPr>
-            <w:tcW w:w="0" w:type="auto"/>
+            <w:tcW w:w="5927" w:type="dxa"/>
             <w:hideMark/>
           </w:tcPr>
           <w:p>
@@ -8400,7 +7237,7 @@
         </w:tc>
         <w:tc>
           <w:tcPr>
-            <w:tcW w:w="0" w:type="auto"/>
+            <w:tcW w:w="1560" w:type="dxa"/>
             <w:hideMark/>
           </w:tcPr>
           <w:p>
@@ -8460,7 +7297,7 @@
         </w:tc>
         <w:tc>
           <w:tcPr>
-            <w:tcW w:w="0" w:type="auto"/>
+            <w:tcW w:w="5927" w:type="dxa"/>
             <w:hideMark/>
           </w:tcPr>
           <w:p>
@@ -8494,7 +7331,7 @@
         </w:tc>
         <w:tc>
           <w:tcPr>
-            <w:tcW w:w="0" w:type="auto"/>
+            <w:tcW w:w="1560" w:type="dxa"/>
             <w:hideMark/>
           </w:tcPr>
           <w:p>
@@ -8555,7 +7392,7 @@
         </w:tc>
         <w:tc>
           <w:tcPr>
-            <w:tcW w:w="0" w:type="auto"/>
+            <w:tcW w:w="5927" w:type="dxa"/>
             <w:hideMark/>
           </w:tcPr>
           <w:p>
@@ -8589,7 +7426,7 @@
         </w:tc>
         <w:tc>
           <w:tcPr>
-            <w:tcW w:w="0" w:type="auto"/>
+            <w:tcW w:w="1560" w:type="dxa"/>
             <w:hideMark/>
           </w:tcPr>
           <w:p>
@@ -8634,18 +7471,14 @@
     </w:p>
     <w:p>
       <w:pPr>
-        <w:pStyle w:val="Heading3"/>
-        <w:rPr>
-          <w:rFonts w:ascii="Arial" w:hAnsi="Arial" w:cs="Arial"/>
-          <w:sz w:val="20"/>
-          <w:szCs w:val="20"/>
-        </w:rPr>
-      </w:pPr>
-      <w:r>
-        <w:rPr>
-          <w:rFonts w:ascii="Arial" w:hAnsi="Arial" w:cs="Arial"/>
-          <w:sz w:val="20"/>
-          <w:szCs w:val="20"/>
+        <w:pStyle w:val="Heading2"/>
+        <w:rPr>
+          <w:rFonts w:ascii="Arial" w:hAnsi="Arial" w:cs="Arial"/>
+        </w:rPr>
+      </w:pPr>
+      <w:r>
+        <w:rPr>
+          <w:rFonts w:ascii="Arial" w:hAnsi="Arial" w:cs="Arial"/>
         </w:rPr>
         <w:t>Routing Protocol and Configuration Monitoring</w:t>
       </w:r>
@@ -8779,7 +7612,23 @@
           <w:rStyle w:val="HTMLCode"/>
           <w:rFonts w:ascii="Arial" w:hAnsi="Arial" w:cs="Arial"/>
         </w:rPr>
-        <w:t>show ip route</w:t>
+        <w:t xml:space="preserve">show </w:t>
+      </w:r>
+      <w:proofErr w:type="spellStart"/>
+      <w:r>
+        <w:rPr>
+          <w:rStyle w:val="HTMLCode"/>
+          <w:rFonts w:ascii="Arial" w:hAnsi="Arial" w:cs="Arial"/>
+        </w:rPr>
+        <w:t>ip</w:t>
+      </w:r>
+      <w:proofErr w:type="spellEnd"/>
+      <w:r>
+        <w:rPr>
+          <w:rStyle w:val="HTMLCode"/>
+          <w:rFonts w:ascii="Arial" w:hAnsi="Arial" w:cs="Arial"/>
+        </w:rPr>
+        <w:t xml:space="preserve"> route</w:t>
       </w:r>
       <w:r>
         <w:rPr>
@@ -8794,7 +7643,23 @@
           <w:rStyle w:val="HTMLCode"/>
           <w:rFonts w:ascii="Arial" w:hAnsi="Arial" w:cs="Arial"/>
         </w:rPr>
-        <w:t>show ip route summary</w:t>
+        <w:t xml:space="preserve">show </w:t>
+      </w:r>
+      <w:proofErr w:type="spellStart"/>
+      <w:r>
+        <w:rPr>
+          <w:rStyle w:val="HTMLCode"/>
+          <w:rFonts w:ascii="Arial" w:hAnsi="Arial" w:cs="Arial"/>
+        </w:rPr>
+        <w:t>ip</w:t>
+      </w:r>
+      <w:proofErr w:type="spellEnd"/>
+      <w:r>
+        <w:rPr>
+          <w:rStyle w:val="HTMLCode"/>
+          <w:rFonts w:ascii="Arial" w:hAnsi="Arial" w:cs="Arial"/>
+        </w:rPr>
+        <w:t xml:space="preserve"> route summary</w:t>
       </w:r>
       <w:r>
         <w:rPr>
@@ -8949,15 +7814,7 @@
           <w:sz w:val="20"/>
           <w:szCs w:val="20"/>
         </w:rPr>
-        <w:t xml:space="preserve">on </w:t>
-      </w:r>
-      <w:r>
-        <w:rPr>
-          <w:rFonts w:ascii="Arial" w:hAnsi="Arial" w:cs="Arial"/>
-          <w:sz w:val="20"/>
-          <w:szCs w:val="20"/>
-        </w:rPr>
-        <w:t>the</w:t>
+        <w:t>on the</w:t>
       </w:r>
       <w:r>
         <w:rPr>
@@ -8967,18 +7824,14 @@
         </w:rPr>
         <w:t xml:space="preserve"> Cisco Configuration Management Tool.</w:t>
       </w:r>
-    </w:p>
-    <w:p>
-      <w:pPr>
-        <w:pStyle w:val="NormalWeb"/>
-        <w:spacing w:before="0" w:beforeAutospacing="0"/>
-        <w:ind w:left="720"/>
-        <w:rPr>
-          <w:rFonts w:ascii="Arial" w:hAnsi="Arial" w:cs="Arial"/>
-          <w:sz w:val="20"/>
-          <w:szCs w:val="20"/>
-        </w:rPr>
-      </w:pPr>
+      <w:r>
+        <w:rPr>
+          <w:rFonts w:ascii="Arial" w:hAnsi="Arial" w:cs="Arial"/>
+          <w:sz w:val="20"/>
+          <w:szCs w:val="20"/>
+        </w:rPr>
+        <w:t xml:space="preserve"> </w:t>
+      </w:r>
       <w:r>
         <w:rPr>
           <w:rFonts w:ascii="Arial" w:hAnsi="Arial" w:cs="Arial"/>
@@ -9025,15 +7878,15 @@
           <w:sz w:val="20"/>
           <w:szCs w:val="20"/>
         </w:rPr>
-        <w:t>onthly comparison between the "Known Good" baseline and the current running configuration</w:t>
-      </w:r>
-      <w:r>
-        <w:rPr>
-          <w:rFonts w:ascii="Arial" w:hAnsi="Arial" w:cs="Arial"/>
-          <w:sz w:val="20"/>
-          <w:szCs w:val="20"/>
-        </w:rPr>
-        <w:t xml:space="preserve"> to detect "shadow IT" changes.</w:t>
+        <w:t>onthly comparison between the "Known Good" baseline and the current running configuration to detect "shadow IT" changes.</w:t>
+      </w:r>
+      <w:r>
+        <w:rPr>
+          <w:rFonts w:ascii="Arial" w:hAnsi="Arial" w:cs="Arial"/>
+          <w:sz w:val="20"/>
+          <w:szCs w:val="20"/>
+        </w:rPr>
+        <w:br/>
       </w:r>
     </w:p>
     <w:p>
@@ -9123,7 +7976,23 @@
           <w:rStyle w:val="HTMLCode"/>
           <w:rFonts w:ascii="Arial" w:hAnsi="Arial" w:cs="Arial"/>
         </w:rPr>
-        <w:t>show processes cpu sorted</w:t>
+        <w:t xml:space="preserve">show processes </w:t>
+      </w:r>
+      <w:proofErr w:type="spellStart"/>
+      <w:r>
+        <w:rPr>
+          <w:rStyle w:val="HTMLCode"/>
+          <w:rFonts w:ascii="Arial" w:hAnsi="Arial" w:cs="Arial"/>
+        </w:rPr>
+        <w:t>cpu</w:t>
+      </w:r>
+      <w:proofErr w:type="spellEnd"/>
+      <w:r>
+        <w:rPr>
+          <w:rStyle w:val="HTMLCode"/>
+          <w:rFonts w:ascii="Arial" w:hAnsi="Arial" w:cs="Arial"/>
+        </w:rPr>
+        <w:t xml:space="preserve"> sorted</w:t>
       </w:r>
       <w:r>
         <w:rPr>
@@ -9146,19 +8015,14 @@
     </w:p>
     <w:p>
       <w:pPr>
-        <w:pStyle w:val="Heading3"/>
-        <w:jc w:val="both"/>
-        <w:rPr>
-          <w:rFonts w:ascii="Arial" w:hAnsi="Arial" w:cs="Arial"/>
-          <w:sz w:val="20"/>
-          <w:szCs w:val="20"/>
-        </w:rPr>
-      </w:pPr>
-      <w:r>
-        <w:rPr>
-          <w:rFonts w:ascii="Arial" w:hAnsi="Arial" w:cs="Arial"/>
-          <w:sz w:val="20"/>
-          <w:szCs w:val="20"/>
+        <w:pStyle w:val="Heading2"/>
+        <w:rPr>
+          <w:rFonts w:ascii="Arial" w:hAnsi="Arial" w:cs="Arial"/>
+        </w:rPr>
+      </w:pPr>
+      <w:r>
+        <w:rPr>
+          <w:rFonts w:ascii="Arial" w:hAnsi="Arial" w:cs="Arial"/>
         </w:rPr>
         <w:t>Security, Compliance, and Updates</w:t>
       </w:r>
@@ -9241,16 +8105,7 @@
           <w:sz w:val="20"/>
           <w:szCs w:val="20"/>
         </w:rPr>
-        <w:t xml:space="preserve"> not install the latest IOS release immediately; instead, we stay one </w:t>
-      </w:r>
-      <w:r>
-        <w:rPr>
-          <w:rFonts w:ascii="Arial" w:hAnsi="Arial" w:cs="Arial"/>
-          <w:sz w:val="20"/>
-          <w:szCs w:val="20"/>
-        </w:rPr>
-        <w:lastRenderedPageBreak/>
-        <w:t>stable version behind to ensure maximum reliability, unless a critical security patch is released.</w:t>
+        <w:t xml:space="preserve"> not install the latest IOS release immediately; instead, we stay one stable version behind to ensure maximum reliability, unless a critical security patch is released.</w:t>
       </w:r>
       <w:r>
         <w:rPr>
@@ -9460,7 +8315,25 @@
           <w:sz w:val="20"/>
           <w:szCs w:val="20"/>
         </w:rPr>
-        <w:t xml:space="preserve"> messages, which indicate who changed a configuration and when.</w:t>
+        <w:t xml:space="preserve"> </w:t>
+      </w:r>
+      <w:proofErr w:type="gramStart"/>
+      <w:r>
+        <w:rPr>
+          <w:rFonts w:ascii="Arial" w:hAnsi="Arial" w:cs="Arial"/>
+          <w:sz w:val="20"/>
+          <w:szCs w:val="20"/>
+        </w:rPr>
+        <w:t>messages</w:t>
+      </w:r>
+      <w:proofErr w:type="gramEnd"/>
+      <w:r>
+        <w:rPr>
+          <w:rFonts w:ascii="Arial" w:hAnsi="Arial" w:cs="Arial"/>
+          <w:sz w:val="20"/>
+          <w:szCs w:val="20"/>
+        </w:rPr>
+        <w:t>, which indicate who changed a configuration and when.</w:t>
       </w:r>
     </w:p>
     <w:p>
@@ -9475,18 +8348,14 @@
     </w:p>
     <w:p>
       <w:pPr>
-        <w:pStyle w:val="Heading3"/>
-        <w:rPr>
-          <w:rFonts w:ascii="Arial" w:hAnsi="Arial" w:cs="Arial"/>
-          <w:sz w:val="20"/>
-          <w:szCs w:val="20"/>
-        </w:rPr>
-      </w:pPr>
-      <w:r>
-        <w:rPr>
-          <w:rFonts w:ascii="Arial" w:hAnsi="Arial" w:cs="Arial"/>
-          <w:sz w:val="20"/>
-          <w:szCs w:val="20"/>
+        <w:pStyle w:val="Heading2"/>
+        <w:rPr>
+          <w:rFonts w:ascii="Arial" w:hAnsi="Arial" w:cs="Arial"/>
+        </w:rPr>
+      </w:pPr>
+      <w:r>
+        <w:rPr>
+          <w:rFonts w:ascii="Arial" w:hAnsi="Arial" w:cs="Arial"/>
         </w:rPr>
         <w:t>Reliability and Hardware Performance</w:t>
       </w:r>
@@ -9687,7 +8556,16 @@
           <w:sz w:val="20"/>
           <w:szCs w:val="20"/>
         </w:rPr>
-        <w:t xml:space="preserve"> university environment, dust accumulation in wiring closets is a common cause of hardware failure; therefore, physical cleaning is scheduled </w:t>
+        <w:t xml:space="preserve"> university environment, dust accumulation </w:t>
+      </w:r>
+      <w:r>
+        <w:rPr>
+          <w:rFonts w:ascii="Arial" w:hAnsi="Arial" w:cs="Arial"/>
+          <w:sz w:val="20"/>
+          <w:szCs w:val="20"/>
+        </w:rPr>
+        <w:lastRenderedPageBreak/>
+        <w:t xml:space="preserve">in wiring closets is a common cause of hardware failure; therefore, physical cleaning is scheduled </w:t>
       </w:r>
       <w:r>
         <w:rPr>
@@ -9838,19 +8716,14 @@
     </w:p>
     <w:p>
       <w:pPr>
-        <w:pStyle w:val="Heading3"/>
-        <w:jc w:val="both"/>
-        <w:rPr>
-          <w:rFonts w:ascii="Arial" w:hAnsi="Arial" w:cs="Arial"/>
-          <w:sz w:val="20"/>
-          <w:szCs w:val="20"/>
-        </w:rPr>
-      </w:pPr>
-      <w:r>
-        <w:rPr>
-          <w:rFonts w:ascii="Arial" w:hAnsi="Arial" w:cs="Arial"/>
-          <w:sz w:val="20"/>
-          <w:szCs w:val="20"/>
+        <w:pStyle w:val="Heading2"/>
+        <w:rPr>
+          <w:rFonts w:ascii="Arial" w:hAnsi="Arial" w:cs="Arial"/>
+        </w:rPr>
+      </w:pPr>
+      <w:r>
+        <w:rPr>
+          <w:rFonts w:ascii="Arial" w:hAnsi="Arial" w:cs="Arial"/>
         </w:rPr>
         <w:t>Troubleshooting and Performance Optimisation</w:t>
       </w:r>
@@ -9899,6 +8772,9 @@
         <w:t>, RAM &gt; 80%, Temp &gt; 80</w:t>
       </w:r>
       <w:r>
+        <w:rPr>
+          <w:rFonts w:ascii="Arial" w:hAnsi="Arial" w:cs="Arial"/>
+        </w:rPr>
         <w:t xml:space="preserve"> </w:t>
       </w:r>
       <w:r>
@@ -10079,23 +8955,7 @@
           <w:sz w:val="20"/>
           <w:szCs w:val="20"/>
         </w:rPr>
-        <w:t xml:space="preserve"> Apply configuration changes in the </w:t>
-      </w:r>
-      <w:r>
-        <w:rPr>
-          <w:rFonts w:ascii="Arial" w:hAnsi="Arial" w:cs="Arial"/>
-          <w:sz w:val="20"/>
-          <w:szCs w:val="20"/>
-        </w:rPr>
-        <w:t>Packet Tracer</w:t>
-      </w:r>
-      <w:r>
-        <w:rPr>
-          <w:rFonts w:ascii="Arial" w:hAnsi="Arial" w:cs="Arial"/>
-          <w:sz w:val="20"/>
-          <w:szCs w:val="20"/>
-        </w:rPr>
-        <w:t xml:space="preserve"> simulation environment first to ensure no secondary faults are introduced to the university network.</w:t>
+        <w:t xml:space="preserve"> Apply configuration changes in the Packet Tracer simulation environment first to ensure no secondary faults are introduced to the university network.</w:t>
       </w:r>
     </w:p>
     <w:p>
@@ -10121,15 +8981,11 @@
         <w:pStyle w:val="Heading1"/>
         <w:rPr>
           <w:rFonts w:ascii="Arial" w:hAnsi="Arial" w:cs="Arial"/>
-          <w:sz w:val="20"/>
-          <w:szCs w:val="20"/>
-        </w:rPr>
-      </w:pPr>
-      <w:r>
-        <w:rPr>
-          <w:rFonts w:ascii="Arial" w:hAnsi="Arial" w:cs="Arial"/>
-          <w:sz w:val="20"/>
-          <w:szCs w:val="20"/>
+        </w:rPr>
+      </w:pPr>
+      <w:r>
+        <w:rPr>
+          <w:rFonts w:ascii="Arial" w:hAnsi="Arial" w:cs="Arial"/>
         </w:rPr>
         <w:t>Security</w:t>
       </w:r>
@@ -10184,15 +9040,11 @@
         <w:pStyle w:val="Heading1"/>
         <w:rPr>
           <w:rFonts w:ascii="Arial" w:hAnsi="Arial" w:cs="Arial"/>
-          <w:sz w:val="20"/>
-          <w:szCs w:val="20"/>
-        </w:rPr>
-      </w:pPr>
-      <w:r>
-        <w:rPr>
-          <w:rFonts w:ascii="Arial" w:hAnsi="Arial" w:cs="Arial"/>
-          <w:sz w:val="20"/>
-          <w:szCs w:val="20"/>
+        </w:rPr>
+      </w:pPr>
+      <w:r>
+        <w:rPr>
+          <w:rFonts w:ascii="Arial" w:hAnsi="Arial" w:cs="Arial"/>
         </w:rPr>
         <w:t>IP V6 and IP V4 interoperability</w:t>
       </w:r>
@@ -13227,6 +12079,95 @@
     </w:lvl>
   </w:abstractNum>
   <w:abstractNum w:abstractNumId="19" w15:restartNumberingAfterBreak="0">
+    <w:nsid w:val="38CF1FE7"/>
+    <w:multiLevelType w:val="hybridMultilevel"/>
+    <w:tmpl w:val="0B7AAD70"/>
+    <w:lvl w:ilvl="0" w:tplc="0809000F">
+      <w:start w:val="1"/>
+      <w:numFmt w:val="decimal"/>
+      <w:lvlText w:val="%1."/>
+      <w:lvlJc w:val="left"/>
+      <w:pPr>
+        <w:ind w:left="720" w:hanging="360"/>
+      </w:pPr>
+      <w:rPr>
+        <w:rFonts w:hint="default"/>
+      </w:rPr>
+    </w:lvl>
+    <w:lvl w:ilvl="1" w:tplc="08090019" w:tentative="1">
+      <w:start w:val="1"/>
+      <w:numFmt w:val="lowerLetter"/>
+      <w:lvlText w:val="%2."/>
+      <w:lvlJc w:val="left"/>
+      <w:pPr>
+        <w:ind w:left="1440" w:hanging="360"/>
+      </w:pPr>
+    </w:lvl>
+    <w:lvl w:ilvl="2" w:tplc="0809001B" w:tentative="1">
+      <w:start w:val="1"/>
+      <w:numFmt w:val="lowerRoman"/>
+      <w:lvlText w:val="%3."/>
+      <w:lvlJc w:val="right"/>
+      <w:pPr>
+        <w:ind w:left="2160" w:hanging="180"/>
+      </w:pPr>
+    </w:lvl>
+    <w:lvl w:ilvl="3" w:tplc="0809000F" w:tentative="1">
+      <w:start w:val="1"/>
+      <w:numFmt w:val="decimal"/>
+      <w:lvlText w:val="%4."/>
+      <w:lvlJc w:val="left"/>
+      <w:pPr>
+        <w:ind w:left="2880" w:hanging="360"/>
+      </w:pPr>
+    </w:lvl>
+    <w:lvl w:ilvl="4" w:tplc="08090019" w:tentative="1">
+      <w:start w:val="1"/>
+      <w:numFmt w:val="lowerLetter"/>
+      <w:lvlText w:val="%5."/>
+      <w:lvlJc w:val="left"/>
+      <w:pPr>
+        <w:ind w:left="3600" w:hanging="360"/>
+      </w:pPr>
+    </w:lvl>
+    <w:lvl w:ilvl="5" w:tplc="0809001B" w:tentative="1">
+      <w:start w:val="1"/>
+      <w:numFmt w:val="lowerRoman"/>
+      <w:lvlText w:val="%6."/>
+      <w:lvlJc w:val="right"/>
+      <w:pPr>
+        <w:ind w:left="4320" w:hanging="180"/>
+      </w:pPr>
+    </w:lvl>
+    <w:lvl w:ilvl="6" w:tplc="0809000F" w:tentative="1">
+      <w:start w:val="1"/>
+      <w:numFmt w:val="decimal"/>
+      <w:lvlText w:val="%7."/>
+      <w:lvlJc w:val="left"/>
+      <w:pPr>
+        <w:ind w:left="5040" w:hanging="360"/>
+      </w:pPr>
+    </w:lvl>
+    <w:lvl w:ilvl="7" w:tplc="08090019" w:tentative="1">
+      <w:start w:val="1"/>
+      <w:numFmt w:val="lowerLetter"/>
+      <w:lvlText w:val="%8."/>
+      <w:lvlJc w:val="left"/>
+      <w:pPr>
+        <w:ind w:left="5760" w:hanging="360"/>
+      </w:pPr>
+    </w:lvl>
+    <w:lvl w:ilvl="8" w:tplc="0809001B" w:tentative="1">
+      <w:start w:val="1"/>
+      <w:numFmt w:val="lowerRoman"/>
+      <w:lvlText w:val="%9."/>
+      <w:lvlJc w:val="right"/>
+      <w:pPr>
+        <w:ind w:left="6480" w:hanging="180"/>
+      </w:pPr>
+    </w:lvl>
+  </w:abstractNum>
+  <w:abstractNum w:abstractNumId="20" w15:restartNumberingAfterBreak="0">
     <w:nsid w:val="39315F27"/>
     <w:multiLevelType w:val="multilevel"/>
     <w:tmpl w:val="2EFCE55A"/>
@@ -13375,7 +12316,7 @@
       </w:rPr>
     </w:lvl>
   </w:abstractNum>
-  <w:abstractNum w:abstractNumId="20" w15:restartNumberingAfterBreak="0">
+  <w:abstractNum w:abstractNumId="21" w15:restartNumberingAfterBreak="0">
     <w:nsid w:val="3B613687"/>
     <w:multiLevelType w:val="multilevel"/>
     <w:tmpl w:val="260641F8"/>
@@ -13524,7 +12465,7 @@
       </w:rPr>
     </w:lvl>
   </w:abstractNum>
-  <w:abstractNum w:abstractNumId="21" w15:restartNumberingAfterBreak="0">
+  <w:abstractNum w:abstractNumId="22" w15:restartNumberingAfterBreak="0">
     <w:nsid w:val="40177963"/>
     <w:multiLevelType w:val="multilevel"/>
     <w:tmpl w:val="474200A8"/>
@@ -13673,7 +12614,7 @@
       </w:rPr>
     </w:lvl>
   </w:abstractNum>
-  <w:abstractNum w:abstractNumId="22" w15:restartNumberingAfterBreak="0">
+  <w:abstractNum w:abstractNumId="23" w15:restartNumberingAfterBreak="0">
     <w:nsid w:val="401C3166"/>
     <w:multiLevelType w:val="multilevel"/>
     <w:tmpl w:val="15D01A2A"/>
@@ -13819,7 +12760,7 @@
       </w:rPr>
     </w:lvl>
   </w:abstractNum>
-  <w:abstractNum w:abstractNumId="23" w15:restartNumberingAfterBreak="0">
+  <w:abstractNum w:abstractNumId="24" w15:restartNumberingAfterBreak="0">
     <w:nsid w:val="43AE1CB3"/>
     <w:multiLevelType w:val="multilevel"/>
     <w:tmpl w:val="87FEA80E"/>
@@ -13968,7 +12909,7 @@
       </w:rPr>
     </w:lvl>
   </w:abstractNum>
-  <w:abstractNum w:abstractNumId="24" w15:restartNumberingAfterBreak="0">
+  <w:abstractNum w:abstractNumId="25" w15:restartNumberingAfterBreak="0">
     <w:nsid w:val="44B4651D"/>
     <w:multiLevelType w:val="multilevel"/>
     <w:tmpl w:val="CB6464B8"/>
@@ -14117,7 +13058,7 @@
       </w:rPr>
     </w:lvl>
   </w:abstractNum>
-  <w:abstractNum w:abstractNumId="25" w15:restartNumberingAfterBreak="0">
+  <w:abstractNum w:abstractNumId="26" w15:restartNumberingAfterBreak="0">
     <w:nsid w:val="44CB6702"/>
     <w:multiLevelType w:val="multilevel"/>
     <w:tmpl w:val="E364022C"/>
@@ -14266,7 +13207,7 @@
       </w:rPr>
     </w:lvl>
   </w:abstractNum>
-  <w:abstractNum w:abstractNumId="26" w15:restartNumberingAfterBreak="0">
+  <w:abstractNum w:abstractNumId="27" w15:restartNumberingAfterBreak="0">
     <w:nsid w:val="4AAF6D1F"/>
     <w:multiLevelType w:val="hybridMultilevel"/>
     <w:tmpl w:val="F44EFF64"/>
@@ -14379,7 +13320,120 @@
       </w:rPr>
     </w:lvl>
   </w:abstractNum>
-  <w:abstractNum w:abstractNumId="27" w15:restartNumberingAfterBreak="0">
+  <w:abstractNum w:abstractNumId="28" w15:restartNumberingAfterBreak="0">
+    <w:nsid w:val="5EA945B4"/>
+    <w:multiLevelType w:val="hybridMultilevel"/>
+    <w:tmpl w:val="ABB23BFE"/>
+    <w:lvl w:ilvl="0" w:tplc="08090001">
+      <w:start w:val="1"/>
+      <w:numFmt w:val="bullet"/>
+      <w:lvlText w:val=""/>
+      <w:lvlJc w:val="left"/>
+      <w:pPr>
+        <w:ind w:left="720" w:hanging="360"/>
+      </w:pPr>
+      <w:rPr>
+        <w:rFonts w:ascii="Symbol" w:hAnsi="Symbol" w:hint="default"/>
+      </w:rPr>
+    </w:lvl>
+    <w:lvl w:ilvl="1" w:tplc="08090003" w:tentative="1">
+      <w:start w:val="1"/>
+      <w:numFmt w:val="bullet"/>
+      <w:lvlText w:val="o"/>
+      <w:lvlJc w:val="left"/>
+      <w:pPr>
+        <w:ind w:left="1440" w:hanging="360"/>
+      </w:pPr>
+      <w:rPr>
+        <w:rFonts w:ascii="Courier New" w:hAnsi="Courier New" w:cs="Courier New" w:hint="default"/>
+      </w:rPr>
+    </w:lvl>
+    <w:lvl w:ilvl="2" w:tplc="08090005" w:tentative="1">
+      <w:start w:val="1"/>
+      <w:numFmt w:val="bullet"/>
+      <w:lvlText w:val=""/>
+      <w:lvlJc w:val="left"/>
+      <w:pPr>
+        <w:ind w:left="2160" w:hanging="360"/>
+      </w:pPr>
+      <w:rPr>
+        <w:rFonts w:ascii="Wingdings" w:hAnsi="Wingdings" w:hint="default"/>
+      </w:rPr>
+    </w:lvl>
+    <w:lvl w:ilvl="3" w:tplc="08090001" w:tentative="1">
+      <w:start w:val="1"/>
+      <w:numFmt w:val="bullet"/>
+      <w:lvlText w:val=""/>
+      <w:lvlJc w:val="left"/>
+      <w:pPr>
+        <w:ind w:left="2880" w:hanging="360"/>
+      </w:pPr>
+      <w:rPr>
+        <w:rFonts w:ascii="Symbol" w:hAnsi="Symbol" w:hint="default"/>
+      </w:rPr>
+    </w:lvl>
+    <w:lvl w:ilvl="4" w:tplc="08090003" w:tentative="1">
+      <w:start w:val="1"/>
+      <w:numFmt w:val="bullet"/>
+      <w:lvlText w:val="o"/>
+      <w:lvlJc w:val="left"/>
+      <w:pPr>
+        <w:ind w:left="3600" w:hanging="360"/>
+      </w:pPr>
+      <w:rPr>
+        <w:rFonts w:ascii="Courier New" w:hAnsi="Courier New" w:cs="Courier New" w:hint="default"/>
+      </w:rPr>
+    </w:lvl>
+    <w:lvl w:ilvl="5" w:tplc="08090005" w:tentative="1">
+      <w:start w:val="1"/>
+      <w:numFmt w:val="bullet"/>
+      <w:lvlText w:val=""/>
+      <w:lvlJc w:val="left"/>
+      <w:pPr>
+        <w:ind w:left="4320" w:hanging="360"/>
+      </w:pPr>
+      <w:rPr>
+        <w:rFonts w:ascii="Wingdings" w:hAnsi="Wingdings" w:hint="default"/>
+      </w:rPr>
+    </w:lvl>
+    <w:lvl w:ilvl="6" w:tplc="08090001" w:tentative="1">
+      <w:start w:val="1"/>
+      <w:numFmt w:val="bullet"/>
+      <w:lvlText w:val=""/>
+      <w:lvlJc w:val="left"/>
+      <w:pPr>
+        <w:ind w:left="5040" w:hanging="360"/>
+      </w:pPr>
+      <w:rPr>
+        <w:rFonts w:ascii="Symbol" w:hAnsi="Symbol" w:hint="default"/>
+      </w:rPr>
+    </w:lvl>
+    <w:lvl w:ilvl="7" w:tplc="08090003" w:tentative="1">
+      <w:start w:val="1"/>
+      <w:numFmt w:val="bullet"/>
+      <w:lvlText w:val="o"/>
+      <w:lvlJc w:val="left"/>
+      <w:pPr>
+        <w:ind w:left="5760" w:hanging="360"/>
+      </w:pPr>
+      <w:rPr>
+        <w:rFonts w:ascii="Courier New" w:hAnsi="Courier New" w:cs="Courier New" w:hint="default"/>
+      </w:rPr>
+    </w:lvl>
+    <w:lvl w:ilvl="8" w:tplc="08090005" w:tentative="1">
+      <w:start w:val="1"/>
+      <w:numFmt w:val="bullet"/>
+      <w:lvlText w:val=""/>
+      <w:lvlJc w:val="left"/>
+      <w:pPr>
+        <w:ind w:left="6480" w:hanging="360"/>
+      </w:pPr>
+      <w:rPr>
+        <w:rFonts w:ascii="Wingdings" w:hAnsi="Wingdings" w:hint="default"/>
+      </w:rPr>
+    </w:lvl>
+  </w:abstractNum>
+  <w:abstractNum w:abstractNumId="29" w15:restartNumberingAfterBreak="0">
     <w:nsid w:val="5F3952C7"/>
     <w:multiLevelType w:val="multilevel"/>
     <w:tmpl w:val="BE60DB78"/>
@@ -14528,7 +13582,7 @@
       </w:rPr>
     </w:lvl>
   </w:abstractNum>
-  <w:abstractNum w:abstractNumId="28" w15:restartNumberingAfterBreak="0">
+  <w:abstractNum w:abstractNumId="30" w15:restartNumberingAfterBreak="0">
     <w:nsid w:val="61B7047F"/>
     <w:multiLevelType w:val="multilevel"/>
     <w:tmpl w:val="46D859F4"/>
@@ -14677,7 +13731,7 @@
       </w:rPr>
     </w:lvl>
   </w:abstractNum>
-  <w:abstractNum w:abstractNumId="29" w15:restartNumberingAfterBreak="0">
+  <w:abstractNum w:abstractNumId="31" w15:restartNumberingAfterBreak="0">
     <w:nsid w:val="621D2C31"/>
     <w:multiLevelType w:val="hybridMultilevel"/>
     <w:tmpl w:val="7F1AA54A"/>
@@ -14790,7 +13844,7 @@
       </w:rPr>
     </w:lvl>
   </w:abstractNum>
-  <w:abstractNum w:abstractNumId="30" w15:restartNumberingAfterBreak="0">
+  <w:abstractNum w:abstractNumId="32" w15:restartNumberingAfterBreak="0">
     <w:nsid w:val="64C77D5E"/>
     <w:multiLevelType w:val="multilevel"/>
     <w:tmpl w:val="AD229126"/>
@@ -14939,7 +13993,120 @@
       </w:rPr>
     </w:lvl>
   </w:abstractNum>
-  <w:abstractNum w:abstractNumId="31" w15:restartNumberingAfterBreak="0">
+  <w:abstractNum w:abstractNumId="33" w15:restartNumberingAfterBreak="0">
+    <w:nsid w:val="664F3054"/>
+    <w:multiLevelType w:val="hybridMultilevel"/>
+    <w:tmpl w:val="8AA460C8"/>
+    <w:lvl w:ilvl="0" w:tplc="08090001">
+      <w:start w:val="1"/>
+      <w:numFmt w:val="bullet"/>
+      <w:lvlText w:val=""/>
+      <w:lvlJc w:val="left"/>
+      <w:pPr>
+        <w:ind w:left="720" w:hanging="360"/>
+      </w:pPr>
+      <w:rPr>
+        <w:rFonts w:ascii="Symbol" w:hAnsi="Symbol" w:hint="default"/>
+      </w:rPr>
+    </w:lvl>
+    <w:lvl w:ilvl="1" w:tplc="08090003" w:tentative="1">
+      <w:start w:val="1"/>
+      <w:numFmt w:val="bullet"/>
+      <w:lvlText w:val="o"/>
+      <w:lvlJc w:val="left"/>
+      <w:pPr>
+        <w:ind w:left="1440" w:hanging="360"/>
+      </w:pPr>
+      <w:rPr>
+        <w:rFonts w:ascii="Courier New" w:hAnsi="Courier New" w:cs="Courier New" w:hint="default"/>
+      </w:rPr>
+    </w:lvl>
+    <w:lvl w:ilvl="2" w:tplc="08090005" w:tentative="1">
+      <w:start w:val="1"/>
+      <w:numFmt w:val="bullet"/>
+      <w:lvlText w:val=""/>
+      <w:lvlJc w:val="left"/>
+      <w:pPr>
+        <w:ind w:left="2160" w:hanging="360"/>
+      </w:pPr>
+      <w:rPr>
+        <w:rFonts w:ascii="Wingdings" w:hAnsi="Wingdings" w:hint="default"/>
+      </w:rPr>
+    </w:lvl>
+    <w:lvl w:ilvl="3" w:tplc="08090001" w:tentative="1">
+      <w:start w:val="1"/>
+      <w:numFmt w:val="bullet"/>
+      <w:lvlText w:val=""/>
+      <w:lvlJc w:val="left"/>
+      <w:pPr>
+        <w:ind w:left="2880" w:hanging="360"/>
+      </w:pPr>
+      <w:rPr>
+        <w:rFonts w:ascii="Symbol" w:hAnsi="Symbol" w:hint="default"/>
+      </w:rPr>
+    </w:lvl>
+    <w:lvl w:ilvl="4" w:tplc="08090003" w:tentative="1">
+      <w:start w:val="1"/>
+      <w:numFmt w:val="bullet"/>
+      <w:lvlText w:val="o"/>
+      <w:lvlJc w:val="left"/>
+      <w:pPr>
+        <w:ind w:left="3600" w:hanging="360"/>
+      </w:pPr>
+      <w:rPr>
+        <w:rFonts w:ascii="Courier New" w:hAnsi="Courier New" w:cs="Courier New" w:hint="default"/>
+      </w:rPr>
+    </w:lvl>
+    <w:lvl w:ilvl="5" w:tplc="08090005" w:tentative="1">
+      <w:start w:val="1"/>
+      <w:numFmt w:val="bullet"/>
+      <w:lvlText w:val=""/>
+      <w:lvlJc w:val="left"/>
+      <w:pPr>
+        <w:ind w:left="4320" w:hanging="360"/>
+      </w:pPr>
+      <w:rPr>
+        <w:rFonts w:ascii="Wingdings" w:hAnsi="Wingdings" w:hint="default"/>
+      </w:rPr>
+    </w:lvl>
+    <w:lvl w:ilvl="6" w:tplc="08090001" w:tentative="1">
+      <w:start w:val="1"/>
+      <w:numFmt w:val="bullet"/>
+      <w:lvlText w:val=""/>
+      <w:lvlJc w:val="left"/>
+      <w:pPr>
+        <w:ind w:left="5040" w:hanging="360"/>
+      </w:pPr>
+      <w:rPr>
+        <w:rFonts w:ascii="Symbol" w:hAnsi="Symbol" w:hint="default"/>
+      </w:rPr>
+    </w:lvl>
+    <w:lvl w:ilvl="7" w:tplc="08090003" w:tentative="1">
+      <w:start w:val="1"/>
+      <w:numFmt w:val="bullet"/>
+      <w:lvlText w:val="o"/>
+      <w:lvlJc w:val="left"/>
+      <w:pPr>
+        <w:ind w:left="5760" w:hanging="360"/>
+      </w:pPr>
+      <w:rPr>
+        <w:rFonts w:ascii="Courier New" w:hAnsi="Courier New" w:cs="Courier New" w:hint="default"/>
+      </w:rPr>
+    </w:lvl>
+    <w:lvl w:ilvl="8" w:tplc="08090005" w:tentative="1">
+      <w:start w:val="1"/>
+      <w:numFmt w:val="bullet"/>
+      <w:lvlText w:val=""/>
+      <w:lvlJc w:val="left"/>
+      <w:pPr>
+        <w:ind w:left="6480" w:hanging="360"/>
+      </w:pPr>
+      <w:rPr>
+        <w:rFonts w:ascii="Wingdings" w:hAnsi="Wingdings" w:hint="default"/>
+      </w:rPr>
+    </w:lvl>
+  </w:abstractNum>
+  <w:abstractNum w:abstractNumId="34" w15:restartNumberingAfterBreak="0">
     <w:nsid w:val="668F5261"/>
     <w:multiLevelType w:val="multilevel"/>
     <w:tmpl w:val="538C7B00"/>
@@ -15088,7 +14255,7 @@
       </w:rPr>
     </w:lvl>
   </w:abstractNum>
-  <w:abstractNum w:abstractNumId="32" w15:restartNumberingAfterBreak="0">
+  <w:abstractNum w:abstractNumId="35" w15:restartNumberingAfterBreak="0">
     <w:nsid w:val="682D55D7"/>
     <w:multiLevelType w:val="multilevel"/>
     <w:tmpl w:val="B070322A"/>
@@ -15237,7 +14404,7 @@
       </w:rPr>
     </w:lvl>
   </w:abstractNum>
-  <w:abstractNum w:abstractNumId="33" w15:restartNumberingAfterBreak="0">
+  <w:abstractNum w:abstractNumId="36" w15:restartNumberingAfterBreak="0">
     <w:nsid w:val="70CE5E69"/>
     <w:multiLevelType w:val="hybridMultilevel"/>
     <w:tmpl w:val="A914D5E8"/>
@@ -15351,7 +14518,7 @@
       </w:rPr>
     </w:lvl>
   </w:abstractNum>
-  <w:abstractNum w:abstractNumId="34" w15:restartNumberingAfterBreak="0">
+  <w:abstractNum w:abstractNumId="37" w15:restartNumberingAfterBreak="0">
     <w:nsid w:val="74041823"/>
     <w:multiLevelType w:val="multilevel"/>
     <w:tmpl w:val="67524126"/>
@@ -15500,7 +14667,7 @@
       </w:rPr>
     </w:lvl>
   </w:abstractNum>
-  <w:abstractNum w:abstractNumId="35" w15:restartNumberingAfterBreak="0">
+  <w:abstractNum w:abstractNumId="38" w15:restartNumberingAfterBreak="0">
     <w:nsid w:val="741C2931"/>
     <w:multiLevelType w:val="multilevel"/>
     <w:tmpl w:val="EF285450"/>
@@ -15649,7 +14816,120 @@
       </w:rPr>
     </w:lvl>
   </w:abstractNum>
-  <w:abstractNum w:abstractNumId="36" w15:restartNumberingAfterBreak="0">
+  <w:abstractNum w:abstractNumId="39" w15:restartNumberingAfterBreak="0">
+    <w:nsid w:val="764A4508"/>
+    <w:multiLevelType w:val="hybridMultilevel"/>
+    <w:tmpl w:val="39E698C6"/>
+    <w:lvl w:ilvl="0" w:tplc="08090001">
+      <w:start w:val="1"/>
+      <w:numFmt w:val="bullet"/>
+      <w:lvlText w:val=""/>
+      <w:lvlJc w:val="left"/>
+      <w:pPr>
+        <w:ind w:left="720" w:hanging="360"/>
+      </w:pPr>
+      <w:rPr>
+        <w:rFonts w:ascii="Symbol" w:hAnsi="Symbol" w:hint="default"/>
+      </w:rPr>
+    </w:lvl>
+    <w:lvl w:ilvl="1" w:tplc="08090003" w:tentative="1">
+      <w:start w:val="1"/>
+      <w:numFmt w:val="bullet"/>
+      <w:lvlText w:val="o"/>
+      <w:lvlJc w:val="left"/>
+      <w:pPr>
+        <w:ind w:left="1440" w:hanging="360"/>
+      </w:pPr>
+      <w:rPr>
+        <w:rFonts w:ascii="Courier New" w:hAnsi="Courier New" w:cs="Courier New" w:hint="default"/>
+      </w:rPr>
+    </w:lvl>
+    <w:lvl w:ilvl="2" w:tplc="08090005" w:tentative="1">
+      <w:start w:val="1"/>
+      <w:numFmt w:val="bullet"/>
+      <w:lvlText w:val=""/>
+      <w:lvlJc w:val="left"/>
+      <w:pPr>
+        <w:ind w:left="2160" w:hanging="360"/>
+      </w:pPr>
+      <w:rPr>
+        <w:rFonts w:ascii="Wingdings" w:hAnsi="Wingdings" w:hint="default"/>
+      </w:rPr>
+    </w:lvl>
+    <w:lvl w:ilvl="3" w:tplc="08090001" w:tentative="1">
+      <w:start w:val="1"/>
+      <w:numFmt w:val="bullet"/>
+      <w:lvlText w:val=""/>
+      <w:lvlJc w:val="left"/>
+      <w:pPr>
+        <w:ind w:left="2880" w:hanging="360"/>
+      </w:pPr>
+      <w:rPr>
+        <w:rFonts w:ascii="Symbol" w:hAnsi="Symbol" w:hint="default"/>
+      </w:rPr>
+    </w:lvl>
+    <w:lvl w:ilvl="4" w:tplc="08090003" w:tentative="1">
+      <w:start w:val="1"/>
+      <w:numFmt w:val="bullet"/>
+      <w:lvlText w:val="o"/>
+      <w:lvlJc w:val="left"/>
+      <w:pPr>
+        <w:ind w:left="3600" w:hanging="360"/>
+      </w:pPr>
+      <w:rPr>
+        <w:rFonts w:ascii="Courier New" w:hAnsi="Courier New" w:cs="Courier New" w:hint="default"/>
+      </w:rPr>
+    </w:lvl>
+    <w:lvl w:ilvl="5" w:tplc="08090005" w:tentative="1">
+      <w:start w:val="1"/>
+      <w:numFmt w:val="bullet"/>
+      <w:lvlText w:val=""/>
+      <w:lvlJc w:val="left"/>
+      <w:pPr>
+        <w:ind w:left="4320" w:hanging="360"/>
+      </w:pPr>
+      <w:rPr>
+        <w:rFonts w:ascii="Wingdings" w:hAnsi="Wingdings" w:hint="default"/>
+      </w:rPr>
+    </w:lvl>
+    <w:lvl w:ilvl="6" w:tplc="08090001" w:tentative="1">
+      <w:start w:val="1"/>
+      <w:numFmt w:val="bullet"/>
+      <w:lvlText w:val=""/>
+      <w:lvlJc w:val="left"/>
+      <w:pPr>
+        <w:ind w:left="5040" w:hanging="360"/>
+      </w:pPr>
+      <w:rPr>
+        <w:rFonts w:ascii="Symbol" w:hAnsi="Symbol" w:hint="default"/>
+      </w:rPr>
+    </w:lvl>
+    <w:lvl w:ilvl="7" w:tplc="08090003" w:tentative="1">
+      <w:start w:val="1"/>
+      <w:numFmt w:val="bullet"/>
+      <w:lvlText w:val="o"/>
+      <w:lvlJc w:val="left"/>
+      <w:pPr>
+        <w:ind w:left="5760" w:hanging="360"/>
+      </w:pPr>
+      <w:rPr>
+        <w:rFonts w:ascii="Courier New" w:hAnsi="Courier New" w:cs="Courier New" w:hint="default"/>
+      </w:rPr>
+    </w:lvl>
+    <w:lvl w:ilvl="8" w:tplc="08090005" w:tentative="1">
+      <w:start w:val="1"/>
+      <w:numFmt w:val="bullet"/>
+      <w:lvlText w:val=""/>
+      <w:lvlJc w:val="left"/>
+      <w:pPr>
+        <w:ind w:left="6480" w:hanging="360"/>
+      </w:pPr>
+      <w:rPr>
+        <w:rFonts w:ascii="Wingdings" w:hAnsi="Wingdings" w:hint="default"/>
+      </w:rPr>
+    </w:lvl>
+  </w:abstractNum>
+  <w:abstractNum w:abstractNumId="40" w15:restartNumberingAfterBreak="0">
     <w:nsid w:val="79A468FF"/>
     <w:multiLevelType w:val="multilevel"/>
     <w:tmpl w:val="B73ABC18"/>
@@ -15798,7 +15078,96 @@
       </w:rPr>
     </w:lvl>
   </w:abstractNum>
-  <w:abstractNum w:abstractNumId="37" w15:restartNumberingAfterBreak="0">
+  <w:abstractNum w:abstractNumId="41" w15:restartNumberingAfterBreak="0">
+    <w:nsid w:val="7ACA5FAC"/>
+    <w:multiLevelType w:val="hybridMultilevel"/>
+    <w:tmpl w:val="B1EC6162"/>
+    <w:lvl w:ilvl="0" w:tplc="0809000F">
+      <w:start w:val="1"/>
+      <w:numFmt w:val="decimal"/>
+      <w:lvlText w:val="%1."/>
+      <w:lvlJc w:val="left"/>
+      <w:pPr>
+        <w:ind w:left="720" w:hanging="360"/>
+      </w:pPr>
+      <w:rPr>
+        <w:rFonts w:hint="default"/>
+      </w:rPr>
+    </w:lvl>
+    <w:lvl w:ilvl="1" w:tplc="08090019" w:tentative="1">
+      <w:start w:val="1"/>
+      <w:numFmt w:val="lowerLetter"/>
+      <w:lvlText w:val="%2."/>
+      <w:lvlJc w:val="left"/>
+      <w:pPr>
+        <w:ind w:left="1440" w:hanging="360"/>
+      </w:pPr>
+    </w:lvl>
+    <w:lvl w:ilvl="2" w:tplc="0809001B" w:tentative="1">
+      <w:start w:val="1"/>
+      <w:numFmt w:val="lowerRoman"/>
+      <w:lvlText w:val="%3."/>
+      <w:lvlJc w:val="right"/>
+      <w:pPr>
+        <w:ind w:left="2160" w:hanging="180"/>
+      </w:pPr>
+    </w:lvl>
+    <w:lvl w:ilvl="3" w:tplc="0809000F" w:tentative="1">
+      <w:start w:val="1"/>
+      <w:numFmt w:val="decimal"/>
+      <w:lvlText w:val="%4."/>
+      <w:lvlJc w:val="left"/>
+      <w:pPr>
+        <w:ind w:left="2880" w:hanging="360"/>
+      </w:pPr>
+    </w:lvl>
+    <w:lvl w:ilvl="4" w:tplc="08090019" w:tentative="1">
+      <w:start w:val="1"/>
+      <w:numFmt w:val="lowerLetter"/>
+      <w:lvlText w:val="%5."/>
+      <w:lvlJc w:val="left"/>
+      <w:pPr>
+        <w:ind w:left="3600" w:hanging="360"/>
+      </w:pPr>
+    </w:lvl>
+    <w:lvl w:ilvl="5" w:tplc="0809001B" w:tentative="1">
+      <w:start w:val="1"/>
+      <w:numFmt w:val="lowerRoman"/>
+      <w:lvlText w:val="%6."/>
+      <w:lvlJc w:val="right"/>
+      <w:pPr>
+        <w:ind w:left="4320" w:hanging="180"/>
+      </w:pPr>
+    </w:lvl>
+    <w:lvl w:ilvl="6" w:tplc="0809000F" w:tentative="1">
+      <w:start w:val="1"/>
+      <w:numFmt w:val="decimal"/>
+      <w:lvlText w:val="%7."/>
+      <w:lvlJc w:val="left"/>
+      <w:pPr>
+        <w:ind w:left="5040" w:hanging="360"/>
+      </w:pPr>
+    </w:lvl>
+    <w:lvl w:ilvl="7" w:tplc="08090019" w:tentative="1">
+      <w:start w:val="1"/>
+      <w:numFmt w:val="lowerLetter"/>
+      <w:lvlText w:val="%8."/>
+      <w:lvlJc w:val="left"/>
+      <w:pPr>
+        <w:ind w:left="5760" w:hanging="360"/>
+      </w:pPr>
+    </w:lvl>
+    <w:lvl w:ilvl="8" w:tplc="0809001B" w:tentative="1">
+      <w:start w:val="1"/>
+      <w:numFmt w:val="lowerRoman"/>
+      <w:lvlText w:val="%9."/>
+      <w:lvlJc w:val="right"/>
+      <w:pPr>
+        <w:ind w:left="6480" w:hanging="180"/>
+      </w:pPr>
+    </w:lvl>
+  </w:abstractNum>
+  <w:abstractNum w:abstractNumId="42" w15:restartNumberingAfterBreak="0">
     <w:nsid w:val="7B665B8F"/>
     <w:multiLevelType w:val="multilevel"/>
     <w:tmpl w:val="9286858A"/>
@@ -16011,13 +15380,13 @@
     </w:lvlOverride>
   </w:num>
   <w:num w:numId="4" w16cid:durableId="1764254794">
-    <w:abstractNumId w:val="35"/>
+    <w:abstractNumId w:val="38"/>
   </w:num>
   <w:num w:numId="5" w16cid:durableId="325784102">
     <w:abstractNumId w:val="16"/>
   </w:num>
   <w:num w:numId="6" w16cid:durableId="1571577863">
-    <w:abstractNumId w:val="32"/>
+    <w:abstractNumId w:val="35"/>
   </w:num>
   <w:num w:numId="7" w16cid:durableId="1127971649">
     <w:abstractNumId w:val="17"/>
@@ -16026,25 +15395,25 @@
     <w:abstractNumId w:val="8"/>
   </w:num>
   <w:num w:numId="9" w16cid:durableId="1854883108">
-    <w:abstractNumId w:val="22"/>
+    <w:abstractNumId w:val="23"/>
   </w:num>
   <w:num w:numId="10" w16cid:durableId="960459109">
     <w:abstractNumId w:val="2"/>
   </w:num>
   <w:num w:numId="11" w16cid:durableId="1894195190">
-    <w:abstractNumId w:val="34"/>
+    <w:abstractNumId w:val="37"/>
   </w:num>
   <w:num w:numId="12" w16cid:durableId="1862863241">
-    <w:abstractNumId w:val="30"/>
+    <w:abstractNumId w:val="32"/>
   </w:num>
   <w:num w:numId="13" w16cid:durableId="1539852755">
     <w:abstractNumId w:val="0"/>
   </w:num>
   <w:num w:numId="14" w16cid:durableId="686255272">
-    <w:abstractNumId w:val="28"/>
+    <w:abstractNumId w:val="30"/>
   </w:num>
   <w:num w:numId="15" w16cid:durableId="729767959">
-    <w:abstractNumId w:val="19"/>
+    <w:abstractNumId w:val="20"/>
   </w:num>
   <w:num w:numId="16" w16cid:durableId="1249117448">
     <w:abstractNumId w:val="12"/>
@@ -16053,7 +15422,7 @@
     <w:abstractNumId w:val="13"/>
   </w:num>
   <w:num w:numId="18" w16cid:durableId="332883535">
-    <w:abstractNumId w:val="31"/>
+    <w:abstractNumId w:val="34"/>
   </w:num>
   <w:num w:numId="19" w16cid:durableId="2034263747">
     <w:abstractNumId w:val="1"/>
@@ -16062,25 +15431,25 @@
     <w:abstractNumId w:val="4"/>
   </w:num>
   <w:num w:numId="21" w16cid:durableId="1749837731">
-    <w:abstractNumId w:val="33"/>
+    <w:abstractNumId w:val="36"/>
   </w:num>
   <w:num w:numId="22" w16cid:durableId="386612062">
-    <w:abstractNumId w:val="20"/>
+    <w:abstractNumId w:val="21"/>
   </w:num>
   <w:num w:numId="23" w16cid:durableId="1701276216">
-    <w:abstractNumId w:val="23"/>
+    <w:abstractNumId w:val="24"/>
   </w:num>
   <w:num w:numId="24" w16cid:durableId="808745641">
-    <w:abstractNumId w:val="24"/>
+    <w:abstractNumId w:val="25"/>
   </w:num>
   <w:num w:numId="25" w16cid:durableId="1008142010">
-    <w:abstractNumId w:val="36"/>
+    <w:abstractNumId w:val="40"/>
   </w:num>
   <w:num w:numId="26" w16cid:durableId="1404794680">
-    <w:abstractNumId w:val="37"/>
+    <w:abstractNumId w:val="42"/>
   </w:num>
   <w:num w:numId="27" w16cid:durableId="257176232">
-    <w:abstractNumId w:val="27"/>
+    <w:abstractNumId w:val="29"/>
   </w:num>
   <w:num w:numId="28" w16cid:durableId="803699731">
     <w:abstractNumId w:val="14"/>
@@ -16089,10 +15458,10 @@
     <w:abstractNumId w:val="18"/>
   </w:num>
   <w:num w:numId="30" w16cid:durableId="1470784753">
-    <w:abstractNumId w:val="21"/>
+    <w:abstractNumId w:val="22"/>
   </w:num>
   <w:num w:numId="31" w16cid:durableId="1616865230">
-    <w:abstractNumId w:val="25"/>
+    <w:abstractNumId w:val="26"/>
   </w:num>
   <w:num w:numId="32" w16cid:durableId="62534452">
     <w:abstractNumId w:val="10"/>
@@ -16101,10 +15470,10 @@
     <w:abstractNumId w:val="6"/>
   </w:num>
   <w:num w:numId="34" w16cid:durableId="856844123">
-    <w:abstractNumId w:val="26"/>
+    <w:abstractNumId w:val="27"/>
   </w:num>
   <w:num w:numId="35" w16cid:durableId="2130396086">
-    <w:abstractNumId w:val="29"/>
+    <w:abstractNumId w:val="31"/>
   </w:num>
   <w:num w:numId="36" w16cid:durableId="1120689384">
     <w:abstractNumId w:val="15"/>
@@ -16120,6 +15489,21 @@
   </w:num>
   <w:num w:numId="40" w16cid:durableId="564411819">
     <w:abstractNumId w:val="11"/>
+  </w:num>
+  <w:num w:numId="41" w16cid:durableId="530798066">
+    <w:abstractNumId w:val="33"/>
+  </w:num>
+  <w:num w:numId="42" w16cid:durableId="659693628">
+    <w:abstractNumId w:val="28"/>
+  </w:num>
+  <w:num w:numId="43" w16cid:durableId="906259976">
+    <w:abstractNumId w:val="39"/>
+  </w:num>
+  <w:num w:numId="44" w16cid:durableId="924142683">
+    <w:abstractNumId w:val="19"/>
+  </w:num>
+  <w:num w:numId="45" w16cid:durableId="1776898612">
+    <w:abstractNumId w:val="41"/>
   </w:num>
 </w:numbering>
 </file>

--- a/2026-T1/T1B2-ICTNWK612-Plan-manage-troubleshooting-advance/2-tasks/Troubleshooting-and-Monitoring-Plan.docx
+++ b/2026-T1/T1B2-ICTNWK612-Plan-manage-troubleshooting-advance/2-tasks/Troubleshooting-and-Monitoring-Plan.docx
@@ -119,6 +119,7 @@
     </w:p>
     <w:p>
       <w:pPr>
+        <w:jc w:val="both"/>
         <w:rPr>
           <w:rFonts w:ascii="Arial" w:eastAsia="Arial" w:hAnsi="Arial" w:cs="Arial"/>
           <w:b/>
@@ -127,6 +128,16 @@
           <w:szCs w:val="20"/>
         </w:rPr>
       </w:pPr>
+      <w:r>
+        <w:rPr>
+          <w:rFonts w:ascii="Arial" w:eastAsia="Arial" w:hAnsi="Arial" w:cs="Arial"/>
+          <w:b/>
+          <w:color w:val="000000"/>
+          <w:sz w:val="20"/>
+          <w:szCs w:val="20"/>
+        </w:rPr>
+        <w:t>The network is based on the original design given in class, my design differs in the position of the multilayer switches and in the names of the PCs.</w:t>
+      </w:r>
       <w:r>
         <w:rPr>
           <w:rFonts w:ascii="Arial" w:eastAsia="Arial" w:hAnsi="Arial" w:cs="Arial"/>
@@ -2275,7 +2286,7 @@
                 <w:szCs w:val="20"/>
                 <w:bdr w:val="none" w:sz="0" w:space="0" w:color="auto" w:frame="1"/>
               </w:rPr>
-              <w:t>Objective (The "Why")</w:t>
+              <w:t>Objective</w:t>
             </w:r>
           </w:p>
         </w:tc>
@@ -12655,13 +12666,7 @@
         <w:rPr>
           <w:rFonts w:ascii="Arial" w:hAnsi="Arial" w:cs="Arial"/>
         </w:rPr>
-        <w:t>Mapping</w:t>
-      </w:r>
-      <w:r>
-        <w:rPr>
-          <w:rFonts w:ascii="Arial" w:hAnsi="Arial" w:cs="Arial"/>
-        </w:rPr>
-        <w:t xml:space="preserve"> IOS Services to Critical Applications</w:t>
+        <w:t>Mapping IOS Services to Critical Applications</w:t>
       </w:r>
     </w:p>
     <w:tbl>
@@ -13115,7 +13120,13 @@
         <w:t>Routing Protocol and Configuration Monitoring</w:t>
       </w:r>
     </w:p>
-    <w:p/>
+    <w:p>
+      <w:pPr>
+        <w:rPr>
+          <w:rFonts w:ascii="Arial" w:hAnsi="Arial" w:cs="Arial"/>
+        </w:rPr>
+      </w:pPr>
+    </w:p>
     <w:p>
       <w:pPr>
         <w:spacing w:line="276" w:lineRule="auto"/>
@@ -14500,6 +14511,1732 @@
         <w:lastRenderedPageBreak/>
         <w:t>Security</w:t>
       </w:r>
+      <w:r>
+        <w:rPr>
+          <w:rFonts w:ascii="Arial" w:hAnsi="Arial" w:cs="Arial"/>
+        </w:rPr>
+        <w:br/>
+      </w:r>
+    </w:p>
+    <w:p>
+      <w:pPr>
+        <w:pStyle w:val="Heading2"/>
+        <w:rPr>
+          <w:rFonts w:ascii="Arial" w:hAnsi="Arial" w:cs="Arial"/>
+        </w:rPr>
+      </w:pPr>
+      <w:r>
+        <w:rPr>
+          <w:rFonts w:ascii="Arial" w:hAnsi="Arial" w:cs="Arial"/>
+        </w:rPr>
+        <w:t>Networking Standards and Protocols</w:t>
+      </w:r>
+    </w:p>
+    <w:p>
+      <w:pPr>
+        <w:rPr>
+          <w:rFonts w:ascii="Arial" w:hAnsi="Arial" w:cs="Arial"/>
+        </w:rPr>
+      </w:pPr>
+    </w:p>
+    <w:p>
+      <w:pPr>
+        <w:jc w:val="both"/>
+        <w:rPr>
+          <w:rFonts w:ascii="Arial" w:hAnsi="Arial" w:cs="Arial"/>
+          <w:sz w:val="20"/>
+          <w:szCs w:val="20"/>
+        </w:rPr>
+      </w:pPr>
+      <w:r>
+        <w:rPr>
+          <w:rFonts w:ascii="Arial" w:hAnsi="Arial" w:cs="Arial"/>
+          <w:sz w:val="20"/>
+          <w:szCs w:val="20"/>
+        </w:rPr>
+        <w:t>To maintain an integrated, professional, and secure network, we at Milestones University adopt the following industry protocols and standards for all iOS devices:</w:t>
+      </w:r>
+    </w:p>
+    <w:p>
+      <w:pPr>
+        <w:jc w:val="both"/>
+        <w:rPr>
+          <w:rFonts w:ascii="Arial" w:hAnsi="Arial" w:cs="Arial"/>
+          <w:sz w:val="20"/>
+          <w:szCs w:val="20"/>
+        </w:rPr>
+      </w:pPr>
+    </w:p>
+    <w:p>
+      <w:pPr>
+        <w:numPr>
+          <w:ilvl w:val="0"/>
+          <w:numId w:val="78"/>
+        </w:numPr>
+        <w:rPr>
+          <w:rFonts w:ascii="Arial" w:hAnsi="Arial" w:cs="Arial"/>
+          <w:sz w:val="20"/>
+          <w:szCs w:val="20"/>
+        </w:rPr>
+      </w:pPr>
+      <w:r>
+        <w:rPr>
+          <w:rFonts w:ascii="Arial" w:hAnsi="Arial" w:cs="Arial"/>
+          <w:b/>
+          <w:bCs/>
+          <w:sz w:val="20"/>
+          <w:szCs w:val="20"/>
+        </w:rPr>
+        <w:t>Management Protocols:</w:t>
+      </w:r>
+    </w:p>
+    <w:p>
+      <w:pPr>
+        <w:numPr>
+          <w:ilvl w:val="1"/>
+          <w:numId w:val="78"/>
+        </w:numPr>
+        <w:rPr>
+          <w:rFonts w:ascii="Arial" w:hAnsi="Arial" w:cs="Arial"/>
+          <w:sz w:val="20"/>
+          <w:szCs w:val="20"/>
+        </w:rPr>
+      </w:pPr>
+      <w:r>
+        <w:rPr>
+          <w:rFonts w:ascii="Arial" w:hAnsi="Arial" w:cs="Arial"/>
+          <w:b/>
+          <w:bCs/>
+          <w:sz w:val="20"/>
+          <w:szCs w:val="20"/>
+        </w:rPr>
+        <w:t>SSH v2:</w:t>
+      </w:r>
+      <w:r>
+        <w:rPr>
+          <w:rFonts w:ascii="Arial" w:hAnsi="Arial" w:cs="Arial"/>
+          <w:sz w:val="20"/>
+          <w:szCs w:val="20"/>
+        </w:rPr>
+        <w:t xml:space="preserve"> All remote CLI access to </w:t>
+      </w:r>
+      <w:r>
+        <w:rPr>
+          <w:rFonts w:ascii="Arial" w:hAnsi="Arial" w:cs="Arial"/>
+          <w:b/>
+          <w:bCs/>
+          <w:sz w:val="20"/>
+          <w:szCs w:val="20"/>
+        </w:rPr>
+        <w:t xml:space="preserve">MS1, MS2, </w:t>
+      </w:r>
+      <w:r>
+        <w:rPr>
+          <w:rFonts w:ascii="Arial" w:hAnsi="Arial" w:cs="Arial"/>
+          <w:sz w:val="20"/>
+          <w:szCs w:val="20"/>
+        </w:rPr>
+        <w:t>and</w:t>
+      </w:r>
+      <w:r>
+        <w:rPr>
+          <w:rFonts w:ascii="Arial" w:hAnsi="Arial" w:cs="Arial"/>
+          <w:b/>
+          <w:bCs/>
+          <w:sz w:val="20"/>
+          <w:szCs w:val="20"/>
+        </w:rPr>
+        <w:t xml:space="preserve"> Firewall2</w:t>
+      </w:r>
+      <w:r>
+        <w:rPr>
+          <w:rFonts w:ascii="Arial" w:hAnsi="Arial" w:cs="Arial"/>
+          <w:sz w:val="20"/>
+          <w:szCs w:val="20"/>
+        </w:rPr>
+        <w:t xml:space="preserve"> is restricted to Secure Shell (SSH). Legacy Telnet is disabled globally to prevent plain-text credential sniffing.</w:t>
+      </w:r>
+    </w:p>
+    <w:p>
+      <w:pPr>
+        <w:numPr>
+          <w:ilvl w:val="1"/>
+          <w:numId w:val="78"/>
+        </w:numPr>
+        <w:rPr>
+          <w:rFonts w:ascii="Arial" w:hAnsi="Arial" w:cs="Arial"/>
+          <w:sz w:val="20"/>
+          <w:szCs w:val="20"/>
+        </w:rPr>
+      </w:pPr>
+      <w:r>
+        <w:rPr>
+          <w:rFonts w:ascii="Arial" w:hAnsi="Arial" w:cs="Arial"/>
+          <w:b/>
+          <w:bCs/>
+          <w:sz w:val="20"/>
+          <w:szCs w:val="20"/>
+        </w:rPr>
+        <w:t>SNMPv3:</w:t>
+      </w:r>
+      <w:r>
+        <w:rPr>
+          <w:rFonts w:ascii="Arial" w:hAnsi="Arial" w:cs="Arial"/>
+          <w:sz w:val="20"/>
+          <w:szCs w:val="20"/>
+        </w:rPr>
+        <w:t xml:space="preserve"> Used for performance monitoring </w:t>
+      </w:r>
+      <w:r>
+        <w:rPr>
+          <w:rFonts w:ascii="Arial" w:hAnsi="Arial" w:cs="Arial"/>
+          <w:sz w:val="20"/>
+          <w:szCs w:val="20"/>
+        </w:rPr>
+        <w:t>via PRTG. Unlike</w:t>
+      </w:r>
+      <w:r>
+        <w:rPr>
+          <w:rFonts w:ascii="Arial" w:hAnsi="Arial" w:cs="Arial"/>
+          <w:sz w:val="20"/>
+          <w:szCs w:val="20"/>
+        </w:rPr>
+        <w:t xml:space="preserve"> v1/v2, v3 provides encryption and user-based authentication, ensuring that monitoring data cannot be intercepted or spoofed.</w:t>
+      </w:r>
+    </w:p>
+    <w:p>
+      <w:pPr>
+        <w:numPr>
+          <w:ilvl w:val="0"/>
+          <w:numId w:val="78"/>
+        </w:numPr>
+        <w:rPr>
+          <w:rFonts w:ascii="Arial" w:hAnsi="Arial" w:cs="Arial"/>
+          <w:sz w:val="20"/>
+          <w:szCs w:val="20"/>
+        </w:rPr>
+      </w:pPr>
+      <w:r>
+        <w:rPr>
+          <w:rFonts w:ascii="Arial" w:hAnsi="Arial" w:cs="Arial"/>
+          <w:b/>
+          <w:bCs/>
+          <w:sz w:val="20"/>
+          <w:szCs w:val="20"/>
+        </w:rPr>
+        <w:t>Authentication &amp; Integrity:</w:t>
+      </w:r>
+    </w:p>
+    <w:p>
+      <w:pPr>
+        <w:numPr>
+          <w:ilvl w:val="1"/>
+          <w:numId w:val="78"/>
+        </w:numPr>
+        <w:rPr>
+          <w:rFonts w:ascii="Arial" w:hAnsi="Arial" w:cs="Arial"/>
+          <w:sz w:val="20"/>
+          <w:szCs w:val="20"/>
+        </w:rPr>
+      </w:pPr>
+      <w:r>
+        <w:rPr>
+          <w:rFonts w:ascii="Arial" w:hAnsi="Arial" w:cs="Arial"/>
+          <w:b/>
+          <w:bCs/>
+          <w:sz w:val="20"/>
+          <w:szCs w:val="20"/>
+        </w:rPr>
+        <w:t>IEEE 802.1X:</w:t>
+      </w:r>
+      <w:r>
+        <w:rPr>
+          <w:rFonts w:ascii="Arial" w:hAnsi="Arial" w:cs="Arial"/>
+          <w:sz w:val="20"/>
+          <w:szCs w:val="20"/>
+        </w:rPr>
+        <w:t xml:space="preserve"> Applied to the Access Layer (</w:t>
+      </w:r>
+      <w:r>
+        <w:rPr>
+          <w:rFonts w:ascii="Arial" w:hAnsi="Arial" w:cs="Arial"/>
+          <w:b/>
+          <w:bCs/>
+          <w:sz w:val="20"/>
+          <w:szCs w:val="20"/>
+        </w:rPr>
+        <w:t>MS4, MS6, MS7</w:t>
+      </w:r>
+      <w:r>
+        <w:rPr>
+          <w:rFonts w:ascii="Arial" w:hAnsi="Arial" w:cs="Arial"/>
+          <w:sz w:val="20"/>
+          <w:szCs w:val="20"/>
+        </w:rPr>
+        <w:t>) to ensure only authorised hardware can connect to university ports.</w:t>
+      </w:r>
+    </w:p>
+    <w:p>
+      <w:pPr>
+        <w:numPr>
+          <w:ilvl w:val="1"/>
+          <w:numId w:val="78"/>
+        </w:numPr>
+        <w:rPr>
+          <w:rFonts w:ascii="Arial" w:hAnsi="Arial" w:cs="Arial"/>
+          <w:sz w:val="20"/>
+          <w:szCs w:val="20"/>
+        </w:rPr>
+      </w:pPr>
+      <w:r>
+        <w:rPr>
+          <w:rFonts w:ascii="Arial" w:hAnsi="Arial" w:cs="Arial"/>
+          <w:b/>
+          <w:bCs/>
+          <w:sz w:val="20"/>
+          <w:szCs w:val="20"/>
+        </w:rPr>
+        <w:t>AAA (Authentication, Authorisation, and Accounting):</w:t>
+      </w:r>
+      <w:r>
+        <w:rPr>
+          <w:rFonts w:ascii="Arial" w:hAnsi="Arial" w:cs="Arial"/>
+          <w:sz w:val="20"/>
+          <w:szCs w:val="20"/>
+        </w:rPr>
+        <w:t xml:space="preserve"> Centralises administrative control. Every command entered on a core switch is logged to the </w:t>
+      </w:r>
+      <w:r>
+        <w:rPr>
+          <w:rFonts w:ascii="Arial" w:hAnsi="Arial" w:cs="Arial"/>
+          <w:sz w:val="20"/>
+          <w:szCs w:val="20"/>
+        </w:rPr>
+        <w:t>Kiwi Syslog Server, ensuring a clear audit trail.</w:t>
+      </w:r>
+    </w:p>
+    <w:p>
+      <w:pPr>
+        <w:rPr>
+          <w:rFonts w:ascii="Arial" w:hAnsi="Arial" w:cs="Arial"/>
+          <w:sz w:val="20"/>
+          <w:szCs w:val="20"/>
+        </w:rPr>
+      </w:pPr>
+    </w:p>
+    <w:p>
+      <w:pPr>
+        <w:pStyle w:val="Heading2"/>
+        <w:rPr>
+          <w:rFonts w:ascii="Arial" w:hAnsi="Arial" w:cs="Arial"/>
+        </w:rPr>
+      </w:pPr>
+    </w:p>
+    <w:p>
+      <w:pPr>
+        <w:pStyle w:val="Heading2"/>
+        <w:rPr>
+          <w:rFonts w:ascii="Arial" w:hAnsi="Arial" w:cs="Arial"/>
+        </w:rPr>
+      </w:pPr>
+      <w:r>
+        <w:rPr>
+          <w:rFonts w:ascii="Arial" w:hAnsi="Arial" w:cs="Arial"/>
+        </w:rPr>
+        <w:t>Security Management</w:t>
+      </w:r>
+    </w:p>
+    <w:p/>
+    <w:p>
+      <w:pPr>
+        <w:rPr>
+          <w:rFonts w:ascii="Arial" w:hAnsi="Arial" w:cs="Arial"/>
+          <w:sz w:val="20"/>
+          <w:szCs w:val="20"/>
+        </w:rPr>
+      </w:pPr>
+      <w:r>
+        <w:rPr>
+          <w:rFonts w:ascii="Arial" w:hAnsi="Arial" w:cs="Arial"/>
+          <w:sz w:val="20"/>
+          <w:szCs w:val="20"/>
+        </w:rPr>
+        <w:t>Security management focuses on maintaining a "Known Good" state and preventing unauthorised configuration changes (configuration drift).</w:t>
+      </w:r>
+    </w:p>
+    <w:p>
+      <w:pPr>
+        <w:numPr>
+          <w:ilvl w:val="0"/>
+          <w:numId w:val="79"/>
+        </w:numPr>
+        <w:rPr>
+          <w:rFonts w:ascii="Arial" w:hAnsi="Arial" w:cs="Arial"/>
+          <w:sz w:val="20"/>
+          <w:szCs w:val="20"/>
+        </w:rPr>
+      </w:pPr>
+      <w:r>
+        <w:rPr>
+          <w:rFonts w:ascii="Arial" w:hAnsi="Arial" w:cs="Arial"/>
+          <w:b/>
+          <w:bCs/>
+          <w:sz w:val="20"/>
+          <w:szCs w:val="20"/>
+        </w:rPr>
+        <w:t>VTY Access Control:</w:t>
+      </w:r>
+      <w:r>
+        <w:rPr>
+          <w:rFonts w:ascii="Arial" w:hAnsi="Arial" w:cs="Arial"/>
+          <w:sz w:val="20"/>
+          <w:szCs w:val="20"/>
+        </w:rPr>
+        <w:t xml:space="preserve"> Virtual Terminal Lines (VTY) on all switches are secured with an Access Control List (ACL), restricting management access solely to the IT Administrator's specific IP range.</w:t>
+      </w:r>
+    </w:p>
+    <w:p>
+      <w:pPr>
+        <w:numPr>
+          <w:ilvl w:val="0"/>
+          <w:numId w:val="79"/>
+        </w:numPr>
+        <w:rPr>
+          <w:rFonts w:ascii="Arial" w:hAnsi="Arial" w:cs="Arial"/>
+          <w:sz w:val="20"/>
+          <w:szCs w:val="20"/>
+        </w:rPr>
+      </w:pPr>
+      <w:r>
+        <w:rPr>
+          <w:rFonts w:ascii="Arial" w:hAnsi="Arial" w:cs="Arial"/>
+          <w:b/>
+          <w:bCs/>
+          <w:sz w:val="20"/>
+          <w:szCs w:val="20"/>
+        </w:rPr>
+        <w:t>Configuration Baseline Audits:</w:t>
+      </w:r>
+      <w:r>
+        <w:rPr>
+          <w:rFonts w:ascii="Arial" w:hAnsi="Arial" w:cs="Arial"/>
+          <w:sz w:val="20"/>
+          <w:szCs w:val="20"/>
+        </w:rPr>
+        <w:t xml:space="preserve"> We utilise the </w:t>
+      </w:r>
+      <w:r>
+        <w:rPr>
+          <w:rFonts w:ascii="Arial" w:hAnsi="Arial" w:cs="Arial"/>
+          <w:sz w:val="20"/>
+          <w:szCs w:val="20"/>
+        </w:rPr>
+        <w:t>Cisco Switch Configuration Management Tool to pe</w:t>
+      </w:r>
+      <w:r>
+        <w:rPr>
+          <w:rFonts w:ascii="Arial" w:hAnsi="Arial" w:cs="Arial"/>
+          <w:sz w:val="20"/>
+          <w:szCs w:val="20"/>
+        </w:rPr>
+        <w:t>rform weekly comparisons between the "Gold Standard" config and the current running-config.</w:t>
+      </w:r>
+    </w:p>
+    <w:p>
+      <w:pPr>
+        <w:numPr>
+          <w:ilvl w:val="1"/>
+          <w:numId w:val="79"/>
+        </w:numPr>
+        <w:rPr>
+          <w:rFonts w:ascii="Arial" w:hAnsi="Arial" w:cs="Arial"/>
+          <w:sz w:val="20"/>
+          <w:szCs w:val="20"/>
+        </w:rPr>
+      </w:pPr>
+      <w:r>
+        <w:rPr>
+          <w:rFonts w:ascii="Arial" w:hAnsi="Arial" w:cs="Arial"/>
+          <w:i/>
+          <w:iCs/>
+          <w:sz w:val="20"/>
+          <w:szCs w:val="20"/>
+        </w:rPr>
+        <w:t>Troubleshooting:</w:t>
+      </w:r>
+      <w:r>
+        <w:rPr>
+          <w:rFonts w:ascii="Arial" w:hAnsi="Arial" w:cs="Arial"/>
+          <w:sz w:val="20"/>
+          <w:szCs w:val="20"/>
+        </w:rPr>
+        <w:t xml:space="preserve"> If a service fails, the first step is to "diff" the configuration to see if a manual change caused the security breach or service outage.</w:t>
+      </w:r>
+    </w:p>
+    <w:p>
+      <w:pPr>
+        <w:rPr>
+          <w:rFonts w:ascii="Arial" w:hAnsi="Arial" w:cs="Arial"/>
+          <w:sz w:val="20"/>
+          <w:szCs w:val="20"/>
+        </w:rPr>
+      </w:pPr>
+    </w:p>
+    <w:p>
+      <w:pPr>
+        <w:pStyle w:val="Heading2"/>
+        <w:rPr>
+          <w:rFonts w:ascii="Arial" w:hAnsi="Arial" w:cs="Arial"/>
+        </w:rPr>
+      </w:pPr>
+      <w:r>
+        <w:rPr>
+          <w:rFonts w:ascii="Arial" w:hAnsi="Arial" w:cs="Arial"/>
+        </w:rPr>
+        <w:t>The DMZ</w:t>
+      </w:r>
+    </w:p>
+    <w:p>
+      <w:pPr>
+        <w:rPr>
+          <w:rFonts w:ascii="Arial" w:hAnsi="Arial" w:cs="Arial"/>
+          <w:sz w:val="20"/>
+          <w:szCs w:val="20"/>
+        </w:rPr>
+      </w:pPr>
+      <w:r>
+        <w:rPr>
+          <w:rFonts w:ascii="Arial" w:hAnsi="Arial" w:cs="Arial"/>
+          <w:sz w:val="20"/>
+          <w:szCs w:val="20"/>
+        </w:rPr>
+        <w:t>The DMZ (VLAN 50) acts as a high-security buffer between the internal academic LAN and the internet.</w:t>
+      </w:r>
+    </w:p>
+    <w:p>
+      <w:pPr>
+        <w:numPr>
+          <w:ilvl w:val="0"/>
+          <w:numId w:val="80"/>
+        </w:numPr>
+        <w:rPr>
+          <w:rFonts w:ascii="Arial" w:hAnsi="Arial" w:cs="Arial"/>
+          <w:sz w:val="20"/>
+          <w:szCs w:val="20"/>
+        </w:rPr>
+      </w:pPr>
+      <w:r>
+        <w:rPr>
+          <w:rFonts w:ascii="Arial" w:hAnsi="Arial" w:cs="Arial"/>
+          <w:b/>
+          <w:bCs/>
+          <w:sz w:val="20"/>
+          <w:szCs w:val="20"/>
+        </w:rPr>
+        <w:t>Stateful Inspection:</w:t>
+      </w:r>
+      <w:r>
+        <w:rPr>
+          <w:rFonts w:ascii="Arial" w:hAnsi="Arial" w:cs="Arial"/>
+          <w:sz w:val="20"/>
+          <w:szCs w:val="20"/>
+        </w:rPr>
+        <w:t xml:space="preserve"> </w:t>
+      </w:r>
+      <w:r>
+        <w:rPr>
+          <w:rFonts w:ascii="Arial" w:hAnsi="Arial" w:cs="Arial"/>
+          <w:b/>
+          <w:bCs/>
+          <w:sz w:val="20"/>
+          <w:szCs w:val="20"/>
+        </w:rPr>
+        <w:t>Firewall2 (ASA)</w:t>
+      </w:r>
+      <w:r>
+        <w:rPr>
+          <w:rFonts w:ascii="Arial" w:hAnsi="Arial" w:cs="Arial"/>
+          <w:sz w:val="20"/>
+          <w:szCs w:val="20"/>
+        </w:rPr>
+        <w:t xml:space="preserve"> performs stateful packet inspection for all traffic hitting the </w:t>
+      </w:r>
+      <w:r>
+        <w:rPr>
+          <w:rFonts w:ascii="Arial" w:hAnsi="Arial" w:cs="Arial"/>
+          <w:b/>
+          <w:bCs/>
+          <w:sz w:val="20"/>
+          <w:szCs w:val="20"/>
+        </w:rPr>
+        <w:t>WEB, MAIL, and Proxy</w:t>
+      </w:r>
+      <w:r>
+        <w:rPr>
+          <w:rFonts w:ascii="Arial" w:hAnsi="Arial" w:cs="Arial"/>
+          <w:sz w:val="20"/>
+          <w:szCs w:val="20"/>
+        </w:rPr>
+        <w:t xml:space="preserve"> servers.</w:t>
+      </w:r>
+    </w:p>
+    <w:p>
+      <w:pPr>
+        <w:numPr>
+          <w:ilvl w:val="0"/>
+          <w:numId w:val="80"/>
+        </w:numPr>
+        <w:rPr>
+          <w:rFonts w:ascii="Arial" w:hAnsi="Arial" w:cs="Arial"/>
+          <w:sz w:val="20"/>
+          <w:szCs w:val="20"/>
+        </w:rPr>
+      </w:pPr>
+      <w:r>
+        <w:rPr>
+          <w:rFonts w:ascii="Arial" w:hAnsi="Arial" w:cs="Arial"/>
+          <w:b/>
+          <w:bCs/>
+          <w:sz w:val="20"/>
+          <w:szCs w:val="20"/>
+        </w:rPr>
+        <w:t>Mission-Critical Protection:</w:t>
+      </w:r>
+      <w:r>
+        <w:rPr>
+          <w:rFonts w:ascii="Arial" w:hAnsi="Arial" w:cs="Arial"/>
+          <w:sz w:val="20"/>
+          <w:szCs w:val="20"/>
+        </w:rPr>
+        <w:t xml:space="preserve"> The INSIDE_IN ACL is the primary gatekeeper.</w:t>
+      </w:r>
+    </w:p>
+    <w:p>
+      <w:pPr>
+        <w:numPr>
+          <w:ilvl w:val="1"/>
+          <w:numId w:val="80"/>
+        </w:numPr>
+        <w:rPr>
+          <w:rFonts w:ascii="Arial" w:hAnsi="Arial" w:cs="Arial"/>
+          <w:sz w:val="20"/>
+          <w:szCs w:val="20"/>
+        </w:rPr>
+      </w:pPr>
+      <w:r>
+        <w:rPr>
+          <w:rFonts w:ascii="Arial" w:hAnsi="Arial" w:cs="Arial"/>
+          <w:i/>
+          <w:iCs/>
+          <w:sz w:val="20"/>
+          <w:szCs w:val="20"/>
+        </w:rPr>
+        <w:t>Monitoring Strategy:</w:t>
+      </w:r>
+      <w:r>
+        <w:rPr>
+          <w:rFonts w:ascii="Arial" w:hAnsi="Arial" w:cs="Arial"/>
+          <w:sz w:val="20"/>
+          <w:szCs w:val="20"/>
+        </w:rPr>
+        <w:t xml:space="preserve"> We monitor "hit counts" on firewall rules. A sudden spike in denied packets from the DMZ toward the internal LAN indicates a compromised server attempting "Lateral Movement."</w:t>
+      </w:r>
+    </w:p>
+    <w:p>
+      <w:pPr>
+        <w:numPr>
+          <w:ilvl w:val="1"/>
+          <w:numId w:val="80"/>
+        </w:numPr>
+        <w:rPr>
+          <w:rFonts w:ascii="Arial" w:hAnsi="Arial" w:cs="Arial"/>
+          <w:sz w:val="20"/>
+          <w:szCs w:val="20"/>
+        </w:rPr>
+      </w:pPr>
+      <w:r>
+        <w:rPr>
+          <w:rFonts w:ascii="Arial" w:hAnsi="Arial" w:cs="Arial"/>
+          <w:i/>
+          <w:iCs/>
+          <w:sz w:val="20"/>
+          <w:szCs w:val="20"/>
+        </w:rPr>
+        <w:t>Troubleshooting:</w:t>
+      </w:r>
+      <w:r>
+        <w:rPr>
+          <w:rFonts w:ascii="Arial" w:hAnsi="Arial" w:cs="Arial"/>
+          <w:sz w:val="20"/>
+          <w:szCs w:val="20"/>
+        </w:rPr>
+        <w:t xml:space="preserve"> Use the </w:t>
+      </w:r>
+      <w:r>
+        <w:rPr>
+          <w:rFonts w:ascii="Arial" w:hAnsi="Arial" w:cs="Arial"/>
+          <w:sz w:val="20"/>
+          <w:szCs w:val="20"/>
+        </w:rPr>
+        <w:t>ASA Packet Tracer</w:t>
+      </w:r>
+      <w:r>
+        <w:rPr>
+          <w:rFonts w:ascii="Arial" w:hAnsi="Arial" w:cs="Arial"/>
+          <w:sz w:val="20"/>
+          <w:szCs w:val="20"/>
+        </w:rPr>
+        <w:t xml:space="preserve"> tool to simulate traffic. If the student portal is down, Packet Tracer reveals exactly which security rule or NAT translation is dropping the traffic.</w:t>
+      </w:r>
+    </w:p>
+    <w:p>
+      <w:pPr>
+        <w:rPr>
+          <w:rFonts w:ascii="Arial" w:hAnsi="Arial" w:cs="Arial"/>
+          <w:sz w:val="20"/>
+          <w:szCs w:val="20"/>
+        </w:rPr>
+      </w:pPr>
+    </w:p>
+    <w:p>
+      <w:pPr>
+        <w:rPr>
+          <w:rFonts w:ascii="Arial" w:hAnsi="Arial" w:cs="Arial"/>
+          <w:sz w:val="20"/>
+          <w:szCs w:val="20"/>
+        </w:rPr>
+      </w:pPr>
+    </w:p>
+    <w:p>
+      <w:pPr>
+        <w:pStyle w:val="Heading2"/>
+        <w:rPr>
+          <w:rFonts w:ascii="Arial" w:hAnsi="Arial" w:cs="Arial"/>
+        </w:rPr>
+      </w:pPr>
+      <w:r>
+        <w:rPr>
+          <w:rFonts w:ascii="Arial" w:hAnsi="Arial" w:cs="Arial"/>
+        </w:rPr>
+        <w:t>Security Networks: Protecting Infrastructure (Syslog &amp; Backup)</w:t>
+      </w:r>
+    </w:p>
+    <w:p/>
+    <w:p>
+      <w:pPr>
+        <w:rPr>
+          <w:rFonts w:ascii="Arial" w:hAnsi="Arial" w:cs="Arial"/>
+          <w:sz w:val="20"/>
+          <w:szCs w:val="20"/>
+        </w:rPr>
+      </w:pPr>
+      <w:r>
+        <w:rPr>
+          <w:rFonts w:ascii="Arial" w:hAnsi="Arial" w:cs="Arial"/>
+          <w:sz w:val="20"/>
+          <w:szCs w:val="20"/>
+        </w:rPr>
+        <w:t>Our management devices are the "crown jewels" and require the highest level of isolation.</w:t>
+      </w:r>
+    </w:p>
+    <w:p>
+      <w:pPr>
+        <w:numPr>
+          <w:ilvl w:val="0"/>
+          <w:numId w:val="81"/>
+        </w:numPr>
+        <w:rPr>
+          <w:rFonts w:ascii="Arial" w:hAnsi="Arial" w:cs="Arial"/>
+          <w:sz w:val="20"/>
+          <w:szCs w:val="20"/>
+        </w:rPr>
+      </w:pPr>
+      <w:r>
+        <w:rPr>
+          <w:rFonts w:ascii="Arial" w:hAnsi="Arial" w:cs="Arial"/>
+          <w:b/>
+          <w:bCs/>
+          <w:sz w:val="20"/>
+          <w:szCs w:val="20"/>
+        </w:rPr>
+        <w:t>Management VLAN Isolation:</w:t>
+      </w:r>
+      <w:r>
+        <w:rPr>
+          <w:rFonts w:ascii="Arial" w:hAnsi="Arial" w:cs="Arial"/>
+          <w:sz w:val="20"/>
+          <w:szCs w:val="20"/>
+        </w:rPr>
+        <w:t xml:space="preserve"> </w:t>
+      </w:r>
+      <w:r>
+        <w:rPr>
+          <w:rFonts w:ascii="Arial" w:hAnsi="Arial" w:cs="Arial"/>
+          <w:sz w:val="20"/>
+          <w:szCs w:val="20"/>
+        </w:rPr>
+        <w:t>The Kiwi Syslog Server and Backup Servers are placed on a dedicated, non-routable Management</w:t>
+      </w:r>
+      <w:r>
+        <w:rPr>
+          <w:rFonts w:ascii="Arial" w:hAnsi="Arial" w:cs="Arial"/>
+          <w:sz w:val="20"/>
+          <w:szCs w:val="20"/>
+        </w:rPr>
+        <w:t xml:space="preserve"> VLAN. No student or staff traffic can reach these devices.</w:t>
+      </w:r>
+    </w:p>
+    <w:p>
+      <w:pPr>
+        <w:numPr>
+          <w:ilvl w:val="0"/>
+          <w:numId w:val="81"/>
+        </w:numPr>
+        <w:rPr>
+          <w:rFonts w:ascii="Arial" w:hAnsi="Arial" w:cs="Arial"/>
+          <w:sz w:val="20"/>
+          <w:szCs w:val="20"/>
+        </w:rPr>
+      </w:pPr>
+      <w:r>
+        <w:rPr>
+          <w:rFonts w:ascii="Arial" w:hAnsi="Arial" w:cs="Arial"/>
+          <w:b/>
+          <w:bCs/>
+          <w:sz w:val="20"/>
+          <w:szCs w:val="20"/>
+        </w:rPr>
+        <w:lastRenderedPageBreak/>
+        <w:t>Control Plane Policing (</w:t>
+      </w:r>
+      <w:proofErr w:type="spellStart"/>
+      <w:r>
+        <w:rPr>
+          <w:rFonts w:ascii="Arial" w:hAnsi="Arial" w:cs="Arial"/>
+          <w:b/>
+          <w:bCs/>
+          <w:sz w:val="20"/>
+          <w:szCs w:val="20"/>
+        </w:rPr>
+        <w:t>CoPP</w:t>
+      </w:r>
+      <w:proofErr w:type="spellEnd"/>
+      <w:r>
+        <w:rPr>
+          <w:rFonts w:ascii="Arial" w:hAnsi="Arial" w:cs="Arial"/>
+          <w:b/>
+          <w:bCs/>
+          <w:sz w:val="20"/>
+          <w:szCs w:val="20"/>
+        </w:rPr>
+        <w:t>):</w:t>
+      </w:r>
+      <w:r>
+        <w:rPr>
+          <w:rFonts w:ascii="Arial" w:hAnsi="Arial" w:cs="Arial"/>
+          <w:sz w:val="20"/>
+          <w:szCs w:val="20"/>
+        </w:rPr>
+        <w:t xml:space="preserve"> Implemented on </w:t>
+      </w:r>
+      <w:r>
+        <w:rPr>
+          <w:rFonts w:ascii="Arial" w:hAnsi="Arial" w:cs="Arial"/>
+          <w:b/>
+          <w:bCs/>
+          <w:sz w:val="20"/>
+          <w:szCs w:val="20"/>
+        </w:rPr>
+        <w:t>MS1</w:t>
+      </w:r>
+      <w:r>
+        <w:rPr>
+          <w:rFonts w:ascii="Arial" w:hAnsi="Arial" w:cs="Arial"/>
+          <w:sz w:val="20"/>
+          <w:szCs w:val="20"/>
+        </w:rPr>
+        <w:t xml:space="preserve"> to protect the switch’s CPU. This ensures that a Denial of Service (DoS) attack cannot overwhelm the IOS services, keeping mission-critical routing active even under attack.</w:t>
+      </w:r>
+    </w:p>
+    <w:p>
+      <w:pPr>
+        <w:numPr>
+          <w:ilvl w:val="0"/>
+          <w:numId w:val="81"/>
+        </w:numPr>
+        <w:rPr>
+          <w:rFonts w:ascii="Arial" w:hAnsi="Arial" w:cs="Arial"/>
+          <w:sz w:val="20"/>
+          <w:szCs w:val="20"/>
+        </w:rPr>
+      </w:pPr>
+      <w:r>
+        <w:rPr>
+          <w:rFonts w:ascii="Arial" w:hAnsi="Arial" w:cs="Arial"/>
+          <w:b/>
+          <w:bCs/>
+          <w:sz w:val="20"/>
+          <w:szCs w:val="20"/>
+        </w:rPr>
+        <w:t>Hardening Infrastructure:</w:t>
+      </w:r>
+      <w:r>
+        <w:rPr>
+          <w:rFonts w:ascii="Arial" w:hAnsi="Arial" w:cs="Arial"/>
+          <w:sz w:val="20"/>
+          <w:szCs w:val="20"/>
+        </w:rPr>
+        <w:t xml:space="preserve"> The Syslog server is configured to only accept packets from the loopback addresses of the university's Cisco hardware, preventing "log injection" attacks from rogue devices.</w:t>
+      </w:r>
+    </w:p>
+    <w:p>
+      <w:pPr>
+        <w:rPr>
+          <w:rFonts w:ascii="Arial" w:hAnsi="Arial" w:cs="Arial"/>
+          <w:sz w:val="20"/>
+          <w:szCs w:val="20"/>
+        </w:rPr>
+      </w:pPr>
+    </w:p>
+    <w:p>
+      <w:pPr>
+        <w:pStyle w:val="Heading2"/>
+        <w:rPr>
+          <w:rFonts w:ascii="Arial" w:hAnsi="Arial" w:cs="Arial"/>
+        </w:rPr>
+      </w:pPr>
+      <w:r>
+        <w:rPr>
+          <w:rFonts w:ascii="Arial" w:hAnsi="Arial" w:cs="Arial"/>
+        </w:rPr>
+        <w:t>Security Testing: Monitoring and Port Security</w:t>
+      </w:r>
+    </w:p>
+    <w:p/>
+    <w:p>
+      <w:pPr>
+        <w:rPr>
+          <w:rFonts w:ascii="Arial" w:hAnsi="Arial" w:cs="Arial"/>
+          <w:sz w:val="20"/>
+          <w:szCs w:val="20"/>
+        </w:rPr>
+      </w:pPr>
+      <w:r>
+        <w:rPr>
+          <w:rFonts w:ascii="Arial" w:hAnsi="Arial" w:cs="Arial"/>
+          <w:sz w:val="20"/>
+          <w:szCs w:val="20"/>
+        </w:rPr>
+        <w:t xml:space="preserve">We </w:t>
+      </w:r>
+      <w:r>
+        <w:rPr>
+          <w:rFonts w:ascii="Arial" w:hAnsi="Arial" w:cs="Arial"/>
+          <w:sz w:val="20"/>
+          <w:szCs w:val="20"/>
+        </w:rPr>
+        <w:t xml:space="preserve">will </w:t>
+      </w:r>
+      <w:r>
+        <w:rPr>
+          <w:rFonts w:ascii="Arial" w:hAnsi="Arial" w:cs="Arial"/>
+          <w:sz w:val="20"/>
+          <w:szCs w:val="20"/>
+        </w:rPr>
+        <w:t>validate our security effectiveness through active, routine testing.</w:t>
+      </w:r>
+      <w:r>
+        <w:rPr>
+          <w:rFonts w:ascii="Arial" w:hAnsi="Arial" w:cs="Arial"/>
+          <w:sz w:val="20"/>
+          <w:szCs w:val="20"/>
+        </w:rPr>
+        <w:br/>
+      </w:r>
+    </w:p>
+    <w:p>
+      <w:pPr>
+        <w:rPr>
+          <w:rFonts w:ascii="Arial" w:hAnsi="Arial" w:cs="Arial"/>
+          <w:b/>
+          <w:bCs/>
+          <w:sz w:val="20"/>
+          <w:szCs w:val="20"/>
+        </w:rPr>
+      </w:pPr>
+      <w:r>
+        <w:rPr>
+          <w:rFonts w:ascii="Arial" w:hAnsi="Arial" w:cs="Arial"/>
+          <w:b/>
+          <w:bCs/>
+          <w:sz w:val="20"/>
+          <w:szCs w:val="20"/>
+        </w:rPr>
+        <w:t>A. Security Monitoring Tool: Nmap</w:t>
+      </w:r>
+    </w:p>
+    <w:p>
+      <w:pPr>
+        <w:rPr>
+          <w:rFonts w:ascii="Arial" w:hAnsi="Arial" w:cs="Arial"/>
+          <w:sz w:val="20"/>
+          <w:szCs w:val="20"/>
+        </w:rPr>
+      </w:pPr>
+      <w:r>
+        <w:rPr>
+          <w:rFonts w:ascii="Arial" w:hAnsi="Arial" w:cs="Arial"/>
+          <w:sz w:val="20"/>
+          <w:szCs w:val="20"/>
+        </w:rPr>
+        <w:t xml:space="preserve">We use </w:t>
+      </w:r>
+      <w:r>
+        <w:rPr>
+          <w:rFonts w:ascii="Arial" w:hAnsi="Arial" w:cs="Arial"/>
+          <w:sz w:val="20"/>
+          <w:szCs w:val="20"/>
+        </w:rPr>
+        <w:t>Nmap</w:t>
+      </w:r>
+      <w:r>
+        <w:rPr>
+          <w:rFonts w:ascii="Arial" w:hAnsi="Arial" w:cs="Arial"/>
+          <w:sz w:val="20"/>
+          <w:szCs w:val="20"/>
+        </w:rPr>
+        <w:t xml:space="preserve"> as our primary internal monitoring tool to identify vulnerabilities.</w:t>
+      </w:r>
+    </w:p>
+    <w:p>
+      <w:pPr>
+        <w:numPr>
+          <w:ilvl w:val="0"/>
+          <w:numId w:val="82"/>
+        </w:numPr>
+        <w:rPr>
+          <w:rFonts w:ascii="Arial" w:hAnsi="Arial" w:cs="Arial"/>
+          <w:sz w:val="20"/>
+          <w:szCs w:val="20"/>
+        </w:rPr>
+      </w:pPr>
+      <w:r>
+        <w:rPr>
+          <w:rFonts w:ascii="Arial" w:hAnsi="Arial" w:cs="Arial"/>
+          <w:b/>
+          <w:bCs/>
+          <w:sz w:val="20"/>
+          <w:szCs w:val="20"/>
+        </w:rPr>
+        <w:t>Testing Procedure:</w:t>
+      </w:r>
+      <w:r>
+        <w:rPr>
+          <w:rFonts w:ascii="Arial" w:hAnsi="Arial" w:cs="Arial"/>
+          <w:sz w:val="20"/>
+          <w:szCs w:val="20"/>
+        </w:rPr>
+        <w:t xml:space="preserve"> A monthly automated scan is initiated from an internal Lab PC targeting the DMZ and Core Gateways.</w:t>
+      </w:r>
+    </w:p>
+    <w:p>
+      <w:pPr>
+        <w:rPr>
+          <w:rFonts w:ascii="Arial" w:hAnsi="Arial" w:cs="Arial"/>
+          <w:sz w:val="20"/>
+          <w:szCs w:val="20"/>
+        </w:rPr>
+      </w:pPr>
+      <w:r>
+        <w:rPr>
+          <w:rFonts w:ascii="Arial" w:hAnsi="Arial" w:cs="Arial"/>
+          <w:sz w:val="20"/>
+          <w:szCs w:val="20"/>
+        </w:rPr>
+        <w:t>This identifies "forgotten" open ports or services that should have been disabled (e.g., an open FTP port on the Database server). It verifies that our IOS security services are actually enforcing the planned policy.</w:t>
+      </w:r>
+    </w:p>
+    <w:p>
+      <w:pPr>
+        <w:rPr>
+          <w:rFonts w:ascii="Arial" w:hAnsi="Arial" w:cs="Arial"/>
+          <w:sz w:val="20"/>
+          <w:szCs w:val="20"/>
+        </w:rPr>
+      </w:pPr>
+    </w:p>
+    <w:p>
+      <w:pPr>
+        <w:rPr>
+          <w:rFonts w:ascii="Arial" w:hAnsi="Arial" w:cs="Arial"/>
+          <w:b/>
+          <w:bCs/>
+          <w:sz w:val="20"/>
+          <w:szCs w:val="20"/>
+        </w:rPr>
+      </w:pPr>
+      <w:r>
+        <w:rPr>
+          <w:rFonts w:ascii="Arial" w:hAnsi="Arial" w:cs="Arial"/>
+          <w:b/>
+          <w:bCs/>
+          <w:sz w:val="20"/>
+          <w:szCs w:val="20"/>
+        </w:rPr>
+        <w:t>B. Testing Port Security</w:t>
+      </w:r>
+    </w:p>
+    <w:p>
+      <w:pPr>
+        <w:rPr>
+          <w:rFonts w:ascii="Arial" w:hAnsi="Arial" w:cs="Arial"/>
+          <w:sz w:val="20"/>
+          <w:szCs w:val="20"/>
+        </w:rPr>
+      </w:pPr>
+      <w:r>
+        <w:rPr>
+          <w:rFonts w:ascii="Arial" w:hAnsi="Arial" w:cs="Arial"/>
+          <w:sz w:val="20"/>
+          <w:szCs w:val="20"/>
+        </w:rPr>
+        <w:t>To prevent MAC-flooding or "Man-in-the-Middle" attacks at the access layer:</w:t>
+      </w:r>
+    </w:p>
+    <w:p>
+      <w:pPr>
+        <w:numPr>
+          <w:ilvl w:val="0"/>
+          <w:numId w:val="83"/>
+        </w:numPr>
+        <w:rPr>
+          <w:rFonts w:ascii="Arial" w:hAnsi="Arial" w:cs="Arial"/>
+          <w:sz w:val="20"/>
+          <w:szCs w:val="20"/>
+        </w:rPr>
+      </w:pPr>
+      <w:r>
+        <w:rPr>
+          <w:rFonts w:ascii="Arial" w:hAnsi="Arial" w:cs="Arial"/>
+          <w:b/>
+          <w:bCs/>
+          <w:sz w:val="20"/>
+          <w:szCs w:val="20"/>
+        </w:rPr>
+        <w:t>The Test:</w:t>
+      </w:r>
+      <w:r>
+        <w:rPr>
+          <w:rFonts w:ascii="Arial" w:hAnsi="Arial" w:cs="Arial"/>
+          <w:sz w:val="20"/>
+          <w:szCs w:val="20"/>
+        </w:rPr>
+        <w:t xml:space="preserve"> Connect a non-authorised device to a port on </w:t>
+      </w:r>
+      <w:r>
+        <w:rPr>
+          <w:rFonts w:ascii="Arial" w:hAnsi="Arial" w:cs="Arial"/>
+          <w:b/>
+          <w:bCs/>
+          <w:sz w:val="20"/>
+          <w:szCs w:val="20"/>
+        </w:rPr>
+        <w:t>MS4</w:t>
+      </w:r>
+      <w:r>
+        <w:rPr>
+          <w:rFonts w:ascii="Arial" w:hAnsi="Arial" w:cs="Arial"/>
+          <w:sz w:val="20"/>
+          <w:szCs w:val="20"/>
+        </w:rPr>
+        <w:t xml:space="preserve"> or </w:t>
+      </w:r>
+      <w:r>
+        <w:rPr>
+          <w:rFonts w:ascii="Arial" w:hAnsi="Arial" w:cs="Arial"/>
+          <w:b/>
+          <w:bCs/>
+          <w:sz w:val="20"/>
+          <w:szCs w:val="20"/>
+        </w:rPr>
+        <w:t>MS6</w:t>
+      </w:r>
+      <w:r>
+        <w:rPr>
+          <w:rFonts w:ascii="Arial" w:hAnsi="Arial" w:cs="Arial"/>
+          <w:sz w:val="20"/>
+          <w:szCs w:val="20"/>
+        </w:rPr>
+        <w:t xml:space="preserve"> that has </w:t>
+      </w:r>
+      <w:r>
+        <w:rPr>
+          <w:rFonts w:ascii="Arial" w:hAnsi="Arial" w:cs="Arial"/>
+          <w:sz w:val="20"/>
+          <w:szCs w:val="20"/>
+        </w:rPr>
+        <w:t>Port Security</w:t>
+      </w:r>
+      <w:r>
+        <w:rPr>
+          <w:rFonts w:ascii="Arial" w:hAnsi="Arial" w:cs="Arial"/>
+          <w:sz w:val="20"/>
+          <w:szCs w:val="20"/>
+        </w:rPr>
+        <w:t xml:space="preserve"> enabled.</w:t>
+      </w:r>
+    </w:p>
+    <w:p>
+      <w:pPr>
+        <w:numPr>
+          <w:ilvl w:val="0"/>
+          <w:numId w:val="83"/>
+        </w:numPr>
+        <w:rPr>
+          <w:rFonts w:ascii="Arial" w:hAnsi="Arial" w:cs="Arial"/>
+          <w:sz w:val="20"/>
+          <w:szCs w:val="20"/>
+        </w:rPr>
+      </w:pPr>
+      <w:r>
+        <w:rPr>
+          <w:rFonts w:ascii="Arial" w:hAnsi="Arial" w:cs="Arial"/>
+          <w:b/>
+          <w:bCs/>
+          <w:sz w:val="20"/>
+          <w:szCs w:val="20"/>
+        </w:rPr>
+        <w:t>Validation:</w:t>
+      </w:r>
+      <w:r>
+        <w:rPr>
+          <w:rFonts w:ascii="Arial" w:hAnsi="Arial" w:cs="Arial"/>
+          <w:sz w:val="20"/>
+          <w:szCs w:val="20"/>
+        </w:rPr>
+        <w:t xml:space="preserve"> The port must immediately transition to an </w:t>
+      </w:r>
+      <w:r>
+        <w:rPr>
+          <w:rFonts w:ascii="Arial" w:hAnsi="Arial" w:cs="Arial"/>
+          <w:b/>
+          <w:bCs/>
+          <w:sz w:val="20"/>
+          <w:szCs w:val="20"/>
+        </w:rPr>
+        <w:t>"err-disable"</w:t>
+      </w:r>
+      <w:r>
+        <w:rPr>
+          <w:rFonts w:ascii="Arial" w:hAnsi="Arial" w:cs="Arial"/>
+          <w:sz w:val="20"/>
+          <w:szCs w:val="20"/>
+        </w:rPr>
+        <w:t xml:space="preserve"> state upon detecting an unauthorised MAC address.</w:t>
+      </w:r>
+    </w:p>
+    <w:p>
+      <w:pPr>
+        <w:numPr>
+          <w:ilvl w:val="0"/>
+          <w:numId w:val="83"/>
+        </w:numPr>
+        <w:rPr>
+          <w:rFonts w:ascii="Arial" w:hAnsi="Arial" w:cs="Arial"/>
+          <w:sz w:val="20"/>
+          <w:szCs w:val="20"/>
+        </w:rPr>
+      </w:pPr>
+      <w:r>
+        <w:rPr>
+          <w:rFonts w:ascii="Arial" w:hAnsi="Arial" w:cs="Arial"/>
+          <w:b/>
+          <w:bCs/>
+          <w:sz w:val="20"/>
+          <w:szCs w:val="20"/>
+        </w:rPr>
+        <w:t>Troubleshooting:</w:t>
+      </w:r>
+      <w:r>
+        <w:rPr>
+          <w:rFonts w:ascii="Arial" w:hAnsi="Arial" w:cs="Arial"/>
+          <w:sz w:val="20"/>
+          <w:szCs w:val="20"/>
+        </w:rPr>
+        <w:t xml:space="preserve"> Use show interfaces status err-disabled to confirm the violation and show logging to see the alert sent to the Syslog server.</w:t>
+      </w:r>
+    </w:p>
+    <w:p>
+      <w:pPr>
+        <w:rPr>
+          <w:rFonts w:ascii="Arial" w:hAnsi="Arial" w:cs="Arial"/>
+          <w:sz w:val="20"/>
+          <w:szCs w:val="20"/>
+        </w:rPr>
+      </w:pPr>
+    </w:p>
+    <w:p>
+      <w:pPr>
+        <w:pStyle w:val="Heading2"/>
+        <w:rPr>
+          <w:rFonts w:ascii="Arial" w:hAnsi="Arial" w:cs="Arial"/>
+        </w:rPr>
+      </w:pPr>
+      <w:r>
+        <w:rPr>
+          <w:rFonts w:ascii="Arial" w:hAnsi="Arial" w:cs="Arial"/>
+        </w:rPr>
+        <w:t>Summary of Mission-Critical Security Monitoring</w:t>
+      </w:r>
+    </w:p>
+    <w:tbl>
+      <w:tblPr>
+        <w:tblStyle w:val="GridTable5Dark-Accent1"/>
+        <w:tblW w:w="0" w:type="auto"/>
+        <w:tblLook w:val="04A0" w:firstRow="1" w:lastRow="0" w:firstColumn="1" w:lastColumn="0" w:noHBand="0" w:noVBand="1"/>
+      </w:tblPr>
+      <w:tblGrid>
+        <w:gridCol w:w="1404"/>
+        <w:gridCol w:w="2579"/>
+        <w:gridCol w:w="2011"/>
+        <w:gridCol w:w="3016"/>
+      </w:tblGrid>
+      <w:tr>
+        <w:trPr>
+          <w:cnfStyle w:val="100000000000" w:firstRow="1" w:lastRow="0" w:firstColumn="0" w:lastColumn="0" w:oddVBand="0" w:evenVBand="0" w:oddHBand="0" w:evenHBand="0" w:firstRowFirstColumn="0" w:firstRowLastColumn="0" w:lastRowFirstColumn="0" w:lastRowLastColumn="0"/>
+        </w:trPr>
+        <w:tc>
+          <w:tcPr>
+            <w:cnfStyle w:val="001000000000" w:firstRow="0" w:lastRow="0" w:firstColumn="1" w:lastColumn="0" w:oddVBand="0" w:evenVBand="0" w:oddHBand="0" w:evenHBand="0" w:firstRowFirstColumn="0" w:firstRowLastColumn="0" w:lastRowFirstColumn="0" w:lastRowLastColumn="0"/>
+            <w:tcW w:w="0" w:type="auto"/>
+            <w:hideMark/>
+          </w:tcPr>
+          <w:p>
+            <w:pPr>
+              <w:rPr>
+                <w:rFonts w:ascii="Arial" w:hAnsi="Arial" w:cs="Arial"/>
+              </w:rPr>
+            </w:pPr>
+            <w:r>
+              <w:rPr>
+                <w:rFonts w:ascii="Arial" w:hAnsi="Arial" w:cs="Arial"/>
+              </w:rPr>
+              <w:t>IOS Service</w:t>
+            </w:r>
+          </w:p>
+        </w:tc>
+        <w:tc>
+          <w:tcPr>
+            <w:tcW w:w="0" w:type="auto"/>
+            <w:hideMark/>
+          </w:tcPr>
+          <w:p>
+            <w:pPr>
+              <w:cnfStyle w:val="100000000000" w:firstRow="1" w:lastRow="0" w:firstColumn="0" w:lastColumn="0" w:oddVBand="0" w:evenVBand="0" w:oddHBand="0" w:evenHBand="0" w:firstRowFirstColumn="0" w:firstRowLastColumn="0" w:lastRowFirstColumn="0" w:lastRowLastColumn="0"/>
+              <w:rPr>
+                <w:rFonts w:ascii="Arial" w:hAnsi="Arial" w:cs="Arial"/>
+              </w:rPr>
+            </w:pPr>
+            <w:r>
+              <w:rPr>
+                <w:rFonts w:ascii="Arial" w:hAnsi="Arial" w:cs="Arial"/>
+              </w:rPr>
+              <w:t>Critical Application</w:t>
+            </w:r>
+          </w:p>
+        </w:tc>
+        <w:tc>
+          <w:tcPr>
+            <w:tcW w:w="0" w:type="auto"/>
+            <w:hideMark/>
+          </w:tcPr>
+          <w:p>
+            <w:pPr>
+              <w:cnfStyle w:val="100000000000" w:firstRow="1" w:lastRow="0" w:firstColumn="0" w:lastColumn="0" w:oddVBand="0" w:evenVBand="0" w:oddHBand="0" w:evenHBand="0" w:firstRowFirstColumn="0" w:firstRowLastColumn="0" w:lastRowFirstColumn="0" w:lastRowLastColumn="0"/>
+              <w:rPr>
+                <w:rFonts w:ascii="Arial" w:hAnsi="Arial" w:cs="Arial"/>
+              </w:rPr>
+            </w:pPr>
+            <w:r>
+              <w:rPr>
+                <w:rFonts w:ascii="Arial" w:hAnsi="Arial" w:cs="Arial"/>
+              </w:rPr>
+              <w:t>Monitoring Tool</w:t>
+            </w:r>
+          </w:p>
+        </w:tc>
+        <w:tc>
+          <w:tcPr>
+            <w:tcW w:w="0" w:type="auto"/>
+            <w:hideMark/>
+          </w:tcPr>
+          <w:p>
+            <w:pPr>
+              <w:cnfStyle w:val="100000000000" w:firstRow="1" w:lastRow="0" w:firstColumn="0" w:lastColumn="0" w:oddVBand="0" w:evenVBand="0" w:oddHBand="0" w:evenHBand="0" w:firstRowFirstColumn="0" w:firstRowLastColumn="0" w:lastRowFirstColumn="0" w:lastRowLastColumn="0"/>
+              <w:rPr>
+                <w:rFonts w:ascii="Arial" w:hAnsi="Arial" w:cs="Arial"/>
+              </w:rPr>
+            </w:pPr>
+            <w:r>
+              <w:rPr>
+                <w:rFonts w:ascii="Arial" w:hAnsi="Arial" w:cs="Arial"/>
+              </w:rPr>
+              <w:t>Troubleshooting Action</w:t>
+            </w:r>
+          </w:p>
+        </w:tc>
+      </w:tr>
+      <w:tr>
+        <w:trPr>
+          <w:cnfStyle w:val="000000100000" w:firstRow="0" w:lastRow="0" w:firstColumn="0" w:lastColumn="0" w:oddVBand="0" w:evenVBand="0" w:oddHBand="1" w:evenHBand="0" w:firstRowFirstColumn="0" w:firstRowLastColumn="0" w:lastRowFirstColumn="0" w:lastRowLastColumn="0"/>
+        </w:trPr>
+        <w:tc>
+          <w:tcPr>
+            <w:cnfStyle w:val="001000000000" w:firstRow="0" w:lastRow="0" w:firstColumn="1" w:lastColumn="0" w:oddVBand="0" w:evenVBand="0" w:oddHBand="0" w:evenHBand="0" w:firstRowFirstColumn="0" w:firstRowLastColumn="0" w:lastRowFirstColumn="0" w:lastRowLastColumn="0"/>
+            <w:tcW w:w="0" w:type="auto"/>
+            <w:hideMark/>
+          </w:tcPr>
+          <w:p>
+            <w:pPr>
+              <w:rPr>
+                <w:rFonts w:ascii="Arial" w:hAnsi="Arial" w:cs="Arial"/>
+              </w:rPr>
+            </w:pPr>
+            <w:r>
+              <w:rPr>
+                <w:rFonts w:ascii="Arial" w:hAnsi="Arial" w:cs="Arial"/>
+              </w:rPr>
+              <w:t>ACLs</w:t>
+            </w:r>
+          </w:p>
+        </w:tc>
+        <w:tc>
+          <w:tcPr>
+            <w:tcW w:w="0" w:type="auto"/>
+            <w:hideMark/>
+          </w:tcPr>
+          <w:p>
+            <w:pPr>
+              <w:cnfStyle w:val="000000100000" w:firstRow="0" w:lastRow="0" w:firstColumn="0" w:lastColumn="0" w:oddVBand="0" w:evenVBand="0" w:oddHBand="1" w:evenHBand="0" w:firstRowFirstColumn="0" w:firstRowLastColumn="0" w:lastRowFirstColumn="0" w:lastRowLastColumn="0"/>
+              <w:rPr>
+                <w:rFonts w:ascii="Arial" w:hAnsi="Arial" w:cs="Arial"/>
+              </w:rPr>
+            </w:pPr>
+            <w:r>
+              <w:rPr>
+                <w:rFonts w:ascii="Arial" w:hAnsi="Arial" w:cs="Arial"/>
+              </w:rPr>
+              <w:t>Database / Student Portal</w:t>
+            </w:r>
+          </w:p>
+        </w:tc>
+        <w:tc>
+          <w:tcPr>
+            <w:tcW w:w="0" w:type="auto"/>
+            <w:hideMark/>
+          </w:tcPr>
+          <w:p>
+            <w:pPr>
+              <w:cnfStyle w:val="000000100000" w:firstRow="0" w:lastRow="0" w:firstColumn="0" w:lastColumn="0" w:oddVBand="0" w:evenVBand="0" w:oddHBand="1" w:evenHBand="0" w:firstRowFirstColumn="0" w:firstRowLastColumn="0" w:lastRowFirstColumn="0" w:lastRowLastColumn="0"/>
+              <w:rPr>
+                <w:rFonts w:ascii="Arial" w:hAnsi="Arial" w:cs="Arial"/>
+              </w:rPr>
+            </w:pPr>
+            <w:r>
+              <w:rPr>
+                <w:rFonts w:ascii="Arial" w:hAnsi="Arial" w:cs="Arial"/>
+              </w:rPr>
+              <w:t>ASA Packet Tracer</w:t>
+            </w:r>
+          </w:p>
+        </w:tc>
+        <w:tc>
+          <w:tcPr>
+            <w:tcW w:w="0" w:type="auto"/>
+            <w:hideMark/>
+          </w:tcPr>
+          <w:p>
+            <w:pPr>
+              <w:cnfStyle w:val="000000100000" w:firstRow="0" w:lastRow="0" w:firstColumn="0" w:lastColumn="0" w:oddVBand="0" w:evenVBand="0" w:oddHBand="1" w:evenHBand="0" w:firstRowFirstColumn="0" w:firstRowLastColumn="0" w:lastRowFirstColumn="0" w:lastRowLastColumn="0"/>
+              <w:rPr>
+                <w:rFonts w:ascii="Arial" w:hAnsi="Arial" w:cs="Arial"/>
+              </w:rPr>
+            </w:pPr>
+            <w:r>
+              <w:rPr>
+                <w:rFonts w:ascii="Arial" w:hAnsi="Arial" w:cs="Arial"/>
+              </w:rPr>
+              <w:t>Verify rule "hit counts"</w:t>
+            </w:r>
+          </w:p>
+        </w:tc>
+      </w:tr>
+      <w:tr>
+        <w:tc>
+          <w:tcPr>
+            <w:cnfStyle w:val="001000000000" w:firstRow="0" w:lastRow="0" w:firstColumn="1" w:lastColumn="0" w:oddVBand="0" w:evenVBand="0" w:oddHBand="0" w:evenHBand="0" w:firstRowFirstColumn="0" w:firstRowLastColumn="0" w:lastRowFirstColumn="0" w:lastRowLastColumn="0"/>
+            <w:tcW w:w="0" w:type="auto"/>
+            <w:hideMark/>
+          </w:tcPr>
+          <w:p>
+            <w:pPr>
+              <w:rPr>
+                <w:rFonts w:ascii="Arial" w:hAnsi="Arial" w:cs="Arial"/>
+              </w:rPr>
+            </w:pPr>
+            <w:r>
+              <w:rPr>
+                <w:rFonts w:ascii="Arial" w:hAnsi="Arial" w:cs="Arial"/>
+              </w:rPr>
+              <w:t>QoS</w:t>
+            </w:r>
+          </w:p>
+        </w:tc>
+        <w:tc>
+          <w:tcPr>
+            <w:tcW w:w="0" w:type="auto"/>
+            <w:hideMark/>
+          </w:tcPr>
+          <w:p>
+            <w:pPr>
+              <w:cnfStyle w:val="000000000000" w:firstRow="0" w:lastRow="0" w:firstColumn="0" w:lastColumn="0" w:oddVBand="0" w:evenVBand="0" w:oddHBand="0" w:evenHBand="0" w:firstRowFirstColumn="0" w:firstRowLastColumn="0" w:lastRowFirstColumn="0" w:lastRowLastColumn="0"/>
+              <w:rPr>
+                <w:rFonts w:ascii="Arial" w:hAnsi="Arial" w:cs="Arial"/>
+              </w:rPr>
+            </w:pPr>
+            <w:r>
+              <w:rPr>
+                <w:rFonts w:ascii="Arial" w:hAnsi="Arial" w:cs="Arial"/>
+              </w:rPr>
+              <w:t>IP Telephony (Voice)</w:t>
+            </w:r>
+          </w:p>
+        </w:tc>
+        <w:tc>
+          <w:tcPr>
+            <w:tcW w:w="0" w:type="auto"/>
+            <w:hideMark/>
+          </w:tcPr>
+          <w:p>
+            <w:pPr>
+              <w:cnfStyle w:val="000000000000" w:firstRow="0" w:lastRow="0" w:firstColumn="0" w:lastColumn="0" w:oddVBand="0" w:evenVBand="0" w:oddHBand="0" w:evenHBand="0" w:firstRowFirstColumn="0" w:firstRowLastColumn="0" w:lastRowFirstColumn="0" w:lastRowLastColumn="0"/>
+              <w:rPr>
+                <w:rFonts w:ascii="Arial" w:hAnsi="Arial" w:cs="Arial"/>
+              </w:rPr>
+            </w:pPr>
+            <w:r>
+              <w:rPr>
+                <w:rFonts w:ascii="Arial" w:hAnsi="Arial" w:cs="Arial"/>
+              </w:rPr>
+              <w:t>VQM / SNMPv3</w:t>
+            </w:r>
+          </w:p>
+        </w:tc>
+        <w:tc>
+          <w:tcPr>
+            <w:tcW w:w="0" w:type="auto"/>
+            <w:hideMark/>
+          </w:tcPr>
+          <w:p>
+            <w:pPr>
+              <w:cnfStyle w:val="000000000000" w:firstRow="0" w:lastRow="0" w:firstColumn="0" w:lastColumn="0" w:oddVBand="0" w:evenVBand="0" w:oddHBand="0" w:evenHBand="0" w:firstRowFirstColumn="0" w:firstRowLastColumn="0" w:lastRowFirstColumn="0" w:lastRowLastColumn="0"/>
+              <w:rPr>
+                <w:rFonts w:ascii="Arial" w:hAnsi="Arial" w:cs="Arial"/>
+              </w:rPr>
+            </w:pPr>
+            <w:r>
+              <w:rPr>
+                <w:rFonts w:ascii="Arial" w:hAnsi="Arial" w:cs="Arial"/>
+              </w:rPr>
+              <w:t>Check for class-map drops</w:t>
+            </w:r>
+          </w:p>
+        </w:tc>
+      </w:tr>
+      <w:tr>
+        <w:trPr>
+          <w:cnfStyle w:val="000000100000" w:firstRow="0" w:lastRow="0" w:firstColumn="0" w:lastColumn="0" w:oddVBand="0" w:evenVBand="0" w:oddHBand="1" w:evenHBand="0" w:firstRowFirstColumn="0" w:firstRowLastColumn="0" w:lastRowFirstColumn="0" w:lastRowLastColumn="0"/>
+        </w:trPr>
+        <w:tc>
+          <w:tcPr>
+            <w:cnfStyle w:val="001000000000" w:firstRow="0" w:lastRow="0" w:firstColumn="1" w:lastColumn="0" w:oddVBand="0" w:evenVBand="0" w:oddHBand="0" w:evenHBand="0" w:firstRowFirstColumn="0" w:firstRowLastColumn="0" w:lastRowFirstColumn="0" w:lastRowLastColumn="0"/>
+            <w:tcW w:w="0" w:type="auto"/>
+            <w:hideMark/>
+          </w:tcPr>
+          <w:p>
+            <w:pPr>
+              <w:rPr>
+                <w:rFonts w:ascii="Arial" w:hAnsi="Arial" w:cs="Arial"/>
+              </w:rPr>
+            </w:pPr>
+            <w:r>
+              <w:rPr>
+                <w:rFonts w:ascii="Arial" w:hAnsi="Arial" w:cs="Arial"/>
+              </w:rPr>
+              <w:t>AAA</w:t>
+            </w:r>
+          </w:p>
+        </w:tc>
+        <w:tc>
+          <w:tcPr>
+            <w:tcW w:w="0" w:type="auto"/>
+            <w:hideMark/>
+          </w:tcPr>
+          <w:p>
+            <w:pPr>
+              <w:cnfStyle w:val="000000100000" w:firstRow="0" w:lastRow="0" w:firstColumn="0" w:lastColumn="0" w:oddVBand="0" w:evenVBand="0" w:oddHBand="1" w:evenHBand="0" w:firstRowFirstColumn="0" w:firstRowLastColumn="0" w:lastRowFirstColumn="0" w:lastRowLastColumn="0"/>
+              <w:rPr>
+                <w:rFonts w:ascii="Arial" w:hAnsi="Arial" w:cs="Arial"/>
+              </w:rPr>
+            </w:pPr>
+            <w:r>
+              <w:rPr>
+                <w:rFonts w:ascii="Arial" w:hAnsi="Arial" w:cs="Arial"/>
+              </w:rPr>
+              <w:t>Internetwork Management</w:t>
+            </w:r>
+          </w:p>
+        </w:tc>
+        <w:tc>
+          <w:tcPr>
+            <w:tcW w:w="0" w:type="auto"/>
+            <w:hideMark/>
+          </w:tcPr>
+          <w:p>
+            <w:pPr>
+              <w:cnfStyle w:val="000000100000" w:firstRow="0" w:lastRow="0" w:firstColumn="0" w:lastColumn="0" w:oddVBand="0" w:evenVBand="0" w:oddHBand="1" w:evenHBand="0" w:firstRowFirstColumn="0" w:firstRowLastColumn="0" w:lastRowFirstColumn="0" w:lastRowLastColumn="0"/>
+              <w:rPr>
+                <w:rFonts w:ascii="Arial" w:hAnsi="Arial" w:cs="Arial"/>
+              </w:rPr>
+            </w:pPr>
+            <w:r>
+              <w:rPr>
+                <w:rFonts w:ascii="Arial" w:hAnsi="Arial" w:cs="Arial"/>
+              </w:rPr>
+              <w:t>Kiwi Syslog</w:t>
+            </w:r>
+          </w:p>
+        </w:tc>
+        <w:tc>
+          <w:tcPr>
+            <w:tcW w:w="0" w:type="auto"/>
+            <w:hideMark/>
+          </w:tcPr>
+          <w:p>
+            <w:pPr>
+              <w:cnfStyle w:val="000000100000" w:firstRow="0" w:lastRow="0" w:firstColumn="0" w:lastColumn="0" w:oddVBand="0" w:evenVBand="0" w:oddHBand="1" w:evenHBand="0" w:firstRowFirstColumn="0" w:firstRowLastColumn="0" w:lastRowFirstColumn="0" w:lastRowLastColumn="0"/>
+              <w:rPr>
+                <w:rFonts w:ascii="Arial" w:hAnsi="Arial" w:cs="Arial"/>
+              </w:rPr>
+            </w:pPr>
+            <w:r>
+              <w:rPr>
+                <w:rFonts w:ascii="Arial" w:hAnsi="Arial" w:cs="Arial"/>
+              </w:rPr>
+              <w:t>Audit failed login logs</w:t>
+            </w:r>
+          </w:p>
+        </w:tc>
+      </w:tr>
+      <w:tr>
+        <w:tc>
+          <w:tcPr>
+            <w:cnfStyle w:val="001000000000" w:firstRow="0" w:lastRow="0" w:firstColumn="1" w:lastColumn="0" w:oddVBand="0" w:evenVBand="0" w:oddHBand="0" w:evenHBand="0" w:firstRowFirstColumn="0" w:firstRowLastColumn="0" w:lastRowFirstColumn="0" w:lastRowLastColumn="0"/>
+            <w:tcW w:w="0" w:type="auto"/>
+            <w:hideMark/>
+          </w:tcPr>
+          <w:p>
+            <w:pPr>
+              <w:rPr>
+                <w:rFonts w:ascii="Arial" w:hAnsi="Arial" w:cs="Arial"/>
+              </w:rPr>
+            </w:pPr>
+            <w:proofErr w:type="spellStart"/>
+            <w:r>
+              <w:rPr>
+                <w:rFonts w:ascii="Arial" w:hAnsi="Arial" w:cs="Arial"/>
+              </w:rPr>
+              <w:t>CoPP</w:t>
+            </w:r>
+            <w:proofErr w:type="spellEnd"/>
+          </w:p>
+        </w:tc>
+        <w:tc>
+          <w:tcPr>
+            <w:tcW w:w="0" w:type="auto"/>
+            <w:hideMark/>
+          </w:tcPr>
+          <w:p>
+            <w:pPr>
+              <w:cnfStyle w:val="000000000000" w:firstRow="0" w:lastRow="0" w:firstColumn="0" w:lastColumn="0" w:oddVBand="0" w:evenVBand="0" w:oddHBand="0" w:evenHBand="0" w:firstRowFirstColumn="0" w:firstRowLastColumn="0" w:lastRowFirstColumn="0" w:lastRowLastColumn="0"/>
+              <w:rPr>
+                <w:rFonts w:ascii="Arial" w:hAnsi="Arial" w:cs="Arial"/>
+              </w:rPr>
+            </w:pPr>
+            <w:r>
+              <w:rPr>
+                <w:rFonts w:ascii="Arial" w:hAnsi="Arial" w:cs="Arial"/>
+              </w:rPr>
+              <w:t>Routing Engine (MS1)</w:t>
+            </w:r>
+          </w:p>
+        </w:tc>
+        <w:tc>
+          <w:tcPr>
+            <w:tcW w:w="0" w:type="auto"/>
+            <w:hideMark/>
+          </w:tcPr>
+          <w:p>
+            <w:pPr>
+              <w:cnfStyle w:val="000000000000" w:firstRow="0" w:lastRow="0" w:firstColumn="0" w:lastColumn="0" w:oddVBand="0" w:evenVBand="0" w:oddHBand="0" w:evenHBand="0" w:firstRowFirstColumn="0" w:firstRowLastColumn="0" w:lastRowFirstColumn="0" w:lastRowLastColumn="0"/>
+              <w:rPr>
+                <w:rFonts w:ascii="Arial" w:hAnsi="Arial" w:cs="Arial"/>
+              </w:rPr>
+            </w:pPr>
+            <w:r>
+              <w:rPr>
+                <w:rFonts w:ascii="Arial" w:hAnsi="Arial" w:cs="Arial"/>
+              </w:rPr>
+              <w:t xml:space="preserve">show proc </w:t>
+            </w:r>
+            <w:proofErr w:type="spellStart"/>
+            <w:r>
+              <w:rPr>
+                <w:rFonts w:ascii="Arial" w:hAnsi="Arial" w:cs="Arial"/>
+              </w:rPr>
+              <w:t>cpu</w:t>
+            </w:r>
+            <w:proofErr w:type="spellEnd"/>
+          </w:p>
+        </w:tc>
+        <w:tc>
+          <w:tcPr>
+            <w:tcW w:w="0" w:type="auto"/>
+            <w:hideMark/>
+          </w:tcPr>
+          <w:p>
+            <w:pPr>
+              <w:cnfStyle w:val="000000000000" w:firstRow="0" w:lastRow="0" w:firstColumn="0" w:lastColumn="0" w:oddVBand="0" w:evenVBand="0" w:oddHBand="0" w:evenHBand="0" w:firstRowFirstColumn="0" w:firstRowLastColumn="0" w:lastRowFirstColumn="0" w:lastRowLastColumn="0"/>
+              <w:rPr>
+                <w:rFonts w:ascii="Arial" w:hAnsi="Arial" w:cs="Arial"/>
+              </w:rPr>
+            </w:pPr>
+            <w:r>
+              <w:rPr>
+                <w:rFonts w:ascii="Arial" w:hAnsi="Arial" w:cs="Arial"/>
+              </w:rPr>
+              <w:t>Identify CPU-intensive attacks</w:t>
+            </w:r>
+          </w:p>
+        </w:tc>
+      </w:tr>
+    </w:tbl>
+    <w:p>
+      <w:pPr>
+        <w:rPr>
+          <w:rFonts w:ascii="Arial" w:hAnsi="Arial" w:cs="Arial"/>
+        </w:rPr>
+      </w:pPr>
     </w:p>
     <w:p>
       <w:pPr>
@@ -14521,6 +16258,23 @@
     </w:p>
     <w:p>
       <w:pPr>
+        <w:spacing w:line="276" w:lineRule="auto"/>
+        <w:rPr>
+          <w:rFonts w:ascii="Arial" w:hAnsi="Arial" w:cs="Arial"/>
+          <w:b/>
+          <w:sz w:val="32"/>
+          <w:szCs w:val="32"/>
+        </w:rPr>
+      </w:pPr>
+      <w:r>
+        <w:rPr>
+          <w:rFonts w:ascii="Arial" w:hAnsi="Arial" w:cs="Arial"/>
+        </w:rPr>
+        <w:br w:type="page"/>
+      </w:r>
+    </w:p>
+    <w:p>
+      <w:pPr>
         <w:pStyle w:val="Heading1"/>
         <w:rPr>
           <w:rFonts w:ascii="Arial" w:hAnsi="Arial" w:cs="Arial"/>
@@ -14530,34 +16284,8 @@
         <w:rPr>
           <w:rFonts w:ascii="Arial" w:hAnsi="Arial" w:cs="Arial"/>
         </w:rPr>
+        <w:lastRenderedPageBreak/>
         <w:t>IP V6 and IP V4 interoperability</w:t>
-      </w:r>
-    </w:p>
-    <w:p>
-      <w:pPr>
-        <w:pBdr>
-          <w:top w:val="nil"/>
-          <w:left w:val="nil"/>
-          <w:bottom w:val="nil"/>
-          <w:right w:val="nil"/>
-          <w:between w:val="nil"/>
-        </w:pBdr>
-        <w:spacing w:before="120" w:after="120" w:line="288" w:lineRule="auto"/>
-        <w:rPr>
-          <w:rFonts w:ascii="Arial" w:eastAsia="Arial" w:hAnsi="Arial" w:cs="Arial"/>
-          <w:color w:val="000000"/>
-          <w:sz w:val="20"/>
-          <w:szCs w:val="20"/>
-        </w:rPr>
-      </w:pPr>
-      <w:r>
-        <w:rPr>
-          <w:rFonts w:ascii="Arial" w:eastAsia="Arial" w:hAnsi="Arial" w:cs="Arial"/>
-          <w:color w:val="000000"/>
-          <w:sz w:val="20"/>
-          <w:szCs w:val="20"/>
-        </w:rPr>
-        <w:t>Outline a plan for troubleshooting and monitoring IP V6 and IP V4 interoperability.</w:t>
       </w:r>
     </w:p>
     <w:p>
@@ -16325,6 +18053,155 @@
     </w:lvl>
   </w:abstractNum>
   <w:abstractNum w:abstractNumId="10" w15:restartNumberingAfterBreak="0">
+    <w:nsid w:val="11036322"/>
+    <w:multiLevelType w:val="multilevel"/>
+    <w:tmpl w:val="D2443156"/>
+    <w:lvl w:ilvl="0">
+      <w:start w:val="1"/>
+      <w:numFmt w:val="bullet"/>
+      <w:lvlText w:val=""/>
+      <w:lvlJc w:val="left"/>
+      <w:pPr>
+        <w:tabs>
+          <w:tab w:val="num" w:pos="720"/>
+        </w:tabs>
+        <w:ind w:left="720" w:hanging="360"/>
+      </w:pPr>
+      <w:rPr>
+        <w:rFonts w:ascii="Symbol" w:hAnsi="Symbol" w:hint="default"/>
+        <w:sz w:val="20"/>
+      </w:rPr>
+    </w:lvl>
+    <w:lvl w:ilvl="1">
+      <w:start w:val="1"/>
+      <w:numFmt w:val="bullet"/>
+      <w:lvlText w:val="o"/>
+      <w:lvlJc w:val="left"/>
+      <w:pPr>
+        <w:tabs>
+          <w:tab w:val="num" w:pos="1440"/>
+        </w:tabs>
+        <w:ind w:left="1440" w:hanging="360"/>
+      </w:pPr>
+      <w:rPr>
+        <w:rFonts w:ascii="Courier New" w:hAnsi="Courier New" w:hint="default"/>
+        <w:sz w:val="20"/>
+      </w:rPr>
+    </w:lvl>
+    <w:lvl w:ilvl="2" w:tentative="1">
+      <w:start w:val="1"/>
+      <w:numFmt w:val="bullet"/>
+      <w:lvlText w:val=""/>
+      <w:lvlJc w:val="left"/>
+      <w:pPr>
+        <w:tabs>
+          <w:tab w:val="num" w:pos="2160"/>
+        </w:tabs>
+        <w:ind w:left="2160" w:hanging="360"/>
+      </w:pPr>
+      <w:rPr>
+        <w:rFonts w:ascii="Wingdings" w:hAnsi="Wingdings" w:hint="default"/>
+        <w:sz w:val="20"/>
+      </w:rPr>
+    </w:lvl>
+    <w:lvl w:ilvl="3" w:tentative="1">
+      <w:start w:val="1"/>
+      <w:numFmt w:val="bullet"/>
+      <w:lvlText w:val=""/>
+      <w:lvlJc w:val="left"/>
+      <w:pPr>
+        <w:tabs>
+          <w:tab w:val="num" w:pos="2880"/>
+        </w:tabs>
+        <w:ind w:left="2880" w:hanging="360"/>
+      </w:pPr>
+      <w:rPr>
+        <w:rFonts w:ascii="Wingdings" w:hAnsi="Wingdings" w:hint="default"/>
+        <w:sz w:val="20"/>
+      </w:rPr>
+    </w:lvl>
+    <w:lvl w:ilvl="4" w:tentative="1">
+      <w:start w:val="1"/>
+      <w:numFmt w:val="bullet"/>
+      <w:lvlText w:val=""/>
+      <w:lvlJc w:val="left"/>
+      <w:pPr>
+        <w:tabs>
+          <w:tab w:val="num" w:pos="3600"/>
+        </w:tabs>
+        <w:ind w:left="3600" w:hanging="360"/>
+      </w:pPr>
+      <w:rPr>
+        <w:rFonts w:ascii="Wingdings" w:hAnsi="Wingdings" w:hint="default"/>
+        <w:sz w:val="20"/>
+      </w:rPr>
+    </w:lvl>
+    <w:lvl w:ilvl="5" w:tentative="1">
+      <w:start w:val="1"/>
+      <w:numFmt w:val="bullet"/>
+      <w:lvlText w:val=""/>
+      <w:lvlJc w:val="left"/>
+      <w:pPr>
+        <w:tabs>
+          <w:tab w:val="num" w:pos="4320"/>
+        </w:tabs>
+        <w:ind w:left="4320" w:hanging="360"/>
+      </w:pPr>
+      <w:rPr>
+        <w:rFonts w:ascii="Wingdings" w:hAnsi="Wingdings" w:hint="default"/>
+        <w:sz w:val="20"/>
+      </w:rPr>
+    </w:lvl>
+    <w:lvl w:ilvl="6" w:tentative="1">
+      <w:start w:val="1"/>
+      <w:numFmt w:val="bullet"/>
+      <w:lvlText w:val=""/>
+      <w:lvlJc w:val="left"/>
+      <w:pPr>
+        <w:tabs>
+          <w:tab w:val="num" w:pos="5040"/>
+        </w:tabs>
+        <w:ind w:left="5040" w:hanging="360"/>
+      </w:pPr>
+      <w:rPr>
+        <w:rFonts w:ascii="Wingdings" w:hAnsi="Wingdings" w:hint="default"/>
+        <w:sz w:val="20"/>
+      </w:rPr>
+    </w:lvl>
+    <w:lvl w:ilvl="7" w:tentative="1">
+      <w:start w:val="1"/>
+      <w:numFmt w:val="bullet"/>
+      <w:lvlText w:val=""/>
+      <w:lvlJc w:val="left"/>
+      <w:pPr>
+        <w:tabs>
+          <w:tab w:val="num" w:pos="5760"/>
+        </w:tabs>
+        <w:ind w:left="5760" w:hanging="360"/>
+      </w:pPr>
+      <w:rPr>
+        <w:rFonts w:ascii="Wingdings" w:hAnsi="Wingdings" w:hint="default"/>
+        <w:sz w:val="20"/>
+      </w:rPr>
+    </w:lvl>
+    <w:lvl w:ilvl="8" w:tentative="1">
+      <w:start w:val="1"/>
+      <w:numFmt w:val="bullet"/>
+      <w:lvlText w:val=""/>
+      <w:lvlJc w:val="left"/>
+      <w:pPr>
+        <w:tabs>
+          <w:tab w:val="num" w:pos="6480"/>
+        </w:tabs>
+        <w:ind w:left="6480" w:hanging="360"/>
+      </w:pPr>
+      <w:rPr>
+        <w:rFonts w:ascii="Wingdings" w:hAnsi="Wingdings" w:hint="default"/>
+        <w:sz w:val="20"/>
+      </w:rPr>
+    </w:lvl>
+  </w:abstractNum>
+  <w:abstractNum w:abstractNumId="11" w15:restartNumberingAfterBreak="0">
     <w:nsid w:val="11AC2E51"/>
     <w:multiLevelType w:val="multilevel"/>
     <w:tmpl w:val="11266270"/>
@@ -16437,7 +18314,7 @@
       </w:pPr>
     </w:lvl>
   </w:abstractNum>
-  <w:abstractNum w:abstractNumId="11" w15:restartNumberingAfterBreak="0">
+  <w:abstractNum w:abstractNumId="12" w15:restartNumberingAfterBreak="0">
     <w:nsid w:val="13030696"/>
     <w:multiLevelType w:val="multilevel"/>
     <w:tmpl w:val="B34299D4"/>
@@ -16586,7 +18463,7 @@
       </w:rPr>
     </w:lvl>
   </w:abstractNum>
-  <w:abstractNum w:abstractNumId="12" w15:restartNumberingAfterBreak="0">
+  <w:abstractNum w:abstractNumId="13" w15:restartNumberingAfterBreak="0">
     <w:nsid w:val="148605B5"/>
     <w:multiLevelType w:val="multilevel"/>
     <w:tmpl w:val="42CE6424"/>
@@ -16735,7 +18612,305 @@
       </w:rPr>
     </w:lvl>
   </w:abstractNum>
-  <w:abstractNum w:abstractNumId="13" w15:restartNumberingAfterBreak="0">
+  <w:abstractNum w:abstractNumId="14" w15:restartNumberingAfterBreak="0">
+    <w:nsid w:val="180818D1"/>
+    <w:multiLevelType w:val="multilevel"/>
+    <w:tmpl w:val="8C1C7F48"/>
+    <w:lvl w:ilvl="0">
+      <w:start w:val="1"/>
+      <w:numFmt w:val="bullet"/>
+      <w:lvlText w:val=""/>
+      <w:lvlJc w:val="left"/>
+      <w:pPr>
+        <w:tabs>
+          <w:tab w:val="num" w:pos="720"/>
+        </w:tabs>
+        <w:ind w:left="720" w:hanging="360"/>
+      </w:pPr>
+      <w:rPr>
+        <w:rFonts w:ascii="Symbol" w:hAnsi="Symbol" w:hint="default"/>
+        <w:sz w:val="20"/>
+      </w:rPr>
+    </w:lvl>
+    <w:lvl w:ilvl="1" w:tentative="1">
+      <w:start w:val="1"/>
+      <w:numFmt w:val="bullet"/>
+      <w:lvlText w:val="o"/>
+      <w:lvlJc w:val="left"/>
+      <w:pPr>
+        <w:tabs>
+          <w:tab w:val="num" w:pos="1440"/>
+        </w:tabs>
+        <w:ind w:left="1440" w:hanging="360"/>
+      </w:pPr>
+      <w:rPr>
+        <w:rFonts w:ascii="Courier New" w:hAnsi="Courier New" w:hint="default"/>
+        <w:sz w:val="20"/>
+      </w:rPr>
+    </w:lvl>
+    <w:lvl w:ilvl="2" w:tentative="1">
+      <w:start w:val="1"/>
+      <w:numFmt w:val="bullet"/>
+      <w:lvlText w:val=""/>
+      <w:lvlJc w:val="left"/>
+      <w:pPr>
+        <w:tabs>
+          <w:tab w:val="num" w:pos="2160"/>
+        </w:tabs>
+        <w:ind w:left="2160" w:hanging="360"/>
+      </w:pPr>
+      <w:rPr>
+        <w:rFonts w:ascii="Wingdings" w:hAnsi="Wingdings" w:hint="default"/>
+        <w:sz w:val="20"/>
+      </w:rPr>
+    </w:lvl>
+    <w:lvl w:ilvl="3" w:tentative="1">
+      <w:start w:val="1"/>
+      <w:numFmt w:val="bullet"/>
+      <w:lvlText w:val=""/>
+      <w:lvlJc w:val="left"/>
+      <w:pPr>
+        <w:tabs>
+          <w:tab w:val="num" w:pos="2880"/>
+        </w:tabs>
+        <w:ind w:left="2880" w:hanging="360"/>
+      </w:pPr>
+      <w:rPr>
+        <w:rFonts w:ascii="Wingdings" w:hAnsi="Wingdings" w:hint="default"/>
+        <w:sz w:val="20"/>
+      </w:rPr>
+    </w:lvl>
+    <w:lvl w:ilvl="4" w:tentative="1">
+      <w:start w:val="1"/>
+      <w:numFmt w:val="bullet"/>
+      <w:lvlText w:val=""/>
+      <w:lvlJc w:val="left"/>
+      <w:pPr>
+        <w:tabs>
+          <w:tab w:val="num" w:pos="3600"/>
+        </w:tabs>
+        <w:ind w:left="3600" w:hanging="360"/>
+      </w:pPr>
+      <w:rPr>
+        <w:rFonts w:ascii="Wingdings" w:hAnsi="Wingdings" w:hint="default"/>
+        <w:sz w:val="20"/>
+      </w:rPr>
+    </w:lvl>
+    <w:lvl w:ilvl="5" w:tentative="1">
+      <w:start w:val="1"/>
+      <w:numFmt w:val="bullet"/>
+      <w:lvlText w:val=""/>
+      <w:lvlJc w:val="left"/>
+      <w:pPr>
+        <w:tabs>
+          <w:tab w:val="num" w:pos="4320"/>
+        </w:tabs>
+        <w:ind w:left="4320" w:hanging="360"/>
+      </w:pPr>
+      <w:rPr>
+        <w:rFonts w:ascii="Wingdings" w:hAnsi="Wingdings" w:hint="default"/>
+        <w:sz w:val="20"/>
+      </w:rPr>
+    </w:lvl>
+    <w:lvl w:ilvl="6" w:tentative="1">
+      <w:start w:val="1"/>
+      <w:numFmt w:val="bullet"/>
+      <w:lvlText w:val=""/>
+      <w:lvlJc w:val="left"/>
+      <w:pPr>
+        <w:tabs>
+          <w:tab w:val="num" w:pos="5040"/>
+        </w:tabs>
+        <w:ind w:left="5040" w:hanging="360"/>
+      </w:pPr>
+      <w:rPr>
+        <w:rFonts w:ascii="Wingdings" w:hAnsi="Wingdings" w:hint="default"/>
+        <w:sz w:val="20"/>
+      </w:rPr>
+    </w:lvl>
+    <w:lvl w:ilvl="7" w:tentative="1">
+      <w:start w:val="1"/>
+      <w:numFmt w:val="bullet"/>
+      <w:lvlText w:val=""/>
+      <w:lvlJc w:val="left"/>
+      <w:pPr>
+        <w:tabs>
+          <w:tab w:val="num" w:pos="5760"/>
+        </w:tabs>
+        <w:ind w:left="5760" w:hanging="360"/>
+      </w:pPr>
+      <w:rPr>
+        <w:rFonts w:ascii="Wingdings" w:hAnsi="Wingdings" w:hint="default"/>
+        <w:sz w:val="20"/>
+      </w:rPr>
+    </w:lvl>
+    <w:lvl w:ilvl="8" w:tentative="1">
+      <w:start w:val="1"/>
+      <w:numFmt w:val="bullet"/>
+      <w:lvlText w:val=""/>
+      <w:lvlJc w:val="left"/>
+      <w:pPr>
+        <w:tabs>
+          <w:tab w:val="num" w:pos="6480"/>
+        </w:tabs>
+        <w:ind w:left="6480" w:hanging="360"/>
+      </w:pPr>
+      <w:rPr>
+        <w:rFonts w:ascii="Wingdings" w:hAnsi="Wingdings" w:hint="default"/>
+        <w:sz w:val="20"/>
+      </w:rPr>
+    </w:lvl>
+  </w:abstractNum>
+  <w:abstractNum w:abstractNumId="15" w15:restartNumberingAfterBreak="0">
+    <w:nsid w:val="19C97AD7"/>
+    <w:multiLevelType w:val="multilevel"/>
+    <w:tmpl w:val="B930169A"/>
+    <w:lvl w:ilvl="0">
+      <w:start w:val="1"/>
+      <w:numFmt w:val="bullet"/>
+      <w:lvlText w:val=""/>
+      <w:lvlJc w:val="left"/>
+      <w:pPr>
+        <w:tabs>
+          <w:tab w:val="num" w:pos="720"/>
+        </w:tabs>
+        <w:ind w:left="720" w:hanging="360"/>
+      </w:pPr>
+      <w:rPr>
+        <w:rFonts w:ascii="Symbol" w:hAnsi="Symbol" w:hint="default"/>
+        <w:sz w:val="20"/>
+      </w:rPr>
+    </w:lvl>
+    <w:lvl w:ilvl="1" w:tentative="1">
+      <w:start w:val="1"/>
+      <w:numFmt w:val="bullet"/>
+      <w:lvlText w:val="o"/>
+      <w:lvlJc w:val="left"/>
+      <w:pPr>
+        <w:tabs>
+          <w:tab w:val="num" w:pos="1440"/>
+        </w:tabs>
+        <w:ind w:left="1440" w:hanging="360"/>
+      </w:pPr>
+      <w:rPr>
+        <w:rFonts w:ascii="Courier New" w:hAnsi="Courier New" w:hint="default"/>
+        <w:sz w:val="20"/>
+      </w:rPr>
+    </w:lvl>
+    <w:lvl w:ilvl="2" w:tentative="1">
+      <w:start w:val="1"/>
+      <w:numFmt w:val="bullet"/>
+      <w:lvlText w:val=""/>
+      <w:lvlJc w:val="left"/>
+      <w:pPr>
+        <w:tabs>
+          <w:tab w:val="num" w:pos="2160"/>
+        </w:tabs>
+        <w:ind w:left="2160" w:hanging="360"/>
+      </w:pPr>
+      <w:rPr>
+        <w:rFonts w:ascii="Wingdings" w:hAnsi="Wingdings" w:hint="default"/>
+        <w:sz w:val="20"/>
+      </w:rPr>
+    </w:lvl>
+    <w:lvl w:ilvl="3" w:tentative="1">
+      <w:start w:val="1"/>
+      <w:numFmt w:val="bullet"/>
+      <w:lvlText w:val=""/>
+      <w:lvlJc w:val="left"/>
+      <w:pPr>
+        <w:tabs>
+          <w:tab w:val="num" w:pos="2880"/>
+        </w:tabs>
+        <w:ind w:left="2880" w:hanging="360"/>
+      </w:pPr>
+      <w:rPr>
+        <w:rFonts w:ascii="Wingdings" w:hAnsi="Wingdings" w:hint="default"/>
+        <w:sz w:val="20"/>
+      </w:rPr>
+    </w:lvl>
+    <w:lvl w:ilvl="4" w:tentative="1">
+      <w:start w:val="1"/>
+      <w:numFmt w:val="bullet"/>
+      <w:lvlText w:val=""/>
+      <w:lvlJc w:val="left"/>
+      <w:pPr>
+        <w:tabs>
+          <w:tab w:val="num" w:pos="3600"/>
+        </w:tabs>
+        <w:ind w:left="3600" w:hanging="360"/>
+      </w:pPr>
+      <w:rPr>
+        <w:rFonts w:ascii="Wingdings" w:hAnsi="Wingdings" w:hint="default"/>
+        <w:sz w:val="20"/>
+      </w:rPr>
+    </w:lvl>
+    <w:lvl w:ilvl="5" w:tentative="1">
+      <w:start w:val="1"/>
+      <w:numFmt w:val="bullet"/>
+      <w:lvlText w:val=""/>
+      <w:lvlJc w:val="left"/>
+      <w:pPr>
+        <w:tabs>
+          <w:tab w:val="num" w:pos="4320"/>
+        </w:tabs>
+        <w:ind w:left="4320" w:hanging="360"/>
+      </w:pPr>
+      <w:rPr>
+        <w:rFonts w:ascii="Wingdings" w:hAnsi="Wingdings" w:hint="default"/>
+        <w:sz w:val="20"/>
+      </w:rPr>
+    </w:lvl>
+    <w:lvl w:ilvl="6" w:tentative="1">
+      <w:start w:val="1"/>
+      <w:numFmt w:val="bullet"/>
+      <w:lvlText w:val=""/>
+      <w:lvlJc w:val="left"/>
+      <w:pPr>
+        <w:tabs>
+          <w:tab w:val="num" w:pos="5040"/>
+        </w:tabs>
+        <w:ind w:left="5040" w:hanging="360"/>
+      </w:pPr>
+      <w:rPr>
+        <w:rFonts w:ascii="Wingdings" w:hAnsi="Wingdings" w:hint="default"/>
+        <w:sz w:val="20"/>
+      </w:rPr>
+    </w:lvl>
+    <w:lvl w:ilvl="7" w:tentative="1">
+      <w:start w:val="1"/>
+      <w:numFmt w:val="bullet"/>
+      <w:lvlText w:val=""/>
+      <w:lvlJc w:val="left"/>
+      <w:pPr>
+        <w:tabs>
+          <w:tab w:val="num" w:pos="5760"/>
+        </w:tabs>
+        <w:ind w:left="5760" w:hanging="360"/>
+      </w:pPr>
+      <w:rPr>
+        <w:rFonts w:ascii="Wingdings" w:hAnsi="Wingdings" w:hint="default"/>
+        <w:sz w:val="20"/>
+      </w:rPr>
+    </w:lvl>
+    <w:lvl w:ilvl="8" w:tentative="1">
+      <w:start w:val="1"/>
+      <w:numFmt w:val="bullet"/>
+      <w:lvlText w:val=""/>
+      <w:lvlJc w:val="left"/>
+      <w:pPr>
+        <w:tabs>
+          <w:tab w:val="num" w:pos="6480"/>
+        </w:tabs>
+        <w:ind w:left="6480" w:hanging="360"/>
+      </w:pPr>
+      <w:rPr>
+        <w:rFonts w:ascii="Wingdings" w:hAnsi="Wingdings" w:hint="default"/>
+        <w:sz w:val="20"/>
+      </w:rPr>
+    </w:lvl>
+  </w:abstractNum>
+  <w:abstractNum w:abstractNumId="16" w15:restartNumberingAfterBreak="0">
     <w:nsid w:val="1D1A227B"/>
     <w:multiLevelType w:val="multilevel"/>
     <w:tmpl w:val="1CA41A90"/>
@@ -16880,7 +19055,7 @@
       </w:rPr>
     </w:lvl>
   </w:abstractNum>
-  <w:abstractNum w:abstractNumId="14" w15:restartNumberingAfterBreak="0">
+  <w:abstractNum w:abstractNumId="17" w15:restartNumberingAfterBreak="0">
     <w:nsid w:val="1D8B075A"/>
     <w:multiLevelType w:val="multilevel"/>
     <w:tmpl w:val="6CF4257C"/>
@@ -17029,7 +19204,7 @@
       </w:rPr>
     </w:lvl>
   </w:abstractNum>
-  <w:abstractNum w:abstractNumId="15" w15:restartNumberingAfterBreak="0">
+  <w:abstractNum w:abstractNumId="18" w15:restartNumberingAfterBreak="0">
     <w:nsid w:val="1E56067A"/>
     <w:multiLevelType w:val="multilevel"/>
     <w:tmpl w:val="4BE05CF8"/>
@@ -17178,7 +19353,7 @@
       </w:rPr>
     </w:lvl>
   </w:abstractNum>
-  <w:abstractNum w:abstractNumId="16" w15:restartNumberingAfterBreak="0">
+  <w:abstractNum w:abstractNumId="19" w15:restartNumberingAfterBreak="0">
     <w:nsid w:val="1E880997"/>
     <w:multiLevelType w:val="multilevel"/>
     <w:tmpl w:val="4AD8BF5C"/>
@@ -17327,7 +19502,7 @@
       </w:rPr>
     </w:lvl>
   </w:abstractNum>
-  <w:abstractNum w:abstractNumId="17" w15:restartNumberingAfterBreak="0">
+  <w:abstractNum w:abstractNumId="20" w15:restartNumberingAfterBreak="0">
     <w:nsid w:val="1EC40C4E"/>
     <w:multiLevelType w:val="multilevel"/>
     <w:tmpl w:val="2204501E"/>
@@ -17441,7 +19616,7 @@
       </w:pPr>
     </w:lvl>
   </w:abstractNum>
-  <w:abstractNum w:abstractNumId="18" w15:restartNumberingAfterBreak="0">
+  <w:abstractNum w:abstractNumId="21" w15:restartNumberingAfterBreak="0">
     <w:nsid w:val="1F5B1881"/>
     <w:multiLevelType w:val="multilevel"/>
     <w:tmpl w:val="7538448C"/>
@@ -17590,7 +19765,7 @@
       </w:rPr>
     </w:lvl>
   </w:abstractNum>
-  <w:abstractNum w:abstractNumId="19" w15:restartNumberingAfterBreak="0">
+  <w:abstractNum w:abstractNumId="22" w15:restartNumberingAfterBreak="0">
     <w:nsid w:val="204653FF"/>
     <w:multiLevelType w:val="multilevel"/>
     <w:tmpl w:val="34ACF896"/>
@@ -17739,7 +19914,7 @@
       </w:rPr>
     </w:lvl>
   </w:abstractNum>
-  <w:abstractNum w:abstractNumId="20" w15:restartNumberingAfterBreak="0">
+  <w:abstractNum w:abstractNumId="23" w15:restartNumberingAfterBreak="0">
     <w:nsid w:val="20DD7828"/>
     <w:multiLevelType w:val="multilevel"/>
     <w:tmpl w:val="BE100C10"/>
@@ -17884,7 +20059,7 @@
       </w:rPr>
     </w:lvl>
   </w:abstractNum>
-  <w:abstractNum w:abstractNumId="21" w15:restartNumberingAfterBreak="0">
+  <w:abstractNum w:abstractNumId="24" w15:restartNumberingAfterBreak="0">
     <w:nsid w:val="21D77725"/>
     <w:multiLevelType w:val="multilevel"/>
     <w:tmpl w:val="0BCC05C8"/>
@@ -18033,7 +20208,7 @@
       </w:rPr>
     </w:lvl>
   </w:abstractNum>
-  <w:abstractNum w:abstractNumId="22" w15:restartNumberingAfterBreak="0">
+  <w:abstractNum w:abstractNumId="25" w15:restartNumberingAfterBreak="0">
     <w:nsid w:val="244353DC"/>
     <w:multiLevelType w:val="multilevel"/>
     <w:tmpl w:val="B9D6EBCA"/>
@@ -18182,7 +20357,7 @@
       </w:rPr>
     </w:lvl>
   </w:abstractNum>
-  <w:abstractNum w:abstractNumId="23" w15:restartNumberingAfterBreak="0">
+  <w:abstractNum w:abstractNumId="26" w15:restartNumberingAfterBreak="0">
     <w:nsid w:val="24F05263"/>
     <w:multiLevelType w:val="multilevel"/>
     <w:tmpl w:val="C9428BBE"/>
@@ -18331,7 +20506,7 @@
       </w:rPr>
     </w:lvl>
   </w:abstractNum>
-  <w:abstractNum w:abstractNumId="24" w15:restartNumberingAfterBreak="0">
+  <w:abstractNum w:abstractNumId="27" w15:restartNumberingAfterBreak="0">
     <w:nsid w:val="25DF0AF0"/>
     <w:multiLevelType w:val="multilevel"/>
     <w:tmpl w:val="8D5ED552"/>
@@ -18480,7 +20655,7 @@
       </w:rPr>
     </w:lvl>
   </w:abstractNum>
-  <w:abstractNum w:abstractNumId="25" w15:restartNumberingAfterBreak="0">
+  <w:abstractNum w:abstractNumId="28" w15:restartNumberingAfterBreak="0">
     <w:nsid w:val="28CA10B7"/>
     <w:multiLevelType w:val="multilevel"/>
     <w:tmpl w:val="CC6CF388"/>
@@ -18629,7 +20804,7 @@
       </w:rPr>
     </w:lvl>
   </w:abstractNum>
-  <w:abstractNum w:abstractNumId="26" w15:restartNumberingAfterBreak="0">
+  <w:abstractNum w:abstractNumId="29" w15:restartNumberingAfterBreak="0">
     <w:nsid w:val="2A843FA0"/>
     <w:multiLevelType w:val="multilevel"/>
     <w:tmpl w:val="32CE6236"/>
@@ -18774,7 +20949,7 @@
       </w:rPr>
     </w:lvl>
   </w:abstractNum>
-  <w:abstractNum w:abstractNumId="27" w15:restartNumberingAfterBreak="0">
+  <w:abstractNum w:abstractNumId="30" w15:restartNumberingAfterBreak="0">
     <w:nsid w:val="2ABB0C90"/>
     <w:multiLevelType w:val="multilevel"/>
     <w:tmpl w:val="4C5CE17E"/>
@@ -18919,7 +21094,7 @@
       </w:rPr>
     </w:lvl>
   </w:abstractNum>
-  <w:abstractNum w:abstractNumId="28" w15:restartNumberingAfterBreak="0">
+  <w:abstractNum w:abstractNumId="31" w15:restartNumberingAfterBreak="0">
     <w:nsid w:val="2D6F394D"/>
     <w:multiLevelType w:val="multilevel"/>
     <w:tmpl w:val="DFC89B9C"/>
@@ -19068,7 +21243,7 @@
       </w:rPr>
     </w:lvl>
   </w:abstractNum>
-  <w:abstractNum w:abstractNumId="29" w15:restartNumberingAfterBreak="0">
+  <w:abstractNum w:abstractNumId="32" w15:restartNumberingAfterBreak="0">
     <w:nsid w:val="2E45361B"/>
     <w:multiLevelType w:val="multilevel"/>
     <w:tmpl w:val="D848DFE8"/>
@@ -19217,7 +21392,7 @@
       </w:rPr>
     </w:lvl>
   </w:abstractNum>
-  <w:abstractNum w:abstractNumId="30" w15:restartNumberingAfterBreak="0">
+  <w:abstractNum w:abstractNumId="33" w15:restartNumberingAfterBreak="0">
     <w:nsid w:val="303F1E83"/>
     <w:multiLevelType w:val="multilevel"/>
     <w:tmpl w:val="955462CE"/>
@@ -19362,7 +21537,7 @@
       </w:rPr>
     </w:lvl>
   </w:abstractNum>
-  <w:abstractNum w:abstractNumId="31" w15:restartNumberingAfterBreak="0">
+  <w:abstractNum w:abstractNumId="34" w15:restartNumberingAfterBreak="0">
     <w:nsid w:val="30A0263C"/>
     <w:multiLevelType w:val="multilevel"/>
     <w:tmpl w:val="2F2C29B6"/>
@@ -19511,7 +21686,156 @@
       </w:rPr>
     </w:lvl>
   </w:abstractNum>
-  <w:abstractNum w:abstractNumId="32" w15:restartNumberingAfterBreak="0">
+  <w:abstractNum w:abstractNumId="35" w15:restartNumberingAfterBreak="0">
+    <w:nsid w:val="330211B2"/>
+    <w:multiLevelType w:val="multilevel"/>
+    <w:tmpl w:val="35AC587A"/>
+    <w:lvl w:ilvl="0">
+      <w:start w:val="1"/>
+      <w:numFmt w:val="bullet"/>
+      <w:lvlText w:val=""/>
+      <w:lvlJc w:val="left"/>
+      <w:pPr>
+        <w:tabs>
+          <w:tab w:val="num" w:pos="720"/>
+        </w:tabs>
+        <w:ind w:left="720" w:hanging="360"/>
+      </w:pPr>
+      <w:rPr>
+        <w:rFonts w:ascii="Symbol" w:hAnsi="Symbol" w:hint="default"/>
+        <w:sz w:val="20"/>
+      </w:rPr>
+    </w:lvl>
+    <w:lvl w:ilvl="1">
+      <w:start w:val="1"/>
+      <w:numFmt w:val="bullet"/>
+      <w:lvlText w:val="o"/>
+      <w:lvlJc w:val="left"/>
+      <w:pPr>
+        <w:tabs>
+          <w:tab w:val="num" w:pos="1440"/>
+        </w:tabs>
+        <w:ind w:left="1440" w:hanging="360"/>
+      </w:pPr>
+      <w:rPr>
+        <w:rFonts w:ascii="Courier New" w:hAnsi="Courier New" w:hint="default"/>
+        <w:sz w:val="20"/>
+      </w:rPr>
+    </w:lvl>
+    <w:lvl w:ilvl="2" w:tentative="1">
+      <w:start w:val="1"/>
+      <w:numFmt w:val="bullet"/>
+      <w:lvlText w:val=""/>
+      <w:lvlJc w:val="left"/>
+      <w:pPr>
+        <w:tabs>
+          <w:tab w:val="num" w:pos="2160"/>
+        </w:tabs>
+        <w:ind w:left="2160" w:hanging="360"/>
+      </w:pPr>
+      <w:rPr>
+        <w:rFonts w:ascii="Wingdings" w:hAnsi="Wingdings" w:hint="default"/>
+        <w:sz w:val="20"/>
+      </w:rPr>
+    </w:lvl>
+    <w:lvl w:ilvl="3" w:tentative="1">
+      <w:start w:val="1"/>
+      <w:numFmt w:val="bullet"/>
+      <w:lvlText w:val=""/>
+      <w:lvlJc w:val="left"/>
+      <w:pPr>
+        <w:tabs>
+          <w:tab w:val="num" w:pos="2880"/>
+        </w:tabs>
+        <w:ind w:left="2880" w:hanging="360"/>
+      </w:pPr>
+      <w:rPr>
+        <w:rFonts w:ascii="Wingdings" w:hAnsi="Wingdings" w:hint="default"/>
+        <w:sz w:val="20"/>
+      </w:rPr>
+    </w:lvl>
+    <w:lvl w:ilvl="4" w:tentative="1">
+      <w:start w:val="1"/>
+      <w:numFmt w:val="bullet"/>
+      <w:lvlText w:val=""/>
+      <w:lvlJc w:val="left"/>
+      <w:pPr>
+        <w:tabs>
+          <w:tab w:val="num" w:pos="3600"/>
+        </w:tabs>
+        <w:ind w:left="3600" w:hanging="360"/>
+      </w:pPr>
+      <w:rPr>
+        <w:rFonts w:ascii="Wingdings" w:hAnsi="Wingdings" w:hint="default"/>
+        <w:sz w:val="20"/>
+      </w:rPr>
+    </w:lvl>
+    <w:lvl w:ilvl="5" w:tentative="1">
+      <w:start w:val="1"/>
+      <w:numFmt w:val="bullet"/>
+      <w:lvlText w:val=""/>
+      <w:lvlJc w:val="left"/>
+      <w:pPr>
+        <w:tabs>
+          <w:tab w:val="num" w:pos="4320"/>
+        </w:tabs>
+        <w:ind w:left="4320" w:hanging="360"/>
+      </w:pPr>
+      <w:rPr>
+        <w:rFonts w:ascii="Wingdings" w:hAnsi="Wingdings" w:hint="default"/>
+        <w:sz w:val="20"/>
+      </w:rPr>
+    </w:lvl>
+    <w:lvl w:ilvl="6" w:tentative="1">
+      <w:start w:val="1"/>
+      <w:numFmt w:val="bullet"/>
+      <w:lvlText w:val=""/>
+      <w:lvlJc w:val="left"/>
+      <w:pPr>
+        <w:tabs>
+          <w:tab w:val="num" w:pos="5040"/>
+        </w:tabs>
+        <w:ind w:left="5040" w:hanging="360"/>
+      </w:pPr>
+      <w:rPr>
+        <w:rFonts w:ascii="Wingdings" w:hAnsi="Wingdings" w:hint="default"/>
+        <w:sz w:val="20"/>
+      </w:rPr>
+    </w:lvl>
+    <w:lvl w:ilvl="7" w:tentative="1">
+      <w:start w:val="1"/>
+      <w:numFmt w:val="bullet"/>
+      <w:lvlText w:val=""/>
+      <w:lvlJc w:val="left"/>
+      <w:pPr>
+        <w:tabs>
+          <w:tab w:val="num" w:pos="5760"/>
+        </w:tabs>
+        <w:ind w:left="5760" w:hanging="360"/>
+      </w:pPr>
+      <w:rPr>
+        <w:rFonts w:ascii="Wingdings" w:hAnsi="Wingdings" w:hint="default"/>
+        <w:sz w:val="20"/>
+      </w:rPr>
+    </w:lvl>
+    <w:lvl w:ilvl="8" w:tentative="1">
+      <w:start w:val="1"/>
+      <w:numFmt w:val="bullet"/>
+      <w:lvlText w:val=""/>
+      <w:lvlJc w:val="left"/>
+      <w:pPr>
+        <w:tabs>
+          <w:tab w:val="num" w:pos="6480"/>
+        </w:tabs>
+        <w:ind w:left="6480" w:hanging="360"/>
+      </w:pPr>
+      <w:rPr>
+        <w:rFonts w:ascii="Wingdings" w:hAnsi="Wingdings" w:hint="default"/>
+        <w:sz w:val="20"/>
+      </w:rPr>
+    </w:lvl>
+  </w:abstractNum>
+  <w:abstractNum w:abstractNumId="36" w15:restartNumberingAfterBreak="0">
     <w:nsid w:val="38165A16"/>
     <w:multiLevelType w:val="multilevel"/>
     <w:tmpl w:val="69323D92"/>
@@ -19624,7 +21948,7 @@
       </w:pPr>
     </w:lvl>
   </w:abstractNum>
-  <w:abstractNum w:abstractNumId="33" w15:restartNumberingAfterBreak="0">
+  <w:abstractNum w:abstractNumId="37" w15:restartNumberingAfterBreak="0">
     <w:nsid w:val="38CF1FE7"/>
     <w:multiLevelType w:val="hybridMultilevel"/>
     <w:tmpl w:val="0B7AAD70"/>
@@ -19713,7 +22037,156 @@
       </w:pPr>
     </w:lvl>
   </w:abstractNum>
-  <w:abstractNum w:abstractNumId="34" w15:restartNumberingAfterBreak="0">
+  <w:abstractNum w:abstractNumId="38" w15:restartNumberingAfterBreak="0">
+    <w:nsid w:val="38FF452C"/>
+    <w:multiLevelType w:val="multilevel"/>
+    <w:tmpl w:val="C20E4C04"/>
+    <w:lvl w:ilvl="0">
+      <w:start w:val="1"/>
+      <w:numFmt w:val="bullet"/>
+      <w:lvlText w:val=""/>
+      <w:lvlJc w:val="left"/>
+      <w:pPr>
+        <w:tabs>
+          <w:tab w:val="num" w:pos="720"/>
+        </w:tabs>
+        <w:ind w:left="720" w:hanging="360"/>
+      </w:pPr>
+      <w:rPr>
+        <w:rFonts w:ascii="Symbol" w:hAnsi="Symbol" w:hint="default"/>
+        <w:sz w:val="20"/>
+      </w:rPr>
+    </w:lvl>
+    <w:lvl w:ilvl="1" w:tentative="1">
+      <w:start w:val="1"/>
+      <w:numFmt w:val="bullet"/>
+      <w:lvlText w:val="o"/>
+      <w:lvlJc w:val="left"/>
+      <w:pPr>
+        <w:tabs>
+          <w:tab w:val="num" w:pos="1440"/>
+        </w:tabs>
+        <w:ind w:left="1440" w:hanging="360"/>
+      </w:pPr>
+      <w:rPr>
+        <w:rFonts w:ascii="Courier New" w:hAnsi="Courier New" w:hint="default"/>
+        <w:sz w:val="20"/>
+      </w:rPr>
+    </w:lvl>
+    <w:lvl w:ilvl="2" w:tentative="1">
+      <w:start w:val="1"/>
+      <w:numFmt w:val="bullet"/>
+      <w:lvlText w:val=""/>
+      <w:lvlJc w:val="left"/>
+      <w:pPr>
+        <w:tabs>
+          <w:tab w:val="num" w:pos="2160"/>
+        </w:tabs>
+        <w:ind w:left="2160" w:hanging="360"/>
+      </w:pPr>
+      <w:rPr>
+        <w:rFonts w:ascii="Wingdings" w:hAnsi="Wingdings" w:hint="default"/>
+        <w:sz w:val="20"/>
+      </w:rPr>
+    </w:lvl>
+    <w:lvl w:ilvl="3" w:tentative="1">
+      <w:start w:val="1"/>
+      <w:numFmt w:val="bullet"/>
+      <w:lvlText w:val=""/>
+      <w:lvlJc w:val="left"/>
+      <w:pPr>
+        <w:tabs>
+          <w:tab w:val="num" w:pos="2880"/>
+        </w:tabs>
+        <w:ind w:left="2880" w:hanging="360"/>
+      </w:pPr>
+      <w:rPr>
+        <w:rFonts w:ascii="Wingdings" w:hAnsi="Wingdings" w:hint="default"/>
+        <w:sz w:val="20"/>
+      </w:rPr>
+    </w:lvl>
+    <w:lvl w:ilvl="4" w:tentative="1">
+      <w:start w:val="1"/>
+      <w:numFmt w:val="bullet"/>
+      <w:lvlText w:val=""/>
+      <w:lvlJc w:val="left"/>
+      <w:pPr>
+        <w:tabs>
+          <w:tab w:val="num" w:pos="3600"/>
+        </w:tabs>
+        <w:ind w:left="3600" w:hanging="360"/>
+      </w:pPr>
+      <w:rPr>
+        <w:rFonts w:ascii="Wingdings" w:hAnsi="Wingdings" w:hint="default"/>
+        <w:sz w:val="20"/>
+      </w:rPr>
+    </w:lvl>
+    <w:lvl w:ilvl="5" w:tentative="1">
+      <w:start w:val="1"/>
+      <w:numFmt w:val="bullet"/>
+      <w:lvlText w:val=""/>
+      <w:lvlJc w:val="left"/>
+      <w:pPr>
+        <w:tabs>
+          <w:tab w:val="num" w:pos="4320"/>
+        </w:tabs>
+        <w:ind w:left="4320" w:hanging="360"/>
+      </w:pPr>
+      <w:rPr>
+        <w:rFonts w:ascii="Wingdings" w:hAnsi="Wingdings" w:hint="default"/>
+        <w:sz w:val="20"/>
+      </w:rPr>
+    </w:lvl>
+    <w:lvl w:ilvl="6" w:tentative="1">
+      <w:start w:val="1"/>
+      <w:numFmt w:val="bullet"/>
+      <w:lvlText w:val=""/>
+      <w:lvlJc w:val="left"/>
+      <w:pPr>
+        <w:tabs>
+          <w:tab w:val="num" w:pos="5040"/>
+        </w:tabs>
+        <w:ind w:left="5040" w:hanging="360"/>
+      </w:pPr>
+      <w:rPr>
+        <w:rFonts w:ascii="Wingdings" w:hAnsi="Wingdings" w:hint="default"/>
+        <w:sz w:val="20"/>
+      </w:rPr>
+    </w:lvl>
+    <w:lvl w:ilvl="7" w:tentative="1">
+      <w:start w:val="1"/>
+      <w:numFmt w:val="bullet"/>
+      <w:lvlText w:val=""/>
+      <w:lvlJc w:val="left"/>
+      <w:pPr>
+        <w:tabs>
+          <w:tab w:val="num" w:pos="5760"/>
+        </w:tabs>
+        <w:ind w:left="5760" w:hanging="360"/>
+      </w:pPr>
+      <w:rPr>
+        <w:rFonts w:ascii="Wingdings" w:hAnsi="Wingdings" w:hint="default"/>
+        <w:sz w:val="20"/>
+      </w:rPr>
+    </w:lvl>
+    <w:lvl w:ilvl="8" w:tentative="1">
+      <w:start w:val="1"/>
+      <w:numFmt w:val="bullet"/>
+      <w:lvlText w:val=""/>
+      <w:lvlJc w:val="left"/>
+      <w:pPr>
+        <w:tabs>
+          <w:tab w:val="num" w:pos="6480"/>
+        </w:tabs>
+        <w:ind w:left="6480" w:hanging="360"/>
+      </w:pPr>
+      <w:rPr>
+        <w:rFonts w:ascii="Wingdings" w:hAnsi="Wingdings" w:hint="default"/>
+        <w:sz w:val="20"/>
+      </w:rPr>
+    </w:lvl>
+  </w:abstractNum>
+  <w:abstractNum w:abstractNumId="39" w15:restartNumberingAfterBreak="0">
     <w:nsid w:val="39315F27"/>
     <w:multiLevelType w:val="multilevel"/>
     <w:tmpl w:val="2EFCE55A"/>
@@ -19862,7 +22335,7 @@
       </w:rPr>
     </w:lvl>
   </w:abstractNum>
-  <w:abstractNum w:abstractNumId="35" w15:restartNumberingAfterBreak="0">
+  <w:abstractNum w:abstractNumId="40" w15:restartNumberingAfterBreak="0">
     <w:nsid w:val="3AFA4D72"/>
     <w:multiLevelType w:val="multilevel"/>
     <w:tmpl w:val="8990E500"/>
@@ -19975,7 +22448,7 @@
       </w:pPr>
     </w:lvl>
   </w:abstractNum>
-  <w:abstractNum w:abstractNumId="36" w15:restartNumberingAfterBreak="0">
+  <w:abstractNum w:abstractNumId="41" w15:restartNumberingAfterBreak="0">
     <w:nsid w:val="3B613687"/>
     <w:multiLevelType w:val="multilevel"/>
     <w:tmpl w:val="260641F8"/>
@@ -20124,7 +22597,7 @@
       </w:rPr>
     </w:lvl>
   </w:abstractNum>
-  <w:abstractNum w:abstractNumId="37" w15:restartNumberingAfterBreak="0">
+  <w:abstractNum w:abstractNumId="42" w15:restartNumberingAfterBreak="0">
     <w:nsid w:val="3E197EA1"/>
     <w:multiLevelType w:val="multilevel"/>
     <w:tmpl w:val="5052B888"/>
@@ -20269,7 +22742,7 @@
       </w:rPr>
     </w:lvl>
   </w:abstractNum>
-  <w:abstractNum w:abstractNumId="38" w15:restartNumberingAfterBreak="0">
+  <w:abstractNum w:abstractNumId="43" w15:restartNumberingAfterBreak="0">
     <w:nsid w:val="3EA745F7"/>
     <w:multiLevelType w:val="multilevel"/>
     <w:tmpl w:val="AFDC4180"/>
@@ -20418,7 +22891,7 @@
       </w:rPr>
     </w:lvl>
   </w:abstractNum>
-  <w:abstractNum w:abstractNumId="39" w15:restartNumberingAfterBreak="0">
+  <w:abstractNum w:abstractNumId="44" w15:restartNumberingAfterBreak="0">
     <w:nsid w:val="40177963"/>
     <w:multiLevelType w:val="multilevel"/>
     <w:tmpl w:val="474200A8"/>
@@ -20567,7 +23040,7 @@
       </w:rPr>
     </w:lvl>
   </w:abstractNum>
-  <w:abstractNum w:abstractNumId="40" w15:restartNumberingAfterBreak="0">
+  <w:abstractNum w:abstractNumId="45" w15:restartNumberingAfterBreak="0">
     <w:nsid w:val="401C3166"/>
     <w:multiLevelType w:val="multilevel"/>
     <w:tmpl w:val="15D01A2A"/>
@@ -20713,7 +23186,7 @@
       </w:rPr>
     </w:lvl>
   </w:abstractNum>
-  <w:abstractNum w:abstractNumId="41" w15:restartNumberingAfterBreak="0">
+  <w:abstractNum w:abstractNumId="46" w15:restartNumberingAfterBreak="0">
     <w:nsid w:val="42492409"/>
     <w:multiLevelType w:val="multilevel"/>
     <w:tmpl w:val="6E8A1A86"/>
@@ -20862,7 +23335,7 @@
       </w:rPr>
     </w:lvl>
   </w:abstractNum>
-  <w:abstractNum w:abstractNumId="42" w15:restartNumberingAfterBreak="0">
+  <w:abstractNum w:abstractNumId="47" w15:restartNumberingAfterBreak="0">
     <w:nsid w:val="43AE1CB3"/>
     <w:multiLevelType w:val="multilevel"/>
     <w:tmpl w:val="87FEA80E"/>
@@ -21011,7 +23484,7 @@
       </w:rPr>
     </w:lvl>
   </w:abstractNum>
-  <w:abstractNum w:abstractNumId="43" w15:restartNumberingAfterBreak="0">
+  <w:abstractNum w:abstractNumId="48" w15:restartNumberingAfterBreak="0">
     <w:nsid w:val="44B4651D"/>
     <w:multiLevelType w:val="multilevel"/>
     <w:tmpl w:val="CB6464B8"/>
@@ -21160,7 +23633,7 @@
       </w:rPr>
     </w:lvl>
   </w:abstractNum>
-  <w:abstractNum w:abstractNumId="44" w15:restartNumberingAfterBreak="0">
+  <w:abstractNum w:abstractNumId="49" w15:restartNumberingAfterBreak="0">
     <w:nsid w:val="44CB6702"/>
     <w:multiLevelType w:val="multilevel"/>
     <w:tmpl w:val="E364022C"/>
@@ -21309,7 +23782,7 @@
       </w:rPr>
     </w:lvl>
   </w:abstractNum>
-  <w:abstractNum w:abstractNumId="45" w15:restartNumberingAfterBreak="0">
+  <w:abstractNum w:abstractNumId="50" w15:restartNumberingAfterBreak="0">
     <w:nsid w:val="46D34FB0"/>
     <w:multiLevelType w:val="multilevel"/>
     <w:tmpl w:val="AA32DB28"/>
@@ -21458,7 +23931,7 @@
       </w:rPr>
     </w:lvl>
   </w:abstractNum>
-  <w:abstractNum w:abstractNumId="46" w15:restartNumberingAfterBreak="0">
+  <w:abstractNum w:abstractNumId="51" w15:restartNumberingAfterBreak="0">
     <w:nsid w:val="47473B51"/>
     <w:multiLevelType w:val="multilevel"/>
     <w:tmpl w:val="BC9E773C"/>
@@ -21603,7 +24076,7 @@
       </w:rPr>
     </w:lvl>
   </w:abstractNum>
-  <w:abstractNum w:abstractNumId="47" w15:restartNumberingAfterBreak="0">
+  <w:abstractNum w:abstractNumId="52" w15:restartNumberingAfterBreak="0">
     <w:nsid w:val="4AAF6D1F"/>
     <w:multiLevelType w:val="hybridMultilevel"/>
     <w:tmpl w:val="F44EFF64"/>
@@ -21716,7 +24189,7 @@
       </w:rPr>
     </w:lvl>
   </w:abstractNum>
-  <w:abstractNum w:abstractNumId="48" w15:restartNumberingAfterBreak="0">
+  <w:abstractNum w:abstractNumId="53" w15:restartNumberingAfterBreak="0">
     <w:nsid w:val="4BB40DFF"/>
     <w:multiLevelType w:val="multilevel"/>
     <w:tmpl w:val="1EECC4E0"/>
@@ -21861,7 +24334,7 @@
       </w:rPr>
     </w:lvl>
   </w:abstractNum>
-  <w:abstractNum w:abstractNumId="49" w15:restartNumberingAfterBreak="0">
+  <w:abstractNum w:abstractNumId="54" w15:restartNumberingAfterBreak="0">
     <w:nsid w:val="4D587994"/>
     <w:multiLevelType w:val="multilevel"/>
     <w:tmpl w:val="FFE6CE84"/>
@@ -21974,7 +24447,7 @@
       </w:pPr>
     </w:lvl>
   </w:abstractNum>
-  <w:abstractNum w:abstractNumId="50" w15:restartNumberingAfterBreak="0">
+  <w:abstractNum w:abstractNumId="55" w15:restartNumberingAfterBreak="0">
     <w:nsid w:val="4FD904D6"/>
     <w:multiLevelType w:val="multilevel"/>
     <w:tmpl w:val="7B5E5DD2"/>
@@ -22123,7 +24596,7 @@
       </w:rPr>
     </w:lvl>
   </w:abstractNum>
-  <w:abstractNum w:abstractNumId="51" w15:restartNumberingAfterBreak="0">
+  <w:abstractNum w:abstractNumId="56" w15:restartNumberingAfterBreak="0">
     <w:nsid w:val="55EA2B5B"/>
     <w:multiLevelType w:val="multilevel"/>
     <w:tmpl w:val="15DE5D74"/>
@@ -22272,7 +24745,7 @@
       </w:rPr>
     </w:lvl>
   </w:abstractNum>
-  <w:abstractNum w:abstractNumId="52" w15:restartNumberingAfterBreak="0">
+  <w:abstractNum w:abstractNumId="57" w15:restartNumberingAfterBreak="0">
     <w:nsid w:val="5EA945B4"/>
     <w:multiLevelType w:val="hybridMultilevel"/>
     <w:tmpl w:val="ABB23BFE"/>
@@ -22385,7 +24858,7 @@
       </w:rPr>
     </w:lvl>
   </w:abstractNum>
-  <w:abstractNum w:abstractNumId="53" w15:restartNumberingAfterBreak="0">
+  <w:abstractNum w:abstractNumId="58" w15:restartNumberingAfterBreak="0">
     <w:nsid w:val="5F3952C7"/>
     <w:multiLevelType w:val="multilevel"/>
     <w:tmpl w:val="BE60DB78"/>
@@ -22534,7 +25007,156 @@
       </w:rPr>
     </w:lvl>
   </w:abstractNum>
-  <w:abstractNum w:abstractNumId="54" w15:restartNumberingAfterBreak="0">
+  <w:abstractNum w:abstractNumId="59" w15:restartNumberingAfterBreak="0">
+    <w:nsid w:val="61703E0F"/>
+    <w:multiLevelType w:val="multilevel"/>
+    <w:tmpl w:val="E9446C8E"/>
+    <w:lvl w:ilvl="0">
+      <w:start w:val="1"/>
+      <w:numFmt w:val="bullet"/>
+      <w:lvlText w:val=""/>
+      <w:lvlJc w:val="left"/>
+      <w:pPr>
+        <w:tabs>
+          <w:tab w:val="num" w:pos="720"/>
+        </w:tabs>
+        <w:ind w:left="720" w:hanging="360"/>
+      </w:pPr>
+      <w:rPr>
+        <w:rFonts w:ascii="Symbol" w:hAnsi="Symbol" w:hint="default"/>
+        <w:sz w:val="20"/>
+      </w:rPr>
+    </w:lvl>
+    <w:lvl w:ilvl="1">
+      <w:start w:val="1"/>
+      <w:numFmt w:val="bullet"/>
+      <w:lvlText w:val="o"/>
+      <w:lvlJc w:val="left"/>
+      <w:pPr>
+        <w:tabs>
+          <w:tab w:val="num" w:pos="1440"/>
+        </w:tabs>
+        <w:ind w:left="1440" w:hanging="360"/>
+      </w:pPr>
+      <w:rPr>
+        <w:rFonts w:ascii="Courier New" w:hAnsi="Courier New" w:hint="default"/>
+        <w:sz w:val="20"/>
+      </w:rPr>
+    </w:lvl>
+    <w:lvl w:ilvl="2" w:tentative="1">
+      <w:start w:val="1"/>
+      <w:numFmt w:val="bullet"/>
+      <w:lvlText w:val=""/>
+      <w:lvlJc w:val="left"/>
+      <w:pPr>
+        <w:tabs>
+          <w:tab w:val="num" w:pos="2160"/>
+        </w:tabs>
+        <w:ind w:left="2160" w:hanging="360"/>
+      </w:pPr>
+      <w:rPr>
+        <w:rFonts w:ascii="Wingdings" w:hAnsi="Wingdings" w:hint="default"/>
+        <w:sz w:val="20"/>
+      </w:rPr>
+    </w:lvl>
+    <w:lvl w:ilvl="3" w:tentative="1">
+      <w:start w:val="1"/>
+      <w:numFmt w:val="bullet"/>
+      <w:lvlText w:val=""/>
+      <w:lvlJc w:val="left"/>
+      <w:pPr>
+        <w:tabs>
+          <w:tab w:val="num" w:pos="2880"/>
+        </w:tabs>
+        <w:ind w:left="2880" w:hanging="360"/>
+      </w:pPr>
+      <w:rPr>
+        <w:rFonts w:ascii="Wingdings" w:hAnsi="Wingdings" w:hint="default"/>
+        <w:sz w:val="20"/>
+      </w:rPr>
+    </w:lvl>
+    <w:lvl w:ilvl="4" w:tentative="1">
+      <w:start w:val="1"/>
+      <w:numFmt w:val="bullet"/>
+      <w:lvlText w:val=""/>
+      <w:lvlJc w:val="left"/>
+      <w:pPr>
+        <w:tabs>
+          <w:tab w:val="num" w:pos="3600"/>
+        </w:tabs>
+        <w:ind w:left="3600" w:hanging="360"/>
+      </w:pPr>
+      <w:rPr>
+        <w:rFonts w:ascii="Wingdings" w:hAnsi="Wingdings" w:hint="default"/>
+        <w:sz w:val="20"/>
+      </w:rPr>
+    </w:lvl>
+    <w:lvl w:ilvl="5" w:tentative="1">
+      <w:start w:val="1"/>
+      <w:numFmt w:val="bullet"/>
+      <w:lvlText w:val=""/>
+      <w:lvlJc w:val="left"/>
+      <w:pPr>
+        <w:tabs>
+          <w:tab w:val="num" w:pos="4320"/>
+        </w:tabs>
+        <w:ind w:left="4320" w:hanging="360"/>
+      </w:pPr>
+      <w:rPr>
+        <w:rFonts w:ascii="Wingdings" w:hAnsi="Wingdings" w:hint="default"/>
+        <w:sz w:val="20"/>
+      </w:rPr>
+    </w:lvl>
+    <w:lvl w:ilvl="6" w:tentative="1">
+      <w:start w:val="1"/>
+      <w:numFmt w:val="bullet"/>
+      <w:lvlText w:val=""/>
+      <w:lvlJc w:val="left"/>
+      <w:pPr>
+        <w:tabs>
+          <w:tab w:val="num" w:pos="5040"/>
+        </w:tabs>
+        <w:ind w:left="5040" w:hanging="360"/>
+      </w:pPr>
+      <w:rPr>
+        <w:rFonts w:ascii="Wingdings" w:hAnsi="Wingdings" w:hint="default"/>
+        <w:sz w:val="20"/>
+      </w:rPr>
+    </w:lvl>
+    <w:lvl w:ilvl="7" w:tentative="1">
+      <w:start w:val="1"/>
+      <w:numFmt w:val="bullet"/>
+      <w:lvlText w:val=""/>
+      <w:lvlJc w:val="left"/>
+      <w:pPr>
+        <w:tabs>
+          <w:tab w:val="num" w:pos="5760"/>
+        </w:tabs>
+        <w:ind w:left="5760" w:hanging="360"/>
+      </w:pPr>
+      <w:rPr>
+        <w:rFonts w:ascii="Wingdings" w:hAnsi="Wingdings" w:hint="default"/>
+        <w:sz w:val="20"/>
+      </w:rPr>
+    </w:lvl>
+    <w:lvl w:ilvl="8" w:tentative="1">
+      <w:start w:val="1"/>
+      <w:numFmt w:val="bullet"/>
+      <w:lvlText w:val=""/>
+      <w:lvlJc w:val="left"/>
+      <w:pPr>
+        <w:tabs>
+          <w:tab w:val="num" w:pos="6480"/>
+        </w:tabs>
+        <w:ind w:left="6480" w:hanging="360"/>
+      </w:pPr>
+      <w:rPr>
+        <w:rFonts w:ascii="Wingdings" w:hAnsi="Wingdings" w:hint="default"/>
+        <w:sz w:val="20"/>
+      </w:rPr>
+    </w:lvl>
+  </w:abstractNum>
+  <w:abstractNum w:abstractNumId="60" w15:restartNumberingAfterBreak="0">
     <w:nsid w:val="61B7047F"/>
     <w:multiLevelType w:val="multilevel"/>
     <w:tmpl w:val="46D859F4"/>
@@ -22683,7 +25305,7 @@
       </w:rPr>
     </w:lvl>
   </w:abstractNum>
-  <w:abstractNum w:abstractNumId="55" w15:restartNumberingAfterBreak="0">
+  <w:abstractNum w:abstractNumId="61" w15:restartNumberingAfterBreak="0">
     <w:nsid w:val="621D2C31"/>
     <w:multiLevelType w:val="hybridMultilevel"/>
     <w:tmpl w:val="7F1AA54A"/>
@@ -22796,7 +25418,7 @@
       </w:rPr>
     </w:lvl>
   </w:abstractNum>
-  <w:abstractNum w:abstractNumId="56" w15:restartNumberingAfterBreak="0">
+  <w:abstractNum w:abstractNumId="62" w15:restartNumberingAfterBreak="0">
     <w:nsid w:val="64C77D5E"/>
     <w:multiLevelType w:val="multilevel"/>
     <w:tmpl w:val="AD229126"/>
@@ -22945,7 +25567,7 @@
       </w:rPr>
     </w:lvl>
   </w:abstractNum>
-  <w:abstractNum w:abstractNumId="57" w15:restartNumberingAfterBreak="0">
+  <w:abstractNum w:abstractNumId="63" w15:restartNumberingAfterBreak="0">
     <w:nsid w:val="664F3054"/>
     <w:multiLevelType w:val="hybridMultilevel"/>
     <w:tmpl w:val="8AA460C8"/>
@@ -23058,7 +25680,7 @@
       </w:rPr>
     </w:lvl>
   </w:abstractNum>
-  <w:abstractNum w:abstractNumId="58" w15:restartNumberingAfterBreak="0">
+  <w:abstractNum w:abstractNumId="64" w15:restartNumberingAfterBreak="0">
     <w:nsid w:val="668F5261"/>
     <w:multiLevelType w:val="multilevel"/>
     <w:tmpl w:val="538C7B00"/>
@@ -23207,7 +25829,7 @@
       </w:rPr>
     </w:lvl>
   </w:abstractNum>
-  <w:abstractNum w:abstractNumId="59" w15:restartNumberingAfterBreak="0">
+  <w:abstractNum w:abstractNumId="65" w15:restartNumberingAfterBreak="0">
     <w:nsid w:val="682D55D7"/>
     <w:multiLevelType w:val="multilevel"/>
     <w:tmpl w:val="B070322A"/>
@@ -23356,7 +25978,7 @@
       </w:rPr>
     </w:lvl>
   </w:abstractNum>
-  <w:abstractNum w:abstractNumId="60" w15:restartNumberingAfterBreak="0">
+  <w:abstractNum w:abstractNumId="66" w15:restartNumberingAfterBreak="0">
     <w:nsid w:val="68F97802"/>
     <w:multiLevelType w:val="multilevel"/>
     <w:tmpl w:val="67C670AA"/>
@@ -23505,7 +26127,7 @@
       </w:rPr>
     </w:lvl>
   </w:abstractNum>
-  <w:abstractNum w:abstractNumId="61" w15:restartNumberingAfterBreak="0">
+  <w:abstractNum w:abstractNumId="67" w15:restartNumberingAfterBreak="0">
     <w:nsid w:val="6A754C29"/>
     <w:multiLevelType w:val="multilevel"/>
     <w:tmpl w:val="16EA557E"/>
@@ -23622,7 +26244,7 @@
       </w:pPr>
     </w:lvl>
   </w:abstractNum>
-  <w:abstractNum w:abstractNumId="62" w15:restartNumberingAfterBreak="0">
+  <w:abstractNum w:abstractNumId="68" w15:restartNumberingAfterBreak="0">
     <w:nsid w:val="6ADA6FCC"/>
     <w:multiLevelType w:val="multilevel"/>
     <w:tmpl w:val="8424C482"/>
@@ -23767,7 +26389,7 @@
       </w:rPr>
     </w:lvl>
   </w:abstractNum>
-  <w:abstractNum w:abstractNumId="63" w15:restartNumberingAfterBreak="0">
+  <w:abstractNum w:abstractNumId="69" w15:restartNumberingAfterBreak="0">
     <w:nsid w:val="6B1565F1"/>
     <w:multiLevelType w:val="multilevel"/>
     <w:tmpl w:val="5AEEE592"/>
@@ -23912,7 +26534,7 @@
       </w:rPr>
     </w:lvl>
   </w:abstractNum>
-  <w:abstractNum w:abstractNumId="64" w15:restartNumberingAfterBreak="0">
+  <w:abstractNum w:abstractNumId="70" w15:restartNumberingAfterBreak="0">
     <w:nsid w:val="6B22457D"/>
     <w:multiLevelType w:val="multilevel"/>
     <w:tmpl w:val="236E9A90"/>
@@ -24029,7 +26651,7 @@
       </w:pPr>
     </w:lvl>
   </w:abstractNum>
-  <w:abstractNum w:abstractNumId="65" w15:restartNumberingAfterBreak="0">
+  <w:abstractNum w:abstractNumId="71" w15:restartNumberingAfterBreak="0">
     <w:nsid w:val="6CAB3260"/>
     <w:multiLevelType w:val="multilevel"/>
     <w:tmpl w:val="B906C91E"/>
@@ -24178,7 +26800,7 @@
       </w:rPr>
     </w:lvl>
   </w:abstractNum>
-  <w:abstractNum w:abstractNumId="66" w15:restartNumberingAfterBreak="0">
+  <w:abstractNum w:abstractNumId="72" w15:restartNumberingAfterBreak="0">
     <w:nsid w:val="6E810CA7"/>
     <w:multiLevelType w:val="multilevel"/>
     <w:tmpl w:val="1786F53C"/>
@@ -24323,7 +26945,7 @@
       </w:rPr>
     </w:lvl>
   </w:abstractNum>
-  <w:abstractNum w:abstractNumId="67" w15:restartNumberingAfterBreak="0">
+  <w:abstractNum w:abstractNumId="73" w15:restartNumberingAfterBreak="0">
     <w:nsid w:val="70CE5E69"/>
     <w:multiLevelType w:val="hybridMultilevel"/>
     <w:tmpl w:val="A914D5E8"/>
@@ -24437,7 +27059,7 @@
       </w:rPr>
     </w:lvl>
   </w:abstractNum>
-  <w:abstractNum w:abstractNumId="68" w15:restartNumberingAfterBreak="0">
+  <w:abstractNum w:abstractNumId="74" w15:restartNumberingAfterBreak="0">
     <w:nsid w:val="74041823"/>
     <w:multiLevelType w:val="multilevel"/>
     <w:tmpl w:val="67524126"/>
@@ -24586,7 +27208,7 @@
       </w:rPr>
     </w:lvl>
   </w:abstractNum>
-  <w:abstractNum w:abstractNumId="69" w15:restartNumberingAfterBreak="0">
+  <w:abstractNum w:abstractNumId="75" w15:restartNumberingAfterBreak="0">
     <w:nsid w:val="741C2931"/>
     <w:multiLevelType w:val="multilevel"/>
     <w:tmpl w:val="EF285450"/>
@@ -24735,7 +27357,7 @@
       </w:rPr>
     </w:lvl>
   </w:abstractNum>
-  <w:abstractNum w:abstractNumId="70" w15:restartNumberingAfterBreak="0">
+  <w:abstractNum w:abstractNumId="76" w15:restartNumberingAfterBreak="0">
     <w:nsid w:val="75E10C72"/>
     <w:multiLevelType w:val="multilevel"/>
     <w:tmpl w:val="504E4F20"/>
@@ -24884,7 +27506,7 @@
       </w:rPr>
     </w:lvl>
   </w:abstractNum>
-  <w:abstractNum w:abstractNumId="71" w15:restartNumberingAfterBreak="0">
+  <w:abstractNum w:abstractNumId="77" w15:restartNumberingAfterBreak="0">
     <w:nsid w:val="764A4508"/>
     <w:multiLevelType w:val="hybridMultilevel"/>
     <w:tmpl w:val="39E698C6"/>
@@ -24997,7 +27619,7 @@
       </w:rPr>
     </w:lvl>
   </w:abstractNum>
-  <w:abstractNum w:abstractNumId="72" w15:restartNumberingAfterBreak="0">
+  <w:abstractNum w:abstractNumId="78" w15:restartNumberingAfterBreak="0">
     <w:nsid w:val="79A468FF"/>
     <w:multiLevelType w:val="multilevel"/>
     <w:tmpl w:val="B73ABC18"/>
@@ -25146,7 +27768,7 @@
       </w:rPr>
     </w:lvl>
   </w:abstractNum>
-  <w:abstractNum w:abstractNumId="73" w15:restartNumberingAfterBreak="0">
+  <w:abstractNum w:abstractNumId="79" w15:restartNumberingAfterBreak="0">
     <w:nsid w:val="7ACA5FAC"/>
     <w:multiLevelType w:val="hybridMultilevel"/>
     <w:tmpl w:val="B1EC6162"/>
@@ -25235,7 +27857,7 @@
       </w:pPr>
     </w:lvl>
   </w:abstractNum>
-  <w:abstractNum w:abstractNumId="74" w15:restartNumberingAfterBreak="0">
+  <w:abstractNum w:abstractNumId="80" w15:restartNumberingAfterBreak="0">
     <w:nsid w:val="7B665B8F"/>
     <w:multiLevelType w:val="multilevel"/>
     <w:tmpl w:val="9286858A"/>
@@ -25385,10 +28007,10 @@
     </w:lvl>
   </w:abstractNum>
   <w:num w:numId="1" w16cid:durableId="141628506">
-    <w:abstractNumId w:val="17"/>
+    <w:abstractNumId w:val="20"/>
   </w:num>
   <w:num w:numId="2" w16cid:durableId="1928149694">
-    <w:abstractNumId w:val="17"/>
+    <w:abstractNumId w:val="20"/>
     <w:lvlOverride w:ilvl="0">
       <w:startOverride w:val="1"/>
     </w:lvlOverride>
@@ -25418,7 +28040,7 @@
     </w:lvlOverride>
   </w:num>
   <w:num w:numId="3" w16cid:durableId="1411197350">
-    <w:abstractNumId w:val="17"/>
+    <w:abstractNumId w:val="20"/>
     <w:lvlOverride w:ilvl="0">
       <w:startOverride w:val="1"/>
     </w:lvlOverride>
@@ -25448,49 +28070,49 @@
     </w:lvlOverride>
   </w:num>
   <w:num w:numId="4" w16cid:durableId="1764254794">
-    <w:abstractNumId w:val="69"/>
+    <w:abstractNumId w:val="75"/>
   </w:num>
   <w:num w:numId="5" w16cid:durableId="325784102">
-    <w:abstractNumId w:val="24"/>
+    <w:abstractNumId w:val="27"/>
   </w:num>
   <w:num w:numId="6" w16cid:durableId="1571577863">
-    <w:abstractNumId w:val="59"/>
+    <w:abstractNumId w:val="65"/>
   </w:num>
   <w:num w:numId="7" w16cid:durableId="1127971649">
-    <w:abstractNumId w:val="31"/>
+    <w:abstractNumId w:val="34"/>
   </w:num>
   <w:num w:numId="8" w16cid:durableId="242301473">
-    <w:abstractNumId w:val="15"/>
+    <w:abstractNumId w:val="18"/>
   </w:num>
   <w:num w:numId="9" w16cid:durableId="1854883108">
-    <w:abstractNumId w:val="40"/>
+    <w:abstractNumId w:val="45"/>
   </w:num>
   <w:num w:numId="10" w16cid:durableId="960459109">
     <w:abstractNumId w:val="3"/>
   </w:num>
   <w:num w:numId="11" w16cid:durableId="1894195190">
-    <w:abstractNumId w:val="68"/>
+    <w:abstractNumId w:val="74"/>
   </w:num>
   <w:num w:numId="12" w16cid:durableId="1862863241">
-    <w:abstractNumId w:val="56"/>
+    <w:abstractNumId w:val="62"/>
   </w:num>
   <w:num w:numId="13" w16cid:durableId="1539852755">
     <w:abstractNumId w:val="0"/>
   </w:num>
   <w:num w:numId="14" w16cid:durableId="686255272">
-    <w:abstractNumId w:val="54"/>
+    <w:abstractNumId w:val="60"/>
   </w:num>
   <w:num w:numId="15" w16cid:durableId="729767959">
-    <w:abstractNumId w:val="34"/>
+    <w:abstractNumId w:val="39"/>
   </w:num>
   <w:num w:numId="16" w16cid:durableId="1249117448">
-    <w:abstractNumId w:val="20"/>
+    <w:abstractNumId w:val="23"/>
   </w:num>
   <w:num w:numId="17" w16cid:durableId="354429593">
-    <w:abstractNumId w:val="21"/>
+    <w:abstractNumId w:val="24"/>
   </w:num>
   <w:num w:numId="18" w16cid:durableId="332883535">
-    <w:abstractNumId w:val="58"/>
+    <w:abstractNumId w:val="64"/>
   </w:num>
   <w:num w:numId="19" w16cid:durableId="2034263747">
     <w:abstractNumId w:val="2"/>
@@ -25499,175 +28121,193 @@
     <w:abstractNumId w:val="5"/>
   </w:num>
   <w:num w:numId="21" w16cid:durableId="1749837731">
-    <w:abstractNumId w:val="67"/>
+    <w:abstractNumId w:val="73"/>
   </w:num>
   <w:num w:numId="22" w16cid:durableId="386612062">
+    <w:abstractNumId w:val="41"/>
+  </w:num>
+  <w:num w:numId="23" w16cid:durableId="1701276216">
+    <w:abstractNumId w:val="47"/>
+  </w:num>
+  <w:num w:numId="24" w16cid:durableId="808745641">
+    <w:abstractNumId w:val="48"/>
+  </w:num>
+  <w:num w:numId="25" w16cid:durableId="1008142010">
+    <w:abstractNumId w:val="78"/>
+  </w:num>
+  <w:num w:numId="26" w16cid:durableId="1404794680">
+    <w:abstractNumId w:val="80"/>
+  </w:num>
+  <w:num w:numId="27" w16cid:durableId="257176232">
+    <w:abstractNumId w:val="58"/>
+  </w:num>
+  <w:num w:numId="28" w16cid:durableId="803699731">
+    <w:abstractNumId w:val="25"/>
+  </w:num>
+  <w:num w:numId="29" w16cid:durableId="1059594112">
     <w:abstractNumId w:val="36"/>
   </w:num>
-  <w:num w:numId="23" w16cid:durableId="1701276216">
-    <w:abstractNumId w:val="42"/>
-  </w:num>
-  <w:num w:numId="24" w16cid:durableId="808745641">
-    <w:abstractNumId w:val="43"/>
-  </w:num>
-  <w:num w:numId="25" w16cid:durableId="1008142010">
-    <w:abstractNumId w:val="72"/>
-  </w:num>
-  <w:num w:numId="26" w16cid:durableId="1404794680">
-    <w:abstractNumId w:val="74"/>
-  </w:num>
-  <w:num w:numId="27" w16cid:durableId="257176232">
-    <w:abstractNumId w:val="53"/>
-  </w:num>
-  <w:num w:numId="28" w16cid:durableId="803699731">
-    <w:abstractNumId w:val="22"/>
-  </w:num>
-  <w:num w:numId="29" w16cid:durableId="1059594112">
-    <w:abstractNumId w:val="32"/>
-  </w:num>
   <w:num w:numId="30" w16cid:durableId="1470784753">
-    <w:abstractNumId w:val="39"/>
+    <w:abstractNumId w:val="44"/>
   </w:num>
   <w:num w:numId="31" w16cid:durableId="1616865230">
-    <w:abstractNumId w:val="44"/>
+    <w:abstractNumId w:val="49"/>
   </w:num>
   <w:num w:numId="32" w16cid:durableId="62534452">
-    <w:abstractNumId w:val="18"/>
+    <w:abstractNumId w:val="21"/>
   </w:num>
   <w:num w:numId="33" w16cid:durableId="2084641688">
-    <w:abstractNumId w:val="10"/>
+    <w:abstractNumId w:val="11"/>
   </w:num>
   <w:num w:numId="34" w16cid:durableId="856844123">
-    <w:abstractNumId w:val="47"/>
+    <w:abstractNumId w:val="52"/>
   </w:num>
   <w:num w:numId="35" w16cid:durableId="2130396086">
-    <w:abstractNumId w:val="55"/>
+    <w:abstractNumId w:val="61"/>
   </w:num>
   <w:num w:numId="36" w16cid:durableId="1120689384">
-    <w:abstractNumId w:val="23"/>
+    <w:abstractNumId w:val="26"/>
   </w:num>
   <w:num w:numId="37" w16cid:durableId="1750300943">
     <w:abstractNumId w:val="8"/>
   </w:num>
   <w:num w:numId="38" w16cid:durableId="1848590126">
-    <w:abstractNumId w:val="11"/>
+    <w:abstractNumId w:val="12"/>
   </w:num>
   <w:num w:numId="39" w16cid:durableId="1723558319">
     <w:abstractNumId w:val="4"/>
   </w:num>
   <w:num w:numId="40" w16cid:durableId="564411819">
+    <w:abstractNumId w:val="22"/>
+  </w:num>
+  <w:num w:numId="41" w16cid:durableId="530798066">
+    <w:abstractNumId w:val="63"/>
+  </w:num>
+  <w:num w:numId="42" w16cid:durableId="659693628">
+    <w:abstractNumId w:val="57"/>
+  </w:num>
+  <w:num w:numId="43" w16cid:durableId="906259976">
+    <w:abstractNumId w:val="77"/>
+  </w:num>
+  <w:num w:numId="44" w16cid:durableId="924142683">
+    <w:abstractNumId w:val="37"/>
+  </w:num>
+  <w:num w:numId="45" w16cid:durableId="1776898612">
+    <w:abstractNumId w:val="79"/>
+  </w:num>
+  <w:num w:numId="46" w16cid:durableId="1361248483">
+    <w:abstractNumId w:val="55"/>
+  </w:num>
+  <w:num w:numId="47" w16cid:durableId="1174955790">
+    <w:abstractNumId w:val="32"/>
+  </w:num>
+  <w:num w:numId="48" w16cid:durableId="539712263">
+    <w:abstractNumId w:val="43"/>
+  </w:num>
+  <w:num w:numId="49" w16cid:durableId="421950625">
+    <w:abstractNumId w:val="71"/>
+  </w:num>
+  <w:num w:numId="50" w16cid:durableId="1467509996">
     <w:abstractNumId w:val="19"/>
   </w:num>
-  <w:num w:numId="41" w16cid:durableId="530798066">
-    <w:abstractNumId w:val="57"/>
+  <w:num w:numId="51" w16cid:durableId="1388913149">
+    <w:abstractNumId w:val="66"/>
   </w:num>
-  <w:num w:numId="42" w16cid:durableId="659693628">
-    <w:abstractNumId w:val="52"/>
+  <w:num w:numId="52" w16cid:durableId="1846093783">
+    <w:abstractNumId w:val="76"/>
   </w:num>
-  <w:num w:numId="43" w16cid:durableId="906259976">
-    <w:abstractNumId w:val="71"/>
+  <w:num w:numId="53" w16cid:durableId="494226355">
+    <w:abstractNumId w:val="31"/>
   </w:num>
-  <w:num w:numId="44" w16cid:durableId="924142683">
-    <w:abstractNumId w:val="33"/>
+  <w:num w:numId="54" w16cid:durableId="1287925070">
+    <w:abstractNumId w:val="56"/>
   </w:num>
-  <w:num w:numId="45" w16cid:durableId="1776898612">
-    <w:abstractNumId w:val="73"/>
+  <w:num w:numId="55" w16cid:durableId="33896482">
+    <w:abstractNumId w:val="46"/>
   </w:num>
-  <w:num w:numId="46" w16cid:durableId="1361248483">
+  <w:num w:numId="56" w16cid:durableId="957565787">
+    <w:abstractNumId w:val="17"/>
+  </w:num>
+  <w:num w:numId="57" w16cid:durableId="369230862">
+    <w:abstractNumId w:val="13"/>
+  </w:num>
+  <w:num w:numId="58" w16cid:durableId="171340554">
     <w:abstractNumId w:val="50"/>
   </w:num>
-  <w:num w:numId="47" w16cid:durableId="1174955790">
-    <w:abstractNumId w:val="29"/>
-  </w:num>
-  <w:num w:numId="48" w16cid:durableId="539712263">
-    <w:abstractNumId w:val="38"/>
-  </w:num>
-  <w:num w:numId="49" w16cid:durableId="421950625">
-    <w:abstractNumId w:val="65"/>
-  </w:num>
-  <w:num w:numId="50" w16cid:durableId="1467509996">
-    <w:abstractNumId w:val="16"/>
-  </w:num>
-  <w:num w:numId="51" w16cid:durableId="1388913149">
-    <w:abstractNumId w:val="60"/>
-  </w:num>
-  <w:num w:numId="52" w16cid:durableId="1846093783">
-    <w:abstractNumId w:val="70"/>
-  </w:num>
-  <w:num w:numId="53" w16cid:durableId="494226355">
+  <w:num w:numId="59" w16cid:durableId="606161825">
     <w:abstractNumId w:val="28"/>
   </w:num>
-  <w:num w:numId="54" w16cid:durableId="1287925070">
-    <w:abstractNumId w:val="51"/>
-  </w:num>
-  <w:num w:numId="55" w16cid:durableId="33896482">
-    <w:abstractNumId w:val="41"/>
-  </w:num>
-  <w:num w:numId="56" w16cid:durableId="957565787">
-    <w:abstractNumId w:val="14"/>
-  </w:num>
-  <w:num w:numId="57" w16cid:durableId="369230862">
-    <w:abstractNumId w:val="12"/>
-  </w:num>
-  <w:num w:numId="58" w16cid:durableId="171340554">
-    <w:abstractNumId w:val="45"/>
-  </w:num>
-  <w:num w:numId="59" w16cid:durableId="606161825">
-    <w:abstractNumId w:val="25"/>
-  </w:num>
   <w:num w:numId="60" w16cid:durableId="522324835">
-    <w:abstractNumId w:val="26"/>
+    <w:abstractNumId w:val="29"/>
   </w:num>
   <w:num w:numId="61" w16cid:durableId="1497913834">
     <w:abstractNumId w:val="1"/>
   </w:num>
   <w:num w:numId="62" w16cid:durableId="736123634">
-    <w:abstractNumId w:val="27"/>
+    <w:abstractNumId w:val="30"/>
   </w:num>
   <w:num w:numId="63" w16cid:durableId="1706756424">
-    <w:abstractNumId w:val="46"/>
+    <w:abstractNumId w:val="51"/>
   </w:num>
   <w:num w:numId="64" w16cid:durableId="1823766001">
-    <w:abstractNumId w:val="30"/>
+    <w:abstractNumId w:val="33"/>
   </w:num>
   <w:num w:numId="65" w16cid:durableId="1589001431">
-    <w:abstractNumId w:val="63"/>
+    <w:abstractNumId w:val="69"/>
   </w:num>
   <w:num w:numId="66" w16cid:durableId="1519588468">
-    <w:abstractNumId w:val="37"/>
+    <w:abstractNumId w:val="42"/>
   </w:num>
   <w:num w:numId="67" w16cid:durableId="384069029">
-    <w:abstractNumId w:val="62"/>
+    <w:abstractNumId w:val="68"/>
   </w:num>
   <w:num w:numId="68" w16cid:durableId="1058432323">
-    <w:abstractNumId w:val="13"/>
+    <w:abstractNumId w:val="16"/>
   </w:num>
   <w:num w:numId="69" w16cid:durableId="1064985959">
     <w:abstractNumId w:val="7"/>
   </w:num>
   <w:num w:numId="70" w16cid:durableId="1165975910">
-    <w:abstractNumId w:val="66"/>
+    <w:abstractNumId w:val="72"/>
   </w:num>
   <w:num w:numId="71" w16cid:durableId="1013260568">
-    <w:abstractNumId w:val="48"/>
+    <w:abstractNumId w:val="53"/>
   </w:num>
   <w:num w:numId="72" w16cid:durableId="2108041406">
     <w:abstractNumId w:val="6"/>
   </w:num>
   <w:num w:numId="73" w16cid:durableId="230584920">
-    <w:abstractNumId w:val="49"/>
+    <w:abstractNumId w:val="54"/>
   </w:num>
   <w:num w:numId="74" w16cid:durableId="339089730">
-    <w:abstractNumId w:val="64"/>
+    <w:abstractNumId w:val="70"/>
   </w:num>
   <w:num w:numId="75" w16cid:durableId="1539513540">
     <w:abstractNumId w:val="9"/>
   </w:num>
   <w:num w:numId="76" w16cid:durableId="1461607088">
+    <w:abstractNumId w:val="40"/>
+  </w:num>
+  <w:num w:numId="77" w16cid:durableId="157959946">
+    <w:abstractNumId w:val="67"/>
+  </w:num>
+  <w:num w:numId="78" w16cid:durableId="243418745">
+    <w:abstractNumId w:val="10"/>
+  </w:num>
+  <w:num w:numId="79" w16cid:durableId="1980109856">
+    <w:abstractNumId w:val="59"/>
+  </w:num>
+  <w:num w:numId="80" w16cid:durableId="1810396374">
     <w:abstractNumId w:val="35"/>
   </w:num>
-  <w:num w:numId="77" w16cid:durableId="157959946">
-    <w:abstractNumId w:val="61"/>
+  <w:num w:numId="81" w16cid:durableId="872381663">
+    <w:abstractNumId w:val="15"/>
+  </w:num>
+  <w:num w:numId="82" w16cid:durableId="1196626401">
+    <w:abstractNumId w:val="38"/>
+  </w:num>
+  <w:num w:numId="83" w16cid:durableId="895553028">
+    <w:abstractNumId w:val="14"/>
   </w:num>
 </w:numbering>
 </file>
@@ -27403,28 +30043,28 @@
 </file>
 
 <file path=customXml/item1.xml><?xml version="1.0" encoding="utf-8"?>
-<b:Sources xmlns:b="http://schemas.openxmlformats.org/officeDocument/2006/bibliography" xmlns="http://schemas.openxmlformats.org/officeDocument/2006/bibliography" SelectedStyle="/APASixthEditionOfficeOnline.xsl" StyleName="APA" Version="6"/>
-</file>
-
-<file path=customXml/item2.xml><?xml version="1.0" encoding="utf-8"?>
 <go:gDocsCustomXmlDataStorage xmlns:go="http://customooxmlschemas.google.com/" xmlns:r="http://schemas.openxmlformats.org/officeDocument/2006/relationships" uri="GoogleDocsCustomDataVersion2">
   <go:docsCustomData xmlns:go="http://customooxmlschemas.google.com/" roundtripDataSignature="AMtx7mhXDe5v3cvSperzj1G0ooYz/KfWPQ==">CgMxLjA4AHIhMWFqTnJ5dk9fSkdEaWY4bmgzb2dnMUpHNUNSeGJWdkZC</go:docsCustomData>
 </go:gDocsCustomXmlDataStorage>
 </file>
 
-<file path=customXml/itemProps1.xml><?xml version="1.0" encoding="utf-8"?>
-<ds:datastoreItem xmlns:ds="http://schemas.openxmlformats.org/officeDocument/2006/customXml" ds:itemID="{CFDD7CA5-0948-F142-8404-06CDD2C38A51}">
-  <ds:schemaRefs>
-    <ds:schemaRef ds:uri="http://schemas.openxmlformats.org/officeDocument/2006/bibliography"/>
-  </ds:schemaRefs>
-</ds:datastoreItem>
+<file path=customXml/item2.xml><?xml version="1.0" encoding="utf-8"?>
+<b:Sources xmlns:b="http://schemas.openxmlformats.org/officeDocument/2006/bibliography" xmlns="http://schemas.openxmlformats.org/officeDocument/2006/bibliography" SelectedStyle="/APASixthEditionOfficeOnline.xsl" StyleName="APA" Version="6"/>
 </file>
 
-<file path=customXml/itemProps2.xml><?xml version="1.0" encoding="utf-8"?>
+<file path=customXml/itemProps1.xml><?xml version="1.0" encoding="utf-8"?>
 <ds:datastoreItem xmlns:ds="http://schemas.openxmlformats.org/officeDocument/2006/customXml" ds:itemID="{11111111-1234-1234-1234-123412341234}">
   <ds:schemaRefs>
     <ds:schemaRef ds:uri="http://customooxmlschemas.google.com/"/>
     <ds:schemaRef ds:uri="http://schemas.openxmlformats.org/officeDocument/2006/relationships"/>
   </ds:schemaRefs>
 </ds:datastoreItem>
+</file>
+
+<file path=customXml/itemProps2.xml><?xml version="1.0" encoding="utf-8"?>
+<ds:datastoreItem xmlns:ds="http://schemas.openxmlformats.org/officeDocument/2006/customXml" ds:itemID="{CFDD7CA5-0948-F142-8404-06CDD2C38A51}">
+  <ds:schemaRefs>
+    <ds:schemaRef ds:uri="http://schemas.openxmlformats.org/officeDocument/2006/bibliography"/>
+  </ds:schemaRefs>
+</ds:datastoreItem>
 </file>
--- a/2026-T1/T1B2-ICTNWK612-Plan-manage-troubleshooting-advance/2-tasks/Troubleshooting-and-Monitoring-Plan.docx
+++ b/2026-T1/T1B2-ICTNWK612-Plan-manage-troubleshooting-advance/2-tasks/Troubleshooting-and-Monitoring-Plan.docx
@@ -16499,12 +16499,12 @@
       <w:pPr>
         <w:pStyle w:val="Heading2"/>
         <w:rPr>
-          <w:rFonts w:eastAsia="Arial"/>
-        </w:rPr>
-      </w:pPr>
-      <w:r>
-        <w:rPr>
-          <w:rFonts w:eastAsia="Arial"/>
+          <w:rFonts w:ascii="Arial" w:eastAsia="Arial" w:hAnsi="Arial" w:cs="Arial"/>
+        </w:rPr>
+      </w:pPr>
+      <w:r>
+        <w:rPr>
+          <w:rFonts w:ascii="Arial" w:eastAsia="Arial" w:hAnsi="Arial" w:cs="Arial"/>
         </w:rPr>
         <w:t>Target Dual-Stack Architecture</w:t>
       </w:r>
@@ -17242,8 +17242,14 @@
     <w:p>
       <w:pPr>
         <w:pStyle w:val="Heading2"/>
-      </w:pPr>
-      <w:r>
+        <w:rPr>
+          <w:rFonts w:ascii="Arial" w:hAnsi="Arial" w:cs="Arial"/>
+        </w:rPr>
+      </w:pPr>
+      <w:r>
+        <w:rPr>
+          <w:rFonts w:ascii="Arial" w:hAnsi="Arial" w:cs="Arial"/>
+        </w:rPr>
         <w:t>IPv6 Addressing Plan</w:t>
       </w:r>
     </w:p>
@@ -18025,12 +18031,12 @@
       <w:pPr>
         <w:pStyle w:val="Heading3"/>
         <w:rPr>
-          <w:rFonts w:eastAsia="Arial"/>
-        </w:rPr>
-      </w:pPr>
-      <w:r>
-        <w:rPr>
-          <w:rFonts w:eastAsia="Arial"/>
+          <w:rFonts w:ascii="Arial" w:eastAsia="Arial" w:hAnsi="Arial" w:cs="Arial"/>
+        </w:rPr>
+      </w:pPr>
+      <w:r>
+        <w:rPr>
+          <w:rFonts w:ascii="Arial" w:eastAsia="Arial" w:hAnsi="Arial" w:cs="Arial"/>
         </w:rPr>
         <w:lastRenderedPageBreak/>
         <w:t>VLAN – IPv6 Prefix Mapping (Dual-Stack)</w:t>
@@ -18772,8 +18778,14 @@
     <w:p>
       <w:pPr>
         <w:pStyle w:val="Heading2"/>
-      </w:pPr>
-      <w:r>
+        <w:rPr>
+          <w:rFonts w:ascii="Arial" w:hAnsi="Arial" w:cs="Arial"/>
+        </w:rPr>
+      </w:pPr>
+      <w:r>
+        <w:rPr>
+          <w:rFonts w:ascii="Arial" w:hAnsi="Arial" w:cs="Arial"/>
+        </w:rPr>
         <w:t>Interoperability Mechanisms in Dual-Stack</w:t>
       </w:r>
     </w:p>
@@ -18823,12 +18835,12 @@
       <w:pPr>
         <w:pStyle w:val="Heading2"/>
         <w:rPr>
-          <w:rFonts w:eastAsia="Arial"/>
-        </w:rPr>
-      </w:pPr>
-      <w:r>
-        <w:rPr>
-          <w:rFonts w:eastAsia="Arial"/>
+          <w:rFonts w:ascii="Arial" w:eastAsia="Arial" w:hAnsi="Arial" w:cs="Arial"/>
+        </w:rPr>
+      </w:pPr>
+      <w:r>
+        <w:rPr>
+          <w:rFonts w:ascii="Arial" w:eastAsia="Arial" w:hAnsi="Arial" w:cs="Arial"/>
         </w:rPr>
         <w:t>Summary of IPv4/IPv6 Interoperability Mechanisms</w:t>
       </w:r>
@@ -18836,7 +18848,7 @@
     <w:p>
       <w:pPr>
         <w:rPr>
-          <w:rFonts w:eastAsia="Arial"/>
+          <w:rFonts w:ascii="Arial" w:eastAsia="Arial" w:hAnsi="Arial" w:cs="Arial"/>
         </w:rPr>
       </w:pPr>
     </w:p>
@@ -18861,7 +18873,7 @@
     <w:p>
       <w:pPr>
         <w:rPr>
-          <w:rFonts w:eastAsia="Arial"/>
+          <w:rFonts w:ascii="Arial" w:eastAsia="Arial" w:hAnsi="Arial" w:cs="Arial"/>
         </w:rPr>
       </w:pPr>
     </w:p>
@@ -19405,7 +19417,7 @@
       </w:pPr>
       <w:r>
         <w:rPr>
-          <w:rFonts w:eastAsia="Arial"/>
+          <w:rFonts w:ascii="Arial" w:eastAsia="Arial" w:hAnsi="Arial" w:cs="Arial"/>
         </w:rPr>
         <w:t>Segment Isolation Methods in Dual-Stack</w:t>
       </w:r>
@@ -20065,8 +20077,14 @@
     <w:p>
       <w:pPr>
         <w:pStyle w:val="Heading2"/>
-      </w:pPr>
-      <w:r>
+        <w:rPr>
+          <w:rFonts w:ascii="Arial" w:hAnsi="Arial" w:cs="Arial"/>
+        </w:rPr>
+      </w:pPr>
+      <w:r>
+        <w:rPr>
+          <w:rFonts w:ascii="Arial" w:hAnsi="Arial" w:cs="Arial"/>
+        </w:rPr>
         <w:t>Troubleshooting IPv4/IPv6 Interoperability</w:t>
       </w:r>
     </w:p>
@@ -20531,12 +20549,12 @@
       <w:pPr>
         <w:pStyle w:val="Heading2"/>
         <w:rPr>
-          <w:rFonts w:eastAsia="Arial"/>
-        </w:rPr>
-      </w:pPr>
-      <w:r>
-        <w:rPr>
-          <w:rFonts w:eastAsia="Arial"/>
+          <w:rFonts w:ascii="Arial" w:eastAsia="Arial" w:hAnsi="Arial" w:cs="Arial"/>
+        </w:rPr>
+      </w:pPr>
+      <w:r>
+        <w:rPr>
+          <w:rFonts w:ascii="Arial" w:eastAsia="Arial" w:hAnsi="Arial" w:cs="Arial"/>
         </w:rPr>
         <w:t>Failure Scenario Matrix</w:t>
       </w:r>
@@ -21718,18 +21736,30 @@
     <w:p>
       <w:pPr>
         <w:pStyle w:val="Heading2"/>
+        <w:rPr>
+          <w:rFonts w:ascii="Arial" w:hAnsi="Arial" w:cs="Arial"/>
+        </w:rPr>
       </w:pPr>
     </w:p>
     <w:p>
       <w:pPr>
         <w:pStyle w:val="Heading2"/>
+        <w:rPr>
+          <w:rFonts w:ascii="Arial" w:hAnsi="Arial" w:cs="Arial"/>
+        </w:rPr>
       </w:pPr>
     </w:p>
     <w:p>
       <w:pPr>
         <w:pStyle w:val="Heading2"/>
-      </w:pPr>
-      <w:r>
+        <w:rPr>
+          <w:rFonts w:ascii="Arial" w:hAnsi="Arial" w:cs="Arial"/>
+        </w:rPr>
+      </w:pPr>
+      <w:r>
+        <w:rPr>
+          <w:rFonts w:ascii="Arial" w:hAnsi="Arial" w:cs="Arial"/>
+        </w:rPr>
         <w:t>Specific Troubleshooting Sequences</w:t>
       </w:r>
     </w:p>
@@ -21738,7 +21768,7 @@
         <w:pStyle w:val="Heading3"/>
         <w:jc w:val="center"/>
         <w:rPr>
-          <w:rFonts w:eastAsia="Arial"/>
+          <w:rFonts w:ascii="Arial" w:eastAsia="Arial" w:hAnsi="Arial" w:cs="Arial"/>
         </w:rPr>
       </w:pPr>
     </w:p>
@@ -21747,12 +21777,12 @@
         <w:pStyle w:val="Heading3"/>
         <w:jc w:val="center"/>
         <w:rPr>
-          <w:rFonts w:eastAsia="Arial"/>
-        </w:rPr>
-      </w:pPr>
-      <w:r>
-        <w:rPr>
-          <w:rFonts w:eastAsia="Arial"/>
+          <w:rFonts w:ascii="Arial" w:eastAsia="Arial" w:hAnsi="Arial" w:cs="Arial"/>
+        </w:rPr>
+      </w:pPr>
+      <w:r>
+        <w:rPr>
+          <w:rFonts w:ascii="Arial" w:eastAsia="Arial" w:hAnsi="Arial" w:cs="Arial"/>
         </w:rPr>
         <w:t>Verification of SVI and IPv6 Routing on MS1 / MS2</w:t>
       </w:r>
@@ -21955,12 +21985,12 @@
         <w:pStyle w:val="Heading3"/>
         <w:jc w:val="center"/>
         <w:rPr>
-          <w:rFonts w:eastAsia="Arial"/>
-        </w:rPr>
-      </w:pPr>
-      <w:r>
-        <w:rPr>
-          <w:rFonts w:eastAsia="Arial"/>
+          <w:rFonts w:ascii="Arial" w:eastAsia="Arial" w:hAnsi="Arial" w:cs="Arial"/>
+        </w:rPr>
+      </w:pPr>
+      <w:r>
+        <w:rPr>
+          <w:rFonts w:ascii="Arial" w:eastAsia="Arial" w:hAnsi="Arial" w:cs="Arial"/>
         </w:rPr>
         <w:lastRenderedPageBreak/>
         <w:t>Verification of IPv6 Policy on Firewall2 (ASA)</w:t>
@@ -22116,8 +22146,14 @@
       <w:pPr>
         <w:pStyle w:val="Heading3"/>
         <w:jc w:val="center"/>
-      </w:pPr>
-      <w:r>
+        <w:rPr>
+          <w:rFonts w:ascii="Arial" w:hAnsi="Arial" w:cs="Arial"/>
+        </w:rPr>
+      </w:pPr>
+      <w:r>
+        <w:rPr>
+          <w:rFonts w:ascii="Arial" w:hAnsi="Arial" w:cs="Arial"/>
+        </w:rPr>
         <w:t>Verification of RA Guard and ND Inspection</w:t>
       </w:r>
     </w:p>
@@ -22401,12 +22437,12 @@
         <w:pStyle w:val="Heading3"/>
         <w:jc w:val="center"/>
         <w:rPr>
-          <w:rFonts w:eastAsia="Arial"/>
-        </w:rPr>
-      </w:pPr>
-      <w:r>
-        <w:rPr>
-          <w:rFonts w:eastAsia="Arial"/>
+          <w:rFonts w:ascii="Arial" w:eastAsia="Arial" w:hAnsi="Arial" w:cs="Arial"/>
+        </w:rPr>
+      </w:pPr>
+      <w:r>
+        <w:rPr>
+          <w:rFonts w:ascii="Arial" w:eastAsia="Arial" w:hAnsi="Arial" w:cs="Arial"/>
         </w:rPr>
         <w:t>Diagnosing MTU Issues on the IPv6 Path</w:t>
       </w:r>
@@ -22627,12 +22663,12 @@
       <w:pPr>
         <w:pStyle w:val="Heading2"/>
         <w:rPr>
-          <w:rFonts w:eastAsia="Arial"/>
-        </w:rPr>
-      </w:pPr>
-      <w:r>
-        <w:rPr>
-          <w:rFonts w:eastAsia="Arial"/>
+          <w:rFonts w:ascii="Arial" w:eastAsia="Arial" w:hAnsi="Arial" w:cs="Arial"/>
+        </w:rPr>
+      </w:pPr>
+      <w:r>
+        <w:rPr>
+          <w:rFonts w:ascii="Arial" w:eastAsia="Arial" w:hAnsi="Arial" w:cs="Arial"/>
         </w:rPr>
         <w:lastRenderedPageBreak/>
         <w:t>Monitoring IPv4/IPv6 Interoperability</w:t>
@@ -22642,7 +22678,7 @@
       <w:pPr>
         <w:pStyle w:val="Heading3"/>
         <w:rPr>
-          <w:rFonts w:eastAsia="Arial"/>
+          <w:rFonts w:ascii="Arial" w:eastAsia="Arial" w:hAnsi="Arial" w:cs="Arial"/>
         </w:rPr>
       </w:pPr>
     </w:p>
@@ -22651,12 +22687,12 @@
         <w:pStyle w:val="Heading3"/>
         <w:jc w:val="center"/>
         <w:rPr>
-          <w:rFonts w:eastAsia="Arial"/>
-        </w:rPr>
-      </w:pPr>
-      <w:r>
-        <w:rPr>
-          <w:rFonts w:eastAsia="Arial"/>
+          <w:rFonts w:ascii="Arial" w:eastAsia="Arial" w:hAnsi="Arial" w:cs="Arial"/>
+        </w:rPr>
+      </w:pPr>
+      <w:r>
+        <w:rPr>
+          <w:rFonts w:ascii="Arial" w:eastAsia="Arial" w:hAnsi="Arial" w:cs="Arial"/>
         </w:rPr>
         <w:t>CLI Monitoring Framework (Dual-Stack Extension)</w:t>
       </w:r>
@@ -23841,12 +23877,12 @@
         <w:pStyle w:val="Heading3"/>
         <w:jc w:val="center"/>
         <w:rPr>
-          <w:rFonts w:eastAsia="Arial"/>
-        </w:rPr>
-      </w:pPr>
-      <w:r>
-        <w:rPr>
-          <w:rFonts w:eastAsia="Arial"/>
+          <w:rFonts w:ascii="Arial" w:eastAsia="Arial" w:hAnsi="Arial" w:cs="Arial"/>
+        </w:rPr>
+      </w:pPr>
+      <w:r>
+        <w:rPr>
+          <w:rFonts w:ascii="Arial" w:eastAsia="Arial" w:hAnsi="Arial" w:cs="Arial"/>
         </w:rPr>
         <w:t>Recommended Monitoring Frequency</w:t>
       </w:r>
@@ -24846,18 +24882,24 @@
         <w:pStyle w:val="Heading3"/>
         <w:jc w:val="center"/>
         <w:rPr>
-          <w:rFonts w:eastAsia="Arial"/>
-        </w:rPr>
-      </w:pPr>
-      <w:r>
-        <w:rPr>
-          <w:rFonts w:eastAsia="Arial"/>
+          <w:rFonts w:ascii="Arial" w:eastAsia="Arial" w:hAnsi="Arial" w:cs="Arial"/>
+        </w:rPr>
+      </w:pPr>
+      <w:r>
+        <w:rPr>
+          <w:rFonts w:ascii="Arial" w:eastAsia="Arial" w:hAnsi="Arial" w:cs="Arial"/>
         </w:rPr>
         <w:lastRenderedPageBreak/>
         <w:t>Extension of Software Tools for IPv6</w:t>
       </w:r>
     </w:p>
-    <w:p/>
+    <w:p>
+      <w:pPr>
+        <w:rPr>
+          <w:rFonts w:ascii="Arial" w:hAnsi="Arial" w:cs="Arial"/>
+        </w:rPr>
+      </w:pPr>
+    </w:p>
     <w:tbl>
       <w:tblPr>
         <w:tblStyle w:val="GridTable5Dark-Accent1"/>
@@ -25894,11 +25936,17 @@
         </w:tc>
       </w:tr>
     </w:tbl>
-    <w:p/>
-    <w:p>
-      <w:pPr>
-        <w:rPr>
-          <w:rFonts w:eastAsia="Arial"/>
+    <w:p>
+      <w:pPr>
+        <w:rPr>
+          <w:rFonts w:ascii="Arial" w:hAnsi="Arial" w:cs="Arial"/>
+        </w:rPr>
+      </w:pPr>
+    </w:p>
+    <w:p>
+      <w:pPr>
+        <w:rPr>
+          <w:rFonts w:ascii="Arial" w:eastAsia="Arial" w:hAnsi="Arial" w:cs="Arial"/>
         </w:rPr>
       </w:pPr>
     </w:p>
@@ -25950,12 +25998,12 @@
       <w:pPr>
         <w:pStyle w:val="Heading2"/>
         <w:rPr>
-          <w:rFonts w:eastAsia="Arial"/>
-        </w:rPr>
-      </w:pPr>
-      <w:r>
-        <w:rPr>
-          <w:rFonts w:eastAsia="Arial"/>
+          <w:rFonts w:ascii="Arial" w:eastAsia="Arial" w:hAnsi="Arial" w:cs="Arial"/>
+        </w:rPr>
+      </w:pPr>
+      <w:r>
+        <w:rPr>
+          <w:rFonts w:ascii="Arial" w:eastAsia="Arial" w:hAnsi="Arial" w:cs="Arial"/>
         </w:rPr>
         <w:lastRenderedPageBreak/>
         <w:t>Test Scenarios – IPv4/IPv6 Interoperability</w:t>
@@ -25964,7 +26012,7 @@
     <w:p>
       <w:pPr>
         <w:rPr>
-          <w:rFonts w:eastAsia="Arial"/>
+          <w:rFonts w:ascii="Arial" w:eastAsia="Arial" w:hAnsi="Arial" w:cs="Arial"/>
         </w:rPr>
       </w:pPr>
     </w:p>
@@ -25973,12 +26021,12 @@
         <w:pStyle w:val="Heading3"/>
         <w:jc w:val="center"/>
         <w:rPr>
-          <w:rFonts w:eastAsia="Arial"/>
-        </w:rPr>
-      </w:pPr>
-      <w:r>
-        <w:rPr>
-          <w:rFonts w:eastAsia="Arial"/>
+          <w:rFonts w:ascii="Arial" w:eastAsia="Arial" w:hAnsi="Arial" w:cs="Arial"/>
+        </w:rPr>
+      </w:pPr>
+      <w:r>
+        <w:rPr>
+          <w:rFonts w:ascii="Arial" w:eastAsia="Arial" w:hAnsi="Arial" w:cs="Arial"/>
         </w:rPr>
         <w:t>Dual-Stack Connectivity Test</w:t>
       </w:r>
@@ -26177,12 +26225,12 @@
         <w:pStyle w:val="Heading3"/>
         <w:jc w:val="center"/>
         <w:rPr>
-          <w:rFonts w:eastAsia="Arial"/>
-        </w:rPr>
-      </w:pPr>
-      <w:r>
-        <w:rPr>
-          <w:rFonts w:eastAsia="Arial"/>
+          <w:rFonts w:ascii="Arial" w:eastAsia="Arial" w:hAnsi="Arial" w:cs="Arial"/>
+        </w:rPr>
+      </w:pPr>
+      <w:r>
+        <w:rPr>
+          <w:rFonts w:ascii="Arial" w:eastAsia="Arial" w:hAnsi="Arial" w:cs="Arial"/>
         </w:rPr>
         <w:t>IPv6 ACL Application Test on Firewall2</w:t>
       </w:r>
@@ -26330,12 +26378,12 @@
         <w:pStyle w:val="Heading3"/>
         <w:jc w:val="center"/>
         <w:rPr>
-          <w:rFonts w:eastAsia="Arial"/>
-        </w:rPr>
-      </w:pPr>
-      <w:r>
-        <w:rPr>
-          <w:rFonts w:eastAsia="Arial"/>
+          <w:rFonts w:ascii="Arial" w:eastAsia="Arial" w:hAnsi="Arial" w:cs="Arial"/>
+        </w:rPr>
+      </w:pPr>
+      <w:r>
+        <w:rPr>
+          <w:rFonts w:ascii="Arial" w:eastAsia="Arial" w:hAnsi="Arial" w:cs="Arial"/>
         </w:rPr>
         <w:t>DNS Parity Test (A and AAAA Records)</w:t>
       </w:r>
@@ -26562,8 +26610,14 @@
       <w:pPr>
         <w:pStyle w:val="Heading3"/>
         <w:jc w:val="center"/>
-      </w:pPr>
-      <w:r>
+        <w:rPr>
+          <w:rFonts w:ascii="Arial" w:hAnsi="Arial" w:cs="Arial"/>
+        </w:rPr>
+      </w:pPr>
+      <w:r>
+        <w:rPr>
+          <w:rFonts w:ascii="Arial" w:hAnsi="Arial" w:cs="Arial"/>
+        </w:rPr>
         <w:t>Happy Eyeballs Test (Client Protocol Selection)</w:t>
       </w:r>
     </w:p>
@@ -26743,12 +26797,12 @@
       <w:pPr>
         <w:pStyle w:val="Heading2"/>
         <w:rPr>
-          <w:rFonts w:eastAsia="Arial"/>
-        </w:rPr>
-      </w:pPr>
-      <w:r>
-        <w:rPr>
-          <w:rFonts w:eastAsia="Arial"/>
+          <w:rFonts w:ascii="Arial" w:eastAsia="Arial" w:hAnsi="Arial" w:cs="Arial"/>
+        </w:rPr>
+      </w:pPr>
+      <w:r>
+        <w:rPr>
+          <w:rFonts w:ascii="Arial" w:eastAsia="Arial" w:hAnsi="Arial" w:cs="Arial"/>
         </w:rPr>
         <w:t>RA Guard and DHCPv6 Guard Test</w:t>
       </w:r>
@@ -28013,12 +28067,12 @@
       <w:pPr>
         <w:pStyle w:val="Heading2"/>
         <w:rPr>
-          <w:rFonts w:eastAsia="Arial"/>
-        </w:rPr>
-      </w:pPr>
-      <w:r>
-        <w:rPr>
-          <w:rFonts w:eastAsia="Arial"/>
+          <w:rFonts w:ascii="Arial" w:eastAsia="Arial" w:hAnsi="Arial" w:cs="Arial"/>
+        </w:rPr>
+      </w:pPr>
+      <w:r>
+        <w:rPr>
+          <w:rFonts w:ascii="Arial" w:eastAsia="Arial" w:hAnsi="Arial" w:cs="Arial"/>
         </w:rPr>
         <w:lastRenderedPageBreak/>
         <w:t>Standard Operating Procedures – Permanent Dual-Stack</w:t>
@@ -28049,12 +28103,12 @@
         <w:pStyle w:val="Heading3"/>
         <w:jc w:val="center"/>
         <w:rPr>
-          <w:rFonts w:eastAsia="Arial"/>
-        </w:rPr>
-      </w:pPr>
-      <w:r>
-        <w:rPr>
-          <w:rFonts w:eastAsia="Arial"/>
+          <w:rFonts w:ascii="Arial" w:eastAsia="Arial" w:hAnsi="Arial" w:cs="Arial"/>
+        </w:rPr>
+      </w:pPr>
+      <w:r>
+        <w:rPr>
+          <w:rFonts w:ascii="Arial" w:eastAsia="Arial" w:hAnsi="Arial" w:cs="Arial"/>
         </w:rPr>
         <w:t>Adding a New VLAN in Dual-Stack</w:t>
       </w:r>
@@ -28298,14 +28352,26 @@
       <w:pPr>
         <w:pStyle w:val="Heading3"/>
         <w:jc w:val="center"/>
-      </w:pPr>
-      <w:r>
+        <w:rPr>
+          <w:rFonts w:ascii="Arial" w:hAnsi="Arial" w:cs="Arial"/>
+        </w:rPr>
+      </w:pPr>
+      <w:r>
+        <w:rPr>
+          <w:rFonts w:ascii="Arial" w:hAnsi="Arial" w:cs="Arial"/>
+        </w:rPr>
         <w:t xml:space="preserve">Maintenance </w:t>
       </w:r>
       <w:r>
+        <w:rPr>
+          <w:rFonts w:ascii="Arial" w:hAnsi="Arial" w:cs="Arial"/>
+        </w:rPr>
         <w:t xml:space="preserve">and </w:t>
       </w:r>
       <w:r>
+        <w:rPr>
+          <w:rFonts w:ascii="Arial" w:hAnsi="Arial" w:cs="Arial"/>
+        </w:rPr>
         <w:t>Dual-Stack Evaluation</w:t>
       </w:r>
     </w:p>
@@ -28478,12 +28544,12 @@
         <w:pStyle w:val="Heading3"/>
         <w:jc w:val="center"/>
         <w:rPr>
-          <w:rFonts w:eastAsia="Arial"/>
-        </w:rPr>
-      </w:pPr>
-      <w:r>
-        <w:rPr>
-          <w:rFonts w:eastAsia="Arial"/>
+          <w:rFonts w:ascii="Arial" w:eastAsia="Arial" w:hAnsi="Arial" w:cs="Arial"/>
+        </w:rPr>
+      </w:pPr>
+      <w:r>
+        <w:rPr>
+          <w:rFonts w:ascii="Arial" w:eastAsia="Arial" w:hAnsi="Arial" w:cs="Arial"/>
         </w:rPr>
         <w:t>Incident Response: Partial IPv6 Failure (IPv4 Operational)</w:t>
       </w:r>
@@ -43772,6 +43838,7 @@
   <w:style w:type="character" w:default="1" w:styleId="DefaultParagraphFont">
     <w:name w:val="Default Paragraph Font"/>
     <w:uiPriority w:val="1"/>
+    <w:semiHidden/>
     <w:unhideWhenUsed/>
   </w:style>
   <w:style w:type="table" w:default="1" w:styleId="TableNormal">
@@ -44987,28 +45054,28 @@
 </file>
 
 <file path=customXml/item1.xml><?xml version="1.0" encoding="utf-8"?>
+<b:Sources xmlns:b="http://schemas.openxmlformats.org/officeDocument/2006/bibliography" xmlns="http://schemas.openxmlformats.org/officeDocument/2006/bibliography" SelectedStyle="/APASixthEditionOfficeOnline.xsl" StyleName="APA" Version="6"/>
+</file>
+
+<file path=customXml/item2.xml><?xml version="1.0" encoding="utf-8"?>
 <go:gDocsCustomXmlDataStorage xmlns:go="http://customooxmlschemas.google.com/" xmlns:r="http://schemas.openxmlformats.org/officeDocument/2006/relationships" uri="GoogleDocsCustomDataVersion2">
   <go:docsCustomData xmlns:go="http://customooxmlschemas.google.com/" roundtripDataSignature="AMtx7mhXDe5v3cvSperzj1G0ooYz/KfWPQ==">CgMxLjA4AHIhMWFqTnJ5dk9fSkdEaWY4bmgzb2dnMUpHNUNSeGJWdkZC</go:docsCustomData>
 </go:gDocsCustomXmlDataStorage>
 </file>
 
-<file path=customXml/item2.xml><?xml version="1.0" encoding="utf-8"?>
-<b:Sources xmlns:b="http://schemas.openxmlformats.org/officeDocument/2006/bibliography" xmlns="http://schemas.openxmlformats.org/officeDocument/2006/bibliography" SelectedStyle="/APASixthEditionOfficeOnline.xsl" StyleName="APA" Version="6"/>
+<file path=customXml/itemProps1.xml><?xml version="1.0" encoding="utf-8"?>
+<ds:datastoreItem xmlns:ds="http://schemas.openxmlformats.org/officeDocument/2006/customXml" ds:itemID="{CFDD7CA5-0948-F142-8404-06CDD2C38A51}">
+  <ds:schemaRefs>
+    <ds:schemaRef ds:uri="http://schemas.openxmlformats.org/officeDocument/2006/bibliography"/>
+  </ds:schemaRefs>
+</ds:datastoreItem>
 </file>
 
-<file path=customXml/itemProps1.xml><?xml version="1.0" encoding="utf-8"?>
+<file path=customXml/itemProps2.xml><?xml version="1.0" encoding="utf-8"?>
 <ds:datastoreItem xmlns:ds="http://schemas.openxmlformats.org/officeDocument/2006/customXml" ds:itemID="{11111111-1234-1234-1234-123412341234}">
   <ds:schemaRefs>
     <ds:schemaRef ds:uri="http://customooxmlschemas.google.com/"/>
     <ds:schemaRef ds:uri="http://schemas.openxmlformats.org/officeDocument/2006/relationships"/>
   </ds:schemaRefs>
 </ds:datastoreItem>
-</file>
-
-<file path=customXml/itemProps2.xml><?xml version="1.0" encoding="utf-8"?>
-<ds:datastoreItem xmlns:ds="http://schemas.openxmlformats.org/officeDocument/2006/customXml" ds:itemID="{CFDD7CA5-0948-F142-8404-06CDD2C38A51}">
-  <ds:schemaRefs>
-    <ds:schemaRef ds:uri="http://schemas.openxmlformats.org/officeDocument/2006/bibliography"/>
-  </ds:schemaRefs>
-</ds:datastoreItem>
 </file>